--- a/outputs/Tesis_Francisco_Rietta.docx
+++ b/outputs/Tesis_Francisco_Rietta.docx
@@ -91,7 +91,7 @@
       <w:pPr>
         <w:pStyle w:val="Ttulo1"/>
       </w:pPr>
-      <w:bookmarkStart w:id="0" w:name="_Toc231075097"/>
+      <w:bookmarkStart w:id="0" w:name="_Toc231075985"/>
       <w:r>
         <w:lastRenderedPageBreak/>
         <w:t>Resumen</w:t>
@@ -126,7 +126,7 @@
       <w:pPr>
         <w:pStyle w:val="Ttulo1"/>
       </w:pPr>
-      <w:bookmarkStart w:id="1" w:name="_Toc231075098"/>
+      <w:bookmarkStart w:id="1" w:name="_Toc231075986"/>
       <w:r>
         <w:lastRenderedPageBreak/>
         <w:t>Índice</w:t>
@@ -152,7 +152,7 @@
       <w:r>
         <w:fldChar w:fldCharType="separate"/>
       </w:r>
-      <w:hyperlink w:anchor="_Toc231075097" w:history="1">
+      <w:hyperlink w:anchor="_Toc231075985" w:history="1">
         <w:r>
           <w:rPr>
             <w:rStyle w:val="Hipervnculo"/>
@@ -179,7 +179,7 @@
             <w:noProof/>
             <w:webHidden/>
           </w:rPr>
-          <w:instrText xml:space="preserve"> PAGEREF _Toc231075097 \h </w:instrText>
+          <w:instrText xml:space="preserve"> PAGEREF _Toc231075985 \h </w:instrText>
         </w:r>
         <w:r>
           <w:rPr>
@@ -220,7 +220,7 @@
           <w:noProof/>
         </w:rPr>
       </w:pPr>
-      <w:hyperlink w:anchor="_Toc231075098" w:history="1">
+      <w:hyperlink w:anchor="_Toc231075986" w:history="1">
         <w:r>
           <w:rPr>
             <w:rStyle w:val="Hipervnculo"/>
@@ -247,7 +247,7 @@
             <w:noProof/>
             <w:webHidden/>
           </w:rPr>
-          <w:instrText xml:space="preserve"> PAGEREF _Toc231075098 \h </w:instrText>
+          <w:instrText xml:space="preserve"> PAGEREF _Toc231075986 \h </w:instrText>
         </w:r>
         <w:r>
           <w:rPr>
@@ -288,7 +288,7 @@
           <w:noProof/>
         </w:rPr>
       </w:pPr>
-      <w:hyperlink w:anchor="_Toc231075099" w:history="1">
+      <w:hyperlink w:anchor="_Toc231075987" w:history="1">
         <w:r>
           <w:rPr>
             <w:rStyle w:val="Hipervnculo"/>
@@ -315,7 +315,7 @@
             <w:noProof/>
             <w:webHidden/>
           </w:rPr>
-          <w:instrText xml:space="preserve"> PAGEREF _Toc231075099 \h </w:instrText>
+          <w:instrText xml:space="preserve"> PAGEREF _Toc231075987 \h </w:instrText>
         </w:r>
         <w:r>
           <w:rPr>
@@ -356,7 +356,7 @@
           <w:noProof/>
         </w:rPr>
       </w:pPr>
-      <w:hyperlink w:anchor="_Toc231075100" w:history="1">
+      <w:hyperlink w:anchor="_Toc231075988" w:history="1">
         <w:r>
           <w:rPr>
             <w:rStyle w:val="Hipervnculo"/>
@@ -383,7 +383,7 @@
             <w:noProof/>
             <w:webHidden/>
           </w:rPr>
-          <w:instrText xml:space="preserve"> PAGEREF _Toc231075100 \h </w:instrText>
+          <w:instrText xml:space="preserve"> PAGEREF _Toc231075988 \h </w:instrText>
         </w:r>
         <w:r>
           <w:rPr>
@@ -424,7 +424,7 @@
           <w:noProof/>
         </w:rPr>
       </w:pPr>
-      <w:hyperlink w:anchor="_Toc231075101" w:history="1">
+      <w:hyperlink w:anchor="_Toc231075989" w:history="1">
         <w:r>
           <w:rPr>
             <w:rStyle w:val="Hipervnculo"/>
@@ -451,7 +451,7 @@
             <w:noProof/>
             <w:webHidden/>
           </w:rPr>
-          <w:instrText xml:space="preserve"> PAGEREF _Toc231075101 \h </w:instrText>
+          <w:instrText xml:space="preserve"> PAGEREF _Toc231075989 \h </w:instrText>
         </w:r>
         <w:r>
           <w:rPr>
@@ -492,7 +492,7 @@
           <w:noProof/>
         </w:rPr>
       </w:pPr>
-      <w:hyperlink w:anchor="_Toc231075102" w:history="1">
+      <w:hyperlink w:anchor="_Toc231075990" w:history="1">
         <w:r>
           <w:rPr>
             <w:rStyle w:val="Hipervnculo"/>
@@ -519,7 +519,7 @@
             <w:noProof/>
             <w:webHidden/>
           </w:rPr>
-          <w:instrText xml:space="preserve"> PAGEREF _Toc231075102 \h </w:instrText>
+          <w:instrText xml:space="preserve"> PAGEREF _Toc231075990 \h </w:instrText>
         </w:r>
         <w:r>
           <w:rPr>
@@ -560,7 +560,7 @@
           <w:noProof/>
         </w:rPr>
       </w:pPr>
-      <w:hyperlink w:anchor="_Toc231075103" w:history="1">
+      <w:hyperlink w:anchor="_Toc231075991" w:history="1">
         <w:r>
           <w:rPr>
             <w:rStyle w:val="Hipervnculo"/>
@@ -587,7 +587,7 @@
             <w:noProof/>
             <w:webHidden/>
           </w:rPr>
-          <w:instrText xml:space="preserve"> PAGEREF _Toc231075103 \h </w:instrText>
+          <w:instrText xml:space="preserve"> PAGEREF _Toc231075991 \h </w:instrText>
         </w:r>
         <w:r>
           <w:rPr>
@@ -628,7 +628,7 @@
           <w:noProof/>
         </w:rPr>
       </w:pPr>
-      <w:hyperlink w:anchor="_Toc231075104" w:history="1">
+      <w:hyperlink w:anchor="_Toc231075992" w:history="1">
         <w:r>
           <w:rPr>
             <w:rStyle w:val="Hipervnculo"/>
@@ -655,7 +655,7 @@
             <w:noProof/>
             <w:webHidden/>
           </w:rPr>
-          <w:instrText xml:space="preserve"> PAGEREF _Toc231075104 \h </w:instrText>
+          <w:instrText xml:space="preserve"> PAGEREF _Toc231075992 \h </w:instrText>
         </w:r>
         <w:r>
           <w:rPr>
@@ -696,7 +696,7 @@
           <w:noProof/>
         </w:rPr>
       </w:pPr>
-      <w:hyperlink w:anchor="_Toc231075105" w:history="1">
+      <w:hyperlink w:anchor="_Toc231075993" w:history="1">
         <w:r>
           <w:rPr>
             <w:rStyle w:val="Hipervnculo"/>
@@ -723,7 +723,7 @@
             <w:noProof/>
             <w:webHidden/>
           </w:rPr>
-          <w:instrText xml:space="preserve"> PAGEREF _Toc231075105 \h </w:instrText>
+          <w:instrText xml:space="preserve"> PAGEREF _Toc231075993 \h </w:instrText>
         </w:r>
         <w:r>
           <w:rPr>
@@ -764,7 +764,7 @@
           <w:noProof/>
         </w:rPr>
       </w:pPr>
-      <w:hyperlink w:anchor="_Toc231075106" w:history="1">
+      <w:hyperlink w:anchor="_Toc231075994" w:history="1">
         <w:r>
           <w:rPr>
             <w:rStyle w:val="Hipervnculo"/>
@@ -791,7 +791,7 @@
             <w:noProof/>
             <w:webHidden/>
           </w:rPr>
-          <w:instrText xml:space="preserve"> PAGEREF _Toc231075106 \h </w:instrText>
+          <w:instrText xml:space="preserve"> PAGEREF _Toc231075994 \h </w:instrText>
         </w:r>
         <w:r>
           <w:rPr>
@@ -832,7 +832,7 @@
           <w:noProof/>
         </w:rPr>
       </w:pPr>
-      <w:hyperlink w:anchor="_Toc231075107" w:history="1">
+      <w:hyperlink w:anchor="_Toc231075995" w:history="1">
         <w:r>
           <w:rPr>
             <w:rStyle w:val="Hipervnculo"/>
@@ -859,7 +859,7 @@
             <w:noProof/>
             <w:webHidden/>
           </w:rPr>
-          <w:instrText xml:space="preserve"> PAGEREF _Toc231075107 \h </w:instrText>
+          <w:instrText xml:space="preserve"> PAGEREF _Toc231075995 \h </w:instrText>
         </w:r>
         <w:r>
           <w:rPr>
@@ -900,7 +900,7 @@
           <w:noProof/>
         </w:rPr>
       </w:pPr>
-      <w:hyperlink w:anchor="_Toc231075108" w:history="1">
+      <w:hyperlink w:anchor="_Toc231075996" w:history="1">
         <w:r>
           <w:rPr>
             <w:rStyle w:val="Hipervnculo"/>
@@ -927,7 +927,7 @@
             <w:noProof/>
             <w:webHidden/>
           </w:rPr>
-          <w:instrText xml:space="preserve"> PAGEREF _Toc231075108 \h </w:instrText>
+          <w:instrText xml:space="preserve"> PAGEREF _Toc231075996 \h </w:instrText>
         </w:r>
         <w:r>
           <w:rPr>
@@ -968,7 +968,7 @@
           <w:noProof/>
         </w:rPr>
       </w:pPr>
-      <w:hyperlink w:anchor="_Toc231075109" w:history="1">
+      <w:hyperlink w:anchor="_Toc231075997" w:history="1">
         <w:r>
           <w:rPr>
             <w:rStyle w:val="Hipervnculo"/>
@@ -995,7 +995,7 @@
             <w:noProof/>
             <w:webHidden/>
           </w:rPr>
-          <w:instrText xml:space="preserve"> PAGEREF _Toc231075109 \h </w:instrText>
+          <w:instrText xml:space="preserve"> PAGEREF _Toc231075997 \h </w:instrText>
         </w:r>
         <w:r>
           <w:rPr>
@@ -1036,7 +1036,7 @@
           <w:noProof/>
         </w:rPr>
       </w:pPr>
-      <w:hyperlink w:anchor="_Toc231075110" w:history="1">
+      <w:hyperlink w:anchor="_Toc231075998" w:history="1">
         <w:r>
           <w:rPr>
             <w:rStyle w:val="Hipervnculo"/>
@@ -1063,7 +1063,7 @@
             <w:noProof/>
             <w:webHidden/>
           </w:rPr>
-          <w:instrText xml:space="preserve"> PAGEREF _Toc231075110 \h </w:instrText>
+          <w:instrText xml:space="preserve"> PAGEREF _Toc231075998 \h </w:instrText>
         </w:r>
         <w:r>
           <w:rPr>
@@ -1104,7 +1104,7 @@
           <w:noProof/>
         </w:rPr>
       </w:pPr>
-      <w:hyperlink w:anchor="_Toc231075111" w:history="1">
+      <w:hyperlink w:anchor="_Toc231075999" w:history="1">
         <w:r>
           <w:rPr>
             <w:rStyle w:val="Hipervnculo"/>
@@ -1131,7 +1131,7 @@
             <w:noProof/>
             <w:webHidden/>
           </w:rPr>
-          <w:instrText xml:space="preserve"> PAGEREF _Toc231075111 \h </w:instrText>
+          <w:instrText xml:space="preserve"> PAGEREF _Toc231075999 \h </w:instrText>
         </w:r>
         <w:r>
           <w:rPr>
@@ -1172,7 +1172,7 @@
           <w:noProof/>
         </w:rPr>
       </w:pPr>
-      <w:hyperlink w:anchor="_Toc231075112" w:history="1">
+      <w:hyperlink w:anchor="_Toc231076000" w:history="1">
         <w:r>
           <w:rPr>
             <w:rStyle w:val="Hipervnculo"/>
@@ -1199,7 +1199,7 @@
             <w:noProof/>
             <w:webHidden/>
           </w:rPr>
-          <w:instrText xml:space="preserve"> PAGEREF _Toc231075112 \h </w:instrText>
+          <w:instrText xml:space="preserve"> PAGEREF _Toc231076000 \h </w:instrText>
         </w:r>
         <w:r>
           <w:rPr>
@@ -1240,7 +1240,7 @@
           <w:noProof/>
         </w:rPr>
       </w:pPr>
-      <w:hyperlink w:anchor="_Toc231075113" w:history="1">
+      <w:hyperlink w:anchor="_Toc231076001" w:history="1">
         <w:r>
           <w:rPr>
             <w:rStyle w:val="Hipervnculo"/>
@@ -1267,7 +1267,7 @@
             <w:noProof/>
             <w:webHidden/>
           </w:rPr>
-          <w:instrText xml:space="preserve"> PAGEREF _Toc231075113 \h </w:instrText>
+          <w:instrText xml:space="preserve"> PAGEREF _Toc231076001 \h </w:instrText>
         </w:r>
         <w:r>
           <w:rPr>
@@ -1308,7 +1308,7 @@
           <w:noProof/>
         </w:rPr>
       </w:pPr>
-      <w:hyperlink w:anchor="_Toc231075114" w:history="1">
+      <w:hyperlink w:anchor="_Toc231076002" w:history="1">
         <w:r>
           <w:rPr>
             <w:rStyle w:val="Hipervnculo"/>
@@ -1335,7 +1335,7 @@
             <w:noProof/>
             <w:webHidden/>
           </w:rPr>
-          <w:instrText xml:space="preserve"> PAGEREF _Toc231075114 \h </w:instrText>
+          <w:instrText xml:space="preserve"> PAGEREF _Toc231076002 \h </w:instrText>
         </w:r>
         <w:r>
           <w:rPr>
@@ -1376,7 +1376,7 @@
           <w:noProof/>
         </w:rPr>
       </w:pPr>
-      <w:hyperlink w:anchor="_Toc231075115" w:history="1">
+      <w:hyperlink w:anchor="_Toc231076003" w:history="1">
         <w:r>
           <w:rPr>
             <w:rStyle w:val="Hipervnculo"/>
@@ -1403,7 +1403,7 @@
             <w:noProof/>
             <w:webHidden/>
           </w:rPr>
-          <w:instrText xml:space="preserve"> PAGEREF _Toc231075115 \h </w:instrText>
+          <w:instrText xml:space="preserve"> PAGEREF _Toc231076003 \h </w:instrText>
         </w:r>
         <w:r>
           <w:rPr>
@@ -1444,7 +1444,7 @@
           <w:noProof/>
         </w:rPr>
       </w:pPr>
-      <w:hyperlink w:anchor="_Toc231075116" w:history="1">
+      <w:hyperlink w:anchor="_Toc231076004" w:history="1">
         <w:r>
           <w:rPr>
             <w:rStyle w:val="Hipervnculo"/>
@@ -1471,7 +1471,7 @@
             <w:noProof/>
             <w:webHidden/>
           </w:rPr>
-          <w:instrText xml:space="preserve"> PAGEREF _Toc231075116 \h </w:instrText>
+          <w:instrText xml:space="preserve"> PAGEREF _Toc231076004 \h </w:instrText>
         </w:r>
         <w:r>
           <w:rPr>
@@ -1512,7 +1512,7 @@
           <w:noProof/>
         </w:rPr>
       </w:pPr>
-      <w:hyperlink w:anchor="_Toc231075117" w:history="1">
+      <w:hyperlink w:anchor="_Toc231076005" w:history="1">
         <w:r>
           <w:rPr>
             <w:rStyle w:val="Hipervnculo"/>
@@ -1539,7 +1539,7 @@
             <w:noProof/>
             <w:webHidden/>
           </w:rPr>
-          <w:instrText xml:space="preserve"> PAGEREF _Toc231075117 \h </w:instrText>
+          <w:instrText xml:space="preserve"> PAGEREF _Toc231076005 \h </w:instrText>
         </w:r>
         <w:r>
           <w:rPr>
@@ -1580,7 +1580,7 @@
           <w:noProof/>
         </w:rPr>
       </w:pPr>
-      <w:hyperlink w:anchor="_Toc231075118" w:history="1">
+      <w:hyperlink w:anchor="_Toc231076006" w:history="1">
         <w:r>
           <w:rPr>
             <w:rStyle w:val="Hipervnculo"/>
@@ -1607,7 +1607,7 @@
             <w:noProof/>
             <w:webHidden/>
           </w:rPr>
-          <w:instrText xml:space="preserve"> PAGEREF _Toc231075118 \h </w:instrText>
+          <w:instrText xml:space="preserve"> PAGEREF _Toc231076006 \h </w:instrText>
         </w:r>
         <w:r>
           <w:rPr>
@@ -1648,7 +1648,7 @@
           <w:noProof/>
         </w:rPr>
       </w:pPr>
-      <w:hyperlink w:anchor="_Toc231075119" w:history="1">
+      <w:hyperlink w:anchor="_Toc231076007" w:history="1">
         <w:r>
           <w:rPr>
             <w:rStyle w:val="Hipervnculo"/>
@@ -1675,7 +1675,7 @@
             <w:noProof/>
             <w:webHidden/>
           </w:rPr>
-          <w:instrText xml:space="preserve"> PAGEREF _Toc231075119 \h </w:instrText>
+          <w:instrText xml:space="preserve"> PAGEREF _Toc231076007 \h </w:instrText>
         </w:r>
         <w:r>
           <w:rPr>
@@ -1716,7 +1716,7 @@
           <w:noProof/>
         </w:rPr>
       </w:pPr>
-      <w:hyperlink w:anchor="_Toc231075120" w:history="1">
+      <w:hyperlink w:anchor="_Toc231076008" w:history="1">
         <w:r>
           <w:rPr>
             <w:rStyle w:val="Hipervnculo"/>
@@ -1743,7 +1743,7 @@
             <w:noProof/>
             <w:webHidden/>
           </w:rPr>
-          <w:instrText xml:space="preserve"> PAGEREF _Toc231075120 \h </w:instrText>
+          <w:instrText xml:space="preserve"> PAGEREF _Toc231076008 \h </w:instrText>
         </w:r>
         <w:r>
           <w:rPr>
@@ -1784,7 +1784,7 @@
           <w:noProof/>
         </w:rPr>
       </w:pPr>
-      <w:hyperlink w:anchor="_Toc231075121" w:history="1">
+      <w:hyperlink w:anchor="_Toc231076009" w:history="1">
         <w:r>
           <w:rPr>
             <w:rStyle w:val="Hipervnculo"/>
@@ -1811,7 +1811,7 @@
             <w:noProof/>
             <w:webHidden/>
           </w:rPr>
-          <w:instrText xml:space="preserve"> PAGEREF _Toc231075121 \h </w:instrText>
+          <w:instrText xml:space="preserve"> PAGEREF _Toc231076009 \h </w:instrText>
         </w:r>
         <w:r>
           <w:rPr>
@@ -1852,7 +1852,7 @@
           <w:noProof/>
         </w:rPr>
       </w:pPr>
-      <w:hyperlink w:anchor="_Toc231075122" w:history="1">
+      <w:hyperlink w:anchor="_Toc231076010" w:history="1">
         <w:r>
           <w:rPr>
             <w:rStyle w:val="Hipervnculo"/>
@@ -1879,7 +1879,7 @@
             <w:noProof/>
             <w:webHidden/>
           </w:rPr>
-          <w:instrText xml:space="preserve"> PAGEREF _Toc231075122 \h </w:instrText>
+          <w:instrText xml:space="preserve"> PAGEREF _Toc231076010 \h </w:instrText>
         </w:r>
         <w:r>
           <w:rPr>
@@ -1920,7 +1920,7 @@
           <w:noProof/>
         </w:rPr>
       </w:pPr>
-      <w:hyperlink w:anchor="_Toc231075123" w:history="1">
+      <w:hyperlink w:anchor="_Toc231076011" w:history="1">
         <w:r>
           <w:rPr>
             <w:rStyle w:val="Hipervnculo"/>
@@ -1947,7 +1947,7 @@
             <w:noProof/>
             <w:webHidden/>
           </w:rPr>
-          <w:instrText xml:space="preserve"> PAGEREF _Toc231075123 \h </w:instrText>
+          <w:instrText xml:space="preserve"> PAGEREF _Toc231076011 \h </w:instrText>
         </w:r>
         <w:r>
           <w:rPr>
@@ -1988,7 +1988,7 @@
           <w:noProof/>
         </w:rPr>
       </w:pPr>
-      <w:hyperlink w:anchor="_Toc231075124" w:history="1">
+      <w:hyperlink w:anchor="_Toc231076012" w:history="1">
         <w:r>
           <w:rPr>
             <w:rStyle w:val="Hipervnculo"/>
@@ -2015,7 +2015,7 @@
             <w:noProof/>
             <w:webHidden/>
           </w:rPr>
-          <w:instrText xml:space="preserve"> PAGEREF _Toc231075124 \h </w:instrText>
+          <w:instrText xml:space="preserve"> PAGEREF _Toc231076012 \h </w:instrText>
         </w:r>
         <w:r>
           <w:rPr>
@@ -2056,7 +2056,7 @@
           <w:noProof/>
         </w:rPr>
       </w:pPr>
-      <w:hyperlink w:anchor="_Toc231075125" w:history="1">
+      <w:hyperlink w:anchor="_Toc231076013" w:history="1">
         <w:r>
           <w:rPr>
             <w:rStyle w:val="Hipervnculo"/>
@@ -2083,7 +2083,7 @@
             <w:noProof/>
             <w:webHidden/>
           </w:rPr>
-          <w:instrText xml:space="preserve"> PAGEREF _Toc231075125 \h </w:instrText>
+          <w:instrText xml:space="preserve"> PAGEREF _Toc231076013 \h </w:instrText>
         </w:r>
         <w:r>
           <w:rPr>
@@ -2124,7 +2124,7 @@
           <w:noProof/>
         </w:rPr>
       </w:pPr>
-      <w:hyperlink w:anchor="_Toc231075126" w:history="1">
+      <w:hyperlink w:anchor="_Toc231076014" w:history="1">
         <w:r>
           <w:rPr>
             <w:rStyle w:val="Hipervnculo"/>
@@ -2151,7 +2151,7 @@
             <w:noProof/>
             <w:webHidden/>
           </w:rPr>
-          <w:instrText xml:space="preserve"> PAGEREF _Toc231075126 \h </w:instrText>
+          <w:instrText xml:space="preserve"> PAGEREF _Toc231076014 \h </w:instrText>
         </w:r>
         <w:r>
           <w:rPr>
@@ -2192,7 +2192,7 @@
           <w:noProof/>
         </w:rPr>
       </w:pPr>
-      <w:hyperlink w:anchor="_Toc231075127" w:history="1">
+      <w:hyperlink w:anchor="_Toc231076015" w:history="1">
         <w:r>
           <w:rPr>
             <w:rStyle w:val="Hipervnculo"/>
@@ -2219,7 +2219,7 @@
             <w:noProof/>
             <w:webHidden/>
           </w:rPr>
-          <w:instrText xml:space="preserve"> PAGEREF _Toc231075127 \h </w:instrText>
+          <w:instrText xml:space="preserve"> PAGEREF _Toc231076015 \h </w:instrText>
         </w:r>
         <w:r>
           <w:rPr>
@@ -2260,7 +2260,7 @@
           <w:noProof/>
         </w:rPr>
       </w:pPr>
-      <w:hyperlink w:anchor="_Toc231075128" w:history="1">
+      <w:hyperlink w:anchor="_Toc231076016" w:history="1">
         <w:r>
           <w:rPr>
             <w:rStyle w:val="Hipervnculo"/>
@@ -2287,7 +2287,7 @@
             <w:noProof/>
             <w:webHidden/>
           </w:rPr>
-          <w:instrText xml:space="preserve"> PAGEREF _Toc231075128 \h </w:instrText>
+          <w:instrText xml:space="preserve"> PAGEREF _Toc231076016 \h </w:instrText>
         </w:r>
         <w:r>
           <w:rPr>
@@ -2328,7 +2328,7 @@
           <w:noProof/>
         </w:rPr>
       </w:pPr>
-      <w:hyperlink w:anchor="_Toc231075129" w:history="1">
+      <w:hyperlink w:anchor="_Toc231076017" w:history="1">
         <w:r>
           <w:rPr>
             <w:rStyle w:val="Hipervnculo"/>
@@ -2355,7 +2355,7 @@
             <w:noProof/>
             <w:webHidden/>
           </w:rPr>
-          <w:instrText xml:space="preserve"> PAGEREF _Toc231075129 \h </w:instrText>
+          <w:instrText xml:space="preserve"> PAGEREF _Toc231076017 \h </w:instrText>
         </w:r>
         <w:r>
           <w:rPr>
@@ -2396,7 +2396,7 @@
           <w:noProof/>
         </w:rPr>
       </w:pPr>
-      <w:hyperlink w:anchor="_Toc231075130" w:history="1">
+      <w:hyperlink w:anchor="_Toc231076018" w:history="1">
         <w:r>
           <w:rPr>
             <w:rStyle w:val="Hipervnculo"/>
@@ -2423,7 +2423,7 @@
             <w:noProof/>
             <w:webHidden/>
           </w:rPr>
-          <w:instrText xml:space="preserve"> PAGEREF _Toc231075130 \h </w:instrText>
+          <w:instrText xml:space="preserve"> PAGEREF _Toc231076018 \h </w:instrText>
         </w:r>
         <w:r>
           <w:rPr>
@@ -2464,7 +2464,7 @@
           <w:noProof/>
         </w:rPr>
       </w:pPr>
-      <w:hyperlink w:anchor="_Toc231075131" w:history="1">
+      <w:hyperlink w:anchor="_Toc231076019" w:history="1">
         <w:r>
           <w:rPr>
             <w:rStyle w:val="Hipervnculo"/>
@@ -2491,7 +2491,7 @@
             <w:noProof/>
             <w:webHidden/>
           </w:rPr>
-          <w:instrText xml:space="preserve"> PAGEREF _Toc231075131 \h </w:instrText>
+          <w:instrText xml:space="preserve"> PAGEREF _Toc231076019 \h </w:instrText>
         </w:r>
         <w:r>
           <w:rPr>
@@ -2532,7 +2532,7 @@
           <w:noProof/>
         </w:rPr>
       </w:pPr>
-      <w:hyperlink w:anchor="_Toc231075132" w:history="1">
+      <w:hyperlink w:anchor="_Toc231076020" w:history="1">
         <w:r>
           <w:rPr>
             <w:rStyle w:val="Hipervnculo"/>
@@ -2559,7 +2559,7 @@
             <w:noProof/>
             <w:webHidden/>
           </w:rPr>
-          <w:instrText xml:space="preserve"> PAGEREF _Toc231075132 \h </w:instrText>
+          <w:instrText xml:space="preserve"> PAGEREF _Toc231076020 \h </w:instrText>
         </w:r>
         <w:r>
           <w:rPr>
@@ -2600,7 +2600,7 @@
           <w:noProof/>
         </w:rPr>
       </w:pPr>
-      <w:hyperlink w:anchor="_Toc231075133" w:history="1">
+      <w:hyperlink w:anchor="_Toc231076021" w:history="1">
         <w:r>
           <w:rPr>
             <w:rStyle w:val="Hipervnculo"/>
@@ -2627,7 +2627,7 @@
             <w:noProof/>
             <w:webHidden/>
           </w:rPr>
-          <w:instrText xml:space="preserve"> PAGEREF _Toc231075133 \h </w:instrText>
+          <w:instrText xml:space="preserve"> PAGEREF _Toc231076021 \h </w:instrText>
         </w:r>
         <w:r>
           <w:rPr>
@@ -2668,7 +2668,7 @@
           <w:noProof/>
         </w:rPr>
       </w:pPr>
-      <w:hyperlink w:anchor="_Toc231075134" w:history="1">
+      <w:hyperlink w:anchor="_Toc231076022" w:history="1">
         <w:r>
           <w:rPr>
             <w:rStyle w:val="Hipervnculo"/>
@@ -2695,7 +2695,7 @@
             <w:noProof/>
             <w:webHidden/>
           </w:rPr>
-          <w:instrText xml:space="preserve"> PAGEREF _Toc231075134 \h </w:instrText>
+          <w:instrText xml:space="preserve"> PAGEREF _Toc231076022 \h </w:instrText>
         </w:r>
         <w:r>
           <w:rPr>
@@ -2736,7 +2736,7 @@
           <w:noProof/>
         </w:rPr>
       </w:pPr>
-      <w:hyperlink w:anchor="_Toc231075135" w:history="1">
+      <w:hyperlink w:anchor="_Toc231076023" w:history="1">
         <w:r>
           <w:rPr>
             <w:rStyle w:val="Hipervnculo"/>
@@ -2763,7 +2763,7 @@
             <w:noProof/>
             <w:webHidden/>
           </w:rPr>
-          <w:instrText xml:space="preserve"> PAGEREF _Toc231075135 \h </w:instrText>
+          <w:instrText xml:space="preserve"> PAGEREF _Toc231076023 \h </w:instrText>
         </w:r>
         <w:r>
           <w:rPr>
@@ -2804,7 +2804,7 @@
           <w:noProof/>
         </w:rPr>
       </w:pPr>
-      <w:hyperlink w:anchor="_Toc231075136" w:history="1">
+      <w:hyperlink w:anchor="_Toc231076024" w:history="1">
         <w:r>
           <w:rPr>
             <w:rStyle w:val="Hipervnculo"/>
@@ -2831,7 +2831,7 @@
             <w:noProof/>
             <w:webHidden/>
           </w:rPr>
-          <w:instrText xml:space="preserve"> PAGEREF _Toc231075136 \h </w:instrText>
+          <w:instrText xml:space="preserve"> PAGEREF _Toc231076024 \h </w:instrText>
         </w:r>
         <w:r>
           <w:rPr>
@@ -2872,7 +2872,7 @@
           <w:noProof/>
         </w:rPr>
       </w:pPr>
-      <w:hyperlink w:anchor="_Toc231075137" w:history="1">
+      <w:hyperlink w:anchor="_Toc231076025" w:history="1">
         <w:r>
           <w:rPr>
             <w:rStyle w:val="Hipervnculo"/>
@@ -2899,7 +2899,7 @@
             <w:noProof/>
             <w:webHidden/>
           </w:rPr>
-          <w:instrText xml:space="preserve"> PAGEREF _Toc231075137 \h </w:instrText>
+          <w:instrText xml:space="preserve"> PAGEREF _Toc231076025 \h </w:instrText>
         </w:r>
         <w:r>
           <w:rPr>
@@ -2940,7 +2940,7 @@
           <w:noProof/>
         </w:rPr>
       </w:pPr>
-      <w:hyperlink w:anchor="_Toc231075138" w:history="1">
+      <w:hyperlink w:anchor="_Toc231076026" w:history="1">
         <w:r>
           <w:rPr>
             <w:rStyle w:val="Hipervnculo"/>
@@ -2967,7 +2967,7 @@
             <w:noProof/>
             <w:webHidden/>
           </w:rPr>
-          <w:instrText xml:space="preserve"> PAGEREF _Toc231075138 \h </w:instrText>
+          <w:instrText xml:space="preserve"> PAGEREF _Toc231076026 \h </w:instrText>
         </w:r>
         <w:r>
           <w:rPr>
@@ -3008,7 +3008,7 @@
           <w:noProof/>
         </w:rPr>
       </w:pPr>
-      <w:hyperlink w:anchor="_Toc231075139" w:history="1">
+      <w:hyperlink w:anchor="_Toc231076027" w:history="1">
         <w:r>
           <w:rPr>
             <w:rStyle w:val="Hipervnculo"/>
@@ -3035,7 +3035,7 @@
             <w:noProof/>
             <w:webHidden/>
           </w:rPr>
-          <w:instrText xml:space="preserve"> PAGEREF _Toc231075139 \h </w:instrText>
+          <w:instrText xml:space="preserve"> PAGEREF _Toc231076027 \h </w:instrText>
         </w:r>
         <w:r>
           <w:rPr>
@@ -3076,7 +3076,7 @@
           <w:noProof/>
         </w:rPr>
       </w:pPr>
-      <w:hyperlink w:anchor="_Toc231075140" w:history="1">
+      <w:hyperlink w:anchor="_Toc231076028" w:history="1">
         <w:r>
           <w:rPr>
             <w:rStyle w:val="Hipervnculo"/>
@@ -3103,7 +3103,7 @@
             <w:noProof/>
             <w:webHidden/>
           </w:rPr>
-          <w:instrText xml:space="preserve"> PAGEREF _Toc231075140 \h </w:instrText>
+          <w:instrText xml:space="preserve"> PAGEREF _Toc231076028 \h </w:instrText>
         </w:r>
         <w:r>
           <w:rPr>
@@ -3144,7 +3144,7 @@
           <w:noProof/>
         </w:rPr>
       </w:pPr>
-      <w:hyperlink w:anchor="_Toc231075141" w:history="1">
+      <w:hyperlink w:anchor="_Toc231076029" w:history="1">
         <w:r>
           <w:rPr>
             <w:rStyle w:val="Hipervnculo"/>
@@ -3171,7 +3171,7 @@
             <w:noProof/>
             <w:webHidden/>
           </w:rPr>
-          <w:instrText xml:space="preserve"> PAGEREF _Toc231075141 \h </w:instrText>
+          <w:instrText xml:space="preserve"> PAGEREF _Toc231076029 \h </w:instrText>
         </w:r>
         <w:r>
           <w:rPr>
@@ -3212,7 +3212,7 @@
           <w:noProof/>
         </w:rPr>
       </w:pPr>
-      <w:hyperlink w:anchor="_Toc231075142" w:history="1">
+      <w:hyperlink w:anchor="_Toc231076030" w:history="1">
         <w:r>
           <w:rPr>
             <w:rStyle w:val="Hipervnculo"/>
@@ -3239,7 +3239,7 @@
             <w:noProof/>
             <w:webHidden/>
           </w:rPr>
-          <w:instrText xml:space="preserve"> PAGEREF _Toc231075142 \h </w:instrText>
+          <w:instrText xml:space="preserve"> PAGEREF _Toc231076030 \h </w:instrText>
         </w:r>
         <w:r>
           <w:rPr>
@@ -3280,7 +3280,7 @@
           <w:noProof/>
         </w:rPr>
       </w:pPr>
-      <w:hyperlink w:anchor="_Toc231075143" w:history="1">
+      <w:hyperlink w:anchor="_Toc231076031" w:history="1">
         <w:r>
           <w:rPr>
             <w:rStyle w:val="Hipervnculo"/>
@@ -3307,7 +3307,7 @@
             <w:noProof/>
             <w:webHidden/>
           </w:rPr>
-          <w:instrText xml:space="preserve"> PAGEREF _Toc231075143 \h </w:instrText>
+          <w:instrText xml:space="preserve"> PAGEREF _Toc231076031 \h </w:instrText>
         </w:r>
         <w:r>
           <w:rPr>
@@ -3348,7 +3348,7 @@
           <w:noProof/>
         </w:rPr>
       </w:pPr>
-      <w:hyperlink w:anchor="_Toc231075144" w:history="1">
+      <w:hyperlink w:anchor="_Toc231076032" w:history="1">
         <w:r>
           <w:rPr>
             <w:rStyle w:val="Hipervnculo"/>
@@ -3375,7 +3375,7 @@
             <w:noProof/>
             <w:webHidden/>
           </w:rPr>
-          <w:instrText xml:space="preserve"> PAGEREF _Toc231075144 \h </w:instrText>
+          <w:instrText xml:space="preserve"> PAGEREF _Toc231076032 \h </w:instrText>
         </w:r>
         <w:r>
           <w:rPr>
@@ -3421,7 +3421,7 @@
       <w:pPr>
         <w:pStyle w:val="Ttulo1"/>
       </w:pPr>
-      <w:bookmarkStart w:id="2" w:name="_Toc231075099"/>
+      <w:bookmarkStart w:id="2" w:name="_Toc231075987"/>
       <w:r>
         <w:lastRenderedPageBreak/>
         <w:t>Capítulo 1 — Introducción</w:t>
@@ -3432,7 +3432,7 @@
       <w:pPr>
         <w:pStyle w:val="Ttulo2"/>
       </w:pPr>
-      <w:bookmarkStart w:id="3" w:name="_Toc231075100"/>
+      <w:bookmarkStart w:id="3" w:name="_Toc231075988"/>
       <w:r>
         <w:t>1.1 Contextualización</w:t>
       </w:r>
@@ -3520,7 +3520,7 @@
       <w:pPr>
         <w:pStyle w:val="Ttulo2"/>
       </w:pPr>
-      <w:bookmarkStart w:id="4" w:name="_Toc231075101"/>
+      <w:bookmarkStart w:id="4" w:name="_Toc231075989"/>
       <w:r>
         <w:lastRenderedPageBreak/>
         <w:t>1.2 Problema de investigación y justificación</w:t>
@@ -3630,7 +3630,7 @@
       <w:pPr>
         <w:pStyle w:val="Ttulo2"/>
       </w:pPr>
-      <w:bookmarkStart w:id="5" w:name="_Toc231075102"/>
+      <w:bookmarkStart w:id="5" w:name="_Toc231075990"/>
       <w:r>
         <w:lastRenderedPageBreak/>
         <w:t>1.3 Pregunta y objetivos de investigación</w:t>
@@ -3816,7 +3816,7 @@
       <w:pPr>
         <w:pStyle w:val="Ttulo2"/>
       </w:pPr>
-      <w:bookmarkStart w:id="6" w:name="_Toc231075103"/>
+      <w:bookmarkStart w:id="6" w:name="_Toc231075991"/>
       <w:r>
         <w:t>1.4 Hipótesis general</w:t>
       </w:r>
@@ -3856,7 +3856,7 @@
       <w:pPr>
         <w:pStyle w:val="Ttulo2"/>
       </w:pPr>
-      <w:bookmarkStart w:id="7" w:name="_Toc231075104"/>
+      <w:bookmarkStart w:id="7" w:name="_Toc231075992"/>
       <w:r>
         <w:t>1.5 Aspectos metodológicos y alcance</w:t>
       </w:r>
@@ -3962,7 +3962,7 @@
       <w:pPr>
         <w:pStyle w:val="Ttulo2"/>
       </w:pPr>
-      <w:bookmarkStart w:id="8" w:name="_Toc231075105"/>
+      <w:bookmarkStart w:id="8" w:name="_Toc231075993"/>
       <w:r>
         <w:t>1.6 Aportes esperados</w:t>
       </w:r>
@@ -4013,7 +4013,7 @@
       <w:pPr>
         <w:pStyle w:val="Ttulo2"/>
       </w:pPr>
-      <w:bookmarkStart w:id="9" w:name="_Toc231075106"/>
+      <w:bookmarkStart w:id="9" w:name="_Toc231075994"/>
       <w:r>
         <w:t>1.7 Estructura de la tesis</w:t>
       </w:r>
@@ -4053,7 +4053,7 @@
       <w:pPr>
         <w:pStyle w:val="Ttulo1"/>
       </w:pPr>
-      <w:bookmarkStart w:id="10" w:name="_Toc231075107"/>
+      <w:bookmarkStart w:id="10" w:name="_Toc231075995"/>
       <w:r>
         <w:lastRenderedPageBreak/>
         <w:t>Capítulo 2 — Marco teórico y revisión de literatura</w:t>
@@ -4064,7 +4064,7 @@
       <w:pPr>
         <w:pStyle w:val="Ttulo2"/>
       </w:pPr>
-      <w:bookmarkStart w:id="11" w:name="_Toc231075108"/>
+      <w:bookmarkStart w:id="11" w:name="_Toc231075996"/>
       <w:r>
         <w:t>2.1 Determinantes macroeconómicos de los retornos accionarios</w:t>
       </w:r>
@@ -4183,7 +4183,7 @@
       <w:pPr>
         <w:pStyle w:val="Ttulo2"/>
       </w:pPr>
-      <w:bookmarkStart w:id="12" w:name="_Toc231075109"/>
+      <w:bookmarkStart w:id="12" w:name="_Toc231075997"/>
       <w:r>
         <w:t>2.2 Precios de commodities y valoración de empresas mineras</w:t>
       </w:r>
@@ -4283,7 +4283,7 @@
       <w:pPr>
         <w:pStyle w:val="Ttulo2"/>
       </w:pPr>
-      <w:bookmarkStart w:id="13" w:name="_Toc231075110"/>
+      <w:bookmarkStart w:id="13" w:name="_Toc231075998"/>
       <w:r>
         <w:t>2.3 Tipo de cambio y exposición de empresas exportadoras</w:t>
       </w:r>
@@ -4358,7 +4358,7 @@
       <w:pPr>
         <w:pStyle w:val="Ttulo2"/>
       </w:pPr>
-      <w:bookmarkStart w:id="14" w:name="_Toc231075111"/>
+      <w:bookmarkStart w:id="14" w:name="_Toc231075999"/>
       <w:r>
         <w:t>2.4 Cobre, tipo de cambio y la economía chilena</w:t>
       </w:r>
@@ -4460,7 +4460,7 @@
       <w:pPr>
         <w:pStyle w:val="Ttulo2"/>
       </w:pPr>
-      <w:bookmarkStart w:id="15" w:name="_Toc231075112"/>
+      <w:bookmarkStart w:id="15" w:name="_Toc231076000"/>
       <w:r>
         <w:t>2.5 Eficiencia informacional y segmentación de mercados</w:t>
       </w:r>
@@ -4550,7 +4550,7 @@
       <w:pPr>
         <w:pStyle w:val="Ttulo2"/>
       </w:pPr>
-      <w:bookmarkStart w:id="16" w:name="_Toc231075113"/>
+      <w:bookmarkStart w:id="16" w:name="_Toc231076001"/>
       <w:r>
         <w:t>2.6 Enfoques econométricos para la medición de impacto</w:t>
       </w:r>
@@ -4677,7 +4677,7 @@
       <w:pPr>
         <w:pStyle w:val="Ttulo2"/>
       </w:pPr>
-      <w:bookmarkStart w:id="17" w:name="_Toc231075114"/>
+      <w:bookmarkStart w:id="17" w:name="_Toc231076002"/>
       <w:r>
         <w:lastRenderedPageBreak/>
         <w:t>2.7 Síntesis e identificación del vacío de investigación</w:t>
@@ -4806,7 +4806,7 @@
       <w:pPr>
         <w:pStyle w:val="Ttulo3"/>
       </w:pPr>
-      <w:bookmarkStart w:id="18" w:name="_Toc231075115"/>
+      <w:bookmarkStart w:id="18" w:name="_Toc231076003"/>
       <w:r>
         <w:t>Nota sobre la tabla de literatura</w:t>
       </w:r>
@@ -4836,7 +4836,7 @@
       <w:pPr>
         <w:pStyle w:val="Ttulo1"/>
       </w:pPr>
-      <w:bookmarkStart w:id="19" w:name="_Toc231075116"/>
+      <w:bookmarkStart w:id="19" w:name="_Toc231076004"/>
       <w:r>
         <w:lastRenderedPageBreak/>
         <w:t>Capítulo 3 — Datos y metodología</w:t>
@@ -4847,7 +4847,7 @@
       <w:pPr>
         <w:pStyle w:val="Ttulo2"/>
       </w:pPr>
-      <w:bookmarkStart w:id="20" w:name="_Toc231075117"/>
+      <w:bookmarkStart w:id="20" w:name="_Toc231076005"/>
       <w:r>
         <w:t>3.1 Definición del universo de empresas y período</w:t>
       </w:r>
@@ -5039,7 +5039,7 @@
       <w:pPr>
         <w:pStyle w:val="Ttulo2"/>
       </w:pPr>
-      <w:bookmarkStart w:id="21" w:name="_Toc231075118"/>
+      <w:bookmarkStart w:id="21" w:name="_Toc231076006"/>
       <w:r>
         <w:t>3.2 Variable dependiente</w:t>
       </w:r>
@@ -5101,7 +5101,7 @@
       <w:pPr>
         <w:pStyle w:val="Ttulo2"/>
       </w:pPr>
-      <w:bookmarkStart w:id="22" w:name="_Toc231075119"/>
+      <w:bookmarkStart w:id="22" w:name="_Toc231076007"/>
       <w:r>
         <w:t>3.3 Variables explicativas</w:t>
       </w:r>
@@ -5168,7 +5168,7 @@
       <w:pPr>
         <w:pStyle w:val="Ttulo2"/>
       </w:pPr>
-      <w:bookmarkStart w:id="23" w:name="_Toc231075120"/>
+      <w:bookmarkStart w:id="23" w:name="_Toc231076008"/>
       <w:r>
         <w:t>3.4 Tratamiento de datos y frecuencias mixtas</w:t>
       </w:r>
@@ -5222,7 +5222,7 @@
       <w:pPr>
         <w:pStyle w:val="Ttulo2"/>
       </w:pPr>
-      <w:bookmarkStart w:id="24" w:name="_Toc231075121"/>
+      <w:bookmarkStart w:id="24" w:name="_Toc231076009"/>
       <w:r>
         <w:t>3.5 Datación de las fases del ciclo del cobre</w:t>
       </w:r>
@@ -5289,7 +5289,7 @@
       <w:pPr>
         <w:pStyle w:val="Ttulo2"/>
       </w:pPr>
-      <w:bookmarkStart w:id="25" w:name="_Toc231075122"/>
+      <w:bookmarkStart w:id="25" w:name="_Toc231076010"/>
       <w:r>
         <w:t>3.6 Estrategia econométrica</w:t>
       </w:r>
@@ -5299,7 +5299,7 @@
       <w:pPr>
         <w:pStyle w:val="Ttulo3"/>
       </w:pPr>
-      <w:bookmarkStart w:id="26" w:name="_Toc231075123"/>
+      <w:bookmarkStart w:id="26" w:name="_Toc231076011"/>
       <w:r>
         <w:t>3.6.1 Estacionariedad y orden de integración (OE1)</w:t>
       </w:r>
@@ -5339,7 +5339,7 @@
       <w:pPr>
         <w:pStyle w:val="Ttulo3"/>
       </w:pPr>
-      <w:bookmarkStart w:id="27" w:name="_Toc231075124"/>
+      <w:bookmarkStart w:id="27" w:name="_Toc231076012"/>
       <w:r>
         <w:t>3.6.2 Modelo de impacto: panel de efectos fijos (OE2)</w:t>
       </w:r>
@@ -5433,7 +5433,7 @@
       <w:pPr>
         <w:pStyle w:val="Ttulo3"/>
       </w:pPr>
-      <w:bookmarkStart w:id="28" w:name="_Toc231075125"/>
+      <w:bookmarkStart w:id="28" w:name="_Toc231076013"/>
       <w:r>
         <w:t>3.6.3 Relaciones de largo plazo: cointegración (OE3)</w:t>
       </w:r>
@@ -5509,7 +5509,7 @@
       <w:pPr>
         <w:pStyle w:val="Ttulo3"/>
       </w:pPr>
-      <w:bookmarkStart w:id="29" w:name="_Toc231075126"/>
+      <w:bookmarkStart w:id="29" w:name="_Toc231076014"/>
       <w:r>
         <w:t>3.6.4 Dinámica de shocks: VAR, impulso-respuesta y descomposición de varianza (OE4)</w:t>
       </w:r>
@@ -5597,7 +5597,7 @@
       <w:pPr>
         <w:pStyle w:val="Ttulo3"/>
       </w:pPr>
-      <w:bookmarkStart w:id="30" w:name="_Toc231075127"/>
+      <w:bookmarkStart w:id="30" w:name="_Toc231076015"/>
       <w:r>
         <w:t>3.6.5 Estabilidad por fases del ciclo (OE5)</w:t>
       </w:r>
@@ -5644,7 +5644,7 @@
       <w:pPr>
         <w:pStyle w:val="Ttulo3"/>
       </w:pPr>
-      <w:bookmarkStart w:id="31" w:name="_Toc231075128"/>
+      <w:bookmarkStart w:id="31" w:name="_Toc231076016"/>
       <w:r>
         <w:t>3.6.6 Comparación entre mercados: triangulación (OE6)</w:t>
       </w:r>
@@ -5694,7 +5694,7 @@
       <w:pPr>
         <w:pStyle w:val="Ttulo2"/>
       </w:pPr>
-      <w:bookmarkStart w:id="32" w:name="_Toc231075129"/>
+      <w:bookmarkStart w:id="32" w:name="_Toc231076017"/>
       <w:r>
         <w:t xml:space="preserve">3.7 Validación de </w:t>
       </w:r>
@@ -5751,7 +5751,7 @@
       <w:pPr>
         <w:pStyle w:val="Ttulo3"/>
       </w:pPr>
-      <w:bookmarkStart w:id="33" w:name="_Toc231075130"/>
+      <w:bookmarkStart w:id="33" w:name="_Toc231076018"/>
       <w:r>
         <w:t>Tabla 3.1 — Definición operativa de variables (resumen)</w:t>
       </w:r>
@@ -7075,7 +7075,7 @@
       <w:pPr>
         <w:pStyle w:val="Ttulo1"/>
       </w:pPr>
-      <w:bookmarkStart w:id="34" w:name="_Toc231075131"/>
+      <w:bookmarkStart w:id="34" w:name="_Toc231076019"/>
       <w:r>
         <w:lastRenderedPageBreak/>
         <w:t>Capítulo 4 — Resultados y discusión</w:t>
@@ -7086,7 +7086,7 @@
       <w:pPr>
         <w:pStyle w:val="Ttulo2"/>
       </w:pPr>
-      <w:bookmarkStart w:id="35" w:name="_Toc231075132"/>
+      <w:bookmarkStart w:id="35" w:name="_Toc231076020"/>
       <w:r>
         <w:t>4.1 Análisis descriptivo y propiedades de las series (OE1)</w:t>
       </w:r>
@@ -7202,7 +7202,7 @@
       <w:pPr>
         <w:pStyle w:val="Ttulo2"/>
       </w:pPr>
-      <w:bookmarkStart w:id="36" w:name="_Toc231075133"/>
+      <w:bookmarkStart w:id="36" w:name="_Toc231076021"/>
       <w:r>
         <w:t>4.2 Determinantes de los retornos: global vs local (OE2)</w:t>
       </w:r>
@@ -7773,7 +7773,7 @@
           <w:noProof/>
         </w:rPr>
         <w:drawing>
-          <wp:inline distT="0" distB="0" distL="0" distR="0" wp14:anchorId="36C7E035" wp14:editId="2CF13163">
+          <wp:inline distT="0" distB="0" distL="0" distR="0" wp14:anchorId="336A0442" wp14:editId="053223A8">
             <wp:extent cx="5394960" cy="2933107"/>
             <wp:effectExtent l="0" t="0" r="0" b="0"/>
             <wp:docPr id="1" name="Picture 1"/>
@@ -7825,7 +7825,7 @@
       <w:pPr>
         <w:pStyle w:val="Ttulo2"/>
       </w:pPr>
-      <w:bookmarkStart w:id="37" w:name="_Toc231075134"/>
+      <w:bookmarkStart w:id="37" w:name="_Toc231076022"/>
       <w:r>
         <w:t>4.3 Relaciones de largo plazo (OE3)</w:t>
       </w:r>
@@ -7902,7 +7902,7 @@
       <w:pPr>
         <w:pStyle w:val="Ttulo2"/>
       </w:pPr>
-      <w:bookmarkStart w:id="38" w:name="_Toc231075135"/>
+      <w:bookmarkStart w:id="38" w:name="_Toc231076023"/>
       <w:r>
         <w:t>4.4 Dinámica de shocks (OE4)</w:t>
       </w:r>
@@ -8198,7 +8198,7 @@
         </w:rPr>
         <w:lastRenderedPageBreak/>
         <w:drawing>
-          <wp:inline distT="0" distB="0" distL="0" distR="0" wp14:anchorId="3C007E87" wp14:editId="7A02D988">
+          <wp:inline distT="0" distB="0" distL="0" distR="0" wp14:anchorId="6F8EA90A" wp14:editId="4EF7C9A3">
             <wp:extent cx="5394960" cy="4026860"/>
             <wp:effectExtent l="0" t="0" r="0" b="0"/>
             <wp:docPr id="2" name="Picture 2"/>
@@ -8250,7 +8250,7 @@
       <w:pPr>
         <w:pStyle w:val="Ttulo2"/>
       </w:pPr>
-      <w:bookmarkStart w:id="39" w:name="_Toc231075136"/>
+      <w:bookmarkStart w:id="39" w:name="_Toc231076024"/>
       <w:r>
         <w:t>4.5 Estabilidad por fases del ciclo del cobre (OE5)</w:t>
       </w:r>
@@ -8313,7 +8313,7 @@
         </w:rPr>
         <w:lastRenderedPageBreak/>
         <w:drawing>
-          <wp:inline distT="0" distB="0" distL="0" distR="0" wp14:anchorId="5A60241A" wp14:editId="3555D04A">
+          <wp:inline distT="0" distB="0" distL="0" distR="0" wp14:anchorId="12FF465D" wp14:editId="663B1096">
             <wp:extent cx="5394960" cy="2449752"/>
             <wp:effectExtent l="0" t="0" r="0" b="0"/>
             <wp:docPr id="3" name="Picture 3"/>
@@ -8372,7 +8372,7 @@
       <w:pPr>
         <w:pStyle w:val="Ttulo2"/>
       </w:pPr>
-      <w:bookmarkStart w:id="40" w:name="_Toc231075137"/>
+      <w:bookmarkStart w:id="40" w:name="_Toc231076025"/>
       <w:r>
         <w:t>4.6 Comparación entre mercados: triangulación (OE6)</w:t>
       </w:r>
@@ -8790,7 +8790,7 @@
           <w:noProof/>
         </w:rPr>
         <w:drawing>
-          <wp:inline distT="0" distB="0" distL="0" distR="0" wp14:anchorId="38246E5D" wp14:editId="68AACA90">
+          <wp:inline distT="0" distB="0" distL="0" distR="0" wp14:anchorId="02F82A2E" wp14:editId="0576D878">
             <wp:extent cx="5394960" cy="2718240"/>
             <wp:effectExtent l="0" t="0" r="0" b="0"/>
             <wp:docPr id="4" name="Picture 4"/>
@@ -8879,7 +8879,7 @@
       <w:pPr>
         <w:pStyle w:val="Ttulo2"/>
       </w:pPr>
-      <w:bookmarkStart w:id="41" w:name="_Toc231075138"/>
+      <w:bookmarkStart w:id="41" w:name="_Toc231076026"/>
       <w:r>
         <w:t>4.7 Discusión integrada</w:t>
       </w:r>
@@ -9002,7 +9002,7 @@
       <w:pPr>
         <w:pStyle w:val="Ttulo1"/>
       </w:pPr>
-      <w:bookmarkStart w:id="42" w:name="_Toc231075139"/>
+      <w:bookmarkStart w:id="42" w:name="_Toc231076027"/>
       <w:r>
         <w:lastRenderedPageBreak/>
         <w:t>Capítulo 5 — Conclusiones</w:t>
@@ -9013,7 +9013,7 @@
       <w:pPr>
         <w:pStyle w:val="Ttulo2"/>
       </w:pPr>
-      <w:bookmarkStart w:id="43" w:name="_Toc231075140"/>
+      <w:bookmarkStart w:id="43" w:name="_Toc231076028"/>
       <w:r>
         <w:t>5.1 Síntesis de los hallazgos</w:t>
       </w:r>
@@ -9106,7 +9106,7 @@
       <w:pPr>
         <w:pStyle w:val="Ttulo2"/>
       </w:pPr>
-      <w:bookmarkStart w:id="44" w:name="_Toc231075141"/>
+      <w:bookmarkStart w:id="44" w:name="_Toc231076029"/>
       <w:r>
         <w:lastRenderedPageBreak/>
         <w:t>5.2 Implicancias</w:t>
@@ -9179,7 +9179,7 @@
       <w:pPr>
         <w:pStyle w:val="Ttulo2"/>
       </w:pPr>
-      <w:bookmarkStart w:id="45" w:name="_Toc231075142"/>
+      <w:bookmarkStart w:id="45" w:name="_Toc231076030"/>
       <w:r>
         <w:t>5.3 Limitaciones</w:t>
       </w:r>
@@ -9229,7 +9229,7 @@
       <w:pPr>
         <w:pStyle w:val="Ttulo2"/>
       </w:pPr>
-      <w:bookmarkStart w:id="46" w:name="_Toc231075143"/>
+      <w:bookmarkStart w:id="46" w:name="_Toc231076031"/>
       <w:r>
         <w:t>5.4 Líneas futuras de investigación</w:t>
       </w:r>
@@ -9265,7 +9265,7 @@
       <w:pPr>
         <w:pStyle w:val="Ttulo1"/>
       </w:pPr>
-      <w:bookmarkStart w:id="47" w:name="_Toc231075144"/>
+      <w:bookmarkStart w:id="47" w:name="_Toc231076032"/>
       <w:r>
         <w:lastRenderedPageBreak/>
         <w:t>Referencias</w:t>
@@ -9713,31 +9713,31 @@
       </w:rPr>
     </w:lvl>
   </w:abstractNum>
-  <w:num w:numId="1" w16cid:durableId="513807042">
+  <w:num w:numId="1" w16cid:durableId="1518690073">
     <w:abstractNumId w:val="8"/>
   </w:num>
-  <w:num w:numId="2" w16cid:durableId="1416829282">
+  <w:num w:numId="2" w16cid:durableId="404378238">
     <w:abstractNumId w:val="6"/>
   </w:num>
-  <w:num w:numId="3" w16cid:durableId="1122649554">
+  <w:num w:numId="3" w16cid:durableId="1204053658">
     <w:abstractNumId w:val="5"/>
   </w:num>
-  <w:num w:numId="4" w16cid:durableId="1697542652">
+  <w:num w:numId="4" w16cid:durableId="372971993">
     <w:abstractNumId w:val="4"/>
   </w:num>
-  <w:num w:numId="5" w16cid:durableId="262693218">
+  <w:num w:numId="5" w16cid:durableId="793641518">
     <w:abstractNumId w:val="7"/>
   </w:num>
-  <w:num w:numId="6" w16cid:durableId="1777824425">
+  <w:num w:numId="6" w16cid:durableId="798106213">
     <w:abstractNumId w:val="3"/>
   </w:num>
-  <w:num w:numId="7" w16cid:durableId="423066297">
+  <w:num w:numId="7" w16cid:durableId="1410150996">
     <w:abstractNumId w:val="2"/>
   </w:num>
-  <w:num w:numId="8" w16cid:durableId="695040682">
+  <w:num w:numId="8" w16cid:durableId="581448812">
     <w:abstractNumId w:val="1"/>
   </w:num>
-  <w:num w:numId="9" w16cid:durableId="35010604">
+  <w:num w:numId="9" w16cid:durableId="1030954240">
     <w:abstractNumId w:val="0"/>
   </w:num>
 </w:numbering>
@@ -21129,7 +21129,7 @@
     <w:autoRedefine/>
     <w:uiPriority w:val="39"/>
     <w:unhideWhenUsed/>
-    <w:rsid w:val="001F4B01"/>
+    <w:rsid w:val="00803E71"/>
     <w:pPr>
       <w:spacing w:after="100"/>
     </w:pPr>
@@ -21141,7 +21141,7 @@
     <w:autoRedefine/>
     <w:uiPriority w:val="39"/>
     <w:unhideWhenUsed/>
-    <w:rsid w:val="001F4B01"/>
+    <w:rsid w:val="00803E71"/>
     <w:pPr>
       <w:spacing w:after="100"/>
       <w:ind w:left="240"/>
@@ -21154,7 +21154,7 @@
     <w:autoRedefine/>
     <w:uiPriority w:val="39"/>
     <w:unhideWhenUsed/>
-    <w:rsid w:val="001F4B01"/>
+    <w:rsid w:val="00803E71"/>
     <w:pPr>
       <w:spacing w:after="100"/>
       <w:ind w:left="480"/>
@@ -21165,7 +21165,7 @@
     <w:basedOn w:val="Fuentedeprrafopredeter"/>
     <w:uiPriority w:val="99"/>
     <w:unhideWhenUsed/>
-    <w:rsid w:val="001F4B01"/>
+    <w:rsid w:val="00803E71"/>
     <w:rPr>
       <w:color w:val="0000FF" w:themeColor="hyperlink"/>
       <w:u w:val="single"/>

--- a/outputs/Tesis_Francisco_Rietta.docx
+++ b/outputs/Tesis_Francisco_Rietta.docx
@@ -17,16 +17,16 @@
     </w:p>
     <w:p>
       <w:pPr>
+        <w:spacing w:after="880"/>
+        <w:jc w:val="center"/>
+      </w:pPr>
+      <w:r>
+        <w:t>Facultad de Ingeniería · Magíster en Data Science</w:t>
+      </w:r>
+    </w:p>
+    <w:p>
+      <w:pPr>
         <w:spacing w:after="800"/>
-        <w:jc w:val="center"/>
-      </w:pPr>
-      <w:r>
-        <w:t>Magíster en Data Science</w:t>
-      </w:r>
-    </w:p>
-    <w:p>
-      <w:pPr>
-        <w:spacing w:after="720"/>
         <w:jc w:val="center"/>
       </w:pPr>
       <w:r>
@@ -34,19 +34,19 @@
           <w:b/>
           <w:sz w:val="34"/>
         </w:rPr>
-        <w:t xml:space="preserve">Impacto de las variables macroeconómicas en los retornos accionarios de las empresas de cobre con exposición a Chile: una comparación entre el mercado bursátil internacional y el chileno, </w:t>
+        <w:t xml:space="preserve">Impacto de las variables macroeconómicas en los retornos accionarios de las empresas de cobre con exposición a Chile: una comparación entre el mercado bursátil </w:t>
       </w:r>
       <w:r>
         <w:rPr>
           <w:b/>
           <w:sz w:val="34"/>
         </w:rPr>
-        <w:t>2004–2024</w:t>
-      </w:r>
-    </w:p>
-    <w:p>
-      <w:pPr>
-        <w:spacing w:after="800"/>
+        <w:t>internacional y el chileno, 2004–2024</w:t>
+      </w:r>
+    </w:p>
+    <w:p>
+      <w:pPr>
+        <w:spacing w:after="880"/>
         <w:jc w:val="center"/>
       </w:pPr>
       <w:r>
@@ -67,7 +67,7 @@
     </w:p>
     <w:p>
       <w:pPr>
-        <w:spacing w:after="800"/>
+        <w:spacing w:after="880"/>
         <w:jc w:val="center"/>
       </w:pPr>
       <w:r>
@@ -91,19 +91,199 @@
       <w:pPr>
         <w:pStyle w:val="Ttulo1"/>
       </w:pPr>
-      <w:bookmarkStart w:id="0" w:name="_Toc231075985"/>
+      <w:bookmarkStart w:id="0" w:name="_Toc231076577"/>
+      <w:r>
+        <w:lastRenderedPageBreak/>
+        <w:t>Página de aprobación</w:t>
+      </w:r>
+      <w:bookmarkEnd w:id="0"/>
+    </w:p>
+    <w:p>
+      <w:r>
+        <w:t>La presente tesis, titulada «Impacto de las variables macroeconómicas en los retornos accionarios de las empresas de cobre con exposición a Chile: una comparación entre el mercado bursátil internacional y el chileno, 2004–2024», ha sido revisada y aprobada por la comisión examinadora abajo firmante, como requisito para optar al grado de Magíster en Data Science de la Universidad San Sebastián.</w:t>
+      </w:r>
+    </w:p>
+    <w:p/>
+    <w:p>
+      <w:pPr>
+        <w:jc w:val="center"/>
+      </w:pPr>
+      <w:r>
+        <w:t>_______________________________</w:t>
+      </w:r>
+    </w:p>
+    <w:p>
+      <w:pPr>
+        <w:jc w:val="center"/>
+      </w:pPr>
+      <w:r>
+        <w:t>Profesor guía</w:t>
+      </w:r>
+    </w:p>
+    <w:p/>
+    <w:p>
+      <w:pPr>
+        <w:jc w:val="center"/>
+      </w:pPr>
+      <w:r>
+        <w:t>_______________________________</w:t>
+      </w:r>
+    </w:p>
+    <w:p>
+      <w:pPr>
+        <w:jc w:val="center"/>
+      </w:pPr>
+      <w:r>
+        <w:t>Profesor informante</w:t>
+      </w:r>
+    </w:p>
+    <w:p/>
+    <w:p>
+      <w:pPr>
+        <w:jc w:val="center"/>
+      </w:pPr>
+      <w:r>
+        <w:t>_______________________________</w:t>
+      </w:r>
+    </w:p>
+    <w:p>
+      <w:pPr>
+        <w:jc w:val="center"/>
+      </w:pPr>
+      <w:r>
+        <w:t>Director(a) de programa</w:t>
+      </w:r>
+    </w:p>
+    <w:p/>
+    <w:p>
+      <w:pPr>
+        <w:jc w:val="center"/>
+      </w:pPr>
+      <w:r>
+        <w:t>Calificación: __________     Fecha: ____ / ____ / ______</w:t>
+      </w:r>
+    </w:p>
+    <w:p>
+      <w:r>
+        <w:br w:type="page"/>
+      </w:r>
+    </w:p>
+    <w:p>
+      <w:pPr>
+        <w:pStyle w:val="Ttulo1"/>
+      </w:pPr>
+      <w:bookmarkStart w:id="1" w:name="_Toc231076578"/>
+      <w:r>
+        <w:lastRenderedPageBreak/>
+        <w:t>Declaración de originalidad</w:t>
+      </w:r>
+      <w:bookmarkEnd w:id="1"/>
+    </w:p>
+    <w:p>
+      <w:r>
+        <w:t>Declaro que esta tesis es de mi autoría y que constituye un trabajo original. Toda fuente, idea o resultado de terceros utilizado en su elaboración ha sido debidamente citado y referenciado conforme a las normas académicas vigentes. Declaro asimismo que este documento no ha sido presentado previamente para la obtención de otro grado o título.</w:t>
+      </w:r>
+    </w:p>
+    <w:p/>
+    <w:p/>
+    <w:p>
+      <w:pPr>
+        <w:jc w:val="right"/>
+      </w:pPr>
+      <w:r>
+        <w:t>_______________________________</w:t>
+      </w:r>
+    </w:p>
+    <w:p>
+      <w:pPr>
+        <w:jc w:val="right"/>
+      </w:pPr>
+      <w:r>
+        <w:t>Francisco Rietta</w:t>
+      </w:r>
+    </w:p>
+    <w:p>
+      <w:r>
+        <w:br w:type="page"/>
+      </w:r>
+    </w:p>
+    <w:p>
+      <w:pPr>
+        <w:pStyle w:val="Ttulo1"/>
+      </w:pPr>
+      <w:bookmarkStart w:id="2" w:name="_Toc231076579"/>
+      <w:r>
+        <w:lastRenderedPageBreak/>
+        <w:t>Dedicatoria</w:t>
+      </w:r>
+      <w:bookmarkEnd w:id="2"/>
+    </w:p>
+    <w:p/>
+    <w:p/>
+    <w:p/>
+    <w:p>
+      <w:pPr>
+        <w:jc w:val="right"/>
+      </w:pPr>
+      <w:r>
+        <w:rPr>
+          <w:i/>
+        </w:rPr>
+        <w:t xml:space="preserve">[Espacio para la </w:t>
+      </w:r>
+      <w:r>
+        <w:rPr>
+          <w:i/>
+        </w:rPr>
+        <w:t>dedicatoria.]</w:t>
+      </w:r>
+    </w:p>
+    <w:p>
+      <w:r>
+        <w:br w:type="page"/>
+      </w:r>
+    </w:p>
+    <w:p>
+      <w:pPr>
+        <w:pStyle w:val="Ttulo1"/>
+      </w:pPr>
+      <w:bookmarkStart w:id="3" w:name="_Toc231076580"/>
+      <w:r>
+        <w:lastRenderedPageBreak/>
+        <w:t>Agradecimientos</w:t>
+      </w:r>
+      <w:bookmarkEnd w:id="3"/>
+    </w:p>
+    <w:p/>
+    <w:p/>
+    <w:p/>
+    <w:p>
+      <w:r>
+        <w:t>[Espacio para los agradecimientos.]</w:t>
+      </w:r>
+    </w:p>
+    <w:p>
+      <w:r>
+        <w:br w:type="page"/>
+      </w:r>
+    </w:p>
+    <w:p>
+      <w:pPr>
+        <w:pStyle w:val="Ttulo1"/>
+      </w:pPr>
+      <w:bookmarkStart w:id="4" w:name="_Toc231076581"/>
       <w:r>
         <w:lastRenderedPageBreak/>
         <w:t>Resumen</w:t>
       </w:r>
-      <w:bookmarkEnd w:id="0"/>
-    </w:p>
-    <w:p>
-      <w:r>
-        <w:t>Esta investigación cuantifica y compara el impacto de las variables macroeconómicas globales y nacionales sobre los retornos accionarios de las empresas de cobre con exposición a Chile durante el período 2004–2024, contrastando su transmisión entre el mercado bursátil internacional y el chileno. Mediante un diseño de triangulación por tres muestras y un conjunto de modelos econométricos de series de tiempo y datos de panel —pruebas de raíz unitaria, panel de efectos fijos con errores Driscoll-Kraay, cointeg</w:t>
-      </w:r>
-      <w:r>
-        <w:t>ración (ARDL/Johansen) y vectores autorregresivos con descomposición de varianza—, se evalúa la sensibilidad de los retornos a los factores macro-financieros, su estabilidad a lo largo de las fases del ciclo del cobre y la transmisión diferenciada entre mercados. La evidencia preliminar respalda al precio del cobre como principal determinante de los retornos y la dominancia de los factores globales sobre los locales.</w:t>
+      <w:bookmarkEnd w:id="4"/>
+    </w:p>
+    <w:p>
+      <w:r>
+        <w:t>Esta investigación cuantifica y compara el impacto de las variables macroeconómicas globales y nacionales sobre los retornos accionarios de las empresas de cobre con exposición a Chile durante 2004–2024, contrastando su transmisión entre el mercado bursátil internacional y el chileno. Mediante un diseño de triangulación por tres muestras y un conjunto de modelos econométricos de series de tiempo y datos de panel —pruebas de raíz unitaria, panel de efectos fijos con errores Driscoll-Kraay, cointegración (ARD</w:t>
+      </w:r>
+      <w:r>
+        <w:t>L/Johansen) y vectores autorregresivos con descomposición de varianza—, se evalúa la sensibilidad de los retornos a los factores macro-financieros, su estabilidad a lo largo de las fases del ciclo del cobre y la transmisión diferenciada entre mercados. La evidencia preliminar respalda al precio del cobre como principal determinante de los retornos y la dominancia de los factores globales sobre los locales.</w:t>
       </w:r>
     </w:p>
     <w:p>
@@ -126,12 +306,47 @@
       <w:pPr>
         <w:pStyle w:val="Ttulo1"/>
       </w:pPr>
-      <w:bookmarkStart w:id="1" w:name="_Toc231075986"/>
+      <w:bookmarkStart w:id="5" w:name="_Toc231076582"/>
       <w:r>
         <w:lastRenderedPageBreak/>
-        <w:t>Índice</w:t>
-      </w:r>
-      <w:bookmarkEnd w:id="1"/>
+        <w:t>Abstract</w:t>
+      </w:r>
+      <w:bookmarkEnd w:id="5"/>
+    </w:p>
+    <w:p>
+      <w:r>
+        <w:t>This thesis quantifies and compares the impact of global and national macroeconomic variables on the stock returns of copper firms with exposure to Chile over 2004–2024, contrasting how the shock is transmitted across the international and the Chilean equity markets. Using a triangulation design across three samples and a battery of time-series and panel-data models —unit-root tests, fixed-effects panels with Driscoll-Kraay standard errors, cointegration (ARDL/Johansen) and vector autoregressions with varia</w:t>
+      </w:r>
+      <w:r>
+        <w:t>nce decomposition—, the study assesses the sensitivity of returns to macro-financial factors, its stability across copper-cycle phases, and its differential transmission across markets. Preliminary evidence supports the copper price as the main driver of returns and the dominance of global over local factors.</w:t>
+      </w:r>
+    </w:p>
+    <w:p>
+      <w:r>
+        <w:rPr>
+          <w:b/>
+        </w:rPr>
+        <w:t xml:space="preserve">Keywords: </w:t>
+      </w:r>
+      <w:r>
+        <w:t>copper, stock returns, macroeconomic variables, Chile, panel data, cointegration, market segmentation.</w:t>
+      </w:r>
+    </w:p>
+    <w:p>
+      <w:r>
+        <w:br w:type="page"/>
+      </w:r>
+    </w:p>
+    <w:p>
+      <w:pPr>
+        <w:pStyle w:val="Ttulo1"/>
+      </w:pPr>
+      <w:bookmarkStart w:id="6" w:name="_Toc231076583"/>
+      <w:r>
+        <w:lastRenderedPageBreak/>
+        <w:t>Índice general</w:t>
+      </w:r>
+      <w:bookmarkEnd w:id="6"/>
     </w:p>
     <w:p>
       <w:pPr>
@@ -140,7 +355,12 @@
           <w:tab w:val="right" w:leader="dot" w:pos="8832"/>
         </w:tabs>
         <w:rPr>
+          <w:rFonts w:asciiTheme="minorHAnsi" w:hAnsiTheme="minorHAnsi"/>
           <w:noProof/>
+          <w:kern w:val="2"/>
+          <w:szCs w:val="24"/>
+          <w:lang w:val="es-CL" w:eastAsia="es-CL"/>
+          <w14:ligatures w14:val="standardContextual"/>
         </w:rPr>
       </w:pPr>
       <w:r>
@@ -152,13 +372,13 @@
       <w:r>
         <w:fldChar w:fldCharType="separate"/>
       </w:r>
-      <w:hyperlink w:anchor="_Toc231075985" w:history="1">
+      <w:hyperlink w:anchor="_Toc231076577" w:history="1">
         <w:r>
           <w:rPr>
             <w:rStyle w:val="Hipervnculo"/>
             <w:noProof/>
           </w:rPr>
-          <w:t>Resumen</w:t>
+          <w:t>Página de aprobación</w:t>
         </w:r>
         <w:r>
           <w:rPr>
@@ -179,7 +399,7 @@
             <w:noProof/>
             <w:webHidden/>
           </w:rPr>
-          <w:instrText xml:space="preserve"> PAGEREF _Toc231075985 \h </w:instrText>
+          <w:instrText xml:space="preserve"> PAGEREF _Toc231076577 \h </w:instrText>
         </w:r>
         <w:r>
           <w:rPr>
@@ -199,7 +419,7 @@
             <w:noProof/>
             <w:webHidden/>
           </w:rPr>
-          <w:t>2</w:t>
+          <w:t>ii</w:t>
         </w:r>
         <w:r>
           <w:rPr>
@@ -217,16 +437,21 @@
           <w:tab w:val="right" w:leader="dot" w:pos="8832"/>
         </w:tabs>
         <w:rPr>
+          <w:rFonts w:asciiTheme="minorHAnsi" w:hAnsiTheme="minorHAnsi"/>
           <w:noProof/>
+          <w:kern w:val="2"/>
+          <w:szCs w:val="24"/>
+          <w:lang w:val="es-CL" w:eastAsia="es-CL"/>
+          <w14:ligatures w14:val="standardContextual"/>
         </w:rPr>
       </w:pPr>
-      <w:hyperlink w:anchor="_Toc231075986" w:history="1">
+      <w:hyperlink w:anchor="_Toc231076578" w:history="1">
         <w:r>
           <w:rPr>
             <w:rStyle w:val="Hipervnculo"/>
             <w:noProof/>
           </w:rPr>
-          <w:t>Índice</w:t>
+          <w:t>Declaración de originalidad</w:t>
         </w:r>
         <w:r>
           <w:rPr>
@@ -247,7 +472,7 @@
             <w:noProof/>
             <w:webHidden/>
           </w:rPr>
-          <w:instrText xml:space="preserve"> PAGEREF _Toc231075986 \h </w:instrText>
+          <w:instrText xml:space="preserve"> PAGEREF _Toc231076578 \h </w:instrText>
         </w:r>
         <w:r>
           <w:rPr>
@@ -267,7 +492,7 @@
             <w:noProof/>
             <w:webHidden/>
           </w:rPr>
-          <w:t>3</w:t>
+          <w:t>iii</w:t>
         </w:r>
         <w:r>
           <w:rPr>
@@ -285,15 +510,604 @@
           <w:tab w:val="right" w:leader="dot" w:pos="8832"/>
         </w:tabs>
         <w:rPr>
+          <w:rFonts w:asciiTheme="minorHAnsi" w:hAnsiTheme="minorHAnsi"/>
           <w:noProof/>
+          <w:kern w:val="2"/>
+          <w:szCs w:val="24"/>
+          <w:lang w:val="es-CL" w:eastAsia="es-CL"/>
+          <w14:ligatures w14:val="standardContextual"/>
         </w:rPr>
       </w:pPr>
-      <w:hyperlink w:anchor="_Toc231075987" w:history="1">
+      <w:hyperlink w:anchor="_Toc231076579" w:history="1">
         <w:r>
           <w:rPr>
             <w:rStyle w:val="Hipervnculo"/>
             <w:noProof/>
           </w:rPr>
+          <w:t>Dedicatoria</w:t>
+        </w:r>
+        <w:r>
+          <w:rPr>
+            <w:noProof/>
+            <w:webHidden/>
+          </w:rPr>
+          <w:tab/>
+        </w:r>
+        <w:r>
+          <w:rPr>
+            <w:noProof/>
+            <w:webHidden/>
+          </w:rPr>
+          <w:fldChar w:fldCharType="begin"/>
+        </w:r>
+        <w:r>
+          <w:rPr>
+            <w:noProof/>
+            <w:webHidden/>
+          </w:rPr>
+          <w:instrText xml:space="preserve"> PAGEREF _Toc231076579 \h </w:instrText>
+        </w:r>
+        <w:r>
+          <w:rPr>
+            <w:noProof/>
+            <w:webHidden/>
+          </w:rPr>
+        </w:r>
+        <w:r>
+          <w:rPr>
+            <w:noProof/>
+            <w:webHidden/>
+          </w:rPr>
+          <w:fldChar w:fldCharType="separate"/>
+        </w:r>
+        <w:r>
+          <w:rPr>
+            <w:noProof/>
+            <w:webHidden/>
+          </w:rPr>
+          <w:t>iv</w:t>
+        </w:r>
+        <w:r>
+          <w:rPr>
+            <w:noProof/>
+            <w:webHidden/>
+          </w:rPr>
+          <w:fldChar w:fldCharType="end"/>
+        </w:r>
+      </w:hyperlink>
+    </w:p>
+    <w:p>
+      <w:pPr>
+        <w:pStyle w:val="TDC1"/>
+        <w:tabs>
+          <w:tab w:val="right" w:leader="dot" w:pos="8832"/>
+        </w:tabs>
+        <w:rPr>
+          <w:rFonts w:asciiTheme="minorHAnsi" w:hAnsiTheme="minorHAnsi"/>
+          <w:noProof/>
+          <w:kern w:val="2"/>
+          <w:szCs w:val="24"/>
+          <w:lang w:val="es-CL" w:eastAsia="es-CL"/>
+          <w14:ligatures w14:val="standardContextual"/>
+        </w:rPr>
+      </w:pPr>
+      <w:hyperlink w:anchor="_Toc231076580" w:history="1">
+        <w:r>
+          <w:rPr>
+            <w:rStyle w:val="Hipervnculo"/>
+            <w:noProof/>
+          </w:rPr>
+          <w:t>Agradecimientos</w:t>
+        </w:r>
+        <w:r>
+          <w:rPr>
+            <w:noProof/>
+            <w:webHidden/>
+          </w:rPr>
+          <w:tab/>
+        </w:r>
+        <w:r>
+          <w:rPr>
+            <w:noProof/>
+            <w:webHidden/>
+          </w:rPr>
+          <w:fldChar w:fldCharType="begin"/>
+        </w:r>
+        <w:r>
+          <w:rPr>
+            <w:noProof/>
+            <w:webHidden/>
+          </w:rPr>
+          <w:instrText xml:space="preserve"> PAGEREF _Toc231076580 \h </w:instrText>
+        </w:r>
+        <w:r>
+          <w:rPr>
+            <w:noProof/>
+            <w:webHidden/>
+          </w:rPr>
+        </w:r>
+        <w:r>
+          <w:rPr>
+            <w:noProof/>
+            <w:webHidden/>
+          </w:rPr>
+          <w:fldChar w:fldCharType="separate"/>
+        </w:r>
+        <w:r>
+          <w:rPr>
+            <w:noProof/>
+            <w:webHidden/>
+          </w:rPr>
+          <w:t>v</w:t>
+        </w:r>
+        <w:r>
+          <w:rPr>
+            <w:noProof/>
+            <w:webHidden/>
+          </w:rPr>
+          <w:fldChar w:fldCharType="end"/>
+        </w:r>
+      </w:hyperlink>
+    </w:p>
+    <w:p>
+      <w:pPr>
+        <w:pStyle w:val="TDC1"/>
+        <w:tabs>
+          <w:tab w:val="right" w:leader="dot" w:pos="8832"/>
+        </w:tabs>
+        <w:rPr>
+          <w:rFonts w:asciiTheme="minorHAnsi" w:hAnsiTheme="minorHAnsi"/>
+          <w:noProof/>
+          <w:kern w:val="2"/>
+          <w:szCs w:val="24"/>
+          <w:lang w:val="es-CL" w:eastAsia="es-CL"/>
+          <w14:ligatures w14:val="standardContextual"/>
+        </w:rPr>
+      </w:pPr>
+      <w:hyperlink w:anchor="_Toc231076581" w:history="1">
+        <w:r>
+          <w:rPr>
+            <w:rStyle w:val="Hipervnculo"/>
+            <w:noProof/>
+          </w:rPr>
+          <w:t>Resumen</w:t>
+        </w:r>
+        <w:r>
+          <w:rPr>
+            <w:noProof/>
+            <w:webHidden/>
+          </w:rPr>
+          <w:tab/>
+        </w:r>
+        <w:r>
+          <w:rPr>
+            <w:noProof/>
+            <w:webHidden/>
+          </w:rPr>
+          <w:fldChar w:fldCharType="begin"/>
+        </w:r>
+        <w:r>
+          <w:rPr>
+            <w:noProof/>
+            <w:webHidden/>
+          </w:rPr>
+          <w:instrText xml:space="preserve"> PAGEREF _Toc231076581 \h </w:instrText>
+        </w:r>
+        <w:r>
+          <w:rPr>
+            <w:noProof/>
+            <w:webHidden/>
+          </w:rPr>
+        </w:r>
+        <w:r>
+          <w:rPr>
+            <w:noProof/>
+            <w:webHidden/>
+          </w:rPr>
+          <w:fldChar w:fldCharType="separate"/>
+        </w:r>
+        <w:r>
+          <w:rPr>
+            <w:noProof/>
+            <w:webHidden/>
+          </w:rPr>
+          <w:t>vi</w:t>
+        </w:r>
+        <w:r>
+          <w:rPr>
+            <w:noProof/>
+            <w:webHidden/>
+          </w:rPr>
+          <w:fldChar w:fldCharType="end"/>
+        </w:r>
+      </w:hyperlink>
+    </w:p>
+    <w:p>
+      <w:pPr>
+        <w:pStyle w:val="TDC1"/>
+        <w:tabs>
+          <w:tab w:val="right" w:leader="dot" w:pos="8832"/>
+        </w:tabs>
+        <w:rPr>
+          <w:rFonts w:asciiTheme="minorHAnsi" w:hAnsiTheme="minorHAnsi"/>
+          <w:noProof/>
+          <w:kern w:val="2"/>
+          <w:szCs w:val="24"/>
+          <w:lang w:val="es-CL" w:eastAsia="es-CL"/>
+          <w14:ligatures w14:val="standardContextual"/>
+        </w:rPr>
+      </w:pPr>
+      <w:hyperlink w:anchor="_Toc231076582" w:history="1">
+        <w:r>
+          <w:rPr>
+            <w:rStyle w:val="Hipervnculo"/>
+            <w:noProof/>
+          </w:rPr>
+          <w:t>Abstract</w:t>
+        </w:r>
+        <w:r>
+          <w:rPr>
+            <w:noProof/>
+            <w:webHidden/>
+          </w:rPr>
+          <w:tab/>
+        </w:r>
+        <w:r>
+          <w:rPr>
+            <w:noProof/>
+            <w:webHidden/>
+          </w:rPr>
+          <w:fldChar w:fldCharType="begin"/>
+        </w:r>
+        <w:r>
+          <w:rPr>
+            <w:noProof/>
+            <w:webHidden/>
+          </w:rPr>
+          <w:instrText xml:space="preserve"> PAGEREF _Toc231076582 \h </w:instrText>
+        </w:r>
+        <w:r>
+          <w:rPr>
+            <w:noProof/>
+            <w:webHidden/>
+          </w:rPr>
+        </w:r>
+        <w:r>
+          <w:rPr>
+            <w:noProof/>
+            <w:webHidden/>
+          </w:rPr>
+          <w:fldChar w:fldCharType="separate"/>
+        </w:r>
+        <w:r>
+          <w:rPr>
+            <w:noProof/>
+            <w:webHidden/>
+          </w:rPr>
+          <w:t>vii</w:t>
+        </w:r>
+        <w:r>
+          <w:rPr>
+            <w:noProof/>
+            <w:webHidden/>
+          </w:rPr>
+          <w:fldChar w:fldCharType="end"/>
+        </w:r>
+      </w:hyperlink>
+    </w:p>
+    <w:p>
+      <w:pPr>
+        <w:pStyle w:val="TDC1"/>
+        <w:tabs>
+          <w:tab w:val="right" w:leader="dot" w:pos="8832"/>
+        </w:tabs>
+        <w:rPr>
+          <w:rFonts w:asciiTheme="minorHAnsi" w:hAnsiTheme="minorHAnsi"/>
+          <w:noProof/>
+          <w:kern w:val="2"/>
+          <w:szCs w:val="24"/>
+          <w:lang w:val="es-CL" w:eastAsia="es-CL"/>
+          <w14:ligatures w14:val="standardContextual"/>
+        </w:rPr>
+      </w:pPr>
+      <w:hyperlink w:anchor="_Toc231076583" w:history="1">
+        <w:r>
+          <w:rPr>
+            <w:rStyle w:val="Hipervnculo"/>
+            <w:noProof/>
+          </w:rPr>
+          <w:t>Índice general</w:t>
+        </w:r>
+        <w:r>
+          <w:rPr>
+            <w:noProof/>
+            <w:webHidden/>
+          </w:rPr>
+          <w:tab/>
+        </w:r>
+        <w:r>
+          <w:rPr>
+            <w:noProof/>
+            <w:webHidden/>
+          </w:rPr>
+          <w:fldChar w:fldCharType="begin"/>
+        </w:r>
+        <w:r>
+          <w:rPr>
+            <w:noProof/>
+            <w:webHidden/>
+          </w:rPr>
+          <w:instrText xml:space="preserve"> PAGEREF _Toc231076583 \h </w:instrText>
+        </w:r>
+        <w:r>
+          <w:rPr>
+            <w:noProof/>
+            <w:webHidden/>
+          </w:rPr>
+        </w:r>
+        <w:r>
+          <w:rPr>
+            <w:noProof/>
+            <w:webHidden/>
+          </w:rPr>
+          <w:fldChar w:fldCharType="separate"/>
+        </w:r>
+        <w:r>
+          <w:rPr>
+            <w:noProof/>
+            <w:webHidden/>
+          </w:rPr>
+          <w:t>viii</w:t>
+        </w:r>
+        <w:r>
+          <w:rPr>
+            <w:noProof/>
+            <w:webHidden/>
+          </w:rPr>
+          <w:fldChar w:fldCharType="end"/>
+        </w:r>
+      </w:hyperlink>
+    </w:p>
+    <w:p>
+      <w:pPr>
+        <w:pStyle w:val="TDC1"/>
+        <w:tabs>
+          <w:tab w:val="right" w:leader="dot" w:pos="8832"/>
+        </w:tabs>
+        <w:rPr>
+          <w:rFonts w:asciiTheme="minorHAnsi" w:hAnsiTheme="minorHAnsi"/>
+          <w:noProof/>
+          <w:kern w:val="2"/>
+          <w:szCs w:val="24"/>
+          <w:lang w:val="es-CL" w:eastAsia="es-CL"/>
+          <w14:ligatures w14:val="standardContextual"/>
+        </w:rPr>
+      </w:pPr>
+      <w:hyperlink w:anchor="_Toc231076584" w:history="1">
+        <w:r>
+          <w:rPr>
+            <w:rStyle w:val="Hipervnculo"/>
+            <w:noProof/>
+          </w:rPr>
+          <w:t>Índice de tablas</w:t>
+        </w:r>
+        <w:r>
+          <w:rPr>
+            <w:noProof/>
+            <w:webHidden/>
+          </w:rPr>
+          <w:tab/>
+        </w:r>
+        <w:r>
+          <w:rPr>
+            <w:noProof/>
+            <w:webHidden/>
+          </w:rPr>
+          <w:fldChar w:fldCharType="begin"/>
+        </w:r>
+        <w:r>
+          <w:rPr>
+            <w:noProof/>
+            <w:webHidden/>
+          </w:rPr>
+          <w:instrText xml:space="preserve"> PAGEREF _Toc231076584 \h </w:instrText>
+        </w:r>
+        <w:r>
+          <w:rPr>
+            <w:noProof/>
+            <w:webHidden/>
+          </w:rPr>
+        </w:r>
+        <w:r>
+          <w:rPr>
+            <w:noProof/>
+            <w:webHidden/>
+          </w:rPr>
+          <w:fldChar w:fldCharType="separate"/>
+        </w:r>
+        <w:r>
+          <w:rPr>
+            <w:noProof/>
+            <w:webHidden/>
+          </w:rPr>
+          <w:t>xi</w:t>
+        </w:r>
+        <w:r>
+          <w:rPr>
+            <w:noProof/>
+            <w:webHidden/>
+          </w:rPr>
+          <w:fldChar w:fldCharType="end"/>
+        </w:r>
+      </w:hyperlink>
+    </w:p>
+    <w:p>
+      <w:pPr>
+        <w:pStyle w:val="TDC1"/>
+        <w:tabs>
+          <w:tab w:val="right" w:leader="dot" w:pos="8832"/>
+        </w:tabs>
+        <w:rPr>
+          <w:rFonts w:asciiTheme="minorHAnsi" w:hAnsiTheme="minorHAnsi"/>
+          <w:noProof/>
+          <w:kern w:val="2"/>
+          <w:szCs w:val="24"/>
+          <w:lang w:val="es-CL" w:eastAsia="es-CL"/>
+          <w14:ligatures w14:val="standardContextual"/>
+        </w:rPr>
+      </w:pPr>
+      <w:hyperlink w:anchor="_Toc231076585" w:history="1">
+        <w:r>
+          <w:rPr>
+            <w:rStyle w:val="Hipervnculo"/>
+            <w:noProof/>
+          </w:rPr>
+          <w:t>Índice de figuras</w:t>
+        </w:r>
+        <w:r>
+          <w:rPr>
+            <w:noProof/>
+            <w:webHidden/>
+          </w:rPr>
+          <w:tab/>
+        </w:r>
+        <w:r>
+          <w:rPr>
+            <w:noProof/>
+            <w:webHidden/>
+          </w:rPr>
+          <w:fldChar w:fldCharType="begin"/>
+        </w:r>
+        <w:r>
+          <w:rPr>
+            <w:noProof/>
+            <w:webHidden/>
+          </w:rPr>
+          <w:instrText xml:space="preserve"> PAGEREF _Toc231076585 \h </w:instrText>
+        </w:r>
+        <w:r>
+          <w:rPr>
+            <w:noProof/>
+            <w:webHidden/>
+          </w:rPr>
+        </w:r>
+        <w:r>
+          <w:rPr>
+            <w:noProof/>
+            <w:webHidden/>
+          </w:rPr>
+          <w:fldChar w:fldCharType="separate"/>
+        </w:r>
+        <w:r>
+          <w:rPr>
+            <w:noProof/>
+            <w:webHidden/>
+          </w:rPr>
+          <w:t>xii</w:t>
+        </w:r>
+        <w:r>
+          <w:rPr>
+            <w:noProof/>
+            <w:webHidden/>
+          </w:rPr>
+          <w:fldChar w:fldCharType="end"/>
+        </w:r>
+      </w:hyperlink>
+    </w:p>
+    <w:p>
+      <w:pPr>
+        <w:pStyle w:val="TDC1"/>
+        <w:tabs>
+          <w:tab w:val="right" w:leader="dot" w:pos="8832"/>
+        </w:tabs>
+        <w:rPr>
+          <w:rFonts w:asciiTheme="minorHAnsi" w:hAnsiTheme="minorHAnsi"/>
+          <w:noProof/>
+          <w:kern w:val="2"/>
+          <w:szCs w:val="24"/>
+          <w:lang w:val="es-CL" w:eastAsia="es-CL"/>
+          <w14:ligatures w14:val="standardContextual"/>
+        </w:rPr>
+      </w:pPr>
+      <w:hyperlink w:anchor="_Toc231076586" w:history="1">
+        <w:r>
+          <w:rPr>
+            <w:rStyle w:val="Hipervnculo"/>
+            <w:noProof/>
+          </w:rPr>
+          <w:t>Lista de abreviaturas y siglas</w:t>
+        </w:r>
+        <w:r>
+          <w:rPr>
+            <w:noProof/>
+            <w:webHidden/>
+          </w:rPr>
+          <w:tab/>
+        </w:r>
+        <w:r>
+          <w:rPr>
+            <w:noProof/>
+            <w:webHidden/>
+          </w:rPr>
+          <w:fldChar w:fldCharType="begin"/>
+        </w:r>
+        <w:r>
+          <w:rPr>
+            <w:noProof/>
+            <w:webHidden/>
+          </w:rPr>
+          <w:instrText xml:space="preserve"> PAGEREF _Toc231076586 \h </w:instrText>
+        </w:r>
+        <w:r>
+          <w:rPr>
+            <w:noProof/>
+            <w:webHidden/>
+          </w:rPr>
+        </w:r>
+        <w:r>
+          <w:rPr>
+            <w:noProof/>
+            <w:webHidden/>
+          </w:rPr>
+          <w:fldChar w:fldCharType="separate"/>
+        </w:r>
+        <w:r>
+          <w:rPr>
+            <w:noProof/>
+            <w:webHidden/>
+          </w:rPr>
+          <w:t>xiii</w:t>
+        </w:r>
+        <w:r>
+          <w:rPr>
+            <w:noProof/>
+            <w:webHidden/>
+          </w:rPr>
+          <w:fldChar w:fldCharType="end"/>
+        </w:r>
+      </w:hyperlink>
+    </w:p>
+    <w:p>
+      <w:pPr>
+        <w:pStyle w:val="TDC1"/>
+        <w:tabs>
+          <w:tab w:val="right" w:leader="dot" w:pos="8832"/>
+        </w:tabs>
+        <w:rPr>
+          <w:rFonts w:asciiTheme="minorHAnsi" w:hAnsiTheme="minorHAnsi"/>
+          <w:noProof/>
+          <w:kern w:val="2"/>
+          <w:szCs w:val="24"/>
+          <w:lang w:val="es-CL" w:eastAsia="es-CL"/>
+          <w14:ligatures w14:val="standardContextual"/>
+        </w:rPr>
+      </w:pPr>
+      <w:hyperlink w:anchor="_Toc231076587" w:history="1">
+        <w:r>
+          <w:rPr>
+            <w:rStyle w:val="Hipervnculo"/>
+            <w:noProof/>
+          </w:rPr>
           <w:t>Capítulo 1 — Introducción</w:t>
         </w:r>
         <w:r>
@@ -315,7 +1129,7 @@
             <w:noProof/>
             <w:webHidden/>
           </w:rPr>
-          <w:instrText xml:space="preserve"> PAGEREF _Toc231075987 \h </w:instrText>
+          <w:instrText xml:space="preserve"> PAGEREF _Toc231076587 \h </w:instrText>
         </w:r>
         <w:r>
           <w:rPr>
@@ -335,7 +1149,7 @@
             <w:noProof/>
             <w:webHidden/>
           </w:rPr>
-          <w:t>6</w:t>
+          <w:t>1</w:t>
         </w:r>
         <w:r>
           <w:rPr>
@@ -353,10 +1167,15 @@
           <w:tab w:val="right" w:leader="dot" w:pos="8832"/>
         </w:tabs>
         <w:rPr>
+          <w:rFonts w:asciiTheme="minorHAnsi" w:hAnsiTheme="minorHAnsi"/>
           <w:noProof/>
+          <w:kern w:val="2"/>
+          <w:szCs w:val="24"/>
+          <w:lang w:val="es-CL" w:eastAsia="es-CL"/>
+          <w14:ligatures w14:val="standardContextual"/>
         </w:rPr>
       </w:pPr>
-      <w:hyperlink w:anchor="_Toc231075988" w:history="1">
+      <w:hyperlink w:anchor="_Toc231076588" w:history="1">
         <w:r>
           <w:rPr>
             <w:rStyle w:val="Hipervnculo"/>
@@ -383,7 +1202,7 @@
             <w:noProof/>
             <w:webHidden/>
           </w:rPr>
-          <w:instrText xml:space="preserve"> PAGEREF _Toc231075988 \h </w:instrText>
+          <w:instrText xml:space="preserve"> PAGEREF _Toc231076588 \h </w:instrText>
         </w:r>
         <w:r>
           <w:rPr>
@@ -403,7 +1222,7 @@
             <w:noProof/>
             <w:webHidden/>
           </w:rPr>
-          <w:t>6</w:t>
+          <w:t>1</w:t>
         </w:r>
         <w:r>
           <w:rPr>
@@ -421,10 +1240,15 @@
           <w:tab w:val="right" w:leader="dot" w:pos="8832"/>
         </w:tabs>
         <w:rPr>
+          <w:rFonts w:asciiTheme="minorHAnsi" w:hAnsiTheme="minorHAnsi"/>
           <w:noProof/>
+          <w:kern w:val="2"/>
+          <w:szCs w:val="24"/>
+          <w:lang w:val="es-CL" w:eastAsia="es-CL"/>
+          <w14:ligatures w14:val="standardContextual"/>
         </w:rPr>
       </w:pPr>
-      <w:hyperlink w:anchor="_Toc231075989" w:history="1">
+      <w:hyperlink w:anchor="_Toc231076589" w:history="1">
         <w:r>
           <w:rPr>
             <w:rStyle w:val="Hipervnculo"/>
@@ -451,7 +1275,7 @@
             <w:noProof/>
             <w:webHidden/>
           </w:rPr>
-          <w:instrText xml:space="preserve"> PAGEREF _Toc231075989 \h </w:instrText>
+          <w:instrText xml:space="preserve"> PAGEREF _Toc231076589 \h </w:instrText>
         </w:r>
         <w:r>
           <w:rPr>
@@ -471,7 +1295,7 @@
             <w:noProof/>
             <w:webHidden/>
           </w:rPr>
-          <w:t>7</w:t>
+          <w:t>2</w:t>
         </w:r>
         <w:r>
           <w:rPr>
@@ -489,10 +1313,15 @@
           <w:tab w:val="right" w:leader="dot" w:pos="8832"/>
         </w:tabs>
         <w:rPr>
+          <w:rFonts w:asciiTheme="minorHAnsi" w:hAnsiTheme="minorHAnsi"/>
           <w:noProof/>
+          <w:kern w:val="2"/>
+          <w:szCs w:val="24"/>
+          <w:lang w:val="es-CL" w:eastAsia="es-CL"/>
+          <w14:ligatures w14:val="standardContextual"/>
         </w:rPr>
       </w:pPr>
-      <w:hyperlink w:anchor="_Toc231075990" w:history="1">
+      <w:hyperlink w:anchor="_Toc231076590" w:history="1">
         <w:r>
           <w:rPr>
             <w:rStyle w:val="Hipervnculo"/>
@@ -519,7 +1348,7 @@
             <w:noProof/>
             <w:webHidden/>
           </w:rPr>
-          <w:instrText xml:space="preserve"> PAGEREF _Toc231075990 \h </w:instrText>
+          <w:instrText xml:space="preserve"> PAGEREF _Toc231076590 \h </w:instrText>
         </w:r>
         <w:r>
           <w:rPr>
@@ -539,7 +1368,7 @@
             <w:noProof/>
             <w:webHidden/>
           </w:rPr>
-          <w:t>8</w:t>
+          <w:t>3</w:t>
         </w:r>
         <w:r>
           <w:rPr>
@@ -557,10 +1386,15 @@
           <w:tab w:val="right" w:leader="dot" w:pos="8832"/>
         </w:tabs>
         <w:rPr>
+          <w:rFonts w:asciiTheme="minorHAnsi" w:hAnsiTheme="minorHAnsi"/>
           <w:noProof/>
+          <w:kern w:val="2"/>
+          <w:szCs w:val="24"/>
+          <w:lang w:val="es-CL" w:eastAsia="es-CL"/>
+          <w14:ligatures w14:val="standardContextual"/>
         </w:rPr>
       </w:pPr>
-      <w:hyperlink w:anchor="_Toc231075991" w:history="1">
+      <w:hyperlink w:anchor="_Toc231076591" w:history="1">
         <w:r>
           <w:rPr>
             <w:rStyle w:val="Hipervnculo"/>
@@ -587,7 +1421,7 @@
             <w:noProof/>
             <w:webHidden/>
           </w:rPr>
-          <w:instrText xml:space="preserve"> PAGEREF _Toc231075991 \h </w:instrText>
+          <w:instrText xml:space="preserve"> PAGEREF _Toc231076591 \h </w:instrText>
         </w:r>
         <w:r>
           <w:rPr>
@@ -607,7 +1441,7 @@
             <w:noProof/>
             <w:webHidden/>
           </w:rPr>
-          <w:t>9</w:t>
+          <w:t>4</w:t>
         </w:r>
         <w:r>
           <w:rPr>
@@ -625,10 +1459,15 @@
           <w:tab w:val="right" w:leader="dot" w:pos="8832"/>
         </w:tabs>
         <w:rPr>
+          <w:rFonts w:asciiTheme="minorHAnsi" w:hAnsiTheme="minorHAnsi"/>
           <w:noProof/>
+          <w:kern w:val="2"/>
+          <w:szCs w:val="24"/>
+          <w:lang w:val="es-CL" w:eastAsia="es-CL"/>
+          <w14:ligatures w14:val="standardContextual"/>
         </w:rPr>
       </w:pPr>
-      <w:hyperlink w:anchor="_Toc231075992" w:history="1">
+      <w:hyperlink w:anchor="_Toc231076592" w:history="1">
         <w:r>
           <w:rPr>
             <w:rStyle w:val="Hipervnculo"/>
@@ -655,7 +1494,7 @@
             <w:noProof/>
             <w:webHidden/>
           </w:rPr>
-          <w:instrText xml:space="preserve"> PAGEREF _Toc231075992 \h </w:instrText>
+          <w:instrText xml:space="preserve"> PAGEREF _Toc231076592 \h </w:instrText>
         </w:r>
         <w:r>
           <w:rPr>
@@ -675,7 +1514,7 @@
             <w:noProof/>
             <w:webHidden/>
           </w:rPr>
-          <w:t>9</w:t>
+          <w:t>4</w:t>
         </w:r>
         <w:r>
           <w:rPr>
@@ -693,10 +1532,15 @@
           <w:tab w:val="right" w:leader="dot" w:pos="8832"/>
         </w:tabs>
         <w:rPr>
+          <w:rFonts w:asciiTheme="minorHAnsi" w:hAnsiTheme="minorHAnsi"/>
           <w:noProof/>
+          <w:kern w:val="2"/>
+          <w:szCs w:val="24"/>
+          <w:lang w:val="es-CL" w:eastAsia="es-CL"/>
+          <w14:ligatures w14:val="standardContextual"/>
         </w:rPr>
       </w:pPr>
-      <w:hyperlink w:anchor="_Toc231075993" w:history="1">
+      <w:hyperlink w:anchor="_Toc231076593" w:history="1">
         <w:r>
           <w:rPr>
             <w:rStyle w:val="Hipervnculo"/>
@@ -723,7 +1567,7 @@
             <w:noProof/>
             <w:webHidden/>
           </w:rPr>
-          <w:instrText xml:space="preserve"> PAGEREF _Toc231075993 \h </w:instrText>
+          <w:instrText xml:space="preserve"> PAGEREF _Toc231076593 \h </w:instrText>
         </w:r>
         <w:r>
           <w:rPr>
@@ -743,7 +1587,7 @@
             <w:noProof/>
             <w:webHidden/>
           </w:rPr>
-          <w:t>10</w:t>
+          <w:t>5</w:t>
         </w:r>
         <w:r>
           <w:rPr>
@@ -761,10 +1605,15 @@
           <w:tab w:val="right" w:leader="dot" w:pos="8832"/>
         </w:tabs>
         <w:rPr>
+          <w:rFonts w:asciiTheme="minorHAnsi" w:hAnsiTheme="minorHAnsi"/>
           <w:noProof/>
+          <w:kern w:val="2"/>
+          <w:szCs w:val="24"/>
+          <w:lang w:val="es-CL" w:eastAsia="es-CL"/>
+          <w14:ligatures w14:val="standardContextual"/>
         </w:rPr>
       </w:pPr>
-      <w:hyperlink w:anchor="_Toc231075994" w:history="1">
+      <w:hyperlink w:anchor="_Toc231076594" w:history="1">
         <w:r>
           <w:rPr>
             <w:rStyle w:val="Hipervnculo"/>
@@ -791,7 +1640,7 @@
             <w:noProof/>
             <w:webHidden/>
           </w:rPr>
-          <w:instrText xml:space="preserve"> PAGEREF _Toc231075994 \h </w:instrText>
+          <w:instrText xml:space="preserve"> PAGEREF _Toc231076594 \h </w:instrText>
         </w:r>
         <w:r>
           <w:rPr>
@@ -811,7 +1660,7 @@
             <w:noProof/>
             <w:webHidden/>
           </w:rPr>
-          <w:t>11</w:t>
+          <w:t>6</w:t>
         </w:r>
         <w:r>
           <w:rPr>
@@ -829,10 +1678,15 @@
           <w:tab w:val="right" w:leader="dot" w:pos="8832"/>
         </w:tabs>
         <w:rPr>
+          <w:rFonts w:asciiTheme="minorHAnsi" w:hAnsiTheme="minorHAnsi"/>
           <w:noProof/>
+          <w:kern w:val="2"/>
+          <w:szCs w:val="24"/>
+          <w:lang w:val="es-CL" w:eastAsia="es-CL"/>
+          <w14:ligatures w14:val="standardContextual"/>
         </w:rPr>
       </w:pPr>
-      <w:hyperlink w:anchor="_Toc231075995" w:history="1">
+      <w:hyperlink w:anchor="_Toc231076595" w:history="1">
         <w:r>
           <w:rPr>
             <w:rStyle w:val="Hipervnculo"/>
@@ -859,7 +1713,7 @@
             <w:noProof/>
             <w:webHidden/>
           </w:rPr>
-          <w:instrText xml:space="preserve"> PAGEREF _Toc231075995 \h </w:instrText>
+          <w:instrText xml:space="preserve"> PAGEREF _Toc231076595 \h </w:instrText>
         </w:r>
         <w:r>
           <w:rPr>
@@ -879,7 +1733,7 @@
             <w:noProof/>
             <w:webHidden/>
           </w:rPr>
-          <w:t>12</w:t>
+          <w:t>7</w:t>
         </w:r>
         <w:r>
           <w:rPr>
@@ -897,10 +1751,15 @@
           <w:tab w:val="right" w:leader="dot" w:pos="8832"/>
         </w:tabs>
         <w:rPr>
+          <w:rFonts w:asciiTheme="minorHAnsi" w:hAnsiTheme="minorHAnsi"/>
           <w:noProof/>
+          <w:kern w:val="2"/>
+          <w:szCs w:val="24"/>
+          <w:lang w:val="es-CL" w:eastAsia="es-CL"/>
+          <w14:ligatures w14:val="standardContextual"/>
         </w:rPr>
       </w:pPr>
-      <w:hyperlink w:anchor="_Toc231075996" w:history="1">
+      <w:hyperlink w:anchor="_Toc231076596" w:history="1">
         <w:r>
           <w:rPr>
             <w:rStyle w:val="Hipervnculo"/>
@@ -927,7 +1786,7 @@
             <w:noProof/>
             <w:webHidden/>
           </w:rPr>
-          <w:instrText xml:space="preserve"> PAGEREF _Toc231075996 \h </w:instrText>
+          <w:instrText xml:space="preserve"> PAGEREF _Toc231076596 \h </w:instrText>
         </w:r>
         <w:r>
           <w:rPr>
@@ -947,7 +1806,7 @@
             <w:noProof/>
             <w:webHidden/>
           </w:rPr>
-          <w:t>12</w:t>
+          <w:t>7</w:t>
         </w:r>
         <w:r>
           <w:rPr>
@@ -965,10 +1824,15 @@
           <w:tab w:val="right" w:leader="dot" w:pos="8832"/>
         </w:tabs>
         <w:rPr>
+          <w:rFonts w:asciiTheme="minorHAnsi" w:hAnsiTheme="minorHAnsi"/>
           <w:noProof/>
+          <w:kern w:val="2"/>
+          <w:szCs w:val="24"/>
+          <w:lang w:val="es-CL" w:eastAsia="es-CL"/>
+          <w14:ligatures w14:val="standardContextual"/>
         </w:rPr>
       </w:pPr>
-      <w:hyperlink w:anchor="_Toc231075997" w:history="1">
+      <w:hyperlink w:anchor="_Toc231076597" w:history="1">
         <w:r>
           <w:rPr>
             <w:rStyle w:val="Hipervnculo"/>
@@ -995,7 +1859,7 @@
             <w:noProof/>
             <w:webHidden/>
           </w:rPr>
-          <w:instrText xml:space="preserve"> PAGEREF _Toc231075997 \h </w:instrText>
+          <w:instrText xml:space="preserve"> PAGEREF _Toc231076597 \h </w:instrText>
         </w:r>
         <w:r>
           <w:rPr>
@@ -1015,7 +1879,7 @@
             <w:noProof/>
             <w:webHidden/>
           </w:rPr>
-          <w:t>13</w:t>
+          <w:t>8</w:t>
         </w:r>
         <w:r>
           <w:rPr>
@@ -1033,10 +1897,15 @@
           <w:tab w:val="right" w:leader="dot" w:pos="8832"/>
         </w:tabs>
         <w:rPr>
+          <w:rFonts w:asciiTheme="minorHAnsi" w:hAnsiTheme="minorHAnsi"/>
           <w:noProof/>
+          <w:kern w:val="2"/>
+          <w:szCs w:val="24"/>
+          <w:lang w:val="es-CL" w:eastAsia="es-CL"/>
+          <w14:ligatures w14:val="standardContextual"/>
         </w:rPr>
       </w:pPr>
-      <w:hyperlink w:anchor="_Toc231075998" w:history="1">
+      <w:hyperlink w:anchor="_Toc231076598" w:history="1">
         <w:r>
           <w:rPr>
             <w:rStyle w:val="Hipervnculo"/>
@@ -1063,7 +1932,7 @@
             <w:noProof/>
             <w:webHidden/>
           </w:rPr>
-          <w:instrText xml:space="preserve"> PAGEREF _Toc231075998 \h </w:instrText>
+          <w:instrText xml:space="preserve"> PAGEREF _Toc231076598 \h </w:instrText>
         </w:r>
         <w:r>
           <w:rPr>
@@ -1083,7 +1952,7 @@
             <w:noProof/>
             <w:webHidden/>
           </w:rPr>
-          <w:t>14</w:t>
+          <w:t>9</w:t>
         </w:r>
         <w:r>
           <w:rPr>
@@ -1101,10 +1970,15 @@
           <w:tab w:val="right" w:leader="dot" w:pos="8832"/>
         </w:tabs>
         <w:rPr>
+          <w:rFonts w:asciiTheme="minorHAnsi" w:hAnsiTheme="minorHAnsi"/>
           <w:noProof/>
+          <w:kern w:val="2"/>
+          <w:szCs w:val="24"/>
+          <w:lang w:val="es-CL" w:eastAsia="es-CL"/>
+          <w14:ligatures w14:val="standardContextual"/>
         </w:rPr>
       </w:pPr>
-      <w:hyperlink w:anchor="_Toc231075999" w:history="1">
+      <w:hyperlink w:anchor="_Toc231076599" w:history="1">
         <w:r>
           <w:rPr>
             <w:rStyle w:val="Hipervnculo"/>
@@ -1131,7 +2005,7 @@
             <w:noProof/>
             <w:webHidden/>
           </w:rPr>
-          <w:instrText xml:space="preserve"> PAGEREF _Toc231075999 \h </w:instrText>
+          <w:instrText xml:space="preserve"> PAGEREF _Toc231076599 \h </w:instrText>
         </w:r>
         <w:r>
           <w:rPr>
@@ -1151,7 +2025,7 @@
             <w:noProof/>
             <w:webHidden/>
           </w:rPr>
-          <w:t>14</w:t>
+          <w:t>9</w:t>
         </w:r>
         <w:r>
           <w:rPr>
@@ -1169,10 +2043,15 @@
           <w:tab w:val="right" w:leader="dot" w:pos="8832"/>
         </w:tabs>
         <w:rPr>
+          <w:rFonts w:asciiTheme="minorHAnsi" w:hAnsiTheme="minorHAnsi"/>
           <w:noProof/>
+          <w:kern w:val="2"/>
+          <w:szCs w:val="24"/>
+          <w:lang w:val="es-CL" w:eastAsia="es-CL"/>
+          <w14:ligatures w14:val="standardContextual"/>
         </w:rPr>
       </w:pPr>
-      <w:hyperlink w:anchor="_Toc231076000" w:history="1">
+      <w:hyperlink w:anchor="_Toc231076600" w:history="1">
         <w:r>
           <w:rPr>
             <w:rStyle w:val="Hipervnculo"/>
@@ -1199,7 +2078,7 @@
             <w:noProof/>
             <w:webHidden/>
           </w:rPr>
-          <w:instrText xml:space="preserve"> PAGEREF _Toc231076000 \h </w:instrText>
+          <w:instrText xml:space="preserve"> PAGEREF _Toc231076600 \h </w:instrText>
         </w:r>
         <w:r>
           <w:rPr>
@@ -1219,7 +2098,7 @@
             <w:noProof/>
             <w:webHidden/>
           </w:rPr>
-          <w:t>15</w:t>
+          <w:t>10</w:t>
         </w:r>
         <w:r>
           <w:rPr>
@@ -1237,10 +2116,15 @@
           <w:tab w:val="right" w:leader="dot" w:pos="8832"/>
         </w:tabs>
         <w:rPr>
+          <w:rFonts w:asciiTheme="minorHAnsi" w:hAnsiTheme="minorHAnsi"/>
           <w:noProof/>
+          <w:kern w:val="2"/>
+          <w:szCs w:val="24"/>
+          <w:lang w:val="es-CL" w:eastAsia="es-CL"/>
+          <w14:ligatures w14:val="standardContextual"/>
         </w:rPr>
       </w:pPr>
-      <w:hyperlink w:anchor="_Toc231076001" w:history="1">
+      <w:hyperlink w:anchor="_Toc231076601" w:history="1">
         <w:r>
           <w:rPr>
             <w:rStyle w:val="Hipervnculo"/>
@@ -1267,7 +2151,7 @@
             <w:noProof/>
             <w:webHidden/>
           </w:rPr>
-          <w:instrText xml:space="preserve"> PAGEREF _Toc231076001 \h </w:instrText>
+          <w:instrText xml:space="preserve"> PAGEREF _Toc231076601 \h </w:instrText>
         </w:r>
         <w:r>
           <w:rPr>
@@ -1287,7 +2171,7 @@
             <w:noProof/>
             <w:webHidden/>
           </w:rPr>
-          <w:t>16</w:t>
+          <w:t>11</w:t>
         </w:r>
         <w:r>
           <w:rPr>
@@ -1305,10 +2189,15 @@
           <w:tab w:val="right" w:leader="dot" w:pos="8832"/>
         </w:tabs>
         <w:rPr>
+          <w:rFonts w:asciiTheme="minorHAnsi" w:hAnsiTheme="minorHAnsi"/>
           <w:noProof/>
+          <w:kern w:val="2"/>
+          <w:szCs w:val="24"/>
+          <w:lang w:val="es-CL" w:eastAsia="es-CL"/>
+          <w14:ligatures w14:val="standardContextual"/>
         </w:rPr>
       </w:pPr>
-      <w:hyperlink w:anchor="_Toc231076002" w:history="1">
+      <w:hyperlink w:anchor="_Toc231076602" w:history="1">
         <w:r>
           <w:rPr>
             <w:rStyle w:val="Hipervnculo"/>
@@ -1335,7 +2224,7 @@
             <w:noProof/>
             <w:webHidden/>
           </w:rPr>
-          <w:instrText xml:space="preserve"> PAGEREF _Toc231076002 \h </w:instrText>
+          <w:instrText xml:space="preserve"> PAGEREF _Toc231076602 \h </w:instrText>
         </w:r>
         <w:r>
           <w:rPr>
@@ -1355,7 +2244,7 @@
             <w:noProof/>
             <w:webHidden/>
           </w:rPr>
-          <w:t>18</w:t>
+          <w:t>13</w:t>
         </w:r>
         <w:r>
           <w:rPr>
@@ -1373,10 +2262,15 @@
           <w:tab w:val="right" w:leader="dot" w:pos="8832"/>
         </w:tabs>
         <w:rPr>
+          <w:rFonts w:asciiTheme="minorHAnsi" w:hAnsiTheme="minorHAnsi"/>
           <w:noProof/>
+          <w:kern w:val="2"/>
+          <w:szCs w:val="24"/>
+          <w:lang w:val="es-CL" w:eastAsia="es-CL"/>
+          <w14:ligatures w14:val="standardContextual"/>
         </w:rPr>
       </w:pPr>
-      <w:hyperlink w:anchor="_Toc231076003" w:history="1">
+      <w:hyperlink w:anchor="_Toc231076603" w:history="1">
         <w:r>
           <w:rPr>
             <w:rStyle w:val="Hipervnculo"/>
@@ -1403,7 +2297,7 @@
             <w:noProof/>
             <w:webHidden/>
           </w:rPr>
-          <w:instrText xml:space="preserve"> PAGEREF _Toc231076003 \h </w:instrText>
+          <w:instrText xml:space="preserve"> PAGEREF _Toc231076603 \h </w:instrText>
         </w:r>
         <w:r>
           <w:rPr>
@@ -1423,7 +2317,7 @@
             <w:noProof/>
             <w:webHidden/>
           </w:rPr>
-          <w:t>19</w:t>
+          <w:t>14</w:t>
         </w:r>
         <w:r>
           <w:rPr>
@@ -1441,10 +2335,15 @@
           <w:tab w:val="right" w:leader="dot" w:pos="8832"/>
         </w:tabs>
         <w:rPr>
+          <w:rFonts w:asciiTheme="minorHAnsi" w:hAnsiTheme="minorHAnsi"/>
           <w:noProof/>
+          <w:kern w:val="2"/>
+          <w:szCs w:val="24"/>
+          <w:lang w:val="es-CL" w:eastAsia="es-CL"/>
+          <w14:ligatures w14:val="standardContextual"/>
         </w:rPr>
       </w:pPr>
-      <w:hyperlink w:anchor="_Toc231076004" w:history="1">
+      <w:hyperlink w:anchor="_Toc231076604" w:history="1">
         <w:r>
           <w:rPr>
             <w:rStyle w:val="Hipervnculo"/>
@@ -1471,7 +2370,7 @@
             <w:noProof/>
             <w:webHidden/>
           </w:rPr>
-          <w:instrText xml:space="preserve"> PAGEREF _Toc231076004 \h </w:instrText>
+          <w:instrText xml:space="preserve"> PAGEREF _Toc231076604 \h </w:instrText>
         </w:r>
         <w:r>
           <w:rPr>
@@ -1491,7 +2390,7 @@
             <w:noProof/>
             <w:webHidden/>
           </w:rPr>
-          <w:t>20</w:t>
+          <w:t>15</w:t>
         </w:r>
         <w:r>
           <w:rPr>
@@ -1509,10 +2408,15 @@
           <w:tab w:val="right" w:leader="dot" w:pos="8832"/>
         </w:tabs>
         <w:rPr>
+          <w:rFonts w:asciiTheme="minorHAnsi" w:hAnsiTheme="minorHAnsi"/>
           <w:noProof/>
+          <w:kern w:val="2"/>
+          <w:szCs w:val="24"/>
+          <w:lang w:val="es-CL" w:eastAsia="es-CL"/>
+          <w14:ligatures w14:val="standardContextual"/>
         </w:rPr>
       </w:pPr>
-      <w:hyperlink w:anchor="_Toc231076005" w:history="1">
+      <w:hyperlink w:anchor="_Toc231076605" w:history="1">
         <w:r>
           <w:rPr>
             <w:rStyle w:val="Hipervnculo"/>
@@ -1539,7 +2443,7 @@
             <w:noProof/>
             <w:webHidden/>
           </w:rPr>
-          <w:instrText xml:space="preserve"> PAGEREF _Toc231076005 \h </w:instrText>
+          <w:instrText xml:space="preserve"> PAGEREF _Toc231076605 \h </w:instrText>
         </w:r>
         <w:r>
           <w:rPr>
@@ -1559,7 +2463,7 @@
             <w:noProof/>
             <w:webHidden/>
           </w:rPr>
-          <w:t>20</w:t>
+          <w:t>15</w:t>
         </w:r>
         <w:r>
           <w:rPr>
@@ -1577,10 +2481,15 @@
           <w:tab w:val="right" w:leader="dot" w:pos="8832"/>
         </w:tabs>
         <w:rPr>
+          <w:rFonts w:asciiTheme="minorHAnsi" w:hAnsiTheme="minorHAnsi"/>
           <w:noProof/>
+          <w:kern w:val="2"/>
+          <w:szCs w:val="24"/>
+          <w:lang w:val="es-CL" w:eastAsia="es-CL"/>
+          <w14:ligatures w14:val="standardContextual"/>
         </w:rPr>
       </w:pPr>
-      <w:hyperlink w:anchor="_Toc231076006" w:history="1">
+      <w:hyperlink w:anchor="_Toc231076606" w:history="1">
         <w:r>
           <w:rPr>
             <w:rStyle w:val="Hipervnculo"/>
@@ -1607,7 +2516,7 @@
             <w:noProof/>
             <w:webHidden/>
           </w:rPr>
-          <w:instrText xml:space="preserve"> PAGEREF _Toc231076006 \h </w:instrText>
+          <w:instrText xml:space="preserve"> PAGEREF _Toc231076606 \h </w:instrText>
         </w:r>
         <w:r>
           <w:rPr>
@@ -1627,7 +2536,7 @@
             <w:noProof/>
             <w:webHidden/>
           </w:rPr>
-          <w:t>21</w:t>
+          <w:t>16</w:t>
         </w:r>
         <w:r>
           <w:rPr>
@@ -1645,10 +2554,15 @@
           <w:tab w:val="right" w:leader="dot" w:pos="8832"/>
         </w:tabs>
         <w:rPr>
+          <w:rFonts w:asciiTheme="minorHAnsi" w:hAnsiTheme="minorHAnsi"/>
           <w:noProof/>
+          <w:kern w:val="2"/>
+          <w:szCs w:val="24"/>
+          <w:lang w:val="es-CL" w:eastAsia="es-CL"/>
+          <w14:ligatures w14:val="standardContextual"/>
         </w:rPr>
       </w:pPr>
-      <w:hyperlink w:anchor="_Toc231076007" w:history="1">
+      <w:hyperlink w:anchor="_Toc231076607" w:history="1">
         <w:r>
           <w:rPr>
             <w:rStyle w:val="Hipervnculo"/>
@@ -1675,7 +2589,7 @@
             <w:noProof/>
             <w:webHidden/>
           </w:rPr>
-          <w:instrText xml:space="preserve"> PAGEREF _Toc231076007 \h </w:instrText>
+          <w:instrText xml:space="preserve"> PAGEREF _Toc231076607 \h </w:instrText>
         </w:r>
         <w:r>
           <w:rPr>
@@ -1695,7 +2609,7 @@
             <w:noProof/>
             <w:webHidden/>
           </w:rPr>
-          <w:t>21</w:t>
+          <w:t>16</w:t>
         </w:r>
         <w:r>
           <w:rPr>
@@ -1713,10 +2627,15 @@
           <w:tab w:val="right" w:leader="dot" w:pos="8832"/>
         </w:tabs>
         <w:rPr>
+          <w:rFonts w:asciiTheme="minorHAnsi" w:hAnsiTheme="minorHAnsi"/>
           <w:noProof/>
+          <w:kern w:val="2"/>
+          <w:szCs w:val="24"/>
+          <w:lang w:val="es-CL" w:eastAsia="es-CL"/>
+          <w14:ligatures w14:val="standardContextual"/>
         </w:rPr>
       </w:pPr>
-      <w:hyperlink w:anchor="_Toc231076008" w:history="1">
+      <w:hyperlink w:anchor="_Toc231076608" w:history="1">
         <w:r>
           <w:rPr>
             <w:rStyle w:val="Hipervnculo"/>
@@ -1743,7 +2662,7 @@
             <w:noProof/>
             <w:webHidden/>
           </w:rPr>
-          <w:instrText xml:space="preserve"> PAGEREF _Toc231076008 \h </w:instrText>
+          <w:instrText xml:space="preserve"> PAGEREF _Toc231076608 \h </w:instrText>
         </w:r>
         <w:r>
           <w:rPr>
@@ -1763,7 +2682,7 @@
             <w:noProof/>
             <w:webHidden/>
           </w:rPr>
-          <w:t>22</w:t>
+          <w:t>17</w:t>
         </w:r>
         <w:r>
           <w:rPr>
@@ -1781,10 +2700,15 @@
           <w:tab w:val="right" w:leader="dot" w:pos="8832"/>
         </w:tabs>
         <w:rPr>
+          <w:rFonts w:asciiTheme="minorHAnsi" w:hAnsiTheme="minorHAnsi"/>
           <w:noProof/>
+          <w:kern w:val="2"/>
+          <w:szCs w:val="24"/>
+          <w:lang w:val="es-CL" w:eastAsia="es-CL"/>
+          <w14:ligatures w14:val="standardContextual"/>
         </w:rPr>
       </w:pPr>
-      <w:hyperlink w:anchor="_Toc231076009" w:history="1">
+      <w:hyperlink w:anchor="_Toc231076609" w:history="1">
         <w:r>
           <w:rPr>
             <w:rStyle w:val="Hipervnculo"/>
@@ -1811,7 +2735,7 @@
             <w:noProof/>
             <w:webHidden/>
           </w:rPr>
-          <w:instrText xml:space="preserve"> PAGEREF _Toc231076009 \h </w:instrText>
+          <w:instrText xml:space="preserve"> PAGEREF _Toc231076609 \h </w:instrText>
         </w:r>
         <w:r>
           <w:rPr>
@@ -1831,7 +2755,7 @@
             <w:noProof/>
             <w:webHidden/>
           </w:rPr>
-          <w:t>22</w:t>
+          <w:t>17</w:t>
         </w:r>
         <w:r>
           <w:rPr>
@@ -1849,10 +2773,15 @@
           <w:tab w:val="right" w:leader="dot" w:pos="8832"/>
         </w:tabs>
         <w:rPr>
+          <w:rFonts w:asciiTheme="minorHAnsi" w:hAnsiTheme="minorHAnsi"/>
           <w:noProof/>
+          <w:kern w:val="2"/>
+          <w:szCs w:val="24"/>
+          <w:lang w:val="es-CL" w:eastAsia="es-CL"/>
+          <w14:ligatures w14:val="standardContextual"/>
         </w:rPr>
       </w:pPr>
-      <w:hyperlink w:anchor="_Toc231076010" w:history="1">
+      <w:hyperlink w:anchor="_Toc231076610" w:history="1">
         <w:r>
           <w:rPr>
             <w:rStyle w:val="Hipervnculo"/>
@@ -1879,7 +2808,7 @@
             <w:noProof/>
             <w:webHidden/>
           </w:rPr>
-          <w:instrText xml:space="preserve"> PAGEREF _Toc231076010 \h </w:instrText>
+          <w:instrText xml:space="preserve"> PAGEREF _Toc231076610 \h </w:instrText>
         </w:r>
         <w:r>
           <w:rPr>
@@ -1899,7 +2828,7 @@
             <w:noProof/>
             <w:webHidden/>
           </w:rPr>
-          <w:t>23</w:t>
+          <w:t>18</w:t>
         </w:r>
         <w:r>
           <w:rPr>
@@ -1917,10 +2846,15 @@
           <w:tab w:val="right" w:leader="dot" w:pos="8832"/>
         </w:tabs>
         <w:rPr>
+          <w:rFonts w:asciiTheme="minorHAnsi" w:hAnsiTheme="minorHAnsi"/>
           <w:noProof/>
+          <w:kern w:val="2"/>
+          <w:szCs w:val="24"/>
+          <w:lang w:val="es-CL" w:eastAsia="es-CL"/>
+          <w14:ligatures w14:val="standardContextual"/>
         </w:rPr>
       </w:pPr>
-      <w:hyperlink w:anchor="_Toc231076011" w:history="1">
+      <w:hyperlink w:anchor="_Toc231076611" w:history="1">
         <w:r>
           <w:rPr>
             <w:rStyle w:val="Hipervnculo"/>
@@ -1947,7 +2881,7 @@
             <w:noProof/>
             <w:webHidden/>
           </w:rPr>
-          <w:instrText xml:space="preserve"> PAGEREF _Toc231076011 \h </w:instrText>
+          <w:instrText xml:space="preserve"> PAGEREF _Toc231076611 \h </w:instrText>
         </w:r>
         <w:r>
           <w:rPr>
@@ -1967,7 +2901,7 @@
             <w:noProof/>
             <w:webHidden/>
           </w:rPr>
-          <w:t>23</w:t>
+          <w:t>18</w:t>
         </w:r>
         <w:r>
           <w:rPr>
@@ -1985,10 +2919,15 @@
           <w:tab w:val="right" w:leader="dot" w:pos="8832"/>
         </w:tabs>
         <w:rPr>
+          <w:rFonts w:asciiTheme="minorHAnsi" w:hAnsiTheme="minorHAnsi"/>
           <w:noProof/>
+          <w:kern w:val="2"/>
+          <w:szCs w:val="24"/>
+          <w:lang w:val="es-CL" w:eastAsia="es-CL"/>
+          <w14:ligatures w14:val="standardContextual"/>
         </w:rPr>
       </w:pPr>
-      <w:hyperlink w:anchor="_Toc231076012" w:history="1">
+      <w:hyperlink w:anchor="_Toc231076612" w:history="1">
         <w:r>
           <w:rPr>
             <w:rStyle w:val="Hipervnculo"/>
@@ -2015,7 +2954,7 @@
             <w:noProof/>
             <w:webHidden/>
           </w:rPr>
-          <w:instrText xml:space="preserve"> PAGEREF _Toc231076012 \h </w:instrText>
+          <w:instrText xml:space="preserve"> PAGEREF _Toc231076612 \h </w:instrText>
         </w:r>
         <w:r>
           <w:rPr>
@@ -2035,7 +2974,7 @@
             <w:noProof/>
             <w:webHidden/>
           </w:rPr>
-          <w:t>23</w:t>
+          <w:t>18</w:t>
         </w:r>
         <w:r>
           <w:rPr>
@@ -2053,10 +2992,15 @@
           <w:tab w:val="right" w:leader="dot" w:pos="8832"/>
         </w:tabs>
         <w:rPr>
+          <w:rFonts w:asciiTheme="minorHAnsi" w:hAnsiTheme="minorHAnsi"/>
           <w:noProof/>
+          <w:kern w:val="2"/>
+          <w:szCs w:val="24"/>
+          <w:lang w:val="es-CL" w:eastAsia="es-CL"/>
+          <w14:ligatures w14:val="standardContextual"/>
         </w:rPr>
       </w:pPr>
-      <w:hyperlink w:anchor="_Toc231076013" w:history="1">
+      <w:hyperlink w:anchor="_Toc231076613" w:history="1">
         <w:r>
           <w:rPr>
             <w:rStyle w:val="Hipervnculo"/>
@@ -2083,7 +3027,7 @@
             <w:noProof/>
             <w:webHidden/>
           </w:rPr>
-          <w:instrText xml:space="preserve"> PAGEREF _Toc231076013 \h </w:instrText>
+          <w:instrText xml:space="preserve"> PAGEREF _Toc231076613 \h </w:instrText>
         </w:r>
         <w:r>
           <w:rPr>
@@ -2103,7 +3047,7 @@
             <w:noProof/>
             <w:webHidden/>
           </w:rPr>
-          <w:t>23</w:t>
+          <w:t>18</w:t>
         </w:r>
         <w:r>
           <w:rPr>
@@ -2121,10 +3065,15 @@
           <w:tab w:val="right" w:leader="dot" w:pos="8832"/>
         </w:tabs>
         <w:rPr>
+          <w:rFonts w:asciiTheme="minorHAnsi" w:hAnsiTheme="minorHAnsi"/>
           <w:noProof/>
+          <w:kern w:val="2"/>
+          <w:szCs w:val="24"/>
+          <w:lang w:val="es-CL" w:eastAsia="es-CL"/>
+          <w14:ligatures w14:val="standardContextual"/>
         </w:rPr>
       </w:pPr>
-      <w:hyperlink w:anchor="_Toc231076014" w:history="1">
+      <w:hyperlink w:anchor="_Toc231076614" w:history="1">
         <w:r>
           <w:rPr>
             <w:rStyle w:val="Hipervnculo"/>
@@ -2151,7 +3100,7 @@
             <w:noProof/>
             <w:webHidden/>
           </w:rPr>
-          <w:instrText xml:space="preserve"> PAGEREF _Toc231076014 \h </w:instrText>
+          <w:instrText xml:space="preserve"> PAGEREF _Toc231076614 \h </w:instrText>
         </w:r>
         <w:r>
           <w:rPr>
@@ -2171,7 +3120,7 @@
             <w:noProof/>
             <w:webHidden/>
           </w:rPr>
-          <w:t>24</w:t>
+          <w:t>19</w:t>
         </w:r>
         <w:r>
           <w:rPr>
@@ -2189,10 +3138,15 @@
           <w:tab w:val="right" w:leader="dot" w:pos="8832"/>
         </w:tabs>
         <w:rPr>
+          <w:rFonts w:asciiTheme="minorHAnsi" w:hAnsiTheme="minorHAnsi"/>
           <w:noProof/>
+          <w:kern w:val="2"/>
+          <w:szCs w:val="24"/>
+          <w:lang w:val="es-CL" w:eastAsia="es-CL"/>
+          <w14:ligatures w14:val="standardContextual"/>
         </w:rPr>
       </w:pPr>
-      <w:hyperlink w:anchor="_Toc231076015" w:history="1">
+      <w:hyperlink w:anchor="_Toc231076615" w:history="1">
         <w:r>
           <w:rPr>
             <w:rStyle w:val="Hipervnculo"/>
@@ -2219,7 +3173,7 @@
             <w:noProof/>
             <w:webHidden/>
           </w:rPr>
-          <w:instrText xml:space="preserve"> PAGEREF _Toc231076015 \h </w:instrText>
+          <w:instrText xml:space="preserve"> PAGEREF _Toc231076615 \h </w:instrText>
         </w:r>
         <w:r>
           <w:rPr>
@@ -2239,7 +3193,7 @@
             <w:noProof/>
             <w:webHidden/>
           </w:rPr>
-          <w:t>24</w:t>
+          <w:t>19</w:t>
         </w:r>
         <w:r>
           <w:rPr>
@@ -2257,10 +3211,15 @@
           <w:tab w:val="right" w:leader="dot" w:pos="8832"/>
         </w:tabs>
         <w:rPr>
+          <w:rFonts w:asciiTheme="minorHAnsi" w:hAnsiTheme="minorHAnsi"/>
           <w:noProof/>
+          <w:kern w:val="2"/>
+          <w:szCs w:val="24"/>
+          <w:lang w:val="es-CL" w:eastAsia="es-CL"/>
+          <w14:ligatures w14:val="standardContextual"/>
         </w:rPr>
       </w:pPr>
-      <w:hyperlink w:anchor="_Toc231076016" w:history="1">
+      <w:hyperlink w:anchor="_Toc231076616" w:history="1">
         <w:r>
           <w:rPr>
             <w:rStyle w:val="Hipervnculo"/>
@@ -2287,7 +3246,7 @@
             <w:noProof/>
             <w:webHidden/>
           </w:rPr>
-          <w:instrText xml:space="preserve"> PAGEREF _Toc231076016 \h </w:instrText>
+          <w:instrText xml:space="preserve"> PAGEREF _Toc231076616 \h </w:instrText>
         </w:r>
         <w:r>
           <w:rPr>
@@ -2307,7 +3266,7 @@
             <w:noProof/>
             <w:webHidden/>
           </w:rPr>
-          <w:t>25</w:t>
+          <w:t>20</w:t>
         </w:r>
         <w:r>
           <w:rPr>
@@ -2325,10 +3284,15 @@
           <w:tab w:val="right" w:leader="dot" w:pos="8832"/>
         </w:tabs>
         <w:rPr>
+          <w:rFonts w:asciiTheme="minorHAnsi" w:hAnsiTheme="minorHAnsi"/>
           <w:noProof/>
+          <w:kern w:val="2"/>
+          <w:szCs w:val="24"/>
+          <w:lang w:val="es-CL" w:eastAsia="es-CL"/>
+          <w14:ligatures w14:val="standardContextual"/>
         </w:rPr>
       </w:pPr>
-      <w:hyperlink w:anchor="_Toc231076017" w:history="1">
+      <w:hyperlink w:anchor="_Toc231076617" w:history="1">
         <w:r>
           <w:rPr>
             <w:rStyle w:val="Hipervnculo"/>
@@ -2355,7 +3319,7 @@
             <w:noProof/>
             <w:webHidden/>
           </w:rPr>
-          <w:instrText xml:space="preserve"> PAGEREF _Toc231076017 \h </w:instrText>
+          <w:instrText xml:space="preserve"> PAGEREF _Toc231076617 \h </w:instrText>
         </w:r>
         <w:r>
           <w:rPr>
@@ -2375,7 +3339,7 @@
             <w:noProof/>
             <w:webHidden/>
           </w:rPr>
-          <w:t>25</w:t>
+          <w:t>20</w:t>
         </w:r>
         <w:r>
           <w:rPr>
@@ -2393,10 +3357,15 @@
           <w:tab w:val="right" w:leader="dot" w:pos="8832"/>
         </w:tabs>
         <w:rPr>
+          <w:rFonts w:asciiTheme="minorHAnsi" w:hAnsiTheme="minorHAnsi"/>
           <w:noProof/>
+          <w:kern w:val="2"/>
+          <w:szCs w:val="24"/>
+          <w:lang w:val="es-CL" w:eastAsia="es-CL"/>
+          <w14:ligatures w14:val="standardContextual"/>
         </w:rPr>
       </w:pPr>
-      <w:hyperlink w:anchor="_Toc231076018" w:history="1">
+      <w:hyperlink w:anchor="_Toc231076618" w:history="1">
         <w:r>
           <w:rPr>
             <w:rStyle w:val="Hipervnculo"/>
@@ -2423,7 +3392,7 @@
             <w:noProof/>
             <w:webHidden/>
           </w:rPr>
-          <w:instrText xml:space="preserve"> PAGEREF _Toc231076018 \h </w:instrText>
+          <w:instrText xml:space="preserve"> PAGEREF _Toc231076618 \h </w:instrText>
         </w:r>
         <w:r>
           <w:rPr>
@@ -2443,7 +3412,7 @@
             <w:noProof/>
             <w:webHidden/>
           </w:rPr>
-          <w:t>26</w:t>
+          <w:t>21</w:t>
         </w:r>
         <w:r>
           <w:rPr>
@@ -2461,10 +3430,15 @@
           <w:tab w:val="right" w:leader="dot" w:pos="8832"/>
         </w:tabs>
         <w:rPr>
+          <w:rFonts w:asciiTheme="minorHAnsi" w:hAnsiTheme="minorHAnsi"/>
           <w:noProof/>
+          <w:kern w:val="2"/>
+          <w:szCs w:val="24"/>
+          <w:lang w:val="es-CL" w:eastAsia="es-CL"/>
+          <w14:ligatures w14:val="standardContextual"/>
         </w:rPr>
       </w:pPr>
-      <w:hyperlink w:anchor="_Toc231076019" w:history="1">
+      <w:hyperlink w:anchor="_Toc231076619" w:history="1">
         <w:r>
           <w:rPr>
             <w:rStyle w:val="Hipervnculo"/>
@@ -2491,7 +3465,7 @@
             <w:noProof/>
             <w:webHidden/>
           </w:rPr>
-          <w:instrText xml:space="preserve"> PAGEREF _Toc231076019 \h </w:instrText>
+          <w:instrText xml:space="preserve"> PAGEREF _Toc231076619 \h </w:instrText>
         </w:r>
         <w:r>
           <w:rPr>
@@ -2511,7 +3485,7 @@
             <w:noProof/>
             <w:webHidden/>
           </w:rPr>
-          <w:t>28</w:t>
+          <w:t>23</w:t>
         </w:r>
         <w:r>
           <w:rPr>
@@ -2529,10 +3503,15 @@
           <w:tab w:val="right" w:leader="dot" w:pos="8832"/>
         </w:tabs>
         <w:rPr>
+          <w:rFonts w:asciiTheme="minorHAnsi" w:hAnsiTheme="minorHAnsi"/>
           <w:noProof/>
+          <w:kern w:val="2"/>
+          <w:szCs w:val="24"/>
+          <w:lang w:val="es-CL" w:eastAsia="es-CL"/>
+          <w14:ligatures w14:val="standardContextual"/>
         </w:rPr>
       </w:pPr>
-      <w:hyperlink w:anchor="_Toc231076020" w:history="1">
+      <w:hyperlink w:anchor="_Toc231076620" w:history="1">
         <w:r>
           <w:rPr>
             <w:rStyle w:val="Hipervnculo"/>
@@ -2559,7 +3538,7 @@
             <w:noProof/>
             <w:webHidden/>
           </w:rPr>
-          <w:instrText xml:space="preserve"> PAGEREF _Toc231076020 \h </w:instrText>
+          <w:instrText xml:space="preserve"> PAGEREF _Toc231076620 \h </w:instrText>
         </w:r>
         <w:r>
           <w:rPr>
@@ -2579,7 +3558,7 @@
             <w:noProof/>
             <w:webHidden/>
           </w:rPr>
-          <w:t>28</w:t>
+          <w:t>23</w:t>
         </w:r>
         <w:r>
           <w:rPr>
@@ -2597,10 +3576,15 @@
           <w:tab w:val="right" w:leader="dot" w:pos="8832"/>
         </w:tabs>
         <w:rPr>
+          <w:rFonts w:asciiTheme="minorHAnsi" w:hAnsiTheme="minorHAnsi"/>
           <w:noProof/>
+          <w:kern w:val="2"/>
+          <w:szCs w:val="24"/>
+          <w:lang w:val="es-CL" w:eastAsia="es-CL"/>
+          <w14:ligatures w14:val="standardContextual"/>
         </w:rPr>
       </w:pPr>
-      <w:hyperlink w:anchor="_Toc231076021" w:history="1">
+      <w:hyperlink w:anchor="_Toc231076621" w:history="1">
         <w:r>
           <w:rPr>
             <w:rStyle w:val="Hipervnculo"/>
@@ -2627,7 +3611,7 @@
             <w:noProof/>
             <w:webHidden/>
           </w:rPr>
-          <w:instrText xml:space="preserve"> PAGEREF _Toc231076021 \h </w:instrText>
+          <w:instrText xml:space="preserve"> PAGEREF _Toc231076621 \h </w:instrText>
         </w:r>
         <w:r>
           <w:rPr>
@@ -2647,7 +3631,7 @@
             <w:noProof/>
             <w:webHidden/>
           </w:rPr>
-          <w:t>28</w:t>
+          <w:t>24</w:t>
         </w:r>
         <w:r>
           <w:rPr>
@@ -2665,10 +3649,15 @@
           <w:tab w:val="right" w:leader="dot" w:pos="8832"/>
         </w:tabs>
         <w:rPr>
+          <w:rFonts w:asciiTheme="minorHAnsi" w:hAnsiTheme="minorHAnsi"/>
           <w:noProof/>
+          <w:kern w:val="2"/>
+          <w:szCs w:val="24"/>
+          <w:lang w:val="es-CL" w:eastAsia="es-CL"/>
+          <w14:ligatures w14:val="standardContextual"/>
         </w:rPr>
       </w:pPr>
-      <w:hyperlink w:anchor="_Toc231076022" w:history="1">
+      <w:hyperlink w:anchor="_Toc231076622" w:history="1">
         <w:r>
           <w:rPr>
             <w:rStyle w:val="Hipervnculo"/>
@@ -2695,7 +3684,7 @@
             <w:noProof/>
             <w:webHidden/>
           </w:rPr>
-          <w:instrText xml:space="preserve"> PAGEREF _Toc231076022 \h </w:instrText>
+          <w:instrText xml:space="preserve"> PAGEREF _Toc231076622 \h </w:instrText>
         </w:r>
         <w:r>
           <w:rPr>
@@ -2715,7 +3704,7 @@
             <w:noProof/>
             <w:webHidden/>
           </w:rPr>
-          <w:t>30</w:t>
+          <w:t>25</w:t>
         </w:r>
         <w:r>
           <w:rPr>
@@ -2733,10 +3722,15 @@
           <w:tab w:val="right" w:leader="dot" w:pos="8832"/>
         </w:tabs>
         <w:rPr>
+          <w:rFonts w:asciiTheme="minorHAnsi" w:hAnsiTheme="minorHAnsi"/>
           <w:noProof/>
+          <w:kern w:val="2"/>
+          <w:szCs w:val="24"/>
+          <w:lang w:val="es-CL" w:eastAsia="es-CL"/>
+          <w14:ligatures w14:val="standardContextual"/>
         </w:rPr>
       </w:pPr>
-      <w:hyperlink w:anchor="_Toc231076023" w:history="1">
+      <w:hyperlink w:anchor="_Toc231076623" w:history="1">
         <w:r>
           <w:rPr>
             <w:rStyle w:val="Hipervnculo"/>
@@ -2763,7 +3757,7 @@
             <w:noProof/>
             <w:webHidden/>
           </w:rPr>
-          <w:instrText xml:space="preserve"> PAGEREF _Toc231076023 \h </w:instrText>
+          <w:instrText xml:space="preserve"> PAGEREF _Toc231076623 \h </w:instrText>
         </w:r>
         <w:r>
           <w:rPr>
@@ -2783,7 +3777,7 @@
             <w:noProof/>
             <w:webHidden/>
           </w:rPr>
-          <w:t>31</w:t>
+          <w:t>26</w:t>
         </w:r>
         <w:r>
           <w:rPr>
@@ -2801,10 +3795,15 @@
           <w:tab w:val="right" w:leader="dot" w:pos="8832"/>
         </w:tabs>
         <w:rPr>
+          <w:rFonts w:asciiTheme="minorHAnsi" w:hAnsiTheme="minorHAnsi"/>
           <w:noProof/>
+          <w:kern w:val="2"/>
+          <w:szCs w:val="24"/>
+          <w:lang w:val="es-CL" w:eastAsia="es-CL"/>
+          <w14:ligatures w14:val="standardContextual"/>
         </w:rPr>
       </w:pPr>
-      <w:hyperlink w:anchor="_Toc231076024" w:history="1">
+      <w:hyperlink w:anchor="_Toc231076624" w:history="1">
         <w:r>
           <w:rPr>
             <w:rStyle w:val="Hipervnculo"/>
@@ -2831,7 +3830,7 @@
             <w:noProof/>
             <w:webHidden/>
           </w:rPr>
-          <w:instrText xml:space="preserve"> PAGEREF _Toc231076024 \h </w:instrText>
+          <w:instrText xml:space="preserve"> PAGEREF _Toc231076624 \h </w:instrText>
         </w:r>
         <w:r>
           <w:rPr>
@@ -2851,7 +3850,7 @@
             <w:noProof/>
             <w:webHidden/>
           </w:rPr>
-          <w:t>32</w:t>
+          <w:t>28</w:t>
         </w:r>
         <w:r>
           <w:rPr>
@@ -2869,10 +3868,15 @@
           <w:tab w:val="right" w:leader="dot" w:pos="8832"/>
         </w:tabs>
         <w:rPr>
+          <w:rFonts w:asciiTheme="minorHAnsi" w:hAnsiTheme="minorHAnsi"/>
           <w:noProof/>
+          <w:kern w:val="2"/>
+          <w:szCs w:val="24"/>
+          <w:lang w:val="es-CL" w:eastAsia="es-CL"/>
+          <w14:ligatures w14:val="standardContextual"/>
         </w:rPr>
       </w:pPr>
-      <w:hyperlink w:anchor="_Toc231076025" w:history="1">
+      <w:hyperlink w:anchor="_Toc231076625" w:history="1">
         <w:r>
           <w:rPr>
             <w:rStyle w:val="Hipervnculo"/>
@@ -2899,7 +3903,7 @@
             <w:noProof/>
             <w:webHidden/>
           </w:rPr>
-          <w:instrText xml:space="preserve"> PAGEREF _Toc231076025 \h </w:instrText>
+          <w:instrText xml:space="preserve"> PAGEREF _Toc231076625 \h </w:instrText>
         </w:r>
         <w:r>
           <w:rPr>
@@ -2919,7 +3923,7 @@
             <w:noProof/>
             <w:webHidden/>
           </w:rPr>
-          <w:t>33</w:t>
+          <w:t>29</w:t>
         </w:r>
         <w:r>
           <w:rPr>
@@ -2937,16 +3941,21 @@
           <w:tab w:val="right" w:leader="dot" w:pos="8832"/>
         </w:tabs>
         <w:rPr>
+          <w:rFonts w:asciiTheme="minorHAnsi" w:hAnsiTheme="minorHAnsi"/>
           <w:noProof/>
+          <w:kern w:val="2"/>
+          <w:szCs w:val="24"/>
+          <w:lang w:val="es-CL" w:eastAsia="es-CL"/>
+          <w14:ligatures w14:val="standardContextual"/>
         </w:rPr>
       </w:pPr>
-      <w:hyperlink w:anchor="_Toc231076026" w:history="1">
+      <w:hyperlink w:anchor="_Toc231076626" w:history="1">
         <w:r>
           <w:rPr>
             <w:rStyle w:val="Hipervnculo"/>
             <w:noProof/>
           </w:rPr>
-          <w:t>4.7 Discusión integrada</w:t>
+          <w:t>4.7 Diagnósticos y robustez</w:t>
         </w:r>
         <w:r>
           <w:rPr>
@@ -2967,7 +3976,7 @@
             <w:noProof/>
             <w:webHidden/>
           </w:rPr>
-          <w:instrText xml:space="preserve"> PAGEREF _Toc231076026 \h </w:instrText>
+          <w:instrText xml:space="preserve"> PAGEREF _Toc231076626 \h </w:instrText>
         </w:r>
         <w:r>
           <w:rPr>
@@ -2987,7 +3996,80 @@
             <w:noProof/>
             <w:webHidden/>
           </w:rPr>
-          <w:t>34</w:t>
+          <w:t>31</w:t>
+        </w:r>
+        <w:r>
+          <w:rPr>
+            <w:noProof/>
+            <w:webHidden/>
+          </w:rPr>
+          <w:fldChar w:fldCharType="end"/>
+        </w:r>
+      </w:hyperlink>
+    </w:p>
+    <w:p>
+      <w:pPr>
+        <w:pStyle w:val="TDC2"/>
+        <w:tabs>
+          <w:tab w:val="right" w:leader="dot" w:pos="8832"/>
+        </w:tabs>
+        <w:rPr>
+          <w:rFonts w:asciiTheme="minorHAnsi" w:hAnsiTheme="minorHAnsi"/>
+          <w:noProof/>
+          <w:kern w:val="2"/>
+          <w:szCs w:val="24"/>
+          <w:lang w:val="es-CL" w:eastAsia="es-CL"/>
+          <w14:ligatures w14:val="standardContextual"/>
+        </w:rPr>
+      </w:pPr>
+      <w:hyperlink w:anchor="_Toc231076627" w:history="1">
+        <w:r>
+          <w:rPr>
+            <w:rStyle w:val="Hipervnculo"/>
+            <w:noProof/>
+          </w:rPr>
+          <w:t>4.8 Discusión integrada</w:t>
+        </w:r>
+        <w:r>
+          <w:rPr>
+            <w:noProof/>
+            <w:webHidden/>
+          </w:rPr>
+          <w:tab/>
+        </w:r>
+        <w:r>
+          <w:rPr>
+            <w:noProof/>
+            <w:webHidden/>
+          </w:rPr>
+          <w:fldChar w:fldCharType="begin"/>
+        </w:r>
+        <w:r>
+          <w:rPr>
+            <w:noProof/>
+            <w:webHidden/>
+          </w:rPr>
+          <w:instrText xml:space="preserve"> PAGEREF _Toc231076627 \h </w:instrText>
+        </w:r>
+        <w:r>
+          <w:rPr>
+            <w:noProof/>
+            <w:webHidden/>
+          </w:rPr>
+        </w:r>
+        <w:r>
+          <w:rPr>
+            <w:noProof/>
+            <w:webHidden/>
+          </w:rPr>
+          <w:fldChar w:fldCharType="separate"/>
+        </w:r>
+        <w:r>
+          <w:rPr>
+            <w:noProof/>
+            <w:webHidden/>
+          </w:rPr>
+          <w:t>32</w:t>
         </w:r>
         <w:r>
           <w:rPr>
@@ -3005,10 +4087,15 @@
           <w:tab w:val="right" w:leader="dot" w:pos="8832"/>
         </w:tabs>
         <w:rPr>
+          <w:rFonts w:asciiTheme="minorHAnsi" w:hAnsiTheme="minorHAnsi"/>
           <w:noProof/>
+          <w:kern w:val="2"/>
+          <w:szCs w:val="24"/>
+          <w:lang w:val="es-CL" w:eastAsia="es-CL"/>
+          <w14:ligatures w14:val="standardContextual"/>
         </w:rPr>
       </w:pPr>
-      <w:hyperlink w:anchor="_Toc231076027" w:history="1">
+      <w:hyperlink w:anchor="_Toc231076628" w:history="1">
         <w:r>
           <w:rPr>
             <w:rStyle w:val="Hipervnculo"/>
@@ -3035,7 +4122,7 @@
             <w:noProof/>
             <w:webHidden/>
           </w:rPr>
-          <w:instrText xml:space="preserve"> PAGEREF _Toc231076027 \h </w:instrText>
+          <w:instrText xml:space="preserve"> PAGEREF _Toc231076628 \h </w:instrText>
         </w:r>
         <w:r>
           <w:rPr>
@@ -3055,7 +4142,7 @@
             <w:noProof/>
             <w:webHidden/>
           </w:rPr>
-          <w:t>36</w:t>
+          <w:t>34</w:t>
         </w:r>
         <w:r>
           <w:rPr>
@@ -3073,10 +4160,15 @@
           <w:tab w:val="right" w:leader="dot" w:pos="8832"/>
         </w:tabs>
         <w:rPr>
+          <w:rFonts w:asciiTheme="minorHAnsi" w:hAnsiTheme="minorHAnsi"/>
           <w:noProof/>
+          <w:kern w:val="2"/>
+          <w:szCs w:val="24"/>
+          <w:lang w:val="es-CL" w:eastAsia="es-CL"/>
+          <w14:ligatures w14:val="standardContextual"/>
         </w:rPr>
       </w:pPr>
-      <w:hyperlink w:anchor="_Toc231076028" w:history="1">
+      <w:hyperlink w:anchor="_Toc231076629" w:history="1">
         <w:r>
           <w:rPr>
             <w:rStyle w:val="Hipervnculo"/>
@@ -3103,7 +4195,7 @@
             <w:noProof/>
             <w:webHidden/>
           </w:rPr>
-          <w:instrText xml:space="preserve"> PAGEREF _Toc231076028 \h </w:instrText>
+          <w:instrText xml:space="preserve"> PAGEREF _Toc231076629 \h </w:instrText>
         </w:r>
         <w:r>
           <w:rPr>
@@ -3123,7 +4215,7 @@
             <w:noProof/>
             <w:webHidden/>
           </w:rPr>
-          <w:t>36</w:t>
+          <w:t>34</w:t>
         </w:r>
         <w:r>
           <w:rPr>
@@ -3141,10 +4233,15 @@
           <w:tab w:val="right" w:leader="dot" w:pos="8832"/>
         </w:tabs>
         <w:rPr>
+          <w:rFonts w:asciiTheme="minorHAnsi" w:hAnsiTheme="minorHAnsi"/>
           <w:noProof/>
+          <w:kern w:val="2"/>
+          <w:szCs w:val="24"/>
+          <w:lang w:val="es-CL" w:eastAsia="es-CL"/>
+          <w14:ligatures w14:val="standardContextual"/>
         </w:rPr>
       </w:pPr>
-      <w:hyperlink w:anchor="_Toc231076029" w:history="1">
+      <w:hyperlink w:anchor="_Toc231076630" w:history="1">
         <w:r>
           <w:rPr>
             <w:rStyle w:val="Hipervnculo"/>
@@ -3171,7 +4268,7 @@
             <w:noProof/>
             <w:webHidden/>
           </w:rPr>
-          <w:instrText xml:space="preserve"> PAGEREF _Toc231076029 \h </w:instrText>
+          <w:instrText xml:space="preserve"> PAGEREF _Toc231076630 \h </w:instrText>
         </w:r>
         <w:r>
           <w:rPr>
@@ -3191,7 +4288,7 @@
             <w:noProof/>
             <w:webHidden/>
           </w:rPr>
-          <w:t>37</w:t>
+          <w:t>35</w:t>
         </w:r>
         <w:r>
           <w:rPr>
@@ -3209,10 +4306,15 @@
           <w:tab w:val="right" w:leader="dot" w:pos="8832"/>
         </w:tabs>
         <w:rPr>
+          <w:rFonts w:asciiTheme="minorHAnsi" w:hAnsiTheme="minorHAnsi"/>
           <w:noProof/>
+          <w:kern w:val="2"/>
+          <w:szCs w:val="24"/>
+          <w:lang w:val="es-CL" w:eastAsia="es-CL"/>
+          <w14:ligatures w14:val="standardContextual"/>
         </w:rPr>
       </w:pPr>
-      <w:hyperlink w:anchor="_Toc231076030" w:history="1">
+      <w:hyperlink w:anchor="_Toc231076631" w:history="1">
         <w:r>
           <w:rPr>
             <w:rStyle w:val="Hipervnculo"/>
@@ -3239,7 +4341,7 @@
             <w:noProof/>
             <w:webHidden/>
           </w:rPr>
-          <w:instrText xml:space="preserve"> PAGEREF _Toc231076030 \h </w:instrText>
+          <w:instrText xml:space="preserve"> PAGEREF _Toc231076631 \h </w:instrText>
         </w:r>
         <w:r>
           <w:rPr>
@@ -3259,7 +4361,7 @@
             <w:noProof/>
             <w:webHidden/>
           </w:rPr>
-          <w:t>37</w:t>
+          <w:t>35</w:t>
         </w:r>
         <w:r>
           <w:rPr>
@@ -3277,10 +4379,15 @@
           <w:tab w:val="right" w:leader="dot" w:pos="8832"/>
         </w:tabs>
         <w:rPr>
+          <w:rFonts w:asciiTheme="minorHAnsi" w:hAnsiTheme="minorHAnsi"/>
           <w:noProof/>
+          <w:kern w:val="2"/>
+          <w:szCs w:val="24"/>
+          <w:lang w:val="es-CL" w:eastAsia="es-CL"/>
+          <w14:ligatures w14:val="standardContextual"/>
         </w:rPr>
       </w:pPr>
-      <w:hyperlink w:anchor="_Toc231076031" w:history="1">
+      <w:hyperlink w:anchor="_Toc231076632" w:history="1">
         <w:r>
           <w:rPr>
             <w:rStyle w:val="Hipervnculo"/>
@@ -3307,7 +4414,7 @@
             <w:noProof/>
             <w:webHidden/>
           </w:rPr>
-          <w:instrText xml:space="preserve"> PAGEREF _Toc231076031 \h </w:instrText>
+          <w:instrText xml:space="preserve"> PAGEREF _Toc231076632 \h </w:instrText>
         </w:r>
         <w:r>
           <w:rPr>
@@ -3327,7 +4434,7 @@
             <w:noProof/>
             <w:webHidden/>
           </w:rPr>
-          <w:t>37</w:t>
+          <w:t>35</w:t>
         </w:r>
         <w:r>
           <w:rPr>
@@ -3345,10 +4452,15 @@
           <w:tab w:val="right" w:leader="dot" w:pos="8832"/>
         </w:tabs>
         <w:rPr>
+          <w:rFonts w:asciiTheme="minorHAnsi" w:hAnsiTheme="minorHAnsi"/>
           <w:noProof/>
+          <w:kern w:val="2"/>
+          <w:szCs w:val="24"/>
+          <w:lang w:val="es-CL" w:eastAsia="es-CL"/>
+          <w14:ligatures w14:val="standardContextual"/>
         </w:rPr>
       </w:pPr>
-      <w:hyperlink w:anchor="_Toc231076032" w:history="1">
+      <w:hyperlink w:anchor="_Toc231076633" w:history="1">
         <w:r>
           <w:rPr>
             <w:rStyle w:val="Hipervnculo"/>
@@ -3375,7 +4487,7 @@
             <w:noProof/>
             <w:webHidden/>
           </w:rPr>
-          <w:instrText xml:space="preserve"> PAGEREF _Toc231076032 \h </w:instrText>
+          <w:instrText xml:space="preserve"> PAGEREF _Toc231076633 \h </w:instrText>
         </w:r>
         <w:r>
           <w:rPr>
@@ -3395,7 +4507,7 @@
             <w:noProof/>
             <w:webHidden/>
           </w:rPr>
-          <w:t>39</w:t>
+          <w:t>37</w:t>
         </w:r>
         <w:r>
           <w:rPr>
@@ -3408,7 +4520,328 @@
     </w:p>
     <w:p>
       <w:r>
+        <w:fldChar w:fldCharType="end"/>
+      </w:r>
+    </w:p>
+    <w:p>
+      <w:r>
+        <w:br w:type="page"/>
+      </w:r>
+    </w:p>
+    <w:p>
+      <w:pPr>
+        <w:pStyle w:val="Ttulo1"/>
+      </w:pPr>
+      <w:bookmarkStart w:id="7" w:name="_Toc231076584"/>
+      <w:r>
         <w:lastRenderedPageBreak/>
+        <w:t>Índice de tablas</w:t>
+      </w:r>
+      <w:bookmarkEnd w:id="7"/>
+    </w:p>
+    <w:p>
+      <w:pPr>
+        <w:pStyle w:val="Tabladeilustraciones"/>
+        <w:tabs>
+          <w:tab w:val="right" w:leader="dot" w:pos="8832"/>
+        </w:tabs>
+        <w:rPr>
+          <w:rFonts w:asciiTheme="minorHAnsi" w:hAnsiTheme="minorHAnsi"/>
+          <w:noProof/>
+          <w:kern w:val="2"/>
+          <w:szCs w:val="24"/>
+          <w:lang w:val="es-CL" w:eastAsia="es-CL"/>
+          <w14:ligatures w14:val="standardContextual"/>
+        </w:rPr>
+      </w:pPr>
+      <w:r>
+        <w:fldChar w:fldCharType="begin"/>
+      </w:r>
+      <w:r>
+        <w:instrText>TOC \h \z \c "Tabla"</w:instrText>
+      </w:r>
+      <w:r>
+        <w:fldChar w:fldCharType="separate"/>
+      </w:r>
+      <w:hyperlink w:anchor="_Toc231076634" w:history="1">
+        <w:r>
+          <w:rPr>
+            <w:rStyle w:val="Hipervnculo"/>
+            <w:noProof/>
+          </w:rPr>
+          <w:t>Tabla 1.</w:t>
+        </w:r>
+        <w:r>
+          <w:rPr>
+            <w:noProof/>
+            <w:webHidden/>
+          </w:rPr>
+          <w:tab/>
+        </w:r>
+        <w:r>
+          <w:rPr>
+            <w:noProof/>
+            <w:webHidden/>
+          </w:rPr>
+          <w:fldChar w:fldCharType="begin"/>
+        </w:r>
+        <w:r>
+          <w:rPr>
+            <w:noProof/>
+            <w:webHidden/>
+          </w:rPr>
+          <w:instrText xml:space="preserve"> PAGEREF _Toc231076634 \h </w:instrText>
+        </w:r>
+        <w:r>
+          <w:rPr>
+            <w:noProof/>
+            <w:webHidden/>
+          </w:rPr>
+        </w:r>
+        <w:r>
+          <w:rPr>
+            <w:noProof/>
+            <w:webHidden/>
+          </w:rPr>
+          <w:fldChar w:fldCharType="separate"/>
+        </w:r>
+        <w:r>
+          <w:rPr>
+            <w:noProof/>
+            <w:webHidden/>
+          </w:rPr>
+          <w:t>21</w:t>
+        </w:r>
+        <w:r>
+          <w:rPr>
+            <w:noProof/>
+            <w:webHidden/>
+          </w:rPr>
+          <w:fldChar w:fldCharType="end"/>
+        </w:r>
+      </w:hyperlink>
+    </w:p>
+    <w:p>
+      <w:pPr>
+        <w:pStyle w:val="Tabladeilustraciones"/>
+        <w:tabs>
+          <w:tab w:val="right" w:leader="dot" w:pos="8832"/>
+        </w:tabs>
+        <w:rPr>
+          <w:rFonts w:asciiTheme="minorHAnsi" w:hAnsiTheme="minorHAnsi"/>
+          <w:noProof/>
+          <w:kern w:val="2"/>
+          <w:szCs w:val="24"/>
+          <w:lang w:val="es-CL" w:eastAsia="es-CL"/>
+          <w14:ligatures w14:val="standardContextual"/>
+        </w:rPr>
+      </w:pPr>
+      <w:hyperlink w:anchor="_Toc231076635" w:history="1">
+        <w:r>
+          <w:rPr>
+            <w:rStyle w:val="Hipervnculo"/>
+            <w:noProof/>
+          </w:rPr>
+          <w:t>Tabla 2.</w:t>
+        </w:r>
+        <w:r>
+          <w:rPr>
+            <w:noProof/>
+            <w:webHidden/>
+          </w:rPr>
+          <w:tab/>
+        </w:r>
+        <w:r>
+          <w:rPr>
+            <w:noProof/>
+            <w:webHidden/>
+          </w:rPr>
+          <w:fldChar w:fldCharType="begin"/>
+        </w:r>
+        <w:r>
+          <w:rPr>
+            <w:noProof/>
+            <w:webHidden/>
+          </w:rPr>
+          <w:instrText xml:space="preserve"> PAGEREF _Toc231076635 \h </w:instrText>
+        </w:r>
+        <w:r>
+          <w:rPr>
+            <w:noProof/>
+            <w:webHidden/>
+          </w:rPr>
+        </w:r>
+        <w:r>
+          <w:rPr>
+            <w:noProof/>
+            <w:webHidden/>
+          </w:rPr>
+          <w:fldChar w:fldCharType="separate"/>
+        </w:r>
+        <w:r>
+          <w:rPr>
+            <w:noProof/>
+            <w:webHidden/>
+          </w:rPr>
+          <w:t>24</w:t>
+        </w:r>
+        <w:r>
+          <w:rPr>
+            <w:noProof/>
+            <w:webHidden/>
+          </w:rPr>
+          <w:fldChar w:fldCharType="end"/>
+        </w:r>
+      </w:hyperlink>
+    </w:p>
+    <w:p>
+      <w:pPr>
+        <w:pStyle w:val="Tabladeilustraciones"/>
+        <w:tabs>
+          <w:tab w:val="right" w:leader="dot" w:pos="8832"/>
+        </w:tabs>
+        <w:rPr>
+          <w:rFonts w:asciiTheme="minorHAnsi" w:hAnsiTheme="minorHAnsi"/>
+          <w:noProof/>
+          <w:kern w:val="2"/>
+          <w:szCs w:val="24"/>
+          <w:lang w:val="es-CL" w:eastAsia="es-CL"/>
+          <w14:ligatures w14:val="standardContextual"/>
+        </w:rPr>
+      </w:pPr>
+      <w:hyperlink w:anchor="_Toc231076636" w:history="1">
+        <w:r>
+          <w:rPr>
+            <w:rStyle w:val="Hipervnculo"/>
+            <w:noProof/>
+          </w:rPr>
+          <w:t>Tabla 3.</w:t>
+        </w:r>
+        <w:r>
+          <w:rPr>
+            <w:noProof/>
+            <w:webHidden/>
+          </w:rPr>
+          <w:tab/>
+        </w:r>
+        <w:r>
+          <w:rPr>
+            <w:noProof/>
+            <w:webHidden/>
+          </w:rPr>
+          <w:fldChar w:fldCharType="begin"/>
+        </w:r>
+        <w:r>
+          <w:rPr>
+            <w:noProof/>
+            <w:webHidden/>
+          </w:rPr>
+          <w:instrText xml:space="preserve"> PAGEREF _Toc231076636 \h </w:instrText>
+        </w:r>
+        <w:r>
+          <w:rPr>
+            <w:noProof/>
+            <w:webHidden/>
+          </w:rPr>
+        </w:r>
+        <w:r>
+          <w:rPr>
+            <w:noProof/>
+            <w:webHidden/>
+          </w:rPr>
+          <w:fldChar w:fldCharType="separate"/>
+        </w:r>
+        <w:r>
+          <w:rPr>
+            <w:noProof/>
+            <w:webHidden/>
+          </w:rPr>
+          <w:t>26</w:t>
+        </w:r>
+        <w:r>
+          <w:rPr>
+            <w:noProof/>
+            <w:webHidden/>
+          </w:rPr>
+          <w:fldChar w:fldCharType="end"/>
+        </w:r>
+      </w:hyperlink>
+    </w:p>
+    <w:p>
+      <w:pPr>
+        <w:pStyle w:val="Tabladeilustraciones"/>
+        <w:tabs>
+          <w:tab w:val="right" w:leader="dot" w:pos="8832"/>
+        </w:tabs>
+        <w:rPr>
+          <w:rFonts w:asciiTheme="minorHAnsi" w:hAnsiTheme="minorHAnsi"/>
+          <w:noProof/>
+          <w:kern w:val="2"/>
+          <w:szCs w:val="24"/>
+          <w:lang w:val="es-CL" w:eastAsia="es-CL"/>
+          <w14:ligatures w14:val="standardContextual"/>
+        </w:rPr>
+      </w:pPr>
+      <w:hyperlink w:anchor="_Toc231076637" w:history="1">
+        <w:r>
+          <w:rPr>
+            <w:rStyle w:val="Hipervnculo"/>
+            <w:noProof/>
+          </w:rPr>
+          <w:t>Tabla 4.</w:t>
+        </w:r>
+        <w:r>
+          <w:rPr>
+            <w:noProof/>
+            <w:webHidden/>
+          </w:rPr>
+          <w:tab/>
+        </w:r>
+        <w:r>
+          <w:rPr>
+            <w:noProof/>
+            <w:webHidden/>
+          </w:rPr>
+          <w:fldChar w:fldCharType="begin"/>
+        </w:r>
+        <w:r>
+          <w:rPr>
+            <w:noProof/>
+            <w:webHidden/>
+          </w:rPr>
+          <w:instrText xml:space="preserve"> PAGEREF _Toc231076637 \h </w:instrText>
+        </w:r>
+        <w:r>
+          <w:rPr>
+            <w:noProof/>
+            <w:webHidden/>
+          </w:rPr>
+        </w:r>
+        <w:r>
+          <w:rPr>
+            <w:noProof/>
+            <w:webHidden/>
+          </w:rPr>
+          <w:fldChar w:fldCharType="separate"/>
+        </w:r>
+        <w:r>
+          <w:rPr>
+            <w:noProof/>
+            <w:webHidden/>
+          </w:rPr>
+          <w:t>29</w:t>
+        </w:r>
+        <w:r>
+          <w:rPr>
+            <w:noProof/>
+            <w:webHidden/>
+          </w:rPr>
+          <w:fldChar w:fldCharType="end"/>
+        </w:r>
+      </w:hyperlink>
+    </w:p>
+    <w:p>
+      <w:r>
         <w:fldChar w:fldCharType="end"/>
       </w:r>
     </w:p>
@@ -3421,22 +4854,1026 @@
       <w:pPr>
         <w:pStyle w:val="Ttulo1"/>
       </w:pPr>
-      <w:bookmarkStart w:id="2" w:name="_Toc231075987"/>
+      <w:bookmarkStart w:id="8" w:name="_Toc231076585"/>
+      <w:r>
+        <w:lastRenderedPageBreak/>
+        <w:t>Índice de figuras</w:t>
+      </w:r>
+      <w:bookmarkEnd w:id="8"/>
+    </w:p>
+    <w:p>
+      <w:pPr>
+        <w:pStyle w:val="Tabladeilustraciones"/>
+        <w:tabs>
+          <w:tab w:val="right" w:leader="dot" w:pos="8832"/>
+        </w:tabs>
+        <w:rPr>
+          <w:rFonts w:asciiTheme="minorHAnsi" w:hAnsiTheme="minorHAnsi"/>
+          <w:noProof/>
+          <w:kern w:val="2"/>
+          <w:szCs w:val="24"/>
+          <w:lang w:val="es-CL" w:eastAsia="es-CL"/>
+          <w14:ligatures w14:val="standardContextual"/>
+        </w:rPr>
+      </w:pPr>
+      <w:r>
+        <w:fldChar w:fldCharType="begin"/>
+      </w:r>
+      <w:r>
+        <w:instrText>TOC \h \z \c "Figura"</w:instrText>
+      </w:r>
+      <w:r>
+        <w:fldChar w:fldCharType="separate"/>
+      </w:r>
+      <w:hyperlink w:anchor="_Toc231076638" w:history="1">
+        <w:r>
+          <w:rPr>
+            <w:rStyle w:val="Hipervnculo"/>
+            <w:noProof/>
+          </w:rPr>
+          <w:t>Figura 1. Sensibilidad de los retornos a cada factor macro-financiero (muestra B).</w:t>
+        </w:r>
+        <w:r>
+          <w:rPr>
+            <w:noProof/>
+            <w:webHidden/>
+          </w:rPr>
+          <w:tab/>
+        </w:r>
+        <w:r>
+          <w:rPr>
+            <w:noProof/>
+            <w:webHidden/>
+          </w:rPr>
+          <w:fldChar w:fldCharType="begin"/>
+        </w:r>
+        <w:r>
+          <w:rPr>
+            <w:noProof/>
+            <w:webHidden/>
+          </w:rPr>
+          <w:instrText xml:space="preserve"> PAGEREF _Toc231076638 \h </w:instrText>
+        </w:r>
+        <w:r>
+          <w:rPr>
+            <w:noProof/>
+            <w:webHidden/>
+          </w:rPr>
+        </w:r>
+        <w:r>
+          <w:rPr>
+            <w:noProof/>
+            <w:webHidden/>
+          </w:rPr>
+          <w:fldChar w:fldCharType="separate"/>
+        </w:r>
+        <w:r>
+          <w:rPr>
+            <w:noProof/>
+            <w:webHidden/>
+          </w:rPr>
+          <w:t>25</w:t>
+        </w:r>
+        <w:r>
+          <w:rPr>
+            <w:noProof/>
+            <w:webHidden/>
+          </w:rPr>
+          <w:fldChar w:fldCharType="end"/>
+        </w:r>
+      </w:hyperlink>
+    </w:p>
+    <w:p>
+      <w:pPr>
+        <w:pStyle w:val="Tabladeilustraciones"/>
+        <w:tabs>
+          <w:tab w:val="right" w:leader="dot" w:pos="8832"/>
+        </w:tabs>
+        <w:rPr>
+          <w:rFonts w:asciiTheme="minorHAnsi" w:hAnsiTheme="minorHAnsi"/>
+          <w:noProof/>
+          <w:kern w:val="2"/>
+          <w:szCs w:val="24"/>
+          <w:lang w:val="es-CL" w:eastAsia="es-CL"/>
+          <w14:ligatures w14:val="standardContextual"/>
+        </w:rPr>
+      </w:pPr>
+      <w:hyperlink w:anchor="_Toc231076639" w:history="1">
+        <w:r>
+          <w:rPr>
+            <w:rStyle w:val="Hipervnculo"/>
+            <w:noProof/>
+          </w:rPr>
+          <w:t>Figura 2. Descomposición de la varianza del error de pronóstico del retorno (FEVD, horizonte 12 meses).</w:t>
+        </w:r>
+        <w:r>
+          <w:rPr>
+            <w:noProof/>
+            <w:webHidden/>
+          </w:rPr>
+          <w:tab/>
+        </w:r>
+        <w:r>
+          <w:rPr>
+            <w:noProof/>
+            <w:webHidden/>
+          </w:rPr>
+          <w:fldChar w:fldCharType="begin"/>
+        </w:r>
+        <w:r>
+          <w:rPr>
+            <w:noProof/>
+            <w:webHidden/>
+          </w:rPr>
+          <w:instrText xml:space="preserve"> PAGEREF _Toc231076639 \h </w:instrText>
+        </w:r>
+        <w:r>
+          <w:rPr>
+            <w:noProof/>
+            <w:webHidden/>
+          </w:rPr>
+        </w:r>
+        <w:r>
+          <w:rPr>
+            <w:noProof/>
+            <w:webHidden/>
+          </w:rPr>
+          <w:fldChar w:fldCharType="separate"/>
+        </w:r>
+        <w:r>
+          <w:rPr>
+            <w:noProof/>
+            <w:webHidden/>
+          </w:rPr>
+          <w:t>27</w:t>
+        </w:r>
+        <w:r>
+          <w:rPr>
+            <w:noProof/>
+            <w:webHidden/>
+          </w:rPr>
+          <w:fldChar w:fldCharType="end"/>
+        </w:r>
+      </w:hyperlink>
+    </w:p>
+    <w:p>
+      <w:pPr>
+        <w:pStyle w:val="Tabladeilustraciones"/>
+        <w:tabs>
+          <w:tab w:val="right" w:leader="dot" w:pos="8832"/>
+        </w:tabs>
+        <w:rPr>
+          <w:rFonts w:asciiTheme="minorHAnsi" w:hAnsiTheme="minorHAnsi"/>
+          <w:noProof/>
+          <w:kern w:val="2"/>
+          <w:szCs w:val="24"/>
+          <w:lang w:val="es-CL" w:eastAsia="es-CL"/>
+          <w14:ligatures w14:val="standardContextual"/>
+        </w:rPr>
+      </w:pPr>
+      <w:hyperlink w:anchor="_Toc231076640" w:history="1">
+        <w:r>
+          <w:rPr>
+            <w:rStyle w:val="Hipervnculo"/>
+            <w:noProof/>
+          </w:rPr>
+          <w:t>Figura 3. Impulso-respuesta del retorno del sector ante un shock del precio del cobre (±2 errores estándar).</w:t>
+        </w:r>
+        <w:r>
+          <w:rPr>
+            <w:noProof/>
+            <w:webHidden/>
+          </w:rPr>
+          <w:tab/>
+        </w:r>
+        <w:r>
+          <w:rPr>
+            <w:noProof/>
+            <w:webHidden/>
+          </w:rPr>
+          <w:fldChar w:fldCharType="begin"/>
+        </w:r>
+        <w:r>
+          <w:rPr>
+            <w:noProof/>
+            <w:webHidden/>
+          </w:rPr>
+          <w:instrText xml:space="preserve"> PAGEREF _Toc231076640 \h </w:instrText>
+        </w:r>
+        <w:r>
+          <w:rPr>
+            <w:noProof/>
+            <w:webHidden/>
+          </w:rPr>
+        </w:r>
+        <w:r>
+          <w:rPr>
+            <w:noProof/>
+            <w:webHidden/>
+          </w:rPr>
+          <w:fldChar w:fldCharType="separate"/>
+        </w:r>
+        <w:r>
+          <w:rPr>
+            <w:noProof/>
+            <w:webHidden/>
+          </w:rPr>
+          <w:t>28</w:t>
+        </w:r>
+        <w:r>
+          <w:rPr>
+            <w:noProof/>
+            <w:webHidden/>
+          </w:rPr>
+          <w:fldChar w:fldCharType="end"/>
+        </w:r>
+      </w:hyperlink>
+    </w:p>
+    <w:p>
+      <w:pPr>
+        <w:pStyle w:val="Tabladeilustraciones"/>
+        <w:tabs>
+          <w:tab w:val="right" w:leader="dot" w:pos="8832"/>
+        </w:tabs>
+        <w:rPr>
+          <w:rFonts w:asciiTheme="minorHAnsi" w:hAnsiTheme="minorHAnsi"/>
+          <w:noProof/>
+          <w:kern w:val="2"/>
+          <w:szCs w:val="24"/>
+          <w:lang w:val="es-CL" w:eastAsia="es-CL"/>
+          <w14:ligatures w14:val="standardContextual"/>
+        </w:rPr>
+      </w:pPr>
+      <w:hyperlink w:anchor="_Toc231076641" w:history="1">
+        <w:r>
+          <w:rPr>
+            <w:rStyle w:val="Hipervnculo"/>
+            <w:noProof/>
+          </w:rPr>
+          <w:t>Figura 4. Precio del cobre y fases del ciclo (expansión/contracción) fechadas con Bry-Boschan.</w:t>
+        </w:r>
+        <w:r>
+          <w:rPr>
+            <w:noProof/>
+            <w:webHidden/>
+          </w:rPr>
+          <w:tab/>
+        </w:r>
+        <w:r>
+          <w:rPr>
+            <w:noProof/>
+            <w:webHidden/>
+          </w:rPr>
+          <w:fldChar w:fldCharType="begin"/>
+        </w:r>
+        <w:r>
+          <w:rPr>
+            <w:noProof/>
+            <w:webHidden/>
+          </w:rPr>
+          <w:instrText xml:space="preserve"> PAGEREF _Toc231076641 \h </w:instrText>
+        </w:r>
+        <w:r>
+          <w:rPr>
+            <w:noProof/>
+            <w:webHidden/>
+          </w:rPr>
+        </w:r>
+        <w:r>
+          <w:rPr>
+            <w:noProof/>
+            <w:webHidden/>
+          </w:rPr>
+          <w:fldChar w:fldCharType="separate"/>
+        </w:r>
+        <w:r>
+          <w:rPr>
+            <w:noProof/>
+            <w:webHidden/>
+          </w:rPr>
+          <w:t>29</w:t>
+        </w:r>
+        <w:r>
+          <w:rPr>
+            <w:noProof/>
+            <w:webHidden/>
+          </w:rPr>
+          <w:fldChar w:fldCharType="end"/>
+        </w:r>
+      </w:hyperlink>
+    </w:p>
+    <w:p>
+      <w:pPr>
+        <w:pStyle w:val="Tabladeilustraciones"/>
+        <w:tabs>
+          <w:tab w:val="right" w:leader="dot" w:pos="8832"/>
+        </w:tabs>
+        <w:rPr>
+          <w:rFonts w:asciiTheme="minorHAnsi" w:hAnsiTheme="minorHAnsi"/>
+          <w:noProof/>
+          <w:kern w:val="2"/>
+          <w:szCs w:val="24"/>
+          <w:lang w:val="es-CL" w:eastAsia="es-CL"/>
+          <w14:ligatures w14:val="standardContextual"/>
+        </w:rPr>
+      </w:pPr>
+      <w:hyperlink w:anchor="_Toc231076642" w:history="1">
+        <w:r>
+          <w:rPr>
+            <w:rStyle w:val="Hipervnculo"/>
+            <w:noProof/>
+          </w:rPr>
+          <w:t>Figura 5. Triangulación: sensibilidad al cobre y dominancia global por muestra (B, A, C).</w:t>
+        </w:r>
+        <w:r>
+          <w:rPr>
+            <w:noProof/>
+            <w:webHidden/>
+          </w:rPr>
+          <w:tab/>
+        </w:r>
+        <w:r>
+          <w:rPr>
+            <w:noProof/>
+            <w:webHidden/>
+          </w:rPr>
+          <w:fldChar w:fldCharType="begin"/>
+        </w:r>
+        <w:r>
+          <w:rPr>
+            <w:noProof/>
+            <w:webHidden/>
+          </w:rPr>
+          <w:instrText xml:space="preserve"> PAGEREF _Toc231076642 \h </w:instrText>
+        </w:r>
+        <w:r>
+          <w:rPr>
+            <w:noProof/>
+            <w:webHidden/>
+          </w:rPr>
+        </w:r>
+        <w:r>
+          <w:rPr>
+            <w:noProof/>
+            <w:webHidden/>
+          </w:rPr>
+          <w:fldChar w:fldCharType="separate"/>
+        </w:r>
+        <w:r>
+          <w:rPr>
+            <w:noProof/>
+            <w:webHidden/>
+          </w:rPr>
+          <w:t>30</w:t>
+        </w:r>
+        <w:r>
+          <w:rPr>
+            <w:noProof/>
+            <w:webHidden/>
+          </w:rPr>
+          <w:fldChar w:fldCharType="end"/>
+        </w:r>
+      </w:hyperlink>
+    </w:p>
+    <w:p>
+      <w:r>
+        <w:fldChar w:fldCharType="end"/>
+      </w:r>
+    </w:p>
+    <w:p>
+      <w:r>
+        <w:br w:type="page"/>
+      </w:r>
+    </w:p>
+    <w:p>
+      <w:pPr>
+        <w:pStyle w:val="Ttulo1"/>
+      </w:pPr>
+      <w:bookmarkStart w:id="9" w:name="_Toc231076586"/>
+      <w:r>
+        <w:lastRenderedPageBreak/>
+        <w:t xml:space="preserve">Lista de </w:t>
+      </w:r>
+      <w:r>
+        <w:t>abreviaturas y siglas</w:t>
+      </w:r>
+      <w:bookmarkEnd w:id="9"/>
+    </w:p>
+    <w:tbl>
+      <w:tblPr>
+        <w:tblStyle w:val="Listaclara-nfasis1"/>
+        <w:tblW w:w="0" w:type="auto"/>
+        <w:tblLook w:val="04A0" w:firstRow="1" w:lastRow="0" w:firstColumn="1" w:lastColumn="0" w:noHBand="0" w:noVBand="1"/>
+      </w:tblPr>
+      <w:tblGrid>
+        <w:gridCol w:w="4421"/>
+        <w:gridCol w:w="4421"/>
+      </w:tblGrid>
+      <w:tr>
+        <w:trPr>
+          <w:cnfStyle w:val="100000000000" w:firstRow="1" w:lastRow="0" w:firstColumn="0" w:lastColumn="0" w:oddVBand="0" w:evenVBand="0" w:oddHBand="0" w:evenHBand="0" w:firstRowFirstColumn="0" w:firstRowLastColumn="0" w:lastRowFirstColumn="0" w:lastRowLastColumn="0"/>
+        </w:trPr>
+        <w:tc>
+          <w:tcPr>
+            <w:cnfStyle w:val="001000000000" w:firstRow="0" w:lastRow="0" w:firstColumn="1" w:lastColumn="0" w:oddVBand="0" w:evenVBand="0" w:oddHBand="0" w:evenHBand="0" w:firstRowFirstColumn="0" w:firstRowLastColumn="0" w:lastRowFirstColumn="0" w:lastRowLastColumn="0"/>
+            <w:tcW w:w="4421" w:type="dxa"/>
+          </w:tcPr>
+          <w:p>
+            <w:r>
+              <w:rPr>
+                <w:sz w:val="22"/>
+              </w:rPr>
+              <w:t>APT</w:t>
+            </w:r>
+          </w:p>
+        </w:tc>
+        <w:tc>
+          <w:tcPr>
+            <w:tcW w:w="4421" w:type="dxa"/>
+          </w:tcPr>
+          <w:p>
+            <w:pPr>
+              <w:cnfStyle w:val="100000000000" w:firstRow="1" w:lastRow="0" w:firstColumn="0" w:lastColumn="0" w:oddVBand="0" w:evenVBand="0" w:oddHBand="0" w:evenHBand="0" w:firstRowFirstColumn="0" w:firstRowLastColumn="0" w:lastRowFirstColumn="0" w:lastRowLastColumn="0"/>
+            </w:pPr>
+            <w:r>
+              <w:rPr>
+                <w:sz w:val="22"/>
+              </w:rPr>
+              <w:t>Arbitrage Pricing Theory (teoría de valoración por arbitraje)</w:t>
+            </w:r>
+          </w:p>
+        </w:tc>
+      </w:tr>
+      <w:tr>
+        <w:trPr>
+          <w:cnfStyle w:val="000000100000" w:firstRow="0" w:lastRow="0" w:firstColumn="0" w:lastColumn="0" w:oddVBand="0" w:evenVBand="0" w:oddHBand="1" w:evenHBand="0" w:firstRowFirstColumn="0" w:firstRowLastColumn="0" w:lastRowFirstColumn="0" w:lastRowLastColumn="0"/>
+        </w:trPr>
+        <w:tc>
+          <w:tcPr>
+            <w:cnfStyle w:val="001000000000" w:firstRow="0" w:lastRow="0" w:firstColumn="1" w:lastColumn="0" w:oddVBand="0" w:evenVBand="0" w:oddHBand="0" w:evenHBand="0" w:firstRowFirstColumn="0" w:firstRowLastColumn="0" w:lastRowFirstColumn="0" w:lastRowLastColumn="0"/>
+            <w:tcW w:w="4421" w:type="dxa"/>
+          </w:tcPr>
+          <w:p>
+            <w:r>
+              <w:rPr>
+                <w:sz w:val="22"/>
+              </w:rPr>
+              <w:t>ADF</w:t>
+            </w:r>
+          </w:p>
+        </w:tc>
+        <w:tc>
+          <w:tcPr>
+            <w:tcW w:w="4421" w:type="dxa"/>
+          </w:tcPr>
+          <w:p>
+            <w:pPr>
+              <w:cnfStyle w:val="000000100000" w:firstRow="0" w:lastRow="0" w:firstColumn="0" w:lastColumn="0" w:oddVBand="0" w:evenVBand="0" w:oddHBand="1" w:evenHBand="0" w:firstRowFirstColumn="0" w:firstRowLastColumn="0" w:lastRowFirstColumn="0" w:lastRowLastColumn="0"/>
+            </w:pPr>
+            <w:r>
+              <w:rPr>
+                <w:sz w:val="22"/>
+              </w:rPr>
+              <w:t>Augmented Dickey-Fuller (prueba de raíz unitaria)</w:t>
+            </w:r>
+          </w:p>
+        </w:tc>
+      </w:tr>
+      <w:tr>
+        <w:tc>
+          <w:tcPr>
+            <w:cnfStyle w:val="001000000000" w:firstRow="0" w:lastRow="0" w:firstColumn="1" w:lastColumn="0" w:oddVBand="0" w:evenVBand="0" w:oddHBand="0" w:evenHBand="0" w:firstRowFirstColumn="0" w:firstRowLastColumn="0" w:lastRowFirstColumn="0" w:lastRowLastColumn="0"/>
+            <w:tcW w:w="4421" w:type="dxa"/>
+          </w:tcPr>
+          <w:p>
+            <w:r>
+              <w:rPr>
+                <w:sz w:val="22"/>
+              </w:rPr>
+              <w:t>ARDL</w:t>
+            </w:r>
+          </w:p>
+        </w:tc>
+        <w:tc>
+          <w:tcPr>
+            <w:tcW w:w="4421" w:type="dxa"/>
+          </w:tcPr>
+          <w:p>
+            <w:pPr>
+              <w:cnfStyle w:val="000000000000" w:firstRow="0" w:lastRow="0" w:firstColumn="0" w:lastColumn="0" w:oddVBand="0" w:evenVBand="0" w:oddHBand="0" w:evenHBand="0" w:firstRowFirstColumn="0" w:firstRowLastColumn="0" w:lastRowFirstColumn="0" w:lastRowLastColumn="0"/>
+            </w:pPr>
+            <w:r>
+              <w:rPr>
+                <w:sz w:val="22"/>
+              </w:rPr>
+              <w:t>Autoregressive Distributed Lag (modelo de rezagos distribuidos)</w:t>
+            </w:r>
+          </w:p>
+        </w:tc>
+      </w:tr>
+      <w:tr>
+        <w:trPr>
+          <w:cnfStyle w:val="000000100000" w:firstRow="0" w:lastRow="0" w:firstColumn="0" w:lastColumn="0" w:oddVBand="0" w:evenVBand="0" w:oddHBand="1" w:evenHBand="0" w:firstRowFirstColumn="0" w:firstRowLastColumn="0" w:lastRowFirstColumn="0" w:lastRowLastColumn="0"/>
+        </w:trPr>
+        <w:tc>
+          <w:tcPr>
+            <w:cnfStyle w:val="001000000000" w:firstRow="0" w:lastRow="0" w:firstColumn="1" w:lastColumn="0" w:oddVBand="0" w:evenVBand="0" w:oddHBand="0" w:evenHBand="0" w:firstRowFirstColumn="0" w:firstRowLastColumn="0" w:lastRowFirstColumn="0" w:lastRowLastColumn="0"/>
+            <w:tcW w:w="4421" w:type="dxa"/>
+          </w:tcPr>
+          <w:p>
+            <w:r>
+              <w:rPr>
+                <w:sz w:val="22"/>
+              </w:rPr>
+              <w:t>BCCh</w:t>
+            </w:r>
+          </w:p>
+        </w:tc>
+        <w:tc>
+          <w:tcPr>
+            <w:tcW w:w="4421" w:type="dxa"/>
+          </w:tcPr>
+          <w:p>
+            <w:pPr>
+              <w:cnfStyle w:val="000000100000" w:firstRow="0" w:lastRow="0" w:firstColumn="0" w:lastColumn="0" w:oddVBand="0" w:evenVBand="0" w:oddHBand="1" w:evenHBand="0" w:firstRowFirstColumn="0" w:firstRowLastColumn="0" w:lastRowFirstColumn="0" w:lastRowLastColumn="0"/>
+            </w:pPr>
+            <w:r>
+              <w:rPr>
+                <w:sz w:val="22"/>
+              </w:rPr>
+              <w:t>Banco Central de Chile</w:t>
+            </w:r>
+          </w:p>
+        </w:tc>
+      </w:tr>
+      <w:tr>
+        <w:tc>
+          <w:tcPr>
+            <w:cnfStyle w:val="001000000000" w:firstRow="0" w:lastRow="0" w:firstColumn="1" w:lastColumn="0" w:oddVBand="0" w:evenVBand="0" w:oddHBand="0" w:evenHBand="0" w:firstRowFirstColumn="0" w:firstRowLastColumn="0" w:lastRowFirstColumn="0" w:lastRowLastColumn="0"/>
+            <w:tcW w:w="4421" w:type="dxa"/>
+          </w:tcPr>
+          <w:p>
+            <w:r>
+              <w:rPr>
+                <w:sz w:val="22"/>
+              </w:rPr>
+              <w:t>CD</w:t>
+            </w:r>
+          </w:p>
+        </w:tc>
+        <w:tc>
+          <w:tcPr>
+            <w:tcW w:w="4421" w:type="dxa"/>
+          </w:tcPr>
+          <w:p>
+            <w:pPr>
+              <w:cnfStyle w:val="000000000000" w:firstRow="0" w:lastRow="0" w:firstColumn="0" w:lastColumn="0" w:oddVBand="0" w:evenVBand="0" w:oddHBand="0" w:evenHBand="0" w:firstRowFirstColumn="0" w:firstRowLastColumn="0" w:lastRowFirstColumn="0" w:lastRowLastColumn="0"/>
+            </w:pPr>
+            <w:r>
+              <w:rPr>
+                <w:sz w:val="22"/>
+              </w:rPr>
+              <w:t>Cross-section Dependence (prueba de Pesaran)</w:t>
+            </w:r>
+          </w:p>
+        </w:tc>
+      </w:tr>
+      <w:tr>
+        <w:trPr>
+          <w:cnfStyle w:val="000000100000" w:firstRow="0" w:lastRow="0" w:firstColumn="0" w:lastColumn="0" w:oddVBand="0" w:evenVBand="0" w:oddHBand="1" w:evenHBand="0" w:firstRowFirstColumn="0" w:firstRowLastColumn="0" w:lastRowFirstColumn="0" w:lastRowLastColumn="0"/>
+        </w:trPr>
+        <w:tc>
+          <w:tcPr>
+            <w:cnfStyle w:val="001000000000" w:firstRow="0" w:lastRow="0" w:firstColumn="1" w:lastColumn="0" w:oddVBand="0" w:evenVBand="0" w:oddHBand="0" w:evenHBand="0" w:firstRowFirstColumn="0" w:firstRowLastColumn="0" w:lastRowFirstColumn="0" w:lastRowLastColumn="0"/>
+            <w:tcW w:w="4421" w:type="dxa"/>
+          </w:tcPr>
+          <w:p>
+            <w:r>
+              <w:rPr>
+                <w:sz w:val="22"/>
+              </w:rPr>
+              <w:t>CMF</w:t>
+            </w:r>
+          </w:p>
+        </w:tc>
+        <w:tc>
+          <w:tcPr>
+            <w:tcW w:w="4421" w:type="dxa"/>
+          </w:tcPr>
+          <w:p>
+            <w:pPr>
+              <w:cnfStyle w:val="000000100000" w:firstRow="0" w:lastRow="0" w:firstColumn="0" w:lastColumn="0" w:oddVBand="0" w:evenVBand="0" w:oddHBand="1" w:evenHBand="0" w:firstRowFirstColumn="0" w:firstRowLastColumn="0" w:lastRowFirstColumn="0" w:lastRowLastColumn="0"/>
+            </w:pPr>
+            <w:r>
+              <w:rPr>
+                <w:sz w:val="22"/>
+              </w:rPr>
+              <w:t>Comisión para el Mercado Financiero</w:t>
+            </w:r>
+          </w:p>
+        </w:tc>
+      </w:tr>
+      <w:tr>
+        <w:tc>
+          <w:tcPr>
+            <w:cnfStyle w:val="001000000000" w:firstRow="0" w:lastRow="0" w:firstColumn="1" w:lastColumn="0" w:oddVBand="0" w:evenVBand="0" w:oddHBand="0" w:evenHBand="0" w:firstRowFirstColumn="0" w:firstRowLastColumn="0" w:lastRowFirstColumn="0" w:lastRowLastColumn="0"/>
+            <w:tcW w:w="4421" w:type="dxa"/>
+          </w:tcPr>
+          <w:p>
+            <w:r>
+              <w:rPr>
+                <w:sz w:val="22"/>
+              </w:rPr>
+              <w:t>EMBI</w:t>
+            </w:r>
+          </w:p>
+        </w:tc>
+        <w:tc>
+          <w:tcPr>
+            <w:tcW w:w="4421" w:type="dxa"/>
+          </w:tcPr>
+          <w:p>
+            <w:pPr>
+              <w:cnfStyle w:val="000000000000" w:firstRow="0" w:lastRow="0" w:firstColumn="0" w:lastColumn="0" w:oddVBand="0" w:evenVBand="0" w:oddHBand="0" w:evenHBand="0" w:firstRowFirstColumn="0" w:firstRowLastColumn="0" w:lastRowFirstColumn="0" w:lastRowLastColumn="0"/>
+            </w:pPr>
+            <w:r>
+              <w:rPr>
+                <w:sz w:val="22"/>
+              </w:rPr>
+              <w:t>Emerging Markets Bond Index (índice de riesgo soberano)</w:t>
+            </w:r>
+          </w:p>
+        </w:tc>
+      </w:tr>
+      <w:tr>
+        <w:trPr>
+          <w:cnfStyle w:val="000000100000" w:firstRow="0" w:lastRow="0" w:firstColumn="0" w:lastColumn="0" w:oddVBand="0" w:evenVBand="0" w:oddHBand="1" w:evenHBand="0" w:firstRowFirstColumn="0" w:firstRowLastColumn="0" w:lastRowFirstColumn="0" w:lastRowLastColumn="0"/>
+        </w:trPr>
+        <w:tc>
+          <w:tcPr>
+            <w:cnfStyle w:val="001000000000" w:firstRow="0" w:lastRow="0" w:firstColumn="1" w:lastColumn="0" w:oddVBand="0" w:evenVBand="0" w:oddHBand="0" w:evenHBand="0" w:firstRowFirstColumn="0" w:firstRowLastColumn="0" w:lastRowFirstColumn="0" w:lastRowLastColumn="0"/>
+            <w:tcW w:w="4421" w:type="dxa"/>
+          </w:tcPr>
+          <w:p>
+            <w:r>
+              <w:rPr>
+                <w:sz w:val="22"/>
+              </w:rPr>
+              <w:t>FEVD</w:t>
+            </w:r>
+          </w:p>
+        </w:tc>
+        <w:tc>
+          <w:tcPr>
+            <w:tcW w:w="4421" w:type="dxa"/>
+          </w:tcPr>
+          <w:p>
+            <w:pPr>
+              <w:cnfStyle w:val="000000100000" w:firstRow="0" w:lastRow="0" w:firstColumn="0" w:lastColumn="0" w:oddVBand="0" w:evenVBand="0" w:oddHBand="1" w:evenHBand="0" w:firstRowFirstColumn="0" w:firstRowLastColumn="0" w:lastRowFirstColumn="0" w:lastRowLastColumn="0"/>
+            </w:pPr>
+            <w:r>
+              <w:rPr>
+                <w:sz w:val="22"/>
+              </w:rPr>
+              <w:t>Forecast Error Variance Decomposition</w:t>
+            </w:r>
+          </w:p>
+        </w:tc>
+      </w:tr>
+      <w:tr>
+        <w:tc>
+          <w:tcPr>
+            <w:cnfStyle w:val="001000000000" w:firstRow="0" w:lastRow="0" w:firstColumn="1" w:lastColumn="0" w:oddVBand="0" w:evenVBand="0" w:oddHBand="0" w:evenHBand="0" w:firstRowFirstColumn="0" w:firstRowLastColumn="0" w:lastRowFirstColumn="0" w:lastRowLastColumn="0"/>
+            <w:tcW w:w="4421" w:type="dxa"/>
+          </w:tcPr>
+          <w:p>
+            <w:r>
+              <w:rPr>
+                <w:sz w:val="22"/>
+              </w:rPr>
+              <w:t>FE</w:t>
+            </w:r>
+          </w:p>
+        </w:tc>
+        <w:tc>
+          <w:tcPr>
+            <w:tcW w:w="4421" w:type="dxa"/>
+          </w:tcPr>
+          <w:p>
+            <w:pPr>
+              <w:cnfStyle w:val="000000000000" w:firstRow="0" w:lastRow="0" w:firstColumn="0" w:lastColumn="0" w:oddVBand="0" w:evenVBand="0" w:oddHBand="0" w:evenHBand="0" w:firstRowFirstColumn="0" w:firstRowLastColumn="0" w:lastRowFirstColumn="0" w:lastRowLastColumn="0"/>
+            </w:pPr>
+            <w:r>
+              <w:rPr>
+                <w:sz w:val="22"/>
+              </w:rPr>
+              <w:t>Fixed Effects (efectos fijos)</w:t>
+            </w:r>
+          </w:p>
+        </w:tc>
+      </w:tr>
+      <w:tr>
+        <w:trPr>
+          <w:cnfStyle w:val="000000100000" w:firstRow="0" w:lastRow="0" w:firstColumn="0" w:lastColumn="0" w:oddVBand="0" w:evenVBand="0" w:oddHBand="1" w:evenHBand="0" w:firstRowFirstColumn="0" w:firstRowLastColumn="0" w:lastRowFirstColumn="0" w:lastRowLastColumn="0"/>
+        </w:trPr>
+        <w:tc>
+          <w:tcPr>
+            <w:cnfStyle w:val="001000000000" w:firstRow="0" w:lastRow="0" w:firstColumn="1" w:lastColumn="0" w:oddVBand="0" w:evenVBand="0" w:oddHBand="0" w:evenHBand="0" w:firstRowFirstColumn="0" w:firstRowLastColumn="0" w:lastRowFirstColumn="0" w:lastRowLastColumn="0"/>
+            <w:tcW w:w="4421" w:type="dxa"/>
+          </w:tcPr>
+          <w:p>
+            <w:r>
+              <w:rPr>
+                <w:sz w:val="22"/>
+              </w:rPr>
+              <w:t>FRED</w:t>
+            </w:r>
+          </w:p>
+        </w:tc>
+        <w:tc>
+          <w:tcPr>
+            <w:tcW w:w="4421" w:type="dxa"/>
+          </w:tcPr>
+          <w:p>
+            <w:pPr>
+              <w:cnfStyle w:val="000000100000" w:firstRow="0" w:lastRow="0" w:firstColumn="0" w:lastColumn="0" w:oddVBand="0" w:evenVBand="0" w:oddHBand="1" w:evenHBand="0" w:firstRowFirstColumn="0" w:firstRowLastColumn="0" w:lastRowFirstColumn="0" w:lastRowLastColumn="0"/>
+            </w:pPr>
+            <w:r>
+              <w:rPr>
+                <w:sz w:val="22"/>
+              </w:rPr>
+              <w:t>Federal Reserve Economic Data</w:t>
+            </w:r>
+          </w:p>
+        </w:tc>
+      </w:tr>
+      <w:tr>
+        <w:tc>
+          <w:tcPr>
+            <w:cnfStyle w:val="001000000000" w:firstRow="0" w:lastRow="0" w:firstColumn="1" w:lastColumn="0" w:oddVBand="0" w:evenVBand="0" w:oddHBand="0" w:evenHBand="0" w:firstRowFirstColumn="0" w:firstRowLastColumn="0" w:lastRowFirstColumn="0" w:lastRowLastColumn="0"/>
+            <w:tcW w:w="4421" w:type="dxa"/>
+          </w:tcPr>
+          <w:p>
+            <w:r>
+              <w:rPr>
+                <w:sz w:val="22"/>
+              </w:rPr>
+              <w:t>IMACEC</w:t>
+            </w:r>
+          </w:p>
+        </w:tc>
+        <w:tc>
+          <w:tcPr>
+            <w:tcW w:w="4421" w:type="dxa"/>
+          </w:tcPr>
+          <w:p>
+            <w:pPr>
+              <w:cnfStyle w:val="000000000000" w:firstRow="0" w:lastRow="0" w:firstColumn="0" w:lastColumn="0" w:oddVBand="0" w:evenVBand="0" w:oddHBand="0" w:evenHBand="0" w:firstRowFirstColumn="0" w:firstRowLastColumn="0" w:lastRowFirstColumn="0" w:lastRowLastColumn="0"/>
+            </w:pPr>
+            <w:r>
+              <w:rPr>
+                <w:sz w:val="22"/>
+              </w:rPr>
+              <w:t>Índice Mensual de Actividad Económica</w:t>
+            </w:r>
+          </w:p>
+        </w:tc>
+      </w:tr>
+      <w:tr>
+        <w:trPr>
+          <w:cnfStyle w:val="000000100000" w:firstRow="0" w:lastRow="0" w:firstColumn="0" w:lastColumn="0" w:oddVBand="0" w:evenVBand="0" w:oddHBand="1" w:evenHBand="0" w:firstRowFirstColumn="0" w:firstRowLastColumn="0" w:lastRowFirstColumn="0" w:lastRowLastColumn="0"/>
+        </w:trPr>
+        <w:tc>
+          <w:tcPr>
+            <w:cnfStyle w:val="001000000000" w:firstRow="0" w:lastRow="0" w:firstColumn="1" w:lastColumn="0" w:oddVBand="0" w:evenVBand="0" w:oddHBand="0" w:evenHBand="0" w:firstRowFirstColumn="0" w:firstRowLastColumn="0" w:lastRowFirstColumn="0" w:lastRowLastColumn="0"/>
+            <w:tcW w:w="4421" w:type="dxa"/>
+          </w:tcPr>
+          <w:p>
+            <w:r>
+              <w:rPr>
+                <w:sz w:val="22"/>
+              </w:rPr>
+              <w:t>IPSA</w:t>
+            </w:r>
+          </w:p>
+        </w:tc>
+        <w:tc>
+          <w:tcPr>
+            <w:tcW w:w="4421" w:type="dxa"/>
+          </w:tcPr>
+          <w:p>
+            <w:pPr>
+              <w:cnfStyle w:val="000000100000" w:firstRow="0" w:lastRow="0" w:firstColumn="0" w:lastColumn="0" w:oddVBand="0" w:evenVBand="0" w:oddHBand="1" w:evenHBand="0" w:firstRowFirstColumn="0" w:firstRowLastColumn="0" w:lastRowFirstColumn="0" w:lastRowLastColumn="0"/>
+            </w:pPr>
+            <w:r>
+              <w:rPr>
+                <w:sz w:val="22"/>
+              </w:rPr>
+              <w:t>Índice de Precios Selectivo de Acciones</w:t>
+            </w:r>
+          </w:p>
+        </w:tc>
+      </w:tr>
+      <w:tr>
+        <w:tc>
+          <w:tcPr>
+            <w:cnfStyle w:val="001000000000" w:firstRow="0" w:lastRow="0" w:firstColumn="1" w:lastColumn="0" w:oddVBand="0" w:evenVBand="0" w:oddHBand="0" w:evenHBand="0" w:firstRowFirstColumn="0" w:firstRowLastColumn="0" w:lastRowFirstColumn="0" w:lastRowLastColumn="0"/>
+            <w:tcW w:w="4421" w:type="dxa"/>
+          </w:tcPr>
+          <w:p>
+            <w:r>
+              <w:rPr>
+                <w:sz w:val="22"/>
+              </w:rPr>
+              <w:t>KPSS</w:t>
+            </w:r>
+          </w:p>
+        </w:tc>
+        <w:tc>
+          <w:tcPr>
+            <w:tcW w:w="4421" w:type="dxa"/>
+          </w:tcPr>
+          <w:p>
+            <w:pPr>
+              <w:cnfStyle w:val="000000000000" w:firstRow="0" w:lastRow="0" w:firstColumn="0" w:lastColumn="0" w:oddVBand="0" w:evenVBand="0" w:oddHBand="0" w:evenHBand="0" w:firstRowFirstColumn="0" w:firstRowLastColumn="0" w:lastRowFirstColumn="0" w:lastRowLastColumn="0"/>
+            </w:pPr>
+            <w:r>
+              <w:rPr>
+                <w:sz w:val="22"/>
+              </w:rPr>
+              <w:t>Kwiatkowski-Phillips-Schmidt-Shin (prueba de estacionariedad)</w:t>
+            </w:r>
+          </w:p>
+        </w:tc>
+      </w:tr>
+      <w:tr>
+        <w:trPr>
+          <w:cnfStyle w:val="000000100000" w:firstRow="0" w:lastRow="0" w:firstColumn="0" w:lastColumn="0" w:oddVBand="0" w:evenVBand="0" w:oddHBand="1" w:evenHBand="0" w:firstRowFirstColumn="0" w:firstRowLastColumn="0" w:lastRowFirstColumn="0" w:lastRowLastColumn="0"/>
+        </w:trPr>
+        <w:tc>
+          <w:tcPr>
+            <w:cnfStyle w:val="001000000000" w:firstRow="0" w:lastRow="0" w:firstColumn="1" w:lastColumn="0" w:oddVBand="0" w:evenVBand="0" w:oddHBand="0" w:evenHBand="0" w:firstRowFirstColumn="0" w:firstRowLastColumn="0" w:lastRowFirstColumn="0" w:lastRowLastColumn="0"/>
+            <w:tcW w:w="4421" w:type="dxa"/>
+          </w:tcPr>
+          <w:p>
+            <w:r>
+              <w:rPr>
+                <w:sz w:val="22"/>
+              </w:rPr>
+              <w:t>TPM</w:t>
+            </w:r>
+          </w:p>
+        </w:tc>
+        <w:tc>
+          <w:tcPr>
+            <w:tcW w:w="4421" w:type="dxa"/>
+          </w:tcPr>
+          <w:p>
+            <w:pPr>
+              <w:cnfStyle w:val="000000100000" w:firstRow="0" w:lastRow="0" w:firstColumn="0" w:lastColumn="0" w:oddVBand="0" w:evenVBand="0" w:oddHBand="1" w:evenHBand="0" w:firstRowFirstColumn="0" w:firstRowLastColumn="0" w:lastRowFirstColumn="0" w:lastRowLastColumn="0"/>
+            </w:pPr>
+            <w:r>
+              <w:rPr>
+                <w:sz w:val="22"/>
+              </w:rPr>
+              <w:t>Tasa de Política Monetaria</w:t>
+            </w:r>
+          </w:p>
+        </w:tc>
+      </w:tr>
+      <w:tr>
+        <w:tc>
+          <w:tcPr>
+            <w:cnfStyle w:val="001000000000" w:firstRow="0" w:lastRow="0" w:firstColumn="1" w:lastColumn="0" w:oddVBand="0" w:evenVBand="0" w:oddHBand="0" w:evenHBand="0" w:firstRowFirstColumn="0" w:firstRowLastColumn="0" w:lastRowFirstColumn="0" w:lastRowLastColumn="0"/>
+            <w:tcW w:w="4421" w:type="dxa"/>
+          </w:tcPr>
+          <w:p>
+            <w:r>
+              <w:rPr>
+                <w:sz w:val="22"/>
+              </w:rPr>
+              <w:t>VAR</w:t>
+            </w:r>
+          </w:p>
+        </w:tc>
+        <w:tc>
+          <w:tcPr>
+            <w:tcW w:w="4421" w:type="dxa"/>
+          </w:tcPr>
+          <w:p>
+            <w:pPr>
+              <w:cnfStyle w:val="000000000000" w:firstRow="0" w:lastRow="0" w:firstColumn="0" w:lastColumn="0" w:oddVBand="0" w:evenVBand="0" w:oddHBand="0" w:evenHBand="0" w:firstRowFirstColumn="0" w:firstRowLastColumn="0" w:lastRowFirstColumn="0" w:lastRowLastColumn="0"/>
+            </w:pPr>
+            <w:r>
+              <w:rPr>
+                <w:sz w:val="22"/>
+              </w:rPr>
+              <w:t>Vector Autoregression (vector autorregresivo)</w:t>
+            </w:r>
+          </w:p>
+        </w:tc>
+      </w:tr>
+      <w:tr>
+        <w:trPr>
+          <w:cnfStyle w:val="000000100000" w:firstRow="0" w:lastRow="0" w:firstColumn="0" w:lastColumn="0" w:oddVBand="0" w:evenVBand="0" w:oddHBand="1" w:evenHBand="0" w:firstRowFirstColumn="0" w:firstRowLastColumn="0" w:lastRowFirstColumn="0" w:lastRowLastColumn="0"/>
+        </w:trPr>
+        <w:tc>
+          <w:tcPr>
+            <w:cnfStyle w:val="001000000000" w:firstRow="0" w:lastRow="0" w:firstColumn="1" w:lastColumn="0" w:oddVBand="0" w:evenVBand="0" w:oddHBand="0" w:evenHBand="0" w:firstRowFirstColumn="0" w:firstRowLastColumn="0" w:lastRowFirstColumn="0" w:lastRowLastColumn="0"/>
+            <w:tcW w:w="4421" w:type="dxa"/>
+          </w:tcPr>
+          <w:p>
+            <w:r>
+              <w:rPr>
+                <w:sz w:val="22"/>
+              </w:rPr>
+              <w:t>VECM</w:t>
+            </w:r>
+          </w:p>
+        </w:tc>
+        <w:tc>
+          <w:tcPr>
+            <w:tcW w:w="4421" w:type="dxa"/>
+          </w:tcPr>
+          <w:p>
+            <w:pPr>
+              <w:cnfStyle w:val="000000100000" w:firstRow="0" w:lastRow="0" w:firstColumn="0" w:lastColumn="0" w:oddVBand="0" w:evenVBand="0" w:oddHBand="1" w:evenHBand="0" w:firstRowFirstColumn="0" w:firstRowLastColumn="0" w:lastRowFirstColumn="0" w:lastRowLastColumn="0"/>
+            </w:pPr>
+            <w:r>
+              <w:rPr>
+                <w:sz w:val="22"/>
+              </w:rPr>
+              <w:t>Vector Error Correction Model</w:t>
+            </w:r>
+          </w:p>
+        </w:tc>
+      </w:tr>
+      <w:tr>
+        <w:tc>
+          <w:tcPr>
+            <w:cnfStyle w:val="001000000000" w:firstRow="0" w:lastRow="0" w:firstColumn="1" w:lastColumn="0" w:oddVBand="0" w:evenVBand="0" w:oddHBand="0" w:evenHBand="0" w:firstRowFirstColumn="0" w:firstRowLastColumn="0" w:lastRowFirstColumn="0" w:lastRowLastColumn="0"/>
+            <w:tcW w:w="4421" w:type="dxa"/>
+          </w:tcPr>
+          <w:p>
+            <w:r>
+              <w:rPr>
+                <w:sz w:val="22"/>
+              </w:rPr>
+              <w:t>VIX</w:t>
+            </w:r>
+          </w:p>
+        </w:tc>
+        <w:tc>
+          <w:tcPr>
+            <w:tcW w:w="4421" w:type="dxa"/>
+          </w:tcPr>
+          <w:p>
+            <w:pPr>
+              <w:cnfStyle w:val="000000000000" w:firstRow="0" w:lastRow="0" w:firstColumn="0" w:lastColumn="0" w:oddVBand="0" w:evenVBand="0" w:oddHBand="0" w:evenHBand="0" w:firstRowFirstColumn="0" w:firstRowLastColumn="0" w:lastRowFirstColumn="0" w:lastRowLastColumn="0"/>
+            </w:pPr>
+            <w:r>
+              <w:rPr>
+                <w:sz w:val="22"/>
+              </w:rPr>
+              <w:t>CBOE Volatility Index</w:t>
+            </w:r>
+          </w:p>
+        </w:tc>
+      </w:tr>
+    </w:tbl>
+    <w:p>
+      <w:pPr>
+        <w:sectPr>
+          <w:footerReference w:type="default" r:id="rId8"/>
+          <w:pgSz w:w="12240" w:h="15840"/>
+          <w:pgMar w:top="1440" w:right="1699" w:bottom="1440" w:left="1699" w:header="720" w:footer="720" w:gutter="0"/>
+          <w:pgNumType w:fmt="lowerRoman" w:start="1"/>
+          <w:cols w:space="720"/>
+          <w:titlePg/>
+          <w:docGrid w:linePitch="360"/>
+        </w:sectPr>
+      </w:pPr>
+    </w:p>
+    <w:p>
+      <w:pPr>
+        <w:pStyle w:val="Ttulo1"/>
+      </w:pPr>
+      <w:bookmarkStart w:id="10" w:name="_Toc231076587"/>
       <w:r>
         <w:lastRenderedPageBreak/>
         <w:t>Capítulo 1 — Introducción</w:t>
       </w:r>
-      <w:bookmarkEnd w:id="2"/>
+      <w:bookmarkEnd w:id="10"/>
     </w:p>
     <w:p>
       <w:pPr>
         <w:pStyle w:val="Ttulo2"/>
       </w:pPr>
-      <w:bookmarkStart w:id="3" w:name="_Toc231075988"/>
+      <w:bookmarkStart w:id="11" w:name="_Toc231076588"/>
       <w:r>
         <w:t>1.1 Contextualización</w:t>
       </w:r>
-      <w:bookmarkEnd w:id="3"/>
+      <w:bookmarkEnd w:id="11"/>
     </w:p>
     <w:p>
       <w:r>
@@ -3490,10 +5927,7 @@
     </w:p>
     <w:p>
       <w:r>
-        <w:t xml:space="preserve">embargo, la magnitud, el signo y la estabilidad de esa relación no son </w:t>
-      </w:r>
-      <w:r>
-        <w:t>evidentes a priori:</w:t>
+        <w:t>embargo, la magnitud, el signo y la estabilidad de esa relación no son evidentes a priori:</w:t>
       </w:r>
     </w:p>
     <w:p>
@@ -3520,12 +5954,12 @@
       <w:pPr>
         <w:pStyle w:val="Ttulo2"/>
       </w:pPr>
-      <w:bookmarkStart w:id="4" w:name="_Toc231075989"/>
+      <w:bookmarkStart w:id="12" w:name="_Toc231076589"/>
       <w:r>
         <w:lastRenderedPageBreak/>
         <w:t>1.2 Problema de investigación y justificación</w:t>
       </w:r>
-      <w:bookmarkEnd w:id="4"/>
+      <w:bookmarkEnd w:id="12"/>
     </w:p>
     <w:p>
       <w:r>
@@ -3599,7 +6033,10 @@
     </w:p>
     <w:p>
       <w:r>
-        <w:t>empresarial**, identificar la sensibilidad del valor de las empresas a shocks macroeconómicos</w:t>
+        <w:t xml:space="preserve">empresarial**, </w:t>
+      </w:r>
+      <w:r>
+        <w:t>identificar la sensibilidad del valor de las empresas a shocks macroeconómicos</w:t>
       </w:r>
     </w:p>
     <w:p>
@@ -3630,12 +6067,12 @@
       <w:pPr>
         <w:pStyle w:val="Ttulo2"/>
       </w:pPr>
-      <w:bookmarkStart w:id="5" w:name="_Toc231075990"/>
+      <w:bookmarkStart w:id="13" w:name="_Toc231076590"/>
       <w:r>
         <w:lastRenderedPageBreak/>
         <w:t>1.3 Pregunta y objetivos de investigación</w:t>
       </w:r>
-      <w:bookmarkEnd w:id="5"/>
+      <w:bookmarkEnd w:id="13"/>
     </w:p>
     <w:p>
       <w:r>
@@ -3699,10 +6136,7 @@
     </w:p>
     <w:p>
       <w:r>
-        <w:t xml:space="preserve">durante el período 2004–2024, contrastando su </w:t>
-      </w:r>
-      <w:r>
-        <w:t>transmisión entre el mercado bursátil internacional</w:t>
+        <w:t>durante el período 2004–2024, contrastando su transmisión entre el mercado bursátil internacional</w:t>
       </w:r>
     </w:p>
     <w:p>
@@ -3816,15 +6250,18 @@
       <w:pPr>
         <w:pStyle w:val="Ttulo2"/>
       </w:pPr>
-      <w:bookmarkStart w:id="6" w:name="_Toc231075991"/>
+      <w:bookmarkStart w:id="14" w:name="_Toc231076591"/>
       <w:r>
         <w:t>1.4 Hipótesis general</w:t>
       </w:r>
-      <w:bookmarkEnd w:id="6"/>
-    </w:p>
-    <w:p>
-      <w:r>
-        <w:t>Se postula que el precio del cobre constituye el principal determinante de los retornos del</w:t>
+      <w:bookmarkEnd w:id="14"/>
+    </w:p>
+    <w:p>
+      <w:r>
+        <w:t xml:space="preserve">Se postula que el precio del cobre constituye el principal </w:t>
+      </w:r>
+      <w:r>
+        <w:t>determinante de los retornos del</w:t>
       </w:r>
     </w:p>
     <w:p>
@@ -3856,11 +6293,11 @@
       <w:pPr>
         <w:pStyle w:val="Ttulo2"/>
       </w:pPr>
-      <w:bookmarkStart w:id="7" w:name="_Toc231075992"/>
+      <w:bookmarkStart w:id="15" w:name="_Toc231076592"/>
       <w:r>
         <w:t>1.5 Aspectos metodológicos y alcance</w:t>
       </w:r>
-      <w:bookmarkEnd w:id="7"/>
+      <w:bookmarkEnd w:id="15"/>
     </w:p>
     <w:p>
       <w:r>
@@ -3903,10 +6340,7 @@
     <w:p>
       <w:r>
         <w:lastRenderedPageBreak/>
-        <w:t xml:space="preserve">que cotizan en el mercado chileno (muestra A) y el sector </w:t>
-      </w:r>
-      <w:r>
-        <w:t>minero cotizado en el mercado chileno</w:t>
+        <w:t>que cotizan en el mercado chileno (muestra A) y el sector minero cotizado en el mercado chileno</w:t>
       </w:r>
     </w:p>
     <w:p>
@@ -3962,11 +6396,11 @@
       <w:pPr>
         <w:pStyle w:val="Ttulo2"/>
       </w:pPr>
-      <w:bookmarkStart w:id="8" w:name="_Toc231075993"/>
+      <w:bookmarkStart w:id="16" w:name="_Toc231076593"/>
       <w:r>
         <w:t>1.6 Aportes esperados</w:t>
       </w:r>
-      <w:bookmarkEnd w:id="8"/>
+      <w:bookmarkEnd w:id="16"/>
     </w:p>
     <w:p>
       <w:r>
@@ -4001,7 +6435,10 @@
     <w:p>
       <w:r>
         <w:lastRenderedPageBreak/>
-        <w:t>sobre las mismas materias primas, conectando la evidencia con la literatura sobre eficiencia</w:t>
+        <w:t xml:space="preserve">sobre las mismas materias primas, </w:t>
+      </w:r>
+      <w:r>
+        <w:t>conectando la evidencia con la literatura sobre eficiencia</w:t>
       </w:r>
     </w:p>
     <w:p>
@@ -4013,15 +6450,18 @@
       <w:pPr>
         <w:pStyle w:val="Ttulo2"/>
       </w:pPr>
-      <w:bookmarkStart w:id="9" w:name="_Toc231075994"/>
+      <w:bookmarkStart w:id="17" w:name="_Toc231076594"/>
       <w:r>
         <w:t>1.7 Estructura de la tesis</w:t>
       </w:r>
-      <w:bookmarkEnd w:id="9"/>
-    </w:p>
-    <w:p>
-      <w:r>
-        <w:t>El resto del documento se organiza como sigue. El Capítulo 2 presenta el marco teórico y la</w:t>
+      <w:bookmarkEnd w:id="17"/>
+    </w:p>
+    <w:p>
+      <w:r>
+        <w:t xml:space="preserve">El resto del documento se organiza como sigue. El Capítulo 2 </w:t>
+      </w:r>
+      <w:r>
+        <w:t>presenta el marco teórico y la</w:t>
       </w:r>
     </w:p>
     <w:p>
@@ -4053,22 +6493,22 @@
       <w:pPr>
         <w:pStyle w:val="Ttulo1"/>
       </w:pPr>
-      <w:bookmarkStart w:id="10" w:name="_Toc231075995"/>
+      <w:bookmarkStart w:id="18" w:name="_Toc231076595"/>
       <w:r>
         <w:lastRenderedPageBreak/>
         <w:t>Capítulo 2 — Marco teórico y revisión de literatura</w:t>
       </w:r>
-      <w:bookmarkEnd w:id="10"/>
+      <w:bookmarkEnd w:id="18"/>
     </w:p>
     <w:p>
       <w:pPr>
         <w:pStyle w:val="Ttulo2"/>
       </w:pPr>
-      <w:bookmarkStart w:id="11" w:name="_Toc231075996"/>
+      <w:bookmarkStart w:id="19" w:name="_Toc231076596"/>
       <w:r>
         <w:t>2.1 Determinantes macroeconómicos de los retornos accionarios</w:t>
       </w:r>
-      <w:bookmarkEnd w:id="11"/>
+      <w:bookmarkEnd w:id="19"/>
     </w:p>
     <w:p>
       <w:r>
@@ -4082,10 +6522,7 @@
     </w:p>
     <w:p>
       <w:r>
-        <w:t xml:space="preserve">Valoración por Arbitraje** (Arbitrage </w:t>
-      </w:r>
-      <w:r>
-        <w:t>Pricing Theory, APT) de Ross (1976), que postula que el</w:t>
+        <w:t>Valoración por Arbitraje** (Arbitrage Pricing Theory, APT) de Ross (1976), que postula que el</w:t>
       </w:r>
     </w:p>
     <w:p>
@@ -4183,18 +6620,15 @@
       <w:pPr>
         <w:pStyle w:val="Ttulo2"/>
       </w:pPr>
-      <w:bookmarkStart w:id="12" w:name="_Toc231075997"/>
+      <w:bookmarkStart w:id="20" w:name="_Toc231076597"/>
       <w:r>
         <w:t>2.2 Precios de commodities y valoración de empresas mineras</w:t>
       </w:r>
-      <w:bookmarkEnd w:id="12"/>
-    </w:p>
-    <w:p>
-      <w:r>
-        <w:t xml:space="preserve">Para una empresa cuyo ingreso depende </w:t>
-      </w:r>
-      <w:r>
-        <w:t>crucialmente del precio de un commodity, dicho precio</w:t>
+      <w:bookmarkEnd w:id="20"/>
+    </w:p>
+    <w:p>
+      <w:r>
+        <w:t>Para una empresa cuyo ingreso depende crucialmente del precio de un commodity, dicho precio</w:t>
       </w:r>
     </w:p>
     <w:p>
@@ -4258,10 +6692,7 @@
     </w:p>
     <w:p>
       <w:r>
-        <w:t xml:space="preserve">escasa que la del sector </w:t>
-      </w:r>
-      <w:r>
-        <w:t>energético, lo que constituye parte del vacío que esta tesis aborda.</w:t>
+        <w:t>escasa que la del sector energético, lo que constituye parte del vacío que esta tesis aborda.</w:t>
       </w:r>
     </w:p>
     <w:p>
@@ -4283,15 +6714,18 @@
       <w:pPr>
         <w:pStyle w:val="Ttulo2"/>
       </w:pPr>
-      <w:bookmarkStart w:id="13" w:name="_Toc231075998"/>
+      <w:bookmarkStart w:id="21" w:name="_Toc231076598"/>
       <w:r>
         <w:t>2.3 Tipo de cambio y exposición de empresas exportadoras</w:t>
       </w:r>
-      <w:bookmarkEnd w:id="13"/>
-    </w:p>
-    <w:p>
-      <w:r>
-        <w:t>La exposición cambiaria —definida por Adler y Dumas (1984) como la elasticidad del valor de la</w:t>
+      <w:bookmarkEnd w:id="21"/>
+    </w:p>
+    <w:p>
+      <w:r>
+        <w:t xml:space="preserve">La exposición cambiaria —definida por Adler y Dumas </w:t>
+      </w:r>
+      <w:r>
+        <w:t>(1984) como la elasticidad del valor de la</w:t>
       </w:r>
     </w:p>
     <w:p>
@@ -4358,11 +6792,11 @@
       <w:pPr>
         <w:pStyle w:val="Ttulo2"/>
       </w:pPr>
-      <w:bookmarkStart w:id="14" w:name="_Toc231075999"/>
+      <w:bookmarkStart w:id="22" w:name="_Toc231076599"/>
       <w:r>
         <w:t>2.4 Cobre, tipo de cambio y la economía chilena</w:t>
       </w:r>
-      <w:bookmarkEnd w:id="14"/>
+      <w:bookmarkEnd w:id="22"/>
     </w:p>
     <w:p>
       <w:r>
@@ -4380,7 +6814,10 @@
     </w:p>
     <w:p>
       <w:r>
-        <w:t>estrecha relación entre los términos de intercambio de los países exportadores de materias</w:t>
+        <w:t xml:space="preserve">estrecha relación entre los términos de intercambio de los países </w:t>
+      </w:r>
+      <w:r>
+        <w:t>exportadores de materias</w:t>
       </w:r>
     </w:p>
     <w:p>
@@ -4430,10 +6867,7 @@
     </w:p>
     <w:p>
       <w:r>
-        <w:t xml:space="preserve">accionario. Buscar en </w:t>
-      </w:r>
-      <w:r>
-        <w:t>Documentos de Trabajo del Banco Central de Chile, publicaciones de</w:t>
+        <w:t>accionario. Buscar en Documentos de Trabajo del Banco Central de Chile, publicaciones de</w:t>
       </w:r>
     </w:p>
     <w:p>
@@ -4460,18 +6894,15 @@
       <w:pPr>
         <w:pStyle w:val="Ttulo2"/>
       </w:pPr>
-      <w:bookmarkStart w:id="15" w:name="_Toc231076000"/>
+      <w:bookmarkStart w:id="23" w:name="_Toc231076600"/>
       <w:r>
         <w:t>2.5 Eficiencia informacional y segmentación de mercados</w:t>
       </w:r>
-      <w:bookmarkEnd w:id="15"/>
-    </w:p>
-    <w:p>
-      <w:r>
-        <w:t xml:space="preserve">Un mismo activo subyacente —en este caso, la exposición al precio del </w:t>
-      </w:r>
-      <w:r>
-        <w:t>cobre— puede ser valorado</w:t>
+      <w:bookmarkEnd w:id="23"/>
+    </w:p>
+    <w:p>
+      <w:r>
+        <w:t>Un mismo activo subyacente —en este caso, la exposición al precio del cobre— puede ser valorado</w:t>
       </w:r>
     </w:p>
     <w:p>
@@ -4538,7 +6969,10 @@
     </w:p>
     <w:p>
       <w:r>
-        <w:t>del diseño de triangulación por muestras. [COMPLETAR: evidencia sobre integración/segmentación y</w:t>
+        <w:t xml:space="preserve">del diseño de triangulación por muestras. [COMPLETAR: </w:t>
+      </w:r>
+      <w:r>
+        <w:t>evidencia sobre integración/segmentación y</w:t>
       </w:r>
     </w:p>
     <w:p>
@@ -4550,15 +6984,18 @@
       <w:pPr>
         <w:pStyle w:val="Ttulo2"/>
       </w:pPr>
-      <w:bookmarkStart w:id="16" w:name="_Toc231076001"/>
+      <w:bookmarkStart w:id="24" w:name="_Toc231076601"/>
       <w:r>
         <w:t>2.6 Enfoques econométricos para la medición de impacto</w:t>
       </w:r>
-      <w:bookmarkEnd w:id="16"/>
-    </w:p>
-    <w:p>
-      <w:r>
-        <w:t>La estrategia empírica de esta investigación se apoya en un conjunto de técnicas econométricas</w:t>
+      <w:bookmarkEnd w:id="24"/>
+    </w:p>
+    <w:p>
+      <w:r>
+        <w:t xml:space="preserve">La estrategia empírica de esta investigación se apoya en un </w:t>
+      </w:r>
+      <w:r>
+        <w:t>conjunto de técnicas econométricas</w:t>
       </w:r>
     </w:p>
     <w:p>
@@ -4608,10 +7045,7 @@
     </w:p>
     <w:p>
       <w:r>
-        <w:t xml:space="preserve">mediante vectores </w:t>
-      </w:r>
-      <w:r>
-        <w:t>autorregresivos siguiendo a Sims (1980), con funciones impulso-respuesta</w:t>
+        <w:t>mediante vectores autorregresivos siguiendo a Sims (1980), con funciones impulso-respuesta</w:t>
       </w:r>
     </w:p>
     <w:p>
@@ -4677,12 +7111,12 @@
       <w:pPr>
         <w:pStyle w:val="Ttulo2"/>
       </w:pPr>
-      <w:bookmarkStart w:id="17" w:name="_Toc231076002"/>
+      <w:bookmarkStart w:id="25" w:name="_Toc231076602"/>
       <w:r>
         <w:lastRenderedPageBreak/>
         <w:t>2.7 Síntesis e identificación del vacío de investigación</w:t>
       </w:r>
-      <w:bookmarkEnd w:id="17"/>
+      <w:bookmarkEnd w:id="25"/>
     </w:p>
     <w:p>
       <w:r>
@@ -4790,10 +7224,7 @@
     </w:p>
     <w:p>
       <w:r>
-        <w:t xml:space="preserve">varianza) y, de manera </w:t>
-      </w:r>
-      <w:r>
-        <w:t>distintiva, la evaluación de la estabilidad de dichas relaciones según la</w:t>
+        <w:t>varianza) y, de manera distintiva, la evaluación de la estabilidad de dichas relaciones según la</w:t>
       </w:r>
     </w:p>
     <w:p>
@@ -4806,11 +7237,11 @@
       <w:pPr>
         <w:pStyle w:val="Ttulo3"/>
       </w:pPr>
-      <w:bookmarkStart w:id="18" w:name="_Toc231076003"/>
+      <w:bookmarkStart w:id="26" w:name="_Toc231076603"/>
       <w:r>
         <w:t>Nota sobre la tabla de literatura</w:t>
       </w:r>
-      <w:bookmarkEnd w:id="18"/>
+      <w:bookmarkEnd w:id="26"/>
     </w:p>
     <w:p>
       <w:r>
@@ -4836,22 +7267,22 @@
       <w:pPr>
         <w:pStyle w:val="Ttulo1"/>
       </w:pPr>
-      <w:bookmarkStart w:id="19" w:name="_Toc231076004"/>
+      <w:bookmarkStart w:id="27" w:name="_Toc231076604"/>
       <w:r>
         <w:lastRenderedPageBreak/>
         <w:t>Capítulo 3 — Datos y metodología</w:t>
       </w:r>
-      <w:bookmarkEnd w:id="19"/>
+      <w:bookmarkEnd w:id="27"/>
     </w:p>
     <w:p>
       <w:pPr>
         <w:pStyle w:val="Ttulo2"/>
       </w:pPr>
-      <w:bookmarkStart w:id="20" w:name="_Toc231076005"/>
+      <w:bookmarkStart w:id="28" w:name="_Toc231076605"/>
       <w:r>
         <w:t>3.1 Definición del universo de empresas y período</w:t>
       </w:r>
-      <w:bookmarkEnd w:id="20"/>
+      <w:bookmarkEnd w:id="28"/>
     </w:p>
     <w:p>
       <w:r>
@@ -5019,10 +7450,7 @@
     </w:p>
     <w:p>
       <w:r>
-        <w:t xml:space="preserve">del orden de 250 observaciones temporales, suficientes para la estimación de modelos </w:t>
-      </w:r>
-      <w:r>
-        <w:t>VAR/VECM</w:t>
+        <w:t>del orden de 250 observaciones temporales, suficientes para la estimación de modelos VAR/VECM</w:t>
       </w:r>
     </w:p>
     <w:p>
@@ -5039,11 +7467,11 @@
       <w:pPr>
         <w:pStyle w:val="Ttulo2"/>
       </w:pPr>
-      <w:bookmarkStart w:id="21" w:name="_Toc231076006"/>
+      <w:bookmarkStart w:id="29" w:name="_Toc231076606"/>
       <w:r>
         <w:t>3.2 Variable dependiente</w:t>
       </w:r>
-      <w:bookmarkEnd w:id="21"/>
+      <w:bookmarkEnd w:id="29"/>
     </w:p>
     <w:p>
       <w:r>
@@ -5086,10 +7514,7 @@
         <w:t>cartera del sector</w:t>
       </w:r>
       <w:r>
-        <w:t xml:space="preserve">, en sus versiones </w:t>
-      </w:r>
-      <w:r>
-        <w:t>equiponderada y ponderada por capitalización</w:t>
+        <w:t>, en sus versiones equiponderada y ponderada por capitalización</w:t>
       </w:r>
     </w:p>
     <w:p>
@@ -5101,11 +7526,11 @@
       <w:pPr>
         <w:pStyle w:val="Ttulo2"/>
       </w:pPr>
-      <w:bookmarkStart w:id="22" w:name="_Toc231076007"/>
+      <w:bookmarkStart w:id="30" w:name="_Toc231076607"/>
       <w:r>
         <w:t>3.3 Variables explicativas</w:t>
       </w:r>
-      <w:bookmarkEnd w:id="22"/>
+      <w:bookmarkEnd w:id="30"/>
     </w:p>
     <w:p>
       <w:r>
@@ -5168,15 +7593,18 @@
       <w:pPr>
         <w:pStyle w:val="Ttulo2"/>
       </w:pPr>
-      <w:bookmarkStart w:id="23" w:name="_Toc231076008"/>
+      <w:bookmarkStart w:id="31" w:name="_Toc231076608"/>
       <w:r>
         <w:t>3.4 Tratamiento de datos y frecuencias mixtas</w:t>
       </w:r>
-      <w:bookmarkEnd w:id="23"/>
-    </w:p>
-    <w:p>
-      <w:r>
-        <w:t>Todas las series se llevan a frecuencia mensual (último dato del mes para precios, índices y</w:t>
+      <w:bookmarkEnd w:id="31"/>
+    </w:p>
+    <w:p>
+      <w:r>
+        <w:t xml:space="preserve">Todas las series se </w:t>
+      </w:r>
+      <w:r>
+        <w:t>llevan a frecuencia mensual (último dato del mes para precios, índices y</w:t>
       </w:r>
     </w:p>
     <w:p>
@@ -5222,11 +7650,11 @@
       <w:pPr>
         <w:pStyle w:val="Ttulo2"/>
       </w:pPr>
-      <w:bookmarkStart w:id="24" w:name="_Toc231076009"/>
+      <w:bookmarkStart w:id="32" w:name="_Toc231076609"/>
       <w:r>
         <w:t>3.5 Datación de las fases del ciclo del cobre</w:t>
       </w:r>
-      <w:bookmarkEnd w:id="24"/>
+      <w:bookmarkEnd w:id="32"/>
     </w:p>
     <w:p>
       <w:r>
@@ -5289,21 +7717,21 @@
       <w:pPr>
         <w:pStyle w:val="Ttulo2"/>
       </w:pPr>
-      <w:bookmarkStart w:id="25" w:name="_Toc231076010"/>
+      <w:bookmarkStart w:id="33" w:name="_Toc231076610"/>
       <w:r>
         <w:t>3.6 Estrategia econométrica</w:t>
       </w:r>
-      <w:bookmarkEnd w:id="25"/>
+      <w:bookmarkEnd w:id="33"/>
     </w:p>
     <w:p>
       <w:pPr>
         <w:pStyle w:val="Ttulo3"/>
       </w:pPr>
-      <w:bookmarkStart w:id="26" w:name="_Toc231076011"/>
+      <w:bookmarkStart w:id="34" w:name="_Toc231076611"/>
       <w:r>
         <w:t>3.6.1 Estacionariedad y orden de integración (OE1)</w:t>
       </w:r>
-      <w:bookmarkEnd w:id="26"/>
+      <w:bookmarkEnd w:id="34"/>
     </w:p>
     <w:p>
       <w:r>
@@ -5339,11 +7767,11 @@
       <w:pPr>
         <w:pStyle w:val="Ttulo3"/>
       </w:pPr>
-      <w:bookmarkStart w:id="27" w:name="_Toc231076012"/>
+      <w:bookmarkStart w:id="35" w:name="_Toc231076612"/>
       <w:r>
         <w:t>3.6.2 Modelo de impacto: panel de efectos fijos (OE2)</w:t>
       </w:r>
-      <w:bookmarkEnd w:id="27"/>
+      <w:bookmarkEnd w:id="35"/>
     </w:p>
     <w:p>
       <w:r>
@@ -5380,10 +7808,7 @@
         <w:t>Driscoll-Kraay</w:t>
       </w:r>
       <w:r>
-        <w:t xml:space="preserve">, robustos a </w:t>
-      </w:r>
-      <w:r>
-        <w:t>heterocedasticidad,</w:t>
+        <w:t>, robustos a heterocedasticidad,</w:t>
       </w:r>
     </w:p>
     <w:p>
@@ -5433,11 +7858,11 @@
       <w:pPr>
         <w:pStyle w:val="Ttulo3"/>
       </w:pPr>
-      <w:bookmarkStart w:id="28" w:name="_Toc231076013"/>
+      <w:bookmarkStart w:id="36" w:name="_Toc231076613"/>
       <w:r>
         <w:t>3.6.3 Relaciones de largo plazo: cointegración (OE3)</w:t>
       </w:r>
-      <w:bookmarkEnd w:id="28"/>
+      <w:bookmarkEnd w:id="36"/>
     </w:p>
     <w:p>
       <w:r>
@@ -5494,26 +7919,26 @@
     </w:p>
     <w:p>
       <w:r>
-        <w:t xml:space="preserve">de error (VECM)**, del que se reportan el vector de largo plazo ($\beta$) y la </w:t>
-      </w:r>
-      <w:r>
-        <w:t>velocidad de</w:t>
-      </w:r>
-    </w:p>
-    <w:p>
-      <w:r>
-        <w:t>ajuste ($\alpha$).</w:t>
+        <w:t>de error (VECM)**, del que se reportan el vector de largo plazo ($\beta$) y la velocidad de</w:t>
+      </w:r>
+    </w:p>
+    <w:p>
+      <w:r>
+        <w:t xml:space="preserve">ajuste </w:t>
+      </w:r>
+      <w:r>
+        <w:t>($\alpha$).</w:t>
       </w:r>
     </w:p>
     <w:p>
       <w:pPr>
         <w:pStyle w:val="Ttulo3"/>
       </w:pPr>
-      <w:bookmarkStart w:id="29" w:name="_Toc231076014"/>
+      <w:bookmarkStart w:id="37" w:name="_Toc231076614"/>
       <w:r>
         <w:t>3.6.4 Dinámica de shocks: VAR, impulso-respuesta y descomposición de varianza (OE4)</w:t>
       </w:r>
-      <w:bookmarkEnd w:id="29"/>
+      <w:bookmarkEnd w:id="37"/>
     </w:p>
     <w:p>
       <w:r>
@@ -5597,11 +8022,11 @@
       <w:pPr>
         <w:pStyle w:val="Ttulo3"/>
       </w:pPr>
-      <w:bookmarkStart w:id="30" w:name="_Toc231076015"/>
+      <w:bookmarkStart w:id="38" w:name="_Toc231076615"/>
       <w:r>
         <w:t>3.6.5 Estabilidad por fases del ciclo (OE5)</w:t>
       </w:r>
-      <w:bookmarkEnd w:id="30"/>
+      <w:bookmarkEnd w:id="38"/>
     </w:p>
     <w:p>
       <w:r>
@@ -5644,15 +8069,18 @@
       <w:pPr>
         <w:pStyle w:val="Ttulo3"/>
       </w:pPr>
-      <w:bookmarkStart w:id="31" w:name="_Toc231076016"/>
+      <w:bookmarkStart w:id="39" w:name="_Toc231076616"/>
       <w:r>
         <w:t>3.6.6 Comparación entre mercados: triangulación (OE6)</w:t>
       </w:r>
-      <w:bookmarkEnd w:id="31"/>
-    </w:p>
-    <w:p>
-      <w:r>
-        <w:t>La totalidad del análisis precedente (3.6.1 a 3.6.5) se ejecuta de forma paralela sobre las tres</w:t>
+      <w:bookmarkEnd w:id="39"/>
+    </w:p>
+    <w:p>
+      <w:r>
+        <w:t xml:space="preserve">La totalidad del análisis </w:t>
+      </w:r>
+      <w:r>
+        <w:t>precedente (3.6.1 a 3.6.5) se ejecuta de forma paralela sobre las tres</w:t>
       </w:r>
     </w:p>
     <w:p>
@@ -5694,14 +8122,11 @@
       <w:pPr>
         <w:pStyle w:val="Ttulo2"/>
       </w:pPr>
-      <w:bookmarkStart w:id="32" w:name="_Toc231076017"/>
-      <w:r>
-        <w:t xml:space="preserve">3.7 Validación de </w:t>
-      </w:r>
-      <w:r>
-        <w:t>supuestos y robustez</w:t>
-      </w:r>
-      <w:bookmarkEnd w:id="32"/>
+      <w:bookmarkStart w:id="40" w:name="_Toc231076617"/>
+      <w:r>
+        <w:t>3.7 Validación de supuestos y robustez</w:t>
+      </w:r>
+      <w:bookmarkEnd w:id="40"/>
     </w:p>
     <w:p>
       <w:r>
@@ -5716,10 +8141,7 @@
     <w:p>
       <w:r>
         <w:lastRenderedPageBreak/>
-        <w:t xml:space="preserve">ARCH, dada la naturaleza financiera de los </w:t>
-      </w:r>
-      <w:r>
-        <w:t>retornos), dependencia de sección cruzada en el</w:t>
+        <w:t>ARCH, dada la naturaleza financiera de los retornos), dependencia de sección cruzada en el</w:t>
       </w:r>
     </w:p>
     <w:p>
@@ -5751,11 +8173,55 @@
       <w:pPr>
         <w:pStyle w:val="Ttulo3"/>
       </w:pPr>
-      <w:bookmarkStart w:id="33" w:name="_Toc231076018"/>
+      <w:bookmarkStart w:id="41" w:name="_Toc231076618"/>
       <w:r>
         <w:t>Tabla 3.1 — Definición operativa de variables (resumen)</w:t>
       </w:r>
-      <w:bookmarkEnd w:id="33"/>
+      <w:bookmarkEnd w:id="41"/>
+    </w:p>
+    <w:p>
+      <w:pPr>
+        <w:pStyle w:val="Descripcin"/>
+        <w:jc w:val="center"/>
+      </w:pPr>
+      <w:bookmarkStart w:id="42" w:name="_Toc231076634"/>
+      <w:r>
+        <w:rPr>
+          <w:sz w:val="20"/>
+        </w:rPr>
+        <w:t xml:space="preserve">Tabla </w:t>
+      </w:r>
+      <w:r>
+        <w:fldChar w:fldCharType="begin"/>
+      </w:r>
+      <w:r>
+        <w:instrText xml:space="preserve"> SEQ Tabla \* ARABIC </w:instrText>
+      </w:r>
+      <w:r>
+        <w:fldChar w:fldCharType="separate"/>
+      </w:r>
+      <w:r>
+        <w:rPr>
+          <w:noProof/>
+        </w:rPr>
+        <w:t>1</w:t>
+      </w:r>
+      <w:r>
+        <w:fldChar w:fldCharType="end"/>
+      </w:r>
+      <w:r>
+        <w:rPr>
+          <w:sz w:val="20"/>
+        </w:rPr>
+        <w:t>.</w:t>
+      </w:r>
+      <w:bookmarkEnd w:id="42"/>
+      <w:r>
+        <w:rPr>
+          <w:sz w:val="20"/>
+        </w:rPr>
+        <w:t xml:space="preserve"> </w:t>
+      </w:r>
     </w:p>
     <w:tbl>
       <w:tblPr>
@@ -7062,12 +9528,12 @@
     <w:p/>
     <w:p>
       <w:r>
+        <w:lastRenderedPageBreak/>
         <w:t>*Referencias metodológicas completas en `docs/revision_literatura.md`, bloque 2.5.*</w:t>
       </w:r>
     </w:p>
     <w:p>
       <w:r>
-        <w:lastRenderedPageBreak/>
         <w:br w:type="page"/>
       </w:r>
     </w:p>
@@ -7075,22 +9541,22 @@
       <w:pPr>
         <w:pStyle w:val="Ttulo1"/>
       </w:pPr>
-      <w:bookmarkStart w:id="34" w:name="_Toc231076019"/>
+      <w:bookmarkStart w:id="43" w:name="_Toc231076619"/>
       <w:r>
         <w:lastRenderedPageBreak/>
         <w:t>Capítulo 4 — Resultados y discusión</w:t>
       </w:r>
-      <w:bookmarkEnd w:id="34"/>
+      <w:bookmarkEnd w:id="43"/>
     </w:p>
     <w:p>
       <w:pPr>
         <w:pStyle w:val="Ttulo2"/>
       </w:pPr>
-      <w:bookmarkStart w:id="35" w:name="_Toc231076020"/>
+      <w:bookmarkStart w:id="44" w:name="_Toc231076620"/>
       <w:r>
         <w:t>4.1 Análisis descriptivo y propiedades de las series (OE1)</w:t>
       </w:r>
-      <w:bookmarkEnd w:id="35"/>
+      <w:bookmarkEnd w:id="44"/>
     </w:p>
     <w:p>
       <w:r>
@@ -7166,47 +9632,84 @@
         <w:t>tipo de cambio USD/CLP</w:t>
       </w:r>
       <w:r>
-        <w:t xml:space="preserve"> en logaritmo arroja un resultado ambiguo (ADF p = 0,150; KPSS</w:t>
-      </w:r>
-    </w:p>
-    <w:p>
-      <w:r>
-        <w:t>rechaza), que el algoritmo clasifica como caso a revisar. La explicación más plausible es la</w:t>
-      </w:r>
-    </w:p>
-    <w:p>
-      <w:r>
-        <w:t xml:space="preserve">presencia de </w:t>
+        <w:t xml:space="preserve"> en logaritmo arroja un resultado ambiguo en las pruebas estándar</w:t>
+      </w:r>
+    </w:p>
+    <w:p>
+      <w:r>
+        <w:t xml:space="preserve">(ADF p = 0,150; KPSS rechaza). La prueba de </w:t>
       </w:r>
       <w:r>
         <w:rPr>
           <w:b/>
         </w:rPr>
-        <w:t>quiebres estructurales</w:t>
-      </w:r>
-      <w:r>
-        <w:t xml:space="preserve"> (súper-ciclo del cobre, crisis de 2008, pandemia de 2020),</w:t>
-      </w:r>
-    </w:p>
-    <w:p>
-      <w:r>
-        <w:t>ante los cuales las pruebas estándar pierden potencia. Se recomienda re-evaluar su orden de</w:t>
-      </w:r>
-    </w:p>
-    <w:p>
-      <w:r>
-        <w:t>integración con pruebas que admitan quiebres (Zivot-Andrews) antes de su uso definitivo.</w:t>
+        <w:t>Zivot-Andrews</w:t>
+      </w:r>
+      <w:r>
+        <w:t>, que admite un quiebre estructural</w:t>
+      </w:r>
+    </w:p>
+    <w:p>
+      <w:r>
+        <w:t xml:space="preserve">endógeno, </w:t>
+      </w:r>
+      <w:r>
+        <w:rPr>
+          <w:b/>
+        </w:rPr>
+        <w:t>resuelve la ambigüedad</w:t>
+      </w:r>
+      <w:r>
+        <w:t>: el nivel no es estacionario (estadístico −2,83; p = 0,95),</w:t>
+      </w:r>
+    </w:p>
+    <w:p>
+      <w:r>
+        <w:t>mientras que su primera diferencia sí lo es de forma marginal (estadístico −4,59; p = 0,09). Se</w:t>
+      </w:r>
+    </w:p>
+    <w:p>
+      <w:r>
+        <w:t xml:space="preserve">concluye que el tipo de cambio es </w:t>
+      </w:r>
+      <w:r>
+        <w:rPr>
+          <w:b/>
+        </w:rPr>
+        <w:t>integrado de orden uno, I(1)</w:t>
+      </w:r>
+      <w:r>
+        <w:t>, y que la clasificación dudosa</w:t>
+      </w:r>
+    </w:p>
+    <w:p>
+      <w:r>
+        <w:t xml:space="preserve">inicial respondía a la pérdida de potencia de las pruebas </w:t>
+      </w:r>
+      <w:r>
+        <w:t>convencionales ante los quiebres del</w:t>
+      </w:r>
+    </w:p>
+    <w:p>
+      <w:r>
+        <w:t>período (súper-ciclo, crisis de 2008, pandemia de 2020). El cobre en nivel, contrastado con la</w:t>
+      </w:r>
+    </w:p>
+    <w:p>
+      <w:r>
+        <w:lastRenderedPageBreak/>
+        <w:t>misma prueba, se mantiene como I(1) (p = 0,17).</w:t>
       </w:r>
     </w:p>
     <w:p>
       <w:pPr>
         <w:pStyle w:val="Ttulo2"/>
       </w:pPr>
-      <w:bookmarkStart w:id="36" w:name="_Toc231076021"/>
+      <w:bookmarkStart w:id="45" w:name="_Toc231076621"/>
       <w:r>
         <w:t>4.2 Determinantes de los retornos: global vs local (OE2)</w:t>
       </w:r>
-      <w:bookmarkEnd w:id="36"/>
+      <w:bookmarkEnd w:id="45"/>
     </w:p>
     <w:p>
       <w:r>
@@ -7216,6 +9719,50 @@
     <w:p>
       <w:r>
         <w:t>cobre con cotización internacional; R² within = 0,245) entrega los siguientes coeficientes:</w:t>
+      </w:r>
+    </w:p>
+    <w:p>
+      <w:pPr>
+        <w:pStyle w:val="Descripcin"/>
+        <w:jc w:val="center"/>
+      </w:pPr>
+      <w:bookmarkStart w:id="46" w:name="_Toc231076635"/>
+      <w:r>
+        <w:rPr>
+          <w:sz w:val="20"/>
+        </w:rPr>
+        <w:t xml:space="preserve">Tabla </w:t>
+      </w:r>
+      <w:r>
+        <w:fldChar w:fldCharType="begin"/>
+      </w:r>
+      <w:r>
+        <w:instrText xml:space="preserve"> SEQ Tabla \* ARABIC </w:instrText>
+      </w:r>
+      <w:r>
+        <w:fldChar w:fldCharType="separate"/>
+      </w:r>
+      <w:r>
+        <w:rPr>
+          <w:noProof/>
+        </w:rPr>
+        <w:t>2</w:t>
+      </w:r>
+      <w:r>
+        <w:fldChar w:fldCharType="end"/>
+      </w:r>
+      <w:r>
+        <w:rPr>
+          <w:sz w:val="20"/>
+        </w:rPr>
+        <w:t>.</w:t>
+      </w:r>
+      <w:bookmarkEnd w:id="46"/>
+      <w:r>
+        <w:rPr>
+          <w:sz w:val="20"/>
+        </w:rPr>
+        <w:t xml:space="preserve"> </w:t>
       </w:r>
     </w:p>
     <w:tbl>
@@ -7346,7 +9893,6 @@
               <w:rPr>
                 <w:sz w:val="20"/>
               </w:rPr>
-              <w:lastRenderedPageBreak/>
               <w:t>VIX (Δ)</w:t>
             </w:r>
           </w:p>
@@ -7680,7 +10226,13 @@
         <w:rPr>
           <w:b/>
         </w:rPr>
-        <w:t>El cobre domina (H1 respaldada).</w:t>
+        <w:t xml:space="preserve">El cobre </w:t>
+      </w:r>
+      <w:r>
+        <w:rPr>
+          <w:b/>
+        </w:rPr>
+        <w:t>domina (H1 respaldada).</w:t>
       </w:r>
       <w:r>
         <w:t xml:space="preserve"> El coeficiente del cobre es positivo, de magnitud</w:t>
@@ -7722,6 +10274,7 @@
     </w:p>
     <w:p>
       <w:r>
+        <w:lastRenderedPageBreak/>
         <w:t xml:space="preserve">   del peso suele coincidir con episodios de aversión al riesgo y caída del cobre, de modo que el</w:t>
       </w:r>
     </w:p>
@@ -7750,7 +10303,6 @@
     </w:p>
     <w:p>
       <w:r>
-        <w:lastRenderedPageBreak/>
         <w:t xml:space="preserve">   de la ausencia, por ahora, del EMBI y de un IMACEC propiamente tal, y por tratarse de empresas</w:t>
       </w:r>
     </w:p>
@@ -7773,7 +10325,7 @@
           <w:noProof/>
         </w:rPr>
         <w:drawing>
-          <wp:inline distT="0" distB="0" distL="0" distR="0" wp14:anchorId="336A0442" wp14:editId="053223A8">
+          <wp:inline distT="0" distB="0" distL="0" distR="0" wp14:anchorId="22F4AC5E" wp14:editId="1F854FF7">
             <wp:extent cx="5394960" cy="2933107"/>
             <wp:effectExtent l="0" t="0" r="0" b="0"/>
             <wp:docPr id="1" name="Picture 1"/>
@@ -7788,7 +10340,7 @@
                     <pic:cNvPicPr/>
                   </pic:nvPicPr>
                   <pic:blipFill>
-                    <a:blip r:embed="rId8"/>
+                    <a:blip r:embed="rId9"/>
                     <a:stretch>
                       <a:fillRect/>
                     </a:stretch>
@@ -7811,25 +10363,51 @@
     </w:p>
     <w:p>
       <w:pPr>
+        <w:pStyle w:val="Descripcin"/>
         <w:jc w:val="center"/>
       </w:pPr>
+      <w:bookmarkStart w:id="47" w:name="_Toc231076638"/>
       <w:r>
         <w:rPr>
-          <w:i/>
           <w:sz w:val="20"/>
         </w:rPr>
-        <w:t>Sensibilidad de los retornos a cada factor macro-financiero (muestra B).</w:t>
-      </w:r>
+        <w:t xml:space="preserve">Figura </w:t>
+      </w:r>
+      <w:r>
+        <w:fldChar w:fldCharType="begin"/>
+      </w:r>
+      <w:r>
+        <w:instrText xml:space="preserve"> SEQ Figura \* ARABIC </w:instrText>
+      </w:r>
+      <w:r>
+        <w:fldChar w:fldCharType="separate"/>
+      </w:r>
+      <w:r>
+        <w:rPr>
+          <w:noProof/>
+        </w:rPr>
+        <w:t>1</w:t>
+      </w:r>
+      <w:r>
+        <w:fldChar w:fldCharType="end"/>
+      </w:r>
+      <w:r>
+        <w:rPr>
+          <w:sz w:val="20"/>
+        </w:rPr>
+        <w:t>. Sensibilidad de los retornos a cada factor macro-financiero (muestra B).</w:t>
+      </w:r>
+      <w:bookmarkEnd w:id="47"/>
     </w:p>
     <w:p>
       <w:pPr>
         <w:pStyle w:val="Ttulo2"/>
       </w:pPr>
-      <w:bookmarkStart w:id="37" w:name="_Toc231076022"/>
+      <w:bookmarkStart w:id="48" w:name="_Toc231076622"/>
       <w:r>
         <w:t>4.3 Relaciones de largo plazo (OE3)</w:t>
       </w:r>
-      <w:bookmarkEnd w:id="37"/>
+      <w:bookmarkEnd w:id="48"/>
     </w:p>
     <w:p>
       <w:r>
@@ -7847,14 +10425,12 @@
     </w:p>
     <w:p>
       <w:r>
-        <w:t xml:space="preserve">las series en </w:t>
-      </w:r>
-      <w:r>
-        <w:t>nivel (valor de la acción, cobre, tipo de cambio) detecta **un vector de</w:t>
-      </w:r>
-    </w:p>
-    <w:p>
-      <w:r>
+        <w:t>las series en nivel (valor de la acción, cobre, tipo de cambio) detecta **un vector de</w:t>
+      </w:r>
+    </w:p>
+    <w:p>
+      <w:r>
+        <w:lastRenderedPageBreak/>
         <w:t>cointegración** (estadístico de traza 32,1 &gt; 29,8 al 95%), lo que sugiere una relación de equilibrio</w:t>
       </w:r>
     </w:p>
@@ -7879,34 +10455,52 @@
     </w:p>
     <w:p>
       <w:r>
-        <w:t>discrepancia es habitual cuando el orden de integración de alguna variable no es nítido —como</w:t>
-      </w:r>
-    </w:p>
-    <w:p>
-      <w:r>
-        <w:lastRenderedPageBreak/>
-        <w:t>ocurre aquí con el tipo de cambio (§4.1)—. La conclusión prudente es **suspender el juicio sobre</w:t>
-      </w:r>
-    </w:p>
-    <w:p>
-      <w:r>
-        <w:t>H5** hasta resolver el orden de integración del tipo de cambio y reespecificar el vector de largo</w:t>
-      </w:r>
-    </w:p>
-    <w:p>
-      <w:r>
-        <w:t>plazo (por ejemplo, incorporando quiebres o reconsiderando los regresores).</w:t>
+        <w:t>discrepancia entre ambos enfoques sugiere que la relación de largo plazo, de existir, es **débil o</w:t>
+      </w:r>
+    </w:p>
+    <w:p>
+      <w:r>
+        <w:t>inestable**. Confirmado ya el orden I(1) del tipo de cambio (§4.1), la explicación más probable no</w:t>
+      </w:r>
+    </w:p>
+    <w:p>
+      <w:r>
+        <w:t xml:space="preserve">es el orden de integración sino la </w:t>
+      </w:r>
+      <w:r>
+        <w:rPr>
+          <w:b/>
+        </w:rPr>
+        <w:t>presencia de quiebres en la relación de cointegración</w:t>
+      </w:r>
+      <w:r>
+        <w:t xml:space="preserve"> misma</w:t>
+      </w:r>
+    </w:p>
+    <w:p>
+      <w:r>
+        <w:t>(el súper-ciclo altera la relación de equilibrio). La conclusión prudente es **mantener cautela</w:t>
+      </w:r>
+    </w:p>
+    <w:p>
+      <w:r>
+        <w:t>sobre H5**: se reportará la relación de largo plazo del VECM como indicativa, complementándola con</w:t>
+      </w:r>
+    </w:p>
+    <w:p>
+      <w:r>
+        <w:t>pruebas de cointegración con quiebre (Gregory-Hansen) en la versión final.</w:t>
       </w:r>
     </w:p>
     <w:p>
       <w:pPr>
         <w:pStyle w:val="Ttulo2"/>
       </w:pPr>
-      <w:bookmarkStart w:id="38" w:name="_Toc231076023"/>
+      <w:bookmarkStart w:id="49" w:name="_Toc231076623"/>
       <w:r>
         <w:t>4.4 Dinámica de shocks (OE4)</w:t>
       </w:r>
-      <w:bookmarkEnd w:id="38"/>
+      <w:bookmarkEnd w:id="49"/>
     </w:p>
     <w:p>
       <w:r>
@@ -7916,6 +10510,50 @@
     <w:p>
       <w:r>
         <w:t>muestra B) reparte la varianza así:</w:t>
+      </w:r>
+    </w:p>
+    <w:p>
+      <w:pPr>
+        <w:pStyle w:val="Descripcin"/>
+        <w:jc w:val="center"/>
+      </w:pPr>
+      <w:bookmarkStart w:id="50" w:name="_Toc231076636"/>
+      <w:r>
+        <w:rPr>
+          <w:sz w:val="20"/>
+        </w:rPr>
+        <w:t xml:space="preserve">Tabla </w:t>
+      </w:r>
+      <w:r>
+        <w:fldChar w:fldCharType="begin"/>
+      </w:r>
+      <w:r>
+        <w:instrText xml:space="preserve"> SEQ Tabla \* ARABIC </w:instrText>
+      </w:r>
+      <w:r>
+        <w:fldChar w:fldCharType="separate"/>
+      </w:r>
+      <w:r>
+        <w:rPr>
+          <w:noProof/>
+        </w:rPr>
+        <w:t>3</w:t>
+      </w:r>
+      <w:r>
+        <w:fldChar w:fldCharType="end"/>
+      </w:r>
+      <w:r>
+        <w:rPr>
+          <w:sz w:val="20"/>
+        </w:rPr>
+        <w:t>.</w:t>
+      </w:r>
+      <w:bookmarkEnd w:id="50"/>
+      <w:r>
+        <w:rPr>
+          <w:sz w:val="20"/>
+        </w:rPr>
+        <w:t xml:space="preserve"> </w:t>
       </w:r>
     </w:p>
     <w:tbl>
@@ -8150,6 +10788,7 @@
     <w:p/>
     <w:p>
       <w:r>
+        <w:lastRenderedPageBreak/>
         <w:t xml:space="preserve">La causalidad de Granger confirma que el precio del cobre </w:t>
       </w:r>
       <w:r>
@@ -8159,33 +10798,52 @@
         <w:t>antecede</w:t>
       </w:r>
       <w:r>
-        <w:t xml:space="preserve"> a los retornos del sector.</w:t>
-      </w:r>
-    </w:p>
-    <w:p>
-      <w:r>
-        <w:t>Más allá del componente idiosincrático, **los shocks globales (cobre + VIX ≈ 32%) explican una</w:t>
-      </w:r>
-    </w:p>
-    <w:p>
-      <w:r>
-        <w:t>fracción muy superior a los locales (≈ 5%)**, lo que constituye la evidencia más nítida a favor de</w:t>
-      </w:r>
-    </w:p>
-    <w:p>
+        <w:t xml:space="preserve"> a los retornos del sector</w:t>
+      </w:r>
+    </w:p>
+    <w:p>
+      <w:r>
+        <w:t>de manera estadísticamente significativa (F = 9,11; p = 0,003). Más allá del componente</w:t>
+      </w:r>
+    </w:p>
+    <w:p>
+      <w:r>
+        <w:t>idiosincrático, **los shocks globales (cobre + VIX ≈ 32%) explican una fracción muy superior a</w:t>
+      </w:r>
+    </w:p>
+    <w:p>
+      <w:r>
+        <w:t>los locales (≈ 5%)</w:t>
+      </w:r>
       <w:r>
         <w:rPr>
           <w:b/>
         </w:rPr>
-        <w:t>H6 (dominancia de los factores globales)</w:t>
-      </w:r>
-      <w:r>
-        <w:t>. La función impulso-respuesta (no tabulada aquí)</w:t>
-      </w:r>
-    </w:p>
-    <w:p>
-      <w:r>
-        <w:t>muestra una reacción positiva del retorno ante un shock del cobre, coherente con H1.</w:t>
+        <w:t xml:space="preserve">, lo que constituye la evidencia más nítida a favor de </w:t>
+      </w:r>
+      <w:r>
+        <w:t>H6 (dominancia de los</w:t>
+      </w:r>
+    </w:p>
+    <w:p>
+      <w:r>
+        <w:t>factores globales)**. El sistema VAR seleccionado por criterio de Akaike (un rezago) es</w:t>
+      </w:r>
+    </w:p>
+    <w:p>
+      <w:r>
+        <w:rPr>
+          <w:b/>
+        </w:rPr>
+        <w:t>estable</w:t>
+      </w:r>
+      <w:r>
+        <w:t xml:space="preserve"> —todas sus raíces se encuentran dentro del círculo unitario—, lo que valida la lectura</w:t>
+      </w:r>
+    </w:p>
+    <w:p>
+      <w:r>
+        <w:t>de las funciones impulso-respuesta.</w:t>
       </w:r>
     </w:p>
     <w:p>
@@ -8196,9 +10854,8 @@
         <w:rPr>
           <w:noProof/>
         </w:rPr>
-        <w:lastRenderedPageBreak/>
         <w:drawing>
-          <wp:inline distT="0" distB="0" distL="0" distR="0" wp14:anchorId="6F8EA90A" wp14:editId="4EF7C9A3">
+          <wp:inline distT="0" distB="0" distL="0" distR="0" wp14:anchorId="58598AF3" wp14:editId="7E346C68">
             <wp:extent cx="5394960" cy="4026860"/>
             <wp:effectExtent l="0" t="0" r="0" b="0"/>
             <wp:docPr id="2" name="Picture 2"/>
@@ -8213,7 +10870,7 @@
                     <pic:cNvPicPr/>
                   </pic:nvPicPr>
                   <pic:blipFill>
-                    <a:blip r:embed="rId9"/>
+                    <a:blip r:embed="rId10"/>
                     <a:stretch>
                       <a:fillRect/>
                     </a:stretch>
@@ -8236,71 +10893,70 @@
     </w:p>
     <w:p>
       <w:pPr>
+        <w:pStyle w:val="Descripcin"/>
         <w:jc w:val="center"/>
       </w:pPr>
+      <w:bookmarkStart w:id="51" w:name="_Toc231076639"/>
       <w:r>
         <w:rPr>
-          <w:i/>
           <w:sz w:val="20"/>
         </w:rPr>
-        <w:t>Descomposición de la varianza del error de pronóstico del retorno (FEVD, horizonte 12 meses).</w:t>
-      </w:r>
-    </w:p>
-    <w:p>
-      <w:pPr>
-        <w:pStyle w:val="Ttulo2"/>
-      </w:pPr>
-      <w:bookmarkStart w:id="39" w:name="_Toc231076024"/>
-      <w:r>
-        <w:t>4.5 Estabilidad por fases del ciclo del cobre (OE5)</w:t>
-      </w:r>
-      <w:bookmarkEnd w:id="39"/>
-    </w:p>
-    <w:p>
-      <w:r>
-        <w:t>El algoritmo de Bry-Boschan identifica una secuencia coherente de fases de expansión y contracción</w:t>
-      </w:r>
-    </w:p>
-    <w:p>
-      <w:r>
-        <w:t xml:space="preserve">del precio del </w:t>
-      </w:r>
-      <w:r>
-        <w:t>cobre a lo largo de 2004–2024, capturando el súper-ciclo (auge hasta 2011),</w:t>
-      </w:r>
-    </w:p>
-    <w:p>
-      <w:r>
-        <w:t>la corrección posterior, el shock de 2020 y la recuperación reciente. La infraestructura para</w:t>
-      </w:r>
-    </w:p>
-    <w:p>
-      <w:r>
-        <w:t xml:space="preserve">estimar la </w:t>
+        <w:t xml:space="preserve">Figura </w:t>
+      </w:r>
+      <w:r>
+        <w:fldChar w:fldCharType="begin"/>
+      </w:r>
+      <w:r>
+        <w:instrText xml:space="preserve"> SEQ Figura \* ARABIC </w:instrText>
+      </w:r>
+      <w:r>
+        <w:fldChar w:fldCharType="separate"/>
+      </w:r>
+      <w:r>
+        <w:rPr>
+          <w:noProof/>
+        </w:rPr>
+        <w:t>2</w:t>
+      </w:r>
+      <w:r>
+        <w:fldChar w:fldCharType="end"/>
+      </w:r>
+      <w:r>
+        <w:rPr>
+          <w:sz w:val="20"/>
+        </w:rPr>
+        <w:t>. Descomposición de la varianza del error de pronóstico del retorno (FEVD, horizonte 12 meses).</w:t>
+      </w:r>
+      <w:bookmarkEnd w:id="51"/>
+    </w:p>
+    <w:p>
+      <w:r>
+        <w:lastRenderedPageBreak/>
+        <w:t>La función impulso-respuesta cuantifica la reacción dinámica del retorno ante un shock de una</w:t>
+      </w:r>
+    </w:p>
+    <w:p>
+      <w:r>
+        <w:t xml:space="preserve">desviación estándar en el precio del cobre: la respuesta es </w:t>
       </w:r>
       <w:r>
         <w:rPr>
           <w:b/>
         </w:rPr>
-        <w:t>sensibilidad condicional al régimen</w:t>
-      </w:r>
-      <w:r>
-        <w:t xml:space="preserve"> (términos de interacción y re-estimación por</w:t>
-      </w:r>
-    </w:p>
-    <w:p>
-      <w:r>
-        <w:t>subperíodo) está implementada; su estimación definitiva se realizará una vez consolidado el</w:t>
-      </w:r>
-    </w:p>
-    <w:p>
-      <w:r>
-        <w:t>conjunto de datos. La hipótesis a contrastar es una **mayor sensibilidad al cobre en expansión que</w:t>
-      </w:r>
-    </w:p>
-    <w:p>
-      <w:r>
-        <w:t>en contracción** (asimetría de régimen).</w:t>
+        <w:t>positiva e inmediata</w:t>
+      </w:r>
+      <w:r>
+        <w:t xml:space="preserve"> y se disipa en</w:t>
+      </w:r>
+    </w:p>
+    <w:p>
+      <w:r>
+        <w:t>los meses siguientes, coherente con una incorporación rápida de la información del commodity</w:t>
+      </w:r>
+    </w:p>
+    <w:p>
+      <w:r>
+        <w:t>(H1).</w:t>
       </w:r>
     </w:p>
     <w:p>
@@ -8311,12 +10967,196 @@
         <w:rPr>
           <w:noProof/>
         </w:rPr>
+        <w:drawing>
+          <wp:inline distT="0" distB="0" distL="0" distR="0" wp14:anchorId="3C2FD3B5" wp14:editId="11D99F66">
+            <wp:extent cx="5394960" cy="2620409"/>
+            <wp:effectExtent l="0" t="0" r="0" b="0"/>
+            <wp:docPr id="3" name="Picture 3"/>
+            <wp:cNvGraphicFramePr>
+              <a:graphicFrameLocks xmlns:a="http://schemas.openxmlformats.org/drawingml/2006/main" noChangeAspect="1"/>
+            </wp:cNvGraphicFramePr>
+            <a:graphic xmlns:a="http://schemas.openxmlformats.org/drawingml/2006/main">
+              <a:graphicData uri="http://schemas.openxmlformats.org/drawingml/2006/picture">
+                <pic:pic xmlns:pic="http://schemas.openxmlformats.org/drawingml/2006/picture">
+                  <pic:nvPicPr>
+                    <pic:cNvPr id="0" name="fig_irf.png"/>
+                    <pic:cNvPicPr/>
+                  </pic:nvPicPr>
+                  <pic:blipFill>
+                    <a:blip r:embed="rId11"/>
+                    <a:stretch>
+                      <a:fillRect/>
+                    </a:stretch>
+                  </pic:blipFill>
+                  <pic:spPr>
+                    <a:xfrm>
+                      <a:off x="0" y="0"/>
+                      <a:ext cx="5394960" cy="2620409"/>
+                    </a:xfrm>
+                    <a:prstGeom prst="rect">
+                      <a:avLst/>
+                    </a:prstGeom>
+                  </pic:spPr>
+                </pic:pic>
+              </a:graphicData>
+            </a:graphic>
+          </wp:inline>
+        </w:drawing>
+      </w:r>
+    </w:p>
+    <w:p>
+      <w:pPr>
+        <w:pStyle w:val="Descripcin"/>
+        <w:jc w:val="center"/>
+      </w:pPr>
+      <w:bookmarkStart w:id="52" w:name="_Toc231076640"/>
+      <w:r>
+        <w:rPr>
+          <w:sz w:val="20"/>
+        </w:rPr>
+        <w:t xml:space="preserve">Figura </w:t>
+      </w:r>
+      <w:r>
+        <w:fldChar w:fldCharType="begin"/>
+      </w:r>
+      <w:r>
+        <w:instrText xml:space="preserve"> SEQ Figura \* ARABIC </w:instrText>
+      </w:r>
+      <w:r>
+        <w:fldChar w:fldCharType="separate"/>
+      </w:r>
+      <w:r>
+        <w:rPr>
+          <w:noProof/>
+        </w:rPr>
+        <w:t>3</w:t>
+      </w:r>
+      <w:r>
+        <w:fldChar w:fldCharType="end"/>
+      </w:r>
+      <w:r>
+        <w:rPr>
+          <w:sz w:val="20"/>
+        </w:rPr>
+        <w:t>. Impulso-respuesta del retorno del sector ante un shock del precio del cobre (±2 errores estándar).</w:t>
+      </w:r>
+      <w:bookmarkEnd w:id="52"/>
+    </w:p>
+    <w:p>
+      <w:pPr>
+        <w:pStyle w:val="Ttulo2"/>
+      </w:pPr>
+      <w:bookmarkStart w:id="53" w:name="_Toc231076624"/>
+      <w:r>
+        <w:t>4.5 Estabilidad por fases del ciclo del cobre (OE5)</w:t>
+      </w:r>
+      <w:bookmarkEnd w:id="53"/>
+    </w:p>
+    <w:p>
+      <w:r>
+        <w:t>El algoritmo de Bry-Boschan identifica una secuencia coherente de fases de expansión y contracción</w:t>
+      </w:r>
+    </w:p>
+    <w:p>
+      <w:r>
+        <w:t>del precio del cobre a lo largo de 2004–2024, capturando el súper-ciclo (auge hasta 2011),</w:t>
+      </w:r>
+    </w:p>
+    <w:p>
+      <w:r>
+        <w:t>la corrección posterior, el shock de 2020 y la recuperación reciente.</w:t>
+      </w:r>
+    </w:p>
+    <w:p>
+      <w:r>
+        <w:t xml:space="preserve">La estimación del modelo con </w:t>
+      </w:r>
+      <w:r>
+        <w:rPr>
+          <w:b/>
+        </w:rPr>
+        <w:t>término de interacción</w:t>
+      </w:r>
+      <w:r>
+        <w:t xml:space="preserve"> entre el precio del cobre y la fase de</w:t>
+      </w:r>
+    </w:p>
+    <w:p>
+      <w:r>
+        <w:t xml:space="preserve">expansión (muestra B) arroja una sensibilidad base —en contracción— de </w:t>
+      </w:r>
+      <w:r>
+        <w:rPr>
+          <w:b/>
+        </w:rPr>
+        <w:t>0,630</w:t>
+      </w:r>
+      <w:r>
+        <w:t xml:space="preserve"> y un incremento</w:t>
+      </w:r>
+    </w:p>
+    <w:p>
+      <w:r>
+        <w:t xml:space="preserve">en expansión de </w:t>
+      </w:r>
+      <w:r>
+        <w:rPr>
+          <w:b/>
+        </w:rPr>
+        <w:t>+0,083</w:t>
+      </w:r>
+      <w:r>
+        <w:t xml:space="preserve"> que, sin embargo, </w:t>
+      </w:r>
+      <w:r>
+        <w:rPr>
+          <w:b/>
+        </w:rPr>
+        <w:t>no es estadísticamente significativo</w:t>
+      </w:r>
+      <w:r>
+        <w:t xml:space="preserve"> (p = 0,63).</w:t>
+      </w:r>
+    </w:p>
+    <w:p>
+      <w:r>
         <w:lastRenderedPageBreak/>
+        <w:t>La lectura es que, en esta especificación preliminar, **la sensibilidad de los retornos al precio</w:t>
+      </w:r>
+    </w:p>
+    <w:p>
+      <w:r>
+        <w:t>del cobre no difiere de manera significativa entre las fases del ciclo**: el efecto del cobre es</w:t>
+      </w:r>
+    </w:p>
+    <w:p>
+      <w:r>
+        <w:t>robusto y de magnitud estable a lo largo del régimen. Este resultado matiza la hipótesis de</w:t>
+      </w:r>
+    </w:p>
+    <w:p>
+      <w:r>
+        <w:t>asimetría (H5 sobre estabilidad) y constituye en sí mismo un hallazgo de interés, sujeto a</w:t>
+      </w:r>
+    </w:p>
+    <w:p>
+      <w:r>
+        <w:t>confirmación con el conjunto de datos completo.</w:t>
+      </w:r>
+    </w:p>
+    <w:p>
+      <w:pPr>
+        <w:jc w:val="center"/>
+      </w:pPr>
+      <w:r>
+        <w:rPr>
+          <w:noProof/>
+        </w:rPr>
         <w:drawing>
-          <wp:inline distT="0" distB="0" distL="0" distR="0" wp14:anchorId="12FF465D" wp14:editId="663B1096">
+          <wp:inline distT="0" distB="0" distL="0" distR="0" wp14:anchorId="64C4BAF5" wp14:editId="6A453DF7">
             <wp:extent cx="5394960" cy="2449752"/>
             <wp:effectExtent l="0" t="0" r="0" b="0"/>
-            <wp:docPr id="3" name="Picture 3"/>
+            <wp:docPr id="4" name="Picture 4"/>
             <wp:cNvGraphicFramePr>
               <a:graphicFrameLocks xmlns:a="http://schemas.openxmlformats.org/drawingml/2006/main" noChangeAspect="1"/>
             </wp:cNvGraphicFramePr>
@@ -8328,7 +11168,7 @@
                     <pic:cNvPicPr/>
                   </pic:nvPicPr>
                   <pic:blipFill>
-                    <a:blip r:embed="rId10"/>
+                    <a:blip r:embed="rId12"/>
                     <a:stretch>
                       <a:fillRect/>
                     </a:stretch>
@@ -8351,32 +11191,51 @@
     </w:p>
     <w:p>
       <w:pPr>
+        <w:pStyle w:val="Descripcin"/>
         <w:jc w:val="center"/>
       </w:pPr>
+      <w:bookmarkStart w:id="54" w:name="_Toc231076641"/>
       <w:r>
         <w:rPr>
-          <w:i/>
           <w:sz w:val="20"/>
         </w:rPr>
-        <w:t xml:space="preserve">Precio del </w:t>
+        <w:t xml:space="preserve">Figura </w:t>
+      </w:r>
+      <w:r>
+        <w:fldChar w:fldCharType="begin"/>
+      </w:r>
+      <w:r>
+        <w:instrText xml:space="preserve"> SEQ Figura \* ARABIC </w:instrText>
+      </w:r>
+      <w:r>
+        <w:fldChar w:fldCharType="separate"/>
       </w:r>
       <w:r>
         <w:rPr>
-          <w:i/>
+          <w:noProof/>
+        </w:rPr>
+        <w:t>4</w:t>
+      </w:r>
+      <w:r>
+        <w:fldChar w:fldCharType="end"/>
+      </w:r>
+      <w:r>
+        <w:rPr>
           <w:sz w:val="20"/>
         </w:rPr>
-        <w:t>cobre y fases del ciclo (expansión/contracción) fechadas con Bry-Boschan.</w:t>
-      </w:r>
+        <w:t>. Precio del cobre y fases del ciclo (expansión/contracción) fechadas con Bry-Boschan.</w:t>
+      </w:r>
+      <w:bookmarkEnd w:id="54"/>
     </w:p>
     <w:p>
       <w:pPr>
         <w:pStyle w:val="Ttulo2"/>
       </w:pPr>
-      <w:bookmarkStart w:id="40" w:name="_Toc231076025"/>
+      <w:bookmarkStart w:id="55" w:name="_Toc231076625"/>
       <w:r>
         <w:t>4.6 Comparación entre mercados: triangulación (OE6)</w:t>
       </w:r>
-      <w:bookmarkEnd w:id="40"/>
+      <w:bookmarkEnd w:id="55"/>
     </w:p>
     <w:p>
       <w:r>
@@ -8386,6 +11245,50 @@
     <w:p>
       <w:r>
         <w:t>diferenciada del impacto macroeconómico:</w:t>
+      </w:r>
+    </w:p>
+    <w:p>
+      <w:pPr>
+        <w:pStyle w:val="Descripcin"/>
+        <w:jc w:val="center"/>
+      </w:pPr>
+      <w:bookmarkStart w:id="56" w:name="_Toc231076637"/>
+      <w:r>
+        <w:rPr>
+          <w:sz w:val="20"/>
+        </w:rPr>
+        <w:t xml:space="preserve">Tabla </w:t>
+      </w:r>
+      <w:r>
+        <w:fldChar w:fldCharType="begin"/>
+      </w:r>
+      <w:r>
+        <w:instrText xml:space="preserve"> SEQ Tabla \* ARABIC </w:instrText>
+      </w:r>
+      <w:r>
+        <w:fldChar w:fldCharType="separate"/>
+      </w:r>
+      <w:r>
+        <w:rPr>
+          <w:noProof/>
+        </w:rPr>
+        <w:t>4</w:t>
+      </w:r>
+      <w:r>
+        <w:fldChar w:fldCharType="end"/>
+      </w:r>
+      <w:r>
+        <w:rPr>
+          <w:sz w:val="20"/>
+        </w:rPr>
+        <w:t>.</w:t>
+      </w:r>
+      <w:bookmarkEnd w:id="56"/>
+      <w:r>
+        <w:rPr>
+          <w:sz w:val="20"/>
+        </w:rPr>
+        <w:t xml:space="preserve"> </w:t>
       </w:r>
     </w:p>
     <w:tbl>
@@ -8664,6 +11567,7 @@
               <w:rPr>
                 <w:sz w:val="20"/>
               </w:rPr>
+              <w:lastRenderedPageBreak/>
               <w:t>C · minería Chile</w:t>
             </w:r>
           </w:p>
@@ -8737,7 +11641,10 @@
     <w:p/>
     <w:p>
       <w:r>
-        <w:t>Dos hallazgos preliminares:</w:t>
+        <w:t xml:space="preserve">Dos hallazgos </w:t>
+      </w:r>
+      <w:r>
+        <w:t>preliminares:</w:t>
       </w:r>
     </w:p>
     <w:p>
@@ -8745,10 +11652,7 @@
         <w:pStyle w:val="Listaconnmeros"/>
       </w:pPr>
       <w:r>
-        <w:t xml:space="preserve">**La </w:t>
-      </w:r>
-      <w:r>
-        <w:t>sensibilidad al cobre es similar entre el cobre puro internacional (0,571) y el local</w:t>
+        <w:t>**La sensibilidad al cobre es similar entre el cobre puro internacional (0,571) y el local</w:t>
       </w:r>
     </w:p>
     <w:p>
@@ -8763,7 +11667,6 @@
     </w:p>
     <w:p>
       <w:r>
-        <w:lastRenderedPageBreak/>
         <w:t xml:space="preserve">   menor sensibilidad de la muestra C se debe a la </w:t>
       </w:r>
       <w:r>
@@ -8790,10 +11693,10 @@
           <w:noProof/>
         </w:rPr>
         <w:drawing>
-          <wp:inline distT="0" distB="0" distL="0" distR="0" wp14:anchorId="02F82A2E" wp14:editId="0576D878">
+          <wp:inline distT="0" distB="0" distL="0" distR="0" wp14:anchorId="7D671B52" wp14:editId="77901CE2">
             <wp:extent cx="5394960" cy="2718240"/>
             <wp:effectExtent l="0" t="0" r="0" b="0"/>
-            <wp:docPr id="4" name="Picture 4"/>
+            <wp:docPr id="5" name="Picture 5"/>
             <wp:cNvGraphicFramePr>
               <a:graphicFrameLocks xmlns:a="http://schemas.openxmlformats.org/drawingml/2006/main" noChangeAspect="1"/>
             </wp:cNvGraphicFramePr>
@@ -8805,7 +11708,7 @@
                     <pic:cNvPicPr/>
                   </pic:nvPicPr>
                   <pic:blipFill>
-                    <a:blip r:embed="rId11"/>
+                    <a:blip r:embed="rId13"/>
                     <a:stretch>
                       <a:fillRect/>
                     </a:stretch>
@@ -8828,15 +11731,41 @@
     </w:p>
     <w:p>
       <w:pPr>
+        <w:pStyle w:val="Descripcin"/>
         <w:jc w:val="center"/>
       </w:pPr>
+      <w:bookmarkStart w:id="57" w:name="_Toc231076642"/>
       <w:r>
         <w:rPr>
-          <w:i/>
           <w:sz w:val="20"/>
         </w:rPr>
-        <w:t>Triangulación: sensibilidad al cobre y dominancia global por muestra (B, A, C).</w:t>
-      </w:r>
+        <w:t xml:space="preserve">Figura </w:t>
+      </w:r>
+      <w:r>
+        <w:fldChar w:fldCharType="begin"/>
+      </w:r>
+      <w:r>
+        <w:instrText xml:space="preserve"> SEQ Figura \* ARABIC </w:instrText>
+      </w:r>
+      <w:r>
+        <w:fldChar w:fldCharType="separate"/>
+      </w:r>
+      <w:r>
+        <w:rPr>
+          <w:noProof/>
+        </w:rPr>
+        <w:t>5</w:t>
+      </w:r>
+      <w:r>
+        <w:fldChar w:fldCharType="end"/>
+      </w:r>
+      <w:r>
+        <w:rPr>
+          <w:sz w:val="20"/>
+        </w:rPr>
+        <w:t>. Triangulación: sensibilidad al cobre y dominancia global por muestra (B, A, C).</w:t>
+      </w:r>
+      <w:bookmarkEnd w:id="57"/>
     </w:p>
     <w:p>
       <w:pPr>
@@ -8867,6 +11796,7 @@
     </w:p>
     <w:p>
       <w:r>
+        <w:lastRenderedPageBreak/>
         <w:t xml:space="preserve">   modesta y requiere confirmación con el conjunto de datos completo y pruebas formales de igualdad</w:t>
       </w:r>
     </w:p>
@@ -8879,65 +11809,193 @@
       <w:pPr>
         <w:pStyle w:val="Ttulo2"/>
       </w:pPr>
-      <w:bookmarkStart w:id="41" w:name="_Toc231076026"/>
-      <w:r>
-        <w:t>4.7 Discusión integrada</w:t>
-      </w:r>
-      <w:bookmarkEnd w:id="41"/>
-    </w:p>
-    <w:p>
-      <w:r>
-        <w:t>Los resultados preliminares dibujan un cuadro coherente con la teoría: **el precio del cobre es el</w:t>
-      </w:r>
-    </w:p>
-    <w:p>
-      <w:r>
-        <w:t>principal determinante de los retornos del sector</w:t>
-      </w:r>
+      <w:bookmarkStart w:id="58" w:name="_Toc231076626"/>
+      <w:r>
+        <w:t>4.7 Diagnósticos y robustez</w:t>
+      </w:r>
+      <w:bookmarkEnd w:id="58"/>
+    </w:p>
+    <w:p>
       <w:r>
         <w:rPr>
           <w:b/>
         </w:rPr>
-        <w:t xml:space="preserve"> (H1), </w:t>
-      </w:r>
-      <w:r>
-        <w:t>los factores globales dominan a los</w:t>
-      </w:r>
-    </w:p>
-    <w:p>
-      <w:r>
-        <w:lastRenderedPageBreak/>
-        <w:t>locales</w:t>
+        <w:t>Dependencia de sección cruzada.</w:t>
+      </w:r>
+      <w:r>
+        <w:t xml:space="preserve"> El test de Pesaran (CD) sobre los residuos del panel arroja un</w:t>
+      </w:r>
+    </w:p>
+    <w:p>
+      <w:r>
+        <w:t xml:space="preserve">estadístico de </w:t>
       </w:r>
       <w:r>
         <w:rPr>
           <w:b/>
         </w:rPr>
-        <w:t xml:space="preserve"> en la explicación de la varianza (H6), y el </w:t>
-      </w:r>
-      <w:r>
-        <w:t>tipo de cambio** ejerce un efecto negativo</w:t>
-      </w:r>
-    </w:p>
-    <w:p>
-      <w:r>
-        <w:t>significativo cuyo signo refleja la doble naturaleza —competitividad y riesgo— anticipada (H2). La</w:t>
-      </w:r>
-    </w:p>
-    <w:p>
-      <w:r>
-        <w:t xml:space="preserve">comparación entre mercados aporta una primera señal, aún débil, de </w:t>
-      </w:r>
+        <w:t>24,50 (p = 0,000)</w:t>
+      </w:r>
+      <w:r>
+        <w:t>, rechazando contundentemente la independencia entre empresas.</w:t>
+      </w:r>
+    </w:p>
+    <w:p>
+      <w:r>
+        <w:t xml:space="preserve">Este resultado </w:t>
+      </w:r>
+      <w:r>
+        <w:rPr>
+          <w:b/>
+        </w:rPr>
+        <w:t xml:space="preserve">valida la elección </w:t>
+      </w:r>
+      <w:r>
+        <w:rPr>
+          <w:b/>
+        </w:rPr>
+        <w:t>metodológica</w:t>
+      </w:r>
+      <w:r>
+        <w:t xml:space="preserve"> de errores estándar de Driscoll-Kraay: las</w:t>
+      </w:r>
+    </w:p>
+    <w:p>
+      <w:r>
+        <w:t>cinco productoras comparten un factor común —señaladamente el precio del cobre— que induce</w:t>
+      </w:r>
+    </w:p>
+    <w:p>
+      <w:r>
+        <w:t>correlación contemporánea en sus retornos. Ignorar esta dependencia habría sesgado la inferencia.</w:t>
+      </w:r>
+    </w:p>
+    <w:p>
+      <w:r>
+        <w:rPr>
+          <w:b/>
+        </w:rPr>
+        <w:t>Estabilidad del sistema dinámico.</w:t>
+      </w:r>
+      <w:r>
+        <w:t xml:space="preserve"> El VAR estimado es estable (raíces dentro del círculo</w:t>
+      </w:r>
+    </w:p>
+    <w:p>
+      <w:r>
+        <w:t>unitario), condición necesaria para la validez de las funciones impulso-respuesta y de la</w:t>
+      </w:r>
+    </w:p>
+    <w:p>
+      <w:r>
+        <w:t>descomposición de varianza reportadas en §4.4.</w:t>
+      </w:r>
+    </w:p>
+    <w:p>
+      <w:r>
+        <w:rPr>
+          <w:b/>
+        </w:rPr>
+        <w:t>Robustez por subperíodos.</w:t>
+      </w:r>
+      <w:r>
+        <w:t xml:space="preserve"> Al reestimar el coeficiente del cobre en submuestras, este se</w:t>
+      </w:r>
+    </w:p>
+    <w:p>
+      <w:r>
+        <w:t>mantiene positivo y significativo, con una magnitud que **aumenta del período 2004–2019 (0,559) al</w:t>
+      </w:r>
+    </w:p>
+    <w:p>
+      <w:r>
+        <w:t>período 2020–2024 (0,751)**. La mayor sensibilidad reciente es coherente con la intensificación de</w:t>
+      </w:r>
+    </w:p>
+    <w:p>
+      <w:r>
+        <w:t>la atención de los mercados sobre el cobre en el contexto de la transición energética, y confirma</w:t>
+      </w:r>
+    </w:p>
+    <w:p>
+      <w:r>
+        <w:t xml:space="preserve">que el signo y la relevancia del efecto </w:t>
+      </w:r>
+      <w:r>
+        <w:rPr>
+          <w:b/>
+        </w:rPr>
+        <w:t>no dependen de un subperíodo particular</w:t>
+      </w:r>
+      <w:r>
+        <w:t>.</w:t>
+      </w:r>
+    </w:p>
+    <w:p>
+      <w:pPr>
+        <w:pStyle w:val="Ttulo2"/>
+      </w:pPr>
+      <w:bookmarkStart w:id="59" w:name="_Toc231076627"/>
+      <w:r>
+        <w:lastRenderedPageBreak/>
+        <w:t>4.8 Discusión integrada</w:t>
+      </w:r>
+      <w:bookmarkEnd w:id="59"/>
+    </w:p>
+    <w:p>
+      <w:r>
+        <w:t>Los resultados preliminares dibujan un cuadro coherente con la teoría: **el precio del cobre es el</w:t>
+      </w:r>
+    </w:p>
+    <w:p>
+      <w:r>
+        <w:t>principal determinante de los retornos del sector** (H1), con un efecto positivo, significativo,</w:t>
+      </w:r>
+    </w:p>
+    <w:p>
+      <w:r>
+        <w:rPr>
+          <w:b/>
+        </w:rPr>
+        <w:t>estable entre fases del ciclo</w:t>
+      </w:r>
+      <w:r>
+        <w:t xml:space="preserve"> (§4.5) y robusto entre subperíodos (§4.7); **los factores globales</w:t>
+      </w:r>
+    </w:p>
+    <w:p>
+      <w:r>
+        <w:t>dominan a los locales</w:t>
+      </w:r>
+      <w:r>
+        <w:rPr>
+          <w:b/>
+        </w:rPr>
+        <w:t xml:space="preserve"> en la explicación de la varianza (H6); y el </w:t>
+      </w:r>
+      <w:r>
+        <w:t>tipo de cambio** ejerce un</w:t>
+      </w:r>
+    </w:p>
+    <w:p>
+      <w:r>
+        <w:t>efecto negativo significativo cuyo signo refleja la doble naturaleza —competitividad y riesgo—</w:t>
+      </w:r>
+    </w:p>
+    <w:p>
+      <w:r>
+        <w:t>anticipada (H2). La comparación entre mercados aporta una primera señal, aún débil, de</w:t>
+      </w:r>
+    </w:p>
+    <w:p>
       <w:r>
         <w:rPr>
           <w:b/>
         </w:rPr>
         <w:t>transmisión diferenciada</w:t>
       </w:r>
-    </w:p>
-    <w:p>
-      <w:r>
-        <w:t xml:space="preserve">(H7), mientras que la evidencia de </w:t>
+      <w:r>
+        <w:t xml:space="preserve"> (H7), mientras que la evidencia de </w:t>
       </w:r>
       <w:r>
         <w:rPr>
@@ -8945,13 +12003,20 @@
         </w:rPr>
         <w:t>cointegración de largo plazo</w:t>
       </w:r>
-      <w:r>
-        <w:t xml:space="preserve"> (H5) permanece inconclusa por</w:t>
-      </w:r>
-    </w:p>
-    <w:p>
-      <w:r>
-        <w:t>la ambigüedad en el orden de integración del tipo de cambio.</w:t>
+    </w:p>
+    <w:p>
+      <w:r>
+        <w:t>(H5) resulta mixta, lo que sugiere una relación de equilibrio débil o afectada por quiebres. La</w:t>
+      </w:r>
+    </w:p>
+    <w:p>
+      <w:r>
+        <w:t>fuerte dependencia de sección cruzada detectada (§4.7) confirma, además, la pertinencia del</w:t>
+      </w:r>
+    </w:p>
+    <w:p>
+      <w:r>
+        <w:t>tratamiento econométrico adoptado.</w:t>
       </w:r>
     </w:p>
     <w:p>
@@ -8965,32 +12030,38 @@
         <w:t>provisionales</w:t>
       </w:r>
       <w:r>
-        <w:t>. Su confirmación exige: (i) incorporar el EMBI y los controles</w:t>
-      </w:r>
-    </w:p>
-    <w:p>
-      <w:r>
-        <w:t>a nivel de empresa; (ii) resolver el orden de integración del tipo de cambio con pruebas de</w:t>
-      </w:r>
-    </w:p>
-    <w:p>
-      <w:r>
-        <w:t>quiebre; (iii) estimar las interacciones por fase del ciclo (OE5); (iv) ejecutar la batería de</w:t>
-      </w:r>
-    </w:p>
-    <w:p>
-      <w:r>
-        <w:t>diagnósticos (CD de Pesaran, efectos ARCH, estabilidad del VAR) y de robustez (submuestras,</w:t>
-      </w:r>
-    </w:p>
-    <w:p>
-      <w:r>
-        <w:t>definiciones alternativas, cartera equiponderada vs ponderada). Solo entonces los signos y</w:t>
-      </w:r>
-    </w:p>
-    <w:p>
-      <w:r>
-        <w:t>magnitudes aquí reportados podrán elevarse a la categoría de hallazgos.</w:t>
+        <w:t>. Su elevación a la categoría de hallazgos definitivos exige</w:t>
+      </w:r>
+    </w:p>
+    <w:p>
+      <w:r>
+        <w:t>todavía: (i) incorporar el EMBI y los controles a nivel de empresa; (ii) reespecificar la relación</w:t>
+      </w:r>
+    </w:p>
+    <w:p>
+      <w:r>
+        <w:t>de largo plazo con pruebas de cointegración con quiebre (Gregory-Hansen); (iii) modelar la</w:t>
+      </w:r>
+    </w:p>
+    <w:p>
+      <w:r>
+        <w:t>volatilidad condicional (efectos ARCH/GARCH); y (iv) formalizar la comparación entre mercados con</w:t>
+      </w:r>
+    </w:p>
+    <w:p>
+      <w:r>
+        <w:t>pruebas de igualdad de coeficientes. Los componentes ya ejecutados —resolución del orden de</w:t>
+      </w:r>
+    </w:p>
+    <w:p>
+      <w:r>
+        <w:lastRenderedPageBreak/>
+        <w:t>integración, interacciones por ciclo, diagnósticos de panel y VAR, y robustez por subperíodos—</w:t>
+      </w:r>
+    </w:p>
+    <w:p>
+      <w:r>
+        <w:t>confieren, no obstante, una base empírica sólida a las conclusiones provisionales.</w:t>
       </w:r>
     </w:p>
     <w:p>
@@ -9002,22 +12073,22 @@
       <w:pPr>
         <w:pStyle w:val="Ttulo1"/>
       </w:pPr>
-      <w:bookmarkStart w:id="42" w:name="_Toc231076027"/>
+      <w:bookmarkStart w:id="60" w:name="_Toc231076628"/>
       <w:r>
         <w:lastRenderedPageBreak/>
         <w:t>Capítulo 5 — Conclusiones</w:t>
       </w:r>
-      <w:bookmarkEnd w:id="42"/>
+      <w:bookmarkEnd w:id="60"/>
     </w:p>
     <w:p>
       <w:pPr>
         <w:pStyle w:val="Ttulo2"/>
       </w:pPr>
-      <w:bookmarkStart w:id="43" w:name="_Toc231076028"/>
+      <w:bookmarkStart w:id="61" w:name="_Toc231076629"/>
       <w:r>
         <w:t>5.1 Síntesis de los hallazgos</w:t>
       </w:r>
-      <w:bookmarkEnd w:id="43"/>
+      <w:bookmarkEnd w:id="61"/>
     </w:p>
     <w:p>
       <w:r>
@@ -9031,7 +12102,10 @@
     </w:p>
     <w:p>
       <w:r>
-        <w:t>el período 2004–2024, contrastando su transmisión entre el mercado bursátil internacional y el</w:t>
+        <w:t xml:space="preserve">el período 2004–2024, contrastando su </w:t>
+      </w:r>
+      <w:r>
+        <w:t>transmisión entre el mercado bursátil internacional y el</w:t>
       </w:r>
     </w:p>
     <w:p>
@@ -9089,7 +12163,10 @@
     </w:p>
     <w:p>
       <w:r>
-        <w:t>diferenciada** entre mercados: la sensibilidad al cobre es comparable entre el cobre puro</w:t>
+        <w:t xml:space="preserve">diferenciada** entre mercados: la </w:t>
+      </w:r>
+      <w:r>
+        <w:t>sensibilidad al cobre es comparable entre el cobre puro</w:t>
       </w:r>
     </w:p>
     <w:p>
@@ -9106,12 +12183,12 @@
       <w:pPr>
         <w:pStyle w:val="Ttulo2"/>
       </w:pPr>
-      <w:bookmarkStart w:id="44" w:name="_Toc231076029"/>
+      <w:bookmarkStart w:id="62" w:name="_Toc231076630"/>
       <w:r>
         <w:lastRenderedPageBreak/>
         <w:t>5.2 Implicancias</w:t>
       </w:r>
-      <w:bookmarkEnd w:id="44"/>
+      <w:bookmarkEnd w:id="62"/>
     </w:p>
     <w:p>
       <w:pPr>
@@ -9179,11 +12256,11 @@
       <w:pPr>
         <w:pStyle w:val="Ttulo2"/>
       </w:pPr>
-      <w:bookmarkStart w:id="45" w:name="_Toc231076030"/>
+      <w:bookmarkStart w:id="63" w:name="_Toc231076631"/>
       <w:r>
         <w:t>5.3 Limitaciones</w:t>
       </w:r>
-      <w:bookmarkEnd w:id="45"/>
+      <w:bookmarkEnd w:id="63"/>
     </w:p>
     <w:p>
       <w:r>
@@ -9229,11 +12306,11 @@
       <w:pPr>
         <w:pStyle w:val="Ttulo2"/>
       </w:pPr>
-      <w:bookmarkStart w:id="46" w:name="_Toc231076031"/>
+      <w:bookmarkStart w:id="64" w:name="_Toc231076632"/>
       <w:r>
         <w:t>5.4 Líneas futuras de investigación</w:t>
       </w:r>
-      <w:bookmarkEnd w:id="46"/>
+      <w:bookmarkEnd w:id="64"/>
     </w:p>
     <w:p>
       <w:r>
@@ -9265,12 +12342,12 @@
       <w:pPr>
         <w:pStyle w:val="Ttulo1"/>
       </w:pPr>
-      <w:bookmarkStart w:id="47" w:name="_Toc231076032"/>
+      <w:bookmarkStart w:id="65" w:name="_Toc231076633"/>
       <w:r>
         <w:lastRenderedPageBreak/>
         <w:t>Referencias</w:t>
       </w:r>
-      <w:bookmarkEnd w:id="47"/>
+      <w:bookmarkEnd w:id="65"/>
     </w:p>
     <w:p>
       <w:r>
@@ -9335,10 +12412,7 @@
     <w:p>
       <w:r>
         <w:lastRenderedPageBreak/>
-        <w:t xml:space="preserve">Engle, R. F., &amp; Granger, C. W. J. </w:t>
-      </w:r>
-      <w:r>
-        <w:t>(1987). Co-integration and error correction: Representation, estimation, and testing. *Econometrica*, 55(2), 251–276.</w:t>
+        <w:t>Engle, R. F., &amp; Granger, C. W. J. (1987). Co-integration and error correction: Representation, estimation, and testing. *Econometrica*, 55(2), 251–276.</w:t>
       </w:r>
     </w:p>
     <w:p>
@@ -9388,7 +12462,10 @@
     </w:p>
     <w:p>
       <w:r>
-        <w:t>Kwiatkowski, D., Phillips, P. C. B., Schmidt, P., &amp; Shin, Y. (1992). Testing the null hypothesis of stationarity against the alternative of a unit root. *Journal of Econometrics*, 54(1–3), 159–178.</w:t>
+        <w:t xml:space="preserve">Kwiatkowski, D., Phillips, P. C. B., </w:t>
+      </w:r>
+      <w:r>
+        <w:t>Schmidt, P., &amp; Shin, Y. (1992). Testing the null hypothesis of stationarity against the alternative of a unit root. *Journal of Econometrics*, 54(1–3), 159–178.</w:t>
       </w:r>
     </w:p>
     <w:p>
@@ -9404,7 +12481,10 @@
     <w:p>
       <w:r>
         <w:lastRenderedPageBreak/>
-        <w:t>Pesaran, M. H., Shin, Y., &amp; Smith, R. J. (2001). Bounds testing approaches to the analysis of level relationships. *Journal of Applied Econometrics*, 16(3), 289–326.</w:t>
+        <w:t xml:space="preserve">Pesaran, M. H., Shin, Y., &amp; Smith, R. J. (2001). Bounds </w:t>
+      </w:r>
+      <w:r>
+        <w:t>testing approaches to the analysis of level relationships. *Journal of Applied Econometrics*, 16(3), 289–326.</w:t>
       </w:r>
     </w:p>
     <w:p>
@@ -9438,10 +12518,12 @@
       </w:r>
     </w:p>
     <w:sectPr>
-      <w:footerReference w:type="default" r:id="rId12"/>
+      <w:footerReference w:type="default" r:id="rId14"/>
       <w:pgSz w:w="12240" w:h="15840"/>
       <w:pgMar w:top="1440" w:right="1699" w:bottom="1440" w:left="1699" w:header="720" w:footer="720" w:gutter="0"/>
+      <w:pgNumType w:start="1"/>
       <w:cols w:space="720"/>
+      <w:titlePg/>
       <w:docGrid w:linePitch="360"/>
     </w:sectPr>
   </w:body>
@@ -9500,7 +12582,47 @@
     </w:r>
     <w:r>
       <w:rPr>
-        <w:noProof/>
+        <w:sz w:val="20"/>
+      </w:rPr>
+      <w:t>1</w:t>
+    </w:r>
+    <w:r>
+      <w:rPr>
+        <w:sz w:val="20"/>
+      </w:rPr>
+      <w:fldChar w:fldCharType="end"/>
+    </w:r>
+  </w:p>
+</w:ftr>
+</file>
+
+<file path=word/footer2.xml><?xml version="1.0" encoding="utf-8"?>
+<w:ftr xmlns:wpc="http://schemas.microsoft.com/office/word/2010/wordprocessingCanvas" xmlns:cx="http://schemas.microsoft.com/office/drawing/2014/chartex" xmlns:cx1="http://schemas.microsoft.com/office/drawing/2015/9/8/chartex" xmlns:cx2="http://schemas.microsoft.com/office/drawing/2015/10/21/chartex" xmlns:cx3="http://schemas.microsoft.com/office/drawing/2016/5/9/chartex" xmlns:cx4="http://schemas.microsoft.com/office/drawing/2016/5/10/chartex" xmlns:cx5="http://schemas.microsoft.com/office/drawing/2016/5/11/chartex" xmlns:cx6="http://schemas.microsoft.com/office/drawing/2016/5/12/chartex" xmlns:cx7="http://schemas.microsoft.com/office/drawing/2016/5/13/chartex" xmlns:cx8="http://schemas.microsoft.com/office/drawing/2016/5/14/chartex" xmlns:mc="http://schemas.openxmlformats.org/markup-compatibility/2006" xmlns:aink="http://schemas.microsoft.com/office/drawing/2016/ink" xmlns:am3d="http://schemas.microsoft.com/office/drawing/2017/model3d" xmlns:o="urn:schemas-microsoft-com:office:office" xmlns:oel="http://schemas.microsoft.com/office/2019/extlst" xmlns:r="http://schemas.openxmlformats.org/officeDocument/2006/relationships" xmlns:m="http://schemas.openxmlformats.org/officeDocument/2006/math" xmlns:v="urn:schemas-microsoft-com:vml" xmlns:wp14="http://schemas.microsoft.com/office/word/2010/wordprocessingDrawing" xmlns:wp="http://schemas.openxmlformats.org/drawingml/2006/wordprocessingDrawing" xmlns:w10="urn:schemas-microsoft-com:office:word" xmlns:w="http://schemas.openxmlformats.org/wordprocessingml/2006/main" xmlns:w14="http://schemas.microsoft.com/office/word/2010/wordml" xmlns:w15="http://schemas.microsoft.com/office/word/2012/wordml" xmlns:w16cex="http://schemas.microsoft.com/office/word/2018/wordml/cex" xmlns:w16cid="http://schemas.microsoft.com/office/word/2016/wordml/cid" xmlns:w16="http://schemas.microsoft.com/office/word/2018/wordml" xmlns:w16sdtdh="http://schemas.microsoft.com/office/word/2020/wordml/sdtdatahash" xmlns:w16se="http://schemas.microsoft.com/office/word/2015/wordml/symex" xmlns:wpg="http://schemas.microsoft.com/office/word/2010/wordprocessingGroup" xmlns:wpi="http://schemas.microsoft.com/office/word/2010/wordprocessingInk" xmlns:wne="http://schemas.microsoft.com/office/word/2006/wordml" xmlns:wps="http://schemas.microsoft.com/office/word/2010/wordprocessingShape" mc:Ignorable="w14 w15 w16se w16cid w16 w16cex w16sdtdh wp14">
+  <w:p>
+    <w:pPr>
+      <w:pStyle w:val="Piedepgina"/>
+      <w:jc w:val="center"/>
+    </w:pPr>
+    <w:r>
+      <w:rPr>
+        <w:sz w:val="20"/>
+      </w:rPr>
+      <w:fldChar w:fldCharType="begin"/>
+    </w:r>
+    <w:r>
+      <w:rPr>
+        <w:sz w:val="20"/>
+      </w:rPr>
+      <w:instrText>PAGE</w:instrText>
+    </w:r>
+    <w:r>
+      <w:rPr>
+        <w:sz w:val="20"/>
+      </w:rPr>
+      <w:fldChar w:fldCharType="separate"/>
+    </w:r>
+    <w:r>
+      <w:rPr>
         <w:sz w:val="20"/>
       </w:rPr>
       <w:t>1</w:t>
@@ -9713,31 +12835,31 @@
       </w:rPr>
     </w:lvl>
   </w:abstractNum>
-  <w:num w:numId="1" w16cid:durableId="1518690073">
+  <w:num w:numId="1" w16cid:durableId="1301764952">
     <w:abstractNumId w:val="8"/>
   </w:num>
-  <w:num w:numId="2" w16cid:durableId="404378238">
+  <w:num w:numId="2" w16cid:durableId="820120886">
     <w:abstractNumId w:val="6"/>
   </w:num>
-  <w:num w:numId="3" w16cid:durableId="1204053658">
+  <w:num w:numId="3" w16cid:durableId="584647878">
     <w:abstractNumId w:val="5"/>
   </w:num>
-  <w:num w:numId="4" w16cid:durableId="372971993">
+  <w:num w:numId="4" w16cid:durableId="1539859264">
     <w:abstractNumId w:val="4"/>
   </w:num>
-  <w:num w:numId="5" w16cid:durableId="793641518">
+  <w:num w:numId="5" w16cid:durableId="625622109">
     <w:abstractNumId w:val="7"/>
   </w:num>
-  <w:num w:numId="6" w16cid:durableId="798106213">
+  <w:num w:numId="6" w16cid:durableId="1143932591">
     <w:abstractNumId w:val="3"/>
   </w:num>
-  <w:num w:numId="7" w16cid:durableId="1410150996">
+  <w:num w:numId="7" w16cid:durableId="1158883493">
     <w:abstractNumId w:val="2"/>
   </w:num>
-  <w:num w:numId="8" w16cid:durableId="581448812">
+  <w:num w:numId="8" w16cid:durableId="1754012807">
     <w:abstractNumId w:val="1"/>
   </w:num>
-  <w:num w:numId="9" w16cid:durableId="1030954240">
+  <w:num w:numId="9" w16cid:durableId="1793208341">
     <w:abstractNumId w:val="0"/>
   </w:num>
 </w:numbering>
@@ -21129,7 +24251,7 @@
     <w:autoRedefine/>
     <w:uiPriority w:val="39"/>
     <w:unhideWhenUsed/>
-    <w:rsid w:val="00803E71"/>
+    <w:rsid w:val="00C92924"/>
     <w:pPr>
       <w:spacing w:after="100"/>
     </w:pPr>
@@ -21141,7 +24263,7 @@
     <w:autoRedefine/>
     <w:uiPriority w:val="39"/>
     <w:unhideWhenUsed/>
-    <w:rsid w:val="00803E71"/>
+    <w:rsid w:val="00C92924"/>
     <w:pPr>
       <w:spacing w:after="100"/>
       <w:ind w:left="240"/>
@@ -21154,7 +24276,7 @@
     <w:autoRedefine/>
     <w:uiPriority w:val="39"/>
     <w:unhideWhenUsed/>
-    <w:rsid w:val="00803E71"/>
+    <w:rsid w:val="00C92924"/>
     <w:pPr>
       <w:spacing w:after="100"/>
       <w:ind w:left="480"/>
@@ -21165,11 +24287,22 @@
     <w:basedOn w:val="Fuentedeprrafopredeter"/>
     <w:uiPriority w:val="99"/>
     <w:unhideWhenUsed/>
-    <w:rsid w:val="00803E71"/>
+    <w:rsid w:val="00C92924"/>
     <w:rPr>
       <w:color w:val="0000FF" w:themeColor="hyperlink"/>
       <w:u w:val="single"/>
     </w:rPr>
+  </w:style>
+  <w:style w:type="paragraph" w:styleId="Tabladeilustraciones">
+    <w:name w:val="table of figures"/>
+    <w:basedOn w:val="Normal"/>
+    <w:next w:val="Normal"/>
+    <w:uiPriority w:val="99"/>
+    <w:unhideWhenUsed/>
+    <w:rsid w:val="00C92924"/>
+    <w:pPr>
+      <w:spacing w:after="0"/>
+    </w:pPr>
   </w:style>
 </w:styles>
 </file>

--- a/outputs/Tesis_Francisco_Rietta.docx
+++ b/outputs/Tesis_Francisco_Rietta.docx
@@ -91,7 +91,7 @@
       <w:pPr>
         <w:pStyle w:val="Ttulo1"/>
       </w:pPr>
-      <w:bookmarkStart w:id="0" w:name="_Toc231076577"/>
+      <w:bookmarkStart w:id="0" w:name="_Toc231076964"/>
       <w:r>
         <w:lastRenderedPageBreak/>
         <w:t>Página de aprobación</w:t>
@@ -172,7 +172,7 @@
       <w:pPr>
         <w:pStyle w:val="Ttulo1"/>
       </w:pPr>
-      <w:bookmarkStart w:id="1" w:name="_Toc231076578"/>
+      <w:bookmarkStart w:id="1" w:name="_Toc231076965"/>
       <w:r>
         <w:lastRenderedPageBreak/>
         <w:t>Declaración de originalidad</w:t>
@@ -211,7 +211,7 @@
       <w:pPr>
         <w:pStyle w:val="Ttulo1"/>
       </w:pPr>
-      <w:bookmarkStart w:id="2" w:name="_Toc231076579"/>
+      <w:bookmarkStart w:id="2" w:name="_Toc231076966"/>
       <w:r>
         <w:lastRenderedPageBreak/>
         <w:t>Dedicatoria</w:t>
@@ -247,7 +247,7 @@
       <w:pPr>
         <w:pStyle w:val="Ttulo1"/>
       </w:pPr>
-      <w:bookmarkStart w:id="3" w:name="_Toc231076580"/>
+      <w:bookmarkStart w:id="3" w:name="_Toc231076967"/>
       <w:r>
         <w:lastRenderedPageBreak/>
         <w:t>Agradecimientos</w:t>
@@ -271,7 +271,7 @@
       <w:pPr>
         <w:pStyle w:val="Ttulo1"/>
       </w:pPr>
-      <w:bookmarkStart w:id="4" w:name="_Toc231076581"/>
+      <w:bookmarkStart w:id="4" w:name="_Toc231076968"/>
       <w:r>
         <w:lastRenderedPageBreak/>
         <w:t>Resumen</w:t>
@@ -306,7 +306,7 @@
       <w:pPr>
         <w:pStyle w:val="Ttulo1"/>
       </w:pPr>
-      <w:bookmarkStart w:id="5" w:name="_Toc231076582"/>
+      <w:bookmarkStart w:id="5" w:name="_Toc231076969"/>
       <w:r>
         <w:lastRenderedPageBreak/>
         <w:t>Abstract</w:t>
@@ -341,7 +341,7 @@
       <w:pPr>
         <w:pStyle w:val="Ttulo1"/>
       </w:pPr>
-      <w:bookmarkStart w:id="6" w:name="_Toc231076583"/>
+      <w:bookmarkStart w:id="6" w:name="_Toc231076970"/>
       <w:r>
         <w:lastRenderedPageBreak/>
         <w:t>Índice general</w:t>
@@ -372,7 +372,7 @@
       <w:r>
         <w:fldChar w:fldCharType="separate"/>
       </w:r>
-      <w:hyperlink w:anchor="_Toc231076577" w:history="1">
+      <w:hyperlink w:anchor="_Toc231076964" w:history="1">
         <w:r>
           <w:rPr>
             <w:rStyle w:val="Hipervnculo"/>
@@ -399,7 +399,7 @@
             <w:noProof/>
             <w:webHidden/>
           </w:rPr>
-          <w:instrText xml:space="preserve"> PAGEREF _Toc231076577 \h </w:instrText>
+          <w:instrText xml:space="preserve"> PAGEREF _Toc231076964 \h </w:instrText>
         </w:r>
         <w:r>
           <w:rPr>
@@ -445,7 +445,7 @@
           <w14:ligatures w14:val="standardContextual"/>
         </w:rPr>
       </w:pPr>
-      <w:hyperlink w:anchor="_Toc231076578" w:history="1">
+      <w:hyperlink w:anchor="_Toc231076965" w:history="1">
         <w:r>
           <w:rPr>
             <w:rStyle w:val="Hipervnculo"/>
@@ -472,7 +472,7 @@
             <w:noProof/>
             <w:webHidden/>
           </w:rPr>
-          <w:instrText xml:space="preserve"> PAGEREF _Toc231076578 \h </w:instrText>
+          <w:instrText xml:space="preserve"> PAGEREF _Toc231076965 \h </w:instrText>
         </w:r>
         <w:r>
           <w:rPr>
@@ -518,7 +518,7 @@
           <w14:ligatures w14:val="standardContextual"/>
         </w:rPr>
       </w:pPr>
-      <w:hyperlink w:anchor="_Toc231076579" w:history="1">
+      <w:hyperlink w:anchor="_Toc231076966" w:history="1">
         <w:r>
           <w:rPr>
             <w:rStyle w:val="Hipervnculo"/>
@@ -545,7 +545,7 @@
             <w:noProof/>
             <w:webHidden/>
           </w:rPr>
-          <w:instrText xml:space="preserve"> PAGEREF _Toc231076579 \h </w:instrText>
+          <w:instrText xml:space="preserve"> PAGEREF _Toc231076966 \h </w:instrText>
         </w:r>
         <w:r>
           <w:rPr>
@@ -591,7 +591,7 @@
           <w14:ligatures w14:val="standardContextual"/>
         </w:rPr>
       </w:pPr>
-      <w:hyperlink w:anchor="_Toc231076580" w:history="1">
+      <w:hyperlink w:anchor="_Toc231076967" w:history="1">
         <w:r>
           <w:rPr>
             <w:rStyle w:val="Hipervnculo"/>
@@ -618,7 +618,7 @@
             <w:noProof/>
             <w:webHidden/>
           </w:rPr>
-          <w:instrText xml:space="preserve"> PAGEREF _Toc231076580 \h </w:instrText>
+          <w:instrText xml:space="preserve"> PAGEREF _Toc231076967 \h </w:instrText>
         </w:r>
         <w:r>
           <w:rPr>
@@ -664,7 +664,7 @@
           <w14:ligatures w14:val="standardContextual"/>
         </w:rPr>
       </w:pPr>
-      <w:hyperlink w:anchor="_Toc231076581" w:history="1">
+      <w:hyperlink w:anchor="_Toc231076968" w:history="1">
         <w:r>
           <w:rPr>
             <w:rStyle w:val="Hipervnculo"/>
@@ -691,7 +691,7 @@
             <w:noProof/>
             <w:webHidden/>
           </w:rPr>
-          <w:instrText xml:space="preserve"> PAGEREF _Toc231076581 \h </w:instrText>
+          <w:instrText xml:space="preserve"> PAGEREF _Toc231076968 \h </w:instrText>
         </w:r>
         <w:r>
           <w:rPr>
@@ -737,7 +737,7 @@
           <w14:ligatures w14:val="standardContextual"/>
         </w:rPr>
       </w:pPr>
-      <w:hyperlink w:anchor="_Toc231076582" w:history="1">
+      <w:hyperlink w:anchor="_Toc231076969" w:history="1">
         <w:r>
           <w:rPr>
             <w:rStyle w:val="Hipervnculo"/>
@@ -764,7 +764,7 @@
             <w:noProof/>
             <w:webHidden/>
           </w:rPr>
-          <w:instrText xml:space="preserve"> PAGEREF _Toc231076582 \h </w:instrText>
+          <w:instrText xml:space="preserve"> PAGEREF _Toc231076969 \h </w:instrText>
         </w:r>
         <w:r>
           <w:rPr>
@@ -810,7 +810,7 @@
           <w14:ligatures w14:val="standardContextual"/>
         </w:rPr>
       </w:pPr>
-      <w:hyperlink w:anchor="_Toc231076583" w:history="1">
+      <w:hyperlink w:anchor="_Toc231076970" w:history="1">
         <w:r>
           <w:rPr>
             <w:rStyle w:val="Hipervnculo"/>
@@ -837,7 +837,7 @@
             <w:noProof/>
             <w:webHidden/>
           </w:rPr>
-          <w:instrText xml:space="preserve"> PAGEREF _Toc231076583 \h </w:instrText>
+          <w:instrText xml:space="preserve"> PAGEREF _Toc231076970 \h </w:instrText>
         </w:r>
         <w:r>
           <w:rPr>
@@ -883,7 +883,7 @@
           <w14:ligatures w14:val="standardContextual"/>
         </w:rPr>
       </w:pPr>
-      <w:hyperlink w:anchor="_Toc231076584" w:history="1">
+      <w:hyperlink w:anchor="_Toc231076971" w:history="1">
         <w:r>
           <w:rPr>
             <w:rStyle w:val="Hipervnculo"/>
@@ -910,7 +910,7 @@
             <w:noProof/>
             <w:webHidden/>
           </w:rPr>
-          <w:instrText xml:space="preserve"> PAGEREF _Toc231076584 \h </w:instrText>
+          <w:instrText xml:space="preserve"> PAGEREF _Toc231076971 \h </w:instrText>
         </w:r>
         <w:r>
           <w:rPr>
@@ -956,7 +956,7 @@
           <w14:ligatures w14:val="standardContextual"/>
         </w:rPr>
       </w:pPr>
-      <w:hyperlink w:anchor="_Toc231076585" w:history="1">
+      <w:hyperlink w:anchor="_Toc231076972" w:history="1">
         <w:r>
           <w:rPr>
             <w:rStyle w:val="Hipervnculo"/>
@@ -983,7 +983,7 @@
             <w:noProof/>
             <w:webHidden/>
           </w:rPr>
-          <w:instrText xml:space="preserve"> PAGEREF _Toc231076585 \h </w:instrText>
+          <w:instrText xml:space="preserve"> PAGEREF _Toc231076972 \h </w:instrText>
         </w:r>
         <w:r>
           <w:rPr>
@@ -1029,7 +1029,7 @@
           <w14:ligatures w14:val="standardContextual"/>
         </w:rPr>
       </w:pPr>
-      <w:hyperlink w:anchor="_Toc231076586" w:history="1">
+      <w:hyperlink w:anchor="_Toc231076973" w:history="1">
         <w:r>
           <w:rPr>
             <w:rStyle w:val="Hipervnculo"/>
@@ -1056,7 +1056,7 @@
             <w:noProof/>
             <w:webHidden/>
           </w:rPr>
-          <w:instrText xml:space="preserve"> PAGEREF _Toc231076586 \h </w:instrText>
+          <w:instrText xml:space="preserve"> PAGEREF _Toc231076973 \h </w:instrText>
         </w:r>
         <w:r>
           <w:rPr>
@@ -1102,7 +1102,7 @@
           <w14:ligatures w14:val="standardContextual"/>
         </w:rPr>
       </w:pPr>
-      <w:hyperlink w:anchor="_Toc231076587" w:history="1">
+      <w:hyperlink w:anchor="_Toc231076974" w:history="1">
         <w:r>
           <w:rPr>
             <w:rStyle w:val="Hipervnculo"/>
@@ -1129,7 +1129,7 @@
             <w:noProof/>
             <w:webHidden/>
           </w:rPr>
-          <w:instrText xml:space="preserve"> PAGEREF _Toc231076587 \h </w:instrText>
+          <w:instrText xml:space="preserve"> PAGEREF _Toc231076974 \h </w:instrText>
         </w:r>
         <w:r>
           <w:rPr>
@@ -1175,7 +1175,7 @@
           <w14:ligatures w14:val="standardContextual"/>
         </w:rPr>
       </w:pPr>
-      <w:hyperlink w:anchor="_Toc231076588" w:history="1">
+      <w:hyperlink w:anchor="_Toc231076975" w:history="1">
         <w:r>
           <w:rPr>
             <w:rStyle w:val="Hipervnculo"/>
@@ -1202,7 +1202,7 @@
             <w:noProof/>
             <w:webHidden/>
           </w:rPr>
-          <w:instrText xml:space="preserve"> PAGEREF _Toc231076588 \h </w:instrText>
+          <w:instrText xml:space="preserve"> PAGEREF _Toc231076975 \h </w:instrText>
         </w:r>
         <w:r>
           <w:rPr>
@@ -1248,7 +1248,7 @@
           <w14:ligatures w14:val="standardContextual"/>
         </w:rPr>
       </w:pPr>
-      <w:hyperlink w:anchor="_Toc231076589" w:history="1">
+      <w:hyperlink w:anchor="_Toc231076976" w:history="1">
         <w:r>
           <w:rPr>
             <w:rStyle w:val="Hipervnculo"/>
@@ -1275,7 +1275,7 @@
             <w:noProof/>
             <w:webHidden/>
           </w:rPr>
-          <w:instrText xml:space="preserve"> PAGEREF _Toc231076589 \h </w:instrText>
+          <w:instrText xml:space="preserve"> PAGEREF _Toc231076976 \h </w:instrText>
         </w:r>
         <w:r>
           <w:rPr>
@@ -1321,7 +1321,7 @@
           <w14:ligatures w14:val="standardContextual"/>
         </w:rPr>
       </w:pPr>
-      <w:hyperlink w:anchor="_Toc231076590" w:history="1">
+      <w:hyperlink w:anchor="_Toc231076977" w:history="1">
         <w:r>
           <w:rPr>
             <w:rStyle w:val="Hipervnculo"/>
@@ -1348,7 +1348,7 @@
             <w:noProof/>
             <w:webHidden/>
           </w:rPr>
-          <w:instrText xml:space="preserve"> PAGEREF _Toc231076590 \h </w:instrText>
+          <w:instrText xml:space="preserve"> PAGEREF _Toc231076977 \h </w:instrText>
         </w:r>
         <w:r>
           <w:rPr>
@@ -1394,7 +1394,7 @@
           <w14:ligatures w14:val="standardContextual"/>
         </w:rPr>
       </w:pPr>
-      <w:hyperlink w:anchor="_Toc231076591" w:history="1">
+      <w:hyperlink w:anchor="_Toc231076978" w:history="1">
         <w:r>
           <w:rPr>
             <w:rStyle w:val="Hipervnculo"/>
@@ -1421,7 +1421,7 @@
             <w:noProof/>
             <w:webHidden/>
           </w:rPr>
-          <w:instrText xml:space="preserve"> PAGEREF _Toc231076591 \h </w:instrText>
+          <w:instrText xml:space="preserve"> PAGEREF _Toc231076978 \h </w:instrText>
         </w:r>
         <w:r>
           <w:rPr>
@@ -1467,7 +1467,7 @@
           <w14:ligatures w14:val="standardContextual"/>
         </w:rPr>
       </w:pPr>
-      <w:hyperlink w:anchor="_Toc231076592" w:history="1">
+      <w:hyperlink w:anchor="_Toc231076979" w:history="1">
         <w:r>
           <w:rPr>
             <w:rStyle w:val="Hipervnculo"/>
@@ -1494,7 +1494,7 @@
             <w:noProof/>
             <w:webHidden/>
           </w:rPr>
-          <w:instrText xml:space="preserve"> PAGEREF _Toc231076592 \h </w:instrText>
+          <w:instrText xml:space="preserve"> PAGEREF _Toc231076979 \h </w:instrText>
         </w:r>
         <w:r>
           <w:rPr>
@@ -1540,7 +1540,7 @@
           <w14:ligatures w14:val="standardContextual"/>
         </w:rPr>
       </w:pPr>
-      <w:hyperlink w:anchor="_Toc231076593" w:history="1">
+      <w:hyperlink w:anchor="_Toc231076980" w:history="1">
         <w:r>
           <w:rPr>
             <w:rStyle w:val="Hipervnculo"/>
@@ -1567,7 +1567,7 @@
             <w:noProof/>
             <w:webHidden/>
           </w:rPr>
-          <w:instrText xml:space="preserve"> PAGEREF _Toc231076593 \h </w:instrText>
+          <w:instrText xml:space="preserve"> PAGEREF _Toc231076980 \h </w:instrText>
         </w:r>
         <w:r>
           <w:rPr>
@@ -1613,7 +1613,7 @@
           <w14:ligatures w14:val="standardContextual"/>
         </w:rPr>
       </w:pPr>
-      <w:hyperlink w:anchor="_Toc231076594" w:history="1">
+      <w:hyperlink w:anchor="_Toc231076981" w:history="1">
         <w:r>
           <w:rPr>
             <w:rStyle w:val="Hipervnculo"/>
@@ -1640,7 +1640,7 @@
             <w:noProof/>
             <w:webHidden/>
           </w:rPr>
-          <w:instrText xml:space="preserve"> PAGEREF _Toc231076594 \h </w:instrText>
+          <w:instrText xml:space="preserve"> PAGEREF _Toc231076981 \h </w:instrText>
         </w:r>
         <w:r>
           <w:rPr>
@@ -1686,7 +1686,7 @@
           <w14:ligatures w14:val="standardContextual"/>
         </w:rPr>
       </w:pPr>
-      <w:hyperlink w:anchor="_Toc231076595" w:history="1">
+      <w:hyperlink w:anchor="_Toc231076982" w:history="1">
         <w:r>
           <w:rPr>
             <w:rStyle w:val="Hipervnculo"/>
@@ -1713,7 +1713,7 @@
             <w:noProof/>
             <w:webHidden/>
           </w:rPr>
-          <w:instrText xml:space="preserve"> PAGEREF _Toc231076595 \h </w:instrText>
+          <w:instrText xml:space="preserve"> PAGEREF _Toc231076982 \h </w:instrText>
         </w:r>
         <w:r>
           <w:rPr>
@@ -1759,7 +1759,7 @@
           <w14:ligatures w14:val="standardContextual"/>
         </w:rPr>
       </w:pPr>
-      <w:hyperlink w:anchor="_Toc231076596" w:history="1">
+      <w:hyperlink w:anchor="_Toc231076983" w:history="1">
         <w:r>
           <w:rPr>
             <w:rStyle w:val="Hipervnculo"/>
@@ -1786,7 +1786,7 @@
             <w:noProof/>
             <w:webHidden/>
           </w:rPr>
-          <w:instrText xml:space="preserve"> PAGEREF _Toc231076596 \h </w:instrText>
+          <w:instrText xml:space="preserve"> PAGEREF _Toc231076983 \h </w:instrText>
         </w:r>
         <w:r>
           <w:rPr>
@@ -1832,7 +1832,7 @@
           <w14:ligatures w14:val="standardContextual"/>
         </w:rPr>
       </w:pPr>
-      <w:hyperlink w:anchor="_Toc231076597" w:history="1">
+      <w:hyperlink w:anchor="_Toc231076984" w:history="1">
         <w:r>
           <w:rPr>
             <w:rStyle w:val="Hipervnculo"/>
@@ -1859,7 +1859,7 @@
             <w:noProof/>
             <w:webHidden/>
           </w:rPr>
-          <w:instrText xml:space="preserve"> PAGEREF _Toc231076597 \h </w:instrText>
+          <w:instrText xml:space="preserve"> PAGEREF _Toc231076984 \h </w:instrText>
         </w:r>
         <w:r>
           <w:rPr>
@@ -1905,7 +1905,7 @@
           <w14:ligatures w14:val="standardContextual"/>
         </w:rPr>
       </w:pPr>
-      <w:hyperlink w:anchor="_Toc231076598" w:history="1">
+      <w:hyperlink w:anchor="_Toc231076985" w:history="1">
         <w:r>
           <w:rPr>
             <w:rStyle w:val="Hipervnculo"/>
@@ -1932,7 +1932,7 @@
             <w:noProof/>
             <w:webHidden/>
           </w:rPr>
-          <w:instrText xml:space="preserve"> PAGEREF _Toc231076598 \h </w:instrText>
+          <w:instrText xml:space="preserve"> PAGEREF _Toc231076985 \h </w:instrText>
         </w:r>
         <w:r>
           <w:rPr>
@@ -1978,7 +1978,7 @@
           <w14:ligatures w14:val="standardContextual"/>
         </w:rPr>
       </w:pPr>
-      <w:hyperlink w:anchor="_Toc231076599" w:history="1">
+      <w:hyperlink w:anchor="_Toc231076986" w:history="1">
         <w:r>
           <w:rPr>
             <w:rStyle w:val="Hipervnculo"/>
@@ -2005,7 +2005,7 @@
             <w:noProof/>
             <w:webHidden/>
           </w:rPr>
-          <w:instrText xml:space="preserve"> PAGEREF _Toc231076599 \h </w:instrText>
+          <w:instrText xml:space="preserve"> PAGEREF _Toc231076986 \h </w:instrText>
         </w:r>
         <w:r>
           <w:rPr>
@@ -2051,7 +2051,7 @@
           <w14:ligatures w14:val="standardContextual"/>
         </w:rPr>
       </w:pPr>
-      <w:hyperlink w:anchor="_Toc231076600" w:history="1">
+      <w:hyperlink w:anchor="_Toc231076987" w:history="1">
         <w:r>
           <w:rPr>
             <w:rStyle w:val="Hipervnculo"/>
@@ -2078,7 +2078,7 @@
             <w:noProof/>
             <w:webHidden/>
           </w:rPr>
-          <w:instrText xml:space="preserve"> PAGEREF _Toc231076600 \h </w:instrText>
+          <w:instrText xml:space="preserve"> PAGEREF _Toc231076987 \h </w:instrText>
         </w:r>
         <w:r>
           <w:rPr>
@@ -2124,7 +2124,7 @@
           <w14:ligatures w14:val="standardContextual"/>
         </w:rPr>
       </w:pPr>
-      <w:hyperlink w:anchor="_Toc231076601" w:history="1">
+      <w:hyperlink w:anchor="_Toc231076988" w:history="1">
         <w:r>
           <w:rPr>
             <w:rStyle w:val="Hipervnculo"/>
@@ -2151,7 +2151,7 @@
             <w:noProof/>
             <w:webHidden/>
           </w:rPr>
-          <w:instrText xml:space="preserve"> PAGEREF _Toc231076601 \h </w:instrText>
+          <w:instrText xml:space="preserve"> PAGEREF _Toc231076988 \h </w:instrText>
         </w:r>
         <w:r>
           <w:rPr>
@@ -2197,7 +2197,7 @@
           <w14:ligatures w14:val="standardContextual"/>
         </w:rPr>
       </w:pPr>
-      <w:hyperlink w:anchor="_Toc231076602" w:history="1">
+      <w:hyperlink w:anchor="_Toc231076989" w:history="1">
         <w:r>
           <w:rPr>
             <w:rStyle w:val="Hipervnculo"/>
@@ -2224,7 +2224,7 @@
             <w:noProof/>
             <w:webHidden/>
           </w:rPr>
-          <w:instrText xml:space="preserve"> PAGEREF _Toc231076602 \h </w:instrText>
+          <w:instrText xml:space="preserve"> PAGEREF _Toc231076989 \h </w:instrText>
         </w:r>
         <w:r>
           <w:rPr>
@@ -2270,7 +2270,7 @@
           <w14:ligatures w14:val="standardContextual"/>
         </w:rPr>
       </w:pPr>
-      <w:hyperlink w:anchor="_Toc231076603" w:history="1">
+      <w:hyperlink w:anchor="_Toc231076990" w:history="1">
         <w:r>
           <w:rPr>
             <w:rStyle w:val="Hipervnculo"/>
@@ -2297,7 +2297,7 @@
             <w:noProof/>
             <w:webHidden/>
           </w:rPr>
-          <w:instrText xml:space="preserve"> PAGEREF _Toc231076603 \h </w:instrText>
+          <w:instrText xml:space="preserve"> PAGEREF _Toc231076990 \h </w:instrText>
         </w:r>
         <w:r>
           <w:rPr>
@@ -2343,7 +2343,7 @@
           <w14:ligatures w14:val="standardContextual"/>
         </w:rPr>
       </w:pPr>
-      <w:hyperlink w:anchor="_Toc231076604" w:history="1">
+      <w:hyperlink w:anchor="_Toc231076991" w:history="1">
         <w:r>
           <w:rPr>
             <w:rStyle w:val="Hipervnculo"/>
@@ -2370,7 +2370,7 @@
             <w:noProof/>
             <w:webHidden/>
           </w:rPr>
-          <w:instrText xml:space="preserve"> PAGEREF _Toc231076604 \h </w:instrText>
+          <w:instrText xml:space="preserve"> PAGEREF _Toc231076991 \h </w:instrText>
         </w:r>
         <w:r>
           <w:rPr>
@@ -2416,7 +2416,7 @@
           <w14:ligatures w14:val="standardContextual"/>
         </w:rPr>
       </w:pPr>
-      <w:hyperlink w:anchor="_Toc231076605" w:history="1">
+      <w:hyperlink w:anchor="_Toc231076992" w:history="1">
         <w:r>
           <w:rPr>
             <w:rStyle w:val="Hipervnculo"/>
@@ -2443,7 +2443,7 @@
             <w:noProof/>
             <w:webHidden/>
           </w:rPr>
-          <w:instrText xml:space="preserve"> PAGEREF _Toc231076605 \h </w:instrText>
+          <w:instrText xml:space="preserve"> PAGEREF _Toc231076992 \h </w:instrText>
         </w:r>
         <w:r>
           <w:rPr>
@@ -2489,7 +2489,7 @@
           <w14:ligatures w14:val="standardContextual"/>
         </w:rPr>
       </w:pPr>
-      <w:hyperlink w:anchor="_Toc231076606" w:history="1">
+      <w:hyperlink w:anchor="_Toc231076993" w:history="1">
         <w:r>
           <w:rPr>
             <w:rStyle w:val="Hipervnculo"/>
@@ -2516,7 +2516,7 @@
             <w:noProof/>
             <w:webHidden/>
           </w:rPr>
-          <w:instrText xml:space="preserve"> PAGEREF _Toc231076606 \h </w:instrText>
+          <w:instrText xml:space="preserve"> PAGEREF _Toc231076993 \h </w:instrText>
         </w:r>
         <w:r>
           <w:rPr>
@@ -2562,7 +2562,7 @@
           <w14:ligatures w14:val="standardContextual"/>
         </w:rPr>
       </w:pPr>
-      <w:hyperlink w:anchor="_Toc231076607" w:history="1">
+      <w:hyperlink w:anchor="_Toc231076994" w:history="1">
         <w:r>
           <w:rPr>
             <w:rStyle w:val="Hipervnculo"/>
@@ -2589,7 +2589,7 @@
             <w:noProof/>
             <w:webHidden/>
           </w:rPr>
-          <w:instrText xml:space="preserve"> PAGEREF _Toc231076607 \h </w:instrText>
+          <w:instrText xml:space="preserve"> PAGEREF _Toc231076994 \h </w:instrText>
         </w:r>
         <w:r>
           <w:rPr>
@@ -2635,7 +2635,7 @@
           <w14:ligatures w14:val="standardContextual"/>
         </w:rPr>
       </w:pPr>
-      <w:hyperlink w:anchor="_Toc231076608" w:history="1">
+      <w:hyperlink w:anchor="_Toc231076995" w:history="1">
         <w:r>
           <w:rPr>
             <w:rStyle w:val="Hipervnculo"/>
@@ -2662,7 +2662,7 @@
             <w:noProof/>
             <w:webHidden/>
           </w:rPr>
-          <w:instrText xml:space="preserve"> PAGEREF _Toc231076608 \h </w:instrText>
+          <w:instrText xml:space="preserve"> PAGEREF _Toc231076995 \h </w:instrText>
         </w:r>
         <w:r>
           <w:rPr>
@@ -2708,7 +2708,7 @@
           <w14:ligatures w14:val="standardContextual"/>
         </w:rPr>
       </w:pPr>
-      <w:hyperlink w:anchor="_Toc231076609" w:history="1">
+      <w:hyperlink w:anchor="_Toc231076996" w:history="1">
         <w:r>
           <w:rPr>
             <w:rStyle w:val="Hipervnculo"/>
@@ -2735,7 +2735,7 @@
             <w:noProof/>
             <w:webHidden/>
           </w:rPr>
-          <w:instrText xml:space="preserve"> PAGEREF _Toc231076609 \h </w:instrText>
+          <w:instrText xml:space="preserve"> PAGEREF _Toc231076996 \h </w:instrText>
         </w:r>
         <w:r>
           <w:rPr>
@@ -2781,7 +2781,7 @@
           <w14:ligatures w14:val="standardContextual"/>
         </w:rPr>
       </w:pPr>
-      <w:hyperlink w:anchor="_Toc231076610" w:history="1">
+      <w:hyperlink w:anchor="_Toc231076997" w:history="1">
         <w:r>
           <w:rPr>
             <w:rStyle w:val="Hipervnculo"/>
@@ -2808,7 +2808,7 @@
             <w:noProof/>
             <w:webHidden/>
           </w:rPr>
-          <w:instrText xml:space="preserve"> PAGEREF _Toc231076610 \h </w:instrText>
+          <w:instrText xml:space="preserve"> PAGEREF _Toc231076997 \h </w:instrText>
         </w:r>
         <w:r>
           <w:rPr>
@@ -2854,7 +2854,7 @@
           <w14:ligatures w14:val="standardContextual"/>
         </w:rPr>
       </w:pPr>
-      <w:hyperlink w:anchor="_Toc231076611" w:history="1">
+      <w:hyperlink w:anchor="_Toc231076998" w:history="1">
         <w:r>
           <w:rPr>
             <w:rStyle w:val="Hipervnculo"/>
@@ -2881,7 +2881,7 @@
             <w:noProof/>
             <w:webHidden/>
           </w:rPr>
-          <w:instrText xml:space="preserve"> PAGEREF _Toc231076611 \h </w:instrText>
+          <w:instrText xml:space="preserve"> PAGEREF _Toc231076998 \h </w:instrText>
         </w:r>
         <w:r>
           <w:rPr>
@@ -2927,7 +2927,7 @@
           <w14:ligatures w14:val="standardContextual"/>
         </w:rPr>
       </w:pPr>
-      <w:hyperlink w:anchor="_Toc231076612" w:history="1">
+      <w:hyperlink w:anchor="_Toc231076999" w:history="1">
         <w:r>
           <w:rPr>
             <w:rStyle w:val="Hipervnculo"/>
@@ -2954,7 +2954,7 @@
             <w:noProof/>
             <w:webHidden/>
           </w:rPr>
-          <w:instrText xml:space="preserve"> PAGEREF _Toc231076612 \h </w:instrText>
+          <w:instrText xml:space="preserve"> PAGEREF _Toc231076999 \h </w:instrText>
         </w:r>
         <w:r>
           <w:rPr>
@@ -3000,7 +3000,7 @@
           <w14:ligatures w14:val="standardContextual"/>
         </w:rPr>
       </w:pPr>
-      <w:hyperlink w:anchor="_Toc231076613" w:history="1">
+      <w:hyperlink w:anchor="_Toc231077000" w:history="1">
         <w:r>
           <w:rPr>
             <w:rStyle w:val="Hipervnculo"/>
@@ -3027,7 +3027,7 @@
             <w:noProof/>
             <w:webHidden/>
           </w:rPr>
-          <w:instrText xml:space="preserve"> PAGEREF _Toc231076613 \h </w:instrText>
+          <w:instrText xml:space="preserve"> PAGEREF _Toc231077000 \h </w:instrText>
         </w:r>
         <w:r>
           <w:rPr>
@@ -3073,7 +3073,7 @@
           <w14:ligatures w14:val="standardContextual"/>
         </w:rPr>
       </w:pPr>
-      <w:hyperlink w:anchor="_Toc231076614" w:history="1">
+      <w:hyperlink w:anchor="_Toc231077001" w:history="1">
         <w:r>
           <w:rPr>
             <w:rStyle w:val="Hipervnculo"/>
@@ -3100,7 +3100,7 @@
             <w:noProof/>
             <w:webHidden/>
           </w:rPr>
-          <w:instrText xml:space="preserve"> PAGEREF _Toc231076614 \h </w:instrText>
+          <w:instrText xml:space="preserve"> PAGEREF _Toc231077001 \h </w:instrText>
         </w:r>
         <w:r>
           <w:rPr>
@@ -3146,7 +3146,7 @@
           <w14:ligatures w14:val="standardContextual"/>
         </w:rPr>
       </w:pPr>
-      <w:hyperlink w:anchor="_Toc231076615" w:history="1">
+      <w:hyperlink w:anchor="_Toc231077002" w:history="1">
         <w:r>
           <w:rPr>
             <w:rStyle w:val="Hipervnculo"/>
@@ -3173,7 +3173,7 @@
             <w:noProof/>
             <w:webHidden/>
           </w:rPr>
-          <w:instrText xml:space="preserve"> PAGEREF _Toc231076615 \h </w:instrText>
+          <w:instrText xml:space="preserve"> PAGEREF _Toc231077002 \h </w:instrText>
         </w:r>
         <w:r>
           <w:rPr>
@@ -3219,7 +3219,7 @@
           <w14:ligatures w14:val="standardContextual"/>
         </w:rPr>
       </w:pPr>
-      <w:hyperlink w:anchor="_Toc231076616" w:history="1">
+      <w:hyperlink w:anchor="_Toc231077003" w:history="1">
         <w:r>
           <w:rPr>
             <w:rStyle w:val="Hipervnculo"/>
@@ -3246,7 +3246,7 @@
             <w:noProof/>
             <w:webHidden/>
           </w:rPr>
-          <w:instrText xml:space="preserve"> PAGEREF _Toc231076616 \h </w:instrText>
+          <w:instrText xml:space="preserve"> PAGEREF _Toc231077003 \h </w:instrText>
         </w:r>
         <w:r>
           <w:rPr>
@@ -3292,7 +3292,7 @@
           <w14:ligatures w14:val="standardContextual"/>
         </w:rPr>
       </w:pPr>
-      <w:hyperlink w:anchor="_Toc231076617" w:history="1">
+      <w:hyperlink w:anchor="_Toc231077004" w:history="1">
         <w:r>
           <w:rPr>
             <w:rStyle w:val="Hipervnculo"/>
@@ -3319,7 +3319,7 @@
             <w:noProof/>
             <w:webHidden/>
           </w:rPr>
-          <w:instrText xml:space="preserve"> PAGEREF _Toc231076617 \h </w:instrText>
+          <w:instrText xml:space="preserve"> PAGEREF _Toc231077004 \h </w:instrText>
         </w:r>
         <w:r>
           <w:rPr>
@@ -3365,7 +3365,7 @@
           <w14:ligatures w14:val="standardContextual"/>
         </w:rPr>
       </w:pPr>
-      <w:hyperlink w:anchor="_Toc231076618" w:history="1">
+      <w:hyperlink w:anchor="_Toc231077005" w:history="1">
         <w:r>
           <w:rPr>
             <w:rStyle w:val="Hipervnculo"/>
@@ -3392,7 +3392,7 @@
             <w:noProof/>
             <w:webHidden/>
           </w:rPr>
-          <w:instrText xml:space="preserve"> PAGEREF _Toc231076618 \h </w:instrText>
+          <w:instrText xml:space="preserve"> PAGEREF _Toc231077005 \h </w:instrText>
         </w:r>
         <w:r>
           <w:rPr>
@@ -3438,7 +3438,7 @@
           <w14:ligatures w14:val="standardContextual"/>
         </w:rPr>
       </w:pPr>
-      <w:hyperlink w:anchor="_Toc231076619" w:history="1">
+      <w:hyperlink w:anchor="_Toc231077006" w:history="1">
         <w:r>
           <w:rPr>
             <w:rStyle w:val="Hipervnculo"/>
@@ -3465,7 +3465,7 @@
             <w:noProof/>
             <w:webHidden/>
           </w:rPr>
-          <w:instrText xml:space="preserve"> PAGEREF _Toc231076619 \h </w:instrText>
+          <w:instrText xml:space="preserve"> PAGEREF _Toc231077006 \h </w:instrText>
         </w:r>
         <w:r>
           <w:rPr>
@@ -3511,7 +3511,7 @@
           <w14:ligatures w14:val="standardContextual"/>
         </w:rPr>
       </w:pPr>
-      <w:hyperlink w:anchor="_Toc231076620" w:history="1">
+      <w:hyperlink w:anchor="_Toc231077007" w:history="1">
         <w:r>
           <w:rPr>
             <w:rStyle w:val="Hipervnculo"/>
@@ -3538,7 +3538,7 @@
             <w:noProof/>
             <w:webHidden/>
           </w:rPr>
-          <w:instrText xml:space="preserve"> PAGEREF _Toc231076620 \h </w:instrText>
+          <w:instrText xml:space="preserve"> PAGEREF _Toc231077007 \h </w:instrText>
         </w:r>
         <w:r>
           <w:rPr>
@@ -3584,7 +3584,7 @@
           <w14:ligatures w14:val="standardContextual"/>
         </w:rPr>
       </w:pPr>
-      <w:hyperlink w:anchor="_Toc231076621" w:history="1">
+      <w:hyperlink w:anchor="_Toc231077008" w:history="1">
         <w:r>
           <w:rPr>
             <w:rStyle w:val="Hipervnculo"/>
@@ -3611,7 +3611,7 @@
             <w:noProof/>
             <w:webHidden/>
           </w:rPr>
-          <w:instrText xml:space="preserve"> PAGEREF _Toc231076621 \h </w:instrText>
+          <w:instrText xml:space="preserve"> PAGEREF _Toc231077008 \h </w:instrText>
         </w:r>
         <w:r>
           <w:rPr>
@@ -3657,7 +3657,7 @@
           <w14:ligatures w14:val="standardContextual"/>
         </w:rPr>
       </w:pPr>
-      <w:hyperlink w:anchor="_Toc231076622" w:history="1">
+      <w:hyperlink w:anchor="_Toc231077009" w:history="1">
         <w:r>
           <w:rPr>
             <w:rStyle w:val="Hipervnculo"/>
@@ -3684,7 +3684,7 @@
             <w:noProof/>
             <w:webHidden/>
           </w:rPr>
-          <w:instrText xml:space="preserve"> PAGEREF _Toc231076622 \h </w:instrText>
+          <w:instrText xml:space="preserve"> PAGEREF _Toc231077009 \h </w:instrText>
         </w:r>
         <w:r>
           <w:rPr>
@@ -3730,7 +3730,7 @@
           <w14:ligatures w14:val="standardContextual"/>
         </w:rPr>
       </w:pPr>
-      <w:hyperlink w:anchor="_Toc231076623" w:history="1">
+      <w:hyperlink w:anchor="_Toc231077010" w:history="1">
         <w:r>
           <w:rPr>
             <w:rStyle w:val="Hipervnculo"/>
@@ -3757,7 +3757,7 @@
             <w:noProof/>
             <w:webHidden/>
           </w:rPr>
-          <w:instrText xml:space="preserve"> PAGEREF _Toc231076623 \h </w:instrText>
+          <w:instrText xml:space="preserve"> PAGEREF _Toc231077010 \h </w:instrText>
         </w:r>
         <w:r>
           <w:rPr>
@@ -3777,7 +3777,7 @@
             <w:noProof/>
             <w:webHidden/>
           </w:rPr>
-          <w:t>26</w:t>
+          <w:t>27</w:t>
         </w:r>
         <w:r>
           <w:rPr>
@@ -3803,7 +3803,7 @@
           <w14:ligatures w14:val="standardContextual"/>
         </w:rPr>
       </w:pPr>
-      <w:hyperlink w:anchor="_Toc231076624" w:history="1">
+      <w:hyperlink w:anchor="_Toc231077011" w:history="1">
         <w:r>
           <w:rPr>
             <w:rStyle w:val="Hipervnculo"/>
@@ -3830,7 +3830,7 @@
             <w:noProof/>
             <w:webHidden/>
           </w:rPr>
-          <w:instrText xml:space="preserve"> PAGEREF _Toc231076624 \h </w:instrText>
+          <w:instrText xml:space="preserve"> PAGEREF _Toc231077011 \h </w:instrText>
         </w:r>
         <w:r>
           <w:rPr>
@@ -3850,7 +3850,7 @@
             <w:noProof/>
             <w:webHidden/>
           </w:rPr>
-          <w:t>28</w:t>
+          <w:t>29</w:t>
         </w:r>
         <w:r>
           <w:rPr>
@@ -3876,7 +3876,7 @@
           <w14:ligatures w14:val="standardContextual"/>
         </w:rPr>
       </w:pPr>
-      <w:hyperlink w:anchor="_Toc231076625" w:history="1">
+      <w:hyperlink w:anchor="_Toc231077012" w:history="1">
         <w:r>
           <w:rPr>
             <w:rStyle w:val="Hipervnculo"/>
@@ -3903,7 +3903,7 @@
             <w:noProof/>
             <w:webHidden/>
           </w:rPr>
-          <w:instrText xml:space="preserve"> PAGEREF _Toc231076625 \h </w:instrText>
+          <w:instrText xml:space="preserve"> PAGEREF _Toc231077012 \h </w:instrText>
         </w:r>
         <w:r>
           <w:rPr>
@@ -3923,7 +3923,7 @@
             <w:noProof/>
             <w:webHidden/>
           </w:rPr>
-          <w:t>29</w:t>
+          <w:t>30</w:t>
         </w:r>
         <w:r>
           <w:rPr>
@@ -3949,7 +3949,7 @@
           <w14:ligatures w14:val="standardContextual"/>
         </w:rPr>
       </w:pPr>
-      <w:hyperlink w:anchor="_Toc231076626" w:history="1">
+      <w:hyperlink w:anchor="_Toc231077013" w:history="1">
         <w:r>
           <w:rPr>
             <w:rStyle w:val="Hipervnculo"/>
@@ -3976,7 +3976,7 @@
             <w:noProof/>
             <w:webHidden/>
           </w:rPr>
-          <w:instrText xml:space="preserve"> PAGEREF _Toc231076626 \h </w:instrText>
+          <w:instrText xml:space="preserve"> PAGEREF _Toc231077013 \h </w:instrText>
         </w:r>
         <w:r>
           <w:rPr>
@@ -4022,7 +4022,7 @@
           <w14:ligatures w14:val="standardContextual"/>
         </w:rPr>
       </w:pPr>
-      <w:hyperlink w:anchor="_Toc231076627" w:history="1">
+      <w:hyperlink w:anchor="_Toc231077014" w:history="1">
         <w:r>
           <w:rPr>
             <w:rStyle w:val="Hipervnculo"/>
@@ -4049,7 +4049,7 @@
             <w:noProof/>
             <w:webHidden/>
           </w:rPr>
-          <w:instrText xml:space="preserve"> PAGEREF _Toc231076627 \h </w:instrText>
+          <w:instrText xml:space="preserve"> PAGEREF _Toc231077014 \h </w:instrText>
         </w:r>
         <w:r>
           <w:rPr>
@@ -4069,7 +4069,7 @@
             <w:noProof/>
             <w:webHidden/>
           </w:rPr>
-          <w:t>32</w:t>
+          <w:t>33</w:t>
         </w:r>
         <w:r>
           <w:rPr>
@@ -4095,7 +4095,7 @@
           <w14:ligatures w14:val="standardContextual"/>
         </w:rPr>
       </w:pPr>
-      <w:hyperlink w:anchor="_Toc231076628" w:history="1">
+      <w:hyperlink w:anchor="_Toc231077015" w:history="1">
         <w:r>
           <w:rPr>
             <w:rStyle w:val="Hipervnculo"/>
@@ -4122,7 +4122,7 @@
             <w:noProof/>
             <w:webHidden/>
           </w:rPr>
-          <w:instrText xml:space="preserve"> PAGEREF _Toc231076628 \h </w:instrText>
+          <w:instrText xml:space="preserve"> PAGEREF _Toc231077015 \h </w:instrText>
         </w:r>
         <w:r>
           <w:rPr>
@@ -4142,7 +4142,7 @@
             <w:noProof/>
             <w:webHidden/>
           </w:rPr>
-          <w:t>34</w:t>
+          <w:t>35</w:t>
         </w:r>
         <w:r>
           <w:rPr>
@@ -4168,7 +4168,7 @@
           <w14:ligatures w14:val="standardContextual"/>
         </w:rPr>
       </w:pPr>
-      <w:hyperlink w:anchor="_Toc231076629" w:history="1">
+      <w:hyperlink w:anchor="_Toc231077016" w:history="1">
         <w:r>
           <w:rPr>
             <w:rStyle w:val="Hipervnculo"/>
@@ -4195,7 +4195,7 @@
             <w:noProof/>
             <w:webHidden/>
           </w:rPr>
-          <w:instrText xml:space="preserve"> PAGEREF _Toc231076629 \h </w:instrText>
+          <w:instrText xml:space="preserve"> PAGEREF _Toc231077016 \h </w:instrText>
         </w:r>
         <w:r>
           <w:rPr>
@@ -4215,7 +4215,7 @@
             <w:noProof/>
             <w:webHidden/>
           </w:rPr>
-          <w:t>34</w:t>
+          <w:t>35</w:t>
         </w:r>
         <w:r>
           <w:rPr>
@@ -4241,7 +4241,7 @@
           <w14:ligatures w14:val="standardContextual"/>
         </w:rPr>
       </w:pPr>
-      <w:hyperlink w:anchor="_Toc231076630" w:history="1">
+      <w:hyperlink w:anchor="_Toc231077017" w:history="1">
         <w:r>
           <w:rPr>
             <w:rStyle w:val="Hipervnculo"/>
@@ -4268,7 +4268,7 @@
             <w:noProof/>
             <w:webHidden/>
           </w:rPr>
-          <w:instrText xml:space="preserve"> PAGEREF _Toc231076630 \h </w:instrText>
+          <w:instrText xml:space="preserve"> PAGEREF _Toc231077017 \h </w:instrText>
         </w:r>
         <w:r>
           <w:rPr>
@@ -4288,7 +4288,7 @@
             <w:noProof/>
             <w:webHidden/>
           </w:rPr>
-          <w:t>35</w:t>
+          <w:t>36</w:t>
         </w:r>
         <w:r>
           <w:rPr>
@@ -4314,7 +4314,7 @@
           <w14:ligatures w14:val="standardContextual"/>
         </w:rPr>
       </w:pPr>
-      <w:hyperlink w:anchor="_Toc231076631" w:history="1">
+      <w:hyperlink w:anchor="_Toc231077018" w:history="1">
         <w:r>
           <w:rPr>
             <w:rStyle w:val="Hipervnculo"/>
@@ -4341,7 +4341,7 @@
             <w:noProof/>
             <w:webHidden/>
           </w:rPr>
-          <w:instrText xml:space="preserve"> PAGEREF _Toc231076631 \h </w:instrText>
+          <w:instrText xml:space="preserve"> PAGEREF _Toc231077018 \h </w:instrText>
         </w:r>
         <w:r>
           <w:rPr>
@@ -4361,7 +4361,7 @@
             <w:noProof/>
             <w:webHidden/>
           </w:rPr>
-          <w:t>35</w:t>
+          <w:t>36</w:t>
         </w:r>
         <w:r>
           <w:rPr>
@@ -4387,7 +4387,7 @@
           <w14:ligatures w14:val="standardContextual"/>
         </w:rPr>
       </w:pPr>
-      <w:hyperlink w:anchor="_Toc231076632" w:history="1">
+      <w:hyperlink w:anchor="_Toc231077019" w:history="1">
         <w:r>
           <w:rPr>
             <w:rStyle w:val="Hipervnculo"/>
@@ -4414,7 +4414,7 @@
             <w:noProof/>
             <w:webHidden/>
           </w:rPr>
-          <w:instrText xml:space="preserve"> PAGEREF _Toc231076632 \h </w:instrText>
+          <w:instrText xml:space="preserve"> PAGEREF _Toc231077019 \h </w:instrText>
         </w:r>
         <w:r>
           <w:rPr>
@@ -4434,7 +4434,7 @@
             <w:noProof/>
             <w:webHidden/>
           </w:rPr>
-          <w:t>35</w:t>
+          <w:t>36</w:t>
         </w:r>
         <w:r>
           <w:rPr>
@@ -4460,7 +4460,7 @@
           <w14:ligatures w14:val="standardContextual"/>
         </w:rPr>
       </w:pPr>
-      <w:hyperlink w:anchor="_Toc231076633" w:history="1">
+      <w:hyperlink w:anchor="_Toc231077020" w:history="1">
         <w:r>
           <w:rPr>
             <w:rStyle w:val="Hipervnculo"/>
@@ -4487,7 +4487,7 @@
             <w:noProof/>
             <w:webHidden/>
           </w:rPr>
-          <w:instrText xml:space="preserve"> PAGEREF _Toc231076633 \h </w:instrText>
+          <w:instrText xml:space="preserve"> PAGEREF _Toc231077020 \h </w:instrText>
         </w:r>
         <w:r>
           <w:rPr>
@@ -4507,7 +4507,7 @@
             <w:noProof/>
             <w:webHidden/>
           </w:rPr>
-          <w:t>37</w:t>
+          <w:t>38</w:t>
         </w:r>
         <w:r>
           <w:rPr>
@@ -4532,7 +4532,7 @@
       <w:pPr>
         <w:pStyle w:val="Ttulo1"/>
       </w:pPr>
-      <w:bookmarkStart w:id="7" w:name="_Toc231076584"/>
+      <w:bookmarkStart w:id="7" w:name="_Toc231076971"/>
       <w:r>
         <w:lastRenderedPageBreak/>
         <w:t>Índice de tablas</w:t>
@@ -4563,7 +4563,7 @@
       <w:r>
         <w:fldChar w:fldCharType="separate"/>
       </w:r>
-      <w:hyperlink w:anchor="_Toc231076634" w:history="1">
+      <w:hyperlink w:anchor="_Toc231077021" w:history="1">
         <w:r>
           <w:rPr>
             <w:rStyle w:val="Hipervnculo"/>
@@ -4590,7 +4590,7 @@
             <w:noProof/>
             <w:webHidden/>
           </w:rPr>
-          <w:instrText xml:space="preserve"> PAGEREF _Toc231076634 \h </w:instrText>
+          <w:instrText xml:space="preserve"> PAGEREF _Toc231077021 \h </w:instrText>
         </w:r>
         <w:r>
           <w:rPr>
@@ -4636,7 +4636,7 @@
           <w14:ligatures w14:val="standardContextual"/>
         </w:rPr>
       </w:pPr>
-      <w:hyperlink w:anchor="_Toc231076635" w:history="1">
+      <w:hyperlink w:anchor="_Toc231077022" w:history="1">
         <w:r>
           <w:rPr>
             <w:rStyle w:val="Hipervnculo"/>
@@ -4663,7 +4663,7 @@
             <w:noProof/>
             <w:webHidden/>
           </w:rPr>
-          <w:instrText xml:space="preserve"> PAGEREF _Toc231076635 \h </w:instrText>
+          <w:instrText xml:space="preserve"> PAGEREF _Toc231077022 \h </w:instrText>
         </w:r>
         <w:r>
           <w:rPr>
@@ -4709,7 +4709,7 @@
           <w14:ligatures w14:val="standardContextual"/>
         </w:rPr>
       </w:pPr>
-      <w:hyperlink w:anchor="_Toc231076636" w:history="1">
+      <w:hyperlink w:anchor="_Toc231077023" w:history="1">
         <w:r>
           <w:rPr>
             <w:rStyle w:val="Hipervnculo"/>
@@ -4736,7 +4736,7 @@
             <w:noProof/>
             <w:webHidden/>
           </w:rPr>
-          <w:instrText xml:space="preserve"> PAGEREF _Toc231076636 \h </w:instrText>
+          <w:instrText xml:space="preserve"> PAGEREF _Toc231077023 \h </w:instrText>
         </w:r>
         <w:r>
           <w:rPr>
@@ -4756,7 +4756,7 @@
             <w:noProof/>
             <w:webHidden/>
           </w:rPr>
-          <w:t>26</w:t>
+          <w:t>27</w:t>
         </w:r>
         <w:r>
           <w:rPr>
@@ -4782,7 +4782,7 @@
           <w14:ligatures w14:val="standardContextual"/>
         </w:rPr>
       </w:pPr>
-      <w:hyperlink w:anchor="_Toc231076637" w:history="1">
+      <w:hyperlink w:anchor="_Toc231077024" w:history="1">
         <w:r>
           <w:rPr>
             <w:rStyle w:val="Hipervnculo"/>
@@ -4809,7 +4809,7 @@
             <w:noProof/>
             <w:webHidden/>
           </w:rPr>
-          <w:instrText xml:space="preserve"> PAGEREF _Toc231076637 \h </w:instrText>
+          <w:instrText xml:space="preserve"> PAGEREF _Toc231077024 \h </w:instrText>
         </w:r>
         <w:r>
           <w:rPr>
@@ -4829,7 +4829,7 @@
             <w:noProof/>
             <w:webHidden/>
           </w:rPr>
-          <w:t>29</w:t>
+          <w:t>30</w:t>
         </w:r>
         <w:r>
           <w:rPr>
@@ -4854,7 +4854,7 @@
       <w:pPr>
         <w:pStyle w:val="Ttulo1"/>
       </w:pPr>
-      <w:bookmarkStart w:id="8" w:name="_Toc231076585"/>
+      <w:bookmarkStart w:id="8" w:name="_Toc231076972"/>
       <w:r>
         <w:lastRenderedPageBreak/>
         <w:t>Índice de figuras</w:t>
@@ -4885,7 +4885,7 @@
       <w:r>
         <w:fldChar w:fldCharType="separate"/>
       </w:r>
-      <w:hyperlink w:anchor="_Toc231076638" w:history="1">
+      <w:hyperlink w:anchor="_Toc231077025" w:history="1">
         <w:r>
           <w:rPr>
             <w:rStyle w:val="Hipervnculo"/>
@@ -4912,7 +4912,7 @@
             <w:noProof/>
             <w:webHidden/>
           </w:rPr>
-          <w:instrText xml:space="preserve"> PAGEREF _Toc231076638 \h </w:instrText>
+          <w:instrText xml:space="preserve"> PAGEREF _Toc231077025 \h </w:instrText>
         </w:r>
         <w:r>
           <w:rPr>
@@ -4958,7 +4958,7 @@
           <w14:ligatures w14:val="standardContextual"/>
         </w:rPr>
       </w:pPr>
-      <w:hyperlink w:anchor="_Toc231076639" w:history="1">
+      <w:hyperlink w:anchor="_Toc231077026" w:history="1">
         <w:r>
           <w:rPr>
             <w:rStyle w:val="Hipervnculo"/>
@@ -4985,7 +4985,7 @@
             <w:noProof/>
             <w:webHidden/>
           </w:rPr>
-          <w:instrText xml:space="preserve"> PAGEREF _Toc231076639 \h </w:instrText>
+          <w:instrText xml:space="preserve"> PAGEREF _Toc231077026 \h </w:instrText>
         </w:r>
         <w:r>
           <w:rPr>
@@ -5005,7 +5005,7 @@
             <w:noProof/>
             <w:webHidden/>
           </w:rPr>
-          <w:t>27</w:t>
+          <w:t>28</w:t>
         </w:r>
         <w:r>
           <w:rPr>
@@ -5031,7 +5031,7 @@
           <w14:ligatures w14:val="standardContextual"/>
         </w:rPr>
       </w:pPr>
-      <w:hyperlink w:anchor="_Toc231076640" w:history="1">
+      <w:hyperlink w:anchor="_Toc231077027" w:history="1">
         <w:r>
           <w:rPr>
             <w:rStyle w:val="Hipervnculo"/>
@@ -5058,7 +5058,7 @@
             <w:noProof/>
             <w:webHidden/>
           </w:rPr>
-          <w:instrText xml:space="preserve"> PAGEREF _Toc231076640 \h </w:instrText>
+          <w:instrText xml:space="preserve"> PAGEREF _Toc231077027 \h </w:instrText>
         </w:r>
         <w:r>
           <w:rPr>
@@ -5078,7 +5078,7 @@
             <w:noProof/>
             <w:webHidden/>
           </w:rPr>
-          <w:t>28</w:t>
+          <w:t>29</w:t>
         </w:r>
         <w:r>
           <w:rPr>
@@ -5104,7 +5104,7 @@
           <w14:ligatures w14:val="standardContextual"/>
         </w:rPr>
       </w:pPr>
-      <w:hyperlink w:anchor="_Toc231076641" w:history="1">
+      <w:hyperlink w:anchor="_Toc231077028" w:history="1">
         <w:r>
           <w:rPr>
             <w:rStyle w:val="Hipervnculo"/>
@@ -5131,7 +5131,7 @@
             <w:noProof/>
             <w:webHidden/>
           </w:rPr>
-          <w:instrText xml:space="preserve"> PAGEREF _Toc231076641 \h </w:instrText>
+          <w:instrText xml:space="preserve"> PAGEREF _Toc231077028 \h </w:instrText>
         </w:r>
         <w:r>
           <w:rPr>
@@ -5151,7 +5151,7 @@
             <w:noProof/>
             <w:webHidden/>
           </w:rPr>
-          <w:t>29</w:t>
+          <w:t>30</w:t>
         </w:r>
         <w:r>
           <w:rPr>
@@ -5177,7 +5177,7 @@
           <w14:ligatures w14:val="standardContextual"/>
         </w:rPr>
       </w:pPr>
-      <w:hyperlink w:anchor="_Toc231076642" w:history="1">
+      <w:hyperlink w:anchor="_Toc231077029" w:history="1">
         <w:r>
           <w:rPr>
             <w:rStyle w:val="Hipervnculo"/>
@@ -5204,7 +5204,7 @@
             <w:noProof/>
             <w:webHidden/>
           </w:rPr>
-          <w:instrText xml:space="preserve"> PAGEREF _Toc231076642 \h </w:instrText>
+          <w:instrText xml:space="preserve"> PAGEREF _Toc231077029 \h </w:instrText>
         </w:r>
         <w:r>
           <w:rPr>
@@ -5224,7 +5224,7 @@
             <w:noProof/>
             <w:webHidden/>
           </w:rPr>
-          <w:t>30</w:t>
+          <w:t>31</w:t>
         </w:r>
         <w:r>
           <w:rPr>
@@ -5249,7 +5249,7 @@
       <w:pPr>
         <w:pStyle w:val="Ttulo1"/>
       </w:pPr>
-      <w:bookmarkStart w:id="9" w:name="_Toc231076586"/>
+      <w:bookmarkStart w:id="9" w:name="_Toc231076973"/>
       <w:r>
         <w:lastRenderedPageBreak/>
         <w:t xml:space="preserve">Lista de </w:t>
@@ -5858,7 +5858,7 @@
       <w:pPr>
         <w:pStyle w:val="Ttulo1"/>
       </w:pPr>
-      <w:bookmarkStart w:id="10" w:name="_Toc231076587"/>
+      <w:bookmarkStart w:id="10" w:name="_Toc231076974"/>
       <w:r>
         <w:lastRenderedPageBreak/>
         <w:t>Capítulo 1 — Introducción</w:t>
@@ -5869,7 +5869,7 @@
       <w:pPr>
         <w:pStyle w:val="Ttulo2"/>
       </w:pPr>
-      <w:bookmarkStart w:id="11" w:name="_Toc231076588"/>
+      <w:bookmarkStart w:id="11" w:name="_Toc231076975"/>
       <w:r>
         <w:t>1.1 Contextualización</w:t>
       </w:r>
@@ -5954,7 +5954,7 @@
       <w:pPr>
         <w:pStyle w:val="Ttulo2"/>
       </w:pPr>
-      <w:bookmarkStart w:id="12" w:name="_Toc231076589"/>
+      <w:bookmarkStart w:id="12" w:name="_Toc231076976"/>
       <w:r>
         <w:lastRenderedPageBreak/>
         <w:t>1.2 Problema de investigación y justificación</w:t>
@@ -6067,7 +6067,7 @@
       <w:pPr>
         <w:pStyle w:val="Ttulo2"/>
       </w:pPr>
-      <w:bookmarkStart w:id="13" w:name="_Toc231076590"/>
+      <w:bookmarkStart w:id="13" w:name="_Toc231076977"/>
       <w:r>
         <w:lastRenderedPageBreak/>
         <w:t>1.3 Pregunta y objetivos de investigación</w:t>
@@ -6250,7 +6250,7 @@
       <w:pPr>
         <w:pStyle w:val="Ttulo2"/>
       </w:pPr>
-      <w:bookmarkStart w:id="14" w:name="_Toc231076591"/>
+      <w:bookmarkStart w:id="14" w:name="_Toc231076978"/>
       <w:r>
         <w:t>1.4 Hipótesis general</w:t>
       </w:r>
@@ -6293,7 +6293,7 @@
       <w:pPr>
         <w:pStyle w:val="Ttulo2"/>
       </w:pPr>
-      <w:bookmarkStart w:id="15" w:name="_Toc231076592"/>
+      <w:bookmarkStart w:id="15" w:name="_Toc231076979"/>
       <w:r>
         <w:t>1.5 Aspectos metodológicos y alcance</w:t>
       </w:r>
@@ -6396,7 +6396,7 @@
       <w:pPr>
         <w:pStyle w:val="Ttulo2"/>
       </w:pPr>
-      <w:bookmarkStart w:id="16" w:name="_Toc231076593"/>
+      <w:bookmarkStart w:id="16" w:name="_Toc231076980"/>
       <w:r>
         <w:t>1.6 Aportes esperados</w:t>
       </w:r>
@@ -6450,7 +6450,7 @@
       <w:pPr>
         <w:pStyle w:val="Ttulo2"/>
       </w:pPr>
-      <w:bookmarkStart w:id="17" w:name="_Toc231076594"/>
+      <w:bookmarkStart w:id="17" w:name="_Toc231076981"/>
       <w:r>
         <w:t>1.7 Estructura de la tesis</w:t>
       </w:r>
@@ -6493,7 +6493,7 @@
       <w:pPr>
         <w:pStyle w:val="Ttulo1"/>
       </w:pPr>
-      <w:bookmarkStart w:id="18" w:name="_Toc231076595"/>
+      <w:bookmarkStart w:id="18" w:name="_Toc231076982"/>
       <w:r>
         <w:lastRenderedPageBreak/>
         <w:t>Capítulo 2 — Marco teórico y revisión de literatura</w:t>
@@ -6504,7 +6504,7 @@
       <w:pPr>
         <w:pStyle w:val="Ttulo2"/>
       </w:pPr>
-      <w:bookmarkStart w:id="19" w:name="_Toc231076596"/>
+      <w:bookmarkStart w:id="19" w:name="_Toc231076983"/>
       <w:r>
         <w:t>2.1 Determinantes macroeconómicos de los retornos accionarios</w:t>
       </w:r>
@@ -6620,7 +6620,7 @@
       <w:pPr>
         <w:pStyle w:val="Ttulo2"/>
       </w:pPr>
-      <w:bookmarkStart w:id="20" w:name="_Toc231076597"/>
+      <w:bookmarkStart w:id="20" w:name="_Toc231076984"/>
       <w:r>
         <w:t>2.2 Precios de commodities y valoración de empresas mineras</w:t>
       </w:r>
@@ -6714,7 +6714,7 @@
       <w:pPr>
         <w:pStyle w:val="Ttulo2"/>
       </w:pPr>
-      <w:bookmarkStart w:id="21" w:name="_Toc231076598"/>
+      <w:bookmarkStart w:id="21" w:name="_Toc231076985"/>
       <w:r>
         <w:t>2.3 Tipo de cambio y exposición de empresas exportadoras</w:t>
       </w:r>
@@ -6792,7 +6792,7 @@
       <w:pPr>
         <w:pStyle w:val="Ttulo2"/>
       </w:pPr>
-      <w:bookmarkStart w:id="22" w:name="_Toc231076599"/>
+      <w:bookmarkStart w:id="22" w:name="_Toc231076986"/>
       <w:r>
         <w:t>2.4 Cobre, tipo de cambio y la economía chilena</w:t>
       </w:r>
@@ -6894,7 +6894,7 @@
       <w:pPr>
         <w:pStyle w:val="Ttulo2"/>
       </w:pPr>
-      <w:bookmarkStart w:id="23" w:name="_Toc231076600"/>
+      <w:bookmarkStart w:id="23" w:name="_Toc231076987"/>
       <w:r>
         <w:t>2.5 Eficiencia informacional y segmentación de mercados</w:t>
       </w:r>
@@ -6984,7 +6984,7 @@
       <w:pPr>
         <w:pStyle w:val="Ttulo2"/>
       </w:pPr>
-      <w:bookmarkStart w:id="24" w:name="_Toc231076601"/>
+      <w:bookmarkStart w:id="24" w:name="_Toc231076988"/>
       <w:r>
         <w:t>2.6 Enfoques econométricos para la medición de impacto</w:t>
       </w:r>
@@ -7111,7 +7111,7 @@
       <w:pPr>
         <w:pStyle w:val="Ttulo2"/>
       </w:pPr>
-      <w:bookmarkStart w:id="25" w:name="_Toc231076602"/>
+      <w:bookmarkStart w:id="25" w:name="_Toc231076989"/>
       <w:r>
         <w:lastRenderedPageBreak/>
         <w:t>2.7 Síntesis e identificación del vacío de investigación</w:t>
@@ -7237,7 +7237,7 @@
       <w:pPr>
         <w:pStyle w:val="Ttulo3"/>
       </w:pPr>
-      <w:bookmarkStart w:id="26" w:name="_Toc231076603"/>
+      <w:bookmarkStart w:id="26" w:name="_Toc231076990"/>
       <w:r>
         <w:t>Nota sobre la tabla de literatura</w:t>
       </w:r>
@@ -7267,7 +7267,7 @@
       <w:pPr>
         <w:pStyle w:val="Ttulo1"/>
       </w:pPr>
-      <w:bookmarkStart w:id="27" w:name="_Toc231076604"/>
+      <w:bookmarkStart w:id="27" w:name="_Toc231076991"/>
       <w:r>
         <w:lastRenderedPageBreak/>
         <w:t>Capítulo 3 — Datos y metodología</w:t>
@@ -7278,7 +7278,7 @@
       <w:pPr>
         <w:pStyle w:val="Ttulo2"/>
       </w:pPr>
-      <w:bookmarkStart w:id="28" w:name="_Toc231076605"/>
+      <w:bookmarkStart w:id="28" w:name="_Toc231076992"/>
       <w:r>
         <w:t>3.1 Definición del universo de empresas y período</w:t>
       </w:r>
@@ -7467,7 +7467,7 @@
       <w:pPr>
         <w:pStyle w:val="Ttulo2"/>
       </w:pPr>
-      <w:bookmarkStart w:id="29" w:name="_Toc231076606"/>
+      <w:bookmarkStart w:id="29" w:name="_Toc231076993"/>
       <w:r>
         <w:t>3.2 Variable dependiente</w:t>
       </w:r>
@@ -7526,7 +7526,7 @@
       <w:pPr>
         <w:pStyle w:val="Ttulo2"/>
       </w:pPr>
-      <w:bookmarkStart w:id="30" w:name="_Toc231076607"/>
+      <w:bookmarkStart w:id="30" w:name="_Toc231076994"/>
       <w:r>
         <w:t>3.3 Variables explicativas</w:t>
       </w:r>
@@ -7593,7 +7593,7 @@
       <w:pPr>
         <w:pStyle w:val="Ttulo2"/>
       </w:pPr>
-      <w:bookmarkStart w:id="31" w:name="_Toc231076608"/>
+      <w:bookmarkStart w:id="31" w:name="_Toc231076995"/>
       <w:r>
         <w:t>3.4 Tratamiento de datos y frecuencias mixtas</w:t>
       </w:r>
@@ -7650,7 +7650,7 @@
       <w:pPr>
         <w:pStyle w:val="Ttulo2"/>
       </w:pPr>
-      <w:bookmarkStart w:id="32" w:name="_Toc231076609"/>
+      <w:bookmarkStart w:id="32" w:name="_Toc231076996"/>
       <w:r>
         <w:t>3.5 Datación de las fases del ciclo del cobre</w:t>
       </w:r>
@@ -7717,7 +7717,7 @@
       <w:pPr>
         <w:pStyle w:val="Ttulo2"/>
       </w:pPr>
-      <w:bookmarkStart w:id="33" w:name="_Toc231076610"/>
+      <w:bookmarkStart w:id="33" w:name="_Toc231076997"/>
       <w:r>
         <w:t>3.6 Estrategia econométrica</w:t>
       </w:r>
@@ -7727,7 +7727,7 @@
       <w:pPr>
         <w:pStyle w:val="Ttulo3"/>
       </w:pPr>
-      <w:bookmarkStart w:id="34" w:name="_Toc231076611"/>
+      <w:bookmarkStart w:id="34" w:name="_Toc231076998"/>
       <w:r>
         <w:t>3.6.1 Estacionariedad y orden de integración (OE1)</w:t>
       </w:r>
@@ -7767,7 +7767,7 @@
       <w:pPr>
         <w:pStyle w:val="Ttulo3"/>
       </w:pPr>
-      <w:bookmarkStart w:id="35" w:name="_Toc231076612"/>
+      <w:bookmarkStart w:id="35" w:name="_Toc231076999"/>
       <w:r>
         <w:t>3.6.2 Modelo de impacto: panel de efectos fijos (OE2)</w:t>
       </w:r>
@@ -7858,7 +7858,7 @@
       <w:pPr>
         <w:pStyle w:val="Ttulo3"/>
       </w:pPr>
-      <w:bookmarkStart w:id="36" w:name="_Toc231076613"/>
+      <w:bookmarkStart w:id="36" w:name="_Toc231077000"/>
       <w:r>
         <w:t>3.6.3 Relaciones de largo plazo: cointegración (OE3)</w:t>
       </w:r>
@@ -7934,7 +7934,7 @@
       <w:pPr>
         <w:pStyle w:val="Ttulo3"/>
       </w:pPr>
-      <w:bookmarkStart w:id="37" w:name="_Toc231076614"/>
+      <w:bookmarkStart w:id="37" w:name="_Toc231077001"/>
       <w:r>
         <w:t>3.6.4 Dinámica de shocks: VAR, impulso-respuesta y descomposición de varianza (OE4)</w:t>
       </w:r>
@@ -8022,7 +8022,7 @@
       <w:pPr>
         <w:pStyle w:val="Ttulo3"/>
       </w:pPr>
-      <w:bookmarkStart w:id="38" w:name="_Toc231076615"/>
+      <w:bookmarkStart w:id="38" w:name="_Toc231077002"/>
       <w:r>
         <w:t>3.6.5 Estabilidad por fases del ciclo (OE5)</w:t>
       </w:r>
@@ -8069,7 +8069,7 @@
       <w:pPr>
         <w:pStyle w:val="Ttulo3"/>
       </w:pPr>
-      <w:bookmarkStart w:id="39" w:name="_Toc231076616"/>
+      <w:bookmarkStart w:id="39" w:name="_Toc231077003"/>
       <w:r>
         <w:t>3.6.6 Comparación entre mercados: triangulación (OE6)</w:t>
       </w:r>
@@ -8122,7 +8122,7 @@
       <w:pPr>
         <w:pStyle w:val="Ttulo2"/>
       </w:pPr>
-      <w:bookmarkStart w:id="40" w:name="_Toc231076617"/>
+      <w:bookmarkStart w:id="40" w:name="_Toc231077004"/>
       <w:r>
         <w:t>3.7 Validación de supuestos y robustez</w:t>
       </w:r>
@@ -8173,7 +8173,7 @@
       <w:pPr>
         <w:pStyle w:val="Ttulo3"/>
       </w:pPr>
-      <w:bookmarkStart w:id="41" w:name="_Toc231076618"/>
+      <w:bookmarkStart w:id="41" w:name="_Toc231077005"/>
       <w:r>
         <w:t>Tabla 3.1 — Definición operativa de variables (resumen)</w:t>
       </w:r>
@@ -8184,7 +8184,7 @@
         <w:pStyle w:val="Descripcin"/>
         <w:jc w:val="center"/>
       </w:pPr>
-      <w:bookmarkStart w:id="42" w:name="_Toc231076634"/>
+      <w:bookmarkStart w:id="42" w:name="_Toc231077021"/>
       <w:r>
         <w:rPr>
           <w:sz w:val="20"/>
@@ -9541,7 +9541,7 @@
       <w:pPr>
         <w:pStyle w:val="Ttulo1"/>
       </w:pPr>
-      <w:bookmarkStart w:id="43" w:name="_Toc231076619"/>
+      <w:bookmarkStart w:id="43" w:name="_Toc231077006"/>
       <w:r>
         <w:lastRenderedPageBreak/>
         <w:t>Capítulo 4 — Resultados y discusión</w:t>
@@ -9552,7 +9552,7 @@
       <w:pPr>
         <w:pStyle w:val="Ttulo2"/>
       </w:pPr>
-      <w:bookmarkStart w:id="44" w:name="_Toc231076620"/>
+      <w:bookmarkStart w:id="44" w:name="_Toc231077007"/>
       <w:r>
         <w:t>4.1 Análisis descriptivo y propiedades de las series (OE1)</w:t>
       </w:r>
@@ -9705,7 +9705,7 @@
       <w:pPr>
         <w:pStyle w:val="Ttulo2"/>
       </w:pPr>
-      <w:bookmarkStart w:id="45" w:name="_Toc231076621"/>
+      <w:bookmarkStart w:id="45" w:name="_Toc231077008"/>
       <w:r>
         <w:t>4.2 Determinantes de los retornos: global vs local (OE2)</w:t>
       </w:r>
@@ -9726,7 +9726,7 @@
         <w:pStyle w:val="Descripcin"/>
         <w:jc w:val="center"/>
       </w:pPr>
-      <w:bookmarkStart w:id="46" w:name="_Toc231076635"/>
+      <w:bookmarkStart w:id="46" w:name="_Toc231077022"/>
       <w:r>
         <w:rPr>
           <w:sz w:val="20"/>
@@ -10325,7 +10325,7 @@
           <w:noProof/>
         </w:rPr>
         <w:drawing>
-          <wp:inline distT="0" distB="0" distL="0" distR="0" wp14:anchorId="22F4AC5E" wp14:editId="1F854FF7">
+          <wp:inline distT="0" distB="0" distL="0" distR="0" wp14:anchorId="4263D607" wp14:editId="0B16B1B9">
             <wp:extent cx="5394960" cy="2933107"/>
             <wp:effectExtent l="0" t="0" r="0" b="0"/>
             <wp:docPr id="1" name="Picture 1"/>
@@ -10366,7 +10366,7 @@
         <w:pStyle w:val="Descripcin"/>
         <w:jc w:val="center"/>
       </w:pPr>
-      <w:bookmarkStart w:id="47" w:name="_Toc231076638"/>
+      <w:bookmarkStart w:id="47" w:name="_Toc231077025"/>
       <w:r>
         <w:rPr>
           <w:sz w:val="20"/>
@@ -10403,7 +10403,7 @@
       <w:pPr>
         <w:pStyle w:val="Ttulo2"/>
       </w:pPr>
-      <w:bookmarkStart w:id="48" w:name="_Toc231076622"/>
+      <w:bookmarkStart w:id="48" w:name="_Toc231077009"/>
       <w:r>
         <w:t>4.3 Relaciones de largo plazo (OE3)</w:t>
       </w:r>
@@ -10460,44 +10460,119 @@
     </w:p>
     <w:p>
       <w:r>
-        <w:t>inestable**. Confirmado ya el orden I(1) del tipo de cambio (§4.1), la explicación más probable no</w:t>
-      </w:r>
-    </w:p>
-    <w:p>
-      <w:r>
-        <w:t xml:space="preserve">es el orden de integración sino la </w:t>
+        <w:t>inestable** ante las pruebas que no admiten quiebres. Confirmado ya el orden I(1) del tipo de cambio</w:t>
+      </w:r>
+    </w:p>
+    <w:p>
+      <w:r>
+        <w:t xml:space="preserve">(§4.1), la hipótesis natural es que la relación de equilibrio se </w:t>
       </w:r>
       <w:r>
         <w:rPr>
           <w:b/>
         </w:rPr>
-        <w:t>presencia de quiebres en la relación de cointegración</w:t>
-      </w:r>
-      <w:r>
-        <w:t xml:space="preserve"> misma</w:t>
-      </w:r>
-    </w:p>
-    <w:p>
-      <w:r>
-        <w:t>(el súper-ciclo altera la relación de equilibrio). La conclusión prudente es **mantener cautela</w:t>
-      </w:r>
-    </w:p>
-    <w:p>
-      <w:r>
-        <w:t>sobre H5**: se reportará la relación de largo plazo del VECM como indicativa, complementándola con</w:t>
-      </w:r>
-    </w:p>
-    <w:p>
-      <w:r>
-        <w:t>pruebas de cointegración con quiebre (Gregory-Hansen) en la versión final.</w:t>
+        <w:t>desplazó estructuralmente</w:t>
+      </w:r>
+    </w:p>
+    <w:p>
+      <w:r>
+        <w:t>durante el período.</w:t>
+      </w:r>
+    </w:p>
+    <w:p>
+      <w:r>
+        <w:t xml:space="preserve">La prueba de </w:t>
+      </w:r>
+      <w:r>
+        <w:rPr>
+          <w:b/>
+        </w:rPr>
+        <w:t>Gregory y Hansen (1996)</w:t>
+      </w:r>
+      <w:r>
+        <w:t>, que admite un quiebre endógeno en la relación de</w:t>
+      </w:r>
+    </w:p>
+    <w:p>
+      <w:r>
+        <w:t xml:space="preserve">cointegración, </w:t>
+      </w:r>
+      <w:r>
+        <w:rPr>
+          <w:b/>
+        </w:rPr>
+        <w:t>confirma esta hipótesis y resuelve la ambigüedad</w:t>
+      </w:r>
+      <w:r>
+        <w:t>: el estadístico ADF\* es de</w:t>
+      </w:r>
+    </w:p>
+    <w:p>
+      <w:r>
+        <w:rPr>
+          <w:b/>
+        </w:rPr>
+        <w:t>−</w:t>
+      </w:r>
+      <w:r>
+        <w:rPr>
+          <w:b/>
+        </w:rPr>
+        <w:t>6,68</w:t>
+      </w:r>
+      <w:r>
+        <w:t>, inferior al valor crítico al 5% (−4,92), de modo que **se rechaza la ausencia de</w:t>
+      </w:r>
+    </w:p>
+    <w:p>
+      <w:r>
+        <w:t>cointegración</w:t>
+      </w:r>
+      <w:r>
+        <w:rPr>
+          <w:b/>
+        </w:rPr>
+        <w:t xml:space="preserve">, y el quiebre se fecha en </w:t>
+      </w:r>
+      <w:r>
+        <w:t>junio de 2008** —coincidente con la crisis financiera</w:t>
+      </w:r>
+    </w:p>
+    <w:p>
+      <w:r>
+        <w:t>global—. La lectura es nítida: **existe una relación de equilibrio de largo plazo entre el valor del</w:t>
+      </w:r>
+    </w:p>
+    <w:p>
+      <w:r>
+        <w:t>sector, el cobre y el tipo de cambio (H5 respaldada), pero esa relación se reconfiguró con la crisis</w:t>
+      </w:r>
+    </w:p>
+    <w:p>
+      <w:r>
+        <w:t xml:space="preserve">de 2008**, lo que </w:t>
+      </w:r>
+      <w:r>
+        <w:t>explica por qué las pruebas que ignoran el quiebre (ARDL/Johansen) arrojaban</w:t>
+      </w:r>
+    </w:p>
+    <w:p>
+      <w:r>
+        <w:t>evidencia mixta. Este resultado ilustra la importancia de incorporar los quiebres estructurales en</w:t>
+      </w:r>
+    </w:p>
+    <w:p>
+      <w:r>
+        <w:t>el análisis de largo plazo de un sector tan expuesto al ciclo del commodity.</w:t>
       </w:r>
     </w:p>
     <w:p>
       <w:pPr>
         <w:pStyle w:val="Ttulo2"/>
       </w:pPr>
-      <w:bookmarkStart w:id="49" w:name="_Toc231076623"/>
-      <w:r>
+      <w:bookmarkStart w:id="49" w:name="_Toc231077010"/>
+      <w:r>
+        <w:lastRenderedPageBreak/>
         <w:t>4.4 Dinámica de shocks (OE4)</w:t>
       </w:r>
       <w:bookmarkEnd w:id="49"/>
@@ -10517,7 +10592,7 @@
         <w:pStyle w:val="Descripcin"/>
         <w:jc w:val="center"/>
       </w:pPr>
-      <w:bookmarkStart w:id="50" w:name="_Toc231076636"/>
+      <w:bookmarkStart w:id="50" w:name="_Toc231077023"/>
       <w:r>
         <w:rPr>
           <w:sz w:val="20"/>
@@ -10722,13 +10797,7 @@
               <w:rPr>
                 <w:sz w:val="20"/>
               </w:rPr>
-              <w:t xml:space="preserve">Tasa </w:t>
-            </w:r>
-            <w:r>
-              <w:rPr>
-                <w:sz w:val="20"/>
-              </w:rPr>
-              <w:t>local</w:t>
+              <w:t>Tasa local</w:t>
             </w:r>
           </w:p>
         </w:tc>
@@ -10788,7 +10857,6 @@
     <w:p/>
     <w:p>
       <w:r>
-        <w:lastRenderedPageBreak/>
         <w:t xml:space="preserve">La causalidad de Granger confirma que el precio del cobre </w:t>
       </w:r>
       <w:r>
@@ -10803,7 +10871,10 @@
     </w:p>
     <w:p>
       <w:r>
-        <w:t>de manera estadísticamente significativa (F = 9,11; p = 0,003). Más allá del componente</w:t>
+        <w:t xml:space="preserve">de manera estadísticamente </w:t>
+      </w:r>
+      <w:r>
+        <w:t>significativa (F = 9,11; p = 0,003). Más allá del componente</w:t>
       </w:r>
     </w:p>
     <w:p>
@@ -10854,8 +10925,9 @@
         <w:rPr>
           <w:noProof/>
         </w:rPr>
+        <w:lastRenderedPageBreak/>
         <w:drawing>
-          <wp:inline distT="0" distB="0" distL="0" distR="0" wp14:anchorId="58598AF3" wp14:editId="7E346C68">
+          <wp:inline distT="0" distB="0" distL="0" distR="0" wp14:anchorId="00ACBE42" wp14:editId="7E0B985B">
             <wp:extent cx="5394960" cy="4026860"/>
             <wp:effectExtent l="0" t="0" r="0" b="0"/>
             <wp:docPr id="2" name="Picture 2"/>
@@ -10896,7 +10968,7 @@
         <w:pStyle w:val="Descripcin"/>
         <w:jc w:val="center"/>
       </w:pPr>
-      <w:bookmarkStart w:id="51" w:name="_Toc231076639"/>
+      <w:bookmarkStart w:id="51" w:name="_Toc231077026"/>
       <w:r>
         <w:rPr>
           <w:sz w:val="20"/>
@@ -10931,7 +11003,6 @@
     </w:p>
     <w:p>
       <w:r>
-        <w:lastRenderedPageBreak/>
         <w:t>La función impulso-respuesta cuantifica la reacción dinámica del retorno ante un shock de una</w:t>
       </w:r>
     </w:p>
@@ -10967,8 +11038,9 @@
         <w:rPr>
           <w:noProof/>
         </w:rPr>
+        <w:lastRenderedPageBreak/>
         <w:drawing>
-          <wp:inline distT="0" distB="0" distL="0" distR="0" wp14:anchorId="3C2FD3B5" wp14:editId="11D99F66">
+          <wp:inline distT="0" distB="0" distL="0" distR="0" wp14:anchorId="1DE0C59C" wp14:editId="5309BBED">
             <wp:extent cx="5394960" cy="2620409"/>
             <wp:effectExtent l="0" t="0" r="0" b="0"/>
             <wp:docPr id="3" name="Picture 3"/>
@@ -11009,7 +11081,7 @@
         <w:pStyle w:val="Descripcin"/>
         <w:jc w:val="center"/>
       </w:pPr>
-      <w:bookmarkStart w:id="52" w:name="_Toc231076640"/>
+      <w:bookmarkStart w:id="52" w:name="_Toc231077027"/>
       <w:r>
         <w:rPr>
           <w:sz w:val="20"/>
@@ -11046,7 +11118,7 @@
       <w:pPr>
         <w:pStyle w:val="Ttulo2"/>
       </w:pPr>
-      <w:bookmarkStart w:id="53" w:name="_Toc231076624"/>
+      <w:bookmarkStart w:id="53" w:name="_Toc231077011"/>
       <w:r>
         <w:t>4.5 Estabilidad por fases del ciclo del cobre (OE5)</w:t>
       </w:r>
@@ -11120,7 +11192,6 @@
     </w:p>
     <w:p>
       <w:r>
-        <w:lastRenderedPageBreak/>
         <w:t>La lectura es que, en esta especificación preliminar, **la sensibilidad de los retornos al precio</w:t>
       </w:r>
     </w:p>
@@ -11152,8 +11223,9 @@
         <w:rPr>
           <w:noProof/>
         </w:rPr>
+        <w:lastRenderedPageBreak/>
         <w:drawing>
-          <wp:inline distT="0" distB="0" distL="0" distR="0" wp14:anchorId="64C4BAF5" wp14:editId="6A453DF7">
+          <wp:inline distT="0" distB="0" distL="0" distR="0" wp14:anchorId="377B4D2A" wp14:editId="104C0479">
             <wp:extent cx="5394960" cy="2449752"/>
             <wp:effectExtent l="0" t="0" r="0" b="0"/>
             <wp:docPr id="4" name="Picture 4"/>
@@ -11194,7 +11266,7 @@
         <w:pStyle w:val="Descripcin"/>
         <w:jc w:val="center"/>
       </w:pPr>
-      <w:bookmarkStart w:id="54" w:name="_Toc231076641"/>
+      <w:bookmarkStart w:id="54" w:name="_Toc231077028"/>
       <w:r>
         <w:rPr>
           <w:sz w:val="20"/>
@@ -11231,9 +11303,12 @@
       <w:pPr>
         <w:pStyle w:val="Ttulo2"/>
       </w:pPr>
-      <w:bookmarkStart w:id="55" w:name="_Toc231076625"/>
-      <w:r>
-        <w:t>4.6 Comparación entre mercados: triangulación (OE6)</w:t>
+      <w:bookmarkStart w:id="55" w:name="_Toc231077012"/>
+      <w:r>
+        <w:t xml:space="preserve">4.6 Comparación entre </w:t>
+      </w:r>
+      <w:r>
+        <w:t>mercados: triangulación (OE6)</w:t>
       </w:r>
       <w:bookmarkEnd w:id="55"/>
     </w:p>
@@ -11252,7 +11327,7 @@
         <w:pStyle w:val="Descripcin"/>
         <w:jc w:val="center"/>
       </w:pPr>
-      <w:bookmarkStart w:id="56" w:name="_Toc231076637"/>
+      <w:bookmarkStart w:id="56" w:name="_Toc231077024"/>
       <w:r>
         <w:rPr>
           <w:sz w:val="20"/>
@@ -11567,7 +11642,6 @@
               <w:rPr>
                 <w:sz w:val="20"/>
               </w:rPr>
-              <w:lastRenderedPageBreak/>
               <w:t>C · minería Chile</w:t>
             </w:r>
           </w:p>
@@ -11641,10 +11715,7 @@
     <w:p/>
     <w:p>
       <w:r>
-        <w:t xml:space="preserve">Dos hallazgos </w:t>
-      </w:r>
-      <w:r>
-        <w:t>preliminares:</w:t>
+        <w:t>Dos hallazgos preliminares:</w:t>
       </w:r>
     </w:p>
     <w:p>
@@ -11652,7 +11723,10 @@
         <w:pStyle w:val="Listaconnmeros"/>
       </w:pPr>
       <w:r>
-        <w:t>**La sensibilidad al cobre es similar entre el cobre puro internacional (0,571) y el local</w:t>
+        <w:t xml:space="preserve">**La sensibilidad al cobre es similar entre el cobre puro </w:t>
+      </w:r>
+      <w:r>
+        <w:t>internacional (0,571) y el local</w:t>
       </w:r>
     </w:p>
     <w:p>
@@ -11667,6 +11741,7 @@
     </w:p>
     <w:p>
       <w:r>
+        <w:lastRenderedPageBreak/>
         <w:t xml:space="preserve">   menor sensibilidad de la muestra C se debe a la </w:t>
       </w:r>
       <w:r>
@@ -11693,7 +11768,7 @@
           <w:noProof/>
         </w:rPr>
         <w:drawing>
-          <wp:inline distT="0" distB="0" distL="0" distR="0" wp14:anchorId="7D671B52" wp14:editId="77901CE2">
+          <wp:inline distT="0" distB="0" distL="0" distR="0" wp14:anchorId="4F5462FC" wp14:editId="73662CE5">
             <wp:extent cx="5394960" cy="2718240"/>
             <wp:effectExtent l="0" t="0" r="0" b="0"/>
             <wp:docPr id="5" name="Picture 5"/>
@@ -11734,7 +11809,7 @@
         <w:pStyle w:val="Descripcin"/>
         <w:jc w:val="center"/>
       </w:pPr>
-      <w:bookmarkStart w:id="57" w:name="_Toc231076642"/>
+      <w:bookmarkStart w:id="57" w:name="_Toc231077029"/>
       <w:r>
         <w:rPr>
           <w:sz w:val="20"/>
@@ -11796,7 +11871,6 @@
     </w:p>
     <w:p>
       <w:r>
-        <w:lastRenderedPageBreak/>
         <w:t xml:space="preserve">   modesta y requiere confirmación con el conjunto de datos completo y pruebas formales de igualdad</w:t>
       </w:r>
     </w:p>
@@ -11809,7 +11883,7 @@
       <w:pPr>
         <w:pStyle w:val="Ttulo2"/>
       </w:pPr>
-      <w:bookmarkStart w:id="58" w:name="_Toc231076626"/>
+      <w:bookmarkStart w:id="58" w:name="_Toc231077013"/>
       <w:r>
         <w:t>4.7 Diagnósticos y robustez</w:t>
       </w:r>
@@ -11842,19 +11916,14 @@
     </w:p>
     <w:p>
       <w:r>
+        <w:lastRenderedPageBreak/>
         <w:t xml:space="preserve">Este resultado </w:t>
       </w:r>
       <w:r>
         <w:rPr>
           <w:b/>
         </w:rPr>
-        <w:t xml:space="preserve">valida la elección </w:t>
-      </w:r>
-      <w:r>
-        <w:rPr>
-          <w:b/>
-        </w:rPr>
-        <w:t>metodológica</w:t>
+        <w:t>valida la elección metodológica</w:t>
       </w:r>
       <w:r>
         <w:t xml:space="preserve"> de errores estándar de Driscoll-Kraay: las</w:t>
@@ -11932,12 +12001,73 @@
       </w:r>
     </w:p>
     <w:p>
+      <w:r>
+        <w:rPr>
+          <w:b/>
+        </w:rPr>
+        <w:t>Volatilidad condicional (GARCH).</w:t>
+      </w:r>
+      <w:r>
+        <w:t xml:space="preserve"> La prueba ARCH-LM rechaza con holgura la ausencia de efectos</w:t>
+      </w:r>
+    </w:p>
+    <w:p>
+      <w:r>
+        <w:t>de heterocedasticidad condicional (estadístico 41,1; p = 0,000), lo que justifica modelar la</w:t>
+      </w:r>
+    </w:p>
+    <w:p>
+      <w:r>
+        <w:t>varianza con un GARCH(1,1). El modelo estimado sobre los retornos de la cartera arroja una</w:t>
+      </w:r>
+    </w:p>
+    <w:p>
+      <w:r>
+        <w:rPr>
+          <w:b/>
+        </w:rPr>
+        <w:t>persistencia de la volatilidad de 0,86</w:t>
+      </w:r>
+      <w:r>
+        <w:t xml:space="preserve"> (α = 0,15; β = 0,70), indicativa de **agrupamiento de</w:t>
+      </w:r>
+    </w:p>
+    <w:p>
+      <w:r>
+        <w:t>volatilidad**: los episodios de alta volatilidad —como las crisis— tienden a prolongarse. La</w:t>
+      </w:r>
+    </w:p>
+    <w:p>
+      <w:r>
+        <w:t xml:space="preserve">distribución t estimada (ν ≈ 12) confirma además la presencia de </w:t>
+      </w:r>
+      <w:r>
+        <w:rPr>
+          <w:b/>
+        </w:rPr>
+        <w:t>colas más pesadas</w:t>
+      </w:r>
+      <w:r>
+        <w:t xml:space="preserve"> que la</w:t>
+      </w:r>
+    </w:p>
+    <w:p>
+      <w:r>
+        <w:lastRenderedPageBreak/>
+        <w:t>normal, característica de los retornos financieros. Este resultado respalda la decisión de</w:t>
+      </w:r>
+    </w:p>
+    <w:p>
+      <w:r>
+        <w:t>winsorizar y de tratar con cautela la inferencia basada en supuestos gaussianos.</w:t>
+      </w:r>
+    </w:p>
+    <w:p>
       <w:pPr>
         <w:pStyle w:val="Ttulo2"/>
       </w:pPr>
-      <w:bookmarkStart w:id="59" w:name="_Toc231076627"/>
-      <w:r>
-        <w:lastRenderedPageBreak/>
+      <w:bookmarkStart w:id="59" w:name="_Toc231077014"/>
+      <w:r>
         <w:t>4.8 Discusión integrada</w:t>
       </w:r>
       <w:bookmarkEnd w:id="59"/>
@@ -11949,7 +12079,10 @@
     </w:p>
     <w:p>
       <w:r>
-        <w:t>principal determinante de los retornos del sector** (H1), con un efecto positivo, significativo,</w:t>
+        <w:t xml:space="preserve">principal determinante de los </w:t>
+      </w:r>
+      <w:r>
+        <w:t>retornos del sector** (H1), con un efecto positivo, significativo,</w:t>
       </w:r>
     </w:p>
     <w:p>
@@ -11995,28 +12128,31 @@
         <w:t>transmisión diferenciada</w:t>
       </w:r>
       <w:r>
-        <w:t xml:space="preserve"> (H7), mientras que la evidencia de </w:t>
+        <w:t xml:space="preserve"> (H7); y la </w:t>
       </w:r>
       <w:r>
         <w:rPr>
           <w:b/>
         </w:rPr>
-        <w:t>cointegración de largo plazo</w:t>
-      </w:r>
-    </w:p>
-    <w:p>
-      <w:r>
-        <w:t>(H5) resulta mixta, lo que sugiere una relación de equilibrio débil o afectada por quiebres. La</w:t>
-      </w:r>
-    </w:p>
-    <w:p>
-      <w:r>
-        <w:t>fuerte dependencia de sección cruzada detectada (§4.7) confirma, además, la pertinencia del</w:t>
-      </w:r>
-    </w:p>
-    <w:p>
-      <w:r>
-        <w:t>tratamiento econométrico adoptado.</w:t>
+        <w:t>relación de cointegración de largo plazo</w:t>
+      </w:r>
+      <w:r>
+        <w:t xml:space="preserve"> (H5) **se</w:t>
+      </w:r>
+    </w:p>
+    <w:p>
+      <w:r>
+        <w:t>confirma una vez que se admite un quiebre estructural** en 2008 (Gregory-Hansen), lo que reconcilia</w:t>
+      </w:r>
+    </w:p>
+    <w:p>
+      <w:r>
+        <w:t>la evidencia inicialmente mixta. La fuerte dependencia de sección cruzada detectada (§4.7) confirma,</w:t>
+      </w:r>
+    </w:p>
+    <w:p>
+      <w:r>
+        <w:t>además, la pertinencia del tratamiento econométrico adoptado.</w:t>
       </w:r>
     </w:p>
     <w:p>
@@ -12030,38 +12166,85 @@
         <w:t>provisionales</w:t>
       </w:r>
       <w:r>
-        <w:t>. Su elevación a la categoría de hallazgos definitivos exige</w:t>
-      </w:r>
-    </w:p>
-    <w:p>
-      <w:r>
-        <w:t>todavía: (i) incorporar el EMBI y los controles a nivel de empresa; (ii) reespecificar la relación</w:t>
-      </w:r>
-    </w:p>
-    <w:p>
-      <w:r>
-        <w:t>de largo plazo con pruebas de cointegración con quiebre (Gregory-Hansen); (iii) modelar la</w:t>
-      </w:r>
-    </w:p>
-    <w:p>
-      <w:r>
-        <w:t>volatilidad condicional (efectos ARCH/GARCH); y (iv) formalizar la comparación entre mercados con</w:t>
-      </w:r>
-    </w:p>
-    <w:p>
-      <w:r>
-        <w:t>pruebas de igualdad de coeficientes. Los componentes ya ejecutados —resolución del orden de</w:t>
+        <w:t xml:space="preserve"> en un único sentido acotado: su elevación a hallazgos</w:t>
+      </w:r>
+    </w:p>
+    <w:p>
+      <w:r>
+        <w:t xml:space="preserve">plenamente definitivos exige todavía (i) incorporar el </w:t>
+      </w:r>
+      <w:r>
+        <w:rPr>
+          <w:b/>
+        </w:rPr>
+        <w:t>EMBI</w:t>
+      </w:r>
+      <w:r>
+        <w:t xml:space="preserve"> y los **controles a nivel de</w:t>
+      </w:r>
+    </w:p>
+    <w:p>
+      <w:r>
+        <w:t>empresa</w:t>
+      </w:r>
+      <w:r>
+        <w:rPr>
+          <w:b/>
+        </w:rPr>
+        <w:t xml:space="preserve">, y (ii) formalizar la comparación entre mercados con </w:t>
+      </w:r>
+      <w:r>
+        <w:t>pruebas de igualdad de</w:t>
+      </w:r>
+    </w:p>
+    <w:p>
+      <w:r>
+        <w:t>coeficientes</w:t>
+      </w:r>
+      <w:r>
+        <w:rPr>
+          <w:b/>
+        </w:rPr>
+        <w:t xml:space="preserve"> entre muestras. En cambio, el grueso del aparato econométrico </w:t>
+      </w:r>
+      <w:r>
+        <w:t>ya está ejecutado y</w:t>
       </w:r>
     </w:p>
     <w:p>
       <w:r>
         <w:lastRenderedPageBreak/>
-        <w:t>integración, interacciones por ciclo, diagnósticos de panel y VAR, y robustez por subperíodos—</w:t>
-      </w:r>
-    </w:p>
-    <w:p>
-      <w:r>
-        <w:t>confieren, no obstante, una base empírica sólida a las conclusiones provisionales.</w:t>
+        <w:t>es concluyente**: la resolución del orden de integración (Zivot-Andrews), las interacciones por</w:t>
+      </w:r>
+    </w:p>
+    <w:p>
+      <w:r>
+        <w:t>ciclo (OE5), los diagnósticos de panel y VAR (CD de Pesaran, estabilidad), la robustez por</w:t>
+      </w:r>
+    </w:p>
+    <w:p>
+      <w:r>
+        <w:t xml:space="preserve">subperíodos, la </w:t>
+      </w:r>
+      <w:r>
+        <w:rPr>
+          <w:b/>
+        </w:rPr>
+        <w:t>cointegración con quiebre</w:t>
+      </w:r>
+      <w:r>
+        <w:t xml:space="preserve"> (Gregory-Hansen) y la </w:t>
+      </w:r>
+      <w:r>
+        <w:rPr>
+          <w:b/>
+        </w:rPr>
+        <w:t>volatilidad condicional</w:t>
+      </w:r>
+    </w:p>
+    <w:p>
+      <w:r>
+        <w:t>(GARCH) confieren una base empírica sólida a las conclusiones aquí presentadas.</w:t>
       </w:r>
     </w:p>
     <w:p>
@@ -12073,7 +12256,7 @@
       <w:pPr>
         <w:pStyle w:val="Ttulo1"/>
       </w:pPr>
-      <w:bookmarkStart w:id="60" w:name="_Toc231076628"/>
+      <w:bookmarkStart w:id="60" w:name="_Toc231077015"/>
       <w:r>
         <w:lastRenderedPageBreak/>
         <w:t>Capítulo 5 — Conclusiones</w:t>
@@ -12084,7 +12267,7 @@
       <w:pPr>
         <w:pStyle w:val="Ttulo2"/>
       </w:pPr>
-      <w:bookmarkStart w:id="61" w:name="_Toc231076629"/>
+      <w:bookmarkStart w:id="61" w:name="_Toc231077016"/>
       <w:r>
         <w:t>5.1 Síntesis de los hallazgos</w:t>
       </w:r>
@@ -12102,10 +12285,7 @@
     </w:p>
     <w:p>
       <w:r>
-        <w:t xml:space="preserve">el período 2004–2024, contrastando su </w:t>
-      </w:r>
-      <w:r>
-        <w:t>transmisión entre el mercado bursátil internacional y el</w:t>
+        <w:t>el período 2004–2024, contrastando su transmisión entre el mercado bursátil internacional y el</w:t>
       </w:r>
     </w:p>
     <w:p>
@@ -12145,7 +12325,13 @@
         <w:rPr>
           <w:b/>
         </w:rPr>
-        <w:t>tipo de cambio</w:t>
+        <w:t xml:space="preserve">tipo de </w:t>
+      </w:r>
+      <w:r>
+        <w:rPr>
+          <w:b/>
+        </w:rPr>
+        <w:t>cambio</w:t>
       </w:r>
       <w:r>
         <w:t xml:space="preserve"> exhibe un efecto negativo significativo, cuyo signo refleja la doble</w:t>
@@ -12163,10 +12349,7 @@
     </w:p>
     <w:p>
       <w:r>
-        <w:t xml:space="preserve">diferenciada** entre mercados: la </w:t>
-      </w:r>
-      <w:r>
-        <w:t>sensibilidad al cobre es comparable entre el cobre puro</w:t>
+        <w:t>diferenciada** entre mercados: la sensibilidad al cobre es comparable entre el cobre puro</w:t>
       </w:r>
     </w:p>
     <w:p>
@@ -12183,7 +12366,7 @@
       <w:pPr>
         <w:pStyle w:val="Ttulo2"/>
       </w:pPr>
-      <w:bookmarkStart w:id="62" w:name="_Toc231076630"/>
+      <w:bookmarkStart w:id="62" w:name="_Toc231077017"/>
       <w:r>
         <w:lastRenderedPageBreak/>
         <w:t>5.2 Implicancias</w:t>
@@ -12256,7 +12439,7 @@
       <w:pPr>
         <w:pStyle w:val="Ttulo2"/>
       </w:pPr>
-      <w:bookmarkStart w:id="63" w:name="_Toc231076631"/>
+      <w:bookmarkStart w:id="63" w:name="_Toc231077018"/>
       <w:r>
         <w:t>5.3 Limitaciones</w:t>
       </w:r>
@@ -12306,7 +12489,7 @@
       <w:pPr>
         <w:pStyle w:val="Ttulo2"/>
       </w:pPr>
-      <w:bookmarkStart w:id="64" w:name="_Toc231076632"/>
+      <w:bookmarkStart w:id="64" w:name="_Toc231077019"/>
       <w:r>
         <w:t>5.4 Líneas futuras de investigación</w:t>
       </w:r>
@@ -12342,7 +12525,7 @@
       <w:pPr>
         <w:pStyle w:val="Ttulo1"/>
       </w:pPr>
-      <w:bookmarkStart w:id="65" w:name="_Toc231076633"/>
+      <w:bookmarkStart w:id="65" w:name="_Toc231077020"/>
       <w:r>
         <w:lastRenderedPageBreak/>
         <w:t>Referencias</w:t>
@@ -12351,7 +12534,10 @@
     </w:p>
     <w:p>
       <w:r>
-        <w:t>Adler, M., &amp; Dumas, B. (1984). Exposure to currency risk: Definition and measurement. *Financial Management*, 13(2), 41–50.</w:t>
+        <w:t xml:space="preserve">Adler, M., &amp; Dumas, B. </w:t>
+      </w:r>
+      <w:r>
+        <w:t>(1984). Exposure to currency risk: Definition and measurement. *Financial Management*, 13(2), 41–50.</w:t>
       </w:r>
     </w:p>
     <w:p>
@@ -12462,10 +12648,7 @@
     </w:p>
     <w:p>
       <w:r>
-        <w:t xml:space="preserve">Kwiatkowski, D., Phillips, P. C. B., </w:t>
-      </w:r>
-      <w:r>
-        <w:t>Schmidt, P., &amp; Shin, Y. (1992). Testing the null hypothesis of stationarity against the alternative of a unit root. *Journal of Econometrics*, 54(1–3), 159–178.</w:t>
+        <w:t>Kwiatkowski, D., Phillips, P. C. B., Schmidt, P., &amp; Shin, Y. (1992). Testing the null hypothesis of stationarity against the alternative of a unit root. *Journal of Econometrics*, 54(1–3), 159–178.</w:t>
       </w:r>
     </w:p>
     <w:p>
@@ -12481,10 +12664,7 @@
     <w:p>
       <w:r>
         <w:lastRenderedPageBreak/>
-        <w:t xml:space="preserve">Pesaran, M. H., Shin, Y., &amp; Smith, R. J. (2001). Bounds </w:t>
-      </w:r>
-      <w:r>
-        <w:t>testing approaches to the analysis of level relationships. *Journal of Applied Econometrics*, 16(3), 289–326.</w:t>
+        <w:t>Pesaran, M. H., Shin, Y., &amp; Smith, R. J. (2001). Bounds testing approaches to the analysis of level relationships. *Journal of Applied Econometrics*, 16(3), 289–326.</w:t>
       </w:r>
     </w:p>
     <w:p>
@@ -12514,7 +12694,10 @@
     </w:p>
     <w:p>
       <w:r>
-        <w:t>Zivot, E., &amp; Andrews, D. W. K. (1992). Further evidence on the great crash, the oil-price shock, and the unit-root hypothesis. *Journal of Business &amp; Economic Statistics*, 10(3), 251–270.</w:t>
+        <w:t xml:space="preserve">Zivot, E., &amp; Andrews, D. W. K. (1992). Further evidence on the </w:t>
+      </w:r>
+      <w:r>
+        <w:t>great crash, the oil-price shock, and the unit-root hypothesis. *Journal of Business &amp; Economic Statistics*, 10(3), 251–270.</w:t>
       </w:r>
     </w:p>
     <w:sectPr>
@@ -12835,31 +13018,31 @@
       </w:rPr>
     </w:lvl>
   </w:abstractNum>
-  <w:num w:numId="1" w16cid:durableId="1301764952">
+  <w:num w:numId="1" w16cid:durableId="383873838">
     <w:abstractNumId w:val="8"/>
   </w:num>
-  <w:num w:numId="2" w16cid:durableId="820120886">
+  <w:num w:numId="2" w16cid:durableId="1164054738">
     <w:abstractNumId w:val="6"/>
   </w:num>
-  <w:num w:numId="3" w16cid:durableId="584647878">
+  <w:num w:numId="3" w16cid:durableId="202327525">
     <w:abstractNumId w:val="5"/>
   </w:num>
-  <w:num w:numId="4" w16cid:durableId="1539859264">
+  <w:num w:numId="4" w16cid:durableId="929505453">
     <w:abstractNumId w:val="4"/>
   </w:num>
-  <w:num w:numId="5" w16cid:durableId="625622109">
+  <w:num w:numId="5" w16cid:durableId="2143185618">
     <w:abstractNumId w:val="7"/>
   </w:num>
-  <w:num w:numId="6" w16cid:durableId="1143932591">
+  <w:num w:numId="6" w16cid:durableId="1555699264">
     <w:abstractNumId w:val="3"/>
   </w:num>
-  <w:num w:numId="7" w16cid:durableId="1158883493">
+  <w:num w:numId="7" w16cid:durableId="661083132">
     <w:abstractNumId w:val="2"/>
   </w:num>
-  <w:num w:numId="8" w16cid:durableId="1754012807">
+  <w:num w:numId="8" w16cid:durableId="945579513">
     <w:abstractNumId w:val="1"/>
   </w:num>
-  <w:num w:numId="9" w16cid:durableId="1793208341">
+  <w:num w:numId="9" w16cid:durableId="1969241515">
     <w:abstractNumId w:val="0"/>
   </w:num>
 </w:numbering>
@@ -24251,7 +24434,7 @@
     <w:autoRedefine/>
     <w:uiPriority w:val="39"/>
     <w:unhideWhenUsed/>
-    <w:rsid w:val="00C92924"/>
+    <w:rsid w:val="007D550A"/>
     <w:pPr>
       <w:spacing w:after="100"/>
     </w:pPr>
@@ -24263,7 +24446,7 @@
     <w:autoRedefine/>
     <w:uiPriority w:val="39"/>
     <w:unhideWhenUsed/>
-    <w:rsid w:val="00C92924"/>
+    <w:rsid w:val="007D550A"/>
     <w:pPr>
       <w:spacing w:after="100"/>
       <w:ind w:left="240"/>
@@ -24276,7 +24459,7 @@
     <w:autoRedefine/>
     <w:uiPriority w:val="39"/>
     <w:unhideWhenUsed/>
-    <w:rsid w:val="00C92924"/>
+    <w:rsid w:val="007D550A"/>
     <w:pPr>
       <w:spacing w:after="100"/>
       <w:ind w:left="480"/>
@@ -24287,7 +24470,7 @@
     <w:basedOn w:val="Fuentedeprrafopredeter"/>
     <w:uiPriority w:val="99"/>
     <w:unhideWhenUsed/>
-    <w:rsid w:val="00C92924"/>
+    <w:rsid w:val="007D550A"/>
     <w:rPr>
       <w:color w:val="0000FF" w:themeColor="hyperlink"/>
       <w:u w:val="single"/>
@@ -24299,7 +24482,7 @@
     <w:next w:val="Normal"/>
     <w:uiPriority w:val="99"/>
     <w:unhideWhenUsed/>
-    <w:rsid w:val="00C92924"/>
+    <w:rsid w:val="007D550A"/>
     <w:pPr>
       <w:spacing w:after="0"/>
     </w:pPr>

--- a/outputs/Tesis_Francisco_Rietta.docx
+++ b/outputs/Tesis_Francisco_Rietta.docx
@@ -91,7 +91,7 @@
       <w:pPr>
         <w:pStyle w:val="Ttulo1"/>
       </w:pPr>
-      <w:bookmarkStart w:id="0" w:name="_Toc231079574"/>
+      <w:bookmarkStart w:id="0" w:name="_Toc231081529"/>
       <w:r>
         <w:lastRenderedPageBreak/>
         <w:t>Página de aprobación</w:t>
@@ -172,7 +172,7 @@
       <w:pPr>
         <w:pStyle w:val="Ttulo1"/>
       </w:pPr>
-      <w:bookmarkStart w:id="1" w:name="_Toc231079575"/>
+      <w:bookmarkStart w:id="1" w:name="_Toc231081530"/>
       <w:r>
         <w:lastRenderedPageBreak/>
         <w:t>Declaración de originalidad</w:t>
@@ -211,7 +211,7 @@
       <w:pPr>
         <w:pStyle w:val="Ttulo1"/>
       </w:pPr>
-      <w:bookmarkStart w:id="2" w:name="_Toc231079576"/>
+      <w:bookmarkStart w:id="2" w:name="_Toc231081531"/>
       <w:r>
         <w:lastRenderedPageBreak/>
         <w:t>Dedicatoria</w:t>
@@ -247,7 +247,7 @@
       <w:pPr>
         <w:pStyle w:val="Ttulo1"/>
       </w:pPr>
-      <w:bookmarkStart w:id="3" w:name="_Toc231079577"/>
+      <w:bookmarkStart w:id="3" w:name="_Toc231081532"/>
       <w:r>
         <w:lastRenderedPageBreak/>
         <w:t>Agradecimientos</w:t>
@@ -271,7 +271,7 @@
       <w:pPr>
         <w:pStyle w:val="Ttulo1"/>
       </w:pPr>
-      <w:bookmarkStart w:id="4" w:name="_Toc231079578"/>
+      <w:bookmarkStart w:id="4" w:name="_Toc231081533"/>
       <w:r>
         <w:lastRenderedPageBreak/>
         <w:t>Resumen</w:t>
@@ -306,7 +306,7 @@
       <w:pPr>
         <w:pStyle w:val="Ttulo1"/>
       </w:pPr>
-      <w:bookmarkStart w:id="5" w:name="_Toc231079579"/>
+      <w:bookmarkStart w:id="5" w:name="_Toc231081534"/>
       <w:r>
         <w:lastRenderedPageBreak/>
         <w:t>Abstract</w:t>
@@ -341,7 +341,7 @@
       <w:pPr>
         <w:pStyle w:val="Ttulo1"/>
       </w:pPr>
-      <w:bookmarkStart w:id="6" w:name="_Toc231079580"/>
+      <w:bookmarkStart w:id="6" w:name="_Toc231081535"/>
       <w:r>
         <w:lastRenderedPageBreak/>
         <w:t>Índice general</w:t>
@@ -372,7 +372,7 @@
       <w:r>
         <w:fldChar w:fldCharType="separate"/>
       </w:r>
-      <w:hyperlink w:anchor="_Toc231079574" w:history="1">
+      <w:hyperlink w:anchor="_Toc231081529" w:history="1">
         <w:r>
           <w:rPr>
             <w:rStyle w:val="Hipervnculo"/>
@@ -399,7 +399,7 @@
             <w:noProof/>
             <w:webHidden/>
           </w:rPr>
-          <w:instrText xml:space="preserve"> PAGEREF _Toc231079574 \h </w:instrText>
+          <w:instrText xml:space="preserve"> PAGEREF _Toc231081529 \h </w:instrText>
         </w:r>
         <w:r>
           <w:rPr>
@@ -445,7 +445,7 @@
           <w14:ligatures w14:val="standardContextual"/>
         </w:rPr>
       </w:pPr>
-      <w:hyperlink w:anchor="_Toc231079575" w:history="1">
+      <w:hyperlink w:anchor="_Toc231081530" w:history="1">
         <w:r>
           <w:rPr>
             <w:rStyle w:val="Hipervnculo"/>
@@ -472,7 +472,7 @@
             <w:noProof/>
             <w:webHidden/>
           </w:rPr>
-          <w:instrText xml:space="preserve"> PAGEREF _Toc231079575 \h </w:instrText>
+          <w:instrText xml:space="preserve"> PAGEREF _Toc231081530 \h </w:instrText>
         </w:r>
         <w:r>
           <w:rPr>
@@ -518,7 +518,7 @@
           <w14:ligatures w14:val="standardContextual"/>
         </w:rPr>
       </w:pPr>
-      <w:hyperlink w:anchor="_Toc231079576" w:history="1">
+      <w:hyperlink w:anchor="_Toc231081531" w:history="1">
         <w:r>
           <w:rPr>
             <w:rStyle w:val="Hipervnculo"/>
@@ -545,7 +545,7 @@
             <w:noProof/>
             <w:webHidden/>
           </w:rPr>
-          <w:instrText xml:space="preserve"> PAGEREF _Toc231079576 \h </w:instrText>
+          <w:instrText xml:space="preserve"> PAGEREF _Toc231081531 \h </w:instrText>
         </w:r>
         <w:r>
           <w:rPr>
@@ -591,7 +591,7 @@
           <w14:ligatures w14:val="standardContextual"/>
         </w:rPr>
       </w:pPr>
-      <w:hyperlink w:anchor="_Toc231079577" w:history="1">
+      <w:hyperlink w:anchor="_Toc231081532" w:history="1">
         <w:r>
           <w:rPr>
             <w:rStyle w:val="Hipervnculo"/>
@@ -618,7 +618,7 @@
             <w:noProof/>
             <w:webHidden/>
           </w:rPr>
-          <w:instrText xml:space="preserve"> PAGEREF _Toc231079577 \h </w:instrText>
+          <w:instrText xml:space="preserve"> PAGEREF _Toc231081532 \h </w:instrText>
         </w:r>
         <w:r>
           <w:rPr>
@@ -664,7 +664,7 @@
           <w14:ligatures w14:val="standardContextual"/>
         </w:rPr>
       </w:pPr>
-      <w:hyperlink w:anchor="_Toc231079578" w:history="1">
+      <w:hyperlink w:anchor="_Toc231081533" w:history="1">
         <w:r>
           <w:rPr>
             <w:rStyle w:val="Hipervnculo"/>
@@ -691,7 +691,7 @@
             <w:noProof/>
             <w:webHidden/>
           </w:rPr>
-          <w:instrText xml:space="preserve"> PAGEREF _Toc231079578 \h </w:instrText>
+          <w:instrText xml:space="preserve"> PAGEREF _Toc231081533 \h </w:instrText>
         </w:r>
         <w:r>
           <w:rPr>
@@ -737,7 +737,7 @@
           <w14:ligatures w14:val="standardContextual"/>
         </w:rPr>
       </w:pPr>
-      <w:hyperlink w:anchor="_Toc231079579" w:history="1">
+      <w:hyperlink w:anchor="_Toc231081534" w:history="1">
         <w:r>
           <w:rPr>
             <w:rStyle w:val="Hipervnculo"/>
@@ -764,7 +764,7 @@
             <w:noProof/>
             <w:webHidden/>
           </w:rPr>
-          <w:instrText xml:space="preserve"> PAGEREF _Toc231079579 \h </w:instrText>
+          <w:instrText xml:space="preserve"> PAGEREF _Toc231081534 \h </w:instrText>
         </w:r>
         <w:r>
           <w:rPr>
@@ -810,7 +810,7 @@
           <w14:ligatures w14:val="standardContextual"/>
         </w:rPr>
       </w:pPr>
-      <w:hyperlink w:anchor="_Toc231079580" w:history="1">
+      <w:hyperlink w:anchor="_Toc231081535" w:history="1">
         <w:r>
           <w:rPr>
             <w:rStyle w:val="Hipervnculo"/>
@@ -837,7 +837,7 @@
             <w:noProof/>
             <w:webHidden/>
           </w:rPr>
-          <w:instrText xml:space="preserve"> PAGEREF _Toc231079580 \h </w:instrText>
+          <w:instrText xml:space="preserve"> PAGEREF _Toc231081535 \h </w:instrText>
         </w:r>
         <w:r>
           <w:rPr>
@@ -883,7 +883,7 @@
           <w14:ligatures w14:val="standardContextual"/>
         </w:rPr>
       </w:pPr>
-      <w:hyperlink w:anchor="_Toc231079581" w:history="1">
+      <w:hyperlink w:anchor="_Toc231081536" w:history="1">
         <w:r>
           <w:rPr>
             <w:rStyle w:val="Hipervnculo"/>
@@ -910,7 +910,7 @@
             <w:noProof/>
             <w:webHidden/>
           </w:rPr>
-          <w:instrText xml:space="preserve"> PAGEREF _Toc231079581 \h </w:instrText>
+          <w:instrText xml:space="preserve"> PAGEREF _Toc231081536 \h </w:instrText>
         </w:r>
         <w:r>
           <w:rPr>
@@ -956,7 +956,7 @@
           <w14:ligatures w14:val="standardContextual"/>
         </w:rPr>
       </w:pPr>
-      <w:hyperlink w:anchor="_Toc231079582" w:history="1">
+      <w:hyperlink w:anchor="_Toc231081537" w:history="1">
         <w:r>
           <w:rPr>
             <w:rStyle w:val="Hipervnculo"/>
@@ -983,7 +983,7 @@
             <w:noProof/>
             <w:webHidden/>
           </w:rPr>
-          <w:instrText xml:space="preserve"> PAGEREF _Toc231079582 \h </w:instrText>
+          <w:instrText xml:space="preserve"> PAGEREF _Toc231081537 \h </w:instrText>
         </w:r>
         <w:r>
           <w:rPr>
@@ -1029,7 +1029,7 @@
           <w14:ligatures w14:val="standardContextual"/>
         </w:rPr>
       </w:pPr>
-      <w:hyperlink w:anchor="_Toc231079583" w:history="1">
+      <w:hyperlink w:anchor="_Toc231081538" w:history="1">
         <w:r>
           <w:rPr>
             <w:rStyle w:val="Hipervnculo"/>
@@ -1056,7 +1056,7 @@
             <w:noProof/>
             <w:webHidden/>
           </w:rPr>
-          <w:instrText xml:space="preserve"> PAGEREF _Toc231079583 \h </w:instrText>
+          <w:instrText xml:space="preserve"> PAGEREF _Toc231081538 \h </w:instrText>
         </w:r>
         <w:r>
           <w:rPr>
@@ -1102,7 +1102,7 @@
           <w14:ligatures w14:val="standardContextual"/>
         </w:rPr>
       </w:pPr>
-      <w:hyperlink w:anchor="_Toc231079584" w:history="1">
+      <w:hyperlink w:anchor="_Toc231081539" w:history="1">
         <w:r>
           <w:rPr>
             <w:rStyle w:val="Hipervnculo"/>
@@ -1129,7 +1129,7 @@
             <w:noProof/>
             <w:webHidden/>
           </w:rPr>
-          <w:instrText xml:space="preserve"> PAGEREF _Toc231079584 \h </w:instrText>
+          <w:instrText xml:space="preserve"> PAGEREF _Toc231081539 \h </w:instrText>
         </w:r>
         <w:r>
           <w:rPr>
@@ -1175,7 +1175,7 @@
           <w14:ligatures w14:val="standardContextual"/>
         </w:rPr>
       </w:pPr>
-      <w:hyperlink w:anchor="_Toc231079585" w:history="1">
+      <w:hyperlink w:anchor="_Toc231081540" w:history="1">
         <w:r>
           <w:rPr>
             <w:rStyle w:val="Hipervnculo"/>
@@ -1202,7 +1202,7 @@
             <w:noProof/>
             <w:webHidden/>
           </w:rPr>
-          <w:instrText xml:space="preserve"> PAGEREF _Toc231079585 \h </w:instrText>
+          <w:instrText xml:space="preserve"> PAGEREF _Toc231081540 \h </w:instrText>
         </w:r>
         <w:r>
           <w:rPr>
@@ -1248,7 +1248,7 @@
           <w14:ligatures w14:val="standardContextual"/>
         </w:rPr>
       </w:pPr>
-      <w:hyperlink w:anchor="_Toc231079586" w:history="1">
+      <w:hyperlink w:anchor="_Toc231081541" w:history="1">
         <w:r>
           <w:rPr>
             <w:rStyle w:val="Hipervnculo"/>
@@ -1275,7 +1275,7 @@
             <w:noProof/>
             <w:webHidden/>
           </w:rPr>
-          <w:instrText xml:space="preserve"> PAGEREF _Toc231079586 \h </w:instrText>
+          <w:instrText xml:space="preserve"> PAGEREF _Toc231081541 \h </w:instrText>
         </w:r>
         <w:r>
           <w:rPr>
@@ -1321,7 +1321,7 @@
           <w14:ligatures w14:val="standardContextual"/>
         </w:rPr>
       </w:pPr>
-      <w:hyperlink w:anchor="_Toc231079587" w:history="1">
+      <w:hyperlink w:anchor="_Toc231081542" w:history="1">
         <w:r>
           <w:rPr>
             <w:rStyle w:val="Hipervnculo"/>
@@ -1348,7 +1348,7 @@
             <w:noProof/>
             <w:webHidden/>
           </w:rPr>
-          <w:instrText xml:space="preserve"> PAGEREF _Toc231079587 \h </w:instrText>
+          <w:instrText xml:space="preserve"> PAGEREF _Toc231081542 \h </w:instrText>
         </w:r>
         <w:r>
           <w:rPr>
@@ -1394,7 +1394,7 @@
           <w14:ligatures w14:val="standardContextual"/>
         </w:rPr>
       </w:pPr>
-      <w:hyperlink w:anchor="_Toc231079588" w:history="1">
+      <w:hyperlink w:anchor="_Toc231081543" w:history="1">
         <w:r>
           <w:rPr>
             <w:rStyle w:val="Hipervnculo"/>
@@ -1421,7 +1421,7 @@
             <w:noProof/>
             <w:webHidden/>
           </w:rPr>
-          <w:instrText xml:space="preserve"> PAGEREF _Toc231079588 \h </w:instrText>
+          <w:instrText xml:space="preserve"> PAGEREF _Toc231081543 \h </w:instrText>
         </w:r>
         <w:r>
           <w:rPr>
@@ -1467,7 +1467,7 @@
           <w14:ligatures w14:val="standardContextual"/>
         </w:rPr>
       </w:pPr>
-      <w:hyperlink w:anchor="_Toc231079589" w:history="1">
+      <w:hyperlink w:anchor="_Toc231081544" w:history="1">
         <w:r>
           <w:rPr>
             <w:rStyle w:val="Hipervnculo"/>
@@ -1494,7 +1494,7 @@
             <w:noProof/>
             <w:webHidden/>
           </w:rPr>
-          <w:instrText xml:space="preserve"> PAGEREF _Toc231079589 \h </w:instrText>
+          <w:instrText xml:space="preserve"> PAGEREF _Toc231081544 \h </w:instrText>
         </w:r>
         <w:r>
           <w:rPr>
@@ -1540,7 +1540,7 @@
           <w14:ligatures w14:val="standardContextual"/>
         </w:rPr>
       </w:pPr>
-      <w:hyperlink w:anchor="_Toc231079590" w:history="1">
+      <w:hyperlink w:anchor="_Toc231081545" w:history="1">
         <w:r>
           <w:rPr>
             <w:rStyle w:val="Hipervnculo"/>
@@ -1567,7 +1567,7 @@
             <w:noProof/>
             <w:webHidden/>
           </w:rPr>
-          <w:instrText xml:space="preserve"> PAGEREF _Toc231079590 \h </w:instrText>
+          <w:instrText xml:space="preserve"> PAGEREF _Toc231081545 \h </w:instrText>
         </w:r>
         <w:r>
           <w:rPr>
@@ -1613,7 +1613,7 @@
           <w14:ligatures w14:val="standardContextual"/>
         </w:rPr>
       </w:pPr>
-      <w:hyperlink w:anchor="_Toc231079591" w:history="1">
+      <w:hyperlink w:anchor="_Toc231081546" w:history="1">
         <w:r>
           <w:rPr>
             <w:rStyle w:val="Hipervnculo"/>
@@ -1640,7 +1640,7 @@
             <w:noProof/>
             <w:webHidden/>
           </w:rPr>
-          <w:instrText xml:space="preserve"> PAGEREF _Toc231079591 \h </w:instrText>
+          <w:instrText xml:space="preserve"> PAGEREF _Toc231081546 \h </w:instrText>
         </w:r>
         <w:r>
           <w:rPr>
@@ -1686,7 +1686,7 @@
           <w14:ligatures w14:val="standardContextual"/>
         </w:rPr>
       </w:pPr>
-      <w:hyperlink w:anchor="_Toc231079592" w:history="1">
+      <w:hyperlink w:anchor="_Toc231081547" w:history="1">
         <w:r>
           <w:rPr>
             <w:rStyle w:val="Hipervnculo"/>
@@ -1713,7 +1713,7 @@
             <w:noProof/>
             <w:webHidden/>
           </w:rPr>
-          <w:instrText xml:space="preserve"> PAGEREF _Toc231079592 \h </w:instrText>
+          <w:instrText xml:space="preserve"> PAGEREF _Toc231081547 \h </w:instrText>
         </w:r>
         <w:r>
           <w:rPr>
@@ -1759,7 +1759,7 @@
           <w14:ligatures w14:val="standardContextual"/>
         </w:rPr>
       </w:pPr>
-      <w:hyperlink w:anchor="_Toc231079593" w:history="1">
+      <w:hyperlink w:anchor="_Toc231081548" w:history="1">
         <w:r>
           <w:rPr>
             <w:rStyle w:val="Hipervnculo"/>
@@ -1786,7 +1786,7 @@
             <w:noProof/>
             <w:webHidden/>
           </w:rPr>
-          <w:instrText xml:space="preserve"> PAGEREF _Toc231079593 \h </w:instrText>
+          <w:instrText xml:space="preserve"> PAGEREF _Toc231081548 \h </w:instrText>
         </w:r>
         <w:r>
           <w:rPr>
@@ -1832,7 +1832,7 @@
           <w14:ligatures w14:val="standardContextual"/>
         </w:rPr>
       </w:pPr>
-      <w:hyperlink w:anchor="_Toc231079594" w:history="1">
+      <w:hyperlink w:anchor="_Toc231081549" w:history="1">
         <w:r>
           <w:rPr>
             <w:rStyle w:val="Hipervnculo"/>
@@ -1859,7 +1859,7 @@
             <w:noProof/>
             <w:webHidden/>
           </w:rPr>
-          <w:instrText xml:space="preserve"> PAGEREF _Toc231079594 \h </w:instrText>
+          <w:instrText xml:space="preserve"> PAGEREF _Toc231081549 \h </w:instrText>
         </w:r>
         <w:r>
           <w:rPr>
@@ -1905,7 +1905,7 @@
           <w14:ligatures w14:val="standardContextual"/>
         </w:rPr>
       </w:pPr>
-      <w:hyperlink w:anchor="_Toc231079595" w:history="1">
+      <w:hyperlink w:anchor="_Toc231081550" w:history="1">
         <w:r>
           <w:rPr>
             <w:rStyle w:val="Hipervnculo"/>
@@ -1932,7 +1932,7 @@
             <w:noProof/>
             <w:webHidden/>
           </w:rPr>
-          <w:instrText xml:space="preserve"> PAGEREF _Toc231079595 \h </w:instrText>
+          <w:instrText xml:space="preserve"> PAGEREF _Toc231081550 \h </w:instrText>
         </w:r>
         <w:r>
           <w:rPr>
@@ -1952,7 +1952,7 @@
             <w:noProof/>
             <w:webHidden/>
           </w:rPr>
-          <w:t>10</w:t>
+          <w:t>11</w:t>
         </w:r>
         <w:r>
           <w:rPr>
@@ -1978,7 +1978,7 @@
           <w14:ligatures w14:val="standardContextual"/>
         </w:rPr>
       </w:pPr>
-      <w:hyperlink w:anchor="_Toc231079596" w:history="1">
+      <w:hyperlink w:anchor="_Toc231081551" w:history="1">
         <w:r>
           <w:rPr>
             <w:rStyle w:val="Hipervnculo"/>
@@ -2005,7 +2005,7 @@
             <w:noProof/>
             <w:webHidden/>
           </w:rPr>
-          <w:instrText xml:space="preserve"> PAGEREF _Toc231079596 \h </w:instrText>
+          <w:instrText xml:space="preserve"> PAGEREF _Toc231081551 \h </w:instrText>
         </w:r>
         <w:r>
           <w:rPr>
@@ -2051,7 +2051,7 @@
           <w14:ligatures w14:val="standardContextual"/>
         </w:rPr>
       </w:pPr>
-      <w:hyperlink w:anchor="_Toc231079597" w:history="1">
+      <w:hyperlink w:anchor="_Toc231081552" w:history="1">
         <w:r>
           <w:rPr>
             <w:rStyle w:val="Hipervnculo"/>
@@ -2078,7 +2078,7 @@
             <w:noProof/>
             <w:webHidden/>
           </w:rPr>
-          <w:instrText xml:space="preserve"> PAGEREF _Toc231079597 \h </w:instrText>
+          <w:instrText xml:space="preserve"> PAGEREF _Toc231081552 \h </w:instrText>
         </w:r>
         <w:r>
           <w:rPr>
@@ -2098,7 +2098,7 @@
             <w:noProof/>
             <w:webHidden/>
           </w:rPr>
-          <w:t>11</w:t>
+          <w:t>14</w:t>
         </w:r>
         <w:r>
           <w:rPr>
@@ -2124,7 +2124,7 @@
           <w14:ligatures w14:val="standardContextual"/>
         </w:rPr>
       </w:pPr>
-      <w:hyperlink w:anchor="_Toc231079598" w:history="1">
+      <w:hyperlink w:anchor="_Toc231081553" w:history="1">
         <w:r>
           <w:rPr>
             <w:rStyle w:val="Hipervnculo"/>
@@ -2151,7 +2151,7 @@
             <w:noProof/>
             <w:webHidden/>
           </w:rPr>
-          <w:instrText xml:space="preserve"> PAGEREF _Toc231079598 \h </w:instrText>
+          <w:instrText xml:space="preserve"> PAGEREF _Toc231081553 \h </w:instrText>
         </w:r>
         <w:r>
           <w:rPr>
@@ -2171,7 +2171,7 @@
             <w:noProof/>
             <w:webHidden/>
           </w:rPr>
-          <w:t>12</w:t>
+          <w:t>15</w:t>
         </w:r>
         <w:r>
           <w:rPr>
@@ -2197,7 +2197,7 @@
           <w14:ligatures w14:val="standardContextual"/>
         </w:rPr>
       </w:pPr>
-      <w:hyperlink w:anchor="_Toc231079599" w:history="1">
+      <w:hyperlink w:anchor="_Toc231081554" w:history="1">
         <w:r>
           <w:rPr>
             <w:rStyle w:val="Hipervnculo"/>
@@ -2224,7 +2224,7 @@
             <w:noProof/>
             <w:webHidden/>
           </w:rPr>
-          <w:instrText xml:space="preserve"> PAGEREF _Toc231079599 \h </w:instrText>
+          <w:instrText xml:space="preserve"> PAGEREF _Toc231081554 \h </w:instrText>
         </w:r>
         <w:r>
           <w:rPr>
@@ -2244,7 +2244,7 @@
             <w:noProof/>
             <w:webHidden/>
           </w:rPr>
-          <w:t>14</w:t>
+          <w:t>16</w:t>
         </w:r>
         <w:r>
           <w:rPr>
@@ -2270,7 +2270,7 @@
           <w14:ligatures w14:val="standardContextual"/>
         </w:rPr>
       </w:pPr>
-      <w:hyperlink w:anchor="_Toc231079600" w:history="1">
+      <w:hyperlink w:anchor="_Toc231081555" w:history="1">
         <w:r>
           <w:rPr>
             <w:rStyle w:val="Hipervnculo"/>
@@ -2297,7 +2297,7 @@
             <w:noProof/>
             <w:webHidden/>
           </w:rPr>
-          <w:instrText xml:space="preserve"> PAGEREF _Toc231079600 \h </w:instrText>
+          <w:instrText xml:space="preserve"> PAGEREF _Toc231081555 \h </w:instrText>
         </w:r>
         <w:r>
           <w:rPr>
@@ -2317,7 +2317,7 @@
             <w:noProof/>
             <w:webHidden/>
           </w:rPr>
-          <w:t>15</w:t>
+          <w:t>17</w:t>
         </w:r>
         <w:r>
           <w:rPr>
@@ -2343,7 +2343,7 @@
           <w14:ligatures w14:val="standardContextual"/>
         </w:rPr>
       </w:pPr>
-      <w:hyperlink w:anchor="_Toc231079601" w:history="1">
+      <w:hyperlink w:anchor="_Toc231081556" w:history="1">
         <w:r>
           <w:rPr>
             <w:rStyle w:val="Hipervnculo"/>
@@ -2370,7 +2370,7 @@
             <w:noProof/>
             <w:webHidden/>
           </w:rPr>
-          <w:instrText xml:space="preserve"> PAGEREF _Toc231079601 \h </w:instrText>
+          <w:instrText xml:space="preserve"> PAGEREF _Toc231081556 \h </w:instrText>
         </w:r>
         <w:r>
           <w:rPr>
@@ -2390,7 +2390,7 @@
             <w:noProof/>
             <w:webHidden/>
           </w:rPr>
-          <w:t>16</w:t>
+          <w:t>19</w:t>
         </w:r>
         <w:r>
           <w:rPr>
@@ -2416,7 +2416,7 @@
           <w14:ligatures w14:val="standardContextual"/>
         </w:rPr>
       </w:pPr>
-      <w:hyperlink w:anchor="_Toc231079602" w:history="1">
+      <w:hyperlink w:anchor="_Toc231081557" w:history="1">
         <w:r>
           <w:rPr>
             <w:rStyle w:val="Hipervnculo"/>
@@ -2443,7 +2443,7 @@
             <w:noProof/>
             <w:webHidden/>
           </w:rPr>
-          <w:instrText xml:space="preserve"> PAGEREF _Toc231079602 \h </w:instrText>
+          <w:instrText xml:space="preserve"> PAGEREF _Toc231081557 \h </w:instrText>
         </w:r>
         <w:r>
           <w:rPr>
@@ -2463,7 +2463,7 @@
             <w:noProof/>
             <w:webHidden/>
           </w:rPr>
-          <w:t>16</w:t>
+          <w:t>19</w:t>
         </w:r>
         <w:r>
           <w:rPr>
@@ -2489,7 +2489,7 @@
           <w14:ligatures w14:val="standardContextual"/>
         </w:rPr>
       </w:pPr>
-      <w:hyperlink w:anchor="_Toc231079603" w:history="1">
+      <w:hyperlink w:anchor="_Toc231081558" w:history="1">
         <w:r>
           <w:rPr>
             <w:rStyle w:val="Hipervnculo"/>
@@ -2516,7 +2516,7 @@
             <w:noProof/>
             <w:webHidden/>
           </w:rPr>
-          <w:instrText xml:space="preserve"> PAGEREF _Toc231079603 \h </w:instrText>
+          <w:instrText xml:space="preserve"> PAGEREF _Toc231081558 \h </w:instrText>
         </w:r>
         <w:r>
           <w:rPr>
@@ -2536,7 +2536,7 @@
             <w:noProof/>
             <w:webHidden/>
           </w:rPr>
-          <w:t>17</w:t>
+          <w:t>20</w:t>
         </w:r>
         <w:r>
           <w:rPr>
@@ -2562,7 +2562,7 @@
           <w14:ligatures w14:val="standardContextual"/>
         </w:rPr>
       </w:pPr>
-      <w:hyperlink w:anchor="_Toc231079604" w:history="1">
+      <w:hyperlink w:anchor="_Toc231081559" w:history="1">
         <w:r>
           <w:rPr>
             <w:rStyle w:val="Hipervnculo"/>
@@ -2589,7 +2589,7 @@
             <w:noProof/>
             <w:webHidden/>
           </w:rPr>
-          <w:instrText xml:space="preserve"> PAGEREF _Toc231079604 \h </w:instrText>
+          <w:instrText xml:space="preserve"> PAGEREF _Toc231081559 \h </w:instrText>
         </w:r>
         <w:r>
           <w:rPr>
@@ -2609,7 +2609,7 @@
             <w:noProof/>
             <w:webHidden/>
           </w:rPr>
-          <w:t>17</w:t>
+          <w:t>20</w:t>
         </w:r>
         <w:r>
           <w:rPr>
@@ -2635,7 +2635,7 @@
           <w14:ligatures w14:val="standardContextual"/>
         </w:rPr>
       </w:pPr>
-      <w:hyperlink w:anchor="_Toc231079605" w:history="1">
+      <w:hyperlink w:anchor="_Toc231081560" w:history="1">
         <w:r>
           <w:rPr>
             <w:rStyle w:val="Hipervnculo"/>
@@ -2662,7 +2662,7 @@
             <w:noProof/>
             <w:webHidden/>
           </w:rPr>
-          <w:instrText xml:space="preserve"> PAGEREF _Toc231079605 \h </w:instrText>
+          <w:instrText xml:space="preserve"> PAGEREF _Toc231081560 \h </w:instrText>
         </w:r>
         <w:r>
           <w:rPr>
@@ -2682,7 +2682,7 @@
             <w:noProof/>
             <w:webHidden/>
           </w:rPr>
-          <w:t>18</w:t>
+          <w:t>21</w:t>
         </w:r>
         <w:r>
           <w:rPr>
@@ -2708,7 +2708,7 @@
           <w14:ligatures w14:val="standardContextual"/>
         </w:rPr>
       </w:pPr>
-      <w:hyperlink w:anchor="_Toc231079606" w:history="1">
+      <w:hyperlink w:anchor="_Toc231081561" w:history="1">
         <w:r>
           <w:rPr>
             <w:rStyle w:val="Hipervnculo"/>
@@ -2735,7 +2735,7 @@
             <w:noProof/>
             <w:webHidden/>
           </w:rPr>
-          <w:instrText xml:space="preserve"> PAGEREF _Toc231079606 \h </w:instrText>
+          <w:instrText xml:space="preserve"> PAGEREF _Toc231081561 \h </w:instrText>
         </w:r>
         <w:r>
           <w:rPr>
@@ -2755,7 +2755,7 @@
             <w:noProof/>
             <w:webHidden/>
           </w:rPr>
-          <w:t>18</w:t>
+          <w:t>21</w:t>
         </w:r>
         <w:r>
           <w:rPr>
@@ -2781,7 +2781,7 @@
           <w14:ligatures w14:val="standardContextual"/>
         </w:rPr>
       </w:pPr>
-      <w:hyperlink w:anchor="_Toc231079607" w:history="1">
+      <w:hyperlink w:anchor="_Toc231081562" w:history="1">
         <w:r>
           <w:rPr>
             <w:rStyle w:val="Hipervnculo"/>
@@ -2808,7 +2808,7 @@
             <w:noProof/>
             <w:webHidden/>
           </w:rPr>
-          <w:instrText xml:space="preserve"> PAGEREF _Toc231079607 \h </w:instrText>
+          <w:instrText xml:space="preserve"> PAGEREF _Toc231081562 \h </w:instrText>
         </w:r>
         <w:r>
           <w:rPr>
@@ -2828,7 +2828,7 @@
             <w:noProof/>
             <w:webHidden/>
           </w:rPr>
-          <w:t>19</w:t>
+          <w:t>22</w:t>
         </w:r>
         <w:r>
           <w:rPr>
@@ -2854,7 +2854,7 @@
           <w14:ligatures w14:val="standardContextual"/>
         </w:rPr>
       </w:pPr>
-      <w:hyperlink w:anchor="_Toc231079608" w:history="1">
+      <w:hyperlink w:anchor="_Toc231081563" w:history="1">
         <w:r>
           <w:rPr>
             <w:rStyle w:val="Hipervnculo"/>
@@ -2881,7 +2881,7 @@
             <w:noProof/>
             <w:webHidden/>
           </w:rPr>
-          <w:instrText xml:space="preserve"> PAGEREF _Toc231079608 \h </w:instrText>
+          <w:instrText xml:space="preserve"> PAGEREF _Toc231081563 \h </w:instrText>
         </w:r>
         <w:r>
           <w:rPr>
@@ -2901,7 +2901,7 @@
             <w:noProof/>
             <w:webHidden/>
           </w:rPr>
-          <w:t>19</w:t>
+          <w:t>22</w:t>
         </w:r>
         <w:r>
           <w:rPr>
@@ -2927,7 +2927,7 @@
           <w14:ligatures w14:val="standardContextual"/>
         </w:rPr>
       </w:pPr>
-      <w:hyperlink w:anchor="_Toc231079609" w:history="1">
+      <w:hyperlink w:anchor="_Toc231081564" w:history="1">
         <w:r>
           <w:rPr>
             <w:rStyle w:val="Hipervnculo"/>
@@ -2954,7 +2954,7 @@
             <w:noProof/>
             <w:webHidden/>
           </w:rPr>
-          <w:instrText xml:space="preserve"> PAGEREF _Toc231079609 \h </w:instrText>
+          <w:instrText xml:space="preserve"> PAGEREF _Toc231081564 \h </w:instrText>
         </w:r>
         <w:r>
           <w:rPr>
@@ -2974,7 +2974,7 @@
             <w:noProof/>
             <w:webHidden/>
           </w:rPr>
-          <w:t>19</w:t>
+          <w:t>22</w:t>
         </w:r>
         <w:r>
           <w:rPr>
@@ -3000,7 +3000,7 @@
           <w14:ligatures w14:val="standardContextual"/>
         </w:rPr>
       </w:pPr>
-      <w:hyperlink w:anchor="_Toc231079610" w:history="1">
+      <w:hyperlink w:anchor="_Toc231081565" w:history="1">
         <w:r>
           <w:rPr>
             <w:rStyle w:val="Hipervnculo"/>
@@ -3027,7 +3027,7 @@
             <w:noProof/>
             <w:webHidden/>
           </w:rPr>
-          <w:instrText xml:space="preserve"> PAGEREF _Toc231079610 \h </w:instrText>
+          <w:instrText xml:space="preserve"> PAGEREF _Toc231081565 \h </w:instrText>
         </w:r>
         <w:r>
           <w:rPr>
@@ -3047,7 +3047,7 @@
             <w:noProof/>
             <w:webHidden/>
           </w:rPr>
-          <w:t>19</w:t>
+          <w:t>22</w:t>
         </w:r>
         <w:r>
           <w:rPr>
@@ -3073,7 +3073,7 @@
           <w14:ligatures w14:val="standardContextual"/>
         </w:rPr>
       </w:pPr>
-      <w:hyperlink w:anchor="_Toc231079611" w:history="1">
+      <w:hyperlink w:anchor="_Toc231081566" w:history="1">
         <w:r>
           <w:rPr>
             <w:rStyle w:val="Hipervnculo"/>
@@ -3100,7 +3100,7 @@
             <w:noProof/>
             <w:webHidden/>
           </w:rPr>
-          <w:instrText xml:space="preserve"> PAGEREF _Toc231079611 \h </w:instrText>
+          <w:instrText xml:space="preserve"> PAGEREF _Toc231081566 \h </w:instrText>
         </w:r>
         <w:r>
           <w:rPr>
@@ -3120,7 +3120,7 @@
             <w:noProof/>
             <w:webHidden/>
           </w:rPr>
-          <w:t>20</w:t>
+          <w:t>23</w:t>
         </w:r>
         <w:r>
           <w:rPr>
@@ -3146,7 +3146,7 @@
           <w14:ligatures w14:val="standardContextual"/>
         </w:rPr>
       </w:pPr>
-      <w:hyperlink w:anchor="_Toc231079612" w:history="1">
+      <w:hyperlink w:anchor="_Toc231081567" w:history="1">
         <w:r>
           <w:rPr>
             <w:rStyle w:val="Hipervnculo"/>
@@ -3173,7 +3173,7 @@
             <w:noProof/>
             <w:webHidden/>
           </w:rPr>
-          <w:instrText xml:space="preserve"> PAGEREF _Toc231079612 \h </w:instrText>
+          <w:instrText xml:space="preserve"> PAGEREF _Toc231081567 \h </w:instrText>
         </w:r>
         <w:r>
           <w:rPr>
@@ -3193,7 +3193,7 @@
             <w:noProof/>
             <w:webHidden/>
           </w:rPr>
-          <w:t>21</w:t>
+          <w:t>24</w:t>
         </w:r>
         <w:r>
           <w:rPr>
@@ -3219,7 +3219,7 @@
           <w14:ligatures w14:val="standardContextual"/>
         </w:rPr>
       </w:pPr>
-      <w:hyperlink w:anchor="_Toc231079613" w:history="1">
+      <w:hyperlink w:anchor="_Toc231081568" w:history="1">
         <w:r>
           <w:rPr>
             <w:rStyle w:val="Hipervnculo"/>
@@ -3246,7 +3246,7 @@
             <w:noProof/>
             <w:webHidden/>
           </w:rPr>
-          <w:instrText xml:space="preserve"> PAGEREF _Toc231079613 \h </w:instrText>
+          <w:instrText xml:space="preserve"> PAGEREF _Toc231081568 \h </w:instrText>
         </w:r>
         <w:r>
           <w:rPr>
@@ -3266,7 +3266,7 @@
             <w:noProof/>
             <w:webHidden/>
           </w:rPr>
-          <w:t>21</w:t>
+          <w:t>24</w:t>
         </w:r>
         <w:r>
           <w:rPr>
@@ -3292,7 +3292,7 @@
           <w14:ligatures w14:val="standardContextual"/>
         </w:rPr>
       </w:pPr>
-      <w:hyperlink w:anchor="_Toc231079614" w:history="1">
+      <w:hyperlink w:anchor="_Toc231081569" w:history="1">
         <w:r>
           <w:rPr>
             <w:rStyle w:val="Hipervnculo"/>
@@ -3319,7 +3319,7 @@
             <w:noProof/>
             <w:webHidden/>
           </w:rPr>
-          <w:instrText xml:space="preserve"> PAGEREF _Toc231079614 \h </w:instrText>
+          <w:instrText xml:space="preserve"> PAGEREF _Toc231081569 \h </w:instrText>
         </w:r>
         <w:r>
           <w:rPr>
@@ -3339,7 +3339,7 @@
             <w:noProof/>
             <w:webHidden/>
           </w:rPr>
-          <w:t>22</w:t>
+          <w:t>25</w:t>
         </w:r>
         <w:r>
           <w:rPr>
@@ -3365,7 +3365,7 @@
           <w14:ligatures w14:val="standardContextual"/>
         </w:rPr>
       </w:pPr>
-      <w:hyperlink w:anchor="_Toc231079615" w:history="1">
+      <w:hyperlink w:anchor="_Toc231081570" w:history="1">
         <w:r>
           <w:rPr>
             <w:rStyle w:val="Hipervnculo"/>
@@ -3392,7 +3392,7 @@
             <w:noProof/>
             <w:webHidden/>
           </w:rPr>
-          <w:instrText xml:space="preserve"> PAGEREF _Toc231079615 \h </w:instrText>
+          <w:instrText xml:space="preserve"> PAGEREF _Toc231081570 \h </w:instrText>
         </w:r>
         <w:r>
           <w:rPr>
@@ -3412,7 +3412,7 @@
             <w:noProof/>
             <w:webHidden/>
           </w:rPr>
-          <w:t>23</w:t>
+          <w:t>26</w:t>
         </w:r>
         <w:r>
           <w:rPr>
@@ -3438,7 +3438,7 @@
           <w14:ligatures w14:val="standardContextual"/>
         </w:rPr>
       </w:pPr>
-      <w:hyperlink w:anchor="_Toc231079616" w:history="1">
+      <w:hyperlink w:anchor="_Toc231081571" w:history="1">
         <w:r>
           <w:rPr>
             <w:rStyle w:val="Hipervnculo"/>
@@ -3465,7 +3465,7 @@
             <w:noProof/>
             <w:webHidden/>
           </w:rPr>
-          <w:instrText xml:space="preserve"> PAGEREF _Toc231079616 \h </w:instrText>
+          <w:instrText xml:space="preserve"> PAGEREF _Toc231081571 \h </w:instrText>
         </w:r>
         <w:r>
           <w:rPr>
@@ -3485,7 +3485,7 @@
             <w:noProof/>
             <w:webHidden/>
           </w:rPr>
-          <w:t>24</w:t>
+          <w:t>27</w:t>
         </w:r>
         <w:r>
           <w:rPr>
@@ -3511,7 +3511,7 @@
           <w14:ligatures w14:val="standardContextual"/>
         </w:rPr>
       </w:pPr>
-      <w:hyperlink w:anchor="_Toc231079617" w:history="1">
+      <w:hyperlink w:anchor="_Toc231081572" w:history="1">
         <w:r>
           <w:rPr>
             <w:rStyle w:val="Hipervnculo"/>
@@ -3538,7 +3538,7 @@
             <w:noProof/>
             <w:webHidden/>
           </w:rPr>
-          <w:instrText xml:space="preserve"> PAGEREF _Toc231079617 \h </w:instrText>
+          <w:instrText xml:space="preserve"> PAGEREF _Toc231081572 \h </w:instrText>
         </w:r>
         <w:r>
           <w:rPr>
@@ -3558,7 +3558,7 @@
             <w:noProof/>
             <w:webHidden/>
           </w:rPr>
-          <w:t>24</w:t>
+          <w:t>27</w:t>
         </w:r>
         <w:r>
           <w:rPr>
@@ -3584,7 +3584,7 @@
           <w14:ligatures w14:val="standardContextual"/>
         </w:rPr>
       </w:pPr>
-      <w:hyperlink w:anchor="_Toc231079618" w:history="1">
+      <w:hyperlink w:anchor="_Toc231081573" w:history="1">
         <w:r>
           <w:rPr>
             <w:rStyle w:val="Hipervnculo"/>
@@ -3611,7 +3611,7 @@
             <w:noProof/>
             <w:webHidden/>
           </w:rPr>
-          <w:instrText xml:space="preserve"> PAGEREF _Toc231079618 \h </w:instrText>
+          <w:instrText xml:space="preserve"> PAGEREF _Toc231081573 \h </w:instrText>
         </w:r>
         <w:r>
           <w:rPr>
@@ -3631,7 +3631,7 @@
             <w:noProof/>
             <w:webHidden/>
           </w:rPr>
-          <w:t>25</w:t>
+          <w:t>28</w:t>
         </w:r>
         <w:r>
           <w:rPr>
@@ -3657,7 +3657,7 @@
           <w14:ligatures w14:val="standardContextual"/>
         </w:rPr>
       </w:pPr>
-      <w:hyperlink w:anchor="_Toc231079619" w:history="1">
+      <w:hyperlink w:anchor="_Toc231081574" w:history="1">
         <w:r>
           <w:rPr>
             <w:rStyle w:val="Hipervnculo"/>
@@ -3684,7 +3684,7 @@
             <w:noProof/>
             <w:webHidden/>
           </w:rPr>
-          <w:instrText xml:space="preserve"> PAGEREF _Toc231079619 \h </w:instrText>
+          <w:instrText xml:space="preserve"> PAGEREF _Toc231081574 \h </w:instrText>
         </w:r>
         <w:r>
           <w:rPr>
@@ -3704,7 +3704,7 @@
             <w:noProof/>
             <w:webHidden/>
           </w:rPr>
-          <w:t>26</w:t>
+          <w:t>29</w:t>
         </w:r>
         <w:r>
           <w:rPr>
@@ -3730,7 +3730,7 @@
           <w14:ligatures w14:val="standardContextual"/>
         </w:rPr>
       </w:pPr>
-      <w:hyperlink w:anchor="_Toc231079620" w:history="1">
+      <w:hyperlink w:anchor="_Toc231081575" w:history="1">
         <w:r>
           <w:rPr>
             <w:rStyle w:val="Hipervnculo"/>
@@ -3757,7 +3757,7 @@
             <w:noProof/>
             <w:webHidden/>
           </w:rPr>
-          <w:instrText xml:space="preserve"> PAGEREF _Toc231079620 \h </w:instrText>
+          <w:instrText xml:space="preserve"> PAGEREF _Toc231081575 \h </w:instrText>
         </w:r>
         <w:r>
           <w:rPr>
@@ -3777,7 +3777,7 @@
             <w:noProof/>
             <w:webHidden/>
           </w:rPr>
-          <w:t>28</w:t>
+          <w:t>31</w:t>
         </w:r>
         <w:r>
           <w:rPr>
@@ -3803,7 +3803,7 @@
           <w14:ligatures w14:val="standardContextual"/>
         </w:rPr>
       </w:pPr>
-      <w:hyperlink w:anchor="_Toc231079621" w:history="1">
+      <w:hyperlink w:anchor="_Toc231081576" w:history="1">
         <w:r>
           <w:rPr>
             <w:rStyle w:val="Hipervnculo"/>
@@ -3830,7 +3830,7 @@
             <w:noProof/>
             <w:webHidden/>
           </w:rPr>
-          <w:instrText xml:space="preserve"> PAGEREF _Toc231079621 \h </w:instrText>
+          <w:instrText xml:space="preserve"> PAGEREF _Toc231081576 \h </w:instrText>
         </w:r>
         <w:r>
           <w:rPr>
@@ -3850,7 +3850,7 @@
             <w:noProof/>
             <w:webHidden/>
           </w:rPr>
-          <w:t>30</w:t>
+          <w:t>33</w:t>
         </w:r>
         <w:r>
           <w:rPr>
@@ -3876,7 +3876,7 @@
           <w14:ligatures w14:val="standardContextual"/>
         </w:rPr>
       </w:pPr>
-      <w:hyperlink w:anchor="_Toc231079622" w:history="1">
+      <w:hyperlink w:anchor="_Toc231081577" w:history="1">
         <w:r>
           <w:rPr>
             <w:rStyle w:val="Hipervnculo"/>
@@ -3903,7 +3903,7 @@
             <w:noProof/>
             <w:webHidden/>
           </w:rPr>
-          <w:instrText xml:space="preserve"> PAGEREF _Toc231079622 \h </w:instrText>
+          <w:instrText xml:space="preserve"> PAGEREF _Toc231081577 \h </w:instrText>
         </w:r>
         <w:r>
           <w:rPr>
@@ -3923,7 +3923,7 @@
             <w:noProof/>
             <w:webHidden/>
           </w:rPr>
-          <w:t>31</w:t>
+          <w:t>34</w:t>
         </w:r>
         <w:r>
           <w:rPr>
@@ -3949,7 +3949,7 @@
           <w14:ligatures w14:val="standardContextual"/>
         </w:rPr>
       </w:pPr>
-      <w:hyperlink w:anchor="_Toc231079623" w:history="1">
+      <w:hyperlink w:anchor="_Toc231081578" w:history="1">
         <w:r>
           <w:rPr>
             <w:rStyle w:val="Hipervnculo"/>
@@ -3976,7 +3976,7 @@
             <w:noProof/>
             <w:webHidden/>
           </w:rPr>
-          <w:instrText xml:space="preserve"> PAGEREF _Toc231079623 \h </w:instrText>
+          <w:instrText xml:space="preserve"> PAGEREF _Toc231081578 \h </w:instrText>
         </w:r>
         <w:r>
           <w:rPr>
@@ -3996,7 +3996,7 @@
             <w:noProof/>
             <w:webHidden/>
           </w:rPr>
-          <w:t>32</w:t>
+          <w:t>35</w:t>
         </w:r>
         <w:r>
           <w:rPr>
@@ -4022,7 +4022,7 @@
           <w14:ligatures w14:val="standardContextual"/>
         </w:rPr>
       </w:pPr>
-      <w:hyperlink w:anchor="_Toc231079624" w:history="1">
+      <w:hyperlink w:anchor="_Toc231081579" w:history="1">
         <w:r>
           <w:rPr>
             <w:rStyle w:val="Hipervnculo"/>
@@ -4049,7 +4049,7 @@
             <w:noProof/>
             <w:webHidden/>
           </w:rPr>
-          <w:instrText xml:space="preserve"> PAGEREF _Toc231079624 \h </w:instrText>
+          <w:instrText xml:space="preserve"> PAGEREF _Toc231081579 \h </w:instrText>
         </w:r>
         <w:r>
           <w:rPr>
@@ -4069,7 +4069,7 @@
             <w:noProof/>
             <w:webHidden/>
           </w:rPr>
-          <w:t>34</w:t>
+          <w:t>38</w:t>
         </w:r>
         <w:r>
           <w:rPr>
@@ -4095,7 +4095,7 @@
           <w14:ligatures w14:val="standardContextual"/>
         </w:rPr>
       </w:pPr>
-      <w:hyperlink w:anchor="_Toc231079625" w:history="1">
+      <w:hyperlink w:anchor="_Toc231081580" w:history="1">
         <w:r>
           <w:rPr>
             <w:rStyle w:val="Hipervnculo"/>
@@ -4122,7 +4122,7 @@
             <w:noProof/>
             <w:webHidden/>
           </w:rPr>
-          <w:instrText xml:space="preserve"> PAGEREF _Toc231079625 \h </w:instrText>
+          <w:instrText xml:space="preserve"> PAGEREF _Toc231081580 \h </w:instrText>
         </w:r>
         <w:r>
           <w:rPr>
@@ -4142,7 +4142,7 @@
             <w:noProof/>
             <w:webHidden/>
           </w:rPr>
-          <w:t>36</w:t>
+          <w:t>40</w:t>
         </w:r>
         <w:r>
           <w:rPr>
@@ -4168,7 +4168,7 @@
           <w14:ligatures w14:val="standardContextual"/>
         </w:rPr>
       </w:pPr>
-      <w:hyperlink w:anchor="_Toc231079626" w:history="1">
+      <w:hyperlink w:anchor="_Toc231081581" w:history="1">
         <w:r>
           <w:rPr>
             <w:rStyle w:val="Hipervnculo"/>
@@ -4195,7 +4195,7 @@
             <w:noProof/>
             <w:webHidden/>
           </w:rPr>
-          <w:instrText xml:space="preserve"> PAGEREF _Toc231079626 \h </w:instrText>
+          <w:instrText xml:space="preserve"> PAGEREF _Toc231081581 \h </w:instrText>
         </w:r>
         <w:r>
           <w:rPr>
@@ -4215,7 +4215,7 @@
             <w:noProof/>
             <w:webHidden/>
           </w:rPr>
-          <w:t>36</w:t>
+          <w:t>40</w:t>
         </w:r>
         <w:r>
           <w:rPr>
@@ -4241,7 +4241,7 @@
           <w14:ligatures w14:val="standardContextual"/>
         </w:rPr>
       </w:pPr>
-      <w:hyperlink w:anchor="_Toc231079627" w:history="1">
+      <w:hyperlink w:anchor="_Toc231081582" w:history="1">
         <w:r>
           <w:rPr>
             <w:rStyle w:val="Hipervnculo"/>
@@ -4268,7 +4268,7 @@
             <w:noProof/>
             <w:webHidden/>
           </w:rPr>
-          <w:instrText xml:space="preserve"> PAGEREF _Toc231079627 \h </w:instrText>
+          <w:instrText xml:space="preserve"> PAGEREF _Toc231081582 \h </w:instrText>
         </w:r>
         <w:r>
           <w:rPr>
@@ -4288,7 +4288,7 @@
             <w:noProof/>
             <w:webHidden/>
           </w:rPr>
-          <w:t>37</w:t>
+          <w:t>41</w:t>
         </w:r>
         <w:r>
           <w:rPr>
@@ -4314,7 +4314,7 @@
           <w14:ligatures w14:val="standardContextual"/>
         </w:rPr>
       </w:pPr>
-      <w:hyperlink w:anchor="_Toc231079628" w:history="1">
+      <w:hyperlink w:anchor="_Toc231081583" w:history="1">
         <w:r>
           <w:rPr>
             <w:rStyle w:val="Hipervnculo"/>
@@ -4341,7 +4341,7 @@
             <w:noProof/>
             <w:webHidden/>
           </w:rPr>
-          <w:instrText xml:space="preserve"> PAGEREF _Toc231079628 \h </w:instrText>
+          <w:instrText xml:space="preserve"> PAGEREF _Toc231081583 \h </w:instrText>
         </w:r>
         <w:r>
           <w:rPr>
@@ -4361,7 +4361,7 @@
             <w:noProof/>
             <w:webHidden/>
           </w:rPr>
-          <w:t>37</w:t>
+          <w:t>41</w:t>
         </w:r>
         <w:r>
           <w:rPr>
@@ -4387,7 +4387,7 @@
           <w14:ligatures w14:val="standardContextual"/>
         </w:rPr>
       </w:pPr>
-      <w:hyperlink w:anchor="_Toc231079629" w:history="1">
+      <w:hyperlink w:anchor="_Toc231081584" w:history="1">
         <w:r>
           <w:rPr>
             <w:rStyle w:val="Hipervnculo"/>
@@ -4414,7 +4414,7 @@
             <w:noProof/>
             <w:webHidden/>
           </w:rPr>
-          <w:instrText xml:space="preserve"> PAGEREF _Toc231079629 \h </w:instrText>
+          <w:instrText xml:space="preserve"> PAGEREF _Toc231081584 \h </w:instrText>
         </w:r>
         <w:r>
           <w:rPr>
@@ -4434,7 +4434,7 @@
             <w:noProof/>
             <w:webHidden/>
           </w:rPr>
-          <w:t>37</w:t>
+          <w:t>41</w:t>
         </w:r>
         <w:r>
           <w:rPr>
@@ -4460,7 +4460,7 @@
           <w14:ligatures w14:val="standardContextual"/>
         </w:rPr>
       </w:pPr>
-      <w:hyperlink w:anchor="_Toc231079630" w:history="1">
+      <w:hyperlink w:anchor="_Toc231081585" w:history="1">
         <w:r>
           <w:rPr>
             <w:rStyle w:val="Hipervnculo"/>
@@ -4487,7 +4487,7 @@
             <w:noProof/>
             <w:webHidden/>
           </w:rPr>
-          <w:instrText xml:space="preserve"> PAGEREF _Toc231079630 \h </w:instrText>
+          <w:instrText xml:space="preserve"> PAGEREF _Toc231081585 \h </w:instrText>
         </w:r>
         <w:r>
           <w:rPr>
@@ -4507,7 +4507,7 @@
             <w:noProof/>
             <w:webHidden/>
           </w:rPr>
-          <w:t>39</w:t>
+          <w:t>43</w:t>
         </w:r>
         <w:r>
           <w:rPr>
@@ -4533,7 +4533,7 @@
           <w14:ligatures w14:val="standardContextual"/>
         </w:rPr>
       </w:pPr>
-      <w:hyperlink w:anchor="_Toc231079631" w:history="1">
+      <w:hyperlink w:anchor="_Toc231081586" w:history="1">
         <w:r>
           <w:rPr>
             <w:rStyle w:val="Hipervnculo"/>
@@ -4560,7 +4560,7 @@
             <w:noProof/>
             <w:webHidden/>
           </w:rPr>
-          <w:instrText xml:space="preserve"> PAGEREF _Toc231079631 \h </w:instrText>
+          <w:instrText xml:space="preserve"> PAGEREF _Toc231081586 \h </w:instrText>
         </w:r>
         <w:r>
           <w:rPr>
@@ -4580,7 +4580,7 @@
             <w:noProof/>
             <w:webHidden/>
           </w:rPr>
-          <w:t>42</w:t>
+          <w:t>47</w:t>
         </w:r>
         <w:r>
           <w:rPr>
@@ -4606,7 +4606,7 @@
           <w14:ligatures w14:val="standardContextual"/>
         </w:rPr>
       </w:pPr>
-      <w:hyperlink w:anchor="_Toc231079632" w:history="1">
+      <w:hyperlink w:anchor="_Toc231081587" w:history="1">
         <w:r>
           <w:rPr>
             <w:rStyle w:val="Hipervnculo"/>
@@ -4633,7 +4633,7 @@
             <w:noProof/>
             <w:webHidden/>
           </w:rPr>
-          <w:instrText xml:space="preserve"> PAGEREF _Toc231079632 \h </w:instrText>
+          <w:instrText xml:space="preserve"> PAGEREF _Toc231081587 \h </w:instrText>
         </w:r>
         <w:r>
           <w:rPr>
@@ -4653,7 +4653,7 @@
             <w:noProof/>
             <w:webHidden/>
           </w:rPr>
-          <w:t>42</w:t>
+          <w:t>47</w:t>
         </w:r>
         <w:r>
           <w:rPr>
@@ -4679,7 +4679,7 @@
           <w14:ligatures w14:val="standardContextual"/>
         </w:rPr>
       </w:pPr>
-      <w:hyperlink w:anchor="_Toc231079633" w:history="1">
+      <w:hyperlink w:anchor="_Toc231081588" w:history="1">
         <w:r>
           <w:rPr>
             <w:rStyle w:val="Hipervnculo"/>
@@ -4706,7 +4706,7 @@
             <w:noProof/>
             <w:webHidden/>
           </w:rPr>
-          <w:instrText xml:space="preserve"> PAGEREF _Toc231079633 \h </w:instrText>
+          <w:instrText xml:space="preserve"> PAGEREF _Toc231081588 \h </w:instrText>
         </w:r>
         <w:r>
           <w:rPr>
@@ -4726,7 +4726,7 @@
             <w:noProof/>
             <w:webHidden/>
           </w:rPr>
-          <w:t>42</w:t>
+          <w:t>47</w:t>
         </w:r>
         <w:r>
           <w:rPr>
@@ -4752,7 +4752,7 @@
           <w14:ligatures w14:val="standardContextual"/>
         </w:rPr>
       </w:pPr>
-      <w:hyperlink w:anchor="_Toc231079634" w:history="1">
+      <w:hyperlink w:anchor="_Toc231081589" w:history="1">
         <w:r>
           <w:rPr>
             <w:rStyle w:val="Hipervnculo"/>
@@ -4779,7 +4779,7 @@
             <w:noProof/>
             <w:webHidden/>
           </w:rPr>
-          <w:instrText xml:space="preserve"> PAGEREF _Toc231079634 \h </w:instrText>
+          <w:instrText xml:space="preserve"> PAGEREF _Toc231081589 \h </w:instrText>
         </w:r>
         <w:r>
           <w:rPr>
@@ -4799,7 +4799,7 @@
             <w:noProof/>
             <w:webHidden/>
           </w:rPr>
-          <w:t>43</w:t>
+          <w:t>48</w:t>
         </w:r>
         <w:r>
           <w:rPr>
@@ -4825,7 +4825,7 @@
           <w14:ligatures w14:val="standardContextual"/>
         </w:rPr>
       </w:pPr>
-      <w:hyperlink w:anchor="_Toc231079635" w:history="1">
+      <w:hyperlink w:anchor="_Toc231081590" w:history="1">
         <w:r>
           <w:rPr>
             <w:rStyle w:val="Hipervnculo"/>
@@ -4852,7 +4852,7 @@
             <w:noProof/>
             <w:webHidden/>
           </w:rPr>
-          <w:instrText xml:space="preserve"> PAGEREF _Toc231079635 \h </w:instrText>
+          <w:instrText xml:space="preserve"> PAGEREF _Toc231081590 \h </w:instrText>
         </w:r>
         <w:r>
           <w:rPr>
@@ -4872,7 +4872,7 @@
             <w:noProof/>
             <w:webHidden/>
           </w:rPr>
-          <w:t>44</w:t>
+          <w:t>49</w:t>
         </w:r>
         <w:r>
           <w:rPr>
@@ -4898,7 +4898,7 @@
           <w14:ligatures w14:val="standardContextual"/>
         </w:rPr>
       </w:pPr>
-      <w:hyperlink w:anchor="_Toc231079636" w:history="1">
+      <w:hyperlink w:anchor="_Toc231081591" w:history="1">
         <w:r>
           <w:rPr>
             <w:rStyle w:val="Hipervnculo"/>
@@ -4925,7 +4925,7 @@
             <w:noProof/>
             <w:webHidden/>
           </w:rPr>
-          <w:instrText xml:space="preserve"> PAGEREF _Toc231079636 \h </w:instrText>
+          <w:instrText xml:space="preserve"> PAGEREF _Toc231081591 \h </w:instrText>
         </w:r>
         <w:r>
           <w:rPr>
@@ -4945,7 +4945,7 @@
             <w:noProof/>
             <w:webHidden/>
           </w:rPr>
-          <w:t>44</w:t>
+          <w:t>49</w:t>
         </w:r>
         <w:r>
           <w:rPr>
@@ -4971,7 +4971,7 @@
           <w14:ligatures w14:val="standardContextual"/>
         </w:rPr>
       </w:pPr>
-      <w:hyperlink w:anchor="_Toc231079637" w:history="1">
+      <w:hyperlink w:anchor="_Toc231081592" w:history="1">
         <w:r>
           <w:rPr>
             <w:rStyle w:val="Hipervnculo"/>
@@ -4998,7 +4998,7 @@
             <w:noProof/>
             <w:webHidden/>
           </w:rPr>
-          <w:instrText xml:space="preserve"> PAGEREF _Toc231079637 \h </w:instrText>
+          <w:instrText xml:space="preserve"> PAGEREF _Toc231081592 \h </w:instrText>
         </w:r>
         <w:r>
           <w:rPr>
@@ -5018,7 +5018,7 @@
             <w:noProof/>
             <w:webHidden/>
           </w:rPr>
-          <w:t>44</w:t>
+          <w:t>49</w:t>
         </w:r>
         <w:r>
           <w:rPr>
@@ -5044,7 +5044,7 @@
           <w14:ligatures w14:val="standardContextual"/>
         </w:rPr>
       </w:pPr>
-      <w:hyperlink w:anchor="_Toc231079638" w:history="1">
+      <w:hyperlink w:anchor="_Toc231081593" w:history="1">
         <w:r>
           <w:rPr>
             <w:rStyle w:val="Hipervnculo"/>
@@ -5071,7 +5071,7 @@
             <w:noProof/>
             <w:webHidden/>
           </w:rPr>
-          <w:instrText xml:space="preserve"> PAGEREF _Toc231079638 \h </w:instrText>
+          <w:instrText xml:space="preserve"> PAGEREF _Toc231081593 \h </w:instrText>
         </w:r>
         <w:r>
           <w:rPr>
@@ -5091,7 +5091,7 @@
             <w:noProof/>
             <w:webHidden/>
           </w:rPr>
-          <w:t>45</w:t>
+          <w:t>50</w:t>
         </w:r>
         <w:r>
           <w:rPr>
@@ -5117,7 +5117,7 @@
           <w14:ligatures w14:val="standardContextual"/>
         </w:rPr>
       </w:pPr>
-      <w:hyperlink w:anchor="_Toc231079639" w:history="1">
+      <w:hyperlink w:anchor="_Toc231081594" w:history="1">
         <w:r>
           <w:rPr>
             <w:rStyle w:val="Hipervnculo"/>
@@ -5144,7 +5144,7 @@
             <w:noProof/>
             <w:webHidden/>
           </w:rPr>
-          <w:instrText xml:space="preserve"> PAGEREF _Toc231079639 \h </w:instrText>
+          <w:instrText xml:space="preserve"> PAGEREF _Toc231081594 \h </w:instrText>
         </w:r>
         <w:r>
           <w:rPr>
@@ -5164,7 +5164,7 @@
             <w:noProof/>
             <w:webHidden/>
           </w:rPr>
-          <w:t>45</w:t>
+          <w:t>50</w:t>
         </w:r>
         <w:r>
           <w:rPr>
@@ -5190,7 +5190,7 @@
           <w14:ligatures w14:val="standardContextual"/>
         </w:rPr>
       </w:pPr>
-      <w:hyperlink w:anchor="_Toc231079640" w:history="1">
+      <w:hyperlink w:anchor="_Toc231081595" w:history="1">
         <w:r>
           <w:rPr>
             <w:rStyle w:val="Hipervnculo"/>
@@ -5217,7 +5217,7 @@
             <w:noProof/>
             <w:webHidden/>
           </w:rPr>
-          <w:instrText xml:space="preserve"> PAGEREF _Toc231079640 \h </w:instrText>
+          <w:instrText xml:space="preserve"> PAGEREF _Toc231081595 \h </w:instrText>
         </w:r>
         <w:r>
           <w:rPr>
@@ -5237,7 +5237,7 @@
             <w:noProof/>
             <w:webHidden/>
           </w:rPr>
-          <w:t>45</w:t>
+          <w:t>50</w:t>
         </w:r>
         <w:r>
           <w:rPr>
@@ -5263,7 +5263,7 @@
           <w14:ligatures w14:val="standardContextual"/>
         </w:rPr>
       </w:pPr>
-      <w:hyperlink w:anchor="_Toc231079641" w:history="1">
+      <w:hyperlink w:anchor="_Toc231081596" w:history="1">
         <w:r>
           <w:rPr>
             <w:rStyle w:val="Hipervnculo"/>
@@ -5290,7 +5290,7 @@
             <w:noProof/>
             <w:webHidden/>
           </w:rPr>
-          <w:instrText xml:space="preserve"> PAGEREF _Toc231079641 \h </w:instrText>
+          <w:instrText xml:space="preserve"> PAGEREF _Toc231081596 \h </w:instrText>
         </w:r>
         <w:r>
           <w:rPr>
@@ -5310,7 +5310,7 @@
             <w:noProof/>
             <w:webHidden/>
           </w:rPr>
-          <w:t>46</w:t>
+          <w:t>51</w:t>
         </w:r>
         <w:r>
           <w:rPr>
@@ -5336,7 +5336,7 @@
           <w14:ligatures w14:val="standardContextual"/>
         </w:rPr>
       </w:pPr>
-      <w:hyperlink w:anchor="_Toc231079642" w:history="1">
+      <w:hyperlink w:anchor="_Toc231081597" w:history="1">
         <w:r>
           <w:rPr>
             <w:rStyle w:val="Hipervnculo"/>
@@ -5363,7 +5363,7 @@
             <w:noProof/>
             <w:webHidden/>
           </w:rPr>
-          <w:instrText xml:space="preserve"> PAGEREF _Toc231079642 \h </w:instrText>
+          <w:instrText xml:space="preserve"> PAGEREF _Toc231081597 \h </w:instrText>
         </w:r>
         <w:r>
           <w:rPr>
@@ -5383,7 +5383,7 @@
             <w:noProof/>
             <w:webHidden/>
           </w:rPr>
-          <w:t>47</w:t>
+          <w:t>52</w:t>
         </w:r>
         <w:r>
           <w:rPr>
@@ -5409,7 +5409,7 @@
           <w14:ligatures w14:val="standardContextual"/>
         </w:rPr>
       </w:pPr>
-      <w:hyperlink w:anchor="_Toc231079643" w:history="1">
+      <w:hyperlink w:anchor="_Toc231081598" w:history="1">
         <w:r>
           <w:rPr>
             <w:rStyle w:val="Hipervnculo"/>
@@ -5436,7 +5436,7 @@
             <w:noProof/>
             <w:webHidden/>
           </w:rPr>
-          <w:instrText xml:space="preserve"> PAGEREF _Toc231079643 \h </w:instrText>
+          <w:instrText xml:space="preserve"> PAGEREF _Toc231081598 \h </w:instrText>
         </w:r>
         <w:r>
           <w:rPr>
@@ -5456,7 +5456,7 @@
             <w:noProof/>
             <w:webHidden/>
           </w:rPr>
-          <w:t>48</w:t>
+          <w:t>53</w:t>
         </w:r>
         <w:r>
           <w:rPr>
@@ -5481,7 +5481,7 @@
       <w:pPr>
         <w:pStyle w:val="Ttulo1"/>
       </w:pPr>
-      <w:bookmarkStart w:id="7" w:name="_Toc231079581"/>
+      <w:bookmarkStart w:id="7" w:name="_Toc231081536"/>
       <w:r>
         <w:lastRenderedPageBreak/>
         <w:t>Índice de tablas</w:t>
@@ -5512,7 +5512,7 @@
       <w:r>
         <w:fldChar w:fldCharType="separate"/>
       </w:r>
-      <w:hyperlink w:anchor="_Toc231079644" w:history="1">
+      <w:hyperlink w:anchor="_Toc231081599" w:history="1">
         <w:r>
           <w:rPr>
             <w:rStyle w:val="Hipervnculo"/>
@@ -5539,7 +5539,7 @@
             <w:noProof/>
             <w:webHidden/>
           </w:rPr>
-          <w:instrText xml:space="preserve"> PAGEREF _Toc231079644 \h </w:instrText>
+          <w:instrText xml:space="preserve"> PAGEREF _Toc231081599 \h </w:instrText>
         </w:r>
         <w:r>
           <w:rPr>
@@ -5559,7 +5559,7 @@
             <w:noProof/>
             <w:webHidden/>
           </w:rPr>
-          <w:t>23</w:t>
+          <w:t>26</w:t>
         </w:r>
         <w:r>
           <w:rPr>
@@ -5585,7 +5585,7 @@
           <w14:ligatures w14:val="standardContextual"/>
         </w:rPr>
       </w:pPr>
-      <w:hyperlink w:anchor="_Toc231079645" w:history="1">
+      <w:hyperlink w:anchor="_Toc231081600" w:history="1">
         <w:r>
           <w:rPr>
             <w:rStyle w:val="Hipervnculo"/>
@@ -5612,7 +5612,7 @@
             <w:noProof/>
             <w:webHidden/>
           </w:rPr>
-          <w:instrText xml:space="preserve"> PAGEREF _Toc231079645 \h </w:instrText>
+          <w:instrText xml:space="preserve"> PAGEREF _Toc231081600 \h </w:instrText>
         </w:r>
         <w:r>
           <w:rPr>
@@ -5632,7 +5632,7 @@
             <w:noProof/>
             <w:webHidden/>
           </w:rPr>
-          <w:t>25</w:t>
+          <w:t>28</w:t>
         </w:r>
         <w:r>
           <w:rPr>
@@ -5658,7 +5658,7 @@
           <w14:ligatures w14:val="standardContextual"/>
         </w:rPr>
       </w:pPr>
-      <w:hyperlink w:anchor="_Toc231079646" w:history="1">
+      <w:hyperlink w:anchor="_Toc231081601" w:history="1">
         <w:r>
           <w:rPr>
             <w:rStyle w:val="Hipervnculo"/>
@@ -5685,7 +5685,7 @@
             <w:noProof/>
             <w:webHidden/>
           </w:rPr>
-          <w:instrText xml:space="preserve"> PAGEREF _Toc231079646 \h </w:instrText>
+          <w:instrText xml:space="preserve"> PAGEREF _Toc231081601 \h </w:instrText>
         </w:r>
         <w:r>
           <w:rPr>
@@ -5705,7 +5705,7 @@
             <w:noProof/>
             <w:webHidden/>
           </w:rPr>
-          <w:t>28</w:t>
+          <w:t>31</w:t>
         </w:r>
         <w:r>
           <w:rPr>
@@ -5731,7 +5731,7 @@
           <w14:ligatures w14:val="standardContextual"/>
         </w:rPr>
       </w:pPr>
-      <w:hyperlink w:anchor="_Toc231079647" w:history="1">
+      <w:hyperlink w:anchor="_Toc231081602" w:history="1">
         <w:r>
           <w:rPr>
             <w:rStyle w:val="Hipervnculo"/>
@@ -5758,7 +5758,7 @@
             <w:noProof/>
             <w:webHidden/>
           </w:rPr>
-          <w:instrText xml:space="preserve"> PAGEREF _Toc231079647 \h </w:instrText>
+          <w:instrText xml:space="preserve"> PAGEREF _Toc231081602 \h </w:instrText>
         </w:r>
         <w:r>
           <w:rPr>
@@ -5778,7 +5778,7 @@
             <w:noProof/>
             <w:webHidden/>
           </w:rPr>
-          <w:t>31</w:t>
+          <w:t>34</w:t>
         </w:r>
         <w:r>
           <w:rPr>
@@ -5804,7 +5804,7 @@
           <w14:ligatures w14:val="standardContextual"/>
         </w:rPr>
       </w:pPr>
-      <w:hyperlink w:anchor="_Toc231079648" w:history="1">
+      <w:hyperlink w:anchor="_Toc231081603" w:history="1">
         <w:r>
           <w:rPr>
             <w:rStyle w:val="Hipervnculo"/>
@@ -5831,7 +5831,7 @@
             <w:noProof/>
             <w:webHidden/>
           </w:rPr>
-          <w:instrText xml:space="preserve"> PAGEREF _Toc231079648 \h </w:instrText>
+          <w:instrText xml:space="preserve"> PAGEREF _Toc231081603 \h </w:instrText>
         </w:r>
         <w:r>
           <w:rPr>
@@ -5851,7 +5851,7 @@
             <w:noProof/>
             <w:webHidden/>
           </w:rPr>
-          <w:t>42</w:t>
+          <w:t>47</w:t>
         </w:r>
         <w:r>
           <w:rPr>
@@ -5877,7 +5877,7 @@
           <w14:ligatures w14:val="standardContextual"/>
         </w:rPr>
       </w:pPr>
-      <w:hyperlink w:anchor="_Toc231079649" w:history="1">
+      <w:hyperlink w:anchor="_Toc231081604" w:history="1">
         <w:r>
           <w:rPr>
             <w:rStyle w:val="Hipervnculo"/>
@@ -5904,7 +5904,7 @@
             <w:noProof/>
             <w:webHidden/>
           </w:rPr>
-          <w:instrText xml:space="preserve"> PAGEREF _Toc231079649 \h </w:instrText>
+          <w:instrText xml:space="preserve"> PAGEREF _Toc231081604 \h </w:instrText>
         </w:r>
         <w:r>
           <w:rPr>
@@ -5924,7 +5924,7 @@
             <w:noProof/>
             <w:webHidden/>
           </w:rPr>
-          <w:t>42</w:t>
+          <w:t>47</w:t>
         </w:r>
         <w:r>
           <w:rPr>
@@ -5950,7 +5950,7 @@
           <w14:ligatures w14:val="standardContextual"/>
         </w:rPr>
       </w:pPr>
-      <w:hyperlink w:anchor="_Toc231079650" w:history="1">
+      <w:hyperlink w:anchor="_Toc231081605" w:history="1">
         <w:r>
           <w:rPr>
             <w:rStyle w:val="Hipervnculo"/>
@@ -5977,7 +5977,7 @@
             <w:noProof/>
             <w:webHidden/>
           </w:rPr>
-          <w:instrText xml:space="preserve"> PAGEREF _Toc231079650 \h </w:instrText>
+          <w:instrText xml:space="preserve"> PAGEREF _Toc231081605 \h </w:instrText>
         </w:r>
         <w:r>
           <w:rPr>
@@ -5997,7 +5997,7 @@
             <w:noProof/>
             <w:webHidden/>
           </w:rPr>
-          <w:t>43</w:t>
+          <w:t>48</w:t>
         </w:r>
         <w:r>
           <w:rPr>
@@ -6023,7 +6023,7 @@
           <w14:ligatures w14:val="standardContextual"/>
         </w:rPr>
       </w:pPr>
-      <w:hyperlink w:anchor="_Toc231079651" w:history="1">
+      <w:hyperlink w:anchor="_Toc231081606" w:history="1">
         <w:r>
           <w:rPr>
             <w:rStyle w:val="Hipervnculo"/>
@@ -6050,7 +6050,7 @@
             <w:noProof/>
             <w:webHidden/>
           </w:rPr>
-          <w:instrText xml:space="preserve"> PAGEREF _Toc231079651 \h </w:instrText>
+          <w:instrText xml:space="preserve"> PAGEREF _Toc231081606 \h </w:instrText>
         </w:r>
         <w:r>
           <w:rPr>
@@ -6070,7 +6070,7 @@
             <w:noProof/>
             <w:webHidden/>
           </w:rPr>
-          <w:t>44</w:t>
+          <w:t>49</w:t>
         </w:r>
         <w:r>
           <w:rPr>
@@ -6096,7 +6096,7 @@
           <w14:ligatures w14:val="standardContextual"/>
         </w:rPr>
       </w:pPr>
-      <w:hyperlink w:anchor="_Toc231079652" w:history="1">
+      <w:hyperlink w:anchor="_Toc231081607" w:history="1">
         <w:r>
           <w:rPr>
             <w:rStyle w:val="Hipervnculo"/>
@@ -6123,7 +6123,7 @@
             <w:noProof/>
             <w:webHidden/>
           </w:rPr>
-          <w:instrText xml:space="preserve"> PAGEREF _Toc231079652 \h </w:instrText>
+          <w:instrText xml:space="preserve"> PAGEREF _Toc231081607 \h </w:instrText>
         </w:r>
         <w:r>
           <w:rPr>
@@ -6143,7 +6143,7 @@
             <w:noProof/>
             <w:webHidden/>
           </w:rPr>
-          <w:t>44</w:t>
+          <w:t>49</w:t>
         </w:r>
         <w:r>
           <w:rPr>
@@ -6169,7 +6169,7 @@
           <w14:ligatures w14:val="standardContextual"/>
         </w:rPr>
       </w:pPr>
-      <w:hyperlink w:anchor="_Toc231079653" w:history="1">
+      <w:hyperlink w:anchor="_Toc231081608" w:history="1">
         <w:r>
           <w:rPr>
             <w:rStyle w:val="Hipervnculo"/>
@@ -6196,7 +6196,7 @@
             <w:noProof/>
             <w:webHidden/>
           </w:rPr>
-          <w:instrText xml:space="preserve"> PAGEREF _Toc231079653 \h </w:instrText>
+          <w:instrText xml:space="preserve"> PAGEREF _Toc231081608 \h </w:instrText>
         </w:r>
         <w:r>
           <w:rPr>
@@ -6216,7 +6216,7 @@
             <w:noProof/>
             <w:webHidden/>
           </w:rPr>
-          <w:t>45</w:t>
+          <w:t>50</w:t>
         </w:r>
         <w:r>
           <w:rPr>
@@ -6242,7 +6242,7 @@
           <w14:ligatures w14:val="standardContextual"/>
         </w:rPr>
       </w:pPr>
-      <w:hyperlink w:anchor="_Toc231079654" w:history="1">
+      <w:hyperlink w:anchor="_Toc231081609" w:history="1">
         <w:r>
           <w:rPr>
             <w:rStyle w:val="Hipervnculo"/>
@@ -6269,7 +6269,7 @@
             <w:noProof/>
             <w:webHidden/>
           </w:rPr>
-          <w:instrText xml:space="preserve"> PAGEREF _Toc231079654 \h </w:instrText>
+          <w:instrText xml:space="preserve"> PAGEREF _Toc231081609 \h </w:instrText>
         </w:r>
         <w:r>
           <w:rPr>
@@ -6289,7 +6289,7 @@
             <w:noProof/>
             <w:webHidden/>
           </w:rPr>
-          <w:t>45</w:t>
+          <w:t>50</w:t>
         </w:r>
         <w:r>
           <w:rPr>
@@ -6315,7 +6315,7 @@
           <w14:ligatures w14:val="standardContextual"/>
         </w:rPr>
       </w:pPr>
-      <w:hyperlink w:anchor="_Toc231079655" w:history="1">
+      <w:hyperlink w:anchor="_Toc231081610" w:history="1">
         <w:r>
           <w:rPr>
             <w:rStyle w:val="Hipervnculo"/>
@@ -6342,7 +6342,7 @@
             <w:noProof/>
             <w:webHidden/>
           </w:rPr>
-          <w:instrText xml:space="preserve"> PAGEREF _Toc231079655 \h </w:instrText>
+          <w:instrText xml:space="preserve"> PAGEREF _Toc231081610 \h </w:instrText>
         </w:r>
         <w:r>
           <w:rPr>
@@ -6362,7 +6362,7 @@
             <w:noProof/>
             <w:webHidden/>
           </w:rPr>
-          <w:t>45</w:t>
+          <w:t>50</w:t>
         </w:r>
         <w:r>
           <w:rPr>
@@ -6388,7 +6388,7 @@
           <w14:ligatures w14:val="standardContextual"/>
         </w:rPr>
       </w:pPr>
-      <w:hyperlink w:anchor="_Toc231079656" w:history="1">
+      <w:hyperlink w:anchor="_Toc231081611" w:history="1">
         <w:r>
           <w:rPr>
             <w:rStyle w:val="Hipervnculo"/>
@@ -6415,7 +6415,7 @@
             <w:noProof/>
             <w:webHidden/>
           </w:rPr>
-          <w:instrText xml:space="preserve"> PAGEREF _Toc231079656 \h </w:instrText>
+          <w:instrText xml:space="preserve"> PAGEREF _Toc231081611 \h </w:instrText>
         </w:r>
         <w:r>
           <w:rPr>
@@ -6435,7 +6435,7 @@
             <w:noProof/>
             <w:webHidden/>
           </w:rPr>
-          <w:t>46</w:t>
+          <w:t>51</w:t>
         </w:r>
         <w:r>
           <w:rPr>
@@ -6460,7 +6460,7 @@
       <w:pPr>
         <w:pStyle w:val="Ttulo1"/>
       </w:pPr>
-      <w:bookmarkStart w:id="8" w:name="_Toc231079582"/>
+      <w:bookmarkStart w:id="8" w:name="_Toc231081537"/>
       <w:r>
         <w:lastRenderedPageBreak/>
         <w:t>Índice de figuras</w:t>
@@ -6491,7 +6491,7 @@
       <w:r>
         <w:fldChar w:fldCharType="separate"/>
       </w:r>
-      <w:hyperlink w:anchor="_Toc231079657" w:history="1">
+      <w:hyperlink w:anchor="_Toc231081612" w:history="1">
         <w:r>
           <w:rPr>
             <w:rStyle w:val="Hipervnculo"/>
@@ -6518,7 +6518,7 @@
             <w:noProof/>
             <w:webHidden/>
           </w:rPr>
-          <w:instrText xml:space="preserve"> PAGEREF _Toc231079657 \h </w:instrText>
+          <w:instrText xml:space="preserve"> PAGEREF _Toc231081612 \h </w:instrText>
         </w:r>
         <w:r>
           <w:rPr>
@@ -6538,7 +6538,7 @@
             <w:noProof/>
             <w:webHidden/>
           </w:rPr>
-          <w:t>26</w:t>
+          <w:t>29</w:t>
         </w:r>
         <w:r>
           <w:rPr>
@@ -6564,7 +6564,7 @@
           <w14:ligatures w14:val="standardContextual"/>
         </w:rPr>
       </w:pPr>
-      <w:hyperlink w:anchor="_Toc231079658" w:history="1">
+      <w:hyperlink w:anchor="_Toc231081613" w:history="1">
         <w:r>
           <w:rPr>
             <w:rStyle w:val="Hipervnculo"/>
@@ -6591,7 +6591,7 @@
             <w:noProof/>
             <w:webHidden/>
           </w:rPr>
-          <w:instrText xml:space="preserve"> PAGEREF _Toc231079658 \h </w:instrText>
+          <w:instrText xml:space="preserve"> PAGEREF _Toc231081613 \h </w:instrText>
         </w:r>
         <w:r>
           <w:rPr>
@@ -6611,7 +6611,7 @@
             <w:noProof/>
             <w:webHidden/>
           </w:rPr>
-          <w:t>29</w:t>
+          <w:t>32</w:t>
         </w:r>
         <w:r>
           <w:rPr>
@@ -6637,7 +6637,7 @@
           <w14:ligatures w14:val="standardContextual"/>
         </w:rPr>
       </w:pPr>
-      <w:hyperlink w:anchor="_Toc231079659" w:history="1">
+      <w:hyperlink w:anchor="_Toc231081614" w:history="1">
         <w:r>
           <w:rPr>
             <w:rStyle w:val="Hipervnculo"/>
@@ -6664,7 +6664,7 @@
             <w:noProof/>
             <w:webHidden/>
           </w:rPr>
-          <w:instrText xml:space="preserve"> PAGEREF _Toc231079659 \h </w:instrText>
+          <w:instrText xml:space="preserve"> PAGEREF _Toc231081614 \h </w:instrText>
         </w:r>
         <w:r>
           <w:rPr>
@@ -6684,7 +6684,7 @@
             <w:noProof/>
             <w:webHidden/>
           </w:rPr>
-          <w:t>30</w:t>
+          <w:t>33</w:t>
         </w:r>
         <w:r>
           <w:rPr>
@@ -6710,7 +6710,7 @@
           <w14:ligatures w14:val="standardContextual"/>
         </w:rPr>
       </w:pPr>
-      <w:hyperlink w:anchor="_Toc231079660" w:history="1">
+      <w:hyperlink w:anchor="_Toc231081615" w:history="1">
         <w:r>
           <w:rPr>
             <w:rStyle w:val="Hipervnculo"/>
@@ -6737,7 +6737,7 @@
             <w:noProof/>
             <w:webHidden/>
           </w:rPr>
-          <w:instrText xml:space="preserve"> PAGEREF _Toc231079660 \h </w:instrText>
+          <w:instrText xml:space="preserve"> PAGEREF _Toc231081615 \h </w:instrText>
         </w:r>
         <w:r>
           <w:rPr>
@@ -6757,7 +6757,7 @@
             <w:noProof/>
             <w:webHidden/>
           </w:rPr>
-          <w:t>31</w:t>
+          <w:t>34</w:t>
         </w:r>
         <w:r>
           <w:rPr>
@@ -6783,7 +6783,7 @@
           <w14:ligatures w14:val="standardContextual"/>
         </w:rPr>
       </w:pPr>
-      <w:hyperlink w:anchor="_Toc231079661" w:history="1">
+      <w:hyperlink w:anchor="_Toc231081616" w:history="1">
         <w:r>
           <w:rPr>
             <w:rStyle w:val="Hipervnculo"/>
@@ -6810,7 +6810,7 @@
             <w:noProof/>
             <w:webHidden/>
           </w:rPr>
-          <w:instrText xml:space="preserve"> PAGEREF _Toc231079661 \h </w:instrText>
+          <w:instrText xml:space="preserve"> PAGEREF _Toc231081616 \h </w:instrText>
         </w:r>
         <w:r>
           <w:rPr>
@@ -6830,7 +6830,80 @@
             <w:noProof/>
             <w:webHidden/>
           </w:rPr>
-          <w:t>32</w:t>
+          <w:t>35</w:t>
+        </w:r>
+        <w:r>
+          <w:rPr>
+            <w:noProof/>
+            <w:webHidden/>
+          </w:rPr>
+          <w:fldChar w:fldCharType="end"/>
+        </w:r>
+      </w:hyperlink>
+    </w:p>
+    <w:p>
+      <w:pPr>
+        <w:pStyle w:val="Tabladeilustraciones"/>
+        <w:tabs>
+          <w:tab w:val="right" w:leader="dot" w:pos="8832"/>
+        </w:tabs>
+        <w:rPr>
+          <w:rFonts w:asciiTheme="minorHAnsi" w:hAnsiTheme="minorHAnsi"/>
+          <w:noProof/>
+          <w:kern w:val="2"/>
+          <w:szCs w:val="24"/>
+          <w:lang w:val="es-CL" w:eastAsia="es-CL"/>
+          <w14:ligatures w14:val="standardContextual"/>
+        </w:rPr>
+      </w:pPr>
+      <w:hyperlink w:anchor="_Toc231081617" w:history="1">
+        <w:r>
+          <w:rPr>
+            <w:rStyle w:val="Hipervnculo"/>
+            <w:noProof/>
+          </w:rPr>
+          <w:t>Figura 6. Respuesta del retorno a un shock del cobre mediante proyecciones locales (Jordà, 2005), IC 95%.</w:t>
+        </w:r>
+        <w:r>
+          <w:rPr>
+            <w:noProof/>
+            <w:webHidden/>
+          </w:rPr>
+          <w:tab/>
+        </w:r>
+        <w:r>
+          <w:rPr>
+            <w:noProof/>
+            <w:webHidden/>
+          </w:rPr>
+          <w:fldChar w:fldCharType="begin"/>
+        </w:r>
+        <w:r>
+          <w:rPr>
+            <w:noProof/>
+            <w:webHidden/>
+          </w:rPr>
+          <w:instrText xml:space="preserve"> PAGEREF _Toc231081617 \h </w:instrText>
+        </w:r>
+        <w:r>
+          <w:rPr>
+            <w:noProof/>
+            <w:webHidden/>
+          </w:rPr>
+        </w:r>
+        <w:r>
+          <w:rPr>
+            <w:noProof/>
+            <w:webHidden/>
+          </w:rPr>
+          <w:fldChar w:fldCharType="separate"/>
+        </w:r>
+        <w:r>
+          <w:rPr>
+            <w:noProof/>
+            <w:webHidden/>
+          </w:rPr>
+          <w:t>38</w:t>
         </w:r>
         <w:r>
           <w:rPr>
@@ -6855,7 +6928,7 @@
       <w:pPr>
         <w:pStyle w:val="Ttulo1"/>
       </w:pPr>
-      <w:bookmarkStart w:id="9" w:name="_Toc231079583"/>
+      <w:bookmarkStart w:id="9" w:name="_Toc231081538"/>
       <w:r>
         <w:lastRenderedPageBreak/>
         <w:t xml:space="preserve">Lista de </w:t>
@@ -7464,7 +7537,7 @@
       <w:pPr>
         <w:pStyle w:val="Ttulo1"/>
       </w:pPr>
-      <w:bookmarkStart w:id="10" w:name="_Toc231079584"/>
+      <w:bookmarkStart w:id="10" w:name="_Toc231081539"/>
       <w:r>
         <w:lastRenderedPageBreak/>
         <w:t>Capítulo 1 — Introducción</w:t>
@@ -7475,7 +7548,7 @@
       <w:pPr>
         <w:pStyle w:val="Ttulo2"/>
       </w:pPr>
-      <w:bookmarkStart w:id="11" w:name="_Toc231079585"/>
+      <w:bookmarkStart w:id="11" w:name="_Toc231081540"/>
       <w:r>
         <w:t>1.1 Contextualización</w:t>
       </w:r>
@@ -7560,7 +7633,7 @@
       <w:pPr>
         <w:pStyle w:val="Ttulo2"/>
       </w:pPr>
-      <w:bookmarkStart w:id="12" w:name="_Toc231079586"/>
+      <w:bookmarkStart w:id="12" w:name="_Toc231081541"/>
       <w:r>
         <w:lastRenderedPageBreak/>
         <w:t>1.2 Problema de investigación y justificación</w:t>
@@ -7673,7 +7746,7 @@
       <w:pPr>
         <w:pStyle w:val="Ttulo2"/>
       </w:pPr>
-      <w:bookmarkStart w:id="13" w:name="_Toc231079587"/>
+      <w:bookmarkStart w:id="13" w:name="_Toc231081542"/>
       <w:r>
         <w:lastRenderedPageBreak/>
         <w:t>1.3 Pregunta y objetivos de investigación</w:t>
@@ -7856,7 +7929,7 @@
       <w:pPr>
         <w:pStyle w:val="Ttulo2"/>
       </w:pPr>
-      <w:bookmarkStart w:id="14" w:name="_Toc231079588"/>
+      <w:bookmarkStart w:id="14" w:name="_Toc231081543"/>
       <w:r>
         <w:t>1.4 Hipótesis general</w:t>
       </w:r>
@@ -7899,7 +7972,7 @@
       <w:pPr>
         <w:pStyle w:val="Ttulo2"/>
       </w:pPr>
-      <w:bookmarkStart w:id="15" w:name="_Toc231079589"/>
+      <w:bookmarkStart w:id="15" w:name="_Toc231081544"/>
       <w:r>
         <w:t>1.5 Aspectos metodológicos y alcance</w:t>
       </w:r>
@@ -8002,7 +8075,7 @@
       <w:pPr>
         <w:pStyle w:val="Ttulo2"/>
       </w:pPr>
-      <w:bookmarkStart w:id="16" w:name="_Toc231079590"/>
+      <w:bookmarkStart w:id="16" w:name="_Toc231081545"/>
       <w:r>
         <w:t>1.6 Aportes esperados</w:t>
       </w:r>
@@ -8056,7 +8129,7 @@
       <w:pPr>
         <w:pStyle w:val="Ttulo2"/>
       </w:pPr>
-      <w:bookmarkStart w:id="17" w:name="_Toc231079591"/>
+      <w:bookmarkStart w:id="17" w:name="_Toc231081546"/>
       <w:r>
         <w:t>1.7 Estructura de la tesis</w:t>
       </w:r>
@@ -8099,7 +8172,7 @@
       <w:pPr>
         <w:pStyle w:val="Ttulo1"/>
       </w:pPr>
-      <w:bookmarkStart w:id="18" w:name="_Toc231079592"/>
+      <w:bookmarkStart w:id="18" w:name="_Toc231081547"/>
       <w:r>
         <w:lastRenderedPageBreak/>
         <w:t>Capítulo 2 — Marco teórico y revisión de literatura</w:t>
@@ -8110,7 +8183,7 @@
       <w:pPr>
         <w:pStyle w:val="Ttulo2"/>
       </w:pPr>
-      <w:bookmarkStart w:id="19" w:name="_Toc231079593"/>
+      <w:bookmarkStart w:id="19" w:name="_Toc231081548"/>
       <w:r>
         <w:t>2.1 Determinantes macroeconómicos de los retornos accionarios</w:t>
       </w:r>
@@ -8331,21 +8404,8 @@
     </w:p>
     <w:p>
       <w:r>
-        <w:rPr>
-          <w:color w:val="8A5A18"/>
-          <w:highlight w:val="yellow"/>
-        </w:rPr>
-        <w:t xml:space="preserve">[COMPLETAR: revisión de </w:t>
-      </w:r>
-      <w:r>
-        <w:rPr>
-          <w:color w:val="8A5A18"/>
-          <w:highlight w:val="yellow"/>
-        </w:rPr>
-        <w:t>literatura reciente (post-2010) sobre factores macro y retornos en</w:t>
-      </w:r>
-    </w:p>
-    <w:p>
+        <w:t xml:space="preserve">La evidencia reciente confirma la vigencia de este enfoque en </w:t>
+      </w:r>
       <w:r>
         <w:rPr>
           <w:b/>
@@ -8353,14 +8413,72 @@
         <w:t>mercados emergentes</w:t>
       </w:r>
       <w:r>
-        <w:t>, que es el contexto más cercano al caso chileno.]</w:t>
+        <w:t>, contexto</w:t>
+      </w:r>
+    </w:p>
+    <w:p>
+      <w:r>
+        <w:t>más cercano al caso chileno. Diversos estudios que contrastan el APT frente al CAPM en bolsas</w:t>
+      </w:r>
+    </w:p>
+    <w:p>
+      <w:r>
+        <w:t xml:space="preserve">emergentes hallan que el primero se sostiene mejor y que el </w:t>
+      </w:r>
+      <w:r>
+        <w:rPr>
+          <w:b/>
+        </w:rPr>
+        <w:t>tipo de cambio</w:t>
+      </w:r>
+      <w:r>
+        <w:t xml:space="preserve"> explica de manera</w:t>
+      </w:r>
+    </w:p>
+    <w:p>
+      <w:r>
+        <w:t>consistente los retornos. Específicamente para Chile, Pedersen (2015), en un documento de trabajo</w:t>
+      </w:r>
+    </w:p>
+    <w:p>
+      <w:r>
+        <w:t>del Banco Central de Chile, muestra que el efecto del precio del cobre sobre la economía depende</w:t>
+      </w:r>
+    </w:p>
+    <w:p>
+      <w:r>
+        <w:t xml:space="preserve">del </w:t>
+      </w:r>
+      <w:r>
+        <w:rPr>
+          <w:b/>
+        </w:rPr>
+        <w:t>tipo de shock</w:t>
+      </w:r>
+      <w:r>
+        <w:t xml:space="preserve"> —las alzas por demanda elevan el crecimiento, mientras que los shocks de</w:t>
+      </w:r>
+    </w:p>
+    <w:p>
+      <w:r>
+        <w:t>oferta o de demanda específica del cobre tienen efectos negativos de corto plazo—, lo que motiva</w:t>
+      </w:r>
+    </w:p>
+    <w:p>
+      <w:r>
+        <w:t>distinguir la naturaleza de las perturbaciones. Este hallazgo es directamente relevante para la</w:t>
+      </w:r>
+    </w:p>
+    <w:p>
+      <w:r>
+        <w:t>identificación de shocks de la presente tesis.</w:t>
       </w:r>
     </w:p>
     <w:p>
       <w:pPr>
         <w:pStyle w:val="Ttulo2"/>
       </w:pPr>
-      <w:bookmarkStart w:id="20" w:name="_Toc231079594"/>
+      <w:bookmarkStart w:id="20" w:name="_Toc231081549"/>
       <w:r>
         <w:t>2.2 Precios de commodities y valoración de empresas mineras</w:t>
       </w:r>
@@ -8383,12 +8501,16 @@
     </w:p>
     <w:p>
       <w:r>
+        <w:lastRenderedPageBreak/>
         <w:t>un apalancamiento operativo típicamente elevado en la minería, amplifican el efecto sobre los</w:t>
       </w:r>
     </w:p>
     <w:p>
       <w:r>
-        <w:t>márgenes y el valor de la firma. La literatura sobre empresas de recursos naturales ha</w:t>
+        <w:t xml:space="preserve">márgenes y el valor de la firma. La </w:t>
+      </w:r>
+      <w:r>
+        <w:t>literatura sobre empresas de recursos naturales ha</w:t>
       </w:r>
     </w:p>
     <w:p>
@@ -8427,37 +8549,74 @@
         <w:t>acciones mineras y precios de metales</w:t>
       </w:r>
       <w:r>
-        <w:t xml:space="preserve"> es comparativamente más</w:t>
-      </w:r>
-    </w:p>
-    <w:p>
-      <w:r>
-        <w:t xml:space="preserve">escasa que la del sector energético, lo que </w:t>
-      </w:r>
-      <w:r>
-        <w:t>constituye parte del vacío que esta tesis aborda.</w:t>
-      </w:r>
-    </w:p>
-    <w:p>
+        <w:t xml:space="preserve"> es más reciente y</w:t>
+      </w:r>
+    </w:p>
+    <w:p>
+      <w:r>
+        <w:t>predominantemente internacional. Zhu, Chen y Chen (2021), en *Resources Policy*, documentan que los</w:t>
+      </w:r>
+    </w:p>
+    <w:p>
+      <w:r>
+        <w:t>precios de los metales no ferrosos tienen un impacto positivo sobre la valoración bursátil del</w:t>
+      </w:r>
+    </w:p>
+    <w:p>
+      <w:r>
+        <w:t>sector, con efectos que se intensifican tras la crisis financiera de 2008 (financiarización y</w:t>
+      </w:r>
+    </w:p>
+    <w:p>
+      <w:r>
+        <w:t>co-movimiento de los mercados de commodities). Wallenstein, Mendiola y Chávez-Bedoya, en el marco</w:t>
+      </w:r>
+    </w:p>
+    <w:p>
+      <w:r>
+        <w:t xml:space="preserve">de la CLADEA, encuentran una relación positiva pero </w:t>
+      </w:r>
       <w:r>
         <w:rPr>
-          <w:color w:val="8A5A18"/>
-          <w:highlight w:val="yellow"/>
+          <w:b/>
         </w:rPr>
+        <w:t>inelástica</w:t>
+      </w:r>
+      <w:r>
+        <w:t xml:space="preserve"> entre los retornos de acciones</w:t>
+      </w:r>
+    </w:p>
+    <w:p>
+      <w:r>
+        <w:t>cupríferas y el precio del cobre, más fuerte en empresas de gran capitalización. La literatura</w:t>
+      </w:r>
+    </w:p>
+    <w:p>
+      <w:r>
+        <w:t>reciente en *Mineral Economics* (2025) modela, mediante ecuaciones estructurales, el vínculo entre</w:t>
+      </w:r>
+    </w:p>
+    <w:p>
+      <w:r>
+        <w:t>los precios del cobre y del oro y las cotizaciones mineras en las bolsas de Nueva York, Toronto y</w:t>
+      </w:r>
+    </w:p>
+    <w:p>
+      <w:r>
+        <w:t>Australia. Es notable que esta literatura, pese a su relevancia, **excluye sistemáticamente a</w:t>
+      </w:r>
+    </w:p>
+    <w:p>
+      <w:r>
         <w:lastRenderedPageBreak/>
-        <w:t>[COMPLETAR: estudios sobre exposición de acciones mineras al precio del cobre u otros metales;</w:t>
-      </w:r>
-    </w:p>
-    <w:p>
-      <w:r>
-        <w:t>distinguir exposición a precio spot vs. futuros.]</w:t>
+        <w:t>Chile** —primer productor mundial de cobre—, omisión que la presente investigación subsana.</w:t>
       </w:r>
     </w:p>
     <w:p>
       <w:pPr>
         <w:pStyle w:val="Ttulo2"/>
       </w:pPr>
-      <w:bookmarkStart w:id="21" w:name="_Toc231079595"/>
+      <w:bookmarkStart w:id="21" w:name="_Toc231081550"/>
       <w:r>
         <w:t>2.3 Tipo de cambio y exposición de empresas exportadoras</w:t>
       </w:r>
@@ -8515,7 +8674,10 @@
     </w:p>
     <w:p>
       <w:r>
-        <w:t>acción. Esta ambigüedad, lejos de ser una debilidad, constituye una pregunta empírica de</w:t>
+        <w:t xml:space="preserve">acción. Esta ambigüedad, lejos de ser una </w:t>
+      </w:r>
+      <w:r>
+        <w:t>debilidad, constituye una pregunta empírica de</w:t>
       </w:r>
     </w:p>
     <w:p>
@@ -8532,9 +8694,8 @@
       <w:pPr>
         <w:pStyle w:val="Ttulo2"/>
       </w:pPr>
-      <w:bookmarkStart w:id="22" w:name="_Toc231079596"/>
-      <w:r>
-        <w:lastRenderedPageBreak/>
+      <w:bookmarkStart w:id="22" w:name="_Toc231081551"/>
+      <w:r>
         <w:t>2.4 Cobre, tipo de cambio y la economía chilena</w:t>
       </w:r>
       <w:bookmarkEnd w:id="22"/>
@@ -8555,6 +8716,7 @@
     </w:p>
     <w:p>
       <w:r>
+        <w:lastRenderedPageBreak/>
         <w:t>estrecha relación entre los términos de intercambio de los países exportadores de materias</w:t>
       </w:r>
     </w:p>
@@ -8595,49 +8757,161 @@
     </w:p>
     <w:p>
       <w:r>
+        <w:t>La evidencia empírica chilena puede ordenarse en tres eslabones. El primero, **cobre ↔ tipo de</w:t>
+      </w:r>
+    </w:p>
+    <w:p>
+      <w:r>
+        <w:t>cambio**, es el más sólido: Chen y Rogoff (2003) y Chen, Rogoff y Rossi (2010) sitúan al peso</w:t>
+      </w:r>
+    </w:p>
+    <w:p>
+      <w:r>
+        <w:t>chileno entre las *commodity currencies* canónicas, y Pincheira y Hardy (2019), en *Resources</w:t>
+      </w:r>
+    </w:p>
+    <w:p>
+      <w:r>
+        <w:t>Policy*, muestran que el tipo de cambio chileno tiene poder predictivo sobre los retornos del</w:t>
+      </w:r>
+    </w:p>
+    <w:p>
+      <w:r>
+        <w:t>índice de metales base —incluido el cobre—, dado que este representa cerca de la mitad de las</w:t>
+      </w:r>
+    </w:p>
+    <w:p>
+      <w:r>
+        <w:t>exportaciones del país. Labbé y De Gregorio (2011), en un documento de trabajo del Banco Central</w:t>
+      </w:r>
+    </w:p>
+    <w:p>
+      <w:r>
+        <w:t>de Chile, documentan cómo el tipo de cambio real opera como *amortiguador* de los shocks del precio</w:t>
+      </w:r>
+    </w:p>
+    <w:p>
+      <w:r>
+        <w:lastRenderedPageBreak/>
+        <w:t xml:space="preserve">del cobre. El segundo eslabón, </w:t>
+      </w:r>
+      <w:r>
         <w:rPr>
-          <w:color w:val="8A5A18"/>
-          <w:highlight w:val="yellow"/>
+          <w:b/>
         </w:rPr>
-        <w:t>[COMPLETAR — NÚCLEO DEL APORTE: evidencia empírica chilena sobre la relación cobre–peso–mercado</w:t>
-      </w:r>
-    </w:p>
-    <w:p>
-      <w:r>
-        <w:t xml:space="preserve">accionario. Buscar en Documentos de </w:t>
-      </w:r>
-      <w:r>
-        <w:t>Trabajo del Banco Central de Chile, publicaciones de</w:t>
-      </w:r>
-    </w:p>
-    <w:p>
-      <w:r>
-        <w:t>Cochilco, revistas locales (Estudios de Economía, Revista de Análisis Económico) y bases</w:t>
-      </w:r>
-    </w:p>
-    <w:p>
-      <w:r>
-        <w:t>internacionales. Este es el bloque donde se debe demostrar el vacío específico que la tesis</w:t>
-      </w:r>
-    </w:p>
-    <w:p>
-      <w:r>
-        <w:t xml:space="preserve">llena: la </w:t>
-      </w:r>
-      <w:r>
-        <w:t>escasez de estudios que vinculen el cobre con la valoración bursátil de las propias</w:t>
-      </w:r>
-    </w:p>
-    <w:p>
-      <w:r>
-        <w:t>mineras con exposición a Chile.]</w:t>
+        <w:t>cobre ↔ mercado accionario chileno agregado</w:t>
+      </w:r>
+      <w:r>
+        <w:t>, está representado</w:t>
+      </w:r>
+    </w:p>
+    <w:p>
+      <w:r>
+        <w:t>de forma directa por Zurita, Fuentes y Gregoire (2005), quienes, mediante un modelo APT sobre</w:t>
+      </w:r>
+    </w:p>
+    <w:p>
+      <w:r>
+        <w:t xml:space="preserve">retornos accionarios chilenos (1990–2003), encuentran que las </w:t>
+      </w:r>
+      <w:r>
+        <w:rPr>
+          <w:b/>
+        </w:rPr>
+        <w:t>sorpresas en el precio del cobre</w:t>
+      </w:r>
+    </w:p>
+    <w:p>
+      <w:r>
+        <w:t>están preciadas con una prima por riesgo estadísticamente significativa, rechazando el CAPM en</w:t>
+      </w:r>
+    </w:p>
+    <w:p>
+      <w:r>
+        <w:t xml:space="preserve">favor del APT. El tercer eslabón, </w:t>
+      </w:r>
+      <w:r>
+        <w:rPr>
+          <w:b/>
+        </w:rPr>
+        <w:t>cobre ↔ acciones mineras</w:t>
+      </w:r>
+      <w:r>
+        <w:t>, solo está documentado a nivel</w:t>
+      </w:r>
+    </w:p>
+    <w:p>
+      <w:r>
+        <w:t>internacional: Wallenstein, Mendiola y Chávez-Bedoya (CLADEA) hallan una relación positiva pero</w:t>
+      </w:r>
+    </w:p>
+    <w:p>
+      <w:r>
+        <w:t>inelástica entre los retornos de acciones cupríferas y el precio del cobre, y la literatura</w:t>
+      </w:r>
+    </w:p>
+    <w:p>
+      <w:r>
+        <w:t>reciente en *Mineral Economics* (2025) modela ese vínculo para las bolsas de Nueva York, Toronto y</w:t>
+      </w:r>
+    </w:p>
+    <w:p>
+      <w:r>
+        <w:t>Australia —excluyendo explícitamente a Chile y la Bolsa de Santiago—.</w:t>
+      </w:r>
+    </w:p>
+    <w:p>
+      <w:r>
+        <w:rPr>
+          <w:b/>
+        </w:rPr>
+        <w:t>El vacío que esta tesis llena</w:t>
+      </w:r>
+      <w:r>
+        <w:t xml:space="preserve"> emerge con nitidez de esa revisión: no se identificó ningún</w:t>
+      </w:r>
+    </w:p>
+    <w:p>
+      <w:r>
+        <w:t>estudio académico que estime econométricamente el efecto del precio del cobre y las variables</w:t>
+      </w:r>
+    </w:p>
+    <w:p>
+      <w:r>
+        <w:t>macroeconómicas sobre los retornos de las **acciones cupríferas con exposición a Chile a nivel de</w:t>
+      </w:r>
+    </w:p>
+    <w:p>
+      <w:r>
+        <w:t>empresa**, ni que compare formalmente el mercado bursátil internacional con el chileno para el</w:t>
+      </w:r>
+    </w:p>
+    <w:p>
+      <w:r>
+        <w:t>período 2004–2024. El antecedente chileno más próximo (Zurita et al., 2005) trabaja con el índice</w:t>
+      </w:r>
+    </w:p>
+    <w:p>
+      <w:r>
+        <w:t>agregado y termina en 2003; los estudios que sí desagregan a nivel de acción minera excluyen a</w:t>
+      </w:r>
+    </w:p>
+    <w:p>
+      <w:r>
+        <w:lastRenderedPageBreak/>
+        <w:t>Chile. La presente investigación se ubica, por tanto, en la intersección no cubierta de tres</w:t>
+      </w:r>
+    </w:p>
+    <w:p>
+      <w:r>
+        <w:t>literaturas bien establecidas por separado.</w:t>
       </w:r>
     </w:p>
     <w:p>
       <w:pPr>
         <w:pStyle w:val="Ttulo2"/>
       </w:pPr>
-      <w:bookmarkStart w:id="23" w:name="_Toc231079597"/>
+      <w:bookmarkStart w:id="23" w:name="_Toc231081552"/>
       <w:r>
         <w:t>2.5 Eficiencia informacional y segmentación de mercados</w:t>
       </w:r>
@@ -8655,7 +8929,6 @@
     </w:p>
     <w:p>
       <w:r>
-        <w:lastRenderedPageBreak/>
         <w:t>mercado** (Fama, 1970) sostiene que los precios incorporan la información disponible; sin embargo,</w:t>
       </w:r>
     </w:p>
@@ -8692,7 +8965,10 @@
     </w:p>
     <w:p>
       <w:r>
-        <w:t>Este marco fundamenta la dimensión comparativa de la presente investigación: dado que las mismas</w:t>
+        <w:t xml:space="preserve">Este marco fundamenta la dimensión comparativa de la presente investigación: dado que las </w:t>
+      </w:r>
+      <w:r>
+        <w:t>mismas</w:t>
       </w:r>
     </w:p>
     <w:p>
@@ -8712,19 +8988,70 @@
     </w:p>
     <w:p>
       <w:r>
-        <w:t>del diseño de triangulación por muestras. [COMPLETAR: evidencia sobre integración/segmentación y</w:t>
-      </w:r>
-    </w:p>
-    <w:p>
-      <w:r>
-        <w:t>eficiencia informacional del mercado bursátil chileno respecto de los mercados internacionales.]</w:t>
+        <w:t>del diseño de triangulación por muestras. La literatura sobre la integración del mercado bursátil</w:t>
+      </w:r>
+    </w:p>
+    <w:p>
+      <w:r>
+        <w:lastRenderedPageBreak/>
+        <w:t>chileno —en particular los estudios del Mercado Integrado Latinoamericano (MILA), que reúne a</w:t>
+      </w:r>
+    </w:p>
+    <w:p>
+      <w:r>
+        <w:t xml:space="preserve">Chile, Colombia y Perú— documenta una integración </w:t>
+      </w:r>
+      <w:r>
+        <w:rPr>
+          <w:b/>
+        </w:rPr>
+        <w:t>parcial y dependiente del régimen</w:t>
+      </w:r>
+      <w:r>
+        <w:t>, con</w:t>
+      </w:r>
+    </w:p>
+    <w:p>
+      <w:r>
+        <w:t>correlaciones dinámicas que varían entre episodios de calma y de crisis (por ejemplo, en la</w:t>
+      </w:r>
+    </w:p>
+    <w:p>
+      <w:r>
+        <w:t>comparación entre el período previo a la crisis financiera global y la pandemia de COVID-19).</w:t>
+      </w:r>
+    </w:p>
+    <w:p>
+      <w:r>
+        <w:t xml:space="preserve">Asimismo, se ha mostrado que una mayor integración bursátil </w:t>
+      </w:r>
+      <w:r>
+        <w:rPr>
+          <w:b/>
+        </w:rPr>
+        <w:t>reduce la asimetría de información</w:t>
+      </w:r>
+    </w:p>
+    <w:p>
+      <w:r>
+        <w:t>y mejora la eficiencia de la inversión en América Latina. Esta evidencia respalda la hipótesis de</w:t>
+      </w:r>
+    </w:p>
+    <w:p>
+      <w:r>
+        <w:t>que el mercado chileno, comparativamente menos profundo, podría incorporar los shocks globales de</w:t>
+      </w:r>
+    </w:p>
+    <w:p>
+      <w:r>
+        <w:t>forma más lenta o incompleta que los mercados internacionales.</w:t>
       </w:r>
     </w:p>
     <w:p>
       <w:pPr>
         <w:pStyle w:val="Ttulo2"/>
       </w:pPr>
-      <w:bookmarkStart w:id="24" w:name="_Toc231079598"/>
+      <w:bookmarkStart w:id="24" w:name="_Toc231081553"/>
       <w:r>
         <w:t>2.6 Enfoques econométricos para la medición de impacto</w:t>
       </w:r>
@@ -8747,7 +9074,6 @@
     </w:p>
     <w:p>
       <w:r>
-        <w:lastRenderedPageBreak/>
         <w:t>Phillips y Perron (1988) y Kwiatkowski et al. (1992, KPSS), complementadas con el test de</w:t>
       </w:r>
     </w:p>
@@ -8777,15 +9103,13 @@
     </w:p>
     <w:p>
       <w:r>
+        <w:lastRenderedPageBreak/>
         <w:t>las variables presentan órdenes de integración mixtos. La dinámica de los shocks se modela</w:t>
       </w:r>
     </w:p>
     <w:p>
       <w:r>
-        <w:t xml:space="preserve">mediante vectores autorregresivos </w:t>
-      </w:r>
-      <w:r>
-        <w:t>siguiendo a Sims (1980), con funciones impulso-respuesta</w:t>
+        <w:t>mediante vectores autorregresivos siguiendo a Sims (1980), con funciones impulso-respuesta</w:t>
       </w:r>
     </w:p>
     <w:p>
@@ -8844,7 +9168,6 @@
     </w:p>
     <w:p>
       <w:r>
-        <w:lastRenderedPageBreak/>
         <w:t>de commodities, para reforzar la justificación del objetivo específico 5.]</w:t>
       </w:r>
     </w:p>
@@ -8852,7 +9175,7 @@
       <w:pPr>
         <w:pStyle w:val="Ttulo2"/>
       </w:pPr>
-      <w:bookmarkStart w:id="25" w:name="_Toc231079599"/>
+      <w:bookmarkStart w:id="25" w:name="_Toc231081554"/>
       <w:r>
         <w:t>2.7 Síntesis e identificación del vacío de investigación</w:t>
       </w:r>
@@ -8875,6 +9198,7 @@
     </w:p>
     <w:p>
       <w:r>
+        <w:lastRenderedPageBreak/>
         <w:t>frecuencia, en índices agregados antes que en sectores específicos. Segundo, la evidencia sobre</w:t>
       </w:r>
     </w:p>
@@ -8894,15 +9218,15 @@
         <w:t>sector energético</w:t>
       </w:r>
       <w:r>
-        <w:t>,</w:t>
-      </w:r>
-      <w:r>
-        <w:t xml:space="preserve"> quedando el cobre y la minería metálica</w:t>
-      </w:r>
-    </w:p>
-    <w:p>
-      <w:r>
-        <w:t>comparativamente menos estudiados a nivel de acciones. Tercero, la evidencia chilena vincula el</w:t>
+        <w:t>, quedando el cobre y la minería metálica</w:t>
+      </w:r>
+    </w:p>
+    <w:p>
+      <w:r>
+        <w:t xml:space="preserve">comparativamente menos estudiados a nivel de </w:t>
+      </w:r>
+      <w:r>
+        <w:t>acciones. Tercero, la evidencia chilena vincula el</w:t>
       </w:r>
     </w:p>
     <w:p>
@@ -8929,7 +9253,13 @@
         <w:rPr>
           <w:b/>
         </w:rPr>
-        <w:t>estabilidad de estas relaciones a lo largo de las fases del ciclo del cobre</w:t>
+        <w:t xml:space="preserve">estabilidad de estas </w:t>
+      </w:r>
+      <w:r>
+        <w:rPr>
+          <w:b/>
+        </w:rPr>
+        <w:t>relaciones a lo largo de las fases del ciclo del cobre</w:t>
       </w:r>
       <w:r>
         <w:t>. Cuarto, no se ha</w:t>
@@ -8967,11 +9297,7 @@
     </w:p>
     <w:p>
       <w:r>
-        <w:lastRenderedPageBreak/>
-        <w:t xml:space="preserve">varianza) y, de manera distintiva, la </w:t>
-      </w:r>
-      <w:r>
-        <w:t>evaluación de la estabilidad de dichas relaciones según la</w:t>
+        <w:t>varianza) y, de manera distintiva, la evaluación de la estabilidad de dichas relaciones según la</w:t>
       </w:r>
     </w:p>
     <w:p>
@@ -8983,7 +9309,7 @@
       <w:pPr>
         <w:pStyle w:val="Ttulo3"/>
       </w:pPr>
-      <w:bookmarkStart w:id="26" w:name="_Toc231079600"/>
+      <w:bookmarkStart w:id="26" w:name="_Toc231081555"/>
       <w:r>
         <w:t>Nota sobre la tabla de literatura</w:t>
       </w:r>
@@ -8996,6 +9322,7 @@
     </w:p>
     <w:p>
       <w:r>
+        <w:lastRenderedPageBreak/>
         <w:t>(ver `docs/revision_literatura.md`, sección final). Sintetizarla en prosa es lo que da solidez a</w:t>
       </w:r>
     </w:p>
@@ -9013,7 +9340,7 @@
       <w:pPr>
         <w:pStyle w:val="Ttulo1"/>
       </w:pPr>
-      <w:bookmarkStart w:id="27" w:name="_Toc231079601"/>
+      <w:bookmarkStart w:id="27" w:name="_Toc231081556"/>
       <w:r>
         <w:lastRenderedPageBreak/>
         <w:t>Capítulo 3 — Datos y metodología</w:t>
@@ -9024,7 +9351,7 @@
       <w:pPr>
         <w:pStyle w:val="Ttulo2"/>
       </w:pPr>
-      <w:bookmarkStart w:id="28" w:name="_Toc231079602"/>
+      <w:bookmarkStart w:id="28" w:name="_Toc231081557"/>
       <w:r>
         <w:t>3.1 Definición del universo de empresas y período</w:t>
       </w:r>
@@ -9201,10 +9528,7 @@
     </w:p>
     <w:p>
       <w:r>
-        <w:t xml:space="preserve">y ARDL; (ii) </w:t>
-      </w:r>
-      <w:r>
-        <w:t>el principal indicador de actividad doméstica (IMACEC) es de periodicidad</w:t>
+        <w:t>y ARDL; (ii) el principal indicador de actividad doméstica (IMACEC) es de periodicidad</w:t>
       </w:r>
     </w:p>
     <w:p>
@@ -9216,7 +9540,7 @@
       <w:pPr>
         <w:pStyle w:val="Ttulo2"/>
       </w:pPr>
-      <w:bookmarkStart w:id="29" w:name="_Toc231079603"/>
+      <w:bookmarkStart w:id="29" w:name="_Toc231081558"/>
       <w:r>
         <w:t>3.2 Variable dependiente</w:t>
       </w:r>
@@ -9275,7 +9599,7 @@
       <w:pPr>
         <w:pStyle w:val="Ttulo2"/>
       </w:pPr>
-      <w:bookmarkStart w:id="30" w:name="_Toc231079604"/>
+      <w:bookmarkStart w:id="30" w:name="_Toc231081559"/>
       <w:r>
         <w:t>3.3 Variables explicativas</w:t>
       </w:r>
@@ -9342,7 +9666,7 @@
       <w:pPr>
         <w:pStyle w:val="Ttulo2"/>
       </w:pPr>
-      <w:bookmarkStart w:id="31" w:name="_Toc231079605"/>
+      <w:bookmarkStart w:id="31" w:name="_Toc231081560"/>
       <w:r>
         <w:t>3.4 Tratamiento de datos y frecuencias mixtas</w:t>
       </w:r>
@@ -9350,7 +9674,10 @@
     </w:p>
     <w:p>
       <w:r>
-        <w:t>Todas las series se llevan a frecuencia mensual (último dato del mes para precios, índices y</w:t>
+        <w:t xml:space="preserve">Todas las series se llevan a frecuencia mensual </w:t>
+      </w:r>
+      <w:r>
+        <w:t>(último dato del mes para precios, índices y</w:t>
       </w:r>
     </w:p>
     <w:p>
@@ -9396,7 +9723,7 @@
       <w:pPr>
         <w:pStyle w:val="Ttulo2"/>
       </w:pPr>
-      <w:bookmarkStart w:id="32" w:name="_Toc231079606"/>
+      <w:bookmarkStart w:id="32" w:name="_Toc231081561"/>
       <w:r>
         <w:t>3.5 Datación de las fases del ciclo del cobre</w:t>
       </w:r>
@@ -9463,7 +9790,7 @@
       <w:pPr>
         <w:pStyle w:val="Ttulo2"/>
       </w:pPr>
-      <w:bookmarkStart w:id="33" w:name="_Toc231079607"/>
+      <w:bookmarkStart w:id="33" w:name="_Toc231081562"/>
       <w:r>
         <w:t>3.6 Estrategia econométrica</w:t>
       </w:r>
@@ -9473,7 +9800,7 @@
       <w:pPr>
         <w:pStyle w:val="Ttulo3"/>
       </w:pPr>
-      <w:bookmarkStart w:id="34" w:name="_Toc231079608"/>
+      <w:bookmarkStart w:id="34" w:name="_Toc231081563"/>
       <w:r>
         <w:t>3.6.1 Estacionariedad y orden de integración (OE1)</w:t>
       </w:r>
@@ -9513,7 +9840,7 @@
       <w:pPr>
         <w:pStyle w:val="Ttulo3"/>
       </w:pPr>
-      <w:bookmarkStart w:id="35" w:name="_Toc231079609"/>
+      <w:bookmarkStart w:id="35" w:name="_Toc231081564"/>
       <w:r>
         <w:t>3.6.2 Modelo de impacto: panel de efectos fijos (OE2)</w:t>
       </w:r>
@@ -9554,10 +9881,7 @@
         <w:t>Driscoll-Kraay</w:t>
       </w:r>
       <w:r>
-        <w:t xml:space="preserve">, robustos a </w:t>
-      </w:r>
-      <w:r>
-        <w:t>heterocedasticidad,</w:t>
+        <w:t>, robustos a heterocedasticidad,</w:t>
       </w:r>
     </w:p>
     <w:p>
@@ -9568,7 +9892,13 @@
         <w:rPr>
           <w:b/>
         </w:rPr>
-        <w:t>dependencia de sección cruzada</w:t>
+        <w:t xml:space="preserve">dependencia de sección </w:t>
+      </w:r>
+      <w:r>
+        <w:rPr>
+          <w:b/>
+        </w:rPr>
+        <w:t>cruzada</w:t>
       </w:r>
       <w:r>
         <w:t xml:space="preserve"> —esta última esperable dado el factor</w:t>
@@ -9607,7 +9937,7 @@
       <w:pPr>
         <w:pStyle w:val="Ttulo3"/>
       </w:pPr>
-      <w:bookmarkStart w:id="36" w:name="_Toc231079610"/>
+      <w:bookmarkStart w:id="36" w:name="_Toc231081565"/>
       <w:r>
         <w:t>3.6.3 Relaciones de largo plazo: cointegración (OE3)</w:t>
       </w:r>
@@ -9673,10 +10003,7 @@
     </w:p>
     <w:p>
       <w:r>
-        <w:t xml:space="preserve">donde y_t agrupa las variables en nivel I(1), </w:t>
-      </w:r>
-      <w:r>
-        <w:t>β′y_{t-1} es el término de corrección de error que</w:t>
+        <w:t>donde y_t agrupa las variables en nivel I(1), β′y_{t-1} es el término de corrección de error que</w:t>
       </w:r>
     </w:p>
     <w:p>
@@ -9708,7 +10035,7 @@
       <w:pPr>
         <w:pStyle w:val="Ttulo3"/>
       </w:pPr>
-      <w:bookmarkStart w:id="37" w:name="_Toc231079611"/>
+      <w:bookmarkStart w:id="37" w:name="_Toc231081566"/>
       <w:r>
         <w:t>3.6.4 Dinámica de shocks: VAR, impulso-respuesta y descomposición de varianza (OE4)</w:t>
       </w:r>
@@ -9821,14 +10148,17 @@
     </w:p>
     <w:p>
       <w:r>
-        <w:t>generalizadas (Pesaran y Shin, 1998), así como con tests de causalidad de Granger.</w:t>
+        <w:t xml:space="preserve">generalizadas (Pesaran y Shin, 1998), así </w:t>
+      </w:r>
+      <w:r>
+        <w:t>como con tests de causalidad de Granger.</w:t>
       </w:r>
     </w:p>
     <w:p>
       <w:pPr>
         <w:pStyle w:val="Ttulo3"/>
       </w:pPr>
-      <w:bookmarkStart w:id="38" w:name="_Toc231079612"/>
+      <w:bookmarkStart w:id="38" w:name="_Toc231081567"/>
       <w:r>
         <w:t>3.6.5 Estabilidad por fases del ciclo (OE5)</w:t>
       </w:r>
@@ -9862,10 +10192,7 @@
     </w:p>
     <w:p>
       <w:r>
-        <w:t xml:space="preserve">contracción. Como análisis de </w:t>
-      </w:r>
-      <w:r>
-        <w:t>robustez se considera un modelo de **cambio de régimen de</w:t>
+        <w:t>contracción. Como análisis de robustez se considera un modelo de **cambio de régimen de</w:t>
       </w:r>
     </w:p>
     <w:p>
@@ -9877,7 +10204,7 @@
       <w:pPr>
         <w:pStyle w:val="Ttulo3"/>
       </w:pPr>
-      <w:bookmarkStart w:id="39" w:name="_Toc231079613"/>
+      <w:bookmarkStart w:id="39" w:name="_Toc231081568"/>
       <w:r>
         <w:t>3.6.6 Comparación entre mercados: triangulación (OE6)</w:t>
       </w:r>
@@ -9885,16 +10212,16 @@
     </w:p>
     <w:p>
       <w:r>
-        <w:t xml:space="preserve">La totalidad del análisis precedente (3.6.1 a 3.6.5) se ejecuta de forma paralela sobre </w:t>
-      </w:r>
-      <w:r>
-        <w:t>las tres</w:t>
+        <w:t>La totalidad del análisis precedente (3.6.1 a 3.6.5) se ejecuta de forma paralela sobre las tres</w:t>
       </w:r>
     </w:p>
     <w:p>
       <w:r>
         <w:lastRenderedPageBreak/>
-        <w:t>muestras —cobre en el mercado global (B), cobre en el mercado chileno (A) y sector minero chileno</w:t>
+        <w:t xml:space="preserve">muestras —cobre en el </w:t>
+      </w:r>
+      <w:r>
+        <w:t>mercado global (B), cobre en el mercado chileno (A) y sector minero chileno</w:t>
       </w:r>
     </w:p>
     <w:p>
@@ -9931,7 +10258,7 @@
       <w:pPr>
         <w:pStyle w:val="Ttulo2"/>
       </w:pPr>
-      <w:bookmarkStart w:id="40" w:name="_Toc231079614"/>
+      <w:bookmarkStart w:id="40" w:name="_Toc231081569"/>
       <w:r>
         <w:t>3.7 Validación de supuestos y robustez</w:t>
       </w:r>
@@ -9981,7 +10308,7 @@
       <w:pPr>
         <w:pStyle w:val="Ttulo3"/>
       </w:pPr>
-      <w:bookmarkStart w:id="41" w:name="_Toc231079615"/>
+      <w:bookmarkStart w:id="41" w:name="_Toc231081570"/>
       <w:r>
         <w:lastRenderedPageBreak/>
         <w:t>Tabla 3.1 — Definición operativa de variables (resumen)</w:t>
@@ -9993,7 +10320,7 @@
         <w:pStyle w:val="Descripcin"/>
         <w:jc w:val="center"/>
       </w:pPr>
-      <w:bookmarkStart w:id="42" w:name="_Toc231079644"/>
+      <w:bookmarkStart w:id="42" w:name="_Toc231081599"/>
       <w:r>
         <w:rPr>
           <w:sz w:val="20"/>
@@ -11082,13 +11409,7 @@
               <w:rPr>
                 <w:sz w:val="20"/>
               </w:rPr>
-              <w:t xml:space="preserve">log(cap. </w:t>
-            </w:r>
-            <w:r>
-              <w:rPr>
-                <w:sz w:val="20"/>
-              </w:rPr>
-              <w:t>bursátil)</w:t>
+              <w:t>log(cap. bursátil)</w:t>
             </w:r>
           </w:p>
         </w:tc>
@@ -11358,7 +11679,7 @@
       <w:pPr>
         <w:pStyle w:val="Ttulo1"/>
       </w:pPr>
-      <w:bookmarkStart w:id="43" w:name="_Toc231079616"/>
+      <w:bookmarkStart w:id="43" w:name="_Toc231081571"/>
       <w:r>
         <w:lastRenderedPageBreak/>
         <w:t>Capítulo 4 — Resultados y discusión</w:t>
@@ -11369,7 +11690,7 @@
       <w:pPr>
         <w:pStyle w:val="Ttulo2"/>
       </w:pPr>
-      <w:bookmarkStart w:id="44" w:name="_Toc231079617"/>
+      <w:bookmarkStart w:id="44" w:name="_Toc231081572"/>
       <w:r>
         <w:t>4.1 Análisis descriptivo y propiedades de las series (OE1)</w:t>
       </w:r>
@@ -11519,7 +11840,7 @@
       <w:pPr>
         <w:pStyle w:val="Ttulo2"/>
       </w:pPr>
-      <w:bookmarkStart w:id="45" w:name="_Toc231079618"/>
+      <w:bookmarkStart w:id="45" w:name="_Toc231081573"/>
       <w:r>
         <w:t>4.2 Determinantes de los retornos: global vs local (OE2)</w:t>
       </w:r>
@@ -11540,7 +11861,7 @@
         <w:pStyle w:val="Descripcin"/>
         <w:jc w:val="center"/>
       </w:pPr>
-      <w:bookmarkStart w:id="46" w:name="_Toc231079645"/>
+      <w:bookmarkStart w:id="46" w:name="_Toc231081600"/>
       <w:r>
         <w:rPr>
           <w:sz w:val="20"/>
@@ -11745,7 +12066,13 @@
               <w:rPr>
                 <w:sz w:val="20"/>
               </w:rPr>
-              <w:t>* (sig.)</w:t>
+              <w:t xml:space="preserve">* </w:t>
+            </w:r>
+            <w:r>
+              <w:rPr>
+                <w:sz w:val="20"/>
+              </w:rPr>
+              <w:t>(sig.)</w:t>
             </w:r>
           </w:p>
         </w:tc>
@@ -12040,13 +12367,7 @@
         <w:rPr>
           <w:b/>
         </w:rPr>
-        <w:t xml:space="preserve">El cobre domina (H1 </w:t>
-      </w:r>
-      <w:r>
-        <w:rPr>
-          <w:b/>
-        </w:rPr>
-        <w:t>respaldada).</w:t>
+        <w:t>El cobre domina (H1 respaldada).</w:t>
       </w:r>
       <w:r>
         <w:t xml:space="preserve"> El coeficiente del cobre es positivo, de magnitud</w:t>
@@ -12139,7 +12460,7 @@
           <w:noProof/>
         </w:rPr>
         <w:drawing>
-          <wp:inline distT="0" distB="0" distL="0" distR="0" wp14:anchorId="18700359" wp14:editId="1C3D2AC7">
+          <wp:inline distT="0" distB="0" distL="0" distR="0" wp14:anchorId="7B35076D" wp14:editId="3C6ADFE7">
             <wp:extent cx="5394960" cy="2933107"/>
             <wp:effectExtent l="0" t="0" r="0" b="0"/>
             <wp:docPr id="1" name="Picture 1"/>
@@ -12180,7 +12501,7 @@
         <w:pStyle w:val="Descripcin"/>
         <w:jc w:val="center"/>
       </w:pPr>
-      <w:bookmarkStart w:id="47" w:name="_Toc231079657"/>
+      <w:bookmarkStart w:id="47" w:name="_Toc231081612"/>
       <w:r>
         <w:rPr>
           <w:sz w:val="20"/>
@@ -12217,7 +12538,7 @@
       <w:pPr>
         <w:pStyle w:val="Ttulo2"/>
       </w:pPr>
-      <w:bookmarkStart w:id="48" w:name="_Toc231079619"/>
+      <w:bookmarkStart w:id="48" w:name="_Toc231081574"/>
       <w:r>
         <w:t>4.3 Relaciones de largo plazo (OE3)</w:t>
       </w:r>
@@ -12245,7 +12566,10 @@
     <w:p>
       <w:r>
         <w:lastRenderedPageBreak/>
-        <w:t>cointegración** (estadístico de traza 32,1 &gt; 29,8 al 95%), lo que sugiere una relación de equilibrio</w:t>
+        <w:t xml:space="preserve">cointegración** </w:t>
+      </w:r>
+      <w:r>
+        <w:t>(estadístico de traza 32,1 &gt; 29,8 al 95%), lo que sugiere una relación de equilibrio</w:t>
       </w:r>
     </w:p>
     <w:p>
@@ -12274,10 +12598,7 @@
     </w:p>
     <w:p>
       <w:r>
-        <w:t xml:space="preserve">inestable** ante las pruebas que no admiten </w:t>
-      </w:r>
-      <w:r>
-        <w:t>quiebres. Confirmado ya el orden I(1) del tipo de cambio</w:t>
+        <w:t>inestable** ante las pruebas que no admiten quiebres. Confirmado ya el orden I(1) del tipo de cambio</w:t>
       </w:r>
     </w:p>
     <w:p>
@@ -12338,7 +12659,10 @@
         <w:t>6,68</w:t>
       </w:r>
       <w:r>
-        <w:t>, inferior al valor crítico al 5% (−4,92), de modo que **se rechaza la ausencia de</w:t>
+        <w:t xml:space="preserve">, </w:t>
+      </w:r>
+      <w:r>
+        <w:t>inferior al valor crítico al 5% (−4,92), de modo que **se rechaza la ausencia de</w:t>
       </w:r>
     </w:p>
     <w:p>
@@ -12367,10 +12691,7 @@
     </w:p>
     <w:p>
       <w:r>
-        <w:t xml:space="preserve">de 2008**, lo que explica por qué </w:t>
-      </w:r>
-      <w:r>
-        <w:t>las pruebas que ignoran el quiebre (ARDL/Johansen) arrojaban</w:t>
+        <w:t>de 2008**, lo que explica por qué las pruebas que ignoran el quiebre (ARDL/Johansen) arrojaban</w:t>
       </w:r>
     </w:p>
     <w:p>
@@ -12387,7 +12708,7 @@
       <w:pPr>
         <w:pStyle w:val="Ttulo2"/>
       </w:pPr>
-      <w:bookmarkStart w:id="49" w:name="_Toc231079620"/>
+      <w:bookmarkStart w:id="49" w:name="_Toc231081575"/>
       <w:r>
         <w:lastRenderedPageBreak/>
         <w:t>4.4 Dinámica de shocks (OE4)</w:t>
@@ -12409,7 +12730,7 @@
         <w:pStyle w:val="Descripcin"/>
         <w:jc w:val="center"/>
       </w:pPr>
-      <w:bookmarkStart w:id="50" w:name="_Toc231079646"/>
+      <w:bookmarkStart w:id="50" w:name="_Toc231081601"/>
       <w:r>
         <w:rPr>
           <w:sz w:val="20"/>
@@ -12688,10 +13009,7 @@
     </w:p>
     <w:p>
       <w:r>
-        <w:t xml:space="preserve">de manera estadísticamente significativa (F = 9,11; p = </w:t>
-      </w:r>
-      <w:r>
-        <w:t>0,003). Más allá del componente</w:t>
+        <w:t>de manera estadísticamente significativa (F = 9,11; p = 0,003). Más allá del componente</w:t>
       </w:r>
     </w:p>
     <w:p>
@@ -12744,7 +13062,7 @@
         </w:rPr>
         <w:lastRenderedPageBreak/>
         <w:drawing>
-          <wp:inline distT="0" distB="0" distL="0" distR="0" wp14:anchorId="719EC5AB" wp14:editId="731225DB">
+          <wp:inline distT="0" distB="0" distL="0" distR="0" wp14:anchorId="6B1C6BC5" wp14:editId="3C5F5004">
             <wp:extent cx="5394960" cy="4026860"/>
             <wp:effectExtent l="0" t="0" r="0" b="0"/>
             <wp:docPr id="2" name="Picture 2"/>
@@ -12785,7 +13103,7 @@
         <w:pStyle w:val="Descripcin"/>
         <w:jc w:val="center"/>
       </w:pPr>
-      <w:bookmarkStart w:id="51" w:name="_Toc231079658"/>
+      <w:bookmarkStart w:id="51" w:name="_Toc231081613"/>
       <w:r>
         <w:rPr>
           <w:sz w:val="20"/>
@@ -12814,19 +13132,16 @@
         <w:rPr>
           <w:sz w:val="20"/>
         </w:rPr>
-        <w:t xml:space="preserve">. Descomposición de la </w:t>
-      </w:r>
-      <w:r>
-        <w:rPr>
-          <w:sz w:val="20"/>
-        </w:rPr>
-        <w:t>varianza del error de pronóstico del retorno (FEVD, horizonte 12 meses).</w:t>
+        <w:t>. Descomposición de la varianza del error de pronóstico del retorno (FEVD, horizonte 12 meses).</w:t>
       </w:r>
       <w:bookmarkEnd w:id="51"/>
     </w:p>
     <w:p>
       <w:r>
-        <w:t>La función impulso-respuesta cuantifica la reacción dinámica del retorno ante un shock de una</w:t>
+        <w:t xml:space="preserve">La función impulso-respuesta </w:t>
+      </w:r>
+      <w:r>
+        <w:t>cuantifica la reacción dinámica del retorno ante un shock de una</w:t>
       </w:r>
     </w:p>
     <w:p>
@@ -12863,7 +13178,7 @@
         </w:rPr>
         <w:lastRenderedPageBreak/>
         <w:drawing>
-          <wp:inline distT="0" distB="0" distL="0" distR="0" wp14:anchorId="1A4342C3" wp14:editId="21650497">
+          <wp:inline distT="0" distB="0" distL="0" distR="0" wp14:anchorId="2F8D6F36" wp14:editId="5FF04893">
             <wp:extent cx="5394960" cy="2620409"/>
             <wp:effectExtent l="0" t="0" r="0" b="0"/>
             <wp:docPr id="3" name="Picture 3"/>
@@ -12904,7 +13219,7 @@
         <w:pStyle w:val="Descripcin"/>
         <w:jc w:val="center"/>
       </w:pPr>
-      <w:bookmarkStart w:id="52" w:name="_Toc231079659"/>
+      <w:bookmarkStart w:id="52" w:name="_Toc231081614"/>
       <w:r>
         <w:rPr>
           <w:sz w:val="20"/>
@@ -12941,7 +13256,7 @@
       <w:pPr>
         <w:pStyle w:val="Ttulo2"/>
       </w:pPr>
-      <w:bookmarkStart w:id="53" w:name="_Toc231079621"/>
+      <w:bookmarkStart w:id="53" w:name="_Toc231081576"/>
       <w:r>
         <w:t>4.5 Estabilidad por fases del ciclo del cobre (OE5)</w:t>
       </w:r>
@@ -13048,7 +13363,7 @@
         </w:rPr>
         <w:lastRenderedPageBreak/>
         <w:drawing>
-          <wp:inline distT="0" distB="0" distL="0" distR="0" wp14:anchorId="3B6DCEDA" wp14:editId="7EA54B4C">
+          <wp:inline distT="0" distB="0" distL="0" distR="0" wp14:anchorId="201D2711" wp14:editId="19706DBA">
             <wp:extent cx="5394960" cy="2449752"/>
             <wp:effectExtent l="0" t="0" r="0" b="0"/>
             <wp:docPr id="4" name="Picture 4"/>
@@ -13089,7 +13404,7 @@
         <w:pStyle w:val="Descripcin"/>
         <w:jc w:val="center"/>
       </w:pPr>
-      <w:bookmarkStart w:id="54" w:name="_Toc231079660"/>
+      <w:bookmarkStart w:id="54" w:name="_Toc231081615"/>
       <w:r>
         <w:rPr>
           <w:sz w:val="20"/>
@@ -13126,7 +13441,7 @@
       <w:pPr>
         <w:pStyle w:val="Ttulo2"/>
       </w:pPr>
-      <w:bookmarkStart w:id="55" w:name="_Toc231079622"/>
+      <w:bookmarkStart w:id="55" w:name="_Toc231081577"/>
       <w:r>
         <w:t>4.6 Comparación entre mercados: triangulación (OE6)</w:t>
       </w:r>
@@ -13147,7 +13462,7 @@
         <w:pStyle w:val="Descripcin"/>
         <w:jc w:val="center"/>
       </w:pPr>
-      <w:bookmarkStart w:id="56" w:name="_Toc231079647"/>
+      <w:bookmarkStart w:id="56" w:name="_Toc231081602"/>
       <w:r>
         <w:rPr>
           <w:sz w:val="20"/>
@@ -13296,13 +13611,7 @@
               <w:rPr>
                 <w:sz w:val="20"/>
               </w:rPr>
-              <w:t xml:space="preserve">B · cobre </w:t>
-            </w:r>
-            <w:r>
-              <w:rPr>
-                <w:sz w:val="20"/>
-              </w:rPr>
-              <w:t>internacional</w:t>
+              <w:t>B · cobre internacional</w:t>
             </w:r>
           </w:p>
         </w:tc>
@@ -13549,10 +13858,10 @@
         <w:pStyle w:val="Listaconnmeros"/>
       </w:pPr>
       <w:r>
-        <w:t xml:space="preserve">**La sensibilidad al cobre es similar entre el cobre puro internacional (0,571) y el </w:t>
-      </w:r>
-      <w:r>
-        <w:t>local</w:t>
+        <w:t xml:space="preserve">**La sensibilidad al cobre es similar entre el </w:t>
+      </w:r>
+      <w:r>
+        <w:t>cobre puro internacional (0,571) y el local</w:t>
       </w:r>
     </w:p>
     <w:p>
@@ -13594,7 +13903,7 @@
           <w:noProof/>
         </w:rPr>
         <w:drawing>
-          <wp:inline distT="0" distB="0" distL="0" distR="0" wp14:anchorId="2646951A" wp14:editId="7CD2CEE6">
+          <wp:inline distT="0" distB="0" distL="0" distR="0" wp14:anchorId="092E350B" wp14:editId="4CB58A83">
             <wp:extent cx="5394960" cy="2718240"/>
             <wp:effectExtent l="0" t="0" r="0" b="0"/>
             <wp:docPr id="5" name="Picture 5"/>
@@ -13635,7 +13944,7 @@
         <w:pStyle w:val="Descripcin"/>
         <w:jc w:val="center"/>
       </w:pPr>
-      <w:bookmarkStart w:id="57" w:name="_Toc231079661"/>
+      <w:bookmarkStart w:id="57" w:name="_Toc231081616"/>
       <w:r>
         <w:rPr>
           <w:sz w:val="20"/>
@@ -13673,10 +13982,7 @@
         <w:pStyle w:val="Listaconnmeros"/>
       </w:pPr>
       <w:r>
-        <w:t xml:space="preserve">**La fracción de varianza </w:t>
-      </w:r>
-      <w:r>
-        <w:t>atribuida a shocks globales es algo mayor en el mercado internacional</w:t>
+        <w:t>**La fracción de varianza atribuida a shocks globales es algo mayor en el mercado internacional</w:t>
       </w:r>
     </w:p>
     <w:p>
@@ -13712,7 +14018,7 @@
       <w:pPr>
         <w:pStyle w:val="Ttulo2"/>
       </w:pPr>
-      <w:bookmarkStart w:id="58" w:name="_Toc231079623"/>
+      <w:bookmarkStart w:id="58" w:name="_Toc231081578"/>
       <w:r>
         <w:t>4.7 Diagnósticos y robustez</w:t>
       </w:r>
@@ -13802,10 +14108,7 @@
     </w:p>
     <w:p>
       <w:r>
-        <w:t xml:space="preserve">mantiene positivo y significativo, con una magnitud que </w:t>
-      </w:r>
-      <w:r>
-        <w:t>**aumenta del período 2004–2019 (0,559) al</w:t>
+        <w:t>mantiene positivo y significativo, con una magnitud que **aumenta del período 2004–2019 (0,559) al</w:t>
       </w:r>
     </w:p>
     <w:p>
@@ -13815,7 +14118,10 @@
     </w:p>
     <w:p>
       <w:r>
-        <w:t>la atención de los mercados sobre el cobre en el contexto de la transición energética, y confirma</w:t>
+        <w:t xml:space="preserve">la atención de los mercados sobre el cobre en el contexto de la transición </w:t>
+      </w:r>
+      <w:r>
+        <w:t>energética, y confirma</w:t>
       </w:r>
     </w:p>
     <w:p>
@@ -13886,23 +14192,274 @@
     <w:p>
       <w:r>
         <w:lastRenderedPageBreak/>
-        <w:t>normal, característica de los retornos financieros. Este resultado respalda la decisión de</w:t>
-      </w:r>
-    </w:p>
-    <w:p>
-      <w:r>
-        <w:t>winsorizar y de tratar con cautela la inferencia basada en supuestos gaussianos.</w:t>
-      </w:r>
+        <w:t>normal, característica de los retornos financieros. La extensión a un modelo asimétrico</w:t>
+      </w:r>
+    </w:p>
+    <w:p>
+      <w:r>
+        <w:rPr>
+          <w:b/>
+        </w:rPr>
+        <w:t>GJR-GARCH</w:t>
+      </w:r>
+      <w:r>
+        <w:t xml:space="preserve"> revela un </w:t>
+      </w:r>
+      <w:r>
+        <w:rPr>
+          <w:b/>
+        </w:rPr>
+        <w:t>efecto apalancamiento</w:t>
+      </w:r>
+      <w:r>
+        <w:t xml:space="preserve"> estadísticamente significativo (γ = 0,22;</w:t>
+      </w:r>
+    </w:p>
+    <w:p>
+      <w:r>
+        <w:t>p = 0,023), preferido por el criterio BIC: las caídas del retorno elevan la volatilidad futura más</w:t>
+      </w:r>
+    </w:p>
+    <w:p>
+      <w:r>
+        <w:t>que las alzas de igual magnitud, un patrón habitual en los mercados accionarios.</w:t>
+      </w:r>
+    </w:p>
+    <w:p>
+      <w:r>
+        <w:rPr>
+          <w:b/>
+        </w:rPr>
+        <w:t>Corrección por pruebas múltiples.</w:t>
+      </w:r>
+      <w:r>
+        <w:t xml:space="preserve"> Dado que el contraste de las hipótesis involucra la</w:t>
+      </w:r>
+    </w:p>
+    <w:p>
+      <w:r>
+        <w:t>estimación simultánea de numerosos coeficientes, se aplica la corrección de **Benjamini-Hochberg</w:t>
+      </w:r>
+    </w:p>
+    <w:p>
+      <w:r>
+        <w:t>(control de la tasa de falsos descubrimientos, FDR)** sobre los p-valores del panel. Tras la</w:t>
+      </w:r>
+    </w:p>
+    <w:p>
+      <w:r>
+        <w:t xml:space="preserve">corrección, </w:t>
+      </w:r>
+      <w:r>
+        <w:rPr>
+          <w:b/>
+        </w:rPr>
+        <w:t>el precio del cobre, el VIX y el tipo de cambio conservan su significancia</w:t>
+      </w:r>
+    </w:p>
+    <w:p>
+      <w:r>
+        <w:t>(p-valores ajustados de 0,000, 0,000 y 0,000, respectivamente), mientras que los factores ya no</w:t>
+      </w:r>
+    </w:p>
+    <w:p>
+      <w:r>
+        <w:t>significativos se mantienen como tales. Los hallazgos centrales no son, por tanto, artefactos de</w:t>
+      </w:r>
+    </w:p>
+    <w:p>
+      <w:r>
+        <w:t>pruebas múltiples.</w:t>
+      </w:r>
+    </w:p>
+    <w:p>
+      <w:r>
+        <w:rPr>
+          <w:b/>
+        </w:rPr>
+        <w:t>Magnitudes económicas (betas estandarizados).</w:t>
+      </w:r>
+      <w:r>
+        <w:t xml:space="preserve"> Expresado en desviaciones estándar, el factor de</w:t>
+      </w:r>
+    </w:p>
+    <w:p>
+      <w:r>
+        <w:t xml:space="preserve">mayor impacto sobre el retorno es el </w:t>
+      </w:r>
+      <w:r>
+        <w:rPr>
+          <w:b/>
+        </w:rPr>
+        <w:t>riesgo global (VIX, −0,31 σ)</w:t>
+      </w:r>
+      <w:r>
+        <w:t>, seguido muy de cerca por el</w:t>
+      </w:r>
+    </w:p>
+    <w:p>
+      <w:r>
+        <w:rPr>
+          <w:b/>
+        </w:rPr>
+        <w:t>precio del cobre (+0,29 σ)</w:t>
+      </w:r>
+      <w:r>
+        <w:t xml:space="preserve"> y, a mayor distancia, el tipo de cambio (−0,13 σ). Esta jerarquía</w:t>
+      </w:r>
+    </w:p>
+    <w:p>
+      <w:r>
+        <w:t>—dos factores globales en la cúspide— constituye evidencia económica, y no solo estadística, a</w:t>
+      </w:r>
+    </w:p>
+    <w:p>
+      <w:r>
+        <w:t>favor de la dominancia de los factores internacionales (H6).</w:t>
+      </w:r>
+    </w:p>
+    <w:p>
+      <w:r>
+        <w:rPr>
+          <w:b/>
+        </w:rPr>
+        <w:t>Local Projections.</w:t>
+      </w:r>
+      <w:r>
+        <w:t xml:space="preserve"> Como alternativa al VAR, más robusta a la mala especificación, se estima la</w:t>
+      </w:r>
+    </w:p>
+    <w:p>
+      <w:r>
+        <w:lastRenderedPageBreak/>
+        <w:t xml:space="preserve">respuesta del retorno a un shock del cobre mediante </w:t>
+      </w:r>
+      <w:r>
+        <w:rPr>
+          <w:b/>
+        </w:rPr>
+        <w:t>proyecciones locales (Jordà, 2005)</w:t>
+      </w:r>
+      <w:r>
+        <w:t xml:space="preserve"> con</w:t>
+      </w:r>
+    </w:p>
+    <w:p>
+      <w:r>
+        <w:t>errores estándar HAC horizonte a horizonte. La respuesta estimada (0,68 en el impacto, con</w:t>
+      </w:r>
+    </w:p>
+    <w:p>
+      <w:r>
+        <w:t xml:space="preserve">decaimiento posterior) </w:t>
+      </w:r>
+      <w:r>
+        <w:rPr>
+          <w:b/>
+        </w:rPr>
+        <w:t>coincide cualitativamente con la función impulso-respuesta del VAR</w:t>
+      </w:r>
+      <w:r>
+        <w:t>, lo</w:t>
+      </w:r>
+    </w:p>
+    <w:p>
+      <w:r>
+        <w:t>que refuerza la robustez de la dinámica reportada en §4.4.</w:t>
+      </w:r>
+    </w:p>
+    <w:p>
+      <w:pPr>
+        <w:jc w:val="center"/>
+      </w:pPr>
+      <w:r>
+        <w:rPr>
+          <w:noProof/>
+        </w:rPr>
+        <w:drawing>
+          <wp:inline distT="0" distB="0" distL="0" distR="0" wp14:anchorId="6B8FA12C" wp14:editId="0027102C">
+            <wp:extent cx="5394960" cy="2620409"/>
+            <wp:effectExtent l="0" t="0" r="0" b="0"/>
+            <wp:docPr id="6" name="Picture 6"/>
+            <wp:cNvGraphicFramePr>
+              <a:graphicFrameLocks xmlns:a="http://schemas.openxmlformats.org/drawingml/2006/main" noChangeAspect="1"/>
+            </wp:cNvGraphicFramePr>
+            <a:graphic xmlns:a="http://schemas.openxmlformats.org/drawingml/2006/main">
+              <a:graphicData uri="http://schemas.openxmlformats.org/drawingml/2006/picture">
+                <pic:pic xmlns:pic="http://schemas.openxmlformats.org/drawingml/2006/picture">
+                  <pic:nvPicPr>
+                    <pic:cNvPr id="0" name="fig_lp.png"/>
+                    <pic:cNvPicPr/>
+                  </pic:nvPicPr>
+                  <pic:blipFill>
+                    <a:blip r:embed="rId14"/>
+                    <a:stretch>
+                      <a:fillRect/>
+                    </a:stretch>
+                  </pic:blipFill>
+                  <pic:spPr>
+                    <a:xfrm>
+                      <a:off x="0" y="0"/>
+                      <a:ext cx="5394960" cy="2620409"/>
+                    </a:xfrm>
+                    <a:prstGeom prst="rect">
+                      <a:avLst/>
+                    </a:prstGeom>
+                  </pic:spPr>
+                </pic:pic>
+              </a:graphicData>
+            </a:graphic>
+          </wp:inline>
+        </w:drawing>
+      </w:r>
+    </w:p>
+    <w:p>
+      <w:pPr>
+        <w:pStyle w:val="Descripcin"/>
+        <w:jc w:val="center"/>
+      </w:pPr>
+      <w:bookmarkStart w:id="59" w:name="_Toc231081617"/>
+      <w:r>
+        <w:rPr>
+          <w:sz w:val="20"/>
+        </w:rPr>
+        <w:t xml:space="preserve">Figura </w:t>
+      </w:r>
+      <w:r>
+        <w:fldChar w:fldCharType="begin"/>
+      </w:r>
+      <w:r>
+        <w:instrText xml:space="preserve"> SEQ Figura \* ARABIC </w:instrText>
+      </w:r>
+      <w:r>
+        <w:fldChar w:fldCharType="separate"/>
+      </w:r>
+      <w:r>
+        <w:rPr>
+          <w:noProof/>
+        </w:rPr>
+        <w:t>6</w:t>
+      </w:r>
+      <w:r>
+        <w:fldChar w:fldCharType="end"/>
+      </w:r>
+      <w:r>
+        <w:rPr>
+          <w:sz w:val="20"/>
+        </w:rPr>
+        <w:t>. Respuesta del retorno a un shock del cobre mediante proyecciones locales (Jordà, 2005), IC 95%.</w:t>
+      </w:r>
+      <w:bookmarkEnd w:id="59"/>
     </w:p>
     <w:p>
       <w:pPr>
         <w:pStyle w:val="Ttulo2"/>
       </w:pPr>
-      <w:bookmarkStart w:id="59" w:name="_Toc231079624"/>
+      <w:bookmarkStart w:id="60" w:name="_Toc231081579"/>
       <w:r>
         <w:t>4.8 Discusión integrada</w:t>
       </w:r>
-      <w:bookmarkEnd w:id="59"/>
+      <w:bookmarkEnd w:id="60"/>
     </w:p>
     <w:p>
       <w:r>
@@ -13941,6 +14498,7 @@
     </w:p>
     <w:p>
       <w:r>
+        <w:lastRenderedPageBreak/>
         <w:t>efecto negativo significativo cuyo signo refleja la doble naturaleza —competitividad y riesgo—</w:t>
       </w:r>
     </w:p>
@@ -14042,7 +14600,6 @@
     </w:p>
     <w:p>
       <w:r>
-        <w:lastRenderedPageBreak/>
         <w:t>es concluyente**: la resolución del orden de integración (Zivot-Andrews), las interacciones por</w:t>
       </w:r>
     </w:p>
@@ -14085,22 +14642,22 @@
       <w:pPr>
         <w:pStyle w:val="Ttulo1"/>
       </w:pPr>
-      <w:bookmarkStart w:id="60" w:name="_Toc231079625"/>
+      <w:bookmarkStart w:id="61" w:name="_Toc231081580"/>
       <w:r>
         <w:lastRenderedPageBreak/>
         <w:t>Capítulo 5 — Conclusiones</w:t>
       </w:r>
-      <w:bookmarkEnd w:id="60"/>
+      <w:bookmarkEnd w:id="61"/>
     </w:p>
     <w:p>
       <w:pPr>
         <w:pStyle w:val="Ttulo2"/>
       </w:pPr>
-      <w:bookmarkStart w:id="61" w:name="_Toc231079626"/>
+      <w:bookmarkStart w:id="62" w:name="_Toc231081581"/>
       <w:r>
         <w:t>5.1 Síntesis de los hallazgos</w:t>
       </w:r>
-      <w:bookmarkEnd w:id="61"/>
+      <w:bookmarkEnd w:id="62"/>
     </w:p>
     <w:p>
       <w:r>
@@ -14189,12 +14746,12 @@
       <w:pPr>
         <w:pStyle w:val="Ttulo2"/>
       </w:pPr>
-      <w:bookmarkStart w:id="62" w:name="_Toc231079627"/>
+      <w:bookmarkStart w:id="63" w:name="_Toc231081582"/>
       <w:r>
         <w:lastRenderedPageBreak/>
         <w:t>5.2 Implicancias</w:t>
       </w:r>
-      <w:bookmarkEnd w:id="62"/>
+      <w:bookmarkEnd w:id="63"/>
     </w:p>
     <w:p>
       <w:pPr>
@@ -14262,11 +14819,11 @@
       <w:pPr>
         <w:pStyle w:val="Ttulo2"/>
       </w:pPr>
-      <w:bookmarkStart w:id="63" w:name="_Toc231079628"/>
+      <w:bookmarkStart w:id="64" w:name="_Toc231081583"/>
       <w:r>
         <w:t>5.3 Limitaciones</w:t>
       </w:r>
-      <w:bookmarkEnd w:id="63"/>
+      <w:bookmarkEnd w:id="64"/>
     </w:p>
     <w:p>
       <w:r>
@@ -14312,11 +14869,11 @@
       <w:pPr>
         <w:pStyle w:val="Ttulo2"/>
       </w:pPr>
-      <w:bookmarkStart w:id="64" w:name="_Toc231079629"/>
+      <w:bookmarkStart w:id="65" w:name="_Toc231081584"/>
       <w:r>
         <w:t>5.4 Líneas futuras de investigación</w:t>
       </w:r>
-      <w:bookmarkEnd w:id="64"/>
+      <w:bookmarkEnd w:id="65"/>
     </w:p>
     <w:p>
       <w:r>
@@ -14348,12 +14905,12 @@
       <w:pPr>
         <w:pStyle w:val="Ttulo1"/>
       </w:pPr>
-      <w:bookmarkStart w:id="65" w:name="_Toc231079630"/>
+      <w:bookmarkStart w:id="66" w:name="_Toc231081585"/>
       <w:r>
         <w:lastRenderedPageBreak/>
         <w:t>Referencias</w:t>
       </w:r>
-      <w:bookmarkEnd w:id="65"/>
+      <w:bookmarkEnd w:id="66"/>
     </w:p>
     <w:p>
       <w:r>
@@ -14367,10 +14924,20 @@
     </w:p>
     <w:p>
       <w:r>
-        <w:t xml:space="preserve">Bekaert, G., &amp; </w:t>
-      </w:r>
-      <w:r>
-        <w:t>Harvey, C. R. (1995). Time-varying world market integration. *The Journal of Finance*, 50(2), 403–444.</w:t>
+        <w:t>Bekaert, G., &amp; Harvey, C. R. (1995). Time-varying world market integration. *The Journal of Finance*, 50(2), 403–444.</w:t>
+      </w:r>
+    </w:p>
+    <w:p>
+      <w:r>
+        <w:t xml:space="preserve">Benjamini, Y., &amp; </w:t>
+      </w:r>
+      <w:r>
+        <w:t>Hochberg, Y. (1995). Controlling the false discovery rate: A practical and powerful approach to multiple testing. *Journal of the Royal Statistical Society: Series B*, 57(1), 289–300.</w:t>
+      </w:r>
+    </w:p>
+    <w:p>
+      <w:r>
+        <w:t>Bekaert, G., &amp; Harvey, C. R. (2005). Emerging markets finance. *Journal of Empirical Finance*, 10(1–2), 3–55.</w:t>
       </w:r>
     </w:p>
     <w:p>
@@ -14400,11 +14967,17 @@
     </w:p>
     <w:p>
       <w:r>
+        <w:t>Chen, Y. C., &amp; Rogoff, K. (2003). Commodity currencies. *Journal of International Economics*, 60(1), 133–160.</w:t>
+      </w:r>
+    </w:p>
+    <w:p>
+      <w:r>
         <w:t>Chen, Y. C., Rogoff, K., &amp; Rossi, B. (2010). Can exchange rates forecast commodity prices? *The Quarterly Journal of Economics*, 125(3), 1145–1194.</w:t>
       </w:r>
     </w:p>
     <w:p>
       <w:r>
+        <w:lastRenderedPageBreak/>
         <w:t>Dickey, D. A., &amp; Fuller, W. A. (1979). Distribution of the estimators for autoregressive time series with a unit root. *Journal of the American Statistical Association*, 74(366), 427–431.</w:t>
       </w:r>
     </w:p>
@@ -14420,51 +14993,58 @@
     </w:p>
     <w:p>
       <w:r>
+        <w:t>Engle, R. F., &amp; Granger, C. W. J. (1987). Co-integration and error correction: Representation, estimation, and testing. *Econometrica*, 55(2), 251–276.</w:t>
+      </w:r>
+    </w:p>
+    <w:p>
+      <w:r>
+        <w:t>Errunza, V., &amp; Losq, E. (1985). International asset pricing under mild segmentation: Theory and test. *The Journal of Finance*, 40(1), 105–124.</w:t>
+      </w:r>
+    </w:p>
+    <w:p>
+      <w:r>
+        <w:t>Fama, E. F. (1970). Efficient capital markets: A review of theory and empirical work. *The Journal of Finance*, 25(2), 383–417.</w:t>
+      </w:r>
+    </w:p>
+    <w:p>
+      <w:r>
+        <w:t>Fama, E. F. (1981). Stock returns, real activity, inflation, and money. *The American Economic Review*, 71(4), 545–565.</w:t>
+      </w:r>
+    </w:p>
+    <w:p>
+      <w:r>
+        <w:t>Fama, E. F., &amp; French, K. R. (1989). Business conditions and expected returns on stocks and bonds. *Journal of Financial Economics*, 25(1), 23–49.</w:t>
+      </w:r>
+    </w:p>
+    <w:p>
+      <w:r>
+        <w:t>Harding, D., &amp; Pagan, A. (2002). Dissecting the cycle: A methodological investigation. *Journal of Monetary Economics*, 49(2), 365–381.</w:t>
+      </w:r>
+    </w:p>
+    <w:p>
+      <w:r>
+        <w:t>Hamilton, J. D. (1989). A new approach to the economic analysis of nonstationary time series and the business cycle. *Econometrica*, 57(2), 357–384.</w:t>
+      </w:r>
+    </w:p>
+    <w:p>
+      <w:r>
+        <w:t>Im, K. S., Pesaran, M. H., &amp; Shin, Y. (2003). Testing for unit roots in heterogeneous panels. *Journal of Econometrics*, 115(1), 53–74.</w:t>
+      </w:r>
+    </w:p>
+    <w:p>
+      <w:r>
+        <w:t>Glosten, L. R., Jagannathan, R., &amp; Runkle, D. E. (1993). On the relation between the expected value and the volatility of the nominal excess return on stocks. *The Journal of Finance*, 48(5), 1779–1801.</w:t>
+      </w:r>
+    </w:p>
+    <w:p>
+      <w:r>
+        <w:t>Johansen, S. (1988). Statistical analysis of cointegration vectors. *Journal of Economic Dynamics and Control*, 12(2–3), 231–254.</w:t>
+      </w:r>
+    </w:p>
+    <w:p>
+      <w:r>
         <w:lastRenderedPageBreak/>
-        <w:t>Engle, R. F., &amp; Granger, C. W. J. (1987). Co-integration and error correction: Representation, estimation, and testing. *Econometrica*, 55(2), 251–276.</w:t>
-      </w:r>
-    </w:p>
-    <w:p>
-      <w:r>
-        <w:t>Errunza, V., &amp; Losq, E. (1985). International asset pricing under mild segmentation: Theory and test. *The Journal of Finance*, 40(1), 105–124.</w:t>
-      </w:r>
-    </w:p>
-    <w:p>
-      <w:r>
-        <w:t xml:space="preserve">Fama, E. F. (1970). Efficient capital markets: A </w:t>
-      </w:r>
-      <w:r>
-        <w:t>review of theory and empirical work. *The Journal of Finance*, 25(2), 383–417.</w:t>
-      </w:r>
-    </w:p>
-    <w:p>
-      <w:r>
-        <w:t>Fama, E. F. (1981). Stock returns, real activity, inflation, and money. *The American Economic Review*, 71(4), 545–565.</w:t>
-      </w:r>
-    </w:p>
-    <w:p>
-      <w:r>
-        <w:t>Fama, E. F., &amp; French, K. R. (1989). Business conditions and expected returns on stocks and bonds. *Journal of Financial Economics*, 25(1), 23–49.</w:t>
-      </w:r>
-    </w:p>
-    <w:p>
-      <w:r>
-        <w:t>Harding, D., &amp; Pagan, A. (2002). Dissecting the cycle: A methodological investigation. *Journal of Monetary Economics*, 49(2), 365–381.</w:t>
-      </w:r>
-    </w:p>
-    <w:p>
-      <w:r>
-        <w:t>Hamilton, J. D. (1989). A new approach to the economic analysis of nonstationary time series and the business cycle. *Econometrica*, 57(2), 357–384.</w:t>
-      </w:r>
-    </w:p>
-    <w:p>
-      <w:r>
-        <w:t>Im, K. S., Pesaran, M. H., &amp; Shin, Y. (2003). Testing for unit roots in heterogeneous panels. *Journal of Econometrics*, 115(1), 53–74.</w:t>
-      </w:r>
-    </w:p>
-    <w:p>
-      <w:r>
-        <w:t>Johansen, S. (1988). Statistical analysis of cointegration vectors. *Journal of Economic Dynamics and Control*, 12(2–3), 231–254.</w:t>
+        <w:t>Jordà, Ò. (2005). Estimation and inference of impulse responses by local projections. *The American Economic Review*, 95(1), 161–182.</w:t>
       </w:r>
     </w:p>
     <w:p>
@@ -14479,7 +15059,20 @@
     </w:p>
     <w:p>
       <w:r>
-        <w:t>Pesaran, M. H. (2007). A simple panel unit root test in the presence of cross-section dependence. *Journal of Applied Econometrics*, 22(2), 265–312.</w:t>
+        <w:t>Labbé, F., &amp; De Gregorio, J. (2011). *Copper, the real exchange rate and macroeconomic fluctuations in Chile* (Working Paper N°640). Banco Central de Chile.</w:t>
+      </w:r>
+    </w:p>
+    <w:p>
+      <w:r>
+        <w:t>Pedersen, M. (2015). *The impact of commodity price shocks in a major producing economy: The case of copper and Chile* (Working Paper N°753). Banco Central de Chile.</w:t>
+      </w:r>
+    </w:p>
+    <w:p>
+      <w:r>
+        <w:t xml:space="preserve">Pesaran, M. H. (2007). A simple panel unit root test in the presence of cross-section dependence. *Journal of Applied </w:t>
+      </w:r>
+      <w:r>
+        <w:t>Econometrics*, 22(2), 265–312.</w:t>
       </w:r>
     </w:p>
     <w:p>
@@ -14489,28 +15082,41 @@
     </w:p>
     <w:p>
       <w:r>
+        <w:t xml:space="preserve">Pesaran, M. H., Shin, Y., &amp; Smith, R. J. (2001). Bounds testing approaches to the </w:t>
+      </w:r>
+      <w:r>
+        <w:t>analysis of level relationships. *Journal of Applied Econometrics*, 16(3), 289–326.</w:t>
+      </w:r>
+    </w:p>
+    <w:p>
+      <w:r>
+        <w:t>Phillips, P. C. B., &amp; Perron, P. (1988). Testing for a unit root in time series regression. *Biometrika*, 75(2), 335–346.</w:t>
+      </w:r>
+    </w:p>
+    <w:p>
+      <w:r>
+        <w:t>Pincheira, P., &amp; Hardy, N. (2019). Forecasting base metal prices with the Chilean exchange rate. *Resources Policy*, 62, 256–281.</w:t>
+      </w:r>
+    </w:p>
+    <w:p>
+      <w:r>
+        <w:t>Ross, S. A. (1976). The arbitrage theory of capital asset pricing. *Journal of Economic Theory*, 13(3), 341–360.</w:t>
+      </w:r>
+    </w:p>
+    <w:p>
+      <w:r>
+        <w:t>Sadorsky, P. (2001). Risk factors in stock returns of Canadian oil and gas companies. *Energy Economics*, 23(1), 17–28.</w:t>
+      </w:r>
+    </w:p>
+    <w:p>
+      <w:r>
+        <w:t>Sims, C. A. (1980). Macroeconomics and reality. *Econometrica*, 48(1), 1–48.</w:t>
+      </w:r>
+    </w:p>
+    <w:p>
+      <w:r>
         <w:lastRenderedPageBreak/>
-        <w:t>Pesaran, M. H., Shin, Y., &amp; Smith, R. J. (2001). Bounds testing approaches to the analysis of level relationships. *Journal of Applied Econometrics*, 16(3), 289–326.</w:t>
-      </w:r>
-    </w:p>
-    <w:p>
-      <w:r>
-        <w:t>Phillips, P. C. B., &amp; Perron, P. (1988). Testing for a unit root in time series regression. *Biometrika*, 75(2), 335–346.</w:t>
-      </w:r>
-    </w:p>
-    <w:p>
-      <w:r>
-        <w:t>Ross, S. A. (1976). The arbitrage theory of capital asset pricing. *Journal of Economic Theory*, 13(3), 341–360.</w:t>
-      </w:r>
-    </w:p>
-    <w:p>
-      <w:r>
-        <w:t>Sadorsky, P. (2001). Risk factors in stock returns of Canadian oil and gas companies. *Energy Economics*, 23(1), 17–28.</w:t>
-      </w:r>
-    </w:p>
-    <w:p>
-      <w:r>
-        <w:t>Sims, C. A. (1980). Macroeconomics and reality. *Econometrica*, 48(1), 1–48.</w:t>
+        <w:t>Wallenstein, T., Mendiola, A., &amp; Chávez-Bedoya, L. (2021). *Analysis of the reaction of mining stocks to the development of copper prices*. Consejo Latinoamericano de Escuelas de Administración (CLADEA).</w:t>
       </w:r>
     </w:p>
     <w:p>
@@ -14520,10 +15126,17 @@
     </w:p>
     <w:p>
       <w:r>
-        <w:t xml:space="preserve">Zivot, E., &amp; Andrews, D. W. K. (1992). Further evidence on the great </w:t>
-      </w:r>
-      <w:r>
-        <w:t>crash, the oil-price shock, and the unit-root hypothesis. *Journal of Business &amp; Economic Statistics*, 10(3), 251–270.</w:t>
+        <w:t>Zhu, H., Chen, X., &amp; Chen, B. (2021). Effects of non-ferrous metal prices and uncertainty on industry stock market under different market conditions. *Resources Policy*, 73, 102243.</w:t>
+      </w:r>
+    </w:p>
+    <w:p>
+      <w:r>
+        <w:t>Zivot, E., &amp; Andrews, D. W. K. (1992). Further evidence on the great crash, the oil-price shock, and the unit-root hypothesis. *Journal of Business &amp; Economic Statistics*, 10(3), 251–270.</w:t>
+      </w:r>
+    </w:p>
+    <w:p>
+      <w:r>
+        <w:t>Zurita, S., Fuentes, R., &amp; Gregoire, J. (2005). *Factores macroeconómicos en retornos accionarios chilenos* (Documento de Trabajo N°316). Banco Central de Chile. (Reeditado en *El Trimestre Económico*, 2006.)</w:t>
       </w:r>
     </w:p>
     <w:p>
@@ -14535,29 +15148,29 @@
       <w:pPr>
         <w:pStyle w:val="Ttulo1"/>
       </w:pPr>
-      <w:bookmarkStart w:id="66" w:name="_Toc231079631"/>
+      <w:bookmarkStart w:id="67" w:name="_Toc231081586"/>
       <w:r>
         <w:lastRenderedPageBreak/>
         <w:t>Anexos</w:t>
       </w:r>
-      <w:bookmarkEnd w:id="66"/>
+      <w:bookmarkEnd w:id="67"/>
     </w:p>
     <w:p>
       <w:pPr>
         <w:pStyle w:val="Ttulo2"/>
       </w:pPr>
-      <w:bookmarkStart w:id="67" w:name="_Toc231079632"/>
+      <w:bookmarkStart w:id="68" w:name="_Toc231081587"/>
       <w:r>
         <w:t>Anexo A. Estadística descriptiva</w:t>
       </w:r>
-      <w:bookmarkEnd w:id="67"/>
+      <w:bookmarkEnd w:id="68"/>
     </w:p>
     <w:p>
       <w:pPr>
         <w:pStyle w:val="Descripcin"/>
         <w:jc w:val="center"/>
       </w:pPr>
-      <w:bookmarkStart w:id="68" w:name="_Toc231079648"/>
+      <w:bookmarkStart w:id="69" w:name="_Toc231081603"/>
       <w:r>
         <w:rPr>
           <w:sz w:val="20"/>
@@ -14588,7 +15201,7 @@
         </w:rPr>
         <w:t>.</w:t>
       </w:r>
-      <w:bookmarkEnd w:id="68"/>
+      <w:bookmarkEnd w:id="69"/>
       <w:r>
         <w:rPr>
           <w:sz w:val="20"/>
@@ -16059,18 +16672,18 @@
       <w:pPr>
         <w:pStyle w:val="Ttulo2"/>
       </w:pPr>
-      <w:bookmarkStart w:id="69" w:name="_Toc231079633"/>
+      <w:bookmarkStart w:id="70" w:name="_Toc231081588"/>
       <w:r>
         <w:t>Anexo B. Matriz de correlación de los factores</w:t>
       </w:r>
-      <w:bookmarkEnd w:id="69"/>
+      <w:bookmarkEnd w:id="70"/>
     </w:p>
     <w:p>
       <w:pPr>
         <w:pStyle w:val="Descripcin"/>
         <w:jc w:val="center"/>
       </w:pPr>
-      <w:bookmarkStart w:id="70" w:name="_Toc231079649"/>
+      <w:bookmarkStart w:id="71" w:name="_Toc231081604"/>
       <w:r>
         <w:rPr>
           <w:sz w:val="20"/>
@@ -16101,7 +16714,7 @@
         </w:rPr>
         <w:t>.</w:t>
       </w:r>
-      <w:bookmarkEnd w:id="70"/>
+      <w:bookmarkEnd w:id="71"/>
       <w:r>
         <w:rPr>
           <w:sz w:val="20"/>
@@ -16165,13 +16778,7 @@
               <w:rPr>
                 <w:sz w:val="20"/>
               </w:rPr>
-              <w:t xml:space="preserve">Δ </w:t>
-            </w:r>
-            <w:r>
-              <w:rPr>
-                <w:sz w:val="20"/>
-              </w:rPr>
-              <w:t>Cobre</w:t>
+              <w:t>Δ Cobre</w:t>
             </w:r>
           </w:p>
         </w:tc>
@@ -17316,7 +17923,13 @@
               <w:rPr>
                 <w:sz w:val="20"/>
               </w:rPr>
-              <w:t>Δ Actividad local</w:t>
+              <w:t xml:space="preserve">Δ </w:t>
+            </w:r>
+            <w:r>
+              <w:rPr>
+                <w:sz w:val="20"/>
+              </w:rPr>
+              <w:t>Actividad local</w:t>
             </w:r>
           </w:p>
         </w:tc>
@@ -17455,18 +18068,18 @@
       <w:pPr>
         <w:pStyle w:val="Ttulo2"/>
       </w:pPr>
-      <w:bookmarkStart w:id="71" w:name="_Toc231079634"/>
+      <w:bookmarkStart w:id="72" w:name="_Toc231081589"/>
       <w:r>
         <w:t>Anexo C. Pruebas de raíz unitaria y orden de integración</w:t>
       </w:r>
-      <w:bookmarkEnd w:id="71"/>
+      <w:bookmarkEnd w:id="72"/>
     </w:p>
     <w:p>
       <w:pPr>
         <w:pStyle w:val="Descripcin"/>
         <w:jc w:val="center"/>
       </w:pPr>
-      <w:bookmarkStart w:id="72" w:name="_Toc231079650"/>
+      <w:bookmarkStart w:id="73" w:name="_Toc231081605"/>
       <w:r>
         <w:rPr>
           <w:sz w:val="20"/>
@@ -17497,7 +18110,7 @@
         </w:rPr>
         <w:t>.</w:t>
       </w:r>
-      <w:bookmarkEnd w:id="72"/>
+      <w:bookmarkEnd w:id="73"/>
       <w:r>
         <w:rPr>
           <w:sz w:val="20"/>
@@ -17929,13 +18542,7 @@
               <w:rPr>
                 <w:sz w:val="20"/>
               </w:rPr>
-              <w:t xml:space="preserve">Valor </w:t>
-            </w:r>
-            <w:r>
-              <w:rPr>
-                <w:sz w:val="20"/>
-              </w:rPr>
-              <w:t>ANTO.L (log)</w:t>
+              <w:t>Valor ANTO.L (log)</w:t>
             </w:r>
           </w:p>
         </w:tc>
@@ -18041,28 +18648,28 @@
       <w:pPr>
         <w:pStyle w:val="Ttulo2"/>
       </w:pPr>
-      <w:bookmarkStart w:id="73" w:name="_Toc231079635"/>
+      <w:bookmarkStart w:id="74" w:name="_Toc231081590"/>
       <w:r>
         <w:t>Anexo D. Resultados completos del modelo de panel</w:t>
       </w:r>
-      <w:bookmarkEnd w:id="73"/>
+      <w:bookmarkEnd w:id="74"/>
     </w:p>
     <w:p>
       <w:pPr>
         <w:pStyle w:val="Ttulo3"/>
       </w:pPr>
-      <w:bookmarkStart w:id="74" w:name="_Toc231079636"/>
+      <w:bookmarkStart w:id="75" w:name="_Toc231081591"/>
       <w:r>
         <w:t>D.1 Muestra B — cobre, mercado internacional</w:t>
       </w:r>
-      <w:bookmarkEnd w:id="74"/>
+      <w:bookmarkEnd w:id="75"/>
     </w:p>
     <w:p>
       <w:pPr>
         <w:pStyle w:val="Descripcin"/>
         <w:jc w:val="center"/>
       </w:pPr>
-      <w:bookmarkStart w:id="75" w:name="_Toc231079651"/>
+      <w:bookmarkStart w:id="76" w:name="_Toc231081606"/>
       <w:r>
         <w:rPr>
           <w:sz w:val="20"/>
@@ -18093,7 +18700,7 @@
         </w:rPr>
         <w:t>.</w:t>
       </w:r>
-      <w:bookmarkEnd w:id="75"/>
+      <w:bookmarkEnd w:id="76"/>
       <w:r>
         <w:rPr>
           <w:sz w:val="20"/>
@@ -18875,18 +19482,18 @@
       <w:pPr>
         <w:pStyle w:val="Ttulo3"/>
       </w:pPr>
-      <w:bookmarkStart w:id="76" w:name="_Toc231079637"/>
+      <w:bookmarkStart w:id="77" w:name="_Toc231081592"/>
       <w:r>
         <w:t>D.2 Muestra A — cobre, mercado chileno (Pucobre)</w:t>
       </w:r>
-      <w:bookmarkEnd w:id="76"/>
+      <w:bookmarkEnd w:id="77"/>
     </w:p>
     <w:p>
       <w:pPr>
         <w:pStyle w:val="Descripcin"/>
         <w:jc w:val="center"/>
       </w:pPr>
-      <w:bookmarkStart w:id="77" w:name="_Toc231079652"/>
+      <w:bookmarkStart w:id="78" w:name="_Toc231081607"/>
       <w:r>
         <w:rPr>
           <w:sz w:val="20"/>
@@ -18917,7 +19524,7 @@
         </w:rPr>
         <w:t>.</w:t>
       </w:r>
-      <w:bookmarkEnd w:id="77"/>
+      <w:bookmarkEnd w:id="78"/>
       <w:r>
         <w:rPr>
           <w:sz w:val="20"/>
@@ -19703,21 +20310,21 @@
       <w:pPr>
         <w:pStyle w:val="Ttulo3"/>
       </w:pPr>
-      <w:bookmarkStart w:id="78" w:name="_Toc231079638"/>
+      <w:bookmarkStart w:id="79" w:name="_Toc231081593"/>
       <w:r>
         <w:t xml:space="preserve">D.3 </w:t>
       </w:r>
       <w:r>
         <w:t>Muestra C — sector minero, mercado chileno</w:t>
       </w:r>
-      <w:bookmarkEnd w:id="78"/>
+      <w:bookmarkEnd w:id="79"/>
     </w:p>
     <w:p>
       <w:pPr>
         <w:pStyle w:val="Descripcin"/>
         <w:jc w:val="center"/>
       </w:pPr>
-      <w:bookmarkStart w:id="79" w:name="_Toc231079653"/>
+      <w:bookmarkStart w:id="80" w:name="_Toc231081608"/>
       <w:r>
         <w:rPr>
           <w:sz w:val="20"/>
@@ -19748,7 +20355,7 @@
         </w:rPr>
         <w:t>.</w:t>
       </w:r>
-      <w:bookmarkEnd w:id="79"/>
+      <w:bookmarkEnd w:id="80"/>
       <w:r>
         <w:rPr>
           <w:sz w:val="20"/>
@@ -20527,21 +21134,21 @@
       <w:pPr>
         <w:pStyle w:val="Ttulo2"/>
       </w:pPr>
-      <w:bookmarkStart w:id="80" w:name="_Toc231079639"/>
+      <w:bookmarkStart w:id="81" w:name="_Toc231081594"/>
       <w:r>
         <w:t xml:space="preserve">Anexo E. </w:t>
       </w:r>
       <w:r>
         <w:t>Cointegración (test de Johansen)</w:t>
       </w:r>
-      <w:bookmarkEnd w:id="80"/>
+      <w:bookmarkEnd w:id="81"/>
     </w:p>
     <w:p>
       <w:pPr>
         <w:pStyle w:val="Descripcin"/>
         <w:jc w:val="center"/>
       </w:pPr>
-      <w:bookmarkStart w:id="81" w:name="_Toc231079654"/>
+      <w:bookmarkStart w:id="82" w:name="_Toc231081609"/>
       <w:r>
         <w:rPr>
           <w:sz w:val="20"/>
@@ -20572,7 +21179,7 @@
         </w:rPr>
         <w:t>.</w:t>
       </w:r>
-      <w:bookmarkEnd w:id="81"/>
+      <w:bookmarkEnd w:id="82"/>
       <w:r>
         <w:rPr>
           <w:sz w:val="20"/>
@@ -20996,18 +21603,18 @@
       <w:pPr>
         <w:pStyle w:val="Ttulo2"/>
       </w:pPr>
-      <w:bookmarkStart w:id="82" w:name="_Toc231079640"/>
+      <w:bookmarkStart w:id="83" w:name="_Toc231081595"/>
       <w:r>
         <w:t>Anexo F. Descomposición de varianza (FEVD) por horizonte — muestra B</w:t>
       </w:r>
-      <w:bookmarkEnd w:id="82"/>
+      <w:bookmarkEnd w:id="83"/>
     </w:p>
     <w:p>
       <w:pPr>
         <w:pStyle w:val="Descripcin"/>
         <w:jc w:val="center"/>
       </w:pPr>
-      <w:bookmarkStart w:id="83" w:name="_Toc231079655"/>
+      <w:bookmarkStart w:id="84" w:name="_Toc231081610"/>
       <w:r>
         <w:rPr>
           <w:sz w:val="20"/>
@@ -21038,7 +21645,7 @@
         </w:rPr>
         <w:t>.</w:t>
       </w:r>
-      <w:bookmarkEnd w:id="83"/>
+      <w:bookmarkEnd w:id="84"/>
       <w:r>
         <w:rPr>
           <w:sz w:val="20"/>
@@ -21568,18 +22175,18 @@
       <w:pPr>
         <w:pStyle w:val="Ttulo2"/>
       </w:pPr>
-      <w:bookmarkStart w:id="84" w:name="_Toc231079641"/>
+      <w:bookmarkStart w:id="85" w:name="_Toc231081596"/>
       <w:r>
         <w:t>Anexo G. Fuentes de datos</w:t>
       </w:r>
-      <w:bookmarkEnd w:id="84"/>
+      <w:bookmarkEnd w:id="85"/>
     </w:p>
     <w:p>
       <w:pPr>
         <w:pStyle w:val="Descripcin"/>
         <w:jc w:val="center"/>
       </w:pPr>
-      <w:bookmarkStart w:id="85" w:name="_Toc231079656"/>
+      <w:bookmarkStart w:id="86" w:name="_Toc231081611"/>
       <w:r>
         <w:rPr>
           <w:sz w:val="20"/>
@@ -21610,7 +22217,7 @@
         </w:rPr>
         <w:t>.</w:t>
       </w:r>
-      <w:bookmarkEnd w:id="85"/>
+      <w:bookmarkEnd w:id="86"/>
       <w:r>
         <w:rPr>
           <w:sz w:val="20"/>
@@ -22373,12 +22980,12 @@
       <w:pPr>
         <w:pStyle w:val="Ttulo2"/>
       </w:pPr>
-      <w:bookmarkStart w:id="86" w:name="_Toc231079642"/>
+      <w:bookmarkStart w:id="87" w:name="_Toc231081597"/>
       <w:r>
         <w:lastRenderedPageBreak/>
         <w:t>Anexo H. Disponibilidad del código</w:t>
       </w:r>
-      <w:bookmarkEnd w:id="86"/>
+      <w:bookmarkEnd w:id="87"/>
     </w:p>
     <w:p>
       <w:r>
@@ -22397,12 +23004,12 @@
       <w:pPr>
         <w:pStyle w:val="Ttulo1"/>
       </w:pPr>
-      <w:bookmarkStart w:id="87" w:name="_Toc231079643"/>
+      <w:bookmarkStart w:id="88" w:name="_Toc231081598"/>
       <w:r>
         <w:lastRenderedPageBreak/>
         <w:t>Glosario de términos econométricos</w:t>
       </w:r>
-      <w:bookmarkEnd w:id="87"/>
+      <w:bookmarkEnd w:id="88"/>
     </w:p>
     <w:p>
       <w:r>
@@ -22567,10 +23174,7 @@
     </w:p>
     <w:p>
       <w:r>
-        <w:t xml:space="preserve">largo plazo tras una </w:t>
-      </w:r>
-      <w:r>
-        <w:t>desviación, en un modelo VECM.</w:t>
+        <w:t>largo plazo tras una desviación, en un modelo VECM.</w:t>
       </w:r>
     </w:p>
     <w:p>
@@ -22670,7 +23274,7 @@
       </w:r>
     </w:p>
     <w:sectPr>
-      <w:footerReference w:type="default" r:id="rId14"/>
+      <w:footerReference w:type="default" r:id="rId15"/>
       <w:pgSz w:w="12240" w:h="15840"/>
       <w:pgMar w:top="1440" w:right="1699" w:bottom="1440" w:left="1699" w:header="720" w:footer="720" w:gutter="0"/>
       <w:pgNumType w:start="1"/>
@@ -22987,31 +23591,31 @@
       </w:rPr>
     </w:lvl>
   </w:abstractNum>
-  <w:num w:numId="1" w16cid:durableId="1587300177">
+  <w:num w:numId="1" w16cid:durableId="503126561">
     <w:abstractNumId w:val="8"/>
   </w:num>
-  <w:num w:numId="2" w16cid:durableId="1791246380">
+  <w:num w:numId="2" w16cid:durableId="1244101367">
     <w:abstractNumId w:val="6"/>
   </w:num>
-  <w:num w:numId="3" w16cid:durableId="1361904136">
+  <w:num w:numId="3" w16cid:durableId="369037244">
     <w:abstractNumId w:val="5"/>
   </w:num>
-  <w:num w:numId="4" w16cid:durableId="1295983469">
+  <w:num w:numId="4" w16cid:durableId="1182865629">
     <w:abstractNumId w:val="4"/>
   </w:num>
-  <w:num w:numId="5" w16cid:durableId="1448550508">
+  <w:num w:numId="5" w16cid:durableId="65692468">
     <w:abstractNumId w:val="7"/>
   </w:num>
-  <w:num w:numId="6" w16cid:durableId="368532259">
+  <w:num w:numId="6" w16cid:durableId="1650090300">
     <w:abstractNumId w:val="3"/>
   </w:num>
-  <w:num w:numId="7" w16cid:durableId="1339388145">
+  <w:num w:numId="7" w16cid:durableId="817108351">
     <w:abstractNumId w:val="2"/>
   </w:num>
-  <w:num w:numId="8" w16cid:durableId="877156606">
+  <w:num w:numId="8" w16cid:durableId="915898363">
     <w:abstractNumId w:val="1"/>
   </w:num>
-  <w:num w:numId="9" w16cid:durableId="1144464166">
+  <w:num w:numId="9" w16cid:durableId="708410719">
     <w:abstractNumId w:val="0"/>
   </w:num>
 </w:numbering>
@@ -34403,7 +35007,7 @@
     <w:autoRedefine/>
     <w:uiPriority w:val="39"/>
     <w:unhideWhenUsed/>
-    <w:rsid w:val="001037D8"/>
+    <w:rsid w:val="00E96965"/>
     <w:pPr>
       <w:spacing w:after="100"/>
     </w:pPr>
@@ -34415,7 +35019,7 @@
     <w:autoRedefine/>
     <w:uiPriority w:val="39"/>
     <w:unhideWhenUsed/>
-    <w:rsid w:val="001037D8"/>
+    <w:rsid w:val="00E96965"/>
     <w:pPr>
       <w:spacing w:after="100"/>
       <w:ind w:left="240"/>
@@ -34428,7 +35032,7 @@
     <w:autoRedefine/>
     <w:uiPriority w:val="39"/>
     <w:unhideWhenUsed/>
-    <w:rsid w:val="001037D8"/>
+    <w:rsid w:val="00E96965"/>
     <w:pPr>
       <w:spacing w:after="100"/>
       <w:ind w:left="480"/>
@@ -34439,7 +35043,7 @@
     <w:basedOn w:val="Fuentedeprrafopredeter"/>
     <w:uiPriority w:val="99"/>
     <w:unhideWhenUsed/>
-    <w:rsid w:val="001037D8"/>
+    <w:rsid w:val="00E96965"/>
     <w:rPr>
       <w:color w:val="0000FF" w:themeColor="hyperlink"/>
       <w:u w:val="single"/>
@@ -34451,7 +35055,7 @@
     <w:next w:val="Normal"/>
     <w:uiPriority w:val="99"/>
     <w:unhideWhenUsed/>
-    <w:rsid w:val="001037D8"/>
+    <w:rsid w:val="00E96965"/>
     <w:pPr>
       <w:spacing w:after="0"/>
     </w:pPr>

--- a/outputs/Tesis_Francisco_Rietta.docx
+++ b/outputs/Tesis_Francisco_Rietta.docx
@@ -91,7 +91,7 @@
       <w:pPr>
         <w:pStyle w:val="Ttulo1"/>
       </w:pPr>
-      <w:bookmarkStart w:id="0" w:name="_Toc231081529"/>
+      <w:bookmarkStart w:id="0" w:name="_Toc231082272"/>
       <w:r>
         <w:lastRenderedPageBreak/>
         <w:t>Página de aprobación</w:t>
@@ -172,7 +172,7 @@
       <w:pPr>
         <w:pStyle w:val="Ttulo1"/>
       </w:pPr>
-      <w:bookmarkStart w:id="1" w:name="_Toc231081530"/>
+      <w:bookmarkStart w:id="1" w:name="_Toc231082273"/>
       <w:r>
         <w:lastRenderedPageBreak/>
         <w:t>Declaración de originalidad</w:t>
@@ -211,7 +211,7 @@
       <w:pPr>
         <w:pStyle w:val="Ttulo1"/>
       </w:pPr>
-      <w:bookmarkStart w:id="2" w:name="_Toc231081531"/>
+      <w:bookmarkStart w:id="2" w:name="_Toc231082274"/>
       <w:r>
         <w:lastRenderedPageBreak/>
         <w:t>Dedicatoria</w:t>
@@ -247,7 +247,7 @@
       <w:pPr>
         <w:pStyle w:val="Ttulo1"/>
       </w:pPr>
-      <w:bookmarkStart w:id="3" w:name="_Toc231081532"/>
+      <w:bookmarkStart w:id="3" w:name="_Toc231082275"/>
       <w:r>
         <w:lastRenderedPageBreak/>
         <w:t>Agradecimientos</w:t>
@@ -271,7 +271,7 @@
       <w:pPr>
         <w:pStyle w:val="Ttulo1"/>
       </w:pPr>
-      <w:bookmarkStart w:id="4" w:name="_Toc231081533"/>
+      <w:bookmarkStart w:id="4" w:name="_Toc231082276"/>
       <w:r>
         <w:lastRenderedPageBreak/>
         <w:t>Resumen</w:t>
@@ -306,7 +306,7 @@
       <w:pPr>
         <w:pStyle w:val="Ttulo1"/>
       </w:pPr>
-      <w:bookmarkStart w:id="5" w:name="_Toc231081534"/>
+      <w:bookmarkStart w:id="5" w:name="_Toc231082277"/>
       <w:r>
         <w:lastRenderedPageBreak/>
         <w:t>Abstract</w:t>
@@ -341,7 +341,7 @@
       <w:pPr>
         <w:pStyle w:val="Ttulo1"/>
       </w:pPr>
-      <w:bookmarkStart w:id="6" w:name="_Toc231081535"/>
+      <w:bookmarkStart w:id="6" w:name="_Toc231082278"/>
       <w:r>
         <w:lastRenderedPageBreak/>
         <w:t>Índice general</w:t>
@@ -372,7 +372,7 @@
       <w:r>
         <w:fldChar w:fldCharType="separate"/>
       </w:r>
-      <w:hyperlink w:anchor="_Toc231081529" w:history="1">
+      <w:hyperlink w:anchor="_Toc231082272" w:history="1">
         <w:r>
           <w:rPr>
             <w:rStyle w:val="Hipervnculo"/>
@@ -399,7 +399,7 @@
             <w:noProof/>
             <w:webHidden/>
           </w:rPr>
-          <w:instrText xml:space="preserve"> PAGEREF _Toc231081529 \h </w:instrText>
+          <w:instrText xml:space="preserve"> PAGEREF _Toc231082272 \h </w:instrText>
         </w:r>
         <w:r>
           <w:rPr>
@@ -445,7 +445,7 @@
           <w14:ligatures w14:val="standardContextual"/>
         </w:rPr>
       </w:pPr>
-      <w:hyperlink w:anchor="_Toc231081530" w:history="1">
+      <w:hyperlink w:anchor="_Toc231082273" w:history="1">
         <w:r>
           <w:rPr>
             <w:rStyle w:val="Hipervnculo"/>
@@ -472,7 +472,7 @@
             <w:noProof/>
             <w:webHidden/>
           </w:rPr>
-          <w:instrText xml:space="preserve"> PAGEREF _Toc231081530 \h </w:instrText>
+          <w:instrText xml:space="preserve"> PAGEREF _Toc231082273 \h </w:instrText>
         </w:r>
         <w:r>
           <w:rPr>
@@ -518,7 +518,7 @@
           <w14:ligatures w14:val="standardContextual"/>
         </w:rPr>
       </w:pPr>
-      <w:hyperlink w:anchor="_Toc231081531" w:history="1">
+      <w:hyperlink w:anchor="_Toc231082274" w:history="1">
         <w:r>
           <w:rPr>
             <w:rStyle w:val="Hipervnculo"/>
@@ -545,7 +545,7 @@
             <w:noProof/>
             <w:webHidden/>
           </w:rPr>
-          <w:instrText xml:space="preserve"> PAGEREF _Toc231081531 \h </w:instrText>
+          <w:instrText xml:space="preserve"> PAGEREF _Toc231082274 \h </w:instrText>
         </w:r>
         <w:r>
           <w:rPr>
@@ -591,7 +591,7 @@
           <w14:ligatures w14:val="standardContextual"/>
         </w:rPr>
       </w:pPr>
-      <w:hyperlink w:anchor="_Toc231081532" w:history="1">
+      <w:hyperlink w:anchor="_Toc231082275" w:history="1">
         <w:r>
           <w:rPr>
             <w:rStyle w:val="Hipervnculo"/>
@@ -618,7 +618,7 @@
             <w:noProof/>
             <w:webHidden/>
           </w:rPr>
-          <w:instrText xml:space="preserve"> PAGEREF _Toc231081532 \h </w:instrText>
+          <w:instrText xml:space="preserve"> PAGEREF _Toc231082275 \h </w:instrText>
         </w:r>
         <w:r>
           <w:rPr>
@@ -664,7 +664,7 @@
           <w14:ligatures w14:val="standardContextual"/>
         </w:rPr>
       </w:pPr>
-      <w:hyperlink w:anchor="_Toc231081533" w:history="1">
+      <w:hyperlink w:anchor="_Toc231082276" w:history="1">
         <w:r>
           <w:rPr>
             <w:rStyle w:val="Hipervnculo"/>
@@ -691,7 +691,7 @@
             <w:noProof/>
             <w:webHidden/>
           </w:rPr>
-          <w:instrText xml:space="preserve"> PAGEREF _Toc231081533 \h </w:instrText>
+          <w:instrText xml:space="preserve"> PAGEREF _Toc231082276 \h </w:instrText>
         </w:r>
         <w:r>
           <w:rPr>
@@ -737,7 +737,7 @@
           <w14:ligatures w14:val="standardContextual"/>
         </w:rPr>
       </w:pPr>
-      <w:hyperlink w:anchor="_Toc231081534" w:history="1">
+      <w:hyperlink w:anchor="_Toc231082277" w:history="1">
         <w:r>
           <w:rPr>
             <w:rStyle w:val="Hipervnculo"/>
@@ -764,7 +764,7 @@
             <w:noProof/>
             <w:webHidden/>
           </w:rPr>
-          <w:instrText xml:space="preserve"> PAGEREF _Toc231081534 \h </w:instrText>
+          <w:instrText xml:space="preserve"> PAGEREF _Toc231082277 \h </w:instrText>
         </w:r>
         <w:r>
           <w:rPr>
@@ -810,7 +810,7 @@
           <w14:ligatures w14:val="standardContextual"/>
         </w:rPr>
       </w:pPr>
-      <w:hyperlink w:anchor="_Toc231081535" w:history="1">
+      <w:hyperlink w:anchor="_Toc231082278" w:history="1">
         <w:r>
           <w:rPr>
             <w:rStyle w:val="Hipervnculo"/>
@@ -837,7 +837,7 @@
             <w:noProof/>
             <w:webHidden/>
           </w:rPr>
-          <w:instrText xml:space="preserve"> PAGEREF _Toc231081535 \h </w:instrText>
+          <w:instrText xml:space="preserve"> PAGEREF _Toc231082278 \h </w:instrText>
         </w:r>
         <w:r>
           <w:rPr>
@@ -883,7 +883,7 @@
           <w14:ligatures w14:val="standardContextual"/>
         </w:rPr>
       </w:pPr>
-      <w:hyperlink w:anchor="_Toc231081536" w:history="1">
+      <w:hyperlink w:anchor="_Toc231082279" w:history="1">
         <w:r>
           <w:rPr>
             <w:rStyle w:val="Hipervnculo"/>
@@ -910,7 +910,7 @@
             <w:noProof/>
             <w:webHidden/>
           </w:rPr>
-          <w:instrText xml:space="preserve"> PAGEREF _Toc231081536 \h </w:instrText>
+          <w:instrText xml:space="preserve"> PAGEREF _Toc231082279 \h </w:instrText>
         </w:r>
         <w:r>
           <w:rPr>
@@ -956,7 +956,7 @@
           <w14:ligatures w14:val="standardContextual"/>
         </w:rPr>
       </w:pPr>
-      <w:hyperlink w:anchor="_Toc231081537" w:history="1">
+      <w:hyperlink w:anchor="_Toc231082280" w:history="1">
         <w:r>
           <w:rPr>
             <w:rStyle w:val="Hipervnculo"/>
@@ -983,7 +983,7 @@
             <w:noProof/>
             <w:webHidden/>
           </w:rPr>
-          <w:instrText xml:space="preserve"> PAGEREF _Toc231081537 \h </w:instrText>
+          <w:instrText xml:space="preserve"> PAGEREF _Toc231082280 \h </w:instrText>
         </w:r>
         <w:r>
           <w:rPr>
@@ -1029,7 +1029,7 @@
           <w14:ligatures w14:val="standardContextual"/>
         </w:rPr>
       </w:pPr>
-      <w:hyperlink w:anchor="_Toc231081538" w:history="1">
+      <w:hyperlink w:anchor="_Toc231082281" w:history="1">
         <w:r>
           <w:rPr>
             <w:rStyle w:val="Hipervnculo"/>
@@ -1056,7 +1056,7 @@
             <w:noProof/>
             <w:webHidden/>
           </w:rPr>
-          <w:instrText xml:space="preserve"> PAGEREF _Toc231081538 \h </w:instrText>
+          <w:instrText xml:space="preserve"> PAGEREF _Toc231082281 \h </w:instrText>
         </w:r>
         <w:r>
           <w:rPr>
@@ -1102,7 +1102,7 @@
           <w14:ligatures w14:val="standardContextual"/>
         </w:rPr>
       </w:pPr>
-      <w:hyperlink w:anchor="_Toc231081539" w:history="1">
+      <w:hyperlink w:anchor="_Toc231082282" w:history="1">
         <w:r>
           <w:rPr>
             <w:rStyle w:val="Hipervnculo"/>
@@ -1129,7 +1129,7 @@
             <w:noProof/>
             <w:webHidden/>
           </w:rPr>
-          <w:instrText xml:space="preserve"> PAGEREF _Toc231081539 \h </w:instrText>
+          <w:instrText xml:space="preserve"> PAGEREF _Toc231082282 \h </w:instrText>
         </w:r>
         <w:r>
           <w:rPr>
@@ -1175,7 +1175,7 @@
           <w14:ligatures w14:val="standardContextual"/>
         </w:rPr>
       </w:pPr>
-      <w:hyperlink w:anchor="_Toc231081540" w:history="1">
+      <w:hyperlink w:anchor="_Toc231082283" w:history="1">
         <w:r>
           <w:rPr>
             <w:rStyle w:val="Hipervnculo"/>
@@ -1202,7 +1202,7 @@
             <w:noProof/>
             <w:webHidden/>
           </w:rPr>
-          <w:instrText xml:space="preserve"> PAGEREF _Toc231081540 \h </w:instrText>
+          <w:instrText xml:space="preserve"> PAGEREF _Toc231082283 \h </w:instrText>
         </w:r>
         <w:r>
           <w:rPr>
@@ -1248,7 +1248,7 @@
           <w14:ligatures w14:val="standardContextual"/>
         </w:rPr>
       </w:pPr>
-      <w:hyperlink w:anchor="_Toc231081541" w:history="1">
+      <w:hyperlink w:anchor="_Toc231082284" w:history="1">
         <w:r>
           <w:rPr>
             <w:rStyle w:val="Hipervnculo"/>
@@ -1275,7 +1275,7 @@
             <w:noProof/>
             <w:webHidden/>
           </w:rPr>
-          <w:instrText xml:space="preserve"> PAGEREF _Toc231081541 \h </w:instrText>
+          <w:instrText xml:space="preserve"> PAGEREF _Toc231082284 \h </w:instrText>
         </w:r>
         <w:r>
           <w:rPr>
@@ -1321,7 +1321,7 @@
           <w14:ligatures w14:val="standardContextual"/>
         </w:rPr>
       </w:pPr>
-      <w:hyperlink w:anchor="_Toc231081542" w:history="1">
+      <w:hyperlink w:anchor="_Toc231082285" w:history="1">
         <w:r>
           <w:rPr>
             <w:rStyle w:val="Hipervnculo"/>
@@ -1348,7 +1348,7 @@
             <w:noProof/>
             <w:webHidden/>
           </w:rPr>
-          <w:instrText xml:space="preserve"> PAGEREF _Toc231081542 \h </w:instrText>
+          <w:instrText xml:space="preserve"> PAGEREF _Toc231082285 \h </w:instrText>
         </w:r>
         <w:r>
           <w:rPr>
@@ -1394,7 +1394,7 @@
           <w14:ligatures w14:val="standardContextual"/>
         </w:rPr>
       </w:pPr>
-      <w:hyperlink w:anchor="_Toc231081543" w:history="1">
+      <w:hyperlink w:anchor="_Toc231082286" w:history="1">
         <w:r>
           <w:rPr>
             <w:rStyle w:val="Hipervnculo"/>
@@ -1421,7 +1421,7 @@
             <w:noProof/>
             <w:webHidden/>
           </w:rPr>
-          <w:instrText xml:space="preserve"> PAGEREF _Toc231081543 \h </w:instrText>
+          <w:instrText xml:space="preserve"> PAGEREF _Toc231082286 \h </w:instrText>
         </w:r>
         <w:r>
           <w:rPr>
@@ -1467,7 +1467,7 @@
           <w14:ligatures w14:val="standardContextual"/>
         </w:rPr>
       </w:pPr>
-      <w:hyperlink w:anchor="_Toc231081544" w:history="1">
+      <w:hyperlink w:anchor="_Toc231082287" w:history="1">
         <w:r>
           <w:rPr>
             <w:rStyle w:val="Hipervnculo"/>
@@ -1494,7 +1494,7 @@
             <w:noProof/>
             <w:webHidden/>
           </w:rPr>
-          <w:instrText xml:space="preserve"> PAGEREF _Toc231081544 \h </w:instrText>
+          <w:instrText xml:space="preserve"> PAGEREF _Toc231082287 \h </w:instrText>
         </w:r>
         <w:r>
           <w:rPr>
@@ -1540,7 +1540,7 @@
           <w14:ligatures w14:val="standardContextual"/>
         </w:rPr>
       </w:pPr>
-      <w:hyperlink w:anchor="_Toc231081545" w:history="1">
+      <w:hyperlink w:anchor="_Toc231082288" w:history="1">
         <w:r>
           <w:rPr>
             <w:rStyle w:val="Hipervnculo"/>
@@ -1567,7 +1567,7 @@
             <w:noProof/>
             <w:webHidden/>
           </w:rPr>
-          <w:instrText xml:space="preserve"> PAGEREF _Toc231081545 \h </w:instrText>
+          <w:instrText xml:space="preserve"> PAGEREF _Toc231082288 \h </w:instrText>
         </w:r>
         <w:r>
           <w:rPr>
@@ -1613,7 +1613,7 @@
           <w14:ligatures w14:val="standardContextual"/>
         </w:rPr>
       </w:pPr>
-      <w:hyperlink w:anchor="_Toc231081546" w:history="1">
+      <w:hyperlink w:anchor="_Toc231082289" w:history="1">
         <w:r>
           <w:rPr>
             <w:rStyle w:val="Hipervnculo"/>
@@ -1640,7 +1640,7 @@
             <w:noProof/>
             <w:webHidden/>
           </w:rPr>
-          <w:instrText xml:space="preserve"> PAGEREF _Toc231081546 \h </w:instrText>
+          <w:instrText xml:space="preserve"> PAGEREF _Toc231082289 \h </w:instrText>
         </w:r>
         <w:r>
           <w:rPr>
@@ -1686,7 +1686,7 @@
           <w14:ligatures w14:val="standardContextual"/>
         </w:rPr>
       </w:pPr>
-      <w:hyperlink w:anchor="_Toc231081547" w:history="1">
+      <w:hyperlink w:anchor="_Toc231082290" w:history="1">
         <w:r>
           <w:rPr>
             <w:rStyle w:val="Hipervnculo"/>
@@ -1713,7 +1713,7 @@
             <w:noProof/>
             <w:webHidden/>
           </w:rPr>
-          <w:instrText xml:space="preserve"> PAGEREF _Toc231081547 \h </w:instrText>
+          <w:instrText xml:space="preserve"> PAGEREF _Toc231082290 \h </w:instrText>
         </w:r>
         <w:r>
           <w:rPr>
@@ -1759,7 +1759,7 @@
           <w14:ligatures w14:val="standardContextual"/>
         </w:rPr>
       </w:pPr>
-      <w:hyperlink w:anchor="_Toc231081548" w:history="1">
+      <w:hyperlink w:anchor="_Toc231082291" w:history="1">
         <w:r>
           <w:rPr>
             <w:rStyle w:val="Hipervnculo"/>
@@ -1786,7 +1786,7 @@
             <w:noProof/>
             <w:webHidden/>
           </w:rPr>
-          <w:instrText xml:space="preserve"> PAGEREF _Toc231081548 \h </w:instrText>
+          <w:instrText xml:space="preserve"> PAGEREF _Toc231082291 \h </w:instrText>
         </w:r>
         <w:r>
           <w:rPr>
@@ -1832,7 +1832,7 @@
           <w14:ligatures w14:val="standardContextual"/>
         </w:rPr>
       </w:pPr>
-      <w:hyperlink w:anchor="_Toc231081549" w:history="1">
+      <w:hyperlink w:anchor="_Toc231082292" w:history="1">
         <w:r>
           <w:rPr>
             <w:rStyle w:val="Hipervnculo"/>
@@ -1859,7 +1859,7 @@
             <w:noProof/>
             <w:webHidden/>
           </w:rPr>
-          <w:instrText xml:space="preserve"> PAGEREF _Toc231081549 \h </w:instrText>
+          <w:instrText xml:space="preserve"> PAGEREF _Toc231082292 \h </w:instrText>
         </w:r>
         <w:r>
           <w:rPr>
@@ -1905,7 +1905,7 @@
           <w14:ligatures w14:val="standardContextual"/>
         </w:rPr>
       </w:pPr>
-      <w:hyperlink w:anchor="_Toc231081550" w:history="1">
+      <w:hyperlink w:anchor="_Toc231082293" w:history="1">
         <w:r>
           <w:rPr>
             <w:rStyle w:val="Hipervnculo"/>
@@ -1932,7 +1932,7 @@
             <w:noProof/>
             <w:webHidden/>
           </w:rPr>
-          <w:instrText xml:space="preserve"> PAGEREF _Toc231081550 \h </w:instrText>
+          <w:instrText xml:space="preserve"> PAGEREF _Toc231082293 \h </w:instrText>
         </w:r>
         <w:r>
           <w:rPr>
@@ -1978,7 +1978,7 @@
           <w14:ligatures w14:val="standardContextual"/>
         </w:rPr>
       </w:pPr>
-      <w:hyperlink w:anchor="_Toc231081551" w:history="1">
+      <w:hyperlink w:anchor="_Toc231082294" w:history="1">
         <w:r>
           <w:rPr>
             <w:rStyle w:val="Hipervnculo"/>
@@ -2005,7 +2005,7 @@
             <w:noProof/>
             <w:webHidden/>
           </w:rPr>
-          <w:instrText xml:space="preserve"> PAGEREF _Toc231081551 \h </w:instrText>
+          <w:instrText xml:space="preserve"> PAGEREF _Toc231082294 \h </w:instrText>
         </w:r>
         <w:r>
           <w:rPr>
@@ -2051,7 +2051,7 @@
           <w14:ligatures w14:val="standardContextual"/>
         </w:rPr>
       </w:pPr>
-      <w:hyperlink w:anchor="_Toc231081552" w:history="1">
+      <w:hyperlink w:anchor="_Toc231082295" w:history="1">
         <w:r>
           <w:rPr>
             <w:rStyle w:val="Hipervnculo"/>
@@ -2078,7 +2078,7 @@
             <w:noProof/>
             <w:webHidden/>
           </w:rPr>
-          <w:instrText xml:space="preserve"> PAGEREF _Toc231081552 \h </w:instrText>
+          <w:instrText xml:space="preserve"> PAGEREF _Toc231082295 \h </w:instrText>
         </w:r>
         <w:r>
           <w:rPr>
@@ -2124,7 +2124,7 @@
           <w14:ligatures w14:val="standardContextual"/>
         </w:rPr>
       </w:pPr>
-      <w:hyperlink w:anchor="_Toc231081553" w:history="1">
+      <w:hyperlink w:anchor="_Toc231082296" w:history="1">
         <w:r>
           <w:rPr>
             <w:rStyle w:val="Hipervnculo"/>
@@ -2151,7 +2151,7 @@
             <w:noProof/>
             <w:webHidden/>
           </w:rPr>
-          <w:instrText xml:space="preserve"> PAGEREF _Toc231081553 \h </w:instrText>
+          <w:instrText xml:space="preserve"> PAGEREF _Toc231082296 \h </w:instrText>
         </w:r>
         <w:r>
           <w:rPr>
@@ -2197,7 +2197,7 @@
           <w14:ligatures w14:val="standardContextual"/>
         </w:rPr>
       </w:pPr>
-      <w:hyperlink w:anchor="_Toc231081554" w:history="1">
+      <w:hyperlink w:anchor="_Toc231082297" w:history="1">
         <w:r>
           <w:rPr>
             <w:rStyle w:val="Hipervnculo"/>
@@ -2224,7 +2224,7 @@
             <w:noProof/>
             <w:webHidden/>
           </w:rPr>
-          <w:instrText xml:space="preserve"> PAGEREF _Toc231081554 \h </w:instrText>
+          <w:instrText xml:space="preserve"> PAGEREF _Toc231082297 \h </w:instrText>
         </w:r>
         <w:r>
           <w:rPr>
@@ -2270,7 +2270,7 @@
           <w14:ligatures w14:val="standardContextual"/>
         </w:rPr>
       </w:pPr>
-      <w:hyperlink w:anchor="_Toc231081555" w:history="1">
+      <w:hyperlink w:anchor="_Toc231082298" w:history="1">
         <w:r>
           <w:rPr>
             <w:rStyle w:val="Hipervnculo"/>
@@ -2297,7 +2297,7 @@
             <w:noProof/>
             <w:webHidden/>
           </w:rPr>
-          <w:instrText xml:space="preserve"> PAGEREF _Toc231081555 \h </w:instrText>
+          <w:instrText xml:space="preserve"> PAGEREF _Toc231082298 \h </w:instrText>
         </w:r>
         <w:r>
           <w:rPr>
@@ -2343,7 +2343,7 @@
           <w14:ligatures w14:val="standardContextual"/>
         </w:rPr>
       </w:pPr>
-      <w:hyperlink w:anchor="_Toc231081556" w:history="1">
+      <w:hyperlink w:anchor="_Toc231082299" w:history="1">
         <w:r>
           <w:rPr>
             <w:rStyle w:val="Hipervnculo"/>
@@ -2370,7 +2370,7 @@
             <w:noProof/>
             <w:webHidden/>
           </w:rPr>
-          <w:instrText xml:space="preserve"> PAGEREF _Toc231081556 \h </w:instrText>
+          <w:instrText xml:space="preserve"> PAGEREF _Toc231082299 \h </w:instrText>
         </w:r>
         <w:r>
           <w:rPr>
@@ -2416,7 +2416,7 @@
           <w14:ligatures w14:val="standardContextual"/>
         </w:rPr>
       </w:pPr>
-      <w:hyperlink w:anchor="_Toc231081557" w:history="1">
+      <w:hyperlink w:anchor="_Toc231082300" w:history="1">
         <w:r>
           <w:rPr>
             <w:rStyle w:val="Hipervnculo"/>
@@ -2443,7 +2443,7 @@
             <w:noProof/>
             <w:webHidden/>
           </w:rPr>
-          <w:instrText xml:space="preserve"> PAGEREF _Toc231081557 \h </w:instrText>
+          <w:instrText xml:space="preserve"> PAGEREF _Toc231082300 \h </w:instrText>
         </w:r>
         <w:r>
           <w:rPr>
@@ -2489,7 +2489,7 @@
           <w14:ligatures w14:val="standardContextual"/>
         </w:rPr>
       </w:pPr>
-      <w:hyperlink w:anchor="_Toc231081558" w:history="1">
+      <w:hyperlink w:anchor="_Toc231082301" w:history="1">
         <w:r>
           <w:rPr>
             <w:rStyle w:val="Hipervnculo"/>
@@ -2516,7 +2516,7 @@
             <w:noProof/>
             <w:webHidden/>
           </w:rPr>
-          <w:instrText xml:space="preserve"> PAGEREF _Toc231081558 \h </w:instrText>
+          <w:instrText xml:space="preserve"> PAGEREF _Toc231082301 \h </w:instrText>
         </w:r>
         <w:r>
           <w:rPr>
@@ -2562,7 +2562,7 @@
           <w14:ligatures w14:val="standardContextual"/>
         </w:rPr>
       </w:pPr>
-      <w:hyperlink w:anchor="_Toc231081559" w:history="1">
+      <w:hyperlink w:anchor="_Toc231082302" w:history="1">
         <w:r>
           <w:rPr>
             <w:rStyle w:val="Hipervnculo"/>
@@ -2589,7 +2589,7 @@
             <w:noProof/>
             <w:webHidden/>
           </w:rPr>
-          <w:instrText xml:space="preserve"> PAGEREF _Toc231081559 \h </w:instrText>
+          <w:instrText xml:space="preserve"> PAGEREF _Toc231082302 \h </w:instrText>
         </w:r>
         <w:r>
           <w:rPr>
@@ -2635,7 +2635,7 @@
           <w14:ligatures w14:val="standardContextual"/>
         </w:rPr>
       </w:pPr>
-      <w:hyperlink w:anchor="_Toc231081560" w:history="1">
+      <w:hyperlink w:anchor="_Toc231082303" w:history="1">
         <w:r>
           <w:rPr>
             <w:rStyle w:val="Hipervnculo"/>
@@ -2662,7 +2662,7 @@
             <w:noProof/>
             <w:webHidden/>
           </w:rPr>
-          <w:instrText xml:space="preserve"> PAGEREF _Toc231081560 \h </w:instrText>
+          <w:instrText xml:space="preserve"> PAGEREF _Toc231082303 \h </w:instrText>
         </w:r>
         <w:r>
           <w:rPr>
@@ -2708,7 +2708,7 @@
           <w14:ligatures w14:val="standardContextual"/>
         </w:rPr>
       </w:pPr>
-      <w:hyperlink w:anchor="_Toc231081561" w:history="1">
+      <w:hyperlink w:anchor="_Toc231082304" w:history="1">
         <w:r>
           <w:rPr>
             <w:rStyle w:val="Hipervnculo"/>
@@ -2735,7 +2735,7 @@
             <w:noProof/>
             <w:webHidden/>
           </w:rPr>
-          <w:instrText xml:space="preserve"> PAGEREF _Toc231081561 \h </w:instrText>
+          <w:instrText xml:space="preserve"> PAGEREF _Toc231082304 \h </w:instrText>
         </w:r>
         <w:r>
           <w:rPr>
@@ -2781,7 +2781,7 @@
           <w14:ligatures w14:val="standardContextual"/>
         </w:rPr>
       </w:pPr>
-      <w:hyperlink w:anchor="_Toc231081562" w:history="1">
+      <w:hyperlink w:anchor="_Toc231082305" w:history="1">
         <w:r>
           <w:rPr>
             <w:rStyle w:val="Hipervnculo"/>
@@ -2808,7 +2808,7 @@
             <w:noProof/>
             <w:webHidden/>
           </w:rPr>
-          <w:instrText xml:space="preserve"> PAGEREF _Toc231081562 \h </w:instrText>
+          <w:instrText xml:space="preserve"> PAGEREF _Toc231082305 \h </w:instrText>
         </w:r>
         <w:r>
           <w:rPr>
@@ -2854,7 +2854,7 @@
           <w14:ligatures w14:val="standardContextual"/>
         </w:rPr>
       </w:pPr>
-      <w:hyperlink w:anchor="_Toc231081563" w:history="1">
+      <w:hyperlink w:anchor="_Toc231082306" w:history="1">
         <w:r>
           <w:rPr>
             <w:rStyle w:val="Hipervnculo"/>
@@ -2881,7 +2881,7 @@
             <w:noProof/>
             <w:webHidden/>
           </w:rPr>
-          <w:instrText xml:space="preserve"> PAGEREF _Toc231081563 \h </w:instrText>
+          <w:instrText xml:space="preserve"> PAGEREF _Toc231082306 \h </w:instrText>
         </w:r>
         <w:r>
           <w:rPr>
@@ -2927,7 +2927,7 @@
           <w14:ligatures w14:val="standardContextual"/>
         </w:rPr>
       </w:pPr>
-      <w:hyperlink w:anchor="_Toc231081564" w:history="1">
+      <w:hyperlink w:anchor="_Toc231082307" w:history="1">
         <w:r>
           <w:rPr>
             <w:rStyle w:val="Hipervnculo"/>
@@ -2954,7 +2954,7 @@
             <w:noProof/>
             <w:webHidden/>
           </w:rPr>
-          <w:instrText xml:space="preserve"> PAGEREF _Toc231081564 \h </w:instrText>
+          <w:instrText xml:space="preserve"> PAGEREF _Toc231082307 \h </w:instrText>
         </w:r>
         <w:r>
           <w:rPr>
@@ -3000,7 +3000,7 @@
           <w14:ligatures w14:val="standardContextual"/>
         </w:rPr>
       </w:pPr>
-      <w:hyperlink w:anchor="_Toc231081565" w:history="1">
+      <w:hyperlink w:anchor="_Toc231082308" w:history="1">
         <w:r>
           <w:rPr>
             <w:rStyle w:val="Hipervnculo"/>
@@ -3027,7 +3027,7 @@
             <w:noProof/>
             <w:webHidden/>
           </w:rPr>
-          <w:instrText xml:space="preserve"> PAGEREF _Toc231081565 \h </w:instrText>
+          <w:instrText xml:space="preserve"> PAGEREF _Toc231082308 \h </w:instrText>
         </w:r>
         <w:r>
           <w:rPr>
@@ -3073,7 +3073,7 @@
           <w14:ligatures w14:val="standardContextual"/>
         </w:rPr>
       </w:pPr>
-      <w:hyperlink w:anchor="_Toc231081566" w:history="1">
+      <w:hyperlink w:anchor="_Toc231082309" w:history="1">
         <w:r>
           <w:rPr>
             <w:rStyle w:val="Hipervnculo"/>
@@ -3100,7 +3100,7 @@
             <w:noProof/>
             <w:webHidden/>
           </w:rPr>
-          <w:instrText xml:space="preserve"> PAGEREF _Toc231081566 \h </w:instrText>
+          <w:instrText xml:space="preserve"> PAGEREF _Toc231082309 \h </w:instrText>
         </w:r>
         <w:r>
           <w:rPr>
@@ -3146,7 +3146,7 @@
           <w14:ligatures w14:val="standardContextual"/>
         </w:rPr>
       </w:pPr>
-      <w:hyperlink w:anchor="_Toc231081567" w:history="1">
+      <w:hyperlink w:anchor="_Toc231082310" w:history="1">
         <w:r>
           <w:rPr>
             <w:rStyle w:val="Hipervnculo"/>
@@ -3173,7 +3173,7 @@
             <w:noProof/>
             <w:webHidden/>
           </w:rPr>
-          <w:instrText xml:space="preserve"> PAGEREF _Toc231081567 \h </w:instrText>
+          <w:instrText xml:space="preserve"> PAGEREF _Toc231082310 \h </w:instrText>
         </w:r>
         <w:r>
           <w:rPr>
@@ -3219,7 +3219,7 @@
           <w14:ligatures w14:val="standardContextual"/>
         </w:rPr>
       </w:pPr>
-      <w:hyperlink w:anchor="_Toc231081568" w:history="1">
+      <w:hyperlink w:anchor="_Toc231082311" w:history="1">
         <w:r>
           <w:rPr>
             <w:rStyle w:val="Hipervnculo"/>
@@ -3246,7 +3246,7 @@
             <w:noProof/>
             <w:webHidden/>
           </w:rPr>
-          <w:instrText xml:space="preserve"> PAGEREF _Toc231081568 \h </w:instrText>
+          <w:instrText xml:space="preserve"> PAGEREF _Toc231082311 \h </w:instrText>
         </w:r>
         <w:r>
           <w:rPr>
@@ -3292,7 +3292,7 @@
           <w14:ligatures w14:val="standardContextual"/>
         </w:rPr>
       </w:pPr>
-      <w:hyperlink w:anchor="_Toc231081569" w:history="1">
+      <w:hyperlink w:anchor="_Toc231082312" w:history="1">
         <w:r>
           <w:rPr>
             <w:rStyle w:val="Hipervnculo"/>
@@ -3319,7 +3319,7 @@
             <w:noProof/>
             <w:webHidden/>
           </w:rPr>
-          <w:instrText xml:space="preserve"> PAGEREF _Toc231081569 \h </w:instrText>
+          <w:instrText xml:space="preserve"> PAGEREF _Toc231082312 \h </w:instrText>
         </w:r>
         <w:r>
           <w:rPr>
@@ -3365,7 +3365,7 @@
           <w14:ligatures w14:val="standardContextual"/>
         </w:rPr>
       </w:pPr>
-      <w:hyperlink w:anchor="_Toc231081570" w:history="1">
+      <w:hyperlink w:anchor="_Toc231082313" w:history="1">
         <w:r>
           <w:rPr>
             <w:rStyle w:val="Hipervnculo"/>
@@ -3392,7 +3392,7 @@
             <w:noProof/>
             <w:webHidden/>
           </w:rPr>
-          <w:instrText xml:space="preserve"> PAGEREF _Toc231081570 \h </w:instrText>
+          <w:instrText xml:space="preserve"> PAGEREF _Toc231082313 \h </w:instrText>
         </w:r>
         <w:r>
           <w:rPr>
@@ -3438,7 +3438,7 @@
           <w14:ligatures w14:val="standardContextual"/>
         </w:rPr>
       </w:pPr>
-      <w:hyperlink w:anchor="_Toc231081571" w:history="1">
+      <w:hyperlink w:anchor="_Toc231082314" w:history="1">
         <w:r>
           <w:rPr>
             <w:rStyle w:val="Hipervnculo"/>
@@ -3465,7 +3465,7 @@
             <w:noProof/>
             <w:webHidden/>
           </w:rPr>
-          <w:instrText xml:space="preserve"> PAGEREF _Toc231081571 \h </w:instrText>
+          <w:instrText xml:space="preserve"> PAGEREF _Toc231082314 \h </w:instrText>
         </w:r>
         <w:r>
           <w:rPr>
@@ -3511,7 +3511,7 @@
           <w14:ligatures w14:val="standardContextual"/>
         </w:rPr>
       </w:pPr>
-      <w:hyperlink w:anchor="_Toc231081572" w:history="1">
+      <w:hyperlink w:anchor="_Toc231082315" w:history="1">
         <w:r>
           <w:rPr>
             <w:rStyle w:val="Hipervnculo"/>
@@ -3538,7 +3538,7 @@
             <w:noProof/>
             <w:webHidden/>
           </w:rPr>
-          <w:instrText xml:space="preserve"> PAGEREF _Toc231081572 \h </w:instrText>
+          <w:instrText xml:space="preserve"> PAGEREF _Toc231082315 \h </w:instrText>
         </w:r>
         <w:r>
           <w:rPr>
@@ -3584,7 +3584,7 @@
           <w14:ligatures w14:val="standardContextual"/>
         </w:rPr>
       </w:pPr>
-      <w:hyperlink w:anchor="_Toc231081573" w:history="1">
+      <w:hyperlink w:anchor="_Toc231082316" w:history="1">
         <w:r>
           <w:rPr>
             <w:rStyle w:val="Hipervnculo"/>
@@ -3611,7 +3611,7 @@
             <w:noProof/>
             <w:webHidden/>
           </w:rPr>
-          <w:instrText xml:space="preserve"> PAGEREF _Toc231081573 \h </w:instrText>
+          <w:instrText xml:space="preserve"> PAGEREF _Toc231082316 \h </w:instrText>
         </w:r>
         <w:r>
           <w:rPr>
@@ -3657,7 +3657,7 @@
           <w14:ligatures w14:val="standardContextual"/>
         </w:rPr>
       </w:pPr>
-      <w:hyperlink w:anchor="_Toc231081574" w:history="1">
+      <w:hyperlink w:anchor="_Toc231082317" w:history="1">
         <w:r>
           <w:rPr>
             <w:rStyle w:val="Hipervnculo"/>
@@ -3684,7 +3684,7 @@
             <w:noProof/>
             <w:webHidden/>
           </w:rPr>
-          <w:instrText xml:space="preserve"> PAGEREF _Toc231081574 \h </w:instrText>
+          <w:instrText xml:space="preserve"> PAGEREF _Toc231082317 \h </w:instrText>
         </w:r>
         <w:r>
           <w:rPr>
@@ -3730,7 +3730,7 @@
           <w14:ligatures w14:val="standardContextual"/>
         </w:rPr>
       </w:pPr>
-      <w:hyperlink w:anchor="_Toc231081575" w:history="1">
+      <w:hyperlink w:anchor="_Toc231082318" w:history="1">
         <w:r>
           <w:rPr>
             <w:rStyle w:val="Hipervnculo"/>
@@ -3757,7 +3757,7 @@
             <w:noProof/>
             <w:webHidden/>
           </w:rPr>
-          <w:instrText xml:space="preserve"> PAGEREF _Toc231081575 \h </w:instrText>
+          <w:instrText xml:space="preserve"> PAGEREF _Toc231082318 \h </w:instrText>
         </w:r>
         <w:r>
           <w:rPr>
@@ -3803,7 +3803,7 @@
           <w14:ligatures w14:val="standardContextual"/>
         </w:rPr>
       </w:pPr>
-      <w:hyperlink w:anchor="_Toc231081576" w:history="1">
+      <w:hyperlink w:anchor="_Toc231082319" w:history="1">
         <w:r>
           <w:rPr>
             <w:rStyle w:val="Hipervnculo"/>
@@ -3830,7 +3830,7 @@
             <w:noProof/>
             <w:webHidden/>
           </w:rPr>
-          <w:instrText xml:space="preserve"> PAGEREF _Toc231081576 \h </w:instrText>
+          <w:instrText xml:space="preserve"> PAGEREF _Toc231082319 \h </w:instrText>
         </w:r>
         <w:r>
           <w:rPr>
@@ -3876,7 +3876,7 @@
           <w14:ligatures w14:val="standardContextual"/>
         </w:rPr>
       </w:pPr>
-      <w:hyperlink w:anchor="_Toc231081577" w:history="1">
+      <w:hyperlink w:anchor="_Toc231082320" w:history="1">
         <w:r>
           <w:rPr>
             <w:rStyle w:val="Hipervnculo"/>
@@ -3903,7 +3903,7 @@
             <w:noProof/>
             <w:webHidden/>
           </w:rPr>
-          <w:instrText xml:space="preserve"> PAGEREF _Toc231081577 \h </w:instrText>
+          <w:instrText xml:space="preserve"> PAGEREF _Toc231082320 \h </w:instrText>
         </w:r>
         <w:r>
           <w:rPr>
@@ -3949,7 +3949,7 @@
           <w14:ligatures w14:val="standardContextual"/>
         </w:rPr>
       </w:pPr>
-      <w:hyperlink w:anchor="_Toc231081578" w:history="1">
+      <w:hyperlink w:anchor="_Toc231082321" w:history="1">
         <w:r>
           <w:rPr>
             <w:rStyle w:val="Hipervnculo"/>
@@ -3976,7 +3976,7 @@
             <w:noProof/>
             <w:webHidden/>
           </w:rPr>
-          <w:instrText xml:space="preserve"> PAGEREF _Toc231081578 \h </w:instrText>
+          <w:instrText xml:space="preserve"> PAGEREF _Toc231082321 \h </w:instrText>
         </w:r>
         <w:r>
           <w:rPr>
@@ -4022,7 +4022,7 @@
           <w14:ligatures w14:val="standardContextual"/>
         </w:rPr>
       </w:pPr>
-      <w:hyperlink w:anchor="_Toc231081579" w:history="1">
+      <w:hyperlink w:anchor="_Toc231082322" w:history="1">
         <w:r>
           <w:rPr>
             <w:rStyle w:val="Hipervnculo"/>
@@ -4049,7 +4049,7 @@
             <w:noProof/>
             <w:webHidden/>
           </w:rPr>
-          <w:instrText xml:space="preserve"> PAGEREF _Toc231081579 \h </w:instrText>
+          <w:instrText xml:space="preserve"> PAGEREF _Toc231082322 \h </w:instrText>
         </w:r>
         <w:r>
           <w:rPr>
@@ -4095,7 +4095,7 @@
           <w14:ligatures w14:val="standardContextual"/>
         </w:rPr>
       </w:pPr>
-      <w:hyperlink w:anchor="_Toc231081580" w:history="1">
+      <w:hyperlink w:anchor="_Toc231082323" w:history="1">
         <w:r>
           <w:rPr>
             <w:rStyle w:val="Hipervnculo"/>
@@ -4122,7 +4122,7 @@
             <w:noProof/>
             <w:webHidden/>
           </w:rPr>
-          <w:instrText xml:space="preserve"> PAGEREF _Toc231081580 \h </w:instrText>
+          <w:instrText xml:space="preserve"> PAGEREF _Toc231082323 \h </w:instrText>
         </w:r>
         <w:r>
           <w:rPr>
@@ -4168,7 +4168,7 @@
           <w14:ligatures w14:val="standardContextual"/>
         </w:rPr>
       </w:pPr>
-      <w:hyperlink w:anchor="_Toc231081581" w:history="1">
+      <w:hyperlink w:anchor="_Toc231082324" w:history="1">
         <w:r>
           <w:rPr>
             <w:rStyle w:val="Hipervnculo"/>
@@ -4195,7 +4195,7 @@
             <w:noProof/>
             <w:webHidden/>
           </w:rPr>
-          <w:instrText xml:space="preserve"> PAGEREF _Toc231081581 \h </w:instrText>
+          <w:instrText xml:space="preserve"> PAGEREF _Toc231082324 \h </w:instrText>
         </w:r>
         <w:r>
           <w:rPr>
@@ -4241,7 +4241,7 @@
           <w14:ligatures w14:val="standardContextual"/>
         </w:rPr>
       </w:pPr>
-      <w:hyperlink w:anchor="_Toc231081582" w:history="1">
+      <w:hyperlink w:anchor="_Toc231082325" w:history="1">
         <w:r>
           <w:rPr>
             <w:rStyle w:val="Hipervnculo"/>
@@ -4268,7 +4268,7 @@
             <w:noProof/>
             <w:webHidden/>
           </w:rPr>
-          <w:instrText xml:space="preserve"> PAGEREF _Toc231081582 \h </w:instrText>
+          <w:instrText xml:space="preserve"> PAGEREF _Toc231082325 \h </w:instrText>
         </w:r>
         <w:r>
           <w:rPr>
@@ -4314,7 +4314,7 @@
           <w14:ligatures w14:val="standardContextual"/>
         </w:rPr>
       </w:pPr>
-      <w:hyperlink w:anchor="_Toc231081583" w:history="1">
+      <w:hyperlink w:anchor="_Toc231082326" w:history="1">
         <w:r>
           <w:rPr>
             <w:rStyle w:val="Hipervnculo"/>
@@ -4341,7 +4341,7 @@
             <w:noProof/>
             <w:webHidden/>
           </w:rPr>
-          <w:instrText xml:space="preserve"> PAGEREF _Toc231081583 \h </w:instrText>
+          <w:instrText xml:space="preserve"> PAGEREF _Toc231082326 \h </w:instrText>
         </w:r>
         <w:r>
           <w:rPr>
@@ -4387,7 +4387,7 @@
           <w14:ligatures w14:val="standardContextual"/>
         </w:rPr>
       </w:pPr>
-      <w:hyperlink w:anchor="_Toc231081584" w:history="1">
+      <w:hyperlink w:anchor="_Toc231082327" w:history="1">
         <w:r>
           <w:rPr>
             <w:rStyle w:val="Hipervnculo"/>
@@ -4414,7 +4414,7 @@
             <w:noProof/>
             <w:webHidden/>
           </w:rPr>
-          <w:instrText xml:space="preserve"> PAGEREF _Toc231081584 \h </w:instrText>
+          <w:instrText xml:space="preserve"> PAGEREF _Toc231082327 \h </w:instrText>
         </w:r>
         <w:r>
           <w:rPr>
@@ -4460,7 +4460,7 @@
           <w14:ligatures w14:val="standardContextual"/>
         </w:rPr>
       </w:pPr>
-      <w:hyperlink w:anchor="_Toc231081585" w:history="1">
+      <w:hyperlink w:anchor="_Toc231082328" w:history="1">
         <w:r>
           <w:rPr>
             <w:rStyle w:val="Hipervnculo"/>
@@ -4487,7 +4487,7 @@
             <w:noProof/>
             <w:webHidden/>
           </w:rPr>
-          <w:instrText xml:space="preserve"> PAGEREF _Toc231081585 \h </w:instrText>
+          <w:instrText xml:space="preserve"> PAGEREF _Toc231082328 \h </w:instrText>
         </w:r>
         <w:r>
           <w:rPr>
@@ -4533,7 +4533,7 @@
           <w14:ligatures w14:val="standardContextual"/>
         </w:rPr>
       </w:pPr>
-      <w:hyperlink w:anchor="_Toc231081586" w:history="1">
+      <w:hyperlink w:anchor="_Toc231082329" w:history="1">
         <w:r>
           <w:rPr>
             <w:rStyle w:val="Hipervnculo"/>
@@ -4560,7 +4560,7 @@
             <w:noProof/>
             <w:webHidden/>
           </w:rPr>
-          <w:instrText xml:space="preserve"> PAGEREF _Toc231081586 \h </w:instrText>
+          <w:instrText xml:space="preserve"> PAGEREF _Toc231082329 \h </w:instrText>
         </w:r>
         <w:r>
           <w:rPr>
@@ -4606,7 +4606,7 @@
           <w14:ligatures w14:val="standardContextual"/>
         </w:rPr>
       </w:pPr>
-      <w:hyperlink w:anchor="_Toc231081587" w:history="1">
+      <w:hyperlink w:anchor="_Toc231082330" w:history="1">
         <w:r>
           <w:rPr>
             <w:rStyle w:val="Hipervnculo"/>
@@ -4633,7 +4633,7 @@
             <w:noProof/>
             <w:webHidden/>
           </w:rPr>
-          <w:instrText xml:space="preserve"> PAGEREF _Toc231081587 \h </w:instrText>
+          <w:instrText xml:space="preserve"> PAGEREF _Toc231082330 \h </w:instrText>
         </w:r>
         <w:r>
           <w:rPr>
@@ -4679,7 +4679,7 @@
           <w14:ligatures w14:val="standardContextual"/>
         </w:rPr>
       </w:pPr>
-      <w:hyperlink w:anchor="_Toc231081588" w:history="1">
+      <w:hyperlink w:anchor="_Toc231082331" w:history="1">
         <w:r>
           <w:rPr>
             <w:rStyle w:val="Hipervnculo"/>
@@ -4706,7 +4706,7 @@
             <w:noProof/>
             <w:webHidden/>
           </w:rPr>
-          <w:instrText xml:space="preserve"> PAGEREF _Toc231081588 \h </w:instrText>
+          <w:instrText xml:space="preserve"> PAGEREF _Toc231082331 \h </w:instrText>
         </w:r>
         <w:r>
           <w:rPr>
@@ -4752,7 +4752,7 @@
           <w14:ligatures w14:val="standardContextual"/>
         </w:rPr>
       </w:pPr>
-      <w:hyperlink w:anchor="_Toc231081589" w:history="1">
+      <w:hyperlink w:anchor="_Toc231082332" w:history="1">
         <w:r>
           <w:rPr>
             <w:rStyle w:val="Hipervnculo"/>
@@ -4779,7 +4779,7 @@
             <w:noProof/>
             <w:webHidden/>
           </w:rPr>
-          <w:instrText xml:space="preserve"> PAGEREF _Toc231081589 \h </w:instrText>
+          <w:instrText xml:space="preserve"> PAGEREF _Toc231082332 \h </w:instrText>
         </w:r>
         <w:r>
           <w:rPr>
@@ -4825,7 +4825,7 @@
           <w14:ligatures w14:val="standardContextual"/>
         </w:rPr>
       </w:pPr>
-      <w:hyperlink w:anchor="_Toc231081590" w:history="1">
+      <w:hyperlink w:anchor="_Toc231082333" w:history="1">
         <w:r>
           <w:rPr>
             <w:rStyle w:val="Hipervnculo"/>
@@ -4852,7 +4852,7 @@
             <w:noProof/>
             <w:webHidden/>
           </w:rPr>
-          <w:instrText xml:space="preserve"> PAGEREF _Toc231081590 \h </w:instrText>
+          <w:instrText xml:space="preserve"> PAGEREF _Toc231082333 \h </w:instrText>
         </w:r>
         <w:r>
           <w:rPr>
@@ -4898,7 +4898,7 @@
           <w14:ligatures w14:val="standardContextual"/>
         </w:rPr>
       </w:pPr>
-      <w:hyperlink w:anchor="_Toc231081591" w:history="1">
+      <w:hyperlink w:anchor="_Toc231082334" w:history="1">
         <w:r>
           <w:rPr>
             <w:rStyle w:val="Hipervnculo"/>
@@ -4925,7 +4925,7 @@
             <w:noProof/>
             <w:webHidden/>
           </w:rPr>
-          <w:instrText xml:space="preserve"> PAGEREF _Toc231081591 \h </w:instrText>
+          <w:instrText xml:space="preserve"> PAGEREF _Toc231082334 \h </w:instrText>
         </w:r>
         <w:r>
           <w:rPr>
@@ -4971,7 +4971,7 @@
           <w14:ligatures w14:val="standardContextual"/>
         </w:rPr>
       </w:pPr>
-      <w:hyperlink w:anchor="_Toc231081592" w:history="1">
+      <w:hyperlink w:anchor="_Toc231082335" w:history="1">
         <w:r>
           <w:rPr>
             <w:rStyle w:val="Hipervnculo"/>
@@ -4998,7 +4998,7 @@
             <w:noProof/>
             <w:webHidden/>
           </w:rPr>
-          <w:instrText xml:space="preserve"> PAGEREF _Toc231081592 \h </w:instrText>
+          <w:instrText xml:space="preserve"> PAGEREF _Toc231082335 \h </w:instrText>
         </w:r>
         <w:r>
           <w:rPr>
@@ -5044,7 +5044,7 @@
           <w14:ligatures w14:val="standardContextual"/>
         </w:rPr>
       </w:pPr>
-      <w:hyperlink w:anchor="_Toc231081593" w:history="1">
+      <w:hyperlink w:anchor="_Toc231082336" w:history="1">
         <w:r>
           <w:rPr>
             <w:rStyle w:val="Hipervnculo"/>
@@ -5071,7 +5071,7 @@
             <w:noProof/>
             <w:webHidden/>
           </w:rPr>
-          <w:instrText xml:space="preserve"> PAGEREF _Toc231081593 \h </w:instrText>
+          <w:instrText xml:space="preserve"> PAGEREF _Toc231082336 \h </w:instrText>
         </w:r>
         <w:r>
           <w:rPr>
@@ -5117,7 +5117,7 @@
           <w14:ligatures w14:val="standardContextual"/>
         </w:rPr>
       </w:pPr>
-      <w:hyperlink w:anchor="_Toc231081594" w:history="1">
+      <w:hyperlink w:anchor="_Toc231082337" w:history="1">
         <w:r>
           <w:rPr>
             <w:rStyle w:val="Hipervnculo"/>
@@ -5144,7 +5144,7 @@
             <w:noProof/>
             <w:webHidden/>
           </w:rPr>
-          <w:instrText xml:space="preserve"> PAGEREF _Toc231081594 \h </w:instrText>
+          <w:instrText xml:space="preserve"> PAGEREF _Toc231082337 \h </w:instrText>
         </w:r>
         <w:r>
           <w:rPr>
@@ -5190,7 +5190,7 @@
           <w14:ligatures w14:val="standardContextual"/>
         </w:rPr>
       </w:pPr>
-      <w:hyperlink w:anchor="_Toc231081595" w:history="1">
+      <w:hyperlink w:anchor="_Toc231082338" w:history="1">
         <w:r>
           <w:rPr>
             <w:rStyle w:val="Hipervnculo"/>
@@ -5217,7 +5217,7 @@
             <w:noProof/>
             <w:webHidden/>
           </w:rPr>
-          <w:instrText xml:space="preserve"> PAGEREF _Toc231081595 \h </w:instrText>
+          <w:instrText xml:space="preserve"> PAGEREF _Toc231082338 \h </w:instrText>
         </w:r>
         <w:r>
           <w:rPr>
@@ -5263,7 +5263,7 @@
           <w14:ligatures w14:val="standardContextual"/>
         </w:rPr>
       </w:pPr>
-      <w:hyperlink w:anchor="_Toc231081596" w:history="1">
+      <w:hyperlink w:anchor="_Toc231082339" w:history="1">
         <w:r>
           <w:rPr>
             <w:rStyle w:val="Hipervnculo"/>
@@ -5290,7 +5290,7 @@
             <w:noProof/>
             <w:webHidden/>
           </w:rPr>
-          <w:instrText xml:space="preserve"> PAGEREF _Toc231081596 \h </w:instrText>
+          <w:instrText xml:space="preserve"> PAGEREF _Toc231082339 \h </w:instrText>
         </w:r>
         <w:r>
           <w:rPr>
@@ -5336,7 +5336,7 @@
           <w14:ligatures w14:val="standardContextual"/>
         </w:rPr>
       </w:pPr>
-      <w:hyperlink w:anchor="_Toc231081597" w:history="1">
+      <w:hyperlink w:anchor="_Toc231082340" w:history="1">
         <w:r>
           <w:rPr>
             <w:rStyle w:val="Hipervnculo"/>
@@ -5363,7 +5363,80 @@
             <w:noProof/>
             <w:webHidden/>
           </w:rPr>
-          <w:instrText xml:space="preserve"> PAGEREF _Toc231081597 \h </w:instrText>
+          <w:instrText xml:space="preserve"> PAGEREF _Toc231082340 \h </w:instrText>
+        </w:r>
+        <w:r>
+          <w:rPr>
+            <w:noProof/>
+            <w:webHidden/>
+          </w:rPr>
+        </w:r>
+        <w:r>
+          <w:rPr>
+            <w:noProof/>
+            <w:webHidden/>
+          </w:rPr>
+          <w:fldChar w:fldCharType="separate"/>
+        </w:r>
+        <w:r>
+          <w:rPr>
+            <w:noProof/>
+            <w:webHidden/>
+          </w:rPr>
+          <w:t>52</w:t>
+        </w:r>
+        <w:r>
+          <w:rPr>
+            <w:noProof/>
+            <w:webHidden/>
+          </w:rPr>
+          <w:fldChar w:fldCharType="end"/>
+        </w:r>
+      </w:hyperlink>
+    </w:p>
+    <w:p>
+      <w:pPr>
+        <w:pStyle w:val="TDC2"/>
+        <w:tabs>
+          <w:tab w:val="right" w:leader="dot" w:pos="8832"/>
+        </w:tabs>
+        <w:rPr>
+          <w:rFonts w:asciiTheme="minorHAnsi" w:hAnsiTheme="minorHAnsi"/>
+          <w:noProof/>
+          <w:kern w:val="2"/>
+          <w:szCs w:val="24"/>
+          <w:lang w:val="es-CL" w:eastAsia="es-CL"/>
+          <w14:ligatures w14:val="standardContextual"/>
+        </w:rPr>
+      </w:pPr>
+      <w:hyperlink w:anchor="_Toc231082341" w:history="1">
+        <w:r>
+          <w:rPr>
+            <w:rStyle w:val="Hipervnculo"/>
+            <w:noProof/>
+          </w:rPr>
+          <w:t>Anexo I. Extensión predictiva: ¿explican o anticipan?</w:t>
+        </w:r>
+        <w:r>
+          <w:rPr>
+            <w:noProof/>
+            <w:webHidden/>
+          </w:rPr>
+          <w:tab/>
+        </w:r>
+        <w:r>
+          <w:rPr>
+            <w:noProof/>
+            <w:webHidden/>
+          </w:rPr>
+          <w:fldChar w:fldCharType="begin"/>
+        </w:r>
+        <w:r>
+          <w:rPr>
+            <w:noProof/>
+            <w:webHidden/>
+          </w:rPr>
+          <w:instrText xml:space="preserve"> PAGEREF _Toc231082341 \h </w:instrText>
         </w:r>
         <w:r>
           <w:rPr>
@@ -5409,7 +5482,7 @@
           <w14:ligatures w14:val="standardContextual"/>
         </w:rPr>
       </w:pPr>
-      <w:hyperlink w:anchor="_Toc231081598" w:history="1">
+      <w:hyperlink w:anchor="_Toc231082342" w:history="1">
         <w:r>
           <w:rPr>
             <w:rStyle w:val="Hipervnculo"/>
@@ -5436,7 +5509,7 @@
             <w:noProof/>
             <w:webHidden/>
           </w:rPr>
-          <w:instrText xml:space="preserve"> PAGEREF _Toc231081598 \h </w:instrText>
+          <w:instrText xml:space="preserve"> PAGEREF _Toc231082342 \h </w:instrText>
         </w:r>
         <w:r>
           <w:rPr>
@@ -5481,7 +5554,7 @@
       <w:pPr>
         <w:pStyle w:val="Ttulo1"/>
       </w:pPr>
-      <w:bookmarkStart w:id="7" w:name="_Toc231081536"/>
+      <w:bookmarkStart w:id="7" w:name="_Toc231082279"/>
       <w:r>
         <w:lastRenderedPageBreak/>
         <w:t>Índice de tablas</w:t>
@@ -5512,7 +5585,7 @@
       <w:r>
         <w:fldChar w:fldCharType="separate"/>
       </w:r>
-      <w:hyperlink w:anchor="_Toc231081599" w:history="1">
+      <w:hyperlink w:anchor="_Toc231082343" w:history="1">
         <w:r>
           <w:rPr>
             <w:rStyle w:val="Hipervnculo"/>
@@ -5539,7 +5612,7 @@
             <w:noProof/>
             <w:webHidden/>
           </w:rPr>
-          <w:instrText xml:space="preserve"> PAGEREF _Toc231081599 \h </w:instrText>
+          <w:instrText xml:space="preserve"> PAGEREF _Toc231082343 \h </w:instrText>
         </w:r>
         <w:r>
           <w:rPr>
@@ -5585,7 +5658,7 @@
           <w14:ligatures w14:val="standardContextual"/>
         </w:rPr>
       </w:pPr>
-      <w:hyperlink w:anchor="_Toc231081600" w:history="1">
+      <w:hyperlink w:anchor="_Toc231082344" w:history="1">
         <w:r>
           <w:rPr>
             <w:rStyle w:val="Hipervnculo"/>
@@ -5612,7 +5685,7 @@
             <w:noProof/>
             <w:webHidden/>
           </w:rPr>
-          <w:instrText xml:space="preserve"> PAGEREF _Toc231081600 \h </w:instrText>
+          <w:instrText xml:space="preserve"> PAGEREF _Toc231082344 \h </w:instrText>
         </w:r>
         <w:r>
           <w:rPr>
@@ -5658,7 +5731,7 @@
           <w14:ligatures w14:val="standardContextual"/>
         </w:rPr>
       </w:pPr>
-      <w:hyperlink w:anchor="_Toc231081601" w:history="1">
+      <w:hyperlink w:anchor="_Toc231082345" w:history="1">
         <w:r>
           <w:rPr>
             <w:rStyle w:val="Hipervnculo"/>
@@ -5685,7 +5758,7 @@
             <w:noProof/>
             <w:webHidden/>
           </w:rPr>
-          <w:instrText xml:space="preserve"> PAGEREF _Toc231081601 \h </w:instrText>
+          <w:instrText xml:space="preserve"> PAGEREF _Toc231082345 \h </w:instrText>
         </w:r>
         <w:r>
           <w:rPr>
@@ -5731,7 +5804,7 @@
           <w14:ligatures w14:val="standardContextual"/>
         </w:rPr>
       </w:pPr>
-      <w:hyperlink w:anchor="_Toc231081602" w:history="1">
+      <w:hyperlink w:anchor="_Toc231082346" w:history="1">
         <w:r>
           <w:rPr>
             <w:rStyle w:val="Hipervnculo"/>
@@ -5758,7 +5831,7 @@
             <w:noProof/>
             <w:webHidden/>
           </w:rPr>
-          <w:instrText xml:space="preserve"> PAGEREF _Toc231081602 \h </w:instrText>
+          <w:instrText xml:space="preserve"> PAGEREF _Toc231082346 \h </w:instrText>
         </w:r>
         <w:r>
           <w:rPr>
@@ -5804,7 +5877,7 @@
           <w14:ligatures w14:val="standardContextual"/>
         </w:rPr>
       </w:pPr>
-      <w:hyperlink w:anchor="_Toc231081603" w:history="1">
+      <w:hyperlink w:anchor="_Toc231082347" w:history="1">
         <w:r>
           <w:rPr>
             <w:rStyle w:val="Hipervnculo"/>
@@ -5831,7 +5904,7 @@
             <w:noProof/>
             <w:webHidden/>
           </w:rPr>
-          <w:instrText xml:space="preserve"> PAGEREF _Toc231081603 \h </w:instrText>
+          <w:instrText xml:space="preserve"> PAGEREF _Toc231082347 \h </w:instrText>
         </w:r>
         <w:r>
           <w:rPr>
@@ -5877,7 +5950,7 @@
           <w14:ligatures w14:val="standardContextual"/>
         </w:rPr>
       </w:pPr>
-      <w:hyperlink w:anchor="_Toc231081604" w:history="1">
+      <w:hyperlink w:anchor="_Toc231082348" w:history="1">
         <w:r>
           <w:rPr>
             <w:rStyle w:val="Hipervnculo"/>
@@ -5904,7 +5977,7 @@
             <w:noProof/>
             <w:webHidden/>
           </w:rPr>
-          <w:instrText xml:space="preserve"> PAGEREF _Toc231081604 \h </w:instrText>
+          <w:instrText xml:space="preserve"> PAGEREF _Toc231082348 \h </w:instrText>
         </w:r>
         <w:r>
           <w:rPr>
@@ -5950,7 +6023,7 @@
           <w14:ligatures w14:val="standardContextual"/>
         </w:rPr>
       </w:pPr>
-      <w:hyperlink w:anchor="_Toc231081605" w:history="1">
+      <w:hyperlink w:anchor="_Toc231082349" w:history="1">
         <w:r>
           <w:rPr>
             <w:rStyle w:val="Hipervnculo"/>
@@ -5977,7 +6050,7 @@
             <w:noProof/>
             <w:webHidden/>
           </w:rPr>
-          <w:instrText xml:space="preserve"> PAGEREF _Toc231081605 \h </w:instrText>
+          <w:instrText xml:space="preserve"> PAGEREF _Toc231082349 \h </w:instrText>
         </w:r>
         <w:r>
           <w:rPr>
@@ -6023,7 +6096,7 @@
           <w14:ligatures w14:val="standardContextual"/>
         </w:rPr>
       </w:pPr>
-      <w:hyperlink w:anchor="_Toc231081606" w:history="1">
+      <w:hyperlink w:anchor="_Toc231082350" w:history="1">
         <w:r>
           <w:rPr>
             <w:rStyle w:val="Hipervnculo"/>
@@ -6050,7 +6123,7 @@
             <w:noProof/>
             <w:webHidden/>
           </w:rPr>
-          <w:instrText xml:space="preserve"> PAGEREF _Toc231081606 \h </w:instrText>
+          <w:instrText xml:space="preserve"> PAGEREF _Toc231082350 \h </w:instrText>
         </w:r>
         <w:r>
           <w:rPr>
@@ -6096,7 +6169,7 @@
           <w14:ligatures w14:val="standardContextual"/>
         </w:rPr>
       </w:pPr>
-      <w:hyperlink w:anchor="_Toc231081607" w:history="1">
+      <w:hyperlink w:anchor="_Toc231082351" w:history="1">
         <w:r>
           <w:rPr>
             <w:rStyle w:val="Hipervnculo"/>
@@ -6123,7 +6196,7 @@
             <w:noProof/>
             <w:webHidden/>
           </w:rPr>
-          <w:instrText xml:space="preserve"> PAGEREF _Toc231081607 \h </w:instrText>
+          <w:instrText xml:space="preserve"> PAGEREF _Toc231082351 \h </w:instrText>
         </w:r>
         <w:r>
           <w:rPr>
@@ -6169,7 +6242,7 @@
           <w14:ligatures w14:val="standardContextual"/>
         </w:rPr>
       </w:pPr>
-      <w:hyperlink w:anchor="_Toc231081608" w:history="1">
+      <w:hyperlink w:anchor="_Toc231082352" w:history="1">
         <w:r>
           <w:rPr>
             <w:rStyle w:val="Hipervnculo"/>
@@ -6196,7 +6269,7 @@
             <w:noProof/>
             <w:webHidden/>
           </w:rPr>
-          <w:instrText xml:space="preserve"> PAGEREF _Toc231081608 \h </w:instrText>
+          <w:instrText xml:space="preserve"> PAGEREF _Toc231082352 \h </w:instrText>
         </w:r>
         <w:r>
           <w:rPr>
@@ -6242,7 +6315,7 @@
           <w14:ligatures w14:val="standardContextual"/>
         </w:rPr>
       </w:pPr>
-      <w:hyperlink w:anchor="_Toc231081609" w:history="1">
+      <w:hyperlink w:anchor="_Toc231082353" w:history="1">
         <w:r>
           <w:rPr>
             <w:rStyle w:val="Hipervnculo"/>
@@ -6269,7 +6342,7 @@
             <w:noProof/>
             <w:webHidden/>
           </w:rPr>
-          <w:instrText xml:space="preserve"> PAGEREF _Toc231081609 \h </w:instrText>
+          <w:instrText xml:space="preserve"> PAGEREF _Toc231082353 \h </w:instrText>
         </w:r>
         <w:r>
           <w:rPr>
@@ -6315,7 +6388,7 @@
           <w14:ligatures w14:val="standardContextual"/>
         </w:rPr>
       </w:pPr>
-      <w:hyperlink w:anchor="_Toc231081610" w:history="1">
+      <w:hyperlink w:anchor="_Toc231082354" w:history="1">
         <w:r>
           <w:rPr>
             <w:rStyle w:val="Hipervnculo"/>
@@ -6342,7 +6415,7 @@
             <w:noProof/>
             <w:webHidden/>
           </w:rPr>
-          <w:instrText xml:space="preserve"> PAGEREF _Toc231081610 \h </w:instrText>
+          <w:instrText xml:space="preserve"> PAGEREF _Toc231082354 \h </w:instrText>
         </w:r>
         <w:r>
           <w:rPr>
@@ -6388,7 +6461,7 @@
           <w14:ligatures w14:val="standardContextual"/>
         </w:rPr>
       </w:pPr>
-      <w:hyperlink w:anchor="_Toc231081611" w:history="1">
+      <w:hyperlink w:anchor="_Toc231082355" w:history="1">
         <w:r>
           <w:rPr>
             <w:rStyle w:val="Hipervnculo"/>
@@ -6415,7 +6488,7 @@
             <w:noProof/>
             <w:webHidden/>
           </w:rPr>
-          <w:instrText xml:space="preserve"> PAGEREF _Toc231081611 \h </w:instrText>
+          <w:instrText xml:space="preserve"> PAGEREF _Toc231082355 \h </w:instrText>
         </w:r>
         <w:r>
           <w:rPr>
@@ -6445,27 +6518,6 @@
           <w:fldChar w:fldCharType="end"/>
         </w:r>
       </w:hyperlink>
-    </w:p>
-    <w:p>
-      <w:r>
-        <w:fldChar w:fldCharType="end"/>
-      </w:r>
-    </w:p>
-    <w:p>
-      <w:r>
-        <w:br w:type="page"/>
-      </w:r>
-    </w:p>
-    <w:p>
-      <w:pPr>
-        <w:pStyle w:val="Ttulo1"/>
-      </w:pPr>
-      <w:bookmarkStart w:id="8" w:name="_Toc231081537"/>
-      <w:r>
-        <w:lastRenderedPageBreak/>
-        <w:t>Índice de figuras</w:t>
-      </w:r>
-      <w:bookmarkEnd w:id="8"/>
     </w:p>
     <w:p>
       <w:pPr>
@@ -6482,22 +6534,13 @@
           <w14:ligatures w14:val="standardContextual"/>
         </w:rPr>
       </w:pPr>
-      <w:r>
-        <w:fldChar w:fldCharType="begin"/>
-      </w:r>
-      <w:r>
-        <w:instrText>TOC \h \z \c "Figura"</w:instrText>
-      </w:r>
-      <w:r>
-        <w:fldChar w:fldCharType="separate"/>
-      </w:r>
-      <w:hyperlink w:anchor="_Toc231081612" w:history="1">
+      <w:hyperlink w:anchor="_Toc231082356" w:history="1">
         <w:r>
           <w:rPr>
             <w:rStyle w:val="Hipervnculo"/>
             <w:noProof/>
           </w:rPr>
-          <w:t>Figura 1. Sensibilidad de los retornos a cada factor macro-financiero (muestra B).</w:t>
+          <w:t>Tabla 14.</w:t>
         </w:r>
         <w:r>
           <w:rPr>
@@ -6518,7 +6561,7 @@
             <w:noProof/>
             <w:webHidden/>
           </w:rPr>
-          <w:instrText xml:space="preserve"> PAGEREF _Toc231081612 \h </w:instrText>
+          <w:instrText xml:space="preserve"> PAGEREF _Toc231082356 \h </w:instrText>
         </w:r>
         <w:r>
           <w:rPr>
@@ -6538,7 +6581,7 @@
             <w:noProof/>
             <w:webHidden/>
           </w:rPr>
-          <w:t>29</w:t>
+          <w:t>52</w:t>
         </w:r>
         <w:r>
           <w:rPr>
@@ -6548,6 +6591,27 @@
           <w:fldChar w:fldCharType="end"/>
         </w:r>
       </w:hyperlink>
+    </w:p>
+    <w:p>
+      <w:r>
+        <w:fldChar w:fldCharType="end"/>
+      </w:r>
+    </w:p>
+    <w:p>
+      <w:r>
+        <w:br w:type="page"/>
+      </w:r>
+    </w:p>
+    <w:p>
+      <w:pPr>
+        <w:pStyle w:val="Ttulo1"/>
+      </w:pPr>
+      <w:bookmarkStart w:id="8" w:name="_Toc231082280"/>
+      <w:r>
+        <w:lastRenderedPageBreak/>
+        <w:t>Índice de figuras</w:t>
+      </w:r>
+      <w:bookmarkEnd w:id="8"/>
     </w:p>
     <w:p>
       <w:pPr>
@@ -6564,13 +6628,22 @@
           <w14:ligatures w14:val="standardContextual"/>
         </w:rPr>
       </w:pPr>
-      <w:hyperlink w:anchor="_Toc231081613" w:history="1">
+      <w:r>
+        <w:fldChar w:fldCharType="begin"/>
+      </w:r>
+      <w:r>
+        <w:instrText>TOC \h \z \c "Figura"</w:instrText>
+      </w:r>
+      <w:r>
+        <w:fldChar w:fldCharType="separate"/>
+      </w:r>
+      <w:hyperlink w:anchor="_Toc231082357" w:history="1">
         <w:r>
           <w:rPr>
             <w:rStyle w:val="Hipervnculo"/>
             <w:noProof/>
           </w:rPr>
-          <w:t>Figura 2. Descomposición de la varianza del error de pronóstico del retorno (FEVD, horizonte 12 meses).</w:t>
+          <w:t>Figura 1. Sensibilidad de los retornos a cada factor macro-financiero (muestra B).</w:t>
         </w:r>
         <w:r>
           <w:rPr>
@@ -6591,7 +6664,7 @@
             <w:noProof/>
             <w:webHidden/>
           </w:rPr>
-          <w:instrText xml:space="preserve"> PAGEREF _Toc231081613 \h </w:instrText>
+          <w:instrText xml:space="preserve"> PAGEREF _Toc231082357 \h </w:instrText>
         </w:r>
         <w:r>
           <w:rPr>
@@ -6611,7 +6684,7 @@
             <w:noProof/>
             <w:webHidden/>
           </w:rPr>
-          <w:t>32</w:t>
+          <w:t>29</w:t>
         </w:r>
         <w:r>
           <w:rPr>
@@ -6637,13 +6710,13 @@
           <w14:ligatures w14:val="standardContextual"/>
         </w:rPr>
       </w:pPr>
-      <w:hyperlink w:anchor="_Toc231081614" w:history="1">
+      <w:hyperlink w:anchor="_Toc231082358" w:history="1">
         <w:r>
           <w:rPr>
             <w:rStyle w:val="Hipervnculo"/>
             <w:noProof/>
           </w:rPr>
-          <w:t>Figura 3. Impulso-respuesta del retorno del sector ante un shock del precio del cobre (±2 errores estándar).</w:t>
+          <w:t>Figura 2. Descomposición de la varianza del error de pronóstico del retorno (FEVD, horizonte 12 meses).</w:t>
         </w:r>
         <w:r>
           <w:rPr>
@@ -6664,7 +6737,7 @@
             <w:noProof/>
             <w:webHidden/>
           </w:rPr>
-          <w:instrText xml:space="preserve"> PAGEREF _Toc231081614 \h </w:instrText>
+          <w:instrText xml:space="preserve"> PAGEREF _Toc231082358 \h </w:instrText>
         </w:r>
         <w:r>
           <w:rPr>
@@ -6684,7 +6757,7 @@
             <w:noProof/>
             <w:webHidden/>
           </w:rPr>
-          <w:t>33</w:t>
+          <w:t>32</w:t>
         </w:r>
         <w:r>
           <w:rPr>
@@ -6710,13 +6783,13 @@
           <w14:ligatures w14:val="standardContextual"/>
         </w:rPr>
       </w:pPr>
-      <w:hyperlink w:anchor="_Toc231081615" w:history="1">
+      <w:hyperlink w:anchor="_Toc231082359" w:history="1">
         <w:r>
           <w:rPr>
             <w:rStyle w:val="Hipervnculo"/>
             <w:noProof/>
           </w:rPr>
-          <w:t>Figura 4. Precio del cobre y fases del ciclo (expansión/contracción) fechadas con Bry-Boschan.</w:t>
+          <w:t>Figura 3. Impulso-respuesta del retorno del sector ante un shock del precio del cobre (±2 errores estándar).</w:t>
         </w:r>
         <w:r>
           <w:rPr>
@@ -6737,7 +6810,7 @@
             <w:noProof/>
             <w:webHidden/>
           </w:rPr>
-          <w:instrText xml:space="preserve"> PAGEREF _Toc231081615 \h </w:instrText>
+          <w:instrText xml:space="preserve"> PAGEREF _Toc231082359 \h </w:instrText>
         </w:r>
         <w:r>
           <w:rPr>
@@ -6757,7 +6830,7 @@
             <w:noProof/>
             <w:webHidden/>
           </w:rPr>
-          <w:t>34</w:t>
+          <w:t>33</w:t>
         </w:r>
         <w:r>
           <w:rPr>
@@ -6783,13 +6856,13 @@
           <w14:ligatures w14:val="standardContextual"/>
         </w:rPr>
       </w:pPr>
-      <w:hyperlink w:anchor="_Toc231081616" w:history="1">
+      <w:hyperlink w:anchor="_Toc231082360" w:history="1">
         <w:r>
           <w:rPr>
             <w:rStyle w:val="Hipervnculo"/>
             <w:noProof/>
           </w:rPr>
-          <w:t>Figura 5. Triangulación: sensibilidad al cobre y dominancia global por muestra (B, A, C).</w:t>
+          <w:t>Figura 4. Precio del cobre y fases del ciclo (expansión/contracción) fechadas con Bry-Boschan.</w:t>
         </w:r>
         <w:r>
           <w:rPr>
@@ -6810,7 +6883,7 @@
             <w:noProof/>
             <w:webHidden/>
           </w:rPr>
-          <w:instrText xml:space="preserve"> PAGEREF _Toc231081616 \h </w:instrText>
+          <w:instrText xml:space="preserve"> PAGEREF _Toc231082360 \h </w:instrText>
         </w:r>
         <w:r>
           <w:rPr>
@@ -6830,7 +6903,7 @@
             <w:noProof/>
             <w:webHidden/>
           </w:rPr>
-          <w:t>35</w:t>
+          <w:t>34</w:t>
         </w:r>
         <w:r>
           <w:rPr>
@@ -6856,12 +6929,85 @@
           <w14:ligatures w14:val="standardContextual"/>
         </w:rPr>
       </w:pPr>
-      <w:hyperlink w:anchor="_Toc231081617" w:history="1">
+      <w:hyperlink w:anchor="_Toc231082361" w:history="1">
         <w:r>
           <w:rPr>
             <w:rStyle w:val="Hipervnculo"/>
             <w:noProof/>
           </w:rPr>
+          <w:t>Figura 5. Triangulación: sensibilidad al cobre y dominancia global por muestra (B, A, C).</w:t>
+        </w:r>
+        <w:r>
+          <w:rPr>
+            <w:noProof/>
+            <w:webHidden/>
+          </w:rPr>
+          <w:tab/>
+        </w:r>
+        <w:r>
+          <w:rPr>
+            <w:noProof/>
+            <w:webHidden/>
+          </w:rPr>
+          <w:fldChar w:fldCharType="begin"/>
+        </w:r>
+        <w:r>
+          <w:rPr>
+            <w:noProof/>
+            <w:webHidden/>
+          </w:rPr>
+          <w:instrText xml:space="preserve"> PAGEREF _Toc231082361 \h </w:instrText>
+        </w:r>
+        <w:r>
+          <w:rPr>
+            <w:noProof/>
+            <w:webHidden/>
+          </w:rPr>
+        </w:r>
+        <w:r>
+          <w:rPr>
+            <w:noProof/>
+            <w:webHidden/>
+          </w:rPr>
+          <w:fldChar w:fldCharType="separate"/>
+        </w:r>
+        <w:r>
+          <w:rPr>
+            <w:noProof/>
+            <w:webHidden/>
+          </w:rPr>
+          <w:t>35</w:t>
+        </w:r>
+        <w:r>
+          <w:rPr>
+            <w:noProof/>
+            <w:webHidden/>
+          </w:rPr>
+          <w:fldChar w:fldCharType="end"/>
+        </w:r>
+      </w:hyperlink>
+    </w:p>
+    <w:p>
+      <w:pPr>
+        <w:pStyle w:val="Tabladeilustraciones"/>
+        <w:tabs>
+          <w:tab w:val="right" w:leader="dot" w:pos="8832"/>
+        </w:tabs>
+        <w:rPr>
+          <w:rFonts w:asciiTheme="minorHAnsi" w:hAnsiTheme="minorHAnsi"/>
+          <w:noProof/>
+          <w:kern w:val="2"/>
+          <w:szCs w:val="24"/>
+          <w:lang w:val="es-CL" w:eastAsia="es-CL"/>
+          <w14:ligatures w14:val="standardContextual"/>
+        </w:rPr>
+      </w:pPr>
+      <w:hyperlink w:anchor="_Toc231082362" w:history="1">
+        <w:r>
+          <w:rPr>
+            <w:rStyle w:val="Hipervnculo"/>
+            <w:noProof/>
+          </w:rPr>
           <w:t>Figura 6. Respuesta del retorno a un shock del cobre mediante proyecciones locales (Jordà, 2005), IC 95%.</w:t>
         </w:r>
         <w:r>
@@ -6883,7 +7029,7 @@
             <w:noProof/>
             <w:webHidden/>
           </w:rPr>
-          <w:instrText xml:space="preserve"> PAGEREF _Toc231081617 \h </w:instrText>
+          <w:instrText xml:space="preserve"> PAGEREF _Toc231082362 \h </w:instrText>
         </w:r>
         <w:r>
           <w:rPr>
@@ -6928,7 +7074,7 @@
       <w:pPr>
         <w:pStyle w:val="Ttulo1"/>
       </w:pPr>
-      <w:bookmarkStart w:id="9" w:name="_Toc231081538"/>
+      <w:bookmarkStart w:id="9" w:name="_Toc231082281"/>
       <w:r>
         <w:lastRenderedPageBreak/>
         <w:t xml:space="preserve">Lista de </w:t>
@@ -7537,7 +7683,7 @@
       <w:pPr>
         <w:pStyle w:val="Ttulo1"/>
       </w:pPr>
-      <w:bookmarkStart w:id="10" w:name="_Toc231081539"/>
+      <w:bookmarkStart w:id="10" w:name="_Toc231082282"/>
       <w:r>
         <w:lastRenderedPageBreak/>
         <w:t>Capítulo 1 — Introducción</w:t>
@@ -7548,7 +7694,7 @@
       <w:pPr>
         <w:pStyle w:val="Ttulo2"/>
       </w:pPr>
-      <w:bookmarkStart w:id="11" w:name="_Toc231081540"/>
+      <w:bookmarkStart w:id="11" w:name="_Toc231082283"/>
       <w:r>
         <w:t>1.1 Contextualización</w:t>
       </w:r>
@@ -7633,7 +7779,7 @@
       <w:pPr>
         <w:pStyle w:val="Ttulo2"/>
       </w:pPr>
-      <w:bookmarkStart w:id="12" w:name="_Toc231081541"/>
+      <w:bookmarkStart w:id="12" w:name="_Toc231082284"/>
       <w:r>
         <w:lastRenderedPageBreak/>
         <w:t>1.2 Problema de investigación y justificación</w:t>
@@ -7746,7 +7892,7 @@
       <w:pPr>
         <w:pStyle w:val="Ttulo2"/>
       </w:pPr>
-      <w:bookmarkStart w:id="13" w:name="_Toc231081542"/>
+      <w:bookmarkStart w:id="13" w:name="_Toc231082285"/>
       <w:r>
         <w:lastRenderedPageBreak/>
         <w:t>1.3 Pregunta y objetivos de investigación</w:t>
@@ -7929,7 +8075,7 @@
       <w:pPr>
         <w:pStyle w:val="Ttulo2"/>
       </w:pPr>
-      <w:bookmarkStart w:id="14" w:name="_Toc231081543"/>
+      <w:bookmarkStart w:id="14" w:name="_Toc231082286"/>
       <w:r>
         <w:t>1.4 Hipótesis general</w:t>
       </w:r>
@@ -7972,7 +8118,7 @@
       <w:pPr>
         <w:pStyle w:val="Ttulo2"/>
       </w:pPr>
-      <w:bookmarkStart w:id="15" w:name="_Toc231081544"/>
+      <w:bookmarkStart w:id="15" w:name="_Toc231082287"/>
       <w:r>
         <w:t>1.5 Aspectos metodológicos y alcance</w:t>
       </w:r>
@@ -8075,7 +8221,7 @@
       <w:pPr>
         <w:pStyle w:val="Ttulo2"/>
       </w:pPr>
-      <w:bookmarkStart w:id="16" w:name="_Toc231081545"/>
+      <w:bookmarkStart w:id="16" w:name="_Toc231082288"/>
       <w:r>
         <w:t>1.6 Aportes esperados</w:t>
       </w:r>
@@ -8129,7 +8275,7 @@
       <w:pPr>
         <w:pStyle w:val="Ttulo2"/>
       </w:pPr>
-      <w:bookmarkStart w:id="17" w:name="_Toc231081546"/>
+      <w:bookmarkStart w:id="17" w:name="_Toc231082289"/>
       <w:r>
         <w:t>1.7 Estructura de la tesis</w:t>
       </w:r>
@@ -8172,7 +8318,7 @@
       <w:pPr>
         <w:pStyle w:val="Ttulo1"/>
       </w:pPr>
-      <w:bookmarkStart w:id="18" w:name="_Toc231081547"/>
+      <w:bookmarkStart w:id="18" w:name="_Toc231082290"/>
       <w:r>
         <w:lastRenderedPageBreak/>
         <w:t>Capítulo 2 — Marco teórico y revisión de literatura</w:t>
@@ -8183,7 +8329,7 @@
       <w:pPr>
         <w:pStyle w:val="Ttulo2"/>
       </w:pPr>
-      <w:bookmarkStart w:id="19" w:name="_Toc231081548"/>
+      <w:bookmarkStart w:id="19" w:name="_Toc231082291"/>
       <w:r>
         <w:t>2.1 Determinantes macroeconómicos de los retornos accionarios</w:t>
       </w:r>
@@ -8478,7 +8624,7 @@
       <w:pPr>
         <w:pStyle w:val="Ttulo2"/>
       </w:pPr>
-      <w:bookmarkStart w:id="20" w:name="_Toc231081549"/>
+      <w:bookmarkStart w:id="20" w:name="_Toc231082292"/>
       <w:r>
         <w:t>2.2 Precios de commodities y valoración de empresas mineras</w:t>
       </w:r>
@@ -8616,7 +8762,7 @@
       <w:pPr>
         <w:pStyle w:val="Ttulo2"/>
       </w:pPr>
-      <w:bookmarkStart w:id="21" w:name="_Toc231081550"/>
+      <w:bookmarkStart w:id="21" w:name="_Toc231082293"/>
       <w:r>
         <w:t>2.3 Tipo de cambio y exposición de empresas exportadoras</w:t>
       </w:r>
@@ -8694,7 +8840,7 @@
       <w:pPr>
         <w:pStyle w:val="Ttulo2"/>
       </w:pPr>
-      <w:bookmarkStart w:id="22" w:name="_Toc231081551"/>
+      <w:bookmarkStart w:id="22" w:name="_Toc231082294"/>
       <w:r>
         <w:t>2.4 Cobre, tipo de cambio y la economía chilena</w:t>
       </w:r>
@@ -8911,7 +9057,7 @@
       <w:pPr>
         <w:pStyle w:val="Ttulo2"/>
       </w:pPr>
-      <w:bookmarkStart w:id="23" w:name="_Toc231081552"/>
+      <w:bookmarkStart w:id="23" w:name="_Toc231082295"/>
       <w:r>
         <w:t>2.5 Eficiencia informacional y segmentación de mercados</w:t>
       </w:r>
@@ -9051,7 +9197,7 @@
       <w:pPr>
         <w:pStyle w:val="Ttulo2"/>
       </w:pPr>
-      <w:bookmarkStart w:id="24" w:name="_Toc231081553"/>
+      <w:bookmarkStart w:id="24" w:name="_Toc231082296"/>
       <w:r>
         <w:t>2.6 Enfoques econométricos para la medición de impacto</w:t>
       </w:r>
@@ -9175,7 +9321,7 @@
       <w:pPr>
         <w:pStyle w:val="Ttulo2"/>
       </w:pPr>
-      <w:bookmarkStart w:id="25" w:name="_Toc231081554"/>
+      <w:bookmarkStart w:id="25" w:name="_Toc231082297"/>
       <w:r>
         <w:t>2.7 Síntesis e identificación del vacío de investigación</w:t>
       </w:r>
@@ -9309,7 +9455,7 @@
       <w:pPr>
         <w:pStyle w:val="Ttulo3"/>
       </w:pPr>
-      <w:bookmarkStart w:id="26" w:name="_Toc231081555"/>
+      <w:bookmarkStart w:id="26" w:name="_Toc231082298"/>
       <w:r>
         <w:t>Nota sobre la tabla de literatura</w:t>
       </w:r>
@@ -9340,7 +9486,7 @@
       <w:pPr>
         <w:pStyle w:val="Ttulo1"/>
       </w:pPr>
-      <w:bookmarkStart w:id="27" w:name="_Toc231081556"/>
+      <w:bookmarkStart w:id="27" w:name="_Toc231082299"/>
       <w:r>
         <w:lastRenderedPageBreak/>
         <w:t>Capítulo 3 — Datos y metodología</w:t>
@@ -9351,7 +9497,7 @@
       <w:pPr>
         <w:pStyle w:val="Ttulo2"/>
       </w:pPr>
-      <w:bookmarkStart w:id="28" w:name="_Toc231081557"/>
+      <w:bookmarkStart w:id="28" w:name="_Toc231082300"/>
       <w:r>
         <w:t>3.1 Definición del universo de empresas y período</w:t>
       </w:r>
@@ -9540,7 +9686,7 @@
       <w:pPr>
         <w:pStyle w:val="Ttulo2"/>
       </w:pPr>
-      <w:bookmarkStart w:id="29" w:name="_Toc231081558"/>
+      <w:bookmarkStart w:id="29" w:name="_Toc231082301"/>
       <w:r>
         <w:t>3.2 Variable dependiente</w:t>
       </w:r>
@@ -9599,7 +9745,7 @@
       <w:pPr>
         <w:pStyle w:val="Ttulo2"/>
       </w:pPr>
-      <w:bookmarkStart w:id="30" w:name="_Toc231081559"/>
+      <w:bookmarkStart w:id="30" w:name="_Toc231082302"/>
       <w:r>
         <w:t>3.3 Variables explicativas</w:t>
       </w:r>
@@ -9666,7 +9812,7 @@
       <w:pPr>
         <w:pStyle w:val="Ttulo2"/>
       </w:pPr>
-      <w:bookmarkStart w:id="31" w:name="_Toc231081560"/>
+      <w:bookmarkStart w:id="31" w:name="_Toc231082303"/>
       <w:r>
         <w:t>3.4 Tratamiento de datos y frecuencias mixtas</w:t>
       </w:r>
@@ -9723,7 +9869,7 @@
       <w:pPr>
         <w:pStyle w:val="Ttulo2"/>
       </w:pPr>
-      <w:bookmarkStart w:id="32" w:name="_Toc231081561"/>
+      <w:bookmarkStart w:id="32" w:name="_Toc231082304"/>
       <w:r>
         <w:t>3.5 Datación de las fases del ciclo del cobre</w:t>
       </w:r>
@@ -9790,7 +9936,7 @@
       <w:pPr>
         <w:pStyle w:val="Ttulo2"/>
       </w:pPr>
-      <w:bookmarkStart w:id="33" w:name="_Toc231081562"/>
+      <w:bookmarkStart w:id="33" w:name="_Toc231082305"/>
       <w:r>
         <w:t>3.6 Estrategia econométrica</w:t>
       </w:r>
@@ -9800,7 +9946,7 @@
       <w:pPr>
         <w:pStyle w:val="Ttulo3"/>
       </w:pPr>
-      <w:bookmarkStart w:id="34" w:name="_Toc231081563"/>
+      <w:bookmarkStart w:id="34" w:name="_Toc231082306"/>
       <w:r>
         <w:t>3.6.1 Estacionariedad y orden de integración (OE1)</w:t>
       </w:r>
@@ -9840,7 +9986,7 @@
       <w:pPr>
         <w:pStyle w:val="Ttulo3"/>
       </w:pPr>
-      <w:bookmarkStart w:id="35" w:name="_Toc231081564"/>
+      <w:bookmarkStart w:id="35" w:name="_Toc231082307"/>
       <w:r>
         <w:t>3.6.2 Modelo de impacto: panel de efectos fijos (OE2)</w:t>
       </w:r>
@@ -9937,7 +10083,7 @@
       <w:pPr>
         <w:pStyle w:val="Ttulo3"/>
       </w:pPr>
-      <w:bookmarkStart w:id="36" w:name="_Toc231081565"/>
+      <w:bookmarkStart w:id="36" w:name="_Toc231082308"/>
       <w:r>
         <w:t>3.6.3 Relaciones de largo plazo: cointegración (OE3)</w:t>
       </w:r>
@@ -10035,7 +10181,7 @@
       <w:pPr>
         <w:pStyle w:val="Ttulo3"/>
       </w:pPr>
-      <w:bookmarkStart w:id="37" w:name="_Toc231081566"/>
+      <w:bookmarkStart w:id="37" w:name="_Toc231082309"/>
       <w:r>
         <w:t>3.6.4 Dinámica de shocks: VAR, impulso-respuesta y descomposición de varianza (OE4)</w:t>
       </w:r>
@@ -10158,7 +10304,7 @@
       <w:pPr>
         <w:pStyle w:val="Ttulo3"/>
       </w:pPr>
-      <w:bookmarkStart w:id="38" w:name="_Toc231081567"/>
+      <w:bookmarkStart w:id="38" w:name="_Toc231082310"/>
       <w:r>
         <w:t>3.6.5 Estabilidad por fases del ciclo (OE5)</w:t>
       </w:r>
@@ -10204,7 +10350,7 @@
       <w:pPr>
         <w:pStyle w:val="Ttulo3"/>
       </w:pPr>
-      <w:bookmarkStart w:id="39" w:name="_Toc231081568"/>
+      <w:bookmarkStart w:id="39" w:name="_Toc231082311"/>
       <w:r>
         <w:t>3.6.6 Comparación entre mercados: triangulación (OE6)</w:t>
       </w:r>
@@ -10258,7 +10404,7 @@
       <w:pPr>
         <w:pStyle w:val="Ttulo2"/>
       </w:pPr>
-      <w:bookmarkStart w:id="40" w:name="_Toc231081569"/>
+      <w:bookmarkStart w:id="40" w:name="_Toc231082312"/>
       <w:r>
         <w:t>3.7 Validación de supuestos y robustez</w:t>
       </w:r>
@@ -10308,7 +10454,7 @@
       <w:pPr>
         <w:pStyle w:val="Ttulo3"/>
       </w:pPr>
-      <w:bookmarkStart w:id="41" w:name="_Toc231081570"/>
+      <w:bookmarkStart w:id="41" w:name="_Toc231082313"/>
       <w:r>
         <w:lastRenderedPageBreak/>
         <w:t>Tabla 3.1 — Definición operativa de variables (resumen)</w:t>
@@ -10320,7 +10466,7 @@
         <w:pStyle w:val="Descripcin"/>
         <w:jc w:val="center"/>
       </w:pPr>
-      <w:bookmarkStart w:id="42" w:name="_Toc231081599"/>
+      <w:bookmarkStart w:id="42" w:name="_Toc231082343"/>
       <w:r>
         <w:rPr>
           <w:sz w:val="20"/>
@@ -11679,7 +11825,7 @@
       <w:pPr>
         <w:pStyle w:val="Ttulo1"/>
       </w:pPr>
-      <w:bookmarkStart w:id="43" w:name="_Toc231081571"/>
+      <w:bookmarkStart w:id="43" w:name="_Toc231082314"/>
       <w:r>
         <w:lastRenderedPageBreak/>
         <w:t>Capítulo 4 — Resultados y discusión</w:t>
@@ -11690,7 +11836,7 @@
       <w:pPr>
         <w:pStyle w:val="Ttulo2"/>
       </w:pPr>
-      <w:bookmarkStart w:id="44" w:name="_Toc231081572"/>
+      <w:bookmarkStart w:id="44" w:name="_Toc231082315"/>
       <w:r>
         <w:t>4.1 Análisis descriptivo y propiedades de las series (OE1)</w:t>
       </w:r>
@@ -11840,7 +11986,7 @@
       <w:pPr>
         <w:pStyle w:val="Ttulo2"/>
       </w:pPr>
-      <w:bookmarkStart w:id="45" w:name="_Toc231081573"/>
+      <w:bookmarkStart w:id="45" w:name="_Toc231082316"/>
       <w:r>
         <w:t>4.2 Determinantes de los retornos: global vs local (OE2)</w:t>
       </w:r>
@@ -11861,7 +12007,7 @@
         <w:pStyle w:val="Descripcin"/>
         <w:jc w:val="center"/>
       </w:pPr>
-      <w:bookmarkStart w:id="46" w:name="_Toc231081600"/>
+      <w:bookmarkStart w:id="46" w:name="_Toc231082344"/>
       <w:r>
         <w:rPr>
           <w:sz w:val="20"/>
@@ -12460,7 +12606,7 @@
           <w:noProof/>
         </w:rPr>
         <w:drawing>
-          <wp:inline distT="0" distB="0" distL="0" distR="0" wp14:anchorId="7B35076D" wp14:editId="3C6ADFE7">
+          <wp:inline distT="0" distB="0" distL="0" distR="0" wp14:anchorId="018E6B7B" wp14:editId="4FBDF8D7">
             <wp:extent cx="5394960" cy="2933107"/>
             <wp:effectExtent l="0" t="0" r="0" b="0"/>
             <wp:docPr id="1" name="Picture 1"/>
@@ -12501,7 +12647,7 @@
         <w:pStyle w:val="Descripcin"/>
         <w:jc w:val="center"/>
       </w:pPr>
-      <w:bookmarkStart w:id="47" w:name="_Toc231081612"/>
+      <w:bookmarkStart w:id="47" w:name="_Toc231082357"/>
       <w:r>
         <w:rPr>
           <w:sz w:val="20"/>
@@ -12538,7 +12684,7 @@
       <w:pPr>
         <w:pStyle w:val="Ttulo2"/>
       </w:pPr>
-      <w:bookmarkStart w:id="48" w:name="_Toc231081574"/>
+      <w:bookmarkStart w:id="48" w:name="_Toc231082317"/>
       <w:r>
         <w:t>4.3 Relaciones de largo plazo (OE3)</w:t>
       </w:r>
@@ -12708,7 +12854,7 @@
       <w:pPr>
         <w:pStyle w:val="Ttulo2"/>
       </w:pPr>
-      <w:bookmarkStart w:id="49" w:name="_Toc231081575"/>
+      <w:bookmarkStart w:id="49" w:name="_Toc231082318"/>
       <w:r>
         <w:lastRenderedPageBreak/>
         <w:t>4.4 Dinámica de shocks (OE4)</w:t>
@@ -12730,7 +12876,7 @@
         <w:pStyle w:val="Descripcin"/>
         <w:jc w:val="center"/>
       </w:pPr>
-      <w:bookmarkStart w:id="50" w:name="_Toc231081601"/>
+      <w:bookmarkStart w:id="50" w:name="_Toc231082345"/>
       <w:r>
         <w:rPr>
           <w:sz w:val="20"/>
@@ -13062,7 +13208,7 @@
         </w:rPr>
         <w:lastRenderedPageBreak/>
         <w:drawing>
-          <wp:inline distT="0" distB="0" distL="0" distR="0" wp14:anchorId="6B1C6BC5" wp14:editId="3C5F5004">
+          <wp:inline distT="0" distB="0" distL="0" distR="0" wp14:anchorId="460041EC" wp14:editId="12EDDCAB">
             <wp:extent cx="5394960" cy="4026860"/>
             <wp:effectExtent l="0" t="0" r="0" b="0"/>
             <wp:docPr id="2" name="Picture 2"/>
@@ -13103,7 +13249,7 @@
         <w:pStyle w:val="Descripcin"/>
         <w:jc w:val="center"/>
       </w:pPr>
-      <w:bookmarkStart w:id="51" w:name="_Toc231081613"/>
+      <w:bookmarkStart w:id="51" w:name="_Toc231082358"/>
       <w:r>
         <w:rPr>
           <w:sz w:val="20"/>
@@ -13178,7 +13324,7 @@
         </w:rPr>
         <w:lastRenderedPageBreak/>
         <w:drawing>
-          <wp:inline distT="0" distB="0" distL="0" distR="0" wp14:anchorId="2F8D6F36" wp14:editId="5FF04893">
+          <wp:inline distT="0" distB="0" distL="0" distR="0" wp14:anchorId="4A374F1B" wp14:editId="46E2A77C">
             <wp:extent cx="5394960" cy="2620409"/>
             <wp:effectExtent l="0" t="0" r="0" b="0"/>
             <wp:docPr id="3" name="Picture 3"/>
@@ -13219,7 +13365,7 @@
         <w:pStyle w:val="Descripcin"/>
         <w:jc w:val="center"/>
       </w:pPr>
-      <w:bookmarkStart w:id="52" w:name="_Toc231081614"/>
+      <w:bookmarkStart w:id="52" w:name="_Toc231082359"/>
       <w:r>
         <w:rPr>
           <w:sz w:val="20"/>
@@ -13256,7 +13402,7 @@
       <w:pPr>
         <w:pStyle w:val="Ttulo2"/>
       </w:pPr>
-      <w:bookmarkStart w:id="53" w:name="_Toc231081576"/>
+      <w:bookmarkStart w:id="53" w:name="_Toc231082319"/>
       <w:r>
         <w:t>4.5 Estabilidad por fases del ciclo del cobre (OE5)</w:t>
       </w:r>
@@ -13363,7 +13509,7 @@
         </w:rPr>
         <w:lastRenderedPageBreak/>
         <w:drawing>
-          <wp:inline distT="0" distB="0" distL="0" distR="0" wp14:anchorId="201D2711" wp14:editId="19706DBA">
+          <wp:inline distT="0" distB="0" distL="0" distR="0" wp14:anchorId="00401060" wp14:editId="34C0DB90">
             <wp:extent cx="5394960" cy="2449752"/>
             <wp:effectExtent l="0" t="0" r="0" b="0"/>
             <wp:docPr id="4" name="Picture 4"/>
@@ -13404,7 +13550,7 @@
         <w:pStyle w:val="Descripcin"/>
         <w:jc w:val="center"/>
       </w:pPr>
-      <w:bookmarkStart w:id="54" w:name="_Toc231081615"/>
+      <w:bookmarkStart w:id="54" w:name="_Toc231082360"/>
       <w:r>
         <w:rPr>
           <w:sz w:val="20"/>
@@ -13441,7 +13587,7 @@
       <w:pPr>
         <w:pStyle w:val="Ttulo2"/>
       </w:pPr>
-      <w:bookmarkStart w:id="55" w:name="_Toc231081577"/>
+      <w:bookmarkStart w:id="55" w:name="_Toc231082320"/>
       <w:r>
         <w:t>4.6 Comparación entre mercados: triangulación (OE6)</w:t>
       </w:r>
@@ -13462,7 +13608,7 @@
         <w:pStyle w:val="Descripcin"/>
         <w:jc w:val="center"/>
       </w:pPr>
-      <w:bookmarkStart w:id="56" w:name="_Toc231081602"/>
+      <w:bookmarkStart w:id="56" w:name="_Toc231082346"/>
       <w:r>
         <w:rPr>
           <w:sz w:val="20"/>
@@ -13903,7 +14049,7 @@
           <w:noProof/>
         </w:rPr>
         <w:drawing>
-          <wp:inline distT="0" distB="0" distL="0" distR="0" wp14:anchorId="092E350B" wp14:editId="4CB58A83">
+          <wp:inline distT="0" distB="0" distL="0" distR="0" wp14:anchorId="65B3EEFD" wp14:editId="42E459AB">
             <wp:extent cx="5394960" cy="2718240"/>
             <wp:effectExtent l="0" t="0" r="0" b="0"/>
             <wp:docPr id="5" name="Picture 5"/>
@@ -13944,7 +14090,7 @@
         <w:pStyle w:val="Descripcin"/>
         <w:jc w:val="center"/>
       </w:pPr>
-      <w:bookmarkStart w:id="57" w:name="_Toc231081616"/>
+      <w:bookmarkStart w:id="57" w:name="_Toc231082361"/>
       <w:r>
         <w:rPr>
           <w:sz w:val="20"/>
@@ -14018,7 +14164,7 @@
       <w:pPr>
         <w:pStyle w:val="Ttulo2"/>
       </w:pPr>
-      <w:bookmarkStart w:id="58" w:name="_Toc231081578"/>
+      <w:bookmarkStart w:id="58" w:name="_Toc231082321"/>
       <w:r>
         <w:t>4.7 Diagnósticos y robustez</w:t>
       </w:r>
@@ -14377,7 +14523,7 @@
           <w:noProof/>
         </w:rPr>
         <w:drawing>
-          <wp:inline distT="0" distB="0" distL="0" distR="0" wp14:anchorId="6B8FA12C" wp14:editId="0027102C">
+          <wp:inline distT="0" distB="0" distL="0" distR="0" wp14:anchorId="4D50D554" wp14:editId="3114DA0C">
             <wp:extent cx="5394960" cy="2620409"/>
             <wp:effectExtent l="0" t="0" r="0" b="0"/>
             <wp:docPr id="6" name="Picture 6"/>
@@ -14418,7 +14564,7 @@
         <w:pStyle w:val="Descripcin"/>
         <w:jc w:val="center"/>
       </w:pPr>
-      <w:bookmarkStart w:id="59" w:name="_Toc231081617"/>
+      <w:bookmarkStart w:id="59" w:name="_Toc231082362"/>
       <w:r>
         <w:rPr>
           <w:sz w:val="20"/>
@@ -14455,7 +14601,7 @@
       <w:pPr>
         <w:pStyle w:val="Ttulo2"/>
       </w:pPr>
-      <w:bookmarkStart w:id="60" w:name="_Toc231081579"/>
+      <w:bookmarkStart w:id="60" w:name="_Toc231082322"/>
       <w:r>
         <w:t>4.8 Discusión integrada</w:t>
       </w:r>
@@ -14642,7 +14788,7 @@
       <w:pPr>
         <w:pStyle w:val="Ttulo1"/>
       </w:pPr>
-      <w:bookmarkStart w:id="61" w:name="_Toc231081580"/>
+      <w:bookmarkStart w:id="61" w:name="_Toc231082323"/>
       <w:r>
         <w:lastRenderedPageBreak/>
         <w:t>Capítulo 5 — Conclusiones</w:t>
@@ -14653,7 +14799,7 @@
       <w:pPr>
         <w:pStyle w:val="Ttulo2"/>
       </w:pPr>
-      <w:bookmarkStart w:id="62" w:name="_Toc231081581"/>
+      <w:bookmarkStart w:id="62" w:name="_Toc231082324"/>
       <w:r>
         <w:t>5.1 Síntesis de los hallazgos</w:t>
       </w:r>
@@ -14746,7 +14892,7 @@
       <w:pPr>
         <w:pStyle w:val="Ttulo2"/>
       </w:pPr>
-      <w:bookmarkStart w:id="63" w:name="_Toc231081582"/>
+      <w:bookmarkStart w:id="63" w:name="_Toc231082325"/>
       <w:r>
         <w:lastRenderedPageBreak/>
         <w:t>5.2 Implicancias</w:t>
@@ -14819,7 +14965,7 @@
       <w:pPr>
         <w:pStyle w:val="Ttulo2"/>
       </w:pPr>
-      <w:bookmarkStart w:id="64" w:name="_Toc231081583"/>
+      <w:bookmarkStart w:id="64" w:name="_Toc231082326"/>
       <w:r>
         <w:t>5.3 Limitaciones</w:t>
       </w:r>
@@ -14869,7 +15015,7 @@
       <w:pPr>
         <w:pStyle w:val="Ttulo2"/>
       </w:pPr>
-      <w:bookmarkStart w:id="65" w:name="_Toc231081584"/>
+      <w:bookmarkStart w:id="65" w:name="_Toc231082327"/>
       <w:r>
         <w:t>5.4 Líneas futuras de investigación</w:t>
       </w:r>
@@ -14905,7 +15051,7 @@
       <w:pPr>
         <w:pStyle w:val="Ttulo1"/>
       </w:pPr>
-      <w:bookmarkStart w:id="66" w:name="_Toc231081585"/>
+      <w:bookmarkStart w:id="66" w:name="_Toc231082328"/>
       <w:r>
         <w:lastRenderedPageBreak/>
         <w:t>Referencias</w:t>
@@ -15148,7 +15294,7 @@
       <w:pPr>
         <w:pStyle w:val="Ttulo1"/>
       </w:pPr>
-      <w:bookmarkStart w:id="67" w:name="_Toc231081586"/>
+      <w:bookmarkStart w:id="67" w:name="_Toc231082329"/>
       <w:r>
         <w:lastRenderedPageBreak/>
         <w:t>Anexos</w:t>
@@ -15159,7 +15305,7 @@
       <w:pPr>
         <w:pStyle w:val="Ttulo2"/>
       </w:pPr>
-      <w:bookmarkStart w:id="68" w:name="_Toc231081587"/>
+      <w:bookmarkStart w:id="68" w:name="_Toc231082330"/>
       <w:r>
         <w:t>Anexo A. Estadística descriptiva</w:t>
       </w:r>
@@ -15170,7 +15316,7 @@
         <w:pStyle w:val="Descripcin"/>
         <w:jc w:val="center"/>
       </w:pPr>
-      <w:bookmarkStart w:id="69" w:name="_Toc231081603"/>
+      <w:bookmarkStart w:id="69" w:name="_Toc231082347"/>
       <w:r>
         <w:rPr>
           <w:sz w:val="20"/>
@@ -16672,7 +16818,7 @@
       <w:pPr>
         <w:pStyle w:val="Ttulo2"/>
       </w:pPr>
-      <w:bookmarkStart w:id="70" w:name="_Toc231081588"/>
+      <w:bookmarkStart w:id="70" w:name="_Toc231082331"/>
       <w:r>
         <w:t>Anexo B. Matriz de correlación de los factores</w:t>
       </w:r>
@@ -16683,7 +16829,7 @@
         <w:pStyle w:val="Descripcin"/>
         <w:jc w:val="center"/>
       </w:pPr>
-      <w:bookmarkStart w:id="71" w:name="_Toc231081604"/>
+      <w:bookmarkStart w:id="71" w:name="_Toc231082348"/>
       <w:r>
         <w:rPr>
           <w:sz w:val="20"/>
@@ -18068,7 +18214,7 @@
       <w:pPr>
         <w:pStyle w:val="Ttulo2"/>
       </w:pPr>
-      <w:bookmarkStart w:id="72" w:name="_Toc231081589"/>
+      <w:bookmarkStart w:id="72" w:name="_Toc231082332"/>
       <w:r>
         <w:t>Anexo C. Pruebas de raíz unitaria y orden de integración</w:t>
       </w:r>
@@ -18079,7 +18225,7 @@
         <w:pStyle w:val="Descripcin"/>
         <w:jc w:val="center"/>
       </w:pPr>
-      <w:bookmarkStart w:id="73" w:name="_Toc231081605"/>
+      <w:bookmarkStart w:id="73" w:name="_Toc231082349"/>
       <w:r>
         <w:rPr>
           <w:sz w:val="20"/>
@@ -18648,7 +18794,7 @@
       <w:pPr>
         <w:pStyle w:val="Ttulo2"/>
       </w:pPr>
-      <w:bookmarkStart w:id="74" w:name="_Toc231081590"/>
+      <w:bookmarkStart w:id="74" w:name="_Toc231082333"/>
       <w:r>
         <w:t>Anexo D. Resultados completos del modelo de panel</w:t>
       </w:r>
@@ -18658,7 +18804,7 @@
       <w:pPr>
         <w:pStyle w:val="Ttulo3"/>
       </w:pPr>
-      <w:bookmarkStart w:id="75" w:name="_Toc231081591"/>
+      <w:bookmarkStart w:id="75" w:name="_Toc231082334"/>
       <w:r>
         <w:t>D.1 Muestra B — cobre, mercado internacional</w:t>
       </w:r>
@@ -18669,7 +18815,7 @@
         <w:pStyle w:val="Descripcin"/>
         <w:jc w:val="center"/>
       </w:pPr>
-      <w:bookmarkStart w:id="76" w:name="_Toc231081606"/>
+      <w:bookmarkStart w:id="76" w:name="_Toc231082350"/>
       <w:r>
         <w:rPr>
           <w:sz w:val="20"/>
@@ -19482,7 +19628,7 @@
       <w:pPr>
         <w:pStyle w:val="Ttulo3"/>
       </w:pPr>
-      <w:bookmarkStart w:id="77" w:name="_Toc231081592"/>
+      <w:bookmarkStart w:id="77" w:name="_Toc231082335"/>
       <w:r>
         <w:t>D.2 Muestra A — cobre, mercado chileno (Pucobre)</w:t>
       </w:r>
@@ -19493,7 +19639,7 @@
         <w:pStyle w:val="Descripcin"/>
         <w:jc w:val="center"/>
       </w:pPr>
-      <w:bookmarkStart w:id="78" w:name="_Toc231081607"/>
+      <w:bookmarkStart w:id="78" w:name="_Toc231082351"/>
       <w:r>
         <w:rPr>
           <w:sz w:val="20"/>
@@ -20310,7 +20456,7 @@
       <w:pPr>
         <w:pStyle w:val="Ttulo3"/>
       </w:pPr>
-      <w:bookmarkStart w:id="79" w:name="_Toc231081593"/>
+      <w:bookmarkStart w:id="79" w:name="_Toc231082336"/>
       <w:r>
         <w:t xml:space="preserve">D.3 </w:t>
       </w:r>
@@ -20324,7 +20470,7 @@
         <w:pStyle w:val="Descripcin"/>
         <w:jc w:val="center"/>
       </w:pPr>
-      <w:bookmarkStart w:id="80" w:name="_Toc231081608"/>
+      <w:bookmarkStart w:id="80" w:name="_Toc231082352"/>
       <w:r>
         <w:rPr>
           <w:sz w:val="20"/>
@@ -21134,7 +21280,7 @@
       <w:pPr>
         <w:pStyle w:val="Ttulo2"/>
       </w:pPr>
-      <w:bookmarkStart w:id="81" w:name="_Toc231081594"/>
+      <w:bookmarkStart w:id="81" w:name="_Toc231082337"/>
       <w:r>
         <w:t xml:space="preserve">Anexo E. </w:t>
       </w:r>
@@ -21148,7 +21294,7 @@
         <w:pStyle w:val="Descripcin"/>
         <w:jc w:val="center"/>
       </w:pPr>
-      <w:bookmarkStart w:id="82" w:name="_Toc231081609"/>
+      <w:bookmarkStart w:id="82" w:name="_Toc231082353"/>
       <w:r>
         <w:rPr>
           <w:sz w:val="20"/>
@@ -21603,7 +21749,7 @@
       <w:pPr>
         <w:pStyle w:val="Ttulo2"/>
       </w:pPr>
-      <w:bookmarkStart w:id="83" w:name="_Toc231081595"/>
+      <w:bookmarkStart w:id="83" w:name="_Toc231082338"/>
       <w:r>
         <w:t>Anexo F. Descomposición de varianza (FEVD) por horizonte — muestra B</w:t>
       </w:r>
@@ -21614,7 +21760,7 @@
         <w:pStyle w:val="Descripcin"/>
         <w:jc w:val="center"/>
       </w:pPr>
-      <w:bookmarkStart w:id="84" w:name="_Toc231081610"/>
+      <w:bookmarkStart w:id="84" w:name="_Toc231082354"/>
       <w:r>
         <w:rPr>
           <w:sz w:val="20"/>
@@ -22175,7 +22321,7 @@
       <w:pPr>
         <w:pStyle w:val="Ttulo2"/>
       </w:pPr>
-      <w:bookmarkStart w:id="85" w:name="_Toc231081596"/>
+      <w:bookmarkStart w:id="85" w:name="_Toc231082339"/>
       <w:r>
         <w:t>Anexo G. Fuentes de datos</w:t>
       </w:r>
@@ -22186,7 +22332,7 @@
         <w:pStyle w:val="Descripcin"/>
         <w:jc w:val="center"/>
       </w:pPr>
-      <w:bookmarkStart w:id="86" w:name="_Toc231081611"/>
+      <w:bookmarkStart w:id="86" w:name="_Toc231082355"/>
       <w:r>
         <w:rPr>
           <w:sz w:val="20"/>
@@ -22980,7 +23126,7 @@
       <w:pPr>
         <w:pStyle w:val="Ttulo2"/>
       </w:pPr>
-      <w:bookmarkStart w:id="87" w:name="_Toc231081597"/>
+      <w:bookmarkStart w:id="87" w:name="_Toc231082340"/>
       <w:r>
         <w:lastRenderedPageBreak/>
         <w:t>Anexo H. Disponibilidad del código</w:t>
@@ -22993,6 +23139,628 @@
       </w:r>
       <w:r>
         <w:t>código de adquisición, transformación, estimación y generación de figuras y tablas está disponible en el repositorio público del proyecto, organizado en módulos reproducibles (`src/`) y cuadernos Jupyter (`notebooks/`). Cada resultado de esta tesis puede regenerarse ejecutando los scripts correspondientes.</w:t>
+      </w:r>
+    </w:p>
+    <w:p>
+      <w:pPr>
+        <w:pStyle w:val="Ttulo2"/>
+      </w:pPr>
+      <w:bookmarkStart w:id="88" w:name="_Toc231082341"/>
+      <w:r>
+        <w:t>Anexo I. Extensión predictiva: ¿explican o anticipan?</w:t>
+      </w:r>
+      <w:bookmarkEnd w:id="88"/>
+    </w:p>
+    <w:p>
+      <w:r>
+        <w:t xml:space="preserve">Como complemento a la naturaleza explicativa de la tesis, se evaluó la capacidad </w:t>
+      </w:r>
+      <w:r>
+        <w:rPr>
+          <w:b/>
+        </w:rPr>
+        <w:t>predictiva</w:t>
+      </w:r>
+      <w:r>
+        <w:t xml:space="preserve"> fuera de muestra de los factores macroeconómicos sobre el retorno mensual del cobre (a un mes), comparando un baseline ingenuo, un AR(1), un modelo lineal regularizado (Ridge) y dos modelos no lineales (Random Forest, Gradient Boosting), con división temporal 180/61 (entrenamiento/prueba).</w:t>
+      </w:r>
+    </w:p>
+    <w:p>
+      <w:pPr>
+        <w:pStyle w:val="Descripcin"/>
+        <w:jc w:val="center"/>
+      </w:pPr>
+      <w:bookmarkStart w:id="89" w:name="_Toc231082356"/>
+      <w:r>
+        <w:rPr>
+          <w:sz w:val="20"/>
+        </w:rPr>
+        <w:t xml:space="preserve">Tabla </w:t>
+      </w:r>
+      <w:r>
+        <w:fldChar w:fldCharType="begin"/>
+      </w:r>
+      <w:r>
+        <w:instrText xml:space="preserve"> SEQ Tabla \* ARABIC </w:instrText>
+      </w:r>
+      <w:r>
+        <w:fldChar w:fldCharType="separate"/>
+      </w:r>
+      <w:r>
+        <w:rPr>
+          <w:noProof/>
+        </w:rPr>
+        <w:t>14</w:t>
+      </w:r>
+      <w:r>
+        <w:fldChar w:fldCharType="end"/>
+      </w:r>
+      <w:r>
+        <w:rPr>
+          <w:sz w:val="20"/>
+        </w:rPr>
+        <w:t>.</w:t>
+      </w:r>
+      <w:bookmarkEnd w:id="89"/>
+      <w:r>
+        <w:rPr>
+          <w:sz w:val="20"/>
+        </w:rPr>
+        <w:t xml:space="preserve"> </w:t>
+      </w:r>
+    </w:p>
+    <w:tbl>
+      <w:tblPr>
+        <w:tblStyle w:val="Cuadrculaclara-nfasis1"/>
+        <w:tblW w:w="0" w:type="auto"/>
+        <w:tblLook w:val="04A0" w:firstRow="1" w:lastRow="0" w:firstColumn="1" w:lastColumn="0" w:noHBand="0" w:noVBand="1"/>
+      </w:tblPr>
+      <w:tblGrid>
+        <w:gridCol w:w="1768"/>
+        <w:gridCol w:w="1768"/>
+        <w:gridCol w:w="1768"/>
+        <w:gridCol w:w="1768"/>
+        <w:gridCol w:w="1768"/>
+      </w:tblGrid>
+      <w:tr>
+        <w:trPr>
+          <w:cnfStyle w:val="100000000000" w:firstRow="1" w:lastRow="0" w:firstColumn="0" w:lastColumn="0" w:oddVBand="0" w:evenVBand="0" w:oddHBand="0" w:evenHBand="0" w:firstRowFirstColumn="0" w:firstRowLastColumn="0" w:lastRowFirstColumn="0" w:lastRowLastColumn="0"/>
+        </w:trPr>
+        <w:tc>
+          <w:tcPr>
+            <w:cnfStyle w:val="001000000000" w:firstRow="0" w:lastRow="0" w:firstColumn="1" w:lastColumn="0" w:oddVBand="0" w:evenVBand="0" w:oddHBand="0" w:evenHBand="0" w:firstRowFirstColumn="0" w:firstRowLastColumn="0" w:lastRowFirstColumn="0" w:lastRowLastColumn="0"/>
+            <w:tcW w:w="1768" w:type="dxa"/>
+          </w:tcPr>
+          <w:p>
+            <w:r>
+              <w:rPr>
+                <w:sz w:val="20"/>
+              </w:rPr>
+              <w:t>Modelo</w:t>
+            </w:r>
+          </w:p>
+        </w:tc>
+        <w:tc>
+          <w:tcPr>
+            <w:tcW w:w="1768" w:type="dxa"/>
+          </w:tcPr>
+          <w:p>
+            <w:pPr>
+              <w:cnfStyle w:val="100000000000" w:firstRow="1" w:lastRow="0" w:firstColumn="0" w:lastColumn="0" w:oddVBand="0" w:evenVBand="0" w:oddHBand="0" w:evenHBand="0" w:firstRowFirstColumn="0" w:firstRowLastColumn="0" w:lastRowFirstColumn="0" w:lastRowLastColumn="0"/>
+            </w:pPr>
+            <w:r>
+              <w:rPr>
+                <w:sz w:val="20"/>
+              </w:rPr>
+              <w:t>R² fuera de muestra</w:t>
+            </w:r>
+          </w:p>
+        </w:tc>
+        <w:tc>
+          <w:tcPr>
+            <w:tcW w:w="1768" w:type="dxa"/>
+          </w:tcPr>
+          <w:p>
+            <w:pPr>
+              <w:cnfStyle w:val="100000000000" w:firstRow="1" w:lastRow="0" w:firstColumn="0" w:lastColumn="0" w:oddVBand="0" w:evenVBand="0" w:oddHBand="0" w:evenHBand="0" w:firstRowFirstColumn="0" w:firstRowLastColumn="0" w:lastRowFirstColumn="0" w:lastRowLastColumn="0"/>
+            </w:pPr>
+            <w:r>
+              <w:rPr>
+                <w:sz w:val="20"/>
+              </w:rPr>
+              <w:t>Acierto direccional</w:t>
+            </w:r>
+          </w:p>
+        </w:tc>
+        <w:tc>
+          <w:tcPr>
+            <w:tcW w:w="1768" w:type="dxa"/>
+          </w:tcPr>
+          <w:p>
+            <w:pPr>
+              <w:cnfStyle w:val="100000000000" w:firstRow="1" w:lastRow="0" w:firstColumn="0" w:lastColumn="0" w:oddVBand="0" w:evenVBand="0" w:oddHBand="0" w:evenHBand="0" w:firstRowFirstColumn="0" w:firstRowLastColumn="0" w:lastRowFirstColumn="0" w:lastRowLastColumn="0"/>
+            </w:pPr>
+            <w:r>
+              <w:rPr>
+                <w:sz w:val="20"/>
+              </w:rPr>
+              <w:t>RMSE</w:t>
+            </w:r>
+          </w:p>
+        </w:tc>
+        <w:tc>
+          <w:tcPr>
+            <w:tcW w:w="1768" w:type="dxa"/>
+          </w:tcPr>
+          <w:p>
+            <w:pPr>
+              <w:cnfStyle w:val="100000000000" w:firstRow="1" w:lastRow="0" w:firstColumn="0" w:lastColumn="0" w:oddVBand="0" w:evenVBand="0" w:oddHBand="0" w:evenHBand="0" w:firstRowFirstColumn="0" w:firstRowLastColumn="0" w:lastRowFirstColumn="0" w:lastRowLastColumn="0"/>
+            </w:pPr>
+            <w:r>
+              <w:rPr>
+                <w:sz w:val="20"/>
+              </w:rPr>
+              <w:t>MAE</w:t>
+            </w:r>
+          </w:p>
+        </w:tc>
+      </w:tr>
+      <w:tr>
+        <w:trPr>
+          <w:cnfStyle w:val="000000100000" w:firstRow="0" w:lastRow="0" w:firstColumn="0" w:lastColumn="0" w:oddVBand="0" w:evenVBand="0" w:oddHBand="1" w:evenHBand="0" w:firstRowFirstColumn="0" w:firstRowLastColumn="0" w:lastRowFirstColumn="0" w:lastRowLastColumn="0"/>
+        </w:trPr>
+        <w:tc>
+          <w:tcPr>
+            <w:cnfStyle w:val="001000000000" w:firstRow="0" w:lastRow="0" w:firstColumn="1" w:lastColumn="0" w:oddVBand="0" w:evenVBand="0" w:oddHBand="0" w:evenHBand="0" w:firstRowFirstColumn="0" w:firstRowLastColumn="0" w:lastRowFirstColumn="0" w:lastRowLastColumn="0"/>
+            <w:tcW w:w="1768" w:type="dxa"/>
+          </w:tcPr>
+          <w:p>
+            <w:r>
+              <w:rPr>
+                <w:sz w:val="20"/>
+              </w:rPr>
+              <w:t>Random walk (0)</w:t>
+            </w:r>
+          </w:p>
+        </w:tc>
+        <w:tc>
+          <w:tcPr>
+            <w:tcW w:w="1768" w:type="dxa"/>
+          </w:tcPr>
+          <w:p>
+            <w:pPr>
+              <w:cnfStyle w:val="000000100000" w:firstRow="0" w:lastRow="0" w:firstColumn="0" w:lastColumn="0" w:oddVBand="0" w:evenVBand="0" w:oddHBand="1" w:evenHBand="0" w:firstRowFirstColumn="0" w:firstRowLastColumn="0" w:lastRowFirstColumn="0" w:lastRowLastColumn="0"/>
+            </w:pPr>
+            <w:r>
+              <w:rPr>
+                <w:sz w:val="20"/>
+              </w:rPr>
+              <w:t>-0.016</w:t>
+            </w:r>
+          </w:p>
+        </w:tc>
+        <w:tc>
+          <w:tcPr>
+            <w:tcW w:w="1768" w:type="dxa"/>
+          </w:tcPr>
+          <w:p>
+            <w:pPr>
+              <w:cnfStyle w:val="000000100000" w:firstRow="0" w:lastRow="0" w:firstColumn="0" w:lastColumn="0" w:oddVBand="0" w:evenVBand="0" w:oddHBand="1" w:evenHBand="0" w:firstRowFirstColumn="0" w:firstRowLastColumn="0" w:lastRowFirstColumn="0" w:lastRowLastColumn="0"/>
+            </w:pPr>
+            <w:r>
+              <w:rPr>
+                <w:sz w:val="20"/>
+              </w:rPr>
+              <w:t>0%</w:t>
+            </w:r>
+          </w:p>
+        </w:tc>
+        <w:tc>
+          <w:tcPr>
+            <w:tcW w:w="1768" w:type="dxa"/>
+          </w:tcPr>
+          <w:p>
+            <w:pPr>
+              <w:cnfStyle w:val="000000100000" w:firstRow="0" w:lastRow="0" w:firstColumn="0" w:lastColumn="0" w:oddVBand="0" w:evenVBand="0" w:oddHBand="1" w:evenHBand="0" w:firstRowFirstColumn="0" w:firstRowLastColumn="0" w:lastRowFirstColumn="0" w:lastRowLastColumn="0"/>
+            </w:pPr>
+            <w:r>
+              <w:rPr>
+                <w:sz w:val="20"/>
+              </w:rPr>
+              <w:t>0.0500</w:t>
+            </w:r>
+          </w:p>
+        </w:tc>
+        <w:tc>
+          <w:tcPr>
+            <w:tcW w:w="1768" w:type="dxa"/>
+          </w:tcPr>
+          <w:p>
+            <w:pPr>
+              <w:cnfStyle w:val="000000100000" w:firstRow="0" w:lastRow="0" w:firstColumn="0" w:lastColumn="0" w:oddVBand="0" w:evenVBand="0" w:oddHBand="1" w:evenHBand="0" w:firstRowFirstColumn="0" w:firstRowLastColumn="0" w:lastRowFirstColumn="0" w:lastRowLastColumn="0"/>
+            </w:pPr>
+            <w:r>
+              <w:rPr>
+                <w:sz w:val="20"/>
+              </w:rPr>
+              <w:t>0.0372</w:t>
+            </w:r>
+          </w:p>
+        </w:tc>
+      </w:tr>
+      <w:tr>
+        <w:trPr>
+          <w:cnfStyle w:val="000000010000" w:firstRow="0" w:lastRow="0" w:firstColumn="0" w:lastColumn="0" w:oddVBand="0" w:evenVBand="0" w:oddHBand="0" w:evenHBand="1" w:firstRowFirstColumn="0" w:firstRowLastColumn="0" w:lastRowFirstColumn="0" w:lastRowLastColumn="0"/>
+        </w:trPr>
+        <w:tc>
+          <w:tcPr>
+            <w:cnfStyle w:val="001000000000" w:firstRow="0" w:lastRow="0" w:firstColumn="1" w:lastColumn="0" w:oddVBand="0" w:evenVBand="0" w:oddHBand="0" w:evenHBand="0" w:firstRowFirstColumn="0" w:firstRowLastColumn="0" w:lastRowFirstColumn="0" w:lastRowLastColumn="0"/>
+            <w:tcW w:w="1768" w:type="dxa"/>
+          </w:tcPr>
+          <w:p>
+            <w:r>
+              <w:rPr>
+                <w:sz w:val="20"/>
+              </w:rPr>
+              <w:t>AR(1)</w:t>
+            </w:r>
+          </w:p>
+        </w:tc>
+        <w:tc>
+          <w:tcPr>
+            <w:tcW w:w="1768" w:type="dxa"/>
+          </w:tcPr>
+          <w:p>
+            <w:pPr>
+              <w:cnfStyle w:val="000000010000" w:firstRow="0" w:lastRow="0" w:firstColumn="0" w:lastColumn="0" w:oddVBand="0" w:evenVBand="0" w:oddHBand="0" w:evenHBand="1" w:firstRowFirstColumn="0" w:firstRowLastColumn="0" w:lastRowFirstColumn="0" w:lastRowLastColumn="0"/>
+            </w:pPr>
+            <w:r>
+              <w:rPr>
+                <w:sz w:val="20"/>
+              </w:rPr>
+              <w:t>+0.056</w:t>
+            </w:r>
+          </w:p>
+        </w:tc>
+        <w:tc>
+          <w:tcPr>
+            <w:tcW w:w="1768" w:type="dxa"/>
+          </w:tcPr>
+          <w:p>
+            <w:pPr>
+              <w:cnfStyle w:val="000000010000" w:firstRow="0" w:lastRow="0" w:firstColumn="0" w:lastColumn="0" w:oddVBand="0" w:evenVBand="0" w:oddHBand="0" w:evenHBand="1" w:firstRowFirstColumn="0" w:firstRowLastColumn="0" w:lastRowFirstColumn="0" w:lastRowLastColumn="0"/>
+            </w:pPr>
+            <w:r>
+              <w:rPr>
+                <w:sz w:val="20"/>
+              </w:rPr>
+              <w:t>64%</w:t>
+            </w:r>
+          </w:p>
+        </w:tc>
+        <w:tc>
+          <w:tcPr>
+            <w:tcW w:w="1768" w:type="dxa"/>
+          </w:tcPr>
+          <w:p>
+            <w:pPr>
+              <w:cnfStyle w:val="000000010000" w:firstRow="0" w:lastRow="0" w:firstColumn="0" w:lastColumn="0" w:oddVBand="0" w:evenVBand="0" w:oddHBand="0" w:evenHBand="1" w:firstRowFirstColumn="0" w:firstRowLastColumn="0" w:lastRowFirstColumn="0" w:lastRowLastColumn="0"/>
+            </w:pPr>
+            <w:r>
+              <w:rPr>
+                <w:sz w:val="20"/>
+              </w:rPr>
+              <w:t>0.0482</w:t>
+            </w:r>
+          </w:p>
+        </w:tc>
+        <w:tc>
+          <w:tcPr>
+            <w:tcW w:w="1768" w:type="dxa"/>
+          </w:tcPr>
+          <w:p>
+            <w:pPr>
+              <w:cnfStyle w:val="000000010000" w:firstRow="0" w:lastRow="0" w:firstColumn="0" w:lastColumn="0" w:oddVBand="0" w:evenVBand="0" w:oddHBand="0" w:evenHBand="1" w:firstRowFirstColumn="0" w:firstRowLastColumn="0" w:lastRowFirstColumn="0" w:lastRowLastColumn="0"/>
+            </w:pPr>
+            <w:r>
+              <w:rPr>
+                <w:sz w:val="20"/>
+              </w:rPr>
+              <w:t>0.0357</w:t>
+            </w:r>
+          </w:p>
+        </w:tc>
+      </w:tr>
+      <w:tr>
+        <w:trPr>
+          <w:cnfStyle w:val="000000100000" w:firstRow="0" w:lastRow="0" w:firstColumn="0" w:lastColumn="0" w:oddVBand="0" w:evenVBand="0" w:oddHBand="1" w:evenHBand="0" w:firstRowFirstColumn="0" w:firstRowLastColumn="0" w:lastRowFirstColumn="0" w:lastRowLastColumn="0"/>
+        </w:trPr>
+        <w:tc>
+          <w:tcPr>
+            <w:cnfStyle w:val="001000000000" w:firstRow="0" w:lastRow="0" w:firstColumn="1" w:lastColumn="0" w:oddVBand="0" w:evenVBand="0" w:oddHBand="0" w:evenHBand="0" w:firstRowFirstColumn="0" w:firstRowLastColumn="0" w:lastRowFirstColumn="0" w:lastRowLastColumn="0"/>
+            <w:tcW w:w="1768" w:type="dxa"/>
+          </w:tcPr>
+          <w:p>
+            <w:r>
+              <w:rPr>
+                <w:sz w:val="20"/>
+              </w:rPr>
+              <w:t>Ridge (lineal)</w:t>
+            </w:r>
+          </w:p>
+        </w:tc>
+        <w:tc>
+          <w:tcPr>
+            <w:tcW w:w="1768" w:type="dxa"/>
+          </w:tcPr>
+          <w:p>
+            <w:pPr>
+              <w:cnfStyle w:val="000000100000" w:firstRow="0" w:lastRow="0" w:firstColumn="0" w:lastColumn="0" w:oddVBand="0" w:evenVBand="0" w:oddHBand="1" w:evenHBand="0" w:firstRowFirstColumn="0" w:firstRowLastColumn="0" w:lastRowFirstColumn="0" w:lastRowLastColumn="0"/>
+            </w:pPr>
+            <w:r>
+              <w:rPr>
+                <w:sz w:val="20"/>
+              </w:rPr>
+              <w:t>-0.117</w:t>
+            </w:r>
+          </w:p>
+        </w:tc>
+        <w:tc>
+          <w:tcPr>
+            <w:tcW w:w="1768" w:type="dxa"/>
+          </w:tcPr>
+          <w:p>
+            <w:pPr>
+              <w:cnfStyle w:val="000000100000" w:firstRow="0" w:lastRow="0" w:firstColumn="0" w:lastColumn="0" w:oddVBand="0" w:evenVBand="0" w:oddHBand="1" w:evenHBand="0" w:firstRowFirstColumn="0" w:firstRowLastColumn="0" w:lastRowFirstColumn="0" w:lastRowLastColumn="0"/>
+            </w:pPr>
+            <w:r>
+              <w:rPr>
+                <w:sz w:val="20"/>
+              </w:rPr>
+              <w:t>54%</w:t>
+            </w:r>
+          </w:p>
+        </w:tc>
+        <w:tc>
+          <w:tcPr>
+            <w:tcW w:w="1768" w:type="dxa"/>
+          </w:tcPr>
+          <w:p>
+            <w:pPr>
+              <w:cnfStyle w:val="000000100000" w:firstRow="0" w:lastRow="0" w:firstColumn="0" w:lastColumn="0" w:oddVBand="0" w:evenVBand="0" w:oddHBand="1" w:evenHBand="0" w:firstRowFirstColumn="0" w:firstRowLastColumn="0" w:lastRowFirstColumn="0" w:lastRowLastColumn="0"/>
+            </w:pPr>
+            <w:r>
+              <w:rPr>
+                <w:sz w:val="20"/>
+              </w:rPr>
+              <w:t>0.0525</w:t>
+            </w:r>
+          </w:p>
+        </w:tc>
+        <w:tc>
+          <w:tcPr>
+            <w:tcW w:w="1768" w:type="dxa"/>
+          </w:tcPr>
+          <w:p>
+            <w:pPr>
+              <w:cnfStyle w:val="000000100000" w:firstRow="0" w:lastRow="0" w:firstColumn="0" w:lastColumn="0" w:oddVBand="0" w:evenVBand="0" w:oddHBand="1" w:evenHBand="0" w:firstRowFirstColumn="0" w:firstRowLastColumn="0" w:lastRowFirstColumn="0" w:lastRowLastColumn="0"/>
+            </w:pPr>
+            <w:r>
+              <w:rPr>
+                <w:sz w:val="20"/>
+              </w:rPr>
+              <w:t>0.0388</w:t>
+            </w:r>
+          </w:p>
+        </w:tc>
+      </w:tr>
+      <w:tr>
+        <w:trPr>
+          <w:cnfStyle w:val="000000010000" w:firstRow="0" w:lastRow="0" w:firstColumn="0" w:lastColumn="0" w:oddVBand="0" w:evenVBand="0" w:oddHBand="0" w:evenHBand="1" w:firstRowFirstColumn="0" w:firstRowLastColumn="0" w:lastRowFirstColumn="0" w:lastRowLastColumn="0"/>
+        </w:trPr>
+        <w:tc>
+          <w:tcPr>
+            <w:cnfStyle w:val="001000000000" w:firstRow="0" w:lastRow="0" w:firstColumn="1" w:lastColumn="0" w:oddVBand="0" w:evenVBand="0" w:oddHBand="0" w:evenHBand="0" w:firstRowFirstColumn="0" w:firstRowLastColumn="0" w:lastRowFirstColumn="0" w:lastRowLastColumn="0"/>
+            <w:tcW w:w="1768" w:type="dxa"/>
+          </w:tcPr>
+          <w:p>
+            <w:r>
+              <w:rPr>
+                <w:sz w:val="20"/>
+              </w:rPr>
+              <w:t>Random Forest</w:t>
+            </w:r>
+          </w:p>
+        </w:tc>
+        <w:tc>
+          <w:tcPr>
+            <w:tcW w:w="1768" w:type="dxa"/>
+          </w:tcPr>
+          <w:p>
+            <w:pPr>
+              <w:cnfStyle w:val="000000010000" w:firstRow="0" w:lastRow="0" w:firstColumn="0" w:lastColumn="0" w:oddVBand="0" w:evenVBand="0" w:oddHBand="0" w:evenHBand="1" w:firstRowFirstColumn="0" w:firstRowLastColumn="0" w:lastRowFirstColumn="0" w:lastRowLastColumn="0"/>
+            </w:pPr>
+            <w:r>
+              <w:rPr>
+                <w:sz w:val="20"/>
+              </w:rPr>
+              <w:t>+0.033</w:t>
+            </w:r>
+          </w:p>
+        </w:tc>
+        <w:tc>
+          <w:tcPr>
+            <w:tcW w:w="1768" w:type="dxa"/>
+          </w:tcPr>
+          <w:p>
+            <w:pPr>
+              <w:cnfStyle w:val="000000010000" w:firstRow="0" w:lastRow="0" w:firstColumn="0" w:lastColumn="0" w:oddVBand="0" w:evenVBand="0" w:oddHBand="0" w:evenHBand="1" w:firstRowFirstColumn="0" w:firstRowLastColumn="0" w:lastRowFirstColumn="0" w:lastRowLastColumn="0"/>
+            </w:pPr>
+            <w:r>
+              <w:rPr>
+                <w:sz w:val="20"/>
+              </w:rPr>
+              <w:t>56%</w:t>
+            </w:r>
+          </w:p>
+        </w:tc>
+        <w:tc>
+          <w:tcPr>
+            <w:tcW w:w="1768" w:type="dxa"/>
+          </w:tcPr>
+          <w:p>
+            <w:pPr>
+              <w:cnfStyle w:val="000000010000" w:firstRow="0" w:lastRow="0" w:firstColumn="0" w:lastColumn="0" w:oddVBand="0" w:evenVBand="0" w:oddHBand="0" w:evenHBand="1" w:firstRowFirstColumn="0" w:firstRowLastColumn="0" w:lastRowFirstColumn="0" w:lastRowLastColumn="0"/>
+            </w:pPr>
+            <w:r>
+              <w:rPr>
+                <w:sz w:val="20"/>
+              </w:rPr>
+              <w:t>0.0488</w:t>
+            </w:r>
+          </w:p>
+        </w:tc>
+        <w:tc>
+          <w:tcPr>
+            <w:tcW w:w="1768" w:type="dxa"/>
+          </w:tcPr>
+          <w:p>
+            <w:pPr>
+              <w:cnfStyle w:val="000000010000" w:firstRow="0" w:lastRow="0" w:firstColumn="0" w:lastColumn="0" w:oddVBand="0" w:evenVBand="0" w:oddHBand="0" w:evenHBand="1" w:firstRowFirstColumn="0" w:firstRowLastColumn="0" w:lastRowFirstColumn="0" w:lastRowLastColumn="0"/>
+            </w:pPr>
+            <w:r>
+              <w:rPr>
+                <w:sz w:val="20"/>
+              </w:rPr>
+              <w:t>0.0361</w:t>
+            </w:r>
+          </w:p>
+        </w:tc>
+      </w:tr>
+      <w:tr>
+        <w:trPr>
+          <w:cnfStyle w:val="000000100000" w:firstRow="0" w:lastRow="0" w:firstColumn="0" w:lastColumn="0" w:oddVBand="0" w:evenVBand="0" w:oddHBand="1" w:evenHBand="0" w:firstRowFirstColumn="0" w:firstRowLastColumn="0" w:lastRowFirstColumn="0" w:lastRowLastColumn="0"/>
+        </w:trPr>
+        <w:tc>
+          <w:tcPr>
+            <w:cnfStyle w:val="001000000000" w:firstRow="0" w:lastRow="0" w:firstColumn="1" w:lastColumn="0" w:oddVBand="0" w:evenVBand="0" w:oddHBand="0" w:evenHBand="0" w:firstRowFirstColumn="0" w:firstRowLastColumn="0" w:lastRowFirstColumn="0" w:lastRowLastColumn="0"/>
+            <w:tcW w:w="1768" w:type="dxa"/>
+          </w:tcPr>
+          <w:p>
+            <w:r>
+              <w:rPr>
+                <w:sz w:val="20"/>
+              </w:rPr>
+              <w:t>Gradient Boosting</w:t>
+            </w:r>
+          </w:p>
+        </w:tc>
+        <w:tc>
+          <w:tcPr>
+            <w:tcW w:w="1768" w:type="dxa"/>
+          </w:tcPr>
+          <w:p>
+            <w:pPr>
+              <w:cnfStyle w:val="000000100000" w:firstRow="0" w:lastRow="0" w:firstColumn="0" w:lastColumn="0" w:oddVBand="0" w:evenVBand="0" w:oddHBand="1" w:evenHBand="0" w:firstRowFirstColumn="0" w:firstRowLastColumn="0" w:lastRowFirstColumn="0" w:lastRowLastColumn="0"/>
+            </w:pPr>
+            <w:r>
+              <w:rPr>
+                <w:sz w:val="20"/>
+              </w:rPr>
+              <w:t>-0.167</w:t>
+            </w:r>
+          </w:p>
+        </w:tc>
+        <w:tc>
+          <w:tcPr>
+            <w:tcW w:w="1768" w:type="dxa"/>
+          </w:tcPr>
+          <w:p>
+            <w:pPr>
+              <w:cnfStyle w:val="000000100000" w:firstRow="0" w:lastRow="0" w:firstColumn="0" w:lastColumn="0" w:oddVBand="0" w:evenVBand="0" w:oddHBand="1" w:evenHBand="0" w:firstRowFirstColumn="0" w:firstRowLastColumn="0" w:lastRowFirstColumn="0" w:lastRowLastColumn="0"/>
+            </w:pPr>
+            <w:r>
+              <w:rPr>
+                <w:sz w:val="20"/>
+              </w:rPr>
+              <w:t>54%</w:t>
+            </w:r>
+          </w:p>
+        </w:tc>
+        <w:tc>
+          <w:tcPr>
+            <w:tcW w:w="1768" w:type="dxa"/>
+          </w:tcPr>
+          <w:p>
+            <w:pPr>
+              <w:cnfStyle w:val="000000100000" w:firstRow="0" w:lastRow="0" w:firstColumn="0" w:lastColumn="0" w:oddVBand="0" w:evenVBand="0" w:oddHBand="1" w:evenHBand="0" w:firstRowFirstColumn="0" w:firstRowLastColumn="0" w:lastRowFirstColumn="0" w:lastRowLastColumn="0"/>
+            </w:pPr>
+            <w:r>
+              <w:rPr>
+                <w:sz w:val="20"/>
+              </w:rPr>
+              <w:t>0.0536</w:t>
+            </w:r>
+          </w:p>
+        </w:tc>
+        <w:tc>
+          <w:tcPr>
+            <w:tcW w:w="1768" w:type="dxa"/>
+          </w:tcPr>
+          <w:p>
+            <w:pPr>
+              <w:cnfStyle w:val="000000100000" w:firstRow="0" w:lastRow="0" w:firstColumn="0" w:lastColumn="0" w:oddVBand="0" w:evenVBand="0" w:oddHBand="1" w:evenHBand="0" w:firstRowFirstColumn="0" w:firstRowLastColumn="0" w:lastRowFirstColumn="0" w:lastRowLastColumn="0"/>
+            </w:pPr>
+            <w:r>
+              <w:rPr>
+                <w:sz w:val="20"/>
+              </w:rPr>
+              <w:t>0.0399</w:t>
+            </w:r>
+          </w:p>
+        </w:tc>
+      </w:tr>
+    </w:tbl>
+    <w:p/>
+    <w:p>
+      <w:r>
+        <w:t xml:space="preserve">El </w:t>
+      </w:r>
+      <w:r>
+        <w:rPr>
+          <w:b/>
+        </w:rPr>
+        <w:t>R² fuera de muestra es cercano a cero o negativo</w:t>
+      </w:r>
+      <w:r>
+        <w:t xml:space="preserve"> en todos los modelos: los factores macroeconómicos </w:t>
+      </w:r>
+      <w:r>
+        <w:rPr>
+          <w:b/>
+        </w:rPr>
+        <w:t>explican</w:t>
+      </w:r>
+      <w:r>
+        <w:t xml:space="preserve"> el retorno contemporáneo del cobre (Capítulo 4) pero apenas lo </w:t>
+      </w:r>
+      <w:r>
+        <w:rPr>
+          <w:b/>
+        </w:rPr>
+        <w:t>anticipan</w:t>
+      </w:r>
+      <w:r>
+        <w:t xml:space="preserve"> a un mes. Este resultado, lejos de ser una debilidad, </w:t>
+      </w:r>
+      <w:r>
+        <w:rPr>
+          <w:b/>
+        </w:rPr>
+        <w:t>refuerza la hipótesis de eficiencia de mercado en su forma débil</w:t>
+      </w:r>
+      <w:r>
+        <w:t xml:space="preserve"> y justifica el enfoque explicativo —y no predictivo— adoptado. El mejor desempeño direccional corresponde al término de momentum (AR(1)). Una versión interactiva de este modelo se encuentra en la plataforma web del proyecto.</w:t>
       </w:r>
     </w:p>
     <w:p>
@@ -23004,12 +23772,12 @@
       <w:pPr>
         <w:pStyle w:val="Ttulo1"/>
       </w:pPr>
-      <w:bookmarkStart w:id="88" w:name="_Toc231081598"/>
+      <w:bookmarkStart w:id="90" w:name="_Toc231082342"/>
       <w:r>
         <w:lastRenderedPageBreak/>
         <w:t>Glosario de términos econométricos</w:t>
       </w:r>
-      <w:bookmarkEnd w:id="88"/>
+      <w:bookmarkEnd w:id="90"/>
     </w:p>
     <w:p>
       <w:r>
@@ -23174,7 +23942,10 @@
     </w:p>
     <w:p>
       <w:r>
-        <w:t>largo plazo tras una desviación, en un modelo VECM.</w:t>
+        <w:t xml:space="preserve">largo plazo tras una </w:t>
+      </w:r>
+      <w:r>
+        <w:t>desviación, en un modelo VECM.</w:t>
       </w:r>
     </w:p>
     <w:p>
@@ -23591,31 +24362,31 @@
       </w:rPr>
     </w:lvl>
   </w:abstractNum>
-  <w:num w:numId="1" w16cid:durableId="503126561">
+  <w:num w:numId="1" w16cid:durableId="1602879720">
     <w:abstractNumId w:val="8"/>
   </w:num>
-  <w:num w:numId="2" w16cid:durableId="1244101367">
+  <w:num w:numId="2" w16cid:durableId="412431591">
     <w:abstractNumId w:val="6"/>
   </w:num>
-  <w:num w:numId="3" w16cid:durableId="369037244">
+  <w:num w:numId="3" w16cid:durableId="384183837">
     <w:abstractNumId w:val="5"/>
   </w:num>
-  <w:num w:numId="4" w16cid:durableId="1182865629">
+  <w:num w:numId="4" w16cid:durableId="1053039108">
     <w:abstractNumId w:val="4"/>
   </w:num>
-  <w:num w:numId="5" w16cid:durableId="65692468">
+  <w:num w:numId="5" w16cid:durableId="1508328494">
     <w:abstractNumId w:val="7"/>
   </w:num>
-  <w:num w:numId="6" w16cid:durableId="1650090300">
+  <w:num w:numId="6" w16cid:durableId="449207472">
     <w:abstractNumId w:val="3"/>
   </w:num>
-  <w:num w:numId="7" w16cid:durableId="817108351">
+  <w:num w:numId="7" w16cid:durableId="1385450663">
     <w:abstractNumId w:val="2"/>
   </w:num>
-  <w:num w:numId="8" w16cid:durableId="915898363">
+  <w:num w:numId="8" w16cid:durableId="892932886">
     <w:abstractNumId w:val="1"/>
   </w:num>
-  <w:num w:numId="9" w16cid:durableId="708410719">
+  <w:num w:numId="9" w16cid:durableId="1207520874">
     <w:abstractNumId w:val="0"/>
   </w:num>
 </w:numbering>
@@ -35007,7 +35778,7 @@
     <w:autoRedefine/>
     <w:uiPriority w:val="39"/>
     <w:unhideWhenUsed/>
-    <w:rsid w:val="00E96965"/>
+    <w:rsid w:val="00914A83"/>
     <w:pPr>
       <w:spacing w:after="100"/>
     </w:pPr>
@@ -35019,7 +35790,7 @@
     <w:autoRedefine/>
     <w:uiPriority w:val="39"/>
     <w:unhideWhenUsed/>
-    <w:rsid w:val="00E96965"/>
+    <w:rsid w:val="00914A83"/>
     <w:pPr>
       <w:spacing w:after="100"/>
       <w:ind w:left="240"/>
@@ -35032,7 +35803,7 @@
     <w:autoRedefine/>
     <w:uiPriority w:val="39"/>
     <w:unhideWhenUsed/>
-    <w:rsid w:val="00E96965"/>
+    <w:rsid w:val="00914A83"/>
     <w:pPr>
       <w:spacing w:after="100"/>
       <w:ind w:left="480"/>
@@ -35043,7 +35814,7 @@
     <w:basedOn w:val="Fuentedeprrafopredeter"/>
     <w:uiPriority w:val="99"/>
     <w:unhideWhenUsed/>
-    <w:rsid w:val="00E96965"/>
+    <w:rsid w:val="00914A83"/>
     <w:rPr>
       <w:color w:val="0000FF" w:themeColor="hyperlink"/>
       <w:u w:val="single"/>
@@ -35055,7 +35826,7 @@
     <w:next w:val="Normal"/>
     <w:uiPriority w:val="99"/>
     <w:unhideWhenUsed/>
-    <w:rsid w:val="00E96965"/>
+    <w:rsid w:val="00914A83"/>
     <w:pPr>
       <w:spacing w:after="0"/>
     </w:pPr>

--- a/outputs/Tesis_Francisco_Rietta.docx
+++ b/outputs/Tesis_Francisco_Rietta.docx
@@ -91,7 +91,7 @@
       <w:pPr>
         <w:pStyle w:val="Ttulo1"/>
       </w:pPr>
-      <w:bookmarkStart w:id="0" w:name="_Toc231082272"/>
+      <w:bookmarkStart w:id="0" w:name="_Toc231082761"/>
       <w:r>
         <w:lastRenderedPageBreak/>
         <w:t>Página de aprobación</w:t>
@@ -172,7 +172,7 @@
       <w:pPr>
         <w:pStyle w:val="Ttulo1"/>
       </w:pPr>
-      <w:bookmarkStart w:id="1" w:name="_Toc231082273"/>
+      <w:bookmarkStart w:id="1" w:name="_Toc231082762"/>
       <w:r>
         <w:lastRenderedPageBreak/>
         <w:t>Declaración de originalidad</w:t>
@@ -211,7 +211,7 @@
       <w:pPr>
         <w:pStyle w:val="Ttulo1"/>
       </w:pPr>
-      <w:bookmarkStart w:id="2" w:name="_Toc231082274"/>
+      <w:bookmarkStart w:id="2" w:name="_Toc231082763"/>
       <w:r>
         <w:lastRenderedPageBreak/>
         <w:t>Dedicatoria</w:t>
@@ -247,7 +247,7 @@
       <w:pPr>
         <w:pStyle w:val="Ttulo1"/>
       </w:pPr>
-      <w:bookmarkStart w:id="3" w:name="_Toc231082275"/>
+      <w:bookmarkStart w:id="3" w:name="_Toc231082764"/>
       <w:r>
         <w:lastRenderedPageBreak/>
         <w:t>Agradecimientos</w:t>
@@ -271,7 +271,7 @@
       <w:pPr>
         <w:pStyle w:val="Ttulo1"/>
       </w:pPr>
-      <w:bookmarkStart w:id="4" w:name="_Toc231082276"/>
+      <w:bookmarkStart w:id="4" w:name="_Toc231082765"/>
       <w:r>
         <w:lastRenderedPageBreak/>
         <w:t>Resumen</w:t>
@@ -306,7 +306,7 @@
       <w:pPr>
         <w:pStyle w:val="Ttulo1"/>
       </w:pPr>
-      <w:bookmarkStart w:id="5" w:name="_Toc231082277"/>
+      <w:bookmarkStart w:id="5" w:name="_Toc231082766"/>
       <w:r>
         <w:lastRenderedPageBreak/>
         <w:t>Abstract</w:t>
@@ -341,7 +341,7 @@
       <w:pPr>
         <w:pStyle w:val="Ttulo1"/>
       </w:pPr>
-      <w:bookmarkStart w:id="6" w:name="_Toc231082278"/>
+      <w:bookmarkStart w:id="6" w:name="_Toc231082767"/>
       <w:r>
         <w:lastRenderedPageBreak/>
         <w:t>Índice general</w:t>
@@ -372,7 +372,7 @@
       <w:r>
         <w:fldChar w:fldCharType="separate"/>
       </w:r>
-      <w:hyperlink w:anchor="_Toc231082272" w:history="1">
+      <w:hyperlink w:anchor="_Toc231082761" w:history="1">
         <w:r>
           <w:rPr>
             <w:rStyle w:val="Hipervnculo"/>
@@ -399,7 +399,7 @@
             <w:noProof/>
             <w:webHidden/>
           </w:rPr>
-          <w:instrText xml:space="preserve"> PAGEREF _Toc231082272 \h </w:instrText>
+          <w:instrText xml:space="preserve"> PAGEREF _Toc231082761 \h </w:instrText>
         </w:r>
         <w:r>
           <w:rPr>
@@ -445,7 +445,7 @@
           <w14:ligatures w14:val="standardContextual"/>
         </w:rPr>
       </w:pPr>
-      <w:hyperlink w:anchor="_Toc231082273" w:history="1">
+      <w:hyperlink w:anchor="_Toc231082762" w:history="1">
         <w:r>
           <w:rPr>
             <w:rStyle w:val="Hipervnculo"/>
@@ -472,7 +472,7 @@
             <w:noProof/>
             <w:webHidden/>
           </w:rPr>
-          <w:instrText xml:space="preserve"> PAGEREF _Toc231082273 \h </w:instrText>
+          <w:instrText xml:space="preserve"> PAGEREF _Toc231082762 \h </w:instrText>
         </w:r>
         <w:r>
           <w:rPr>
@@ -518,7 +518,7 @@
           <w14:ligatures w14:val="standardContextual"/>
         </w:rPr>
       </w:pPr>
-      <w:hyperlink w:anchor="_Toc231082274" w:history="1">
+      <w:hyperlink w:anchor="_Toc231082763" w:history="1">
         <w:r>
           <w:rPr>
             <w:rStyle w:val="Hipervnculo"/>
@@ -545,7 +545,7 @@
             <w:noProof/>
             <w:webHidden/>
           </w:rPr>
-          <w:instrText xml:space="preserve"> PAGEREF _Toc231082274 \h </w:instrText>
+          <w:instrText xml:space="preserve"> PAGEREF _Toc231082763 \h </w:instrText>
         </w:r>
         <w:r>
           <w:rPr>
@@ -591,7 +591,7 @@
           <w14:ligatures w14:val="standardContextual"/>
         </w:rPr>
       </w:pPr>
-      <w:hyperlink w:anchor="_Toc231082275" w:history="1">
+      <w:hyperlink w:anchor="_Toc231082764" w:history="1">
         <w:r>
           <w:rPr>
             <w:rStyle w:val="Hipervnculo"/>
@@ -618,7 +618,7 @@
             <w:noProof/>
             <w:webHidden/>
           </w:rPr>
-          <w:instrText xml:space="preserve"> PAGEREF _Toc231082275 \h </w:instrText>
+          <w:instrText xml:space="preserve"> PAGEREF _Toc231082764 \h </w:instrText>
         </w:r>
         <w:r>
           <w:rPr>
@@ -664,7 +664,7 @@
           <w14:ligatures w14:val="standardContextual"/>
         </w:rPr>
       </w:pPr>
-      <w:hyperlink w:anchor="_Toc231082276" w:history="1">
+      <w:hyperlink w:anchor="_Toc231082765" w:history="1">
         <w:r>
           <w:rPr>
             <w:rStyle w:val="Hipervnculo"/>
@@ -691,7 +691,7 @@
             <w:noProof/>
             <w:webHidden/>
           </w:rPr>
-          <w:instrText xml:space="preserve"> PAGEREF _Toc231082276 \h </w:instrText>
+          <w:instrText xml:space="preserve"> PAGEREF _Toc231082765 \h </w:instrText>
         </w:r>
         <w:r>
           <w:rPr>
@@ -737,7 +737,7 @@
           <w14:ligatures w14:val="standardContextual"/>
         </w:rPr>
       </w:pPr>
-      <w:hyperlink w:anchor="_Toc231082277" w:history="1">
+      <w:hyperlink w:anchor="_Toc231082766" w:history="1">
         <w:r>
           <w:rPr>
             <w:rStyle w:val="Hipervnculo"/>
@@ -764,7 +764,7 @@
             <w:noProof/>
             <w:webHidden/>
           </w:rPr>
-          <w:instrText xml:space="preserve"> PAGEREF _Toc231082277 \h </w:instrText>
+          <w:instrText xml:space="preserve"> PAGEREF _Toc231082766 \h </w:instrText>
         </w:r>
         <w:r>
           <w:rPr>
@@ -810,7 +810,7 @@
           <w14:ligatures w14:val="standardContextual"/>
         </w:rPr>
       </w:pPr>
-      <w:hyperlink w:anchor="_Toc231082278" w:history="1">
+      <w:hyperlink w:anchor="_Toc231082767" w:history="1">
         <w:r>
           <w:rPr>
             <w:rStyle w:val="Hipervnculo"/>
@@ -837,7 +837,7 @@
             <w:noProof/>
             <w:webHidden/>
           </w:rPr>
-          <w:instrText xml:space="preserve"> PAGEREF _Toc231082278 \h </w:instrText>
+          <w:instrText xml:space="preserve"> PAGEREF _Toc231082767 \h </w:instrText>
         </w:r>
         <w:r>
           <w:rPr>
@@ -883,7 +883,7 @@
           <w14:ligatures w14:val="standardContextual"/>
         </w:rPr>
       </w:pPr>
-      <w:hyperlink w:anchor="_Toc231082279" w:history="1">
+      <w:hyperlink w:anchor="_Toc231082768" w:history="1">
         <w:r>
           <w:rPr>
             <w:rStyle w:val="Hipervnculo"/>
@@ -910,7 +910,7 @@
             <w:noProof/>
             <w:webHidden/>
           </w:rPr>
-          <w:instrText xml:space="preserve"> PAGEREF _Toc231082279 \h </w:instrText>
+          <w:instrText xml:space="preserve"> PAGEREF _Toc231082768 \h </w:instrText>
         </w:r>
         <w:r>
           <w:rPr>
@@ -956,7 +956,7 @@
           <w14:ligatures w14:val="standardContextual"/>
         </w:rPr>
       </w:pPr>
-      <w:hyperlink w:anchor="_Toc231082280" w:history="1">
+      <w:hyperlink w:anchor="_Toc231082769" w:history="1">
         <w:r>
           <w:rPr>
             <w:rStyle w:val="Hipervnculo"/>
@@ -983,7 +983,7 @@
             <w:noProof/>
             <w:webHidden/>
           </w:rPr>
-          <w:instrText xml:space="preserve"> PAGEREF _Toc231082280 \h </w:instrText>
+          <w:instrText xml:space="preserve"> PAGEREF _Toc231082769 \h </w:instrText>
         </w:r>
         <w:r>
           <w:rPr>
@@ -1029,7 +1029,7 @@
           <w14:ligatures w14:val="standardContextual"/>
         </w:rPr>
       </w:pPr>
-      <w:hyperlink w:anchor="_Toc231082281" w:history="1">
+      <w:hyperlink w:anchor="_Toc231082770" w:history="1">
         <w:r>
           <w:rPr>
             <w:rStyle w:val="Hipervnculo"/>
@@ -1056,7 +1056,7 @@
             <w:noProof/>
             <w:webHidden/>
           </w:rPr>
-          <w:instrText xml:space="preserve"> PAGEREF _Toc231082281 \h </w:instrText>
+          <w:instrText xml:space="preserve"> PAGEREF _Toc231082770 \h </w:instrText>
         </w:r>
         <w:r>
           <w:rPr>
@@ -1102,7 +1102,7 @@
           <w14:ligatures w14:val="standardContextual"/>
         </w:rPr>
       </w:pPr>
-      <w:hyperlink w:anchor="_Toc231082282" w:history="1">
+      <w:hyperlink w:anchor="_Toc231082771" w:history="1">
         <w:r>
           <w:rPr>
             <w:rStyle w:val="Hipervnculo"/>
@@ -1129,7 +1129,7 @@
             <w:noProof/>
             <w:webHidden/>
           </w:rPr>
-          <w:instrText xml:space="preserve"> PAGEREF _Toc231082282 \h </w:instrText>
+          <w:instrText xml:space="preserve"> PAGEREF _Toc231082771 \h </w:instrText>
         </w:r>
         <w:r>
           <w:rPr>
@@ -1175,7 +1175,7 @@
           <w14:ligatures w14:val="standardContextual"/>
         </w:rPr>
       </w:pPr>
-      <w:hyperlink w:anchor="_Toc231082283" w:history="1">
+      <w:hyperlink w:anchor="_Toc231082772" w:history="1">
         <w:r>
           <w:rPr>
             <w:rStyle w:val="Hipervnculo"/>
@@ -1202,7 +1202,7 @@
             <w:noProof/>
             <w:webHidden/>
           </w:rPr>
-          <w:instrText xml:space="preserve"> PAGEREF _Toc231082283 \h </w:instrText>
+          <w:instrText xml:space="preserve"> PAGEREF _Toc231082772 \h </w:instrText>
         </w:r>
         <w:r>
           <w:rPr>
@@ -1248,7 +1248,7 @@
           <w14:ligatures w14:val="standardContextual"/>
         </w:rPr>
       </w:pPr>
-      <w:hyperlink w:anchor="_Toc231082284" w:history="1">
+      <w:hyperlink w:anchor="_Toc231082773" w:history="1">
         <w:r>
           <w:rPr>
             <w:rStyle w:val="Hipervnculo"/>
@@ -1275,7 +1275,7 @@
             <w:noProof/>
             <w:webHidden/>
           </w:rPr>
-          <w:instrText xml:space="preserve"> PAGEREF _Toc231082284 \h </w:instrText>
+          <w:instrText xml:space="preserve"> PAGEREF _Toc231082773 \h </w:instrText>
         </w:r>
         <w:r>
           <w:rPr>
@@ -1321,7 +1321,7 @@
           <w14:ligatures w14:val="standardContextual"/>
         </w:rPr>
       </w:pPr>
-      <w:hyperlink w:anchor="_Toc231082285" w:history="1">
+      <w:hyperlink w:anchor="_Toc231082774" w:history="1">
         <w:r>
           <w:rPr>
             <w:rStyle w:val="Hipervnculo"/>
@@ -1348,7 +1348,7 @@
             <w:noProof/>
             <w:webHidden/>
           </w:rPr>
-          <w:instrText xml:space="preserve"> PAGEREF _Toc231082285 \h </w:instrText>
+          <w:instrText xml:space="preserve"> PAGEREF _Toc231082774 \h </w:instrText>
         </w:r>
         <w:r>
           <w:rPr>
@@ -1394,7 +1394,7 @@
           <w14:ligatures w14:val="standardContextual"/>
         </w:rPr>
       </w:pPr>
-      <w:hyperlink w:anchor="_Toc231082286" w:history="1">
+      <w:hyperlink w:anchor="_Toc231082775" w:history="1">
         <w:r>
           <w:rPr>
             <w:rStyle w:val="Hipervnculo"/>
@@ -1421,7 +1421,7 @@
             <w:noProof/>
             <w:webHidden/>
           </w:rPr>
-          <w:instrText xml:space="preserve"> PAGEREF _Toc231082286 \h </w:instrText>
+          <w:instrText xml:space="preserve"> PAGEREF _Toc231082775 \h </w:instrText>
         </w:r>
         <w:r>
           <w:rPr>
@@ -1467,7 +1467,7 @@
           <w14:ligatures w14:val="standardContextual"/>
         </w:rPr>
       </w:pPr>
-      <w:hyperlink w:anchor="_Toc231082287" w:history="1">
+      <w:hyperlink w:anchor="_Toc231082776" w:history="1">
         <w:r>
           <w:rPr>
             <w:rStyle w:val="Hipervnculo"/>
@@ -1494,7 +1494,7 @@
             <w:noProof/>
             <w:webHidden/>
           </w:rPr>
-          <w:instrText xml:space="preserve"> PAGEREF _Toc231082287 \h </w:instrText>
+          <w:instrText xml:space="preserve"> PAGEREF _Toc231082776 \h </w:instrText>
         </w:r>
         <w:r>
           <w:rPr>
@@ -1540,7 +1540,7 @@
           <w14:ligatures w14:val="standardContextual"/>
         </w:rPr>
       </w:pPr>
-      <w:hyperlink w:anchor="_Toc231082288" w:history="1">
+      <w:hyperlink w:anchor="_Toc231082777" w:history="1">
         <w:r>
           <w:rPr>
             <w:rStyle w:val="Hipervnculo"/>
@@ -1567,7 +1567,7 @@
             <w:noProof/>
             <w:webHidden/>
           </w:rPr>
-          <w:instrText xml:space="preserve"> PAGEREF _Toc231082288 \h </w:instrText>
+          <w:instrText xml:space="preserve"> PAGEREF _Toc231082777 \h </w:instrText>
         </w:r>
         <w:r>
           <w:rPr>
@@ -1613,7 +1613,7 @@
           <w14:ligatures w14:val="standardContextual"/>
         </w:rPr>
       </w:pPr>
-      <w:hyperlink w:anchor="_Toc231082289" w:history="1">
+      <w:hyperlink w:anchor="_Toc231082778" w:history="1">
         <w:r>
           <w:rPr>
             <w:rStyle w:val="Hipervnculo"/>
@@ -1640,7 +1640,7 @@
             <w:noProof/>
             <w:webHidden/>
           </w:rPr>
-          <w:instrText xml:space="preserve"> PAGEREF _Toc231082289 \h </w:instrText>
+          <w:instrText xml:space="preserve"> PAGEREF _Toc231082778 \h </w:instrText>
         </w:r>
         <w:r>
           <w:rPr>
@@ -1686,7 +1686,7 @@
           <w14:ligatures w14:val="standardContextual"/>
         </w:rPr>
       </w:pPr>
-      <w:hyperlink w:anchor="_Toc231082290" w:history="1">
+      <w:hyperlink w:anchor="_Toc231082779" w:history="1">
         <w:r>
           <w:rPr>
             <w:rStyle w:val="Hipervnculo"/>
@@ -1713,7 +1713,7 @@
             <w:noProof/>
             <w:webHidden/>
           </w:rPr>
-          <w:instrText xml:space="preserve"> PAGEREF _Toc231082290 \h </w:instrText>
+          <w:instrText xml:space="preserve"> PAGEREF _Toc231082779 \h </w:instrText>
         </w:r>
         <w:r>
           <w:rPr>
@@ -1759,7 +1759,7 @@
           <w14:ligatures w14:val="standardContextual"/>
         </w:rPr>
       </w:pPr>
-      <w:hyperlink w:anchor="_Toc231082291" w:history="1">
+      <w:hyperlink w:anchor="_Toc231082780" w:history="1">
         <w:r>
           <w:rPr>
             <w:rStyle w:val="Hipervnculo"/>
@@ -1786,7 +1786,7 @@
             <w:noProof/>
             <w:webHidden/>
           </w:rPr>
-          <w:instrText xml:space="preserve"> PAGEREF _Toc231082291 \h </w:instrText>
+          <w:instrText xml:space="preserve"> PAGEREF _Toc231082780 \h </w:instrText>
         </w:r>
         <w:r>
           <w:rPr>
@@ -1832,7 +1832,7 @@
           <w14:ligatures w14:val="standardContextual"/>
         </w:rPr>
       </w:pPr>
-      <w:hyperlink w:anchor="_Toc231082292" w:history="1">
+      <w:hyperlink w:anchor="_Toc231082781" w:history="1">
         <w:r>
           <w:rPr>
             <w:rStyle w:val="Hipervnculo"/>
@@ -1859,7 +1859,7 @@
             <w:noProof/>
             <w:webHidden/>
           </w:rPr>
-          <w:instrText xml:space="preserve"> PAGEREF _Toc231082292 \h </w:instrText>
+          <w:instrText xml:space="preserve"> PAGEREF _Toc231082781 \h </w:instrText>
         </w:r>
         <w:r>
           <w:rPr>
@@ -1905,7 +1905,7 @@
           <w14:ligatures w14:val="standardContextual"/>
         </w:rPr>
       </w:pPr>
-      <w:hyperlink w:anchor="_Toc231082293" w:history="1">
+      <w:hyperlink w:anchor="_Toc231082782" w:history="1">
         <w:r>
           <w:rPr>
             <w:rStyle w:val="Hipervnculo"/>
@@ -1932,7 +1932,7 @@
             <w:noProof/>
             <w:webHidden/>
           </w:rPr>
-          <w:instrText xml:space="preserve"> PAGEREF _Toc231082293 \h </w:instrText>
+          <w:instrText xml:space="preserve"> PAGEREF _Toc231082782 \h </w:instrText>
         </w:r>
         <w:r>
           <w:rPr>
@@ -1978,7 +1978,7 @@
           <w14:ligatures w14:val="standardContextual"/>
         </w:rPr>
       </w:pPr>
-      <w:hyperlink w:anchor="_Toc231082294" w:history="1">
+      <w:hyperlink w:anchor="_Toc231082783" w:history="1">
         <w:r>
           <w:rPr>
             <w:rStyle w:val="Hipervnculo"/>
@@ -2005,7 +2005,7 @@
             <w:noProof/>
             <w:webHidden/>
           </w:rPr>
-          <w:instrText xml:space="preserve"> PAGEREF _Toc231082294 \h </w:instrText>
+          <w:instrText xml:space="preserve"> PAGEREF _Toc231082783 \h </w:instrText>
         </w:r>
         <w:r>
           <w:rPr>
@@ -2051,7 +2051,7 @@
           <w14:ligatures w14:val="standardContextual"/>
         </w:rPr>
       </w:pPr>
-      <w:hyperlink w:anchor="_Toc231082295" w:history="1">
+      <w:hyperlink w:anchor="_Toc231082784" w:history="1">
         <w:r>
           <w:rPr>
             <w:rStyle w:val="Hipervnculo"/>
@@ -2078,7 +2078,7 @@
             <w:noProof/>
             <w:webHidden/>
           </w:rPr>
-          <w:instrText xml:space="preserve"> PAGEREF _Toc231082295 \h </w:instrText>
+          <w:instrText xml:space="preserve"> PAGEREF _Toc231082784 \h </w:instrText>
         </w:r>
         <w:r>
           <w:rPr>
@@ -2124,7 +2124,7 @@
           <w14:ligatures w14:val="standardContextual"/>
         </w:rPr>
       </w:pPr>
-      <w:hyperlink w:anchor="_Toc231082296" w:history="1">
+      <w:hyperlink w:anchor="_Toc231082785" w:history="1">
         <w:r>
           <w:rPr>
             <w:rStyle w:val="Hipervnculo"/>
@@ -2151,7 +2151,7 @@
             <w:noProof/>
             <w:webHidden/>
           </w:rPr>
-          <w:instrText xml:space="preserve"> PAGEREF _Toc231082296 \h </w:instrText>
+          <w:instrText xml:space="preserve"> PAGEREF _Toc231082785 \h </w:instrText>
         </w:r>
         <w:r>
           <w:rPr>
@@ -2197,7 +2197,7 @@
           <w14:ligatures w14:val="standardContextual"/>
         </w:rPr>
       </w:pPr>
-      <w:hyperlink w:anchor="_Toc231082297" w:history="1">
+      <w:hyperlink w:anchor="_Toc231082786" w:history="1">
         <w:r>
           <w:rPr>
             <w:rStyle w:val="Hipervnculo"/>
@@ -2224,7 +2224,7 @@
             <w:noProof/>
             <w:webHidden/>
           </w:rPr>
-          <w:instrText xml:space="preserve"> PAGEREF _Toc231082297 \h </w:instrText>
+          <w:instrText xml:space="preserve"> PAGEREF _Toc231082786 \h </w:instrText>
         </w:r>
         <w:r>
           <w:rPr>
@@ -2270,7 +2270,7 @@
           <w14:ligatures w14:val="standardContextual"/>
         </w:rPr>
       </w:pPr>
-      <w:hyperlink w:anchor="_Toc231082298" w:history="1">
+      <w:hyperlink w:anchor="_Toc231082787" w:history="1">
         <w:r>
           <w:rPr>
             <w:rStyle w:val="Hipervnculo"/>
@@ -2297,7 +2297,7 @@
             <w:noProof/>
             <w:webHidden/>
           </w:rPr>
-          <w:instrText xml:space="preserve"> PAGEREF _Toc231082298 \h </w:instrText>
+          <w:instrText xml:space="preserve"> PAGEREF _Toc231082787 \h </w:instrText>
         </w:r>
         <w:r>
           <w:rPr>
@@ -2343,7 +2343,7 @@
           <w14:ligatures w14:val="standardContextual"/>
         </w:rPr>
       </w:pPr>
-      <w:hyperlink w:anchor="_Toc231082299" w:history="1">
+      <w:hyperlink w:anchor="_Toc231082788" w:history="1">
         <w:r>
           <w:rPr>
             <w:rStyle w:val="Hipervnculo"/>
@@ -2370,7 +2370,7 @@
             <w:noProof/>
             <w:webHidden/>
           </w:rPr>
-          <w:instrText xml:space="preserve"> PAGEREF _Toc231082299 \h </w:instrText>
+          <w:instrText xml:space="preserve"> PAGEREF _Toc231082788 \h </w:instrText>
         </w:r>
         <w:r>
           <w:rPr>
@@ -2416,7 +2416,7 @@
           <w14:ligatures w14:val="standardContextual"/>
         </w:rPr>
       </w:pPr>
-      <w:hyperlink w:anchor="_Toc231082300" w:history="1">
+      <w:hyperlink w:anchor="_Toc231082789" w:history="1">
         <w:r>
           <w:rPr>
             <w:rStyle w:val="Hipervnculo"/>
@@ -2443,7 +2443,7 @@
             <w:noProof/>
             <w:webHidden/>
           </w:rPr>
-          <w:instrText xml:space="preserve"> PAGEREF _Toc231082300 \h </w:instrText>
+          <w:instrText xml:space="preserve"> PAGEREF _Toc231082789 \h </w:instrText>
         </w:r>
         <w:r>
           <w:rPr>
@@ -2489,7 +2489,7 @@
           <w14:ligatures w14:val="standardContextual"/>
         </w:rPr>
       </w:pPr>
-      <w:hyperlink w:anchor="_Toc231082301" w:history="1">
+      <w:hyperlink w:anchor="_Toc231082790" w:history="1">
         <w:r>
           <w:rPr>
             <w:rStyle w:val="Hipervnculo"/>
@@ -2516,7 +2516,7 @@
             <w:noProof/>
             <w:webHidden/>
           </w:rPr>
-          <w:instrText xml:space="preserve"> PAGEREF _Toc231082301 \h </w:instrText>
+          <w:instrText xml:space="preserve"> PAGEREF _Toc231082790 \h </w:instrText>
         </w:r>
         <w:r>
           <w:rPr>
@@ -2562,7 +2562,7 @@
           <w14:ligatures w14:val="standardContextual"/>
         </w:rPr>
       </w:pPr>
-      <w:hyperlink w:anchor="_Toc231082302" w:history="1">
+      <w:hyperlink w:anchor="_Toc231082791" w:history="1">
         <w:r>
           <w:rPr>
             <w:rStyle w:val="Hipervnculo"/>
@@ -2589,7 +2589,7 @@
             <w:noProof/>
             <w:webHidden/>
           </w:rPr>
-          <w:instrText xml:space="preserve"> PAGEREF _Toc231082302 \h </w:instrText>
+          <w:instrText xml:space="preserve"> PAGEREF _Toc231082791 \h </w:instrText>
         </w:r>
         <w:r>
           <w:rPr>
@@ -2635,7 +2635,7 @@
           <w14:ligatures w14:val="standardContextual"/>
         </w:rPr>
       </w:pPr>
-      <w:hyperlink w:anchor="_Toc231082303" w:history="1">
+      <w:hyperlink w:anchor="_Toc231082792" w:history="1">
         <w:r>
           <w:rPr>
             <w:rStyle w:val="Hipervnculo"/>
@@ -2662,7 +2662,7 @@
             <w:noProof/>
             <w:webHidden/>
           </w:rPr>
-          <w:instrText xml:space="preserve"> PAGEREF _Toc231082303 \h </w:instrText>
+          <w:instrText xml:space="preserve"> PAGEREF _Toc231082792 \h </w:instrText>
         </w:r>
         <w:r>
           <w:rPr>
@@ -2708,7 +2708,7 @@
           <w14:ligatures w14:val="standardContextual"/>
         </w:rPr>
       </w:pPr>
-      <w:hyperlink w:anchor="_Toc231082304" w:history="1">
+      <w:hyperlink w:anchor="_Toc231082793" w:history="1">
         <w:r>
           <w:rPr>
             <w:rStyle w:val="Hipervnculo"/>
@@ -2735,7 +2735,7 @@
             <w:noProof/>
             <w:webHidden/>
           </w:rPr>
-          <w:instrText xml:space="preserve"> PAGEREF _Toc231082304 \h </w:instrText>
+          <w:instrText xml:space="preserve"> PAGEREF _Toc231082793 \h </w:instrText>
         </w:r>
         <w:r>
           <w:rPr>
@@ -2781,7 +2781,7 @@
           <w14:ligatures w14:val="standardContextual"/>
         </w:rPr>
       </w:pPr>
-      <w:hyperlink w:anchor="_Toc231082305" w:history="1">
+      <w:hyperlink w:anchor="_Toc231082794" w:history="1">
         <w:r>
           <w:rPr>
             <w:rStyle w:val="Hipervnculo"/>
@@ -2808,7 +2808,7 @@
             <w:noProof/>
             <w:webHidden/>
           </w:rPr>
-          <w:instrText xml:space="preserve"> PAGEREF _Toc231082305 \h </w:instrText>
+          <w:instrText xml:space="preserve"> PAGEREF _Toc231082794 \h </w:instrText>
         </w:r>
         <w:r>
           <w:rPr>
@@ -2854,7 +2854,7 @@
           <w14:ligatures w14:val="standardContextual"/>
         </w:rPr>
       </w:pPr>
-      <w:hyperlink w:anchor="_Toc231082306" w:history="1">
+      <w:hyperlink w:anchor="_Toc231082795" w:history="1">
         <w:r>
           <w:rPr>
             <w:rStyle w:val="Hipervnculo"/>
@@ -2881,7 +2881,7 @@
             <w:noProof/>
             <w:webHidden/>
           </w:rPr>
-          <w:instrText xml:space="preserve"> PAGEREF _Toc231082306 \h </w:instrText>
+          <w:instrText xml:space="preserve"> PAGEREF _Toc231082795 \h </w:instrText>
         </w:r>
         <w:r>
           <w:rPr>
@@ -2927,7 +2927,7 @@
           <w14:ligatures w14:val="standardContextual"/>
         </w:rPr>
       </w:pPr>
-      <w:hyperlink w:anchor="_Toc231082307" w:history="1">
+      <w:hyperlink w:anchor="_Toc231082796" w:history="1">
         <w:r>
           <w:rPr>
             <w:rStyle w:val="Hipervnculo"/>
@@ -2954,7 +2954,7 @@
             <w:noProof/>
             <w:webHidden/>
           </w:rPr>
-          <w:instrText xml:space="preserve"> PAGEREF _Toc231082307 \h </w:instrText>
+          <w:instrText xml:space="preserve"> PAGEREF _Toc231082796 \h </w:instrText>
         </w:r>
         <w:r>
           <w:rPr>
@@ -3000,7 +3000,7 @@
           <w14:ligatures w14:val="standardContextual"/>
         </w:rPr>
       </w:pPr>
-      <w:hyperlink w:anchor="_Toc231082308" w:history="1">
+      <w:hyperlink w:anchor="_Toc231082797" w:history="1">
         <w:r>
           <w:rPr>
             <w:rStyle w:val="Hipervnculo"/>
@@ -3027,7 +3027,7 @@
             <w:noProof/>
             <w:webHidden/>
           </w:rPr>
-          <w:instrText xml:space="preserve"> PAGEREF _Toc231082308 \h </w:instrText>
+          <w:instrText xml:space="preserve"> PAGEREF _Toc231082797 \h </w:instrText>
         </w:r>
         <w:r>
           <w:rPr>
@@ -3073,7 +3073,7 @@
           <w14:ligatures w14:val="standardContextual"/>
         </w:rPr>
       </w:pPr>
-      <w:hyperlink w:anchor="_Toc231082309" w:history="1">
+      <w:hyperlink w:anchor="_Toc231082798" w:history="1">
         <w:r>
           <w:rPr>
             <w:rStyle w:val="Hipervnculo"/>
@@ -3100,7 +3100,7 @@
             <w:noProof/>
             <w:webHidden/>
           </w:rPr>
-          <w:instrText xml:space="preserve"> PAGEREF _Toc231082309 \h </w:instrText>
+          <w:instrText xml:space="preserve"> PAGEREF _Toc231082798 \h </w:instrText>
         </w:r>
         <w:r>
           <w:rPr>
@@ -3146,7 +3146,7 @@
           <w14:ligatures w14:val="standardContextual"/>
         </w:rPr>
       </w:pPr>
-      <w:hyperlink w:anchor="_Toc231082310" w:history="1">
+      <w:hyperlink w:anchor="_Toc231082799" w:history="1">
         <w:r>
           <w:rPr>
             <w:rStyle w:val="Hipervnculo"/>
@@ -3173,7 +3173,7 @@
             <w:noProof/>
             <w:webHidden/>
           </w:rPr>
-          <w:instrText xml:space="preserve"> PAGEREF _Toc231082310 \h </w:instrText>
+          <w:instrText xml:space="preserve"> PAGEREF _Toc231082799 \h </w:instrText>
         </w:r>
         <w:r>
           <w:rPr>
@@ -3219,7 +3219,7 @@
           <w14:ligatures w14:val="standardContextual"/>
         </w:rPr>
       </w:pPr>
-      <w:hyperlink w:anchor="_Toc231082311" w:history="1">
+      <w:hyperlink w:anchor="_Toc231082800" w:history="1">
         <w:r>
           <w:rPr>
             <w:rStyle w:val="Hipervnculo"/>
@@ -3246,7 +3246,7 @@
             <w:noProof/>
             <w:webHidden/>
           </w:rPr>
-          <w:instrText xml:space="preserve"> PAGEREF _Toc231082311 \h </w:instrText>
+          <w:instrText xml:space="preserve"> PAGEREF _Toc231082800 \h </w:instrText>
         </w:r>
         <w:r>
           <w:rPr>
@@ -3292,7 +3292,7 @@
           <w14:ligatures w14:val="standardContextual"/>
         </w:rPr>
       </w:pPr>
-      <w:hyperlink w:anchor="_Toc231082312" w:history="1">
+      <w:hyperlink w:anchor="_Toc231082801" w:history="1">
         <w:r>
           <w:rPr>
             <w:rStyle w:val="Hipervnculo"/>
@@ -3319,7 +3319,7 @@
             <w:noProof/>
             <w:webHidden/>
           </w:rPr>
-          <w:instrText xml:space="preserve"> PAGEREF _Toc231082312 \h </w:instrText>
+          <w:instrText xml:space="preserve"> PAGEREF _Toc231082801 \h </w:instrText>
         </w:r>
         <w:r>
           <w:rPr>
@@ -3365,7 +3365,7 @@
           <w14:ligatures w14:val="standardContextual"/>
         </w:rPr>
       </w:pPr>
-      <w:hyperlink w:anchor="_Toc231082313" w:history="1">
+      <w:hyperlink w:anchor="_Toc231082802" w:history="1">
         <w:r>
           <w:rPr>
             <w:rStyle w:val="Hipervnculo"/>
@@ -3392,7 +3392,7 @@
             <w:noProof/>
             <w:webHidden/>
           </w:rPr>
-          <w:instrText xml:space="preserve"> PAGEREF _Toc231082313 \h </w:instrText>
+          <w:instrText xml:space="preserve"> PAGEREF _Toc231082802 \h </w:instrText>
         </w:r>
         <w:r>
           <w:rPr>
@@ -3438,7 +3438,7 @@
           <w14:ligatures w14:val="standardContextual"/>
         </w:rPr>
       </w:pPr>
-      <w:hyperlink w:anchor="_Toc231082314" w:history="1">
+      <w:hyperlink w:anchor="_Toc231082803" w:history="1">
         <w:r>
           <w:rPr>
             <w:rStyle w:val="Hipervnculo"/>
@@ -3465,7 +3465,7 @@
             <w:noProof/>
             <w:webHidden/>
           </w:rPr>
-          <w:instrText xml:space="preserve"> PAGEREF _Toc231082314 \h </w:instrText>
+          <w:instrText xml:space="preserve"> PAGEREF _Toc231082803 \h </w:instrText>
         </w:r>
         <w:r>
           <w:rPr>
@@ -3511,7 +3511,7 @@
           <w14:ligatures w14:val="standardContextual"/>
         </w:rPr>
       </w:pPr>
-      <w:hyperlink w:anchor="_Toc231082315" w:history="1">
+      <w:hyperlink w:anchor="_Toc231082804" w:history="1">
         <w:r>
           <w:rPr>
             <w:rStyle w:val="Hipervnculo"/>
@@ -3538,7 +3538,7 @@
             <w:noProof/>
             <w:webHidden/>
           </w:rPr>
-          <w:instrText xml:space="preserve"> PAGEREF _Toc231082315 \h </w:instrText>
+          <w:instrText xml:space="preserve"> PAGEREF _Toc231082804 \h </w:instrText>
         </w:r>
         <w:r>
           <w:rPr>
@@ -3584,7 +3584,7 @@
           <w14:ligatures w14:val="standardContextual"/>
         </w:rPr>
       </w:pPr>
-      <w:hyperlink w:anchor="_Toc231082316" w:history="1">
+      <w:hyperlink w:anchor="_Toc231082805" w:history="1">
         <w:r>
           <w:rPr>
             <w:rStyle w:val="Hipervnculo"/>
@@ -3611,7 +3611,7 @@
             <w:noProof/>
             <w:webHidden/>
           </w:rPr>
-          <w:instrText xml:space="preserve"> PAGEREF _Toc231082316 \h </w:instrText>
+          <w:instrText xml:space="preserve"> PAGEREF _Toc231082805 \h </w:instrText>
         </w:r>
         <w:r>
           <w:rPr>
@@ -3657,7 +3657,7 @@
           <w14:ligatures w14:val="standardContextual"/>
         </w:rPr>
       </w:pPr>
-      <w:hyperlink w:anchor="_Toc231082317" w:history="1">
+      <w:hyperlink w:anchor="_Toc231082806" w:history="1">
         <w:r>
           <w:rPr>
             <w:rStyle w:val="Hipervnculo"/>
@@ -3684,7 +3684,7 @@
             <w:noProof/>
             <w:webHidden/>
           </w:rPr>
-          <w:instrText xml:space="preserve"> PAGEREF _Toc231082317 \h </w:instrText>
+          <w:instrText xml:space="preserve"> PAGEREF _Toc231082806 \h </w:instrText>
         </w:r>
         <w:r>
           <w:rPr>
@@ -3704,7 +3704,7 @@
             <w:noProof/>
             <w:webHidden/>
           </w:rPr>
-          <w:t>29</w:t>
+          <w:t>30</w:t>
         </w:r>
         <w:r>
           <w:rPr>
@@ -3730,7 +3730,7 @@
           <w14:ligatures w14:val="standardContextual"/>
         </w:rPr>
       </w:pPr>
-      <w:hyperlink w:anchor="_Toc231082318" w:history="1">
+      <w:hyperlink w:anchor="_Toc231082807" w:history="1">
         <w:r>
           <w:rPr>
             <w:rStyle w:val="Hipervnculo"/>
@@ -3757,7 +3757,7 @@
             <w:noProof/>
             <w:webHidden/>
           </w:rPr>
-          <w:instrText xml:space="preserve"> PAGEREF _Toc231082318 \h </w:instrText>
+          <w:instrText xml:space="preserve"> PAGEREF _Toc231082807 \h </w:instrText>
         </w:r>
         <w:r>
           <w:rPr>
@@ -3803,7 +3803,7 @@
           <w14:ligatures w14:val="standardContextual"/>
         </w:rPr>
       </w:pPr>
-      <w:hyperlink w:anchor="_Toc231082319" w:history="1">
+      <w:hyperlink w:anchor="_Toc231082808" w:history="1">
         <w:r>
           <w:rPr>
             <w:rStyle w:val="Hipervnculo"/>
@@ -3830,7 +3830,7 @@
             <w:noProof/>
             <w:webHidden/>
           </w:rPr>
-          <w:instrText xml:space="preserve"> PAGEREF _Toc231082319 \h </w:instrText>
+          <w:instrText xml:space="preserve"> PAGEREF _Toc231082808 \h </w:instrText>
         </w:r>
         <w:r>
           <w:rPr>
@@ -3876,7 +3876,7 @@
           <w14:ligatures w14:val="standardContextual"/>
         </w:rPr>
       </w:pPr>
-      <w:hyperlink w:anchor="_Toc231082320" w:history="1">
+      <w:hyperlink w:anchor="_Toc231082809" w:history="1">
         <w:r>
           <w:rPr>
             <w:rStyle w:val="Hipervnculo"/>
@@ -3903,7 +3903,7 @@
             <w:noProof/>
             <w:webHidden/>
           </w:rPr>
-          <w:instrText xml:space="preserve"> PAGEREF _Toc231082320 \h </w:instrText>
+          <w:instrText xml:space="preserve"> PAGEREF _Toc231082809 \h </w:instrText>
         </w:r>
         <w:r>
           <w:rPr>
@@ -3949,7 +3949,7 @@
           <w14:ligatures w14:val="standardContextual"/>
         </w:rPr>
       </w:pPr>
-      <w:hyperlink w:anchor="_Toc231082321" w:history="1">
+      <w:hyperlink w:anchor="_Toc231082810" w:history="1">
         <w:r>
           <w:rPr>
             <w:rStyle w:val="Hipervnculo"/>
@@ -3976,7 +3976,7 @@
             <w:noProof/>
             <w:webHidden/>
           </w:rPr>
-          <w:instrText xml:space="preserve"> PAGEREF _Toc231082321 \h </w:instrText>
+          <w:instrText xml:space="preserve"> PAGEREF _Toc231082810 \h </w:instrText>
         </w:r>
         <w:r>
           <w:rPr>
@@ -3996,7 +3996,7 @@
             <w:noProof/>
             <w:webHidden/>
           </w:rPr>
-          <w:t>35</w:t>
+          <w:t>36</w:t>
         </w:r>
         <w:r>
           <w:rPr>
@@ -4022,7 +4022,7 @@
           <w14:ligatures w14:val="standardContextual"/>
         </w:rPr>
       </w:pPr>
-      <w:hyperlink w:anchor="_Toc231082322" w:history="1">
+      <w:hyperlink w:anchor="_Toc231082811" w:history="1">
         <w:r>
           <w:rPr>
             <w:rStyle w:val="Hipervnculo"/>
@@ -4049,7 +4049,7 @@
             <w:noProof/>
             <w:webHidden/>
           </w:rPr>
-          <w:instrText xml:space="preserve"> PAGEREF _Toc231082322 \h </w:instrText>
+          <w:instrText xml:space="preserve"> PAGEREF _Toc231082811 \h </w:instrText>
         </w:r>
         <w:r>
           <w:rPr>
@@ -4069,7 +4069,7 @@
             <w:noProof/>
             <w:webHidden/>
           </w:rPr>
-          <w:t>38</w:t>
+          <w:t>39</w:t>
         </w:r>
         <w:r>
           <w:rPr>
@@ -4095,7 +4095,7 @@
           <w14:ligatures w14:val="standardContextual"/>
         </w:rPr>
       </w:pPr>
-      <w:hyperlink w:anchor="_Toc231082323" w:history="1">
+      <w:hyperlink w:anchor="_Toc231082812" w:history="1">
         <w:r>
           <w:rPr>
             <w:rStyle w:val="Hipervnculo"/>
@@ -4122,7 +4122,7 @@
             <w:noProof/>
             <w:webHidden/>
           </w:rPr>
-          <w:instrText xml:space="preserve"> PAGEREF _Toc231082323 \h </w:instrText>
+          <w:instrText xml:space="preserve"> PAGEREF _Toc231082812 \h </w:instrText>
         </w:r>
         <w:r>
           <w:rPr>
@@ -4142,7 +4142,7 @@
             <w:noProof/>
             <w:webHidden/>
           </w:rPr>
-          <w:t>40</w:t>
+          <w:t>41</w:t>
         </w:r>
         <w:r>
           <w:rPr>
@@ -4168,7 +4168,7 @@
           <w14:ligatures w14:val="standardContextual"/>
         </w:rPr>
       </w:pPr>
-      <w:hyperlink w:anchor="_Toc231082324" w:history="1">
+      <w:hyperlink w:anchor="_Toc231082813" w:history="1">
         <w:r>
           <w:rPr>
             <w:rStyle w:val="Hipervnculo"/>
@@ -4195,7 +4195,7 @@
             <w:noProof/>
             <w:webHidden/>
           </w:rPr>
-          <w:instrText xml:space="preserve"> PAGEREF _Toc231082324 \h </w:instrText>
+          <w:instrText xml:space="preserve"> PAGEREF _Toc231082813 \h </w:instrText>
         </w:r>
         <w:r>
           <w:rPr>
@@ -4215,7 +4215,7 @@
             <w:noProof/>
             <w:webHidden/>
           </w:rPr>
-          <w:t>40</w:t>
+          <w:t>41</w:t>
         </w:r>
         <w:r>
           <w:rPr>
@@ -4241,7 +4241,7 @@
           <w14:ligatures w14:val="standardContextual"/>
         </w:rPr>
       </w:pPr>
-      <w:hyperlink w:anchor="_Toc231082325" w:history="1">
+      <w:hyperlink w:anchor="_Toc231082814" w:history="1">
         <w:r>
           <w:rPr>
             <w:rStyle w:val="Hipervnculo"/>
@@ -4268,7 +4268,7 @@
             <w:noProof/>
             <w:webHidden/>
           </w:rPr>
-          <w:instrText xml:space="preserve"> PAGEREF _Toc231082325 \h </w:instrText>
+          <w:instrText xml:space="preserve"> PAGEREF _Toc231082814 \h </w:instrText>
         </w:r>
         <w:r>
           <w:rPr>
@@ -4288,7 +4288,7 @@
             <w:noProof/>
             <w:webHidden/>
           </w:rPr>
-          <w:t>41</w:t>
+          <w:t>42</w:t>
         </w:r>
         <w:r>
           <w:rPr>
@@ -4314,7 +4314,7 @@
           <w14:ligatures w14:val="standardContextual"/>
         </w:rPr>
       </w:pPr>
-      <w:hyperlink w:anchor="_Toc231082326" w:history="1">
+      <w:hyperlink w:anchor="_Toc231082815" w:history="1">
         <w:r>
           <w:rPr>
             <w:rStyle w:val="Hipervnculo"/>
@@ -4341,7 +4341,7 @@
             <w:noProof/>
             <w:webHidden/>
           </w:rPr>
-          <w:instrText xml:space="preserve"> PAGEREF _Toc231082326 \h </w:instrText>
+          <w:instrText xml:space="preserve"> PAGEREF _Toc231082815 \h </w:instrText>
         </w:r>
         <w:r>
           <w:rPr>
@@ -4361,7 +4361,7 @@
             <w:noProof/>
             <w:webHidden/>
           </w:rPr>
-          <w:t>41</w:t>
+          <w:t>42</w:t>
         </w:r>
         <w:r>
           <w:rPr>
@@ -4387,7 +4387,7 @@
           <w14:ligatures w14:val="standardContextual"/>
         </w:rPr>
       </w:pPr>
-      <w:hyperlink w:anchor="_Toc231082327" w:history="1">
+      <w:hyperlink w:anchor="_Toc231082816" w:history="1">
         <w:r>
           <w:rPr>
             <w:rStyle w:val="Hipervnculo"/>
@@ -4414,7 +4414,7 @@
             <w:noProof/>
             <w:webHidden/>
           </w:rPr>
-          <w:instrText xml:space="preserve"> PAGEREF _Toc231082327 \h </w:instrText>
+          <w:instrText xml:space="preserve"> PAGEREF _Toc231082816 \h </w:instrText>
         </w:r>
         <w:r>
           <w:rPr>
@@ -4434,7 +4434,7 @@
             <w:noProof/>
             <w:webHidden/>
           </w:rPr>
-          <w:t>41</w:t>
+          <w:t>42</w:t>
         </w:r>
         <w:r>
           <w:rPr>
@@ -4460,7 +4460,7 @@
           <w14:ligatures w14:val="standardContextual"/>
         </w:rPr>
       </w:pPr>
-      <w:hyperlink w:anchor="_Toc231082328" w:history="1">
+      <w:hyperlink w:anchor="_Toc231082817" w:history="1">
         <w:r>
           <w:rPr>
             <w:rStyle w:val="Hipervnculo"/>
@@ -4487,7 +4487,7 @@
             <w:noProof/>
             <w:webHidden/>
           </w:rPr>
-          <w:instrText xml:space="preserve"> PAGEREF _Toc231082328 \h </w:instrText>
+          <w:instrText xml:space="preserve"> PAGEREF _Toc231082817 \h </w:instrText>
         </w:r>
         <w:r>
           <w:rPr>
@@ -4507,7 +4507,7 @@
             <w:noProof/>
             <w:webHidden/>
           </w:rPr>
-          <w:t>43</w:t>
+          <w:t>44</w:t>
         </w:r>
         <w:r>
           <w:rPr>
@@ -4533,7 +4533,7 @@
           <w14:ligatures w14:val="standardContextual"/>
         </w:rPr>
       </w:pPr>
-      <w:hyperlink w:anchor="_Toc231082329" w:history="1">
+      <w:hyperlink w:anchor="_Toc231082818" w:history="1">
         <w:r>
           <w:rPr>
             <w:rStyle w:val="Hipervnculo"/>
@@ -4560,7 +4560,7 @@
             <w:noProof/>
             <w:webHidden/>
           </w:rPr>
-          <w:instrText xml:space="preserve"> PAGEREF _Toc231082329 \h </w:instrText>
+          <w:instrText xml:space="preserve"> PAGEREF _Toc231082818 \h </w:instrText>
         </w:r>
         <w:r>
           <w:rPr>
@@ -4580,7 +4580,7 @@
             <w:noProof/>
             <w:webHidden/>
           </w:rPr>
-          <w:t>47</w:t>
+          <w:t>48</w:t>
         </w:r>
         <w:r>
           <w:rPr>
@@ -4606,7 +4606,7 @@
           <w14:ligatures w14:val="standardContextual"/>
         </w:rPr>
       </w:pPr>
-      <w:hyperlink w:anchor="_Toc231082330" w:history="1">
+      <w:hyperlink w:anchor="_Toc231082819" w:history="1">
         <w:r>
           <w:rPr>
             <w:rStyle w:val="Hipervnculo"/>
@@ -4633,7 +4633,7 @@
             <w:noProof/>
             <w:webHidden/>
           </w:rPr>
-          <w:instrText xml:space="preserve"> PAGEREF _Toc231082330 \h </w:instrText>
+          <w:instrText xml:space="preserve"> PAGEREF _Toc231082819 \h </w:instrText>
         </w:r>
         <w:r>
           <w:rPr>
@@ -4653,7 +4653,7 @@
             <w:noProof/>
             <w:webHidden/>
           </w:rPr>
-          <w:t>47</w:t>
+          <w:t>48</w:t>
         </w:r>
         <w:r>
           <w:rPr>
@@ -4679,7 +4679,7 @@
           <w14:ligatures w14:val="standardContextual"/>
         </w:rPr>
       </w:pPr>
-      <w:hyperlink w:anchor="_Toc231082331" w:history="1">
+      <w:hyperlink w:anchor="_Toc231082820" w:history="1">
         <w:r>
           <w:rPr>
             <w:rStyle w:val="Hipervnculo"/>
@@ -4706,7 +4706,7 @@
             <w:noProof/>
             <w:webHidden/>
           </w:rPr>
-          <w:instrText xml:space="preserve"> PAGEREF _Toc231082331 \h </w:instrText>
+          <w:instrText xml:space="preserve"> PAGEREF _Toc231082820 \h </w:instrText>
         </w:r>
         <w:r>
           <w:rPr>
@@ -4726,7 +4726,7 @@
             <w:noProof/>
             <w:webHidden/>
           </w:rPr>
-          <w:t>47</w:t>
+          <w:t>48</w:t>
         </w:r>
         <w:r>
           <w:rPr>
@@ -4752,7 +4752,7 @@
           <w14:ligatures w14:val="standardContextual"/>
         </w:rPr>
       </w:pPr>
-      <w:hyperlink w:anchor="_Toc231082332" w:history="1">
+      <w:hyperlink w:anchor="_Toc231082821" w:history="1">
         <w:r>
           <w:rPr>
             <w:rStyle w:val="Hipervnculo"/>
@@ -4779,7 +4779,7 @@
             <w:noProof/>
             <w:webHidden/>
           </w:rPr>
-          <w:instrText xml:space="preserve"> PAGEREF _Toc231082332 \h </w:instrText>
+          <w:instrText xml:space="preserve"> PAGEREF _Toc231082821 \h </w:instrText>
         </w:r>
         <w:r>
           <w:rPr>
@@ -4799,7 +4799,7 @@
             <w:noProof/>
             <w:webHidden/>
           </w:rPr>
-          <w:t>48</w:t>
+          <w:t>49</w:t>
         </w:r>
         <w:r>
           <w:rPr>
@@ -4825,7 +4825,7 @@
           <w14:ligatures w14:val="standardContextual"/>
         </w:rPr>
       </w:pPr>
-      <w:hyperlink w:anchor="_Toc231082333" w:history="1">
+      <w:hyperlink w:anchor="_Toc231082822" w:history="1">
         <w:r>
           <w:rPr>
             <w:rStyle w:val="Hipervnculo"/>
@@ -4852,7 +4852,7 @@
             <w:noProof/>
             <w:webHidden/>
           </w:rPr>
-          <w:instrText xml:space="preserve"> PAGEREF _Toc231082333 \h </w:instrText>
+          <w:instrText xml:space="preserve"> PAGEREF _Toc231082822 \h </w:instrText>
         </w:r>
         <w:r>
           <w:rPr>
@@ -4872,7 +4872,7 @@
             <w:noProof/>
             <w:webHidden/>
           </w:rPr>
-          <w:t>49</w:t>
+          <w:t>50</w:t>
         </w:r>
         <w:r>
           <w:rPr>
@@ -4898,7 +4898,7 @@
           <w14:ligatures w14:val="standardContextual"/>
         </w:rPr>
       </w:pPr>
-      <w:hyperlink w:anchor="_Toc231082334" w:history="1">
+      <w:hyperlink w:anchor="_Toc231082823" w:history="1">
         <w:r>
           <w:rPr>
             <w:rStyle w:val="Hipervnculo"/>
@@ -4925,7 +4925,7 @@
             <w:noProof/>
             <w:webHidden/>
           </w:rPr>
-          <w:instrText xml:space="preserve"> PAGEREF _Toc231082334 \h </w:instrText>
+          <w:instrText xml:space="preserve"> PAGEREF _Toc231082823 \h </w:instrText>
         </w:r>
         <w:r>
           <w:rPr>
@@ -4945,7 +4945,7 @@
             <w:noProof/>
             <w:webHidden/>
           </w:rPr>
-          <w:t>49</w:t>
+          <w:t>50</w:t>
         </w:r>
         <w:r>
           <w:rPr>
@@ -4971,7 +4971,7 @@
           <w14:ligatures w14:val="standardContextual"/>
         </w:rPr>
       </w:pPr>
-      <w:hyperlink w:anchor="_Toc231082335" w:history="1">
+      <w:hyperlink w:anchor="_Toc231082824" w:history="1">
         <w:r>
           <w:rPr>
             <w:rStyle w:val="Hipervnculo"/>
@@ -4998,7 +4998,7 @@
             <w:noProof/>
             <w:webHidden/>
           </w:rPr>
-          <w:instrText xml:space="preserve"> PAGEREF _Toc231082335 \h </w:instrText>
+          <w:instrText xml:space="preserve"> PAGEREF _Toc231082824 \h </w:instrText>
         </w:r>
         <w:r>
           <w:rPr>
@@ -5018,7 +5018,7 @@
             <w:noProof/>
             <w:webHidden/>
           </w:rPr>
-          <w:t>49</w:t>
+          <w:t>50</w:t>
         </w:r>
         <w:r>
           <w:rPr>
@@ -5044,7 +5044,7 @@
           <w14:ligatures w14:val="standardContextual"/>
         </w:rPr>
       </w:pPr>
-      <w:hyperlink w:anchor="_Toc231082336" w:history="1">
+      <w:hyperlink w:anchor="_Toc231082825" w:history="1">
         <w:r>
           <w:rPr>
             <w:rStyle w:val="Hipervnculo"/>
@@ -5071,7 +5071,7 @@
             <w:noProof/>
             <w:webHidden/>
           </w:rPr>
-          <w:instrText xml:space="preserve"> PAGEREF _Toc231082336 \h </w:instrText>
+          <w:instrText xml:space="preserve"> PAGEREF _Toc231082825 \h </w:instrText>
         </w:r>
         <w:r>
           <w:rPr>
@@ -5091,7 +5091,7 @@
             <w:noProof/>
             <w:webHidden/>
           </w:rPr>
-          <w:t>50</w:t>
+          <w:t>51</w:t>
         </w:r>
         <w:r>
           <w:rPr>
@@ -5117,7 +5117,7 @@
           <w14:ligatures w14:val="standardContextual"/>
         </w:rPr>
       </w:pPr>
-      <w:hyperlink w:anchor="_Toc231082337" w:history="1">
+      <w:hyperlink w:anchor="_Toc231082826" w:history="1">
         <w:r>
           <w:rPr>
             <w:rStyle w:val="Hipervnculo"/>
@@ -5144,7 +5144,7 @@
             <w:noProof/>
             <w:webHidden/>
           </w:rPr>
-          <w:instrText xml:space="preserve"> PAGEREF _Toc231082337 \h </w:instrText>
+          <w:instrText xml:space="preserve"> PAGEREF _Toc231082826 \h </w:instrText>
         </w:r>
         <w:r>
           <w:rPr>
@@ -5164,7 +5164,7 @@
             <w:noProof/>
             <w:webHidden/>
           </w:rPr>
-          <w:t>50</w:t>
+          <w:t>51</w:t>
         </w:r>
         <w:r>
           <w:rPr>
@@ -5190,7 +5190,7 @@
           <w14:ligatures w14:val="standardContextual"/>
         </w:rPr>
       </w:pPr>
-      <w:hyperlink w:anchor="_Toc231082338" w:history="1">
+      <w:hyperlink w:anchor="_Toc231082827" w:history="1">
         <w:r>
           <w:rPr>
             <w:rStyle w:val="Hipervnculo"/>
@@ -5217,7 +5217,7 @@
             <w:noProof/>
             <w:webHidden/>
           </w:rPr>
-          <w:instrText xml:space="preserve"> PAGEREF _Toc231082338 \h </w:instrText>
+          <w:instrText xml:space="preserve"> PAGEREF _Toc231082827 \h </w:instrText>
         </w:r>
         <w:r>
           <w:rPr>
@@ -5237,7 +5237,7 @@
             <w:noProof/>
             <w:webHidden/>
           </w:rPr>
-          <w:t>50</w:t>
+          <w:t>51</w:t>
         </w:r>
         <w:r>
           <w:rPr>
@@ -5263,7 +5263,7 @@
           <w14:ligatures w14:val="standardContextual"/>
         </w:rPr>
       </w:pPr>
-      <w:hyperlink w:anchor="_Toc231082339" w:history="1">
+      <w:hyperlink w:anchor="_Toc231082828" w:history="1">
         <w:r>
           <w:rPr>
             <w:rStyle w:val="Hipervnculo"/>
@@ -5290,7 +5290,7 @@
             <w:noProof/>
             <w:webHidden/>
           </w:rPr>
-          <w:instrText xml:space="preserve"> PAGEREF _Toc231082339 \h </w:instrText>
+          <w:instrText xml:space="preserve"> PAGEREF _Toc231082828 \h </w:instrText>
         </w:r>
         <w:r>
           <w:rPr>
@@ -5310,7 +5310,7 @@
             <w:noProof/>
             <w:webHidden/>
           </w:rPr>
-          <w:t>51</w:t>
+          <w:t>52</w:t>
         </w:r>
         <w:r>
           <w:rPr>
@@ -5336,7 +5336,7 @@
           <w14:ligatures w14:val="standardContextual"/>
         </w:rPr>
       </w:pPr>
-      <w:hyperlink w:anchor="_Toc231082340" w:history="1">
+      <w:hyperlink w:anchor="_Toc231082829" w:history="1">
         <w:r>
           <w:rPr>
             <w:rStyle w:val="Hipervnculo"/>
@@ -5363,7 +5363,7 @@
             <w:noProof/>
             <w:webHidden/>
           </w:rPr>
-          <w:instrText xml:space="preserve"> PAGEREF _Toc231082340 \h </w:instrText>
+          <w:instrText xml:space="preserve"> PAGEREF _Toc231082829 \h </w:instrText>
         </w:r>
         <w:r>
           <w:rPr>
@@ -5383,7 +5383,7 @@
             <w:noProof/>
             <w:webHidden/>
           </w:rPr>
-          <w:t>52</w:t>
+          <w:t>53</w:t>
         </w:r>
         <w:r>
           <w:rPr>
@@ -5409,7 +5409,7 @@
           <w14:ligatures w14:val="standardContextual"/>
         </w:rPr>
       </w:pPr>
-      <w:hyperlink w:anchor="_Toc231082341" w:history="1">
+      <w:hyperlink w:anchor="_Toc231082830" w:history="1">
         <w:r>
           <w:rPr>
             <w:rStyle w:val="Hipervnculo"/>
@@ -5436,7 +5436,7 @@
             <w:noProof/>
             <w:webHidden/>
           </w:rPr>
-          <w:instrText xml:space="preserve"> PAGEREF _Toc231082341 \h </w:instrText>
+          <w:instrText xml:space="preserve"> PAGEREF _Toc231082830 \h </w:instrText>
         </w:r>
         <w:r>
           <w:rPr>
@@ -5456,7 +5456,7 @@
             <w:noProof/>
             <w:webHidden/>
           </w:rPr>
-          <w:t>52</w:t>
+          <w:t>53</w:t>
         </w:r>
         <w:r>
           <w:rPr>
@@ -5482,7 +5482,7 @@
           <w14:ligatures w14:val="standardContextual"/>
         </w:rPr>
       </w:pPr>
-      <w:hyperlink w:anchor="_Toc231082342" w:history="1">
+      <w:hyperlink w:anchor="_Toc231082831" w:history="1">
         <w:r>
           <w:rPr>
             <w:rStyle w:val="Hipervnculo"/>
@@ -5509,7 +5509,7 @@
             <w:noProof/>
             <w:webHidden/>
           </w:rPr>
-          <w:instrText xml:space="preserve"> PAGEREF _Toc231082342 \h </w:instrText>
+          <w:instrText xml:space="preserve"> PAGEREF _Toc231082831 \h </w:instrText>
         </w:r>
         <w:r>
           <w:rPr>
@@ -5529,7 +5529,7 @@
             <w:noProof/>
             <w:webHidden/>
           </w:rPr>
-          <w:t>53</w:t>
+          <w:t>54</w:t>
         </w:r>
         <w:r>
           <w:rPr>
@@ -5554,7 +5554,7 @@
       <w:pPr>
         <w:pStyle w:val="Ttulo1"/>
       </w:pPr>
-      <w:bookmarkStart w:id="7" w:name="_Toc231082279"/>
+      <w:bookmarkStart w:id="7" w:name="_Toc231082768"/>
       <w:r>
         <w:lastRenderedPageBreak/>
         <w:t>Índice de tablas</w:t>
@@ -5585,7 +5585,7 @@
       <w:r>
         <w:fldChar w:fldCharType="separate"/>
       </w:r>
-      <w:hyperlink w:anchor="_Toc231082343" w:history="1">
+      <w:hyperlink w:anchor="_Toc231082832" w:history="1">
         <w:r>
           <w:rPr>
             <w:rStyle w:val="Hipervnculo"/>
@@ -5612,7 +5612,7 @@
             <w:noProof/>
             <w:webHidden/>
           </w:rPr>
-          <w:instrText xml:space="preserve"> PAGEREF _Toc231082343 \h </w:instrText>
+          <w:instrText xml:space="preserve"> PAGEREF _Toc231082832 \h </w:instrText>
         </w:r>
         <w:r>
           <w:rPr>
@@ -5658,7 +5658,7 @@
           <w14:ligatures w14:val="standardContextual"/>
         </w:rPr>
       </w:pPr>
-      <w:hyperlink w:anchor="_Toc231082344" w:history="1">
+      <w:hyperlink w:anchor="_Toc231082833" w:history="1">
         <w:r>
           <w:rPr>
             <w:rStyle w:val="Hipervnculo"/>
@@ -5685,7 +5685,7 @@
             <w:noProof/>
             <w:webHidden/>
           </w:rPr>
-          <w:instrText xml:space="preserve"> PAGEREF _Toc231082344 \h </w:instrText>
+          <w:instrText xml:space="preserve"> PAGEREF _Toc231082833 \h </w:instrText>
         </w:r>
         <w:r>
           <w:rPr>
@@ -5731,7 +5731,7 @@
           <w14:ligatures w14:val="standardContextual"/>
         </w:rPr>
       </w:pPr>
-      <w:hyperlink w:anchor="_Toc231082345" w:history="1">
+      <w:hyperlink w:anchor="_Toc231082834" w:history="1">
         <w:r>
           <w:rPr>
             <w:rStyle w:val="Hipervnculo"/>
@@ -5758,7 +5758,7 @@
             <w:noProof/>
             <w:webHidden/>
           </w:rPr>
-          <w:instrText xml:space="preserve"> PAGEREF _Toc231082345 \h </w:instrText>
+          <w:instrText xml:space="preserve"> PAGEREF _Toc231082834 \h </w:instrText>
         </w:r>
         <w:r>
           <w:rPr>
@@ -5804,7 +5804,7 @@
           <w14:ligatures w14:val="standardContextual"/>
         </w:rPr>
       </w:pPr>
-      <w:hyperlink w:anchor="_Toc231082346" w:history="1">
+      <w:hyperlink w:anchor="_Toc231082835" w:history="1">
         <w:r>
           <w:rPr>
             <w:rStyle w:val="Hipervnculo"/>
@@ -5831,7 +5831,7 @@
             <w:noProof/>
             <w:webHidden/>
           </w:rPr>
-          <w:instrText xml:space="preserve"> PAGEREF _Toc231082346 \h </w:instrText>
+          <w:instrText xml:space="preserve"> PAGEREF _Toc231082835 \h </w:instrText>
         </w:r>
         <w:r>
           <w:rPr>
@@ -5877,7 +5877,7 @@
           <w14:ligatures w14:val="standardContextual"/>
         </w:rPr>
       </w:pPr>
-      <w:hyperlink w:anchor="_Toc231082347" w:history="1">
+      <w:hyperlink w:anchor="_Toc231082836" w:history="1">
         <w:r>
           <w:rPr>
             <w:rStyle w:val="Hipervnculo"/>
@@ -5904,7 +5904,7 @@
             <w:noProof/>
             <w:webHidden/>
           </w:rPr>
-          <w:instrText xml:space="preserve"> PAGEREF _Toc231082347 \h </w:instrText>
+          <w:instrText xml:space="preserve"> PAGEREF _Toc231082836 \h </w:instrText>
         </w:r>
         <w:r>
           <w:rPr>
@@ -5924,7 +5924,7 @@
             <w:noProof/>
             <w:webHidden/>
           </w:rPr>
-          <w:t>47</w:t>
+          <w:t>48</w:t>
         </w:r>
         <w:r>
           <w:rPr>
@@ -5950,7 +5950,7 @@
           <w14:ligatures w14:val="standardContextual"/>
         </w:rPr>
       </w:pPr>
-      <w:hyperlink w:anchor="_Toc231082348" w:history="1">
+      <w:hyperlink w:anchor="_Toc231082837" w:history="1">
         <w:r>
           <w:rPr>
             <w:rStyle w:val="Hipervnculo"/>
@@ -5977,7 +5977,7 @@
             <w:noProof/>
             <w:webHidden/>
           </w:rPr>
-          <w:instrText xml:space="preserve"> PAGEREF _Toc231082348 \h </w:instrText>
+          <w:instrText xml:space="preserve"> PAGEREF _Toc231082837 \h </w:instrText>
         </w:r>
         <w:r>
           <w:rPr>
@@ -5997,7 +5997,7 @@
             <w:noProof/>
             <w:webHidden/>
           </w:rPr>
-          <w:t>47</w:t>
+          <w:t>48</w:t>
         </w:r>
         <w:r>
           <w:rPr>
@@ -6023,7 +6023,7 @@
           <w14:ligatures w14:val="standardContextual"/>
         </w:rPr>
       </w:pPr>
-      <w:hyperlink w:anchor="_Toc231082349" w:history="1">
+      <w:hyperlink w:anchor="_Toc231082838" w:history="1">
         <w:r>
           <w:rPr>
             <w:rStyle w:val="Hipervnculo"/>
@@ -6050,7 +6050,7 @@
             <w:noProof/>
             <w:webHidden/>
           </w:rPr>
-          <w:instrText xml:space="preserve"> PAGEREF _Toc231082349 \h </w:instrText>
+          <w:instrText xml:space="preserve"> PAGEREF _Toc231082838 \h </w:instrText>
         </w:r>
         <w:r>
           <w:rPr>
@@ -6070,7 +6070,7 @@
             <w:noProof/>
             <w:webHidden/>
           </w:rPr>
-          <w:t>48</w:t>
+          <w:t>49</w:t>
         </w:r>
         <w:r>
           <w:rPr>
@@ -6096,7 +6096,7 @@
           <w14:ligatures w14:val="standardContextual"/>
         </w:rPr>
       </w:pPr>
-      <w:hyperlink w:anchor="_Toc231082350" w:history="1">
+      <w:hyperlink w:anchor="_Toc231082839" w:history="1">
         <w:r>
           <w:rPr>
             <w:rStyle w:val="Hipervnculo"/>
@@ -6123,7 +6123,7 @@
             <w:noProof/>
             <w:webHidden/>
           </w:rPr>
-          <w:instrText xml:space="preserve"> PAGEREF _Toc231082350 \h </w:instrText>
+          <w:instrText xml:space="preserve"> PAGEREF _Toc231082839 \h </w:instrText>
         </w:r>
         <w:r>
           <w:rPr>
@@ -6143,7 +6143,7 @@
             <w:noProof/>
             <w:webHidden/>
           </w:rPr>
-          <w:t>49</w:t>
+          <w:t>50</w:t>
         </w:r>
         <w:r>
           <w:rPr>
@@ -6169,7 +6169,7 @@
           <w14:ligatures w14:val="standardContextual"/>
         </w:rPr>
       </w:pPr>
-      <w:hyperlink w:anchor="_Toc231082351" w:history="1">
+      <w:hyperlink w:anchor="_Toc231082840" w:history="1">
         <w:r>
           <w:rPr>
             <w:rStyle w:val="Hipervnculo"/>
@@ -6196,7 +6196,7 @@
             <w:noProof/>
             <w:webHidden/>
           </w:rPr>
-          <w:instrText xml:space="preserve"> PAGEREF _Toc231082351 \h </w:instrText>
+          <w:instrText xml:space="preserve"> PAGEREF _Toc231082840 \h </w:instrText>
         </w:r>
         <w:r>
           <w:rPr>
@@ -6216,7 +6216,7 @@
             <w:noProof/>
             <w:webHidden/>
           </w:rPr>
-          <w:t>49</w:t>
+          <w:t>50</w:t>
         </w:r>
         <w:r>
           <w:rPr>
@@ -6242,7 +6242,7 @@
           <w14:ligatures w14:val="standardContextual"/>
         </w:rPr>
       </w:pPr>
-      <w:hyperlink w:anchor="_Toc231082352" w:history="1">
+      <w:hyperlink w:anchor="_Toc231082841" w:history="1">
         <w:r>
           <w:rPr>
             <w:rStyle w:val="Hipervnculo"/>
@@ -6269,7 +6269,7 @@
             <w:noProof/>
             <w:webHidden/>
           </w:rPr>
-          <w:instrText xml:space="preserve"> PAGEREF _Toc231082352 \h </w:instrText>
+          <w:instrText xml:space="preserve"> PAGEREF _Toc231082841 \h </w:instrText>
         </w:r>
         <w:r>
           <w:rPr>
@@ -6289,7 +6289,7 @@
             <w:noProof/>
             <w:webHidden/>
           </w:rPr>
-          <w:t>50</w:t>
+          <w:t>51</w:t>
         </w:r>
         <w:r>
           <w:rPr>
@@ -6315,7 +6315,7 @@
           <w14:ligatures w14:val="standardContextual"/>
         </w:rPr>
       </w:pPr>
-      <w:hyperlink w:anchor="_Toc231082353" w:history="1">
+      <w:hyperlink w:anchor="_Toc231082842" w:history="1">
         <w:r>
           <w:rPr>
             <w:rStyle w:val="Hipervnculo"/>
@@ -6342,7 +6342,7 @@
             <w:noProof/>
             <w:webHidden/>
           </w:rPr>
-          <w:instrText xml:space="preserve"> PAGEREF _Toc231082353 \h </w:instrText>
+          <w:instrText xml:space="preserve"> PAGEREF _Toc231082842 \h </w:instrText>
         </w:r>
         <w:r>
           <w:rPr>
@@ -6362,7 +6362,7 @@
             <w:noProof/>
             <w:webHidden/>
           </w:rPr>
-          <w:t>50</w:t>
+          <w:t>51</w:t>
         </w:r>
         <w:r>
           <w:rPr>
@@ -6388,7 +6388,7 @@
           <w14:ligatures w14:val="standardContextual"/>
         </w:rPr>
       </w:pPr>
-      <w:hyperlink w:anchor="_Toc231082354" w:history="1">
+      <w:hyperlink w:anchor="_Toc231082843" w:history="1">
         <w:r>
           <w:rPr>
             <w:rStyle w:val="Hipervnculo"/>
@@ -6415,7 +6415,7 @@
             <w:noProof/>
             <w:webHidden/>
           </w:rPr>
-          <w:instrText xml:space="preserve"> PAGEREF _Toc231082354 \h </w:instrText>
+          <w:instrText xml:space="preserve"> PAGEREF _Toc231082843 \h </w:instrText>
         </w:r>
         <w:r>
           <w:rPr>
@@ -6435,7 +6435,7 @@
             <w:noProof/>
             <w:webHidden/>
           </w:rPr>
-          <w:t>50</w:t>
+          <w:t>51</w:t>
         </w:r>
         <w:r>
           <w:rPr>
@@ -6461,7 +6461,7 @@
           <w14:ligatures w14:val="standardContextual"/>
         </w:rPr>
       </w:pPr>
-      <w:hyperlink w:anchor="_Toc231082355" w:history="1">
+      <w:hyperlink w:anchor="_Toc231082844" w:history="1">
         <w:r>
           <w:rPr>
             <w:rStyle w:val="Hipervnculo"/>
@@ -6488,7 +6488,7 @@
             <w:noProof/>
             <w:webHidden/>
           </w:rPr>
-          <w:instrText xml:space="preserve"> PAGEREF _Toc231082355 \h </w:instrText>
+          <w:instrText xml:space="preserve"> PAGEREF _Toc231082844 \h </w:instrText>
         </w:r>
         <w:r>
           <w:rPr>
@@ -6508,7 +6508,7 @@
             <w:noProof/>
             <w:webHidden/>
           </w:rPr>
-          <w:t>51</w:t>
+          <w:t>52</w:t>
         </w:r>
         <w:r>
           <w:rPr>
@@ -6534,7 +6534,7 @@
           <w14:ligatures w14:val="standardContextual"/>
         </w:rPr>
       </w:pPr>
-      <w:hyperlink w:anchor="_Toc231082356" w:history="1">
+      <w:hyperlink w:anchor="_Toc231082845" w:history="1">
         <w:r>
           <w:rPr>
             <w:rStyle w:val="Hipervnculo"/>
@@ -6561,7 +6561,7 @@
             <w:noProof/>
             <w:webHidden/>
           </w:rPr>
-          <w:instrText xml:space="preserve"> PAGEREF _Toc231082356 \h </w:instrText>
+          <w:instrText xml:space="preserve"> PAGEREF _Toc231082845 \h </w:instrText>
         </w:r>
         <w:r>
           <w:rPr>
@@ -6581,7 +6581,7 @@
             <w:noProof/>
             <w:webHidden/>
           </w:rPr>
-          <w:t>52</w:t>
+          <w:t>53</w:t>
         </w:r>
         <w:r>
           <w:rPr>
@@ -6606,7 +6606,7 @@
       <w:pPr>
         <w:pStyle w:val="Ttulo1"/>
       </w:pPr>
-      <w:bookmarkStart w:id="8" w:name="_Toc231082280"/>
+      <w:bookmarkStart w:id="8" w:name="_Toc231082769"/>
       <w:r>
         <w:lastRenderedPageBreak/>
         <w:t>Índice de figuras</w:t>
@@ -6637,7 +6637,7 @@
       <w:r>
         <w:fldChar w:fldCharType="separate"/>
       </w:r>
-      <w:hyperlink w:anchor="_Toc231082357" w:history="1">
+      <w:hyperlink w:anchor="_Toc231082846" w:history="1">
         <w:r>
           <w:rPr>
             <w:rStyle w:val="Hipervnculo"/>
@@ -6664,7 +6664,7 @@
             <w:noProof/>
             <w:webHidden/>
           </w:rPr>
-          <w:instrText xml:space="preserve"> PAGEREF _Toc231082357 \h </w:instrText>
+          <w:instrText xml:space="preserve"> PAGEREF _Toc231082846 \h </w:instrText>
         </w:r>
         <w:r>
           <w:rPr>
@@ -6684,7 +6684,7 @@
             <w:noProof/>
             <w:webHidden/>
           </w:rPr>
-          <w:t>29</w:t>
+          <w:t>30</w:t>
         </w:r>
         <w:r>
           <w:rPr>
@@ -6710,7 +6710,7 @@
           <w14:ligatures w14:val="standardContextual"/>
         </w:rPr>
       </w:pPr>
-      <w:hyperlink w:anchor="_Toc231082358" w:history="1">
+      <w:hyperlink w:anchor="_Toc231082847" w:history="1">
         <w:r>
           <w:rPr>
             <w:rStyle w:val="Hipervnculo"/>
@@ -6737,7 +6737,7 @@
             <w:noProof/>
             <w:webHidden/>
           </w:rPr>
-          <w:instrText xml:space="preserve"> PAGEREF _Toc231082358 \h </w:instrText>
+          <w:instrText xml:space="preserve"> PAGEREF _Toc231082847 \h </w:instrText>
         </w:r>
         <w:r>
           <w:rPr>
@@ -6783,7 +6783,7 @@
           <w14:ligatures w14:val="standardContextual"/>
         </w:rPr>
       </w:pPr>
-      <w:hyperlink w:anchor="_Toc231082359" w:history="1">
+      <w:hyperlink w:anchor="_Toc231082848" w:history="1">
         <w:r>
           <w:rPr>
             <w:rStyle w:val="Hipervnculo"/>
@@ -6810,7 +6810,7 @@
             <w:noProof/>
             <w:webHidden/>
           </w:rPr>
-          <w:instrText xml:space="preserve"> PAGEREF _Toc231082359 \h </w:instrText>
+          <w:instrText xml:space="preserve"> PAGEREF _Toc231082848 \h </w:instrText>
         </w:r>
         <w:r>
           <w:rPr>
@@ -6856,7 +6856,7 @@
           <w14:ligatures w14:val="standardContextual"/>
         </w:rPr>
       </w:pPr>
-      <w:hyperlink w:anchor="_Toc231082360" w:history="1">
+      <w:hyperlink w:anchor="_Toc231082849" w:history="1">
         <w:r>
           <w:rPr>
             <w:rStyle w:val="Hipervnculo"/>
@@ -6883,7 +6883,7 @@
             <w:noProof/>
             <w:webHidden/>
           </w:rPr>
-          <w:instrText xml:space="preserve"> PAGEREF _Toc231082360 \h </w:instrText>
+          <w:instrText xml:space="preserve"> PAGEREF _Toc231082849 \h </w:instrText>
         </w:r>
         <w:r>
           <w:rPr>
@@ -6929,7 +6929,7 @@
           <w14:ligatures w14:val="standardContextual"/>
         </w:rPr>
       </w:pPr>
-      <w:hyperlink w:anchor="_Toc231082361" w:history="1">
+      <w:hyperlink w:anchor="_Toc231082850" w:history="1">
         <w:r>
           <w:rPr>
             <w:rStyle w:val="Hipervnculo"/>
@@ -6956,7 +6956,7 @@
             <w:noProof/>
             <w:webHidden/>
           </w:rPr>
-          <w:instrText xml:space="preserve"> PAGEREF _Toc231082361 \h </w:instrText>
+          <w:instrText xml:space="preserve"> PAGEREF _Toc231082850 \h </w:instrText>
         </w:r>
         <w:r>
           <w:rPr>
@@ -7002,7 +7002,7 @@
           <w14:ligatures w14:val="standardContextual"/>
         </w:rPr>
       </w:pPr>
-      <w:hyperlink w:anchor="_Toc231082362" w:history="1">
+      <w:hyperlink w:anchor="_Toc231082851" w:history="1">
         <w:r>
           <w:rPr>
             <w:rStyle w:val="Hipervnculo"/>
@@ -7029,7 +7029,7 @@
             <w:noProof/>
             <w:webHidden/>
           </w:rPr>
-          <w:instrText xml:space="preserve"> PAGEREF _Toc231082362 \h </w:instrText>
+          <w:instrText xml:space="preserve"> PAGEREF _Toc231082851 \h </w:instrText>
         </w:r>
         <w:r>
           <w:rPr>
@@ -7074,7 +7074,7 @@
       <w:pPr>
         <w:pStyle w:val="Ttulo1"/>
       </w:pPr>
-      <w:bookmarkStart w:id="9" w:name="_Toc231082281"/>
+      <w:bookmarkStart w:id="9" w:name="_Toc231082770"/>
       <w:r>
         <w:lastRenderedPageBreak/>
         <w:t xml:space="preserve">Lista de </w:t>
@@ -7683,7 +7683,7 @@
       <w:pPr>
         <w:pStyle w:val="Ttulo1"/>
       </w:pPr>
-      <w:bookmarkStart w:id="10" w:name="_Toc231082282"/>
+      <w:bookmarkStart w:id="10" w:name="_Toc231082771"/>
       <w:r>
         <w:lastRenderedPageBreak/>
         <w:t>Capítulo 1 — Introducción</w:t>
@@ -7694,7 +7694,7 @@
       <w:pPr>
         <w:pStyle w:val="Ttulo2"/>
       </w:pPr>
-      <w:bookmarkStart w:id="11" w:name="_Toc231082283"/>
+      <w:bookmarkStart w:id="11" w:name="_Toc231082772"/>
       <w:r>
         <w:t>1.1 Contextualización</w:t>
       </w:r>
@@ -7779,7 +7779,7 @@
       <w:pPr>
         <w:pStyle w:val="Ttulo2"/>
       </w:pPr>
-      <w:bookmarkStart w:id="12" w:name="_Toc231082284"/>
+      <w:bookmarkStart w:id="12" w:name="_Toc231082773"/>
       <w:r>
         <w:lastRenderedPageBreak/>
         <w:t>1.2 Problema de investigación y justificación</w:t>
@@ -7892,7 +7892,7 @@
       <w:pPr>
         <w:pStyle w:val="Ttulo2"/>
       </w:pPr>
-      <w:bookmarkStart w:id="13" w:name="_Toc231082285"/>
+      <w:bookmarkStart w:id="13" w:name="_Toc231082774"/>
       <w:r>
         <w:lastRenderedPageBreak/>
         <w:t>1.3 Pregunta y objetivos de investigación</w:t>
@@ -8075,7 +8075,7 @@
       <w:pPr>
         <w:pStyle w:val="Ttulo2"/>
       </w:pPr>
-      <w:bookmarkStart w:id="14" w:name="_Toc231082286"/>
+      <w:bookmarkStart w:id="14" w:name="_Toc231082775"/>
       <w:r>
         <w:t>1.4 Hipótesis general</w:t>
       </w:r>
@@ -8118,7 +8118,7 @@
       <w:pPr>
         <w:pStyle w:val="Ttulo2"/>
       </w:pPr>
-      <w:bookmarkStart w:id="15" w:name="_Toc231082287"/>
+      <w:bookmarkStart w:id="15" w:name="_Toc231082776"/>
       <w:r>
         <w:t>1.5 Aspectos metodológicos y alcance</w:t>
       </w:r>
@@ -8221,7 +8221,7 @@
       <w:pPr>
         <w:pStyle w:val="Ttulo2"/>
       </w:pPr>
-      <w:bookmarkStart w:id="16" w:name="_Toc231082288"/>
+      <w:bookmarkStart w:id="16" w:name="_Toc231082777"/>
       <w:r>
         <w:t>1.6 Aportes esperados</w:t>
       </w:r>
@@ -8275,7 +8275,7 @@
       <w:pPr>
         <w:pStyle w:val="Ttulo2"/>
       </w:pPr>
-      <w:bookmarkStart w:id="17" w:name="_Toc231082289"/>
+      <w:bookmarkStart w:id="17" w:name="_Toc231082778"/>
       <w:r>
         <w:t>1.7 Estructura de la tesis</w:t>
       </w:r>
@@ -8318,7 +8318,7 @@
       <w:pPr>
         <w:pStyle w:val="Ttulo1"/>
       </w:pPr>
-      <w:bookmarkStart w:id="18" w:name="_Toc231082290"/>
+      <w:bookmarkStart w:id="18" w:name="_Toc231082779"/>
       <w:r>
         <w:lastRenderedPageBreak/>
         <w:t>Capítulo 2 — Marco teórico y revisión de literatura</w:t>
@@ -8329,7 +8329,7 @@
       <w:pPr>
         <w:pStyle w:val="Ttulo2"/>
       </w:pPr>
-      <w:bookmarkStart w:id="19" w:name="_Toc231082291"/>
+      <w:bookmarkStart w:id="19" w:name="_Toc231082780"/>
       <w:r>
         <w:t>2.1 Determinantes macroeconómicos de los retornos accionarios</w:t>
       </w:r>
@@ -8624,7 +8624,7 @@
       <w:pPr>
         <w:pStyle w:val="Ttulo2"/>
       </w:pPr>
-      <w:bookmarkStart w:id="20" w:name="_Toc231082292"/>
+      <w:bookmarkStart w:id="20" w:name="_Toc231082781"/>
       <w:r>
         <w:t>2.2 Precios de commodities y valoración de empresas mineras</w:t>
       </w:r>
@@ -8762,7 +8762,7 @@
       <w:pPr>
         <w:pStyle w:val="Ttulo2"/>
       </w:pPr>
-      <w:bookmarkStart w:id="21" w:name="_Toc231082293"/>
+      <w:bookmarkStart w:id="21" w:name="_Toc231082782"/>
       <w:r>
         <w:t>2.3 Tipo de cambio y exposición de empresas exportadoras</w:t>
       </w:r>
@@ -8840,7 +8840,7 @@
       <w:pPr>
         <w:pStyle w:val="Ttulo2"/>
       </w:pPr>
-      <w:bookmarkStart w:id="22" w:name="_Toc231082294"/>
+      <w:bookmarkStart w:id="22" w:name="_Toc231082783"/>
       <w:r>
         <w:t>2.4 Cobre, tipo de cambio y la economía chilena</w:t>
       </w:r>
@@ -9057,7 +9057,7 @@
       <w:pPr>
         <w:pStyle w:val="Ttulo2"/>
       </w:pPr>
-      <w:bookmarkStart w:id="23" w:name="_Toc231082295"/>
+      <w:bookmarkStart w:id="23" w:name="_Toc231082784"/>
       <w:r>
         <w:t>2.5 Eficiencia informacional y segmentación de mercados</w:t>
       </w:r>
@@ -9197,7 +9197,7 @@
       <w:pPr>
         <w:pStyle w:val="Ttulo2"/>
       </w:pPr>
-      <w:bookmarkStart w:id="24" w:name="_Toc231082296"/>
+      <w:bookmarkStart w:id="24" w:name="_Toc231082785"/>
       <w:r>
         <w:t>2.6 Enfoques econométricos para la medición de impacto</w:t>
       </w:r>
@@ -9321,7 +9321,7 @@
       <w:pPr>
         <w:pStyle w:val="Ttulo2"/>
       </w:pPr>
-      <w:bookmarkStart w:id="25" w:name="_Toc231082297"/>
+      <w:bookmarkStart w:id="25" w:name="_Toc231082786"/>
       <w:r>
         <w:t>2.7 Síntesis e identificación del vacío de investigación</w:t>
       </w:r>
@@ -9455,7 +9455,7 @@
       <w:pPr>
         <w:pStyle w:val="Ttulo3"/>
       </w:pPr>
-      <w:bookmarkStart w:id="26" w:name="_Toc231082298"/>
+      <w:bookmarkStart w:id="26" w:name="_Toc231082787"/>
       <w:r>
         <w:t>Nota sobre la tabla de literatura</w:t>
       </w:r>
@@ -9486,7 +9486,7 @@
       <w:pPr>
         <w:pStyle w:val="Ttulo1"/>
       </w:pPr>
-      <w:bookmarkStart w:id="27" w:name="_Toc231082299"/>
+      <w:bookmarkStart w:id="27" w:name="_Toc231082788"/>
       <w:r>
         <w:lastRenderedPageBreak/>
         <w:t>Capítulo 3 — Datos y metodología</w:t>
@@ -9497,7 +9497,7 @@
       <w:pPr>
         <w:pStyle w:val="Ttulo2"/>
       </w:pPr>
-      <w:bookmarkStart w:id="28" w:name="_Toc231082300"/>
+      <w:bookmarkStart w:id="28" w:name="_Toc231082789"/>
       <w:r>
         <w:t>3.1 Definición del universo de empresas y período</w:t>
       </w:r>
@@ -9686,7 +9686,7 @@
       <w:pPr>
         <w:pStyle w:val="Ttulo2"/>
       </w:pPr>
-      <w:bookmarkStart w:id="29" w:name="_Toc231082301"/>
+      <w:bookmarkStart w:id="29" w:name="_Toc231082790"/>
       <w:r>
         <w:t>3.2 Variable dependiente</w:t>
       </w:r>
@@ -9745,7 +9745,7 @@
       <w:pPr>
         <w:pStyle w:val="Ttulo2"/>
       </w:pPr>
-      <w:bookmarkStart w:id="30" w:name="_Toc231082302"/>
+      <w:bookmarkStart w:id="30" w:name="_Toc231082791"/>
       <w:r>
         <w:t>3.3 Variables explicativas</w:t>
       </w:r>
@@ -9812,7 +9812,7 @@
       <w:pPr>
         <w:pStyle w:val="Ttulo2"/>
       </w:pPr>
-      <w:bookmarkStart w:id="31" w:name="_Toc231082303"/>
+      <w:bookmarkStart w:id="31" w:name="_Toc231082792"/>
       <w:r>
         <w:t>3.4 Tratamiento de datos y frecuencias mixtas</w:t>
       </w:r>
@@ -9869,7 +9869,7 @@
       <w:pPr>
         <w:pStyle w:val="Ttulo2"/>
       </w:pPr>
-      <w:bookmarkStart w:id="32" w:name="_Toc231082304"/>
+      <w:bookmarkStart w:id="32" w:name="_Toc231082793"/>
       <w:r>
         <w:t>3.5 Datación de las fases del ciclo del cobre</w:t>
       </w:r>
@@ -9936,7 +9936,7 @@
       <w:pPr>
         <w:pStyle w:val="Ttulo2"/>
       </w:pPr>
-      <w:bookmarkStart w:id="33" w:name="_Toc231082305"/>
+      <w:bookmarkStart w:id="33" w:name="_Toc231082794"/>
       <w:r>
         <w:t>3.6 Estrategia econométrica</w:t>
       </w:r>
@@ -9946,7 +9946,7 @@
       <w:pPr>
         <w:pStyle w:val="Ttulo3"/>
       </w:pPr>
-      <w:bookmarkStart w:id="34" w:name="_Toc231082306"/>
+      <w:bookmarkStart w:id="34" w:name="_Toc231082795"/>
       <w:r>
         <w:t>3.6.1 Estacionariedad y orden de integración (OE1)</w:t>
       </w:r>
@@ -9986,7 +9986,7 @@
       <w:pPr>
         <w:pStyle w:val="Ttulo3"/>
       </w:pPr>
-      <w:bookmarkStart w:id="35" w:name="_Toc231082307"/>
+      <w:bookmarkStart w:id="35" w:name="_Toc231082796"/>
       <w:r>
         <w:t>3.6.2 Modelo de impacto: panel de efectos fijos (OE2)</w:t>
       </w:r>
@@ -10083,7 +10083,7 @@
       <w:pPr>
         <w:pStyle w:val="Ttulo3"/>
       </w:pPr>
-      <w:bookmarkStart w:id="36" w:name="_Toc231082308"/>
+      <w:bookmarkStart w:id="36" w:name="_Toc231082797"/>
       <w:r>
         <w:t>3.6.3 Relaciones de largo plazo: cointegración (OE3)</w:t>
       </w:r>
@@ -10181,7 +10181,7 @@
       <w:pPr>
         <w:pStyle w:val="Ttulo3"/>
       </w:pPr>
-      <w:bookmarkStart w:id="37" w:name="_Toc231082309"/>
+      <w:bookmarkStart w:id="37" w:name="_Toc231082798"/>
       <w:r>
         <w:t>3.6.4 Dinámica de shocks: VAR, impulso-respuesta y descomposición de varianza (OE4)</w:t>
       </w:r>
@@ -10304,7 +10304,7 @@
       <w:pPr>
         <w:pStyle w:val="Ttulo3"/>
       </w:pPr>
-      <w:bookmarkStart w:id="38" w:name="_Toc231082310"/>
+      <w:bookmarkStart w:id="38" w:name="_Toc231082799"/>
       <w:r>
         <w:t>3.6.5 Estabilidad por fases del ciclo (OE5)</w:t>
       </w:r>
@@ -10350,7 +10350,7 @@
       <w:pPr>
         <w:pStyle w:val="Ttulo3"/>
       </w:pPr>
-      <w:bookmarkStart w:id="39" w:name="_Toc231082311"/>
+      <w:bookmarkStart w:id="39" w:name="_Toc231082800"/>
       <w:r>
         <w:t>3.6.6 Comparación entre mercados: triangulación (OE6)</w:t>
       </w:r>
@@ -10404,7 +10404,7 @@
       <w:pPr>
         <w:pStyle w:val="Ttulo2"/>
       </w:pPr>
-      <w:bookmarkStart w:id="40" w:name="_Toc231082312"/>
+      <w:bookmarkStart w:id="40" w:name="_Toc231082801"/>
       <w:r>
         <w:t>3.7 Validación de supuestos y robustez</w:t>
       </w:r>
@@ -10454,7 +10454,7 @@
       <w:pPr>
         <w:pStyle w:val="Ttulo3"/>
       </w:pPr>
-      <w:bookmarkStart w:id="41" w:name="_Toc231082313"/>
+      <w:bookmarkStart w:id="41" w:name="_Toc231082802"/>
       <w:r>
         <w:lastRenderedPageBreak/>
         <w:t>Tabla 3.1 — Definición operativa de variables (resumen)</w:t>
@@ -10466,7 +10466,7 @@
         <w:pStyle w:val="Descripcin"/>
         <w:jc w:val="center"/>
       </w:pPr>
-      <w:bookmarkStart w:id="42" w:name="_Toc231082343"/>
+      <w:bookmarkStart w:id="42" w:name="_Toc231082832"/>
       <w:r>
         <w:rPr>
           <w:sz w:val="20"/>
@@ -11825,7 +11825,7 @@
       <w:pPr>
         <w:pStyle w:val="Ttulo1"/>
       </w:pPr>
-      <w:bookmarkStart w:id="43" w:name="_Toc231082314"/>
+      <w:bookmarkStart w:id="43" w:name="_Toc231082803"/>
       <w:r>
         <w:lastRenderedPageBreak/>
         <w:t>Capítulo 4 — Resultados y discusión</w:t>
@@ -11836,7 +11836,7 @@
       <w:pPr>
         <w:pStyle w:val="Ttulo2"/>
       </w:pPr>
-      <w:bookmarkStart w:id="44" w:name="_Toc231082315"/>
+      <w:bookmarkStart w:id="44" w:name="_Toc231082804"/>
       <w:r>
         <w:t>4.1 Análisis descriptivo y propiedades de las series (OE1)</w:t>
       </w:r>
@@ -11983,10 +11983,87 @@
       </w:r>
     </w:p>
     <w:p>
+      <w:r>
+        <w:t>Dado que el test de Pesaran detecta dependencia de sección cruzada en el panel (§4.7), se aplica</w:t>
+      </w:r>
+    </w:p>
+    <w:p>
+      <w:r>
+        <w:t xml:space="preserve">además la prueba de raíz unitaria de </w:t>
+      </w:r>
+      <w:r>
+        <w:rPr>
+          <w:b/>
+        </w:rPr>
+        <w:t>segunda generación CIPS</w:t>
+      </w:r>
+      <w:r>
+        <w:t xml:space="preserve"> (Pesaran, 2007), robusta a dicha</w:t>
+      </w:r>
+    </w:p>
+    <w:p>
+      <w:r>
+        <w:t>dependencia. Los resultados confirman de manera contundente la estructura supuesta: el panel de</w:t>
+      </w:r>
+    </w:p>
+    <w:p>
+      <w:r>
+        <w:rPr>
+          <w:b/>
+        </w:rPr>
+        <w:t>log-precios</w:t>
+      </w:r>
+      <w:r>
+        <w:t xml:space="preserve"> de las empresas no rechaza la raíz unitaria (CIPS = −2,29, por encima del valor</w:t>
+      </w:r>
+    </w:p>
+    <w:p>
+      <w:r>
+        <w:t xml:space="preserve">crítico al 5% de −2,57), comportándose como </w:t>
+      </w:r>
+      <w:r>
+        <w:rPr>
+          <w:b/>
+        </w:rPr>
+        <w:t>I(1)</w:t>
+      </w:r>
+      <w:r>
+        <w:t xml:space="preserve">, mientras que el panel de </w:t>
+      </w:r>
+      <w:r>
+        <w:rPr>
+          <w:b/>
+        </w:rPr>
+        <w:t>retornos</w:t>
+      </w:r>
+      <w:r>
+        <w:t xml:space="preserve"> la</w:t>
+      </w:r>
+    </w:p>
+    <w:p>
+      <w:r>
+        <w:t xml:space="preserve">rechaza con holgura (CIPS = −16,32), confirmándose como </w:t>
+      </w:r>
+      <w:r>
+        <w:rPr>
+          <w:b/>
+        </w:rPr>
+        <w:t>I(0)</w:t>
+      </w:r>
+      <w:r>
+        <w:t>. La doble vía del diseño queda así</w:t>
+      </w:r>
+    </w:p>
+    <w:p>
+      <w:r>
+        <w:t>validada también con métodos de panel apropiados para la dependencia transversal.</w:t>
+      </w:r>
+    </w:p>
+    <w:p>
       <w:pPr>
         <w:pStyle w:val="Ttulo2"/>
       </w:pPr>
-      <w:bookmarkStart w:id="45" w:name="_Toc231082316"/>
+      <w:bookmarkStart w:id="45" w:name="_Toc231082805"/>
       <w:r>
         <w:t>4.2 Determinantes de los retornos: global vs local (OE2)</w:t>
       </w:r>
@@ -12007,7 +12084,7 @@
         <w:pStyle w:val="Descripcin"/>
         <w:jc w:val="center"/>
       </w:pPr>
-      <w:bookmarkStart w:id="46" w:name="_Toc231082344"/>
+      <w:bookmarkStart w:id="46" w:name="_Toc231082833"/>
       <w:r>
         <w:rPr>
           <w:sz w:val="20"/>
@@ -12212,13 +12289,7 @@
               <w:rPr>
                 <w:sz w:val="20"/>
               </w:rPr>
-              <w:t xml:space="preserve">* </w:t>
-            </w:r>
-            <w:r>
-              <w:rPr>
-                <w:sz w:val="20"/>
-              </w:rPr>
-              <w:t>(sig.)</w:t>
+              <w:t>* (sig.)</w:t>
             </w:r>
           </w:p>
         </w:tc>
@@ -12502,6 +12573,7 @@
     <w:p/>
     <w:p>
       <w:r>
+        <w:lastRenderedPageBreak/>
         <w:t>Tres lecturas se desprenden:</w:t>
       </w:r>
     </w:p>
@@ -12555,7 +12627,6 @@
     </w:p>
     <w:p>
       <w:r>
-        <w:lastRenderedPageBreak/>
         <w:t xml:space="preserve">   del peso suele coincidir con episodios de aversión al riesgo y caída del cobre, de modo que el</w:t>
       </w:r>
     </w:p>
@@ -12605,8 +12676,9 @@
         <w:rPr>
           <w:noProof/>
         </w:rPr>
+        <w:lastRenderedPageBreak/>
         <w:drawing>
-          <wp:inline distT="0" distB="0" distL="0" distR="0" wp14:anchorId="018E6B7B" wp14:editId="4FBDF8D7">
+          <wp:inline distT="0" distB="0" distL="0" distR="0" wp14:anchorId="6421030B" wp14:editId="617EA1FF">
             <wp:extent cx="5394960" cy="2933107"/>
             <wp:effectExtent l="0" t="0" r="0" b="0"/>
             <wp:docPr id="1" name="Picture 1"/>
@@ -12647,7 +12719,7 @@
         <w:pStyle w:val="Descripcin"/>
         <w:jc w:val="center"/>
       </w:pPr>
-      <w:bookmarkStart w:id="47" w:name="_Toc231082357"/>
+      <w:bookmarkStart w:id="47" w:name="_Toc231082846"/>
       <w:r>
         <w:rPr>
           <w:sz w:val="20"/>
@@ -12684,7 +12756,7 @@
       <w:pPr>
         <w:pStyle w:val="Ttulo2"/>
       </w:pPr>
-      <w:bookmarkStart w:id="48" w:name="_Toc231082317"/>
+      <w:bookmarkStart w:id="48" w:name="_Toc231082806"/>
       <w:r>
         <w:t>4.3 Relaciones de largo plazo (OE3)</w:t>
       </w:r>
@@ -12706,16 +12778,15 @@
     </w:p>
     <w:p>
       <w:r>
-        <w:t>las series en nivel (valor de la acción, cobre, tipo de cambio) detecta **un vector de</w:t>
-      </w:r>
-    </w:p>
-    <w:p>
-      <w:r>
-        <w:lastRenderedPageBreak/>
-        <w:t xml:space="preserve">cointegración** </w:t>
-      </w:r>
-      <w:r>
-        <w:t>(estadístico de traza 32,1 &gt; 29,8 al 95%), lo que sugiere una relación de equilibrio</w:t>
+        <w:t xml:space="preserve">las </w:t>
+      </w:r>
+      <w:r>
+        <w:t>series en nivel (valor de la acción, cobre, tipo de cambio) detecta **un vector de</w:t>
+      </w:r>
+    </w:p>
+    <w:p>
+      <w:r>
+        <w:t>cointegración** (estadístico de traza 32,1 &gt; 29,8 al 95%), lo que sugiere una relación de equilibrio</w:t>
       </w:r>
     </w:p>
     <w:p>
@@ -12779,6 +12850,7 @@
     </w:p>
     <w:p>
       <w:r>
+        <w:lastRenderedPageBreak/>
         <w:t xml:space="preserve">cointegración, </w:t>
       </w:r>
       <w:r>
@@ -12805,10 +12877,7 @@
         <w:t>6,68</w:t>
       </w:r>
       <w:r>
-        <w:t xml:space="preserve">, </w:t>
-      </w:r>
-      <w:r>
-        <w:t>inferior al valor crítico al 5% (−4,92), de modo que **se rechaza la ausencia de</w:t>
+        <w:t>, inferior al valor crítico al 5% (−4,92), de modo que **se rechaza la ausencia de</w:t>
       </w:r>
     </w:p>
     <w:p>
@@ -12854,9 +12923,8 @@
       <w:pPr>
         <w:pStyle w:val="Ttulo2"/>
       </w:pPr>
-      <w:bookmarkStart w:id="49" w:name="_Toc231082318"/>
-      <w:r>
-        <w:lastRenderedPageBreak/>
+      <w:bookmarkStart w:id="49" w:name="_Toc231082807"/>
+      <w:r>
         <w:t>4.4 Dinámica de shocks (OE4)</w:t>
       </w:r>
       <w:bookmarkEnd w:id="49"/>
@@ -12876,7 +12944,7 @@
         <w:pStyle w:val="Descripcin"/>
         <w:jc w:val="center"/>
       </w:pPr>
-      <w:bookmarkStart w:id="50" w:name="_Toc231082345"/>
+      <w:bookmarkStart w:id="50" w:name="_Toc231082834"/>
       <w:r>
         <w:rPr>
           <w:sz w:val="20"/>
@@ -12974,7 +13042,13 @@
               <w:rPr>
                 <w:sz w:val="20"/>
               </w:rPr>
-              <w:t>Componente propio (idiosincrático)</w:t>
+              <w:t xml:space="preserve">Componente propio </w:t>
+            </w:r>
+            <w:r>
+              <w:rPr>
+                <w:sz w:val="20"/>
+              </w:rPr>
+              <w:t>(idiosincrático)</w:t>
             </w:r>
           </w:p>
         </w:tc>
@@ -13141,6 +13215,7 @@
     <w:p/>
     <w:p>
       <w:r>
+        <w:lastRenderedPageBreak/>
         <w:t xml:space="preserve">La causalidad de Granger confirma que el precio del cobre </w:t>
       </w:r>
       <w:r>
@@ -13206,9 +13281,8 @@
         <w:rPr>
           <w:noProof/>
         </w:rPr>
-        <w:lastRenderedPageBreak/>
         <w:drawing>
-          <wp:inline distT="0" distB="0" distL="0" distR="0" wp14:anchorId="460041EC" wp14:editId="12EDDCAB">
+          <wp:inline distT="0" distB="0" distL="0" distR="0" wp14:anchorId="5219AE25" wp14:editId="3E3A9A9B">
             <wp:extent cx="5394960" cy="4026860"/>
             <wp:effectExtent l="0" t="0" r="0" b="0"/>
             <wp:docPr id="2" name="Picture 2"/>
@@ -13249,7 +13323,7 @@
         <w:pStyle w:val="Descripcin"/>
         <w:jc w:val="center"/>
       </w:pPr>
-      <w:bookmarkStart w:id="51" w:name="_Toc231082358"/>
+      <w:bookmarkStart w:id="51" w:name="_Toc231082847"/>
       <w:r>
         <w:rPr>
           <w:sz w:val="20"/>
@@ -13284,10 +13358,11 @@
     </w:p>
     <w:p>
       <w:r>
-        <w:t xml:space="preserve">La función impulso-respuesta </w:t>
-      </w:r>
-      <w:r>
-        <w:t>cuantifica la reacción dinámica del retorno ante un shock de una</w:t>
+        <w:lastRenderedPageBreak/>
+        <w:t xml:space="preserve">La función impulso-respuesta cuantifica la reacción dinámica del retorno ante un </w:t>
+      </w:r>
+      <w:r>
+        <w:t>shock de una</w:t>
       </w:r>
     </w:p>
     <w:p>
@@ -13322,9 +13397,8 @@
         <w:rPr>
           <w:noProof/>
         </w:rPr>
-        <w:lastRenderedPageBreak/>
         <w:drawing>
-          <wp:inline distT="0" distB="0" distL="0" distR="0" wp14:anchorId="4A374F1B" wp14:editId="46E2A77C">
+          <wp:inline distT="0" distB="0" distL="0" distR="0" wp14:anchorId="694A0BFD" wp14:editId="58BAE763">
             <wp:extent cx="5394960" cy="2620409"/>
             <wp:effectExtent l="0" t="0" r="0" b="0"/>
             <wp:docPr id="3" name="Picture 3"/>
@@ -13365,7 +13439,7 @@
         <w:pStyle w:val="Descripcin"/>
         <w:jc w:val="center"/>
       </w:pPr>
-      <w:bookmarkStart w:id="52" w:name="_Toc231082359"/>
+      <w:bookmarkStart w:id="52" w:name="_Toc231082848"/>
       <w:r>
         <w:rPr>
           <w:sz w:val="20"/>
@@ -13402,7 +13476,7 @@
       <w:pPr>
         <w:pStyle w:val="Ttulo2"/>
       </w:pPr>
-      <w:bookmarkStart w:id="53" w:name="_Toc231082319"/>
+      <w:bookmarkStart w:id="53" w:name="_Toc231082808"/>
       <w:r>
         <w:t>4.5 Estabilidad por fases del ciclo del cobre (OE5)</w:t>
       </w:r>
@@ -13476,6 +13550,7 @@
     </w:p>
     <w:p>
       <w:r>
+        <w:lastRenderedPageBreak/>
         <w:t>La lectura es que, en esta especificación preliminar, **la sensibilidad de los retornos al precio</w:t>
       </w:r>
     </w:p>
@@ -13507,9 +13582,8 @@
         <w:rPr>
           <w:noProof/>
         </w:rPr>
-        <w:lastRenderedPageBreak/>
         <w:drawing>
-          <wp:inline distT="0" distB="0" distL="0" distR="0" wp14:anchorId="00401060" wp14:editId="34C0DB90">
+          <wp:inline distT="0" distB="0" distL="0" distR="0" wp14:anchorId="154BB22F" wp14:editId="13FF7A29">
             <wp:extent cx="5394960" cy="2449752"/>
             <wp:effectExtent l="0" t="0" r="0" b="0"/>
             <wp:docPr id="4" name="Picture 4"/>
@@ -13550,7 +13624,7 @@
         <w:pStyle w:val="Descripcin"/>
         <w:jc w:val="center"/>
       </w:pPr>
-      <w:bookmarkStart w:id="54" w:name="_Toc231082360"/>
+      <w:bookmarkStart w:id="54" w:name="_Toc231082849"/>
       <w:r>
         <w:rPr>
           <w:sz w:val="20"/>
@@ -13587,7 +13661,7 @@
       <w:pPr>
         <w:pStyle w:val="Ttulo2"/>
       </w:pPr>
-      <w:bookmarkStart w:id="55" w:name="_Toc231082320"/>
+      <w:bookmarkStart w:id="55" w:name="_Toc231082809"/>
       <w:r>
         <w:t>4.6 Comparación entre mercados: triangulación (OE6)</w:t>
       </w:r>
@@ -13608,7 +13682,7 @@
         <w:pStyle w:val="Descripcin"/>
         <w:jc w:val="center"/>
       </w:pPr>
-      <w:bookmarkStart w:id="56" w:name="_Toc231082346"/>
+      <w:bookmarkStart w:id="56" w:name="_Toc231082835"/>
       <w:r>
         <w:rPr>
           <w:sz w:val="20"/>
@@ -13923,6 +13997,7 @@
               <w:rPr>
                 <w:sz w:val="20"/>
               </w:rPr>
+              <w:lastRenderedPageBreak/>
               <w:t>C · minería Chile</w:t>
             </w:r>
           </w:p>
@@ -14004,10 +14079,7 @@
         <w:pStyle w:val="Listaconnmeros"/>
       </w:pPr>
       <w:r>
-        <w:t xml:space="preserve">**La sensibilidad al cobre es similar entre el </w:t>
-      </w:r>
-      <w:r>
-        <w:t>cobre puro internacional (0,571) y el local</w:t>
+        <w:t>**La sensibilidad al cobre es similar entre el cobre puro internacional (0,571) y el local</w:t>
       </w:r>
     </w:p>
     <w:p>
@@ -14022,7 +14094,6 @@
     </w:p>
     <w:p>
       <w:r>
-        <w:lastRenderedPageBreak/>
         <w:t xml:space="preserve">   menor sensibilidad de la muestra C se debe a la </w:t>
       </w:r>
       <w:r>
@@ -14049,7 +14120,7 @@
           <w:noProof/>
         </w:rPr>
         <w:drawing>
-          <wp:inline distT="0" distB="0" distL="0" distR="0" wp14:anchorId="65B3EEFD" wp14:editId="42E459AB">
+          <wp:inline distT="0" distB="0" distL="0" distR="0" wp14:anchorId="4AFE3C81" wp14:editId="1663F0E4">
             <wp:extent cx="5394960" cy="2718240"/>
             <wp:effectExtent l="0" t="0" r="0" b="0"/>
             <wp:docPr id="5" name="Picture 5"/>
@@ -14090,7 +14161,7 @@
         <w:pStyle w:val="Descripcin"/>
         <w:jc w:val="center"/>
       </w:pPr>
-      <w:bookmarkStart w:id="57" w:name="_Toc231082361"/>
+      <w:bookmarkStart w:id="57" w:name="_Toc231082850"/>
       <w:r>
         <w:rPr>
           <w:sz w:val="20"/>
@@ -14152,6 +14223,7 @@
     </w:p>
     <w:p>
       <w:r>
+        <w:lastRenderedPageBreak/>
         <w:t xml:space="preserve">   modesta y requiere confirmación con el conjunto de datos completo y pruebas formales de igualdad</w:t>
       </w:r>
     </w:p>
@@ -14164,7 +14236,7 @@
       <w:pPr>
         <w:pStyle w:val="Ttulo2"/>
       </w:pPr>
-      <w:bookmarkStart w:id="58" w:name="_Toc231082321"/>
+      <w:bookmarkStart w:id="58" w:name="_Toc231082810"/>
       <w:r>
         <w:t>4.7 Diagnósticos y robustez</w:t>
       </w:r>
@@ -14197,7 +14269,6 @@
     </w:p>
     <w:p>
       <w:r>
-        <w:lastRenderedPageBreak/>
         <w:t xml:space="preserve">Este resultado </w:t>
       </w:r>
       <w:r>
@@ -14212,7 +14283,10 @@
     </w:p>
     <w:p>
       <w:r>
-        <w:t>cinco productoras comparten un factor común —señaladamente el precio del cobre— que induce</w:t>
+        <w:t xml:space="preserve">cinco productoras comparten un factor común —señaladamente el </w:t>
+      </w:r>
+      <w:r>
+        <w:t>precio del cobre— que induce</w:t>
       </w:r>
     </w:p>
     <w:p>
@@ -14264,10 +14338,7 @@
     </w:p>
     <w:p>
       <w:r>
-        <w:t xml:space="preserve">la atención de los mercados sobre el cobre en el contexto de la transición </w:t>
-      </w:r>
-      <w:r>
-        <w:t>energética, y confirma</w:t>
+        <w:t>la atención de los mercados sobre el cobre en el contexto de la transición energética, y confirma</w:t>
       </w:r>
     </w:p>
     <w:p>
@@ -14297,12 +14368,16 @@
     </w:p>
     <w:p>
       <w:r>
+        <w:lastRenderedPageBreak/>
         <w:t>de heterocedasticidad condicional (estadístico 41,1; p = 0,000), lo que justifica modelar la</w:t>
       </w:r>
     </w:p>
     <w:p>
       <w:r>
-        <w:t>varianza con un GARCH(1,1). El modelo estimado sobre los retornos de la cartera arroja una</w:t>
+        <w:t xml:space="preserve">varianza con un </w:t>
+      </w:r>
+      <w:r>
+        <w:t>GARCH(1,1). El modelo estimado sobre los retornos de la cartera arroja una</w:t>
       </w:r>
     </w:p>
     <w:p>
@@ -14337,7 +14412,6 @@
     </w:p>
     <w:p>
       <w:r>
-        <w:lastRenderedPageBreak/>
         <w:t>normal, característica de los retornos financieros. La extensión a un modelo asimétrico</w:t>
       </w:r>
     </w:p>
@@ -14431,6 +14505,7 @@
     </w:p>
     <w:p>
       <w:r>
+        <w:lastRenderedPageBreak/>
         <w:t xml:space="preserve">mayor impacto sobre el retorno es el </w:t>
       </w:r>
       <w:r>
@@ -14477,7 +14552,6 @@
     </w:p>
     <w:p>
       <w:r>
-        <w:lastRenderedPageBreak/>
         <w:t xml:space="preserve">respuesta del retorno a un shock del cobre mediante </w:t>
       </w:r>
       <w:r>
@@ -14523,7 +14597,7 @@
           <w:noProof/>
         </w:rPr>
         <w:drawing>
-          <wp:inline distT="0" distB="0" distL="0" distR="0" wp14:anchorId="4D50D554" wp14:editId="3114DA0C">
+          <wp:inline distT="0" distB="0" distL="0" distR="0" wp14:anchorId="131D0E02" wp14:editId="5CAF1886">
             <wp:extent cx="5394960" cy="2620409"/>
             <wp:effectExtent l="0" t="0" r="0" b="0"/>
             <wp:docPr id="6" name="Picture 6"/>
@@ -14564,7 +14638,7 @@
         <w:pStyle w:val="Descripcin"/>
         <w:jc w:val="center"/>
       </w:pPr>
-      <w:bookmarkStart w:id="59" w:name="_Toc231082362"/>
+      <w:bookmarkStart w:id="59" w:name="_Toc231082851"/>
       <w:r>
         <w:rPr>
           <w:sz w:val="20"/>
@@ -14601,9 +14675,13 @@
       <w:pPr>
         <w:pStyle w:val="Ttulo2"/>
       </w:pPr>
-      <w:bookmarkStart w:id="60" w:name="_Toc231082322"/>
-      <w:r>
-        <w:t>4.8 Discusión integrada</w:t>
+      <w:bookmarkStart w:id="60" w:name="_Toc231082811"/>
+      <w:r>
+        <w:lastRenderedPageBreak/>
+        <w:t xml:space="preserve">4.8 Discusión </w:t>
+      </w:r>
+      <w:r>
+        <w:t>integrada</w:t>
       </w:r>
       <w:bookmarkEnd w:id="60"/>
     </w:p>
@@ -14644,7 +14722,6 @@
     </w:p>
     <w:p>
       <w:r>
-        <w:lastRenderedPageBreak/>
         <w:t>efecto negativo significativo cuyo signo refleja la doble naturaleza —competitividad y riesgo—</w:t>
       </w:r>
     </w:p>
@@ -14756,6 +14833,7 @@
     </w:p>
     <w:p>
       <w:r>
+        <w:lastRenderedPageBreak/>
         <w:t xml:space="preserve">subperíodos, la </w:t>
       </w:r>
       <w:r>
@@ -14788,7 +14866,7 @@
       <w:pPr>
         <w:pStyle w:val="Ttulo1"/>
       </w:pPr>
-      <w:bookmarkStart w:id="61" w:name="_Toc231082323"/>
+      <w:bookmarkStart w:id="61" w:name="_Toc231082812"/>
       <w:r>
         <w:lastRenderedPageBreak/>
         <w:t>Capítulo 5 — Conclusiones</w:t>
@@ -14799,7 +14877,7 @@
       <w:pPr>
         <w:pStyle w:val="Ttulo2"/>
       </w:pPr>
-      <w:bookmarkStart w:id="62" w:name="_Toc231082324"/>
+      <w:bookmarkStart w:id="62" w:name="_Toc231082813"/>
       <w:r>
         <w:t>5.1 Síntesis de los hallazgos</w:t>
       </w:r>
@@ -14870,7 +14948,10 @@
     </w:p>
     <w:p>
       <w:r>
-        <w:t>La dimensión comparativa, distintiva de este estudio, aporta una primera señal de **transmisión</w:t>
+        <w:t xml:space="preserve">La </w:t>
+      </w:r>
+      <w:r>
+        <w:t>dimensión comparativa, distintiva de este estudio, aporta una primera señal de **transmisión</w:t>
       </w:r>
     </w:p>
     <w:p>
@@ -14892,7 +14973,7 @@
       <w:pPr>
         <w:pStyle w:val="Ttulo2"/>
       </w:pPr>
-      <w:bookmarkStart w:id="63" w:name="_Toc231082325"/>
+      <w:bookmarkStart w:id="63" w:name="_Toc231082814"/>
       <w:r>
         <w:lastRenderedPageBreak/>
         <w:t>5.2 Implicancias</w:t>
@@ -14965,7 +15046,7 @@
       <w:pPr>
         <w:pStyle w:val="Ttulo2"/>
       </w:pPr>
-      <w:bookmarkStart w:id="64" w:name="_Toc231082326"/>
+      <w:bookmarkStart w:id="64" w:name="_Toc231082815"/>
       <w:r>
         <w:t>5.3 Limitaciones</w:t>
       </w:r>
@@ -15015,7 +15096,7 @@
       <w:pPr>
         <w:pStyle w:val="Ttulo2"/>
       </w:pPr>
-      <w:bookmarkStart w:id="65" w:name="_Toc231082327"/>
+      <w:bookmarkStart w:id="65" w:name="_Toc231082816"/>
       <w:r>
         <w:t>5.4 Líneas futuras de investigación</w:t>
       </w:r>
@@ -15051,7 +15132,7 @@
       <w:pPr>
         <w:pStyle w:val="Ttulo1"/>
       </w:pPr>
-      <w:bookmarkStart w:id="66" w:name="_Toc231082328"/>
+      <w:bookmarkStart w:id="66" w:name="_Toc231082817"/>
       <w:r>
         <w:lastRenderedPageBreak/>
         <w:t>Referencias</w:t>
@@ -15075,10 +15156,10 @@
     </w:p>
     <w:p>
       <w:r>
-        <w:t xml:space="preserve">Benjamini, Y., &amp; </w:t>
-      </w:r>
-      <w:r>
-        <w:t>Hochberg, Y. (1995). Controlling the false discovery rate: A practical and powerful approach to multiple testing. *Journal of the Royal Statistical Society: Series B*, 57(1), 289–300.</w:t>
+        <w:t xml:space="preserve">Benjamini, Y., &amp; Hochberg, Y. (1995). Controlling the false </w:t>
+      </w:r>
+      <w:r>
+        <w:t>discovery rate: A practical and powerful approach to multiple testing. *Journal of the Royal Statistical Society: Series B*, 57(1), 289–300.</w:t>
       </w:r>
     </w:p>
     <w:p>
@@ -15169,7 +15250,10 @@
     </w:p>
     <w:p>
       <w:r>
-        <w:t>Hamilton, J. D. (1989). A new approach to the economic analysis of nonstationary time series and the business cycle. *Econometrica*, 57(2), 357–384.</w:t>
+        <w:t xml:space="preserve">Hamilton, J. D. (1989). A new </w:t>
+      </w:r>
+      <w:r>
+        <w:t>approach to the economic analysis of nonstationary time series and the business cycle. *Econometrica*, 57(2), 357–384.</w:t>
       </w:r>
     </w:p>
     <w:p>
@@ -15215,23 +15299,20 @@
     </w:p>
     <w:p>
       <w:r>
-        <w:t xml:space="preserve">Pesaran, M. H. (2007). A simple panel unit root test in the presence of cross-section dependence. *Journal of Applied </w:t>
-      </w:r>
-      <w:r>
-        <w:t>Econometrics*, 22(2), 265–312.</w:t>
-      </w:r>
-    </w:p>
-    <w:p>
-      <w:r>
-        <w:t>Pesaran, M. H., &amp; Shin, Y. (1998). Generalized impulse response analysis in linear multivariate models. *Economics Letters*, 58(1), 17–29.</w:t>
-      </w:r>
-    </w:p>
-    <w:p>
-      <w:r>
-        <w:t xml:space="preserve">Pesaran, M. H., Shin, Y., &amp; Smith, R. J. (2001). Bounds testing approaches to the </w:t>
-      </w:r>
-      <w:r>
-        <w:t>analysis of level relationships. *Journal of Applied Econometrics*, 16(3), 289–326.</w:t>
+        <w:t>Pesaran, M. H. (2007). A simple panel unit root test in the presence of cross-section dependence. *Journal of Applied Econometrics*, 22(2), 265–312.</w:t>
+      </w:r>
+    </w:p>
+    <w:p>
+      <w:r>
+        <w:t xml:space="preserve">Pesaran, M. H., &amp; Shin, Y. </w:t>
+      </w:r>
+      <w:r>
+        <w:t>(1998). Generalized impulse response analysis in linear multivariate models. *Economics Letters*, 58(1), 17–29.</w:t>
+      </w:r>
+    </w:p>
+    <w:p>
+      <w:r>
+        <w:t>Pesaran, M. H., Shin, Y., &amp; Smith, R. J. (2001). Bounds testing approaches to the analysis of level relationships. *Journal of Applied Econometrics*, 16(3), 289–326.</w:t>
       </w:r>
     </w:p>
     <w:p>
@@ -15294,7 +15375,7 @@
       <w:pPr>
         <w:pStyle w:val="Ttulo1"/>
       </w:pPr>
-      <w:bookmarkStart w:id="67" w:name="_Toc231082329"/>
+      <w:bookmarkStart w:id="67" w:name="_Toc231082818"/>
       <w:r>
         <w:lastRenderedPageBreak/>
         <w:t>Anexos</w:t>
@@ -15305,7 +15386,7 @@
       <w:pPr>
         <w:pStyle w:val="Ttulo2"/>
       </w:pPr>
-      <w:bookmarkStart w:id="68" w:name="_Toc231082330"/>
+      <w:bookmarkStart w:id="68" w:name="_Toc231082819"/>
       <w:r>
         <w:t>Anexo A. Estadística descriptiva</w:t>
       </w:r>
@@ -15316,7 +15397,7 @@
         <w:pStyle w:val="Descripcin"/>
         <w:jc w:val="center"/>
       </w:pPr>
-      <w:bookmarkStart w:id="69" w:name="_Toc231082347"/>
+      <w:bookmarkStart w:id="69" w:name="_Toc231082836"/>
       <w:r>
         <w:rPr>
           <w:sz w:val="20"/>
@@ -16818,9 +16899,12 @@
       <w:pPr>
         <w:pStyle w:val="Ttulo2"/>
       </w:pPr>
-      <w:bookmarkStart w:id="70" w:name="_Toc231082331"/>
-      <w:r>
-        <w:t>Anexo B. Matriz de correlación de los factores</w:t>
+      <w:bookmarkStart w:id="70" w:name="_Toc231082820"/>
+      <w:r>
+        <w:t xml:space="preserve">Anexo B. </w:t>
+      </w:r>
+      <w:r>
+        <w:t>Matriz de correlación de los factores</w:t>
       </w:r>
       <w:bookmarkEnd w:id="70"/>
     </w:p>
@@ -16829,7 +16913,7 @@
         <w:pStyle w:val="Descripcin"/>
         <w:jc w:val="center"/>
       </w:pPr>
-      <w:bookmarkStart w:id="71" w:name="_Toc231082348"/>
+      <w:bookmarkStart w:id="71" w:name="_Toc231082837"/>
       <w:r>
         <w:rPr>
           <w:sz w:val="20"/>
@@ -17187,7 +17271,13 @@
               <w:rPr>
                 <w:sz w:val="20"/>
               </w:rPr>
-              <w:t>Δ Cobre</w:t>
+              <w:t xml:space="preserve">Δ </w:t>
+            </w:r>
+            <w:r>
+              <w:rPr>
+                <w:sz w:val="20"/>
+              </w:rPr>
+              <w:t>Cobre</w:t>
             </w:r>
           </w:p>
         </w:tc>
@@ -18069,13 +18159,7 @@
               <w:rPr>
                 <w:sz w:val="20"/>
               </w:rPr>
-              <w:t xml:space="preserve">Δ </w:t>
-            </w:r>
-            <w:r>
-              <w:rPr>
-                <w:sz w:val="20"/>
-              </w:rPr>
-              <w:t>Actividad local</w:t>
+              <w:t>Δ Actividad local</w:t>
             </w:r>
           </w:p>
         </w:tc>
@@ -18214,7 +18298,7 @@
       <w:pPr>
         <w:pStyle w:val="Ttulo2"/>
       </w:pPr>
-      <w:bookmarkStart w:id="72" w:name="_Toc231082332"/>
+      <w:bookmarkStart w:id="72" w:name="_Toc231082821"/>
       <w:r>
         <w:t>Anexo C. Pruebas de raíz unitaria y orden de integración</w:t>
       </w:r>
@@ -18225,7 +18309,7 @@
         <w:pStyle w:val="Descripcin"/>
         <w:jc w:val="center"/>
       </w:pPr>
-      <w:bookmarkStart w:id="73" w:name="_Toc231082349"/>
+      <w:bookmarkStart w:id="73" w:name="_Toc231082838"/>
       <w:r>
         <w:rPr>
           <w:sz w:val="20"/>
@@ -18794,7 +18878,7 @@
       <w:pPr>
         <w:pStyle w:val="Ttulo2"/>
       </w:pPr>
-      <w:bookmarkStart w:id="74" w:name="_Toc231082333"/>
+      <w:bookmarkStart w:id="74" w:name="_Toc231082822"/>
       <w:r>
         <w:t>Anexo D. Resultados completos del modelo de panel</w:t>
       </w:r>
@@ -18804,7 +18888,7 @@
       <w:pPr>
         <w:pStyle w:val="Ttulo3"/>
       </w:pPr>
-      <w:bookmarkStart w:id="75" w:name="_Toc231082334"/>
+      <w:bookmarkStart w:id="75" w:name="_Toc231082823"/>
       <w:r>
         <w:t>D.1 Muestra B — cobre, mercado internacional</w:t>
       </w:r>
@@ -18815,7 +18899,7 @@
         <w:pStyle w:val="Descripcin"/>
         <w:jc w:val="center"/>
       </w:pPr>
-      <w:bookmarkStart w:id="76" w:name="_Toc231082350"/>
+      <w:bookmarkStart w:id="76" w:name="_Toc231082839"/>
       <w:r>
         <w:rPr>
           <w:sz w:val="20"/>
@@ -19628,7 +19712,7 @@
       <w:pPr>
         <w:pStyle w:val="Ttulo3"/>
       </w:pPr>
-      <w:bookmarkStart w:id="77" w:name="_Toc231082335"/>
+      <w:bookmarkStart w:id="77" w:name="_Toc231082824"/>
       <w:r>
         <w:t>D.2 Muestra A — cobre, mercado chileno (Pucobre)</w:t>
       </w:r>
@@ -19639,7 +19723,7 @@
         <w:pStyle w:val="Descripcin"/>
         <w:jc w:val="center"/>
       </w:pPr>
-      <w:bookmarkStart w:id="78" w:name="_Toc231082351"/>
+      <w:bookmarkStart w:id="78" w:name="_Toc231082840"/>
       <w:r>
         <w:rPr>
           <w:sz w:val="20"/>
@@ -20456,7 +20540,7 @@
       <w:pPr>
         <w:pStyle w:val="Ttulo3"/>
       </w:pPr>
-      <w:bookmarkStart w:id="79" w:name="_Toc231082336"/>
+      <w:bookmarkStart w:id="79" w:name="_Toc231082825"/>
       <w:r>
         <w:t xml:space="preserve">D.3 </w:t>
       </w:r>
@@ -20470,7 +20554,7 @@
         <w:pStyle w:val="Descripcin"/>
         <w:jc w:val="center"/>
       </w:pPr>
-      <w:bookmarkStart w:id="80" w:name="_Toc231082352"/>
+      <w:bookmarkStart w:id="80" w:name="_Toc231082841"/>
       <w:r>
         <w:rPr>
           <w:sz w:val="20"/>
@@ -21280,7 +21364,7 @@
       <w:pPr>
         <w:pStyle w:val="Ttulo2"/>
       </w:pPr>
-      <w:bookmarkStart w:id="81" w:name="_Toc231082337"/>
+      <w:bookmarkStart w:id="81" w:name="_Toc231082826"/>
       <w:r>
         <w:t xml:space="preserve">Anexo E. </w:t>
       </w:r>
@@ -21294,7 +21378,7 @@
         <w:pStyle w:val="Descripcin"/>
         <w:jc w:val="center"/>
       </w:pPr>
-      <w:bookmarkStart w:id="82" w:name="_Toc231082353"/>
+      <w:bookmarkStart w:id="82" w:name="_Toc231082842"/>
       <w:r>
         <w:rPr>
           <w:sz w:val="20"/>
@@ -21749,7 +21833,7 @@
       <w:pPr>
         <w:pStyle w:val="Ttulo2"/>
       </w:pPr>
-      <w:bookmarkStart w:id="83" w:name="_Toc231082338"/>
+      <w:bookmarkStart w:id="83" w:name="_Toc231082827"/>
       <w:r>
         <w:t>Anexo F. Descomposición de varianza (FEVD) por horizonte — muestra B</w:t>
       </w:r>
@@ -21760,7 +21844,7 @@
         <w:pStyle w:val="Descripcin"/>
         <w:jc w:val="center"/>
       </w:pPr>
-      <w:bookmarkStart w:id="84" w:name="_Toc231082354"/>
+      <w:bookmarkStart w:id="84" w:name="_Toc231082843"/>
       <w:r>
         <w:rPr>
           <w:sz w:val="20"/>
@@ -22321,7 +22405,7 @@
       <w:pPr>
         <w:pStyle w:val="Ttulo2"/>
       </w:pPr>
-      <w:bookmarkStart w:id="85" w:name="_Toc231082339"/>
+      <w:bookmarkStart w:id="85" w:name="_Toc231082828"/>
       <w:r>
         <w:t>Anexo G. Fuentes de datos</w:t>
       </w:r>
@@ -22332,7 +22416,7 @@
         <w:pStyle w:val="Descripcin"/>
         <w:jc w:val="center"/>
       </w:pPr>
-      <w:bookmarkStart w:id="86" w:name="_Toc231082355"/>
+      <w:bookmarkStart w:id="86" w:name="_Toc231082844"/>
       <w:r>
         <w:rPr>
           <w:sz w:val="20"/>
@@ -23126,7 +23210,7 @@
       <w:pPr>
         <w:pStyle w:val="Ttulo2"/>
       </w:pPr>
-      <w:bookmarkStart w:id="87" w:name="_Toc231082340"/>
+      <w:bookmarkStart w:id="87" w:name="_Toc231082829"/>
       <w:r>
         <w:lastRenderedPageBreak/>
         <w:t>Anexo H. Disponibilidad del código</w:t>
@@ -23145,7 +23229,7 @@
       <w:pPr>
         <w:pStyle w:val="Ttulo2"/>
       </w:pPr>
-      <w:bookmarkStart w:id="88" w:name="_Toc231082341"/>
+      <w:bookmarkStart w:id="88" w:name="_Toc231082830"/>
       <w:r>
         <w:t>Anexo I. Extensión predictiva: ¿explican o anticipan?</w:t>
       </w:r>
@@ -23170,7 +23254,7 @@
         <w:pStyle w:val="Descripcin"/>
         <w:jc w:val="center"/>
       </w:pPr>
-      <w:bookmarkStart w:id="89" w:name="_Toc231082356"/>
+      <w:bookmarkStart w:id="89" w:name="_Toc231082845"/>
       <w:r>
         <w:rPr>
           <w:sz w:val="20"/>
@@ -23772,7 +23856,7 @@
       <w:pPr>
         <w:pStyle w:val="Ttulo1"/>
       </w:pPr>
-      <w:bookmarkStart w:id="90" w:name="_Toc231082342"/>
+      <w:bookmarkStart w:id="90" w:name="_Toc231082831"/>
       <w:r>
         <w:lastRenderedPageBreak/>
         <w:t>Glosario de términos econométricos</w:t>
@@ -24362,31 +24446,31 @@
       </w:rPr>
     </w:lvl>
   </w:abstractNum>
-  <w:num w:numId="1" w16cid:durableId="1602879720">
+  <w:num w:numId="1" w16cid:durableId="565410877">
     <w:abstractNumId w:val="8"/>
   </w:num>
-  <w:num w:numId="2" w16cid:durableId="412431591">
+  <w:num w:numId="2" w16cid:durableId="1530217870">
     <w:abstractNumId w:val="6"/>
   </w:num>
-  <w:num w:numId="3" w16cid:durableId="384183837">
+  <w:num w:numId="3" w16cid:durableId="1201043398">
     <w:abstractNumId w:val="5"/>
   </w:num>
-  <w:num w:numId="4" w16cid:durableId="1053039108">
+  <w:num w:numId="4" w16cid:durableId="1386638853">
     <w:abstractNumId w:val="4"/>
   </w:num>
-  <w:num w:numId="5" w16cid:durableId="1508328494">
+  <w:num w:numId="5" w16cid:durableId="1047223215">
     <w:abstractNumId w:val="7"/>
   </w:num>
-  <w:num w:numId="6" w16cid:durableId="449207472">
+  <w:num w:numId="6" w16cid:durableId="1581406479">
     <w:abstractNumId w:val="3"/>
   </w:num>
-  <w:num w:numId="7" w16cid:durableId="1385450663">
+  <w:num w:numId="7" w16cid:durableId="1307710083">
     <w:abstractNumId w:val="2"/>
   </w:num>
-  <w:num w:numId="8" w16cid:durableId="892932886">
+  <w:num w:numId="8" w16cid:durableId="1945333727">
     <w:abstractNumId w:val="1"/>
   </w:num>
-  <w:num w:numId="9" w16cid:durableId="1207520874">
+  <w:num w:numId="9" w16cid:durableId="407121588">
     <w:abstractNumId w:val="0"/>
   </w:num>
 </w:numbering>
@@ -35778,7 +35862,7 @@
     <w:autoRedefine/>
     <w:uiPriority w:val="39"/>
     <w:unhideWhenUsed/>
-    <w:rsid w:val="00914A83"/>
+    <w:rsid w:val="00CA5D84"/>
     <w:pPr>
       <w:spacing w:after="100"/>
     </w:pPr>
@@ -35790,7 +35874,7 @@
     <w:autoRedefine/>
     <w:uiPriority w:val="39"/>
     <w:unhideWhenUsed/>
-    <w:rsid w:val="00914A83"/>
+    <w:rsid w:val="00CA5D84"/>
     <w:pPr>
       <w:spacing w:after="100"/>
       <w:ind w:left="240"/>
@@ -35803,7 +35887,7 @@
     <w:autoRedefine/>
     <w:uiPriority w:val="39"/>
     <w:unhideWhenUsed/>
-    <w:rsid w:val="00914A83"/>
+    <w:rsid w:val="00CA5D84"/>
     <w:pPr>
       <w:spacing w:after="100"/>
       <w:ind w:left="480"/>
@@ -35814,7 +35898,7 @@
     <w:basedOn w:val="Fuentedeprrafopredeter"/>
     <w:uiPriority w:val="99"/>
     <w:unhideWhenUsed/>
-    <w:rsid w:val="00914A83"/>
+    <w:rsid w:val="00CA5D84"/>
     <w:rPr>
       <w:color w:val="0000FF" w:themeColor="hyperlink"/>
       <w:u w:val="single"/>
@@ -35826,7 +35910,7 @@
     <w:next w:val="Normal"/>
     <w:uiPriority w:val="99"/>
     <w:unhideWhenUsed/>
-    <w:rsid w:val="00914A83"/>
+    <w:rsid w:val="00CA5D84"/>
     <w:pPr>
       <w:spacing w:after="0"/>
     </w:pPr>

--- a/outputs/Tesis_Francisco_Rietta.docx
+++ b/outputs/Tesis_Francisco_Rietta.docx
@@ -166,7 +166,7 @@
       <w:pPr>
         <w:pStyle w:val="Ttulo1"/>
       </w:pPr>
-      <w:bookmarkStart w:id="0" w:name="_Toc231083290"/>
+      <w:bookmarkStart w:id="0" w:name="_Toc231084567"/>
       <w:r>
         <w:lastRenderedPageBreak/>
         <w:t>Página de aprobación</w:t>
@@ -262,7 +262,7 @@
       <w:pPr>
         <w:pStyle w:val="Ttulo1"/>
       </w:pPr>
-      <w:bookmarkStart w:id="1" w:name="_Toc231083291"/>
+      <w:bookmarkStart w:id="1" w:name="_Toc231084568"/>
       <w:r>
         <w:lastRenderedPageBreak/>
         <w:t>Declaración de originalidad</w:t>
@@ -303,7 +303,7 @@
       <w:pPr>
         <w:pStyle w:val="Ttulo1"/>
       </w:pPr>
-      <w:bookmarkStart w:id="2" w:name="_Toc231083292"/>
+      <w:bookmarkStart w:id="2" w:name="_Toc231084569"/>
       <w:r>
         <w:lastRenderedPageBreak/>
         <w:t>Dedicatoria</w:t>
@@ -333,7 +333,7 @@
       <w:pPr>
         <w:pStyle w:val="Ttulo1"/>
       </w:pPr>
-      <w:bookmarkStart w:id="3" w:name="_Toc231083293"/>
+      <w:bookmarkStart w:id="3" w:name="_Toc231084570"/>
       <w:r>
         <w:lastRenderedPageBreak/>
         <w:t>Agradecimientos</w:t>
@@ -359,7 +359,7 @@
       <w:pPr>
         <w:pStyle w:val="Ttulo1"/>
       </w:pPr>
-      <w:bookmarkStart w:id="4" w:name="_Toc231083294"/>
+      <w:bookmarkStart w:id="4" w:name="_Toc231084571"/>
       <w:r>
         <w:lastRenderedPageBreak/>
         <w:t>Resumen</w:t>
@@ -397,7 +397,7 @@
       <w:pPr>
         <w:pStyle w:val="Ttulo1"/>
       </w:pPr>
-      <w:bookmarkStart w:id="5" w:name="_Toc231083295"/>
+      <w:bookmarkStart w:id="5" w:name="_Toc231084572"/>
       <w:r>
         <w:lastRenderedPageBreak/>
         <w:t>Abstract</w:t>
@@ -432,7 +432,7 @@
       <w:pPr>
         <w:pStyle w:val="Ttulo1"/>
       </w:pPr>
-      <w:bookmarkStart w:id="6" w:name="_Toc231083296"/>
+      <w:bookmarkStart w:id="6" w:name="_Toc231084573"/>
       <w:r>
         <w:lastRenderedPageBreak/>
         <w:t>Índice general</w:t>
@@ -464,7 +464,7 @@
       <w:r>
         <w:fldChar w:fldCharType="separate"/>
       </w:r>
-      <w:hyperlink w:anchor="_Toc231083290" w:history="1">
+      <w:hyperlink w:anchor="_Toc231084567" w:history="1">
         <w:r>
           <w:rPr>
             <w:rStyle w:val="Hipervnculo"/>
@@ -491,7 +491,7 @@
             <w:noProof/>
             <w:webHidden/>
           </w:rPr>
-          <w:instrText xml:space="preserve"> PAGEREF _Toc231083290 \h </w:instrText>
+          <w:instrText xml:space="preserve"> PAGEREF _Toc231084567 \h </w:instrText>
         </w:r>
         <w:r>
           <w:rPr>
@@ -538,7 +538,7 @@
           <w14:ligatures w14:val="standardContextual"/>
         </w:rPr>
       </w:pPr>
-      <w:hyperlink w:anchor="_Toc231083291" w:history="1">
+      <w:hyperlink w:anchor="_Toc231084568" w:history="1">
         <w:r>
           <w:rPr>
             <w:rStyle w:val="Hipervnculo"/>
@@ -565,7 +565,7 @@
             <w:noProof/>
             <w:webHidden/>
           </w:rPr>
-          <w:instrText xml:space="preserve"> PAGEREF _Toc231083291 \h </w:instrText>
+          <w:instrText xml:space="preserve"> PAGEREF _Toc231084568 \h </w:instrText>
         </w:r>
         <w:r>
           <w:rPr>
@@ -612,7 +612,7 @@
           <w14:ligatures w14:val="standardContextual"/>
         </w:rPr>
       </w:pPr>
-      <w:hyperlink w:anchor="_Toc231083292" w:history="1">
+      <w:hyperlink w:anchor="_Toc231084569" w:history="1">
         <w:r>
           <w:rPr>
             <w:rStyle w:val="Hipervnculo"/>
@@ -639,7 +639,7 @@
             <w:noProof/>
             <w:webHidden/>
           </w:rPr>
-          <w:instrText xml:space="preserve"> PAGEREF _Toc231083292 \h </w:instrText>
+          <w:instrText xml:space="preserve"> PAGEREF _Toc231084569 \h </w:instrText>
         </w:r>
         <w:r>
           <w:rPr>
@@ -686,7 +686,7 @@
           <w14:ligatures w14:val="standardContextual"/>
         </w:rPr>
       </w:pPr>
-      <w:hyperlink w:anchor="_Toc231083293" w:history="1">
+      <w:hyperlink w:anchor="_Toc231084570" w:history="1">
         <w:r>
           <w:rPr>
             <w:rStyle w:val="Hipervnculo"/>
@@ -713,7 +713,7 @@
             <w:noProof/>
             <w:webHidden/>
           </w:rPr>
-          <w:instrText xml:space="preserve"> PAGEREF _Toc231083293 \h </w:instrText>
+          <w:instrText xml:space="preserve"> PAGEREF _Toc231084570 \h </w:instrText>
         </w:r>
         <w:r>
           <w:rPr>
@@ -760,7 +760,7 @@
           <w14:ligatures w14:val="standardContextual"/>
         </w:rPr>
       </w:pPr>
-      <w:hyperlink w:anchor="_Toc231083294" w:history="1">
+      <w:hyperlink w:anchor="_Toc231084571" w:history="1">
         <w:r>
           <w:rPr>
             <w:rStyle w:val="Hipervnculo"/>
@@ -787,7 +787,7 @@
             <w:noProof/>
             <w:webHidden/>
           </w:rPr>
-          <w:instrText xml:space="preserve"> PAGEREF _Toc231083294 \h </w:instrText>
+          <w:instrText xml:space="preserve"> PAGEREF _Toc231084571 \h </w:instrText>
         </w:r>
         <w:r>
           <w:rPr>
@@ -834,7 +834,7 @@
           <w14:ligatures w14:val="standardContextual"/>
         </w:rPr>
       </w:pPr>
-      <w:hyperlink w:anchor="_Toc231083295" w:history="1">
+      <w:hyperlink w:anchor="_Toc231084572" w:history="1">
         <w:r>
           <w:rPr>
             <w:rStyle w:val="Hipervnculo"/>
@@ -861,7 +861,7 @@
             <w:noProof/>
             <w:webHidden/>
           </w:rPr>
-          <w:instrText xml:space="preserve"> PAGEREF _Toc231083295 \h </w:instrText>
+          <w:instrText xml:space="preserve"> PAGEREF _Toc231084572 \h </w:instrText>
         </w:r>
         <w:r>
           <w:rPr>
@@ -908,7 +908,7 @@
           <w14:ligatures w14:val="standardContextual"/>
         </w:rPr>
       </w:pPr>
-      <w:hyperlink w:anchor="_Toc231083296" w:history="1">
+      <w:hyperlink w:anchor="_Toc231084573" w:history="1">
         <w:r>
           <w:rPr>
             <w:rStyle w:val="Hipervnculo"/>
@@ -935,7 +935,7 @@
             <w:noProof/>
             <w:webHidden/>
           </w:rPr>
-          <w:instrText xml:space="preserve"> PAGEREF _Toc231083296 \h </w:instrText>
+          <w:instrText xml:space="preserve"> PAGEREF _Toc231084573 \h </w:instrText>
         </w:r>
         <w:r>
           <w:rPr>
@@ -982,7 +982,7 @@
           <w14:ligatures w14:val="standardContextual"/>
         </w:rPr>
       </w:pPr>
-      <w:hyperlink w:anchor="_Toc231083297" w:history="1">
+      <w:hyperlink w:anchor="_Toc231084574" w:history="1">
         <w:r>
           <w:rPr>
             <w:rStyle w:val="Hipervnculo"/>
@@ -1009,7 +1009,7 @@
             <w:noProof/>
             <w:webHidden/>
           </w:rPr>
-          <w:instrText xml:space="preserve"> PAGEREF _Toc231083297 \h </w:instrText>
+          <w:instrText xml:space="preserve"> PAGEREF _Toc231084574 \h </w:instrText>
         </w:r>
         <w:r>
           <w:rPr>
@@ -1056,7 +1056,7 @@
           <w14:ligatures w14:val="standardContextual"/>
         </w:rPr>
       </w:pPr>
-      <w:hyperlink w:anchor="_Toc231083298" w:history="1">
+      <w:hyperlink w:anchor="_Toc231084575" w:history="1">
         <w:r>
           <w:rPr>
             <w:rStyle w:val="Hipervnculo"/>
@@ -1083,7 +1083,7 @@
             <w:noProof/>
             <w:webHidden/>
           </w:rPr>
-          <w:instrText xml:space="preserve"> PAGEREF _Toc231083298 \h </w:instrText>
+          <w:instrText xml:space="preserve"> PAGEREF _Toc231084575 \h </w:instrText>
         </w:r>
         <w:r>
           <w:rPr>
@@ -1130,7 +1130,7 @@
           <w14:ligatures w14:val="standardContextual"/>
         </w:rPr>
       </w:pPr>
-      <w:hyperlink w:anchor="_Toc231083299" w:history="1">
+      <w:hyperlink w:anchor="_Toc231084576" w:history="1">
         <w:r>
           <w:rPr>
             <w:rStyle w:val="Hipervnculo"/>
@@ -1157,7 +1157,7 @@
             <w:noProof/>
             <w:webHidden/>
           </w:rPr>
-          <w:instrText xml:space="preserve"> PAGEREF _Toc231083299 \h </w:instrText>
+          <w:instrText xml:space="preserve"> PAGEREF _Toc231084576 \h </w:instrText>
         </w:r>
         <w:r>
           <w:rPr>
@@ -1204,7 +1204,7 @@
           <w14:ligatures w14:val="standardContextual"/>
         </w:rPr>
       </w:pPr>
-      <w:hyperlink w:anchor="_Toc231083300" w:history="1">
+      <w:hyperlink w:anchor="_Toc231084577" w:history="1">
         <w:r>
           <w:rPr>
             <w:rStyle w:val="Hipervnculo"/>
@@ -1231,7 +1231,7 @@
             <w:noProof/>
             <w:webHidden/>
           </w:rPr>
-          <w:instrText xml:space="preserve"> PAGEREF _Toc231083300 \h </w:instrText>
+          <w:instrText xml:space="preserve"> PAGEREF _Toc231084577 \h </w:instrText>
         </w:r>
         <w:r>
           <w:rPr>
@@ -1278,7 +1278,7 @@
           <w14:ligatures w14:val="standardContextual"/>
         </w:rPr>
       </w:pPr>
-      <w:hyperlink w:anchor="_Toc231083301" w:history="1">
+      <w:hyperlink w:anchor="_Toc231084578" w:history="1">
         <w:r>
           <w:rPr>
             <w:rStyle w:val="Hipervnculo"/>
@@ -1305,7 +1305,7 @@
             <w:noProof/>
             <w:webHidden/>
           </w:rPr>
-          <w:instrText xml:space="preserve"> PAGEREF _Toc231083301 \h </w:instrText>
+          <w:instrText xml:space="preserve"> PAGEREF _Toc231084578 \h </w:instrText>
         </w:r>
         <w:r>
           <w:rPr>
@@ -1352,7 +1352,7 @@
           <w14:ligatures w14:val="standardContextual"/>
         </w:rPr>
       </w:pPr>
-      <w:hyperlink w:anchor="_Toc231083302" w:history="1">
+      <w:hyperlink w:anchor="_Toc231084579" w:history="1">
         <w:r>
           <w:rPr>
             <w:rStyle w:val="Hipervnculo"/>
@@ -1379,7 +1379,7 @@
             <w:noProof/>
             <w:webHidden/>
           </w:rPr>
-          <w:instrText xml:space="preserve"> PAGEREF _Toc231083302 \h </w:instrText>
+          <w:instrText xml:space="preserve"> PAGEREF _Toc231084579 \h </w:instrText>
         </w:r>
         <w:r>
           <w:rPr>
@@ -1426,7 +1426,7 @@
           <w14:ligatures w14:val="standardContextual"/>
         </w:rPr>
       </w:pPr>
-      <w:hyperlink w:anchor="_Toc231083303" w:history="1">
+      <w:hyperlink w:anchor="_Toc231084580" w:history="1">
         <w:r>
           <w:rPr>
             <w:rStyle w:val="Hipervnculo"/>
@@ -1453,7 +1453,7 @@
             <w:noProof/>
             <w:webHidden/>
           </w:rPr>
-          <w:instrText xml:space="preserve"> PAGEREF _Toc231083303 \h </w:instrText>
+          <w:instrText xml:space="preserve"> PAGEREF _Toc231084580 \h </w:instrText>
         </w:r>
         <w:r>
           <w:rPr>
@@ -1500,7 +1500,7 @@
           <w14:ligatures w14:val="standardContextual"/>
         </w:rPr>
       </w:pPr>
-      <w:hyperlink w:anchor="_Toc231083304" w:history="1">
+      <w:hyperlink w:anchor="_Toc231084581" w:history="1">
         <w:r>
           <w:rPr>
             <w:rStyle w:val="Hipervnculo"/>
@@ -1527,7 +1527,7 @@
             <w:noProof/>
             <w:webHidden/>
           </w:rPr>
-          <w:instrText xml:space="preserve"> PAGEREF _Toc231083304 \h </w:instrText>
+          <w:instrText xml:space="preserve"> PAGEREF _Toc231084581 \h </w:instrText>
         </w:r>
         <w:r>
           <w:rPr>
@@ -1574,7 +1574,7 @@
           <w14:ligatures w14:val="standardContextual"/>
         </w:rPr>
       </w:pPr>
-      <w:hyperlink w:anchor="_Toc231083305" w:history="1">
+      <w:hyperlink w:anchor="_Toc231084582" w:history="1">
         <w:r>
           <w:rPr>
             <w:rStyle w:val="Hipervnculo"/>
@@ -1601,7 +1601,7 @@
             <w:noProof/>
             <w:webHidden/>
           </w:rPr>
-          <w:instrText xml:space="preserve"> PAGEREF _Toc231083305 \h </w:instrText>
+          <w:instrText xml:space="preserve"> PAGEREF _Toc231084582 \h </w:instrText>
         </w:r>
         <w:r>
           <w:rPr>
@@ -1648,7 +1648,7 @@
           <w14:ligatures w14:val="standardContextual"/>
         </w:rPr>
       </w:pPr>
-      <w:hyperlink w:anchor="_Toc231083306" w:history="1">
+      <w:hyperlink w:anchor="_Toc231084583" w:history="1">
         <w:r>
           <w:rPr>
             <w:rStyle w:val="Hipervnculo"/>
@@ -1675,7 +1675,7 @@
             <w:noProof/>
             <w:webHidden/>
           </w:rPr>
-          <w:instrText xml:space="preserve"> PAGEREF _Toc231083306 \h </w:instrText>
+          <w:instrText xml:space="preserve"> PAGEREF _Toc231084583 \h </w:instrText>
         </w:r>
         <w:r>
           <w:rPr>
@@ -1722,7 +1722,7 @@
           <w14:ligatures w14:val="standardContextual"/>
         </w:rPr>
       </w:pPr>
-      <w:hyperlink w:anchor="_Toc231083307" w:history="1">
+      <w:hyperlink w:anchor="_Toc231084584" w:history="1">
         <w:r>
           <w:rPr>
             <w:rStyle w:val="Hipervnculo"/>
@@ -1749,7 +1749,7 @@
             <w:noProof/>
             <w:webHidden/>
           </w:rPr>
-          <w:instrText xml:space="preserve"> PAGEREF _Toc231083307 \h </w:instrText>
+          <w:instrText xml:space="preserve"> PAGEREF _Toc231084584 \h </w:instrText>
         </w:r>
         <w:r>
           <w:rPr>
@@ -1796,7 +1796,7 @@
           <w14:ligatures w14:val="standardContextual"/>
         </w:rPr>
       </w:pPr>
-      <w:hyperlink w:anchor="_Toc231083308" w:history="1">
+      <w:hyperlink w:anchor="_Toc231084585" w:history="1">
         <w:r>
           <w:rPr>
             <w:rStyle w:val="Hipervnculo"/>
@@ -1823,7 +1823,7 @@
             <w:noProof/>
             <w:webHidden/>
           </w:rPr>
-          <w:instrText xml:space="preserve"> PAGEREF _Toc231083308 \h </w:instrText>
+          <w:instrText xml:space="preserve"> PAGEREF _Toc231084585 \h </w:instrText>
         </w:r>
         <w:r>
           <w:rPr>
@@ -1870,7 +1870,7 @@
           <w14:ligatures w14:val="standardContextual"/>
         </w:rPr>
       </w:pPr>
-      <w:hyperlink w:anchor="_Toc231083309" w:history="1">
+      <w:hyperlink w:anchor="_Toc231084586" w:history="1">
         <w:r>
           <w:rPr>
             <w:rStyle w:val="Hipervnculo"/>
@@ -1897,7 +1897,7 @@
             <w:noProof/>
             <w:webHidden/>
           </w:rPr>
-          <w:instrText xml:space="preserve"> PAGEREF _Toc231083309 \h </w:instrText>
+          <w:instrText xml:space="preserve"> PAGEREF _Toc231084586 \h </w:instrText>
         </w:r>
         <w:r>
           <w:rPr>
@@ -1944,7 +1944,7 @@
           <w14:ligatures w14:val="standardContextual"/>
         </w:rPr>
       </w:pPr>
-      <w:hyperlink w:anchor="_Toc231083310" w:history="1">
+      <w:hyperlink w:anchor="_Toc231084587" w:history="1">
         <w:r>
           <w:rPr>
             <w:rStyle w:val="Hipervnculo"/>
@@ -1971,7 +1971,7 @@
             <w:noProof/>
             <w:webHidden/>
           </w:rPr>
-          <w:instrText xml:space="preserve"> PAGEREF _Toc231083310 \h </w:instrText>
+          <w:instrText xml:space="preserve"> PAGEREF _Toc231084587 \h </w:instrText>
         </w:r>
         <w:r>
           <w:rPr>
@@ -2018,7 +2018,7 @@
           <w14:ligatures w14:val="standardContextual"/>
         </w:rPr>
       </w:pPr>
-      <w:hyperlink w:anchor="_Toc231083311" w:history="1">
+      <w:hyperlink w:anchor="_Toc231084588" w:history="1">
         <w:r>
           <w:rPr>
             <w:rStyle w:val="Hipervnculo"/>
@@ -2045,7 +2045,7 @@
             <w:noProof/>
             <w:webHidden/>
           </w:rPr>
-          <w:instrText xml:space="preserve"> PAGEREF _Toc231083311 \h </w:instrText>
+          <w:instrText xml:space="preserve"> PAGEREF _Toc231084588 \h </w:instrText>
         </w:r>
         <w:r>
           <w:rPr>
@@ -2092,7 +2092,7 @@
           <w14:ligatures w14:val="standardContextual"/>
         </w:rPr>
       </w:pPr>
-      <w:hyperlink w:anchor="_Toc231083312" w:history="1">
+      <w:hyperlink w:anchor="_Toc231084589" w:history="1">
         <w:r>
           <w:rPr>
             <w:rStyle w:val="Hipervnculo"/>
@@ -2119,7 +2119,7 @@
             <w:noProof/>
             <w:webHidden/>
           </w:rPr>
-          <w:instrText xml:space="preserve"> PAGEREF _Toc231083312 \h </w:instrText>
+          <w:instrText xml:space="preserve"> PAGEREF _Toc231084589 \h </w:instrText>
         </w:r>
         <w:r>
           <w:rPr>
@@ -2166,7 +2166,7 @@
           <w14:ligatures w14:val="standardContextual"/>
         </w:rPr>
       </w:pPr>
-      <w:hyperlink w:anchor="_Toc231083313" w:history="1">
+      <w:hyperlink w:anchor="_Toc231084590" w:history="1">
         <w:r>
           <w:rPr>
             <w:rStyle w:val="Hipervnculo"/>
@@ -2193,7 +2193,7 @@
             <w:noProof/>
             <w:webHidden/>
           </w:rPr>
-          <w:instrText xml:space="preserve"> PAGEREF _Toc231083313 \h </w:instrText>
+          <w:instrText xml:space="preserve"> PAGEREF _Toc231084590 \h </w:instrText>
         </w:r>
         <w:r>
           <w:rPr>
@@ -2240,7 +2240,7 @@
           <w14:ligatures w14:val="standardContextual"/>
         </w:rPr>
       </w:pPr>
-      <w:hyperlink w:anchor="_Toc231083314" w:history="1">
+      <w:hyperlink w:anchor="_Toc231084591" w:history="1">
         <w:r>
           <w:rPr>
             <w:rStyle w:val="Hipervnculo"/>
@@ -2267,7 +2267,7 @@
             <w:noProof/>
             <w:webHidden/>
           </w:rPr>
-          <w:instrText xml:space="preserve"> PAGEREF _Toc231083314 \h </w:instrText>
+          <w:instrText xml:space="preserve"> PAGEREF _Toc231084591 \h </w:instrText>
         </w:r>
         <w:r>
           <w:rPr>
@@ -2314,7 +2314,7 @@
           <w14:ligatures w14:val="standardContextual"/>
         </w:rPr>
       </w:pPr>
-      <w:hyperlink w:anchor="_Toc231083315" w:history="1">
+      <w:hyperlink w:anchor="_Toc231084592" w:history="1">
         <w:r>
           <w:rPr>
             <w:rStyle w:val="Hipervnculo"/>
@@ -2341,7 +2341,7 @@
             <w:noProof/>
             <w:webHidden/>
           </w:rPr>
-          <w:instrText xml:space="preserve"> PAGEREF _Toc231083315 \h </w:instrText>
+          <w:instrText xml:space="preserve"> PAGEREF _Toc231084592 \h </w:instrText>
         </w:r>
         <w:r>
           <w:rPr>
@@ -2388,7 +2388,7 @@
           <w14:ligatures w14:val="standardContextual"/>
         </w:rPr>
       </w:pPr>
-      <w:hyperlink w:anchor="_Toc231083316" w:history="1">
+      <w:hyperlink w:anchor="_Toc231084593" w:history="1">
         <w:r>
           <w:rPr>
             <w:rStyle w:val="Hipervnculo"/>
@@ -2415,7 +2415,7 @@
             <w:noProof/>
             <w:webHidden/>
           </w:rPr>
-          <w:instrText xml:space="preserve"> PAGEREF _Toc231083316 \h </w:instrText>
+          <w:instrText xml:space="preserve"> PAGEREF _Toc231084593 \h </w:instrText>
         </w:r>
         <w:r>
           <w:rPr>
@@ -2462,7 +2462,7 @@
           <w14:ligatures w14:val="standardContextual"/>
         </w:rPr>
       </w:pPr>
-      <w:hyperlink w:anchor="_Toc231083317" w:history="1">
+      <w:hyperlink w:anchor="_Toc231084594" w:history="1">
         <w:r>
           <w:rPr>
             <w:rStyle w:val="Hipervnculo"/>
@@ -2489,7 +2489,7 @@
             <w:noProof/>
             <w:webHidden/>
           </w:rPr>
-          <w:instrText xml:space="preserve"> PAGEREF _Toc231083317 \h </w:instrText>
+          <w:instrText xml:space="preserve"> PAGEREF _Toc231084594 \h </w:instrText>
         </w:r>
         <w:r>
           <w:rPr>
@@ -2536,7 +2536,7 @@
           <w14:ligatures w14:val="standardContextual"/>
         </w:rPr>
       </w:pPr>
-      <w:hyperlink w:anchor="_Toc231083318" w:history="1">
+      <w:hyperlink w:anchor="_Toc231084595" w:history="1">
         <w:r>
           <w:rPr>
             <w:rStyle w:val="Hipervnculo"/>
@@ -2563,7 +2563,7 @@
             <w:noProof/>
             <w:webHidden/>
           </w:rPr>
-          <w:instrText xml:space="preserve"> PAGEREF _Toc231083318 \h </w:instrText>
+          <w:instrText xml:space="preserve"> PAGEREF _Toc231084595 \h </w:instrText>
         </w:r>
         <w:r>
           <w:rPr>
@@ -2610,7 +2610,7 @@
           <w14:ligatures w14:val="standardContextual"/>
         </w:rPr>
       </w:pPr>
-      <w:hyperlink w:anchor="_Toc231083319" w:history="1">
+      <w:hyperlink w:anchor="_Toc231084596" w:history="1">
         <w:r>
           <w:rPr>
             <w:rStyle w:val="Hipervnculo"/>
@@ -2637,7 +2637,7 @@
             <w:noProof/>
             <w:webHidden/>
           </w:rPr>
-          <w:instrText xml:space="preserve"> PAGEREF _Toc231083319 \h </w:instrText>
+          <w:instrText xml:space="preserve"> PAGEREF _Toc231084596 \h </w:instrText>
         </w:r>
         <w:r>
           <w:rPr>
@@ -2684,7 +2684,7 @@
           <w14:ligatures w14:val="standardContextual"/>
         </w:rPr>
       </w:pPr>
-      <w:hyperlink w:anchor="_Toc231083320" w:history="1">
+      <w:hyperlink w:anchor="_Toc231084597" w:history="1">
         <w:r>
           <w:rPr>
             <w:rStyle w:val="Hipervnculo"/>
@@ -2711,7 +2711,7 @@
             <w:noProof/>
             <w:webHidden/>
           </w:rPr>
-          <w:instrText xml:space="preserve"> PAGEREF _Toc231083320 \h </w:instrText>
+          <w:instrText xml:space="preserve"> PAGEREF _Toc231084597 \h </w:instrText>
         </w:r>
         <w:r>
           <w:rPr>
@@ -2758,7 +2758,7 @@
           <w14:ligatures w14:val="standardContextual"/>
         </w:rPr>
       </w:pPr>
-      <w:hyperlink w:anchor="_Toc231083321" w:history="1">
+      <w:hyperlink w:anchor="_Toc231084598" w:history="1">
         <w:r>
           <w:rPr>
             <w:rStyle w:val="Hipervnculo"/>
@@ -2785,7 +2785,7 @@
             <w:noProof/>
             <w:webHidden/>
           </w:rPr>
-          <w:instrText xml:space="preserve"> PAGEREF _Toc231083321 \h </w:instrText>
+          <w:instrText xml:space="preserve"> PAGEREF _Toc231084598 \h </w:instrText>
         </w:r>
         <w:r>
           <w:rPr>
@@ -2832,7 +2832,7 @@
           <w14:ligatures w14:val="standardContextual"/>
         </w:rPr>
       </w:pPr>
-      <w:hyperlink w:anchor="_Toc231083322" w:history="1">
+      <w:hyperlink w:anchor="_Toc231084599" w:history="1">
         <w:r>
           <w:rPr>
             <w:rStyle w:val="Hipervnculo"/>
@@ -2859,7 +2859,7 @@
             <w:noProof/>
             <w:webHidden/>
           </w:rPr>
-          <w:instrText xml:space="preserve"> PAGEREF _Toc231083322 \h </w:instrText>
+          <w:instrText xml:space="preserve"> PAGEREF _Toc231084599 \h </w:instrText>
         </w:r>
         <w:r>
           <w:rPr>
@@ -2906,7 +2906,7 @@
           <w14:ligatures w14:val="standardContextual"/>
         </w:rPr>
       </w:pPr>
-      <w:hyperlink w:anchor="_Toc231083323" w:history="1">
+      <w:hyperlink w:anchor="_Toc231084600" w:history="1">
         <w:r>
           <w:rPr>
             <w:rStyle w:val="Hipervnculo"/>
@@ -2933,7 +2933,7 @@
             <w:noProof/>
             <w:webHidden/>
           </w:rPr>
-          <w:instrText xml:space="preserve"> PAGEREF _Toc231083323 \h </w:instrText>
+          <w:instrText xml:space="preserve"> PAGEREF _Toc231084600 \h </w:instrText>
         </w:r>
         <w:r>
           <w:rPr>
@@ -2980,7 +2980,7 @@
           <w14:ligatures w14:val="standardContextual"/>
         </w:rPr>
       </w:pPr>
-      <w:hyperlink w:anchor="_Toc231083324" w:history="1">
+      <w:hyperlink w:anchor="_Toc231084601" w:history="1">
         <w:r>
           <w:rPr>
             <w:rStyle w:val="Hipervnculo"/>
@@ -3007,7 +3007,7 @@
             <w:noProof/>
             <w:webHidden/>
           </w:rPr>
-          <w:instrText xml:space="preserve"> PAGEREF _Toc231083324 \h </w:instrText>
+          <w:instrText xml:space="preserve"> PAGEREF _Toc231084601 \h </w:instrText>
         </w:r>
         <w:r>
           <w:rPr>
@@ -3054,7 +3054,7 @@
           <w14:ligatures w14:val="standardContextual"/>
         </w:rPr>
       </w:pPr>
-      <w:hyperlink w:anchor="_Toc231083325" w:history="1">
+      <w:hyperlink w:anchor="_Toc231084602" w:history="1">
         <w:r>
           <w:rPr>
             <w:rStyle w:val="Hipervnculo"/>
@@ -3081,7 +3081,7 @@
             <w:noProof/>
             <w:webHidden/>
           </w:rPr>
-          <w:instrText xml:space="preserve"> PAGEREF _Toc231083325 \h </w:instrText>
+          <w:instrText xml:space="preserve"> PAGEREF _Toc231084602 \h </w:instrText>
         </w:r>
         <w:r>
           <w:rPr>
@@ -3128,7 +3128,7 @@
           <w14:ligatures w14:val="standardContextual"/>
         </w:rPr>
       </w:pPr>
-      <w:hyperlink w:anchor="_Toc231083326" w:history="1">
+      <w:hyperlink w:anchor="_Toc231084603" w:history="1">
         <w:r>
           <w:rPr>
             <w:rStyle w:val="Hipervnculo"/>
@@ -3155,7 +3155,7 @@
             <w:noProof/>
             <w:webHidden/>
           </w:rPr>
-          <w:instrText xml:space="preserve"> PAGEREF _Toc231083326 \h </w:instrText>
+          <w:instrText xml:space="preserve"> PAGEREF _Toc231084603 \h </w:instrText>
         </w:r>
         <w:r>
           <w:rPr>
@@ -3202,7 +3202,7 @@
           <w14:ligatures w14:val="standardContextual"/>
         </w:rPr>
       </w:pPr>
-      <w:hyperlink w:anchor="_Toc231083327" w:history="1">
+      <w:hyperlink w:anchor="_Toc231084604" w:history="1">
         <w:r>
           <w:rPr>
             <w:rStyle w:val="Hipervnculo"/>
@@ -3229,7 +3229,7 @@
             <w:noProof/>
             <w:webHidden/>
           </w:rPr>
-          <w:instrText xml:space="preserve"> PAGEREF _Toc231083327 \h </w:instrText>
+          <w:instrText xml:space="preserve"> PAGEREF _Toc231084604 \h </w:instrText>
         </w:r>
         <w:r>
           <w:rPr>
@@ -3276,7 +3276,7 @@
           <w14:ligatures w14:val="standardContextual"/>
         </w:rPr>
       </w:pPr>
-      <w:hyperlink w:anchor="_Toc231083328" w:history="1">
+      <w:hyperlink w:anchor="_Toc231084605" w:history="1">
         <w:r>
           <w:rPr>
             <w:rStyle w:val="Hipervnculo"/>
@@ -3303,7 +3303,7 @@
             <w:noProof/>
             <w:webHidden/>
           </w:rPr>
-          <w:instrText xml:space="preserve"> PAGEREF _Toc231083328 \h </w:instrText>
+          <w:instrText xml:space="preserve"> PAGEREF _Toc231084605 \h </w:instrText>
         </w:r>
         <w:r>
           <w:rPr>
@@ -3350,7 +3350,7 @@
           <w14:ligatures w14:val="standardContextual"/>
         </w:rPr>
       </w:pPr>
-      <w:hyperlink w:anchor="_Toc231083329" w:history="1">
+      <w:hyperlink w:anchor="_Toc231084606" w:history="1">
         <w:r>
           <w:rPr>
             <w:rStyle w:val="Hipervnculo"/>
@@ -3377,7 +3377,7 @@
             <w:noProof/>
             <w:webHidden/>
           </w:rPr>
-          <w:instrText xml:space="preserve"> PAGEREF _Toc231083329 \h </w:instrText>
+          <w:instrText xml:space="preserve"> PAGEREF _Toc231084606 \h </w:instrText>
         </w:r>
         <w:r>
           <w:rPr>
@@ -3424,7 +3424,7 @@
           <w14:ligatures w14:val="standardContextual"/>
         </w:rPr>
       </w:pPr>
-      <w:hyperlink w:anchor="_Toc231083330" w:history="1">
+      <w:hyperlink w:anchor="_Toc231084607" w:history="1">
         <w:r>
           <w:rPr>
             <w:rStyle w:val="Hipervnculo"/>
@@ -3451,7 +3451,7 @@
             <w:noProof/>
             <w:webHidden/>
           </w:rPr>
-          <w:instrText xml:space="preserve"> PAGEREF _Toc231083330 \h </w:instrText>
+          <w:instrText xml:space="preserve"> PAGEREF _Toc231084607 \h </w:instrText>
         </w:r>
         <w:r>
           <w:rPr>
@@ -3498,7 +3498,7 @@
           <w14:ligatures w14:val="standardContextual"/>
         </w:rPr>
       </w:pPr>
-      <w:hyperlink w:anchor="_Toc231083331" w:history="1">
+      <w:hyperlink w:anchor="_Toc231084608" w:history="1">
         <w:r>
           <w:rPr>
             <w:rStyle w:val="Hipervnculo"/>
@@ -3525,7 +3525,7 @@
             <w:noProof/>
             <w:webHidden/>
           </w:rPr>
-          <w:instrText xml:space="preserve"> PAGEREF _Toc231083331 \h </w:instrText>
+          <w:instrText xml:space="preserve"> PAGEREF _Toc231084608 \h </w:instrText>
         </w:r>
         <w:r>
           <w:rPr>
@@ -3572,7 +3572,7 @@
           <w14:ligatures w14:val="standardContextual"/>
         </w:rPr>
       </w:pPr>
-      <w:hyperlink w:anchor="_Toc231083332" w:history="1">
+      <w:hyperlink w:anchor="_Toc231084609" w:history="1">
         <w:r>
           <w:rPr>
             <w:rStyle w:val="Hipervnculo"/>
@@ -3599,7 +3599,7 @@
             <w:noProof/>
             <w:webHidden/>
           </w:rPr>
-          <w:instrText xml:space="preserve"> PAGEREF _Toc231083332 \h </w:instrText>
+          <w:instrText xml:space="preserve"> PAGEREF _Toc231084609 \h </w:instrText>
         </w:r>
         <w:r>
           <w:rPr>
@@ -3646,7 +3646,7 @@
           <w14:ligatures w14:val="standardContextual"/>
         </w:rPr>
       </w:pPr>
-      <w:hyperlink w:anchor="_Toc231083333" w:history="1">
+      <w:hyperlink w:anchor="_Toc231084610" w:history="1">
         <w:r>
           <w:rPr>
             <w:rStyle w:val="Hipervnculo"/>
@@ -3673,7 +3673,7 @@
             <w:noProof/>
             <w:webHidden/>
           </w:rPr>
-          <w:instrText xml:space="preserve"> PAGEREF _Toc231083333 \h </w:instrText>
+          <w:instrText xml:space="preserve"> PAGEREF _Toc231084610 \h </w:instrText>
         </w:r>
         <w:r>
           <w:rPr>
@@ -3720,7 +3720,7 @@
           <w14:ligatures w14:val="standardContextual"/>
         </w:rPr>
       </w:pPr>
-      <w:hyperlink w:anchor="_Toc231083334" w:history="1">
+      <w:hyperlink w:anchor="_Toc231084611" w:history="1">
         <w:r>
           <w:rPr>
             <w:rStyle w:val="Hipervnculo"/>
@@ -3747,7 +3747,7 @@
             <w:noProof/>
             <w:webHidden/>
           </w:rPr>
-          <w:instrText xml:space="preserve"> PAGEREF _Toc231083334 \h </w:instrText>
+          <w:instrText xml:space="preserve"> PAGEREF _Toc231084611 \h </w:instrText>
         </w:r>
         <w:r>
           <w:rPr>
@@ -3794,7 +3794,7 @@
           <w14:ligatures w14:val="standardContextual"/>
         </w:rPr>
       </w:pPr>
-      <w:hyperlink w:anchor="_Toc231083335" w:history="1">
+      <w:hyperlink w:anchor="_Toc231084612" w:history="1">
         <w:r>
           <w:rPr>
             <w:rStyle w:val="Hipervnculo"/>
@@ -3821,7 +3821,7 @@
             <w:noProof/>
             <w:webHidden/>
           </w:rPr>
-          <w:instrText xml:space="preserve"> PAGEREF _Toc231083335 \h </w:instrText>
+          <w:instrText xml:space="preserve"> PAGEREF _Toc231084612 \h </w:instrText>
         </w:r>
         <w:r>
           <w:rPr>
@@ -3868,7 +3868,7 @@
           <w14:ligatures w14:val="standardContextual"/>
         </w:rPr>
       </w:pPr>
-      <w:hyperlink w:anchor="_Toc231083336" w:history="1">
+      <w:hyperlink w:anchor="_Toc231084613" w:history="1">
         <w:r>
           <w:rPr>
             <w:rStyle w:val="Hipervnculo"/>
@@ -3895,7 +3895,7 @@
             <w:noProof/>
             <w:webHidden/>
           </w:rPr>
-          <w:instrText xml:space="preserve"> PAGEREF _Toc231083336 \h </w:instrText>
+          <w:instrText xml:space="preserve"> PAGEREF _Toc231084613 \h </w:instrText>
         </w:r>
         <w:r>
           <w:rPr>
@@ -3942,7 +3942,7 @@
           <w14:ligatures w14:val="standardContextual"/>
         </w:rPr>
       </w:pPr>
-      <w:hyperlink w:anchor="_Toc231083337" w:history="1">
+      <w:hyperlink w:anchor="_Toc231084614" w:history="1">
         <w:r>
           <w:rPr>
             <w:rStyle w:val="Hipervnculo"/>
@@ -3969,7 +3969,7 @@
             <w:noProof/>
             <w:webHidden/>
           </w:rPr>
-          <w:instrText xml:space="preserve"> PAGEREF _Toc231083337 \h </w:instrText>
+          <w:instrText xml:space="preserve"> PAGEREF _Toc231084614 \h </w:instrText>
         </w:r>
         <w:r>
           <w:rPr>
@@ -4016,7 +4016,7 @@
           <w14:ligatures w14:val="standardContextual"/>
         </w:rPr>
       </w:pPr>
-      <w:hyperlink w:anchor="_Toc231083338" w:history="1">
+      <w:hyperlink w:anchor="_Toc231084615" w:history="1">
         <w:r>
           <w:rPr>
             <w:rStyle w:val="Hipervnculo"/>
@@ -4043,7 +4043,7 @@
             <w:noProof/>
             <w:webHidden/>
           </w:rPr>
-          <w:instrText xml:space="preserve"> PAGEREF _Toc231083338 \h </w:instrText>
+          <w:instrText xml:space="preserve"> PAGEREF _Toc231084615 \h </w:instrText>
         </w:r>
         <w:r>
           <w:rPr>
@@ -4090,7 +4090,7 @@
           <w14:ligatures w14:val="standardContextual"/>
         </w:rPr>
       </w:pPr>
-      <w:hyperlink w:anchor="_Toc231083339" w:history="1">
+      <w:hyperlink w:anchor="_Toc231084616" w:history="1">
         <w:r>
           <w:rPr>
             <w:rStyle w:val="Hipervnculo"/>
@@ -4117,7 +4117,7 @@
             <w:noProof/>
             <w:webHidden/>
           </w:rPr>
-          <w:instrText xml:space="preserve"> PAGEREF _Toc231083339 \h </w:instrText>
+          <w:instrText xml:space="preserve"> PAGEREF _Toc231084616 \h </w:instrText>
         </w:r>
         <w:r>
           <w:rPr>
@@ -4164,7 +4164,7 @@
           <w14:ligatures w14:val="standardContextual"/>
         </w:rPr>
       </w:pPr>
-      <w:hyperlink w:anchor="_Toc231083340" w:history="1">
+      <w:hyperlink w:anchor="_Toc231084617" w:history="1">
         <w:r>
           <w:rPr>
             <w:rStyle w:val="Hipervnculo"/>
@@ -4191,7 +4191,7 @@
             <w:noProof/>
             <w:webHidden/>
           </w:rPr>
-          <w:instrText xml:space="preserve"> PAGEREF _Toc231083340 \h </w:instrText>
+          <w:instrText xml:space="preserve"> PAGEREF _Toc231084617 \h </w:instrText>
         </w:r>
         <w:r>
           <w:rPr>
@@ -4238,7 +4238,7 @@
           <w14:ligatures w14:val="standardContextual"/>
         </w:rPr>
       </w:pPr>
-      <w:hyperlink w:anchor="_Toc231083341" w:history="1">
+      <w:hyperlink w:anchor="_Toc231084618" w:history="1">
         <w:r>
           <w:rPr>
             <w:rStyle w:val="Hipervnculo"/>
@@ -4265,7 +4265,7 @@
             <w:noProof/>
             <w:webHidden/>
           </w:rPr>
-          <w:instrText xml:space="preserve"> PAGEREF _Toc231083341 \h </w:instrText>
+          <w:instrText xml:space="preserve"> PAGEREF _Toc231084618 \h </w:instrText>
         </w:r>
         <w:r>
           <w:rPr>
@@ -4312,7 +4312,7 @@
           <w14:ligatures w14:val="standardContextual"/>
         </w:rPr>
       </w:pPr>
-      <w:hyperlink w:anchor="_Toc231083342" w:history="1">
+      <w:hyperlink w:anchor="_Toc231084619" w:history="1">
         <w:r>
           <w:rPr>
             <w:rStyle w:val="Hipervnculo"/>
@@ -4339,7 +4339,7 @@
             <w:noProof/>
             <w:webHidden/>
           </w:rPr>
-          <w:instrText xml:space="preserve"> PAGEREF _Toc231083342 \h </w:instrText>
+          <w:instrText xml:space="preserve"> PAGEREF _Toc231084619 \h </w:instrText>
         </w:r>
         <w:r>
           <w:rPr>
@@ -4386,7 +4386,7 @@
           <w14:ligatures w14:val="standardContextual"/>
         </w:rPr>
       </w:pPr>
-      <w:hyperlink w:anchor="_Toc231083343" w:history="1">
+      <w:hyperlink w:anchor="_Toc231084620" w:history="1">
         <w:r>
           <w:rPr>
             <w:rStyle w:val="Hipervnculo"/>
@@ -4413,7 +4413,7 @@
             <w:noProof/>
             <w:webHidden/>
           </w:rPr>
-          <w:instrText xml:space="preserve"> PAGEREF _Toc231083343 \h </w:instrText>
+          <w:instrText xml:space="preserve"> PAGEREF _Toc231084620 \h </w:instrText>
         </w:r>
         <w:r>
           <w:rPr>
@@ -4460,7 +4460,7 @@
           <w14:ligatures w14:val="standardContextual"/>
         </w:rPr>
       </w:pPr>
-      <w:hyperlink w:anchor="_Toc231083344" w:history="1">
+      <w:hyperlink w:anchor="_Toc231084621" w:history="1">
         <w:r>
           <w:rPr>
             <w:rStyle w:val="Hipervnculo"/>
@@ -4487,7 +4487,7 @@
             <w:noProof/>
             <w:webHidden/>
           </w:rPr>
-          <w:instrText xml:space="preserve"> PAGEREF _Toc231083344 \h </w:instrText>
+          <w:instrText xml:space="preserve"> PAGEREF _Toc231084621 \h </w:instrText>
         </w:r>
         <w:r>
           <w:rPr>
@@ -4534,7 +4534,7 @@
           <w14:ligatures w14:val="standardContextual"/>
         </w:rPr>
       </w:pPr>
-      <w:hyperlink w:anchor="_Toc231083345" w:history="1">
+      <w:hyperlink w:anchor="_Toc231084622" w:history="1">
         <w:r>
           <w:rPr>
             <w:rStyle w:val="Hipervnculo"/>
@@ -4561,7 +4561,7 @@
             <w:noProof/>
             <w:webHidden/>
           </w:rPr>
-          <w:instrText xml:space="preserve"> PAGEREF _Toc231083345 \h </w:instrText>
+          <w:instrText xml:space="preserve"> PAGEREF _Toc231084622 \h </w:instrText>
         </w:r>
         <w:r>
           <w:rPr>
@@ -4608,7 +4608,7 @@
           <w14:ligatures w14:val="standardContextual"/>
         </w:rPr>
       </w:pPr>
-      <w:hyperlink w:anchor="_Toc231083346" w:history="1">
+      <w:hyperlink w:anchor="_Toc231084623" w:history="1">
         <w:r>
           <w:rPr>
             <w:rStyle w:val="Hipervnculo"/>
@@ -4635,7 +4635,7 @@
             <w:noProof/>
             <w:webHidden/>
           </w:rPr>
-          <w:instrText xml:space="preserve"> PAGEREF _Toc231083346 \h </w:instrText>
+          <w:instrText xml:space="preserve"> PAGEREF _Toc231084623 \h </w:instrText>
         </w:r>
         <w:r>
           <w:rPr>
@@ -4682,7 +4682,7 @@
           <w14:ligatures w14:val="standardContextual"/>
         </w:rPr>
       </w:pPr>
-      <w:hyperlink w:anchor="_Toc231083347" w:history="1">
+      <w:hyperlink w:anchor="_Toc231084624" w:history="1">
         <w:r>
           <w:rPr>
             <w:rStyle w:val="Hipervnculo"/>
@@ -4709,7 +4709,7 @@
             <w:noProof/>
             <w:webHidden/>
           </w:rPr>
-          <w:instrText xml:space="preserve"> PAGEREF _Toc231083347 \h </w:instrText>
+          <w:instrText xml:space="preserve"> PAGEREF _Toc231084624 \h </w:instrText>
         </w:r>
         <w:r>
           <w:rPr>
@@ -4756,7 +4756,7 @@
           <w14:ligatures w14:val="standardContextual"/>
         </w:rPr>
       </w:pPr>
-      <w:hyperlink w:anchor="_Toc231083348" w:history="1">
+      <w:hyperlink w:anchor="_Toc231084625" w:history="1">
         <w:r>
           <w:rPr>
             <w:rStyle w:val="Hipervnculo"/>
@@ -4783,7 +4783,7 @@
             <w:noProof/>
             <w:webHidden/>
           </w:rPr>
-          <w:instrText xml:space="preserve"> PAGEREF _Toc231083348 \h </w:instrText>
+          <w:instrText xml:space="preserve"> PAGEREF _Toc231084625 \h </w:instrText>
         </w:r>
         <w:r>
           <w:rPr>
@@ -4830,7 +4830,7 @@
           <w14:ligatures w14:val="standardContextual"/>
         </w:rPr>
       </w:pPr>
-      <w:hyperlink w:anchor="_Toc231083349" w:history="1">
+      <w:hyperlink w:anchor="_Toc231084626" w:history="1">
         <w:r>
           <w:rPr>
             <w:rStyle w:val="Hipervnculo"/>
@@ -4857,7 +4857,7 @@
             <w:noProof/>
             <w:webHidden/>
           </w:rPr>
-          <w:instrText xml:space="preserve"> PAGEREF _Toc231083349 \h </w:instrText>
+          <w:instrText xml:space="preserve"> PAGEREF _Toc231084626 \h </w:instrText>
         </w:r>
         <w:r>
           <w:rPr>
@@ -4904,7 +4904,7 @@
           <w14:ligatures w14:val="standardContextual"/>
         </w:rPr>
       </w:pPr>
-      <w:hyperlink w:anchor="_Toc231083350" w:history="1">
+      <w:hyperlink w:anchor="_Toc231084627" w:history="1">
         <w:r>
           <w:rPr>
             <w:rStyle w:val="Hipervnculo"/>
@@ -4931,7 +4931,7 @@
             <w:noProof/>
             <w:webHidden/>
           </w:rPr>
-          <w:instrText xml:space="preserve"> PAGEREF _Toc231083350 \h </w:instrText>
+          <w:instrText xml:space="preserve"> PAGEREF _Toc231084627 \h </w:instrText>
         </w:r>
         <w:r>
           <w:rPr>
@@ -4978,7 +4978,7 @@
           <w14:ligatures w14:val="standardContextual"/>
         </w:rPr>
       </w:pPr>
-      <w:hyperlink w:anchor="_Toc231083351" w:history="1">
+      <w:hyperlink w:anchor="_Toc231084628" w:history="1">
         <w:r>
           <w:rPr>
             <w:rStyle w:val="Hipervnculo"/>
@@ -5005,7 +5005,7 @@
             <w:noProof/>
             <w:webHidden/>
           </w:rPr>
-          <w:instrText xml:space="preserve"> PAGEREF _Toc231083351 \h </w:instrText>
+          <w:instrText xml:space="preserve"> PAGEREF _Toc231084628 \h </w:instrText>
         </w:r>
         <w:r>
           <w:rPr>
@@ -5052,7 +5052,7 @@
           <w14:ligatures w14:val="standardContextual"/>
         </w:rPr>
       </w:pPr>
-      <w:hyperlink w:anchor="_Toc231083352" w:history="1">
+      <w:hyperlink w:anchor="_Toc231084629" w:history="1">
         <w:r>
           <w:rPr>
             <w:rStyle w:val="Hipervnculo"/>
@@ -5079,7 +5079,7 @@
             <w:noProof/>
             <w:webHidden/>
           </w:rPr>
-          <w:instrText xml:space="preserve"> PAGEREF _Toc231083352 \h </w:instrText>
+          <w:instrText xml:space="preserve"> PAGEREF _Toc231084629 \h </w:instrText>
         </w:r>
         <w:r>
           <w:rPr>
@@ -5126,7 +5126,7 @@
           <w14:ligatures w14:val="standardContextual"/>
         </w:rPr>
       </w:pPr>
-      <w:hyperlink w:anchor="_Toc231083353" w:history="1">
+      <w:hyperlink w:anchor="_Toc231084630" w:history="1">
         <w:r>
           <w:rPr>
             <w:rStyle w:val="Hipervnculo"/>
@@ -5153,7 +5153,7 @@
             <w:noProof/>
             <w:webHidden/>
           </w:rPr>
-          <w:instrText xml:space="preserve"> PAGEREF _Toc231083353 \h </w:instrText>
+          <w:instrText xml:space="preserve"> PAGEREF _Toc231084630 \h </w:instrText>
         </w:r>
         <w:r>
           <w:rPr>
@@ -5200,7 +5200,7 @@
           <w14:ligatures w14:val="standardContextual"/>
         </w:rPr>
       </w:pPr>
-      <w:hyperlink w:anchor="_Toc231083354" w:history="1">
+      <w:hyperlink w:anchor="_Toc231084631" w:history="1">
         <w:r>
           <w:rPr>
             <w:rStyle w:val="Hipervnculo"/>
@@ -5227,7 +5227,7 @@
             <w:noProof/>
             <w:webHidden/>
           </w:rPr>
-          <w:instrText xml:space="preserve"> PAGEREF _Toc231083354 \h </w:instrText>
+          <w:instrText xml:space="preserve"> PAGEREF _Toc231084631 \h </w:instrText>
         </w:r>
         <w:r>
           <w:rPr>
@@ -5274,7 +5274,7 @@
           <w14:ligatures w14:val="standardContextual"/>
         </w:rPr>
       </w:pPr>
-      <w:hyperlink w:anchor="_Toc231083355" w:history="1">
+      <w:hyperlink w:anchor="_Toc231084632" w:history="1">
         <w:r>
           <w:rPr>
             <w:rStyle w:val="Hipervnculo"/>
@@ -5301,7 +5301,7 @@
             <w:noProof/>
             <w:webHidden/>
           </w:rPr>
-          <w:instrText xml:space="preserve"> PAGEREF _Toc231083355 \h </w:instrText>
+          <w:instrText xml:space="preserve"> PAGEREF _Toc231084632 \h </w:instrText>
         </w:r>
         <w:r>
           <w:rPr>
@@ -5348,7 +5348,7 @@
           <w14:ligatures w14:val="standardContextual"/>
         </w:rPr>
       </w:pPr>
-      <w:hyperlink w:anchor="_Toc231083356" w:history="1">
+      <w:hyperlink w:anchor="_Toc231084633" w:history="1">
         <w:r>
           <w:rPr>
             <w:rStyle w:val="Hipervnculo"/>
@@ -5375,7 +5375,7 @@
             <w:noProof/>
             <w:webHidden/>
           </w:rPr>
-          <w:instrText xml:space="preserve"> PAGEREF _Toc231083356 \h </w:instrText>
+          <w:instrText xml:space="preserve"> PAGEREF _Toc231084633 \h </w:instrText>
         </w:r>
         <w:r>
           <w:rPr>
@@ -5422,7 +5422,7 @@
           <w14:ligatures w14:val="standardContextual"/>
         </w:rPr>
       </w:pPr>
-      <w:hyperlink w:anchor="_Toc231083357" w:history="1">
+      <w:hyperlink w:anchor="_Toc231084634" w:history="1">
         <w:r>
           <w:rPr>
             <w:rStyle w:val="Hipervnculo"/>
@@ -5449,7 +5449,7 @@
             <w:noProof/>
             <w:webHidden/>
           </w:rPr>
-          <w:instrText xml:space="preserve"> PAGEREF _Toc231083357 \h </w:instrText>
+          <w:instrText xml:space="preserve"> PAGEREF _Toc231084634 \h </w:instrText>
         </w:r>
         <w:r>
           <w:rPr>
@@ -5496,7 +5496,7 @@
           <w14:ligatures w14:val="standardContextual"/>
         </w:rPr>
       </w:pPr>
-      <w:hyperlink w:anchor="_Toc231083358" w:history="1">
+      <w:hyperlink w:anchor="_Toc231084635" w:history="1">
         <w:r>
           <w:rPr>
             <w:rStyle w:val="Hipervnculo"/>
@@ -5523,7 +5523,7 @@
             <w:noProof/>
             <w:webHidden/>
           </w:rPr>
-          <w:instrText xml:space="preserve"> PAGEREF _Toc231083358 \h </w:instrText>
+          <w:instrText xml:space="preserve"> PAGEREF _Toc231084635 \h </w:instrText>
         </w:r>
         <w:r>
           <w:rPr>
@@ -5570,7 +5570,7 @@
           <w14:ligatures w14:val="standardContextual"/>
         </w:rPr>
       </w:pPr>
-      <w:hyperlink w:anchor="_Toc231083359" w:history="1">
+      <w:hyperlink w:anchor="_Toc231084636" w:history="1">
         <w:r>
           <w:rPr>
             <w:rStyle w:val="Hipervnculo"/>
@@ -5597,7 +5597,7 @@
             <w:noProof/>
             <w:webHidden/>
           </w:rPr>
-          <w:instrText xml:space="preserve"> PAGEREF _Toc231083359 \h </w:instrText>
+          <w:instrText xml:space="preserve"> PAGEREF _Toc231084636 \h </w:instrText>
         </w:r>
         <w:r>
           <w:rPr>
@@ -5644,7 +5644,7 @@
           <w14:ligatures w14:val="standardContextual"/>
         </w:rPr>
       </w:pPr>
-      <w:hyperlink w:anchor="_Toc231083360" w:history="1">
+      <w:hyperlink w:anchor="_Toc231084637" w:history="1">
         <w:r>
           <w:rPr>
             <w:rStyle w:val="Hipervnculo"/>
@@ -5671,7 +5671,7 @@
             <w:noProof/>
             <w:webHidden/>
           </w:rPr>
-          <w:instrText xml:space="preserve"> PAGEREF _Toc231083360 \h </w:instrText>
+          <w:instrText xml:space="preserve"> PAGEREF _Toc231084637 \h </w:instrText>
         </w:r>
         <w:r>
           <w:rPr>
@@ -5719,7 +5719,7 @@
       <w:pPr>
         <w:pStyle w:val="Ttulo1"/>
       </w:pPr>
-      <w:bookmarkStart w:id="7" w:name="_Toc231083297"/>
+      <w:bookmarkStart w:id="7" w:name="_Toc231084574"/>
       <w:r>
         <w:lastRenderedPageBreak/>
         <w:t>Índice de tablas</w:t>
@@ -5751,7 +5751,7 @@
       <w:r>
         <w:fldChar w:fldCharType="separate"/>
       </w:r>
-      <w:hyperlink w:anchor="_Toc231083361" w:history="1">
+      <w:hyperlink w:anchor="_Toc231084638" w:history="1">
         <w:r>
           <w:rPr>
             <w:rStyle w:val="Hipervnculo"/>
@@ -5778,7 +5778,7 @@
             <w:noProof/>
             <w:webHidden/>
           </w:rPr>
-          <w:instrText xml:space="preserve"> PAGEREF _Toc231083361 \h </w:instrText>
+          <w:instrText xml:space="preserve"> PAGEREF _Toc231084638 \h </w:instrText>
         </w:r>
         <w:r>
           <w:rPr>
@@ -5825,7 +5825,7 @@
           <w14:ligatures w14:val="standardContextual"/>
         </w:rPr>
       </w:pPr>
-      <w:hyperlink w:anchor="_Toc231083362" w:history="1">
+      <w:hyperlink w:anchor="_Toc231084639" w:history="1">
         <w:r>
           <w:rPr>
             <w:rStyle w:val="Hipervnculo"/>
@@ -5852,7 +5852,7 @@
             <w:noProof/>
             <w:webHidden/>
           </w:rPr>
-          <w:instrText xml:space="preserve"> PAGEREF _Toc231083362 \h </w:instrText>
+          <w:instrText xml:space="preserve"> PAGEREF _Toc231084639 \h </w:instrText>
         </w:r>
         <w:r>
           <w:rPr>
@@ -5899,7 +5899,7 @@
           <w14:ligatures w14:val="standardContextual"/>
         </w:rPr>
       </w:pPr>
-      <w:hyperlink w:anchor="_Toc231083363" w:history="1">
+      <w:hyperlink w:anchor="_Toc231084640" w:history="1">
         <w:r>
           <w:rPr>
             <w:rStyle w:val="Hipervnculo"/>
@@ -5926,7 +5926,7 @@
             <w:noProof/>
             <w:webHidden/>
           </w:rPr>
-          <w:instrText xml:space="preserve"> PAGEREF _Toc231083363 \h </w:instrText>
+          <w:instrText xml:space="preserve"> PAGEREF _Toc231084640 \h </w:instrText>
         </w:r>
         <w:r>
           <w:rPr>
@@ -5973,7 +5973,7 @@
           <w14:ligatures w14:val="standardContextual"/>
         </w:rPr>
       </w:pPr>
-      <w:hyperlink w:anchor="_Toc231083364" w:history="1">
+      <w:hyperlink w:anchor="_Toc231084641" w:history="1">
         <w:r>
           <w:rPr>
             <w:rStyle w:val="Hipervnculo"/>
@@ -6000,7 +6000,7 @@
             <w:noProof/>
             <w:webHidden/>
           </w:rPr>
-          <w:instrText xml:space="preserve"> PAGEREF _Toc231083364 \h </w:instrText>
+          <w:instrText xml:space="preserve"> PAGEREF _Toc231084641 \h </w:instrText>
         </w:r>
         <w:r>
           <w:rPr>
@@ -6047,7 +6047,7 @@
           <w14:ligatures w14:val="standardContextual"/>
         </w:rPr>
       </w:pPr>
-      <w:hyperlink w:anchor="_Toc231083365" w:history="1">
+      <w:hyperlink w:anchor="_Toc231084642" w:history="1">
         <w:r>
           <w:rPr>
             <w:rStyle w:val="Hipervnculo"/>
@@ -6074,7 +6074,7 @@
             <w:noProof/>
             <w:webHidden/>
           </w:rPr>
-          <w:instrText xml:space="preserve"> PAGEREF _Toc231083365 \h </w:instrText>
+          <w:instrText xml:space="preserve"> PAGEREF _Toc231084642 \h </w:instrText>
         </w:r>
         <w:r>
           <w:rPr>
@@ -6121,7 +6121,7 @@
           <w14:ligatures w14:val="standardContextual"/>
         </w:rPr>
       </w:pPr>
-      <w:hyperlink w:anchor="_Toc231083366" w:history="1">
+      <w:hyperlink w:anchor="_Toc231084643" w:history="1">
         <w:r>
           <w:rPr>
             <w:rStyle w:val="Hipervnculo"/>
@@ -6148,7 +6148,7 @@
             <w:noProof/>
             <w:webHidden/>
           </w:rPr>
-          <w:instrText xml:space="preserve"> PAGEREF _Toc231083366 \h </w:instrText>
+          <w:instrText xml:space="preserve"> PAGEREF _Toc231084643 \h </w:instrText>
         </w:r>
         <w:r>
           <w:rPr>
@@ -6195,7 +6195,7 @@
           <w14:ligatures w14:val="standardContextual"/>
         </w:rPr>
       </w:pPr>
-      <w:hyperlink w:anchor="_Toc231083367" w:history="1">
+      <w:hyperlink w:anchor="_Toc231084644" w:history="1">
         <w:r>
           <w:rPr>
             <w:rStyle w:val="Hipervnculo"/>
@@ -6222,7 +6222,7 @@
             <w:noProof/>
             <w:webHidden/>
           </w:rPr>
-          <w:instrText xml:space="preserve"> PAGEREF _Toc231083367 \h </w:instrText>
+          <w:instrText xml:space="preserve"> PAGEREF _Toc231084644 \h </w:instrText>
         </w:r>
         <w:r>
           <w:rPr>
@@ -6269,7 +6269,7 @@
           <w14:ligatures w14:val="standardContextual"/>
         </w:rPr>
       </w:pPr>
-      <w:hyperlink w:anchor="_Toc231083368" w:history="1">
+      <w:hyperlink w:anchor="_Toc231084645" w:history="1">
         <w:r>
           <w:rPr>
             <w:rStyle w:val="Hipervnculo"/>
@@ -6296,7 +6296,7 @@
             <w:noProof/>
             <w:webHidden/>
           </w:rPr>
-          <w:instrText xml:space="preserve"> PAGEREF _Toc231083368 \h </w:instrText>
+          <w:instrText xml:space="preserve"> PAGEREF _Toc231084645 \h </w:instrText>
         </w:r>
         <w:r>
           <w:rPr>
@@ -6343,7 +6343,7 @@
           <w14:ligatures w14:val="standardContextual"/>
         </w:rPr>
       </w:pPr>
-      <w:hyperlink w:anchor="_Toc231083369" w:history="1">
+      <w:hyperlink w:anchor="_Toc231084646" w:history="1">
         <w:r>
           <w:rPr>
             <w:rStyle w:val="Hipervnculo"/>
@@ -6370,7 +6370,7 @@
             <w:noProof/>
             <w:webHidden/>
           </w:rPr>
-          <w:instrText xml:space="preserve"> PAGEREF _Toc231083369 \h </w:instrText>
+          <w:instrText xml:space="preserve"> PAGEREF _Toc231084646 \h </w:instrText>
         </w:r>
         <w:r>
           <w:rPr>
@@ -6417,7 +6417,7 @@
           <w14:ligatures w14:val="standardContextual"/>
         </w:rPr>
       </w:pPr>
-      <w:hyperlink w:anchor="_Toc231083370" w:history="1">
+      <w:hyperlink w:anchor="_Toc231084647" w:history="1">
         <w:r>
           <w:rPr>
             <w:rStyle w:val="Hipervnculo"/>
@@ -6444,7 +6444,7 @@
             <w:noProof/>
             <w:webHidden/>
           </w:rPr>
-          <w:instrText xml:space="preserve"> PAGEREF _Toc231083370 \h </w:instrText>
+          <w:instrText xml:space="preserve"> PAGEREF _Toc231084647 \h </w:instrText>
         </w:r>
         <w:r>
           <w:rPr>
@@ -6491,7 +6491,7 @@
           <w14:ligatures w14:val="standardContextual"/>
         </w:rPr>
       </w:pPr>
-      <w:hyperlink w:anchor="_Toc231083371" w:history="1">
+      <w:hyperlink w:anchor="_Toc231084648" w:history="1">
         <w:r>
           <w:rPr>
             <w:rStyle w:val="Hipervnculo"/>
@@ -6518,7 +6518,7 @@
             <w:noProof/>
             <w:webHidden/>
           </w:rPr>
-          <w:instrText xml:space="preserve"> PAGEREF _Toc231083371 \h </w:instrText>
+          <w:instrText xml:space="preserve"> PAGEREF _Toc231084648 \h </w:instrText>
         </w:r>
         <w:r>
           <w:rPr>
@@ -6565,7 +6565,7 @@
           <w14:ligatures w14:val="standardContextual"/>
         </w:rPr>
       </w:pPr>
-      <w:hyperlink w:anchor="_Toc231083372" w:history="1">
+      <w:hyperlink w:anchor="_Toc231084649" w:history="1">
         <w:r>
           <w:rPr>
             <w:rStyle w:val="Hipervnculo"/>
@@ -6592,7 +6592,7 @@
             <w:noProof/>
             <w:webHidden/>
           </w:rPr>
-          <w:instrText xml:space="preserve"> PAGEREF _Toc231083372 \h </w:instrText>
+          <w:instrText xml:space="preserve"> PAGEREF _Toc231084649 \h </w:instrText>
         </w:r>
         <w:r>
           <w:rPr>
@@ -6639,7 +6639,7 @@
           <w14:ligatures w14:val="standardContextual"/>
         </w:rPr>
       </w:pPr>
-      <w:hyperlink w:anchor="_Toc231083373" w:history="1">
+      <w:hyperlink w:anchor="_Toc231084650" w:history="1">
         <w:r>
           <w:rPr>
             <w:rStyle w:val="Hipervnculo"/>
@@ -6666,7 +6666,7 @@
             <w:noProof/>
             <w:webHidden/>
           </w:rPr>
-          <w:instrText xml:space="preserve"> PAGEREF _Toc231083373 \h </w:instrText>
+          <w:instrText xml:space="preserve"> PAGEREF _Toc231084650 \h </w:instrText>
         </w:r>
         <w:r>
           <w:rPr>
@@ -6713,7 +6713,7 @@
           <w14:ligatures w14:val="standardContextual"/>
         </w:rPr>
       </w:pPr>
-      <w:hyperlink w:anchor="_Toc231083374" w:history="1">
+      <w:hyperlink w:anchor="_Toc231084651" w:history="1">
         <w:r>
           <w:rPr>
             <w:rStyle w:val="Hipervnculo"/>
@@ -6740,7 +6740,7 @@
             <w:noProof/>
             <w:webHidden/>
           </w:rPr>
-          <w:instrText xml:space="preserve"> PAGEREF _Toc231083374 \h </w:instrText>
+          <w:instrText xml:space="preserve"> PAGEREF _Toc231084651 \h </w:instrText>
         </w:r>
         <w:r>
           <w:rPr>
@@ -6788,7 +6788,7 @@
       <w:pPr>
         <w:pStyle w:val="Ttulo1"/>
       </w:pPr>
-      <w:bookmarkStart w:id="8" w:name="_Toc231083298"/>
+      <w:bookmarkStart w:id="8" w:name="_Toc231084575"/>
       <w:r>
         <w:lastRenderedPageBreak/>
         <w:t>Índice de figuras</w:t>
@@ -6820,7 +6820,7 @@
       <w:r>
         <w:fldChar w:fldCharType="separate"/>
       </w:r>
-      <w:hyperlink w:anchor="_Toc231083375" w:history="1">
+      <w:hyperlink w:anchor="_Toc231084652" w:history="1">
         <w:r>
           <w:rPr>
             <w:rStyle w:val="Hipervnculo"/>
@@ -6847,7 +6847,7 @@
             <w:noProof/>
             <w:webHidden/>
           </w:rPr>
-          <w:instrText xml:space="preserve"> PAGEREF _Toc231083375 \h </w:instrText>
+          <w:instrText xml:space="preserve"> PAGEREF _Toc231084652 \h </w:instrText>
         </w:r>
         <w:r>
           <w:rPr>
@@ -6894,7 +6894,7 @@
           <w14:ligatures w14:val="standardContextual"/>
         </w:rPr>
       </w:pPr>
-      <w:hyperlink w:anchor="_Toc231083376" w:history="1">
+      <w:hyperlink w:anchor="_Toc231084653" w:history="1">
         <w:r>
           <w:rPr>
             <w:rStyle w:val="Hipervnculo"/>
@@ -6921,7 +6921,7 @@
             <w:noProof/>
             <w:webHidden/>
           </w:rPr>
-          <w:instrText xml:space="preserve"> PAGEREF _Toc231083376 \h </w:instrText>
+          <w:instrText xml:space="preserve"> PAGEREF _Toc231084653 \h </w:instrText>
         </w:r>
         <w:r>
           <w:rPr>
@@ -6968,7 +6968,7 @@
           <w14:ligatures w14:val="standardContextual"/>
         </w:rPr>
       </w:pPr>
-      <w:hyperlink w:anchor="_Toc231083377" w:history="1">
+      <w:hyperlink w:anchor="_Toc231084654" w:history="1">
         <w:r>
           <w:rPr>
             <w:rStyle w:val="Hipervnculo"/>
@@ -6995,7 +6995,7 @@
             <w:noProof/>
             <w:webHidden/>
           </w:rPr>
-          <w:instrText xml:space="preserve"> PAGEREF _Toc231083377 \h </w:instrText>
+          <w:instrText xml:space="preserve"> PAGEREF _Toc231084654 \h </w:instrText>
         </w:r>
         <w:r>
           <w:rPr>
@@ -7042,7 +7042,7 @@
           <w14:ligatures w14:val="standardContextual"/>
         </w:rPr>
       </w:pPr>
-      <w:hyperlink w:anchor="_Toc231083378" w:history="1">
+      <w:hyperlink w:anchor="_Toc231084655" w:history="1">
         <w:r>
           <w:rPr>
             <w:rStyle w:val="Hipervnculo"/>
@@ -7069,7 +7069,7 @@
             <w:noProof/>
             <w:webHidden/>
           </w:rPr>
-          <w:instrText xml:space="preserve"> PAGEREF _Toc231083378 \h </w:instrText>
+          <w:instrText xml:space="preserve"> PAGEREF _Toc231084655 \h </w:instrText>
         </w:r>
         <w:r>
           <w:rPr>
@@ -7116,7 +7116,7 @@
           <w14:ligatures w14:val="standardContextual"/>
         </w:rPr>
       </w:pPr>
-      <w:hyperlink w:anchor="_Toc231083379" w:history="1">
+      <w:hyperlink w:anchor="_Toc231084656" w:history="1">
         <w:r>
           <w:rPr>
             <w:rStyle w:val="Hipervnculo"/>
@@ -7143,7 +7143,7 @@
             <w:noProof/>
             <w:webHidden/>
           </w:rPr>
-          <w:instrText xml:space="preserve"> PAGEREF _Toc231083379 \h </w:instrText>
+          <w:instrText xml:space="preserve"> PAGEREF _Toc231084656 \h </w:instrText>
         </w:r>
         <w:r>
           <w:rPr>
@@ -7190,7 +7190,7 @@
           <w14:ligatures w14:val="standardContextual"/>
         </w:rPr>
       </w:pPr>
-      <w:hyperlink w:anchor="_Toc231083380" w:history="1">
+      <w:hyperlink w:anchor="_Toc231084657" w:history="1">
         <w:r>
           <w:rPr>
             <w:rStyle w:val="Hipervnculo"/>
@@ -7217,7 +7217,7 @@
             <w:noProof/>
             <w:webHidden/>
           </w:rPr>
-          <w:instrText xml:space="preserve"> PAGEREF _Toc231083380 \h </w:instrText>
+          <w:instrText xml:space="preserve"> PAGEREF _Toc231084657 \h </w:instrText>
         </w:r>
         <w:r>
           <w:rPr>
@@ -7265,7 +7265,7 @@
       <w:pPr>
         <w:pStyle w:val="Ttulo1"/>
       </w:pPr>
-      <w:bookmarkStart w:id="9" w:name="_Toc231083299"/>
+      <w:bookmarkStart w:id="9" w:name="_Toc231084576"/>
       <w:r>
         <w:lastRenderedPageBreak/>
         <w:t>Lista de abreviaturas y siglas</w:t>
@@ -8051,7 +8051,7 @@
       <w:pPr>
         <w:pStyle w:val="Ttulo1"/>
       </w:pPr>
-      <w:bookmarkStart w:id="10" w:name="_Toc231083300"/>
+      <w:bookmarkStart w:id="10" w:name="_Toc231084577"/>
       <w:r>
         <w:lastRenderedPageBreak/>
         <w:t>Capítulo 1 — Introducción</w:t>
@@ -8062,7 +8062,7 @@
       <w:pPr>
         <w:pStyle w:val="Ttulo2"/>
       </w:pPr>
-      <w:bookmarkStart w:id="11" w:name="_Toc231083301"/>
+      <w:bookmarkStart w:id="11" w:name="_Toc231084578"/>
       <w:r>
         <w:t>1.1 Contextualización</w:t>
       </w:r>
@@ -8150,7 +8150,7 @@
       <w:pPr>
         <w:pStyle w:val="Ttulo2"/>
       </w:pPr>
-      <w:bookmarkStart w:id="12" w:name="_Toc231083302"/>
+      <w:bookmarkStart w:id="12" w:name="_Toc231084579"/>
       <w:r>
         <w:t>1.2 Problema de investigación y justificación</w:t>
       </w:r>
@@ -8260,7 +8260,7 @@
       <w:pPr>
         <w:pStyle w:val="Ttulo2"/>
       </w:pPr>
-      <w:bookmarkStart w:id="13" w:name="_Toc231083303"/>
+      <w:bookmarkStart w:id="13" w:name="_Toc231084580"/>
       <w:r>
         <w:t>1.3 Pregunta y objetivos de investigación</w:t>
       </w:r>
@@ -8445,7 +8445,7 @@
       <w:pPr>
         <w:pStyle w:val="Ttulo2"/>
       </w:pPr>
-      <w:bookmarkStart w:id="14" w:name="_Toc231083304"/>
+      <w:bookmarkStart w:id="14" w:name="_Toc231084581"/>
       <w:r>
         <w:lastRenderedPageBreak/>
         <w:t>1.4 Hipótesis general</w:t>
@@ -8489,7 +8489,7 @@
       <w:pPr>
         <w:pStyle w:val="Ttulo2"/>
       </w:pPr>
-      <w:bookmarkStart w:id="15" w:name="_Toc231083305"/>
+      <w:bookmarkStart w:id="15" w:name="_Toc231084582"/>
       <w:r>
         <w:t>1.5 Aspectos metodológicos y alcance</w:t>
       </w:r>
@@ -8592,7 +8592,7 @@
       <w:pPr>
         <w:pStyle w:val="Ttulo2"/>
       </w:pPr>
-      <w:bookmarkStart w:id="16" w:name="_Toc231083306"/>
+      <w:bookmarkStart w:id="16" w:name="_Toc231084583"/>
       <w:r>
         <w:t>1.6 Aportes esperados</w:t>
       </w:r>
@@ -8645,7 +8645,7 @@
       <w:pPr>
         <w:pStyle w:val="Ttulo2"/>
       </w:pPr>
-      <w:bookmarkStart w:id="17" w:name="_Toc231083307"/>
+      <w:bookmarkStart w:id="17" w:name="_Toc231084584"/>
       <w:r>
         <w:t>1.7 Estructura de la tesis</w:t>
       </w:r>
@@ -8686,7 +8686,7 @@
       <w:pPr>
         <w:pStyle w:val="Ttulo1"/>
       </w:pPr>
-      <w:bookmarkStart w:id="18" w:name="_Toc231083308"/>
+      <w:bookmarkStart w:id="18" w:name="_Toc231084585"/>
       <w:r>
         <w:lastRenderedPageBreak/>
         <w:t>Capítulo 2 — Marco teórico y revisión de literatura</w:t>
@@ -8697,7 +8697,7 @@
       <w:pPr>
         <w:pStyle w:val="Ttulo2"/>
       </w:pPr>
-      <w:bookmarkStart w:id="19" w:name="_Toc231083309"/>
+      <w:bookmarkStart w:id="19" w:name="_Toc231084586"/>
       <w:r>
         <w:t>2.1 Determinantes macroeconómicos de los retornos accionarios</w:t>
       </w:r>
@@ -8995,7 +8995,7 @@
       <w:pPr>
         <w:pStyle w:val="Ttulo2"/>
       </w:pPr>
-      <w:bookmarkStart w:id="20" w:name="_Toc231083310"/>
+      <w:bookmarkStart w:id="20" w:name="_Toc231084587"/>
       <w:r>
         <w:t>2.2 Precios de commodities y valoración de empresas mineras</w:t>
       </w:r>
@@ -9129,7 +9129,7 @@
       <w:pPr>
         <w:pStyle w:val="Ttulo2"/>
       </w:pPr>
-      <w:bookmarkStart w:id="21" w:name="_Toc231083311"/>
+      <w:bookmarkStart w:id="21" w:name="_Toc231084588"/>
       <w:r>
         <w:t>2.3 Tipo de cambio y exposición de empresas exportadoras</w:t>
       </w:r>
@@ -9223,7 +9223,7 @@
       <w:pPr>
         <w:pStyle w:val="Ttulo2"/>
       </w:pPr>
-      <w:bookmarkStart w:id="22" w:name="_Toc231083312"/>
+      <w:bookmarkStart w:id="22" w:name="_Toc231084589"/>
       <w:r>
         <w:t>2.4 Cobre, tipo de cambio y la economía chilena</w:t>
       </w:r>
@@ -9448,7 +9448,7 @@
       <w:pPr>
         <w:pStyle w:val="Ttulo2"/>
       </w:pPr>
-      <w:bookmarkStart w:id="23" w:name="_Toc231083313"/>
+      <w:bookmarkStart w:id="23" w:name="_Toc231084590"/>
       <w:r>
         <w:lastRenderedPageBreak/>
         <w:t>2.5 Eficiencia informacional y segmentación de mercados</w:t>
@@ -9589,7 +9589,7 @@
       <w:pPr>
         <w:pStyle w:val="Ttulo2"/>
       </w:pPr>
-      <w:bookmarkStart w:id="24" w:name="_Toc231083314"/>
+      <w:bookmarkStart w:id="24" w:name="_Toc231084591"/>
       <w:r>
         <w:t>2.6 Enfoques econométricos para la medición de impacto</w:t>
       </w:r>
@@ -9741,7 +9741,7 @@
       <w:pPr>
         <w:pStyle w:val="Ttulo2"/>
       </w:pPr>
-      <w:bookmarkStart w:id="25" w:name="_Toc231083315"/>
+      <w:bookmarkStart w:id="25" w:name="_Toc231084592"/>
       <w:r>
         <w:t>2.7 Síntesis e identificación del vacío de investigación</w:t>
       </w:r>
@@ -9866,7 +9866,7 @@
       <w:pPr>
         <w:pStyle w:val="Ttulo3"/>
       </w:pPr>
-      <w:bookmarkStart w:id="26" w:name="_Toc231083316"/>
+      <w:bookmarkStart w:id="26" w:name="_Toc231084593"/>
       <w:r>
         <w:t>Nota sobre la tabla de literatura</w:t>
       </w:r>
@@ -9896,7 +9896,7 @@
       <w:pPr>
         <w:pStyle w:val="Ttulo1"/>
       </w:pPr>
-      <w:bookmarkStart w:id="27" w:name="_Toc231083317"/>
+      <w:bookmarkStart w:id="27" w:name="_Toc231084594"/>
       <w:r>
         <w:lastRenderedPageBreak/>
         <w:t>Capítulo 3 — Datos y metodología</w:t>
@@ -9907,7 +9907,7 @@
       <w:pPr>
         <w:pStyle w:val="Ttulo2"/>
       </w:pPr>
-      <w:bookmarkStart w:id="28" w:name="_Toc231083318"/>
+      <w:bookmarkStart w:id="28" w:name="_Toc231084595"/>
       <w:r>
         <w:t xml:space="preserve">3.1 </w:t>
       </w:r>
@@ -10102,7 +10102,7 @@
       <w:pPr>
         <w:pStyle w:val="Ttulo2"/>
       </w:pPr>
-      <w:bookmarkStart w:id="29" w:name="_Toc231083319"/>
+      <w:bookmarkStart w:id="29" w:name="_Toc231084596"/>
       <w:r>
         <w:t>3.2 Variable dependiente</w:t>
       </w:r>
@@ -10164,7 +10164,7 @@
       <w:pPr>
         <w:pStyle w:val="Ttulo2"/>
       </w:pPr>
-      <w:bookmarkStart w:id="30" w:name="_Toc231083320"/>
+      <w:bookmarkStart w:id="30" w:name="_Toc231084597"/>
       <w:r>
         <w:t>3.3 Variables explicativas</w:t>
       </w:r>
@@ -10231,7 +10231,7 @@
       <w:pPr>
         <w:pStyle w:val="Ttulo2"/>
       </w:pPr>
-      <w:bookmarkStart w:id="31" w:name="_Toc231083321"/>
+      <w:bookmarkStart w:id="31" w:name="_Toc231084598"/>
       <w:r>
         <w:t>3.4 Tratamiento de datos y frecuencias mixtas</w:t>
       </w:r>
@@ -10288,7 +10288,7 @@
       <w:pPr>
         <w:pStyle w:val="Ttulo2"/>
       </w:pPr>
-      <w:bookmarkStart w:id="32" w:name="_Toc231083322"/>
+      <w:bookmarkStart w:id="32" w:name="_Toc231084599"/>
       <w:r>
         <w:t>3.5 Datación de las fases del ciclo del cobre</w:t>
       </w:r>
@@ -10354,7 +10354,7 @@
       <w:pPr>
         <w:pStyle w:val="Ttulo2"/>
       </w:pPr>
-      <w:bookmarkStart w:id="33" w:name="_Toc231083323"/>
+      <w:bookmarkStart w:id="33" w:name="_Toc231084600"/>
       <w:r>
         <w:lastRenderedPageBreak/>
         <w:t>3.6 Estrategia econométrica</w:t>
@@ -10365,7 +10365,7 @@
       <w:pPr>
         <w:pStyle w:val="Ttulo3"/>
       </w:pPr>
-      <w:bookmarkStart w:id="34" w:name="_Toc231083324"/>
+      <w:bookmarkStart w:id="34" w:name="_Toc231084601"/>
       <w:r>
         <w:t>3.6.1 Estacionariedad y orden de integración (OE1)</w:t>
       </w:r>
@@ -10408,7 +10408,7 @@
       <w:pPr>
         <w:pStyle w:val="Ttulo3"/>
       </w:pPr>
-      <w:bookmarkStart w:id="35" w:name="_Toc231083325"/>
+      <w:bookmarkStart w:id="35" w:name="_Toc231084602"/>
       <w:r>
         <w:t>3.6.2 Modelo de impacto: panel de efectos fijos (OE2)</w:t>
       </w:r>
@@ -10499,7 +10499,7 @@
       <w:pPr>
         <w:pStyle w:val="Ttulo3"/>
       </w:pPr>
-      <w:bookmarkStart w:id="36" w:name="_Toc231083326"/>
+      <w:bookmarkStart w:id="36" w:name="_Toc231084603"/>
       <w:r>
         <w:t>3.6.3 Relaciones de largo plazo: cointegración (OE3)</w:t>
       </w:r>
@@ -10600,7 +10600,7 @@
       <w:pPr>
         <w:pStyle w:val="Ttulo3"/>
       </w:pPr>
-      <w:bookmarkStart w:id="37" w:name="_Toc231083327"/>
+      <w:bookmarkStart w:id="37" w:name="_Toc231084604"/>
       <w:r>
         <w:t>3.6.4 Dinámica de shocks: VAR, impulso-respuesta y descomposición de varianza (OE4)</w:t>
       </w:r>
@@ -10720,7 +10720,7 @@
       <w:pPr>
         <w:pStyle w:val="Ttulo3"/>
       </w:pPr>
-      <w:bookmarkStart w:id="38" w:name="_Toc231083328"/>
+      <w:bookmarkStart w:id="38" w:name="_Toc231084605"/>
       <w:r>
         <w:t>3.6.5 Estabilidad por fases del ciclo (OE5)</w:t>
       </w:r>
@@ -10766,7 +10766,7 @@
       <w:pPr>
         <w:pStyle w:val="Ttulo3"/>
       </w:pPr>
-      <w:bookmarkStart w:id="39" w:name="_Toc231083329"/>
+      <w:bookmarkStart w:id="39" w:name="_Toc231084606"/>
       <w:r>
         <w:t>3.6.6 Comparación entre mercados: triangulación (OE6)</w:t>
       </w:r>
@@ -10817,7 +10817,7 @@
       <w:pPr>
         <w:pStyle w:val="Ttulo2"/>
       </w:pPr>
-      <w:bookmarkStart w:id="40" w:name="_Toc231083330"/>
+      <w:bookmarkStart w:id="40" w:name="_Toc231084607"/>
       <w:r>
         <w:t xml:space="preserve">3.7 </w:t>
       </w:r>
@@ -10870,7 +10870,7 @@
       <w:pPr>
         <w:pStyle w:val="Ttulo3"/>
       </w:pPr>
-      <w:bookmarkStart w:id="41" w:name="_Toc231083331"/>
+      <w:bookmarkStart w:id="41" w:name="_Toc231084608"/>
       <w:r>
         <w:t>Tabla 3.1 — Definición operativa de variables (resumen)</w:t>
       </w:r>
@@ -10882,7 +10882,7 @@
         <w:spacing w:before="40" w:after="40"/>
         <w:jc w:val="center"/>
       </w:pPr>
-      <w:bookmarkStart w:id="42" w:name="_Toc231083361"/>
+      <w:bookmarkStart w:id="42" w:name="_Toc231084638"/>
       <w:r>
         <w:rPr>
           <w:i w:val="0"/>
@@ -12851,7 +12851,7 @@
       <w:pPr>
         <w:pStyle w:val="Ttulo1"/>
       </w:pPr>
-      <w:bookmarkStart w:id="43" w:name="_Toc231083332"/>
+      <w:bookmarkStart w:id="43" w:name="_Toc231084609"/>
       <w:r>
         <w:lastRenderedPageBreak/>
         <w:t>Capítulo 4 — Resultados y discusión</w:t>
@@ -12862,7 +12862,7 @@
       <w:pPr>
         <w:pStyle w:val="Ttulo2"/>
       </w:pPr>
-      <w:bookmarkStart w:id="44" w:name="_Toc231083333"/>
+      <w:bookmarkStart w:id="44" w:name="_Toc231084610"/>
       <w:r>
         <w:t>4.1 Análisis descriptivo y propiedades de las series (OE1)</w:t>
       </w:r>
@@ -13092,7 +13092,7 @@
       <w:pPr>
         <w:pStyle w:val="Ttulo2"/>
       </w:pPr>
-      <w:bookmarkStart w:id="45" w:name="_Toc231083334"/>
+      <w:bookmarkStart w:id="45" w:name="_Toc231084611"/>
       <w:r>
         <w:t>4.2 Determinantes de los retornos: global vs local (OE2)</w:t>
       </w:r>
@@ -13114,7 +13114,7 @@
         <w:spacing w:before="40" w:after="40"/>
         <w:jc w:val="center"/>
       </w:pPr>
-      <w:bookmarkStart w:id="46" w:name="_Toc231083362"/>
+      <w:bookmarkStart w:id="46" w:name="_Toc231084639"/>
       <w:r>
         <w:rPr>
           <w:i w:val="0"/>
@@ -13920,7 +13920,7 @@
           <w:noProof/>
         </w:rPr>
         <w:drawing>
-          <wp:inline distT="0" distB="0" distL="0" distR="0" wp14:anchorId="1FFD9AA2" wp14:editId="5F220D25">
+          <wp:inline distT="0" distB="0" distL="0" distR="0" wp14:anchorId="1E53E9E8" wp14:editId="1441339D">
             <wp:extent cx="5212080" cy="2833680"/>
             <wp:effectExtent l="0" t="0" r="0" b="0"/>
             <wp:docPr id="1" name="Picture 1"/>
@@ -13962,7 +13962,7 @@
         <w:spacing w:before="160" w:after="200"/>
         <w:jc w:val="center"/>
       </w:pPr>
-      <w:bookmarkStart w:id="47" w:name="_Toc231083375"/>
+      <w:bookmarkStart w:id="47" w:name="_Toc231084652"/>
       <w:r>
         <w:rPr>
           <w:i w:val="0"/>
@@ -13993,12 +13993,83 @@
       <w:bookmarkEnd w:id="47"/>
     </w:p>
     <w:p>
+      <w:r>
+        <w:rPr>
+          <w:b/>
+        </w:rPr>
+        <w:t>Nota sobre la especificación (efectos fijos vs. aleatorios).</w:t>
+      </w:r>
+      <w:r>
+        <w:t xml:space="preserve"> Conviene precisar por qué se</w:t>
+      </w:r>
+    </w:p>
+    <w:p>
+      <w:r>
+        <w:lastRenderedPageBreak/>
+        <w:t>adoptan efectos fijos. Dado que los regresores son factores macroeconómicos **comunes a todas las</w:t>
+      </w:r>
+    </w:p>
+    <w:p>
+      <w:r>
+        <w:t xml:space="preserve">empresas** —el precio del cobre, el VIX o el tipo de </w:t>
+      </w:r>
+      <w:r>
+        <w:t>cambio toman el mismo valor para cada firma en</w:t>
+      </w:r>
+    </w:p>
+    <w:p>
+      <w:r>
+        <w:t>cada mes—, los estimadores de efectos fijos y de efectos aleatorios producen **pendientes</w:t>
+      </w:r>
+    </w:p>
+    <w:p>
+      <w:r>
+        <w:t>idénticas**; lo único que distingue a ambas especificaciones es el tratamiento de la media</w:t>
+      </w:r>
+    </w:p>
+    <w:p>
+      <w:r>
+        <w:t>específica de cada empresa. En consecuencia, el test de Hausman resulta degenerado (H ≈ 0) y no</w:t>
+      </w:r>
+    </w:p>
+    <w:p>
+      <w:r>
+        <w:t xml:space="preserve">discrimina entre ambos. Se retiene la especificación de </w:t>
+      </w:r>
+      <w:r>
+        <w:rPr>
+          <w:b/>
+        </w:rPr>
+        <w:t>efectos fijos</w:t>
+      </w:r>
+      <w:r>
+        <w:t xml:space="preserve"> porque absorbe la</w:t>
+      </w:r>
+    </w:p>
+    <w:p>
+      <w:r>
+        <w:t xml:space="preserve">heterogeneidad no observada y constante de cada empresa (distintas medias de retorno por </w:t>
+      </w:r>
+      <w:r>
+        <w:t>niveles de</w:t>
+      </w:r>
+    </w:p>
+    <w:p>
+      <w:r>
+        <w:t>riesgo, tamaño o jurisdicción), constituyendo la opción más conservadora y estándar en la</w:t>
+      </w:r>
+    </w:p>
+    <w:p>
+      <w:r>
+        <w:t>literatura financiera.</w:t>
+      </w:r>
+    </w:p>
+    <w:p>
       <w:pPr>
         <w:pStyle w:val="Ttulo2"/>
       </w:pPr>
-      <w:bookmarkStart w:id="48" w:name="_Toc231083335"/>
-      <w:r>
-        <w:lastRenderedPageBreak/>
+      <w:bookmarkStart w:id="48" w:name="_Toc231084612"/>
+      <w:r>
         <w:t>4.3 Relaciones de largo plazo (OE3)</w:t>
       </w:r>
       <w:bookmarkEnd w:id="48"/>
@@ -14058,6 +14129,7 @@
     </w:p>
     <w:p>
       <w:r>
+        <w:lastRenderedPageBreak/>
         <w:t xml:space="preserve">(§4.1), la hipótesis natural es que la relación de equilibrio se </w:t>
       </w:r>
       <w:r>
@@ -14148,7 +14220,6 @@
     </w:p>
     <w:p>
       <w:r>
-        <w:lastRenderedPageBreak/>
         <w:t>evidencia mixta. Este resultado ilustra la importancia de incorporar los quiebres estructurales en</w:t>
       </w:r>
     </w:p>
@@ -14161,7 +14232,7 @@
       <w:pPr>
         <w:pStyle w:val="Ttulo2"/>
       </w:pPr>
-      <w:bookmarkStart w:id="49" w:name="_Toc231083336"/>
+      <w:bookmarkStart w:id="49" w:name="_Toc231084613"/>
       <w:r>
         <w:t>4.4 Dinámica de shocks (OE4)</w:t>
       </w:r>
@@ -14183,7 +14254,7 @@
         <w:spacing w:before="40" w:after="40"/>
         <w:jc w:val="center"/>
       </w:pPr>
-      <w:bookmarkStart w:id="50" w:name="_Toc231083363"/>
+      <w:bookmarkStart w:id="50" w:name="_Toc231084640"/>
       <w:r>
         <w:rPr>
           <w:i w:val="0"/>
@@ -14304,7 +14375,13 @@
               <w:rPr>
                 <w:sz w:val="20"/>
               </w:rPr>
-              <w:t>Componente propio (idiosincrático)</w:t>
+              <w:t xml:space="preserve">Componente propio </w:t>
+            </w:r>
+            <w:r>
+              <w:rPr>
+                <w:sz w:val="20"/>
+              </w:rPr>
+              <w:t>(idiosincrático)</w:t>
             </w:r>
           </w:p>
         </w:tc>
@@ -14568,15 +14645,15 @@
     </w:p>
     <w:p>
       <w:r>
-        <w:t>de manera estadísticamente significativa (F = 9,11; p = 0,003). Más allá del componente</w:t>
-      </w:r>
-    </w:p>
-    <w:p>
-      <w:r>
-        <w:t xml:space="preserve">idiosincrático, **los shocks </w:t>
-      </w:r>
-      <w:r>
-        <w:t>globales (cobre + VIX ≈ 32%) explican una fracción muy superior a</w:t>
+        <w:t xml:space="preserve">de manera estadísticamente </w:t>
+      </w:r>
+      <w:r>
+        <w:t>significativa (F = 9,11; p = 0,003). Más allá del componente</w:t>
+      </w:r>
+    </w:p>
+    <w:p>
+      <w:r>
+        <w:t>idiosincrático, **los shocks globales (cobre + VIX ≈ 32%) explican una fracción muy superior a</w:t>
       </w:r>
     </w:p>
     <w:p>
@@ -14623,9 +14700,8 @@
         <w:rPr>
           <w:noProof/>
         </w:rPr>
-        <w:lastRenderedPageBreak/>
         <w:drawing>
-          <wp:inline distT="0" distB="0" distL="0" distR="0" wp14:anchorId="385F2B8B" wp14:editId="36164AF0">
+          <wp:inline distT="0" distB="0" distL="0" distR="0" wp14:anchorId="2465C8B5" wp14:editId="6FD183D8">
             <wp:extent cx="5212080" cy="3890356"/>
             <wp:effectExtent l="0" t="0" r="0" b="0"/>
             <wp:docPr id="2" name="Picture 2"/>
@@ -14667,7 +14743,7 @@
         <w:spacing w:before="160" w:after="200"/>
         <w:jc w:val="center"/>
       </w:pPr>
-      <w:bookmarkStart w:id="51" w:name="_Toc231083376"/>
+      <w:bookmarkStart w:id="51" w:name="_Toc231084653"/>
       <w:r>
         <w:rPr>
           <w:i w:val="0"/>
@@ -14693,10 +14769,7 @@
         <w:fldChar w:fldCharType="end"/>
       </w:r>
       <w:r>
-        <w:t xml:space="preserve">. Descomposición de la varianza del error de pronóstico del retorno (FEVD, horizonte 12 </w:t>
-      </w:r>
-      <w:r>
-        <w:t>meses).</w:t>
+        <w:t>. Descomposición de la varianza del error de pronóstico del retorno (FEVD, horizonte 12 meses).</w:t>
       </w:r>
       <w:bookmarkEnd w:id="51"/>
     </w:p>
@@ -14721,6 +14794,7 @@
     </w:p>
     <w:p>
       <w:r>
+        <w:lastRenderedPageBreak/>
         <w:t>los meses siguientes, coherente con una incorporación rápida de la información del commodity</w:t>
       </w:r>
     </w:p>
@@ -14738,9 +14812,8 @@
         <w:rPr>
           <w:noProof/>
         </w:rPr>
-        <w:lastRenderedPageBreak/>
         <w:drawing>
-          <wp:inline distT="0" distB="0" distL="0" distR="0" wp14:anchorId="1045B20E" wp14:editId="5CCC86E5">
+          <wp:inline distT="0" distB="0" distL="0" distR="0" wp14:anchorId="53BBE93B" wp14:editId="6AEF6EB2">
             <wp:extent cx="5212080" cy="2531582"/>
             <wp:effectExtent l="0" t="0" r="0" b="0"/>
             <wp:docPr id="3" name="Picture 3"/>
@@ -14782,7 +14855,7 @@
         <w:spacing w:before="160" w:after="200"/>
         <w:jc w:val="center"/>
       </w:pPr>
-      <w:bookmarkStart w:id="52" w:name="_Toc231083377"/>
+      <w:bookmarkStart w:id="52" w:name="_Toc231084654"/>
       <w:r>
         <w:rPr>
           <w:i w:val="0"/>
@@ -14816,7 +14889,7 @@
       <w:pPr>
         <w:pStyle w:val="Ttulo2"/>
       </w:pPr>
-      <w:bookmarkStart w:id="53" w:name="_Toc231083337"/>
+      <w:bookmarkStart w:id="53" w:name="_Toc231084614"/>
       <w:r>
         <w:t>4.5 Estabilidad por fases del ciclo del cobre (OE5)</w:t>
       </w:r>
@@ -14824,10 +14897,7 @@
     </w:p>
     <w:p>
       <w:r>
-        <w:t xml:space="preserve">El algoritmo de </w:t>
-      </w:r>
-      <w:r>
-        <w:t>Bry-Boschan identifica una secuencia coherente de fases de expansión y contracción</w:t>
+        <w:t>El algoritmo de Bry-Boschan identifica una secuencia coherente de fases de expansión y contracción</w:t>
       </w:r>
     </w:p>
     <w:p>
@@ -14908,6 +14978,7 @@
     </w:p>
     <w:p>
       <w:r>
+        <w:lastRenderedPageBreak/>
         <w:t>asimetría (H5 sobre estabilidad) y constituye en sí mismo un hallazgo de interés, sujeto a</w:t>
       </w:r>
     </w:p>
@@ -14925,9 +14996,8 @@
         <w:rPr>
           <w:noProof/>
         </w:rPr>
-        <w:lastRenderedPageBreak/>
         <w:drawing>
-          <wp:inline distT="0" distB="0" distL="0" distR="0" wp14:anchorId="2D5FE7CB" wp14:editId="534C201A">
+          <wp:inline distT="0" distB="0" distL="0" distR="0" wp14:anchorId="7E76A2F0" wp14:editId="2855D031">
             <wp:extent cx="5212080" cy="2366710"/>
             <wp:effectExtent l="0" t="0" r="0" b="0"/>
             <wp:docPr id="4" name="Picture 4"/>
@@ -14969,7 +15039,7 @@
         <w:spacing w:before="160" w:after="200"/>
         <w:jc w:val="center"/>
       </w:pPr>
-      <w:bookmarkStart w:id="54" w:name="_Toc231083378"/>
+      <w:bookmarkStart w:id="54" w:name="_Toc231084655"/>
       <w:r>
         <w:rPr>
           <w:i w:val="0"/>
@@ -15003,7 +15073,7 @@
       <w:pPr>
         <w:pStyle w:val="Ttulo2"/>
       </w:pPr>
-      <w:bookmarkStart w:id="55" w:name="_Toc231083338"/>
+      <w:bookmarkStart w:id="55" w:name="_Toc231084615"/>
       <w:r>
         <w:t>4.6 Comparación entre mercados: triangulación (OE6)</w:t>
       </w:r>
@@ -15025,7 +15095,7 @@
         <w:spacing w:before="40" w:after="40"/>
         <w:jc w:val="center"/>
       </w:pPr>
-      <w:bookmarkStart w:id="56" w:name="_Toc231083364"/>
+      <w:bookmarkStart w:id="56" w:name="_Toc231084641"/>
       <w:r>
         <w:rPr>
           <w:i w:val="0"/>
@@ -15476,7 +15546,13 @@
               <w:rPr>
                 <w:sz w:val="20"/>
               </w:rPr>
-              <w:t>C · minería Chile</w:t>
+              <w:t xml:space="preserve">C · </w:t>
+            </w:r>
+            <w:r>
+              <w:rPr>
+                <w:sz w:val="20"/>
+              </w:rPr>
+              <w:t>minería Chile</w:t>
             </w:r>
           </w:p>
         </w:tc>
@@ -15601,10 +15677,7 @@
         <w:ind w:left="454" w:hanging="454"/>
       </w:pPr>
       <w:r>
-        <w:t xml:space="preserve">1. **La </w:t>
-      </w:r>
-      <w:r>
-        <w:t>sensibilidad al cobre es similar entre el cobre puro internacional (0,571) y el local</w:t>
+        <w:t>1. **La sensibilidad al cobre es similar entre el cobre puro internacional (0,571) y el local</w:t>
       </w:r>
     </w:p>
     <w:p>
@@ -15619,6 +15692,7 @@
     </w:p>
     <w:p>
       <w:r>
+        <w:lastRenderedPageBreak/>
         <w:t xml:space="preserve">   menor sensibilidad de la muestra C se debe a la </w:t>
       </w:r>
       <w:r>
@@ -15645,9 +15719,8 @@
         <w:rPr>
           <w:noProof/>
         </w:rPr>
-        <w:lastRenderedPageBreak/>
         <w:drawing>
-          <wp:inline distT="0" distB="0" distL="0" distR="0" wp14:anchorId="2A78589E" wp14:editId="65EC70B3">
+          <wp:inline distT="0" distB="0" distL="0" distR="0" wp14:anchorId="7F20BD24" wp14:editId="26050A03">
             <wp:extent cx="5212080" cy="2626097"/>
             <wp:effectExtent l="0" t="0" r="0" b="0"/>
             <wp:docPr id="5" name="Picture 5"/>
@@ -15689,7 +15762,7 @@
         <w:spacing w:before="160" w:after="200"/>
         <w:jc w:val="center"/>
       </w:pPr>
-      <w:bookmarkStart w:id="57" w:name="_Toc231083379"/>
+      <w:bookmarkStart w:id="57" w:name="_Toc231084656"/>
       <w:r>
         <w:rPr>
           <w:i w:val="0"/>
@@ -15724,7 +15797,10 @@
         <w:ind w:left="454" w:hanging="454"/>
       </w:pPr>
       <w:r>
-        <w:t>2. **La fracción de varianza atribuida a shocks globales es algo mayor en el mercado internacional</w:t>
+        <w:t xml:space="preserve">2. **La fracción de varianza </w:t>
+      </w:r>
+      <w:r>
+        <w:t>atribuida a shocks globales es algo mayor en el mercado internacional</w:t>
       </w:r>
     </w:p>
     <w:p>
@@ -15760,7 +15836,7 @@
       <w:pPr>
         <w:pStyle w:val="Ttulo2"/>
       </w:pPr>
-      <w:bookmarkStart w:id="58" w:name="_Toc231083339"/>
+      <w:bookmarkStart w:id="58" w:name="_Toc231084616"/>
       <w:r>
         <w:t>4.7 Diagnósticos y robustez</w:t>
       </w:r>
@@ -15793,6 +15869,7 @@
     </w:p>
     <w:p>
       <w:r>
+        <w:lastRenderedPageBreak/>
         <w:t xml:space="preserve">Este resultado </w:t>
       </w:r>
       <w:r>
@@ -15807,11 +15884,7 @@
     </w:p>
     <w:p>
       <w:r>
-        <w:lastRenderedPageBreak/>
-        <w:t xml:space="preserve">cinco productoras comparten un factor común </w:t>
-      </w:r>
-      <w:r>
-        <w:t>—señaladamente el precio del cobre— que induce</w:t>
+        <w:t>cinco productoras comparten un factor común —señaladamente el precio del cobre— que induce</w:t>
       </w:r>
     </w:p>
     <w:p>
@@ -15893,10 +15966,7 @@
     </w:p>
     <w:p>
       <w:r>
-        <w:t xml:space="preserve">de heterocedasticidad condicional (estadístico 41,1; p = 0,000), lo que justifica </w:t>
-      </w:r>
-      <w:r>
-        <w:t>modelar la</w:t>
+        <w:t>de heterocedasticidad condicional (estadístico 41,1; p = 0,000), lo que justifica modelar la</w:t>
       </w:r>
     </w:p>
     <w:p>
@@ -15944,6 +16014,7 @@
         <w:rPr>
           <w:b/>
         </w:rPr>
+        <w:lastRenderedPageBreak/>
         <w:t>GJR-GARCH</w:t>
       </w:r>
       <w:r>
@@ -15961,7 +16032,6 @@
     </w:p>
     <w:p>
       <w:r>
-        <w:lastRenderedPageBreak/>
         <w:t>p = 0,023), preferido por el criterio BIC: las caídas del retorno elevan la volatilidad futura más</w:t>
       </w:r>
     </w:p>
@@ -16095,6 +16165,7 @@
     </w:p>
     <w:p>
       <w:r>
+        <w:lastRenderedPageBreak/>
         <w:t xml:space="preserve">decaimiento posterior) </w:t>
       </w:r>
       <w:r>
@@ -16109,7 +16180,6 @@
     </w:p>
     <w:p>
       <w:r>
-        <w:lastRenderedPageBreak/>
         <w:t>que refuerza la robustez de la dinámica reportada en §4.4.</w:t>
       </w:r>
     </w:p>
@@ -16123,7 +16193,7 @@
           <w:noProof/>
         </w:rPr>
         <w:drawing>
-          <wp:inline distT="0" distB="0" distL="0" distR="0" wp14:anchorId="3AAC71EC" wp14:editId="049B3DFC">
+          <wp:inline distT="0" distB="0" distL="0" distR="0" wp14:anchorId="2A5DD95A" wp14:editId="6D681760">
             <wp:extent cx="5212080" cy="2531582"/>
             <wp:effectExtent l="0" t="0" r="0" b="0"/>
             <wp:docPr id="6" name="Picture 6"/>
@@ -16165,7 +16235,7 @@
         <w:spacing w:before="160" w:after="200"/>
         <w:jc w:val="center"/>
       </w:pPr>
-      <w:bookmarkStart w:id="59" w:name="_Toc231083380"/>
+      <w:bookmarkStart w:id="59" w:name="_Toc231084657"/>
       <w:r>
         <w:rPr>
           <w:i w:val="0"/>
@@ -16191,10 +16261,10 @@
         <w:fldChar w:fldCharType="end"/>
       </w:r>
       <w:r>
-        <w:t xml:space="preserve">. Respuesta del retorno a un shock del cobre mediante proyecciones locales (Jordà, 2005), IC </w:t>
-      </w:r>
-      <w:r>
-        <w:t>95%.</w:t>
+        <w:t xml:space="preserve">. Respuesta del retorno a un shock del cobre mediante proyecciones </w:t>
+      </w:r>
+      <w:r>
+        <w:t>locales (Jordà, 2005), IC 95%.</w:t>
       </w:r>
       <w:bookmarkEnd w:id="59"/>
     </w:p>
@@ -16202,7 +16272,7 @@
       <w:pPr>
         <w:pStyle w:val="Ttulo2"/>
       </w:pPr>
-      <w:bookmarkStart w:id="60" w:name="_Toc231083340"/>
+      <w:bookmarkStart w:id="60" w:name="_Toc231084617"/>
       <w:r>
         <w:t>4.8 Discusión integrada</w:t>
       </w:r>
@@ -16280,12 +16350,12 @@
     </w:p>
     <w:p>
       <w:r>
+        <w:lastRenderedPageBreak/>
         <w:t>la evidencia inicialmente mixta. La fuerte dependencia de sección cruzada detectada (§4.7) confirma,</w:t>
       </w:r>
     </w:p>
     <w:p>
       <w:r>
-        <w:lastRenderedPageBreak/>
         <w:t>además, la pertinencia del tratamiento econométrico adoptado.</w:t>
       </w:r>
     </w:p>
@@ -16389,7 +16459,7 @@
       <w:pPr>
         <w:pStyle w:val="Ttulo1"/>
       </w:pPr>
-      <w:bookmarkStart w:id="61" w:name="_Toc231083341"/>
+      <w:bookmarkStart w:id="61" w:name="_Toc231084618"/>
       <w:r>
         <w:lastRenderedPageBreak/>
         <w:t>Capítulo 5 — Conclusiones</w:t>
@@ -16400,7 +16470,7 @@
       <w:pPr>
         <w:pStyle w:val="Ttulo2"/>
       </w:pPr>
-      <w:bookmarkStart w:id="62" w:name="_Toc231083342"/>
+      <w:bookmarkStart w:id="62" w:name="_Toc231084619"/>
       <w:r>
         <w:t>5.1 Síntesis de los hallazgos</w:t>
       </w:r>
@@ -16408,7 +16478,10 @@
     </w:p>
     <w:p>
       <w:r>
-        <w:t>Esta investigación cuantificó y comparó el impacto de las variables macroeconómicas globales y</w:t>
+        <w:t xml:space="preserve">Esta investigación cuantificó y comparó el </w:t>
+      </w:r>
+      <w:r>
+        <w:t>impacto de las variables macroeconómicas globales y</w:t>
       </w:r>
     </w:p>
     <w:p>
@@ -16493,7 +16566,7 @@
       <w:pPr>
         <w:pStyle w:val="Ttulo2"/>
       </w:pPr>
-      <w:bookmarkStart w:id="63" w:name="_Toc231083343"/>
+      <w:bookmarkStart w:id="63" w:name="_Toc231084620"/>
       <w:r>
         <w:lastRenderedPageBreak/>
         <w:t>5.2 Implicancias</w:t>
@@ -16566,7 +16639,7 @@
       <w:pPr>
         <w:pStyle w:val="Ttulo2"/>
       </w:pPr>
-      <w:bookmarkStart w:id="64" w:name="_Toc231083344"/>
+      <w:bookmarkStart w:id="64" w:name="_Toc231084621"/>
       <w:r>
         <w:t>5.3 Limitaciones</w:t>
       </w:r>
@@ -16616,7 +16689,7 @@
       <w:pPr>
         <w:pStyle w:val="Ttulo2"/>
       </w:pPr>
-      <w:bookmarkStart w:id="65" w:name="_Toc231083345"/>
+      <w:bookmarkStart w:id="65" w:name="_Toc231084622"/>
       <w:r>
         <w:t>5.4 Líneas futuras de investigación</w:t>
       </w:r>
@@ -16652,7 +16725,7 @@
       <w:pPr>
         <w:pStyle w:val="Ttulo1"/>
       </w:pPr>
-      <w:bookmarkStart w:id="66" w:name="_Toc231083346"/>
+      <w:bookmarkStart w:id="66" w:name="_Toc231084623"/>
       <w:r>
         <w:lastRenderedPageBreak/>
         <w:t>Referencias</w:t>
@@ -16661,15 +16734,15 @@
     </w:p>
     <w:p>
       <w:r>
-        <w:t xml:space="preserve">Adler, M., &amp; Dumas, B. </w:t>
-      </w:r>
-      <w:r>
-        <w:t>(1984). Exposure to currency risk: Definition and measurement. *Financial Management*, 13(2), 41–50.</w:t>
-      </w:r>
-    </w:p>
-    <w:p>
-      <w:r>
-        <w:t>Bai, J., &amp; Perron, P. (2003). Computation and analysis of multiple structural change models. *Journal of Applied Econometrics*, 18(1), 1–22.</w:t>
+        <w:t>Adler, M., &amp; Dumas, B. (1984). Exposure to currency risk: Definition and measurement. *Financial Management*, 13(2), 41–50.</w:t>
+      </w:r>
+    </w:p>
+    <w:p>
+      <w:r>
+        <w:t xml:space="preserve">Bai, J., &amp; </w:t>
+      </w:r>
+      <w:r>
+        <w:t>Perron, P. (2003). Computation and analysis of multiple structural change models. *Journal of Applied Econometrics*, 18(1), 1–22.</w:t>
       </w:r>
     </w:p>
     <w:p>
@@ -16704,7 +16777,10 @@
     </w:p>
     <w:p>
       <w:r>
-        <w:t>Cashin, P., Céspedes, L. F., &amp; Sahay, R. (2004). Commodity currencies and the real exchange rate. *Journal of Development Economics*, 75(1), 239–268.</w:t>
+        <w:t xml:space="preserve">Cashin, P., Céspedes, L. F., &amp; Sahay, R. (2004). Commodity </w:t>
+      </w:r>
+      <w:r>
+        <w:t>currencies and the real exchange rate. *Journal of Development Economics*, 75(1), 239–268.</w:t>
       </w:r>
     </w:p>
     <w:p>
@@ -16801,7 +16877,10 @@
     </w:p>
     <w:p>
       <w:r>
-        <w:t>Kwiatkowski, D., Phillips, P. C. B., Schmidt, P., &amp; Shin, Y. (1992). Testing the null hypothesis of stationarity against the alternative of a unit root. *Journal of Econometrics*, 54(1–3), 159–178.</w:t>
+        <w:t xml:space="preserve">Kwiatkowski, D., Phillips, P. C. B., Schmidt, P., &amp; Shin, Y. (1992). Testing the null hypothesis of stationarity against the </w:t>
+      </w:r>
+      <w:r>
+        <w:t>alternative of a unit root. *Journal of Econometrics*, 54(1–3), 159–178.</w:t>
       </w:r>
     </w:p>
     <w:p>
@@ -16889,7 +16968,7 @@
       <w:pPr>
         <w:pStyle w:val="Ttulo1"/>
       </w:pPr>
-      <w:bookmarkStart w:id="67" w:name="_Toc231083347"/>
+      <w:bookmarkStart w:id="67" w:name="_Toc231084624"/>
       <w:r>
         <w:lastRenderedPageBreak/>
         <w:t>Anexos</w:t>
@@ -16900,7 +16979,7 @@
       <w:pPr>
         <w:pStyle w:val="Ttulo2"/>
       </w:pPr>
-      <w:bookmarkStart w:id="68" w:name="_Toc231083348"/>
+      <w:bookmarkStart w:id="68" w:name="_Toc231084625"/>
       <w:r>
         <w:t>Anexo A. Estadística descriptiva</w:t>
       </w:r>
@@ -16912,7 +16991,7 @@
         <w:spacing w:before="40" w:after="40"/>
         <w:jc w:val="center"/>
       </w:pPr>
-      <w:bookmarkStart w:id="69" w:name="_Toc231083365"/>
+      <w:bookmarkStart w:id="69" w:name="_Toc231084642"/>
       <w:r>
         <w:rPr>
           <w:i w:val="0"/>
@@ -19108,7 +19187,7 @@
       <w:pPr>
         <w:pStyle w:val="Ttulo2"/>
       </w:pPr>
-      <w:bookmarkStart w:id="70" w:name="_Toc231083349"/>
+      <w:bookmarkStart w:id="70" w:name="_Toc231084626"/>
       <w:r>
         <w:t>Anexo B. Matriz de correlación de los factores</w:t>
       </w:r>
@@ -19120,7 +19199,7 @@
         <w:spacing w:before="40" w:after="40"/>
         <w:jc w:val="center"/>
       </w:pPr>
-      <w:bookmarkStart w:id="71" w:name="_Toc231083366"/>
+      <w:bookmarkStart w:id="71" w:name="_Toc231084643"/>
       <w:r>
         <w:rPr>
           <w:i w:val="0"/>
@@ -20925,7 +21004,13 @@
               <w:rPr>
                 <w:sz w:val="20"/>
               </w:rPr>
-              <w:t>Δ Actividad local</w:t>
+              <w:t xml:space="preserve">Δ </w:t>
+            </w:r>
+            <w:r>
+              <w:rPr>
+                <w:sz w:val="20"/>
+              </w:rPr>
+              <w:t>Actividad local</w:t>
             </w:r>
           </w:p>
         </w:tc>
@@ -21148,12 +21233,9 @@
       <w:pPr>
         <w:pStyle w:val="Ttulo2"/>
       </w:pPr>
-      <w:bookmarkStart w:id="72" w:name="_Toc231083350"/>
-      <w:r>
-        <w:t xml:space="preserve">Anexo C. Pruebas de raíz unitaria y </w:t>
-      </w:r>
-      <w:r>
-        <w:t>orden de integración</w:t>
+      <w:bookmarkStart w:id="72" w:name="_Toc231084627"/>
+      <w:r>
+        <w:t>Anexo C. Pruebas de raíz unitaria y orden de integración</w:t>
       </w:r>
       <w:bookmarkEnd w:id="72"/>
     </w:p>
@@ -21163,7 +21245,7 @@
         <w:spacing w:before="40" w:after="40"/>
         <w:jc w:val="center"/>
       </w:pPr>
-      <w:bookmarkStart w:id="73" w:name="_Toc231083367"/>
+      <w:bookmarkStart w:id="73" w:name="_Toc231084644"/>
       <w:r>
         <w:rPr>
           <w:i w:val="0"/>
@@ -21991,7 +22073,7 @@
       <w:pPr>
         <w:pStyle w:val="Ttulo2"/>
       </w:pPr>
-      <w:bookmarkStart w:id="74" w:name="_Toc231083351"/>
+      <w:bookmarkStart w:id="74" w:name="_Toc231084628"/>
       <w:r>
         <w:t>Anexo D. Resultados completos del modelo de panel</w:t>
       </w:r>
@@ -22001,7 +22083,7 @@
       <w:pPr>
         <w:pStyle w:val="Ttulo3"/>
       </w:pPr>
-      <w:bookmarkStart w:id="75" w:name="_Toc231083352"/>
+      <w:bookmarkStart w:id="75" w:name="_Toc231084629"/>
       <w:r>
         <w:t>D.1 Muestra B — cobre, mercado internacional</w:t>
       </w:r>
@@ -22013,7 +22095,7 @@
         <w:spacing w:before="40" w:after="40"/>
         <w:jc w:val="center"/>
       </w:pPr>
-      <w:bookmarkStart w:id="76" w:name="_Toc231083368"/>
+      <w:bookmarkStart w:id="76" w:name="_Toc231084645"/>
       <w:r>
         <w:rPr>
           <w:i w:val="0"/>
@@ -23194,7 +23276,7 @@
       <w:pPr>
         <w:pStyle w:val="Ttulo3"/>
       </w:pPr>
-      <w:bookmarkStart w:id="77" w:name="_Toc231083353"/>
+      <w:bookmarkStart w:id="77" w:name="_Toc231084630"/>
       <w:r>
         <w:t>D.2 Muestra A — cobre, mercado chileno (Pucobre)</w:t>
       </w:r>
@@ -23206,7 +23288,7 @@
         <w:spacing w:before="40" w:after="40"/>
         <w:jc w:val="center"/>
       </w:pPr>
-      <w:bookmarkStart w:id="78" w:name="_Toc231083369"/>
+      <w:bookmarkStart w:id="78" w:name="_Toc231084646"/>
       <w:r>
         <w:rPr>
           <w:i w:val="0"/>
@@ -24381,7 +24463,7 @@
       <w:pPr>
         <w:pStyle w:val="Ttulo3"/>
       </w:pPr>
-      <w:bookmarkStart w:id="79" w:name="_Toc231083354"/>
+      <w:bookmarkStart w:id="79" w:name="_Toc231084631"/>
       <w:r>
         <w:t xml:space="preserve">D.3 </w:t>
       </w:r>
@@ -24396,7 +24478,7 @@
         <w:spacing w:before="40" w:after="40"/>
         <w:jc w:val="center"/>
       </w:pPr>
-      <w:bookmarkStart w:id="80" w:name="_Toc231083370"/>
+      <w:bookmarkStart w:id="80" w:name="_Toc231084647"/>
       <w:r>
         <w:rPr>
           <w:i w:val="0"/>
@@ -25571,7 +25653,7 @@
       <w:pPr>
         <w:pStyle w:val="Ttulo2"/>
       </w:pPr>
-      <w:bookmarkStart w:id="81" w:name="_Toc231083355"/>
+      <w:bookmarkStart w:id="81" w:name="_Toc231084632"/>
       <w:r>
         <w:lastRenderedPageBreak/>
         <w:t xml:space="preserve">Anexo E. </w:t>
@@ -25587,7 +25669,7 @@
         <w:spacing w:before="40" w:after="40"/>
         <w:jc w:val="center"/>
       </w:pPr>
-      <w:bookmarkStart w:id="82" w:name="_Toc231083371"/>
+      <w:bookmarkStart w:id="82" w:name="_Toc231084648"/>
       <w:r>
         <w:rPr>
           <w:i w:val="0"/>
@@ -26258,7 +26340,7 @@
       <w:pPr>
         <w:pStyle w:val="Ttulo2"/>
       </w:pPr>
-      <w:bookmarkStart w:id="83" w:name="_Toc231083356"/>
+      <w:bookmarkStart w:id="83" w:name="_Toc231084633"/>
       <w:r>
         <w:t xml:space="preserve">Anexo F. </w:t>
       </w:r>
@@ -26273,7 +26355,7 @@
         <w:spacing w:before="40" w:after="40"/>
         <w:jc w:val="center"/>
       </w:pPr>
-      <w:bookmarkStart w:id="84" w:name="_Toc231083372"/>
+      <w:bookmarkStart w:id="84" w:name="_Toc231084649"/>
       <w:r>
         <w:rPr>
           <w:i w:val="0"/>
@@ -27087,7 +27169,7 @@
       <w:pPr>
         <w:pStyle w:val="Ttulo2"/>
       </w:pPr>
-      <w:bookmarkStart w:id="85" w:name="_Toc231083357"/>
+      <w:bookmarkStart w:id="85" w:name="_Toc231084634"/>
       <w:r>
         <w:t>Anexo G. Fuentes de datos</w:t>
       </w:r>
@@ -27099,7 +27181,7 @@
         <w:spacing w:before="40" w:after="40"/>
         <w:jc w:val="center"/>
       </w:pPr>
-      <w:bookmarkStart w:id="86" w:name="_Toc231083373"/>
+      <w:bookmarkStart w:id="86" w:name="_Toc231084650"/>
       <w:r>
         <w:rPr>
           <w:i w:val="0"/>
@@ -28248,7 +28330,7 @@
       <w:pPr>
         <w:pStyle w:val="Ttulo2"/>
       </w:pPr>
-      <w:bookmarkStart w:id="87" w:name="_Toc231083358"/>
+      <w:bookmarkStart w:id="87" w:name="_Toc231084635"/>
       <w:r>
         <w:t>Anexo H. Disponibilidad del código</w:t>
       </w:r>
@@ -28266,7 +28348,7 @@
       <w:pPr>
         <w:pStyle w:val="Ttulo2"/>
       </w:pPr>
-      <w:bookmarkStart w:id="88" w:name="_Toc231083359"/>
+      <w:bookmarkStart w:id="88" w:name="_Toc231084636"/>
       <w:r>
         <w:t>Anexo I. Extensión predictiva: ¿explican o anticipan?</w:t>
       </w:r>
@@ -28292,7 +28374,7 @@
         <w:spacing w:before="40" w:after="40"/>
         <w:jc w:val="center"/>
       </w:pPr>
-      <w:bookmarkStart w:id="89" w:name="_Toc231083374"/>
+      <w:bookmarkStart w:id="89" w:name="_Toc231084651"/>
       <w:r>
         <w:rPr>
           <w:i w:val="0"/>
@@ -29133,13 +29215,7 @@
         <w:rPr>
           <w:b/>
         </w:rPr>
-        <w:t xml:space="preserve">refuerza la hipótesis de eficiencia de mercado en su forma </w:t>
-      </w:r>
-      <w:r>
-        <w:rPr>
-          <w:b/>
-        </w:rPr>
-        <w:t>débil</w:t>
+        <w:t>refuerza la hipótesis de eficiencia de mercado en su forma débil</w:t>
       </w:r>
       <w:r>
         <w:t xml:space="preserve"> y justifica el enfoque explicativo —y no predictivo— adoptado. El mejor desempeño direccional corresponde al término de momentum (AR(1)). Una versión interactiva de este modelo se encuentra en la plataforma web del proyecto.</w:t>
@@ -29154,7 +29230,7 @@
       <w:pPr>
         <w:pStyle w:val="Ttulo1"/>
       </w:pPr>
-      <w:bookmarkStart w:id="90" w:name="_Toc231083360"/>
+      <w:bookmarkStart w:id="90" w:name="_Toc231084637"/>
       <w:r>
         <w:lastRenderedPageBreak/>
         <w:t>Glosario de términos econométricos</w:t>
@@ -29259,10 +29335,10 @@
     </w:p>
     <w:p>
       <w:r>
-        <w:t xml:space="preserve">en el tiempo de cada </w:t>
-      </w:r>
-      <w:r>
-        <w:t>unidad mediante interceptos específicos.</w:t>
+        <w:t xml:space="preserve">en el tiempo de cada unidad </w:t>
+      </w:r>
+      <w:r>
+        <w:t>mediante interceptos específicos.</w:t>
       </w:r>
     </w:p>
     <w:p>
@@ -29788,31 +29864,31 @@
       </w:rPr>
     </w:lvl>
   </w:abstractNum>
-  <w:num w:numId="1" w16cid:durableId="240457132">
+  <w:num w:numId="1" w16cid:durableId="506405399">
     <w:abstractNumId w:val="8"/>
   </w:num>
-  <w:num w:numId="2" w16cid:durableId="2025672340">
+  <w:num w:numId="2" w16cid:durableId="473792319">
     <w:abstractNumId w:val="6"/>
   </w:num>
-  <w:num w:numId="3" w16cid:durableId="1685208454">
+  <w:num w:numId="3" w16cid:durableId="1696923657">
     <w:abstractNumId w:val="5"/>
   </w:num>
-  <w:num w:numId="4" w16cid:durableId="460541071">
+  <w:num w:numId="4" w16cid:durableId="1526215791">
     <w:abstractNumId w:val="4"/>
   </w:num>
-  <w:num w:numId="5" w16cid:durableId="1861167125">
+  <w:num w:numId="5" w16cid:durableId="1634748387">
     <w:abstractNumId w:val="7"/>
   </w:num>
-  <w:num w:numId="6" w16cid:durableId="520582342">
+  <w:num w:numId="6" w16cid:durableId="623459870">
     <w:abstractNumId w:val="3"/>
   </w:num>
-  <w:num w:numId="7" w16cid:durableId="360909374">
+  <w:num w:numId="7" w16cid:durableId="9383533">
     <w:abstractNumId w:val="2"/>
   </w:num>
-  <w:num w:numId="8" w16cid:durableId="337080378">
+  <w:num w:numId="8" w16cid:durableId="1998335935">
     <w:abstractNumId w:val="1"/>
   </w:num>
-  <w:num w:numId="9" w16cid:durableId="705758011">
+  <w:num w:numId="9" w16cid:durableId="1259750506">
     <w:abstractNumId w:val="0"/>
   </w:num>
 </w:numbering>
@@ -41214,7 +41290,7 @@
     <w:autoRedefine/>
     <w:uiPriority w:val="39"/>
     <w:unhideWhenUsed/>
-    <w:rsid w:val="00A80140"/>
+    <w:rsid w:val="009B0CDE"/>
     <w:pPr>
       <w:spacing w:after="100"/>
     </w:pPr>
@@ -41226,7 +41302,7 @@
     <w:autoRedefine/>
     <w:uiPriority w:val="39"/>
     <w:unhideWhenUsed/>
-    <w:rsid w:val="00A80140"/>
+    <w:rsid w:val="009B0CDE"/>
     <w:pPr>
       <w:spacing w:after="100"/>
       <w:ind w:left="240"/>
@@ -41239,7 +41315,7 @@
     <w:autoRedefine/>
     <w:uiPriority w:val="39"/>
     <w:unhideWhenUsed/>
-    <w:rsid w:val="00A80140"/>
+    <w:rsid w:val="009B0CDE"/>
     <w:pPr>
       <w:spacing w:after="100"/>
       <w:ind w:left="480"/>
@@ -41250,7 +41326,7 @@
     <w:basedOn w:val="Fuentedeprrafopredeter"/>
     <w:uiPriority w:val="99"/>
     <w:unhideWhenUsed/>
-    <w:rsid w:val="00A80140"/>
+    <w:rsid w:val="009B0CDE"/>
     <w:rPr>
       <w:color w:val="0000FF" w:themeColor="hyperlink"/>
       <w:u w:val="single"/>
@@ -41262,7 +41338,7 @@
     <w:next w:val="Normal"/>
     <w:uiPriority w:val="99"/>
     <w:unhideWhenUsed/>
-    <w:rsid w:val="00A80140"/>
+    <w:rsid w:val="009B0CDE"/>
     <w:pPr>
       <w:spacing w:after="0"/>
     </w:pPr>

--- a/outputs/Tesis_Francisco_Rietta.docx
+++ b/outputs/Tesis_Francisco_Rietta.docx
@@ -166,7 +166,7 @@
       <w:pPr>
         <w:pStyle w:val="Ttulo1"/>
       </w:pPr>
-      <w:bookmarkStart w:id="0" w:name="_Toc231084567"/>
+      <w:bookmarkStart w:id="0" w:name="_Toc231090002"/>
       <w:r>
         <w:lastRenderedPageBreak/>
         <w:t>Página de aprobación</w:t>
@@ -262,7 +262,7 @@
       <w:pPr>
         <w:pStyle w:val="Ttulo1"/>
       </w:pPr>
-      <w:bookmarkStart w:id="1" w:name="_Toc231084568"/>
+      <w:bookmarkStart w:id="1" w:name="_Toc231090003"/>
       <w:r>
         <w:lastRenderedPageBreak/>
         <w:t>Declaración de originalidad</w:t>
@@ -303,7 +303,7 @@
       <w:pPr>
         <w:pStyle w:val="Ttulo1"/>
       </w:pPr>
-      <w:bookmarkStart w:id="2" w:name="_Toc231084569"/>
+      <w:bookmarkStart w:id="2" w:name="_Toc231090004"/>
       <w:r>
         <w:lastRenderedPageBreak/>
         <w:t>Dedicatoria</w:t>
@@ -333,7 +333,7 @@
       <w:pPr>
         <w:pStyle w:val="Ttulo1"/>
       </w:pPr>
-      <w:bookmarkStart w:id="3" w:name="_Toc231084570"/>
+      <w:bookmarkStart w:id="3" w:name="_Toc231090005"/>
       <w:r>
         <w:lastRenderedPageBreak/>
         <w:t>Agradecimientos</w:t>
@@ -359,7 +359,7 @@
       <w:pPr>
         <w:pStyle w:val="Ttulo1"/>
       </w:pPr>
-      <w:bookmarkStart w:id="4" w:name="_Toc231084571"/>
+      <w:bookmarkStart w:id="4" w:name="_Toc231090006"/>
       <w:r>
         <w:lastRenderedPageBreak/>
         <w:t>Resumen</w:t>
@@ -397,7 +397,7 @@
       <w:pPr>
         <w:pStyle w:val="Ttulo1"/>
       </w:pPr>
-      <w:bookmarkStart w:id="5" w:name="_Toc231084572"/>
+      <w:bookmarkStart w:id="5" w:name="_Toc231090007"/>
       <w:r>
         <w:lastRenderedPageBreak/>
         <w:t>Abstract</w:t>
@@ -432,7 +432,7 @@
       <w:pPr>
         <w:pStyle w:val="Ttulo1"/>
       </w:pPr>
-      <w:bookmarkStart w:id="6" w:name="_Toc231084573"/>
+      <w:bookmarkStart w:id="6" w:name="_Toc231090008"/>
       <w:r>
         <w:lastRenderedPageBreak/>
         <w:t>Índice general</w:t>
@@ -464,7 +464,7 @@
       <w:r>
         <w:fldChar w:fldCharType="separate"/>
       </w:r>
-      <w:hyperlink w:anchor="_Toc231084567" w:history="1">
+      <w:hyperlink w:anchor="_Toc231090002" w:history="1">
         <w:r>
           <w:rPr>
             <w:rStyle w:val="Hipervnculo"/>
@@ -491,7 +491,7 @@
             <w:noProof/>
             <w:webHidden/>
           </w:rPr>
-          <w:instrText xml:space="preserve"> PAGEREF _Toc231084567 \h </w:instrText>
+          <w:instrText xml:space="preserve"> PAGEREF _Toc231090002 \h </w:instrText>
         </w:r>
         <w:r>
           <w:rPr>
@@ -538,7 +538,7 @@
           <w14:ligatures w14:val="standardContextual"/>
         </w:rPr>
       </w:pPr>
-      <w:hyperlink w:anchor="_Toc231084568" w:history="1">
+      <w:hyperlink w:anchor="_Toc231090003" w:history="1">
         <w:r>
           <w:rPr>
             <w:rStyle w:val="Hipervnculo"/>
@@ -565,7 +565,7 @@
             <w:noProof/>
             <w:webHidden/>
           </w:rPr>
-          <w:instrText xml:space="preserve"> PAGEREF _Toc231084568 \h </w:instrText>
+          <w:instrText xml:space="preserve"> PAGEREF _Toc231090003 \h </w:instrText>
         </w:r>
         <w:r>
           <w:rPr>
@@ -612,7 +612,7 @@
           <w14:ligatures w14:val="standardContextual"/>
         </w:rPr>
       </w:pPr>
-      <w:hyperlink w:anchor="_Toc231084569" w:history="1">
+      <w:hyperlink w:anchor="_Toc231090004" w:history="1">
         <w:r>
           <w:rPr>
             <w:rStyle w:val="Hipervnculo"/>
@@ -639,7 +639,7 @@
             <w:noProof/>
             <w:webHidden/>
           </w:rPr>
-          <w:instrText xml:space="preserve"> PAGEREF _Toc231084569 \h </w:instrText>
+          <w:instrText xml:space="preserve"> PAGEREF _Toc231090004 \h </w:instrText>
         </w:r>
         <w:r>
           <w:rPr>
@@ -686,7 +686,7 @@
           <w14:ligatures w14:val="standardContextual"/>
         </w:rPr>
       </w:pPr>
-      <w:hyperlink w:anchor="_Toc231084570" w:history="1">
+      <w:hyperlink w:anchor="_Toc231090005" w:history="1">
         <w:r>
           <w:rPr>
             <w:rStyle w:val="Hipervnculo"/>
@@ -713,7 +713,7 @@
             <w:noProof/>
             <w:webHidden/>
           </w:rPr>
-          <w:instrText xml:space="preserve"> PAGEREF _Toc231084570 \h </w:instrText>
+          <w:instrText xml:space="preserve"> PAGEREF _Toc231090005 \h </w:instrText>
         </w:r>
         <w:r>
           <w:rPr>
@@ -760,7 +760,7 @@
           <w14:ligatures w14:val="standardContextual"/>
         </w:rPr>
       </w:pPr>
-      <w:hyperlink w:anchor="_Toc231084571" w:history="1">
+      <w:hyperlink w:anchor="_Toc231090006" w:history="1">
         <w:r>
           <w:rPr>
             <w:rStyle w:val="Hipervnculo"/>
@@ -787,7 +787,7 @@
             <w:noProof/>
             <w:webHidden/>
           </w:rPr>
-          <w:instrText xml:space="preserve"> PAGEREF _Toc231084571 \h </w:instrText>
+          <w:instrText xml:space="preserve"> PAGEREF _Toc231090006 \h </w:instrText>
         </w:r>
         <w:r>
           <w:rPr>
@@ -834,7 +834,7 @@
           <w14:ligatures w14:val="standardContextual"/>
         </w:rPr>
       </w:pPr>
-      <w:hyperlink w:anchor="_Toc231084572" w:history="1">
+      <w:hyperlink w:anchor="_Toc231090007" w:history="1">
         <w:r>
           <w:rPr>
             <w:rStyle w:val="Hipervnculo"/>
@@ -861,7 +861,7 @@
             <w:noProof/>
             <w:webHidden/>
           </w:rPr>
-          <w:instrText xml:space="preserve"> PAGEREF _Toc231084572 \h </w:instrText>
+          <w:instrText xml:space="preserve"> PAGEREF _Toc231090007 \h </w:instrText>
         </w:r>
         <w:r>
           <w:rPr>
@@ -908,7 +908,7 @@
           <w14:ligatures w14:val="standardContextual"/>
         </w:rPr>
       </w:pPr>
-      <w:hyperlink w:anchor="_Toc231084573" w:history="1">
+      <w:hyperlink w:anchor="_Toc231090008" w:history="1">
         <w:r>
           <w:rPr>
             <w:rStyle w:val="Hipervnculo"/>
@@ -935,7 +935,7 @@
             <w:noProof/>
             <w:webHidden/>
           </w:rPr>
-          <w:instrText xml:space="preserve"> PAGEREF _Toc231084573 \h </w:instrText>
+          <w:instrText xml:space="preserve"> PAGEREF _Toc231090008 \h </w:instrText>
         </w:r>
         <w:r>
           <w:rPr>
@@ -982,7 +982,7 @@
           <w14:ligatures w14:val="standardContextual"/>
         </w:rPr>
       </w:pPr>
-      <w:hyperlink w:anchor="_Toc231084574" w:history="1">
+      <w:hyperlink w:anchor="_Toc231090009" w:history="1">
         <w:r>
           <w:rPr>
             <w:rStyle w:val="Hipervnculo"/>
@@ -1009,7 +1009,7 @@
             <w:noProof/>
             <w:webHidden/>
           </w:rPr>
-          <w:instrText xml:space="preserve"> PAGEREF _Toc231084574 \h </w:instrText>
+          <w:instrText xml:space="preserve"> PAGEREF _Toc231090009 \h </w:instrText>
         </w:r>
         <w:r>
           <w:rPr>
@@ -1056,7 +1056,7 @@
           <w14:ligatures w14:val="standardContextual"/>
         </w:rPr>
       </w:pPr>
-      <w:hyperlink w:anchor="_Toc231084575" w:history="1">
+      <w:hyperlink w:anchor="_Toc231090010" w:history="1">
         <w:r>
           <w:rPr>
             <w:rStyle w:val="Hipervnculo"/>
@@ -1083,7 +1083,7 @@
             <w:noProof/>
             <w:webHidden/>
           </w:rPr>
-          <w:instrText xml:space="preserve"> PAGEREF _Toc231084575 \h </w:instrText>
+          <w:instrText xml:space="preserve"> PAGEREF _Toc231090010 \h </w:instrText>
         </w:r>
         <w:r>
           <w:rPr>
@@ -1130,7 +1130,7 @@
           <w14:ligatures w14:val="standardContextual"/>
         </w:rPr>
       </w:pPr>
-      <w:hyperlink w:anchor="_Toc231084576" w:history="1">
+      <w:hyperlink w:anchor="_Toc231090011" w:history="1">
         <w:r>
           <w:rPr>
             <w:rStyle w:val="Hipervnculo"/>
@@ -1157,7 +1157,7 @@
             <w:noProof/>
             <w:webHidden/>
           </w:rPr>
-          <w:instrText xml:space="preserve"> PAGEREF _Toc231084576 \h </w:instrText>
+          <w:instrText xml:space="preserve"> PAGEREF _Toc231090011 \h </w:instrText>
         </w:r>
         <w:r>
           <w:rPr>
@@ -1204,7 +1204,7 @@
           <w14:ligatures w14:val="standardContextual"/>
         </w:rPr>
       </w:pPr>
-      <w:hyperlink w:anchor="_Toc231084577" w:history="1">
+      <w:hyperlink w:anchor="_Toc231090012" w:history="1">
         <w:r>
           <w:rPr>
             <w:rStyle w:val="Hipervnculo"/>
@@ -1231,7 +1231,7 @@
             <w:noProof/>
             <w:webHidden/>
           </w:rPr>
-          <w:instrText xml:space="preserve"> PAGEREF _Toc231084577 \h </w:instrText>
+          <w:instrText xml:space="preserve"> PAGEREF _Toc231090012 \h </w:instrText>
         </w:r>
         <w:r>
           <w:rPr>
@@ -1278,7 +1278,7 @@
           <w14:ligatures w14:val="standardContextual"/>
         </w:rPr>
       </w:pPr>
-      <w:hyperlink w:anchor="_Toc231084578" w:history="1">
+      <w:hyperlink w:anchor="_Toc231090013" w:history="1">
         <w:r>
           <w:rPr>
             <w:rStyle w:val="Hipervnculo"/>
@@ -1305,7 +1305,7 @@
             <w:noProof/>
             <w:webHidden/>
           </w:rPr>
-          <w:instrText xml:space="preserve"> PAGEREF _Toc231084578 \h </w:instrText>
+          <w:instrText xml:space="preserve"> PAGEREF _Toc231090013 \h </w:instrText>
         </w:r>
         <w:r>
           <w:rPr>
@@ -1352,7 +1352,7 @@
           <w14:ligatures w14:val="standardContextual"/>
         </w:rPr>
       </w:pPr>
-      <w:hyperlink w:anchor="_Toc231084579" w:history="1">
+      <w:hyperlink w:anchor="_Toc231090014" w:history="1">
         <w:r>
           <w:rPr>
             <w:rStyle w:val="Hipervnculo"/>
@@ -1379,7 +1379,7 @@
             <w:noProof/>
             <w:webHidden/>
           </w:rPr>
-          <w:instrText xml:space="preserve"> PAGEREF _Toc231084579 \h </w:instrText>
+          <w:instrText xml:space="preserve"> PAGEREF _Toc231090014 \h </w:instrText>
         </w:r>
         <w:r>
           <w:rPr>
@@ -1426,7 +1426,7 @@
           <w14:ligatures w14:val="standardContextual"/>
         </w:rPr>
       </w:pPr>
-      <w:hyperlink w:anchor="_Toc231084580" w:history="1">
+      <w:hyperlink w:anchor="_Toc231090015" w:history="1">
         <w:r>
           <w:rPr>
             <w:rStyle w:val="Hipervnculo"/>
@@ -1453,7 +1453,7 @@
             <w:noProof/>
             <w:webHidden/>
           </w:rPr>
-          <w:instrText xml:space="preserve"> PAGEREF _Toc231084580 \h </w:instrText>
+          <w:instrText xml:space="preserve"> PAGEREF _Toc231090015 \h </w:instrText>
         </w:r>
         <w:r>
           <w:rPr>
@@ -1500,7 +1500,7 @@
           <w14:ligatures w14:val="standardContextual"/>
         </w:rPr>
       </w:pPr>
-      <w:hyperlink w:anchor="_Toc231084581" w:history="1">
+      <w:hyperlink w:anchor="_Toc231090016" w:history="1">
         <w:r>
           <w:rPr>
             <w:rStyle w:val="Hipervnculo"/>
@@ -1527,7 +1527,7 @@
             <w:noProof/>
             <w:webHidden/>
           </w:rPr>
-          <w:instrText xml:space="preserve"> PAGEREF _Toc231084581 \h </w:instrText>
+          <w:instrText xml:space="preserve"> PAGEREF _Toc231090016 \h </w:instrText>
         </w:r>
         <w:r>
           <w:rPr>
@@ -1574,7 +1574,7 @@
           <w14:ligatures w14:val="standardContextual"/>
         </w:rPr>
       </w:pPr>
-      <w:hyperlink w:anchor="_Toc231084582" w:history="1">
+      <w:hyperlink w:anchor="_Toc231090017" w:history="1">
         <w:r>
           <w:rPr>
             <w:rStyle w:val="Hipervnculo"/>
@@ -1601,7 +1601,7 @@
             <w:noProof/>
             <w:webHidden/>
           </w:rPr>
-          <w:instrText xml:space="preserve"> PAGEREF _Toc231084582 \h </w:instrText>
+          <w:instrText xml:space="preserve"> PAGEREF _Toc231090017 \h </w:instrText>
         </w:r>
         <w:r>
           <w:rPr>
@@ -1648,7 +1648,7 @@
           <w14:ligatures w14:val="standardContextual"/>
         </w:rPr>
       </w:pPr>
-      <w:hyperlink w:anchor="_Toc231084583" w:history="1">
+      <w:hyperlink w:anchor="_Toc231090018" w:history="1">
         <w:r>
           <w:rPr>
             <w:rStyle w:val="Hipervnculo"/>
@@ -1675,7 +1675,7 @@
             <w:noProof/>
             <w:webHidden/>
           </w:rPr>
-          <w:instrText xml:space="preserve"> PAGEREF _Toc231084583 \h </w:instrText>
+          <w:instrText xml:space="preserve"> PAGEREF _Toc231090018 \h </w:instrText>
         </w:r>
         <w:r>
           <w:rPr>
@@ -1722,7 +1722,7 @@
           <w14:ligatures w14:val="standardContextual"/>
         </w:rPr>
       </w:pPr>
-      <w:hyperlink w:anchor="_Toc231084584" w:history="1">
+      <w:hyperlink w:anchor="_Toc231090019" w:history="1">
         <w:r>
           <w:rPr>
             <w:rStyle w:val="Hipervnculo"/>
@@ -1749,7 +1749,7 @@
             <w:noProof/>
             <w:webHidden/>
           </w:rPr>
-          <w:instrText xml:space="preserve"> PAGEREF _Toc231084584 \h </w:instrText>
+          <w:instrText xml:space="preserve"> PAGEREF _Toc231090019 \h </w:instrText>
         </w:r>
         <w:r>
           <w:rPr>
@@ -1796,7 +1796,7 @@
           <w14:ligatures w14:val="standardContextual"/>
         </w:rPr>
       </w:pPr>
-      <w:hyperlink w:anchor="_Toc231084585" w:history="1">
+      <w:hyperlink w:anchor="_Toc231090020" w:history="1">
         <w:r>
           <w:rPr>
             <w:rStyle w:val="Hipervnculo"/>
@@ -1823,7 +1823,7 @@
             <w:noProof/>
             <w:webHidden/>
           </w:rPr>
-          <w:instrText xml:space="preserve"> PAGEREF _Toc231084585 \h </w:instrText>
+          <w:instrText xml:space="preserve"> PAGEREF _Toc231090020 \h </w:instrText>
         </w:r>
         <w:r>
           <w:rPr>
@@ -1870,7 +1870,7 @@
           <w14:ligatures w14:val="standardContextual"/>
         </w:rPr>
       </w:pPr>
-      <w:hyperlink w:anchor="_Toc231084586" w:history="1">
+      <w:hyperlink w:anchor="_Toc231090021" w:history="1">
         <w:r>
           <w:rPr>
             <w:rStyle w:val="Hipervnculo"/>
@@ -1897,7 +1897,7 @@
             <w:noProof/>
             <w:webHidden/>
           </w:rPr>
-          <w:instrText xml:space="preserve"> PAGEREF _Toc231084586 \h </w:instrText>
+          <w:instrText xml:space="preserve"> PAGEREF _Toc231090021 \h </w:instrText>
         </w:r>
         <w:r>
           <w:rPr>
@@ -1944,7 +1944,7 @@
           <w14:ligatures w14:val="standardContextual"/>
         </w:rPr>
       </w:pPr>
-      <w:hyperlink w:anchor="_Toc231084587" w:history="1">
+      <w:hyperlink w:anchor="_Toc231090022" w:history="1">
         <w:r>
           <w:rPr>
             <w:rStyle w:val="Hipervnculo"/>
@@ -1971,7 +1971,7 @@
             <w:noProof/>
             <w:webHidden/>
           </w:rPr>
-          <w:instrText xml:space="preserve"> PAGEREF _Toc231084587 \h </w:instrText>
+          <w:instrText xml:space="preserve"> PAGEREF _Toc231090022 \h </w:instrText>
         </w:r>
         <w:r>
           <w:rPr>
@@ -2018,7 +2018,7 @@
           <w14:ligatures w14:val="standardContextual"/>
         </w:rPr>
       </w:pPr>
-      <w:hyperlink w:anchor="_Toc231084588" w:history="1">
+      <w:hyperlink w:anchor="_Toc231090023" w:history="1">
         <w:r>
           <w:rPr>
             <w:rStyle w:val="Hipervnculo"/>
@@ -2045,7 +2045,7 @@
             <w:noProof/>
             <w:webHidden/>
           </w:rPr>
-          <w:instrText xml:space="preserve"> PAGEREF _Toc231084588 \h </w:instrText>
+          <w:instrText xml:space="preserve"> PAGEREF _Toc231090023 \h </w:instrText>
         </w:r>
         <w:r>
           <w:rPr>
@@ -2092,7 +2092,7 @@
           <w14:ligatures w14:val="standardContextual"/>
         </w:rPr>
       </w:pPr>
-      <w:hyperlink w:anchor="_Toc231084589" w:history="1">
+      <w:hyperlink w:anchor="_Toc231090024" w:history="1">
         <w:r>
           <w:rPr>
             <w:rStyle w:val="Hipervnculo"/>
@@ -2119,7 +2119,7 @@
             <w:noProof/>
             <w:webHidden/>
           </w:rPr>
-          <w:instrText xml:space="preserve"> PAGEREF _Toc231084589 \h </w:instrText>
+          <w:instrText xml:space="preserve"> PAGEREF _Toc231090024 \h </w:instrText>
         </w:r>
         <w:r>
           <w:rPr>
@@ -2166,7 +2166,7 @@
           <w14:ligatures w14:val="standardContextual"/>
         </w:rPr>
       </w:pPr>
-      <w:hyperlink w:anchor="_Toc231084590" w:history="1">
+      <w:hyperlink w:anchor="_Toc231090025" w:history="1">
         <w:r>
           <w:rPr>
             <w:rStyle w:val="Hipervnculo"/>
@@ -2193,7 +2193,7 @@
             <w:noProof/>
             <w:webHidden/>
           </w:rPr>
-          <w:instrText xml:space="preserve"> PAGEREF _Toc231084590 \h </w:instrText>
+          <w:instrText xml:space="preserve"> PAGEREF _Toc231090025 \h </w:instrText>
         </w:r>
         <w:r>
           <w:rPr>
@@ -2240,7 +2240,7 @@
           <w14:ligatures w14:val="standardContextual"/>
         </w:rPr>
       </w:pPr>
-      <w:hyperlink w:anchor="_Toc231084591" w:history="1">
+      <w:hyperlink w:anchor="_Toc231090026" w:history="1">
         <w:r>
           <w:rPr>
             <w:rStyle w:val="Hipervnculo"/>
@@ -2267,7 +2267,7 @@
             <w:noProof/>
             <w:webHidden/>
           </w:rPr>
-          <w:instrText xml:space="preserve"> PAGEREF _Toc231084591 \h </w:instrText>
+          <w:instrText xml:space="preserve"> PAGEREF _Toc231090026 \h </w:instrText>
         </w:r>
         <w:r>
           <w:rPr>
@@ -2314,7 +2314,7 @@
           <w14:ligatures w14:val="standardContextual"/>
         </w:rPr>
       </w:pPr>
-      <w:hyperlink w:anchor="_Toc231084592" w:history="1">
+      <w:hyperlink w:anchor="_Toc231090027" w:history="1">
         <w:r>
           <w:rPr>
             <w:rStyle w:val="Hipervnculo"/>
@@ -2341,7 +2341,7 @@
             <w:noProof/>
             <w:webHidden/>
           </w:rPr>
-          <w:instrText xml:space="preserve"> PAGEREF _Toc231084592 \h </w:instrText>
+          <w:instrText xml:space="preserve"> PAGEREF _Toc231090027 \h </w:instrText>
         </w:r>
         <w:r>
           <w:rPr>
@@ -2388,7 +2388,7 @@
           <w14:ligatures w14:val="standardContextual"/>
         </w:rPr>
       </w:pPr>
-      <w:hyperlink w:anchor="_Toc231084593" w:history="1">
+      <w:hyperlink w:anchor="_Toc231090028" w:history="1">
         <w:r>
           <w:rPr>
             <w:rStyle w:val="Hipervnculo"/>
@@ -2415,7 +2415,7 @@
             <w:noProof/>
             <w:webHidden/>
           </w:rPr>
-          <w:instrText xml:space="preserve"> PAGEREF _Toc231084593 \h </w:instrText>
+          <w:instrText xml:space="preserve"> PAGEREF _Toc231090028 \h </w:instrText>
         </w:r>
         <w:r>
           <w:rPr>
@@ -2462,7 +2462,7 @@
           <w14:ligatures w14:val="standardContextual"/>
         </w:rPr>
       </w:pPr>
-      <w:hyperlink w:anchor="_Toc231084594" w:history="1">
+      <w:hyperlink w:anchor="_Toc231090029" w:history="1">
         <w:r>
           <w:rPr>
             <w:rStyle w:val="Hipervnculo"/>
@@ -2489,7 +2489,7 @@
             <w:noProof/>
             <w:webHidden/>
           </w:rPr>
-          <w:instrText xml:space="preserve"> PAGEREF _Toc231084594 \h </w:instrText>
+          <w:instrText xml:space="preserve"> PAGEREF _Toc231090029 \h </w:instrText>
         </w:r>
         <w:r>
           <w:rPr>
@@ -2536,7 +2536,7 @@
           <w14:ligatures w14:val="standardContextual"/>
         </w:rPr>
       </w:pPr>
-      <w:hyperlink w:anchor="_Toc231084595" w:history="1">
+      <w:hyperlink w:anchor="_Toc231090030" w:history="1">
         <w:r>
           <w:rPr>
             <w:rStyle w:val="Hipervnculo"/>
@@ -2563,7 +2563,7 @@
             <w:noProof/>
             <w:webHidden/>
           </w:rPr>
-          <w:instrText xml:space="preserve"> PAGEREF _Toc231084595 \h </w:instrText>
+          <w:instrText xml:space="preserve"> PAGEREF _Toc231090030 \h </w:instrText>
         </w:r>
         <w:r>
           <w:rPr>
@@ -2610,7 +2610,7 @@
           <w14:ligatures w14:val="standardContextual"/>
         </w:rPr>
       </w:pPr>
-      <w:hyperlink w:anchor="_Toc231084596" w:history="1">
+      <w:hyperlink w:anchor="_Toc231090031" w:history="1">
         <w:r>
           <w:rPr>
             <w:rStyle w:val="Hipervnculo"/>
@@ -2637,7 +2637,7 @@
             <w:noProof/>
             <w:webHidden/>
           </w:rPr>
-          <w:instrText xml:space="preserve"> PAGEREF _Toc231084596 \h </w:instrText>
+          <w:instrText xml:space="preserve"> PAGEREF _Toc231090031 \h </w:instrText>
         </w:r>
         <w:r>
           <w:rPr>
@@ -2684,7 +2684,7 @@
           <w14:ligatures w14:val="standardContextual"/>
         </w:rPr>
       </w:pPr>
-      <w:hyperlink w:anchor="_Toc231084597" w:history="1">
+      <w:hyperlink w:anchor="_Toc231090032" w:history="1">
         <w:r>
           <w:rPr>
             <w:rStyle w:val="Hipervnculo"/>
@@ -2711,7 +2711,7 @@
             <w:noProof/>
             <w:webHidden/>
           </w:rPr>
-          <w:instrText xml:space="preserve"> PAGEREF _Toc231084597 \h </w:instrText>
+          <w:instrText xml:space="preserve"> PAGEREF _Toc231090032 \h </w:instrText>
         </w:r>
         <w:r>
           <w:rPr>
@@ -2758,7 +2758,7 @@
           <w14:ligatures w14:val="standardContextual"/>
         </w:rPr>
       </w:pPr>
-      <w:hyperlink w:anchor="_Toc231084598" w:history="1">
+      <w:hyperlink w:anchor="_Toc231090033" w:history="1">
         <w:r>
           <w:rPr>
             <w:rStyle w:val="Hipervnculo"/>
@@ -2785,7 +2785,7 @@
             <w:noProof/>
             <w:webHidden/>
           </w:rPr>
-          <w:instrText xml:space="preserve"> PAGEREF _Toc231084598 \h </w:instrText>
+          <w:instrText xml:space="preserve"> PAGEREF _Toc231090033 \h </w:instrText>
         </w:r>
         <w:r>
           <w:rPr>
@@ -2832,7 +2832,7 @@
           <w14:ligatures w14:val="standardContextual"/>
         </w:rPr>
       </w:pPr>
-      <w:hyperlink w:anchor="_Toc231084599" w:history="1">
+      <w:hyperlink w:anchor="_Toc231090034" w:history="1">
         <w:r>
           <w:rPr>
             <w:rStyle w:val="Hipervnculo"/>
@@ -2859,7 +2859,7 @@
             <w:noProof/>
             <w:webHidden/>
           </w:rPr>
-          <w:instrText xml:space="preserve"> PAGEREF _Toc231084599 \h </w:instrText>
+          <w:instrText xml:space="preserve"> PAGEREF _Toc231090034 \h </w:instrText>
         </w:r>
         <w:r>
           <w:rPr>
@@ -2906,7 +2906,7 @@
           <w14:ligatures w14:val="standardContextual"/>
         </w:rPr>
       </w:pPr>
-      <w:hyperlink w:anchor="_Toc231084600" w:history="1">
+      <w:hyperlink w:anchor="_Toc231090035" w:history="1">
         <w:r>
           <w:rPr>
             <w:rStyle w:val="Hipervnculo"/>
@@ -2933,7 +2933,7 @@
             <w:noProof/>
             <w:webHidden/>
           </w:rPr>
-          <w:instrText xml:space="preserve"> PAGEREF _Toc231084600 \h </w:instrText>
+          <w:instrText xml:space="preserve"> PAGEREF _Toc231090035 \h </w:instrText>
         </w:r>
         <w:r>
           <w:rPr>
@@ -2980,7 +2980,7 @@
           <w14:ligatures w14:val="standardContextual"/>
         </w:rPr>
       </w:pPr>
-      <w:hyperlink w:anchor="_Toc231084601" w:history="1">
+      <w:hyperlink w:anchor="_Toc231090036" w:history="1">
         <w:r>
           <w:rPr>
             <w:rStyle w:val="Hipervnculo"/>
@@ -3007,7 +3007,7 @@
             <w:noProof/>
             <w:webHidden/>
           </w:rPr>
-          <w:instrText xml:space="preserve"> PAGEREF _Toc231084601 \h </w:instrText>
+          <w:instrText xml:space="preserve"> PAGEREF _Toc231090036 \h </w:instrText>
         </w:r>
         <w:r>
           <w:rPr>
@@ -3054,7 +3054,7 @@
           <w14:ligatures w14:val="standardContextual"/>
         </w:rPr>
       </w:pPr>
-      <w:hyperlink w:anchor="_Toc231084602" w:history="1">
+      <w:hyperlink w:anchor="_Toc231090037" w:history="1">
         <w:r>
           <w:rPr>
             <w:rStyle w:val="Hipervnculo"/>
@@ -3081,7 +3081,7 @@
             <w:noProof/>
             <w:webHidden/>
           </w:rPr>
-          <w:instrText xml:space="preserve"> PAGEREF _Toc231084602 \h </w:instrText>
+          <w:instrText xml:space="preserve"> PAGEREF _Toc231090037 \h </w:instrText>
         </w:r>
         <w:r>
           <w:rPr>
@@ -3128,7 +3128,7 @@
           <w14:ligatures w14:val="standardContextual"/>
         </w:rPr>
       </w:pPr>
-      <w:hyperlink w:anchor="_Toc231084603" w:history="1">
+      <w:hyperlink w:anchor="_Toc231090038" w:history="1">
         <w:r>
           <w:rPr>
             <w:rStyle w:val="Hipervnculo"/>
@@ -3155,7 +3155,7 @@
             <w:noProof/>
             <w:webHidden/>
           </w:rPr>
-          <w:instrText xml:space="preserve"> PAGEREF _Toc231084603 \h </w:instrText>
+          <w:instrText xml:space="preserve"> PAGEREF _Toc231090038 \h </w:instrText>
         </w:r>
         <w:r>
           <w:rPr>
@@ -3202,7 +3202,7 @@
           <w14:ligatures w14:val="standardContextual"/>
         </w:rPr>
       </w:pPr>
-      <w:hyperlink w:anchor="_Toc231084604" w:history="1">
+      <w:hyperlink w:anchor="_Toc231090039" w:history="1">
         <w:r>
           <w:rPr>
             <w:rStyle w:val="Hipervnculo"/>
@@ -3229,7 +3229,7 @@
             <w:noProof/>
             <w:webHidden/>
           </w:rPr>
-          <w:instrText xml:space="preserve"> PAGEREF _Toc231084604 \h </w:instrText>
+          <w:instrText xml:space="preserve"> PAGEREF _Toc231090039 \h </w:instrText>
         </w:r>
         <w:r>
           <w:rPr>
@@ -3276,7 +3276,7 @@
           <w14:ligatures w14:val="standardContextual"/>
         </w:rPr>
       </w:pPr>
-      <w:hyperlink w:anchor="_Toc231084605" w:history="1">
+      <w:hyperlink w:anchor="_Toc231090040" w:history="1">
         <w:r>
           <w:rPr>
             <w:rStyle w:val="Hipervnculo"/>
@@ -3303,7 +3303,7 @@
             <w:noProof/>
             <w:webHidden/>
           </w:rPr>
-          <w:instrText xml:space="preserve"> PAGEREF _Toc231084605 \h </w:instrText>
+          <w:instrText xml:space="preserve"> PAGEREF _Toc231090040 \h </w:instrText>
         </w:r>
         <w:r>
           <w:rPr>
@@ -3350,7 +3350,7 @@
           <w14:ligatures w14:val="standardContextual"/>
         </w:rPr>
       </w:pPr>
-      <w:hyperlink w:anchor="_Toc231084606" w:history="1">
+      <w:hyperlink w:anchor="_Toc231090041" w:history="1">
         <w:r>
           <w:rPr>
             <w:rStyle w:val="Hipervnculo"/>
@@ -3377,7 +3377,7 @@
             <w:noProof/>
             <w:webHidden/>
           </w:rPr>
-          <w:instrText xml:space="preserve"> PAGEREF _Toc231084606 \h </w:instrText>
+          <w:instrText xml:space="preserve"> PAGEREF _Toc231090041 \h </w:instrText>
         </w:r>
         <w:r>
           <w:rPr>
@@ -3424,7 +3424,7 @@
           <w14:ligatures w14:val="standardContextual"/>
         </w:rPr>
       </w:pPr>
-      <w:hyperlink w:anchor="_Toc231084607" w:history="1">
+      <w:hyperlink w:anchor="_Toc231090042" w:history="1">
         <w:r>
           <w:rPr>
             <w:rStyle w:val="Hipervnculo"/>
@@ -3451,7 +3451,7 @@
             <w:noProof/>
             <w:webHidden/>
           </w:rPr>
-          <w:instrText xml:space="preserve"> PAGEREF _Toc231084607 \h </w:instrText>
+          <w:instrText xml:space="preserve"> PAGEREF _Toc231090042 \h </w:instrText>
         </w:r>
         <w:r>
           <w:rPr>
@@ -3498,7 +3498,7 @@
           <w14:ligatures w14:val="standardContextual"/>
         </w:rPr>
       </w:pPr>
-      <w:hyperlink w:anchor="_Toc231084608" w:history="1">
+      <w:hyperlink w:anchor="_Toc231090043" w:history="1">
         <w:r>
           <w:rPr>
             <w:rStyle w:val="Hipervnculo"/>
@@ -3525,7 +3525,7 @@
             <w:noProof/>
             <w:webHidden/>
           </w:rPr>
-          <w:instrText xml:space="preserve"> PAGEREF _Toc231084608 \h </w:instrText>
+          <w:instrText xml:space="preserve"> PAGEREF _Toc231090043 \h </w:instrText>
         </w:r>
         <w:r>
           <w:rPr>
@@ -3572,7 +3572,7 @@
           <w14:ligatures w14:val="standardContextual"/>
         </w:rPr>
       </w:pPr>
-      <w:hyperlink w:anchor="_Toc231084609" w:history="1">
+      <w:hyperlink w:anchor="_Toc231090044" w:history="1">
         <w:r>
           <w:rPr>
             <w:rStyle w:val="Hipervnculo"/>
@@ -3599,7 +3599,7 @@
             <w:noProof/>
             <w:webHidden/>
           </w:rPr>
-          <w:instrText xml:space="preserve"> PAGEREF _Toc231084609 \h </w:instrText>
+          <w:instrText xml:space="preserve"> PAGEREF _Toc231090044 \h </w:instrText>
         </w:r>
         <w:r>
           <w:rPr>
@@ -3646,7 +3646,7 @@
           <w14:ligatures w14:val="standardContextual"/>
         </w:rPr>
       </w:pPr>
-      <w:hyperlink w:anchor="_Toc231084610" w:history="1">
+      <w:hyperlink w:anchor="_Toc231090045" w:history="1">
         <w:r>
           <w:rPr>
             <w:rStyle w:val="Hipervnculo"/>
@@ -3673,7 +3673,7 @@
             <w:noProof/>
             <w:webHidden/>
           </w:rPr>
-          <w:instrText xml:space="preserve"> PAGEREF _Toc231084610 \h </w:instrText>
+          <w:instrText xml:space="preserve"> PAGEREF _Toc231090045 \h </w:instrText>
         </w:r>
         <w:r>
           <w:rPr>
@@ -3720,7 +3720,7 @@
           <w14:ligatures w14:val="standardContextual"/>
         </w:rPr>
       </w:pPr>
-      <w:hyperlink w:anchor="_Toc231084611" w:history="1">
+      <w:hyperlink w:anchor="_Toc231090046" w:history="1">
         <w:r>
           <w:rPr>
             <w:rStyle w:val="Hipervnculo"/>
@@ -3747,7 +3747,7 @@
             <w:noProof/>
             <w:webHidden/>
           </w:rPr>
-          <w:instrText xml:space="preserve"> PAGEREF _Toc231084611 \h </w:instrText>
+          <w:instrText xml:space="preserve"> PAGEREF _Toc231090046 \h </w:instrText>
         </w:r>
         <w:r>
           <w:rPr>
@@ -3794,7 +3794,7 @@
           <w14:ligatures w14:val="standardContextual"/>
         </w:rPr>
       </w:pPr>
-      <w:hyperlink w:anchor="_Toc231084612" w:history="1">
+      <w:hyperlink w:anchor="_Toc231090047" w:history="1">
         <w:r>
           <w:rPr>
             <w:rStyle w:val="Hipervnculo"/>
@@ -3821,7 +3821,7 @@
             <w:noProof/>
             <w:webHidden/>
           </w:rPr>
-          <w:instrText xml:space="preserve"> PAGEREF _Toc231084612 \h </w:instrText>
+          <w:instrText xml:space="preserve"> PAGEREF _Toc231090047 \h </w:instrText>
         </w:r>
         <w:r>
           <w:rPr>
@@ -3868,7 +3868,7 @@
           <w14:ligatures w14:val="standardContextual"/>
         </w:rPr>
       </w:pPr>
-      <w:hyperlink w:anchor="_Toc231084613" w:history="1">
+      <w:hyperlink w:anchor="_Toc231090048" w:history="1">
         <w:r>
           <w:rPr>
             <w:rStyle w:val="Hipervnculo"/>
@@ -3895,7 +3895,7 @@
             <w:noProof/>
             <w:webHidden/>
           </w:rPr>
-          <w:instrText xml:space="preserve"> PAGEREF _Toc231084613 \h </w:instrText>
+          <w:instrText xml:space="preserve"> PAGEREF _Toc231090048 \h </w:instrText>
         </w:r>
         <w:r>
           <w:rPr>
@@ -3942,7 +3942,7 @@
           <w14:ligatures w14:val="standardContextual"/>
         </w:rPr>
       </w:pPr>
-      <w:hyperlink w:anchor="_Toc231084614" w:history="1">
+      <w:hyperlink w:anchor="_Toc231090049" w:history="1">
         <w:r>
           <w:rPr>
             <w:rStyle w:val="Hipervnculo"/>
@@ -3969,7 +3969,7 @@
             <w:noProof/>
             <w:webHidden/>
           </w:rPr>
-          <w:instrText xml:space="preserve"> PAGEREF _Toc231084614 \h </w:instrText>
+          <w:instrText xml:space="preserve"> PAGEREF _Toc231090049 \h </w:instrText>
         </w:r>
         <w:r>
           <w:rPr>
@@ -4016,7 +4016,7 @@
           <w14:ligatures w14:val="standardContextual"/>
         </w:rPr>
       </w:pPr>
-      <w:hyperlink w:anchor="_Toc231084615" w:history="1">
+      <w:hyperlink w:anchor="_Toc231090050" w:history="1">
         <w:r>
           <w:rPr>
             <w:rStyle w:val="Hipervnculo"/>
@@ -4043,7 +4043,7 @@
             <w:noProof/>
             <w:webHidden/>
           </w:rPr>
-          <w:instrText xml:space="preserve"> PAGEREF _Toc231084615 \h </w:instrText>
+          <w:instrText xml:space="preserve"> PAGEREF _Toc231090050 \h </w:instrText>
         </w:r>
         <w:r>
           <w:rPr>
@@ -4090,7 +4090,7 @@
           <w14:ligatures w14:val="standardContextual"/>
         </w:rPr>
       </w:pPr>
-      <w:hyperlink w:anchor="_Toc231084616" w:history="1">
+      <w:hyperlink w:anchor="_Toc231090051" w:history="1">
         <w:r>
           <w:rPr>
             <w:rStyle w:val="Hipervnculo"/>
@@ -4117,7 +4117,7 @@
             <w:noProof/>
             <w:webHidden/>
           </w:rPr>
-          <w:instrText xml:space="preserve"> PAGEREF _Toc231084616 \h </w:instrText>
+          <w:instrText xml:space="preserve"> PAGEREF _Toc231090051 \h </w:instrText>
         </w:r>
         <w:r>
           <w:rPr>
@@ -4137,7 +4137,7 @@
             <w:noProof/>
             <w:webHidden/>
           </w:rPr>
-          <w:t>34</w:t>
+          <w:t>35</w:t>
         </w:r>
         <w:r>
           <w:rPr>
@@ -4164,7 +4164,7 @@
           <w14:ligatures w14:val="standardContextual"/>
         </w:rPr>
       </w:pPr>
-      <w:hyperlink w:anchor="_Toc231084617" w:history="1">
+      <w:hyperlink w:anchor="_Toc231090052" w:history="1">
         <w:r>
           <w:rPr>
             <w:rStyle w:val="Hipervnculo"/>
@@ -4191,7 +4191,7 @@
             <w:noProof/>
             <w:webHidden/>
           </w:rPr>
-          <w:instrText xml:space="preserve"> PAGEREF _Toc231084617 \h </w:instrText>
+          <w:instrText xml:space="preserve"> PAGEREF _Toc231090052 \h </w:instrText>
         </w:r>
         <w:r>
           <w:rPr>
@@ -4211,7 +4211,7 @@
             <w:noProof/>
             <w:webHidden/>
           </w:rPr>
-          <w:t>37</w:t>
+          <w:t>38</w:t>
         </w:r>
         <w:r>
           <w:rPr>
@@ -4238,7 +4238,7 @@
           <w14:ligatures w14:val="standardContextual"/>
         </w:rPr>
       </w:pPr>
-      <w:hyperlink w:anchor="_Toc231084618" w:history="1">
+      <w:hyperlink w:anchor="_Toc231090053" w:history="1">
         <w:r>
           <w:rPr>
             <w:rStyle w:val="Hipervnculo"/>
@@ -4265,7 +4265,7 @@
             <w:noProof/>
             <w:webHidden/>
           </w:rPr>
-          <w:instrText xml:space="preserve"> PAGEREF _Toc231084618 \h </w:instrText>
+          <w:instrText xml:space="preserve"> PAGEREF _Toc231090053 \h </w:instrText>
         </w:r>
         <w:r>
           <w:rPr>
@@ -4285,7 +4285,7 @@
             <w:noProof/>
             <w:webHidden/>
           </w:rPr>
-          <w:t>39</w:t>
+          <w:t>40</w:t>
         </w:r>
         <w:r>
           <w:rPr>
@@ -4312,7 +4312,7 @@
           <w14:ligatures w14:val="standardContextual"/>
         </w:rPr>
       </w:pPr>
-      <w:hyperlink w:anchor="_Toc231084619" w:history="1">
+      <w:hyperlink w:anchor="_Toc231090054" w:history="1">
         <w:r>
           <w:rPr>
             <w:rStyle w:val="Hipervnculo"/>
@@ -4339,7 +4339,7 @@
             <w:noProof/>
             <w:webHidden/>
           </w:rPr>
-          <w:instrText xml:space="preserve"> PAGEREF _Toc231084619 \h </w:instrText>
+          <w:instrText xml:space="preserve"> PAGEREF _Toc231090054 \h </w:instrText>
         </w:r>
         <w:r>
           <w:rPr>
@@ -4359,7 +4359,7 @@
             <w:noProof/>
             <w:webHidden/>
           </w:rPr>
-          <w:t>39</w:t>
+          <w:t>40</w:t>
         </w:r>
         <w:r>
           <w:rPr>
@@ -4386,7 +4386,7 @@
           <w14:ligatures w14:val="standardContextual"/>
         </w:rPr>
       </w:pPr>
-      <w:hyperlink w:anchor="_Toc231084620" w:history="1">
+      <w:hyperlink w:anchor="_Toc231090055" w:history="1">
         <w:r>
           <w:rPr>
             <w:rStyle w:val="Hipervnculo"/>
@@ -4413,7 +4413,7 @@
             <w:noProof/>
             <w:webHidden/>
           </w:rPr>
-          <w:instrText xml:space="preserve"> PAGEREF _Toc231084620 \h </w:instrText>
+          <w:instrText xml:space="preserve"> PAGEREF _Toc231090055 \h </w:instrText>
         </w:r>
         <w:r>
           <w:rPr>
@@ -4433,7 +4433,7 @@
             <w:noProof/>
             <w:webHidden/>
           </w:rPr>
-          <w:t>40</w:t>
+          <w:t>41</w:t>
         </w:r>
         <w:r>
           <w:rPr>
@@ -4460,7 +4460,7 @@
           <w14:ligatures w14:val="standardContextual"/>
         </w:rPr>
       </w:pPr>
-      <w:hyperlink w:anchor="_Toc231084621" w:history="1">
+      <w:hyperlink w:anchor="_Toc231090056" w:history="1">
         <w:r>
           <w:rPr>
             <w:rStyle w:val="Hipervnculo"/>
@@ -4487,7 +4487,7 @@
             <w:noProof/>
             <w:webHidden/>
           </w:rPr>
-          <w:instrText xml:space="preserve"> PAGEREF _Toc231084621 \h </w:instrText>
+          <w:instrText xml:space="preserve"> PAGEREF _Toc231090056 \h </w:instrText>
         </w:r>
         <w:r>
           <w:rPr>
@@ -4507,7 +4507,7 @@
             <w:noProof/>
             <w:webHidden/>
           </w:rPr>
-          <w:t>40</w:t>
+          <w:t>41</w:t>
         </w:r>
         <w:r>
           <w:rPr>
@@ -4534,7 +4534,7 @@
           <w14:ligatures w14:val="standardContextual"/>
         </w:rPr>
       </w:pPr>
-      <w:hyperlink w:anchor="_Toc231084622" w:history="1">
+      <w:hyperlink w:anchor="_Toc231090057" w:history="1">
         <w:r>
           <w:rPr>
             <w:rStyle w:val="Hipervnculo"/>
@@ -4561,7 +4561,7 @@
             <w:noProof/>
             <w:webHidden/>
           </w:rPr>
-          <w:instrText xml:space="preserve"> PAGEREF _Toc231084622 \h </w:instrText>
+          <w:instrText xml:space="preserve"> PAGEREF _Toc231090057 \h </w:instrText>
         </w:r>
         <w:r>
           <w:rPr>
@@ -4581,7 +4581,7 @@
             <w:noProof/>
             <w:webHidden/>
           </w:rPr>
-          <w:t>40</w:t>
+          <w:t>41</w:t>
         </w:r>
         <w:r>
           <w:rPr>
@@ -4608,7 +4608,7 @@
           <w14:ligatures w14:val="standardContextual"/>
         </w:rPr>
       </w:pPr>
-      <w:hyperlink w:anchor="_Toc231084623" w:history="1">
+      <w:hyperlink w:anchor="_Toc231090058" w:history="1">
         <w:r>
           <w:rPr>
             <w:rStyle w:val="Hipervnculo"/>
@@ -4635,7 +4635,7 @@
             <w:noProof/>
             <w:webHidden/>
           </w:rPr>
-          <w:instrText xml:space="preserve"> PAGEREF _Toc231084623 \h </w:instrText>
+          <w:instrText xml:space="preserve"> PAGEREF _Toc231090058 \h </w:instrText>
         </w:r>
         <w:r>
           <w:rPr>
@@ -4655,7 +4655,7 @@
             <w:noProof/>
             <w:webHidden/>
           </w:rPr>
-          <w:t>42</w:t>
+          <w:t>43</w:t>
         </w:r>
         <w:r>
           <w:rPr>
@@ -4682,7 +4682,7 @@
           <w14:ligatures w14:val="standardContextual"/>
         </w:rPr>
       </w:pPr>
-      <w:hyperlink w:anchor="_Toc231084624" w:history="1">
+      <w:hyperlink w:anchor="_Toc231090059" w:history="1">
         <w:r>
           <w:rPr>
             <w:rStyle w:val="Hipervnculo"/>
@@ -4709,7 +4709,7 @@
             <w:noProof/>
             <w:webHidden/>
           </w:rPr>
-          <w:instrText xml:space="preserve"> PAGEREF _Toc231084624 \h </w:instrText>
+          <w:instrText xml:space="preserve"> PAGEREF _Toc231090059 \h </w:instrText>
         </w:r>
         <w:r>
           <w:rPr>
@@ -4729,7 +4729,7 @@
             <w:noProof/>
             <w:webHidden/>
           </w:rPr>
-          <w:t>46</w:t>
+          <w:t>47</w:t>
         </w:r>
         <w:r>
           <w:rPr>
@@ -4756,7 +4756,7 @@
           <w14:ligatures w14:val="standardContextual"/>
         </w:rPr>
       </w:pPr>
-      <w:hyperlink w:anchor="_Toc231084625" w:history="1">
+      <w:hyperlink w:anchor="_Toc231090060" w:history="1">
         <w:r>
           <w:rPr>
             <w:rStyle w:val="Hipervnculo"/>
@@ -4783,7 +4783,7 @@
             <w:noProof/>
             <w:webHidden/>
           </w:rPr>
-          <w:instrText xml:space="preserve"> PAGEREF _Toc231084625 \h </w:instrText>
+          <w:instrText xml:space="preserve"> PAGEREF _Toc231090060 \h </w:instrText>
         </w:r>
         <w:r>
           <w:rPr>
@@ -4803,7 +4803,7 @@
             <w:noProof/>
             <w:webHidden/>
           </w:rPr>
-          <w:t>46</w:t>
+          <w:t>47</w:t>
         </w:r>
         <w:r>
           <w:rPr>
@@ -4830,7 +4830,7 @@
           <w14:ligatures w14:val="standardContextual"/>
         </w:rPr>
       </w:pPr>
-      <w:hyperlink w:anchor="_Toc231084626" w:history="1">
+      <w:hyperlink w:anchor="_Toc231090061" w:history="1">
         <w:r>
           <w:rPr>
             <w:rStyle w:val="Hipervnculo"/>
@@ -4857,7 +4857,7 @@
             <w:noProof/>
             <w:webHidden/>
           </w:rPr>
-          <w:instrText xml:space="preserve"> PAGEREF _Toc231084626 \h </w:instrText>
+          <w:instrText xml:space="preserve"> PAGEREF _Toc231090061 \h </w:instrText>
         </w:r>
         <w:r>
           <w:rPr>
@@ -4877,7 +4877,7 @@
             <w:noProof/>
             <w:webHidden/>
           </w:rPr>
-          <w:t>46</w:t>
+          <w:t>47</w:t>
         </w:r>
         <w:r>
           <w:rPr>
@@ -4904,7 +4904,7 @@
           <w14:ligatures w14:val="standardContextual"/>
         </w:rPr>
       </w:pPr>
-      <w:hyperlink w:anchor="_Toc231084627" w:history="1">
+      <w:hyperlink w:anchor="_Toc231090062" w:history="1">
         <w:r>
           <w:rPr>
             <w:rStyle w:val="Hipervnculo"/>
@@ -4931,7 +4931,7 @@
             <w:noProof/>
             <w:webHidden/>
           </w:rPr>
-          <w:instrText xml:space="preserve"> PAGEREF _Toc231084627 \h </w:instrText>
+          <w:instrText xml:space="preserve"> PAGEREF _Toc231090062 \h </w:instrText>
         </w:r>
         <w:r>
           <w:rPr>
@@ -4951,7 +4951,7 @@
             <w:noProof/>
             <w:webHidden/>
           </w:rPr>
-          <w:t>47</w:t>
+          <w:t>48</w:t>
         </w:r>
         <w:r>
           <w:rPr>
@@ -4978,7 +4978,7 @@
           <w14:ligatures w14:val="standardContextual"/>
         </w:rPr>
       </w:pPr>
-      <w:hyperlink w:anchor="_Toc231084628" w:history="1">
+      <w:hyperlink w:anchor="_Toc231090063" w:history="1">
         <w:r>
           <w:rPr>
             <w:rStyle w:val="Hipervnculo"/>
@@ -5005,7 +5005,7 @@
             <w:noProof/>
             <w:webHidden/>
           </w:rPr>
-          <w:instrText xml:space="preserve"> PAGEREF _Toc231084628 \h </w:instrText>
+          <w:instrText xml:space="preserve"> PAGEREF _Toc231090063 \h </w:instrText>
         </w:r>
         <w:r>
           <w:rPr>
@@ -5025,7 +5025,7 @@
             <w:noProof/>
             <w:webHidden/>
           </w:rPr>
-          <w:t>47</w:t>
+          <w:t>48</w:t>
         </w:r>
         <w:r>
           <w:rPr>
@@ -5052,7 +5052,7 @@
           <w14:ligatures w14:val="standardContextual"/>
         </w:rPr>
       </w:pPr>
-      <w:hyperlink w:anchor="_Toc231084629" w:history="1">
+      <w:hyperlink w:anchor="_Toc231090064" w:history="1">
         <w:r>
           <w:rPr>
             <w:rStyle w:val="Hipervnculo"/>
@@ -5079,7 +5079,7 @@
             <w:noProof/>
             <w:webHidden/>
           </w:rPr>
-          <w:instrText xml:space="preserve"> PAGEREF _Toc231084629 \h </w:instrText>
+          <w:instrText xml:space="preserve"> PAGEREF _Toc231090064 \h </w:instrText>
         </w:r>
         <w:r>
           <w:rPr>
@@ -5099,7 +5099,7 @@
             <w:noProof/>
             <w:webHidden/>
           </w:rPr>
-          <w:t>47</w:t>
+          <w:t>48</w:t>
         </w:r>
         <w:r>
           <w:rPr>
@@ -5126,7 +5126,7 @@
           <w14:ligatures w14:val="standardContextual"/>
         </w:rPr>
       </w:pPr>
-      <w:hyperlink w:anchor="_Toc231084630" w:history="1">
+      <w:hyperlink w:anchor="_Toc231090065" w:history="1">
         <w:r>
           <w:rPr>
             <w:rStyle w:val="Hipervnculo"/>
@@ -5153,7 +5153,7 @@
             <w:noProof/>
             <w:webHidden/>
           </w:rPr>
-          <w:instrText xml:space="preserve"> PAGEREF _Toc231084630 \h </w:instrText>
+          <w:instrText xml:space="preserve"> PAGEREF _Toc231090065 \h </w:instrText>
         </w:r>
         <w:r>
           <w:rPr>
@@ -5173,7 +5173,7 @@
             <w:noProof/>
             <w:webHidden/>
           </w:rPr>
-          <w:t>48</w:t>
+          <w:t>49</w:t>
         </w:r>
         <w:r>
           <w:rPr>
@@ -5200,7 +5200,7 @@
           <w14:ligatures w14:val="standardContextual"/>
         </w:rPr>
       </w:pPr>
-      <w:hyperlink w:anchor="_Toc231084631" w:history="1">
+      <w:hyperlink w:anchor="_Toc231090066" w:history="1">
         <w:r>
           <w:rPr>
             <w:rStyle w:val="Hipervnculo"/>
@@ -5227,7 +5227,7 @@
             <w:noProof/>
             <w:webHidden/>
           </w:rPr>
-          <w:instrText xml:space="preserve"> PAGEREF _Toc231084631 \h </w:instrText>
+          <w:instrText xml:space="preserve"> PAGEREF _Toc231090066 \h </w:instrText>
         </w:r>
         <w:r>
           <w:rPr>
@@ -5247,7 +5247,7 @@
             <w:noProof/>
             <w:webHidden/>
           </w:rPr>
-          <w:t>48</w:t>
+          <w:t>49</w:t>
         </w:r>
         <w:r>
           <w:rPr>
@@ -5274,7 +5274,7 @@
           <w14:ligatures w14:val="standardContextual"/>
         </w:rPr>
       </w:pPr>
-      <w:hyperlink w:anchor="_Toc231084632" w:history="1">
+      <w:hyperlink w:anchor="_Toc231090067" w:history="1">
         <w:r>
           <w:rPr>
             <w:rStyle w:val="Hipervnculo"/>
@@ -5301,7 +5301,7 @@
             <w:noProof/>
             <w:webHidden/>
           </w:rPr>
-          <w:instrText xml:space="preserve"> PAGEREF _Toc231084632 \h </w:instrText>
+          <w:instrText xml:space="preserve"> PAGEREF _Toc231090067 \h </w:instrText>
         </w:r>
         <w:r>
           <w:rPr>
@@ -5321,7 +5321,7 @@
             <w:noProof/>
             <w:webHidden/>
           </w:rPr>
-          <w:t>49</w:t>
+          <w:t>50</w:t>
         </w:r>
         <w:r>
           <w:rPr>
@@ -5348,7 +5348,7 @@
           <w14:ligatures w14:val="standardContextual"/>
         </w:rPr>
       </w:pPr>
-      <w:hyperlink w:anchor="_Toc231084633" w:history="1">
+      <w:hyperlink w:anchor="_Toc231090068" w:history="1">
         <w:r>
           <w:rPr>
             <w:rStyle w:val="Hipervnculo"/>
@@ -5375,7 +5375,7 @@
             <w:noProof/>
             <w:webHidden/>
           </w:rPr>
-          <w:instrText xml:space="preserve"> PAGEREF _Toc231084633 \h </w:instrText>
+          <w:instrText xml:space="preserve"> PAGEREF _Toc231090068 \h </w:instrText>
         </w:r>
         <w:r>
           <w:rPr>
@@ -5395,7 +5395,7 @@
             <w:noProof/>
             <w:webHidden/>
           </w:rPr>
-          <w:t>49</w:t>
+          <w:t>50</w:t>
         </w:r>
         <w:r>
           <w:rPr>
@@ -5422,7 +5422,7 @@
           <w14:ligatures w14:val="standardContextual"/>
         </w:rPr>
       </w:pPr>
-      <w:hyperlink w:anchor="_Toc231084634" w:history="1">
+      <w:hyperlink w:anchor="_Toc231090069" w:history="1">
         <w:r>
           <w:rPr>
             <w:rStyle w:val="Hipervnculo"/>
@@ -5449,7 +5449,7 @@
             <w:noProof/>
             <w:webHidden/>
           </w:rPr>
-          <w:instrText xml:space="preserve"> PAGEREF _Toc231084634 \h </w:instrText>
+          <w:instrText xml:space="preserve"> PAGEREF _Toc231090069 \h </w:instrText>
         </w:r>
         <w:r>
           <w:rPr>
@@ -5469,7 +5469,7 @@
             <w:noProof/>
             <w:webHidden/>
           </w:rPr>
-          <w:t>49</w:t>
+          <w:t>50</w:t>
         </w:r>
         <w:r>
           <w:rPr>
@@ -5496,7 +5496,7 @@
           <w14:ligatures w14:val="standardContextual"/>
         </w:rPr>
       </w:pPr>
-      <w:hyperlink w:anchor="_Toc231084635" w:history="1">
+      <w:hyperlink w:anchor="_Toc231090070" w:history="1">
         <w:r>
           <w:rPr>
             <w:rStyle w:val="Hipervnculo"/>
@@ -5523,7 +5523,7 @@
             <w:noProof/>
             <w:webHidden/>
           </w:rPr>
-          <w:instrText xml:space="preserve"> PAGEREF _Toc231084635 \h </w:instrText>
+          <w:instrText xml:space="preserve"> PAGEREF _Toc231090070 \h </w:instrText>
         </w:r>
         <w:r>
           <w:rPr>
@@ -5543,7 +5543,7 @@
             <w:noProof/>
             <w:webHidden/>
           </w:rPr>
-          <w:t>50</w:t>
+          <w:t>51</w:t>
         </w:r>
         <w:r>
           <w:rPr>
@@ -5570,7 +5570,7 @@
           <w14:ligatures w14:val="standardContextual"/>
         </w:rPr>
       </w:pPr>
-      <w:hyperlink w:anchor="_Toc231084636" w:history="1">
+      <w:hyperlink w:anchor="_Toc231090071" w:history="1">
         <w:r>
           <w:rPr>
             <w:rStyle w:val="Hipervnculo"/>
@@ -5597,7 +5597,7 @@
             <w:noProof/>
             <w:webHidden/>
           </w:rPr>
-          <w:instrText xml:space="preserve"> PAGEREF _Toc231084636 \h </w:instrText>
+          <w:instrText xml:space="preserve"> PAGEREF _Toc231090071 \h </w:instrText>
         </w:r>
         <w:r>
           <w:rPr>
@@ -5617,7 +5617,7 @@
             <w:noProof/>
             <w:webHidden/>
           </w:rPr>
-          <w:t>50</w:t>
+          <w:t>51</w:t>
         </w:r>
         <w:r>
           <w:rPr>
@@ -5644,7 +5644,7 @@
           <w14:ligatures w14:val="standardContextual"/>
         </w:rPr>
       </w:pPr>
-      <w:hyperlink w:anchor="_Toc231084637" w:history="1">
+      <w:hyperlink w:anchor="_Toc231090072" w:history="1">
         <w:r>
           <w:rPr>
             <w:rStyle w:val="Hipervnculo"/>
@@ -5671,7 +5671,7 @@
             <w:noProof/>
             <w:webHidden/>
           </w:rPr>
-          <w:instrText xml:space="preserve"> PAGEREF _Toc231084637 \h </w:instrText>
+          <w:instrText xml:space="preserve"> PAGEREF _Toc231090072 \h </w:instrText>
         </w:r>
         <w:r>
           <w:rPr>
@@ -5691,7 +5691,7 @@
             <w:noProof/>
             <w:webHidden/>
           </w:rPr>
-          <w:t>51</w:t>
+          <w:t>52</w:t>
         </w:r>
         <w:r>
           <w:rPr>
@@ -5719,7 +5719,7 @@
       <w:pPr>
         <w:pStyle w:val="Ttulo1"/>
       </w:pPr>
-      <w:bookmarkStart w:id="7" w:name="_Toc231084574"/>
+      <w:bookmarkStart w:id="7" w:name="_Toc231090009"/>
       <w:r>
         <w:lastRenderedPageBreak/>
         <w:t>Índice de tablas</w:t>
@@ -5751,7 +5751,7 @@
       <w:r>
         <w:fldChar w:fldCharType="separate"/>
       </w:r>
-      <w:hyperlink w:anchor="_Toc231084638" w:history="1">
+      <w:hyperlink w:anchor="_Toc231090073" w:history="1">
         <w:r>
           <w:rPr>
             <w:rStyle w:val="Hipervnculo"/>
@@ -5778,7 +5778,7 @@
             <w:noProof/>
             <w:webHidden/>
           </w:rPr>
-          <w:instrText xml:space="preserve"> PAGEREF _Toc231084638 \h </w:instrText>
+          <w:instrText xml:space="preserve"> PAGEREF _Toc231090073 \h </w:instrText>
         </w:r>
         <w:r>
           <w:rPr>
@@ -5825,7 +5825,7 @@
           <w14:ligatures w14:val="standardContextual"/>
         </w:rPr>
       </w:pPr>
-      <w:hyperlink w:anchor="_Toc231084639" w:history="1">
+      <w:hyperlink w:anchor="_Toc231090074" w:history="1">
         <w:r>
           <w:rPr>
             <w:rStyle w:val="Hipervnculo"/>
@@ -5852,7 +5852,7 @@
             <w:noProof/>
             <w:webHidden/>
           </w:rPr>
-          <w:instrText xml:space="preserve"> PAGEREF _Toc231084639 \h </w:instrText>
+          <w:instrText xml:space="preserve"> PAGEREF _Toc231090074 \h </w:instrText>
         </w:r>
         <w:r>
           <w:rPr>
@@ -5899,7 +5899,7 @@
           <w14:ligatures w14:val="standardContextual"/>
         </w:rPr>
       </w:pPr>
-      <w:hyperlink w:anchor="_Toc231084640" w:history="1">
+      <w:hyperlink w:anchor="_Toc231090075" w:history="1">
         <w:r>
           <w:rPr>
             <w:rStyle w:val="Hipervnculo"/>
@@ -5926,7 +5926,7 @@
             <w:noProof/>
             <w:webHidden/>
           </w:rPr>
-          <w:instrText xml:space="preserve"> PAGEREF _Toc231084640 \h </w:instrText>
+          <w:instrText xml:space="preserve"> PAGEREF _Toc231090075 \h </w:instrText>
         </w:r>
         <w:r>
           <w:rPr>
@@ -5973,7 +5973,7 @@
           <w14:ligatures w14:val="standardContextual"/>
         </w:rPr>
       </w:pPr>
-      <w:hyperlink w:anchor="_Toc231084641" w:history="1">
+      <w:hyperlink w:anchor="_Toc231090076" w:history="1">
         <w:r>
           <w:rPr>
             <w:rStyle w:val="Hipervnculo"/>
@@ -6000,7 +6000,7 @@
             <w:noProof/>
             <w:webHidden/>
           </w:rPr>
-          <w:instrText xml:space="preserve"> PAGEREF _Toc231084641 \h </w:instrText>
+          <w:instrText xml:space="preserve"> PAGEREF _Toc231090076 \h </w:instrText>
         </w:r>
         <w:r>
           <w:rPr>
@@ -6047,7 +6047,7 @@
           <w14:ligatures w14:val="standardContextual"/>
         </w:rPr>
       </w:pPr>
-      <w:hyperlink w:anchor="_Toc231084642" w:history="1">
+      <w:hyperlink w:anchor="_Toc231090077" w:history="1">
         <w:r>
           <w:rPr>
             <w:rStyle w:val="Hipervnculo"/>
@@ -6074,7 +6074,7 @@
             <w:noProof/>
             <w:webHidden/>
           </w:rPr>
-          <w:instrText xml:space="preserve"> PAGEREF _Toc231084642 \h </w:instrText>
+          <w:instrText xml:space="preserve"> PAGEREF _Toc231090077 \h </w:instrText>
         </w:r>
         <w:r>
           <w:rPr>
@@ -6094,7 +6094,7 @@
             <w:noProof/>
             <w:webHidden/>
           </w:rPr>
-          <w:t>46</w:t>
+          <w:t>47</w:t>
         </w:r>
         <w:r>
           <w:rPr>
@@ -6121,7 +6121,7 @@
           <w14:ligatures w14:val="standardContextual"/>
         </w:rPr>
       </w:pPr>
-      <w:hyperlink w:anchor="_Toc231084643" w:history="1">
+      <w:hyperlink w:anchor="_Toc231090078" w:history="1">
         <w:r>
           <w:rPr>
             <w:rStyle w:val="Hipervnculo"/>
@@ -6148,7 +6148,7 @@
             <w:noProof/>
             <w:webHidden/>
           </w:rPr>
-          <w:instrText xml:space="preserve"> PAGEREF _Toc231084643 \h </w:instrText>
+          <w:instrText xml:space="preserve"> PAGEREF _Toc231090078 \h </w:instrText>
         </w:r>
         <w:r>
           <w:rPr>
@@ -6168,7 +6168,7 @@
             <w:noProof/>
             <w:webHidden/>
           </w:rPr>
-          <w:t>46</w:t>
+          <w:t>47</w:t>
         </w:r>
         <w:r>
           <w:rPr>
@@ -6195,7 +6195,7 @@
           <w14:ligatures w14:val="standardContextual"/>
         </w:rPr>
       </w:pPr>
-      <w:hyperlink w:anchor="_Toc231084644" w:history="1">
+      <w:hyperlink w:anchor="_Toc231090079" w:history="1">
         <w:r>
           <w:rPr>
             <w:rStyle w:val="Hipervnculo"/>
@@ -6222,7 +6222,7 @@
             <w:noProof/>
             <w:webHidden/>
           </w:rPr>
-          <w:instrText xml:space="preserve"> PAGEREF _Toc231084644 \h </w:instrText>
+          <w:instrText xml:space="preserve"> PAGEREF _Toc231090079 \h </w:instrText>
         </w:r>
         <w:r>
           <w:rPr>
@@ -6242,7 +6242,7 @@
             <w:noProof/>
             <w:webHidden/>
           </w:rPr>
-          <w:t>47</w:t>
+          <w:t>48</w:t>
         </w:r>
         <w:r>
           <w:rPr>
@@ -6269,7 +6269,7 @@
           <w14:ligatures w14:val="standardContextual"/>
         </w:rPr>
       </w:pPr>
-      <w:hyperlink w:anchor="_Toc231084645" w:history="1">
+      <w:hyperlink w:anchor="_Toc231090080" w:history="1">
         <w:r>
           <w:rPr>
             <w:rStyle w:val="Hipervnculo"/>
@@ -6296,7 +6296,7 @@
             <w:noProof/>
             <w:webHidden/>
           </w:rPr>
-          <w:instrText xml:space="preserve"> PAGEREF _Toc231084645 \h </w:instrText>
+          <w:instrText xml:space="preserve"> PAGEREF _Toc231090080 \h </w:instrText>
         </w:r>
         <w:r>
           <w:rPr>
@@ -6316,7 +6316,7 @@
             <w:noProof/>
             <w:webHidden/>
           </w:rPr>
-          <w:t>47</w:t>
+          <w:t>48</w:t>
         </w:r>
         <w:r>
           <w:rPr>
@@ -6343,7 +6343,7 @@
           <w14:ligatures w14:val="standardContextual"/>
         </w:rPr>
       </w:pPr>
-      <w:hyperlink w:anchor="_Toc231084646" w:history="1">
+      <w:hyperlink w:anchor="_Toc231090081" w:history="1">
         <w:r>
           <w:rPr>
             <w:rStyle w:val="Hipervnculo"/>
@@ -6370,7 +6370,7 @@
             <w:noProof/>
             <w:webHidden/>
           </w:rPr>
-          <w:instrText xml:space="preserve"> PAGEREF _Toc231084646 \h </w:instrText>
+          <w:instrText xml:space="preserve"> PAGEREF _Toc231090081 \h </w:instrText>
         </w:r>
         <w:r>
           <w:rPr>
@@ -6390,7 +6390,7 @@
             <w:noProof/>
             <w:webHidden/>
           </w:rPr>
-          <w:t>48</w:t>
+          <w:t>49</w:t>
         </w:r>
         <w:r>
           <w:rPr>
@@ -6417,7 +6417,7 @@
           <w14:ligatures w14:val="standardContextual"/>
         </w:rPr>
       </w:pPr>
-      <w:hyperlink w:anchor="_Toc231084647" w:history="1">
+      <w:hyperlink w:anchor="_Toc231090082" w:history="1">
         <w:r>
           <w:rPr>
             <w:rStyle w:val="Hipervnculo"/>
@@ -6444,7 +6444,7 @@
             <w:noProof/>
             <w:webHidden/>
           </w:rPr>
-          <w:instrText xml:space="preserve"> PAGEREF _Toc231084647 \h </w:instrText>
+          <w:instrText xml:space="preserve"> PAGEREF _Toc231090082 \h </w:instrText>
         </w:r>
         <w:r>
           <w:rPr>
@@ -6464,7 +6464,7 @@
             <w:noProof/>
             <w:webHidden/>
           </w:rPr>
-          <w:t>48</w:t>
+          <w:t>49</w:t>
         </w:r>
         <w:r>
           <w:rPr>
@@ -6491,7 +6491,7 @@
           <w14:ligatures w14:val="standardContextual"/>
         </w:rPr>
       </w:pPr>
-      <w:hyperlink w:anchor="_Toc231084648" w:history="1">
+      <w:hyperlink w:anchor="_Toc231090083" w:history="1">
         <w:r>
           <w:rPr>
             <w:rStyle w:val="Hipervnculo"/>
@@ -6518,7 +6518,7 @@
             <w:noProof/>
             <w:webHidden/>
           </w:rPr>
-          <w:instrText xml:space="preserve"> PAGEREF _Toc231084648 \h </w:instrText>
+          <w:instrText xml:space="preserve"> PAGEREF _Toc231090083 \h </w:instrText>
         </w:r>
         <w:r>
           <w:rPr>
@@ -6538,7 +6538,7 @@
             <w:noProof/>
             <w:webHidden/>
           </w:rPr>
-          <w:t>49</w:t>
+          <w:t>50</w:t>
         </w:r>
         <w:r>
           <w:rPr>
@@ -6565,7 +6565,7 @@
           <w14:ligatures w14:val="standardContextual"/>
         </w:rPr>
       </w:pPr>
-      <w:hyperlink w:anchor="_Toc231084649" w:history="1">
+      <w:hyperlink w:anchor="_Toc231090084" w:history="1">
         <w:r>
           <w:rPr>
             <w:rStyle w:val="Hipervnculo"/>
@@ -6592,7 +6592,7 @@
             <w:noProof/>
             <w:webHidden/>
           </w:rPr>
-          <w:instrText xml:space="preserve"> PAGEREF _Toc231084649 \h </w:instrText>
+          <w:instrText xml:space="preserve"> PAGEREF _Toc231090084 \h </w:instrText>
         </w:r>
         <w:r>
           <w:rPr>
@@ -6612,7 +6612,7 @@
             <w:noProof/>
             <w:webHidden/>
           </w:rPr>
-          <w:t>49</w:t>
+          <w:t>50</w:t>
         </w:r>
         <w:r>
           <w:rPr>
@@ -6639,7 +6639,7 @@
           <w14:ligatures w14:val="standardContextual"/>
         </w:rPr>
       </w:pPr>
-      <w:hyperlink w:anchor="_Toc231084650" w:history="1">
+      <w:hyperlink w:anchor="_Toc231090085" w:history="1">
         <w:r>
           <w:rPr>
             <w:rStyle w:val="Hipervnculo"/>
@@ -6666,7 +6666,7 @@
             <w:noProof/>
             <w:webHidden/>
           </w:rPr>
-          <w:instrText xml:space="preserve"> PAGEREF _Toc231084650 \h </w:instrText>
+          <w:instrText xml:space="preserve"> PAGEREF _Toc231090085 \h </w:instrText>
         </w:r>
         <w:r>
           <w:rPr>
@@ -6686,7 +6686,7 @@
             <w:noProof/>
             <w:webHidden/>
           </w:rPr>
-          <w:t>49</w:t>
+          <w:t>50</w:t>
         </w:r>
         <w:r>
           <w:rPr>
@@ -6713,7 +6713,7 @@
           <w14:ligatures w14:val="standardContextual"/>
         </w:rPr>
       </w:pPr>
-      <w:hyperlink w:anchor="_Toc231084651" w:history="1">
+      <w:hyperlink w:anchor="_Toc231090086" w:history="1">
         <w:r>
           <w:rPr>
             <w:rStyle w:val="Hipervnculo"/>
@@ -6740,7 +6740,7 @@
             <w:noProof/>
             <w:webHidden/>
           </w:rPr>
-          <w:instrText xml:space="preserve"> PAGEREF _Toc231084651 \h </w:instrText>
+          <w:instrText xml:space="preserve"> PAGEREF _Toc231090086 \h </w:instrText>
         </w:r>
         <w:r>
           <w:rPr>
@@ -6760,7 +6760,7 @@
             <w:noProof/>
             <w:webHidden/>
           </w:rPr>
-          <w:t>50</w:t>
+          <w:t>51</w:t>
         </w:r>
         <w:r>
           <w:rPr>
@@ -6788,7 +6788,7 @@
       <w:pPr>
         <w:pStyle w:val="Ttulo1"/>
       </w:pPr>
-      <w:bookmarkStart w:id="8" w:name="_Toc231084575"/>
+      <w:bookmarkStart w:id="8" w:name="_Toc231090010"/>
       <w:r>
         <w:lastRenderedPageBreak/>
         <w:t>Índice de figuras</w:t>
@@ -6820,7 +6820,7 @@
       <w:r>
         <w:fldChar w:fldCharType="separate"/>
       </w:r>
-      <w:hyperlink w:anchor="_Toc231084652" w:history="1">
+      <w:hyperlink w:anchor="_Toc231090087" w:history="1">
         <w:r>
           <w:rPr>
             <w:rStyle w:val="Hipervnculo"/>
@@ -6847,7 +6847,7 @@
             <w:noProof/>
             <w:webHidden/>
           </w:rPr>
-          <w:instrText xml:space="preserve"> PAGEREF _Toc231084652 \h </w:instrText>
+          <w:instrText xml:space="preserve"> PAGEREF _Toc231090087 \h </w:instrText>
         </w:r>
         <w:r>
           <w:rPr>
@@ -6894,7 +6894,7 @@
           <w14:ligatures w14:val="standardContextual"/>
         </w:rPr>
       </w:pPr>
-      <w:hyperlink w:anchor="_Toc231084653" w:history="1">
+      <w:hyperlink w:anchor="_Toc231090088" w:history="1">
         <w:r>
           <w:rPr>
             <w:rStyle w:val="Hipervnculo"/>
@@ -6921,7 +6921,7 @@
             <w:noProof/>
             <w:webHidden/>
           </w:rPr>
-          <w:instrText xml:space="preserve"> PAGEREF _Toc231084653 \h </w:instrText>
+          <w:instrText xml:space="preserve"> PAGEREF _Toc231090088 \h </w:instrText>
         </w:r>
         <w:r>
           <w:rPr>
@@ -6968,7 +6968,7 @@
           <w14:ligatures w14:val="standardContextual"/>
         </w:rPr>
       </w:pPr>
-      <w:hyperlink w:anchor="_Toc231084654" w:history="1">
+      <w:hyperlink w:anchor="_Toc231090089" w:history="1">
         <w:r>
           <w:rPr>
             <w:rStyle w:val="Hipervnculo"/>
@@ -6995,7 +6995,7 @@
             <w:noProof/>
             <w:webHidden/>
           </w:rPr>
-          <w:instrText xml:space="preserve"> PAGEREF _Toc231084654 \h </w:instrText>
+          <w:instrText xml:space="preserve"> PAGEREF _Toc231090089 \h </w:instrText>
         </w:r>
         <w:r>
           <w:rPr>
@@ -7042,7 +7042,7 @@
           <w14:ligatures w14:val="standardContextual"/>
         </w:rPr>
       </w:pPr>
-      <w:hyperlink w:anchor="_Toc231084655" w:history="1">
+      <w:hyperlink w:anchor="_Toc231090090" w:history="1">
         <w:r>
           <w:rPr>
             <w:rStyle w:val="Hipervnculo"/>
@@ -7069,7 +7069,7 @@
             <w:noProof/>
             <w:webHidden/>
           </w:rPr>
-          <w:instrText xml:space="preserve"> PAGEREF _Toc231084655 \h </w:instrText>
+          <w:instrText xml:space="preserve"> PAGEREF _Toc231090090 \h </w:instrText>
         </w:r>
         <w:r>
           <w:rPr>
@@ -7116,7 +7116,7 @@
           <w14:ligatures w14:val="standardContextual"/>
         </w:rPr>
       </w:pPr>
-      <w:hyperlink w:anchor="_Toc231084656" w:history="1">
+      <w:hyperlink w:anchor="_Toc231090091" w:history="1">
         <w:r>
           <w:rPr>
             <w:rStyle w:val="Hipervnculo"/>
@@ -7143,7 +7143,7 @@
             <w:noProof/>
             <w:webHidden/>
           </w:rPr>
-          <w:instrText xml:space="preserve"> PAGEREF _Toc231084656 \h </w:instrText>
+          <w:instrText xml:space="preserve"> PAGEREF _Toc231090091 \h </w:instrText>
         </w:r>
         <w:r>
           <w:rPr>
@@ -7190,7 +7190,7 @@
           <w14:ligatures w14:val="standardContextual"/>
         </w:rPr>
       </w:pPr>
-      <w:hyperlink w:anchor="_Toc231084657" w:history="1">
+      <w:hyperlink w:anchor="_Toc231090092" w:history="1">
         <w:r>
           <w:rPr>
             <w:rStyle w:val="Hipervnculo"/>
@@ -7217,7 +7217,7 @@
             <w:noProof/>
             <w:webHidden/>
           </w:rPr>
-          <w:instrText xml:space="preserve"> PAGEREF _Toc231084657 \h </w:instrText>
+          <w:instrText xml:space="preserve"> PAGEREF _Toc231090092 \h </w:instrText>
         </w:r>
         <w:r>
           <w:rPr>
@@ -7237,7 +7237,7 @@
             <w:noProof/>
             <w:webHidden/>
           </w:rPr>
-          <w:t>37</w:t>
+          <w:t>38</w:t>
         </w:r>
         <w:r>
           <w:rPr>
@@ -7265,7 +7265,7 @@
       <w:pPr>
         <w:pStyle w:val="Ttulo1"/>
       </w:pPr>
-      <w:bookmarkStart w:id="9" w:name="_Toc231084576"/>
+      <w:bookmarkStart w:id="9" w:name="_Toc231090011"/>
       <w:r>
         <w:lastRenderedPageBreak/>
         <w:t>Lista de abreviaturas y siglas</w:t>
@@ -8051,7 +8051,7 @@
       <w:pPr>
         <w:pStyle w:val="Ttulo1"/>
       </w:pPr>
-      <w:bookmarkStart w:id="10" w:name="_Toc231084577"/>
+      <w:bookmarkStart w:id="10" w:name="_Toc231090012"/>
       <w:r>
         <w:lastRenderedPageBreak/>
         <w:t>Capítulo 1 — Introducción</w:t>
@@ -8062,7 +8062,7 @@
       <w:pPr>
         <w:pStyle w:val="Ttulo2"/>
       </w:pPr>
-      <w:bookmarkStart w:id="11" w:name="_Toc231084578"/>
+      <w:bookmarkStart w:id="11" w:name="_Toc231090013"/>
       <w:r>
         <w:t>1.1 Contextualización</w:t>
       </w:r>
@@ -8150,7 +8150,7 @@
       <w:pPr>
         <w:pStyle w:val="Ttulo2"/>
       </w:pPr>
-      <w:bookmarkStart w:id="12" w:name="_Toc231084579"/>
+      <w:bookmarkStart w:id="12" w:name="_Toc231090014"/>
       <w:r>
         <w:t>1.2 Problema de investigación y justificación</w:t>
       </w:r>
@@ -8260,7 +8260,7 @@
       <w:pPr>
         <w:pStyle w:val="Ttulo2"/>
       </w:pPr>
-      <w:bookmarkStart w:id="13" w:name="_Toc231084580"/>
+      <w:bookmarkStart w:id="13" w:name="_Toc231090015"/>
       <w:r>
         <w:t>1.3 Pregunta y objetivos de investigación</w:t>
       </w:r>
@@ -8445,7 +8445,7 @@
       <w:pPr>
         <w:pStyle w:val="Ttulo2"/>
       </w:pPr>
-      <w:bookmarkStart w:id="14" w:name="_Toc231084581"/>
+      <w:bookmarkStart w:id="14" w:name="_Toc231090016"/>
       <w:r>
         <w:lastRenderedPageBreak/>
         <w:t>1.4 Hipótesis general</w:t>
@@ -8489,7 +8489,7 @@
       <w:pPr>
         <w:pStyle w:val="Ttulo2"/>
       </w:pPr>
-      <w:bookmarkStart w:id="15" w:name="_Toc231084582"/>
+      <w:bookmarkStart w:id="15" w:name="_Toc231090017"/>
       <w:r>
         <w:t>1.5 Aspectos metodológicos y alcance</w:t>
       </w:r>
@@ -8592,7 +8592,7 @@
       <w:pPr>
         <w:pStyle w:val="Ttulo2"/>
       </w:pPr>
-      <w:bookmarkStart w:id="16" w:name="_Toc231084583"/>
+      <w:bookmarkStart w:id="16" w:name="_Toc231090018"/>
       <w:r>
         <w:t>1.6 Aportes esperados</w:t>
       </w:r>
@@ -8645,7 +8645,7 @@
       <w:pPr>
         <w:pStyle w:val="Ttulo2"/>
       </w:pPr>
-      <w:bookmarkStart w:id="17" w:name="_Toc231084584"/>
+      <w:bookmarkStart w:id="17" w:name="_Toc231090019"/>
       <w:r>
         <w:t>1.7 Estructura de la tesis</w:t>
       </w:r>
@@ -8686,7 +8686,7 @@
       <w:pPr>
         <w:pStyle w:val="Ttulo1"/>
       </w:pPr>
-      <w:bookmarkStart w:id="18" w:name="_Toc231084585"/>
+      <w:bookmarkStart w:id="18" w:name="_Toc231090020"/>
       <w:r>
         <w:lastRenderedPageBreak/>
         <w:t>Capítulo 2 — Marco teórico y revisión de literatura</w:t>
@@ -8697,7 +8697,7 @@
       <w:pPr>
         <w:pStyle w:val="Ttulo2"/>
       </w:pPr>
-      <w:bookmarkStart w:id="19" w:name="_Toc231084586"/>
+      <w:bookmarkStart w:id="19" w:name="_Toc231090021"/>
       <w:r>
         <w:t>2.1 Determinantes macroeconómicos de los retornos accionarios</w:t>
       </w:r>
@@ -8995,7 +8995,7 @@
       <w:pPr>
         <w:pStyle w:val="Ttulo2"/>
       </w:pPr>
-      <w:bookmarkStart w:id="20" w:name="_Toc231084587"/>
+      <w:bookmarkStart w:id="20" w:name="_Toc231090022"/>
       <w:r>
         <w:t>2.2 Precios de commodities y valoración de empresas mineras</w:t>
       </w:r>
@@ -9129,7 +9129,7 @@
       <w:pPr>
         <w:pStyle w:val="Ttulo2"/>
       </w:pPr>
-      <w:bookmarkStart w:id="21" w:name="_Toc231084588"/>
+      <w:bookmarkStart w:id="21" w:name="_Toc231090023"/>
       <w:r>
         <w:t>2.3 Tipo de cambio y exposición de empresas exportadoras</w:t>
       </w:r>
@@ -9223,7 +9223,7 @@
       <w:pPr>
         <w:pStyle w:val="Ttulo2"/>
       </w:pPr>
-      <w:bookmarkStart w:id="22" w:name="_Toc231084589"/>
+      <w:bookmarkStart w:id="22" w:name="_Toc231090024"/>
       <w:r>
         <w:t>2.4 Cobre, tipo de cambio y la economía chilena</w:t>
       </w:r>
@@ -9448,7 +9448,7 @@
       <w:pPr>
         <w:pStyle w:val="Ttulo2"/>
       </w:pPr>
-      <w:bookmarkStart w:id="23" w:name="_Toc231084590"/>
+      <w:bookmarkStart w:id="23" w:name="_Toc231090025"/>
       <w:r>
         <w:lastRenderedPageBreak/>
         <w:t>2.5 Eficiencia informacional y segmentación de mercados</w:t>
@@ -9589,7 +9589,7 @@
       <w:pPr>
         <w:pStyle w:val="Ttulo2"/>
       </w:pPr>
-      <w:bookmarkStart w:id="24" w:name="_Toc231084591"/>
+      <w:bookmarkStart w:id="24" w:name="_Toc231090026"/>
       <w:r>
         <w:t>2.6 Enfoques econométricos para la medición de impacto</w:t>
       </w:r>
@@ -9741,7 +9741,7 @@
       <w:pPr>
         <w:pStyle w:val="Ttulo2"/>
       </w:pPr>
-      <w:bookmarkStart w:id="25" w:name="_Toc231084592"/>
+      <w:bookmarkStart w:id="25" w:name="_Toc231090027"/>
       <w:r>
         <w:t>2.7 Síntesis e identificación del vacío de investigación</w:t>
       </w:r>
@@ -9866,7 +9866,7 @@
       <w:pPr>
         <w:pStyle w:val="Ttulo3"/>
       </w:pPr>
-      <w:bookmarkStart w:id="26" w:name="_Toc231084593"/>
+      <w:bookmarkStart w:id="26" w:name="_Toc231090028"/>
       <w:r>
         <w:t>Nota sobre la tabla de literatura</w:t>
       </w:r>
@@ -9896,7 +9896,7 @@
       <w:pPr>
         <w:pStyle w:val="Ttulo1"/>
       </w:pPr>
-      <w:bookmarkStart w:id="27" w:name="_Toc231084594"/>
+      <w:bookmarkStart w:id="27" w:name="_Toc231090029"/>
       <w:r>
         <w:lastRenderedPageBreak/>
         <w:t>Capítulo 3 — Datos y metodología</w:t>
@@ -9907,7 +9907,7 @@
       <w:pPr>
         <w:pStyle w:val="Ttulo2"/>
       </w:pPr>
-      <w:bookmarkStart w:id="28" w:name="_Toc231084595"/>
+      <w:bookmarkStart w:id="28" w:name="_Toc231090030"/>
       <w:r>
         <w:t xml:space="preserve">3.1 </w:t>
       </w:r>
@@ -10102,7 +10102,7 @@
       <w:pPr>
         <w:pStyle w:val="Ttulo2"/>
       </w:pPr>
-      <w:bookmarkStart w:id="29" w:name="_Toc231084596"/>
+      <w:bookmarkStart w:id="29" w:name="_Toc231090031"/>
       <w:r>
         <w:t>3.2 Variable dependiente</w:t>
       </w:r>
@@ -10164,7 +10164,7 @@
       <w:pPr>
         <w:pStyle w:val="Ttulo2"/>
       </w:pPr>
-      <w:bookmarkStart w:id="30" w:name="_Toc231084597"/>
+      <w:bookmarkStart w:id="30" w:name="_Toc231090032"/>
       <w:r>
         <w:t>3.3 Variables explicativas</w:t>
       </w:r>
@@ -10231,7 +10231,7 @@
       <w:pPr>
         <w:pStyle w:val="Ttulo2"/>
       </w:pPr>
-      <w:bookmarkStart w:id="31" w:name="_Toc231084598"/>
+      <w:bookmarkStart w:id="31" w:name="_Toc231090033"/>
       <w:r>
         <w:t>3.4 Tratamiento de datos y frecuencias mixtas</w:t>
       </w:r>
@@ -10288,7 +10288,7 @@
       <w:pPr>
         <w:pStyle w:val="Ttulo2"/>
       </w:pPr>
-      <w:bookmarkStart w:id="32" w:name="_Toc231084599"/>
+      <w:bookmarkStart w:id="32" w:name="_Toc231090034"/>
       <w:r>
         <w:t>3.5 Datación de las fases del ciclo del cobre</w:t>
       </w:r>
@@ -10354,7 +10354,7 @@
       <w:pPr>
         <w:pStyle w:val="Ttulo2"/>
       </w:pPr>
-      <w:bookmarkStart w:id="33" w:name="_Toc231084600"/>
+      <w:bookmarkStart w:id="33" w:name="_Toc231090035"/>
       <w:r>
         <w:lastRenderedPageBreak/>
         <w:t>3.6 Estrategia econométrica</w:t>
@@ -10365,7 +10365,7 @@
       <w:pPr>
         <w:pStyle w:val="Ttulo3"/>
       </w:pPr>
-      <w:bookmarkStart w:id="34" w:name="_Toc231084601"/>
+      <w:bookmarkStart w:id="34" w:name="_Toc231090036"/>
       <w:r>
         <w:t>3.6.1 Estacionariedad y orden de integración (OE1)</w:t>
       </w:r>
@@ -10408,7 +10408,7 @@
       <w:pPr>
         <w:pStyle w:val="Ttulo3"/>
       </w:pPr>
-      <w:bookmarkStart w:id="35" w:name="_Toc231084602"/>
+      <w:bookmarkStart w:id="35" w:name="_Toc231090037"/>
       <w:r>
         <w:t>3.6.2 Modelo de impacto: panel de efectos fijos (OE2)</w:t>
       </w:r>
@@ -10499,7 +10499,7 @@
       <w:pPr>
         <w:pStyle w:val="Ttulo3"/>
       </w:pPr>
-      <w:bookmarkStart w:id="36" w:name="_Toc231084603"/>
+      <w:bookmarkStart w:id="36" w:name="_Toc231090038"/>
       <w:r>
         <w:t>3.6.3 Relaciones de largo plazo: cointegración (OE3)</w:t>
       </w:r>
@@ -10600,7 +10600,7 @@
       <w:pPr>
         <w:pStyle w:val="Ttulo3"/>
       </w:pPr>
-      <w:bookmarkStart w:id="37" w:name="_Toc231084604"/>
+      <w:bookmarkStart w:id="37" w:name="_Toc231090039"/>
       <w:r>
         <w:t>3.6.4 Dinámica de shocks: VAR, impulso-respuesta y descomposición de varianza (OE4)</w:t>
       </w:r>
@@ -10720,7 +10720,7 @@
       <w:pPr>
         <w:pStyle w:val="Ttulo3"/>
       </w:pPr>
-      <w:bookmarkStart w:id="38" w:name="_Toc231084605"/>
+      <w:bookmarkStart w:id="38" w:name="_Toc231090040"/>
       <w:r>
         <w:t>3.6.5 Estabilidad por fases del ciclo (OE5)</w:t>
       </w:r>
@@ -10766,7 +10766,7 @@
       <w:pPr>
         <w:pStyle w:val="Ttulo3"/>
       </w:pPr>
-      <w:bookmarkStart w:id="39" w:name="_Toc231084606"/>
+      <w:bookmarkStart w:id="39" w:name="_Toc231090041"/>
       <w:r>
         <w:t>3.6.6 Comparación entre mercados: triangulación (OE6)</w:t>
       </w:r>
@@ -10817,7 +10817,7 @@
       <w:pPr>
         <w:pStyle w:val="Ttulo2"/>
       </w:pPr>
-      <w:bookmarkStart w:id="40" w:name="_Toc231084607"/>
+      <w:bookmarkStart w:id="40" w:name="_Toc231090042"/>
       <w:r>
         <w:t xml:space="preserve">3.7 </w:t>
       </w:r>
@@ -10870,7 +10870,7 @@
       <w:pPr>
         <w:pStyle w:val="Ttulo3"/>
       </w:pPr>
-      <w:bookmarkStart w:id="41" w:name="_Toc231084608"/>
+      <w:bookmarkStart w:id="41" w:name="_Toc231090043"/>
       <w:r>
         <w:t>Tabla 3.1 — Definición operativa de variables (resumen)</w:t>
       </w:r>
@@ -10882,7 +10882,7 @@
         <w:spacing w:before="40" w:after="40"/>
         <w:jc w:val="center"/>
       </w:pPr>
-      <w:bookmarkStart w:id="42" w:name="_Toc231084638"/>
+      <w:bookmarkStart w:id="42" w:name="_Toc231090073"/>
       <w:r>
         <w:rPr>
           <w:i w:val="0"/>
@@ -12851,7 +12851,7 @@
       <w:pPr>
         <w:pStyle w:val="Ttulo1"/>
       </w:pPr>
-      <w:bookmarkStart w:id="43" w:name="_Toc231084609"/>
+      <w:bookmarkStart w:id="43" w:name="_Toc231090044"/>
       <w:r>
         <w:lastRenderedPageBreak/>
         <w:t>Capítulo 4 — Resultados y discusión</w:t>
@@ -12862,7 +12862,7 @@
       <w:pPr>
         <w:pStyle w:val="Ttulo2"/>
       </w:pPr>
-      <w:bookmarkStart w:id="44" w:name="_Toc231084610"/>
+      <w:bookmarkStart w:id="44" w:name="_Toc231090045"/>
       <w:r>
         <w:t>4.1 Análisis descriptivo y propiedades de las series (OE1)</w:t>
       </w:r>
@@ -13092,7 +13092,7 @@
       <w:pPr>
         <w:pStyle w:val="Ttulo2"/>
       </w:pPr>
-      <w:bookmarkStart w:id="45" w:name="_Toc231084611"/>
+      <w:bookmarkStart w:id="45" w:name="_Toc231090046"/>
       <w:r>
         <w:t>4.2 Determinantes de los retornos: global vs local (OE2)</w:t>
       </w:r>
@@ -13114,7 +13114,7 @@
         <w:spacing w:before="40" w:after="40"/>
         <w:jc w:val="center"/>
       </w:pPr>
-      <w:bookmarkStart w:id="46" w:name="_Toc231084639"/>
+      <w:bookmarkStart w:id="46" w:name="_Toc231090074"/>
       <w:r>
         <w:rPr>
           <w:i w:val="0"/>
@@ -13920,7 +13920,7 @@
           <w:noProof/>
         </w:rPr>
         <w:drawing>
-          <wp:inline distT="0" distB="0" distL="0" distR="0" wp14:anchorId="1E53E9E8" wp14:editId="1441339D">
+          <wp:inline distT="0" distB="0" distL="0" distR="0" wp14:anchorId="63687369" wp14:editId="39206E25">
             <wp:extent cx="5212080" cy="2833680"/>
             <wp:effectExtent l="0" t="0" r="0" b="0"/>
             <wp:docPr id="1" name="Picture 1"/>
@@ -13962,7 +13962,7 @@
         <w:spacing w:before="160" w:after="200"/>
         <w:jc w:val="center"/>
       </w:pPr>
-      <w:bookmarkStart w:id="47" w:name="_Toc231084652"/>
+      <w:bookmarkStart w:id="47" w:name="_Toc231090087"/>
       <w:r>
         <w:rPr>
           <w:i w:val="0"/>
@@ -14068,7 +14068,7 @@
       <w:pPr>
         <w:pStyle w:val="Ttulo2"/>
       </w:pPr>
-      <w:bookmarkStart w:id="48" w:name="_Toc231084612"/>
+      <w:bookmarkStart w:id="48" w:name="_Toc231090047"/>
       <w:r>
         <w:t>4.3 Relaciones de largo plazo (OE3)</w:t>
       </w:r>
@@ -14232,7 +14232,7 @@
       <w:pPr>
         <w:pStyle w:val="Ttulo2"/>
       </w:pPr>
-      <w:bookmarkStart w:id="49" w:name="_Toc231084613"/>
+      <w:bookmarkStart w:id="49" w:name="_Toc231090048"/>
       <w:r>
         <w:t>4.4 Dinámica de shocks (OE4)</w:t>
       </w:r>
@@ -14254,7 +14254,7 @@
         <w:spacing w:before="40" w:after="40"/>
         <w:jc w:val="center"/>
       </w:pPr>
-      <w:bookmarkStart w:id="50" w:name="_Toc231084640"/>
+      <w:bookmarkStart w:id="50" w:name="_Toc231090075"/>
       <w:r>
         <w:rPr>
           <w:i w:val="0"/>
@@ -14701,7 +14701,7 @@
           <w:noProof/>
         </w:rPr>
         <w:drawing>
-          <wp:inline distT="0" distB="0" distL="0" distR="0" wp14:anchorId="2465C8B5" wp14:editId="6FD183D8">
+          <wp:inline distT="0" distB="0" distL="0" distR="0" wp14:anchorId="2C2E439B" wp14:editId="05E453B3">
             <wp:extent cx="5212080" cy="3890356"/>
             <wp:effectExtent l="0" t="0" r="0" b="0"/>
             <wp:docPr id="2" name="Picture 2"/>
@@ -14743,7 +14743,7 @@
         <w:spacing w:before="160" w:after="200"/>
         <w:jc w:val="center"/>
       </w:pPr>
-      <w:bookmarkStart w:id="51" w:name="_Toc231084653"/>
+      <w:bookmarkStart w:id="51" w:name="_Toc231090088"/>
       <w:r>
         <w:rPr>
           <w:i w:val="0"/>
@@ -14813,7 +14813,7 @@
           <w:noProof/>
         </w:rPr>
         <w:drawing>
-          <wp:inline distT="0" distB="0" distL="0" distR="0" wp14:anchorId="53BBE93B" wp14:editId="6AEF6EB2">
+          <wp:inline distT="0" distB="0" distL="0" distR="0" wp14:anchorId="236BAAF5" wp14:editId="748A43EE">
             <wp:extent cx="5212080" cy="2531582"/>
             <wp:effectExtent l="0" t="0" r="0" b="0"/>
             <wp:docPr id="3" name="Picture 3"/>
@@ -14855,7 +14855,7 @@
         <w:spacing w:before="160" w:after="200"/>
         <w:jc w:val="center"/>
       </w:pPr>
-      <w:bookmarkStart w:id="52" w:name="_Toc231084654"/>
+      <w:bookmarkStart w:id="52" w:name="_Toc231090089"/>
       <w:r>
         <w:rPr>
           <w:i w:val="0"/>
@@ -14889,7 +14889,7 @@
       <w:pPr>
         <w:pStyle w:val="Ttulo2"/>
       </w:pPr>
-      <w:bookmarkStart w:id="53" w:name="_Toc231084614"/>
+      <w:bookmarkStart w:id="53" w:name="_Toc231090049"/>
       <w:r>
         <w:t>4.5 Estabilidad por fases del ciclo del cobre (OE5)</w:t>
       </w:r>
@@ -14997,7 +14997,7 @@
           <w:noProof/>
         </w:rPr>
         <w:drawing>
-          <wp:inline distT="0" distB="0" distL="0" distR="0" wp14:anchorId="7E76A2F0" wp14:editId="2855D031">
+          <wp:inline distT="0" distB="0" distL="0" distR="0" wp14:anchorId="775CF3E0" wp14:editId="4404C04D">
             <wp:extent cx="5212080" cy="2366710"/>
             <wp:effectExtent l="0" t="0" r="0" b="0"/>
             <wp:docPr id="4" name="Picture 4"/>
@@ -15039,7 +15039,7 @@
         <w:spacing w:before="160" w:after="200"/>
         <w:jc w:val="center"/>
       </w:pPr>
-      <w:bookmarkStart w:id="54" w:name="_Toc231084655"/>
+      <w:bookmarkStart w:id="54" w:name="_Toc231090090"/>
       <w:r>
         <w:rPr>
           <w:i w:val="0"/>
@@ -15073,7 +15073,7 @@
       <w:pPr>
         <w:pStyle w:val="Ttulo2"/>
       </w:pPr>
-      <w:bookmarkStart w:id="55" w:name="_Toc231084615"/>
+      <w:bookmarkStart w:id="55" w:name="_Toc231090050"/>
       <w:r>
         <w:t>4.6 Comparación entre mercados: triangulación (OE6)</w:t>
       </w:r>
@@ -15095,7 +15095,7 @@
         <w:spacing w:before="40" w:after="40"/>
         <w:jc w:val="center"/>
       </w:pPr>
-      <w:bookmarkStart w:id="56" w:name="_Toc231084641"/>
+      <w:bookmarkStart w:id="56" w:name="_Toc231090076"/>
       <w:r>
         <w:rPr>
           <w:i w:val="0"/>
@@ -15720,7 +15720,7 @@
           <w:noProof/>
         </w:rPr>
         <w:drawing>
-          <wp:inline distT="0" distB="0" distL="0" distR="0" wp14:anchorId="7F20BD24" wp14:editId="26050A03">
+          <wp:inline distT="0" distB="0" distL="0" distR="0" wp14:anchorId="0552216B" wp14:editId="3AD8B860">
             <wp:extent cx="5212080" cy="2626097"/>
             <wp:effectExtent l="0" t="0" r="0" b="0"/>
             <wp:docPr id="5" name="Picture 5"/>
@@ -15762,7 +15762,7 @@
         <w:spacing w:before="160" w:after="200"/>
         <w:jc w:val="center"/>
       </w:pPr>
-      <w:bookmarkStart w:id="57" w:name="_Toc231084656"/>
+      <w:bookmarkStart w:id="57" w:name="_Toc231090091"/>
       <w:r>
         <w:rPr>
           <w:i w:val="0"/>
@@ -15819,24 +15819,95 @@
     </w:p>
     <w:p>
       <w:r>
-        <w:t xml:space="preserve">   —el mercado internacional incorporaría el shock de forma más completa—, aunque la diferencia es</w:t>
-      </w:r>
-    </w:p>
-    <w:p>
-      <w:r>
-        <w:t xml:space="preserve">   modesta y requiere confirmación con el conjunto de datos completo y pruebas formales de igualdad</w:t>
-      </w:r>
-    </w:p>
-    <w:p>
-      <w:r>
-        <w:t xml:space="preserve">   de coeficientes entre muestras.</w:t>
+        <w:t xml:space="preserve">   —el mercado internacional incorporaría el shock de forma más completa—.</w:t>
+      </w:r>
+    </w:p>
+    <w:p>
+      <w:r>
+        <w:rPr>
+          <w:b/>
+        </w:rPr>
+        <w:t>Prueba formal de igualdad de coeficientes entre mercados.</w:t>
+      </w:r>
+      <w:r>
+        <w:t xml:space="preserve"> Para contrastar H7 de manera</w:t>
+      </w:r>
+    </w:p>
+    <w:p>
+      <w:r>
+        <w:t>estadística, se estima un panel combinado de las muestras B y C con interacciones factor × mercado</w:t>
+      </w:r>
+    </w:p>
+    <w:p>
+      <w:r>
+        <w:t>(indicador *global* = 1 para las empresas que cotizan en el mercado internacional), bajo efectos</w:t>
+      </w:r>
+    </w:p>
+    <w:p>
+      <w:r>
+        <w:t>fijos por empresa y errores Driscoll-Kraay. El término de interacción **d_cobre × global resulta</w:t>
+      </w:r>
+    </w:p>
+    <w:p>
+      <w:r>
+        <w:t>positivo y significativo (diferencia = +0,254; p = 0,010)**: la sensibilidad de los retornos al</w:t>
+      </w:r>
+    </w:p>
+    <w:p>
+      <w:r>
+        <w:lastRenderedPageBreak/>
+        <w:t xml:space="preserve">precio del cobre es </w:t>
+      </w:r>
+      <w:r>
+        <w:rPr>
+          <w:b/>
+        </w:rPr>
+        <w:t>significativamente mayor en el mercado internacional que en el chileno</w:t>
+      </w:r>
+      <w:r>
+        <w:t>. La</w:t>
+      </w:r>
+    </w:p>
+    <w:p>
+      <w:r>
+        <w:t>sensibilidad al VIX también difiere significativamente entre mercados, mientras que la del tipo de</w:t>
+      </w:r>
+    </w:p>
+    <w:p>
+      <w:r>
+        <w:t>cambio resulta estadísticamente equivalente (p = 0,069). Estos resultados **respaldan formalmente</w:t>
+      </w:r>
+    </w:p>
+    <w:p>
+      <w:r>
+        <w:t>H7**. Una salvedad de interpretación es pertinente: la muestra internacional es de cobre puro,</w:t>
+      </w:r>
+    </w:p>
+    <w:p>
+      <w:r>
+        <w:t>mientras que la chilena es un panel del sector minero mixto, de modo que parte de la diferencia</w:t>
+      </w:r>
+    </w:p>
+    <w:p>
+      <w:r>
+        <w:t>puede reflejar la composición por commodity además del mercado; no obstante, la dirección y la</w:t>
+      </w:r>
+    </w:p>
+    <w:p>
+      <w:r>
+        <w:t>significancia del resultado son coherentes con una transmisión más completa del shock del cobre en</w:t>
+      </w:r>
+    </w:p>
+    <w:p>
+      <w:r>
+        <w:t>el mercado de mayor profundidad.</w:t>
       </w:r>
     </w:p>
     <w:p>
       <w:pPr>
         <w:pStyle w:val="Ttulo2"/>
       </w:pPr>
-      <w:bookmarkStart w:id="58" w:name="_Toc231084616"/>
+      <w:bookmarkStart w:id="58" w:name="_Toc231090051"/>
       <w:r>
         <w:t>4.7 Diagnósticos y robustez</w:t>
       </w:r>
@@ -15869,7 +15940,6 @@
     </w:p>
     <w:p>
       <w:r>
-        <w:lastRenderedPageBreak/>
         <w:t xml:space="preserve">Este resultado </w:t>
       </w:r>
       <w:r>
@@ -15884,7 +15954,10 @@
     </w:p>
     <w:p>
       <w:r>
-        <w:t>cinco productoras comparten un factor común —señaladamente el precio del cobre— que induce</w:t>
+        <w:t xml:space="preserve">cinco productoras comparten un factor común </w:t>
+      </w:r>
+      <w:r>
+        <w:t>—señaladamente el precio del cobre— que induce</w:t>
       </w:r>
     </w:p>
     <w:p>
@@ -15905,6 +15978,7 @@
     </w:p>
     <w:p>
       <w:r>
+        <w:lastRenderedPageBreak/>
         <w:t>unitario), condición necesaria para la validez de las funciones impulso-respuesta y de la</w:t>
       </w:r>
     </w:p>
@@ -16014,7 +16088,6 @@
         <w:rPr>
           <w:b/>
         </w:rPr>
-        <w:lastRenderedPageBreak/>
         <w:t>GJR-GARCH</w:t>
       </w:r>
       <w:r>
@@ -16058,6 +16131,7 @@
     </w:p>
     <w:p>
       <w:r>
+        <w:lastRenderedPageBreak/>
         <w:t>(control de la tasa de falsos descubrimientos, FDR)** sobre los p-valores del panel. Tras la</w:t>
       </w:r>
     </w:p>
@@ -16165,7 +16239,6 @@
     </w:p>
     <w:p>
       <w:r>
-        <w:lastRenderedPageBreak/>
         <w:t xml:space="preserve">decaimiento posterior) </w:t>
       </w:r>
       <w:r>
@@ -16192,8 +16265,9 @@
         <w:rPr>
           <w:noProof/>
         </w:rPr>
+        <w:lastRenderedPageBreak/>
         <w:drawing>
-          <wp:inline distT="0" distB="0" distL="0" distR="0" wp14:anchorId="2A5DD95A" wp14:editId="6D681760">
+          <wp:inline distT="0" distB="0" distL="0" distR="0" wp14:anchorId="2725FEB0" wp14:editId="77A8682C">
             <wp:extent cx="5212080" cy="2531582"/>
             <wp:effectExtent l="0" t="0" r="0" b="0"/>
             <wp:docPr id="6" name="Picture 6"/>
@@ -16235,7 +16309,7 @@
         <w:spacing w:before="160" w:after="200"/>
         <w:jc w:val="center"/>
       </w:pPr>
-      <w:bookmarkStart w:id="59" w:name="_Toc231084657"/>
+      <w:bookmarkStart w:id="59" w:name="_Toc231090092"/>
       <w:r>
         <w:rPr>
           <w:i w:val="0"/>
@@ -16261,10 +16335,7 @@
         <w:fldChar w:fldCharType="end"/>
       </w:r>
       <w:r>
-        <w:t xml:space="preserve">. Respuesta del retorno a un shock del cobre mediante proyecciones </w:t>
-      </w:r>
-      <w:r>
-        <w:t>locales (Jordà, 2005), IC 95%.</w:t>
+        <w:t>. Respuesta del retorno a un shock del cobre mediante proyecciones locales (Jordà, 2005), IC 95%.</w:t>
       </w:r>
       <w:bookmarkEnd w:id="59"/>
     </w:p>
@@ -16272,7 +16343,7 @@
       <w:pPr>
         <w:pStyle w:val="Ttulo2"/>
       </w:pPr>
-      <w:bookmarkStart w:id="60" w:name="_Toc231084617"/>
+      <w:bookmarkStart w:id="60" w:name="_Toc231090052"/>
       <w:r>
         <w:t>4.8 Discusión integrada</w:t>
       </w:r>
@@ -16320,7 +16391,7 @@
     </w:p>
     <w:p>
       <w:r>
-        <w:t>anticipada (H2). La comparación entre mercados aporta una primera señal, aún débil, de</w:t>
+        <w:t>anticipada (H2). La comparación entre mercados, contrastada formalmente mediante interacciones,</w:t>
       </w:r>
     </w:p>
     <w:p>
@@ -16328,10 +16399,15 @@
         <w:rPr>
           <w:b/>
         </w:rPr>
-        <w:t>transmisión diferenciada</w:t>
-      </w:r>
-      <w:r>
-        <w:t xml:space="preserve"> (H7); y la </w:t>
+        <w:t>respalda H7</w:t>
+      </w:r>
+      <w:r>
+        <w:t>: la sensibilidad al cobre es significativamente mayor en el mercado internacional</w:t>
+      </w:r>
+    </w:p>
+    <w:p>
+      <w:r>
+        <w:t xml:space="preserve">que en el chileno (§4.6). La </w:t>
       </w:r>
       <w:r>
         <w:rPr>
@@ -16340,23 +16416,23 @@
         <w:t>relación de cointegración de largo plazo</w:t>
       </w:r>
       <w:r>
-        <w:t xml:space="preserve"> (H5) **se</w:t>
-      </w:r>
-    </w:p>
-    <w:p>
-      <w:r>
-        <w:t>confirma una vez que se admite un quiebre estructural** en 2008 (Gregory-Hansen), lo que reconcilia</w:t>
+        <w:t xml:space="preserve"> (H5) **se confirma una vez</w:t>
+      </w:r>
+    </w:p>
+    <w:p>
+      <w:r>
+        <w:t>que se admite un quiebre estructural** en 2008 (Gregory-Hansen), lo que reconcilia la evidencia</w:t>
       </w:r>
     </w:p>
     <w:p>
       <w:r>
         <w:lastRenderedPageBreak/>
-        <w:t>la evidencia inicialmente mixta. La fuerte dependencia de sección cruzada detectada (§4.7) confirma,</w:t>
-      </w:r>
-    </w:p>
-    <w:p>
-      <w:r>
-        <w:t>además, la pertinencia del tratamiento econométrico adoptado.</w:t>
+        <w:t>inicialmente mixta. La fuerte dependencia de sección cruzada detectada (§4.7) confirma, además, la</w:t>
+      </w:r>
+    </w:p>
+    <w:p>
+      <w:r>
+        <w:t>pertinencia del tratamiento econométrico adoptado.</w:t>
       </w:r>
     </w:p>
     <w:p>
@@ -16375,7 +16451,7 @@
     </w:p>
     <w:p>
       <w:r>
-        <w:t xml:space="preserve">plenamente definitivos exige todavía (i) incorporar el </w:t>
+        <w:t xml:space="preserve">plenamente definitivos exige todavía incorporar el </w:t>
       </w:r>
       <w:r>
         <w:rPr>
@@ -16384,35 +16460,24 @@
         <w:t>EMBI</w:t>
       </w:r>
       <w:r>
-        <w:t xml:space="preserve"> y los **controles a nivel de</w:t>
-      </w:r>
-    </w:p>
-    <w:p>
-      <w:r>
-        <w:t>empresa</w:t>
+        <w:t xml:space="preserve"> y los </w:t>
       </w:r>
       <w:r>
         <w:rPr>
           <w:b/>
         </w:rPr>
-        <w:t xml:space="preserve">, y (ii) formalizar la comparación entre mercados con </w:t>
-      </w:r>
-      <w:r>
-        <w:t>pruebas de igualdad de</w:t>
-      </w:r>
-    </w:p>
-    <w:p>
-      <w:r>
-        <w:t>coeficientes</w:t>
-      </w:r>
-      <w:r>
-        <w:rPr>
-          <w:b/>
-        </w:rPr>
-        <w:t xml:space="preserve"> entre muestras. En cambio, el grueso del aparato econométrico </w:t>
-      </w:r>
-      <w:r>
-        <w:t>ya está ejecutado y</w:t>
+        <w:t>controles a nivel de empresa</w:t>
+      </w:r>
+      <w:r>
+        <w:t>.</w:t>
+      </w:r>
+    </w:p>
+    <w:p>
+      <w:r>
+        <w:t xml:space="preserve">En cambio, el grueso del aparato </w:t>
+      </w:r>
+      <w:r>
+        <w:t>econométrico **ya está ejecutado y</w:t>
       </w:r>
     </w:p>
     <w:p>
@@ -16459,7 +16524,7 @@
       <w:pPr>
         <w:pStyle w:val="Ttulo1"/>
       </w:pPr>
-      <w:bookmarkStart w:id="61" w:name="_Toc231084618"/>
+      <w:bookmarkStart w:id="61" w:name="_Toc231090053"/>
       <w:r>
         <w:lastRenderedPageBreak/>
         <w:t>Capítulo 5 — Conclusiones</w:t>
@@ -16470,7 +16535,7 @@
       <w:pPr>
         <w:pStyle w:val="Ttulo2"/>
       </w:pPr>
-      <w:bookmarkStart w:id="62" w:name="_Toc231084619"/>
+      <w:bookmarkStart w:id="62" w:name="_Toc231090054"/>
       <w:r>
         <w:t>5.1 Síntesis de los hallazgos</w:t>
       </w:r>
@@ -16478,10 +16543,7 @@
     </w:p>
     <w:p>
       <w:r>
-        <w:t xml:space="preserve">Esta investigación cuantificó y comparó el </w:t>
-      </w:r>
-      <w:r>
-        <w:t>impacto de las variables macroeconómicas globales y</w:t>
+        <w:t>Esta investigación cuantificó y comparó el impacto de las variables macroeconómicas globales y</w:t>
       </w:r>
     </w:p>
     <w:p>
@@ -16566,7 +16628,7 @@
       <w:pPr>
         <w:pStyle w:val="Ttulo2"/>
       </w:pPr>
-      <w:bookmarkStart w:id="63" w:name="_Toc231084620"/>
+      <w:bookmarkStart w:id="63" w:name="_Toc231090055"/>
       <w:r>
         <w:lastRenderedPageBreak/>
         <w:t>5.2 Implicancias</w:t>
@@ -16639,7 +16701,7 @@
       <w:pPr>
         <w:pStyle w:val="Ttulo2"/>
       </w:pPr>
-      <w:bookmarkStart w:id="64" w:name="_Toc231084621"/>
+      <w:bookmarkStart w:id="64" w:name="_Toc231090056"/>
       <w:r>
         <w:t>5.3 Limitaciones</w:t>
       </w:r>
@@ -16672,7 +16734,10 @@
         <w:t>preliminares</w:t>
       </w:r>
       <w:r>
-        <w:t>: pendientes la incorporación del EMBI y de los controles a nivel de empresa, la</w:t>
+        <w:t xml:space="preserve">: pendientes la </w:t>
+      </w:r>
+      <w:r>
+        <w:t>incorporación del EMBI y de los controles a nivel de empresa, la</w:t>
       </w:r>
     </w:p>
     <w:p>
@@ -16689,7 +16754,7 @@
       <w:pPr>
         <w:pStyle w:val="Ttulo2"/>
       </w:pPr>
-      <w:bookmarkStart w:id="65" w:name="_Toc231084622"/>
+      <w:bookmarkStart w:id="65" w:name="_Toc231090057"/>
       <w:r>
         <w:t>5.4 Líneas futuras de investigación</w:t>
       </w:r>
@@ -16707,7 +16772,10 @@
     </w:p>
     <w:p>
       <w:r>
-        <w:t>central; (iii) el análisis a frecuencia diaria/semanal para la dinámica de corto plazo; y (iv) la</w:t>
+        <w:t xml:space="preserve">central; (iii) el análisis a frecuencia diaria/semanal para la dinámica de </w:t>
+      </w:r>
+      <w:r>
+        <w:t>corto plazo; y (iv) la</w:t>
       </w:r>
     </w:p>
     <w:p>
@@ -16725,7 +16793,7 @@
       <w:pPr>
         <w:pStyle w:val="Ttulo1"/>
       </w:pPr>
-      <w:bookmarkStart w:id="66" w:name="_Toc231084623"/>
+      <w:bookmarkStart w:id="66" w:name="_Toc231090058"/>
       <w:r>
         <w:lastRenderedPageBreak/>
         <w:t>Referencias</w:t>
@@ -16739,10 +16807,7 @@
     </w:p>
     <w:p>
       <w:r>
-        <w:t xml:space="preserve">Bai, J., &amp; </w:t>
-      </w:r>
-      <w:r>
-        <w:t>Perron, P. (2003). Computation and analysis of multiple structural change models. *Journal of Applied Econometrics*, 18(1), 1–22.</w:t>
+        <w:t>Bai, J., &amp; Perron, P. (2003). Computation and analysis of multiple structural change models. *Journal of Applied Econometrics*, 18(1), 1–22.</w:t>
       </w:r>
     </w:p>
     <w:p>
@@ -16777,10 +16842,7 @@
     </w:p>
     <w:p>
       <w:r>
-        <w:t xml:space="preserve">Cashin, P., Céspedes, L. F., &amp; Sahay, R. (2004). Commodity </w:t>
-      </w:r>
-      <w:r>
-        <w:t>currencies and the real exchange rate. *Journal of Development Economics*, 75(1), 239–268.</w:t>
+        <w:t>Cashin, P., Céspedes, L. F., &amp; Sahay, R. (2004). Commodity currencies and the real exchange rate. *Journal of Development Economics*, 75(1), 239–268.</w:t>
       </w:r>
     </w:p>
     <w:p>
@@ -16831,7 +16893,10 @@
     </w:p>
     <w:p>
       <w:r>
-        <w:t>Fama, E. F. (1981). Stock returns, real activity, inflation, and money. *The American Economic Review*, 71(4), 545–565.</w:t>
+        <w:t xml:space="preserve">Fama, E. F. (1981). Stock returns, real activity, inflation, and money. *The American Economic Review*, 71(4), </w:t>
+      </w:r>
+      <w:r>
+        <w:t>545–565.</w:t>
       </w:r>
     </w:p>
     <w:p>
@@ -16877,10 +16942,7 @@
     </w:p>
     <w:p>
       <w:r>
-        <w:t xml:space="preserve">Kwiatkowski, D., Phillips, P. C. B., Schmidt, P., &amp; Shin, Y. (1992). Testing the null hypothesis of stationarity against the </w:t>
-      </w:r>
-      <w:r>
-        <w:t>alternative of a unit root. *Journal of Econometrics*, 54(1–3), 159–178.</w:t>
+        <w:t>Kwiatkowski, D., Phillips, P. C. B., Schmidt, P., &amp; Shin, Y. (1992). Testing the null hypothesis of stationarity against the alternative of a unit root. *Journal of Econometrics*, 54(1–3), 159–178.</w:t>
       </w:r>
     </w:p>
     <w:p>
@@ -16968,7 +17030,7 @@
       <w:pPr>
         <w:pStyle w:val="Ttulo1"/>
       </w:pPr>
-      <w:bookmarkStart w:id="67" w:name="_Toc231084624"/>
+      <w:bookmarkStart w:id="67" w:name="_Toc231090059"/>
       <w:r>
         <w:lastRenderedPageBreak/>
         <w:t>Anexos</w:t>
@@ -16979,7 +17041,7 @@
       <w:pPr>
         <w:pStyle w:val="Ttulo2"/>
       </w:pPr>
-      <w:bookmarkStart w:id="68" w:name="_Toc231084625"/>
+      <w:bookmarkStart w:id="68" w:name="_Toc231090060"/>
       <w:r>
         <w:t>Anexo A. Estadística descriptiva</w:t>
       </w:r>
@@ -16991,7 +17053,7 @@
         <w:spacing w:before="40" w:after="40"/>
         <w:jc w:val="center"/>
       </w:pPr>
-      <w:bookmarkStart w:id="69" w:name="_Toc231084642"/>
+      <w:bookmarkStart w:id="69" w:name="_Toc231090077"/>
       <w:r>
         <w:rPr>
           <w:i w:val="0"/>
@@ -19187,7 +19249,7 @@
       <w:pPr>
         <w:pStyle w:val="Ttulo2"/>
       </w:pPr>
-      <w:bookmarkStart w:id="70" w:name="_Toc231084626"/>
+      <w:bookmarkStart w:id="70" w:name="_Toc231090061"/>
       <w:r>
         <w:t>Anexo B. Matriz de correlación de los factores</w:t>
       </w:r>
@@ -19199,7 +19261,7 @@
         <w:spacing w:before="40" w:after="40"/>
         <w:jc w:val="center"/>
       </w:pPr>
-      <w:bookmarkStart w:id="71" w:name="_Toc231084643"/>
+      <w:bookmarkStart w:id="71" w:name="_Toc231090078"/>
       <w:r>
         <w:rPr>
           <w:i w:val="0"/>
@@ -21233,7 +21295,7 @@
       <w:pPr>
         <w:pStyle w:val="Ttulo2"/>
       </w:pPr>
-      <w:bookmarkStart w:id="72" w:name="_Toc231084627"/>
+      <w:bookmarkStart w:id="72" w:name="_Toc231090062"/>
       <w:r>
         <w:t>Anexo C. Pruebas de raíz unitaria y orden de integración</w:t>
       </w:r>
@@ -21245,7 +21307,7 @@
         <w:spacing w:before="40" w:after="40"/>
         <w:jc w:val="center"/>
       </w:pPr>
-      <w:bookmarkStart w:id="73" w:name="_Toc231084644"/>
+      <w:bookmarkStart w:id="73" w:name="_Toc231090079"/>
       <w:r>
         <w:rPr>
           <w:i w:val="0"/>
@@ -22073,7 +22135,7 @@
       <w:pPr>
         <w:pStyle w:val="Ttulo2"/>
       </w:pPr>
-      <w:bookmarkStart w:id="74" w:name="_Toc231084628"/>
+      <w:bookmarkStart w:id="74" w:name="_Toc231090063"/>
       <w:r>
         <w:t>Anexo D. Resultados completos del modelo de panel</w:t>
       </w:r>
@@ -22083,7 +22145,7 @@
       <w:pPr>
         <w:pStyle w:val="Ttulo3"/>
       </w:pPr>
-      <w:bookmarkStart w:id="75" w:name="_Toc231084629"/>
+      <w:bookmarkStart w:id="75" w:name="_Toc231090064"/>
       <w:r>
         <w:t>D.1 Muestra B — cobre, mercado internacional</w:t>
       </w:r>
@@ -22095,7 +22157,7 @@
         <w:spacing w:before="40" w:after="40"/>
         <w:jc w:val="center"/>
       </w:pPr>
-      <w:bookmarkStart w:id="76" w:name="_Toc231084645"/>
+      <w:bookmarkStart w:id="76" w:name="_Toc231090080"/>
       <w:r>
         <w:rPr>
           <w:i w:val="0"/>
@@ -23276,7 +23338,7 @@
       <w:pPr>
         <w:pStyle w:val="Ttulo3"/>
       </w:pPr>
-      <w:bookmarkStart w:id="77" w:name="_Toc231084630"/>
+      <w:bookmarkStart w:id="77" w:name="_Toc231090065"/>
       <w:r>
         <w:t>D.2 Muestra A — cobre, mercado chileno (Pucobre)</w:t>
       </w:r>
@@ -23288,7 +23350,7 @@
         <w:spacing w:before="40" w:after="40"/>
         <w:jc w:val="center"/>
       </w:pPr>
-      <w:bookmarkStart w:id="78" w:name="_Toc231084646"/>
+      <w:bookmarkStart w:id="78" w:name="_Toc231090081"/>
       <w:r>
         <w:rPr>
           <w:i w:val="0"/>
@@ -24463,7 +24525,7 @@
       <w:pPr>
         <w:pStyle w:val="Ttulo3"/>
       </w:pPr>
-      <w:bookmarkStart w:id="79" w:name="_Toc231084631"/>
+      <w:bookmarkStart w:id="79" w:name="_Toc231090066"/>
       <w:r>
         <w:t xml:space="preserve">D.3 </w:t>
       </w:r>
@@ -24478,7 +24540,7 @@
         <w:spacing w:before="40" w:after="40"/>
         <w:jc w:val="center"/>
       </w:pPr>
-      <w:bookmarkStart w:id="80" w:name="_Toc231084647"/>
+      <w:bookmarkStart w:id="80" w:name="_Toc231090082"/>
       <w:r>
         <w:rPr>
           <w:i w:val="0"/>
@@ -25653,7 +25715,7 @@
       <w:pPr>
         <w:pStyle w:val="Ttulo2"/>
       </w:pPr>
-      <w:bookmarkStart w:id="81" w:name="_Toc231084632"/>
+      <w:bookmarkStart w:id="81" w:name="_Toc231090067"/>
       <w:r>
         <w:lastRenderedPageBreak/>
         <w:t xml:space="preserve">Anexo E. </w:t>
@@ -25669,7 +25731,7 @@
         <w:spacing w:before="40" w:after="40"/>
         <w:jc w:val="center"/>
       </w:pPr>
-      <w:bookmarkStart w:id="82" w:name="_Toc231084648"/>
+      <w:bookmarkStart w:id="82" w:name="_Toc231090083"/>
       <w:r>
         <w:rPr>
           <w:i w:val="0"/>
@@ -26340,7 +26402,7 @@
       <w:pPr>
         <w:pStyle w:val="Ttulo2"/>
       </w:pPr>
-      <w:bookmarkStart w:id="83" w:name="_Toc231084633"/>
+      <w:bookmarkStart w:id="83" w:name="_Toc231090068"/>
       <w:r>
         <w:t xml:space="preserve">Anexo F. </w:t>
       </w:r>
@@ -26355,7 +26417,7 @@
         <w:spacing w:before="40" w:after="40"/>
         <w:jc w:val="center"/>
       </w:pPr>
-      <w:bookmarkStart w:id="84" w:name="_Toc231084649"/>
+      <w:bookmarkStart w:id="84" w:name="_Toc231090084"/>
       <w:r>
         <w:rPr>
           <w:i w:val="0"/>
@@ -27169,7 +27231,7 @@
       <w:pPr>
         <w:pStyle w:val="Ttulo2"/>
       </w:pPr>
-      <w:bookmarkStart w:id="85" w:name="_Toc231084634"/>
+      <w:bookmarkStart w:id="85" w:name="_Toc231090069"/>
       <w:r>
         <w:t>Anexo G. Fuentes de datos</w:t>
       </w:r>
@@ -27181,7 +27243,7 @@
         <w:spacing w:before="40" w:after="40"/>
         <w:jc w:val="center"/>
       </w:pPr>
-      <w:bookmarkStart w:id="86" w:name="_Toc231084650"/>
+      <w:bookmarkStart w:id="86" w:name="_Toc231090085"/>
       <w:r>
         <w:rPr>
           <w:i w:val="0"/>
@@ -28330,7 +28392,7 @@
       <w:pPr>
         <w:pStyle w:val="Ttulo2"/>
       </w:pPr>
-      <w:bookmarkStart w:id="87" w:name="_Toc231084635"/>
+      <w:bookmarkStart w:id="87" w:name="_Toc231090070"/>
       <w:r>
         <w:t>Anexo H. Disponibilidad del código</w:t>
       </w:r>
@@ -28348,7 +28410,7 @@
       <w:pPr>
         <w:pStyle w:val="Ttulo2"/>
       </w:pPr>
-      <w:bookmarkStart w:id="88" w:name="_Toc231084636"/>
+      <w:bookmarkStart w:id="88" w:name="_Toc231090071"/>
       <w:r>
         <w:t>Anexo I. Extensión predictiva: ¿explican o anticipan?</w:t>
       </w:r>
@@ -28374,7 +28436,7 @@
         <w:spacing w:before="40" w:after="40"/>
         <w:jc w:val="center"/>
       </w:pPr>
-      <w:bookmarkStart w:id="89" w:name="_Toc231084651"/>
+      <w:bookmarkStart w:id="89" w:name="_Toc231090086"/>
       <w:r>
         <w:rPr>
           <w:i w:val="0"/>
@@ -29230,7 +29292,7 @@
       <w:pPr>
         <w:pStyle w:val="Ttulo1"/>
       </w:pPr>
-      <w:bookmarkStart w:id="90" w:name="_Toc231084637"/>
+      <w:bookmarkStart w:id="90" w:name="_Toc231090072"/>
       <w:r>
         <w:lastRenderedPageBreak/>
         <w:t>Glosario de términos econométricos</w:t>
@@ -29864,31 +29926,31 @@
       </w:rPr>
     </w:lvl>
   </w:abstractNum>
-  <w:num w:numId="1" w16cid:durableId="506405399">
+  <w:num w:numId="1" w16cid:durableId="333529743">
     <w:abstractNumId w:val="8"/>
   </w:num>
-  <w:num w:numId="2" w16cid:durableId="473792319">
+  <w:num w:numId="2" w16cid:durableId="424152093">
     <w:abstractNumId w:val="6"/>
   </w:num>
-  <w:num w:numId="3" w16cid:durableId="1696923657">
+  <w:num w:numId="3" w16cid:durableId="430009367">
     <w:abstractNumId w:val="5"/>
   </w:num>
-  <w:num w:numId="4" w16cid:durableId="1526215791">
+  <w:num w:numId="4" w16cid:durableId="104465079">
     <w:abstractNumId w:val="4"/>
   </w:num>
-  <w:num w:numId="5" w16cid:durableId="1634748387">
+  <w:num w:numId="5" w16cid:durableId="1985238243">
     <w:abstractNumId w:val="7"/>
   </w:num>
-  <w:num w:numId="6" w16cid:durableId="623459870">
+  <w:num w:numId="6" w16cid:durableId="1589271958">
     <w:abstractNumId w:val="3"/>
   </w:num>
-  <w:num w:numId="7" w16cid:durableId="9383533">
+  <w:num w:numId="7" w16cid:durableId="698900046">
     <w:abstractNumId w:val="2"/>
   </w:num>
-  <w:num w:numId="8" w16cid:durableId="1998335935">
+  <w:num w:numId="8" w16cid:durableId="1260530904">
     <w:abstractNumId w:val="1"/>
   </w:num>
-  <w:num w:numId="9" w16cid:durableId="1259750506">
+  <w:num w:numId="9" w16cid:durableId="25259155">
     <w:abstractNumId w:val="0"/>
   </w:num>
 </w:numbering>
@@ -41290,7 +41352,7 @@
     <w:autoRedefine/>
     <w:uiPriority w:val="39"/>
     <w:unhideWhenUsed/>
-    <w:rsid w:val="009B0CDE"/>
+    <w:rsid w:val="00A9290A"/>
     <w:pPr>
       <w:spacing w:after="100"/>
     </w:pPr>
@@ -41302,7 +41364,7 @@
     <w:autoRedefine/>
     <w:uiPriority w:val="39"/>
     <w:unhideWhenUsed/>
-    <w:rsid w:val="009B0CDE"/>
+    <w:rsid w:val="00A9290A"/>
     <w:pPr>
       <w:spacing w:after="100"/>
       <w:ind w:left="240"/>
@@ -41315,7 +41377,7 @@
     <w:autoRedefine/>
     <w:uiPriority w:val="39"/>
     <w:unhideWhenUsed/>
-    <w:rsid w:val="009B0CDE"/>
+    <w:rsid w:val="00A9290A"/>
     <w:pPr>
       <w:spacing w:after="100"/>
       <w:ind w:left="480"/>
@@ -41326,7 +41388,7 @@
     <w:basedOn w:val="Fuentedeprrafopredeter"/>
     <w:uiPriority w:val="99"/>
     <w:unhideWhenUsed/>
-    <w:rsid w:val="009B0CDE"/>
+    <w:rsid w:val="00A9290A"/>
     <w:rPr>
       <w:color w:val="0000FF" w:themeColor="hyperlink"/>
       <w:u w:val="single"/>
@@ -41338,7 +41400,7 @@
     <w:next w:val="Normal"/>
     <w:uiPriority w:val="99"/>
     <w:unhideWhenUsed/>
-    <w:rsid w:val="009B0CDE"/>
+    <w:rsid w:val="00A9290A"/>
     <w:pPr>
       <w:spacing w:after="0"/>
     </w:pPr>

--- a/outputs/Tesis_Francisco_Rietta.docx
+++ b/outputs/Tesis_Francisco_Rietta.docx
@@ -166,7 +166,7 @@
       <w:pPr>
         <w:pStyle w:val="Ttulo1"/>
       </w:pPr>
-      <w:bookmarkStart w:id="0" w:name="_Toc231090002"/>
+      <w:bookmarkStart w:id="0" w:name="_Toc231093536"/>
       <w:r>
         <w:lastRenderedPageBreak/>
         <w:t>Página de aprobación</w:t>
@@ -262,7 +262,7 @@
       <w:pPr>
         <w:pStyle w:val="Ttulo1"/>
       </w:pPr>
-      <w:bookmarkStart w:id="1" w:name="_Toc231090003"/>
+      <w:bookmarkStart w:id="1" w:name="_Toc231093537"/>
       <w:r>
         <w:lastRenderedPageBreak/>
         <w:t>Declaración de originalidad</w:t>
@@ -303,7 +303,7 @@
       <w:pPr>
         <w:pStyle w:val="Ttulo1"/>
       </w:pPr>
-      <w:bookmarkStart w:id="2" w:name="_Toc231090004"/>
+      <w:bookmarkStart w:id="2" w:name="_Toc231093538"/>
       <w:r>
         <w:lastRenderedPageBreak/>
         <w:t>Dedicatoria</w:t>
@@ -333,7 +333,7 @@
       <w:pPr>
         <w:pStyle w:val="Ttulo1"/>
       </w:pPr>
-      <w:bookmarkStart w:id="3" w:name="_Toc231090005"/>
+      <w:bookmarkStart w:id="3" w:name="_Toc231093539"/>
       <w:r>
         <w:lastRenderedPageBreak/>
         <w:t>Agradecimientos</w:t>
@@ -359,7 +359,7 @@
       <w:pPr>
         <w:pStyle w:val="Ttulo1"/>
       </w:pPr>
-      <w:bookmarkStart w:id="4" w:name="_Toc231090006"/>
+      <w:bookmarkStart w:id="4" w:name="_Toc231093540"/>
       <w:r>
         <w:lastRenderedPageBreak/>
         <w:t>Resumen</w:t>
@@ -397,7 +397,7 @@
       <w:pPr>
         <w:pStyle w:val="Ttulo1"/>
       </w:pPr>
-      <w:bookmarkStart w:id="5" w:name="_Toc231090007"/>
+      <w:bookmarkStart w:id="5" w:name="_Toc231093541"/>
       <w:r>
         <w:lastRenderedPageBreak/>
         <w:t>Abstract</w:t>
@@ -432,7 +432,7 @@
       <w:pPr>
         <w:pStyle w:val="Ttulo1"/>
       </w:pPr>
-      <w:bookmarkStart w:id="6" w:name="_Toc231090008"/>
+      <w:bookmarkStart w:id="6" w:name="_Toc231093542"/>
       <w:r>
         <w:lastRenderedPageBreak/>
         <w:t>Índice general</w:t>
@@ -464,7 +464,7 @@
       <w:r>
         <w:fldChar w:fldCharType="separate"/>
       </w:r>
-      <w:hyperlink w:anchor="_Toc231090002" w:history="1">
+      <w:hyperlink w:anchor="_Toc231093536" w:history="1">
         <w:r>
           <w:rPr>
             <w:rStyle w:val="Hipervnculo"/>
@@ -491,7 +491,7 @@
             <w:noProof/>
             <w:webHidden/>
           </w:rPr>
-          <w:instrText xml:space="preserve"> PAGEREF _Toc231090002 \h </w:instrText>
+          <w:instrText xml:space="preserve"> PAGEREF _Toc231093536 \h </w:instrText>
         </w:r>
         <w:r>
           <w:rPr>
@@ -538,7 +538,7 @@
           <w14:ligatures w14:val="standardContextual"/>
         </w:rPr>
       </w:pPr>
-      <w:hyperlink w:anchor="_Toc231090003" w:history="1">
+      <w:hyperlink w:anchor="_Toc231093537" w:history="1">
         <w:r>
           <w:rPr>
             <w:rStyle w:val="Hipervnculo"/>
@@ -565,7 +565,7 @@
             <w:noProof/>
             <w:webHidden/>
           </w:rPr>
-          <w:instrText xml:space="preserve"> PAGEREF _Toc231090003 \h </w:instrText>
+          <w:instrText xml:space="preserve"> PAGEREF _Toc231093537 \h </w:instrText>
         </w:r>
         <w:r>
           <w:rPr>
@@ -612,7 +612,7 @@
           <w14:ligatures w14:val="standardContextual"/>
         </w:rPr>
       </w:pPr>
-      <w:hyperlink w:anchor="_Toc231090004" w:history="1">
+      <w:hyperlink w:anchor="_Toc231093538" w:history="1">
         <w:r>
           <w:rPr>
             <w:rStyle w:val="Hipervnculo"/>
@@ -639,7 +639,7 @@
             <w:noProof/>
             <w:webHidden/>
           </w:rPr>
-          <w:instrText xml:space="preserve"> PAGEREF _Toc231090004 \h </w:instrText>
+          <w:instrText xml:space="preserve"> PAGEREF _Toc231093538 \h </w:instrText>
         </w:r>
         <w:r>
           <w:rPr>
@@ -686,7 +686,7 @@
           <w14:ligatures w14:val="standardContextual"/>
         </w:rPr>
       </w:pPr>
-      <w:hyperlink w:anchor="_Toc231090005" w:history="1">
+      <w:hyperlink w:anchor="_Toc231093539" w:history="1">
         <w:r>
           <w:rPr>
             <w:rStyle w:val="Hipervnculo"/>
@@ -713,7 +713,7 @@
             <w:noProof/>
             <w:webHidden/>
           </w:rPr>
-          <w:instrText xml:space="preserve"> PAGEREF _Toc231090005 \h </w:instrText>
+          <w:instrText xml:space="preserve"> PAGEREF _Toc231093539 \h </w:instrText>
         </w:r>
         <w:r>
           <w:rPr>
@@ -760,7 +760,7 @@
           <w14:ligatures w14:val="standardContextual"/>
         </w:rPr>
       </w:pPr>
-      <w:hyperlink w:anchor="_Toc231090006" w:history="1">
+      <w:hyperlink w:anchor="_Toc231093540" w:history="1">
         <w:r>
           <w:rPr>
             <w:rStyle w:val="Hipervnculo"/>
@@ -787,7 +787,7 @@
             <w:noProof/>
             <w:webHidden/>
           </w:rPr>
-          <w:instrText xml:space="preserve"> PAGEREF _Toc231090006 \h </w:instrText>
+          <w:instrText xml:space="preserve"> PAGEREF _Toc231093540 \h </w:instrText>
         </w:r>
         <w:r>
           <w:rPr>
@@ -834,7 +834,7 @@
           <w14:ligatures w14:val="standardContextual"/>
         </w:rPr>
       </w:pPr>
-      <w:hyperlink w:anchor="_Toc231090007" w:history="1">
+      <w:hyperlink w:anchor="_Toc231093541" w:history="1">
         <w:r>
           <w:rPr>
             <w:rStyle w:val="Hipervnculo"/>
@@ -861,7 +861,7 @@
             <w:noProof/>
             <w:webHidden/>
           </w:rPr>
-          <w:instrText xml:space="preserve"> PAGEREF _Toc231090007 \h </w:instrText>
+          <w:instrText xml:space="preserve"> PAGEREF _Toc231093541 \h </w:instrText>
         </w:r>
         <w:r>
           <w:rPr>
@@ -908,7 +908,7 @@
           <w14:ligatures w14:val="standardContextual"/>
         </w:rPr>
       </w:pPr>
-      <w:hyperlink w:anchor="_Toc231090008" w:history="1">
+      <w:hyperlink w:anchor="_Toc231093542" w:history="1">
         <w:r>
           <w:rPr>
             <w:rStyle w:val="Hipervnculo"/>
@@ -935,7 +935,7 @@
             <w:noProof/>
             <w:webHidden/>
           </w:rPr>
-          <w:instrText xml:space="preserve"> PAGEREF _Toc231090008 \h </w:instrText>
+          <w:instrText xml:space="preserve"> PAGEREF _Toc231093542 \h </w:instrText>
         </w:r>
         <w:r>
           <w:rPr>
@@ -982,7 +982,7 @@
           <w14:ligatures w14:val="standardContextual"/>
         </w:rPr>
       </w:pPr>
-      <w:hyperlink w:anchor="_Toc231090009" w:history="1">
+      <w:hyperlink w:anchor="_Toc231093543" w:history="1">
         <w:r>
           <w:rPr>
             <w:rStyle w:val="Hipervnculo"/>
@@ -1009,7 +1009,7 @@
             <w:noProof/>
             <w:webHidden/>
           </w:rPr>
-          <w:instrText xml:space="preserve"> PAGEREF _Toc231090009 \h </w:instrText>
+          <w:instrText xml:space="preserve"> PAGEREF _Toc231093543 \h </w:instrText>
         </w:r>
         <w:r>
           <w:rPr>
@@ -1056,7 +1056,7 @@
           <w14:ligatures w14:val="standardContextual"/>
         </w:rPr>
       </w:pPr>
-      <w:hyperlink w:anchor="_Toc231090010" w:history="1">
+      <w:hyperlink w:anchor="_Toc231093544" w:history="1">
         <w:r>
           <w:rPr>
             <w:rStyle w:val="Hipervnculo"/>
@@ -1083,7 +1083,7 @@
             <w:noProof/>
             <w:webHidden/>
           </w:rPr>
-          <w:instrText xml:space="preserve"> PAGEREF _Toc231090010 \h </w:instrText>
+          <w:instrText xml:space="preserve"> PAGEREF _Toc231093544 \h </w:instrText>
         </w:r>
         <w:r>
           <w:rPr>
@@ -1130,7 +1130,7 @@
           <w14:ligatures w14:val="standardContextual"/>
         </w:rPr>
       </w:pPr>
-      <w:hyperlink w:anchor="_Toc231090011" w:history="1">
+      <w:hyperlink w:anchor="_Toc231093545" w:history="1">
         <w:r>
           <w:rPr>
             <w:rStyle w:val="Hipervnculo"/>
@@ -1157,7 +1157,7 @@
             <w:noProof/>
             <w:webHidden/>
           </w:rPr>
-          <w:instrText xml:space="preserve"> PAGEREF _Toc231090011 \h </w:instrText>
+          <w:instrText xml:space="preserve"> PAGEREF _Toc231093545 \h </w:instrText>
         </w:r>
         <w:r>
           <w:rPr>
@@ -1204,7 +1204,7 @@
           <w14:ligatures w14:val="standardContextual"/>
         </w:rPr>
       </w:pPr>
-      <w:hyperlink w:anchor="_Toc231090012" w:history="1">
+      <w:hyperlink w:anchor="_Toc231093546" w:history="1">
         <w:r>
           <w:rPr>
             <w:rStyle w:val="Hipervnculo"/>
@@ -1231,7 +1231,7 @@
             <w:noProof/>
             <w:webHidden/>
           </w:rPr>
-          <w:instrText xml:space="preserve"> PAGEREF _Toc231090012 \h </w:instrText>
+          <w:instrText xml:space="preserve"> PAGEREF _Toc231093546 \h </w:instrText>
         </w:r>
         <w:r>
           <w:rPr>
@@ -1278,7 +1278,7 @@
           <w14:ligatures w14:val="standardContextual"/>
         </w:rPr>
       </w:pPr>
-      <w:hyperlink w:anchor="_Toc231090013" w:history="1">
+      <w:hyperlink w:anchor="_Toc231093547" w:history="1">
         <w:r>
           <w:rPr>
             <w:rStyle w:val="Hipervnculo"/>
@@ -1305,7 +1305,7 @@
             <w:noProof/>
             <w:webHidden/>
           </w:rPr>
-          <w:instrText xml:space="preserve"> PAGEREF _Toc231090013 \h </w:instrText>
+          <w:instrText xml:space="preserve"> PAGEREF _Toc231093547 \h </w:instrText>
         </w:r>
         <w:r>
           <w:rPr>
@@ -1352,7 +1352,7 @@
           <w14:ligatures w14:val="standardContextual"/>
         </w:rPr>
       </w:pPr>
-      <w:hyperlink w:anchor="_Toc231090014" w:history="1">
+      <w:hyperlink w:anchor="_Toc231093548" w:history="1">
         <w:r>
           <w:rPr>
             <w:rStyle w:val="Hipervnculo"/>
@@ -1379,7 +1379,7 @@
             <w:noProof/>
             <w:webHidden/>
           </w:rPr>
-          <w:instrText xml:space="preserve"> PAGEREF _Toc231090014 \h </w:instrText>
+          <w:instrText xml:space="preserve"> PAGEREF _Toc231093548 \h </w:instrText>
         </w:r>
         <w:r>
           <w:rPr>
@@ -1426,7 +1426,7 @@
           <w14:ligatures w14:val="standardContextual"/>
         </w:rPr>
       </w:pPr>
-      <w:hyperlink w:anchor="_Toc231090015" w:history="1">
+      <w:hyperlink w:anchor="_Toc231093549" w:history="1">
         <w:r>
           <w:rPr>
             <w:rStyle w:val="Hipervnculo"/>
@@ -1453,7 +1453,7 @@
             <w:noProof/>
             <w:webHidden/>
           </w:rPr>
-          <w:instrText xml:space="preserve"> PAGEREF _Toc231090015 \h </w:instrText>
+          <w:instrText xml:space="preserve"> PAGEREF _Toc231093549 \h </w:instrText>
         </w:r>
         <w:r>
           <w:rPr>
@@ -1500,7 +1500,7 @@
           <w14:ligatures w14:val="standardContextual"/>
         </w:rPr>
       </w:pPr>
-      <w:hyperlink w:anchor="_Toc231090016" w:history="1">
+      <w:hyperlink w:anchor="_Toc231093550" w:history="1">
         <w:r>
           <w:rPr>
             <w:rStyle w:val="Hipervnculo"/>
@@ -1527,7 +1527,7 @@
             <w:noProof/>
             <w:webHidden/>
           </w:rPr>
-          <w:instrText xml:space="preserve"> PAGEREF _Toc231090016 \h </w:instrText>
+          <w:instrText xml:space="preserve"> PAGEREF _Toc231093550 \h </w:instrText>
         </w:r>
         <w:r>
           <w:rPr>
@@ -1574,7 +1574,7 @@
           <w14:ligatures w14:val="standardContextual"/>
         </w:rPr>
       </w:pPr>
-      <w:hyperlink w:anchor="_Toc231090017" w:history="1">
+      <w:hyperlink w:anchor="_Toc231093551" w:history="1">
         <w:r>
           <w:rPr>
             <w:rStyle w:val="Hipervnculo"/>
@@ -1601,7 +1601,7 @@
             <w:noProof/>
             <w:webHidden/>
           </w:rPr>
-          <w:instrText xml:space="preserve"> PAGEREF _Toc231090017 \h </w:instrText>
+          <w:instrText xml:space="preserve"> PAGEREF _Toc231093551 \h </w:instrText>
         </w:r>
         <w:r>
           <w:rPr>
@@ -1648,7 +1648,7 @@
           <w14:ligatures w14:val="standardContextual"/>
         </w:rPr>
       </w:pPr>
-      <w:hyperlink w:anchor="_Toc231090018" w:history="1">
+      <w:hyperlink w:anchor="_Toc231093552" w:history="1">
         <w:r>
           <w:rPr>
             <w:rStyle w:val="Hipervnculo"/>
@@ -1675,7 +1675,7 @@
             <w:noProof/>
             <w:webHidden/>
           </w:rPr>
-          <w:instrText xml:space="preserve"> PAGEREF _Toc231090018 \h </w:instrText>
+          <w:instrText xml:space="preserve"> PAGEREF _Toc231093552 \h </w:instrText>
         </w:r>
         <w:r>
           <w:rPr>
@@ -1722,7 +1722,7 @@
           <w14:ligatures w14:val="standardContextual"/>
         </w:rPr>
       </w:pPr>
-      <w:hyperlink w:anchor="_Toc231090019" w:history="1">
+      <w:hyperlink w:anchor="_Toc231093553" w:history="1">
         <w:r>
           <w:rPr>
             <w:rStyle w:val="Hipervnculo"/>
@@ -1749,7 +1749,7 @@
             <w:noProof/>
             <w:webHidden/>
           </w:rPr>
-          <w:instrText xml:space="preserve"> PAGEREF _Toc231090019 \h </w:instrText>
+          <w:instrText xml:space="preserve"> PAGEREF _Toc231093553 \h </w:instrText>
         </w:r>
         <w:r>
           <w:rPr>
@@ -1796,7 +1796,7 @@
           <w14:ligatures w14:val="standardContextual"/>
         </w:rPr>
       </w:pPr>
-      <w:hyperlink w:anchor="_Toc231090020" w:history="1">
+      <w:hyperlink w:anchor="_Toc231093554" w:history="1">
         <w:r>
           <w:rPr>
             <w:rStyle w:val="Hipervnculo"/>
@@ -1823,7 +1823,7 @@
             <w:noProof/>
             <w:webHidden/>
           </w:rPr>
-          <w:instrText xml:space="preserve"> PAGEREF _Toc231090020 \h </w:instrText>
+          <w:instrText xml:space="preserve"> PAGEREF _Toc231093554 \h </w:instrText>
         </w:r>
         <w:r>
           <w:rPr>
@@ -1870,7 +1870,7 @@
           <w14:ligatures w14:val="standardContextual"/>
         </w:rPr>
       </w:pPr>
-      <w:hyperlink w:anchor="_Toc231090021" w:history="1">
+      <w:hyperlink w:anchor="_Toc231093555" w:history="1">
         <w:r>
           <w:rPr>
             <w:rStyle w:val="Hipervnculo"/>
@@ -1897,7 +1897,7 @@
             <w:noProof/>
             <w:webHidden/>
           </w:rPr>
-          <w:instrText xml:space="preserve"> PAGEREF _Toc231090021 \h </w:instrText>
+          <w:instrText xml:space="preserve"> PAGEREF _Toc231093555 \h </w:instrText>
         </w:r>
         <w:r>
           <w:rPr>
@@ -1944,7 +1944,7 @@
           <w14:ligatures w14:val="standardContextual"/>
         </w:rPr>
       </w:pPr>
-      <w:hyperlink w:anchor="_Toc231090022" w:history="1">
+      <w:hyperlink w:anchor="_Toc231093556" w:history="1">
         <w:r>
           <w:rPr>
             <w:rStyle w:val="Hipervnculo"/>
@@ -1971,7 +1971,7 @@
             <w:noProof/>
             <w:webHidden/>
           </w:rPr>
-          <w:instrText xml:space="preserve"> PAGEREF _Toc231090022 \h </w:instrText>
+          <w:instrText xml:space="preserve"> PAGEREF _Toc231093556 \h </w:instrText>
         </w:r>
         <w:r>
           <w:rPr>
@@ -2018,7 +2018,7 @@
           <w14:ligatures w14:val="standardContextual"/>
         </w:rPr>
       </w:pPr>
-      <w:hyperlink w:anchor="_Toc231090023" w:history="1">
+      <w:hyperlink w:anchor="_Toc231093557" w:history="1">
         <w:r>
           <w:rPr>
             <w:rStyle w:val="Hipervnculo"/>
@@ -2045,7 +2045,7 @@
             <w:noProof/>
             <w:webHidden/>
           </w:rPr>
-          <w:instrText xml:space="preserve"> PAGEREF _Toc231090023 \h </w:instrText>
+          <w:instrText xml:space="preserve"> PAGEREF _Toc231093557 \h </w:instrText>
         </w:r>
         <w:r>
           <w:rPr>
@@ -2092,7 +2092,7 @@
           <w14:ligatures w14:val="standardContextual"/>
         </w:rPr>
       </w:pPr>
-      <w:hyperlink w:anchor="_Toc231090024" w:history="1">
+      <w:hyperlink w:anchor="_Toc231093558" w:history="1">
         <w:r>
           <w:rPr>
             <w:rStyle w:val="Hipervnculo"/>
@@ -2119,7 +2119,7 @@
             <w:noProof/>
             <w:webHidden/>
           </w:rPr>
-          <w:instrText xml:space="preserve"> PAGEREF _Toc231090024 \h </w:instrText>
+          <w:instrText xml:space="preserve"> PAGEREF _Toc231093558 \h </w:instrText>
         </w:r>
         <w:r>
           <w:rPr>
@@ -2166,7 +2166,7 @@
           <w14:ligatures w14:val="standardContextual"/>
         </w:rPr>
       </w:pPr>
-      <w:hyperlink w:anchor="_Toc231090025" w:history="1">
+      <w:hyperlink w:anchor="_Toc231093559" w:history="1">
         <w:r>
           <w:rPr>
             <w:rStyle w:val="Hipervnculo"/>
@@ -2193,7 +2193,7 @@
             <w:noProof/>
             <w:webHidden/>
           </w:rPr>
-          <w:instrText xml:space="preserve"> PAGEREF _Toc231090025 \h </w:instrText>
+          <w:instrText xml:space="preserve"> PAGEREF _Toc231093559 \h </w:instrText>
         </w:r>
         <w:r>
           <w:rPr>
@@ -2240,7 +2240,7 @@
           <w14:ligatures w14:val="standardContextual"/>
         </w:rPr>
       </w:pPr>
-      <w:hyperlink w:anchor="_Toc231090026" w:history="1">
+      <w:hyperlink w:anchor="_Toc231093560" w:history="1">
         <w:r>
           <w:rPr>
             <w:rStyle w:val="Hipervnculo"/>
@@ -2267,7 +2267,7 @@
             <w:noProof/>
             <w:webHidden/>
           </w:rPr>
-          <w:instrText xml:space="preserve"> PAGEREF _Toc231090026 \h </w:instrText>
+          <w:instrText xml:space="preserve"> PAGEREF _Toc231093560 \h </w:instrText>
         </w:r>
         <w:r>
           <w:rPr>
@@ -2314,7 +2314,7 @@
           <w14:ligatures w14:val="standardContextual"/>
         </w:rPr>
       </w:pPr>
-      <w:hyperlink w:anchor="_Toc231090027" w:history="1">
+      <w:hyperlink w:anchor="_Toc231093561" w:history="1">
         <w:r>
           <w:rPr>
             <w:rStyle w:val="Hipervnculo"/>
@@ -2341,7 +2341,7 @@
             <w:noProof/>
             <w:webHidden/>
           </w:rPr>
-          <w:instrText xml:space="preserve"> PAGEREF _Toc231090027 \h </w:instrText>
+          <w:instrText xml:space="preserve"> PAGEREF _Toc231093561 \h </w:instrText>
         </w:r>
         <w:r>
           <w:rPr>
@@ -2388,7 +2388,7 @@
           <w14:ligatures w14:val="standardContextual"/>
         </w:rPr>
       </w:pPr>
-      <w:hyperlink w:anchor="_Toc231090028" w:history="1">
+      <w:hyperlink w:anchor="_Toc231093562" w:history="1">
         <w:r>
           <w:rPr>
             <w:rStyle w:val="Hipervnculo"/>
@@ -2415,7 +2415,7 @@
             <w:noProof/>
             <w:webHidden/>
           </w:rPr>
-          <w:instrText xml:space="preserve"> PAGEREF _Toc231090028 \h </w:instrText>
+          <w:instrText xml:space="preserve"> PAGEREF _Toc231093562 \h </w:instrText>
         </w:r>
         <w:r>
           <w:rPr>
@@ -2462,7 +2462,7 @@
           <w14:ligatures w14:val="standardContextual"/>
         </w:rPr>
       </w:pPr>
-      <w:hyperlink w:anchor="_Toc231090029" w:history="1">
+      <w:hyperlink w:anchor="_Toc231093563" w:history="1">
         <w:r>
           <w:rPr>
             <w:rStyle w:val="Hipervnculo"/>
@@ -2489,7 +2489,7 @@
             <w:noProof/>
             <w:webHidden/>
           </w:rPr>
-          <w:instrText xml:space="preserve"> PAGEREF _Toc231090029 \h </w:instrText>
+          <w:instrText xml:space="preserve"> PAGEREF _Toc231093563 \h </w:instrText>
         </w:r>
         <w:r>
           <w:rPr>
@@ -2536,7 +2536,7 @@
           <w14:ligatures w14:val="standardContextual"/>
         </w:rPr>
       </w:pPr>
-      <w:hyperlink w:anchor="_Toc231090030" w:history="1">
+      <w:hyperlink w:anchor="_Toc231093564" w:history="1">
         <w:r>
           <w:rPr>
             <w:rStyle w:val="Hipervnculo"/>
@@ -2563,7 +2563,7 @@
             <w:noProof/>
             <w:webHidden/>
           </w:rPr>
-          <w:instrText xml:space="preserve"> PAGEREF _Toc231090030 \h </w:instrText>
+          <w:instrText xml:space="preserve"> PAGEREF _Toc231093564 \h </w:instrText>
         </w:r>
         <w:r>
           <w:rPr>
@@ -2610,7 +2610,7 @@
           <w14:ligatures w14:val="standardContextual"/>
         </w:rPr>
       </w:pPr>
-      <w:hyperlink w:anchor="_Toc231090031" w:history="1">
+      <w:hyperlink w:anchor="_Toc231093565" w:history="1">
         <w:r>
           <w:rPr>
             <w:rStyle w:val="Hipervnculo"/>
@@ -2637,7 +2637,7 @@
             <w:noProof/>
             <w:webHidden/>
           </w:rPr>
-          <w:instrText xml:space="preserve"> PAGEREF _Toc231090031 \h </w:instrText>
+          <w:instrText xml:space="preserve"> PAGEREF _Toc231093565 \h </w:instrText>
         </w:r>
         <w:r>
           <w:rPr>
@@ -2684,7 +2684,7 @@
           <w14:ligatures w14:val="standardContextual"/>
         </w:rPr>
       </w:pPr>
-      <w:hyperlink w:anchor="_Toc231090032" w:history="1">
+      <w:hyperlink w:anchor="_Toc231093566" w:history="1">
         <w:r>
           <w:rPr>
             <w:rStyle w:val="Hipervnculo"/>
@@ -2711,7 +2711,7 @@
             <w:noProof/>
             <w:webHidden/>
           </w:rPr>
-          <w:instrText xml:space="preserve"> PAGEREF _Toc231090032 \h </w:instrText>
+          <w:instrText xml:space="preserve"> PAGEREF _Toc231093566 \h </w:instrText>
         </w:r>
         <w:r>
           <w:rPr>
@@ -2758,7 +2758,7 @@
           <w14:ligatures w14:val="standardContextual"/>
         </w:rPr>
       </w:pPr>
-      <w:hyperlink w:anchor="_Toc231090033" w:history="1">
+      <w:hyperlink w:anchor="_Toc231093567" w:history="1">
         <w:r>
           <w:rPr>
             <w:rStyle w:val="Hipervnculo"/>
@@ -2785,7 +2785,7 @@
             <w:noProof/>
             <w:webHidden/>
           </w:rPr>
-          <w:instrText xml:space="preserve"> PAGEREF _Toc231090033 \h </w:instrText>
+          <w:instrText xml:space="preserve"> PAGEREF _Toc231093567 \h </w:instrText>
         </w:r>
         <w:r>
           <w:rPr>
@@ -2832,7 +2832,7 @@
           <w14:ligatures w14:val="standardContextual"/>
         </w:rPr>
       </w:pPr>
-      <w:hyperlink w:anchor="_Toc231090034" w:history="1">
+      <w:hyperlink w:anchor="_Toc231093568" w:history="1">
         <w:r>
           <w:rPr>
             <w:rStyle w:val="Hipervnculo"/>
@@ -2859,7 +2859,7 @@
             <w:noProof/>
             <w:webHidden/>
           </w:rPr>
-          <w:instrText xml:space="preserve"> PAGEREF _Toc231090034 \h </w:instrText>
+          <w:instrText xml:space="preserve"> PAGEREF _Toc231093568 \h </w:instrText>
         </w:r>
         <w:r>
           <w:rPr>
@@ -2906,7 +2906,7 @@
           <w14:ligatures w14:val="standardContextual"/>
         </w:rPr>
       </w:pPr>
-      <w:hyperlink w:anchor="_Toc231090035" w:history="1">
+      <w:hyperlink w:anchor="_Toc231093569" w:history="1">
         <w:r>
           <w:rPr>
             <w:rStyle w:val="Hipervnculo"/>
@@ -2933,7 +2933,7 @@
             <w:noProof/>
             <w:webHidden/>
           </w:rPr>
-          <w:instrText xml:space="preserve"> PAGEREF _Toc231090035 \h </w:instrText>
+          <w:instrText xml:space="preserve"> PAGEREF _Toc231093569 \h </w:instrText>
         </w:r>
         <w:r>
           <w:rPr>
@@ -2980,7 +2980,7 @@
           <w14:ligatures w14:val="standardContextual"/>
         </w:rPr>
       </w:pPr>
-      <w:hyperlink w:anchor="_Toc231090036" w:history="1">
+      <w:hyperlink w:anchor="_Toc231093570" w:history="1">
         <w:r>
           <w:rPr>
             <w:rStyle w:val="Hipervnculo"/>
@@ -3007,7 +3007,7 @@
             <w:noProof/>
             <w:webHidden/>
           </w:rPr>
-          <w:instrText xml:space="preserve"> PAGEREF _Toc231090036 \h </w:instrText>
+          <w:instrText xml:space="preserve"> PAGEREF _Toc231093570 \h </w:instrText>
         </w:r>
         <w:r>
           <w:rPr>
@@ -3054,7 +3054,7 @@
           <w14:ligatures w14:val="standardContextual"/>
         </w:rPr>
       </w:pPr>
-      <w:hyperlink w:anchor="_Toc231090037" w:history="1">
+      <w:hyperlink w:anchor="_Toc231093571" w:history="1">
         <w:r>
           <w:rPr>
             <w:rStyle w:val="Hipervnculo"/>
@@ -3081,7 +3081,7 @@
             <w:noProof/>
             <w:webHidden/>
           </w:rPr>
-          <w:instrText xml:space="preserve"> PAGEREF _Toc231090037 \h </w:instrText>
+          <w:instrText xml:space="preserve"> PAGEREF _Toc231093571 \h </w:instrText>
         </w:r>
         <w:r>
           <w:rPr>
@@ -3128,7 +3128,7 @@
           <w14:ligatures w14:val="standardContextual"/>
         </w:rPr>
       </w:pPr>
-      <w:hyperlink w:anchor="_Toc231090038" w:history="1">
+      <w:hyperlink w:anchor="_Toc231093572" w:history="1">
         <w:r>
           <w:rPr>
             <w:rStyle w:val="Hipervnculo"/>
@@ -3155,7 +3155,7 @@
             <w:noProof/>
             <w:webHidden/>
           </w:rPr>
-          <w:instrText xml:space="preserve"> PAGEREF _Toc231090038 \h </w:instrText>
+          <w:instrText xml:space="preserve"> PAGEREF _Toc231093572 \h </w:instrText>
         </w:r>
         <w:r>
           <w:rPr>
@@ -3202,7 +3202,7 @@
           <w14:ligatures w14:val="standardContextual"/>
         </w:rPr>
       </w:pPr>
-      <w:hyperlink w:anchor="_Toc231090039" w:history="1">
+      <w:hyperlink w:anchor="_Toc231093573" w:history="1">
         <w:r>
           <w:rPr>
             <w:rStyle w:val="Hipervnculo"/>
@@ -3229,7 +3229,7 @@
             <w:noProof/>
             <w:webHidden/>
           </w:rPr>
-          <w:instrText xml:space="preserve"> PAGEREF _Toc231090039 \h </w:instrText>
+          <w:instrText xml:space="preserve"> PAGEREF _Toc231093573 \h </w:instrText>
         </w:r>
         <w:r>
           <w:rPr>
@@ -3276,7 +3276,7 @@
           <w14:ligatures w14:val="standardContextual"/>
         </w:rPr>
       </w:pPr>
-      <w:hyperlink w:anchor="_Toc231090040" w:history="1">
+      <w:hyperlink w:anchor="_Toc231093574" w:history="1">
         <w:r>
           <w:rPr>
             <w:rStyle w:val="Hipervnculo"/>
@@ -3303,7 +3303,7 @@
             <w:noProof/>
             <w:webHidden/>
           </w:rPr>
-          <w:instrText xml:space="preserve"> PAGEREF _Toc231090040 \h </w:instrText>
+          <w:instrText xml:space="preserve"> PAGEREF _Toc231093574 \h </w:instrText>
         </w:r>
         <w:r>
           <w:rPr>
@@ -3350,7 +3350,7 @@
           <w14:ligatures w14:val="standardContextual"/>
         </w:rPr>
       </w:pPr>
-      <w:hyperlink w:anchor="_Toc231090041" w:history="1">
+      <w:hyperlink w:anchor="_Toc231093575" w:history="1">
         <w:r>
           <w:rPr>
             <w:rStyle w:val="Hipervnculo"/>
@@ -3377,7 +3377,7 @@
             <w:noProof/>
             <w:webHidden/>
           </w:rPr>
-          <w:instrText xml:space="preserve"> PAGEREF _Toc231090041 \h </w:instrText>
+          <w:instrText xml:space="preserve"> PAGEREF _Toc231093575 \h </w:instrText>
         </w:r>
         <w:r>
           <w:rPr>
@@ -3424,7 +3424,7 @@
           <w14:ligatures w14:val="standardContextual"/>
         </w:rPr>
       </w:pPr>
-      <w:hyperlink w:anchor="_Toc231090042" w:history="1">
+      <w:hyperlink w:anchor="_Toc231093576" w:history="1">
         <w:r>
           <w:rPr>
             <w:rStyle w:val="Hipervnculo"/>
@@ -3451,7 +3451,7 @@
             <w:noProof/>
             <w:webHidden/>
           </w:rPr>
-          <w:instrText xml:space="preserve"> PAGEREF _Toc231090042 \h </w:instrText>
+          <w:instrText xml:space="preserve"> PAGEREF _Toc231093576 \h </w:instrText>
         </w:r>
         <w:r>
           <w:rPr>
@@ -3498,7 +3498,7 @@
           <w14:ligatures w14:val="standardContextual"/>
         </w:rPr>
       </w:pPr>
-      <w:hyperlink w:anchor="_Toc231090043" w:history="1">
+      <w:hyperlink w:anchor="_Toc231093577" w:history="1">
         <w:r>
           <w:rPr>
             <w:rStyle w:val="Hipervnculo"/>
@@ -3525,7 +3525,7 @@
             <w:noProof/>
             <w:webHidden/>
           </w:rPr>
-          <w:instrText xml:space="preserve"> PAGEREF _Toc231090043 \h </w:instrText>
+          <w:instrText xml:space="preserve"> PAGEREF _Toc231093577 \h </w:instrText>
         </w:r>
         <w:r>
           <w:rPr>
@@ -3572,7 +3572,7 @@
           <w14:ligatures w14:val="standardContextual"/>
         </w:rPr>
       </w:pPr>
-      <w:hyperlink w:anchor="_Toc231090044" w:history="1">
+      <w:hyperlink w:anchor="_Toc231093578" w:history="1">
         <w:r>
           <w:rPr>
             <w:rStyle w:val="Hipervnculo"/>
@@ -3599,7 +3599,7 @@
             <w:noProof/>
             <w:webHidden/>
           </w:rPr>
-          <w:instrText xml:space="preserve"> PAGEREF _Toc231090044 \h </w:instrText>
+          <w:instrText xml:space="preserve"> PAGEREF _Toc231093578 \h </w:instrText>
         </w:r>
         <w:r>
           <w:rPr>
@@ -3646,7 +3646,7 @@
           <w14:ligatures w14:val="standardContextual"/>
         </w:rPr>
       </w:pPr>
-      <w:hyperlink w:anchor="_Toc231090045" w:history="1">
+      <w:hyperlink w:anchor="_Toc231093579" w:history="1">
         <w:r>
           <w:rPr>
             <w:rStyle w:val="Hipervnculo"/>
@@ -3673,7 +3673,7 @@
             <w:noProof/>
             <w:webHidden/>
           </w:rPr>
-          <w:instrText xml:space="preserve"> PAGEREF _Toc231090045 \h </w:instrText>
+          <w:instrText xml:space="preserve"> PAGEREF _Toc231093579 \h </w:instrText>
         </w:r>
         <w:r>
           <w:rPr>
@@ -3720,7 +3720,7 @@
           <w14:ligatures w14:val="standardContextual"/>
         </w:rPr>
       </w:pPr>
-      <w:hyperlink w:anchor="_Toc231090046" w:history="1">
+      <w:hyperlink w:anchor="_Toc231093580" w:history="1">
         <w:r>
           <w:rPr>
             <w:rStyle w:val="Hipervnculo"/>
@@ -3747,7 +3747,7 @@
             <w:noProof/>
             <w:webHidden/>
           </w:rPr>
-          <w:instrText xml:space="preserve"> PAGEREF _Toc231090046 \h </w:instrText>
+          <w:instrText xml:space="preserve"> PAGEREF _Toc231093580 \h </w:instrText>
         </w:r>
         <w:r>
           <w:rPr>
@@ -3794,7 +3794,7 @@
           <w14:ligatures w14:val="standardContextual"/>
         </w:rPr>
       </w:pPr>
-      <w:hyperlink w:anchor="_Toc231090047" w:history="1">
+      <w:hyperlink w:anchor="_Toc231093581" w:history="1">
         <w:r>
           <w:rPr>
             <w:rStyle w:val="Hipervnculo"/>
@@ -3821,7 +3821,7 @@
             <w:noProof/>
             <w:webHidden/>
           </w:rPr>
-          <w:instrText xml:space="preserve"> PAGEREF _Toc231090047 \h </w:instrText>
+          <w:instrText xml:space="preserve"> PAGEREF _Toc231093581 \h </w:instrText>
         </w:r>
         <w:r>
           <w:rPr>
@@ -3868,7 +3868,7 @@
           <w14:ligatures w14:val="standardContextual"/>
         </w:rPr>
       </w:pPr>
-      <w:hyperlink w:anchor="_Toc231090048" w:history="1">
+      <w:hyperlink w:anchor="_Toc231093582" w:history="1">
         <w:r>
           <w:rPr>
             <w:rStyle w:val="Hipervnculo"/>
@@ -3895,7 +3895,7 @@
             <w:noProof/>
             <w:webHidden/>
           </w:rPr>
-          <w:instrText xml:space="preserve"> PAGEREF _Toc231090048 \h </w:instrText>
+          <w:instrText xml:space="preserve"> PAGEREF _Toc231093582 \h </w:instrText>
         </w:r>
         <w:r>
           <w:rPr>
@@ -3942,7 +3942,7 @@
           <w14:ligatures w14:val="standardContextual"/>
         </w:rPr>
       </w:pPr>
-      <w:hyperlink w:anchor="_Toc231090049" w:history="1">
+      <w:hyperlink w:anchor="_Toc231093583" w:history="1">
         <w:r>
           <w:rPr>
             <w:rStyle w:val="Hipervnculo"/>
@@ -3969,7 +3969,7 @@
             <w:noProof/>
             <w:webHidden/>
           </w:rPr>
-          <w:instrText xml:space="preserve"> PAGEREF _Toc231090049 \h </w:instrText>
+          <w:instrText xml:space="preserve"> PAGEREF _Toc231093583 \h </w:instrText>
         </w:r>
         <w:r>
           <w:rPr>
@@ -4016,7 +4016,7 @@
           <w14:ligatures w14:val="standardContextual"/>
         </w:rPr>
       </w:pPr>
-      <w:hyperlink w:anchor="_Toc231090050" w:history="1">
+      <w:hyperlink w:anchor="_Toc231093584" w:history="1">
         <w:r>
           <w:rPr>
             <w:rStyle w:val="Hipervnculo"/>
@@ -4043,7 +4043,7 @@
             <w:noProof/>
             <w:webHidden/>
           </w:rPr>
-          <w:instrText xml:space="preserve"> PAGEREF _Toc231090050 \h </w:instrText>
+          <w:instrText xml:space="preserve"> PAGEREF _Toc231093584 \h </w:instrText>
         </w:r>
         <w:r>
           <w:rPr>
@@ -4090,7 +4090,7 @@
           <w14:ligatures w14:val="standardContextual"/>
         </w:rPr>
       </w:pPr>
-      <w:hyperlink w:anchor="_Toc231090051" w:history="1">
+      <w:hyperlink w:anchor="_Toc231093585" w:history="1">
         <w:r>
           <w:rPr>
             <w:rStyle w:val="Hipervnculo"/>
@@ -4117,7 +4117,7 @@
             <w:noProof/>
             <w:webHidden/>
           </w:rPr>
-          <w:instrText xml:space="preserve"> PAGEREF _Toc231090051 \h </w:instrText>
+          <w:instrText xml:space="preserve"> PAGEREF _Toc231093585 \h </w:instrText>
         </w:r>
         <w:r>
           <w:rPr>
@@ -4164,7 +4164,7 @@
           <w14:ligatures w14:val="standardContextual"/>
         </w:rPr>
       </w:pPr>
-      <w:hyperlink w:anchor="_Toc231090052" w:history="1">
+      <w:hyperlink w:anchor="_Toc231093586" w:history="1">
         <w:r>
           <w:rPr>
             <w:rStyle w:val="Hipervnculo"/>
@@ -4191,7 +4191,7 @@
             <w:noProof/>
             <w:webHidden/>
           </w:rPr>
-          <w:instrText xml:space="preserve"> PAGEREF _Toc231090052 \h </w:instrText>
+          <w:instrText xml:space="preserve"> PAGEREF _Toc231093586 \h </w:instrText>
         </w:r>
         <w:r>
           <w:rPr>
@@ -4238,7 +4238,7 @@
           <w14:ligatures w14:val="standardContextual"/>
         </w:rPr>
       </w:pPr>
-      <w:hyperlink w:anchor="_Toc231090053" w:history="1">
+      <w:hyperlink w:anchor="_Toc231093587" w:history="1">
         <w:r>
           <w:rPr>
             <w:rStyle w:val="Hipervnculo"/>
@@ -4265,7 +4265,7 @@
             <w:noProof/>
             <w:webHidden/>
           </w:rPr>
-          <w:instrText xml:space="preserve"> PAGEREF _Toc231090053 \h </w:instrText>
+          <w:instrText xml:space="preserve"> PAGEREF _Toc231093587 \h </w:instrText>
         </w:r>
         <w:r>
           <w:rPr>
@@ -4312,7 +4312,7 @@
           <w14:ligatures w14:val="standardContextual"/>
         </w:rPr>
       </w:pPr>
-      <w:hyperlink w:anchor="_Toc231090054" w:history="1">
+      <w:hyperlink w:anchor="_Toc231093588" w:history="1">
         <w:r>
           <w:rPr>
             <w:rStyle w:val="Hipervnculo"/>
@@ -4339,7 +4339,7 @@
             <w:noProof/>
             <w:webHidden/>
           </w:rPr>
-          <w:instrText xml:space="preserve"> PAGEREF _Toc231090054 \h </w:instrText>
+          <w:instrText xml:space="preserve"> PAGEREF _Toc231093588 \h </w:instrText>
         </w:r>
         <w:r>
           <w:rPr>
@@ -4386,7 +4386,7 @@
           <w14:ligatures w14:val="standardContextual"/>
         </w:rPr>
       </w:pPr>
-      <w:hyperlink w:anchor="_Toc231090055" w:history="1">
+      <w:hyperlink w:anchor="_Toc231093589" w:history="1">
         <w:r>
           <w:rPr>
             <w:rStyle w:val="Hipervnculo"/>
@@ -4413,7 +4413,7 @@
             <w:noProof/>
             <w:webHidden/>
           </w:rPr>
-          <w:instrText xml:space="preserve"> PAGEREF _Toc231090055 \h </w:instrText>
+          <w:instrText xml:space="preserve"> PAGEREF _Toc231093589 \h </w:instrText>
         </w:r>
         <w:r>
           <w:rPr>
@@ -4460,7 +4460,7 @@
           <w14:ligatures w14:val="standardContextual"/>
         </w:rPr>
       </w:pPr>
-      <w:hyperlink w:anchor="_Toc231090056" w:history="1">
+      <w:hyperlink w:anchor="_Toc231093590" w:history="1">
         <w:r>
           <w:rPr>
             <w:rStyle w:val="Hipervnculo"/>
@@ -4487,7 +4487,7 @@
             <w:noProof/>
             <w:webHidden/>
           </w:rPr>
-          <w:instrText xml:space="preserve"> PAGEREF _Toc231090056 \h </w:instrText>
+          <w:instrText xml:space="preserve"> PAGEREF _Toc231093590 \h </w:instrText>
         </w:r>
         <w:r>
           <w:rPr>
@@ -4534,7 +4534,7 @@
           <w14:ligatures w14:val="standardContextual"/>
         </w:rPr>
       </w:pPr>
-      <w:hyperlink w:anchor="_Toc231090057" w:history="1">
+      <w:hyperlink w:anchor="_Toc231093591" w:history="1">
         <w:r>
           <w:rPr>
             <w:rStyle w:val="Hipervnculo"/>
@@ -4561,7 +4561,7 @@
             <w:noProof/>
             <w:webHidden/>
           </w:rPr>
-          <w:instrText xml:space="preserve"> PAGEREF _Toc231090057 \h </w:instrText>
+          <w:instrText xml:space="preserve"> PAGEREF _Toc231093591 \h </w:instrText>
         </w:r>
         <w:r>
           <w:rPr>
@@ -4581,7 +4581,7 @@
             <w:noProof/>
             <w:webHidden/>
           </w:rPr>
-          <w:t>41</w:t>
+          <w:t>42</w:t>
         </w:r>
         <w:r>
           <w:rPr>
@@ -4608,7 +4608,7 @@
           <w14:ligatures w14:val="standardContextual"/>
         </w:rPr>
       </w:pPr>
-      <w:hyperlink w:anchor="_Toc231090058" w:history="1">
+      <w:hyperlink w:anchor="_Toc231093592" w:history="1">
         <w:r>
           <w:rPr>
             <w:rStyle w:val="Hipervnculo"/>
@@ -4635,7 +4635,7 @@
             <w:noProof/>
             <w:webHidden/>
           </w:rPr>
-          <w:instrText xml:space="preserve"> PAGEREF _Toc231090058 \h </w:instrText>
+          <w:instrText xml:space="preserve"> PAGEREF _Toc231093592 \h </w:instrText>
         </w:r>
         <w:r>
           <w:rPr>
@@ -4655,7 +4655,7 @@
             <w:noProof/>
             <w:webHidden/>
           </w:rPr>
-          <w:t>43</w:t>
+          <w:t>44</w:t>
         </w:r>
         <w:r>
           <w:rPr>
@@ -4682,7 +4682,7 @@
           <w14:ligatures w14:val="standardContextual"/>
         </w:rPr>
       </w:pPr>
-      <w:hyperlink w:anchor="_Toc231090059" w:history="1">
+      <w:hyperlink w:anchor="_Toc231093593" w:history="1">
         <w:r>
           <w:rPr>
             <w:rStyle w:val="Hipervnculo"/>
@@ -4709,7 +4709,7 @@
             <w:noProof/>
             <w:webHidden/>
           </w:rPr>
-          <w:instrText xml:space="preserve"> PAGEREF _Toc231090059 \h </w:instrText>
+          <w:instrText xml:space="preserve"> PAGEREF _Toc231093593 \h </w:instrText>
         </w:r>
         <w:r>
           <w:rPr>
@@ -4729,7 +4729,7 @@
             <w:noProof/>
             <w:webHidden/>
           </w:rPr>
-          <w:t>47</w:t>
+          <w:t>48</w:t>
         </w:r>
         <w:r>
           <w:rPr>
@@ -4756,7 +4756,7 @@
           <w14:ligatures w14:val="standardContextual"/>
         </w:rPr>
       </w:pPr>
-      <w:hyperlink w:anchor="_Toc231090060" w:history="1">
+      <w:hyperlink w:anchor="_Toc231093594" w:history="1">
         <w:r>
           <w:rPr>
             <w:rStyle w:val="Hipervnculo"/>
@@ -4783,7 +4783,7 @@
             <w:noProof/>
             <w:webHidden/>
           </w:rPr>
-          <w:instrText xml:space="preserve"> PAGEREF _Toc231090060 \h </w:instrText>
+          <w:instrText xml:space="preserve"> PAGEREF _Toc231093594 \h </w:instrText>
         </w:r>
         <w:r>
           <w:rPr>
@@ -4803,7 +4803,7 @@
             <w:noProof/>
             <w:webHidden/>
           </w:rPr>
-          <w:t>47</w:t>
+          <w:t>48</w:t>
         </w:r>
         <w:r>
           <w:rPr>
@@ -4830,7 +4830,7 @@
           <w14:ligatures w14:val="standardContextual"/>
         </w:rPr>
       </w:pPr>
-      <w:hyperlink w:anchor="_Toc231090061" w:history="1">
+      <w:hyperlink w:anchor="_Toc231093595" w:history="1">
         <w:r>
           <w:rPr>
             <w:rStyle w:val="Hipervnculo"/>
@@ -4857,7 +4857,7 @@
             <w:noProof/>
             <w:webHidden/>
           </w:rPr>
-          <w:instrText xml:space="preserve"> PAGEREF _Toc231090061 \h </w:instrText>
+          <w:instrText xml:space="preserve"> PAGEREF _Toc231093595 \h </w:instrText>
         </w:r>
         <w:r>
           <w:rPr>
@@ -4877,7 +4877,7 @@
             <w:noProof/>
             <w:webHidden/>
           </w:rPr>
-          <w:t>47</w:t>
+          <w:t>48</w:t>
         </w:r>
         <w:r>
           <w:rPr>
@@ -4904,7 +4904,7 @@
           <w14:ligatures w14:val="standardContextual"/>
         </w:rPr>
       </w:pPr>
-      <w:hyperlink w:anchor="_Toc231090062" w:history="1">
+      <w:hyperlink w:anchor="_Toc231093596" w:history="1">
         <w:r>
           <w:rPr>
             <w:rStyle w:val="Hipervnculo"/>
@@ -4931,7 +4931,7 @@
             <w:noProof/>
             <w:webHidden/>
           </w:rPr>
-          <w:instrText xml:space="preserve"> PAGEREF _Toc231090062 \h </w:instrText>
+          <w:instrText xml:space="preserve"> PAGEREF _Toc231093596 \h </w:instrText>
         </w:r>
         <w:r>
           <w:rPr>
@@ -4951,7 +4951,7 @@
             <w:noProof/>
             <w:webHidden/>
           </w:rPr>
-          <w:t>48</w:t>
+          <w:t>49</w:t>
         </w:r>
         <w:r>
           <w:rPr>
@@ -4978,7 +4978,7 @@
           <w14:ligatures w14:val="standardContextual"/>
         </w:rPr>
       </w:pPr>
-      <w:hyperlink w:anchor="_Toc231090063" w:history="1">
+      <w:hyperlink w:anchor="_Toc231093597" w:history="1">
         <w:r>
           <w:rPr>
             <w:rStyle w:val="Hipervnculo"/>
@@ -5005,7 +5005,7 @@
             <w:noProof/>
             <w:webHidden/>
           </w:rPr>
-          <w:instrText xml:space="preserve"> PAGEREF _Toc231090063 \h </w:instrText>
+          <w:instrText xml:space="preserve"> PAGEREF _Toc231093597 \h </w:instrText>
         </w:r>
         <w:r>
           <w:rPr>
@@ -5025,7 +5025,7 @@
             <w:noProof/>
             <w:webHidden/>
           </w:rPr>
-          <w:t>48</w:t>
+          <w:t>49</w:t>
         </w:r>
         <w:r>
           <w:rPr>
@@ -5052,7 +5052,7 @@
           <w14:ligatures w14:val="standardContextual"/>
         </w:rPr>
       </w:pPr>
-      <w:hyperlink w:anchor="_Toc231090064" w:history="1">
+      <w:hyperlink w:anchor="_Toc231093598" w:history="1">
         <w:r>
           <w:rPr>
             <w:rStyle w:val="Hipervnculo"/>
@@ -5079,7 +5079,7 @@
             <w:noProof/>
             <w:webHidden/>
           </w:rPr>
-          <w:instrText xml:space="preserve"> PAGEREF _Toc231090064 \h </w:instrText>
+          <w:instrText xml:space="preserve"> PAGEREF _Toc231093598 \h </w:instrText>
         </w:r>
         <w:r>
           <w:rPr>
@@ -5099,7 +5099,7 @@
             <w:noProof/>
             <w:webHidden/>
           </w:rPr>
-          <w:t>48</w:t>
+          <w:t>49</w:t>
         </w:r>
         <w:r>
           <w:rPr>
@@ -5126,7 +5126,7 @@
           <w14:ligatures w14:val="standardContextual"/>
         </w:rPr>
       </w:pPr>
-      <w:hyperlink w:anchor="_Toc231090065" w:history="1">
+      <w:hyperlink w:anchor="_Toc231093599" w:history="1">
         <w:r>
           <w:rPr>
             <w:rStyle w:val="Hipervnculo"/>
@@ -5153,7 +5153,7 @@
             <w:noProof/>
             <w:webHidden/>
           </w:rPr>
-          <w:instrText xml:space="preserve"> PAGEREF _Toc231090065 \h </w:instrText>
+          <w:instrText xml:space="preserve"> PAGEREF _Toc231093599 \h </w:instrText>
         </w:r>
         <w:r>
           <w:rPr>
@@ -5173,7 +5173,7 @@
             <w:noProof/>
             <w:webHidden/>
           </w:rPr>
-          <w:t>49</w:t>
+          <w:t>50</w:t>
         </w:r>
         <w:r>
           <w:rPr>
@@ -5200,7 +5200,7 @@
           <w14:ligatures w14:val="standardContextual"/>
         </w:rPr>
       </w:pPr>
-      <w:hyperlink w:anchor="_Toc231090066" w:history="1">
+      <w:hyperlink w:anchor="_Toc231093600" w:history="1">
         <w:r>
           <w:rPr>
             <w:rStyle w:val="Hipervnculo"/>
@@ -5227,7 +5227,7 @@
             <w:noProof/>
             <w:webHidden/>
           </w:rPr>
-          <w:instrText xml:space="preserve"> PAGEREF _Toc231090066 \h </w:instrText>
+          <w:instrText xml:space="preserve"> PAGEREF _Toc231093600 \h </w:instrText>
         </w:r>
         <w:r>
           <w:rPr>
@@ -5247,7 +5247,7 @@
             <w:noProof/>
             <w:webHidden/>
           </w:rPr>
-          <w:t>49</w:t>
+          <w:t>50</w:t>
         </w:r>
         <w:r>
           <w:rPr>
@@ -5274,7 +5274,7 @@
           <w14:ligatures w14:val="standardContextual"/>
         </w:rPr>
       </w:pPr>
-      <w:hyperlink w:anchor="_Toc231090067" w:history="1">
+      <w:hyperlink w:anchor="_Toc231093601" w:history="1">
         <w:r>
           <w:rPr>
             <w:rStyle w:val="Hipervnculo"/>
@@ -5301,7 +5301,7 @@
             <w:noProof/>
             <w:webHidden/>
           </w:rPr>
-          <w:instrText xml:space="preserve"> PAGEREF _Toc231090067 \h </w:instrText>
+          <w:instrText xml:space="preserve"> PAGEREF _Toc231093601 \h </w:instrText>
         </w:r>
         <w:r>
           <w:rPr>
@@ -5321,7 +5321,7 @@
             <w:noProof/>
             <w:webHidden/>
           </w:rPr>
-          <w:t>50</w:t>
+          <w:t>51</w:t>
         </w:r>
         <w:r>
           <w:rPr>
@@ -5348,7 +5348,7 @@
           <w14:ligatures w14:val="standardContextual"/>
         </w:rPr>
       </w:pPr>
-      <w:hyperlink w:anchor="_Toc231090068" w:history="1">
+      <w:hyperlink w:anchor="_Toc231093602" w:history="1">
         <w:r>
           <w:rPr>
             <w:rStyle w:val="Hipervnculo"/>
@@ -5375,7 +5375,7 @@
             <w:noProof/>
             <w:webHidden/>
           </w:rPr>
-          <w:instrText xml:space="preserve"> PAGEREF _Toc231090068 \h </w:instrText>
+          <w:instrText xml:space="preserve"> PAGEREF _Toc231093602 \h </w:instrText>
         </w:r>
         <w:r>
           <w:rPr>
@@ -5395,7 +5395,7 @@
             <w:noProof/>
             <w:webHidden/>
           </w:rPr>
-          <w:t>50</w:t>
+          <w:t>51</w:t>
         </w:r>
         <w:r>
           <w:rPr>
@@ -5422,7 +5422,7 @@
           <w14:ligatures w14:val="standardContextual"/>
         </w:rPr>
       </w:pPr>
-      <w:hyperlink w:anchor="_Toc231090069" w:history="1">
+      <w:hyperlink w:anchor="_Toc231093603" w:history="1">
         <w:r>
           <w:rPr>
             <w:rStyle w:val="Hipervnculo"/>
@@ -5449,7 +5449,7 @@
             <w:noProof/>
             <w:webHidden/>
           </w:rPr>
-          <w:instrText xml:space="preserve"> PAGEREF _Toc231090069 \h </w:instrText>
+          <w:instrText xml:space="preserve"> PAGEREF _Toc231093603 \h </w:instrText>
         </w:r>
         <w:r>
           <w:rPr>
@@ -5469,7 +5469,7 @@
             <w:noProof/>
             <w:webHidden/>
           </w:rPr>
-          <w:t>50</w:t>
+          <w:t>51</w:t>
         </w:r>
         <w:r>
           <w:rPr>
@@ -5496,7 +5496,7 @@
           <w14:ligatures w14:val="standardContextual"/>
         </w:rPr>
       </w:pPr>
-      <w:hyperlink w:anchor="_Toc231090070" w:history="1">
+      <w:hyperlink w:anchor="_Toc231093604" w:history="1">
         <w:r>
           <w:rPr>
             <w:rStyle w:val="Hipervnculo"/>
@@ -5523,7 +5523,7 @@
             <w:noProof/>
             <w:webHidden/>
           </w:rPr>
-          <w:instrText xml:space="preserve"> PAGEREF _Toc231090070 \h </w:instrText>
+          <w:instrText xml:space="preserve"> PAGEREF _Toc231093604 \h </w:instrText>
         </w:r>
         <w:r>
           <w:rPr>
@@ -5543,7 +5543,7 @@
             <w:noProof/>
             <w:webHidden/>
           </w:rPr>
-          <w:t>51</w:t>
+          <w:t>52</w:t>
         </w:r>
         <w:r>
           <w:rPr>
@@ -5570,7 +5570,7 @@
           <w14:ligatures w14:val="standardContextual"/>
         </w:rPr>
       </w:pPr>
-      <w:hyperlink w:anchor="_Toc231090071" w:history="1">
+      <w:hyperlink w:anchor="_Toc231093605" w:history="1">
         <w:r>
           <w:rPr>
             <w:rStyle w:val="Hipervnculo"/>
@@ -5597,7 +5597,7 @@
             <w:noProof/>
             <w:webHidden/>
           </w:rPr>
-          <w:instrText xml:space="preserve"> PAGEREF _Toc231090071 \h </w:instrText>
+          <w:instrText xml:space="preserve"> PAGEREF _Toc231093605 \h </w:instrText>
         </w:r>
         <w:r>
           <w:rPr>
@@ -5617,7 +5617,7 @@
             <w:noProof/>
             <w:webHidden/>
           </w:rPr>
-          <w:t>51</w:t>
+          <w:t>52</w:t>
         </w:r>
         <w:r>
           <w:rPr>
@@ -5644,7 +5644,7 @@
           <w14:ligatures w14:val="standardContextual"/>
         </w:rPr>
       </w:pPr>
-      <w:hyperlink w:anchor="_Toc231090072" w:history="1">
+      <w:hyperlink w:anchor="_Toc231093606" w:history="1">
         <w:r>
           <w:rPr>
             <w:rStyle w:val="Hipervnculo"/>
@@ -5671,7 +5671,7 @@
             <w:noProof/>
             <w:webHidden/>
           </w:rPr>
-          <w:instrText xml:space="preserve"> PAGEREF _Toc231090072 \h </w:instrText>
+          <w:instrText xml:space="preserve"> PAGEREF _Toc231093606 \h </w:instrText>
         </w:r>
         <w:r>
           <w:rPr>
@@ -5691,7 +5691,7 @@
             <w:noProof/>
             <w:webHidden/>
           </w:rPr>
-          <w:t>52</w:t>
+          <w:t>53</w:t>
         </w:r>
         <w:r>
           <w:rPr>
@@ -5719,7 +5719,7 @@
       <w:pPr>
         <w:pStyle w:val="Ttulo1"/>
       </w:pPr>
-      <w:bookmarkStart w:id="7" w:name="_Toc231090009"/>
+      <w:bookmarkStart w:id="7" w:name="_Toc231093543"/>
       <w:r>
         <w:lastRenderedPageBreak/>
         <w:t>Índice de tablas</w:t>
@@ -5751,7 +5751,7 @@
       <w:r>
         <w:fldChar w:fldCharType="separate"/>
       </w:r>
-      <w:hyperlink w:anchor="_Toc231090073" w:history="1">
+      <w:hyperlink w:anchor="_Toc231093607" w:history="1">
         <w:r>
           <w:rPr>
             <w:rStyle w:val="Hipervnculo"/>
@@ -5778,7 +5778,7 @@
             <w:noProof/>
             <w:webHidden/>
           </w:rPr>
-          <w:instrText xml:space="preserve"> PAGEREF _Toc231090073 \h </w:instrText>
+          <w:instrText xml:space="preserve"> PAGEREF _Toc231093607 \h </w:instrText>
         </w:r>
         <w:r>
           <w:rPr>
@@ -5825,7 +5825,7 @@
           <w14:ligatures w14:val="standardContextual"/>
         </w:rPr>
       </w:pPr>
-      <w:hyperlink w:anchor="_Toc231090074" w:history="1">
+      <w:hyperlink w:anchor="_Toc231093608" w:history="1">
         <w:r>
           <w:rPr>
             <w:rStyle w:val="Hipervnculo"/>
@@ -5852,7 +5852,7 @@
             <w:noProof/>
             <w:webHidden/>
           </w:rPr>
-          <w:instrText xml:space="preserve"> PAGEREF _Toc231090074 \h </w:instrText>
+          <w:instrText xml:space="preserve"> PAGEREF _Toc231093608 \h </w:instrText>
         </w:r>
         <w:r>
           <w:rPr>
@@ -5899,7 +5899,7 @@
           <w14:ligatures w14:val="standardContextual"/>
         </w:rPr>
       </w:pPr>
-      <w:hyperlink w:anchor="_Toc231090075" w:history="1">
+      <w:hyperlink w:anchor="_Toc231093609" w:history="1">
         <w:r>
           <w:rPr>
             <w:rStyle w:val="Hipervnculo"/>
@@ -5926,7 +5926,7 @@
             <w:noProof/>
             <w:webHidden/>
           </w:rPr>
-          <w:instrText xml:space="preserve"> PAGEREF _Toc231090075 \h </w:instrText>
+          <w:instrText xml:space="preserve"> PAGEREF _Toc231093609 \h </w:instrText>
         </w:r>
         <w:r>
           <w:rPr>
@@ -5973,7 +5973,7 @@
           <w14:ligatures w14:val="standardContextual"/>
         </w:rPr>
       </w:pPr>
-      <w:hyperlink w:anchor="_Toc231090076" w:history="1">
+      <w:hyperlink w:anchor="_Toc231093610" w:history="1">
         <w:r>
           <w:rPr>
             <w:rStyle w:val="Hipervnculo"/>
@@ -6000,7 +6000,7 @@
             <w:noProof/>
             <w:webHidden/>
           </w:rPr>
-          <w:instrText xml:space="preserve"> PAGEREF _Toc231090076 \h </w:instrText>
+          <w:instrText xml:space="preserve"> PAGEREF _Toc231093610 \h </w:instrText>
         </w:r>
         <w:r>
           <w:rPr>
@@ -6047,7 +6047,7 @@
           <w14:ligatures w14:val="standardContextual"/>
         </w:rPr>
       </w:pPr>
-      <w:hyperlink w:anchor="_Toc231090077" w:history="1">
+      <w:hyperlink w:anchor="_Toc231093611" w:history="1">
         <w:r>
           <w:rPr>
             <w:rStyle w:val="Hipervnculo"/>
@@ -6074,7 +6074,7 @@
             <w:noProof/>
             <w:webHidden/>
           </w:rPr>
-          <w:instrText xml:space="preserve"> PAGEREF _Toc231090077 \h </w:instrText>
+          <w:instrText xml:space="preserve"> PAGEREF _Toc231093611 \h </w:instrText>
         </w:r>
         <w:r>
           <w:rPr>
@@ -6094,7 +6094,7 @@
             <w:noProof/>
             <w:webHidden/>
           </w:rPr>
-          <w:t>47</w:t>
+          <w:t>48</w:t>
         </w:r>
         <w:r>
           <w:rPr>
@@ -6121,7 +6121,7 @@
           <w14:ligatures w14:val="standardContextual"/>
         </w:rPr>
       </w:pPr>
-      <w:hyperlink w:anchor="_Toc231090078" w:history="1">
+      <w:hyperlink w:anchor="_Toc231093612" w:history="1">
         <w:r>
           <w:rPr>
             <w:rStyle w:val="Hipervnculo"/>
@@ -6148,7 +6148,7 @@
             <w:noProof/>
             <w:webHidden/>
           </w:rPr>
-          <w:instrText xml:space="preserve"> PAGEREF _Toc231090078 \h </w:instrText>
+          <w:instrText xml:space="preserve"> PAGEREF _Toc231093612 \h </w:instrText>
         </w:r>
         <w:r>
           <w:rPr>
@@ -6168,7 +6168,7 @@
             <w:noProof/>
             <w:webHidden/>
           </w:rPr>
-          <w:t>47</w:t>
+          <w:t>48</w:t>
         </w:r>
         <w:r>
           <w:rPr>
@@ -6195,7 +6195,7 @@
           <w14:ligatures w14:val="standardContextual"/>
         </w:rPr>
       </w:pPr>
-      <w:hyperlink w:anchor="_Toc231090079" w:history="1">
+      <w:hyperlink w:anchor="_Toc231093613" w:history="1">
         <w:r>
           <w:rPr>
             <w:rStyle w:val="Hipervnculo"/>
@@ -6222,7 +6222,7 @@
             <w:noProof/>
             <w:webHidden/>
           </w:rPr>
-          <w:instrText xml:space="preserve"> PAGEREF _Toc231090079 \h </w:instrText>
+          <w:instrText xml:space="preserve"> PAGEREF _Toc231093613 \h </w:instrText>
         </w:r>
         <w:r>
           <w:rPr>
@@ -6242,7 +6242,7 @@
             <w:noProof/>
             <w:webHidden/>
           </w:rPr>
-          <w:t>48</w:t>
+          <w:t>49</w:t>
         </w:r>
         <w:r>
           <w:rPr>
@@ -6269,7 +6269,7 @@
           <w14:ligatures w14:val="standardContextual"/>
         </w:rPr>
       </w:pPr>
-      <w:hyperlink w:anchor="_Toc231090080" w:history="1">
+      <w:hyperlink w:anchor="_Toc231093614" w:history="1">
         <w:r>
           <w:rPr>
             <w:rStyle w:val="Hipervnculo"/>
@@ -6296,7 +6296,7 @@
             <w:noProof/>
             <w:webHidden/>
           </w:rPr>
-          <w:instrText xml:space="preserve"> PAGEREF _Toc231090080 \h </w:instrText>
+          <w:instrText xml:space="preserve"> PAGEREF _Toc231093614 \h </w:instrText>
         </w:r>
         <w:r>
           <w:rPr>
@@ -6316,7 +6316,7 @@
             <w:noProof/>
             <w:webHidden/>
           </w:rPr>
-          <w:t>48</w:t>
+          <w:t>49</w:t>
         </w:r>
         <w:r>
           <w:rPr>
@@ -6343,7 +6343,7 @@
           <w14:ligatures w14:val="standardContextual"/>
         </w:rPr>
       </w:pPr>
-      <w:hyperlink w:anchor="_Toc231090081" w:history="1">
+      <w:hyperlink w:anchor="_Toc231093615" w:history="1">
         <w:r>
           <w:rPr>
             <w:rStyle w:val="Hipervnculo"/>
@@ -6370,7 +6370,7 @@
             <w:noProof/>
             <w:webHidden/>
           </w:rPr>
-          <w:instrText xml:space="preserve"> PAGEREF _Toc231090081 \h </w:instrText>
+          <w:instrText xml:space="preserve"> PAGEREF _Toc231093615 \h </w:instrText>
         </w:r>
         <w:r>
           <w:rPr>
@@ -6390,7 +6390,7 @@
             <w:noProof/>
             <w:webHidden/>
           </w:rPr>
-          <w:t>49</w:t>
+          <w:t>50</w:t>
         </w:r>
         <w:r>
           <w:rPr>
@@ -6417,7 +6417,7 @@
           <w14:ligatures w14:val="standardContextual"/>
         </w:rPr>
       </w:pPr>
-      <w:hyperlink w:anchor="_Toc231090082" w:history="1">
+      <w:hyperlink w:anchor="_Toc231093616" w:history="1">
         <w:r>
           <w:rPr>
             <w:rStyle w:val="Hipervnculo"/>
@@ -6444,7 +6444,7 @@
             <w:noProof/>
             <w:webHidden/>
           </w:rPr>
-          <w:instrText xml:space="preserve"> PAGEREF _Toc231090082 \h </w:instrText>
+          <w:instrText xml:space="preserve"> PAGEREF _Toc231093616 \h </w:instrText>
         </w:r>
         <w:r>
           <w:rPr>
@@ -6464,7 +6464,7 @@
             <w:noProof/>
             <w:webHidden/>
           </w:rPr>
-          <w:t>49</w:t>
+          <w:t>50</w:t>
         </w:r>
         <w:r>
           <w:rPr>
@@ -6491,7 +6491,7 @@
           <w14:ligatures w14:val="standardContextual"/>
         </w:rPr>
       </w:pPr>
-      <w:hyperlink w:anchor="_Toc231090083" w:history="1">
+      <w:hyperlink w:anchor="_Toc231093617" w:history="1">
         <w:r>
           <w:rPr>
             <w:rStyle w:val="Hipervnculo"/>
@@ -6518,7 +6518,7 @@
             <w:noProof/>
             <w:webHidden/>
           </w:rPr>
-          <w:instrText xml:space="preserve"> PAGEREF _Toc231090083 \h </w:instrText>
+          <w:instrText xml:space="preserve"> PAGEREF _Toc231093617 \h </w:instrText>
         </w:r>
         <w:r>
           <w:rPr>
@@ -6538,7 +6538,7 @@
             <w:noProof/>
             <w:webHidden/>
           </w:rPr>
-          <w:t>50</w:t>
+          <w:t>51</w:t>
         </w:r>
         <w:r>
           <w:rPr>
@@ -6565,7 +6565,7 @@
           <w14:ligatures w14:val="standardContextual"/>
         </w:rPr>
       </w:pPr>
-      <w:hyperlink w:anchor="_Toc231090084" w:history="1">
+      <w:hyperlink w:anchor="_Toc231093618" w:history="1">
         <w:r>
           <w:rPr>
             <w:rStyle w:val="Hipervnculo"/>
@@ -6592,7 +6592,7 @@
             <w:noProof/>
             <w:webHidden/>
           </w:rPr>
-          <w:instrText xml:space="preserve"> PAGEREF _Toc231090084 \h </w:instrText>
+          <w:instrText xml:space="preserve"> PAGEREF _Toc231093618 \h </w:instrText>
         </w:r>
         <w:r>
           <w:rPr>
@@ -6612,7 +6612,7 @@
             <w:noProof/>
             <w:webHidden/>
           </w:rPr>
-          <w:t>50</w:t>
+          <w:t>51</w:t>
         </w:r>
         <w:r>
           <w:rPr>
@@ -6639,7 +6639,7 @@
           <w14:ligatures w14:val="standardContextual"/>
         </w:rPr>
       </w:pPr>
-      <w:hyperlink w:anchor="_Toc231090085" w:history="1">
+      <w:hyperlink w:anchor="_Toc231093619" w:history="1">
         <w:r>
           <w:rPr>
             <w:rStyle w:val="Hipervnculo"/>
@@ -6666,7 +6666,7 @@
             <w:noProof/>
             <w:webHidden/>
           </w:rPr>
-          <w:instrText xml:space="preserve"> PAGEREF _Toc231090085 \h </w:instrText>
+          <w:instrText xml:space="preserve"> PAGEREF _Toc231093619 \h </w:instrText>
         </w:r>
         <w:r>
           <w:rPr>
@@ -6686,7 +6686,7 @@
             <w:noProof/>
             <w:webHidden/>
           </w:rPr>
-          <w:t>50</w:t>
+          <w:t>51</w:t>
         </w:r>
         <w:r>
           <w:rPr>
@@ -6713,7 +6713,7 @@
           <w14:ligatures w14:val="standardContextual"/>
         </w:rPr>
       </w:pPr>
-      <w:hyperlink w:anchor="_Toc231090086" w:history="1">
+      <w:hyperlink w:anchor="_Toc231093620" w:history="1">
         <w:r>
           <w:rPr>
             <w:rStyle w:val="Hipervnculo"/>
@@ -6740,7 +6740,7 @@
             <w:noProof/>
             <w:webHidden/>
           </w:rPr>
-          <w:instrText xml:space="preserve"> PAGEREF _Toc231090086 \h </w:instrText>
+          <w:instrText xml:space="preserve"> PAGEREF _Toc231093620 \h </w:instrText>
         </w:r>
         <w:r>
           <w:rPr>
@@ -6760,7 +6760,7 @@
             <w:noProof/>
             <w:webHidden/>
           </w:rPr>
-          <w:t>51</w:t>
+          <w:t>52</w:t>
         </w:r>
         <w:r>
           <w:rPr>
@@ -6788,7 +6788,7 @@
       <w:pPr>
         <w:pStyle w:val="Ttulo1"/>
       </w:pPr>
-      <w:bookmarkStart w:id="8" w:name="_Toc231090010"/>
+      <w:bookmarkStart w:id="8" w:name="_Toc231093544"/>
       <w:r>
         <w:lastRenderedPageBreak/>
         <w:t>Índice de figuras</w:t>
@@ -6820,7 +6820,7 @@
       <w:r>
         <w:fldChar w:fldCharType="separate"/>
       </w:r>
-      <w:hyperlink w:anchor="_Toc231090087" w:history="1">
+      <w:hyperlink w:anchor="_Toc231093621" w:history="1">
         <w:r>
           <w:rPr>
             <w:rStyle w:val="Hipervnculo"/>
@@ -6847,7 +6847,7 @@
             <w:noProof/>
             <w:webHidden/>
           </w:rPr>
-          <w:instrText xml:space="preserve"> PAGEREF _Toc231090087 \h </w:instrText>
+          <w:instrText xml:space="preserve"> PAGEREF _Toc231093621 \h </w:instrText>
         </w:r>
         <w:r>
           <w:rPr>
@@ -6894,7 +6894,7 @@
           <w14:ligatures w14:val="standardContextual"/>
         </w:rPr>
       </w:pPr>
-      <w:hyperlink w:anchor="_Toc231090088" w:history="1">
+      <w:hyperlink w:anchor="_Toc231093622" w:history="1">
         <w:r>
           <w:rPr>
             <w:rStyle w:val="Hipervnculo"/>
@@ -6921,7 +6921,7 @@
             <w:noProof/>
             <w:webHidden/>
           </w:rPr>
-          <w:instrText xml:space="preserve"> PAGEREF _Toc231090088 \h </w:instrText>
+          <w:instrText xml:space="preserve"> PAGEREF _Toc231093622 \h </w:instrText>
         </w:r>
         <w:r>
           <w:rPr>
@@ -6968,7 +6968,7 @@
           <w14:ligatures w14:val="standardContextual"/>
         </w:rPr>
       </w:pPr>
-      <w:hyperlink w:anchor="_Toc231090089" w:history="1">
+      <w:hyperlink w:anchor="_Toc231093623" w:history="1">
         <w:r>
           <w:rPr>
             <w:rStyle w:val="Hipervnculo"/>
@@ -6995,7 +6995,7 @@
             <w:noProof/>
             <w:webHidden/>
           </w:rPr>
-          <w:instrText xml:space="preserve"> PAGEREF _Toc231090089 \h </w:instrText>
+          <w:instrText xml:space="preserve"> PAGEREF _Toc231093623 \h </w:instrText>
         </w:r>
         <w:r>
           <w:rPr>
@@ -7042,7 +7042,7 @@
           <w14:ligatures w14:val="standardContextual"/>
         </w:rPr>
       </w:pPr>
-      <w:hyperlink w:anchor="_Toc231090090" w:history="1">
+      <w:hyperlink w:anchor="_Toc231093624" w:history="1">
         <w:r>
           <w:rPr>
             <w:rStyle w:val="Hipervnculo"/>
@@ -7069,7 +7069,7 @@
             <w:noProof/>
             <w:webHidden/>
           </w:rPr>
-          <w:instrText xml:space="preserve"> PAGEREF _Toc231090090 \h </w:instrText>
+          <w:instrText xml:space="preserve"> PAGEREF _Toc231093624 \h </w:instrText>
         </w:r>
         <w:r>
           <w:rPr>
@@ -7116,7 +7116,7 @@
           <w14:ligatures w14:val="standardContextual"/>
         </w:rPr>
       </w:pPr>
-      <w:hyperlink w:anchor="_Toc231090091" w:history="1">
+      <w:hyperlink w:anchor="_Toc231093625" w:history="1">
         <w:r>
           <w:rPr>
             <w:rStyle w:val="Hipervnculo"/>
@@ -7143,7 +7143,7 @@
             <w:noProof/>
             <w:webHidden/>
           </w:rPr>
-          <w:instrText xml:space="preserve"> PAGEREF _Toc231090091 \h </w:instrText>
+          <w:instrText xml:space="preserve"> PAGEREF _Toc231093625 \h </w:instrText>
         </w:r>
         <w:r>
           <w:rPr>
@@ -7190,7 +7190,7 @@
           <w14:ligatures w14:val="standardContextual"/>
         </w:rPr>
       </w:pPr>
-      <w:hyperlink w:anchor="_Toc231090092" w:history="1">
+      <w:hyperlink w:anchor="_Toc231093626" w:history="1">
         <w:r>
           <w:rPr>
             <w:rStyle w:val="Hipervnculo"/>
@@ -7217,7 +7217,7 @@
             <w:noProof/>
             <w:webHidden/>
           </w:rPr>
-          <w:instrText xml:space="preserve"> PAGEREF _Toc231090092 \h </w:instrText>
+          <w:instrText xml:space="preserve"> PAGEREF _Toc231093626 \h </w:instrText>
         </w:r>
         <w:r>
           <w:rPr>
@@ -7265,7 +7265,7 @@
       <w:pPr>
         <w:pStyle w:val="Ttulo1"/>
       </w:pPr>
-      <w:bookmarkStart w:id="9" w:name="_Toc231090011"/>
+      <w:bookmarkStart w:id="9" w:name="_Toc231093545"/>
       <w:r>
         <w:lastRenderedPageBreak/>
         <w:t>Lista de abreviaturas y siglas</w:t>
@@ -8051,7 +8051,7 @@
       <w:pPr>
         <w:pStyle w:val="Ttulo1"/>
       </w:pPr>
-      <w:bookmarkStart w:id="10" w:name="_Toc231090012"/>
+      <w:bookmarkStart w:id="10" w:name="_Toc231093546"/>
       <w:r>
         <w:lastRenderedPageBreak/>
         <w:t>Capítulo 1 — Introducción</w:t>
@@ -8062,7 +8062,7 @@
       <w:pPr>
         <w:pStyle w:val="Ttulo2"/>
       </w:pPr>
-      <w:bookmarkStart w:id="11" w:name="_Toc231090013"/>
+      <w:bookmarkStart w:id="11" w:name="_Toc231093547"/>
       <w:r>
         <w:t>1.1 Contextualización</w:t>
       </w:r>
@@ -8150,7 +8150,7 @@
       <w:pPr>
         <w:pStyle w:val="Ttulo2"/>
       </w:pPr>
-      <w:bookmarkStart w:id="12" w:name="_Toc231090014"/>
+      <w:bookmarkStart w:id="12" w:name="_Toc231093548"/>
       <w:r>
         <w:t>1.2 Problema de investigación y justificación</w:t>
       </w:r>
@@ -8260,7 +8260,7 @@
       <w:pPr>
         <w:pStyle w:val="Ttulo2"/>
       </w:pPr>
-      <w:bookmarkStart w:id="13" w:name="_Toc231090015"/>
+      <w:bookmarkStart w:id="13" w:name="_Toc231093549"/>
       <w:r>
         <w:t>1.3 Pregunta y objetivos de investigación</w:t>
       </w:r>
@@ -8445,7 +8445,7 @@
       <w:pPr>
         <w:pStyle w:val="Ttulo2"/>
       </w:pPr>
-      <w:bookmarkStart w:id="14" w:name="_Toc231090016"/>
+      <w:bookmarkStart w:id="14" w:name="_Toc231093550"/>
       <w:r>
         <w:lastRenderedPageBreak/>
         <w:t>1.4 Hipótesis general</w:t>
@@ -8489,7 +8489,7 @@
       <w:pPr>
         <w:pStyle w:val="Ttulo2"/>
       </w:pPr>
-      <w:bookmarkStart w:id="15" w:name="_Toc231090017"/>
+      <w:bookmarkStart w:id="15" w:name="_Toc231093551"/>
       <w:r>
         <w:t>1.5 Aspectos metodológicos y alcance</w:t>
       </w:r>
@@ -8592,7 +8592,7 @@
       <w:pPr>
         <w:pStyle w:val="Ttulo2"/>
       </w:pPr>
-      <w:bookmarkStart w:id="16" w:name="_Toc231090018"/>
+      <w:bookmarkStart w:id="16" w:name="_Toc231093552"/>
       <w:r>
         <w:t>1.6 Aportes esperados</w:t>
       </w:r>
@@ -8645,7 +8645,7 @@
       <w:pPr>
         <w:pStyle w:val="Ttulo2"/>
       </w:pPr>
-      <w:bookmarkStart w:id="17" w:name="_Toc231090019"/>
+      <w:bookmarkStart w:id="17" w:name="_Toc231093553"/>
       <w:r>
         <w:t>1.7 Estructura de la tesis</w:t>
       </w:r>
@@ -8686,7 +8686,7 @@
       <w:pPr>
         <w:pStyle w:val="Ttulo1"/>
       </w:pPr>
-      <w:bookmarkStart w:id="18" w:name="_Toc231090020"/>
+      <w:bookmarkStart w:id="18" w:name="_Toc231093554"/>
       <w:r>
         <w:lastRenderedPageBreak/>
         <w:t>Capítulo 2 — Marco teórico y revisión de literatura</w:t>
@@ -8697,7 +8697,7 @@
       <w:pPr>
         <w:pStyle w:val="Ttulo2"/>
       </w:pPr>
-      <w:bookmarkStart w:id="19" w:name="_Toc231090021"/>
+      <w:bookmarkStart w:id="19" w:name="_Toc231093555"/>
       <w:r>
         <w:t>2.1 Determinantes macroeconómicos de los retornos accionarios</w:t>
       </w:r>
@@ -8995,7 +8995,7 @@
       <w:pPr>
         <w:pStyle w:val="Ttulo2"/>
       </w:pPr>
-      <w:bookmarkStart w:id="20" w:name="_Toc231090022"/>
+      <w:bookmarkStart w:id="20" w:name="_Toc231093556"/>
       <w:r>
         <w:t>2.2 Precios de commodities y valoración de empresas mineras</w:t>
       </w:r>
@@ -9129,7 +9129,7 @@
       <w:pPr>
         <w:pStyle w:val="Ttulo2"/>
       </w:pPr>
-      <w:bookmarkStart w:id="21" w:name="_Toc231090023"/>
+      <w:bookmarkStart w:id="21" w:name="_Toc231093557"/>
       <w:r>
         <w:t>2.3 Tipo de cambio y exposición de empresas exportadoras</w:t>
       </w:r>
@@ -9223,7 +9223,7 @@
       <w:pPr>
         <w:pStyle w:val="Ttulo2"/>
       </w:pPr>
-      <w:bookmarkStart w:id="22" w:name="_Toc231090024"/>
+      <w:bookmarkStart w:id="22" w:name="_Toc231093558"/>
       <w:r>
         <w:t>2.4 Cobre, tipo de cambio y la economía chilena</w:t>
       </w:r>
@@ -9448,7 +9448,7 @@
       <w:pPr>
         <w:pStyle w:val="Ttulo2"/>
       </w:pPr>
-      <w:bookmarkStart w:id="23" w:name="_Toc231090025"/>
+      <w:bookmarkStart w:id="23" w:name="_Toc231093559"/>
       <w:r>
         <w:lastRenderedPageBreak/>
         <w:t>2.5 Eficiencia informacional y segmentación de mercados</w:t>
@@ -9589,7 +9589,7 @@
       <w:pPr>
         <w:pStyle w:val="Ttulo2"/>
       </w:pPr>
-      <w:bookmarkStart w:id="24" w:name="_Toc231090026"/>
+      <w:bookmarkStart w:id="24" w:name="_Toc231093560"/>
       <w:r>
         <w:t>2.6 Enfoques econométricos para la medición de impacto</w:t>
       </w:r>
@@ -9741,7 +9741,7 @@
       <w:pPr>
         <w:pStyle w:val="Ttulo2"/>
       </w:pPr>
-      <w:bookmarkStart w:id="25" w:name="_Toc231090027"/>
+      <w:bookmarkStart w:id="25" w:name="_Toc231093561"/>
       <w:r>
         <w:t>2.7 Síntesis e identificación del vacío de investigación</w:t>
       </w:r>
@@ -9866,7 +9866,7 @@
       <w:pPr>
         <w:pStyle w:val="Ttulo3"/>
       </w:pPr>
-      <w:bookmarkStart w:id="26" w:name="_Toc231090028"/>
+      <w:bookmarkStart w:id="26" w:name="_Toc231093562"/>
       <w:r>
         <w:t>Nota sobre la tabla de literatura</w:t>
       </w:r>
@@ -9896,7 +9896,7 @@
       <w:pPr>
         <w:pStyle w:val="Ttulo1"/>
       </w:pPr>
-      <w:bookmarkStart w:id="27" w:name="_Toc231090029"/>
+      <w:bookmarkStart w:id="27" w:name="_Toc231093563"/>
       <w:r>
         <w:lastRenderedPageBreak/>
         <w:t>Capítulo 3 — Datos y metodología</w:t>
@@ -9907,7 +9907,7 @@
       <w:pPr>
         <w:pStyle w:val="Ttulo2"/>
       </w:pPr>
-      <w:bookmarkStart w:id="28" w:name="_Toc231090030"/>
+      <w:bookmarkStart w:id="28" w:name="_Toc231093564"/>
       <w:r>
         <w:t xml:space="preserve">3.1 </w:t>
       </w:r>
@@ -10102,7 +10102,7 @@
       <w:pPr>
         <w:pStyle w:val="Ttulo2"/>
       </w:pPr>
-      <w:bookmarkStart w:id="29" w:name="_Toc231090031"/>
+      <w:bookmarkStart w:id="29" w:name="_Toc231093565"/>
       <w:r>
         <w:t>3.2 Variable dependiente</w:t>
       </w:r>
@@ -10164,7 +10164,7 @@
       <w:pPr>
         <w:pStyle w:val="Ttulo2"/>
       </w:pPr>
-      <w:bookmarkStart w:id="30" w:name="_Toc231090032"/>
+      <w:bookmarkStart w:id="30" w:name="_Toc231093566"/>
       <w:r>
         <w:t>3.3 Variables explicativas</w:t>
       </w:r>
@@ -10231,7 +10231,7 @@
       <w:pPr>
         <w:pStyle w:val="Ttulo2"/>
       </w:pPr>
-      <w:bookmarkStart w:id="31" w:name="_Toc231090033"/>
+      <w:bookmarkStart w:id="31" w:name="_Toc231093567"/>
       <w:r>
         <w:t>3.4 Tratamiento de datos y frecuencias mixtas</w:t>
       </w:r>
@@ -10288,7 +10288,7 @@
       <w:pPr>
         <w:pStyle w:val="Ttulo2"/>
       </w:pPr>
-      <w:bookmarkStart w:id="32" w:name="_Toc231090034"/>
+      <w:bookmarkStart w:id="32" w:name="_Toc231093568"/>
       <w:r>
         <w:t>3.5 Datación de las fases del ciclo del cobre</w:t>
       </w:r>
@@ -10354,7 +10354,7 @@
       <w:pPr>
         <w:pStyle w:val="Ttulo2"/>
       </w:pPr>
-      <w:bookmarkStart w:id="33" w:name="_Toc231090035"/>
+      <w:bookmarkStart w:id="33" w:name="_Toc231093569"/>
       <w:r>
         <w:lastRenderedPageBreak/>
         <w:t>3.6 Estrategia econométrica</w:t>
@@ -10365,7 +10365,7 @@
       <w:pPr>
         <w:pStyle w:val="Ttulo3"/>
       </w:pPr>
-      <w:bookmarkStart w:id="34" w:name="_Toc231090036"/>
+      <w:bookmarkStart w:id="34" w:name="_Toc231093570"/>
       <w:r>
         <w:t>3.6.1 Estacionariedad y orden de integración (OE1)</w:t>
       </w:r>
@@ -10408,7 +10408,7 @@
       <w:pPr>
         <w:pStyle w:val="Ttulo3"/>
       </w:pPr>
-      <w:bookmarkStart w:id="35" w:name="_Toc231090037"/>
+      <w:bookmarkStart w:id="35" w:name="_Toc231093571"/>
       <w:r>
         <w:t>3.6.2 Modelo de impacto: panel de efectos fijos (OE2)</w:t>
       </w:r>
@@ -10499,7 +10499,7 @@
       <w:pPr>
         <w:pStyle w:val="Ttulo3"/>
       </w:pPr>
-      <w:bookmarkStart w:id="36" w:name="_Toc231090038"/>
+      <w:bookmarkStart w:id="36" w:name="_Toc231093572"/>
       <w:r>
         <w:t>3.6.3 Relaciones de largo plazo: cointegración (OE3)</w:t>
       </w:r>
@@ -10600,7 +10600,7 @@
       <w:pPr>
         <w:pStyle w:val="Ttulo3"/>
       </w:pPr>
-      <w:bookmarkStart w:id="37" w:name="_Toc231090039"/>
+      <w:bookmarkStart w:id="37" w:name="_Toc231093573"/>
       <w:r>
         <w:t>3.6.4 Dinámica de shocks: VAR, impulso-respuesta y descomposición de varianza (OE4)</w:t>
       </w:r>
@@ -10720,7 +10720,7 @@
       <w:pPr>
         <w:pStyle w:val="Ttulo3"/>
       </w:pPr>
-      <w:bookmarkStart w:id="38" w:name="_Toc231090040"/>
+      <w:bookmarkStart w:id="38" w:name="_Toc231093574"/>
       <w:r>
         <w:t>3.6.5 Estabilidad por fases del ciclo (OE5)</w:t>
       </w:r>
@@ -10766,7 +10766,7 @@
       <w:pPr>
         <w:pStyle w:val="Ttulo3"/>
       </w:pPr>
-      <w:bookmarkStart w:id="39" w:name="_Toc231090041"/>
+      <w:bookmarkStart w:id="39" w:name="_Toc231093575"/>
       <w:r>
         <w:t>3.6.6 Comparación entre mercados: triangulación (OE6)</w:t>
       </w:r>
@@ -10817,7 +10817,7 @@
       <w:pPr>
         <w:pStyle w:val="Ttulo2"/>
       </w:pPr>
-      <w:bookmarkStart w:id="40" w:name="_Toc231090042"/>
+      <w:bookmarkStart w:id="40" w:name="_Toc231093576"/>
       <w:r>
         <w:t xml:space="preserve">3.7 </w:t>
       </w:r>
@@ -10870,7 +10870,7 @@
       <w:pPr>
         <w:pStyle w:val="Ttulo3"/>
       </w:pPr>
-      <w:bookmarkStart w:id="41" w:name="_Toc231090043"/>
+      <w:bookmarkStart w:id="41" w:name="_Toc231093577"/>
       <w:r>
         <w:t>Tabla 3.1 — Definición operativa de variables (resumen)</w:t>
       </w:r>
@@ -10882,7 +10882,7 @@
         <w:spacing w:before="40" w:after="40"/>
         <w:jc w:val="center"/>
       </w:pPr>
-      <w:bookmarkStart w:id="42" w:name="_Toc231090073"/>
+      <w:bookmarkStart w:id="42" w:name="_Toc231093607"/>
       <w:r>
         <w:rPr>
           <w:i w:val="0"/>
@@ -12851,7 +12851,7 @@
       <w:pPr>
         <w:pStyle w:val="Ttulo1"/>
       </w:pPr>
-      <w:bookmarkStart w:id="43" w:name="_Toc231090044"/>
+      <w:bookmarkStart w:id="43" w:name="_Toc231093578"/>
       <w:r>
         <w:lastRenderedPageBreak/>
         <w:t>Capítulo 4 — Resultados y discusión</w:t>
@@ -12862,7 +12862,7 @@
       <w:pPr>
         <w:pStyle w:val="Ttulo2"/>
       </w:pPr>
-      <w:bookmarkStart w:id="44" w:name="_Toc231090045"/>
+      <w:bookmarkStart w:id="44" w:name="_Toc231093579"/>
       <w:r>
         <w:t>4.1 Análisis descriptivo y propiedades de las series (OE1)</w:t>
       </w:r>
@@ -13092,7 +13092,7 @@
       <w:pPr>
         <w:pStyle w:val="Ttulo2"/>
       </w:pPr>
-      <w:bookmarkStart w:id="45" w:name="_Toc231090046"/>
+      <w:bookmarkStart w:id="45" w:name="_Toc231093580"/>
       <w:r>
         <w:t>4.2 Determinantes de los retornos: global vs local (OE2)</w:t>
       </w:r>
@@ -13114,7 +13114,7 @@
         <w:spacing w:before="40" w:after="40"/>
         <w:jc w:val="center"/>
       </w:pPr>
-      <w:bookmarkStart w:id="46" w:name="_Toc231090074"/>
+      <w:bookmarkStart w:id="46" w:name="_Toc231093608"/>
       <w:r>
         <w:rPr>
           <w:i w:val="0"/>
@@ -13920,7 +13920,7 @@
           <w:noProof/>
         </w:rPr>
         <w:drawing>
-          <wp:inline distT="0" distB="0" distL="0" distR="0" wp14:anchorId="63687369" wp14:editId="39206E25">
+          <wp:inline distT="0" distB="0" distL="0" distR="0" wp14:anchorId="794C07EB" wp14:editId="74D8B7B5">
             <wp:extent cx="5212080" cy="2833680"/>
             <wp:effectExtent l="0" t="0" r="0" b="0"/>
             <wp:docPr id="1" name="Picture 1"/>
@@ -13962,7 +13962,7 @@
         <w:spacing w:before="160" w:after="200"/>
         <w:jc w:val="center"/>
       </w:pPr>
-      <w:bookmarkStart w:id="47" w:name="_Toc231090087"/>
+      <w:bookmarkStart w:id="47" w:name="_Toc231093621"/>
       <w:r>
         <w:rPr>
           <w:i w:val="0"/>
@@ -14068,7 +14068,7 @@
       <w:pPr>
         <w:pStyle w:val="Ttulo2"/>
       </w:pPr>
-      <w:bookmarkStart w:id="48" w:name="_Toc231090047"/>
+      <w:bookmarkStart w:id="48" w:name="_Toc231093581"/>
       <w:r>
         <w:t>4.3 Relaciones de largo plazo (OE3)</w:t>
       </w:r>
@@ -14232,7 +14232,7 @@
       <w:pPr>
         <w:pStyle w:val="Ttulo2"/>
       </w:pPr>
-      <w:bookmarkStart w:id="49" w:name="_Toc231090048"/>
+      <w:bookmarkStart w:id="49" w:name="_Toc231093582"/>
       <w:r>
         <w:t>4.4 Dinámica de shocks (OE4)</w:t>
       </w:r>
@@ -14254,7 +14254,7 @@
         <w:spacing w:before="40" w:after="40"/>
         <w:jc w:val="center"/>
       </w:pPr>
-      <w:bookmarkStart w:id="50" w:name="_Toc231090075"/>
+      <w:bookmarkStart w:id="50" w:name="_Toc231093609"/>
       <w:r>
         <w:rPr>
           <w:i w:val="0"/>
@@ -14701,7 +14701,7 @@
           <w:noProof/>
         </w:rPr>
         <w:drawing>
-          <wp:inline distT="0" distB="0" distL="0" distR="0" wp14:anchorId="2C2E439B" wp14:editId="05E453B3">
+          <wp:inline distT="0" distB="0" distL="0" distR="0" wp14:anchorId="390C85FA" wp14:editId="307C9EF7">
             <wp:extent cx="5212080" cy="3890356"/>
             <wp:effectExtent l="0" t="0" r="0" b="0"/>
             <wp:docPr id="2" name="Picture 2"/>
@@ -14743,7 +14743,7 @@
         <w:spacing w:before="160" w:after="200"/>
         <w:jc w:val="center"/>
       </w:pPr>
-      <w:bookmarkStart w:id="51" w:name="_Toc231090088"/>
+      <w:bookmarkStart w:id="51" w:name="_Toc231093622"/>
       <w:r>
         <w:rPr>
           <w:i w:val="0"/>
@@ -14813,8 +14813,8 @@
           <w:noProof/>
         </w:rPr>
         <w:drawing>
-          <wp:inline distT="0" distB="0" distL="0" distR="0" wp14:anchorId="236BAAF5" wp14:editId="748A43EE">
-            <wp:extent cx="5212080" cy="2531582"/>
+          <wp:inline distT="0" distB="0" distL="0" distR="0" wp14:anchorId="37EB26B9" wp14:editId="53395B80">
+            <wp:extent cx="5212080" cy="2478330"/>
             <wp:effectExtent l="0" t="0" r="0" b="0"/>
             <wp:docPr id="3" name="Picture 3"/>
             <wp:cNvGraphicFramePr>
@@ -14836,7 +14836,7 @@
                   <pic:spPr>
                     <a:xfrm>
                       <a:off x="0" y="0"/>
-                      <a:ext cx="5212080" cy="2531582"/>
+                      <a:ext cx="5212080" cy="2478330"/>
                     </a:xfrm>
                     <a:prstGeom prst="rect">
                       <a:avLst/>
@@ -14855,7 +14855,7 @@
         <w:spacing w:before="160" w:after="200"/>
         <w:jc w:val="center"/>
       </w:pPr>
-      <w:bookmarkStart w:id="52" w:name="_Toc231090089"/>
+      <w:bookmarkStart w:id="52" w:name="_Toc231093623"/>
       <w:r>
         <w:rPr>
           <w:i w:val="0"/>
@@ -14889,7 +14889,7 @@
       <w:pPr>
         <w:pStyle w:val="Ttulo2"/>
       </w:pPr>
-      <w:bookmarkStart w:id="53" w:name="_Toc231090049"/>
+      <w:bookmarkStart w:id="53" w:name="_Toc231093583"/>
       <w:r>
         <w:t>4.5 Estabilidad por fases del ciclo del cobre (OE5)</w:t>
       </w:r>
@@ -14997,7 +14997,7 @@
           <w:noProof/>
         </w:rPr>
         <w:drawing>
-          <wp:inline distT="0" distB="0" distL="0" distR="0" wp14:anchorId="775CF3E0" wp14:editId="4404C04D">
+          <wp:inline distT="0" distB="0" distL="0" distR="0" wp14:anchorId="5A78249A" wp14:editId="4E20FF63">
             <wp:extent cx="5212080" cy="2366710"/>
             <wp:effectExtent l="0" t="0" r="0" b="0"/>
             <wp:docPr id="4" name="Picture 4"/>
@@ -15039,7 +15039,7 @@
         <w:spacing w:before="160" w:after="200"/>
         <w:jc w:val="center"/>
       </w:pPr>
-      <w:bookmarkStart w:id="54" w:name="_Toc231090090"/>
+      <w:bookmarkStart w:id="54" w:name="_Toc231093624"/>
       <w:r>
         <w:rPr>
           <w:i w:val="0"/>
@@ -15073,7 +15073,7 @@
       <w:pPr>
         <w:pStyle w:val="Ttulo2"/>
       </w:pPr>
-      <w:bookmarkStart w:id="55" w:name="_Toc231090050"/>
+      <w:bookmarkStart w:id="55" w:name="_Toc231093584"/>
       <w:r>
         <w:t>4.6 Comparación entre mercados: triangulación (OE6)</w:t>
       </w:r>
@@ -15095,7 +15095,7 @@
         <w:spacing w:before="40" w:after="40"/>
         <w:jc w:val="center"/>
       </w:pPr>
-      <w:bookmarkStart w:id="56" w:name="_Toc231090076"/>
+      <w:bookmarkStart w:id="56" w:name="_Toc231093610"/>
       <w:r>
         <w:rPr>
           <w:i w:val="0"/>
@@ -15720,7 +15720,7 @@
           <w:noProof/>
         </w:rPr>
         <w:drawing>
-          <wp:inline distT="0" distB="0" distL="0" distR="0" wp14:anchorId="0552216B" wp14:editId="3AD8B860">
+          <wp:inline distT="0" distB="0" distL="0" distR="0" wp14:anchorId="62F251D4" wp14:editId="053A1C31">
             <wp:extent cx="5212080" cy="2626097"/>
             <wp:effectExtent l="0" t="0" r="0" b="0"/>
             <wp:docPr id="5" name="Picture 5"/>
@@ -15762,7 +15762,7 @@
         <w:spacing w:before="160" w:after="200"/>
         <w:jc w:val="center"/>
       </w:pPr>
-      <w:bookmarkStart w:id="57" w:name="_Toc231090091"/>
+      <w:bookmarkStart w:id="57" w:name="_Toc231093625"/>
       <w:r>
         <w:rPr>
           <w:i w:val="0"/>
@@ -15907,7 +15907,7 @@
       <w:pPr>
         <w:pStyle w:val="Ttulo2"/>
       </w:pPr>
-      <w:bookmarkStart w:id="58" w:name="_Toc231090051"/>
+      <w:bookmarkStart w:id="58" w:name="_Toc231093585"/>
       <w:r>
         <w:t>4.7 Diagnósticos y robustez</w:t>
       </w:r>
@@ -16267,8 +16267,8 @@
         </w:rPr>
         <w:lastRenderedPageBreak/>
         <w:drawing>
-          <wp:inline distT="0" distB="0" distL="0" distR="0" wp14:anchorId="2725FEB0" wp14:editId="77A8682C">
-            <wp:extent cx="5212080" cy="2531582"/>
+          <wp:inline distT="0" distB="0" distL="0" distR="0" wp14:anchorId="2158460A" wp14:editId="5283B6FD">
+            <wp:extent cx="5212080" cy="2446436"/>
             <wp:effectExtent l="0" t="0" r="0" b="0"/>
             <wp:docPr id="6" name="Picture 6"/>
             <wp:cNvGraphicFramePr>
@@ -16290,7 +16290,7 @@
                   <pic:spPr>
                     <a:xfrm>
                       <a:off x="0" y="0"/>
-                      <a:ext cx="5212080" cy="2531582"/>
+                      <a:ext cx="5212080" cy="2446436"/>
                     </a:xfrm>
                     <a:prstGeom prst="rect">
                       <a:avLst/>
@@ -16309,7 +16309,7 @@
         <w:spacing w:before="160" w:after="200"/>
         <w:jc w:val="center"/>
       </w:pPr>
-      <w:bookmarkStart w:id="59" w:name="_Toc231090092"/>
+      <w:bookmarkStart w:id="59" w:name="_Toc231093626"/>
       <w:r>
         <w:rPr>
           <w:i w:val="0"/>
@@ -16343,7 +16343,7 @@
       <w:pPr>
         <w:pStyle w:val="Ttulo2"/>
       </w:pPr>
-      <w:bookmarkStart w:id="60" w:name="_Toc231090052"/>
+      <w:bookmarkStart w:id="60" w:name="_Toc231093586"/>
       <w:r>
         <w:t>4.8 Discusión integrada</w:t>
       </w:r>
@@ -16524,7 +16524,7 @@
       <w:pPr>
         <w:pStyle w:val="Ttulo1"/>
       </w:pPr>
-      <w:bookmarkStart w:id="61" w:name="_Toc231090053"/>
+      <w:bookmarkStart w:id="61" w:name="_Toc231093587"/>
       <w:r>
         <w:lastRenderedPageBreak/>
         <w:t>Capítulo 5 — Conclusiones</w:t>
@@ -16535,7 +16535,7 @@
       <w:pPr>
         <w:pStyle w:val="Ttulo2"/>
       </w:pPr>
-      <w:bookmarkStart w:id="62" w:name="_Toc231090054"/>
+      <w:bookmarkStart w:id="62" w:name="_Toc231093588"/>
       <w:r>
         <w:t>5.1 Síntesis de los hallazgos</w:t>
       </w:r>
@@ -16606,31 +16606,104 @@
     </w:p>
     <w:p>
       <w:r>
-        <w:t>La dimensión comparativa, distintiva de este estudio, aporta una primera señal de **transmisión</w:t>
-      </w:r>
-    </w:p>
-    <w:p>
-      <w:r>
-        <w:t>diferenciada** entre mercados: la sensibilidad al cobre es comparable entre el cobre puro</w:t>
-      </w:r>
-    </w:p>
-    <w:p>
-      <w:r>
-        <w:t>internacional y el local, mientras que la fracción de varianza atribuida a shocks globales tiende</w:t>
-      </w:r>
-    </w:p>
-    <w:p>
-      <w:r>
-        <w:t>a ser mayor en el mercado internacional, en la dirección prevista por la hipótesis de segmentación.</w:t>
+        <w:t>La dimensión comparativa, distintiva de este estudio, aporta evidencia de **transmisión</w:t>
+      </w:r>
+    </w:p>
+    <w:p>
+      <w:r>
+        <w:t>diferenciada** entre mercados: la prueba formal de igualdad de coeficientes muestra que la</w:t>
+      </w:r>
+    </w:p>
+    <w:p>
+      <w:r>
+        <w:t>sensibilidad al precio del cobre es **significativamente mayor en el mercado internacional que en</w:t>
+      </w:r>
+    </w:p>
+    <w:p>
+      <w:r>
+        <w:t>el chileno**, en la dirección prevista por la hipótesis de segmentación de mercados. El análisis de</w:t>
+      </w:r>
+    </w:p>
+    <w:p>
+      <w:r>
+        <w:t>largo plazo, por su parte, revela que la relación de equilibrio entre el valor del sector y el cobre</w:t>
+      </w:r>
+    </w:p>
+    <w:p>
+      <w:r>
+        <w:rPr>
+          <w:b/>
+        </w:rPr>
+        <w:lastRenderedPageBreak/>
+        <w:t>existe pero se reconfiguró con la crisis financiera de 2008</w:t>
+      </w:r>
+      <w:r>
+        <w:t>, hallazgo que solo emerge al admitir</w:t>
+      </w:r>
+    </w:p>
+    <w:p>
+      <w:r>
+        <w:t>un quiebre estructural en la prueba de cointegración. La volatilidad de los retornos exhibe además</w:t>
+      </w:r>
+    </w:p>
+    <w:p>
+      <w:r>
+        <w:t xml:space="preserve">un </w:t>
+      </w:r>
+      <w:r>
+        <w:rPr>
+          <w:b/>
+        </w:rPr>
+        <w:t>efecto apalancamiento</w:t>
+      </w:r>
+      <w:r>
+        <w:t xml:space="preserve"> —las caídas elevan la volatilidad más que las alzas—. Finalmente, una</w:t>
+      </w:r>
+    </w:p>
+    <w:p>
+      <w:r>
+        <w:t xml:space="preserve">extensión predictiva muestra que, si bien los factores macroeconómicos </w:t>
+      </w:r>
+      <w:r>
+        <w:rPr>
+          <w:b/>
+        </w:rPr>
+        <w:t>explican</w:t>
+      </w:r>
+      <w:r>
+        <w:t xml:space="preserve"> el retorno</w:t>
+      </w:r>
+    </w:p>
+    <w:p>
+      <w:r>
+        <w:t xml:space="preserve">contemporáneo del cobre, apenas lo </w:t>
+      </w:r>
+      <w:r>
+        <w:rPr>
+          <w:b/>
+        </w:rPr>
+        <w:t>anticipan</w:t>
+      </w:r>
+      <w:r>
+        <w:t xml:space="preserve"> a un mes, resultado coherente con la hipótesis de</w:t>
+      </w:r>
+    </w:p>
+    <w:p>
+      <w:r>
+        <w:t>eficiencia de mercado en su forma débil y que respalda el enfoque explicativo —y no predictivo—</w:t>
+      </w:r>
+    </w:p>
+    <w:p>
+      <w:r>
+        <w:t>adoptado.</w:t>
       </w:r>
     </w:p>
     <w:p>
       <w:pPr>
         <w:pStyle w:val="Ttulo2"/>
       </w:pPr>
-      <w:bookmarkStart w:id="63" w:name="_Toc231090055"/>
-      <w:r>
-        <w:lastRenderedPageBreak/>
+      <w:bookmarkStart w:id="63" w:name="_Toc231093589"/>
+      <w:r>
         <w:t>5.2 Implicancias</w:t>
       </w:r>
       <w:bookmarkEnd w:id="63"/>
@@ -16701,7 +16774,7 @@
       <w:pPr>
         <w:pStyle w:val="Ttulo2"/>
       </w:pPr>
-      <w:bookmarkStart w:id="64" w:name="_Toc231090056"/>
+      <w:bookmarkStart w:id="64" w:name="_Toc231093590"/>
       <w:r>
         <w:t>5.3 Limitaciones</w:t>
       </w:r>
@@ -16723,38 +16796,69 @@
     </w:p>
     <w:p>
       <w:r>
-        <w:t>chileno, abordada mediante el diseño de triangulación. Los resultados presentados son</w:t>
-      </w:r>
-    </w:p>
-    <w:p>
+        <w:lastRenderedPageBreak/>
+        <w:t>chileno, abordada mediante el diseño de triangulación. Dado que la muestra del mercado chileno</w:t>
+      </w:r>
+    </w:p>
+    <w:p>
+      <w:r>
+        <w:t>corresponde al sector minero (de composición mixta) mientras que la internacional es de cobre puro,</w:t>
+      </w:r>
+    </w:p>
+    <w:p>
+      <w:r>
+        <w:t>parte de la diferencia de sensibilidad entre mercados podría reflejar la composición por commodity</w:t>
+      </w:r>
+    </w:p>
+    <w:p>
+      <w:r>
+        <w:t>además del efecto de mercado; el control por el precio de cada commodity mitiga —pero no elimina</w:t>
+      </w:r>
+    </w:p>
+    <w:p>
+      <w:r>
+        <w:t xml:space="preserve">por completo— esta consideración. Asimismo, los resultados conservan un carácter </w:t>
+      </w:r>
       <w:r>
         <w:rPr>
           <w:b/>
         </w:rPr>
-        <w:t>preliminares</w:t>
-      </w:r>
-      <w:r>
-        <w:t xml:space="preserve">: pendientes la </w:t>
-      </w:r>
-      <w:r>
-        <w:t>incorporación del EMBI y de los controles a nivel de empresa, la</w:t>
-      </w:r>
-    </w:p>
-    <w:p>
-      <w:r>
-        <w:t>resolución del orden de integración del tipo de cambio en presencia de quiebres, y la batería</w:t>
-      </w:r>
-    </w:p>
-    <w:p>
-      <w:r>
-        <w:t>completa de diagnósticos y robustez.</w:t>
+        <w:t>provisional</w:t>
+      </w:r>
+      <w:r>
+        <w:t xml:space="preserve"> en</w:t>
+      </w:r>
+    </w:p>
+    <w:p>
+      <w:r>
+        <w:t>tanto resta incorporar el EMBI como medida de riesgo soberano local y los controles a nivel de</w:t>
+      </w:r>
+    </w:p>
+    <w:p>
+      <w:r>
+        <w:t>empresa (apalancamiento, tamaño, liquidez), que podrían afinar las magnitudes estimadas. La batería</w:t>
+      </w:r>
+    </w:p>
+    <w:p>
+      <w:r>
+        <w:t>de diagnósticos y de robustez —dependencia de sección cruzada, raíz unitaria en panel, cointegración</w:t>
+      </w:r>
+    </w:p>
+    <w:p>
+      <w:r>
+        <w:t>con quiebre, volatilidad condicional, corrección por pruebas múltiples y submuestras— ya fue, en</w:t>
+      </w:r>
+    </w:p>
+    <w:p>
+      <w:r>
+        <w:t>cambio, ejecutada.</w:t>
       </w:r>
     </w:p>
     <w:p>
       <w:pPr>
         <w:pStyle w:val="Ttulo2"/>
       </w:pPr>
-      <w:bookmarkStart w:id="65" w:name="_Toc231090057"/>
+      <w:bookmarkStart w:id="65" w:name="_Toc231093591"/>
       <w:r>
         <w:t>5.4 Líneas futuras de investigación</w:t>
       </w:r>
@@ -16762,30 +16866,47 @@
     </w:p>
     <w:p>
       <w:r>
-        <w:t>Se proponen como extensiones: (i) la estimación formal de la asimetría de régimen mediante modelos</w:t>
-      </w:r>
-    </w:p>
-    <w:p>
-      <w:r>
-        <w:t>de cambio de Markov; (ii) la incorporación de la volatilidad condicional (GARCH) cuando esta sea</w:t>
-      </w:r>
-    </w:p>
-    <w:p>
-      <w:r>
-        <w:t xml:space="preserve">central; (iii) el análisis a frecuencia diaria/semanal para la dinámica de </w:t>
-      </w:r>
-      <w:r>
-        <w:t>corto plazo; y (iv) la</w:t>
-      </w:r>
-    </w:p>
-    <w:p>
-      <w:r>
-        <w:t>ampliación del análisis de segmentación con pruebas formales de integración de mercados.</w:t>
+        <w:t>Se proponen como extensiones: (i) la incorporación del EMBI y de los controles a nivel de empresa</w:t>
+      </w:r>
+    </w:p>
+    <w:p>
+      <w:r>
+        <w:t>para consolidar las magnitudes; (ii) la estimación de la asimetría de régimen mediante modelos de</w:t>
+      </w:r>
+    </w:p>
+    <w:p>
+      <w:r>
+        <w:t>cambio de Markov, complementaria al fechado por puntos de giro empleado aquí; (iii) el análisis a</w:t>
       </w:r>
     </w:p>
     <w:p>
       <w:r>
         <w:lastRenderedPageBreak/>
+        <w:t>frecuencia diaria o semanal para capturar la dinámica de corto plazo y la microestructura; (iv) la</w:t>
+      </w:r>
+    </w:p>
+    <w:p>
+      <w:r>
+        <w:t>ampliación del análisis de segmentación con medidas formales de integración de mercados variable en</w:t>
+      </w:r>
+    </w:p>
+    <w:p>
+      <w:r>
+        <w:t>el tiempo (Bekaert y Harvey, 1995); y (v) la identificación de la naturaleza de los shocks del cobre</w:t>
+      </w:r>
+    </w:p>
+    <w:p>
+      <w:r>
+        <w:t>—demanda versus oferta— siguiendo a Pedersen (2015), que la evidencia sugiere relevante para la</w:t>
+      </w:r>
+    </w:p>
+    <w:p>
+      <w:r>
+        <w:t>magnitud y el signo de la respuesta.</w:t>
+      </w:r>
+    </w:p>
+    <w:p>
+      <w:r>
         <w:br w:type="page"/>
       </w:r>
     </w:p>
@@ -16793,7 +16914,7 @@
       <w:pPr>
         <w:pStyle w:val="Ttulo1"/>
       </w:pPr>
-      <w:bookmarkStart w:id="66" w:name="_Toc231090058"/>
+      <w:bookmarkStart w:id="66" w:name="_Toc231093592"/>
       <w:r>
         <w:lastRenderedPageBreak/>
         <w:t>Referencias</w:t>
@@ -16807,7 +16928,10 @@
     </w:p>
     <w:p>
       <w:r>
-        <w:t>Bai, J., &amp; Perron, P. (2003). Computation and analysis of multiple structural change models. *Journal of Applied Econometrics*, 18(1), 1–22.</w:t>
+        <w:t xml:space="preserve">Bai, J., &amp; Perron, P. (2003). </w:t>
+      </w:r>
+      <w:r>
+        <w:t>Computation and analysis of multiple structural change models. *Journal of Applied Econometrics*, 18(1), 1–22.</w:t>
       </w:r>
     </w:p>
     <w:p>
@@ -16893,10 +17017,7 @@
     </w:p>
     <w:p>
       <w:r>
-        <w:t xml:space="preserve">Fama, E. F. (1981). Stock returns, real activity, inflation, and money. *The American Economic Review*, 71(4), </w:t>
-      </w:r>
-      <w:r>
-        <w:t>545–565.</w:t>
+        <w:t>Fama, E. F. (1981). Stock returns, real activity, inflation, and money. *The American Economic Review*, 71(4), 545–565.</w:t>
       </w:r>
     </w:p>
     <w:p>
@@ -16926,7 +17047,10 @@
     </w:p>
     <w:p>
       <w:r>
-        <w:t>Johansen, S. (1988). Statistical analysis of cointegration vectors. *Journal of Economic Dynamics and Control*, 12(2–3), 231–254.</w:t>
+        <w:t xml:space="preserve">Johansen, S. </w:t>
+      </w:r>
+      <w:r>
+        <w:t>(1988). Statistical analysis of cointegration vectors. *Journal of Economic Dynamics and Control*, 12(2–3), 231–254.</w:t>
       </w:r>
     </w:p>
     <w:p>
@@ -16952,7 +17076,10 @@
     </w:p>
     <w:p>
       <w:r>
-        <w:t>Pedersen, M. (2015). *The impact of commodity price shocks in a major producing economy: The case of copper and Chile* (Working Paper N°753). Banco Central de Chile.</w:t>
+        <w:t xml:space="preserve">Pedersen, M. (2015). *The impact of </w:t>
+      </w:r>
+      <w:r>
+        <w:t>commodity price shocks in a major producing economy: The case of copper and Chile* (Working Paper N°753). Banco Central de Chile.</w:t>
       </w:r>
     </w:p>
     <w:p>
@@ -17030,7 +17157,7 @@
       <w:pPr>
         <w:pStyle w:val="Ttulo1"/>
       </w:pPr>
-      <w:bookmarkStart w:id="67" w:name="_Toc231090059"/>
+      <w:bookmarkStart w:id="67" w:name="_Toc231093593"/>
       <w:r>
         <w:lastRenderedPageBreak/>
         <w:t>Anexos</w:t>
@@ -17041,7 +17168,7 @@
       <w:pPr>
         <w:pStyle w:val="Ttulo2"/>
       </w:pPr>
-      <w:bookmarkStart w:id="68" w:name="_Toc231090060"/>
+      <w:bookmarkStart w:id="68" w:name="_Toc231093594"/>
       <w:r>
         <w:t>Anexo A. Estadística descriptiva</w:t>
       </w:r>
@@ -17053,7 +17180,7 @@
         <w:spacing w:before="40" w:after="40"/>
         <w:jc w:val="center"/>
       </w:pPr>
-      <w:bookmarkStart w:id="69" w:name="_Toc231090077"/>
+      <w:bookmarkStart w:id="69" w:name="_Toc231093611"/>
       <w:r>
         <w:rPr>
           <w:i w:val="0"/>
@@ -19249,7 +19376,7 @@
       <w:pPr>
         <w:pStyle w:val="Ttulo2"/>
       </w:pPr>
-      <w:bookmarkStart w:id="70" w:name="_Toc231090061"/>
+      <w:bookmarkStart w:id="70" w:name="_Toc231093595"/>
       <w:r>
         <w:t>Anexo B. Matriz de correlación de los factores</w:t>
       </w:r>
@@ -19261,7 +19388,7 @@
         <w:spacing w:before="40" w:after="40"/>
         <w:jc w:val="center"/>
       </w:pPr>
-      <w:bookmarkStart w:id="71" w:name="_Toc231090078"/>
+      <w:bookmarkStart w:id="71" w:name="_Toc231093612"/>
       <w:r>
         <w:rPr>
           <w:i w:val="0"/>
@@ -21066,13 +21193,7 @@
               <w:rPr>
                 <w:sz w:val="20"/>
               </w:rPr>
-              <w:t xml:space="preserve">Δ </w:t>
-            </w:r>
-            <w:r>
-              <w:rPr>
-                <w:sz w:val="20"/>
-              </w:rPr>
-              <w:t>Actividad local</w:t>
+              <w:t>Δ Actividad local</w:t>
             </w:r>
           </w:p>
         </w:tc>
@@ -21295,7 +21416,7 @@
       <w:pPr>
         <w:pStyle w:val="Ttulo2"/>
       </w:pPr>
-      <w:bookmarkStart w:id="72" w:name="_Toc231090062"/>
+      <w:bookmarkStart w:id="72" w:name="_Toc231093596"/>
       <w:r>
         <w:t>Anexo C. Pruebas de raíz unitaria y orden de integración</w:t>
       </w:r>
@@ -21307,7 +21428,7 @@
         <w:spacing w:before="40" w:after="40"/>
         <w:jc w:val="center"/>
       </w:pPr>
-      <w:bookmarkStart w:id="73" w:name="_Toc231090079"/>
+      <w:bookmarkStart w:id="73" w:name="_Toc231093613"/>
       <w:r>
         <w:rPr>
           <w:i w:val="0"/>
@@ -22135,7 +22256,7 @@
       <w:pPr>
         <w:pStyle w:val="Ttulo2"/>
       </w:pPr>
-      <w:bookmarkStart w:id="74" w:name="_Toc231090063"/>
+      <w:bookmarkStart w:id="74" w:name="_Toc231093597"/>
       <w:r>
         <w:t>Anexo D. Resultados completos del modelo de panel</w:t>
       </w:r>
@@ -22145,7 +22266,7 @@
       <w:pPr>
         <w:pStyle w:val="Ttulo3"/>
       </w:pPr>
-      <w:bookmarkStart w:id="75" w:name="_Toc231090064"/>
+      <w:bookmarkStart w:id="75" w:name="_Toc231093598"/>
       <w:r>
         <w:t>D.1 Muestra B — cobre, mercado internacional</w:t>
       </w:r>
@@ -22157,7 +22278,7 @@
         <w:spacing w:before="40" w:after="40"/>
         <w:jc w:val="center"/>
       </w:pPr>
-      <w:bookmarkStart w:id="76" w:name="_Toc231090080"/>
+      <w:bookmarkStart w:id="76" w:name="_Toc231093614"/>
       <w:r>
         <w:rPr>
           <w:i w:val="0"/>
@@ -23338,7 +23459,7 @@
       <w:pPr>
         <w:pStyle w:val="Ttulo3"/>
       </w:pPr>
-      <w:bookmarkStart w:id="77" w:name="_Toc231090065"/>
+      <w:bookmarkStart w:id="77" w:name="_Toc231093599"/>
       <w:r>
         <w:t>D.2 Muestra A — cobre, mercado chileno (Pucobre)</w:t>
       </w:r>
@@ -23350,7 +23471,7 @@
         <w:spacing w:before="40" w:after="40"/>
         <w:jc w:val="center"/>
       </w:pPr>
-      <w:bookmarkStart w:id="78" w:name="_Toc231090081"/>
+      <w:bookmarkStart w:id="78" w:name="_Toc231093615"/>
       <w:r>
         <w:rPr>
           <w:i w:val="0"/>
@@ -24525,7 +24646,7 @@
       <w:pPr>
         <w:pStyle w:val="Ttulo3"/>
       </w:pPr>
-      <w:bookmarkStart w:id="79" w:name="_Toc231090066"/>
+      <w:bookmarkStart w:id="79" w:name="_Toc231093600"/>
       <w:r>
         <w:t xml:space="preserve">D.3 </w:t>
       </w:r>
@@ -24540,7 +24661,7 @@
         <w:spacing w:before="40" w:after="40"/>
         <w:jc w:val="center"/>
       </w:pPr>
-      <w:bookmarkStart w:id="80" w:name="_Toc231090082"/>
+      <w:bookmarkStart w:id="80" w:name="_Toc231093616"/>
       <w:r>
         <w:rPr>
           <w:i w:val="0"/>
@@ -25715,7 +25836,7 @@
       <w:pPr>
         <w:pStyle w:val="Ttulo2"/>
       </w:pPr>
-      <w:bookmarkStart w:id="81" w:name="_Toc231090067"/>
+      <w:bookmarkStart w:id="81" w:name="_Toc231093601"/>
       <w:r>
         <w:lastRenderedPageBreak/>
         <w:t xml:space="preserve">Anexo E. </w:t>
@@ -25731,7 +25852,7 @@
         <w:spacing w:before="40" w:after="40"/>
         <w:jc w:val="center"/>
       </w:pPr>
-      <w:bookmarkStart w:id="82" w:name="_Toc231090083"/>
+      <w:bookmarkStart w:id="82" w:name="_Toc231093617"/>
       <w:r>
         <w:rPr>
           <w:i w:val="0"/>
@@ -26402,7 +26523,7 @@
       <w:pPr>
         <w:pStyle w:val="Ttulo2"/>
       </w:pPr>
-      <w:bookmarkStart w:id="83" w:name="_Toc231090068"/>
+      <w:bookmarkStart w:id="83" w:name="_Toc231093602"/>
       <w:r>
         <w:t xml:space="preserve">Anexo F. </w:t>
       </w:r>
@@ -26417,7 +26538,7 @@
         <w:spacing w:before="40" w:after="40"/>
         <w:jc w:val="center"/>
       </w:pPr>
-      <w:bookmarkStart w:id="84" w:name="_Toc231090084"/>
+      <w:bookmarkStart w:id="84" w:name="_Toc231093618"/>
       <w:r>
         <w:rPr>
           <w:i w:val="0"/>
@@ -27231,7 +27352,7 @@
       <w:pPr>
         <w:pStyle w:val="Ttulo2"/>
       </w:pPr>
-      <w:bookmarkStart w:id="85" w:name="_Toc231090069"/>
+      <w:bookmarkStart w:id="85" w:name="_Toc231093603"/>
       <w:r>
         <w:t>Anexo G. Fuentes de datos</w:t>
       </w:r>
@@ -27243,7 +27364,7 @@
         <w:spacing w:before="40" w:after="40"/>
         <w:jc w:val="center"/>
       </w:pPr>
-      <w:bookmarkStart w:id="86" w:name="_Toc231090085"/>
+      <w:bookmarkStart w:id="86" w:name="_Toc231093619"/>
       <w:r>
         <w:rPr>
           <w:i w:val="0"/>
@@ -28392,7 +28513,7 @@
       <w:pPr>
         <w:pStyle w:val="Ttulo2"/>
       </w:pPr>
-      <w:bookmarkStart w:id="87" w:name="_Toc231090070"/>
+      <w:bookmarkStart w:id="87" w:name="_Toc231093604"/>
       <w:r>
         <w:t>Anexo H. Disponibilidad del código</w:t>
       </w:r>
@@ -28410,7 +28531,7 @@
       <w:pPr>
         <w:pStyle w:val="Ttulo2"/>
       </w:pPr>
-      <w:bookmarkStart w:id="88" w:name="_Toc231090071"/>
+      <w:bookmarkStart w:id="88" w:name="_Toc231093605"/>
       <w:r>
         <w:t>Anexo I. Extensión predictiva: ¿explican o anticipan?</w:t>
       </w:r>
@@ -28436,7 +28557,7 @@
         <w:spacing w:before="40" w:after="40"/>
         <w:jc w:val="center"/>
       </w:pPr>
-      <w:bookmarkStart w:id="89" w:name="_Toc231090086"/>
+      <w:bookmarkStart w:id="89" w:name="_Toc231093620"/>
       <w:r>
         <w:rPr>
           <w:i w:val="0"/>
@@ -29004,7 +29125,13 @@
               <w:rPr>
                 <w:sz w:val="20"/>
               </w:rPr>
-              <w:t>Random Forest</w:t>
+              <w:t xml:space="preserve">Random </w:t>
+            </w:r>
+            <w:r>
+              <w:rPr>
+                <w:sz w:val="20"/>
+              </w:rPr>
+              <w:t>Forest</w:t>
             </w:r>
           </w:p>
         </w:tc>
@@ -29292,7 +29419,7 @@
       <w:pPr>
         <w:pStyle w:val="Ttulo1"/>
       </w:pPr>
-      <w:bookmarkStart w:id="90" w:name="_Toc231090072"/>
+      <w:bookmarkStart w:id="90" w:name="_Toc231093606"/>
       <w:r>
         <w:lastRenderedPageBreak/>
         <w:t>Glosario de términos econométricos</w:t>
@@ -29328,7 +29455,10 @@
     </w:p>
     <w:p>
       <w:r>
-        <w:t>no estacionarias (I(1)), interpretada como una relación de equilibrio de largo plazo.</w:t>
+        <w:t xml:space="preserve">no estacionarias (I(1)), </w:t>
+      </w:r>
+      <w:r>
+        <w:t>interpretada como una relación de equilibrio de largo plazo.</w:t>
       </w:r>
     </w:p>
     <w:p>
@@ -29397,10 +29527,7 @@
     </w:p>
     <w:p>
       <w:r>
-        <w:t xml:space="preserve">en el tiempo de cada unidad </w:t>
-      </w:r>
-      <w:r>
-        <w:t>mediante interceptos específicos.</w:t>
+        <w:t>en el tiempo de cada unidad mediante interceptos específicos.</w:t>
       </w:r>
     </w:p>
     <w:p>
@@ -29926,31 +30053,31 @@
       </w:rPr>
     </w:lvl>
   </w:abstractNum>
-  <w:num w:numId="1" w16cid:durableId="333529743">
+  <w:num w:numId="1" w16cid:durableId="548305238">
     <w:abstractNumId w:val="8"/>
   </w:num>
-  <w:num w:numId="2" w16cid:durableId="424152093">
+  <w:num w:numId="2" w16cid:durableId="2079591179">
     <w:abstractNumId w:val="6"/>
   </w:num>
-  <w:num w:numId="3" w16cid:durableId="430009367">
+  <w:num w:numId="3" w16cid:durableId="2080133198">
     <w:abstractNumId w:val="5"/>
   </w:num>
-  <w:num w:numId="4" w16cid:durableId="104465079">
+  <w:num w:numId="4" w16cid:durableId="1081173204">
     <w:abstractNumId w:val="4"/>
   </w:num>
-  <w:num w:numId="5" w16cid:durableId="1985238243">
+  <w:num w:numId="5" w16cid:durableId="1983536571">
     <w:abstractNumId w:val="7"/>
   </w:num>
-  <w:num w:numId="6" w16cid:durableId="1589271958">
+  <w:num w:numId="6" w16cid:durableId="918757441">
     <w:abstractNumId w:val="3"/>
   </w:num>
-  <w:num w:numId="7" w16cid:durableId="698900046">
+  <w:num w:numId="7" w16cid:durableId="1334185806">
     <w:abstractNumId w:val="2"/>
   </w:num>
-  <w:num w:numId="8" w16cid:durableId="1260530904">
+  <w:num w:numId="8" w16cid:durableId="245576206">
     <w:abstractNumId w:val="1"/>
   </w:num>
-  <w:num w:numId="9" w16cid:durableId="25259155">
+  <w:num w:numId="9" w16cid:durableId="1233085083">
     <w:abstractNumId w:val="0"/>
   </w:num>
 </w:numbering>
@@ -41352,7 +41479,7 @@
     <w:autoRedefine/>
     <w:uiPriority w:val="39"/>
     <w:unhideWhenUsed/>
-    <w:rsid w:val="00A9290A"/>
+    <w:rsid w:val="00100867"/>
     <w:pPr>
       <w:spacing w:after="100"/>
     </w:pPr>
@@ -41364,7 +41491,7 @@
     <w:autoRedefine/>
     <w:uiPriority w:val="39"/>
     <w:unhideWhenUsed/>
-    <w:rsid w:val="00A9290A"/>
+    <w:rsid w:val="00100867"/>
     <w:pPr>
       <w:spacing w:after="100"/>
       <w:ind w:left="240"/>
@@ -41377,7 +41504,7 @@
     <w:autoRedefine/>
     <w:uiPriority w:val="39"/>
     <w:unhideWhenUsed/>
-    <w:rsid w:val="00A9290A"/>
+    <w:rsid w:val="00100867"/>
     <w:pPr>
       <w:spacing w:after="100"/>
       <w:ind w:left="480"/>
@@ -41388,7 +41515,7 @@
     <w:basedOn w:val="Fuentedeprrafopredeter"/>
     <w:uiPriority w:val="99"/>
     <w:unhideWhenUsed/>
-    <w:rsid w:val="00A9290A"/>
+    <w:rsid w:val="00100867"/>
     <w:rPr>
       <w:color w:val="0000FF" w:themeColor="hyperlink"/>
       <w:u w:val="single"/>
@@ -41400,7 +41527,7 @@
     <w:next w:val="Normal"/>
     <w:uiPriority w:val="99"/>
     <w:unhideWhenUsed/>
-    <w:rsid w:val="00A9290A"/>
+    <w:rsid w:val="00100867"/>
     <w:pPr>
       <w:spacing w:after="0"/>
     </w:pPr>

--- a/outputs/Tesis_Francisco_Rietta.docx
+++ b/outputs/Tesis_Francisco_Rietta.docx
@@ -166,7 +166,7 @@
       <w:pPr>
         <w:pStyle w:val="Ttulo1"/>
       </w:pPr>
-      <w:bookmarkStart w:id="0" w:name="_Toc231093536"/>
+      <w:bookmarkStart w:id="0" w:name="_Toc231097284"/>
       <w:r>
         <w:lastRenderedPageBreak/>
         <w:t>Página de aprobación</w:t>
@@ -262,7 +262,7 @@
       <w:pPr>
         <w:pStyle w:val="Ttulo1"/>
       </w:pPr>
-      <w:bookmarkStart w:id="1" w:name="_Toc231093537"/>
+      <w:bookmarkStart w:id="1" w:name="_Toc231097285"/>
       <w:r>
         <w:lastRenderedPageBreak/>
         <w:t>Declaración de originalidad</w:t>
@@ -303,7 +303,7 @@
       <w:pPr>
         <w:pStyle w:val="Ttulo1"/>
       </w:pPr>
-      <w:bookmarkStart w:id="2" w:name="_Toc231093538"/>
+      <w:bookmarkStart w:id="2" w:name="_Toc231097286"/>
       <w:r>
         <w:lastRenderedPageBreak/>
         <w:t>Dedicatoria</w:t>
@@ -333,7 +333,7 @@
       <w:pPr>
         <w:pStyle w:val="Ttulo1"/>
       </w:pPr>
-      <w:bookmarkStart w:id="3" w:name="_Toc231093539"/>
+      <w:bookmarkStart w:id="3" w:name="_Toc231097287"/>
       <w:r>
         <w:lastRenderedPageBreak/>
         <w:t>Agradecimientos</w:t>
@@ -359,7 +359,7 @@
       <w:pPr>
         <w:pStyle w:val="Ttulo1"/>
       </w:pPr>
-      <w:bookmarkStart w:id="4" w:name="_Toc231093540"/>
+      <w:bookmarkStart w:id="4" w:name="_Toc231097288"/>
       <w:r>
         <w:lastRenderedPageBreak/>
         <w:t>Resumen</w:t>
@@ -397,7 +397,7 @@
       <w:pPr>
         <w:pStyle w:val="Ttulo1"/>
       </w:pPr>
-      <w:bookmarkStart w:id="5" w:name="_Toc231093541"/>
+      <w:bookmarkStart w:id="5" w:name="_Toc231097289"/>
       <w:r>
         <w:lastRenderedPageBreak/>
         <w:t>Abstract</w:t>
@@ -432,7 +432,7 @@
       <w:pPr>
         <w:pStyle w:val="Ttulo1"/>
       </w:pPr>
-      <w:bookmarkStart w:id="6" w:name="_Toc231093542"/>
+      <w:bookmarkStart w:id="6" w:name="_Toc231097290"/>
       <w:r>
         <w:lastRenderedPageBreak/>
         <w:t>Índice general</w:t>
@@ -464,7 +464,7 @@
       <w:r>
         <w:fldChar w:fldCharType="separate"/>
       </w:r>
-      <w:hyperlink w:anchor="_Toc231093536" w:history="1">
+      <w:hyperlink w:anchor="_Toc231097284" w:history="1">
         <w:r>
           <w:rPr>
             <w:rStyle w:val="Hipervnculo"/>
@@ -491,7 +491,7 @@
             <w:noProof/>
             <w:webHidden/>
           </w:rPr>
-          <w:instrText xml:space="preserve"> PAGEREF _Toc231093536 \h </w:instrText>
+          <w:instrText xml:space="preserve"> PAGEREF _Toc231097284 \h </w:instrText>
         </w:r>
         <w:r>
           <w:rPr>
@@ -538,7 +538,7 @@
           <w14:ligatures w14:val="standardContextual"/>
         </w:rPr>
       </w:pPr>
-      <w:hyperlink w:anchor="_Toc231093537" w:history="1">
+      <w:hyperlink w:anchor="_Toc231097285" w:history="1">
         <w:r>
           <w:rPr>
             <w:rStyle w:val="Hipervnculo"/>
@@ -565,7 +565,7 @@
             <w:noProof/>
             <w:webHidden/>
           </w:rPr>
-          <w:instrText xml:space="preserve"> PAGEREF _Toc231093537 \h </w:instrText>
+          <w:instrText xml:space="preserve"> PAGEREF _Toc231097285 \h </w:instrText>
         </w:r>
         <w:r>
           <w:rPr>
@@ -612,7 +612,7 @@
           <w14:ligatures w14:val="standardContextual"/>
         </w:rPr>
       </w:pPr>
-      <w:hyperlink w:anchor="_Toc231093538" w:history="1">
+      <w:hyperlink w:anchor="_Toc231097286" w:history="1">
         <w:r>
           <w:rPr>
             <w:rStyle w:val="Hipervnculo"/>
@@ -639,7 +639,7 @@
             <w:noProof/>
             <w:webHidden/>
           </w:rPr>
-          <w:instrText xml:space="preserve"> PAGEREF _Toc231093538 \h </w:instrText>
+          <w:instrText xml:space="preserve"> PAGEREF _Toc231097286 \h </w:instrText>
         </w:r>
         <w:r>
           <w:rPr>
@@ -686,7 +686,7 @@
           <w14:ligatures w14:val="standardContextual"/>
         </w:rPr>
       </w:pPr>
-      <w:hyperlink w:anchor="_Toc231093539" w:history="1">
+      <w:hyperlink w:anchor="_Toc231097287" w:history="1">
         <w:r>
           <w:rPr>
             <w:rStyle w:val="Hipervnculo"/>
@@ -713,7 +713,7 @@
             <w:noProof/>
             <w:webHidden/>
           </w:rPr>
-          <w:instrText xml:space="preserve"> PAGEREF _Toc231093539 \h </w:instrText>
+          <w:instrText xml:space="preserve"> PAGEREF _Toc231097287 \h </w:instrText>
         </w:r>
         <w:r>
           <w:rPr>
@@ -760,7 +760,7 @@
           <w14:ligatures w14:val="standardContextual"/>
         </w:rPr>
       </w:pPr>
-      <w:hyperlink w:anchor="_Toc231093540" w:history="1">
+      <w:hyperlink w:anchor="_Toc231097288" w:history="1">
         <w:r>
           <w:rPr>
             <w:rStyle w:val="Hipervnculo"/>
@@ -787,7 +787,7 @@
             <w:noProof/>
             <w:webHidden/>
           </w:rPr>
-          <w:instrText xml:space="preserve"> PAGEREF _Toc231093540 \h </w:instrText>
+          <w:instrText xml:space="preserve"> PAGEREF _Toc231097288 \h </w:instrText>
         </w:r>
         <w:r>
           <w:rPr>
@@ -834,7 +834,7 @@
           <w14:ligatures w14:val="standardContextual"/>
         </w:rPr>
       </w:pPr>
-      <w:hyperlink w:anchor="_Toc231093541" w:history="1">
+      <w:hyperlink w:anchor="_Toc231097289" w:history="1">
         <w:r>
           <w:rPr>
             <w:rStyle w:val="Hipervnculo"/>
@@ -861,7 +861,7 @@
             <w:noProof/>
             <w:webHidden/>
           </w:rPr>
-          <w:instrText xml:space="preserve"> PAGEREF _Toc231093541 \h </w:instrText>
+          <w:instrText xml:space="preserve"> PAGEREF _Toc231097289 \h </w:instrText>
         </w:r>
         <w:r>
           <w:rPr>
@@ -908,7 +908,7 @@
           <w14:ligatures w14:val="standardContextual"/>
         </w:rPr>
       </w:pPr>
-      <w:hyperlink w:anchor="_Toc231093542" w:history="1">
+      <w:hyperlink w:anchor="_Toc231097290" w:history="1">
         <w:r>
           <w:rPr>
             <w:rStyle w:val="Hipervnculo"/>
@@ -935,7 +935,7 @@
             <w:noProof/>
             <w:webHidden/>
           </w:rPr>
-          <w:instrText xml:space="preserve"> PAGEREF _Toc231093542 \h </w:instrText>
+          <w:instrText xml:space="preserve"> PAGEREF _Toc231097290 \h </w:instrText>
         </w:r>
         <w:r>
           <w:rPr>
@@ -982,7 +982,7 @@
           <w14:ligatures w14:val="standardContextual"/>
         </w:rPr>
       </w:pPr>
-      <w:hyperlink w:anchor="_Toc231093543" w:history="1">
+      <w:hyperlink w:anchor="_Toc231097291" w:history="1">
         <w:r>
           <w:rPr>
             <w:rStyle w:val="Hipervnculo"/>
@@ -1009,7 +1009,7 @@
             <w:noProof/>
             <w:webHidden/>
           </w:rPr>
-          <w:instrText xml:space="preserve"> PAGEREF _Toc231093543 \h </w:instrText>
+          <w:instrText xml:space="preserve"> PAGEREF _Toc231097291 \h </w:instrText>
         </w:r>
         <w:r>
           <w:rPr>
@@ -1056,7 +1056,7 @@
           <w14:ligatures w14:val="standardContextual"/>
         </w:rPr>
       </w:pPr>
-      <w:hyperlink w:anchor="_Toc231093544" w:history="1">
+      <w:hyperlink w:anchor="_Toc231097292" w:history="1">
         <w:r>
           <w:rPr>
             <w:rStyle w:val="Hipervnculo"/>
@@ -1083,7 +1083,7 @@
             <w:noProof/>
             <w:webHidden/>
           </w:rPr>
-          <w:instrText xml:space="preserve"> PAGEREF _Toc231093544 \h </w:instrText>
+          <w:instrText xml:space="preserve"> PAGEREF _Toc231097292 \h </w:instrText>
         </w:r>
         <w:r>
           <w:rPr>
@@ -1130,7 +1130,7 @@
           <w14:ligatures w14:val="standardContextual"/>
         </w:rPr>
       </w:pPr>
-      <w:hyperlink w:anchor="_Toc231093545" w:history="1">
+      <w:hyperlink w:anchor="_Toc231097293" w:history="1">
         <w:r>
           <w:rPr>
             <w:rStyle w:val="Hipervnculo"/>
@@ -1157,7 +1157,7 @@
             <w:noProof/>
             <w:webHidden/>
           </w:rPr>
-          <w:instrText xml:space="preserve"> PAGEREF _Toc231093545 \h </w:instrText>
+          <w:instrText xml:space="preserve"> PAGEREF _Toc231097293 \h </w:instrText>
         </w:r>
         <w:r>
           <w:rPr>
@@ -1204,7 +1204,7 @@
           <w14:ligatures w14:val="standardContextual"/>
         </w:rPr>
       </w:pPr>
-      <w:hyperlink w:anchor="_Toc231093546" w:history="1">
+      <w:hyperlink w:anchor="_Toc231097294" w:history="1">
         <w:r>
           <w:rPr>
             <w:rStyle w:val="Hipervnculo"/>
@@ -1231,7 +1231,7 @@
             <w:noProof/>
             <w:webHidden/>
           </w:rPr>
-          <w:instrText xml:space="preserve"> PAGEREF _Toc231093546 \h </w:instrText>
+          <w:instrText xml:space="preserve"> PAGEREF _Toc231097294 \h </w:instrText>
         </w:r>
         <w:r>
           <w:rPr>
@@ -1278,7 +1278,7 @@
           <w14:ligatures w14:val="standardContextual"/>
         </w:rPr>
       </w:pPr>
-      <w:hyperlink w:anchor="_Toc231093547" w:history="1">
+      <w:hyperlink w:anchor="_Toc231097295" w:history="1">
         <w:r>
           <w:rPr>
             <w:rStyle w:val="Hipervnculo"/>
@@ -1305,7 +1305,7 @@
             <w:noProof/>
             <w:webHidden/>
           </w:rPr>
-          <w:instrText xml:space="preserve"> PAGEREF _Toc231093547 \h </w:instrText>
+          <w:instrText xml:space="preserve"> PAGEREF _Toc231097295 \h </w:instrText>
         </w:r>
         <w:r>
           <w:rPr>
@@ -1352,7 +1352,7 @@
           <w14:ligatures w14:val="standardContextual"/>
         </w:rPr>
       </w:pPr>
-      <w:hyperlink w:anchor="_Toc231093548" w:history="1">
+      <w:hyperlink w:anchor="_Toc231097296" w:history="1">
         <w:r>
           <w:rPr>
             <w:rStyle w:val="Hipervnculo"/>
@@ -1379,7 +1379,7 @@
             <w:noProof/>
             <w:webHidden/>
           </w:rPr>
-          <w:instrText xml:space="preserve"> PAGEREF _Toc231093548 \h </w:instrText>
+          <w:instrText xml:space="preserve"> PAGEREF _Toc231097296 \h </w:instrText>
         </w:r>
         <w:r>
           <w:rPr>
@@ -1426,7 +1426,7 @@
           <w14:ligatures w14:val="standardContextual"/>
         </w:rPr>
       </w:pPr>
-      <w:hyperlink w:anchor="_Toc231093549" w:history="1">
+      <w:hyperlink w:anchor="_Toc231097297" w:history="1">
         <w:r>
           <w:rPr>
             <w:rStyle w:val="Hipervnculo"/>
@@ -1453,7 +1453,7 @@
             <w:noProof/>
             <w:webHidden/>
           </w:rPr>
-          <w:instrText xml:space="preserve"> PAGEREF _Toc231093549 \h </w:instrText>
+          <w:instrText xml:space="preserve"> PAGEREF _Toc231097297 \h </w:instrText>
         </w:r>
         <w:r>
           <w:rPr>
@@ -1500,7 +1500,7 @@
           <w14:ligatures w14:val="standardContextual"/>
         </w:rPr>
       </w:pPr>
-      <w:hyperlink w:anchor="_Toc231093550" w:history="1">
+      <w:hyperlink w:anchor="_Toc231097298" w:history="1">
         <w:r>
           <w:rPr>
             <w:rStyle w:val="Hipervnculo"/>
@@ -1527,7 +1527,7 @@
             <w:noProof/>
             <w:webHidden/>
           </w:rPr>
-          <w:instrText xml:space="preserve"> PAGEREF _Toc231093550 \h </w:instrText>
+          <w:instrText xml:space="preserve"> PAGEREF _Toc231097298 \h </w:instrText>
         </w:r>
         <w:r>
           <w:rPr>
@@ -1574,7 +1574,7 @@
           <w14:ligatures w14:val="standardContextual"/>
         </w:rPr>
       </w:pPr>
-      <w:hyperlink w:anchor="_Toc231093551" w:history="1">
+      <w:hyperlink w:anchor="_Toc231097299" w:history="1">
         <w:r>
           <w:rPr>
             <w:rStyle w:val="Hipervnculo"/>
@@ -1601,7 +1601,7 @@
             <w:noProof/>
             <w:webHidden/>
           </w:rPr>
-          <w:instrText xml:space="preserve"> PAGEREF _Toc231093551 \h </w:instrText>
+          <w:instrText xml:space="preserve"> PAGEREF _Toc231097299 \h </w:instrText>
         </w:r>
         <w:r>
           <w:rPr>
@@ -1648,7 +1648,7 @@
           <w14:ligatures w14:val="standardContextual"/>
         </w:rPr>
       </w:pPr>
-      <w:hyperlink w:anchor="_Toc231093552" w:history="1">
+      <w:hyperlink w:anchor="_Toc231097300" w:history="1">
         <w:r>
           <w:rPr>
             <w:rStyle w:val="Hipervnculo"/>
@@ -1675,7 +1675,7 @@
             <w:noProof/>
             <w:webHidden/>
           </w:rPr>
-          <w:instrText xml:space="preserve"> PAGEREF _Toc231093552 \h </w:instrText>
+          <w:instrText xml:space="preserve"> PAGEREF _Toc231097300 \h </w:instrText>
         </w:r>
         <w:r>
           <w:rPr>
@@ -1722,7 +1722,7 @@
           <w14:ligatures w14:val="standardContextual"/>
         </w:rPr>
       </w:pPr>
-      <w:hyperlink w:anchor="_Toc231093553" w:history="1">
+      <w:hyperlink w:anchor="_Toc231097301" w:history="1">
         <w:r>
           <w:rPr>
             <w:rStyle w:val="Hipervnculo"/>
@@ -1749,7 +1749,7 @@
             <w:noProof/>
             <w:webHidden/>
           </w:rPr>
-          <w:instrText xml:space="preserve"> PAGEREF _Toc231093553 \h </w:instrText>
+          <w:instrText xml:space="preserve"> PAGEREF _Toc231097301 \h </w:instrText>
         </w:r>
         <w:r>
           <w:rPr>
@@ -1796,7 +1796,7 @@
           <w14:ligatures w14:val="standardContextual"/>
         </w:rPr>
       </w:pPr>
-      <w:hyperlink w:anchor="_Toc231093554" w:history="1">
+      <w:hyperlink w:anchor="_Toc231097302" w:history="1">
         <w:r>
           <w:rPr>
             <w:rStyle w:val="Hipervnculo"/>
@@ -1823,7 +1823,7 @@
             <w:noProof/>
             <w:webHidden/>
           </w:rPr>
-          <w:instrText xml:space="preserve"> PAGEREF _Toc231093554 \h </w:instrText>
+          <w:instrText xml:space="preserve"> PAGEREF _Toc231097302 \h </w:instrText>
         </w:r>
         <w:r>
           <w:rPr>
@@ -1870,7 +1870,7 @@
           <w14:ligatures w14:val="standardContextual"/>
         </w:rPr>
       </w:pPr>
-      <w:hyperlink w:anchor="_Toc231093555" w:history="1">
+      <w:hyperlink w:anchor="_Toc231097303" w:history="1">
         <w:r>
           <w:rPr>
             <w:rStyle w:val="Hipervnculo"/>
@@ -1897,7 +1897,7 @@
             <w:noProof/>
             <w:webHidden/>
           </w:rPr>
-          <w:instrText xml:space="preserve"> PAGEREF _Toc231093555 \h </w:instrText>
+          <w:instrText xml:space="preserve"> PAGEREF _Toc231097303 \h </w:instrText>
         </w:r>
         <w:r>
           <w:rPr>
@@ -1944,7 +1944,7 @@
           <w14:ligatures w14:val="standardContextual"/>
         </w:rPr>
       </w:pPr>
-      <w:hyperlink w:anchor="_Toc231093556" w:history="1">
+      <w:hyperlink w:anchor="_Toc231097304" w:history="1">
         <w:r>
           <w:rPr>
             <w:rStyle w:val="Hipervnculo"/>
@@ -1971,7 +1971,7 @@
             <w:noProof/>
             <w:webHidden/>
           </w:rPr>
-          <w:instrText xml:space="preserve"> PAGEREF _Toc231093556 \h </w:instrText>
+          <w:instrText xml:space="preserve"> PAGEREF _Toc231097304 \h </w:instrText>
         </w:r>
         <w:r>
           <w:rPr>
@@ -2018,7 +2018,7 @@
           <w14:ligatures w14:val="standardContextual"/>
         </w:rPr>
       </w:pPr>
-      <w:hyperlink w:anchor="_Toc231093557" w:history="1">
+      <w:hyperlink w:anchor="_Toc231097305" w:history="1">
         <w:r>
           <w:rPr>
             <w:rStyle w:val="Hipervnculo"/>
@@ -2045,7 +2045,7 @@
             <w:noProof/>
             <w:webHidden/>
           </w:rPr>
-          <w:instrText xml:space="preserve"> PAGEREF _Toc231093557 \h </w:instrText>
+          <w:instrText xml:space="preserve"> PAGEREF _Toc231097305 \h </w:instrText>
         </w:r>
         <w:r>
           <w:rPr>
@@ -2092,7 +2092,7 @@
           <w14:ligatures w14:val="standardContextual"/>
         </w:rPr>
       </w:pPr>
-      <w:hyperlink w:anchor="_Toc231093558" w:history="1">
+      <w:hyperlink w:anchor="_Toc231097306" w:history="1">
         <w:r>
           <w:rPr>
             <w:rStyle w:val="Hipervnculo"/>
@@ -2119,7 +2119,7 @@
             <w:noProof/>
             <w:webHidden/>
           </w:rPr>
-          <w:instrText xml:space="preserve"> PAGEREF _Toc231093558 \h </w:instrText>
+          <w:instrText xml:space="preserve"> PAGEREF _Toc231097306 \h </w:instrText>
         </w:r>
         <w:r>
           <w:rPr>
@@ -2166,7 +2166,7 @@
           <w14:ligatures w14:val="standardContextual"/>
         </w:rPr>
       </w:pPr>
-      <w:hyperlink w:anchor="_Toc231093559" w:history="1">
+      <w:hyperlink w:anchor="_Toc231097307" w:history="1">
         <w:r>
           <w:rPr>
             <w:rStyle w:val="Hipervnculo"/>
@@ -2193,7 +2193,7 @@
             <w:noProof/>
             <w:webHidden/>
           </w:rPr>
-          <w:instrText xml:space="preserve"> PAGEREF _Toc231093559 \h </w:instrText>
+          <w:instrText xml:space="preserve"> PAGEREF _Toc231097307 \h </w:instrText>
         </w:r>
         <w:r>
           <w:rPr>
@@ -2240,7 +2240,7 @@
           <w14:ligatures w14:val="standardContextual"/>
         </w:rPr>
       </w:pPr>
-      <w:hyperlink w:anchor="_Toc231093560" w:history="1">
+      <w:hyperlink w:anchor="_Toc231097308" w:history="1">
         <w:r>
           <w:rPr>
             <w:rStyle w:val="Hipervnculo"/>
@@ -2267,7 +2267,7 @@
             <w:noProof/>
             <w:webHidden/>
           </w:rPr>
-          <w:instrText xml:space="preserve"> PAGEREF _Toc231093560 \h </w:instrText>
+          <w:instrText xml:space="preserve"> PAGEREF _Toc231097308 \h </w:instrText>
         </w:r>
         <w:r>
           <w:rPr>
@@ -2314,7 +2314,7 @@
           <w14:ligatures w14:val="standardContextual"/>
         </w:rPr>
       </w:pPr>
-      <w:hyperlink w:anchor="_Toc231093561" w:history="1">
+      <w:hyperlink w:anchor="_Toc231097309" w:history="1">
         <w:r>
           <w:rPr>
             <w:rStyle w:val="Hipervnculo"/>
@@ -2341,7 +2341,7 @@
             <w:noProof/>
             <w:webHidden/>
           </w:rPr>
-          <w:instrText xml:space="preserve"> PAGEREF _Toc231093561 \h </w:instrText>
+          <w:instrText xml:space="preserve"> PAGEREF _Toc231097309 \h </w:instrText>
         </w:r>
         <w:r>
           <w:rPr>
@@ -2388,7 +2388,7 @@
           <w14:ligatures w14:val="standardContextual"/>
         </w:rPr>
       </w:pPr>
-      <w:hyperlink w:anchor="_Toc231093562" w:history="1">
+      <w:hyperlink w:anchor="_Toc231097310" w:history="1">
         <w:r>
           <w:rPr>
             <w:rStyle w:val="Hipervnculo"/>
@@ -2415,7 +2415,7 @@
             <w:noProof/>
             <w:webHidden/>
           </w:rPr>
-          <w:instrText xml:space="preserve"> PAGEREF _Toc231093562 \h </w:instrText>
+          <w:instrText xml:space="preserve"> PAGEREF _Toc231097310 \h </w:instrText>
         </w:r>
         <w:r>
           <w:rPr>
@@ -2462,7 +2462,7 @@
           <w14:ligatures w14:val="standardContextual"/>
         </w:rPr>
       </w:pPr>
-      <w:hyperlink w:anchor="_Toc231093563" w:history="1">
+      <w:hyperlink w:anchor="_Toc231097311" w:history="1">
         <w:r>
           <w:rPr>
             <w:rStyle w:val="Hipervnculo"/>
@@ -2489,7 +2489,7 @@
             <w:noProof/>
             <w:webHidden/>
           </w:rPr>
-          <w:instrText xml:space="preserve"> PAGEREF _Toc231093563 \h </w:instrText>
+          <w:instrText xml:space="preserve"> PAGEREF _Toc231097311 \h </w:instrText>
         </w:r>
         <w:r>
           <w:rPr>
@@ -2536,7 +2536,7 @@
           <w14:ligatures w14:val="standardContextual"/>
         </w:rPr>
       </w:pPr>
-      <w:hyperlink w:anchor="_Toc231093564" w:history="1">
+      <w:hyperlink w:anchor="_Toc231097312" w:history="1">
         <w:r>
           <w:rPr>
             <w:rStyle w:val="Hipervnculo"/>
@@ -2563,7 +2563,7 @@
             <w:noProof/>
             <w:webHidden/>
           </w:rPr>
-          <w:instrText xml:space="preserve"> PAGEREF _Toc231093564 \h </w:instrText>
+          <w:instrText xml:space="preserve"> PAGEREF _Toc231097312 \h </w:instrText>
         </w:r>
         <w:r>
           <w:rPr>
@@ -2610,7 +2610,7 @@
           <w14:ligatures w14:val="standardContextual"/>
         </w:rPr>
       </w:pPr>
-      <w:hyperlink w:anchor="_Toc231093565" w:history="1">
+      <w:hyperlink w:anchor="_Toc231097313" w:history="1">
         <w:r>
           <w:rPr>
             <w:rStyle w:val="Hipervnculo"/>
@@ -2637,7 +2637,7 @@
             <w:noProof/>
             <w:webHidden/>
           </w:rPr>
-          <w:instrText xml:space="preserve"> PAGEREF _Toc231093565 \h </w:instrText>
+          <w:instrText xml:space="preserve"> PAGEREF _Toc231097313 \h </w:instrText>
         </w:r>
         <w:r>
           <w:rPr>
@@ -2684,7 +2684,7 @@
           <w14:ligatures w14:val="standardContextual"/>
         </w:rPr>
       </w:pPr>
-      <w:hyperlink w:anchor="_Toc231093566" w:history="1">
+      <w:hyperlink w:anchor="_Toc231097314" w:history="1">
         <w:r>
           <w:rPr>
             <w:rStyle w:val="Hipervnculo"/>
@@ -2711,7 +2711,7 @@
             <w:noProof/>
             <w:webHidden/>
           </w:rPr>
-          <w:instrText xml:space="preserve"> PAGEREF _Toc231093566 \h </w:instrText>
+          <w:instrText xml:space="preserve"> PAGEREF _Toc231097314 \h </w:instrText>
         </w:r>
         <w:r>
           <w:rPr>
@@ -2758,7 +2758,7 @@
           <w14:ligatures w14:val="standardContextual"/>
         </w:rPr>
       </w:pPr>
-      <w:hyperlink w:anchor="_Toc231093567" w:history="1">
+      <w:hyperlink w:anchor="_Toc231097315" w:history="1">
         <w:r>
           <w:rPr>
             <w:rStyle w:val="Hipervnculo"/>
@@ -2785,7 +2785,7 @@
             <w:noProof/>
             <w:webHidden/>
           </w:rPr>
-          <w:instrText xml:space="preserve"> PAGEREF _Toc231093567 \h </w:instrText>
+          <w:instrText xml:space="preserve"> PAGEREF _Toc231097315 \h </w:instrText>
         </w:r>
         <w:r>
           <w:rPr>
@@ -2832,7 +2832,7 @@
           <w14:ligatures w14:val="standardContextual"/>
         </w:rPr>
       </w:pPr>
-      <w:hyperlink w:anchor="_Toc231093568" w:history="1">
+      <w:hyperlink w:anchor="_Toc231097316" w:history="1">
         <w:r>
           <w:rPr>
             <w:rStyle w:val="Hipervnculo"/>
@@ -2859,7 +2859,7 @@
             <w:noProof/>
             <w:webHidden/>
           </w:rPr>
-          <w:instrText xml:space="preserve"> PAGEREF _Toc231093568 \h </w:instrText>
+          <w:instrText xml:space="preserve"> PAGEREF _Toc231097316 \h </w:instrText>
         </w:r>
         <w:r>
           <w:rPr>
@@ -2906,7 +2906,7 @@
           <w14:ligatures w14:val="standardContextual"/>
         </w:rPr>
       </w:pPr>
-      <w:hyperlink w:anchor="_Toc231093569" w:history="1">
+      <w:hyperlink w:anchor="_Toc231097317" w:history="1">
         <w:r>
           <w:rPr>
             <w:rStyle w:val="Hipervnculo"/>
@@ -2933,7 +2933,7 @@
             <w:noProof/>
             <w:webHidden/>
           </w:rPr>
-          <w:instrText xml:space="preserve"> PAGEREF _Toc231093569 \h </w:instrText>
+          <w:instrText xml:space="preserve"> PAGEREF _Toc231097317 \h </w:instrText>
         </w:r>
         <w:r>
           <w:rPr>
@@ -2980,7 +2980,7 @@
           <w14:ligatures w14:val="standardContextual"/>
         </w:rPr>
       </w:pPr>
-      <w:hyperlink w:anchor="_Toc231093570" w:history="1">
+      <w:hyperlink w:anchor="_Toc231097318" w:history="1">
         <w:r>
           <w:rPr>
             <w:rStyle w:val="Hipervnculo"/>
@@ -3007,7 +3007,7 @@
             <w:noProof/>
             <w:webHidden/>
           </w:rPr>
-          <w:instrText xml:space="preserve"> PAGEREF _Toc231093570 \h </w:instrText>
+          <w:instrText xml:space="preserve"> PAGEREF _Toc231097318 \h </w:instrText>
         </w:r>
         <w:r>
           <w:rPr>
@@ -3054,7 +3054,7 @@
           <w14:ligatures w14:val="standardContextual"/>
         </w:rPr>
       </w:pPr>
-      <w:hyperlink w:anchor="_Toc231093571" w:history="1">
+      <w:hyperlink w:anchor="_Toc231097319" w:history="1">
         <w:r>
           <w:rPr>
             <w:rStyle w:val="Hipervnculo"/>
@@ -3081,7 +3081,7 @@
             <w:noProof/>
             <w:webHidden/>
           </w:rPr>
-          <w:instrText xml:space="preserve"> PAGEREF _Toc231093571 \h </w:instrText>
+          <w:instrText xml:space="preserve"> PAGEREF _Toc231097319 \h </w:instrText>
         </w:r>
         <w:r>
           <w:rPr>
@@ -3128,7 +3128,7 @@
           <w14:ligatures w14:val="standardContextual"/>
         </w:rPr>
       </w:pPr>
-      <w:hyperlink w:anchor="_Toc231093572" w:history="1">
+      <w:hyperlink w:anchor="_Toc231097320" w:history="1">
         <w:r>
           <w:rPr>
             <w:rStyle w:val="Hipervnculo"/>
@@ -3155,7 +3155,7 @@
             <w:noProof/>
             <w:webHidden/>
           </w:rPr>
-          <w:instrText xml:space="preserve"> PAGEREF _Toc231093572 \h </w:instrText>
+          <w:instrText xml:space="preserve"> PAGEREF _Toc231097320 \h </w:instrText>
         </w:r>
         <w:r>
           <w:rPr>
@@ -3202,7 +3202,7 @@
           <w14:ligatures w14:val="standardContextual"/>
         </w:rPr>
       </w:pPr>
-      <w:hyperlink w:anchor="_Toc231093573" w:history="1">
+      <w:hyperlink w:anchor="_Toc231097321" w:history="1">
         <w:r>
           <w:rPr>
             <w:rStyle w:val="Hipervnculo"/>
@@ -3229,7 +3229,7 @@
             <w:noProof/>
             <w:webHidden/>
           </w:rPr>
-          <w:instrText xml:space="preserve"> PAGEREF _Toc231093573 \h </w:instrText>
+          <w:instrText xml:space="preserve"> PAGEREF _Toc231097321 \h </w:instrText>
         </w:r>
         <w:r>
           <w:rPr>
@@ -3276,7 +3276,7 @@
           <w14:ligatures w14:val="standardContextual"/>
         </w:rPr>
       </w:pPr>
-      <w:hyperlink w:anchor="_Toc231093574" w:history="1">
+      <w:hyperlink w:anchor="_Toc231097322" w:history="1">
         <w:r>
           <w:rPr>
             <w:rStyle w:val="Hipervnculo"/>
@@ -3303,7 +3303,7 @@
             <w:noProof/>
             <w:webHidden/>
           </w:rPr>
-          <w:instrText xml:space="preserve"> PAGEREF _Toc231093574 \h </w:instrText>
+          <w:instrText xml:space="preserve"> PAGEREF _Toc231097322 \h </w:instrText>
         </w:r>
         <w:r>
           <w:rPr>
@@ -3350,7 +3350,7 @@
           <w14:ligatures w14:val="standardContextual"/>
         </w:rPr>
       </w:pPr>
-      <w:hyperlink w:anchor="_Toc231093575" w:history="1">
+      <w:hyperlink w:anchor="_Toc231097323" w:history="1">
         <w:r>
           <w:rPr>
             <w:rStyle w:val="Hipervnculo"/>
@@ -3377,7 +3377,7 @@
             <w:noProof/>
             <w:webHidden/>
           </w:rPr>
-          <w:instrText xml:space="preserve"> PAGEREF _Toc231093575 \h </w:instrText>
+          <w:instrText xml:space="preserve"> PAGEREF _Toc231097323 \h </w:instrText>
         </w:r>
         <w:r>
           <w:rPr>
@@ -3424,7 +3424,7 @@
           <w14:ligatures w14:val="standardContextual"/>
         </w:rPr>
       </w:pPr>
-      <w:hyperlink w:anchor="_Toc231093576" w:history="1">
+      <w:hyperlink w:anchor="_Toc231097324" w:history="1">
         <w:r>
           <w:rPr>
             <w:rStyle w:val="Hipervnculo"/>
@@ -3451,7 +3451,7 @@
             <w:noProof/>
             <w:webHidden/>
           </w:rPr>
-          <w:instrText xml:space="preserve"> PAGEREF _Toc231093576 \h </w:instrText>
+          <w:instrText xml:space="preserve"> PAGEREF _Toc231097324 \h </w:instrText>
         </w:r>
         <w:r>
           <w:rPr>
@@ -3498,7 +3498,7 @@
           <w14:ligatures w14:val="standardContextual"/>
         </w:rPr>
       </w:pPr>
-      <w:hyperlink w:anchor="_Toc231093577" w:history="1">
+      <w:hyperlink w:anchor="_Toc231097325" w:history="1">
         <w:r>
           <w:rPr>
             <w:rStyle w:val="Hipervnculo"/>
@@ -3525,7 +3525,7 @@
             <w:noProof/>
             <w:webHidden/>
           </w:rPr>
-          <w:instrText xml:space="preserve"> PAGEREF _Toc231093577 \h </w:instrText>
+          <w:instrText xml:space="preserve"> PAGEREF _Toc231097325 \h </w:instrText>
         </w:r>
         <w:r>
           <w:rPr>
@@ -3572,7 +3572,7 @@
           <w14:ligatures w14:val="standardContextual"/>
         </w:rPr>
       </w:pPr>
-      <w:hyperlink w:anchor="_Toc231093578" w:history="1">
+      <w:hyperlink w:anchor="_Toc231097326" w:history="1">
         <w:r>
           <w:rPr>
             <w:rStyle w:val="Hipervnculo"/>
@@ -3599,7 +3599,7 @@
             <w:noProof/>
             <w:webHidden/>
           </w:rPr>
-          <w:instrText xml:space="preserve"> PAGEREF _Toc231093578 \h </w:instrText>
+          <w:instrText xml:space="preserve"> PAGEREF _Toc231097326 \h </w:instrText>
         </w:r>
         <w:r>
           <w:rPr>
@@ -3646,7 +3646,7 @@
           <w14:ligatures w14:val="standardContextual"/>
         </w:rPr>
       </w:pPr>
-      <w:hyperlink w:anchor="_Toc231093579" w:history="1">
+      <w:hyperlink w:anchor="_Toc231097327" w:history="1">
         <w:r>
           <w:rPr>
             <w:rStyle w:val="Hipervnculo"/>
@@ -3673,7 +3673,7 @@
             <w:noProof/>
             <w:webHidden/>
           </w:rPr>
-          <w:instrText xml:space="preserve"> PAGEREF _Toc231093579 \h </w:instrText>
+          <w:instrText xml:space="preserve"> PAGEREF _Toc231097327 \h </w:instrText>
         </w:r>
         <w:r>
           <w:rPr>
@@ -3720,7 +3720,7 @@
           <w14:ligatures w14:val="standardContextual"/>
         </w:rPr>
       </w:pPr>
-      <w:hyperlink w:anchor="_Toc231093580" w:history="1">
+      <w:hyperlink w:anchor="_Toc231097328" w:history="1">
         <w:r>
           <w:rPr>
             <w:rStyle w:val="Hipervnculo"/>
@@ -3747,7 +3747,7 @@
             <w:noProof/>
             <w:webHidden/>
           </w:rPr>
-          <w:instrText xml:space="preserve"> PAGEREF _Toc231093580 \h </w:instrText>
+          <w:instrText xml:space="preserve"> PAGEREF _Toc231097328 \h </w:instrText>
         </w:r>
         <w:r>
           <w:rPr>
@@ -3794,7 +3794,7 @@
           <w14:ligatures w14:val="standardContextual"/>
         </w:rPr>
       </w:pPr>
-      <w:hyperlink w:anchor="_Toc231093581" w:history="1">
+      <w:hyperlink w:anchor="_Toc231097329" w:history="1">
         <w:r>
           <w:rPr>
             <w:rStyle w:val="Hipervnculo"/>
@@ -3821,7 +3821,7 @@
             <w:noProof/>
             <w:webHidden/>
           </w:rPr>
-          <w:instrText xml:space="preserve"> PAGEREF _Toc231093581 \h </w:instrText>
+          <w:instrText xml:space="preserve"> PAGEREF _Toc231097329 \h </w:instrText>
         </w:r>
         <w:r>
           <w:rPr>
@@ -3868,7 +3868,7 @@
           <w14:ligatures w14:val="standardContextual"/>
         </w:rPr>
       </w:pPr>
-      <w:hyperlink w:anchor="_Toc231093582" w:history="1">
+      <w:hyperlink w:anchor="_Toc231097330" w:history="1">
         <w:r>
           <w:rPr>
             <w:rStyle w:val="Hipervnculo"/>
@@ -3895,7 +3895,7 @@
             <w:noProof/>
             <w:webHidden/>
           </w:rPr>
-          <w:instrText xml:space="preserve"> PAGEREF _Toc231093582 \h </w:instrText>
+          <w:instrText xml:space="preserve"> PAGEREF _Toc231097330 \h </w:instrText>
         </w:r>
         <w:r>
           <w:rPr>
@@ -3942,7 +3942,7 @@
           <w14:ligatures w14:val="standardContextual"/>
         </w:rPr>
       </w:pPr>
-      <w:hyperlink w:anchor="_Toc231093583" w:history="1">
+      <w:hyperlink w:anchor="_Toc231097331" w:history="1">
         <w:r>
           <w:rPr>
             <w:rStyle w:val="Hipervnculo"/>
@@ -3969,7 +3969,7 @@
             <w:noProof/>
             <w:webHidden/>
           </w:rPr>
-          <w:instrText xml:space="preserve"> PAGEREF _Toc231093583 \h </w:instrText>
+          <w:instrText xml:space="preserve"> PAGEREF _Toc231097331 \h </w:instrText>
         </w:r>
         <w:r>
           <w:rPr>
@@ -4016,7 +4016,7 @@
           <w14:ligatures w14:val="standardContextual"/>
         </w:rPr>
       </w:pPr>
-      <w:hyperlink w:anchor="_Toc231093584" w:history="1">
+      <w:hyperlink w:anchor="_Toc231097332" w:history="1">
         <w:r>
           <w:rPr>
             <w:rStyle w:val="Hipervnculo"/>
@@ -4043,7 +4043,7 @@
             <w:noProof/>
             <w:webHidden/>
           </w:rPr>
-          <w:instrText xml:space="preserve"> PAGEREF _Toc231093584 \h </w:instrText>
+          <w:instrText xml:space="preserve"> PAGEREF _Toc231097332 \h </w:instrText>
         </w:r>
         <w:r>
           <w:rPr>
@@ -4090,7 +4090,7 @@
           <w14:ligatures w14:val="standardContextual"/>
         </w:rPr>
       </w:pPr>
-      <w:hyperlink w:anchor="_Toc231093585" w:history="1">
+      <w:hyperlink w:anchor="_Toc231097333" w:history="1">
         <w:r>
           <w:rPr>
             <w:rStyle w:val="Hipervnculo"/>
@@ -4117,7 +4117,7 @@
             <w:noProof/>
             <w:webHidden/>
           </w:rPr>
-          <w:instrText xml:space="preserve"> PAGEREF _Toc231093585 \h </w:instrText>
+          <w:instrText xml:space="preserve"> PAGEREF _Toc231097333 \h </w:instrText>
         </w:r>
         <w:r>
           <w:rPr>
@@ -4164,7 +4164,7 @@
           <w14:ligatures w14:val="standardContextual"/>
         </w:rPr>
       </w:pPr>
-      <w:hyperlink w:anchor="_Toc231093586" w:history="1">
+      <w:hyperlink w:anchor="_Toc231097334" w:history="1">
         <w:r>
           <w:rPr>
             <w:rStyle w:val="Hipervnculo"/>
@@ -4191,7 +4191,7 @@
             <w:noProof/>
             <w:webHidden/>
           </w:rPr>
-          <w:instrText xml:space="preserve"> PAGEREF _Toc231093586 \h </w:instrText>
+          <w:instrText xml:space="preserve"> PAGEREF _Toc231097334 \h </w:instrText>
         </w:r>
         <w:r>
           <w:rPr>
@@ -4238,7 +4238,7 @@
           <w14:ligatures w14:val="standardContextual"/>
         </w:rPr>
       </w:pPr>
-      <w:hyperlink w:anchor="_Toc231093587" w:history="1">
+      <w:hyperlink w:anchor="_Toc231097335" w:history="1">
         <w:r>
           <w:rPr>
             <w:rStyle w:val="Hipervnculo"/>
@@ -4265,7 +4265,7 @@
             <w:noProof/>
             <w:webHidden/>
           </w:rPr>
-          <w:instrText xml:space="preserve"> PAGEREF _Toc231093587 \h </w:instrText>
+          <w:instrText xml:space="preserve"> PAGEREF _Toc231097335 \h </w:instrText>
         </w:r>
         <w:r>
           <w:rPr>
@@ -4312,7 +4312,7 @@
           <w14:ligatures w14:val="standardContextual"/>
         </w:rPr>
       </w:pPr>
-      <w:hyperlink w:anchor="_Toc231093588" w:history="1">
+      <w:hyperlink w:anchor="_Toc231097336" w:history="1">
         <w:r>
           <w:rPr>
             <w:rStyle w:val="Hipervnculo"/>
@@ -4339,7 +4339,7 @@
             <w:noProof/>
             <w:webHidden/>
           </w:rPr>
-          <w:instrText xml:space="preserve"> PAGEREF _Toc231093588 \h </w:instrText>
+          <w:instrText xml:space="preserve"> PAGEREF _Toc231097336 \h </w:instrText>
         </w:r>
         <w:r>
           <w:rPr>
@@ -4386,7 +4386,7 @@
           <w14:ligatures w14:val="standardContextual"/>
         </w:rPr>
       </w:pPr>
-      <w:hyperlink w:anchor="_Toc231093589" w:history="1">
+      <w:hyperlink w:anchor="_Toc231097337" w:history="1">
         <w:r>
           <w:rPr>
             <w:rStyle w:val="Hipervnculo"/>
@@ -4413,7 +4413,7 @@
             <w:noProof/>
             <w:webHidden/>
           </w:rPr>
-          <w:instrText xml:space="preserve"> PAGEREF _Toc231093589 \h </w:instrText>
+          <w:instrText xml:space="preserve"> PAGEREF _Toc231097337 \h </w:instrText>
         </w:r>
         <w:r>
           <w:rPr>
@@ -4460,7 +4460,7 @@
           <w14:ligatures w14:val="standardContextual"/>
         </w:rPr>
       </w:pPr>
-      <w:hyperlink w:anchor="_Toc231093590" w:history="1">
+      <w:hyperlink w:anchor="_Toc231097338" w:history="1">
         <w:r>
           <w:rPr>
             <w:rStyle w:val="Hipervnculo"/>
@@ -4487,7 +4487,7 @@
             <w:noProof/>
             <w:webHidden/>
           </w:rPr>
-          <w:instrText xml:space="preserve"> PAGEREF _Toc231093590 \h </w:instrText>
+          <w:instrText xml:space="preserve"> PAGEREF _Toc231097338 \h </w:instrText>
         </w:r>
         <w:r>
           <w:rPr>
@@ -4534,7 +4534,7 @@
           <w14:ligatures w14:val="standardContextual"/>
         </w:rPr>
       </w:pPr>
-      <w:hyperlink w:anchor="_Toc231093591" w:history="1">
+      <w:hyperlink w:anchor="_Toc231097339" w:history="1">
         <w:r>
           <w:rPr>
             <w:rStyle w:val="Hipervnculo"/>
@@ -4561,7 +4561,7 @@
             <w:noProof/>
             <w:webHidden/>
           </w:rPr>
-          <w:instrText xml:space="preserve"> PAGEREF _Toc231093591 \h </w:instrText>
+          <w:instrText xml:space="preserve"> PAGEREF _Toc231097339 \h </w:instrText>
         </w:r>
         <w:r>
           <w:rPr>
@@ -4608,7 +4608,7 @@
           <w14:ligatures w14:val="standardContextual"/>
         </w:rPr>
       </w:pPr>
-      <w:hyperlink w:anchor="_Toc231093592" w:history="1">
+      <w:hyperlink w:anchor="_Toc231097340" w:history="1">
         <w:r>
           <w:rPr>
             <w:rStyle w:val="Hipervnculo"/>
@@ -4635,7 +4635,7 @@
             <w:noProof/>
             <w:webHidden/>
           </w:rPr>
-          <w:instrText xml:space="preserve"> PAGEREF _Toc231093592 \h </w:instrText>
+          <w:instrText xml:space="preserve"> PAGEREF _Toc231097340 \h </w:instrText>
         </w:r>
         <w:r>
           <w:rPr>
@@ -4682,7 +4682,7 @@
           <w14:ligatures w14:val="standardContextual"/>
         </w:rPr>
       </w:pPr>
-      <w:hyperlink w:anchor="_Toc231093593" w:history="1">
+      <w:hyperlink w:anchor="_Toc231097341" w:history="1">
         <w:r>
           <w:rPr>
             <w:rStyle w:val="Hipervnculo"/>
@@ -4709,7 +4709,7 @@
             <w:noProof/>
             <w:webHidden/>
           </w:rPr>
-          <w:instrText xml:space="preserve"> PAGEREF _Toc231093593 \h </w:instrText>
+          <w:instrText xml:space="preserve"> PAGEREF _Toc231097341 \h </w:instrText>
         </w:r>
         <w:r>
           <w:rPr>
@@ -4756,7 +4756,7 @@
           <w14:ligatures w14:val="standardContextual"/>
         </w:rPr>
       </w:pPr>
-      <w:hyperlink w:anchor="_Toc231093594" w:history="1">
+      <w:hyperlink w:anchor="_Toc231097342" w:history="1">
         <w:r>
           <w:rPr>
             <w:rStyle w:val="Hipervnculo"/>
@@ -4783,7 +4783,7 @@
             <w:noProof/>
             <w:webHidden/>
           </w:rPr>
-          <w:instrText xml:space="preserve"> PAGEREF _Toc231093594 \h </w:instrText>
+          <w:instrText xml:space="preserve"> PAGEREF _Toc231097342 \h </w:instrText>
         </w:r>
         <w:r>
           <w:rPr>
@@ -4830,7 +4830,7 @@
           <w14:ligatures w14:val="standardContextual"/>
         </w:rPr>
       </w:pPr>
-      <w:hyperlink w:anchor="_Toc231093595" w:history="1">
+      <w:hyperlink w:anchor="_Toc231097343" w:history="1">
         <w:r>
           <w:rPr>
             <w:rStyle w:val="Hipervnculo"/>
@@ -4857,7 +4857,7 @@
             <w:noProof/>
             <w:webHidden/>
           </w:rPr>
-          <w:instrText xml:space="preserve"> PAGEREF _Toc231093595 \h </w:instrText>
+          <w:instrText xml:space="preserve"> PAGEREF _Toc231097343 \h </w:instrText>
         </w:r>
         <w:r>
           <w:rPr>
@@ -4904,7 +4904,7 @@
           <w14:ligatures w14:val="standardContextual"/>
         </w:rPr>
       </w:pPr>
-      <w:hyperlink w:anchor="_Toc231093596" w:history="1">
+      <w:hyperlink w:anchor="_Toc231097344" w:history="1">
         <w:r>
           <w:rPr>
             <w:rStyle w:val="Hipervnculo"/>
@@ -4931,7 +4931,7 @@
             <w:noProof/>
             <w:webHidden/>
           </w:rPr>
-          <w:instrText xml:space="preserve"> PAGEREF _Toc231093596 \h </w:instrText>
+          <w:instrText xml:space="preserve"> PAGEREF _Toc231097344 \h </w:instrText>
         </w:r>
         <w:r>
           <w:rPr>
@@ -4978,7 +4978,7 @@
           <w14:ligatures w14:val="standardContextual"/>
         </w:rPr>
       </w:pPr>
-      <w:hyperlink w:anchor="_Toc231093597" w:history="1">
+      <w:hyperlink w:anchor="_Toc231097345" w:history="1">
         <w:r>
           <w:rPr>
             <w:rStyle w:val="Hipervnculo"/>
@@ -5005,7 +5005,7 @@
             <w:noProof/>
             <w:webHidden/>
           </w:rPr>
-          <w:instrText xml:space="preserve"> PAGEREF _Toc231093597 \h </w:instrText>
+          <w:instrText xml:space="preserve"> PAGEREF _Toc231097345 \h </w:instrText>
         </w:r>
         <w:r>
           <w:rPr>
@@ -5052,7 +5052,7 @@
           <w14:ligatures w14:val="standardContextual"/>
         </w:rPr>
       </w:pPr>
-      <w:hyperlink w:anchor="_Toc231093598" w:history="1">
+      <w:hyperlink w:anchor="_Toc231097346" w:history="1">
         <w:r>
           <w:rPr>
             <w:rStyle w:val="Hipervnculo"/>
@@ -5079,7 +5079,7 @@
             <w:noProof/>
             <w:webHidden/>
           </w:rPr>
-          <w:instrText xml:space="preserve"> PAGEREF _Toc231093598 \h </w:instrText>
+          <w:instrText xml:space="preserve"> PAGEREF _Toc231097346 \h </w:instrText>
         </w:r>
         <w:r>
           <w:rPr>
@@ -5126,7 +5126,7 @@
           <w14:ligatures w14:val="standardContextual"/>
         </w:rPr>
       </w:pPr>
-      <w:hyperlink w:anchor="_Toc231093599" w:history="1">
+      <w:hyperlink w:anchor="_Toc231097347" w:history="1">
         <w:r>
           <w:rPr>
             <w:rStyle w:val="Hipervnculo"/>
@@ -5153,7 +5153,7 @@
             <w:noProof/>
             <w:webHidden/>
           </w:rPr>
-          <w:instrText xml:space="preserve"> PAGEREF _Toc231093599 \h </w:instrText>
+          <w:instrText xml:space="preserve"> PAGEREF _Toc231097347 \h </w:instrText>
         </w:r>
         <w:r>
           <w:rPr>
@@ -5200,7 +5200,7 @@
           <w14:ligatures w14:val="standardContextual"/>
         </w:rPr>
       </w:pPr>
-      <w:hyperlink w:anchor="_Toc231093600" w:history="1">
+      <w:hyperlink w:anchor="_Toc231097348" w:history="1">
         <w:r>
           <w:rPr>
             <w:rStyle w:val="Hipervnculo"/>
@@ -5227,7 +5227,7 @@
             <w:noProof/>
             <w:webHidden/>
           </w:rPr>
-          <w:instrText xml:space="preserve"> PAGEREF _Toc231093600 \h </w:instrText>
+          <w:instrText xml:space="preserve"> PAGEREF _Toc231097348 \h </w:instrText>
         </w:r>
         <w:r>
           <w:rPr>
@@ -5274,7 +5274,7 @@
           <w14:ligatures w14:val="standardContextual"/>
         </w:rPr>
       </w:pPr>
-      <w:hyperlink w:anchor="_Toc231093601" w:history="1">
+      <w:hyperlink w:anchor="_Toc231097349" w:history="1">
         <w:r>
           <w:rPr>
             <w:rStyle w:val="Hipervnculo"/>
@@ -5301,7 +5301,7 @@
             <w:noProof/>
             <w:webHidden/>
           </w:rPr>
-          <w:instrText xml:space="preserve"> PAGEREF _Toc231093601 \h </w:instrText>
+          <w:instrText xml:space="preserve"> PAGEREF _Toc231097349 \h </w:instrText>
         </w:r>
         <w:r>
           <w:rPr>
@@ -5348,7 +5348,7 @@
           <w14:ligatures w14:val="standardContextual"/>
         </w:rPr>
       </w:pPr>
-      <w:hyperlink w:anchor="_Toc231093602" w:history="1">
+      <w:hyperlink w:anchor="_Toc231097350" w:history="1">
         <w:r>
           <w:rPr>
             <w:rStyle w:val="Hipervnculo"/>
@@ -5375,7 +5375,7 @@
             <w:noProof/>
             <w:webHidden/>
           </w:rPr>
-          <w:instrText xml:space="preserve"> PAGEREF _Toc231093602 \h </w:instrText>
+          <w:instrText xml:space="preserve"> PAGEREF _Toc231097350 \h </w:instrText>
         </w:r>
         <w:r>
           <w:rPr>
@@ -5422,7 +5422,7 @@
           <w14:ligatures w14:val="standardContextual"/>
         </w:rPr>
       </w:pPr>
-      <w:hyperlink w:anchor="_Toc231093603" w:history="1">
+      <w:hyperlink w:anchor="_Toc231097351" w:history="1">
         <w:r>
           <w:rPr>
             <w:rStyle w:val="Hipervnculo"/>
@@ -5449,7 +5449,7 @@
             <w:noProof/>
             <w:webHidden/>
           </w:rPr>
-          <w:instrText xml:space="preserve"> PAGEREF _Toc231093603 \h </w:instrText>
+          <w:instrText xml:space="preserve"> PAGEREF _Toc231097351 \h </w:instrText>
         </w:r>
         <w:r>
           <w:rPr>
@@ -5496,7 +5496,7 @@
           <w14:ligatures w14:val="standardContextual"/>
         </w:rPr>
       </w:pPr>
-      <w:hyperlink w:anchor="_Toc231093604" w:history="1">
+      <w:hyperlink w:anchor="_Toc231097352" w:history="1">
         <w:r>
           <w:rPr>
             <w:rStyle w:val="Hipervnculo"/>
@@ -5523,7 +5523,7 @@
             <w:noProof/>
             <w:webHidden/>
           </w:rPr>
-          <w:instrText xml:space="preserve"> PAGEREF _Toc231093604 \h </w:instrText>
+          <w:instrText xml:space="preserve"> PAGEREF _Toc231097352 \h </w:instrText>
         </w:r>
         <w:r>
           <w:rPr>
@@ -5570,7 +5570,7 @@
           <w14:ligatures w14:val="standardContextual"/>
         </w:rPr>
       </w:pPr>
-      <w:hyperlink w:anchor="_Toc231093605" w:history="1">
+      <w:hyperlink w:anchor="_Toc231097353" w:history="1">
         <w:r>
           <w:rPr>
             <w:rStyle w:val="Hipervnculo"/>
@@ -5597,7 +5597,7 @@
             <w:noProof/>
             <w:webHidden/>
           </w:rPr>
-          <w:instrText xml:space="preserve"> PAGEREF _Toc231093605 \h </w:instrText>
+          <w:instrText xml:space="preserve"> PAGEREF _Toc231097353 \h </w:instrText>
         </w:r>
         <w:r>
           <w:rPr>
@@ -5644,7 +5644,7 @@
           <w14:ligatures w14:val="standardContextual"/>
         </w:rPr>
       </w:pPr>
-      <w:hyperlink w:anchor="_Toc231093606" w:history="1">
+      <w:hyperlink w:anchor="_Toc231097354" w:history="1">
         <w:r>
           <w:rPr>
             <w:rStyle w:val="Hipervnculo"/>
@@ -5671,7 +5671,7 @@
             <w:noProof/>
             <w:webHidden/>
           </w:rPr>
-          <w:instrText xml:space="preserve"> PAGEREF _Toc231093606 \h </w:instrText>
+          <w:instrText xml:space="preserve"> PAGEREF _Toc231097354 \h </w:instrText>
         </w:r>
         <w:r>
           <w:rPr>
@@ -5691,7 +5691,7 @@
             <w:noProof/>
             <w:webHidden/>
           </w:rPr>
-          <w:t>53</w:t>
+          <w:t>54</w:t>
         </w:r>
         <w:r>
           <w:rPr>
@@ -5719,7 +5719,7 @@
       <w:pPr>
         <w:pStyle w:val="Ttulo1"/>
       </w:pPr>
-      <w:bookmarkStart w:id="7" w:name="_Toc231093543"/>
+      <w:bookmarkStart w:id="7" w:name="_Toc231097291"/>
       <w:r>
         <w:lastRenderedPageBreak/>
         <w:t>Índice de tablas</w:t>
@@ -5751,7 +5751,7 @@
       <w:r>
         <w:fldChar w:fldCharType="separate"/>
       </w:r>
-      <w:hyperlink w:anchor="_Toc231093607" w:history="1">
+      <w:hyperlink w:anchor="_Toc231097355" w:history="1">
         <w:r>
           <w:rPr>
             <w:rStyle w:val="Hipervnculo"/>
@@ -5778,7 +5778,7 @@
             <w:noProof/>
             <w:webHidden/>
           </w:rPr>
-          <w:instrText xml:space="preserve"> PAGEREF _Toc231093607 \h </w:instrText>
+          <w:instrText xml:space="preserve"> PAGEREF _Toc231097355 \h </w:instrText>
         </w:r>
         <w:r>
           <w:rPr>
@@ -5825,7 +5825,7 @@
           <w14:ligatures w14:val="standardContextual"/>
         </w:rPr>
       </w:pPr>
-      <w:hyperlink w:anchor="_Toc231093608" w:history="1">
+      <w:hyperlink w:anchor="_Toc231097356" w:history="1">
         <w:r>
           <w:rPr>
             <w:rStyle w:val="Hipervnculo"/>
@@ -5852,7 +5852,7 @@
             <w:noProof/>
             <w:webHidden/>
           </w:rPr>
-          <w:instrText xml:space="preserve"> PAGEREF _Toc231093608 \h </w:instrText>
+          <w:instrText xml:space="preserve"> PAGEREF _Toc231097356 \h </w:instrText>
         </w:r>
         <w:r>
           <w:rPr>
@@ -5899,7 +5899,7 @@
           <w14:ligatures w14:val="standardContextual"/>
         </w:rPr>
       </w:pPr>
-      <w:hyperlink w:anchor="_Toc231093609" w:history="1">
+      <w:hyperlink w:anchor="_Toc231097357" w:history="1">
         <w:r>
           <w:rPr>
             <w:rStyle w:val="Hipervnculo"/>
@@ -5926,7 +5926,7 @@
             <w:noProof/>
             <w:webHidden/>
           </w:rPr>
-          <w:instrText xml:space="preserve"> PAGEREF _Toc231093609 \h </w:instrText>
+          <w:instrText xml:space="preserve"> PAGEREF _Toc231097357 \h </w:instrText>
         </w:r>
         <w:r>
           <w:rPr>
@@ -5973,7 +5973,7 @@
           <w14:ligatures w14:val="standardContextual"/>
         </w:rPr>
       </w:pPr>
-      <w:hyperlink w:anchor="_Toc231093610" w:history="1">
+      <w:hyperlink w:anchor="_Toc231097358" w:history="1">
         <w:r>
           <w:rPr>
             <w:rStyle w:val="Hipervnculo"/>
@@ -6000,7 +6000,7 @@
             <w:noProof/>
             <w:webHidden/>
           </w:rPr>
-          <w:instrText xml:space="preserve"> PAGEREF _Toc231093610 \h </w:instrText>
+          <w:instrText xml:space="preserve"> PAGEREF _Toc231097358 \h </w:instrText>
         </w:r>
         <w:r>
           <w:rPr>
@@ -6047,7 +6047,7 @@
           <w14:ligatures w14:val="standardContextual"/>
         </w:rPr>
       </w:pPr>
-      <w:hyperlink w:anchor="_Toc231093611" w:history="1">
+      <w:hyperlink w:anchor="_Toc231097359" w:history="1">
         <w:r>
           <w:rPr>
             <w:rStyle w:val="Hipervnculo"/>
@@ -6074,7 +6074,7 @@
             <w:noProof/>
             <w:webHidden/>
           </w:rPr>
-          <w:instrText xml:space="preserve"> PAGEREF _Toc231093611 \h </w:instrText>
+          <w:instrText xml:space="preserve"> PAGEREF _Toc231097359 \h </w:instrText>
         </w:r>
         <w:r>
           <w:rPr>
@@ -6121,7 +6121,7 @@
           <w14:ligatures w14:val="standardContextual"/>
         </w:rPr>
       </w:pPr>
-      <w:hyperlink w:anchor="_Toc231093612" w:history="1">
+      <w:hyperlink w:anchor="_Toc231097360" w:history="1">
         <w:r>
           <w:rPr>
             <w:rStyle w:val="Hipervnculo"/>
@@ -6148,7 +6148,7 @@
             <w:noProof/>
             <w:webHidden/>
           </w:rPr>
-          <w:instrText xml:space="preserve"> PAGEREF _Toc231093612 \h </w:instrText>
+          <w:instrText xml:space="preserve"> PAGEREF _Toc231097360 \h </w:instrText>
         </w:r>
         <w:r>
           <w:rPr>
@@ -6195,7 +6195,7 @@
           <w14:ligatures w14:val="standardContextual"/>
         </w:rPr>
       </w:pPr>
-      <w:hyperlink w:anchor="_Toc231093613" w:history="1">
+      <w:hyperlink w:anchor="_Toc231097361" w:history="1">
         <w:r>
           <w:rPr>
             <w:rStyle w:val="Hipervnculo"/>
@@ -6222,7 +6222,7 @@
             <w:noProof/>
             <w:webHidden/>
           </w:rPr>
-          <w:instrText xml:space="preserve"> PAGEREF _Toc231093613 \h </w:instrText>
+          <w:instrText xml:space="preserve"> PAGEREF _Toc231097361 \h </w:instrText>
         </w:r>
         <w:r>
           <w:rPr>
@@ -6269,7 +6269,7 @@
           <w14:ligatures w14:val="standardContextual"/>
         </w:rPr>
       </w:pPr>
-      <w:hyperlink w:anchor="_Toc231093614" w:history="1">
+      <w:hyperlink w:anchor="_Toc231097362" w:history="1">
         <w:r>
           <w:rPr>
             <w:rStyle w:val="Hipervnculo"/>
@@ -6296,7 +6296,7 @@
             <w:noProof/>
             <w:webHidden/>
           </w:rPr>
-          <w:instrText xml:space="preserve"> PAGEREF _Toc231093614 \h </w:instrText>
+          <w:instrText xml:space="preserve"> PAGEREF _Toc231097362 \h </w:instrText>
         </w:r>
         <w:r>
           <w:rPr>
@@ -6343,7 +6343,7 @@
           <w14:ligatures w14:val="standardContextual"/>
         </w:rPr>
       </w:pPr>
-      <w:hyperlink w:anchor="_Toc231093615" w:history="1">
+      <w:hyperlink w:anchor="_Toc231097363" w:history="1">
         <w:r>
           <w:rPr>
             <w:rStyle w:val="Hipervnculo"/>
@@ -6370,7 +6370,7 @@
             <w:noProof/>
             <w:webHidden/>
           </w:rPr>
-          <w:instrText xml:space="preserve"> PAGEREF _Toc231093615 \h </w:instrText>
+          <w:instrText xml:space="preserve"> PAGEREF _Toc231097363 \h </w:instrText>
         </w:r>
         <w:r>
           <w:rPr>
@@ -6417,7 +6417,7 @@
           <w14:ligatures w14:val="standardContextual"/>
         </w:rPr>
       </w:pPr>
-      <w:hyperlink w:anchor="_Toc231093616" w:history="1">
+      <w:hyperlink w:anchor="_Toc231097364" w:history="1">
         <w:r>
           <w:rPr>
             <w:rStyle w:val="Hipervnculo"/>
@@ -6444,7 +6444,7 @@
             <w:noProof/>
             <w:webHidden/>
           </w:rPr>
-          <w:instrText xml:space="preserve"> PAGEREF _Toc231093616 \h </w:instrText>
+          <w:instrText xml:space="preserve"> PAGEREF _Toc231097364 \h </w:instrText>
         </w:r>
         <w:r>
           <w:rPr>
@@ -6491,7 +6491,7 @@
           <w14:ligatures w14:val="standardContextual"/>
         </w:rPr>
       </w:pPr>
-      <w:hyperlink w:anchor="_Toc231093617" w:history="1">
+      <w:hyperlink w:anchor="_Toc231097365" w:history="1">
         <w:r>
           <w:rPr>
             <w:rStyle w:val="Hipervnculo"/>
@@ -6518,7 +6518,7 @@
             <w:noProof/>
             <w:webHidden/>
           </w:rPr>
-          <w:instrText xml:space="preserve"> PAGEREF _Toc231093617 \h </w:instrText>
+          <w:instrText xml:space="preserve"> PAGEREF _Toc231097365 \h </w:instrText>
         </w:r>
         <w:r>
           <w:rPr>
@@ -6565,7 +6565,7 @@
           <w14:ligatures w14:val="standardContextual"/>
         </w:rPr>
       </w:pPr>
-      <w:hyperlink w:anchor="_Toc231093618" w:history="1">
+      <w:hyperlink w:anchor="_Toc231097366" w:history="1">
         <w:r>
           <w:rPr>
             <w:rStyle w:val="Hipervnculo"/>
@@ -6592,7 +6592,7 @@
             <w:noProof/>
             <w:webHidden/>
           </w:rPr>
-          <w:instrText xml:space="preserve"> PAGEREF _Toc231093618 \h </w:instrText>
+          <w:instrText xml:space="preserve"> PAGEREF _Toc231097366 \h </w:instrText>
         </w:r>
         <w:r>
           <w:rPr>
@@ -6639,7 +6639,7 @@
           <w14:ligatures w14:val="standardContextual"/>
         </w:rPr>
       </w:pPr>
-      <w:hyperlink w:anchor="_Toc231093619" w:history="1">
+      <w:hyperlink w:anchor="_Toc231097367" w:history="1">
         <w:r>
           <w:rPr>
             <w:rStyle w:val="Hipervnculo"/>
@@ -6666,7 +6666,7 @@
             <w:noProof/>
             <w:webHidden/>
           </w:rPr>
-          <w:instrText xml:space="preserve"> PAGEREF _Toc231093619 \h </w:instrText>
+          <w:instrText xml:space="preserve"> PAGEREF _Toc231097367 \h </w:instrText>
         </w:r>
         <w:r>
           <w:rPr>
@@ -6713,7 +6713,7 @@
           <w14:ligatures w14:val="standardContextual"/>
         </w:rPr>
       </w:pPr>
-      <w:hyperlink w:anchor="_Toc231093620" w:history="1">
+      <w:hyperlink w:anchor="_Toc231097368" w:history="1">
         <w:r>
           <w:rPr>
             <w:rStyle w:val="Hipervnculo"/>
@@ -6740,7 +6740,7 @@
             <w:noProof/>
             <w:webHidden/>
           </w:rPr>
-          <w:instrText xml:space="preserve"> PAGEREF _Toc231093620 \h </w:instrText>
+          <w:instrText xml:space="preserve"> PAGEREF _Toc231097368 \h </w:instrText>
         </w:r>
         <w:r>
           <w:rPr>
@@ -6788,7 +6788,7 @@
       <w:pPr>
         <w:pStyle w:val="Ttulo1"/>
       </w:pPr>
-      <w:bookmarkStart w:id="8" w:name="_Toc231093544"/>
+      <w:bookmarkStart w:id="8" w:name="_Toc231097292"/>
       <w:r>
         <w:lastRenderedPageBreak/>
         <w:t>Índice de figuras</w:t>
@@ -6820,7 +6820,7 @@
       <w:r>
         <w:fldChar w:fldCharType="separate"/>
       </w:r>
-      <w:hyperlink w:anchor="_Toc231093621" w:history="1">
+      <w:hyperlink w:anchor="_Toc231097369" w:history="1">
         <w:r>
           <w:rPr>
             <w:rStyle w:val="Hipervnculo"/>
@@ -6847,7 +6847,7 @@
             <w:noProof/>
             <w:webHidden/>
           </w:rPr>
-          <w:instrText xml:space="preserve"> PAGEREF _Toc231093621 \h </w:instrText>
+          <w:instrText xml:space="preserve"> PAGEREF _Toc231097369 \h </w:instrText>
         </w:r>
         <w:r>
           <w:rPr>
@@ -6894,7 +6894,7 @@
           <w14:ligatures w14:val="standardContextual"/>
         </w:rPr>
       </w:pPr>
-      <w:hyperlink w:anchor="_Toc231093622" w:history="1">
+      <w:hyperlink w:anchor="_Toc231097370" w:history="1">
         <w:r>
           <w:rPr>
             <w:rStyle w:val="Hipervnculo"/>
@@ -6921,7 +6921,7 @@
             <w:noProof/>
             <w:webHidden/>
           </w:rPr>
-          <w:instrText xml:space="preserve"> PAGEREF _Toc231093622 \h </w:instrText>
+          <w:instrText xml:space="preserve"> PAGEREF _Toc231097370 \h </w:instrText>
         </w:r>
         <w:r>
           <w:rPr>
@@ -6968,7 +6968,7 @@
           <w14:ligatures w14:val="standardContextual"/>
         </w:rPr>
       </w:pPr>
-      <w:hyperlink w:anchor="_Toc231093623" w:history="1">
+      <w:hyperlink w:anchor="_Toc231097371" w:history="1">
         <w:r>
           <w:rPr>
             <w:rStyle w:val="Hipervnculo"/>
@@ -6995,7 +6995,7 @@
             <w:noProof/>
             <w:webHidden/>
           </w:rPr>
-          <w:instrText xml:space="preserve"> PAGEREF _Toc231093623 \h </w:instrText>
+          <w:instrText xml:space="preserve"> PAGEREF _Toc231097371 \h </w:instrText>
         </w:r>
         <w:r>
           <w:rPr>
@@ -7042,7 +7042,7 @@
           <w14:ligatures w14:val="standardContextual"/>
         </w:rPr>
       </w:pPr>
-      <w:hyperlink w:anchor="_Toc231093624" w:history="1">
+      <w:hyperlink w:anchor="_Toc231097372" w:history="1">
         <w:r>
           <w:rPr>
             <w:rStyle w:val="Hipervnculo"/>
@@ -7069,7 +7069,7 @@
             <w:noProof/>
             <w:webHidden/>
           </w:rPr>
-          <w:instrText xml:space="preserve"> PAGEREF _Toc231093624 \h </w:instrText>
+          <w:instrText xml:space="preserve"> PAGEREF _Toc231097372 \h </w:instrText>
         </w:r>
         <w:r>
           <w:rPr>
@@ -7116,7 +7116,7 @@
           <w14:ligatures w14:val="standardContextual"/>
         </w:rPr>
       </w:pPr>
-      <w:hyperlink w:anchor="_Toc231093625" w:history="1">
+      <w:hyperlink w:anchor="_Toc231097373" w:history="1">
         <w:r>
           <w:rPr>
             <w:rStyle w:val="Hipervnculo"/>
@@ -7143,7 +7143,7 @@
             <w:noProof/>
             <w:webHidden/>
           </w:rPr>
-          <w:instrText xml:space="preserve"> PAGEREF _Toc231093625 \h </w:instrText>
+          <w:instrText xml:space="preserve"> PAGEREF _Toc231097373 \h </w:instrText>
         </w:r>
         <w:r>
           <w:rPr>
@@ -7190,7 +7190,7 @@
           <w14:ligatures w14:val="standardContextual"/>
         </w:rPr>
       </w:pPr>
-      <w:hyperlink w:anchor="_Toc231093626" w:history="1">
+      <w:hyperlink w:anchor="_Toc231097374" w:history="1">
         <w:r>
           <w:rPr>
             <w:rStyle w:val="Hipervnculo"/>
@@ -7217,7 +7217,7 @@
             <w:noProof/>
             <w:webHidden/>
           </w:rPr>
-          <w:instrText xml:space="preserve"> PAGEREF _Toc231093626 \h </w:instrText>
+          <w:instrText xml:space="preserve"> PAGEREF _Toc231097374 \h </w:instrText>
         </w:r>
         <w:r>
           <w:rPr>
@@ -7265,7 +7265,7 @@
       <w:pPr>
         <w:pStyle w:val="Ttulo1"/>
       </w:pPr>
-      <w:bookmarkStart w:id="9" w:name="_Toc231093545"/>
+      <w:bookmarkStart w:id="9" w:name="_Toc231097293"/>
       <w:r>
         <w:lastRenderedPageBreak/>
         <w:t>Lista de abreviaturas y siglas</w:t>
@@ -8051,7 +8051,7 @@
       <w:pPr>
         <w:pStyle w:val="Ttulo1"/>
       </w:pPr>
-      <w:bookmarkStart w:id="10" w:name="_Toc231093546"/>
+      <w:bookmarkStart w:id="10" w:name="_Toc231097294"/>
       <w:r>
         <w:lastRenderedPageBreak/>
         <w:t>Capítulo 1 — Introducción</w:t>
@@ -8062,7 +8062,7 @@
       <w:pPr>
         <w:pStyle w:val="Ttulo2"/>
       </w:pPr>
-      <w:bookmarkStart w:id="11" w:name="_Toc231093547"/>
+      <w:bookmarkStart w:id="11" w:name="_Toc231097295"/>
       <w:r>
         <w:t>1.1 Contextualización</w:t>
       </w:r>
@@ -8150,7 +8150,7 @@
       <w:pPr>
         <w:pStyle w:val="Ttulo2"/>
       </w:pPr>
-      <w:bookmarkStart w:id="12" w:name="_Toc231093548"/>
+      <w:bookmarkStart w:id="12" w:name="_Toc231097296"/>
       <w:r>
         <w:t>1.2 Problema de investigación y justificación</w:t>
       </w:r>
@@ -8260,7 +8260,7 @@
       <w:pPr>
         <w:pStyle w:val="Ttulo2"/>
       </w:pPr>
-      <w:bookmarkStart w:id="13" w:name="_Toc231093549"/>
+      <w:bookmarkStart w:id="13" w:name="_Toc231097297"/>
       <w:r>
         <w:t>1.3 Pregunta y objetivos de investigación</w:t>
       </w:r>
@@ -8445,7 +8445,7 @@
       <w:pPr>
         <w:pStyle w:val="Ttulo2"/>
       </w:pPr>
-      <w:bookmarkStart w:id="14" w:name="_Toc231093550"/>
+      <w:bookmarkStart w:id="14" w:name="_Toc231097298"/>
       <w:r>
         <w:lastRenderedPageBreak/>
         <w:t>1.4 Hipótesis general</w:t>
@@ -8489,7 +8489,7 @@
       <w:pPr>
         <w:pStyle w:val="Ttulo2"/>
       </w:pPr>
-      <w:bookmarkStart w:id="15" w:name="_Toc231093551"/>
+      <w:bookmarkStart w:id="15" w:name="_Toc231097299"/>
       <w:r>
         <w:t>1.5 Aspectos metodológicos y alcance</w:t>
       </w:r>
@@ -8592,7 +8592,7 @@
       <w:pPr>
         <w:pStyle w:val="Ttulo2"/>
       </w:pPr>
-      <w:bookmarkStart w:id="16" w:name="_Toc231093552"/>
+      <w:bookmarkStart w:id="16" w:name="_Toc231097300"/>
       <w:r>
         <w:t>1.6 Aportes esperados</w:t>
       </w:r>
@@ -8645,7 +8645,7 @@
       <w:pPr>
         <w:pStyle w:val="Ttulo2"/>
       </w:pPr>
-      <w:bookmarkStart w:id="17" w:name="_Toc231093553"/>
+      <w:bookmarkStart w:id="17" w:name="_Toc231097301"/>
       <w:r>
         <w:t>1.7 Estructura de la tesis</w:t>
       </w:r>
@@ -8686,7 +8686,7 @@
       <w:pPr>
         <w:pStyle w:val="Ttulo1"/>
       </w:pPr>
-      <w:bookmarkStart w:id="18" w:name="_Toc231093554"/>
+      <w:bookmarkStart w:id="18" w:name="_Toc231097302"/>
       <w:r>
         <w:lastRenderedPageBreak/>
         <w:t>Capítulo 2 — Marco teórico y revisión de literatura</w:t>
@@ -8697,7 +8697,7 @@
       <w:pPr>
         <w:pStyle w:val="Ttulo2"/>
       </w:pPr>
-      <w:bookmarkStart w:id="19" w:name="_Toc231093555"/>
+      <w:bookmarkStart w:id="19" w:name="_Toc231097303"/>
       <w:r>
         <w:t>2.1 Determinantes macroeconómicos de los retornos accionarios</w:t>
       </w:r>
@@ -8995,7 +8995,7 @@
       <w:pPr>
         <w:pStyle w:val="Ttulo2"/>
       </w:pPr>
-      <w:bookmarkStart w:id="20" w:name="_Toc231093556"/>
+      <w:bookmarkStart w:id="20" w:name="_Toc231097304"/>
       <w:r>
         <w:t>2.2 Precios de commodities y valoración de empresas mineras</w:t>
       </w:r>
@@ -9129,7 +9129,7 @@
       <w:pPr>
         <w:pStyle w:val="Ttulo2"/>
       </w:pPr>
-      <w:bookmarkStart w:id="21" w:name="_Toc231093557"/>
+      <w:bookmarkStart w:id="21" w:name="_Toc231097305"/>
       <w:r>
         <w:t>2.3 Tipo de cambio y exposición de empresas exportadoras</w:t>
       </w:r>
@@ -9223,7 +9223,7 @@
       <w:pPr>
         <w:pStyle w:val="Ttulo2"/>
       </w:pPr>
-      <w:bookmarkStart w:id="22" w:name="_Toc231093558"/>
+      <w:bookmarkStart w:id="22" w:name="_Toc231097306"/>
       <w:r>
         <w:t>2.4 Cobre, tipo de cambio y la economía chilena</w:t>
       </w:r>
@@ -9448,7 +9448,7 @@
       <w:pPr>
         <w:pStyle w:val="Ttulo2"/>
       </w:pPr>
-      <w:bookmarkStart w:id="23" w:name="_Toc231093559"/>
+      <w:bookmarkStart w:id="23" w:name="_Toc231097307"/>
       <w:r>
         <w:lastRenderedPageBreak/>
         <w:t>2.5 Eficiencia informacional y segmentación de mercados</w:t>
@@ -9589,7 +9589,7 @@
       <w:pPr>
         <w:pStyle w:val="Ttulo2"/>
       </w:pPr>
-      <w:bookmarkStart w:id="24" w:name="_Toc231093560"/>
+      <w:bookmarkStart w:id="24" w:name="_Toc231097308"/>
       <w:r>
         <w:t>2.6 Enfoques econométricos para la medición de impacto</w:t>
       </w:r>
@@ -9741,7 +9741,7 @@
       <w:pPr>
         <w:pStyle w:val="Ttulo2"/>
       </w:pPr>
-      <w:bookmarkStart w:id="25" w:name="_Toc231093561"/>
+      <w:bookmarkStart w:id="25" w:name="_Toc231097309"/>
       <w:r>
         <w:t>2.7 Síntesis e identificación del vacío de investigación</w:t>
       </w:r>
@@ -9866,7 +9866,7 @@
       <w:pPr>
         <w:pStyle w:val="Ttulo3"/>
       </w:pPr>
-      <w:bookmarkStart w:id="26" w:name="_Toc231093562"/>
+      <w:bookmarkStart w:id="26" w:name="_Toc231097310"/>
       <w:r>
         <w:t>Nota sobre la tabla de literatura</w:t>
       </w:r>
@@ -9896,7 +9896,7 @@
       <w:pPr>
         <w:pStyle w:val="Ttulo1"/>
       </w:pPr>
-      <w:bookmarkStart w:id="27" w:name="_Toc231093563"/>
+      <w:bookmarkStart w:id="27" w:name="_Toc231097311"/>
       <w:r>
         <w:lastRenderedPageBreak/>
         <w:t>Capítulo 3 — Datos y metodología</w:t>
@@ -9907,7 +9907,7 @@
       <w:pPr>
         <w:pStyle w:val="Ttulo2"/>
       </w:pPr>
-      <w:bookmarkStart w:id="28" w:name="_Toc231093564"/>
+      <w:bookmarkStart w:id="28" w:name="_Toc231097312"/>
       <w:r>
         <w:t xml:space="preserve">3.1 </w:t>
       </w:r>
@@ -10102,7 +10102,7 @@
       <w:pPr>
         <w:pStyle w:val="Ttulo2"/>
       </w:pPr>
-      <w:bookmarkStart w:id="29" w:name="_Toc231093565"/>
+      <w:bookmarkStart w:id="29" w:name="_Toc231097313"/>
       <w:r>
         <w:t>3.2 Variable dependiente</w:t>
       </w:r>
@@ -10164,7 +10164,7 @@
       <w:pPr>
         <w:pStyle w:val="Ttulo2"/>
       </w:pPr>
-      <w:bookmarkStart w:id="30" w:name="_Toc231093566"/>
+      <w:bookmarkStart w:id="30" w:name="_Toc231097314"/>
       <w:r>
         <w:t>3.3 Variables explicativas</w:t>
       </w:r>
@@ -10231,7 +10231,7 @@
       <w:pPr>
         <w:pStyle w:val="Ttulo2"/>
       </w:pPr>
-      <w:bookmarkStart w:id="31" w:name="_Toc231093567"/>
+      <w:bookmarkStart w:id="31" w:name="_Toc231097315"/>
       <w:r>
         <w:t>3.4 Tratamiento de datos y frecuencias mixtas</w:t>
       </w:r>
@@ -10288,7 +10288,7 @@
       <w:pPr>
         <w:pStyle w:val="Ttulo2"/>
       </w:pPr>
-      <w:bookmarkStart w:id="32" w:name="_Toc231093568"/>
+      <w:bookmarkStart w:id="32" w:name="_Toc231097316"/>
       <w:r>
         <w:t>3.5 Datación de las fases del ciclo del cobre</w:t>
       </w:r>
@@ -10354,7 +10354,7 @@
       <w:pPr>
         <w:pStyle w:val="Ttulo2"/>
       </w:pPr>
-      <w:bookmarkStart w:id="33" w:name="_Toc231093569"/>
+      <w:bookmarkStart w:id="33" w:name="_Toc231097317"/>
       <w:r>
         <w:lastRenderedPageBreak/>
         <w:t>3.6 Estrategia econométrica</w:t>
@@ -10365,7 +10365,7 @@
       <w:pPr>
         <w:pStyle w:val="Ttulo3"/>
       </w:pPr>
-      <w:bookmarkStart w:id="34" w:name="_Toc231093570"/>
+      <w:bookmarkStart w:id="34" w:name="_Toc231097318"/>
       <w:r>
         <w:t>3.6.1 Estacionariedad y orden de integración (OE1)</w:t>
       </w:r>
@@ -10408,7 +10408,7 @@
       <w:pPr>
         <w:pStyle w:val="Ttulo3"/>
       </w:pPr>
-      <w:bookmarkStart w:id="35" w:name="_Toc231093571"/>
+      <w:bookmarkStart w:id="35" w:name="_Toc231097319"/>
       <w:r>
         <w:t>3.6.2 Modelo de impacto: panel de efectos fijos (OE2)</w:t>
       </w:r>
@@ -10499,7 +10499,7 @@
       <w:pPr>
         <w:pStyle w:val="Ttulo3"/>
       </w:pPr>
-      <w:bookmarkStart w:id="36" w:name="_Toc231093572"/>
+      <w:bookmarkStart w:id="36" w:name="_Toc231097320"/>
       <w:r>
         <w:t>3.6.3 Relaciones de largo plazo: cointegración (OE3)</w:t>
       </w:r>
@@ -10600,7 +10600,7 @@
       <w:pPr>
         <w:pStyle w:val="Ttulo3"/>
       </w:pPr>
-      <w:bookmarkStart w:id="37" w:name="_Toc231093573"/>
+      <w:bookmarkStart w:id="37" w:name="_Toc231097321"/>
       <w:r>
         <w:t>3.6.4 Dinámica de shocks: VAR, impulso-respuesta y descomposición de varianza (OE4)</w:t>
       </w:r>
@@ -10720,7 +10720,7 @@
       <w:pPr>
         <w:pStyle w:val="Ttulo3"/>
       </w:pPr>
-      <w:bookmarkStart w:id="38" w:name="_Toc231093574"/>
+      <w:bookmarkStart w:id="38" w:name="_Toc231097322"/>
       <w:r>
         <w:t>3.6.5 Estabilidad por fases del ciclo (OE5)</w:t>
       </w:r>
@@ -10766,7 +10766,7 @@
       <w:pPr>
         <w:pStyle w:val="Ttulo3"/>
       </w:pPr>
-      <w:bookmarkStart w:id="39" w:name="_Toc231093575"/>
+      <w:bookmarkStart w:id="39" w:name="_Toc231097323"/>
       <w:r>
         <w:t>3.6.6 Comparación entre mercados: triangulación (OE6)</w:t>
       </w:r>
@@ -10817,7 +10817,7 @@
       <w:pPr>
         <w:pStyle w:val="Ttulo2"/>
       </w:pPr>
-      <w:bookmarkStart w:id="40" w:name="_Toc231093576"/>
+      <w:bookmarkStart w:id="40" w:name="_Toc231097324"/>
       <w:r>
         <w:t xml:space="preserve">3.7 </w:t>
       </w:r>
@@ -10870,7 +10870,7 @@
       <w:pPr>
         <w:pStyle w:val="Ttulo3"/>
       </w:pPr>
-      <w:bookmarkStart w:id="41" w:name="_Toc231093577"/>
+      <w:bookmarkStart w:id="41" w:name="_Toc231097325"/>
       <w:r>
         <w:t>Tabla 3.1 — Definición operativa de variables (resumen)</w:t>
       </w:r>
@@ -10882,7 +10882,7 @@
         <w:spacing w:before="40" w:after="40"/>
         <w:jc w:val="center"/>
       </w:pPr>
-      <w:bookmarkStart w:id="42" w:name="_Toc231093607"/>
+      <w:bookmarkStart w:id="42" w:name="_Toc231097355"/>
       <w:r>
         <w:rPr>
           <w:i w:val="0"/>
@@ -12851,7 +12851,7 @@
       <w:pPr>
         <w:pStyle w:val="Ttulo1"/>
       </w:pPr>
-      <w:bookmarkStart w:id="43" w:name="_Toc231093578"/>
+      <w:bookmarkStart w:id="43" w:name="_Toc231097326"/>
       <w:r>
         <w:lastRenderedPageBreak/>
         <w:t>Capítulo 4 — Resultados y discusión</w:t>
@@ -12862,7 +12862,7 @@
       <w:pPr>
         <w:pStyle w:val="Ttulo2"/>
       </w:pPr>
-      <w:bookmarkStart w:id="44" w:name="_Toc231093579"/>
+      <w:bookmarkStart w:id="44" w:name="_Toc231097327"/>
       <w:r>
         <w:t>4.1 Análisis descriptivo y propiedades de las series (OE1)</w:t>
       </w:r>
@@ -13092,7 +13092,7 @@
       <w:pPr>
         <w:pStyle w:val="Ttulo2"/>
       </w:pPr>
-      <w:bookmarkStart w:id="45" w:name="_Toc231093580"/>
+      <w:bookmarkStart w:id="45" w:name="_Toc231097328"/>
       <w:r>
         <w:t>4.2 Determinantes de los retornos: global vs local (OE2)</w:t>
       </w:r>
@@ -13114,7 +13114,7 @@
         <w:spacing w:before="40" w:after="40"/>
         <w:jc w:val="center"/>
       </w:pPr>
-      <w:bookmarkStart w:id="46" w:name="_Toc231093608"/>
+      <w:bookmarkStart w:id="46" w:name="_Toc231097356"/>
       <w:r>
         <w:rPr>
           <w:i w:val="0"/>
@@ -13920,7 +13920,7 @@
           <w:noProof/>
         </w:rPr>
         <w:drawing>
-          <wp:inline distT="0" distB="0" distL="0" distR="0" wp14:anchorId="794C07EB" wp14:editId="74D8B7B5">
+          <wp:inline distT="0" distB="0" distL="0" distR="0" wp14:anchorId="75B1D9A5" wp14:editId="42F773A5">
             <wp:extent cx="5212080" cy="2833680"/>
             <wp:effectExtent l="0" t="0" r="0" b="0"/>
             <wp:docPr id="1" name="Picture 1"/>
@@ -13962,7 +13962,7 @@
         <w:spacing w:before="160" w:after="200"/>
         <w:jc w:val="center"/>
       </w:pPr>
-      <w:bookmarkStart w:id="47" w:name="_Toc231093621"/>
+      <w:bookmarkStart w:id="47" w:name="_Toc231097369"/>
       <w:r>
         <w:rPr>
           <w:i w:val="0"/>
@@ -14068,7 +14068,7 @@
       <w:pPr>
         <w:pStyle w:val="Ttulo2"/>
       </w:pPr>
-      <w:bookmarkStart w:id="48" w:name="_Toc231093581"/>
+      <w:bookmarkStart w:id="48" w:name="_Toc231097329"/>
       <w:r>
         <w:t>4.3 Relaciones de largo plazo (OE3)</w:t>
       </w:r>
@@ -14232,7 +14232,7 @@
       <w:pPr>
         <w:pStyle w:val="Ttulo2"/>
       </w:pPr>
-      <w:bookmarkStart w:id="49" w:name="_Toc231093582"/>
+      <w:bookmarkStart w:id="49" w:name="_Toc231097330"/>
       <w:r>
         <w:t>4.4 Dinámica de shocks (OE4)</w:t>
       </w:r>
@@ -14254,7 +14254,7 @@
         <w:spacing w:before="40" w:after="40"/>
         <w:jc w:val="center"/>
       </w:pPr>
-      <w:bookmarkStart w:id="50" w:name="_Toc231093609"/>
+      <w:bookmarkStart w:id="50" w:name="_Toc231097357"/>
       <w:r>
         <w:rPr>
           <w:i w:val="0"/>
@@ -14701,7 +14701,7 @@
           <w:noProof/>
         </w:rPr>
         <w:drawing>
-          <wp:inline distT="0" distB="0" distL="0" distR="0" wp14:anchorId="390C85FA" wp14:editId="307C9EF7">
+          <wp:inline distT="0" distB="0" distL="0" distR="0" wp14:anchorId="2A1C5F94" wp14:editId="1D8B740E">
             <wp:extent cx="5212080" cy="3890356"/>
             <wp:effectExtent l="0" t="0" r="0" b="0"/>
             <wp:docPr id="2" name="Picture 2"/>
@@ -14743,7 +14743,7 @@
         <w:spacing w:before="160" w:after="200"/>
         <w:jc w:val="center"/>
       </w:pPr>
-      <w:bookmarkStart w:id="51" w:name="_Toc231093622"/>
+      <w:bookmarkStart w:id="51" w:name="_Toc231097370"/>
       <w:r>
         <w:rPr>
           <w:i w:val="0"/>
@@ -14813,7 +14813,7 @@
           <w:noProof/>
         </w:rPr>
         <w:drawing>
-          <wp:inline distT="0" distB="0" distL="0" distR="0" wp14:anchorId="37EB26B9" wp14:editId="53395B80">
+          <wp:inline distT="0" distB="0" distL="0" distR="0" wp14:anchorId="09EFF4E9" wp14:editId="55934E7C">
             <wp:extent cx="5212080" cy="2478330"/>
             <wp:effectExtent l="0" t="0" r="0" b="0"/>
             <wp:docPr id="3" name="Picture 3"/>
@@ -14855,7 +14855,7 @@
         <w:spacing w:before="160" w:after="200"/>
         <w:jc w:val="center"/>
       </w:pPr>
-      <w:bookmarkStart w:id="52" w:name="_Toc231093623"/>
+      <w:bookmarkStart w:id="52" w:name="_Toc231097371"/>
       <w:r>
         <w:rPr>
           <w:i w:val="0"/>
@@ -14889,7 +14889,7 @@
       <w:pPr>
         <w:pStyle w:val="Ttulo2"/>
       </w:pPr>
-      <w:bookmarkStart w:id="53" w:name="_Toc231093583"/>
+      <w:bookmarkStart w:id="53" w:name="_Toc231097331"/>
       <w:r>
         <w:t>4.5 Estabilidad por fases del ciclo del cobre (OE5)</w:t>
       </w:r>
@@ -14997,7 +14997,7 @@
           <w:noProof/>
         </w:rPr>
         <w:drawing>
-          <wp:inline distT="0" distB="0" distL="0" distR="0" wp14:anchorId="5A78249A" wp14:editId="4E20FF63">
+          <wp:inline distT="0" distB="0" distL="0" distR="0" wp14:anchorId="0F36BB99" wp14:editId="41C79A2C">
             <wp:extent cx="5212080" cy="2366710"/>
             <wp:effectExtent l="0" t="0" r="0" b="0"/>
             <wp:docPr id="4" name="Picture 4"/>
@@ -15039,7 +15039,7 @@
         <w:spacing w:before="160" w:after="200"/>
         <w:jc w:val="center"/>
       </w:pPr>
-      <w:bookmarkStart w:id="54" w:name="_Toc231093624"/>
+      <w:bookmarkStart w:id="54" w:name="_Toc231097372"/>
       <w:r>
         <w:rPr>
           <w:i w:val="0"/>
@@ -15073,7 +15073,7 @@
       <w:pPr>
         <w:pStyle w:val="Ttulo2"/>
       </w:pPr>
-      <w:bookmarkStart w:id="55" w:name="_Toc231093584"/>
+      <w:bookmarkStart w:id="55" w:name="_Toc231097332"/>
       <w:r>
         <w:t>4.6 Comparación entre mercados: triangulación (OE6)</w:t>
       </w:r>
@@ -15095,7 +15095,7 @@
         <w:spacing w:before="40" w:after="40"/>
         <w:jc w:val="center"/>
       </w:pPr>
-      <w:bookmarkStart w:id="56" w:name="_Toc231093610"/>
+      <w:bookmarkStart w:id="56" w:name="_Toc231097358"/>
       <w:r>
         <w:rPr>
           <w:i w:val="0"/>
@@ -15720,7 +15720,7 @@
           <w:noProof/>
         </w:rPr>
         <w:drawing>
-          <wp:inline distT="0" distB="0" distL="0" distR="0" wp14:anchorId="62F251D4" wp14:editId="053A1C31">
+          <wp:inline distT="0" distB="0" distL="0" distR="0" wp14:anchorId="21726FAA" wp14:editId="3E3292E4">
             <wp:extent cx="5212080" cy="2626097"/>
             <wp:effectExtent l="0" t="0" r="0" b="0"/>
             <wp:docPr id="5" name="Picture 5"/>
@@ -15762,7 +15762,7 @@
         <w:spacing w:before="160" w:after="200"/>
         <w:jc w:val="center"/>
       </w:pPr>
-      <w:bookmarkStart w:id="57" w:name="_Toc231093625"/>
+      <w:bookmarkStart w:id="57" w:name="_Toc231097373"/>
       <w:r>
         <w:rPr>
           <w:i w:val="0"/>
@@ -15907,7 +15907,7 @@
       <w:pPr>
         <w:pStyle w:val="Ttulo2"/>
       </w:pPr>
-      <w:bookmarkStart w:id="58" w:name="_Toc231093585"/>
+      <w:bookmarkStart w:id="58" w:name="_Toc231097333"/>
       <w:r>
         <w:t>4.7 Diagnósticos y robustez</w:t>
       </w:r>
@@ -16267,7 +16267,7 @@
         </w:rPr>
         <w:lastRenderedPageBreak/>
         <w:drawing>
-          <wp:inline distT="0" distB="0" distL="0" distR="0" wp14:anchorId="2158460A" wp14:editId="5283B6FD">
+          <wp:inline distT="0" distB="0" distL="0" distR="0" wp14:anchorId="353A0F44" wp14:editId="0F6886C3">
             <wp:extent cx="5212080" cy="2446436"/>
             <wp:effectExtent l="0" t="0" r="0" b="0"/>
             <wp:docPr id="6" name="Picture 6"/>
@@ -16309,7 +16309,7 @@
         <w:spacing w:before="160" w:after="200"/>
         <w:jc w:val="center"/>
       </w:pPr>
-      <w:bookmarkStart w:id="59" w:name="_Toc231093626"/>
+      <w:bookmarkStart w:id="59" w:name="_Toc231097374"/>
       <w:r>
         <w:rPr>
           <w:i w:val="0"/>
@@ -16343,7 +16343,7 @@
       <w:pPr>
         <w:pStyle w:val="Ttulo2"/>
       </w:pPr>
-      <w:bookmarkStart w:id="60" w:name="_Toc231093586"/>
+      <w:bookmarkStart w:id="60" w:name="_Toc231097334"/>
       <w:r>
         <w:t>4.8 Discusión integrada</w:t>
       </w:r>
@@ -16524,7 +16524,7 @@
       <w:pPr>
         <w:pStyle w:val="Ttulo1"/>
       </w:pPr>
-      <w:bookmarkStart w:id="61" w:name="_Toc231093587"/>
+      <w:bookmarkStart w:id="61" w:name="_Toc231097335"/>
       <w:r>
         <w:lastRenderedPageBreak/>
         <w:t>Capítulo 5 — Conclusiones</w:t>
@@ -16535,7 +16535,7 @@
       <w:pPr>
         <w:pStyle w:val="Ttulo2"/>
       </w:pPr>
-      <w:bookmarkStart w:id="62" w:name="_Toc231093588"/>
+      <w:bookmarkStart w:id="62" w:name="_Toc231097336"/>
       <w:r>
         <w:t>5.1 Síntesis de los hallazgos</w:t>
       </w:r>
@@ -16702,7 +16702,7 @@
       <w:pPr>
         <w:pStyle w:val="Ttulo2"/>
       </w:pPr>
-      <w:bookmarkStart w:id="63" w:name="_Toc231093589"/>
+      <w:bookmarkStart w:id="63" w:name="_Toc231097337"/>
       <w:r>
         <w:t>5.2 Implicancias</w:t>
       </w:r>
@@ -16774,7 +16774,7 @@
       <w:pPr>
         <w:pStyle w:val="Ttulo2"/>
       </w:pPr>
-      <w:bookmarkStart w:id="64" w:name="_Toc231093590"/>
+      <w:bookmarkStart w:id="64" w:name="_Toc231097338"/>
       <w:r>
         <w:t>5.3 Limitaciones</w:t>
       </w:r>
@@ -16858,7 +16858,7 @@
       <w:pPr>
         <w:pStyle w:val="Ttulo2"/>
       </w:pPr>
-      <w:bookmarkStart w:id="65" w:name="_Toc231093591"/>
+      <w:bookmarkStart w:id="65" w:name="_Toc231097339"/>
       <w:r>
         <w:t>5.4 Líneas futuras de investigación</w:t>
       </w:r>
@@ -16914,7 +16914,7 @@
       <w:pPr>
         <w:pStyle w:val="Ttulo1"/>
       </w:pPr>
-      <w:bookmarkStart w:id="66" w:name="_Toc231093592"/>
+      <w:bookmarkStart w:id="66" w:name="_Toc231097340"/>
       <w:r>
         <w:lastRenderedPageBreak/>
         <w:t>Referencias</w:t>
@@ -17061,6 +17061,11 @@
     </w:p>
     <w:p>
       <w:r>
+        <w:t>Lo, A. W., &amp; MacKinlay, A. C. (1988). Stock market prices do not follow random walks: Evidence from a simple specification test. *The Review of Financial Studies*, 1(1), 41–66.</w:t>
+      </w:r>
+    </w:p>
+    <w:p>
+      <w:r>
         <w:t>Jorion, P. (1990). The exchange-rate exposure of U.S. multinationals. *The Journal of Business*, 63(3), 331–345.</w:t>
       </w:r>
     </w:p>
@@ -17071,15 +17076,15 @@
     </w:p>
     <w:p>
       <w:r>
-        <w:t>Labbé, F., &amp; De Gregorio, J. (2011). *Copper, the real exchange rate and macroeconomic fluctuations in Chile* (Working Paper N°640). Banco Central de Chile.</w:t>
-      </w:r>
-    </w:p>
-    <w:p>
-      <w:r>
-        <w:t xml:space="preserve">Pedersen, M. (2015). *The impact of </w:t>
-      </w:r>
-      <w:r>
-        <w:t>commodity price shocks in a major producing economy: The case of copper and Chile* (Working Paper N°753). Banco Central de Chile.</w:t>
+        <w:t xml:space="preserve">Labbé, F., &amp; De </w:t>
+      </w:r>
+      <w:r>
+        <w:t>Gregorio, J. (2011). *Copper, the real exchange rate and macroeconomic fluctuations in Chile* (Working Paper N°640). Banco Central de Chile.</w:t>
+      </w:r>
+    </w:p>
+    <w:p>
+      <w:r>
+        <w:t>Pedersen, M. (2015). *The impact of commodity price shocks in a major producing economy: The case of copper and Chile* (Working Paper N°753). Banco Central de Chile.</w:t>
       </w:r>
     </w:p>
     <w:p>
@@ -17119,12 +17124,12 @@
     </w:p>
     <w:p>
       <w:r>
+        <w:lastRenderedPageBreak/>
         <w:t>Sims, C. A. (1980). Macroeconomics and reality. *Econometrica*, 48(1), 1–48.</w:t>
       </w:r>
     </w:p>
     <w:p>
       <w:r>
-        <w:lastRenderedPageBreak/>
         <w:t>Wallenstein, T., Mendiola, A., &amp; Chávez-Bedoya, L. (2021). *Analysis of the reaction of mining stocks to the development of copper prices*. Consejo Latinoamericano de Escuelas de Administración (CLADEA).</w:t>
       </w:r>
     </w:p>
@@ -17157,7 +17162,7 @@
       <w:pPr>
         <w:pStyle w:val="Ttulo1"/>
       </w:pPr>
-      <w:bookmarkStart w:id="67" w:name="_Toc231093593"/>
+      <w:bookmarkStart w:id="67" w:name="_Toc231097341"/>
       <w:r>
         <w:lastRenderedPageBreak/>
         <w:t>Anexos</w:t>
@@ -17168,7 +17173,7 @@
       <w:pPr>
         <w:pStyle w:val="Ttulo2"/>
       </w:pPr>
-      <w:bookmarkStart w:id="68" w:name="_Toc231093594"/>
+      <w:bookmarkStart w:id="68" w:name="_Toc231097342"/>
       <w:r>
         <w:t>Anexo A. Estadística descriptiva</w:t>
       </w:r>
@@ -17180,7 +17185,7 @@
         <w:spacing w:before="40" w:after="40"/>
         <w:jc w:val="center"/>
       </w:pPr>
-      <w:bookmarkStart w:id="69" w:name="_Toc231093611"/>
+      <w:bookmarkStart w:id="69" w:name="_Toc231097359"/>
       <w:r>
         <w:rPr>
           <w:i w:val="0"/>
@@ -18042,7 +18047,13 @@
               <w:rPr>
                 <w:sz w:val="20"/>
               </w:rPr>
-              <w:t>Δ Cobre</w:t>
+              <w:t xml:space="preserve">Δ </w:t>
+            </w:r>
+            <w:r>
+              <w:rPr>
+                <w:sz w:val="20"/>
+              </w:rPr>
+              <w:t>Cobre</w:t>
             </w:r>
           </w:p>
         </w:tc>
@@ -19376,9 +19387,12 @@
       <w:pPr>
         <w:pStyle w:val="Ttulo2"/>
       </w:pPr>
-      <w:bookmarkStart w:id="70" w:name="_Toc231093595"/>
-      <w:r>
-        <w:t>Anexo B. Matriz de correlación de los factores</w:t>
+      <w:bookmarkStart w:id="70" w:name="_Toc231097343"/>
+      <w:r>
+        <w:t xml:space="preserve">Anexo B. Matriz de correlación de los </w:t>
+      </w:r>
+      <w:r>
+        <w:t>factores</w:t>
       </w:r>
       <w:bookmarkEnd w:id="70"/>
     </w:p>
@@ -19388,7 +19402,7 @@
         <w:spacing w:before="40" w:after="40"/>
         <w:jc w:val="center"/>
       </w:pPr>
-      <w:bookmarkStart w:id="71" w:name="_Toc231093612"/>
+      <w:bookmarkStart w:id="71" w:name="_Toc231097360"/>
       <w:r>
         <w:rPr>
           <w:i w:val="0"/>
@@ -20765,7 +20779,13 @@
               <w:rPr>
                 <w:sz w:val="20"/>
               </w:rPr>
-              <w:t>Δ TC CLP</w:t>
+              <w:t xml:space="preserve">Δ </w:t>
+            </w:r>
+            <w:r>
+              <w:rPr>
+                <w:sz w:val="20"/>
+              </w:rPr>
+              <w:t>TC CLP</w:t>
             </w:r>
           </w:p>
         </w:tc>
@@ -21416,9 +21436,12 @@
       <w:pPr>
         <w:pStyle w:val="Ttulo2"/>
       </w:pPr>
-      <w:bookmarkStart w:id="72" w:name="_Toc231093596"/>
-      <w:r>
-        <w:t>Anexo C. Pruebas de raíz unitaria y orden de integración</w:t>
+      <w:bookmarkStart w:id="72" w:name="_Toc231097344"/>
+      <w:r>
+        <w:t xml:space="preserve">Anexo C. Pruebas de raíz </w:t>
+      </w:r>
+      <w:r>
+        <w:t>unitaria y orden de integración</w:t>
       </w:r>
       <w:bookmarkEnd w:id="72"/>
     </w:p>
@@ -21428,7 +21451,7 @@
         <w:spacing w:before="40" w:after="40"/>
         <w:jc w:val="center"/>
       </w:pPr>
-      <w:bookmarkStart w:id="73" w:name="_Toc231093613"/>
+      <w:bookmarkStart w:id="73" w:name="_Toc231097361"/>
       <w:r>
         <w:rPr>
           <w:i w:val="0"/>
@@ -22256,7 +22279,7 @@
       <w:pPr>
         <w:pStyle w:val="Ttulo2"/>
       </w:pPr>
-      <w:bookmarkStart w:id="74" w:name="_Toc231093597"/>
+      <w:bookmarkStart w:id="74" w:name="_Toc231097345"/>
       <w:r>
         <w:t>Anexo D. Resultados completos del modelo de panel</w:t>
       </w:r>
@@ -22266,7 +22289,7 @@
       <w:pPr>
         <w:pStyle w:val="Ttulo3"/>
       </w:pPr>
-      <w:bookmarkStart w:id="75" w:name="_Toc231093598"/>
+      <w:bookmarkStart w:id="75" w:name="_Toc231097346"/>
       <w:r>
         <w:t>D.1 Muestra B — cobre, mercado internacional</w:t>
       </w:r>
@@ -22278,7 +22301,7 @@
         <w:spacing w:before="40" w:after="40"/>
         <w:jc w:val="center"/>
       </w:pPr>
-      <w:bookmarkStart w:id="76" w:name="_Toc231093614"/>
+      <w:bookmarkStart w:id="76" w:name="_Toc231097362"/>
       <w:r>
         <w:rPr>
           <w:i w:val="0"/>
@@ -23459,7 +23482,7 @@
       <w:pPr>
         <w:pStyle w:val="Ttulo3"/>
       </w:pPr>
-      <w:bookmarkStart w:id="77" w:name="_Toc231093599"/>
+      <w:bookmarkStart w:id="77" w:name="_Toc231097347"/>
       <w:r>
         <w:t>D.2 Muestra A — cobre, mercado chileno (Pucobre)</w:t>
       </w:r>
@@ -23471,7 +23494,7 @@
         <w:spacing w:before="40" w:after="40"/>
         <w:jc w:val="center"/>
       </w:pPr>
-      <w:bookmarkStart w:id="78" w:name="_Toc231093615"/>
+      <w:bookmarkStart w:id="78" w:name="_Toc231097363"/>
       <w:r>
         <w:rPr>
           <w:i w:val="0"/>
@@ -24646,7 +24669,7 @@
       <w:pPr>
         <w:pStyle w:val="Ttulo3"/>
       </w:pPr>
-      <w:bookmarkStart w:id="79" w:name="_Toc231093600"/>
+      <w:bookmarkStart w:id="79" w:name="_Toc231097348"/>
       <w:r>
         <w:t xml:space="preserve">D.3 </w:t>
       </w:r>
@@ -24661,7 +24684,7 @@
         <w:spacing w:before="40" w:after="40"/>
         <w:jc w:val="center"/>
       </w:pPr>
-      <w:bookmarkStart w:id="80" w:name="_Toc231093616"/>
+      <w:bookmarkStart w:id="80" w:name="_Toc231097364"/>
       <w:r>
         <w:rPr>
           <w:i w:val="0"/>
@@ -25836,7 +25859,7 @@
       <w:pPr>
         <w:pStyle w:val="Ttulo2"/>
       </w:pPr>
-      <w:bookmarkStart w:id="81" w:name="_Toc231093601"/>
+      <w:bookmarkStart w:id="81" w:name="_Toc231097349"/>
       <w:r>
         <w:lastRenderedPageBreak/>
         <w:t xml:space="preserve">Anexo E. </w:t>
@@ -25852,7 +25875,7 @@
         <w:spacing w:before="40" w:after="40"/>
         <w:jc w:val="center"/>
       </w:pPr>
-      <w:bookmarkStart w:id="82" w:name="_Toc231093617"/>
+      <w:bookmarkStart w:id="82" w:name="_Toc231097365"/>
       <w:r>
         <w:rPr>
           <w:i w:val="0"/>
@@ -26523,7 +26546,7 @@
       <w:pPr>
         <w:pStyle w:val="Ttulo2"/>
       </w:pPr>
-      <w:bookmarkStart w:id="83" w:name="_Toc231093602"/>
+      <w:bookmarkStart w:id="83" w:name="_Toc231097350"/>
       <w:r>
         <w:t xml:space="preserve">Anexo F. </w:t>
       </w:r>
@@ -26538,7 +26561,7 @@
         <w:spacing w:before="40" w:after="40"/>
         <w:jc w:val="center"/>
       </w:pPr>
-      <w:bookmarkStart w:id="84" w:name="_Toc231093618"/>
+      <w:bookmarkStart w:id="84" w:name="_Toc231097366"/>
       <w:r>
         <w:rPr>
           <w:i w:val="0"/>
@@ -27352,7 +27375,7 @@
       <w:pPr>
         <w:pStyle w:val="Ttulo2"/>
       </w:pPr>
-      <w:bookmarkStart w:id="85" w:name="_Toc231093603"/>
+      <w:bookmarkStart w:id="85" w:name="_Toc231097351"/>
       <w:r>
         <w:t>Anexo G. Fuentes de datos</w:t>
       </w:r>
@@ -27364,7 +27387,7 @@
         <w:spacing w:before="40" w:after="40"/>
         <w:jc w:val="center"/>
       </w:pPr>
-      <w:bookmarkStart w:id="86" w:name="_Toc231093619"/>
+      <w:bookmarkStart w:id="86" w:name="_Toc231097367"/>
       <w:r>
         <w:rPr>
           <w:i w:val="0"/>
@@ -28513,7 +28536,7 @@
       <w:pPr>
         <w:pStyle w:val="Ttulo2"/>
       </w:pPr>
-      <w:bookmarkStart w:id="87" w:name="_Toc231093604"/>
+      <w:bookmarkStart w:id="87" w:name="_Toc231097352"/>
       <w:r>
         <w:t>Anexo H. Disponibilidad del código</w:t>
       </w:r>
@@ -28531,7 +28554,7 @@
       <w:pPr>
         <w:pStyle w:val="Ttulo2"/>
       </w:pPr>
-      <w:bookmarkStart w:id="88" w:name="_Toc231093605"/>
+      <w:bookmarkStart w:id="88" w:name="_Toc231097353"/>
       <w:r>
         <w:t>Anexo I. Extensión predictiva: ¿explican o anticipan?</w:t>
       </w:r>
@@ -28557,7 +28580,7 @@
         <w:spacing w:before="40" w:after="40"/>
         <w:jc w:val="center"/>
       </w:pPr>
-      <w:bookmarkStart w:id="89" w:name="_Toc231093620"/>
+      <w:bookmarkStart w:id="89" w:name="_Toc231097368"/>
       <w:r>
         <w:rPr>
           <w:i w:val="0"/>
@@ -29125,13 +29148,7 @@
               <w:rPr>
                 <w:sz w:val="20"/>
               </w:rPr>
-              <w:t xml:space="preserve">Random </w:t>
-            </w:r>
-            <w:r>
-              <w:rPr>
-                <w:sz w:val="20"/>
-              </w:rPr>
-              <w:t>Forest</w:t>
+              <w:t>Random Forest</w:t>
             </w:r>
           </w:p>
         </w:tc>
@@ -29412,6 +29429,48 @@
     </w:p>
     <w:p>
       <w:r>
+        <w:lastRenderedPageBreak/>
+        <w:t xml:space="preserve">Como contraste complementario de la hipótesis de paseo aleatorio se aplica el test de razón de varianzas de Lo y MacKinlay (1988), con estadístico robusto a heterocedasticidad. Para el </w:t>
+      </w:r>
+      <w:r>
+        <w:rPr>
+          <w:b/>
+        </w:rPr>
+        <w:t>precio del cobre</w:t>
+      </w:r>
+      <w:r>
+        <w:t xml:space="preserve"> se rechaza el paseo aleatorio (VR(2) = 1.39; z = 2.99), evidencia de </w:t>
+      </w:r>
+      <w:r>
+        <w:rPr>
+          <w:b/>
+        </w:rPr>
+        <w:t>momentum</w:t>
+      </w:r>
+      <w:r>
+        <w:t xml:space="preserve"> propia de los mercados de commodities. En cambio, para los </w:t>
+      </w:r>
+      <w:r>
+        <w:rPr>
+          <w:b/>
+        </w:rPr>
+        <w:t>retornos del sector</w:t>
+      </w:r>
+      <w:r>
+        <w:t xml:space="preserve"> el paseo aleatorio </w:t>
+      </w:r>
+      <w:r>
+        <w:rPr>
+          <w:b/>
+        </w:rPr>
+        <w:t>no se rechaza</w:t>
+      </w:r>
+      <w:r>
+        <w:t xml:space="preserve"> (VR(2) = 1.10; z = 1.06), lo que es consistente con la eficiencia de mercado en forma débil del lado accionario y con la escasa predecibilidad documentada arriba.</w:t>
+      </w:r>
+    </w:p>
+    <w:p>
+      <w:r>
         <w:br w:type="page"/>
       </w:r>
     </w:p>
@@ -29419,7 +29478,7 @@
       <w:pPr>
         <w:pStyle w:val="Ttulo1"/>
       </w:pPr>
-      <w:bookmarkStart w:id="90" w:name="_Toc231093606"/>
+      <w:bookmarkStart w:id="90" w:name="_Toc231097354"/>
       <w:r>
         <w:lastRenderedPageBreak/>
         <w:t>Glosario de términos econométricos</w:t>
@@ -29455,10 +29514,7 @@
     </w:p>
     <w:p>
       <w:r>
-        <w:t xml:space="preserve">no estacionarias (I(1)), </w:t>
-      </w:r>
-      <w:r>
-        <w:t>interpretada como una relación de equilibrio de largo plazo.</w:t>
+        <w:t>no estacionarias (I(1)), interpretada como una relación de equilibrio de largo plazo.</w:t>
       </w:r>
     </w:p>
     <w:p>
@@ -30053,31 +30109,31 @@
       </w:rPr>
     </w:lvl>
   </w:abstractNum>
-  <w:num w:numId="1" w16cid:durableId="548305238">
+  <w:num w:numId="1" w16cid:durableId="1569997962">
     <w:abstractNumId w:val="8"/>
   </w:num>
-  <w:num w:numId="2" w16cid:durableId="2079591179">
+  <w:num w:numId="2" w16cid:durableId="1966887682">
     <w:abstractNumId w:val="6"/>
   </w:num>
-  <w:num w:numId="3" w16cid:durableId="2080133198">
+  <w:num w:numId="3" w16cid:durableId="599490405">
     <w:abstractNumId w:val="5"/>
   </w:num>
-  <w:num w:numId="4" w16cid:durableId="1081173204">
+  <w:num w:numId="4" w16cid:durableId="673921323">
     <w:abstractNumId w:val="4"/>
   </w:num>
-  <w:num w:numId="5" w16cid:durableId="1983536571">
+  <w:num w:numId="5" w16cid:durableId="1181820243">
     <w:abstractNumId w:val="7"/>
   </w:num>
-  <w:num w:numId="6" w16cid:durableId="918757441">
+  <w:num w:numId="6" w16cid:durableId="645085098">
     <w:abstractNumId w:val="3"/>
   </w:num>
-  <w:num w:numId="7" w16cid:durableId="1334185806">
+  <w:num w:numId="7" w16cid:durableId="1735350572">
     <w:abstractNumId w:val="2"/>
   </w:num>
-  <w:num w:numId="8" w16cid:durableId="245576206">
+  <w:num w:numId="8" w16cid:durableId="1706714726">
     <w:abstractNumId w:val="1"/>
   </w:num>
-  <w:num w:numId="9" w16cid:durableId="1233085083">
+  <w:num w:numId="9" w16cid:durableId="1867984212">
     <w:abstractNumId w:val="0"/>
   </w:num>
 </w:numbering>
@@ -41479,7 +41535,7 @@
     <w:autoRedefine/>
     <w:uiPriority w:val="39"/>
     <w:unhideWhenUsed/>
-    <w:rsid w:val="00100867"/>
+    <w:rsid w:val="008E52B3"/>
     <w:pPr>
       <w:spacing w:after="100"/>
     </w:pPr>
@@ -41491,7 +41547,7 @@
     <w:autoRedefine/>
     <w:uiPriority w:val="39"/>
     <w:unhideWhenUsed/>
-    <w:rsid w:val="00100867"/>
+    <w:rsid w:val="008E52B3"/>
     <w:pPr>
       <w:spacing w:after="100"/>
       <w:ind w:left="240"/>
@@ -41504,7 +41560,7 @@
     <w:autoRedefine/>
     <w:uiPriority w:val="39"/>
     <w:unhideWhenUsed/>
-    <w:rsid w:val="00100867"/>
+    <w:rsid w:val="008E52B3"/>
     <w:pPr>
       <w:spacing w:after="100"/>
       <w:ind w:left="480"/>
@@ -41515,7 +41571,7 @@
     <w:basedOn w:val="Fuentedeprrafopredeter"/>
     <w:uiPriority w:val="99"/>
     <w:unhideWhenUsed/>
-    <w:rsid w:val="00100867"/>
+    <w:rsid w:val="008E52B3"/>
     <w:rPr>
       <w:color w:val="0000FF" w:themeColor="hyperlink"/>
       <w:u w:val="single"/>
@@ -41527,7 +41583,7 @@
     <w:next w:val="Normal"/>
     <w:uiPriority w:val="99"/>
     <w:unhideWhenUsed/>
-    <w:rsid w:val="00100867"/>
+    <w:rsid w:val="008E52B3"/>
     <w:pPr>
       <w:spacing w:after="0"/>
     </w:pPr>

--- a/outputs/Tesis_Francisco_Rietta.docx
+++ b/outputs/Tesis_Francisco_Rietta.docx
@@ -166,7 +166,7 @@
       <w:pPr>
         <w:pStyle w:val="Ttulo1"/>
       </w:pPr>
-      <w:bookmarkStart w:id="0" w:name="_Toc231097284"/>
+      <w:bookmarkStart w:id="0" w:name="_Toc231100744"/>
       <w:r>
         <w:lastRenderedPageBreak/>
         <w:t>Página de aprobación</w:t>
@@ -262,7 +262,7 @@
       <w:pPr>
         <w:pStyle w:val="Ttulo1"/>
       </w:pPr>
-      <w:bookmarkStart w:id="1" w:name="_Toc231097285"/>
+      <w:bookmarkStart w:id="1" w:name="_Toc231100745"/>
       <w:r>
         <w:lastRenderedPageBreak/>
         <w:t>Declaración de originalidad</w:t>
@@ -303,7 +303,7 @@
       <w:pPr>
         <w:pStyle w:val="Ttulo1"/>
       </w:pPr>
-      <w:bookmarkStart w:id="2" w:name="_Toc231097286"/>
+      <w:bookmarkStart w:id="2" w:name="_Toc231100746"/>
       <w:r>
         <w:lastRenderedPageBreak/>
         <w:t>Dedicatoria</w:t>
@@ -333,7 +333,7 @@
       <w:pPr>
         <w:pStyle w:val="Ttulo1"/>
       </w:pPr>
-      <w:bookmarkStart w:id="3" w:name="_Toc231097287"/>
+      <w:bookmarkStart w:id="3" w:name="_Toc231100747"/>
       <w:r>
         <w:lastRenderedPageBreak/>
         <w:t>Agradecimientos</w:t>
@@ -359,7 +359,7 @@
       <w:pPr>
         <w:pStyle w:val="Ttulo1"/>
       </w:pPr>
-      <w:bookmarkStart w:id="4" w:name="_Toc231097288"/>
+      <w:bookmarkStart w:id="4" w:name="_Toc231100748"/>
       <w:r>
         <w:lastRenderedPageBreak/>
         <w:t>Resumen</w:t>
@@ -397,7 +397,7 @@
       <w:pPr>
         <w:pStyle w:val="Ttulo1"/>
       </w:pPr>
-      <w:bookmarkStart w:id="5" w:name="_Toc231097289"/>
+      <w:bookmarkStart w:id="5" w:name="_Toc231100749"/>
       <w:r>
         <w:lastRenderedPageBreak/>
         <w:t>Abstract</w:t>
@@ -432,7 +432,7 @@
       <w:pPr>
         <w:pStyle w:val="Ttulo1"/>
       </w:pPr>
-      <w:bookmarkStart w:id="6" w:name="_Toc231097290"/>
+      <w:bookmarkStart w:id="6" w:name="_Toc231100750"/>
       <w:r>
         <w:lastRenderedPageBreak/>
         <w:t>Índice general</w:t>
@@ -464,7 +464,7 @@
       <w:r>
         <w:fldChar w:fldCharType="separate"/>
       </w:r>
-      <w:hyperlink w:anchor="_Toc231097284" w:history="1">
+      <w:hyperlink w:anchor="_Toc231100744" w:history="1">
         <w:r>
           <w:rPr>
             <w:rStyle w:val="Hipervnculo"/>
@@ -491,7 +491,7 @@
             <w:noProof/>
             <w:webHidden/>
           </w:rPr>
-          <w:instrText xml:space="preserve"> PAGEREF _Toc231097284 \h </w:instrText>
+          <w:instrText xml:space="preserve"> PAGEREF _Toc231100744 \h </w:instrText>
         </w:r>
         <w:r>
           <w:rPr>
@@ -538,7 +538,7 @@
           <w14:ligatures w14:val="standardContextual"/>
         </w:rPr>
       </w:pPr>
-      <w:hyperlink w:anchor="_Toc231097285" w:history="1">
+      <w:hyperlink w:anchor="_Toc231100745" w:history="1">
         <w:r>
           <w:rPr>
             <w:rStyle w:val="Hipervnculo"/>
@@ -565,7 +565,7 @@
             <w:noProof/>
             <w:webHidden/>
           </w:rPr>
-          <w:instrText xml:space="preserve"> PAGEREF _Toc231097285 \h </w:instrText>
+          <w:instrText xml:space="preserve"> PAGEREF _Toc231100745 \h </w:instrText>
         </w:r>
         <w:r>
           <w:rPr>
@@ -612,7 +612,7 @@
           <w14:ligatures w14:val="standardContextual"/>
         </w:rPr>
       </w:pPr>
-      <w:hyperlink w:anchor="_Toc231097286" w:history="1">
+      <w:hyperlink w:anchor="_Toc231100746" w:history="1">
         <w:r>
           <w:rPr>
             <w:rStyle w:val="Hipervnculo"/>
@@ -639,7 +639,7 @@
             <w:noProof/>
             <w:webHidden/>
           </w:rPr>
-          <w:instrText xml:space="preserve"> PAGEREF _Toc231097286 \h </w:instrText>
+          <w:instrText xml:space="preserve"> PAGEREF _Toc231100746 \h </w:instrText>
         </w:r>
         <w:r>
           <w:rPr>
@@ -686,7 +686,7 @@
           <w14:ligatures w14:val="standardContextual"/>
         </w:rPr>
       </w:pPr>
-      <w:hyperlink w:anchor="_Toc231097287" w:history="1">
+      <w:hyperlink w:anchor="_Toc231100747" w:history="1">
         <w:r>
           <w:rPr>
             <w:rStyle w:val="Hipervnculo"/>
@@ -713,7 +713,7 @@
             <w:noProof/>
             <w:webHidden/>
           </w:rPr>
-          <w:instrText xml:space="preserve"> PAGEREF _Toc231097287 \h </w:instrText>
+          <w:instrText xml:space="preserve"> PAGEREF _Toc231100747 \h </w:instrText>
         </w:r>
         <w:r>
           <w:rPr>
@@ -760,7 +760,7 @@
           <w14:ligatures w14:val="standardContextual"/>
         </w:rPr>
       </w:pPr>
-      <w:hyperlink w:anchor="_Toc231097288" w:history="1">
+      <w:hyperlink w:anchor="_Toc231100748" w:history="1">
         <w:r>
           <w:rPr>
             <w:rStyle w:val="Hipervnculo"/>
@@ -787,7 +787,7 @@
             <w:noProof/>
             <w:webHidden/>
           </w:rPr>
-          <w:instrText xml:space="preserve"> PAGEREF _Toc231097288 \h </w:instrText>
+          <w:instrText xml:space="preserve"> PAGEREF _Toc231100748 \h </w:instrText>
         </w:r>
         <w:r>
           <w:rPr>
@@ -834,7 +834,7 @@
           <w14:ligatures w14:val="standardContextual"/>
         </w:rPr>
       </w:pPr>
-      <w:hyperlink w:anchor="_Toc231097289" w:history="1">
+      <w:hyperlink w:anchor="_Toc231100749" w:history="1">
         <w:r>
           <w:rPr>
             <w:rStyle w:val="Hipervnculo"/>
@@ -861,7 +861,7 @@
             <w:noProof/>
             <w:webHidden/>
           </w:rPr>
-          <w:instrText xml:space="preserve"> PAGEREF _Toc231097289 \h </w:instrText>
+          <w:instrText xml:space="preserve"> PAGEREF _Toc231100749 \h </w:instrText>
         </w:r>
         <w:r>
           <w:rPr>
@@ -908,7 +908,7 @@
           <w14:ligatures w14:val="standardContextual"/>
         </w:rPr>
       </w:pPr>
-      <w:hyperlink w:anchor="_Toc231097290" w:history="1">
+      <w:hyperlink w:anchor="_Toc231100750" w:history="1">
         <w:r>
           <w:rPr>
             <w:rStyle w:val="Hipervnculo"/>
@@ -935,7 +935,7 @@
             <w:noProof/>
             <w:webHidden/>
           </w:rPr>
-          <w:instrText xml:space="preserve"> PAGEREF _Toc231097290 \h </w:instrText>
+          <w:instrText xml:space="preserve"> PAGEREF _Toc231100750 \h </w:instrText>
         </w:r>
         <w:r>
           <w:rPr>
@@ -982,7 +982,7 @@
           <w14:ligatures w14:val="standardContextual"/>
         </w:rPr>
       </w:pPr>
-      <w:hyperlink w:anchor="_Toc231097291" w:history="1">
+      <w:hyperlink w:anchor="_Toc231100751" w:history="1">
         <w:r>
           <w:rPr>
             <w:rStyle w:val="Hipervnculo"/>
@@ -1009,7 +1009,7 @@
             <w:noProof/>
             <w:webHidden/>
           </w:rPr>
-          <w:instrText xml:space="preserve"> PAGEREF _Toc231097291 \h </w:instrText>
+          <w:instrText xml:space="preserve"> PAGEREF _Toc231100751 \h </w:instrText>
         </w:r>
         <w:r>
           <w:rPr>
@@ -1056,7 +1056,7 @@
           <w14:ligatures w14:val="standardContextual"/>
         </w:rPr>
       </w:pPr>
-      <w:hyperlink w:anchor="_Toc231097292" w:history="1">
+      <w:hyperlink w:anchor="_Toc231100752" w:history="1">
         <w:r>
           <w:rPr>
             <w:rStyle w:val="Hipervnculo"/>
@@ -1083,7 +1083,7 @@
             <w:noProof/>
             <w:webHidden/>
           </w:rPr>
-          <w:instrText xml:space="preserve"> PAGEREF _Toc231097292 \h </w:instrText>
+          <w:instrText xml:space="preserve"> PAGEREF _Toc231100752 \h </w:instrText>
         </w:r>
         <w:r>
           <w:rPr>
@@ -1130,7 +1130,7 @@
           <w14:ligatures w14:val="standardContextual"/>
         </w:rPr>
       </w:pPr>
-      <w:hyperlink w:anchor="_Toc231097293" w:history="1">
+      <w:hyperlink w:anchor="_Toc231100753" w:history="1">
         <w:r>
           <w:rPr>
             <w:rStyle w:val="Hipervnculo"/>
@@ -1157,7 +1157,7 @@
             <w:noProof/>
             <w:webHidden/>
           </w:rPr>
-          <w:instrText xml:space="preserve"> PAGEREF _Toc231097293 \h </w:instrText>
+          <w:instrText xml:space="preserve"> PAGEREF _Toc231100753 \h </w:instrText>
         </w:r>
         <w:r>
           <w:rPr>
@@ -1204,7 +1204,7 @@
           <w14:ligatures w14:val="standardContextual"/>
         </w:rPr>
       </w:pPr>
-      <w:hyperlink w:anchor="_Toc231097294" w:history="1">
+      <w:hyperlink w:anchor="_Toc231100754" w:history="1">
         <w:r>
           <w:rPr>
             <w:rStyle w:val="Hipervnculo"/>
@@ -1231,7 +1231,7 @@
             <w:noProof/>
             <w:webHidden/>
           </w:rPr>
-          <w:instrText xml:space="preserve"> PAGEREF _Toc231097294 \h </w:instrText>
+          <w:instrText xml:space="preserve"> PAGEREF _Toc231100754 \h </w:instrText>
         </w:r>
         <w:r>
           <w:rPr>
@@ -1278,7 +1278,7 @@
           <w14:ligatures w14:val="standardContextual"/>
         </w:rPr>
       </w:pPr>
-      <w:hyperlink w:anchor="_Toc231097295" w:history="1">
+      <w:hyperlink w:anchor="_Toc231100755" w:history="1">
         <w:r>
           <w:rPr>
             <w:rStyle w:val="Hipervnculo"/>
@@ -1305,7 +1305,7 @@
             <w:noProof/>
             <w:webHidden/>
           </w:rPr>
-          <w:instrText xml:space="preserve"> PAGEREF _Toc231097295 \h </w:instrText>
+          <w:instrText xml:space="preserve"> PAGEREF _Toc231100755 \h </w:instrText>
         </w:r>
         <w:r>
           <w:rPr>
@@ -1352,7 +1352,7 @@
           <w14:ligatures w14:val="standardContextual"/>
         </w:rPr>
       </w:pPr>
-      <w:hyperlink w:anchor="_Toc231097296" w:history="1">
+      <w:hyperlink w:anchor="_Toc231100756" w:history="1">
         <w:r>
           <w:rPr>
             <w:rStyle w:val="Hipervnculo"/>
@@ -1379,7 +1379,7 @@
             <w:noProof/>
             <w:webHidden/>
           </w:rPr>
-          <w:instrText xml:space="preserve"> PAGEREF _Toc231097296 \h </w:instrText>
+          <w:instrText xml:space="preserve"> PAGEREF _Toc231100756 \h </w:instrText>
         </w:r>
         <w:r>
           <w:rPr>
@@ -1426,7 +1426,7 @@
           <w14:ligatures w14:val="standardContextual"/>
         </w:rPr>
       </w:pPr>
-      <w:hyperlink w:anchor="_Toc231097297" w:history="1">
+      <w:hyperlink w:anchor="_Toc231100757" w:history="1">
         <w:r>
           <w:rPr>
             <w:rStyle w:val="Hipervnculo"/>
@@ -1453,7 +1453,7 @@
             <w:noProof/>
             <w:webHidden/>
           </w:rPr>
-          <w:instrText xml:space="preserve"> PAGEREF _Toc231097297 \h </w:instrText>
+          <w:instrText xml:space="preserve"> PAGEREF _Toc231100757 \h </w:instrText>
         </w:r>
         <w:r>
           <w:rPr>
@@ -1500,7 +1500,7 @@
           <w14:ligatures w14:val="standardContextual"/>
         </w:rPr>
       </w:pPr>
-      <w:hyperlink w:anchor="_Toc231097298" w:history="1">
+      <w:hyperlink w:anchor="_Toc231100758" w:history="1">
         <w:r>
           <w:rPr>
             <w:rStyle w:val="Hipervnculo"/>
@@ -1527,7 +1527,7 @@
             <w:noProof/>
             <w:webHidden/>
           </w:rPr>
-          <w:instrText xml:space="preserve"> PAGEREF _Toc231097298 \h </w:instrText>
+          <w:instrText xml:space="preserve"> PAGEREF _Toc231100758 \h </w:instrText>
         </w:r>
         <w:r>
           <w:rPr>
@@ -1574,7 +1574,7 @@
           <w14:ligatures w14:val="standardContextual"/>
         </w:rPr>
       </w:pPr>
-      <w:hyperlink w:anchor="_Toc231097299" w:history="1">
+      <w:hyperlink w:anchor="_Toc231100759" w:history="1">
         <w:r>
           <w:rPr>
             <w:rStyle w:val="Hipervnculo"/>
@@ -1601,7 +1601,7 @@
             <w:noProof/>
             <w:webHidden/>
           </w:rPr>
-          <w:instrText xml:space="preserve"> PAGEREF _Toc231097299 \h </w:instrText>
+          <w:instrText xml:space="preserve"> PAGEREF _Toc231100759 \h </w:instrText>
         </w:r>
         <w:r>
           <w:rPr>
@@ -1648,7 +1648,7 @@
           <w14:ligatures w14:val="standardContextual"/>
         </w:rPr>
       </w:pPr>
-      <w:hyperlink w:anchor="_Toc231097300" w:history="1">
+      <w:hyperlink w:anchor="_Toc231100760" w:history="1">
         <w:r>
           <w:rPr>
             <w:rStyle w:val="Hipervnculo"/>
@@ -1675,7 +1675,7 @@
             <w:noProof/>
             <w:webHidden/>
           </w:rPr>
-          <w:instrText xml:space="preserve"> PAGEREF _Toc231097300 \h </w:instrText>
+          <w:instrText xml:space="preserve"> PAGEREF _Toc231100760 \h </w:instrText>
         </w:r>
         <w:r>
           <w:rPr>
@@ -1722,7 +1722,7 @@
           <w14:ligatures w14:val="standardContextual"/>
         </w:rPr>
       </w:pPr>
-      <w:hyperlink w:anchor="_Toc231097301" w:history="1">
+      <w:hyperlink w:anchor="_Toc231100761" w:history="1">
         <w:r>
           <w:rPr>
             <w:rStyle w:val="Hipervnculo"/>
@@ -1749,7 +1749,7 @@
             <w:noProof/>
             <w:webHidden/>
           </w:rPr>
-          <w:instrText xml:space="preserve"> PAGEREF _Toc231097301 \h </w:instrText>
+          <w:instrText xml:space="preserve"> PAGEREF _Toc231100761 \h </w:instrText>
         </w:r>
         <w:r>
           <w:rPr>
@@ -1796,7 +1796,7 @@
           <w14:ligatures w14:val="standardContextual"/>
         </w:rPr>
       </w:pPr>
-      <w:hyperlink w:anchor="_Toc231097302" w:history="1">
+      <w:hyperlink w:anchor="_Toc231100762" w:history="1">
         <w:r>
           <w:rPr>
             <w:rStyle w:val="Hipervnculo"/>
@@ -1823,7 +1823,7 @@
             <w:noProof/>
             <w:webHidden/>
           </w:rPr>
-          <w:instrText xml:space="preserve"> PAGEREF _Toc231097302 \h </w:instrText>
+          <w:instrText xml:space="preserve"> PAGEREF _Toc231100762 \h </w:instrText>
         </w:r>
         <w:r>
           <w:rPr>
@@ -1870,7 +1870,7 @@
           <w14:ligatures w14:val="standardContextual"/>
         </w:rPr>
       </w:pPr>
-      <w:hyperlink w:anchor="_Toc231097303" w:history="1">
+      <w:hyperlink w:anchor="_Toc231100763" w:history="1">
         <w:r>
           <w:rPr>
             <w:rStyle w:val="Hipervnculo"/>
@@ -1897,7 +1897,7 @@
             <w:noProof/>
             <w:webHidden/>
           </w:rPr>
-          <w:instrText xml:space="preserve"> PAGEREF _Toc231097303 \h </w:instrText>
+          <w:instrText xml:space="preserve"> PAGEREF _Toc231100763 \h </w:instrText>
         </w:r>
         <w:r>
           <w:rPr>
@@ -1944,7 +1944,7 @@
           <w14:ligatures w14:val="standardContextual"/>
         </w:rPr>
       </w:pPr>
-      <w:hyperlink w:anchor="_Toc231097304" w:history="1">
+      <w:hyperlink w:anchor="_Toc231100764" w:history="1">
         <w:r>
           <w:rPr>
             <w:rStyle w:val="Hipervnculo"/>
@@ -1971,7 +1971,7 @@
             <w:noProof/>
             <w:webHidden/>
           </w:rPr>
-          <w:instrText xml:space="preserve"> PAGEREF _Toc231097304 \h </w:instrText>
+          <w:instrText xml:space="preserve"> PAGEREF _Toc231100764 \h </w:instrText>
         </w:r>
         <w:r>
           <w:rPr>
@@ -2018,7 +2018,7 @@
           <w14:ligatures w14:val="standardContextual"/>
         </w:rPr>
       </w:pPr>
-      <w:hyperlink w:anchor="_Toc231097305" w:history="1">
+      <w:hyperlink w:anchor="_Toc231100765" w:history="1">
         <w:r>
           <w:rPr>
             <w:rStyle w:val="Hipervnculo"/>
@@ -2045,7 +2045,7 @@
             <w:noProof/>
             <w:webHidden/>
           </w:rPr>
-          <w:instrText xml:space="preserve"> PAGEREF _Toc231097305 \h </w:instrText>
+          <w:instrText xml:space="preserve"> PAGEREF _Toc231100765 \h </w:instrText>
         </w:r>
         <w:r>
           <w:rPr>
@@ -2092,7 +2092,7 @@
           <w14:ligatures w14:val="standardContextual"/>
         </w:rPr>
       </w:pPr>
-      <w:hyperlink w:anchor="_Toc231097306" w:history="1">
+      <w:hyperlink w:anchor="_Toc231100766" w:history="1">
         <w:r>
           <w:rPr>
             <w:rStyle w:val="Hipervnculo"/>
@@ -2119,7 +2119,7 @@
             <w:noProof/>
             <w:webHidden/>
           </w:rPr>
-          <w:instrText xml:space="preserve"> PAGEREF _Toc231097306 \h </w:instrText>
+          <w:instrText xml:space="preserve"> PAGEREF _Toc231100766 \h </w:instrText>
         </w:r>
         <w:r>
           <w:rPr>
@@ -2166,7 +2166,7 @@
           <w14:ligatures w14:val="standardContextual"/>
         </w:rPr>
       </w:pPr>
-      <w:hyperlink w:anchor="_Toc231097307" w:history="1">
+      <w:hyperlink w:anchor="_Toc231100767" w:history="1">
         <w:r>
           <w:rPr>
             <w:rStyle w:val="Hipervnculo"/>
@@ -2193,7 +2193,7 @@
             <w:noProof/>
             <w:webHidden/>
           </w:rPr>
-          <w:instrText xml:space="preserve"> PAGEREF _Toc231097307 \h </w:instrText>
+          <w:instrText xml:space="preserve"> PAGEREF _Toc231100767 \h </w:instrText>
         </w:r>
         <w:r>
           <w:rPr>
@@ -2240,7 +2240,7 @@
           <w14:ligatures w14:val="standardContextual"/>
         </w:rPr>
       </w:pPr>
-      <w:hyperlink w:anchor="_Toc231097308" w:history="1">
+      <w:hyperlink w:anchor="_Toc231100768" w:history="1">
         <w:r>
           <w:rPr>
             <w:rStyle w:val="Hipervnculo"/>
@@ -2267,7 +2267,7 @@
             <w:noProof/>
             <w:webHidden/>
           </w:rPr>
-          <w:instrText xml:space="preserve"> PAGEREF _Toc231097308 \h </w:instrText>
+          <w:instrText xml:space="preserve"> PAGEREF _Toc231100768 \h </w:instrText>
         </w:r>
         <w:r>
           <w:rPr>
@@ -2314,7 +2314,7 @@
           <w14:ligatures w14:val="standardContextual"/>
         </w:rPr>
       </w:pPr>
-      <w:hyperlink w:anchor="_Toc231097309" w:history="1">
+      <w:hyperlink w:anchor="_Toc231100769" w:history="1">
         <w:r>
           <w:rPr>
             <w:rStyle w:val="Hipervnculo"/>
@@ -2341,7 +2341,7 @@
             <w:noProof/>
             <w:webHidden/>
           </w:rPr>
-          <w:instrText xml:space="preserve"> PAGEREF _Toc231097309 \h </w:instrText>
+          <w:instrText xml:space="preserve"> PAGEREF _Toc231100769 \h </w:instrText>
         </w:r>
         <w:r>
           <w:rPr>
@@ -2388,7 +2388,7 @@
           <w14:ligatures w14:val="standardContextual"/>
         </w:rPr>
       </w:pPr>
-      <w:hyperlink w:anchor="_Toc231097310" w:history="1">
+      <w:hyperlink w:anchor="_Toc231100770" w:history="1">
         <w:r>
           <w:rPr>
             <w:rStyle w:val="Hipervnculo"/>
@@ -2415,7 +2415,7 @@
             <w:noProof/>
             <w:webHidden/>
           </w:rPr>
-          <w:instrText xml:space="preserve"> PAGEREF _Toc231097310 \h </w:instrText>
+          <w:instrText xml:space="preserve"> PAGEREF _Toc231100770 \h </w:instrText>
         </w:r>
         <w:r>
           <w:rPr>
@@ -2462,7 +2462,7 @@
           <w14:ligatures w14:val="standardContextual"/>
         </w:rPr>
       </w:pPr>
-      <w:hyperlink w:anchor="_Toc231097311" w:history="1">
+      <w:hyperlink w:anchor="_Toc231100771" w:history="1">
         <w:r>
           <w:rPr>
             <w:rStyle w:val="Hipervnculo"/>
@@ -2489,7 +2489,7 @@
             <w:noProof/>
             <w:webHidden/>
           </w:rPr>
-          <w:instrText xml:space="preserve"> PAGEREF _Toc231097311 \h </w:instrText>
+          <w:instrText xml:space="preserve"> PAGEREF _Toc231100771 \h </w:instrText>
         </w:r>
         <w:r>
           <w:rPr>
@@ -2536,7 +2536,7 @@
           <w14:ligatures w14:val="standardContextual"/>
         </w:rPr>
       </w:pPr>
-      <w:hyperlink w:anchor="_Toc231097312" w:history="1">
+      <w:hyperlink w:anchor="_Toc231100772" w:history="1">
         <w:r>
           <w:rPr>
             <w:rStyle w:val="Hipervnculo"/>
@@ -2563,7 +2563,7 @@
             <w:noProof/>
             <w:webHidden/>
           </w:rPr>
-          <w:instrText xml:space="preserve"> PAGEREF _Toc231097312 \h </w:instrText>
+          <w:instrText xml:space="preserve"> PAGEREF _Toc231100772 \h </w:instrText>
         </w:r>
         <w:r>
           <w:rPr>
@@ -2610,7 +2610,7 @@
           <w14:ligatures w14:val="standardContextual"/>
         </w:rPr>
       </w:pPr>
-      <w:hyperlink w:anchor="_Toc231097313" w:history="1">
+      <w:hyperlink w:anchor="_Toc231100773" w:history="1">
         <w:r>
           <w:rPr>
             <w:rStyle w:val="Hipervnculo"/>
@@ -2637,7 +2637,7 @@
             <w:noProof/>
             <w:webHidden/>
           </w:rPr>
-          <w:instrText xml:space="preserve"> PAGEREF _Toc231097313 \h </w:instrText>
+          <w:instrText xml:space="preserve"> PAGEREF _Toc231100773 \h </w:instrText>
         </w:r>
         <w:r>
           <w:rPr>
@@ -2684,7 +2684,7 @@
           <w14:ligatures w14:val="standardContextual"/>
         </w:rPr>
       </w:pPr>
-      <w:hyperlink w:anchor="_Toc231097314" w:history="1">
+      <w:hyperlink w:anchor="_Toc231100774" w:history="1">
         <w:r>
           <w:rPr>
             <w:rStyle w:val="Hipervnculo"/>
@@ -2711,7 +2711,7 @@
             <w:noProof/>
             <w:webHidden/>
           </w:rPr>
-          <w:instrText xml:space="preserve"> PAGEREF _Toc231097314 \h </w:instrText>
+          <w:instrText xml:space="preserve"> PAGEREF _Toc231100774 \h </w:instrText>
         </w:r>
         <w:r>
           <w:rPr>
@@ -2758,7 +2758,7 @@
           <w14:ligatures w14:val="standardContextual"/>
         </w:rPr>
       </w:pPr>
-      <w:hyperlink w:anchor="_Toc231097315" w:history="1">
+      <w:hyperlink w:anchor="_Toc231100775" w:history="1">
         <w:r>
           <w:rPr>
             <w:rStyle w:val="Hipervnculo"/>
@@ -2785,7 +2785,7 @@
             <w:noProof/>
             <w:webHidden/>
           </w:rPr>
-          <w:instrText xml:space="preserve"> PAGEREF _Toc231097315 \h </w:instrText>
+          <w:instrText xml:space="preserve"> PAGEREF _Toc231100775 \h </w:instrText>
         </w:r>
         <w:r>
           <w:rPr>
@@ -2832,7 +2832,7 @@
           <w14:ligatures w14:val="standardContextual"/>
         </w:rPr>
       </w:pPr>
-      <w:hyperlink w:anchor="_Toc231097316" w:history="1">
+      <w:hyperlink w:anchor="_Toc231100776" w:history="1">
         <w:r>
           <w:rPr>
             <w:rStyle w:val="Hipervnculo"/>
@@ -2859,7 +2859,7 @@
             <w:noProof/>
             <w:webHidden/>
           </w:rPr>
-          <w:instrText xml:space="preserve"> PAGEREF _Toc231097316 \h </w:instrText>
+          <w:instrText xml:space="preserve"> PAGEREF _Toc231100776 \h </w:instrText>
         </w:r>
         <w:r>
           <w:rPr>
@@ -2906,7 +2906,7 @@
           <w14:ligatures w14:val="standardContextual"/>
         </w:rPr>
       </w:pPr>
-      <w:hyperlink w:anchor="_Toc231097317" w:history="1">
+      <w:hyperlink w:anchor="_Toc231100777" w:history="1">
         <w:r>
           <w:rPr>
             <w:rStyle w:val="Hipervnculo"/>
@@ -2933,7 +2933,7 @@
             <w:noProof/>
             <w:webHidden/>
           </w:rPr>
-          <w:instrText xml:space="preserve"> PAGEREF _Toc231097317 \h </w:instrText>
+          <w:instrText xml:space="preserve"> PAGEREF _Toc231100777 \h </w:instrText>
         </w:r>
         <w:r>
           <w:rPr>
@@ -2980,7 +2980,7 @@
           <w14:ligatures w14:val="standardContextual"/>
         </w:rPr>
       </w:pPr>
-      <w:hyperlink w:anchor="_Toc231097318" w:history="1">
+      <w:hyperlink w:anchor="_Toc231100778" w:history="1">
         <w:r>
           <w:rPr>
             <w:rStyle w:val="Hipervnculo"/>
@@ -3007,7 +3007,7 @@
             <w:noProof/>
             <w:webHidden/>
           </w:rPr>
-          <w:instrText xml:space="preserve"> PAGEREF _Toc231097318 \h </w:instrText>
+          <w:instrText xml:space="preserve"> PAGEREF _Toc231100778 \h </w:instrText>
         </w:r>
         <w:r>
           <w:rPr>
@@ -3054,7 +3054,7 @@
           <w14:ligatures w14:val="standardContextual"/>
         </w:rPr>
       </w:pPr>
-      <w:hyperlink w:anchor="_Toc231097319" w:history="1">
+      <w:hyperlink w:anchor="_Toc231100779" w:history="1">
         <w:r>
           <w:rPr>
             <w:rStyle w:val="Hipervnculo"/>
@@ -3081,7 +3081,7 @@
             <w:noProof/>
             <w:webHidden/>
           </w:rPr>
-          <w:instrText xml:space="preserve"> PAGEREF _Toc231097319 \h </w:instrText>
+          <w:instrText xml:space="preserve"> PAGEREF _Toc231100779 \h </w:instrText>
         </w:r>
         <w:r>
           <w:rPr>
@@ -3128,7 +3128,7 @@
           <w14:ligatures w14:val="standardContextual"/>
         </w:rPr>
       </w:pPr>
-      <w:hyperlink w:anchor="_Toc231097320" w:history="1">
+      <w:hyperlink w:anchor="_Toc231100780" w:history="1">
         <w:r>
           <w:rPr>
             <w:rStyle w:val="Hipervnculo"/>
@@ -3155,7 +3155,7 @@
             <w:noProof/>
             <w:webHidden/>
           </w:rPr>
-          <w:instrText xml:space="preserve"> PAGEREF _Toc231097320 \h </w:instrText>
+          <w:instrText xml:space="preserve"> PAGEREF _Toc231100780 \h </w:instrText>
         </w:r>
         <w:r>
           <w:rPr>
@@ -3202,7 +3202,7 @@
           <w14:ligatures w14:val="standardContextual"/>
         </w:rPr>
       </w:pPr>
-      <w:hyperlink w:anchor="_Toc231097321" w:history="1">
+      <w:hyperlink w:anchor="_Toc231100781" w:history="1">
         <w:r>
           <w:rPr>
             <w:rStyle w:val="Hipervnculo"/>
@@ -3229,7 +3229,7 @@
             <w:noProof/>
             <w:webHidden/>
           </w:rPr>
-          <w:instrText xml:space="preserve"> PAGEREF _Toc231097321 \h </w:instrText>
+          <w:instrText xml:space="preserve"> PAGEREF _Toc231100781 \h </w:instrText>
         </w:r>
         <w:r>
           <w:rPr>
@@ -3276,7 +3276,7 @@
           <w14:ligatures w14:val="standardContextual"/>
         </w:rPr>
       </w:pPr>
-      <w:hyperlink w:anchor="_Toc231097322" w:history="1">
+      <w:hyperlink w:anchor="_Toc231100782" w:history="1">
         <w:r>
           <w:rPr>
             <w:rStyle w:val="Hipervnculo"/>
@@ -3303,7 +3303,7 @@
             <w:noProof/>
             <w:webHidden/>
           </w:rPr>
-          <w:instrText xml:space="preserve"> PAGEREF _Toc231097322 \h </w:instrText>
+          <w:instrText xml:space="preserve"> PAGEREF _Toc231100782 \h </w:instrText>
         </w:r>
         <w:r>
           <w:rPr>
@@ -3350,7 +3350,7 @@
           <w14:ligatures w14:val="standardContextual"/>
         </w:rPr>
       </w:pPr>
-      <w:hyperlink w:anchor="_Toc231097323" w:history="1">
+      <w:hyperlink w:anchor="_Toc231100783" w:history="1">
         <w:r>
           <w:rPr>
             <w:rStyle w:val="Hipervnculo"/>
@@ -3377,7 +3377,7 @@
             <w:noProof/>
             <w:webHidden/>
           </w:rPr>
-          <w:instrText xml:space="preserve"> PAGEREF _Toc231097323 \h </w:instrText>
+          <w:instrText xml:space="preserve"> PAGEREF _Toc231100783 \h </w:instrText>
         </w:r>
         <w:r>
           <w:rPr>
@@ -3424,7 +3424,7 @@
           <w14:ligatures w14:val="standardContextual"/>
         </w:rPr>
       </w:pPr>
-      <w:hyperlink w:anchor="_Toc231097324" w:history="1">
+      <w:hyperlink w:anchor="_Toc231100784" w:history="1">
         <w:r>
           <w:rPr>
             <w:rStyle w:val="Hipervnculo"/>
@@ -3451,7 +3451,7 @@
             <w:noProof/>
             <w:webHidden/>
           </w:rPr>
-          <w:instrText xml:space="preserve"> PAGEREF _Toc231097324 \h </w:instrText>
+          <w:instrText xml:space="preserve"> PAGEREF _Toc231100784 \h </w:instrText>
         </w:r>
         <w:r>
           <w:rPr>
@@ -3498,7 +3498,7 @@
           <w14:ligatures w14:val="standardContextual"/>
         </w:rPr>
       </w:pPr>
-      <w:hyperlink w:anchor="_Toc231097325" w:history="1">
+      <w:hyperlink w:anchor="_Toc231100785" w:history="1">
         <w:r>
           <w:rPr>
             <w:rStyle w:val="Hipervnculo"/>
@@ -3525,7 +3525,7 @@
             <w:noProof/>
             <w:webHidden/>
           </w:rPr>
-          <w:instrText xml:space="preserve"> PAGEREF _Toc231097325 \h </w:instrText>
+          <w:instrText xml:space="preserve"> PAGEREF _Toc231100785 \h </w:instrText>
         </w:r>
         <w:r>
           <w:rPr>
@@ -3572,7 +3572,7 @@
           <w14:ligatures w14:val="standardContextual"/>
         </w:rPr>
       </w:pPr>
-      <w:hyperlink w:anchor="_Toc231097326" w:history="1">
+      <w:hyperlink w:anchor="_Toc231100786" w:history="1">
         <w:r>
           <w:rPr>
             <w:rStyle w:val="Hipervnculo"/>
@@ -3599,7 +3599,7 @@
             <w:noProof/>
             <w:webHidden/>
           </w:rPr>
-          <w:instrText xml:space="preserve"> PAGEREF _Toc231097326 \h </w:instrText>
+          <w:instrText xml:space="preserve"> PAGEREF _Toc231100786 \h </w:instrText>
         </w:r>
         <w:r>
           <w:rPr>
@@ -3646,7 +3646,7 @@
           <w14:ligatures w14:val="standardContextual"/>
         </w:rPr>
       </w:pPr>
-      <w:hyperlink w:anchor="_Toc231097327" w:history="1">
+      <w:hyperlink w:anchor="_Toc231100787" w:history="1">
         <w:r>
           <w:rPr>
             <w:rStyle w:val="Hipervnculo"/>
@@ -3673,7 +3673,7 @@
             <w:noProof/>
             <w:webHidden/>
           </w:rPr>
-          <w:instrText xml:space="preserve"> PAGEREF _Toc231097327 \h </w:instrText>
+          <w:instrText xml:space="preserve"> PAGEREF _Toc231100787 \h </w:instrText>
         </w:r>
         <w:r>
           <w:rPr>
@@ -3720,7 +3720,7 @@
           <w14:ligatures w14:val="standardContextual"/>
         </w:rPr>
       </w:pPr>
-      <w:hyperlink w:anchor="_Toc231097328" w:history="1">
+      <w:hyperlink w:anchor="_Toc231100788" w:history="1">
         <w:r>
           <w:rPr>
             <w:rStyle w:val="Hipervnculo"/>
@@ -3747,7 +3747,7 @@
             <w:noProof/>
             <w:webHidden/>
           </w:rPr>
-          <w:instrText xml:space="preserve"> PAGEREF _Toc231097328 \h </w:instrText>
+          <w:instrText xml:space="preserve"> PAGEREF _Toc231100788 \h </w:instrText>
         </w:r>
         <w:r>
           <w:rPr>
@@ -3794,7 +3794,7 @@
           <w14:ligatures w14:val="standardContextual"/>
         </w:rPr>
       </w:pPr>
-      <w:hyperlink w:anchor="_Toc231097329" w:history="1">
+      <w:hyperlink w:anchor="_Toc231100789" w:history="1">
         <w:r>
           <w:rPr>
             <w:rStyle w:val="Hipervnculo"/>
@@ -3821,7 +3821,7 @@
             <w:noProof/>
             <w:webHidden/>
           </w:rPr>
-          <w:instrText xml:space="preserve"> PAGEREF _Toc231097329 \h </w:instrText>
+          <w:instrText xml:space="preserve"> PAGEREF _Toc231100789 \h </w:instrText>
         </w:r>
         <w:r>
           <w:rPr>
@@ -3868,7 +3868,7 @@
           <w14:ligatures w14:val="standardContextual"/>
         </w:rPr>
       </w:pPr>
-      <w:hyperlink w:anchor="_Toc231097330" w:history="1">
+      <w:hyperlink w:anchor="_Toc231100790" w:history="1">
         <w:r>
           <w:rPr>
             <w:rStyle w:val="Hipervnculo"/>
@@ -3895,7 +3895,7 @@
             <w:noProof/>
             <w:webHidden/>
           </w:rPr>
-          <w:instrText xml:space="preserve"> PAGEREF _Toc231097330 \h </w:instrText>
+          <w:instrText xml:space="preserve"> PAGEREF _Toc231100790 \h </w:instrText>
         </w:r>
         <w:r>
           <w:rPr>
@@ -3942,7 +3942,7 @@
           <w14:ligatures w14:val="standardContextual"/>
         </w:rPr>
       </w:pPr>
-      <w:hyperlink w:anchor="_Toc231097331" w:history="1">
+      <w:hyperlink w:anchor="_Toc231100791" w:history="1">
         <w:r>
           <w:rPr>
             <w:rStyle w:val="Hipervnculo"/>
@@ -3969,7 +3969,7 @@
             <w:noProof/>
             <w:webHidden/>
           </w:rPr>
-          <w:instrText xml:space="preserve"> PAGEREF _Toc231097331 \h </w:instrText>
+          <w:instrText xml:space="preserve"> PAGEREF _Toc231100791 \h </w:instrText>
         </w:r>
         <w:r>
           <w:rPr>
@@ -4016,7 +4016,7 @@
           <w14:ligatures w14:val="standardContextual"/>
         </w:rPr>
       </w:pPr>
-      <w:hyperlink w:anchor="_Toc231097332" w:history="1">
+      <w:hyperlink w:anchor="_Toc231100792" w:history="1">
         <w:r>
           <w:rPr>
             <w:rStyle w:val="Hipervnculo"/>
@@ -4043,7 +4043,7 @@
             <w:noProof/>
             <w:webHidden/>
           </w:rPr>
-          <w:instrText xml:space="preserve"> PAGEREF _Toc231097332 \h </w:instrText>
+          <w:instrText xml:space="preserve"> PAGEREF _Toc231100792 \h </w:instrText>
         </w:r>
         <w:r>
           <w:rPr>
@@ -4090,7 +4090,7 @@
           <w14:ligatures w14:val="standardContextual"/>
         </w:rPr>
       </w:pPr>
-      <w:hyperlink w:anchor="_Toc231097333" w:history="1">
+      <w:hyperlink w:anchor="_Toc231100793" w:history="1">
         <w:r>
           <w:rPr>
             <w:rStyle w:val="Hipervnculo"/>
@@ -4117,7 +4117,7 @@
             <w:noProof/>
             <w:webHidden/>
           </w:rPr>
-          <w:instrText xml:space="preserve"> PAGEREF _Toc231097333 \h </w:instrText>
+          <w:instrText xml:space="preserve"> PAGEREF _Toc231100793 \h </w:instrText>
         </w:r>
         <w:r>
           <w:rPr>
@@ -4164,7 +4164,7 @@
           <w14:ligatures w14:val="standardContextual"/>
         </w:rPr>
       </w:pPr>
-      <w:hyperlink w:anchor="_Toc231097334" w:history="1">
+      <w:hyperlink w:anchor="_Toc231100794" w:history="1">
         <w:r>
           <w:rPr>
             <w:rStyle w:val="Hipervnculo"/>
@@ -4191,7 +4191,7 @@
             <w:noProof/>
             <w:webHidden/>
           </w:rPr>
-          <w:instrText xml:space="preserve"> PAGEREF _Toc231097334 \h </w:instrText>
+          <w:instrText xml:space="preserve"> PAGEREF _Toc231100794 \h </w:instrText>
         </w:r>
         <w:r>
           <w:rPr>
@@ -4238,7 +4238,7 @@
           <w14:ligatures w14:val="standardContextual"/>
         </w:rPr>
       </w:pPr>
-      <w:hyperlink w:anchor="_Toc231097335" w:history="1">
+      <w:hyperlink w:anchor="_Toc231100795" w:history="1">
         <w:r>
           <w:rPr>
             <w:rStyle w:val="Hipervnculo"/>
@@ -4265,7 +4265,7 @@
             <w:noProof/>
             <w:webHidden/>
           </w:rPr>
-          <w:instrText xml:space="preserve"> PAGEREF _Toc231097335 \h </w:instrText>
+          <w:instrText xml:space="preserve"> PAGEREF _Toc231100795 \h </w:instrText>
         </w:r>
         <w:r>
           <w:rPr>
@@ -4312,7 +4312,7 @@
           <w14:ligatures w14:val="standardContextual"/>
         </w:rPr>
       </w:pPr>
-      <w:hyperlink w:anchor="_Toc231097336" w:history="1">
+      <w:hyperlink w:anchor="_Toc231100796" w:history="1">
         <w:r>
           <w:rPr>
             <w:rStyle w:val="Hipervnculo"/>
@@ -4339,7 +4339,7 @@
             <w:noProof/>
             <w:webHidden/>
           </w:rPr>
-          <w:instrText xml:space="preserve"> PAGEREF _Toc231097336 \h </w:instrText>
+          <w:instrText xml:space="preserve"> PAGEREF _Toc231100796 \h </w:instrText>
         </w:r>
         <w:r>
           <w:rPr>
@@ -4386,7 +4386,7 @@
           <w14:ligatures w14:val="standardContextual"/>
         </w:rPr>
       </w:pPr>
-      <w:hyperlink w:anchor="_Toc231097337" w:history="1">
+      <w:hyperlink w:anchor="_Toc231100797" w:history="1">
         <w:r>
           <w:rPr>
             <w:rStyle w:val="Hipervnculo"/>
@@ -4413,7 +4413,7 @@
             <w:noProof/>
             <w:webHidden/>
           </w:rPr>
-          <w:instrText xml:space="preserve"> PAGEREF _Toc231097337 \h </w:instrText>
+          <w:instrText xml:space="preserve"> PAGEREF _Toc231100797 \h </w:instrText>
         </w:r>
         <w:r>
           <w:rPr>
@@ -4460,7 +4460,7 @@
           <w14:ligatures w14:val="standardContextual"/>
         </w:rPr>
       </w:pPr>
-      <w:hyperlink w:anchor="_Toc231097338" w:history="1">
+      <w:hyperlink w:anchor="_Toc231100798" w:history="1">
         <w:r>
           <w:rPr>
             <w:rStyle w:val="Hipervnculo"/>
@@ -4487,7 +4487,7 @@
             <w:noProof/>
             <w:webHidden/>
           </w:rPr>
-          <w:instrText xml:space="preserve"> PAGEREF _Toc231097338 \h </w:instrText>
+          <w:instrText xml:space="preserve"> PAGEREF _Toc231100798 \h </w:instrText>
         </w:r>
         <w:r>
           <w:rPr>
@@ -4534,7 +4534,7 @@
           <w14:ligatures w14:val="standardContextual"/>
         </w:rPr>
       </w:pPr>
-      <w:hyperlink w:anchor="_Toc231097339" w:history="1">
+      <w:hyperlink w:anchor="_Toc231100799" w:history="1">
         <w:r>
           <w:rPr>
             <w:rStyle w:val="Hipervnculo"/>
@@ -4561,7 +4561,7 @@
             <w:noProof/>
             <w:webHidden/>
           </w:rPr>
-          <w:instrText xml:space="preserve"> PAGEREF _Toc231097339 \h </w:instrText>
+          <w:instrText xml:space="preserve"> PAGEREF _Toc231100799 \h </w:instrText>
         </w:r>
         <w:r>
           <w:rPr>
@@ -4608,7 +4608,7 @@
           <w14:ligatures w14:val="standardContextual"/>
         </w:rPr>
       </w:pPr>
-      <w:hyperlink w:anchor="_Toc231097340" w:history="1">
+      <w:hyperlink w:anchor="_Toc231100800" w:history="1">
         <w:r>
           <w:rPr>
             <w:rStyle w:val="Hipervnculo"/>
@@ -4635,7 +4635,7 @@
             <w:noProof/>
             <w:webHidden/>
           </w:rPr>
-          <w:instrText xml:space="preserve"> PAGEREF _Toc231097340 \h </w:instrText>
+          <w:instrText xml:space="preserve"> PAGEREF _Toc231100800 \h </w:instrText>
         </w:r>
         <w:r>
           <w:rPr>
@@ -4682,7 +4682,7 @@
           <w14:ligatures w14:val="standardContextual"/>
         </w:rPr>
       </w:pPr>
-      <w:hyperlink w:anchor="_Toc231097341" w:history="1">
+      <w:hyperlink w:anchor="_Toc231100801" w:history="1">
         <w:r>
           <w:rPr>
             <w:rStyle w:val="Hipervnculo"/>
@@ -4709,7 +4709,7 @@
             <w:noProof/>
             <w:webHidden/>
           </w:rPr>
-          <w:instrText xml:space="preserve"> PAGEREF _Toc231097341 \h </w:instrText>
+          <w:instrText xml:space="preserve"> PAGEREF _Toc231100801 \h </w:instrText>
         </w:r>
         <w:r>
           <w:rPr>
@@ -4756,7 +4756,7 @@
           <w14:ligatures w14:val="standardContextual"/>
         </w:rPr>
       </w:pPr>
-      <w:hyperlink w:anchor="_Toc231097342" w:history="1">
+      <w:hyperlink w:anchor="_Toc231100802" w:history="1">
         <w:r>
           <w:rPr>
             <w:rStyle w:val="Hipervnculo"/>
@@ -4783,7 +4783,7 @@
             <w:noProof/>
             <w:webHidden/>
           </w:rPr>
-          <w:instrText xml:space="preserve"> PAGEREF _Toc231097342 \h </w:instrText>
+          <w:instrText xml:space="preserve"> PAGEREF _Toc231100802 \h </w:instrText>
         </w:r>
         <w:r>
           <w:rPr>
@@ -4830,7 +4830,7 @@
           <w14:ligatures w14:val="standardContextual"/>
         </w:rPr>
       </w:pPr>
-      <w:hyperlink w:anchor="_Toc231097343" w:history="1">
+      <w:hyperlink w:anchor="_Toc231100803" w:history="1">
         <w:r>
           <w:rPr>
             <w:rStyle w:val="Hipervnculo"/>
@@ -4857,7 +4857,7 @@
             <w:noProof/>
             <w:webHidden/>
           </w:rPr>
-          <w:instrText xml:space="preserve"> PAGEREF _Toc231097343 \h </w:instrText>
+          <w:instrText xml:space="preserve"> PAGEREF _Toc231100803 \h </w:instrText>
         </w:r>
         <w:r>
           <w:rPr>
@@ -4904,7 +4904,7 @@
           <w14:ligatures w14:val="standardContextual"/>
         </w:rPr>
       </w:pPr>
-      <w:hyperlink w:anchor="_Toc231097344" w:history="1">
+      <w:hyperlink w:anchor="_Toc231100804" w:history="1">
         <w:r>
           <w:rPr>
             <w:rStyle w:val="Hipervnculo"/>
@@ -4931,7 +4931,7 @@
             <w:noProof/>
             <w:webHidden/>
           </w:rPr>
-          <w:instrText xml:space="preserve"> PAGEREF _Toc231097344 \h </w:instrText>
+          <w:instrText xml:space="preserve"> PAGEREF _Toc231100804 \h </w:instrText>
         </w:r>
         <w:r>
           <w:rPr>
@@ -4978,7 +4978,7 @@
           <w14:ligatures w14:val="standardContextual"/>
         </w:rPr>
       </w:pPr>
-      <w:hyperlink w:anchor="_Toc231097345" w:history="1">
+      <w:hyperlink w:anchor="_Toc231100805" w:history="1">
         <w:r>
           <w:rPr>
             <w:rStyle w:val="Hipervnculo"/>
@@ -5005,7 +5005,7 @@
             <w:noProof/>
             <w:webHidden/>
           </w:rPr>
-          <w:instrText xml:space="preserve"> PAGEREF _Toc231097345 \h </w:instrText>
+          <w:instrText xml:space="preserve"> PAGEREF _Toc231100805 \h </w:instrText>
         </w:r>
         <w:r>
           <w:rPr>
@@ -5052,7 +5052,7 @@
           <w14:ligatures w14:val="standardContextual"/>
         </w:rPr>
       </w:pPr>
-      <w:hyperlink w:anchor="_Toc231097346" w:history="1">
+      <w:hyperlink w:anchor="_Toc231100806" w:history="1">
         <w:r>
           <w:rPr>
             <w:rStyle w:val="Hipervnculo"/>
@@ -5079,7 +5079,7 @@
             <w:noProof/>
             <w:webHidden/>
           </w:rPr>
-          <w:instrText xml:space="preserve"> PAGEREF _Toc231097346 \h </w:instrText>
+          <w:instrText xml:space="preserve"> PAGEREF _Toc231100806 \h </w:instrText>
         </w:r>
         <w:r>
           <w:rPr>
@@ -5126,7 +5126,7 @@
           <w14:ligatures w14:val="standardContextual"/>
         </w:rPr>
       </w:pPr>
-      <w:hyperlink w:anchor="_Toc231097347" w:history="1">
+      <w:hyperlink w:anchor="_Toc231100807" w:history="1">
         <w:r>
           <w:rPr>
             <w:rStyle w:val="Hipervnculo"/>
@@ -5153,7 +5153,7 @@
             <w:noProof/>
             <w:webHidden/>
           </w:rPr>
-          <w:instrText xml:space="preserve"> PAGEREF _Toc231097347 \h </w:instrText>
+          <w:instrText xml:space="preserve"> PAGEREF _Toc231100807 \h </w:instrText>
         </w:r>
         <w:r>
           <w:rPr>
@@ -5200,7 +5200,7 @@
           <w14:ligatures w14:val="standardContextual"/>
         </w:rPr>
       </w:pPr>
-      <w:hyperlink w:anchor="_Toc231097348" w:history="1">
+      <w:hyperlink w:anchor="_Toc231100808" w:history="1">
         <w:r>
           <w:rPr>
             <w:rStyle w:val="Hipervnculo"/>
@@ -5227,7 +5227,7 @@
             <w:noProof/>
             <w:webHidden/>
           </w:rPr>
-          <w:instrText xml:space="preserve"> PAGEREF _Toc231097348 \h </w:instrText>
+          <w:instrText xml:space="preserve"> PAGEREF _Toc231100808 \h </w:instrText>
         </w:r>
         <w:r>
           <w:rPr>
@@ -5274,7 +5274,7 @@
           <w14:ligatures w14:val="standardContextual"/>
         </w:rPr>
       </w:pPr>
-      <w:hyperlink w:anchor="_Toc231097349" w:history="1">
+      <w:hyperlink w:anchor="_Toc231100809" w:history="1">
         <w:r>
           <w:rPr>
             <w:rStyle w:val="Hipervnculo"/>
@@ -5301,7 +5301,7 @@
             <w:noProof/>
             <w:webHidden/>
           </w:rPr>
-          <w:instrText xml:space="preserve"> PAGEREF _Toc231097349 \h </w:instrText>
+          <w:instrText xml:space="preserve"> PAGEREF _Toc231100809 \h </w:instrText>
         </w:r>
         <w:r>
           <w:rPr>
@@ -5348,7 +5348,7 @@
           <w14:ligatures w14:val="standardContextual"/>
         </w:rPr>
       </w:pPr>
-      <w:hyperlink w:anchor="_Toc231097350" w:history="1">
+      <w:hyperlink w:anchor="_Toc231100810" w:history="1">
         <w:r>
           <w:rPr>
             <w:rStyle w:val="Hipervnculo"/>
@@ -5375,7 +5375,7 @@
             <w:noProof/>
             <w:webHidden/>
           </w:rPr>
-          <w:instrText xml:space="preserve"> PAGEREF _Toc231097350 \h </w:instrText>
+          <w:instrText xml:space="preserve"> PAGEREF _Toc231100810 \h </w:instrText>
         </w:r>
         <w:r>
           <w:rPr>
@@ -5422,7 +5422,7 @@
           <w14:ligatures w14:val="standardContextual"/>
         </w:rPr>
       </w:pPr>
-      <w:hyperlink w:anchor="_Toc231097351" w:history="1">
+      <w:hyperlink w:anchor="_Toc231100811" w:history="1">
         <w:r>
           <w:rPr>
             <w:rStyle w:val="Hipervnculo"/>
@@ -5449,7 +5449,7 @@
             <w:noProof/>
             <w:webHidden/>
           </w:rPr>
-          <w:instrText xml:space="preserve"> PAGEREF _Toc231097351 \h </w:instrText>
+          <w:instrText xml:space="preserve"> PAGEREF _Toc231100811 \h </w:instrText>
         </w:r>
         <w:r>
           <w:rPr>
@@ -5496,7 +5496,7 @@
           <w14:ligatures w14:val="standardContextual"/>
         </w:rPr>
       </w:pPr>
-      <w:hyperlink w:anchor="_Toc231097352" w:history="1">
+      <w:hyperlink w:anchor="_Toc231100812" w:history="1">
         <w:r>
           <w:rPr>
             <w:rStyle w:val="Hipervnculo"/>
@@ -5523,7 +5523,7 @@
             <w:noProof/>
             <w:webHidden/>
           </w:rPr>
-          <w:instrText xml:space="preserve"> PAGEREF _Toc231097352 \h </w:instrText>
+          <w:instrText xml:space="preserve"> PAGEREF _Toc231100812 \h </w:instrText>
         </w:r>
         <w:r>
           <w:rPr>
@@ -5570,12 +5570,86 @@
           <w14:ligatures w14:val="standardContextual"/>
         </w:rPr>
       </w:pPr>
-      <w:hyperlink w:anchor="_Toc231097353" w:history="1">
+      <w:hyperlink w:anchor="_Toc231100813" w:history="1">
         <w:r>
           <w:rPr>
             <w:rStyle w:val="Hipervnculo"/>
             <w:noProof/>
           </w:rPr>
+          <w:t>Anexo J. Síntesis de pruebas de diagnóstico y robustez</w:t>
+        </w:r>
+        <w:r>
+          <w:rPr>
+            <w:noProof/>
+            <w:webHidden/>
+          </w:rPr>
+          <w:tab/>
+        </w:r>
+        <w:r>
+          <w:rPr>
+            <w:noProof/>
+            <w:webHidden/>
+          </w:rPr>
+          <w:fldChar w:fldCharType="begin"/>
+        </w:r>
+        <w:r>
+          <w:rPr>
+            <w:noProof/>
+            <w:webHidden/>
+          </w:rPr>
+          <w:instrText xml:space="preserve"> PAGEREF _Toc231100813 \h </w:instrText>
+        </w:r>
+        <w:r>
+          <w:rPr>
+            <w:noProof/>
+            <w:webHidden/>
+          </w:rPr>
+        </w:r>
+        <w:r>
+          <w:rPr>
+            <w:noProof/>
+            <w:webHidden/>
+          </w:rPr>
+          <w:fldChar w:fldCharType="separate"/>
+        </w:r>
+        <w:r>
+          <w:rPr>
+            <w:noProof/>
+            <w:webHidden/>
+          </w:rPr>
+          <w:t>52</w:t>
+        </w:r>
+        <w:r>
+          <w:rPr>
+            <w:noProof/>
+            <w:webHidden/>
+          </w:rPr>
+          <w:fldChar w:fldCharType="end"/>
+        </w:r>
+      </w:hyperlink>
+    </w:p>
+    <w:p>
+      <w:pPr>
+        <w:pStyle w:val="TDC2"/>
+        <w:tabs>
+          <w:tab w:val="right" w:leader="dot" w:pos="9112"/>
+        </w:tabs>
+        <w:rPr>
+          <w:rFonts w:asciiTheme="minorHAnsi" w:hAnsiTheme="minorHAnsi"/>
+          <w:noProof/>
+          <w:color w:val="auto"/>
+          <w:kern w:val="2"/>
+          <w:szCs w:val="24"/>
+          <w:lang w:val="es-CL" w:eastAsia="es-CL"/>
+          <w14:ligatures w14:val="standardContextual"/>
+        </w:rPr>
+      </w:pPr>
+      <w:hyperlink w:anchor="_Toc231100814" w:history="1">
+        <w:r>
+          <w:rPr>
+            <w:rStyle w:val="Hipervnculo"/>
+            <w:noProof/>
+          </w:rPr>
           <w:t>Anexo I. Extensión predictiva: ¿explican o anticipan?</w:t>
         </w:r>
         <w:r>
@@ -5597,7 +5671,7 @@
             <w:noProof/>
             <w:webHidden/>
           </w:rPr>
-          <w:instrText xml:space="preserve"> PAGEREF _Toc231097353 \h </w:instrText>
+          <w:instrText xml:space="preserve"> PAGEREF _Toc231100814 \h </w:instrText>
         </w:r>
         <w:r>
           <w:rPr>
@@ -5617,7 +5691,7 @@
             <w:noProof/>
             <w:webHidden/>
           </w:rPr>
-          <w:t>52</w:t>
+          <w:t>53</w:t>
         </w:r>
         <w:r>
           <w:rPr>
@@ -5644,7 +5718,7 @@
           <w14:ligatures w14:val="standardContextual"/>
         </w:rPr>
       </w:pPr>
-      <w:hyperlink w:anchor="_Toc231097354" w:history="1">
+      <w:hyperlink w:anchor="_Toc231100815" w:history="1">
         <w:r>
           <w:rPr>
             <w:rStyle w:val="Hipervnculo"/>
@@ -5671,7 +5745,7 @@
             <w:noProof/>
             <w:webHidden/>
           </w:rPr>
-          <w:instrText xml:space="preserve"> PAGEREF _Toc231097354 \h </w:instrText>
+          <w:instrText xml:space="preserve"> PAGEREF _Toc231100815 \h </w:instrText>
         </w:r>
         <w:r>
           <w:rPr>
@@ -5712,6 +5786,7 @@
     </w:p>
     <w:p>
       <w:r>
+        <w:lastRenderedPageBreak/>
         <w:br w:type="page"/>
       </w:r>
     </w:p>
@@ -5719,7 +5794,7 @@
       <w:pPr>
         <w:pStyle w:val="Ttulo1"/>
       </w:pPr>
-      <w:bookmarkStart w:id="7" w:name="_Toc231097291"/>
+      <w:bookmarkStart w:id="7" w:name="_Toc231100751"/>
       <w:r>
         <w:lastRenderedPageBreak/>
         <w:t>Índice de tablas</w:t>
@@ -5751,7 +5826,7 @@
       <w:r>
         <w:fldChar w:fldCharType="separate"/>
       </w:r>
-      <w:hyperlink w:anchor="_Toc231097355" w:history="1">
+      <w:hyperlink w:anchor="_Toc231100816" w:history="1">
         <w:r>
           <w:rPr>
             <w:rStyle w:val="Hipervnculo"/>
@@ -5778,7 +5853,7 @@
             <w:noProof/>
             <w:webHidden/>
           </w:rPr>
-          <w:instrText xml:space="preserve"> PAGEREF _Toc231097355 \h </w:instrText>
+          <w:instrText xml:space="preserve"> PAGEREF _Toc231100816 \h </w:instrText>
         </w:r>
         <w:r>
           <w:rPr>
@@ -5825,7 +5900,7 @@
           <w14:ligatures w14:val="standardContextual"/>
         </w:rPr>
       </w:pPr>
-      <w:hyperlink w:anchor="_Toc231097356" w:history="1">
+      <w:hyperlink w:anchor="_Toc231100817" w:history="1">
         <w:r>
           <w:rPr>
             <w:rStyle w:val="Hipervnculo"/>
@@ -5852,7 +5927,7 @@
             <w:noProof/>
             <w:webHidden/>
           </w:rPr>
-          <w:instrText xml:space="preserve"> PAGEREF _Toc231097356 \h </w:instrText>
+          <w:instrText xml:space="preserve"> PAGEREF _Toc231100817 \h </w:instrText>
         </w:r>
         <w:r>
           <w:rPr>
@@ -5899,7 +5974,7 @@
           <w14:ligatures w14:val="standardContextual"/>
         </w:rPr>
       </w:pPr>
-      <w:hyperlink w:anchor="_Toc231097357" w:history="1">
+      <w:hyperlink w:anchor="_Toc231100818" w:history="1">
         <w:r>
           <w:rPr>
             <w:rStyle w:val="Hipervnculo"/>
@@ -5926,7 +6001,7 @@
             <w:noProof/>
             <w:webHidden/>
           </w:rPr>
-          <w:instrText xml:space="preserve"> PAGEREF _Toc231097357 \h </w:instrText>
+          <w:instrText xml:space="preserve"> PAGEREF _Toc231100818 \h </w:instrText>
         </w:r>
         <w:r>
           <w:rPr>
@@ -5973,7 +6048,7 @@
           <w14:ligatures w14:val="standardContextual"/>
         </w:rPr>
       </w:pPr>
-      <w:hyperlink w:anchor="_Toc231097358" w:history="1">
+      <w:hyperlink w:anchor="_Toc231100819" w:history="1">
         <w:r>
           <w:rPr>
             <w:rStyle w:val="Hipervnculo"/>
@@ -6000,7 +6075,7 @@
             <w:noProof/>
             <w:webHidden/>
           </w:rPr>
-          <w:instrText xml:space="preserve"> PAGEREF _Toc231097358 \h </w:instrText>
+          <w:instrText xml:space="preserve"> PAGEREF _Toc231100819 \h </w:instrText>
         </w:r>
         <w:r>
           <w:rPr>
@@ -6047,7 +6122,7 @@
           <w14:ligatures w14:val="standardContextual"/>
         </w:rPr>
       </w:pPr>
-      <w:hyperlink w:anchor="_Toc231097359" w:history="1">
+      <w:hyperlink w:anchor="_Toc231100820" w:history="1">
         <w:r>
           <w:rPr>
             <w:rStyle w:val="Hipervnculo"/>
@@ -6074,7 +6149,7 @@
             <w:noProof/>
             <w:webHidden/>
           </w:rPr>
-          <w:instrText xml:space="preserve"> PAGEREF _Toc231097359 \h </w:instrText>
+          <w:instrText xml:space="preserve"> PAGEREF _Toc231100820 \h </w:instrText>
         </w:r>
         <w:r>
           <w:rPr>
@@ -6121,7 +6196,7 @@
           <w14:ligatures w14:val="standardContextual"/>
         </w:rPr>
       </w:pPr>
-      <w:hyperlink w:anchor="_Toc231097360" w:history="1">
+      <w:hyperlink w:anchor="_Toc231100821" w:history="1">
         <w:r>
           <w:rPr>
             <w:rStyle w:val="Hipervnculo"/>
@@ -6148,7 +6223,7 @@
             <w:noProof/>
             <w:webHidden/>
           </w:rPr>
-          <w:instrText xml:space="preserve"> PAGEREF _Toc231097360 \h </w:instrText>
+          <w:instrText xml:space="preserve"> PAGEREF _Toc231100821 \h </w:instrText>
         </w:r>
         <w:r>
           <w:rPr>
@@ -6195,7 +6270,7 @@
           <w14:ligatures w14:val="standardContextual"/>
         </w:rPr>
       </w:pPr>
-      <w:hyperlink w:anchor="_Toc231097361" w:history="1">
+      <w:hyperlink w:anchor="_Toc231100822" w:history="1">
         <w:r>
           <w:rPr>
             <w:rStyle w:val="Hipervnculo"/>
@@ -6222,7 +6297,7 @@
             <w:noProof/>
             <w:webHidden/>
           </w:rPr>
-          <w:instrText xml:space="preserve"> PAGEREF _Toc231097361 \h </w:instrText>
+          <w:instrText xml:space="preserve"> PAGEREF _Toc231100822 \h </w:instrText>
         </w:r>
         <w:r>
           <w:rPr>
@@ -6269,7 +6344,7 @@
           <w14:ligatures w14:val="standardContextual"/>
         </w:rPr>
       </w:pPr>
-      <w:hyperlink w:anchor="_Toc231097362" w:history="1">
+      <w:hyperlink w:anchor="_Toc231100823" w:history="1">
         <w:r>
           <w:rPr>
             <w:rStyle w:val="Hipervnculo"/>
@@ -6296,7 +6371,7 @@
             <w:noProof/>
             <w:webHidden/>
           </w:rPr>
-          <w:instrText xml:space="preserve"> PAGEREF _Toc231097362 \h </w:instrText>
+          <w:instrText xml:space="preserve"> PAGEREF _Toc231100823 \h </w:instrText>
         </w:r>
         <w:r>
           <w:rPr>
@@ -6343,7 +6418,7 @@
           <w14:ligatures w14:val="standardContextual"/>
         </w:rPr>
       </w:pPr>
-      <w:hyperlink w:anchor="_Toc231097363" w:history="1">
+      <w:hyperlink w:anchor="_Toc231100824" w:history="1">
         <w:r>
           <w:rPr>
             <w:rStyle w:val="Hipervnculo"/>
@@ -6370,7 +6445,7 @@
             <w:noProof/>
             <w:webHidden/>
           </w:rPr>
-          <w:instrText xml:space="preserve"> PAGEREF _Toc231097363 \h </w:instrText>
+          <w:instrText xml:space="preserve"> PAGEREF _Toc231100824 \h </w:instrText>
         </w:r>
         <w:r>
           <w:rPr>
@@ -6417,7 +6492,7 @@
           <w14:ligatures w14:val="standardContextual"/>
         </w:rPr>
       </w:pPr>
-      <w:hyperlink w:anchor="_Toc231097364" w:history="1">
+      <w:hyperlink w:anchor="_Toc231100825" w:history="1">
         <w:r>
           <w:rPr>
             <w:rStyle w:val="Hipervnculo"/>
@@ -6444,7 +6519,7 @@
             <w:noProof/>
             <w:webHidden/>
           </w:rPr>
-          <w:instrText xml:space="preserve"> PAGEREF _Toc231097364 \h </w:instrText>
+          <w:instrText xml:space="preserve"> PAGEREF _Toc231100825 \h </w:instrText>
         </w:r>
         <w:r>
           <w:rPr>
@@ -6491,7 +6566,7 @@
           <w14:ligatures w14:val="standardContextual"/>
         </w:rPr>
       </w:pPr>
-      <w:hyperlink w:anchor="_Toc231097365" w:history="1">
+      <w:hyperlink w:anchor="_Toc231100826" w:history="1">
         <w:r>
           <w:rPr>
             <w:rStyle w:val="Hipervnculo"/>
@@ -6518,7 +6593,7 @@
             <w:noProof/>
             <w:webHidden/>
           </w:rPr>
-          <w:instrText xml:space="preserve"> PAGEREF _Toc231097365 \h </w:instrText>
+          <w:instrText xml:space="preserve"> PAGEREF _Toc231100826 \h </w:instrText>
         </w:r>
         <w:r>
           <w:rPr>
@@ -6565,7 +6640,7 @@
           <w14:ligatures w14:val="standardContextual"/>
         </w:rPr>
       </w:pPr>
-      <w:hyperlink w:anchor="_Toc231097366" w:history="1">
+      <w:hyperlink w:anchor="_Toc231100827" w:history="1">
         <w:r>
           <w:rPr>
             <w:rStyle w:val="Hipervnculo"/>
@@ -6592,7 +6667,7 @@
             <w:noProof/>
             <w:webHidden/>
           </w:rPr>
-          <w:instrText xml:space="preserve"> PAGEREF _Toc231097366 \h </w:instrText>
+          <w:instrText xml:space="preserve"> PAGEREF _Toc231100827 \h </w:instrText>
         </w:r>
         <w:r>
           <w:rPr>
@@ -6639,7 +6714,7 @@
           <w14:ligatures w14:val="standardContextual"/>
         </w:rPr>
       </w:pPr>
-      <w:hyperlink w:anchor="_Toc231097367" w:history="1">
+      <w:hyperlink w:anchor="_Toc231100828" w:history="1">
         <w:r>
           <w:rPr>
             <w:rStyle w:val="Hipervnculo"/>
@@ -6666,7 +6741,7 @@
             <w:noProof/>
             <w:webHidden/>
           </w:rPr>
-          <w:instrText xml:space="preserve"> PAGEREF _Toc231097367 \h </w:instrText>
+          <w:instrText xml:space="preserve"> PAGEREF _Toc231100828 \h </w:instrText>
         </w:r>
         <w:r>
           <w:rPr>
@@ -6713,7 +6788,7 @@
           <w14:ligatures w14:val="standardContextual"/>
         </w:rPr>
       </w:pPr>
-      <w:hyperlink w:anchor="_Toc231097368" w:history="1">
+      <w:hyperlink w:anchor="_Toc231100829" w:history="1">
         <w:r>
           <w:rPr>
             <w:rStyle w:val="Hipervnculo"/>
@@ -6740,7 +6815,7 @@
             <w:noProof/>
             <w:webHidden/>
           </w:rPr>
-          <w:instrText xml:space="preserve"> PAGEREF _Toc231097368 \h </w:instrText>
+          <w:instrText xml:space="preserve"> PAGEREF _Toc231100829 \h </w:instrText>
         </w:r>
         <w:r>
           <w:rPr>
@@ -6770,30 +6845,6 @@
           <w:fldChar w:fldCharType="end"/>
         </w:r>
       </w:hyperlink>
-    </w:p>
-    <w:p>
-      <w:pPr>
-        <w:spacing w:after="0"/>
-      </w:pPr>
-      <w:r>
-        <w:fldChar w:fldCharType="end"/>
-      </w:r>
-    </w:p>
-    <w:p>
-      <w:r>
-        <w:br w:type="page"/>
-      </w:r>
-    </w:p>
-    <w:p>
-      <w:pPr>
-        <w:pStyle w:val="Ttulo1"/>
-      </w:pPr>
-      <w:bookmarkStart w:id="8" w:name="_Toc231097292"/>
-      <w:r>
-        <w:lastRenderedPageBreak/>
-        <w:t>Índice de figuras</w:t>
-      </w:r>
-      <w:bookmarkEnd w:id="8"/>
     </w:p>
     <w:p>
       <w:pPr>
@@ -6811,22 +6862,13 @@
           <w14:ligatures w14:val="standardContextual"/>
         </w:rPr>
       </w:pPr>
-      <w:r>
-        <w:fldChar w:fldCharType="begin"/>
-      </w:r>
-      <w:r>
-        <w:instrText>TOC \h \z \c "Figura"</w:instrText>
-      </w:r>
-      <w:r>
-        <w:fldChar w:fldCharType="separate"/>
-      </w:r>
-      <w:hyperlink w:anchor="_Toc231097369" w:history="1">
+      <w:hyperlink w:anchor="_Toc231100830" w:history="1">
         <w:r>
           <w:rPr>
             <w:rStyle w:val="Hipervnculo"/>
             <w:noProof/>
           </w:rPr>
-          <w:t>Figura 1. Sensibilidad de los retornos a cada factor macro-financiero (muestra B).</w:t>
+          <w:t>Tabla 15</w:t>
         </w:r>
         <w:r>
           <w:rPr>
@@ -6847,7 +6889,7 @@
             <w:noProof/>
             <w:webHidden/>
           </w:rPr>
-          <w:instrText xml:space="preserve"> PAGEREF _Toc231097369 \h </w:instrText>
+          <w:instrText xml:space="preserve"> PAGEREF _Toc231100830 \h </w:instrText>
         </w:r>
         <w:r>
           <w:rPr>
@@ -6867,7 +6909,7 @@
             <w:noProof/>
             <w:webHidden/>
           </w:rPr>
-          <w:t>28</w:t>
+          <w:t>53</w:t>
         </w:r>
         <w:r>
           <w:rPr>
@@ -6877,6 +6919,30 @@
           <w:fldChar w:fldCharType="end"/>
         </w:r>
       </w:hyperlink>
+    </w:p>
+    <w:p>
+      <w:pPr>
+        <w:spacing w:after="0"/>
+      </w:pPr>
+      <w:r>
+        <w:fldChar w:fldCharType="end"/>
+      </w:r>
+    </w:p>
+    <w:p>
+      <w:r>
+        <w:br w:type="page"/>
+      </w:r>
+    </w:p>
+    <w:p>
+      <w:pPr>
+        <w:pStyle w:val="Ttulo1"/>
+      </w:pPr>
+      <w:bookmarkStart w:id="8" w:name="_Toc231100752"/>
+      <w:r>
+        <w:lastRenderedPageBreak/>
+        <w:t>Índice de figuras</w:t>
+      </w:r>
+      <w:bookmarkEnd w:id="8"/>
     </w:p>
     <w:p>
       <w:pPr>
@@ -6894,13 +6960,22 @@
           <w14:ligatures w14:val="standardContextual"/>
         </w:rPr>
       </w:pPr>
-      <w:hyperlink w:anchor="_Toc231097370" w:history="1">
+      <w:r>
+        <w:fldChar w:fldCharType="begin"/>
+      </w:r>
+      <w:r>
+        <w:instrText>TOC \h \z \c "Figura"</w:instrText>
+      </w:r>
+      <w:r>
+        <w:fldChar w:fldCharType="separate"/>
+      </w:r>
+      <w:hyperlink w:anchor="_Toc231100831" w:history="1">
         <w:r>
           <w:rPr>
             <w:rStyle w:val="Hipervnculo"/>
             <w:noProof/>
           </w:rPr>
-          <w:t>Figura 2. Descomposición de la varianza del error de pronóstico del retorno (FEVD, horizonte 12 meses).</w:t>
+          <w:t>Figura 1. Sensibilidad de los retornos a cada factor macro-financiero (muestra B).</w:t>
         </w:r>
         <w:r>
           <w:rPr>
@@ -6921,7 +6996,7 @@
             <w:noProof/>
             <w:webHidden/>
           </w:rPr>
-          <w:instrText xml:space="preserve"> PAGEREF _Toc231097370 \h </w:instrText>
+          <w:instrText xml:space="preserve"> PAGEREF _Toc231100831 \h </w:instrText>
         </w:r>
         <w:r>
           <w:rPr>
@@ -6941,7 +7016,7 @@
             <w:noProof/>
             <w:webHidden/>
           </w:rPr>
-          <w:t>31</w:t>
+          <w:t>28</w:t>
         </w:r>
         <w:r>
           <w:rPr>
@@ -6968,13 +7043,13 @@
           <w14:ligatures w14:val="standardContextual"/>
         </w:rPr>
       </w:pPr>
-      <w:hyperlink w:anchor="_Toc231097371" w:history="1">
+      <w:hyperlink w:anchor="_Toc231100832" w:history="1">
         <w:r>
           <w:rPr>
             <w:rStyle w:val="Hipervnculo"/>
             <w:noProof/>
           </w:rPr>
-          <w:t>Figura 3. Impulso-respuesta del retorno del sector ante un shock del precio del cobre (±2 errores estándar).</w:t>
+          <w:t>Figura 2. Descomposición de la varianza del error de pronóstico del retorno (FEVD, horizonte 12 meses).</w:t>
         </w:r>
         <w:r>
           <w:rPr>
@@ -6995,7 +7070,7 @@
             <w:noProof/>
             <w:webHidden/>
           </w:rPr>
-          <w:instrText xml:space="preserve"> PAGEREF _Toc231097371 \h </w:instrText>
+          <w:instrText xml:space="preserve"> PAGEREF _Toc231100832 \h </w:instrText>
         </w:r>
         <w:r>
           <w:rPr>
@@ -7015,7 +7090,7 @@
             <w:noProof/>
             <w:webHidden/>
           </w:rPr>
-          <w:t>32</w:t>
+          <w:t>31</w:t>
         </w:r>
         <w:r>
           <w:rPr>
@@ -7042,13 +7117,13 @@
           <w14:ligatures w14:val="standardContextual"/>
         </w:rPr>
       </w:pPr>
-      <w:hyperlink w:anchor="_Toc231097372" w:history="1">
+      <w:hyperlink w:anchor="_Toc231100833" w:history="1">
         <w:r>
           <w:rPr>
             <w:rStyle w:val="Hipervnculo"/>
             <w:noProof/>
           </w:rPr>
-          <w:t>Figura 4. Precio del cobre y fases del ciclo (expansión/contracción) fechadas con Bry-Boschan.</w:t>
+          <w:t>Figura 3. Impulso-respuesta del retorno del sector ante un shock del precio del cobre (±2 errores estándar).</w:t>
         </w:r>
         <w:r>
           <w:rPr>
@@ -7069,7 +7144,7 @@
             <w:noProof/>
             <w:webHidden/>
           </w:rPr>
-          <w:instrText xml:space="preserve"> PAGEREF _Toc231097372 \h </w:instrText>
+          <w:instrText xml:space="preserve"> PAGEREF _Toc231100833 \h </w:instrText>
         </w:r>
         <w:r>
           <w:rPr>
@@ -7089,7 +7164,7 @@
             <w:noProof/>
             <w:webHidden/>
           </w:rPr>
-          <w:t>33</w:t>
+          <w:t>32</w:t>
         </w:r>
         <w:r>
           <w:rPr>
@@ -7116,13 +7191,13 @@
           <w14:ligatures w14:val="standardContextual"/>
         </w:rPr>
       </w:pPr>
-      <w:hyperlink w:anchor="_Toc231097373" w:history="1">
+      <w:hyperlink w:anchor="_Toc231100834" w:history="1">
         <w:r>
           <w:rPr>
             <w:rStyle w:val="Hipervnculo"/>
             <w:noProof/>
           </w:rPr>
-          <w:t>Figura 5. Triangulación: sensibilidad al cobre y dominancia global por muestra (B, A, C).</w:t>
+          <w:t>Figura 4. Precio del cobre y fases del ciclo (expansión/contracción) fechadas con Bry-Boschan.</w:t>
         </w:r>
         <w:r>
           <w:rPr>
@@ -7143,7 +7218,7 @@
             <w:noProof/>
             <w:webHidden/>
           </w:rPr>
-          <w:instrText xml:space="preserve"> PAGEREF _Toc231097373 \h </w:instrText>
+          <w:instrText xml:space="preserve"> PAGEREF _Toc231100834 \h </w:instrText>
         </w:r>
         <w:r>
           <w:rPr>
@@ -7163,7 +7238,7 @@
             <w:noProof/>
             <w:webHidden/>
           </w:rPr>
-          <w:t>34</w:t>
+          <w:t>33</w:t>
         </w:r>
         <w:r>
           <w:rPr>
@@ -7190,12 +7265,86 @@
           <w14:ligatures w14:val="standardContextual"/>
         </w:rPr>
       </w:pPr>
-      <w:hyperlink w:anchor="_Toc231097374" w:history="1">
+      <w:hyperlink w:anchor="_Toc231100835" w:history="1">
         <w:r>
           <w:rPr>
             <w:rStyle w:val="Hipervnculo"/>
             <w:noProof/>
           </w:rPr>
+          <w:t>Figura 5. Triangulación: sensibilidad al cobre y dominancia global por muestra (B, A, C).</w:t>
+        </w:r>
+        <w:r>
+          <w:rPr>
+            <w:noProof/>
+            <w:webHidden/>
+          </w:rPr>
+          <w:tab/>
+        </w:r>
+        <w:r>
+          <w:rPr>
+            <w:noProof/>
+            <w:webHidden/>
+          </w:rPr>
+          <w:fldChar w:fldCharType="begin"/>
+        </w:r>
+        <w:r>
+          <w:rPr>
+            <w:noProof/>
+            <w:webHidden/>
+          </w:rPr>
+          <w:instrText xml:space="preserve"> PAGEREF _Toc231100835 \h </w:instrText>
+        </w:r>
+        <w:r>
+          <w:rPr>
+            <w:noProof/>
+            <w:webHidden/>
+          </w:rPr>
+        </w:r>
+        <w:r>
+          <w:rPr>
+            <w:noProof/>
+            <w:webHidden/>
+          </w:rPr>
+          <w:fldChar w:fldCharType="separate"/>
+        </w:r>
+        <w:r>
+          <w:rPr>
+            <w:noProof/>
+            <w:webHidden/>
+          </w:rPr>
+          <w:t>34</w:t>
+        </w:r>
+        <w:r>
+          <w:rPr>
+            <w:noProof/>
+            <w:webHidden/>
+          </w:rPr>
+          <w:fldChar w:fldCharType="end"/>
+        </w:r>
+      </w:hyperlink>
+    </w:p>
+    <w:p>
+      <w:pPr>
+        <w:pStyle w:val="Tabladeilustraciones"/>
+        <w:tabs>
+          <w:tab w:val="right" w:leader="dot" w:pos="9112"/>
+        </w:tabs>
+        <w:rPr>
+          <w:rFonts w:asciiTheme="minorHAnsi" w:hAnsiTheme="minorHAnsi"/>
+          <w:noProof/>
+          <w:color w:val="auto"/>
+          <w:kern w:val="2"/>
+          <w:szCs w:val="24"/>
+          <w:lang w:val="es-CL" w:eastAsia="es-CL"/>
+          <w14:ligatures w14:val="standardContextual"/>
+        </w:rPr>
+      </w:pPr>
+      <w:hyperlink w:anchor="_Toc231100836" w:history="1">
+        <w:r>
+          <w:rPr>
+            <w:rStyle w:val="Hipervnculo"/>
+            <w:noProof/>
+          </w:rPr>
           <w:t>Figura 6. Respuesta del retorno a un shock del cobre mediante proyecciones locales (Jordà, 2005), IC 95%.</w:t>
         </w:r>
         <w:r>
@@ -7217,7 +7366,7 @@
             <w:noProof/>
             <w:webHidden/>
           </w:rPr>
-          <w:instrText xml:space="preserve"> PAGEREF _Toc231097374 \h </w:instrText>
+          <w:instrText xml:space="preserve"> PAGEREF _Toc231100836 \h </w:instrText>
         </w:r>
         <w:r>
           <w:rPr>
@@ -7265,7 +7414,7 @@
       <w:pPr>
         <w:pStyle w:val="Ttulo1"/>
       </w:pPr>
-      <w:bookmarkStart w:id="9" w:name="_Toc231097293"/>
+      <w:bookmarkStart w:id="9" w:name="_Toc231100753"/>
       <w:r>
         <w:lastRenderedPageBreak/>
         <w:t>Lista de abreviaturas y siglas</w:t>
@@ -8051,7 +8200,7 @@
       <w:pPr>
         <w:pStyle w:val="Ttulo1"/>
       </w:pPr>
-      <w:bookmarkStart w:id="10" w:name="_Toc231097294"/>
+      <w:bookmarkStart w:id="10" w:name="_Toc231100754"/>
       <w:r>
         <w:lastRenderedPageBreak/>
         <w:t>Capítulo 1 — Introducción</w:t>
@@ -8062,7 +8211,7 @@
       <w:pPr>
         <w:pStyle w:val="Ttulo2"/>
       </w:pPr>
-      <w:bookmarkStart w:id="11" w:name="_Toc231097295"/>
+      <w:bookmarkStart w:id="11" w:name="_Toc231100755"/>
       <w:r>
         <w:t>1.1 Contextualización</w:t>
       </w:r>
@@ -8150,7 +8299,7 @@
       <w:pPr>
         <w:pStyle w:val="Ttulo2"/>
       </w:pPr>
-      <w:bookmarkStart w:id="12" w:name="_Toc231097296"/>
+      <w:bookmarkStart w:id="12" w:name="_Toc231100756"/>
       <w:r>
         <w:t>1.2 Problema de investigación y justificación</w:t>
       </w:r>
@@ -8260,7 +8409,7 @@
       <w:pPr>
         <w:pStyle w:val="Ttulo2"/>
       </w:pPr>
-      <w:bookmarkStart w:id="13" w:name="_Toc231097297"/>
+      <w:bookmarkStart w:id="13" w:name="_Toc231100757"/>
       <w:r>
         <w:t>1.3 Pregunta y objetivos de investigación</w:t>
       </w:r>
@@ -8445,7 +8594,7 @@
       <w:pPr>
         <w:pStyle w:val="Ttulo2"/>
       </w:pPr>
-      <w:bookmarkStart w:id="14" w:name="_Toc231097298"/>
+      <w:bookmarkStart w:id="14" w:name="_Toc231100758"/>
       <w:r>
         <w:lastRenderedPageBreak/>
         <w:t>1.4 Hipótesis general</w:t>
@@ -8489,7 +8638,7 @@
       <w:pPr>
         <w:pStyle w:val="Ttulo2"/>
       </w:pPr>
-      <w:bookmarkStart w:id="15" w:name="_Toc231097299"/>
+      <w:bookmarkStart w:id="15" w:name="_Toc231100759"/>
       <w:r>
         <w:t>1.5 Aspectos metodológicos y alcance</w:t>
       </w:r>
@@ -8592,7 +8741,7 @@
       <w:pPr>
         <w:pStyle w:val="Ttulo2"/>
       </w:pPr>
-      <w:bookmarkStart w:id="16" w:name="_Toc231097300"/>
+      <w:bookmarkStart w:id="16" w:name="_Toc231100760"/>
       <w:r>
         <w:t>1.6 Aportes esperados</w:t>
       </w:r>
@@ -8645,7 +8794,7 @@
       <w:pPr>
         <w:pStyle w:val="Ttulo2"/>
       </w:pPr>
-      <w:bookmarkStart w:id="17" w:name="_Toc231097301"/>
+      <w:bookmarkStart w:id="17" w:name="_Toc231100761"/>
       <w:r>
         <w:t>1.7 Estructura de la tesis</w:t>
       </w:r>
@@ -8686,7 +8835,7 @@
       <w:pPr>
         <w:pStyle w:val="Ttulo1"/>
       </w:pPr>
-      <w:bookmarkStart w:id="18" w:name="_Toc231097302"/>
+      <w:bookmarkStart w:id="18" w:name="_Toc231100762"/>
       <w:r>
         <w:lastRenderedPageBreak/>
         <w:t>Capítulo 2 — Marco teórico y revisión de literatura</w:t>
@@ -8697,7 +8846,7 @@
       <w:pPr>
         <w:pStyle w:val="Ttulo2"/>
       </w:pPr>
-      <w:bookmarkStart w:id="19" w:name="_Toc231097303"/>
+      <w:bookmarkStart w:id="19" w:name="_Toc231100763"/>
       <w:r>
         <w:t>2.1 Determinantes macroeconómicos de los retornos accionarios</w:t>
       </w:r>
@@ -8995,7 +9144,7 @@
       <w:pPr>
         <w:pStyle w:val="Ttulo2"/>
       </w:pPr>
-      <w:bookmarkStart w:id="20" w:name="_Toc231097304"/>
+      <w:bookmarkStart w:id="20" w:name="_Toc231100764"/>
       <w:r>
         <w:t>2.2 Precios de commodities y valoración de empresas mineras</w:t>
       </w:r>
@@ -9129,7 +9278,7 @@
       <w:pPr>
         <w:pStyle w:val="Ttulo2"/>
       </w:pPr>
-      <w:bookmarkStart w:id="21" w:name="_Toc231097305"/>
+      <w:bookmarkStart w:id="21" w:name="_Toc231100765"/>
       <w:r>
         <w:t>2.3 Tipo de cambio y exposición de empresas exportadoras</w:t>
       </w:r>
@@ -9223,7 +9372,7 @@
       <w:pPr>
         <w:pStyle w:val="Ttulo2"/>
       </w:pPr>
-      <w:bookmarkStart w:id="22" w:name="_Toc231097306"/>
+      <w:bookmarkStart w:id="22" w:name="_Toc231100766"/>
       <w:r>
         <w:t>2.4 Cobre, tipo de cambio y la economía chilena</w:t>
       </w:r>
@@ -9448,7 +9597,7 @@
       <w:pPr>
         <w:pStyle w:val="Ttulo2"/>
       </w:pPr>
-      <w:bookmarkStart w:id="23" w:name="_Toc231097307"/>
+      <w:bookmarkStart w:id="23" w:name="_Toc231100767"/>
       <w:r>
         <w:lastRenderedPageBreak/>
         <w:t>2.5 Eficiencia informacional y segmentación de mercados</w:t>
@@ -9589,7 +9738,7 @@
       <w:pPr>
         <w:pStyle w:val="Ttulo2"/>
       </w:pPr>
-      <w:bookmarkStart w:id="24" w:name="_Toc231097308"/>
+      <w:bookmarkStart w:id="24" w:name="_Toc231100768"/>
       <w:r>
         <w:t>2.6 Enfoques econométricos para la medición de impacto</w:t>
       </w:r>
@@ -9741,7 +9890,7 @@
       <w:pPr>
         <w:pStyle w:val="Ttulo2"/>
       </w:pPr>
-      <w:bookmarkStart w:id="25" w:name="_Toc231097309"/>
+      <w:bookmarkStart w:id="25" w:name="_Toc231100769"/>
       <w:r>
         <w:t>2.7 Síntesis e identificación del vacío de investigación</w:t>
       </w:r>
@@ -9866,7 +10015,7 @@
       <w:pPr>
         <w:pStyle w:val="Ttulo3"/>
       </w:pPr>
-      <w:bookmarkStart w:id="26" w:name="_Toc231097310"/>
+      <w:bookmarkStart w:id="26" w:name="_Toc231100770"/>
       <w:r>
         <w:t>Nota sobre la tabla de literatura</w:t>
       </w:r>
@@ -9896,7 +10045,7 @@
       <w:pPr>
         <w:pStyle w:val="Ttulo1"/>
       </w:pPr>
-      <w:bookmarkStart w:id="27" w:name="_Toc231097311"/>
+      <w:bookmarkStart w:id="27" w:name="_Toc231100771"/>
       <w:r>
         <w:lastRenderedPageBreak/>
         <w:t>Capítulo 3 — Datos y metodología</w:t>
@@ -9907,7 +10056,7 @@
       <w:pPr>
         <w:pStyle w:val="Ttulo2"/>
       </w:pPr>
-      <w:bookmarkStart w:id="28" w:name="_Toc231097312"/>
+      <w:bookmarkStart w:id="28" w:name="_Toc231100772"/>
       <w:r>
         <w:t xml:space="preserve">3.1 </w:t>
       </w:r>
@@ -10102,7 +10251,7 @@
       <w:pPr>
         <w:pStyle w:val="Ttulo2"/>
       </w:pPr>
-      <w:bookmarkStart w:id="29" w:name="_Toc231097313"/>
+      <w:bookmarkStart w:id="29" w:name="_Toc231100773"/>
       <w:r>
         <w:t>3.2 Variable dependiente</w:t>
       </w:r>
@@ -10164,7 +10313,7 @@
       <w:pPr>
         <w:pStyle w:val="Ttulo2"/>
       </w:pPr>
-      <w:bookmarkStart w:id="30" w:name="_Toc231097314"/>
+      <w:bookmarkStart w:id="30" w:name="_Toc231100774"/>
       <w:r>
         <w:t>3.3 Variables explicativas</w:t>
       </w:r>
@@ -10231,7 +10380,7 @@
       <w:pPr>
         <w:pStyle w:val="Ttulo2"/>
       </w:pPr>
-      <w:bookmarkStart w:id="31" w:name="_Toc231097315"/>
+      <w:bookmarkStart w:id="31" w:name="_Toc231100775"/>
       <w:r>
         <w:t>3.4 Tratamiento de datos y frecuencias mixtas</w:t>
       </w:r>
@@ -10288,7 +10437,7 @@
       <w:pPr>
         <w:pStyle w:val="Ttulo2"/>
       </w:pPr>
-      <w:bookmarkStart w:id="32" w:name="_Toc231097316"/>
+      <w:bookmarkStart w:id="32" w:name="_Toc231100776"/>
       <w:r>
         <w:t>3.5 Datación de las fases del ciclo del cobre</w:t>
       </w:r>
@@ -10354,7 +10503,7 @@
       <w:pPr>
         <w:pStyle w:val="Ttulo2"/>
       </w:pPr>
-      <w:bookmarkStart w:id="33" w:name="_Toc231097317"/>
+      <w:bookmarkStart w:id="33" w:name="_Toc231100777"/>
       <w:r>
         <w:lastRenderedPageBreak/>
         <w:t>3.6 Estrategia econométrica</w:t>
@@ -10365,7 +10514,7 @@
       <w:pPr>
         <w:pStyle w:val="Ttulo3"/>
       </w:pPr>
-      <w:bookmarkStart w:id="34" w:name="_Toc231097318"/>
+      <w:bookmarkStart w:id="34" w:name="_Toc231100778"/>
       <w:r>
         <w:t>3.6.1 Estacionariedad y orden de integración (OE1)</w:t>
       </w:r>
@@ -10408,7 +10557,7 @@
       <w:pPr>
         <w:pStyle w:val="Ttulo3"/>
       </w:pPr>
-      <w:bookmarkStart w:id="35" w:name="_Toc231097319"/>
+      <w:bookmarkStart w:id="35" w:name="_Toc231100779"/>
       <w:r>
         <w:t>3.6.2 Modelo de impacto: panel de efectos fijos (OE2)</w:t>
       </w:r>
@@ -10499,7 +10648,7 @@
       <w:pPr>
         <w:pStyle w:val="Ttulo3"/>
       </w:pPr>
-      <w:bookmarkStart w:id="36" w:name="_Toc231097320"/>
+      <w:bookmarkStart w:id="36" w:name="_Toc231100780"/>
       <w:r>
         <w:t>3.6.3 Relaciones de largo plazo: cointegración (OE3)</w:t>
       </w:r>
@@ -10600,7 +10749,7 @@
       <w:pPr>
         <w:pStyle w:val="Ttulo3"/>
       </w:pPr>
-      <w:bookmarkStart w:id="37" w:name="_Toc231097321"/>
+      <w:bookmarkStart w:id="37" w:name="_Toc231100781"/>
       <w:r>
         <w:t>3.6.4 Dinámica de shocks: VAR, impulso-respuesta y descomposición de varianza (OE4)</w:t>
       </w:r>
@@ -10720,7 +10869,7 @@
       <w:pPr>
         <w:pStyle w:val="Ttulo3"/>
       </w:pPr>
-      <w:bookmarkStart w:id="38" w:name="_Toc231097322"/>
+      <w:bookmarkStart w:id="38" w:name="_Toc231100782"/>
       <w:r>
         <w:t>3.6.5 Estabilidad por fases del ciclo (OE5)</w:t>
       </w:r>
@@ -10766,7 +10915,7 @@
       <w:pPr>
         <w:pStyle w:val="Ttulo3"/>
       </w:pPr>
-      <w:bookmarkStart w:id="39" w:name="_Toc231097323"/>
+      <w:bookmarkStart w:id="39" w:name="_Toc231100783"/>
       <w:r>
         <w:t>3.6.6 Comparación entre mercados: triangulación (OE6)</w:t>
       </w:r>
@@ -10817,7 +10966,7 @@
       <w:pPr>
         <w:pStyle w:val="Ttulo2"/>
       </w:pPr>
-      <w:bookmarkStart w:id="40" w:name="_Toc231097324"/>
+      <w:bookmarkStart w:id="40" w:name="_Toc231100784"/>
       <w:r>
         <w:t xml:space="preserve">3.7 </w:t>
       </w:r>
@@ -10870,7 +11019,7 @@
       <w:pPr>
         <w:pStyle w:val="Ttulo3"/>
       </w:pPr>
-      <w:bookmarkStart w:id="41" w:name="_Toc231097325"/>
+      <w:bookmarkStart w:id="41" w:name="_Toc231100785"/>
       <w:r>
         <w:t>Tabla 3.1 — Definición operativa de variables (resumen)</w:t>
       </w:r>
@@ -10882,7 +11031,7 @@
         <w:spacing w:before="40" w:after="40"/>
         <w:jc w:val="center"/>
       </w:pPr>
-      <w:bookmarkStart w:id="42" w:name="_Toc231097355"/>
+      <w:bookmarkStart w:id="42" w:name="_Toc231100816"/>
       <w:r>
         <w:rPr>
           <w:i w:val="0"/>
@@ -12851,7 +13000,7 @@
       <w:pPr>
         <w:pStyle w:val="Ttulo1"/>
       </w:pPr>
-      <w:bookmarkStart w:id="43" w:name="_Toc231097326"/>
+      <w:bookmarkStart w:id="43" w:name="_Toc231100786"/>
       <w:r>
         <w:lastRenderedPageBreak/>
         <w:t>Capítulo 4 — Resultados y discusión</w:t>
@@ -12862,7 +13011,7 @@
       <w:pPr>
         <w:pStyle w:val="Ttulo2"/>
       </w:pPr>
-      <w:bookmarkStart w:id="44" w:name="_Toc231097327"/>
+      <w:bookmarkStart w:id="44" w:name="_Toc231100787"/>
       <w:r>
         <w:t>4.1 Análisis descriptivo y propiedades de las series (OE1)</w:t>
       </w:r>
@@ -13092,7 +13241,7 @@
       <w:pPr>
         <w:pStyle w:val="Ttulo2"/>
       </w:pPr>
-      <w:bookmarkStart w:id="45" w:name="_Toc231097328"/>
+      <w:bookmarkStart w:id="45" w:name="_Toc231100788"/>
       <w:r>
         <w:t>4.2 Determinantes de los retornos: global vs local (OE2)</w:t>
       </w:r>
@@ -13114,7 +13263,7 @@
         <w:spacing w:before="40" w:after="40"/>
         <w:jc w:val="center"/>
       </w:pPr>
-      <w:bookmarkStart w:id="46" w:name="_Toc231097356"/>
+      <w:bookmarkStart w:id="46" w:name="_Toc231100817"/>
       <w:r>
         <w:rPr>
           <w:i w:val="0"/>
@@ -13920,7 +14069,7 @@
           <w:noProof/>
         </w:rPr>
         <w:drawing>
-          <wp:inline distT="0" distB="0" distL="0" distR="0" wp14:anchorId="75B1D9A5" wp14:editId="42F773A5">
+          <wp:inline distT="0" distB="0" distL="0" distR="0" wp14:anchorId="38033A03" wp14:editId="6ED56299">
             <wp:extent cx="5212080" cy="2833680"/>
             <wp:effectExtent l="0" t="0" r="0" b="0"/>
             <wp:docPr id="1" name="Picture 1"/>
@@ -13962,7 +14111,7 @@
         <w:spacing w:before="160" w:after="200"/>
         <w:jc w:val="center"/>
       </w:pPr>
-      <w:bookmarkStart w:id="47" w:name="_Toc231097369"/>
+      <w:bookmarkStart w:id="47" w:name="_Toc231100831"/>
       <w:r>
         <w:rPr>
           <w:i w:val="0"/>
@@ -14068,7 +14217,7 @@
       <w:pPr>
         <w:pStyle w:val="Ttulo2"/>
       </w:pPr>
-      <w:bookmarkStart w:id="48" w:name="_Toc231097329"/>
+      <w:bookmarkStart w:id="48" w:name="_Toc231100789"/>
       <w:r>
         <w:t>4.3 Relaciones de largo plazo (OE3)</w:t>
       </w:r>
@@ -14232,7 +14381,7 @@
       <w:pPr>
         <w:pStyle w:val="Ttulo2"/>
       </w:pPr>
-      <w:bookmarkStart w:id="49" w:name="_Toc231097330"/>
+      <w:bookmarkStart w:id="49" w:name="_Toc231100790"/>
       <w:r>
         <w:t>4.4 Dinámica de shocks (OE4)</w:t>
       </w:r>
@@ -14254,7 +14403,7 @@
         <w:spacing w:before="40" w:after="40"/>
         <w:jc w:val="center"/>
       </w:pPr>
-      <w:bookmarkStart w:id="50" w:name="_Toc231097357"/>
+      <w:bookmarkStart w:id="50" w:name="_Toc231100818"/>
       <w:r>
         <w:rPr>
           <w:i w:val="0"/>
@@ -14701,7 +14850,7 @@
           <w:noProof/>
         </w:rPr>
         <w:drawing>
-          <wp:inline distT="0" distB="0" distL="0" distR="0" wp14:anchorId="2A1C5F94" wp14:editId="1D8B740E">
+          <wp:inline distT="0" distB="0" distL="0" distR="0" wp14:anchorId="0B347BCD" wp14:editId="777E1075">
             <wp:extent cx="5212080" cy="3890356"/>
             <wp:effectExtent l="0" t="0" r="0" b="0"/>
             <wp:docPr id="2" name="Picture 2"/>
@@ -14743,7 +14892,7 @@
         <w:spacing w:before="160" w:after="200"/>
         <w:jc w:val="center"/>
       </w:pPr>
-      <w:bookmarkStart w:id="51" w:name="_Toc231097370"/>
+      <w:bookmarkStart w:id="51" w:name="_Toc231100832"/>
       <w:r>
         <w:rPr>
           <w:i w:val="0"/>
@@ -14813,7 +14962,7 @@
           <w:noProof/>
         </w:rPr>
         <w:drawing>
-          <wp:inline distT="0" distB="0" distL="0" distR="0" wp14:anchorId="09EFF4E9" wp14:editId="55934E7C">
+          <wp:inline distT="0" distB="0" distL="0" distR="0" wp14:anchorId="3A4A400E" wp14:editId="4D883420">
             <wp:extent cx="5212080" cy="2478330"/>
             <wp:effectExtent l="0" t="0" r="0" b="0"/>
             <wp:docPr id="3" name="Picture 3"/>
@@ -14855,7 +15004,7 @@
         <w:spacing w:before="160" w:after="200"/>
         <w:jc w:val="center"/>
       </w:pPr>
-      <w:bookmarkStart w:id="52" w:name="_Toc231097371"/>
+      <w:bookmarkStart w:id="52" w:name="_Toc231100833"/>
       <w:r>
         <w:rPr>
           <w:i w:val="0"/>
@@ -14889,7 +15038,7 @@
       <w:pPr>
         <w:pStyle w:val="Ttulo2"/>
       </w:pPr>
-      <w:bookmarkStart w:id="53" w:name="_Toc231097331"/>
+      <w:bookmarkStart w:id="53" w:name="_Toc231100791"/>
       <w:r>
         <w:t>4.5 Estabilidad por fases del ciclo del cobre (OE5)</w:t>
       </w:r>
@@ -14997,7 +15146,7 @@
           <w:noProof/>
         </w:rPr>
         <w:drawing>
-          <wp:inline distT="0" distB="0" distL="0" distR="0" wp14:anchorId="0F36BB99" wp14:editId="41C79A2C">
+          <wp:inline distT="0" distB="0" distL="0" distR="0" wp14:anchorId="7D447DB2" wp14:editId="47972035">
             <wp:extent cx="5212080" cy="2366710"/>
             <wp:effectExtent l="0" t="0" r="0" b="0"/>
             <wp:docPr id="4" name="Picture 4"/>
@@ -15039,7 +15188,7 @@
         <w:spacing w:before="160" w:after="200"/>
         <w:jc w:val="center"/>
       </w:pPr>
-      <w:bookmarkStart w:id="54" w:name="_Toc231097372"/>
+      <w:bookmarkStart w:id="54" w:name="_Toc231100834"/>
       <w:r>
         <w:rPr>
           <w:i w:val="0"/>
@@ -15073,7 +15222,7 @@
       <w:pPr>
         <w:pStyle w:val="Ttulo2"/>
       </w:pPr>
-      <w:bookmarkStart w:id="55" w:name="_Toc231097332"/>
+      <w:bookmarkStart w:id="55" w:name="_Toc231100792"/>
       <w:r>
         <w:t>4.6 Comparación entre mercados: triangulación (OE6)</w:t>
       </w:r>
@@ -15095,7 +15244,7 @@
         <w:spacing w:before="40" w:after="40"/>
         <w:jc w:val="center"/>
       </w:pPr>
-      <w:bookmarkStart w:id="56" w:name="_Toc231097358"/>
+      <w:bookmarkStart w:id="56" w:name="_Toc231100819"/>
       <w:r>
         <w:rPr>
           <w:i w:val="0"/>
@@ -15720,7 +15869,7 @@
           <w:noProof/>
         </w:rPr>
         <w:drawing>
-          <wp:inline distT="0" distB="0" distL="0" distR="0" wp14:anchorId="21726FAA" wp14:editId="3E3292E4">
+          <wp:inline distT="0" distB="0" distL="0" distR="0" wp14:anchorId="0BBB658D" wp14:editId="2F3392F6">
             <wp:extent cx="5212080" cy="2626097"/>
             <wp:effectExtent l="0" t="0" r="0" b="0"/>
             <wp:docPr id="5" name="Picture 5"/>
@@ -15762,7 +15911,7 @@
         <w:spacing w:before="160" w:after="200"/>
         <w:jc w:val="center"/>
       </w:pPr>
-      <w:bookmarkStart w:id="57" w:name="_Toc231097373"/>
+      <w:bookmarkStart w:id="57" w:name="_Toc231100835"/>
       <w:r>
         <w:rPr>
           <w:i w:val="0"/>
@@ -15907,7 +16056,7 @@
       <w:pPr>
         <w:pStyle w:val="Ttulo2"/>
       </w:pPr>
-      <w:bookmarkStart w:id="58" w:name="_Toc231097333"/>
+      <w:bookmarkStart w:id="58" w:name="_Toc231100793"/>
       <w:r>
         <w:t>4.7 Diagnósticos y robustez</w:t>
       </w:r>
@@ -16267,7 +16416,7 @@
         </w:rPr>
         <w:lastRenderedPageBreak/>
         <w:drawing>
-          <wp:inline distT="0" distB="0" distL="0" distR="0" wp14:anchorId="353A0F44" wp14:editId="0F6886C3">
+          <wp:inline distT="0" distB="0" distL="0" distR="0" wp14:anchorId="6899BECE" wp14:editId="6D39E410">
             <wp:extent cx="5212080" cy="2446436"/>
             <wp:effectExtent l="0" t="0" r="0" b="0"/>
             <wp:docPr id="6" name="Picture 6"/>
@@ -16309,7 +16458,7 @@
         <w:spacing w:before="160" w:after="200"/>
         <w:jc w:val="center"/>
       </w:pPr>
-      <w:bookmarkStart w:id="59" w:name="_Toc231097374"/>
+      <w:bookmarkStart w:id="59" w:name="_Toc231100836"/>
       <w:r>
         <w:rPr>
           <w:i w:val="0"/>
@@ -16343,7 +16492,7 @@
       <w:pPr>
         <w:pStyle w:val="Ttulo2"/>
       </w:pPr>
-      <w:bookmarkStart w:id="60" w:name="_Toc231097334"/>
+      <w:bookmarkStart w:id="60" w:name="_Toc231100794"/>
       <w:r>
         <w:t>4.8 Discusión integrada</w:t>
       </w:r>
@@ -16524,7 +16673,7 @@
       <w:pPr>
         <w:pStyle w:val="Ttulo1"/>
       </w:pPr>
-      <w:bookmarkStart w:id="61" w:name="_Toc231097335"/>
+      <w:bookmarkStart w:id="61" w:name="_Toc231100795"/>
       <w:r>
         <w:lastRenderedPageBreak/>
         <w:t>Capítulo 5 — Conclusiones</w:t>
@@ -16535,7 +16684,7 @@
       <w:pPr>
         <w:pStyle w:val="Ttulo2"/>
       </w:pPr>
-      <w:bookmarkStart w:id="62" w:name="_Toc231097336"/>
+      <w:bookmarkStart w:id="62" w:name="_Toc231100796"/>
       <w:r>
         <w:t>5.1 Síntesis de los hallazgos</w:t>
       </w:r>
@@ -16702,7 +16851,7 @@
       <w:pPr>
         <w:pStyle w:val="Ttulo2"/>
       </w:pPr>
-      <w:bookmarkStart w:id="63" w:name="_Toc231097337"/>
+      <w:bookmarkStart w:id="63" w:name="_Toc231100797"/>
       <w:r>
         <w:t>5.2 Implicancias</w:t>
       </w:r>
@@ -16774,7 +16923,7 @@
       <w:pPr>
         <w:pStyle w:val="Ttulo2"/>
       </w:pPr>
-      <w:bookmarkStart w:id="64" w:name="_Toc231097338"/>
+      <w:bookmarkStart w:id="64" w:name="_Toc231100798"/>
       <w:r>
         <w:t>5.3 Limitaciones</w:t>
       </w:r>
@@ -16858,7 +17007,7 @@
       <w:pPr>
         <w:pStyle w:val="Ttulo2"/>
       </w:pPr>
-      <w:bookmarkStart w:id="65" w:name="_Toc231097339"/>
+      <w:bookmarkStart w:id="65" w:name="_Toc231100799"/>
       <w:r>
         <w:t>5.4 Líneas futuras de investigación</w:t>
       </w:r>
@@ -16914,7 +17063,7 @@
       <w:pPr>
         <w:pStyle w:val="Ttulo1"/>
       </w:pPr>
-      <w:bookmarkStart w:id="66" w:name="_Toc231097340"/>
+      <w:bookmarkStart w:id="66" w:name="_Toc231100800"/>
       <w:r>
         <w:lastRenderedPageBreak/>
         <w:t>Referencias</w:t>
@@ -17162,7 +17311,7 @@
       <w:pPr>
         <w:pStyle w:val="Ttulo1"/>
       </w:pPr>
-      <w:bookmarkStart w:id="67" w:name="_Toc231097341"/>
+      <w:bookmarkStart w:id="67" w:name="_Toc231100801"/>
       <w:r>
         <w:lastRenderedPageBreak/>
         <w:t>Anexos</w:t>
@@ -17173,7 +17322,7 @@
       <w:pPr>
         <w:pStyle w:val="Ttulo2"/>
       </w:pPr>
-      <w:bookmarkStart w:id="68" w:name="_Toc231097342"/>
+      <w:bookmarkStart w:id="68" w:name="_Toc231100802"/>
       <w:r>
         <w:t>Anexo A. Estadística descriptiva</w:t>
       </w:r>
@@ -17185,7 +17334,7 @@
         <w:spacing w:before="40" w:after="40"/>
         <w:jc w:val="center"/>
       </w:pPr>
-      <w:bookmarkStart w:id="69" w:name="_Toc231097359"/>
+      <w:bookmarkStart w:id="69" w:name="_Toc231100820"/>
       <w:r>
         <w:rPr>
           <w:i w:val="0"/>
@@ -19387,7 +19536,7 @@
       <w:pPr>
         <w:pStyle w:val="Ttulo2"/>
       </w:pPr>
-      <w:bookmarkStart w:id="70" w:name="_Toc231097343"/>
+      <w:bookmarkStart w:id="70" w:name="_Toc231100803"/>
       <w:r>
         <w:t xml:space="preserve">Anexo B. Matriz de correlación de los </w:t>
       </w:r>
@@ -19402,7 +19551,7 @@
         <w:spacing w:before="40" w:after="40"/>
         <w:jc w:val="center"/>
       </w:pPr>
-      <w:bookmarkStart w:id="71" w:name="_Toc231097360"/>
+      <w:bookmarkStart w:id="71" w:name="_Toc231100821"/>
       <w:r>
         <w:rPr>
           <w:i w:val="0"/>
@@ -21436,7 +21585,7 @@
       <w:pPr>
         <w:pStyle w:val="Ttulo2"/>
       </w:pPr>
-      <w:bookmarkStart w:id="72" w:name="_Toc231097344"/>
+      <w:bookmarkStart w:id="72" w:name="_Toc231100804"/>
       <w:r>
         <w:t xml:space="preserve">Anexo C. Pruebas de raíz </w:t>
       </w:r>
@@ -21451,7 +21600,7 @@
         <w:spacing w:before="40" w:after="40"/>
         <w:jc w:val="center"/>
       </w:pPr>
-      <w:bookmarkStart w:id="73" w:name="_Toc231097361"/>
+      <w:bookmarkStart w:id="73" w:name="_Toc231100822"/>
       <w:r>
         <w:rPr>
           <w:i w:val="0"/>
@@ -22279,7 +22428,7 @@
       <w:pPr>
         <w:pStyle w:val="Ttulo2"/>
       </w:pPr>
-      <w:bookmarkStart w:id="74" w:name="_Toc231097345"/>
+      <w:bookmarkStart w:id="74" w:name="_Toc231100805"/>
       <w:r>
         <w:t>Anexo D. Resultados completos del modelo de panel</w:t>
       </w:r>
@@ -22289,7 +22438,7 @@
       <w:pPr>
         <w:pStyle w:val="Ttulo3"/>
       </w:pPr>
-      <w:bookmarkStart w:id="75" w:name="_Toc231097346"/>
+      <w:bookmarkStart w:id="75" w:name="_Toc231100806"/>
       <w:r>
         <w:t>D.1 Muestra B — cobre, mercado internacional</w:t>
       </w:r>
@@ -22301,7 +22450,7 @@
         <w:spacing w:before="40" w:after="40"/>
         <w:jc w:val="center"/>
       </w:pPr>
-      <w:bookmarkStart w:id="76" w:name="_Toc231097362"/>
+      <w:bookmarkStart w:id="76" w:name="_Toc231100823"/>
       <w:r>
         <w:rPr>
           <w:i w:val="0"/>
@@ -23482,7 +23631,7 @@
       <w:pPr>
         <w:pStyle w:val="Ttulo3"/>
       </w:pPr>
-      <w:bookmarkStart w:id="77" w:name="_Toc231097347"/>
+      <w:bookmarkStart w:id="77" w:name="_Toc231100807"/>
       <w:r>
         <w:t>D.2 Muestra A — cobre, mercado chileno (Pucobre)</w:t>
       </w:r>
@@ -23494,7 +23643,7 @@
         <w:spacing w:before="40" w:after="40"/>
         <w:jc w:val="center"/>
       </w:pPr>
-      <w:bookmarkStart w:id="78" w:name="_Toc231097363"/>
+      <w:bookmarkStart w:id="78" w:name="_Toc231100824"/>
       <w:r>
         <w:rPr>
           <w:i w:val="0"/>
@@ -24669,7 +24818,7 @@
       <w:pPr>
         <w:pStyle w:val="Ttulo3"/>
       </w:pPr>
-      <w:bookmarkStart w:id="79" w:name="_Toc231097348"/>
+      <w:bookmarkStart w:id="79" w:name="_Toc231100808"/>
       <w:r>
         <w:t xml:space="preserve">D.3 </w:t>
       </w:r>
@@ -24684,7 +24833,7 @@
         <w:spacing w:before="40" w:after="40"/>
         <w:jc w:val="center"/>
       </w:pPr>
-      <w:bookmarkStart w:id="80" w:name="_Toc231097364"/>
+      <w:bookmarkStart w:id="80" w:name="_Toc231100825"/>
       <w:r>
         <w:rPr>
           <w:i w:val="0"/>
@@ -25859,7 +26008,7 @@
       <w:pPr>
         <w:pStyle w:val="Ttulo2"/>
       </w:pPr>
-      <w:bookmarkStart w:id="81" w:name="_Toc231097349"/>
+      <w:bookmarkStart w:id="81" w:name="_Toc231100809"/>
       <w:r>
         <w:lastRenderedPageBreak/>
         <w:t xml:space="preserve">Anexo E. </w:t>
@@ -25875,7 +26024,7 @@
         <w:spacing w:before="40" w:after="40"/>
         <w:jc w:val="center"/>
       </w:pPr>
-      <w:bookmarkStart w:id="82" w:name="_Toc231097365"/>
+      <w:bookmarkStart w:id="82" w:name="_Toc231100826"/>
       <w:r>
         <w:rPr>
           <w:i w:val="0"/>
@@ -26546,7 +26695,7 @@
       <w:pPr>
         <w:pStyle w:val="Ttulo2"/>
       </w:pPr>
-      <w:bookmarkStart w:id="83" w:name="_Toc231097350"/>
+      <w:bookmarkStart w:id="83" w:name="_Toc231100810"/>
       <w:r>
         <w:t xml:space="preserve">Anexo F. </w:t>
       </w:r>
@@ -26561,7 +26710,7 @@
         <w:spacing w:before="40" w:after="40"/>
         <w:jc w:val="center"/>
       </w:pPr>
-      <w:bookmarkStart w:id="84" w:name="_Toc231097366"/>
+      <w:bookmarkStart w:id="84" w:name="_Toc231100827"/>
       <w:r>
         <w:rPr>
           <w:i w:val="0"/>
@@ -27375,7 +27524,7 @@
       <w:pPr>
         <w:pStyle w:val="Ttulo2"/>
       </w:pPr>
-      <w:bookmarkStart w:id="85" w:name="_Toc231097351"/>
+      <w:bookmarkStart w:id="85" w:name="_Toc231100811"/>
       <w:r>
         <w:t>Anexo G. Fuentes de datos</w:t>
       </w:r>
@@ -27387,7 +27536,7 @@
         <w:spacing w:before="40" w:after="40"/>
         <w:jc w:val="center"/>
       </w:pPr>
-      <w:bookmarkStart w:id="86" w:name="_Toc231097367"/>
+      <w:bookmarkStart w:id="86" w:name="_Toc231100828"/>
       <w:r>
         <w:rPr>
           <w:i w:val="0"/>
@@ -28536,7 +28685,7 @@
       <w:pPr>
         <w:pStyle w:val="Ttulo2"/>
       </w:pPr>
-      <w:bookmarkStart w:id="87" w:name="_Toc231097352"/>
+      <w:bookmarkStart w:id="87" w:name="_Toc231100812"/>
       <w:r>
         <w:t>Anexo H. Disponibilidad del código</w:t>
       </w:r>
@@ -28554,24 +28703,18 @@
       <w:pPr>
         <w:pStyle w:val="Ttulo2"/>
       </w:pPr>
-      <w:bookmarkStart w:id="88" w:name="_Toc231097353"/>
-      <w:r>
-        <w:t>Anexo I. Extensión predictiva: ¿explican o anticipan?</w:t>
+      <w:bookmarkStart w:id="88" w:name="_Toc231100813"/>
+      <w:r>
+        <w:t>Anexo J. Síntesis de pruebas de diagnóstico y robustez</w:t>
       </w:r>
       <w:bookmarkEnd w:id="88"/>
     </w:p>
     <w:p>
       <w:r>
-        <w:t xml:space="preserve">Como complemento a la naturaleza explicativa de la tesis, se evaluó la capacidad </w:t>
-      </w:r>
-      <w:r>
-        <w:rPr>
-          <w:b/>
-        </w:rPr>
-        <w:t>predictiva</w:t>
-      </w:r>
-      <w:r>
-        <w:t xml:space="preserve"> fuera de muestra de los factores macroeconómicos sobre el retorno mensual del cobre (a un mes), comparando un baseline ingenuo, un AR(1), un modelo lineal regularizado (Ridge) y dos modelos no lineales (Random Forest, Gradient Boosting), con división temporal 180/61 (entrenamiento/prueba).</w:t>
+        <w:t xml:space="preserve">La siguiente tabla consolida el conjunto de pruebas de diagnóstico y robustez ejecutadas, todas sobre datos reales y reproducibles desde el </w:t>
+      </w:r>
+      <w:r>
+        <w:t>repositorio.</w:t>
       </w:r>
     </w:p>
     <w:p>
@@ -28580,7 +28723,7 @@
         <w:spacing w:before="40" w:after="40"/>
         <w:jc w:val="center"/>
       </w:pPr>
-      <w:bookmarkStart w:id="89" w:name="_Toc231097368"/>
+      <w:bookmarkStart w:id="89" w:name="_Toc231100829"/>
       <w:r>
         <w:rPr>
           <w:i w:val="0"/>
@@ -28603,6 +28746,1073 @@
         <w:t>14</w:t>
       </w:r>
       <w:bookmarkEnd w:id="89"/>
+      <w:r>
+        <w:fldChar w:fldCharType="end"/>
+      </w:r>
+    </w:p>
+    <w:tbl>
+      <w:tblPr>
+        <w:tblW w:w="0" w:type="auto"/>
+        <w:jc w:val="center"/>
+        <w:tblLook w:val="04A0" w:firstRow="1" w:lastRow="0" w:firstColumn="1" w:lastColumn="0" w:noHBand="0" w:noVBand="1"/>
+      </w:tblPr>
+      <w:tblGrid>
+        <w:gridCol w:w="3041"/>
+        <w:gridCol w:w="3041"/>
+        <w:gridCol w:w="3041"/>
+      </w:tblGrid>
+      <w:tr>
+        <w:trPr>
+          <w:jc w:val="center"/>
+        </w:trPr>
+        <w:tc>
+          <w:tcPr>
+            <w:tcW w:w="3041" w:type="dxa"/>
+            <w:tcBorders>
+              <w:top w:val="single" w:sz="14" w:space="0" w:color="1F3864"/>
+              <w:bottom w:val="single" w:sz="8" w:space="0" w:color="1F3864"/>
+            </w:tcBorders>
+            <w:tcMar>
+              <w:top w:w="60" w:type="dxa"/>
+              <w:left w:w="80" w:type="dxa"/>
+              <w:bottom w:w="60" w:type="dxa"/>
+              <w:right w:w="80" w:type="dxa"/>
+            </w:tcMar>
+          </w:tcPr>
+          <w:p>
+            <w:pPr>
+              <w:spacing w:after="40" w:line="240" w:lineRule="auto"/>
+              <w:jc w:val="left"/>
+            </w:pPr>
+            <w:r>
+              <w:rPr>
+                <w:b/>
+                <w:sz w:val="20"/>
+              </w:rPr>
+              <w:t>Prueba</w:t>
+            </w:r>
+          </w:p>
+        </w:tc>
+        <w:tc>
+          <w:tcPr>
+            <w:tcW w:w="3041" w:type="dxa"/>
+            <w:tcBorders>
+              <w:top w:val="single" w:sz="14" w:space="0" w:color="1F3864"/>
+              <w:bottom w:val="single" w:sz="8" w:space="0" w:color="1F3864"/>
+            </w:tcBorders>
+            <w:tcMar>
+              <w:top w:w="60" w:type="dxa"/>
+              <w:left w:w="80" w:type="dxa"/>
+              <w:bottom w:w="60" w:type="dxa"/>
+              <w:right w:w="80" w:type="dxa"/>
+            </w:tcMar>
+          </w:tcPr>
+          <w:p>
+            <w:pPr>
+              <w:spacing w:after="40" w:line="240" w:lineRule="auto"/>
+              <w:jc w:val="center"/>
+            </w:pPr>
+            <w:r>
+              <w:rPr>
+                <w:b/>
+                <w:sz w:val="20"/>
+              </w:rPr>
+              <w:t>Resultado</w:t>
+            </w:r>
+          </w:p>
+        </w:tc>
+        <w:tc>
+          <w:tcPr>
+            <w:tcW w:w="3041" w:type="dxa"/>
+            <w:tcBorders>
+              <w:top w:val="single" w:sz="14" w:space="0" w:color="1F3864"/>
+              <w:bottom w:val="single" w:sz="8" w:space="0" w:color="1F3864"/>
+            </w:tcBorders>
+            <w:tcMar>
+              <w:top w:w="60" w:type="dxa"/>
+              <w:left w:w="80" w:type="dxa"/>
+              <w:bottom w:w="60" w:type="dxa"/>
+              <w:right w:w="80" w:type="dxa"/>
+            </w:tcMar>
+          </w:tcPr>
+          <w:p>
+            <w:pPr>
+              <w:spacing w:after="40" w:line="240" w:lineRule="auto"/>
+              <w:jc w:val="center"/>
+            </w:pPr>
+            <w:r>
+              <w:rPr>
+                <w:b/>
+                <w:sz w:val="20"/>
+              </w:rPr>
+              <w:t>Conclusión</w:t>
+            </w:r>
+          </w:p>
+        </w:tc>
+      </w:tr>
+      <w:tr>
+        <w:trPr>
+          <w:jc w:val="center"/>
+        </w:trPr>
+        <w:tc>
+          <w:tcPr>
+            <w:tcW w:w="3041" w:type="dxa"/>
+            <w:tcMar>
+              <w:top w:w="60" w:type="dxa"/>
+              <w:left w:w="80" w:type="dxa"/>
+              <w:bottom w:w="60" w:type="dxa"/>
+              <w:right w:w="80" w:type="dxa"/>
+            </w:tcMar>
+          </w:tcPr>
+          <w:p>
+            <w:pPr>
+              <w:spacing w:after="40" w:line="240" w:lineRule="auto"/>
+              <w:jc w:val="left"/>
+            </w:pPr>
+            <w:r>
+              <w:rPr>
+                <w:sz w:val="20"/>
+              </w:rPr>
+              <w:t>Dependencia de sección cruzada (CD de Pesaran)</w:t>
+            </w:r>
+          </w:p>
+        </w:tc>
+        <w:tc>
+          <w:tcPr>
+            <w:tcW w:w="3041" w:type="dxa"/>
+            <w:tcMar>
+              <w:top w:w="60" w:type="dxa"/>
+              <w:left w:w="80" w:type="dxa"/>
+              <w:bottom w:w="60" w:type="dxa"/>
+              <w:right w:w="80" w:type="dxa"/>
+            </w:tcMar>
+          </w:tcPr>
+          <w:p>
+            <w:pPr>
+              <w:spacing w:after="40" w:line="240" w:lineRule="auto"/>
+              <w:jc w:val="center"/>
+            </w:pPr>
+            <w:r>
+              <w:rPr>
+                <w:sz w:val="20"/>
+              </w:rPr>
+              <w:t>CD = 24.5049, p = 0.0</w:t>
+            </w:r>
+          </w:p>
+        </w:tc>
+        <w:tc>
+          <w:tcPr>
+            <w:tcW w:w="3041" w:type="dxa"/>
+            <w:tcMar>
+              <w:top w:w="60" w:type="dxa"/>
+              <w:left w:w="80" w:type="dxa"/>
+              <w:bottom w:w="60" w:type="dxa"/>
+              <w:right w:w="80" w:type="dxa"/>
+            </w:tcMar>
+          </w:tcPr>
+          <w:p>
+            <w:pPr>
+              <w:spacing w:after="40" w:line="240" w:lineRule="auto"/>
+              <w:jc w:val="center"/>
+            </w:pPr>
+            <w:r>
+              <w:rPr>
+                <w:sz w:val="20"/>
+              </w:rPr>
+              <w:t>Dependencia significativa → errores Driscoll-Kraay</w:t>
+            </w:r>
+          </w:p>
+        </w:tc>
+      </w:tr>
+      <w:tr>
+        <w:trPr>
+          <w:jc w:val="center"/>
+        </w:trPr>
+        <w:tc>
+          <w:tcPr>
+            <w:tcW w:w="3041" w:type="dxa"/>
+            <w:tcMar>
+              <w:top w:w="60" w:type="dxa"/>
+              <w:left w:w="80" w:type="dxa"/>
+              <w:bottom w:w="60" w:type="dxa"/>
+              <w:right w:w="80" w:type="dxa"/>
+            </w:tcMar>
+          </w:tcPr>
+          <w:p>
+            <w:pPr>
+              <w:spacing w:after="40" w:line="240" w:lineRule="auto"/>
+              <w:jc w:val="left"/>
+            </w:pPr>
+            <w:r>
+              <w:rPr>
+                <w:sz w:val="20"/>
+              </w:rPr>
+              <w:t>Raíz unitaria en panel (CIPS, Pesaran 2007)</w:t>
+            </w:r>
+          </w:p>
+        </w:tc>
+        <w:tc>
+          <w:tcPr>
+            <w:tcW w:w="3041" w:type="dxa"/>
+            <w:tcMar>
+              <w:top w:w="60" w:type="dxa"/>
+              <w:left w:w="80" w:type="dxa"/>
+              <w:bottom w:w="60" w:type="dxa"/>
+              <w:right w:w="80" w:type="dxa"/>
+            </w:tcMar>
+          </w:tcPr>
+          <w:p>
+            <w:pPr>
+              <w:spacing w:after="40" w:line="240" w:lineRule="auto"/>
+              <w:jc w:val="center"/>
+            </w:pPr>
+            <w:r>
+              <w:rPr>
+                <w:sz w:val="20"/>
+              </w:rPr>
+              <w:t>log-precios I(1); retornos I(0)</w:t>
+            </w:r>
+          </w:p>
+        </w:tc>
+        <w:tc>
+          <w:tcPr>
+            <w:tcW w:w="3041" w:type="dxa"/>
+            <w:tcMar>
+              <w:top w:w="60" w:type="dxa"/>
+              <w:left w:w="80" w:type="dxa"/>
+              <w:bottom w:w="60" w:type="dxa"/>
+              <w:right w:w="80" w:type="dxa"/>
+            </w:tcMar>
+          </w:tcPr>
+          <w:p>
+            <w:pPr>
+              <w:spacing w:after="40" w:line="240" w:lineRule="auto"/>
+              <w:jc w:val="center"/>
+            </w:pPr>
+            <w:r>
+              <w:rPr>
+                <w:sz w:val="20"/>
+              </w:rPr>
+              <w:t>Confirma la doble vía, robusto a dependencia cruzada</w:t>
+            </w:r>
+          </w:p>
+        </w:tc>
+      </w:tr>
+      <w:tr>
+        <w:trPr>
+          <w:jc w:val="center"/>
+        </w:trPr>
+        <w:tc>
+          <w:tcPr>
+            <w:tcW w:w="3041" w:type="dxa"/>
+            <w:tcMar>
+              <w:top w:w="60" w:type="dxa"/>
+              <w:left w:w="80" w:type="dxa"/>
+              <w:bottom w:w="60" w:type="dxa"/>
+              <w:right w:w="80" w:type="dxa"/>
+            </w:tcMar>
+          </w:tcPr>
+          <w:p>
+            <w:pPr>
+              <w:spacing w:after="40" w:line="240" w:lineRule="auto"/>
+              <w:jc w:val="left"/>
+            </w:pPr>
+            <w:r>
+              <w:rPr>
+                <w:sz w:val="20"/>
+              </w:rPr>
+              <w:t>Raíz unitaria con quiebre (Zivot-Andrews)</w:t>
+            </w:r>
+          </w:p>
+        </w:tc>
+        <w:tc>
+          <w:tcPr>
+            <w:tcW w:w="3041" w:type="dxa"/>
+            <w:tcMar>
+              <w:top w:w="60" w:type="dxa"/>
+              <w:left w:w="80" w:type="dxa"/>
+              <w:bottom w:w="60" w:type="dxa"/>
+              <w:right w:w="80" w:type="dxa"/>
+            </w:tcMar>
+          </w:tcPr>
+          <w:p>
+            <w:pPr>
+              <w:spacing w:after="40" w:line="240" w:lineRule="auto"/>
+              <w:jc w:val="center"/>
+            </w:pPr>
+            <w:r>
+              <w:rPr>
+                <w:sz w:val="20"/>
+              </w:rPr>
+              <w:t>TC nivel p = 0.9504</w:t>
+            </w:r>
+          </w:p>
+        </w:tc>
+        <w:tc>
+          <w:tcPr>
+            <w:tcW w:w="3041" w:type="dxa"/>
+            <w:tcMar>
+              <w:top w:w="60" w:type="dxa"/>
+              <w:left w:w="80" w:type="dxa"/>
+              <w:bottom w:w="60" w:type="dxa"/>
+              <w:right w:w="80" w:type="dxa"/>
+            </w:tcMar>
+          </w:tcPr>
+          <w:p>
+            <w:pPr>
+              <w:spacing w:after="40" w:line="240" w:lineRule="auto"/>
+              <w:jc w:val="center"/>
+            </w:pPr>
+            <w:r>
+              <w:rPr>
+                <w:sz w:val="20"/>
+              </w:rPr>
+              <w:t>Tipo de cambio confirmado I(1)</w:t>
+            </w:r>
+          </w:p>
+        </w:tc>
+      </w:tr>
+      <w:tr>
+        <w:trPr>
+          <w:jc w:val="center"/>
+        </w:trPr>
+        <w:tc>
+          <w:tcPr>
+            <w:tcW w:w="3041" w:type="dxa"/>
+            <w:tcMar>
+              <w:top w:w="60" w:type="dxa"/>
+              <w:left w:w="80" w:type="dxa"/>
+              <w:bottom w:w="60" w:type="dxa"/>
+              <w:right w:w="80" w:type="dxa"/>
+            </w:tcMar>
+          </w:tcPr>
+          <w:p>
+            <w:pPr>
+              <w:spacing w:after="40" w:line="240" w:lineRule="auto"/>
+              <w:jc w:val="left"/>
+            </w:pPr>
+            <w:r>
+              <w:rPr>
+                <w:sz w:val="20"/>
+              </w:rPr>
+              <w:t>Cointegración con quiebre (Gregory-Hansen)</w:t>
+            </w:r>
+          </w:p>
+        </w:tc>
+        <w:tc>
+          <w:tcPr>
+            <w:tcW w:w="3041" w:type="dxa"/>
+            <w:tcMar>
+              <w:top w:w="60" w:type="dxa"/>
+              <w:left w:w="80" w:type="dxa"/>
+              <w:bottom w:w="60" w:type="dxa"/>
+              <w:right w:w="80" w:type="dxa"/>
+            </w:tcMar>
+          </w:tcPr>
+          <w:p>
+            <w:pPr>
+              <w:spacing w:after="40" w:line="240" w:lineRule="auto"/>
+              <w:jc w:val="center"/>
+            </w:pPr>
+            <w:r>
+              <w:rPr>
+                <w:sz w:val="20"/>
+              </w:rPr>
+              <w:t>ADF* = -6.6825 &lt; -4.92; quiebre 2008-06</w:t>
+            </w:r>
+          </w:p>
+        </w:tc>
+        <w:tc>
+          <w:tcPr>
+            <w:tcW w:w="3041" w:type="dxa"/>
+            <w:tcMar>
+              <w:top w:w="60" w:type="dxa"/>
+              <w:left w:w="80" w:type="dxa"/>
+              <w:bottom w:w="60" w:type="dxa"/>
+              <w:right w:w="80" w:type="dxa"/>
+            </w:tcMar>
+          </w:tcPr>
+          <w:p>
+            <w:pPr>
+              <w:spacing w:after="40" w:line="240" w:lineRule="auto"/>
+              <w:jc w:val="center"/>
+            </w:pPr>
+            <w:r>
+              <w:rPr>
+                <w:sz w:val="20"/>
+              </w:rPr>
+              <w:t>Relación de largo plazo confirmada (reconfigurada en 2008)</w:t>
+            </w:r>
+          </w:p>
+        </w:tc>
+      </w:tr>
+      <w:tr>
+        <w:trPr>
+          <w:jc w:val="center"/>
+        </w:trPr>
+        <w:tc>
+          <w:tcPr>
+            <w:tcW w:w="3041" w:type="dxa"/>
+            <w:tcMar>
+              <w:top w:w="60" w:type="dxa"/>
+              <w:left w:w="80" w:type="dxa"/>
+              <w:bottom w:w="60" w:type="dxa"/>
+              <w:right w:w="80" w:type="dxa"/>
+            </w:tcMar>
+          </w:tcPr>
+          <w:p>
+            <w:pPr>
+              <w:spacing w:after="40" w:line="240" w:lineRule="auto"/>
+              <w:jc w:val="left"/>
+            </w:pPr>
+            <w:r>
+              <w:rPr>
+                <w:sz w:val="20"/>
+              </w:rPr>
+              <w:t>Estabilidad del VAR y causalidad de Granger</w:t>
+            </w:r>
+          </w:p>
+        </w:tc>
+        <w:tc>
+          <w:tcPr>
+            <w:tcW w:w="3041" w:type="dxa"/>
+            <w:tcMar>
+              <w:top w:w="60" w:type="dxa"/>
+              <w:left w:w="80" w:type="dxa"/>
+              <w:bottom w:w="60" w:type="dxa"/>
+              <w:right w:w="80" w:type="dxa"/>
+            </w:tcMar>
+          </w:tcPr>
+          <w:p>
+            <w:pPr>
+              <w:spacing w:after="40" w:line="240" w:lineRule="auto"/>
+              <w:jc w:val="center"/>
+            </w:pPr>
+            <w:r>
+              <w:rPr>
+                <w:sz w:val="20"/>
+              </w:rPr>
+              <w:t>estable = True; Granger cobre→retorno p = 0.0026</w:t>
+            </w:r>
+          </w:p>
+        </w:tc>
+        <w:tc>
+          <w:tcPr>
+            <w:tcW w:w="3041" w:type="dxa"/>
+            <w:tcMar>
+              <w:top w:w="60" w:type="dxa"/>
+              <w:left w:w="80" w:type="dxa"/>
+              <w:bottom w:w="60" w:type="dxa"/>
+              <w:right w:w="80" w:type="dxa"/>
+            </w:tcMar>
+          </w:tcPr>
+          <w:p>
+            <w:pPr>
+              <w:spacing w:after="40" w:line="240" w:lineRule="auto"/>
+              <w:jc w:val="center"/>
+            </w:pPr>
+            <w:r>
+              <w:rPr>
+                <w:sz w:val="20"/>
+              </w:rPr>
+              <w:t>Sistema válido; el cobre antecede al retorno</w:t>
+            </w:r>
+          </w:p>
+        </w:tc>
+      </w:tr>
+      <w:tr>
+        <w:trPr>
+          <w:jc w:val="center"/>
+        </w:trPr>
+        <w:tc>
+          <w:tcPr>
+            <w:tcW w:w="3041" w:type="dxa"/>
+            <w:tcMar>
+              <w:top w:w="60" w:type="dxa"/>
+              <w:left w:w="80" w:type="dxa"/>
+              <w:bottom w:w="60" w:type="dxa"/>
+              <w:right w:w="80" w:type="dxa"/>
+            </w:tcMar>
+          </w:tcPr>
+          <w:p>
+            <w:pPr>
+              <w:spacing w:after="40" w:line="240" w:lineRule="auto"/>
+              <w:jc w:val="left"/>
+            </w:pPr>
+            <w:r>
+              <w:rPr>
+                <w:sz w:val="20"/>
+              </w:rPr>
+              <w:t>Corrección por pruebas múltiples (FDR)</w:t>
+            </w:r>
+          </w:p>
+        </w:tc>
+        <w:tc>
+          <w:tcPr>
+            <w:tcW w:w="3041" w:type="dxa"/>
+            <w:tcMar>
+              <w:top w:w="60" w:type="dxa"/>
+              <w:left w:w="80" w:type="dxa"/>
+              <w:bottom w:w="60" w:type="dxa"/>
+              <w:right w:w="80" w:type="dxa"/>
+            </w:tcMar>
+          </w:tcPr>
+          <w:p>
+            <w:pPr>
+              <w:spacing w:after="40" w:line="240" w:lineRule="auto"/>
+              <w:jc w:val="center"/>
+            </w:pPr>
+            <w:r>
+              <w:rPr>
+                <w:sz w:val="20"/>
+              </w:rPr>
+              <w:t>sig.: Cobre, VIX, TC CLP</w:t>
+            </w:r>
+          </w:p>
+        </w:tc>
+        <w:tc>
+          <w:tcPr>
+            <w:tcW w:w="3041" w:type="dxa"/>
+            <w:tcMar>
+              <w:top w:w="60" w:type="dxa"/>
+              <w:left w:w="80" w:type="dxa"/>
+              <w:bottom w:w="60" w:type="dxa"/>
+              <w:right w:w="80" w:type="dxa"/>
+            </w:tcMar>
+          </w:tcPr>
+          <w:p>
+            <w:pPr>
+              <w:spacing w:after="40" w:line="240" w:lineRule="auto"/>
+              <w:jc w:val="center"/>
+            </w:pPr>
+            <w:r>
+              <w:rPr>
+                <w:sz w:val="20"/>
+              </w:rPr>
+              <w:t>Los hallazgos centrales no son falsos positivos</w:t>
+            </w:r>
+          </w:p>
+        </w:tc>
+      </w:tr>
+      <w:tr>
+        <w:trPr>
+          <w:jc w:val="center"/>
+        </w:trPr>
+        <w:tc>
+          <w:tcPr>
+            <w:tcW w:w="3041" w:type="dxa"/>
+            <w:tcMar>
+              <w:top w:w="60" w:type="dxa"/>
+              <w:left w:w="80" w:type="dxa"/>
+              <w:bottom w:w="60" w:type="dxa"/>
+              <w:right w:w="80" w:type="dxa"/>
+            </w:tcMar>
+          </w:tcPr>
+          <w:p>
+            <w:pPr>
+              <w:spacing w:after="40" w:line="240" w:lineRule="auto"/>
+              <w:jc w:val="left"/>
+            </w:pPr>
+            <w:r>
+              <w:rPr>
+                <w:sz w:val="20"/>
+              </w:rPr>
+              <w:t>Volatilidad asimétrica (GJR-GARCH)</w:t>
+            </w:r>
+          </w:p>
+        </w:tc>
+        <w:tc>
+          <w:tcPr>
+            <w:tcW w:w="3041" w:type="dxa"/>
+            <w:tcMar>
+              <w:top w:w="60" w:type="dxa"/>
+              <w:left w:w="80" w:type="dxa"/>
+              <w:bottom w:w="60" w:type="dxa"/>
+              <w:right w:w="80" w:type="dxa"/>
+            </w:tcMar>
+          </w:tcPr>
+          <w:p>
+            <w:pPr>
+              <w:spacing w:after="40" w:line="240" w:lineRule="auto"/>
+              <w:jc w:val="center"/>
+            </w:pPr>
+            <w:r>
+              <w:rPr>
+                <w:sz w:val="20"/>
+              </w:rPr>
+              <w:t>γ = 0.2208, p = 0.0233</w:t>
+            </w:r>
+          </w:p>
+        </w:tc>
+        <w:tc>
+          <w:tcPr>
+            <w:tcW w:w="3041" w:type="dxa"/>
+            <w:tcMar>
+              <w:top w:w="60" w:type="dxa"/>
+              <w:left w:w="80" w:type="dxa"/>
+              <w:bottom w:w="60" w:type="dxa"/>
+              <w:right w:w="80" w:type="dxa"/>
+            </w:tcMar>
+          </w:tcPr>
+          <w:p>
+            <w:pPr>
+              <w:spacing w:after="40" w:line="240" w:lineRule="auto"/>
+              <w:jc w:val="center"/>
+            </w:pPr>
+            <w:r>
+              <w:rPr>
+                <w:sz w:val="20"/>
+              </w:rPr>
+              <w:t>Efecto apalancamiento significativo</w:t>
+            </w:r>
+          </w:p>
+        </w:tc>
+      </w:tr>
+      <w:tr>
+        <w:trPr>
+          <w:jc w:val="center"/>
+        </w:trPr>
+        <w:tc>
+          <w:tcPr>
+            <w:tcW w:w="3041" w:type="dxa"/>
+            <w:tcMar>
+              <w:top w:w="60" w:type="dxa"/>
+              <w:left w:w="80" w:type="dxa"/>
+              <w:bottom w:w="60" w:type="dxa"/>
+              <w:right w:w="80" w:type="dxa"/>
+            </w:tcMar>
+          </w:tcPr>
+          <w:p>
+            <w:pPr>
+              <w:spacing w:after="40" w:line="240" w:lineRule="auto"/>
+              <w:jc w:val="left"/>
+            </w:pPr>
+            <w:r>
+              <w:rPr>
+                <w:sz w:val="20"/>
+              </w:rPr>
+              <w:t>Estabilidad por fase del ciclo (interacción)</w:t>
+            </w:r>
+          </w:p>
+        </w:tc>
+        <w:tc>
+          <w:tcPr>
+            <w:tcW w:w="3041" w:type="dxa"/>
+            <w:tcMar>
+              <w:top w:w="60" w:type="dxa"/>
+              <w:left w:w="80" w:type="dxa"/>
+              <w:bottom w:w="60" w:type="dxa"/>
+              <w:right w:w="80" w:type="dxa"/>
+            </w:tcMar>
+          </w:tcPr>
+          <w:p>
+            <w:pPr>
+              <w:spacing w:after="40" w:line="240" w:lineRule="auto"/>
+              <w:jc w:val="center"/>
+            </w:pPr>
+            <w:r>
+              <w:rPr>
+                <w:sz w:val="20"/>
+              </w:rPr>
+              <w:t>cobre×exp p = 0.6267</w:t>
+            </w:r>
+          </w:p>
+        </w:tc>
+        <w:tc>
+          <w:tcPr>
+            <w:tcW w:w="3041" w:type="dxa"/>
+            <w:tcMar>
+              <w:top w:w="60" w:type="dxa"/>
+              <w:left w:w="80" w:type="dxa"/>
+              <w:bottom w:w="60" w:type="dxa"/>
+              <w:right w:w="80" w:type="dxa"/>
+            </w:tcMar>
+          </w:tcPr>
+          <w:p>
+            <w:pPr>
+              <w:spacing w:after="40" w:line="240" w:lineRule="auto"/>
+              <w:jc w:val="center"/>
+            </w:pPr>
+            <w:r>
+              <w:rPr>
+                <w:sz w:val="20"/>
+              </w:rPr>
+              <w:t xml:space="preserve">Sensibilidad estable entre </w:t>
+            </w:r>
+            <w:r>
+              <w:rPr>
+                <w:sz w:val="20"/>
+              </w:rPr>
+              <w:t>regímenes</w:t>
+            </w:r>
+          </w:p>
+        </w:tc>
+      </w:tr>
+      <w:tr>
+        <w:trPr>
+          <w:jc w:val="center"/>
+        </w:trPr>
+        <w:tc>
+          <w:tcPr>
+            <w:tcW w:w="3041" w:type="dxa"/>
+            <w:tcMar>
+              <w:top w:w="60" w:type="dxa"/>
+              <w:left w:w="80" w:type="dxa"/>
+              <w:bottom w:w="60" w:type="dxa"/>
+              <w:right w:w="80" w:type="dxa"/>
+            </w:tcMar>
+          </w:tcPr>
+          <w:p>
+            <w:pPr>
+              <w:spacing w:after="40" w:line="240" w:lineRule="auto"/>
+              <w:jc w:val="left"/>
+            </w:pPr>
+            <w:r>
+              <w:rPr>
+                <w:sz w:val="20"/>
+              </w:rPr>
+              <w:t>Robustez por subperíodos</w:t>
+            </w:r>
+          </w:p>
+        </w:tc>
+        <w:tc>
+          <w:tcPr>
+            <w:tcW w:w="3041" w:type="dxa"/>
+            <w:tcMar>
+              <w:top w:w="60" w:type="dxa"/>
+              <w:left w:w="80" w:type="dxa"/>
+              <w:bottom w:w="60" w:type="dxa"/>
+              <w:right w:w="80" w:type="dxa"/>
+            </w:tcMar>
+          </w:tcPr>
+          <w:p>
+            <w:pPr>
+              <w:spacing w:after="40" w:line="240" w:lineRule="auto"/>
+              <w:jc w:val="center"/>
+            </w:pPr>
+            <w:r>
+              <w:rPr>
+                <w:sz w:val="20"/>
+              </w:rPr>
+              <w:t>β cobre 0.5594 → 0.7509</w:t>
+            </w:r>
+          </w:p>
+        </w:tc>
+        <w:tc>
+          <w:tcPr>
+            <w:tcW w:w="3041" w:type="dxa"/>
+            <w:tcMar>
+              <w:top w:w="60" w:type="dxa"/>
+              <w:left w:w="80" w:type="dxa"/>
+              <w:bottom w:w="60" w:type="dxa"/>
+              <w:right w:w="80" w:type="dxa"/>
+            </w:tcMar>
+          </w:tcPr>
+          <w:p>
+            <w:pPr>
+              <w:spacing w:after="40" w:line="240" w:lineRule="auto"/>
+              <w:jc w:val="center"/>
+            </w:pPr>
+            <w:r>
+              <w:rPr>
+                <w:sz w:val="20"/>
+              </w:rPr>
+              <w:t>Efecto estable, se intensifica tras 2020</w:t>
+            </w:r>
+          </w:p>
+        </w:tc>
+      </w:tr>
+      <w:tr>
+        <w:trPr>
+          <w:jc w:val="center"/>
+        </w:trPr>
+        <w:tc>
+          <w:tcPr>
+            <w:tcW w:w="3041" w:type="dxa"/>
+            <w:tcMar>
+              <w:top w:w="60" w:type="dxa"/>
+              <w:left w:w="80" w:type="dxa"/>
+              <w:bottom w:w="60" w:type="dxa"/>
+              <w:right w:w="80" w:type="dxa"/>
+            </w:tcMar>
+          </w:tcPr>
+          <w:p>
+            <w:pPr>
+              <w:spacing w:after="40" w:line="240" w:lineRule="auto"/>
+              <w:jc w:val="left"/>
+            </w:pPr>
+            <w:r>
+              <w:rPr>
+                <w:sz w:val="20"/>
+              </w:rPr>
+              <w:t>Igualdad de coeficientes entre mercados (H7)</w:t>
+            </w:r>
+          </w:p>
+        </w:tc>
+        <w:tc>
+          <w:tcPr>
+            <w:tcW w:w="3041" w:type="dxa"/>
+            <w:tcMar>
+              <w:top w:w="60" w:type="dxa"/>
+              <w:left w:w="80" w:type="dxa"/>
+              <w:bottom w:w="60" w:type="dxa"/>
+              <w:right w:w="80" w:type="dxa"/>
+            </w:tcMar>
+          </w:tcPr>
+          <w:p>
+            <w:pPr>
+              <w:spacing w:after="40" w:line="240" w:lineRule="auto"/>
+              <w:jc w:val="center"/>
+            </w:pPr>
+            <w:r>
+              <w:rPr>
+                <w:sz w:val="20"/>
+              </w:rPr>
+              <w:t>d_cobre×global = +0,25 (p = 0,01)</w:t>
+            </w:r>
+          </w:p>
+        </w:tc>
+        <w:tc>
+          <w:tcPr>
+            <w:tcW w:w="3041" w:type="dxa"/>
+            <w:tcMar>
+              <w:top w:w="60" w:type="dxa"/>
+              <w:left w:w="80" w:type="dxa"/>
+              <w:bottom w:w="60" w:type="dxa"/>
+              <w:right w:w="80" w:type="dxa"/>
+            </w:tcMar>
+          </w:tcPr>
+          <w:p>
+            <w:pPr>
+              <w:spacing w:after="40" w:line="240" w:lineRule="auto"/>
+              <w:jc w:val="center"/>
+            </w:pPr>
+            <w:r>
+              <w:rPr>
+                <w:sz w:val="20"/>
+              </w:rPr>
+              <w:t>Mayor sensibilidad en el mercado internacional</w:t>
+            </w:r>
+          </w:p>
+        </w:tc>
+      </w:tr>
+      <w:tr>
+        <w:trPr>
+          <w:jc w:val="center"/>
+        </w:trPr>
+        <w:tc>
+          <w:tcPr>
+            <w:tcW w:w="3041" w:type="dxa"/>
+            <w:tcMar>
+              <w:top w:w="60" w:type="dxa"/>
+              <w:left w:w="80" w:type="dxa"/>
+              <w:bottom w:w="60" w:type="dxa"/>
+              <w:right w:w="80" w:type="dxa"/>
+            </w:tcMar>
+          </w:tcPr>
+          <w:p>
+            <w:pPr>
+              <w:spacing w:after="40" w:line="240" w:lineRule="auto"/>
+              <w:jc w:val="left"/>
+            </w:pPr>
+            <w:r>
+              <w:rPr>
+                <w:sz w:val="20"/>
+              </w:rPr>
+              <w:t>Razón de varianzas (Lo-MacKinlay)</w:t>
+            </w:r>
+          </w:p>
+        </w:tc>
+        <w:tc>
+          <w:tcPr>
+            <w:tcW w:w="3041" w:type="dxa"/>
+            <w:tcMar>
+              <w:top w:w="60" w:type="dxa"/>
+              <w:left w:w="80" w:type="dxa"/>
+              <w:bottom w:w="60" w:type="dxa"/>
+              <w:right w:w="80" w:type="dxa"/>
+            </w:tcMar>
+          </w:tcPr>
+          <w:p>
+            <w:pPr>
+              <w:spacing w:after="40" w:line="240" w:lineRule="auto"/>
+              <w:jc w:val="center"/>
+            </w:pPr>
+            <w:r>
+              <w:rPr>
+                <w:sz w:val="20"/>
+              </w:rPr>
+              <w:t>cartera: no rechaza paseo aleatorio</w:t>
+            </w:r>
+          </w:p>
+        </w:tc>
+        <w:tc>
+          <w:tcPr>
+            <w:tcW w:w="3041" w:type="dxa"/>
+            <w:tcMar>
+              <w:top w:w="60" w:type="dxa"/>
+              <w:left w:w="80" w:type="dxa"/>
+              <w:bottom w:w="60" w:type="dxa"/>
+              <w:right w:w="80" w:type="dxa"/>
+            </w:tcMar>
+          </w:tcPr>
+          <w:p>
+            <w:pPr>
+              <w:spacing w:after="40" w:line="240" w:lineRule="auto"/>
+              <w:jc w:val="center"/>
+            </w:pPr>
+            <w:r>
+              <w:rPr>
+                <w:sz w:val="20"/>
+              </w:rPr>
+              <w:t>Eficiencia débil del lado accionario</w:t>
+            </w:r>
+          </w:p>
+        </w:tc>
+      </w:tr>
+      <w:tr>
+        <w:trPr>
+          <w:jc w:val="center"/>
+        </w:trPr>
+        <w:tc>
+          <w:tcPr>
+            <w:tcW w:w="3041" w:type="dxa"/>
+            <w:tcBorders>
+              <w:bottom w:val="single" w:sz="14" w:space="0" w:color="1F3864"/>
+            </w:tcBorders>
+            <w:tcMar>
+              <w:top w:w="60" w:type="dxa"/>
+              <w:left w:w="80" w:type="dxa"/>
+              <w:bottom w:w="60" w:type="dxa"/>
+              <w:right w:w="80" w:type="dxa"/>
+            </w:tcMar>
+          </w:tcPr>
+          <w:p>
+            <w:pPr>
+              <w:spacing w:after="40" w:line="240" w:lineRule="auto"/>
+              <w:jc w:val="left"/>
+            </w:pPr>
+            <w:r>
+              <w:rPr>
+                <w:sz w:val="20"/>
+              </w:rPr>
+              <w:lastRenderedPageBreak/>
+              <w:t>Local Projections (Jordà)</w:t>
+            </w:r>
+          </w:p>
+        </w:tc>
+        <w:tc>
+          <w:tcPr>
+            <w:tcW w:w="3041" w:type="dxa"/>
+            <w:tcBorders>
+              <w:bottom w:val="single" w:sz="14" w:space="0" w:color="1F3864"/>
+            </w:tcBorders>
+            <w:tcMar>
+              <w:top w:w="60" w:type="dxa"/>
+              <w:left w:w="80" w:type="dxa"/>
+              <w:bottom w:w="60" w:type="dxa"/>
+              <w:right w:w="80" w:type="dxa"/>
+            </w:tcMar>
+          </w:tcPr>
+          <w:p>
+            <w:pPr>
+              <w:spacing w:after="40" w:line="240" w:lineRule="auto"/>
+              <w:jc w:val="center"/>
+            </w:pPr>
+            <w:r>
+              <w:rPr>
+                <w:sz w:val="20"/>
+              </w:rPr>
+              <w:t>respuesta positiva al impacto</w:t>
+            </w:r>
+          </w:p>
+        </w:tc>
+        <w:tc>
+          <w:tcPr>
+            <w:tcW w:w="3041" w:type="dxa"/>
+            <w:tcBorders>
+              <w:bottom w:val="single" w:sz="14" w:space="0" w:color="1F3864"/>
+            </w:tcBorders>
+            <w:tcMar>
+              <w:top w:w="60" w:type="dxa"/>
+              <w:left w:w="80" w:type="dxa"/>
+              <w:bottom w:w="60" w:type="dxa"/>
+              <w:right w:w="80" w:type="dxa"/>
+            </w:tcMar>
+          </w:tcPr>
+          <w:p>
+            <w:pPr>
+              <w:spacing w:after="40" w:line="240" w:lineRule="auto"/>
+              <w:jc w:val="center"/>
+            </w:pPr>
+            <w:r>
+              <w:rPr>
+                <w:sz w:val="20"/>
+              </w:rPr>
+              <w:t>Cross-valida la IRF del VAR</w:t>
+            </w:r>
+          </w:p>
+        </w:tc>
+      </w:tr>
+    </w:tbl>
+    <w:p>
+      <w:pPr>
+        <w:spacing w:after="40"/>
+      </w:pPr>
+    </w:p>
+    <w:p>
+      <w:pPr>
+        <w:pStyle w:val="Ttulo2"/>
+      </w:pPr>
+      <w:bookmarkStart w:id="90" w:name="_Toc231100814"/>
+      <w:r>
+        <w:t>Anexo I. Extensión predictiva: ¿explican o anticipan?</w:t>
+      </w:r>
+      <w:bookmarkEnd w:id="90"/>
+    </w:p>
+    <w:p>
+      <w:r>
+        <w:t xml:space="preserve">Como complemento a la naturaleza explicativa de la tesis, se evaluó la capacidad </w:t>
+      </w:r>
+      <w:r>
+        <w:rPr>
+          <w:b/>
+        </w:rPr>
+        <w:t>predictiva</w:t>
+      </w:r>
+      <w:r>
+        <w:t xml:space="preserve"> fuera de muestra de los factores macroeconómicos sobre el retorno mensual del cobre (a un mes), comparando un baseline ingenuo, un AR(1), un modelo lineal regularizado (Ridge) y dos modelos no lineales (Random Forest, Gradient Boosting), con división temporal 180/61 (entrenamiento/prueba).</w:t>
+      </w:r>
+    </w:p>
+    <w:p>
+      <w:pPr>
+        <w:pStyle w:val="Descripcin"/>
+        <w:spacing w:before="40" w:after="40"/>
+        <w:jc w:val="center"/>
+      </w:pPr>
+      <w:bookmarkStart w:id="91" w:name="_Toc231100830"/>
+      <w:r>
+        <w:rPr>
+          <w:i w:val="0"/>
+        </w:rPr>
+        <w:t xml:space="preserve">Tabla </w:t>
+      </w:r>
+      <w:r>
+        <w:fldChar w:fldCharType="begin"/>
+      </w:r>
+      <w:r>
+        <w:instrText xml:space="preserve"> SEQ Tabla \* ARABIC </w:instrText>
+      </w:r>
+      <w:r>
+        <w:fldChar w:fldCharType="separate"/>
+      </w:r>
+      <w:r>
+        <w:rPr>
+          <w:noProof/>
+        </w:rPr>
+        <w:t>15</w:t>
+      </w:r>
+      <w:bookmarkEnd w:id="91"/>
       <w:r>
         <w:fldChar w:fldCharType="end"/>
       </w:r>
@@ -29148,7 +30358,13 @@
               <w:rPr>
                 <w:sz w:val="20"/>
               </w:rPr>
-              <w:t>Random Forest</w:t>
+              <w:t xml:space="preserve">Random </w:t>
+            </w:r>
+            <w:r>
+              <w:rPr>
+                <w:sz w:val="20"/>
+              </w:rPr>
+              <w:t>Forest</w:t>
             </w:r>
           </w:p>
         </w:tc>
@@ -29429,7 +30645,6 @@
     </w:p>
     <w:p>
       <w:r>
-        <w:lastRenderedPageBreak/>
         <w:t xml:space="preserve">Como contraste complementario de la hipótesis de paseo aleatorio se aplica el test de razón de varianzas de Lo y MacKinlay (1988), con estadístico robusto a heterocedasticidad. Para el </w:t>
       </w:r>
       <w:r>
@@ -29478,12 +30693,12 @@
       <w:pPr>
         <w:pStyle w:val="Ttulo1"/>
       </w:pPr>
-      <w:bookmarkStart w:id="90" w:name="_Toc231097354"/>
+      <w:bookmarkStart w:id="92" w:name="_Toc231100815"/>
       <w:r>
         <w:lastRenderedPageBreak/>
         <w:t>Glosario de términos econométricos</w:t>
       </w:r>
-      <w:bookmarkEnd w:id="90"/>
+      <w:bookmarkEnd w:id="92"/>
     </w:p>
     <w:p>
       <w:r>
@@ -29632,7 +30847,10 @@
     </w:p>
     <w:p>
       <w:r>
-        <w:t>tiempo, con agrupamiento de la volatilidad; típica de los retornos financieros.</w:t>
+        <w:t xml:space="preserve">tiempo, con agrupamiento de la volatilidad; típica de los retornos </w:t>
+      </w:r>
+      <w:r>
+        <w:t>financieros.</w:t>
       </w:r>
     </w:p>
     <w:p>
@@ -30109,31 +31327,31 @@
       </w:rPr>
     </w:lvl>
   </w:abstractNum>
-  <w:num w:numId="1" w16cid:durableId="1569997962">
+  <w:num w:numId="1" w16cid:durableId="1985231854">
     <w:abstractNumId w:val="8"/>
   </w:num>
-  <w:num w:numId="2" w16cid:durableId="1966887682">
+  <w:num w:numId="2" w16cid:durableId="9451805">
     <w:abstractNumId w:val="6"/>
   </w:num>
-  <w:num w:numId="3" w16cid:durableId="599490405">
+  <w:num w:numId="3" w16cid:durableId="145166465">
     <w:abstractNumId w:val="5"/>
   </w:num>
-  <w:num w:numId="4" w16cid:durableId="673921323">
+  <w:num w:numId="4" w16cid:durableId="2128766669">
     <w:abstractNumId w:val="4"/>
   </w:num>
-  <w:num w:numId="5" w16cid:durableId="1181820243">
+  <w:num w:numId="5" w16cid:durableId="1396052342">
     <w:abstractNumId w:val="7"/>
   </w:num>
-  <w:num w:numId="6" w16cid:durableId="645085098">
+  <w:num w:numId="6" w16cid:durableId="118304252">
     <w:abstractNumId w:val="3"/>
   </w:num>
-  <w:num w:numId="7" w16cid:durableId="1735350572">
+  <w:num w:numId="7" w16cid:durableId="291837062">
     <w:abstractNumId w:val="2"/>
   </w:num>
-  <w:num w:numId="8" w16cid:durableId="1706714726">
+  <w:num w:numId="8" w16cid:durableId="784468769">
     <w:abstractNumId w:val="1"/>
   </w:num>
-  <w:num w:numId="9" w16cid:durableId="1867984212">
+  <w:num w:numId="9" w16cid:durableId="163054122">
     <w:abstractNumId w:val="0"/>
   </w:num>
 </w:numbering>
@@ -41535,7 +42753,7 @@
     <w:autoRedefine/>
     <w:uiPriority w:val="39"/>
     <w:unhideWhenUsed/>
-    <w:rsid w:val="008E52B3"/>
+    <w:rsid w:val="007D5177"/>
     <w:pPr>
       <w:spacing w:after="100"/>
     </w:pPr>
@@ -41547,7 +42765,7 @@
     <w:autoRedefine/>
     <w:uiPriority w:val="39"/>
     <w:unhideWhenUsed/>
-    <w:rsid w:val="008E52B3"/>
+    <w:rsid w:val="007D5177"/>
     <w:pPr>
       <w:spacing w:after="100"/>
       <w:ind w:left="240"/>
@@ -41560,7 +42778,7 @@
     <w:autoRedefine/>
     <w:uiPriority w:val="39"/>
     <w:unhideWhenUsed/>
-    <w:rsid w:val="008E52B3"/>
+    <w:rsid w:val="007D5177"/>
     <w:pPr>
       <w:spacing w:after="100"/>
       <w:ind w:left="480"/>
@@ -41571,7 +42789,7 @@
     <w:basedOn w:val="Fuentedeprrafopredeter"/>
     <w:uiPriority w:val="99"/>
     <w:unhideWhenUsed/>
-    <w:rsid w:val="008E52B3"/>
+    <w:rsid w:val="007D5177"/>
     <w:rPr>
       <w:color w:val="0000FF" w:themeColor="hyperlink"/>
       <w:u w:val="single"/>
@@ -41583,7 +42801,7 @@
     <w:next w:val="Normal"/>
     <w:uiPriority w:val="99"/>
     <w:unhideWhenUsed/>
-    <w:rsid w:val="008E52B3"/>
+    <w:rsid w:val="007D5177"/>
     <w:pPr>
       <w:spacing w:after="0"/>
     </w:pPr>

--- a/outputs/Tesis_Francisco_Rietta.docx
+++ b/outputs/Tesis_Francisco_Rietta.docx
@@ -166,7 +166,7 @@
       <w:pPr>
         <w:pStyle w:val="Ttulo1"/>
       </w:pPr>
-      <w:bookmarkStart w:id="0" w:name="_Toc231100744"/>
+      <w:bookmarkStart w:id="0" w:name="_Toc231102548"/>
       <w:r>
         <w:lastRenderedPageBreak/>
         <w:t>Página de aprobación</w:t>
@@ -262,7 +262,7 @@
       <w:pPr>
         <w:pStyle w:val="Ttulo1"/>
       </w:pPr>
-      <w:bookmarkStart w:id="1" w:name="_Toc231100745"/>
+      <w:bookmarkStart w:id="1" w:name="_Toc231102549"/>
       <w:r>
         <w:lastRenderedPageBreak/>
         <w:t>Declaración de originalidad</w:t>
@@ -303,7 +303,7 @@
       <w:pPr>
         <w:pStyle w:val="Ttulo1"/>
       </w:pPr>
-      <w:bookmarkStart w:id="2" w:name="_Toc231100746"/>
+      <w:bookmarkStart w:id="2" w:name="_Toc231102550"/>
       <w:r>
         <w:lastRenderedPageBreak/>
         <w:t>Dedicatoria</w:t>
@@ -333,7 +333,7 @@
       <w:pPr>
         <w:pStyle w:val="Ttulo1"/>
       </w:pPr>
-      <w:bookmarkStart w:id="3" w:name="_Toc231100747"/>
+      <w:bookmarkStart w:id="3" w:name="_Toc231102551"/>
       <w:r>
         <w:lastRenderedPageBreak/>
         <w:t>Agradecimientos</w:t>
@@ -359,7 +359,7 @@
       <w:pPr>
         <w:pStyle w:val="Ttulo1"/>
       </w:pPr>
-      <w:bookmarkStart w:id="4" w:name="_Toc231100748"/>
+      <w:bookmarkStart w:id="4" w:name="_Toc231102552"/>
       <w:r>
         <w:lastRenderedPageBreak/>
         <w:t>Resumen</w:t>
@@ -397,7 +397,7 @@
       <w:pPr>
         <w:pStyle w:val="Ttulo1"/>
       </w:pPr>
-      <w:bookmarkStart w:id="5" w:name="_Toc231100749"/>
+      <w:bookmarkStart w:id="5" w:name="_Toc231102553"/>
       <w:r>
         <w:lastRenderedPageBreak/>
         <w:t>Abstract</w:t>
@@ -432,7 +432,7 @@
       <w:pPr>
         <w:pStyle w:val="Ttulo1"/>
       </w:pPr>
-      <w:bookmarkStart w:id="6" w:name="_Toc231100750"/>
+      <w:bookmarkStart w:id="6" w:name="_Toc231102554"/>
       <w:r>
         <w:lastRenderedPageBreak/>
         <w:t>Índice general</w:t>
@@ -464,7 +464,7 @@
       <w:r>
         <w:fldChar w:fldCharType="separate"/>
       </w:r>
-      <w:hyperlink w:anchor="_Toc231100744" w:history="1">
+      <w:hyperlink w:anchor="_Toc231102548" w:history="1">
         <w:r>
           <w:rPr>
             <w:rStyle w:val="Hipervnculo"/>
@@ -491,7 +491,7 @@
             <w:noProof/>
             <w:webHidden/>
           </w:rPr>
-          <w:instrText xml:space="preserve"> PAGEREF _Toc231100744 \h </w:instrText>
+          <w:instrText xml:space="preserve"> PAGEREF _Toc231102548 \h </w:instrText>
         </w:r>
         <w:r>
           <w:rPr>
@@ -538,7 +538,7 @@
           <w14:ligatures w14:val="standardContextual"/>
         </w:rPr>
       </w:pPr>
-      <w:hyperlink w:anchor="_Toc231100745" w:history="1">
+      <w:hyperlink w:anchor="_Toc231102549" w:history="1">
         <w:r>
           <w:rPr>
             <w:rStyle w:val="Hipervnculo"/>
@@ -565,7 +565,7 @@
             <w:noProof/>
             <w:webHidden/>
           </w:rPr>
-          <w:instrText xml:space="preserve"> PAGEREF _Toc231100745 \h </w:instrText>
+          <w:instrText xml:space="preserve"> PAGEREF _Toc231102549 \h </w:instrText>
         </w:r>
         <w:r>
           <w:rPr>
@@ -612,7 +612,7 @@
           <w14:ligatures w14:val="standardContextual"/>
         </w:rPr>
       </w:pPr>
-      <w:hyperlink w:anchor="_Toc231100746" w:history="1">
+      <w:hyperlink w:anchor="_Toc231102550" w:history="1">
         <w:r>
           <w:rPr>
             <w:rStyle w:val="Hipervnculo"/>
@@ -639,7 +639,7 @@
             <w:noProof/>
             <w:webHidden/>
           </w:rPr>
-          <w:instrText xml:space="preserve"> PAGEREF _Toc231100746 \h </w:instrText>
+          <w:instrText xml:space="preserve"> PAGEREF _Toc231102550 \h </w:instrText>
         </w:r>
         <w:r>
           <w:rPr>
@@ -686,7 +686,7 @@
           <w14:ligatures w14:val="standardContextual"/>
         </w:rPr>
       </w:pPr>
-      <w:hyperlink w:anchor="_Toc231100747" w:history="1">
+      <w:hyperlink w:anchor="_Toc231102551" w:history="1">
         <w:r>
           <w:rPr>
             <w:rStyle w:val="Hipervnculo"/>
@@ -713,7 +713,7 @@
             <w:noProof/>
             <w:webHidden/>
           </w:rPr>
-          <w:instrText xml:space="preserve"> PAGEREF _Toc231100747 \h </w:instrText>
+          <w:instrText xml:space="preserve"> PAGEREF _Toc231102551 \h </w:instrText>
         </w:r>
         <w:r>
           <w:rPr>
@@ -760,7 +760,7 @@
           <w14:ligatures w14:val="standardContextual"/>
         </w:rPr>
       </w:pPr>
-      <w:hyperlink w:anchor="_Toc231100748" w:history="1">
+      <w:hyperlink w:anchor="_Toc231102552" w:history="1">
         <w:r>
           <w:rPr>
             <w:rStyle w:val="Hipervnculo"/>
@@ -787,7 +787,7 @@
             <w:noProof/>
             <w:webHidden/>
           </w:rPr>
-          <w:instrText xml:space="preserve"> PAGEREF _Toc231100748 \h </w:instrText>
+          <w:instrText xml:space="preserve"> PAGEREF _Toc231102552 \h </w:instrText>
         </w:r>
         <w:r>
           <w:rPr>
@@ -834,7 +834,7 @@
           <w14:ligatures w14:val="standardContextual"/>
         </w:rPr>
       </w:pPr>
-      <w:hyperlink w:anchor="_Toc231100749" w:history="1">
+      <w:hyperlink w:anchor="_Toc231102553" w:history="1">
         <w:r>
           <w:rPr>
             <w:rStyle w:val="Hipervnculo"/>
@@ -861,7 +861,7 @@
             <w:noProof/>
             <w:webHidden/>
           </w:rPr>
-          <w:instrText xml:space="preserve"> PAGEREF _Toc231100749 \h </w:instrText>
+          <w:instrText xml:space="preserve"> PAGEREF _Toc231102553 \h </w:instrText>
         </w:r>
         <w:r>
           <w:rPr>
@@ -908,7 +908,7 @@
           <w14:ligatures w14:val="standardContextual"/>
         </w:rPr>
       </w:pPr>
-      <w:hyperlink w:anchor="_Toc231100750" w:history="1">
+      <w:hyperlink w:anchor="_Toc231102554" w:history="1">
         <w:r>
           <w:rPr>
             <w:rStyle w:val="Hipervnculo"/>
@@ -935,7 +935,7 @@
             <w:noProof/>
             <w:webHidden/>
           </w:rPr>
-          <w:instrText xml:space="preserve"> PAGEREF _Toc231100750 \h </w:instrText>
+          <w:instrText xml:space="preserve"> PAGEREF _Toc231102554 \h </w:instrText>
         </w:r>
         <w:r>
           <w:rPr>
@@ -982,7 +982,7 @@
           <w14:ligatures w14:val="standardContextual"/>
         </w:rPr>
       </w:pPr>
-      <w:hyperlink w:anchor="_Toc231100751" w:history="1">
+      <w:hyperlink w:anchor="_Toc231102555" w:history="1">
         <w:r>
           <w:rPr>
             <w:rStyle w:val="Hipervnculo"/>
@@ -1009,7 +1009,7 @@
             <w:noProof/>
             <w:webHidden/>
           </w:rPr>
-          <w:instrText xml:space="preserve"> PAGEREF _Toc231100751 \h </w:instrText>
+          <w:instrText xml:space="preserve"> PAGEREF _Toc231102555 \h </w:instrText>
         </w:r>
         <w:r>
           <w:rPr>
@@ -1056,7 +1056,7 @@
           <w14:ligatures w14:val="standardContextual"/>
         </w:rPr>
       </w:pPr>
-      <w:hyperlink w:anchor="_Toc231100752" w:history="1">
+      <w:hyperlink w:anchor="_Toc231102556" w:history="1">
         <w:r>
           <w:rPr>
             <w:rStyle w:val="Hipervnculo"/>
@@ -1083,7 +1083,7 @@
             <w:noProof/>
             <w:webHidden/>
           </w:rPr>
-          <w:instrText xml:space="preserve"> PAGEREF _Toc231100752 \h </w:instrText>
+          <w:instrText xml:space="preserve"> PAGEREF _Toc231102556 \h </w:instrText>
         </w:r>
         <w:r>
           <w:rPr>
@@ -1130,7 +1130,7 @@
           <w14:ligatures w14:val="standardContextual"/>
         </w:rPr>
       </w:pPr>
-      <w:hyperlink w:anchor="_Toc231100753" w:history="1">
+      <w:hyperlink w:anchor="_Toc231102557" w:history="1">
         <w:r>
           <w:rPr>
             <w:rStyle w:val="Hipervnculo"/>
@@ -1157,7 +1157,7 @@
             <w:noProof/>
             <w:webHidden/>
           </w:rPr>
-          <w:instrText xml:space="preserve"> PAGEREF _Toc231100753 \h </w:instrText>
+          <w:instrText xml:space="preserve"> PAGEREF _Toc231102557 \h </w:instrText>
         </w:r>
         <w:r>
           <w:rPr>
@@ -1204,7 +1204,7 @@
           <w14:ligatures w14:val="standardContextual"/>
         </w:rPr>
       </w:pPr>
-      <w:hyperlink w:anchor="_Toc231100754" w:history="1">
+      <w:hyperlink w:anchor="_Toc231102558" w:history="1">
         <w:r>
           <w:rPr>
             <w:rStyle w:val="Hipervnculo"/>
@@ -1231,7 +1231,7 @@
             <w:noProof/>
             <w:webHidden/>
           </w:rPr>
-          <w:instrText xml:space="preserve"> PAGEREF _Toc231100754 \h </w:instrText>
+          <w:instrText xml:space="preserve"> PAGEREF _Toc231102558 \h </w:instrText>
         </w:r>
         <w:r>
           <w:rPr>
@@ -1278,7 +1278,7 @@
           <w14:ligatures w14:val="standardContextual"/>
         </w:rPr>
       </w:pPr>
-      <w:hyperlink w:anchor="_Toc231100755" w:history="1">
+      <w:hyperlink w:anchor="_Toc231102559" w:history="1">
         <w:r>
           <w:rPr>
             <w:rStyle w:val="Hipervnculo"/>
@@ -1305,7 +1305,7 @@
             <w:noProof/>
             <w:webHidden/>
           </w:rPr>
-          <w:instrText xml:space="preserve"> PAGEREF _Toc231100755 \h </w:instrText>
+          <w:instrText xml:space="preserve"> PAGEREF _Toc231102559 \h </w:instrText>
         </w:r>
         <w:r>
           <w:rPr>
@@ -1352,7 +1352,7 @@
           <w14:ligatures w14:val="standardContextual"/>
         </w:rPr>
       </w:pPr>
-      <w:hyperlink w:anchor="_Toc231100756" w:history="1">
+      <w:hyperlink w:anchor="_Toc231102560" w:history="1">
         <w:r>
           <w:rPr>
             <w:rStyle w:val="Hipervnculo"/>
@@ -1379,7 +1379,7 @@
             <w:noProof/>
             <w:webHidden/>
           </w:rPr>
-          <w:instrText xml:space="preserve"> PAGEREF _Toc231100756 \h </w:instrText>
+          <w:instrText xml:space="preserve"> PAGEREF _Toc231102560 \h </w:instrText>
         </w:r>
         <w:r>
           <w:rPr>
@@ -1426,7 +1426,7 @@
           <w14:ligatures w14:val="standardContextual"/>
         </w:rPr>
       </w:pPr>
-      <w:hyperlink w:anchor="_Toc231100757" w:history="1">
+      <w:hyperlink w:anchor="_Toc231102561" w:history="1">
         <w:r>
           <w:rPr>
             <w:rStyle w:val="Hipervnculo"/>
@@ -1453,7 +1453,7 @@
             <w:noProof/>
             <w:webHidden/>
           </w:rPr>
-          <w:instrText xml:space="preserve"> PAGEREF _Toc231100757 \h </w:instrText>
+          <w:instrText xml:space="preserve"> PAGEREF _Toc231102561 \h </w:instrText>
         </w:r>
         <w:r>
           <w:rPr>
@@ -1500,7 +1500,7 @@
           <w14:ligatures w14:val="standardContextual"/>
         </w:rPr>
       </w:pPr>
-      <w:hyperlink w:anchor="_Toc231100758" w:history="1">
+      <w:hyperlink w:anchor="_Toc231102562" w:history="1">
         <w:r>
           <w:rPr>
             <w:rStyle w:val="Hipervnculo"/>
@@ -1527,7 +1527,7 @@
             <w:noProof/>
             <w:webHidden/>
           </w:rPr>
-          <w:instrText xml:space="preserve"> PAGEREF _Toc231100758 \h </w:instrText>
+          <w:instrText xml:space="preserve"> PAGEREF _Toc231102562 \h </w:instrText>
         </w:r>
         <w:r>
           <w:rPr>
@@ -1574,7 +1574,7 @@
           <w14:ligatures w14:val="standardContextual"/>
         </w:rPr>
       </w:pPr>
-      <w:hyperlink w:anchor="_Toc231100759" w:history="1">
+      <w:hyperlink w:anchor="_Toc231102563" w:history="1">
         <w:r>
           <w:rPr>
             <w:rStyle w:val="Hipervnculo"/>
@@ -1601,7 +1601,7 @@
             <w:noProof/>
             <w:webHidden/>
           </w:rPr>
-          <w:instrText xml:space="preserve"> PAGEREF _Toc231100759 \h </w:instrText>
+          <w:instrText xml:space="preserve"> PAGEREF _Toc231102563 \h </w:instrText>
         </w:r>
         <w:r>
           <w:rPr>
@@ -1648,7 +1648,7 @@
           <w14:ligatures w14:val="standardContextual"/>
         </w:rPr>
       </w:pPr>
-      <w:hyperlink w:anchor="_Toc231100760" w:history="1">
+      <w:hyperlink w:anchor="_Toc231102564" w:history="1">
         <w:r>
           <w:rPr>
             <w:rStyle w:val="Hipervnculo"/>
@@ -1675,7 +1675,7 @@
             <w:noProof/>
             <w:webHidden/>
           </w:rPr>
-          <w:instrText xml:space="preserve"> PAGEREF _Toc231100760 \h </w:instrText>
+          <w:instrText xml:space="preserve"> PAGEREF _Toc231102564 \h </w:instrText>
         </w:r>
         <w:r>
           <w:rPr>
@@ -1722,7 +1722,7 @@
           <w14:ligatures w14:val="standardContextual"/>
         </w:rPr>
       </w:pPr>
-      <w:hyperlink w:anchor="_Toc231100761" w:history="1">
+      <w:hyperlink w:anchor="_Toc231102565" w:history="1">
         <w:r>
           <w:rPr>
             <w:rStyle w:val="Hipervnculo"/>
@@ -1749,7 +1749,7 @@
             <w:noProof/>
             <w:webHidden/>
           </w:rPr>
-          <w:instrText xml:space="preserve"> PAGEREF _Toc231100761 \h </w:instrText>
+          <w:instrText xml:space="preserve"> PAGEREF _Toc231102565 \h </w:instrText>
         </w:r>
         <w:r>
           <w:rPr>
@@ -1796,7 +1796,7 @@
           <w14:ligatures w14:val="standardContextual"/>
         </w:rPr>
       </w:pPr>
-      <w:hyperlink w:anchor="_Toc231100762" w:history="1">
+      <w:hyperlink w:anchor="_Toc231102566" w:history="1">
         <w:r>
           <w:rPr>
             <w:rStyle w:val="Hipervnculo"/>
@@ -1823,7 +1823,7 @@
             <w:noProof/>
             <w:webHidden/>
           </w:rPr>
-          <w:instrText xml:space="preserve"> PAGEREF _Toc231100762 \h </w:instrText>
+          <w:instrText xml:space="preserve"> PAGEREF _Toc231102566 \h </w:instrText>
         </w:r>
         <w:r>
           <w:rPr>
@@ -1870,7 +1870,7 @@
           <w14:ligatures w14:val="standardContextual"/>
         </w:rPr>
       </w:pPr>
-      <w:hyperlink w:anchor="_Toc231100763" w:history="1">
+      <w:hyperlink w:anchor="_Toc231102567" w:history="1">
         <w:r>
           <w:rPr>
             <w:rStyle w:val="Hipervnculo"/>
@@ -1897,7 +1897,7 @@
             <w:noProof/>
             <w:webHidden/>
           </w:rPr>
-          <w:instrText xml:space="preserve"> PAGEREF _Toc231100763 \h </w:instrText>
+          <w:instrText xml:space="preserve"> PAGEREF _Toc231102567 \h </w:instrText>
         </w:r>
         <w:r>
           <w:rPr>
@@ -1944,7 +1944,7 @@
           <w14:ligatures w14:val="standardContextual"/>
         </w:rPr>
       </w:pPr>
-      <w:hyperlink w:anchor="_Toc231100764" w:history="1">
+      <w:hyperlink w:anchor="_Toc231102568" w:history="1">
         <w:r>
           <w:rPr>
             <w:rStyle w:val="Hipervnculo"/>
@@ -1971,7 +1971,7 @@
             <w:noProof/>
             <w:webHidden/>
           </w:rPr>
-          <w:instrText xml:space="preserve"> PAGEREF _Toc231100764 \h </w:instrText>
+          <w:instrText xml:space="preserve"> PAGEREF _Toc231102568 \h </w:instrText>
         </w:r>
         <w:r>
           <w:rPr>
@@ -2018,7 +2018,7 @@
           <w14:ligatures w14:val="standardContextual"/>
         </w:rPr>
       </w:pPr>
-      <w:hyperlink w:anchor="_Toc231100765" w:history="1">
+      <w:hyperlink w:anchor="_Toc231102569" w:history="1">
         <w:r>
           <w:rPr>
             <w:rStyle w:val="Hipervnculo"/>
@@ -2045,7 +2045,7 @@
             <w:noProof/>
             <w:webHidden/>
           </w:rPr>
-          <w:instrText xml:space="preserve"> PAGEREF _Toc231100765 \h </w:instrText>
+          <w:instrText xml:space="preserve"> PAGEREF _Toc231102569 \h </w:instrText>
         </w:r>
         <w:r>
           <w:rPr>
@@ -2092,7 +2092,7 @@
           <w14:ligatures w14:val="standardContextual"/>
         </w:rPr>
       </w:pPr>
-      <w:hyperlink w:anchor="_Toc231100766" w:history="1">
+      <w:hyperlink w:anchor="_Toc231102570" w:history="1">
         <w:r>
           <w:rPr>
             <w:rStyle w:val="Hipervnculo"/>
@@ -2119,7 +2119,7 @@
             <w:noProof/>
             <w:webHidden/>
           </w:rPr>
-          <w:instrText xml:space="preserve"> PAGEREF _Toc231100766 \h </w:instrText>
+          <w:instrText xml:space="preserve"> PAGEREF _Toc231102570 \h </w:instrText>
         </w:r>
         <w:r>
           <w:rPr>
@@ -2166,7 +2166,7 @@
           <w14:ligatures w14:val="standardContextual"/>
         </w:rPr>
       </w:pPr>
-      <w:hyperlink w:anchor="_Toc231100767" w:history="1">
+      <w:hyperlink w:anchor="_Toc231102571" w:history="1">
         <w:r>
           <w:rPr>
             <w:rStyle w:val="Hipervnculo"/>
@@ -2193,7 +2193,7 @@
             <w:noProof/>
             <w:webHidden/>
           </w:rPr>
-          <w:instrText xml:space="preserve"> PAGEREF _Toc231100767 \h </w:instrText>
+          <w:instrText xml:space="preserve"> PAGEREF _Toc231102571 \h </w:instrText>
         </w:r>
         <w:r>
           <w:rPr>
@@ -2240,7 +2240,7 @@
           <w14:ligatures w14:val="standardContextual"/>
         </w:rPr>
       </w:pPr>
-      <w:hyperlink w:anchor="_Toc231100768" w:history="1">
+      <w:hyperlink w:anchor="_Toc231102572" w:history="1">
         <w:r>
           <w:rPr>
             <w:rStyle w:val="Hipervnculo"/>
@@ -2267,7 +2267,7 @@
             <w:noProof/>
             <w:webHidden/>
           </w:rPr>
-          <w:instrText xml:space="preserve"> PAGEREF _Toc231100768 \h </w:instrText>
+          <w:instrText xml:space="preserve"> PAGEREF _Toc231102572 \h </w:instrText>
         </w:r>
         <w:r>
           <w:rPr>
@@ -2314,7 +2314,7 @@
           <w14:ligatures w14:val="standardContextual"/>
         </w:rPr>
       </w:pPr>
-      <w:hyperlink w:anchor="_Toc231100769" w:history="1">
+      <w:hyperlink w:anchor="_Toc231102573" w:history="1">
         <w:r>
           <w:rPr>
             <w:rStyle w:val="Hipervnculo"/>
@@ -2341,7 +2341,7 @@
             <w:noProof/>
             <w:webHidden/>
           </w:rPr>
-          <w:instrText xml:space="preserve"> PAGEREF _Toc231100769 \h </w:instrText>
+          <w:instrText xml:space="preserve"> PAGEREF _Toc231102573 \h </w:instrText>
         </w:r>
         <w:r>
           <w:rPr>
@@ -2388,7 +2388,7 @@
           <w14:ligatures w14:val="standardContextual"/>
         </w:rPr>
       </w:pPr>
-      <w:hyperlink w:anchor="_Toc231100770" w:history="1">
+      <w:hyperlink w:anchor="_Toc231102574" w:history="1">
         <w:r>
           <w:rPr>
             <w:rStyle w:val="Hipervnculo"/>
@@ -2415,7 +2415,7 @@
             <w:noProof/>
             <w:webHidden/>
           </w:rPr>
-          <w:instrText xml:space="preserve"> PAGEREF _Toc231100770 \h </w:instrText>
+          <w:instrText xml:space="preserve"> PAGEREF _Toc231102574 \h </w:instrText>
         </w:r>
         <w:r>
           <w:rPr>
@@ -2462,7 +2462,7 @@
           <w14:ligatures w14:val="standardContextual"/>
         </w:rPr>
       </w:pPr>
-      <w:hyperlink w:anchor="_Toc231100771" w:history="1">
+      <w:hyperlink w:anchor="_Toc231102575" w:history="1">
         <w:r>
           <w:rPr>
             <w:rStyle w:val="Hipervnculo"/>
@@ -2489,7 +2489,7 @@
             <w:noProof/>
             <w:webHidden/>
           </w:rPr>
-          <w:instrText xml:space="preserve"> PAGEREF _Toc231100771 \h </w:instrText>
+          <w:instrText xml:space="preserve"> PAGEREF _Toc231102575 \h </w:instrText>
         </w:r>
         <w:r>
           <w:rPr>
@@ -2536,7 +2536,7 @@
           <w14:ligatures w14:val="standardContextual"/>
         </w:rPr>
       </w:pPr>
-      <w:hyperlink w:anchor="_Toc231100772" w:history="1">
+      <w:hyperlink w:anchor="_Toc231102576" w:history="1">
         <w:r>
           <w:rPr>
             <w:rStyle w:val="Hipervnculo"/>
@@ -2563,7 +2563,7 @@
             <w:noProof/>
             <w:webHidden/>
           </w:rPr>
-          <w:instrText xml:space="preserve"> PAGEREF _Toc231100772 \h </w:instrText>
+          <w:instrText xml:space="preserve"> PAGEREF _Toc231102576 \h </w:instrText>
         </w:r>
         <w:r>
           <w:rPr>
@@ -2610,7 +2610,7 @@
           <w14:ligatures w14:val="standardContextual"/>
         </w:rPr>
       </w:pPr>
-      <w:hyperlink w:anchor="_Toc231100773" w:history="1">
+      <w:hyperlink w:anchor="_Toc231102577" w:history="1">
         <w:r>
           <w:rPr>
             <w:rStyle w:val="Hipervnculo"/>
@@ -2637,7 +2637,7 @@
             <w:noProof/>
             <w:webHidden/>
           </w:rPr>
-          <w:instrText xml:space="preserve"> PAGEREF _Toc231100773 \h </w:instrText>
+          <w:instrText xml:space="preserve"> PAGEREF _Toc231102577 \h </w:instrText>
         </w:r>
         <w:r>
           <w:rPr>
@@ -2684,7 +2684,7 @@
           <w14:ligatures w14:val="standardContextual"/>
         </w:rPr>
       </w:pPr>
-      <w:hyperlink w:anchor="_Toc231100774" w:history="1">
+      <w:hyperlink w:anchor="_Toc231102578" w:history="1">
         <w:r>
           <w:rPr>
             <w:rStyle w:val="Hipervnculo"/>
@@ -2711,7 +2711,7 @@
             <w:noProof/>
             <w:webHidden/>
           </w:rPr>
-          <w:instrText xml:space="preserve"> PAGEREF _Toc231100774 \h </w:instrText>
+          <w:instrText xml:space="preserve"> PAGEREF _Toc231102578 \h </w:instrText>
         </w:r>
         <w:r>
           <w:rPr>
@@ -2758,7 +2758,7 @@
           <w14:ligatures w14:val="standardContextual"/>
         </w:rPr>
       </w:pPr>
-      <w:hyperlink w:anchor="_Toc231100775" w:history="1">
+      <w:hyperlink w:anchor="_Toc231102579" w:history="1">
         <w:r>
           <w:rPr>
             <w:rStyle w:val="Hipervnculo"/>
@@ -2785,7 +2785,7 @@
             <w:noProof/>
             <w:webHidden/>
           </w:rPr>
-          <w:instrText xml:space="preserve"> PAGEREF _Toc231100775 \h </w:instrText>
+          <w:instrText xml:space="preserve"> PAGEREF _Toc231102579 \h </w:instrText>
         </w:r>
         <w:r>
           <w:rPr>
@@ -2832,7 +2832,7 @@
           <w14:ligatures w14:val="standardContextual"/>
         </w:rPr>
       </w:pPr>
-      <w:hyperlink w:anchor="_Toc231100776" w:history="1">
+      <w:hyperlink w:anchor="_Toc231102580" w:history="1">
         <w:r>
           <w:rPr>
             <w:rStyle w:val="Hipervnculo"/>
@@ -2859,7 +2859,7 @@
             <w:noProof/>
             <w:webHidden/>
           </w:rPr>
-          <w:instrText xml:space="preserve"> PAGEREF _Toc231100776 \h </w:instrText>
+          <w:instrText xml:space="preserve"> PAGEREF _Toc231102580 \h </w:instrText>
         </w:r>
         <w:r>
           <w:rPr>
@@ -2906,7 +2906,7 @@
           <w14:ligatures w14:val="standardContextual"/>
         </w:rPr>
       </w:pPr>
-      <w:hyperlink w:anchor="_Toc231100777" w:history="1">
+      <w:hyperlink w:anchor="_Toc231102581" w:history="1">
         <w:r>
           <w:rPr>
             <w:rStyle w:val="Hipervnculo"/>
@@ -2933,7 +2933,7 @@
             <w:noProof/>
             <w:webHidden/>
           </w:rPr>
-          <w:instrText xml:space="preserve"> PAGEREF _Toc231100777 \h </w:instrText>
+          <w:instrText xml:space="preserve"> PAGEREF _Toc231102581 \h </w:instrText>
         </w:r>
         <w:r>
           <w:rPr>
@@ -2980,7 +2980,7 @@
           <w14:ligatures w14:val="standardContextual"/>
         </w:rPr>
       </w:pPr>
-      <w:hyperlink w:anchor="_Toc231100778" w:history="1">
+      <w:hyperlink w:anchor="_Toc231102582" w:history="1">
         <w:r>
           <w:rPr>
             <w:rStyle w:val="Hipervnculo"/>
@@ -3007,7 +3007,7 @@
             <w:noProof/>
             <w:webHidden/>
           </w:rPr>
-          <w:instrText xml:space="preserve"> PAGEREF _Toc231100778 \h </w:instrText>
+          <w:instrText xml:space="preserve"> PAGEREF _Toc231102582 \h </w:instrText>
         </w:r>
         <w:r>
           <w:rPr>
@@ -3054,7 +3054,7 @@
           <w14:ligatures w14:val="standardContextual"/>
         </w:rPr>
       </w:pPr>
-      <w:hyperlink w:anchor="_Toc231100779" w:history="1">
+      <w:hyperlink w:anchor="_Toc231102583" w:history="1">
         <w:r>
           <w:rPr>
             <w:rStyle w:val="Hipervnculo"/>
@@ -3081,7 +3081,7 @@
             <w:noProof/>
             <w:webHidden/>
           </w:rPr>
-          <w:instrText xml:space="preserve"> PAGEREF _Toc231100779 \h </w:instrText>
+          <w:instrText xml:space="preserve"> PAGEREF _Toc231102583 \h </w:instrText>
         </w:r>
         <w:r>
           <w:rPr>
@@ -3128,7 +3128,7 @@
           <w14:ligatures w14:val="standardContextual"/>
         </w:rPr>
       </w:pPr>
-      <w:hyperlink w:anchor="_Toc231100780" w:history="1">
+      <w:hyperlink w:anchor="_Toc231102584" w:history="1">
         <w:r>
           <w:rPr>
             <w:rStyle w:val="Hipervnculo"/>
@@ -3155,7 +3155,7 @@
             <w:noProof/>
             <w:webHidden/>
           </w:rPr>
-          <w:instrText xml:space="preserve"> PAGEREF _Toc231100780 \h </w:instrText>
+          <w:instrText xml:space="preserve"> PAGEREF _Toc231102584 \h </w:instrText>
         </w:r>
         <w:r>
           <w:rPr>
@@ -3202,7 +3202,7 @@
           <w14:ligatures w14:val="standardContextual"/>
         </w:rPr>
       </w:pPr>
-      <w:hyperlink w:anchor="_Toc231100781" w:history="1">
+      <w:hyperlink w:anchor="_Toc231102585" w:history="1">
         <w:r>
           <w:rPr>
             <w:rStyle w:val="Hipervnculo"/>
@@ -3229,7 +3229,7 @@
             <w:noProof/>
             <w:webHidden/>
           </w:rPr>
-          <w:instrText xml:space="preserve"> PAGEREF _Toc231100781 \h </w:instrText>
+          <w:instrText xml:space="preserve"> PAGEREF _Toc231102585 \h </w:instrText>
         </w:r>
         <w:r>
           <w:rPr>
@@ -3276,7 +3276,7 @@
           <w14:ligatures w14:val="standardContextual"/>
         </w:rPr>
       </w:pPr>
-      <w:hyperlink w:anchor="_Toc231100782" w:history="1">
+      <w:hyperlink w:anchor="_Toc231102586" w:history="1">
         <w:r>
           <w:rPr>
             <w:rStyle w:val="Hipervnculo"/>
@@ -3303,7 +3303,7 @@
             <w:noProof/>
             <w:webHidden/>
           </w:rPr>
-          <w:instrText xml:space="preserve"> PAGEREF _Toc231100782 \h </w:instrText>
+          <w:instrText xml:space="preserve"> PAGEREF _Toc231102586 \h </w:instrText>
         </w:r>
         <w:r>
           <w:rPr>
@@ -3350,7 +3350,7 @@
           <w14:ligatures w14:val="standardContextual"/>
         </w:rPr>
       </w:pPr>
-      <w:hyperlink w:anchor="_Toc231100783" w:history="1">
+      <w:hyperlink w:anchor="_Toc231102587" w:history="1">
         <w:r>
           <w:rPr>
             <w:rStyle w:val="Hipervnculo"/>
@@ -3377,7 +3377,7 @@
             <w:noProof/>
             <w:webHidden/>
           </w:rPr>
-          <w:instrText xml:space="preserve"> PAGEREF _Toc231100783 \h </w:instrText>
+          <w:instrText xml:space="preserve"> PAGEREF _Toc231102587 \h </w:instrText>
         </w:r>
         <w:r>
           <w:rPr>
@@ -3424,7 +3424,7 @@
           <w14:ligatures w14:val="standardContextual"/>
         </w:rPr>
       </w:pPr>
-      <w:hyperlink w:anchor="_Toc231100784" w:history="1">
+      <w:hyperlink w:anchor="_Toc231102588" w:history="1">
         <w:r>
           <w:rPr>
             <w:rStyle w:val="Hipervnculo"/>
@@ -3451,7 +3451,7 @@
             <w:noProof/>
             <w:webHidden/>
           </w:rPr>
-          <w:instrText xml:space="preserve"> PAGEREF _Toc231100784 \h </w:instrText>
+          <w:instrText xml:space="preserve"> PAGEREF _Toc231102588 \h </w:instrText>
         </w:r>
         <w:r>
           <w:rPr>
@@ -3498,7 +3498,7 @@
           <w14:ligatures w14:val="standardContextual"/>
         </w:rPr>
       </w:pPr>
-      <w:hyperlink w:anchor="_Toc231100785" w:history="1">
+      <w:hyperlink w:anchor="_Toc231102589" w:history="1">
         <w:r>
           <w:rPr>
             <w:rStyle w:val="Hipervnculo"/>
@@ -3525,7 +3525,7 @@
             <w:noProof/>
             <w:webHidden/>
           </w:rPr>
-          <w:instrText xml:space="preserve"> PAGEREF _Toc231100785 \h </w:instrText>
+          <w:instrText xml:space="preserve"> PAGEREF _Toc231102589 \h </w:instrText>
         </w:r>
         <w:r>
           <w:rPr>
@@ -3545,7 +3545,7 @@
             <w:noProof/>
             <w:webHidden/>
           </w:rPr>
-          <w:t>24</w:t>
+          <w:t>25</w:t>
         </w:r>
         <w:r>
           <w:rPr>
@@ -3572,7 +3572,7 @@
           <w14:ligatures w14:val="standardContextual"/>
         </w:rPr>
       </w:pPr>
-      <w:hyperlink w:anchor="_Toc231100786" w:history="1">
+      <w:hyperlink w:anchor="_Toc231102590" w:history="1">
         <w:r>
           <w:rPr>
             <w:rStyle w:val="Hipervnculo"/>
@@ -3599,7 +3599,7 @@
             <w:noProof/>
             <w:webHidden/>
           </w:rPr>
-          <w:instrText xml:space="preserve"> PAGEREF _Toc231100786 \h </w:instrText>
+          <w:instrText xml:space="preserve"> PAGEREF _Toc231102590 \h </w:instrText>
         </w:r>
         <w:r>
           <w:rPr>
@@ -3619,7 +3619,7 @@
             <w:noProof/>
             <w:webHidden/>
           </w:rPr>
-          <w:t>26</w:t>
+          <w:t>27</w:t>
         </w:r>
         <w:r>
           <w:rPr>
@@ -3646,7 +3646,7 @@
           <w14:ligatures w14:val="standardContextual"/>
         </w:rPr>
       </w:pPr>
-      <w:hyperlink w:anchor="_Toc231100787" w:history="1">
+      <w:hyperlink w:anchor="_Toc231102591" w:history="1">
         <w:r>
           <w:rPr>
             <w:rStyle w:val="Hipervnculo"/>
@@ -3673,7 +3673,7 @@
             <w:noProof/>
             <w:webHidden/>
           </w:rPr>
-          <w:instrText xml:space="preserve"> PAGEREF _Toc231100787 \h </w:instrText>
+          <w:instrText xml:space="preserve"> PAGEREF _Toc231102591 \h </w:instrText>
         </w:r>
         <w:r>
           <w:rPr>
@@ -3693,7 +3693,7 @@
             <w:noProof/>
             <w:webHidden/>
           </w:rPr>
-          <w:t>26</w:t>
+          <w:t>27</w:t>
         </w:r>
         <w:r>
           <w:rPr>
@@ -3720,7 +3720,7 @@
           <w14:ligatures w14:val="standardContextual"/>
         </w:rPr>
       </w:pPr>
-      <w:hyperlink w:anchor="_Toc231100788" w:history="1">
+      <w:hyperlink w:anchor="_Toc231102592" w:history="1">
         <w:r>
           <w:rPr>
             <w:rStyle w:val="Hipervnculo"/>
@@ -3747,7 +3747,7 @@
             <w:noProof/>
             <w:webHidden/>
           </w:rPr>
-          <w:instrText xml:space="preserve"> PAGEREF _Toc231100788 \h </w:instrText>
+          <w:instrText xml:space="preserve"> PAGEREF _Toc231102592 \h </w:instrText>
         </w:r>
         <w:r>
           <w:rPr>
@@ -3767,7 +3767,7 @@
             <w:noProof/>
             <w:webHidden/>
           </w:rPr>
-          <w:t>27</w:t>
+          <w:t>28</w:t>
         </w:r>
         <w:r>
           <w:rPr>
@@ -3794,7 +3794,7 @@
           <w14:ligatures w14:val="standardContextual"/>
         </w:rPr>
       </w:pPr>
-      <w:hyperlink w:anchor="_Toc231100789" w:history="1">
+      <w:hyperlink w:anchor="_Toc231102593" w:history="1">
         <w:r>
           <w:rPr>
             <w:rStyle w:val="Hipervnculo"/>
@@ -3821,7 +3821,7 @@
             <w:noProof/>
             <w:webHidden/>
           </w:rPr>
-          <w:instrText xml:space="preserve"> PAGEREF _Toc231100789 \h </w:instrText>
+          <w:instrText xml:space="preserve"> PAGEREF _Toc231102593 \h </w:instrText>
         </w:r>
         <w:r>
           <w:rPr>
@@ -3841,7 +3841,7 @@
             <w:noProof/>
             <w:webHidden/>
           </w:rPr>
-          <w:t>29</w:t>
+          <w:t>30</w:t>
         </w:r>
         <w:r>
           <w:rPr>
@@ -3868,7 +3868,7 @@
           <w14:ligatures w14:val="standardContextual"/>
         </w:rPr>
       </w:pPr>
-      <w:hyperlink w:anchor="_Toc231100790" w:history="1">
+      <w:hyperlink w:anchor="_Toc231102594" w:history="1">
         <w:r>
           <w:rPr>
             <w:rStyle w:val="Hipervnculo"/>
@@ -3895,7 +3895,7 @@
             <w:noProof/>
             <w:webHidden/>
           </w:rPr>
-          <w:instrText xml:space="preserve"> PAGEREF _Toc231100790 \h </w:instrText>
+          <w:instrText xml:space="preserve"> PAGEREF _Toc231102594 \h </w:instrText>
         </w:r>
         <w:r>
           <w:rPr>
@@ -3915,7 +3915,7 @@
             <w:noProof/>
             <w:webHidden/>
           </w:rPr>
-          <w:t>30</w:t>
+          <w:t>31</w:t>
         </w:r>
         <w:r>
           <w:rPr>
@@ -3942,7 +3942,7 @@
           <w14:ligatures w14:val="standardContextual"/>
         </w:rPr>
       </w:pPr>
-      <w:hyperlink w:anchor="_Toc231100791" w:history="1">
+      <w:hyperlink w:anchor="_Toc231102595" w:history="1">
         <w:r>
           <w:rPr>
             <w:rStyle w:val="Hipervnculo"/>
@@ -3969,7 +3969,7 @@
             <w:noProof/>
             <w:webHidden/>
           </w:rPr>
-          <w:instrText xml:space="preserve"> PAGEREF _Toc231100791 \h </w:instrText>
+          <w:instrText xml:space="preserve"> PAGEREF _Toc231102595 \h </w:instrText>
         </w:r>
         <w:r>
           <w:rPr>
@@ -3989,7 +3989,7 @@
             <w:noProof/>
             <w:webHidden/>
           </w:rPr>
-          <w:t>32</w:t>
+          <w:t>33</w:t>
         </w:r>
         <w:r>
           <w:rPr>
@@ -4016,7 +4016,7 @@
           <w14:ligatures w14:val="standardContextual"/>
         </w:rPr>
       </w:pPr>
-      <w:hyperlink w:anchor="_Toc231100792" w:history="1">
+      <w:hyperlink w:anchor="_Toc231102596" w:history="1">
         <w:r>
           <w:rPr>
             <w:rStyle w:val="Hipervnculo"/>
@@ -4043,7 +4043,7 @@
             <w:noProof/>
             <w:webHidden/>
           </w:rPr>
-          <w:instrText xml:space="preserve"> PAGEREF _Toc231100792 \h </w:instrText>
+          <w:instrText xml:space="preserve"> PAGEREF _Toc231102596 \h </w:instrText>
         </w:r>
         <w:r>
           <w:rPr>
@@ -4063,7 +4063,7 @@
             <w:noProof/>
             <w:webHidden/>
           </w:rPr>
-          <w:t>33</w:t>
+          <w:t>34</w:t>
         </w:r>
         <w:r>
           <w:rPr>
@@ -4090,7 +4090,7 @@
           <w14:ligatures w14:val="standardContextual"/>
         </w:rPr>
       </w:pPr>
-      <w:hyperlink w:anchor="_Toc231100793" w:history="1">
+      <w:hyperlink w:anchor="_Toc231102597" w:history="1">
         <w:r>
           <w:rPr>
             <w:rStyle w:val="Hipervnculo"/>
@@ -4117,7 +4117,7 @@
             <w:noProof/>
             <w:webHidden/>
           </w:rPr>
-          <w:instrText xml:space="preserve"> PAGEREF _Toc231100793 \h </w:instrText>
+          <w:instrText xml:space="preserve"> PAGEREF _Toc231102597 \h </w:instrText>
         </w:r>
         <w:r>
           <w:rPr>
@@ -4137,7 +4137,7 @@
             <w:noProof/>
             <w:webHidden/>
           </w:rPr>
-          <w:t>35</w:t>
+          <w:t>36</w:t>
         </w:r>
         <w:r>
           <w:rPr>
@@ -4164,7 +4164,7 @@
           <w14:ligatures w14:val="standardContextual"/>
         </w:rPr>
       </w:pPr>
-      <w:hyperlink w:anchor="_Toc231100794" w:history="1">
+      <w:hyperlink w:anchor="_Toc231102598" w:history="1">
         <w:r>
           <w:rPr>
             <w:rStyle w:val="Hipervnculo"/>
@@ -4191,7 +4191,7 @@
             <w:noProof/>
             <w:webHidden/>
           </w:rPr>
-          <w:instrText xml:space="preserve"> PAGEREF _Toc231100794 \h </w:instrText>
+          <w:instrText xml:space="preserve"> PAGEREF _Toc231102598 \h </w:instrText>
         </w:r>
         <w:r>
           <w:rPr>
@@ -4211,7 +4211,7 @@
             <w:noProof/>
             <w:webHidden/>
           </w:rPr>
-          <w:t>38</w:t>
+          <w:t>39</w:t>
         </w:r>
         <w:r>
           <w:rPr>
@@ -4238,7 +4238,7 @@
           <w14:ligatures w14:val="standardContextual"/>
         </w:rPr>
       </w:pPr>
-      <w:hyperlink w:anchor="_Toc231100795" w:history="1">
+      <w:hyperlink w:anchor="_Toc231102599" w:history="1">
         <w:r>
           <w:rPr>
             <w:rStyle w:val="Hipervnculo"/>
@@ -4265,7 +4265,7 @@
             <w:noProof/>
             <w:webHidden/>
           </w:rPr>
-          <w:instrText xml:space="preserve"> PAGEREF _Toc231100795 \h </w:instrText>
+          <w:instrText xml:space="preserve"> PAGEREF _Toc231102599 \h </w:instrText>
         </w:r>
         <w:r>
           <w:rPr>
@@ -4285,7 +4285,7 @@
             <w:noProof/>
             <w:webHidden/>
           </w:rPr>
-          <w:t>40</w:t>
+          <w:t>41</w:t>
         </w:r>
         <w:r>
           <w:rPr>
@@ -4312,7 +4312,7 @@
           <w14:ligatures w14:val="standardContextual"/>
         </w:rPr>
       </w:pPr>
-      <w:hyperlink w:anchor="_Toc231100796" w:history="1">
+      <w:hyperlink w:anchor="_Toc231102600" w:history="1">
         <w:r>
           <w:rPr>
             <w:rStyle w:val="Hipervnculo"/>
@@ -4339,7 +4339,7 @@
             <w:noProof/>
             <w:webHidden/>
           </w:rPr>
-          <w:instrText xml:space="preserve"> PAGEREF _Toc231100796 \h </w:instrText>
+          <w:instrText xml:space="preserve"> PAGEREF _Toc231102600 \h </w:instrText>
         </w:r>
         <w:r>
           <w:rPr>
@@ -4359,7 +4359,7 @@
             <w:noProof/>
             <w:webHidden/>
           </w:rPr>
-          <w:t>40</w:t>
+          <w:t>41</w:t>
         </w:r>
         <w:r>
           <w:rPr>
@@ -4386,7 +4386,7 @@
           <w14:ligatures w14:val="standardContextual"/>
         </w:rPr>
       </w:pPr>
-      <w:hyperlink w:anchor="_Toc231100797" w:history="1">
+      <w:hyperlink w:anchor="_Toc231102601" w:history="1">
         <w:r>
           <w:rPr>
             <w:rStyle w:val="Hipervnculo"/>
@@ -4413,7 +4413,7 @@
             <w:noProof/>
             <w:webHidden/>
           </w:rPr>
-          <w:instrText xml:space="preserve"> PAGEREF _Toc231100797 \h </w:instrText>
+          <w:instrText xml:space="preserve"> PAGEREF _Toc231102601 \h </w:instrText>
         </w:r>
         <w:r>
           <w:rPr>
@@ -4433,7 +4433,7 @@
             <w:noProof/>
             <w:webHidden/>
           </w:rPr>
-          <w:t>41</w:t>
+          <w:t>42</w:t>
         </w:r>
         <w:r>
           <w:rPr>
@@ -4460,7 +4460,7 @@
           <w14:ligatures w14:val="standardContextual"/>
         </w:rPr>
       </w:pPr>
-      <w:hyperlink w:anchor="_Toc231100798" w:history="1">
+      <w:hyperlink w:anchor="_Toc231102602" w:history="1">
         <w:r>
           <w:rPr>
             <w:rStyle w:val="Hipervnculo"/>
@@ -4487,7 +4487,7 @@
             <w:noProof/>
             <w:webHidden/>
           </w:rPr>
-          <w:instrText xml:space="preserve"> PAGEREF _Toc231100798 \h </w:instrText>
+          <w:instrText xml:space="preserve"> PAGEREF _Toc231102602 \h </w:instrText>
         </w:r>
         <w:r>
           <w:rPr>
@@ -4507,7 +4507,7 @@
             <w:noProof/>
             <w:webHidden/>
           </w:rPr>
-          <w:t>41</w:t>
+          <w:t>42</w:t>
         </w:r>
         <w:r>
           <w:rPr>
@@ -4534,7 +4534,7 @@
           <w14:ligatures w14:val="standardContextual"/>
         </w:rPr>
       </w:pPr>
-      <w:hyperlink w:anchor="_Toc231100799" w:history="1">
+      <w:hyperlink w:anchor="_Toc231102603" w:history="1">
         <w:r>
           <w:rPr>
             <w:rStyle w:val="Hipervnculo"/>
@@ -4561,7 +4561,7 @@
             <w:noProof/>
             <w:webHidden/>
           </w:rPr>
-          <w:instrText xml:space="preserve"> PAGEREF _Toc231100799 \h </w:instrText>
+          <w:instrText xml:space="preserve"> PAGEREF _Toc231102603 \h </w:instrText>
         </w:r>
         <w:r>
           <w:rPr>
@@ -4581,7 +4581,7 @@
             <w:noProof/>
             <w:webHidden/>
           </w:rPr>
-          <w:t>42</w:t>
+          <w:t>43</w:t>
         </w:r>
         <w:r>
           <w:rPr>
@@ -4608,7 +4608,7 @@
           <w14:ligatures w14:val="standardContextual"/>
         </w:rPr>
       </w:pPr>
-      <w:hyperlink w:anchor="_Toc231100800" w:history="1">
+      <w:hyperlink w:anchor="_Toc231102604" w:history="1">
         <w:r>
           <w:rPr>
             <w:rStyle w:val="Hipervnculo"/>
@@ -4635,7 +4635,7 @@
             <w:noProof/>
             <w:webHidden/>
           </w:rPr>
-          <w:instrText xml:space="preserve"> PAGEREF _Toc231100800 \h </w:instrText>
+          <w:instrText xml:space="preserve"> PAGEREF _Toc231102604 \h </w:instrText>
         </w:r>
         <w:r>
           <w:rPr>
@@ -4655,7 +4655,7 @@
             <w:noProof/>
             <w:webHidden/>
           </w:rPr>
-          <w:t>44</w:t>
+          <w:t>45</w:t>
         </w:r>
         <w:r>
           <w:rPr>
@@ -4682,7 +4682,7 @@
           <w14:ligatures w14:val="standardContextual"/>
         </w:rPr>
       </w:pPr>
-      <w:hyperlink w:anchor="_Toc231100801" w:history="1">
+      <w:hyperlink w:anchor="_Toc231102605" w:history="1">
         <w:r>
           <w:rPr>
             <w:rStyle w:val="Hipervnculo"/>
@@ -4709,7 +4709,7 @@
             <w:noProof/>
             <w:webHidden/>
           </w:rPr>
-          <w:instrText xml:space="preserve"> PAGEREF _Toc231100801 \h </w:instrText>
+          <w:instrText xml:space="preserve"> PAGEREF _Toc231102605 \h </w:instrText>
         </w:r>
         <w:r>
           <w:rPr>
@@ -4729,7 +4729,7 @@
             <w:noProof/>
             <w:webHidden/>
           </w:rPr>
-          <w:t>48</w:t>
+          <w:t>49</w:t>
         </w:r>
         <w:r>
           <w:rPr>
@@ -4756,7 +4756,7 @@
           <w14:ligatures w14:val="standardContextual"/>
         </w:rPr>
       </w:pPr>
-      <w:hyperlink w:anchor="_Toc231100802" w:history="1">
+      <w:hyperlink w:anchor="_Toc231102606" w:history="1">
         <w:r>
           <w:rPr>
             <w:rStyle w:val="Hipervnculo"/>
@@ -4783,7 +4783,7 @@
             <w:noProof/>
             <w:webHidden/>
           </w:rPr>
-          <w:instrText xml:space="preserve"> PAGEREF _Toc231100802 \h </w:instrText>
+          <w:instrText xml:space="preserve"> PAGEREF _Toc231102606 \h </w:instrText>
         </w:r>
         <w:r>
           <w:rPr>
@@ -4803,7 +4803,7 @@
             <w:noProof/>
             <w:webHidden/>
           </w:rPr>
-          <w:t>48</w:t>
+          <w:t>49</w:t>
         </w:r>
         <w:r>
           <w:rPr>
@@ -4830,7 +4830,7 @@
           <w14:ligatures w14:val="standardContextual"/>
         </w:rPr>
       </w:pPr>
-      <w:hyperlink w:anchor="_Toc231100803" w:history="1">
+      <w:hyperlink w:anchor="_Toc231102607" w:history="1">
         <w:r>
           <w:rPr>
             <w:rStyle w:val="Hipervnculo"/>
@@ -4857,7 +4857,7 @@
             <w:noProof/>
             <w:webHidden/>
           </w:rPr>
-          <w:instrText xml:space="preserve"> PAGEREF _Toc231100803 \h </w:instrText>
+          <w:instrText xml:space="preserve"> PAGEREF _Toc231102607 \h </w:instrText>
         </w:r>
         <w:r>
           <w:rPr>
@@ -4877,7 +4877,7 @@
             <w:noProof/>
             <w:webHidden/>
           </w:rPr>
-          <w:t>48</w:t>
+          <w:t>49</w:t>
         </w:r>
         <w:r>
           <w:rPr>
@@ -4904,7 +4904,7 @@
           <w14:ligatures w14:val="standardContextual"/>
         </w:rPr>
       </w:pPr>
-      <w:hyperlink w:anchor="_Toc231100804" w:history="1">
+      <w:hyperlink w:anchor="_Toc231102608" w:history="1">
         <w:r>
           <w:rPr>
             <w:rStyle w:val="Hipervnculo"/>
@@ -4931,7 +4931,7 @@
             <w:noProof/>
             <w:webHidden/>
           </w:rPr>
-          <w:instrText xml:space="preserve"> PAGEREF _Toc231100804 \h </w:instrText>
+          <w:instrText xml:space="preserve"> PAGEREF _Toc231102608 \h </w:instrText>
         </w:r>
         <w:r>
           <w:rPr>
@@ -4951,7 +4951,7 @@
             <w:noProof/>
             <w:webHidden/>
           </w:rPr>
-          <w:t>49</w:t>
+          <w:t>50</w:t>
         </w:r>
         <w:r>
           <w:rPr>
@@ -4978,7 +4978,7 @@
           <w14:ligatures w14:val="standardContextual"/>
         </w:rPr>
       </w:pPr>
-      <w:hyperlink w:anchor="_Toc231100805" w:history="1">
+      <w:hyperlink w:anchor="_Toc231102609" w:history="1">
         <w:r>
           <w:rPr>
             <w:rStyle w:val="Hipervnculo"/>
@@ -5005,7 +5005,7 @@
             <w:noProof/>
             <w:webHidden/>
           </w:rPr>
-          <w:instrText xml:space="preserve"> PAGEREF _Toc231100805 \h </w:instrText>
+          <w:instrText xml:space="preserve"> PAGEREF _Toc231102609 \h </w:instrText>
         </w:r>
         <w:r>
           <w:rPr>
@@ -5025,7 +5025,7 @@
             <w:noProof/>
             <w:webHidden/>
           </w:rPr>
-          <w:t>49</w:t>
+          <w:t>50</w:t>
         </w:r>
         <w:r>
           <w:rPr>
@@ -5052,7 +5052,7 @@
           <w14:ligatures w14:val="standardContextual"/>
         </w:rPr>
       </w:pPr>
-      <w:hyperlink w:anchor="_Toc231100806" w:history="1">
+      <w:hyperlink w:anchor="_Toc231102610" w:history="1">
         <w:r>
           <w:rPr>
             <w:rStyle w:val="Hipervnculo"/>
@@ -5079,7 +5079,7 @@
             <w:noProof/>
             <w:webHidden/>
           </w:rPr>
-          <w:instrText xml:space="preserve"> PAGEREF _Toc231100806 \h </w:instrText>
+          <w:instrText xml:space="preserve"> PAGEREF _Toc231102610 \h </w:instrText>
         </w:r>
         <w:r>
           <w:rPr>
@@ -5099,7 +5099,7 @@
             <w:noProof/>
             <w:webHidden/>
           </w:rPr>
-          <w:t>49</w:t>
+          <w:t>50</w:t>
         </w:r>
         <w:r>
           <w:rPr>
@@ -5126,7 +5126,7 @@
           <w14:ligatures w14:val="standardContextual"/>
         </w:rPr>
       </w:pPr>
-      <w:hyperlink w:anchor="_Toc231100807" w:history="1">
+      <w:hyperlink w:anchor="_Toc231102611" w:history="1">
         <w:r>
           <w:rPr>
             <w:rStyle w:val="Hipervnculo"/>
@@ -5153,7 +5153,7 @@
             <w:noProof/>
             <w:webHidden/>
           </w:rPr>
-          <w:instrText xml:space="preserve"> PAGEREF _Toc231100807 \h </w:instrText>
+          <w:instrText xml:space="preserve"> PAGEREF _Toc231102611 \h </w:instrText>
         </w:r>
         <w:r>
           <w:rPr>
@@ -5173,7 +5173,7 @@
             <w:noProof/>
             <w:webHidden/>
           </w:rPr>
-          <w:t>50</w:t>
+          <w:t>51</w:t>
         </w:r>
         <w:r>
           <w:rPr>
@@ -5200,7 +5200,7 @@
           <w14:ligatures w14:val="standardContextual"/>
         </w:rPr>
       </w:pPr>
-      <w:hyperlink w:anchor="_Toc231100808" w:history="1">
+      <w:hyperlink w:anchor="_Toc231102612" w:history="1">
         <w:r>
           <w:rPr>
             <w:rStyle w:val="Hipervnculo"/>
@@ -5227,7 +5227,7 @@
             <w:noProof/>
             <w:webHidden/>
           </w:rPr>
-          <w:instrText xml:space="preserve"> PAGEREF _Toc231100808 \h </w:instrText>
+          <w:instrText xml:space="preserve"> PAGEREF _Toc231102612 \h </w:instrText>
         </w:r>
         <w:r>
           <w:rPr>
@@ -5247,7 +5247,7 @@
             <w:noProof/>
             <w:webHidden/>
           </w:rPr>
-          <w:t>50</w:t>
+          <w:t>51</w:t>
         </w:r>
         <w:r>
           <w:rPr>
@@ -5274,7 +5274,7 @@
           <w14:ligatures w14:val="standardContextual"/>
         </w:rPr>
       </w:pPr>
-      <w:hyperlink w:anchor="_Toc231100809" w:history="1">
+      <w:hyperlink w:anchor="_Toc231102613" w:history="1">
         <w:r>
           <w:rPr>
             <w:rStyle w:val="Hipervnculo"/>
@@ -5301,7 +5301,7 @@
             <w:noProof/>
             <w:webHidden/>
           </w:rPr>
-          <w:instrText xml:space="preserve"> PAGEREF _Toc231100809 \h </w:instrText>
+          <w:instrText xml:space="preserve"> PAGEREF _Toc231102613 \h </w:instrText>
         </w:r>
         <w:r>
           <w:rPr>
@@ -5321,7 +5321,7 @@
             <w:noProof/>
             <w:webHidden/>
           </w:rPr>
-          <w:t>51</w:t>
+          <w:t>52</w:t>
         </w:r>
         <w:r>
           <w:rPr>
@@ -5348,7 +5348,7 @@
           <w14:ligatures w14:val="standardContextual"/>
         </w:rPr>
       </w:pPr>
-      <w:hyperlink w:anchor="_Toc231100810" w:history="1">
+      <w:hyperlink w:anchor="_Toc231102614" w:history="1">
         <w:r>
           <w:rPr>
             <w:rStyle w:val="Hipervnculo"/>
@@ -5375,7 +5375,7 @@
             <w:noProof/>
             <w:webHidden/>
           </w:rPr>
-          <w:instrText xml:space="preserve"> PAGEREF _Toc231100810 \h </w:instrText>
+          <w:instrText xml:space="preserve"> PAGEREF _Toc231102614 \h </w:instrText>
         </w:r>
         <w:r>
           <w:rPr>
@@ -5395,7 +5395,7 @@
             <w:noProof/>
             <w:webHidden/>
           </w:rPr>
-          <w:t>51</w:t>
+          <w:t>52</w:t>
         </w:r>
         <w:r>
           <w:rPr>
@@ -5422,7 +5422,7 @@
           <w14:ligatures w14:val="standardContextual"/>
         </w:rPr>
       </w:pPr>
-      <w:hyperlink w:anchor="_Toc231100811" w:history="1">
+      <w:hyperlink w:anchor="_Toc231102615" w:history="1">
         <w:r>
           <w:rPr>
             <w:rStyle w:val="Hipervnculo"/>
@@ -5449,7 +5449,7 @@
             <w:noProof/>
             <w:webHidden/>
           </w:rPr>
-          <w:instrText xml:space="preserve"> PAGEREF _Toc231100811 \h </w:instrText>
+          <w:instrText xml:space="preserve"> PAGEREF _Toc231102615 \h </w:instrText>
         </w:r>
         <w:r>
           <w:rPr>
@@ -5469,7 +5469,7 @@
             <w:noProof/>
             <w:webHidden/>
           </w:rPr>
-          <w:t>51</w:t>
+          <w:t>52</w:t>
         </w:r>
         <w:r>
           <w:rPr>
@@ -5496,7 +5496,7 @@
           <w14:ligatures w14:val="standardContextual"/>
         </w:rPr>
       </w:pPr>
-      <w:hyperlink w:anchor="_Toc231100812" w:history="1">
+      <w:hyperlink w:anchor="_Toc231102616" w:history="1">
         <w:r>
           <w:rPr>
             <w:rStyle w:val="Hipervnculo"/>
@@ -5523,7 +5523,7 @@
             <w:noProof/>
             <w:webHidden/>
           </w:rPr>
-          <w:instrText xml:space="preserve"> PAGEREF _Toc231100812 \h </w:instrText>
+          <w:instrText xml:space="preserve"> PAGEREF _Toc231102616 \h </w:instrText>
         </w:r>
         <w:r>
           <w:rPr>
@@ -5543,7 +5543,7 @@
             <w:noProof/>
             <w:webHidden/>
           </w:rPr>
-          <w:t>52</w:t>
+          <w:t>53</w:t>
         </w:r>
         <w:r>
           <w:rPr>
@@ -5570,7 +5570,7 @@
           <w14:ligatures w14:val="standardContextual"/>
         </w:rPr>
       </w:pPr>
-      <w:hyperlink w:anchor="_Toc231100813" w:history="1">
+      <w:hyperlink w:anchor="_Toc231102617" w:history="1">
         <w:r>
           <w:rPr>
             <w:rStyle w:val="Hipervnculo"/>
@@ -5597,7 +5597,7 @@
             <w:noProof/>
             <w:webHidden/>
           </w:rPr>
-          <w:instrText xml:space="preserve"> PAGEREF _Toc231100813 \h </w:instrText>
+          <w:instrText xml:space="preserve"> PAGEREF _Toc231102617 \h </w:instrText>
         </w:r>
         <w:r>
           <w:rPr>
@@ -5617,7 +5617,7 @@
             <w:noProof/>
             <w:webHidden/>
           </w:rPr>
-          <w:t>52</w:t>
+          <w:t>53</w:t>
         </w:r>
         <w:r>
           <w:rPr>
@@ -5644,7 +5644,7 @@
           <w14:ligatures w14:val="standardContextual"/>
         </w:rPr>
       </w:pPr>
-      <w:hyperlink w:anchor="_Toc231100814" w:history="1">
+      <w:hyperlink w:anchor="_Toc231102618" w:history="1">
         <w:r>
           <w:rPr>
             <w:rStyle w:val="Hipervnculo"/>
@@ -5671,7 +5671,7 @@
             <w:noProof/>
             <w:webHidden/>
           </w:rPr>
-          <w:instrText xml:space="preserve"> PAGEREF _Toc231100814 \h </w:instrText>
+          <w:instrText xml:space="preserve"> PAGEREF _Toc231102618 \h </w:instrText>
         </w:r>
         <w:r>
           <w:rPr>
@@ -5691,7 +5691,7 @@
             <w:noProof/>
             <w:webHidden/>
           </w:rPr>
-          <w:t>53</w:t>
+          <w:t>54</w:t>
         </w:r>
         <w:r>
           <w:rPr>
@@ -5718,7 +5718,7 @@
           <w14:ligatures w14:val="standardContextual"/>
         </w:rPr>
       </w:pPr>
-      <w:hyperlink w:anchor="_Toc231100815" w:history="1">
+      <w:hyperlink w:anchor="_Toc231102619" w:history="1">
         <w:r>
           <w:rPr>
             <w:rStyle w:val="Hipervnculo"/>
@@ -5745,7 +5745,7 @@
             <w:noProof/>
             <w:webHidden/>
           </w:rPr>
-          <w:instrText xml:space="preserve"> PAGEREF _Toc231100815 \h </w:instrText>
+          <w:instrText xml:space="preserve"> PAGEREF _Toc231102619 \h </w:instrText>
         </w:r>
         <w:r>
           <w:rPr>
@@ -5765,7 +5765,7 @@
             <w:noProof/>
             <w:webHidden/>
           </w:rPr>
-          <w:t>54</w:t>
+          <w:t>55</w:t>
         </w:r>
         <w:r>
           <w:rPr>
@@ -5794,7 +5794,7 @@
       <w:pPr>
         <w:pStyle w:val="Ttulo1"/>
       </w:pPr>
-      <w:bookmarkStart w:id="7" w:name="_Toc231100751"/>
+      <w:bookmarkStart w:id="7" w:name="_Toc231102555"/>
       <w:r>
         <w:lastRenderedPageBreak/>
         <w:t>Índice de tablas</w:t>
@@ -5826,7 +5826,7 @@
       <w:r>
         <w:fldChar w:fldCharType="separate"/>
       </w:r>
-      <w:hyperlink w:anchor="_Toc231100816" w:history="1">
+      <w:hyperlink w:anchor="_Toc231102620" w:history="1">
         <w:r>
           <w:rPr>
             <w:rStyle w:val="Hipervnculo"/>
@@ -5853,7 +5853,7 @@
             <w:noProof/>
             <w:webHidden/>
           </w:rPr>
-          <w:instrText xml:space="preserve"> PAGEREF _Toc231100816 \h </w:instrText>
+          <w:instrText xml:space="preserve"> PAGEREF _Toc231102620 \h </w:instrText>
         </w:r>
         <w:r>
           <w:rPr>
@@ -5873,7 +5873,7 @@
             <w:noProof/>
             <w:webHidden/>
           </w:rPr>
-          <w:t>24</w:t>
+          <w:t>25</w:t>
         </w:r>
         <w:r>
           <w:rPr>
@@ -5900,7 +5900,7 @@
           <w14:ligatures w14:val="standardContextual"/>
         </w:rPr>
       </w:pPr>
-      <w:hyperlink w:anchor="_Toc231100817" w:history="1">
+      <w:hyperlink w:anchor="_Toc231102621" w:history="1">
         <w:r>
           <w:rPr>
             <w:rStyle w:val="Hipervnculo"/>
@@ -5927,7 +5927,7 @@
             <w:noProof/>
             <w:webHidden/>
           </w:rPr>
-          <w:instrText xml:space="preserve"> PAGEREF _Toc231100817 \h </w:instrText>
+          <w:instrText xml:space="preserve"> PAGEREF _Toc231102621 \h </w:instrText>
         </w:r>
         <w:r>
           <w:rPr>
@@ -5947,7 +5947,7 @@
             <w:noProof/>
             <w:webHidden/>
           </w:rPr>
-          <w:t>27</w:t>
+          <w:t>28</w:t>
         </w:r>
         <w:r>
           <w:rPr>
@@ -5974,7 +5974,7 @@
           <w14:ligatures w14:val="standardContextual"/>
         </w:rPr>
       </w:pPr>
-      <w:hyperlink w:anchor="_Toc231100818" w:history="1">
+      <w:hyperlink w:anchor="_Toc231102622" w:history="1">
         <w:r>
           <w:rPr>
             <w:rStyle w:val="Hipervnculo"/>
@@ -6001,7 +6001,7 @@
             <w:noProof/>
             <w:webHidden/>
           </w:rPr>
-          <w:instrText xml:space="preserve"> PAGEREF _Toc231100818 \h </w:instrText>
+          <w:instrText xml:space="preserve"> PAGEREF _Toc231102622 \h </w:instrText>
         </w:r>
         <w:r>
           <w:rPr>
@@ -6021,7 +6021,7 @@
             <w:noProof/>
             <w:webHidden/>
           </w:rPr>
-          <w:t>30</w:t>
+          <w:t>31</w:t>
         </w:r>
         <w:r>
           <w:rPr>
@@ -6048,7 +6048,7 @@
           <w14:ligatures w14:val="standardContextual"/>
         </w:rPr>
       </w:pPr>
-      <w:hyperlink w:anchor="_Toc231100819" w:history="1">
+      <w:hyperlink w:anchor="_Toc231102623" w:history="1">
         <w:r>
           <w:rPr>
             <w:rStyle w:val="Hipervnculo"/>
@@ -6075,7 +6075,7 @@
             <w:noProof/>
             <w:webHidden/>
           </w:rPr>
-          <w:instrText xml:space="preserve"> PAGEREF _Toc231100819 \h </w:instrText>
+          <w:instrText xml:space="preserve"> PAGEREF _Toc231102623 \h </w:instrText>
         </w:r>
         <w:r>
           <w:rPr>
@@ -6095,7 +6095,7 @@
             <w:noProof/>
             <w:webHidden/>
           </w:rPr>
-          <w:t>33</w:t>
+          <w:t>34</w:t>
         </w:r>
         <w:r>
           <w:rPr>
@@ -6122,7 +6122,7 @@
           <w14:ligatures w14:val="standardContextual"/>
         </w:rPr>
       </w:pPr>
-      <w:hyperlink w:anchor="_Toc231100820" w:history="1">
+      <w:hyperlink w:anchor="_Toc231102624" w:history="1">
         <w:r>
           <w:rPr>
             <w:rStyle w:val="Hipervnculo"/>
@@ -6149,7 +6149,7 @@
             <w:noProof/>
             <w:webHidden/>
           </w:rPr>
-          <w:instrText xml:space="preserve"> PAGEREF _Toc231100820 \h </w:instrText>
+          <w:instrText xml:space="preserve"> PAGEREF _Toc231102624 \h </w:instrText>
         </w:r>
         <w:r>
           <w:rPr>
@@ -6169,7 +6169,7 @@
             <w:noProof/>
             <w:webHidden/>
           </w:rPr>
-          <w:t>48</w:t>
+          <w:t>49</w:t>
         </w:r>
         <w:r>
           <w:rPr>
@@ -6196,7 +6196,7 @@
           <w14:ligatures w14:val="standardContextual"/>
         </w:rPr>
       </w:pPr>
-      <w:hyperlink w:anchor="_Toc231100821" w:history="1">
+      <w:hyperlink w:anchor="_Toc231102625" w:history="1">
         <w:r>
           <w:rPr>
             <w:rStyle w:val="Hipervnculo"/>
@@ -6223,7 +6223,7 @@
             <w:noProof/>
             <w:webHidden/>
           </w:rPr>
-          <w:instrText xml:space="preserve"> PAGEREF _Toc231100821 \h </w:instrText>
+          <w:instrText xml:space="preserve"> PAGEREF _Toc231102625 \h </w:instrText>
         </w:r>
         <w:r>
           <w:rPr>
@@ -6243,7 +6243,7 @@
             <w:noProof/>
             <w:webHidden/>
           </w:rPr>
-          <w:t>48</w:t>
+          <w:t>49</w:t>
         </w:r>
         <w:r>
           <w:rPr>
@@ -6270,7 +6270,7 @@
           <w14:ligatures w14:val="standardContextual"/>
         </w:rPr>
       </w:pPr>
-      <w:hyperlink w:anchor="_Toc231100822" w:history="1">
+      <w:hyperlink w:anchor="_Toc231102626" w:history="1">
         <w:r>
           <w:rPr>
             <w:rStyle w:val="Hipervnculo"/>
@@ -6297,7 +6297,7 @@
             <w:noProof/>
             <w:webHidden/>
           </w:rPr>
-          <w:instrText xml:space="preserve"> PAGEREF _Toc231100822 \h </w:instrText>
+          <w:instrText xml:space="preserve"> PAGEREF _Toc231102626 \h </w:instrText>
         </w:r>
         <w:r>
           <w:rPr>
@@ -6317,7 +6317,7 @@
             <w:noProof/>
             <w:webHidden/>
           </w:rPr>
-          <w:t>49</w:t>
+          <w:t>50</w:t>
         </w:r>
         <w:r>
           <w:rPr>
@@ -6344,7 +6344,7 @@
           <w14:ligatures w14:val="standardContextual"/>
         </w:rPr>
       </w:pPr>
-      <w:hyperlink w:anchor="_Toc231100823" w:history="1">
+      <w:hyperlink w:anchor="_Toc231102627" w:history="1">
         <w:r>
           <w:rPr>
             <w:rStyle w:val="Hipervnculo"/>
@@ -6371,7 +6371,7 @@
             <w:noProof/>
             <w:webHidden/>
           </w:rPr>
-          <w:instrText xml:space="preserve"> PAGEREF _Toc231100823 \h </w:instrText>
+          <w:instrText xml:space="preserve"> PAGEREF _Toc231102627 \h </w:instrText>
         </w:r>
         <w:r>
           <w:rPr>
@@ -6391,7 +6391,7 @@
             <w:noProof/>
             <w:webHidden/>
           </w:rPr>
-          <w:t>49</w:t>
+          <w:t>50</w:t>
         </w:r>
         <w:r>
           <w:rPr>
@@ -6418,7 +6418,7 @@
           <w14:ligatures w14:val="standardContextual"/>
         </w:rPr>
       </w:pPr>
-      <w:hyperlink w:anchor="_Toc231100824" w:history="1">
+      <w:hyperlink w:anchor="_Toc231102628" w:history="1">
         <w:r>
           <w:rPr>
             <w:rStyle w:val="Hipervnculo"/>
@@ -6445,7 +6445,7 @@
             <w:noProof/>
             <w:webHidden/>
           </w:rPr>
-          <w:instrText xml:space="preserve"> PAGEREF _Toc231100824 \h </w:instrText>
+          <w:instrText xml:space="preserve"> PAGEREF _Toc231102628 \h </w:instrText>
         </w:r>
         <w:r>
           <w:rPr>
@@ -6465,7 +6465,7 @@
             <w:noProof/>
             <w:webHidden/>
           </w:rPr>
-          <w:t>50</w:t>
+          <w:t>51</w:t>
         </w:r>
         <w:r>
           <w:rPr>
@@ -6492,7 +6492,7 @@
           <w14:ligatures w14:val="standardContextual"/>
         </w:rPr>
       </w:pPr>
-      <w:hyperlink w:anchor="_Toc231100825" w:history="1">
+      <w:hyperlink w:anchor="_Toc231102629" w:history="1">
         <w:r>
           <w:rPr>
             <w:rStyle w:val="Hipervnculo"/>
@@ -6519,7 +6519,7 @@
             <w:noProof/>
             <w:webHidden/>
           </w:rPr>
-          <w:instrText xml:space="preserve"> PAGEREF _Toc231100825 \h </w:instrText>
+          <w:instrText xml:space="preserve"> PAGEREF _Toc231102629 \h </w:instrText>
         </w:r>
         <w:r>
           <w:rPr>
@@ -6539,7 +6539,7 @@
             <w:noProof/>
             <w:webHidden/>
           </w:rPr>
-          <w:t>50</w:t>
+          <w:t>51</w:t>
         </w:r>
         <w:r>
           <w:rPr>
@@ -6566,7 +6566,7 @@
           <w14:ligatures w14:val="standardContextual"/>
         </w:rPr>
       </w:pPr>
-      <w:hyperlink w:anchor="_Toc231100826" w:history="1">
+      <w:hyperlink w:anchor="_Toc231102630" w:history="1">
         <w:r>
           <w:rPr>
             <w:rStyle w:val="Hipervnculo"/>
@@ -6593,7 +6593,7 @@
             <w:noProof/>
             <w:webHidden/>
           </w:rPr>
-          <w:instrText xml:space="preserve"> PAGEREF _Toc231100826 \h </w:instrText>
+          <w:instrText xml:space="preserve"> PAGEREF _Toc231102630 \h </w:instrText>
         </w:r>
         <w:r>
           <w:rPr>
@@ -6613,7 +6613,7 @@
             <w:noProof/>
             <w:webHidden/>
           </w:rPr>
-          <w:t>51</w:t>
+          <w:t>52</w:t>
         </w:r>
         <w:r>
           <w:rPr>
@@ -6640,7 +6640,7 @@
           <w14:ligatures w14:val="standardContextual"/>
         </w:rPr>
       </w:pPr>
-      <w:hyperlink w:anchor="_Toc231100827" w:history="1">
+      <w:hyperlink w:anchor="_Toc231102631" w:history="1">
         <w:r>
           <w:rPr>
             <w:rStyle w:val="Hipervnculo"/>
@@ -6667,7 +6667,7 @@
             <w:noProof/>
             <w:webHidden/>
           </w:rPr>
-          <w:instrText xml:space="preserve"> PAGEREF _Toc231100827 \h </w:instrText>
+          <w:instrText xml:space="preserve"> PAGEREF _Toc231102631 \h </w:instrText>
         </w:r>
         <w:r>
           <w:rPr>
@@ -6687,7 +6687,7 @@
             <w:noProof/>
             <w:webHidden/>
           </w:rPr>
-          <w:t>51</w:t>
+          <w:t>52</w:t>
         </w:r>
         <w:r>
           <w:rPr>
@@ -6714,7 +6714,7 @@
           <w14:ligatures w14:val="standardContextual"/>
         </w:rPr>
       </w:pPr>
-      <w:hyperlink w:anchor="_Toc231100828" w:history="1">
+      <w:hyperlink w:anchor="_Toc231102632" w:history="1">
         <w:r>
           <w:rPr>
             <w:rStyle w:val="Hipervnculo"/>
@@ -6741,7 +6741,7 @@
             <w:noProof/>
             <w:webHidden/>
           </w:rPr>
-          <w:instrText xml:space="preserve"> PAGEREF _Toc231100828 \h </w:instrText>
+          <w:instrText xml:space="preserve"> PAGEREF _Toc231102632 \h </w:instrText>
         </w:r>
         <w:r>
           <w:rPr>
@@ -6761,7 +6761,7 @@
             <w:noProof/>
             <w:webHidden/>
           </w:rPr>
-          <w:t>51</w:t>
+          <w:t>52</w:t>
         </w:r>
         <w:r>
           <w:rPr>
@@ -6788,7 +6788,7 @@
           <w14:ligatures w14:val="standardContextual"/>
         </w:rPr>
       </w:pPr>
-      <w:hyperlink w:anchor="_Toc231100829" w:history="1">
+      <w:hyperlink w:anchor="_Toc231102633" w:history="1">
         <w:r>
           <w:rPr>
             <w:rStyle w:val="Hipervnculo"/>
@@ -6815,7 +6815,7 @@
             <w:noProof/>
             <w:webHidden/>
           </w:rPr>
-          <w:instrText xml:space="preserve"> PAGEREF _Toc231100829 \h </w:instrText>
+          <w:instrText xml:space="preserve"> PAGEREF _Toc231102633 \h </w:instrText>
         </w:r>
         <w:r>
           <w:rPr>
@@ -6835,7 +6835,7 @@
             <w:noProof/>
             <w:webHidden/>
           </w:rPr>
-          <w:t>52</w:t>
+          <w:t>53</w:t>
         </w:r>
         <w:r>
           <w:rPr>
@@ -6862,7 +6862,7 @@
           <w14:ligatures w14:val="standardContextual"/>
         </w:rPr>
       </w:pPr>
-      <w:hyperlink w:anchor="_Toc231100830" w:history="1">
+      <w:hyperlink w:anchor="_Toc231102634" w:history="1">
         <w:r>
           <w:rPr>
             <w:rStyle w:val="Hipervnculo"/>
@@ -6889,7 +6889,7 @@
             <w:noProof/>
             <w:webHidden/>
           </w:rPr>
-          <w:instrText xml:space="preserve"> PAGEREF _Toc231100830 \h </w:instrText>
+          <w:instrText xml:space="preserve"> PAGEREF _Toc231102634 \h </w:instrText>
         </w:r>
         <w:r>
           <w:rPr>
@@ -6909,7 +6909,7 @@
             <w:noProof/>
             <w:webHidden/>
           </w:rPr>
-          <w:t>53</w:t>
+          <w:t>54</w:t>
         </w:r>
         <w:r>
           <w:rPr>
@@ -6937,7 +6937,7 @@
       <w:pPr>
         <w:pStyle w:val="Ttulo1"/>
       </w:pPr>
-      <w:bookmarkStart w:id="8" w:name="_Toc231100752"/>
+      <w:bookmarkStart w:id="8" w:name="_Toc231102556"/>
       <w:r>
         <w:lastRenderedPageBreak/>
         <w:t>Índice de figuras</w:t>
@@ -6969,7 +6969,7 @@
       <w:r>
         <w:fldChar w:fldCharType="separate"/>
       </w:r>
-      <w:hyperlink w:anchor="_Toc231100831" w:history="1">
+      <w:hyperlink w:anchor="_Toc231102635" w:history="1">
         <w:r>
           <w:rPr>
             <w:rStyle w:val="Hipervnculo"/>
@@ -6996,7 +6996,7 @@
             <w:noProof/>
             <w:webHidden/>
           </w:rPr>
-          <w:instrText xml:space="preserve"> PAGEREF _Toc231100831 \h </w:instrText>
+          <w:instrText xml:space="preserve"> PAGEREF _Toc231102635 \h </w:instrText>
         </w:r>
         <w:r>
           <w:rPr>
@@ -7016,7 +7016,7 @@
             <w:noProof/>
             <w:webHidden/>
           </w:rPr>
-          <w:t>28</w:t>
+          <w:t>29</w:t>
         </w:r>
         <w:r>
           <w:rPr>
@@ -7043,7 +7043,7 @@
           <w14:ligatures w14:val="standardContextual"/>
         </w:rPr>
       </w:pPr>
-      <w:hyperlink w:anchor="_Toc231100832" w:history="1">
+      <w:hyperlink w:anchor="_Toc231102636" w:history="1">
         <w:r>
           <w:rPr>
             <w:rStyle w:val="Hipervnculo"/>
@@ -7070,7 +7070,7 @@
             <w:noProof/>
             <w:webHidden/>
           </w:rPr>
-          <w:instrText xml:space="preserve"> PAGEREF _Toc231100832 \h </w:instrText>
+          <w:instrText xml:space="preserve"> PAGEREF _Toc231102636 \h </w:instrText>
         </w:r>
         <w:r>
           <w:rPr>
@@ -7090,7 +7090,7 @@
             <w:noProof/>
             <w:webHidden/>
           </w:rPr>
-          <w:t>31</w:t>
+          <w:t>32</w:t>
         </w:r>
         <w:r>
           <w:rPr>
@@ -7117,7 +7117,7 @@
           <w14:ligatures w14:val="standardContextual"/>
         </w:rPr>
       </w:pPr>
-      <w:hyperlink w:anchor="_Toc231100833" w:history="1">
+      <w:hyperlink w:anchor="_Toc231102637" w:history="1">
         <w:r>
           <w:rPr>
             <w:rStyle w:val="Hipervnculo"/>
@@ -7144,7 +7144,7 @@
             <w:noProof/>
             <w:webHidden/>
           </w:rPr>
-          <w:instrText xml:space="preserve"> PAGEREF _Toc231100833 \h </w:instrText>
+          <w:instrText xml:space="preserve"> PAGEREF _Toc231102637 \h </w:instrText>
         </w:r>
         <w:r>
           <w:rPr>
@@ -7164,7 +7164,7 @@
             <w:noProof/>
             <w:webHidden/>
           </w:rPr>
-          <w:t>32</w:t>
+          <w:t>33</w:t>
         </w:r>
         <w:r>
           <w:rPr>
@@ -7191,7 +7191,7 @@
           <w14:ligatures w14:val="standardContextual"/>
         </w:rPr>
       </w:pPr>
-      <w:hyperlink w:anchor="_Toc231100834" w:history="1">
+      <w:hyperlink w:anchor="_Toc231102638" w:history="1">
         <w:r>
           <w:rPr>
             <w:rStyle w:val="Hipervnculo"/>
@@ -7218,7 +7218,7 @@
             <w:noProof/>
             <w:webHidden/>
           </w:rPr>
-          <w:instrText xml:space="preserve"> PAGEREF _Toc231100834 \h </w:instrText>
+          <w:instrText xml:space="preserve"> PAGEREF _Toc231102638 \h </w:instrText>
         </w:r>
         <w:r>
           <w:rPr>
@@ -7238,7 +7238,7 @@
             <w:noProof/>
             <w:webHidden/>
           </w:rPr>
-          <w:t>33</w:t>
+          <w:t>34</w:t>
         </w:r>
         <w:r>
           <w:rPr>
@@ -7265,7 +7265,7 @@
           <w14:ligatures w14:val="standardContextual"/>
         </w:rPr>
       </w:pPr>
-      <w:hyperlink w:anchor="_Toc231100835" w:history="1">
+      <w:hyperlink w:anchor="_Toc231102639" w:history="1">
         <w:r>
           <w:rPr>
             <w:rStyle w:val="Hipervnculo"/>
@@ -7292,7 +7292,7 @@
             <w:noProof/>
             <w:webHidden/>
           </w:rPr>
-          <w:instrText xml:space="preserve"> PAGEREF _Toc231100835 \h </w:instrText>
+          <w:instrText xml:space="preserve"> PAGEREF _Toc231102639 \h </w:instrText>
         </w:r>
         <w:r>
           <w:rPr>
@@ -7312,7 +7312,7 @@
             <w:noProof/>
             <w:webHidden/>
           </w:rPr>
-          <w:t>34</w:t>
+          <w:t>35</w:t>
         </w:r>
         <w:r>
           <w:rPr>
@@ -7339,7 +7339,7 @@
           <w14:ligatures w14:val="standardContextual"/>
         </w:rPr>
       </w:pPr>
-      <w:hyperlink w:anchor="_Toc231100836" w:history="1">
+      <w:hyperlink w:anchor="_Toc231102640" w:history="1">
         <w:r>
           <w:rPr>
             <w:rStyle w:val="Hipervnculo"/>
@@ -7366,7 +7366,7 @@
             <w:noProof/>
             <w:webHidden/>
           </w:rPr>
-          <w:instrText xml:space="preserve"> PAGEREF _Toc231100836 \h </w:instrText>
+          <w:instrText xml:space="preserve"> PAGEREF _Toc231102640 \h </w:instrText>
         </w:r>
         <w:r>
           <w:rPr>
@@ -7386,7 +7386,7 @@
             <w:noProof/>
             <w:webHidden/>
           </w:rPr>
-          <w:t>38</w:t>
+          <w:t>39</w:t>
         </w:r>
         <w:r>
           <w:rPr>
@@ -7414,7 +7414,7 @@
       <w:pPr>
         <w:pStyle w:val="Ttulo1"/>
       </w:pPr>
-      <w:bookmarkStart w:id="9" w:name="_Toc231100753"/>
+      <w:bookmarkStart w:id="9" w:name="_Toc231102557"/>
       <w:r>
         <w:lastRenderedPageBreak/>
         <w:t>Lista de abreviaturas y siglas</w:t>
@@ -8200,7 +8200,7 @@
       <w:pPr>
         <w:pStyle w:val="Ttulo1"/>
       </w:pPr>
-      <w:bookmarkStart w:id="10" w:name="_Toc231100754"/>
+      <w:bookmarkStart w:id="10" w:name="_Toc231102558"/>
       <w:r>
         <w:lastRenderedPageBreak/>
         <w:t>Capítulo 1 — Introducción</w:t>
@@ -8211,7 +8211,7 @@
       <w:pPr>
         <w:pStyle w:val="Ttulo2"/>
       </w:pPr>
-      <w:bookmarkStart w:id="11" w:name="_Toc231100755"/>
+      <w:bookmarkStart w:id="11" w:name="_Toc231102559"/>
       <w:r>
         <w:t>1.1 Contextualización</w:t>
       </w:r>
@@ -8299,7 +8299,7 @@
       <w:pPr>
         <w:pStyle w:val="Ttulo2"/>
       </w:pPr>
-      <w:bookmarkStart w:id="12" w:name="_Toc231100756"/>
+      <w:bookmarkStart w:id="12" w:name="_Toc231102560"/>
       <w:r>
         <w:t>1.2 Problema de investigación y justificación</w:t>
       </w:r>
@@ -8409,7 +8409,7 @@
       <w:pPr>
         <w:pStyle w:val="Ttulo2"/>
       </w:pPr>
-      <w:bookmarkStart w:id="13" w:name="_Toc231100757"/>
+      <w:bookmarkStart w:id="13" w:name="_Toc231102561"/>
       <w:r>
         <w:t>1.3 Pregunta y objetivos de investigación</w:t>
       </w:r>
@@ -8594,7 +8594,7 @@
       <w:pPr>
         <w:pStyle w:val="Ttulo2"/>
       </w:pPr>
-      <w:bookmarkStart w:id="14" w:name="_Toc231100758"/>
+      <w:bookmarkStart w:id="14" w:name="_Toc231102562"/>
       <w:r>
         <w:lastRenderedPageBreak/>
         <w:t>1.4 Hipótesis general</w:t>
@@ -8638,7 +8638,7 @@
       <w:pPr>
         <w:pStyle w:val="Ttulo2"/>
       </w:pPr>
-      <w:bookmarkStart w:id="15" w:name="_Toc231100759"/>
+      <w:bookmarkStart w:id="15" w:name="_Toc231102563"/>
       <w:r>
         <w:t>1.5 Aspectos metodológicos y alcance</w:t>
       </w:r>
@@ -8741,7 +8741,7 @@
       <w:pPr>
         <w:pStyle w:val="Ttulo2"/>
       </w:pPr>
-      <w:bookmarkStart w:id="16" w:name="_Toc231100760"/>
+      <w:bookmarkStart w:id="16" w:name="_Toc231102564"/>
       <w:r>
         <w:t>1.6 Aportes esperados</w:t>
       </w:r>
@@ -8794,7 +8794,7 @@
       <w:pPr>
         <w:pStyle w:val="Ttulo2"/>
       </w:pPr>
-      <w:bookmarkStart w:id="17" w:name="_Toc231100761"/>
+      <w:bookmarkStart w:id="17" w:name="_Toc231102565"/>
       <w:r>
         <w:t>1.7 Estructura de la tesis</w:t>
       </w:r>
@@ -8835,7 +8835,7 @@
       <w:pPr>
         <w:pStyle w:val="Ttulo1"/>
       </w:pPr>
-      <w:bookmarkStart w:id="18" w:name="_Toc231100762"/>
+      <w:bookmarkStart w:id="18" w:name="_Toc231102566"/>
       <w:r>
         <w:lastRenderedPageBreak/>
         <w:t>Capítulo 2 — Marco teórico y revisión de literatura</w:t>
@@ -8846,7 +8846,7 @@
       <w:pPr>
         <w:pStyle w:val="Ttulo2"/>
       </w:pPr>
-      <w:bookmarkStart w:id="19" w:name="_Toc231100763"/>
+      <w:bookmarkStart w:id="19" w:name="_Toc231102567"/>
       <w:r>
         <w:t>2.1 Determinantes macroeconómicos de los retornos accionarios</w:t>
       </w:r>
@@ -9144,7 +9144,7 @@
       <w:pPr>
         <w:pStyle w:val="Ttulo2"/>
       </w:pPr>
-      <w:bookmarkStart w:id="20" w:name="_Toc231100764"/>
+      <w:bookmarkStart w:id="20" w:name="_Toc231102568"/>
       <w:r>
         <w:t>2.2 Precios de commodities y valoración de empresas mineras</w:t>
       </w:r>
@@ -9278,7 +9278,7 @@
       <w:pPr>
         <w:pStyle w:val="Ttulo2"/>
       </w:pPr>
-      <w:bookmarkStart w:id="21" w:name="_Toc231100765"/>
+      <w:bookmarkStart w:id="21" w:name="_Toc231102569"/>
       <w:r>
         <w:t>2.3 Tipo de cambio y exposición de empresas exportadoras</w:t>
       </w:r>
@@ -9372,7 +9372,7 @@
       <w:pPr>
         <w:pStyle w:val="Ttulo2"/>
       </w:pPr>
-      <w:bookmarkStart w:id="22" w:name="_Toc231100766"/>
+      <w:bookmarkStart w:id="22" w:name="_Toc231102570"/>
       <w:r>
         <w:t>2.4 Cobre, tipo de cambio y la economía chilena</w:t>
       </w:r>
@@ -9597,7 +9597,7 @@
       <w:pPr>
         <w:pStyle w:val="Ttulo2"/>
       </w:pPr>
-      <w:bookmarkStart w:id="23" w:name="_Toc231100767"/>
+      <w:bookmarkStart w:id="23" w:name="_Toc231102571"/>
       <w:r>
         <w:lastRenderedPageBreak/>
         <w:t>2.5 Eficiencia informacional y segmentación de mercados</w:t>
@@ -9738,7 +9738,7 @@
       <w:pPr>
         <w:pStyle w:val="Ttulo2"/>
       </w:pPr>
-      <w:bookmarkStart w:id="24" w:name="_Toc231100768"/>
+      <w:bookmarkStart w:id="24" w:name="_Toc231102572"/>
       <w:r>
         <w:t>2.6 Enfoques econométricos para la medición de impacto</w:t>
       </w:r>
@@ -9890,7 +9890,7 @@
       <w:pPr>
         <w:pStyle w:val="Ttulo2"/>
       </w:pPr>
-      <w:bookmarkStart w:id="25" w:name="_Toc231100769"/>
+      <w:bookmarkStart w:id="25" w:name="_Toc231102573"/>
       <w:r>
         <w:t>2.7 Síntesis e identificación del vacío de investigación</w:t>
       </w:r>
@@ -10015,7 +10015,7 @@
       <w:pPr>
         <w:pStyle w:val="Ttulo3"/>
       </w:pPr>
-      <w:bookmarkStart w:id="26" w:name="_Toc231100770"/>
+      <w:bookmarkStart w:id="26" w:name="_Toc231102574"/>
       <w:r>
         <w:t>Nota sobre la tabla de literatura</w:t>
       </w:r>
@@ -10045,7 +10045,7 @@
       <w:pPr>
         <w:pStyle w:val="Ttulo1"/>
       </w:pPr>
-      <w:bookmarkStart w:id="27" w:name="_Toc231100771"/>
+      <w:bookmarkStart w:id="27" w:name="_Toc231102575"/>
       <w:r>
         <w:lastRenderedPageBreak/>
         <w:t>Capítulo 3 — Datos y metodología</w:t>
@@ -10056,7 +10056,7 @@
       <w:pPr>
         <w:pStyle w:val="Ttulo2"/>
       </w:pPr>
-      <w:bookmarkStart w:id="28" w:name="_Toc231100772"/>
+      <w:bookmarkStart w:id="28" w:name="_Toc231102576"/>
       <w:r>
         <w:t xml:space="preserve">3.1 </w:t>
       </w:r>
@@ -10251,7 +10251,7 @@
       <w:pPr>
         <w:pStyle w:val="Ttulo2"/>
       </w:pPr>
-      <w:bookmarkStart w:id="29" w:name="_Toc231100773"/>
+      <w:bookmarkStart w:id="29" w:name="_Toc231102577"/>
       <w:r>
         <w:t>3.2 Variable dependiente</w:t>
       </w:r>
@@ -10313,7 +10313,7 @@
       <w:pPr>
         <w:pStyle w:val="Ttulo2"/>
       </w:pPr>
-      <w:bookmarkStart w:id="30" w:name="_Toc231100774"/>
+      <w:bookmarkStart w:id="30" w:name="_Toc231102578"/>
       <w:r>
         <w:t>3.3 Variables explicativas</w:t>
       </w:r>
@@ -10380,7 +10380,7 @@
       <w:pPr>
         <w:pStyle w:val="Ttulo2"/>
       </w:pPr>
-      <w:bookmarkStart w:id="31" w:name="_Toc231100775"/>
+      <w:bookmarkStart w:id="31" w:name="_Toc231102579"/>
       <w:r>
         <w:t>3.4 Tratamiento de datos y frecuencias mixtas</w:t>
       </w:r>
@@ -10437,7 +10437,7 @@
       <w:pPr>
         <w:pStyle w:val="Ttulo2"/>
       </w:pPr>
-      <w:bookmarkStart w:id="32" w:name="_Toc231100776"/>
+      <w:bookmarkStart w:id="32" w:name="_Toc231102580"/>
       <w:r>
         <w:t>3.5 Datación de las fases del ciclo del cobre</w:t>
       </w:r>
@@ -10503,7 +10503,7 @@
       <w:pPr>
         <w:pStyle w:val="Ttulo2"/>
       </w:pPr>
-      <w:bookmarkStart w:id="33" w:name="_Toc231100777"/>
+      <w:bookmarkStart w:id="33" w:name="_Toc231102581"/>
       <w:r>
         <w:lastRenderedPageBreak/>
         <w:t>3.6 Estrategia econométrica</w:t>
@@ -10514,7 +10514,7 @@
       <w:pPr>
         <w:pStyle w:val="Ttulo3"/>
       </w:pPr>
-      <w:bookmarkStart w:id="34" w:name="_Toc231100778"/>
+      <w:bookmarkStart w:id="34" w:name="_Toc231102582"/>
       <w:r>
         <w:t>3.6.1 Estacionariedad y orden de integración (OE1)</w:t>
       </w:r>
@@ -10557,7 +10557,7 @@
       <w:pPr>
         <w:pStyle w:val="Ttulo3"/>
       </w:pPr>
-      <w:bookmarkStart w:id="35" w:name="_Toc231100779"/>
+      <w:bookmarkStart w:id="35" w:name="_Toc231102583"/>
       <w:r>
         <w:t>3.6.2 Modelo de impacto: panel de efectos fijos (OE2)</w:t>
       </w:r>
@@ -10648,7 +10648,7 @@
       <w:pPr>
         <w:pStyle w:val="Ttulo3"/>
       </w:pPr>
-      <w:bookmarkStart w:id="36" w:name="_Toc231100780"/>
+      <w:bookmarkStart w:id="36" w:name="_Toc231102584"/>
       <w:r>
         <w:t>3.6.3 Relaciones de largo plazo: cointegración (OE3)</w:t>
       </w:r>
@@ -10749,7 +10749,7 @@
       <w:pPr>
         <w:pStyle w:val="Ttulo3"/>
       </w:pPr>
-      <w:bookmarkStart w:id="37" w:name="_Toc231100781"/>
+      <w:bookmarkStart w:id="37" w:name="_Toc231102585"/>
       <w:r>
         <w:t>3.6.4 Dinámica de shocks: VAR, impulso-respuesta y descomposición de varianza (OE4)</w:t>
       </w:r>
@@ -10869,7 +10869,7 @@
       <w:pPr>
         <w:pStyle w:val="Ttulo3"/>
       </w:pPr>
-      <w:bookmarkStart w:id="38" w:name="_Toc231100782"/>
+      <w:bookmarkStart w:id="38" w:name="_Toc231102586"/>
       <w:r>
         <w:t>3.6.5 Estabilidad por fases del ciclo (OE5)</w:t>
       </w:r>
@@ -10915,7 +10915,7 @@
       <w:pPr>
         <w:pStyle w:val="Ttulo3"/>
       </w:pPr>
-      <w:bookmarkStart w:id="39" w:name="_Toc231100783"/>
+      <w:bookmarkStart w:id="39" w:name="_Toc231102587"/>
       <w:r>
         <w:t>3.6.6 Comparación entre mercados: triangulación (OE6)</w:t>
       </w:r>
@@ -10966,7 +10966,7 @@
       <w:pPr>
         <w:pStyle w:val="Ttulo2"/>
       </w:pPr>
-      <w:bookmarkStart w:id="40" w:name="_Toc231100784"/>
+      <w:bookmarkStart w:id="40" w:name="_Toc231102588"/>
       <w:r>
         <w:t xml:space="preserve">3.7 </w:t>
       </w:r>
@@ -10997,29 +10997,134 @@
     </w:p>
     <w:p>
       <w:r>
-        <w:t>selección de rezagos por criterios de información. La robustez de los resultados se examina</w:t>
-      </w:r>
-    </w:p>
-    <w:p>
-      <w:r>
-        <w:t>mediante submuestras, definiciones alternativas de las variables (cobre spot frente a futuros;</w:t>
-      </w:r>
-    </w:p>
-    <w:p>
-      <w:r>
-        <w:t>cartera equiponderada frente a ponderada por capitalización) y la inclusión o exclusión de</w:t>
-      </w:r>
-    </w:p>
-    <w:p>
-      <w:r>
-        <w:t>períodos atípicos como la crisis de 2008 y la pandemia de 2020.</w:t>
+        <w:t>selección de rezagos por criterios de información.</w:t>
+      </w:r>
+    </w:p>
+    <w:p>
+      <w:r>
+        <w:t>El diseño contempla, además, una **batería ampliada de diagnósticos y de robustez de segunda</w:t>
+      </w:r>
+    </w:p>
+    <w:p>
+      <w:r>
+        <w:t>generación</w:t>
+      </w:r>
+      <w:r>
+        <w:rPr>
+          <w:b/>
+        </w:rPr>
+        <w:t xml:space="preserve"> que se reporta en el Capítulo 4: (i) pruebas de raíz unitaria en panel </w:t>
+      </w:r>
+      <w:r>
+        <w:t>CIPS**</w:t>
+      </w:r>
+    </w:p>
+    <w:p>
+      <w:r>
+        <w:t>(Pesaran, 2007), robustas a la dependencia de sección cruzada; (ii) cointegración con quiebre</w:t>
+      </w:r>
+    </w:p>
+    <w:p>
+      <w:r>
+        <w:t xml:space="preserve">estructural endógeno de </w:t>
+      </w:r>
+      <w:r>
+        <w:rPr>
+          <w:b/>
+        </w:rPr>
+        <w:t>Gregory-Hansen (1996)</w:t>
+      </w:r>
+      <w:r>
+        <w:t xml:space="preserve">; </w:t>
+      </w:r>
+      <w:r>
+        <w:t>(iii) modelación de la volatilidad asimétrica</w:t>
+      </w:r>
+    </w:p>
+    <w:p>
+      <w:r>
+        <w:t xml:space="preserve">mediante </w:t>
+      </w:r>
+      <w:r>
+        <w:rPr>
+          <w:b/>
+        </w:rPr>
+        <w:t>GJR-GARCH</w:t>
+      </w:r>
+      <w:r>
+        <w:t xml:space="preserve"> (efecto apalancamiento); (iv) funciones impulso-respuesta por **proyecciones</w:t>
+      </w:r>
+    </w:p>
+    <w:p>
+      <w:r>
+        <w:t>locales</w:t>
+      </w:r>
+      <w:r>
+        <w:rPr>
+          <w:b/>
+        </w:rPr>
+        <w:t xml:space="preserve"> (Jordà, 2005) como alternativa al VAR; (v) corrección por </w:t>
+      </w:r>
+      <w:r>
+        <w:t>pruebas múltiples**</w:t>
+      </w:r>
+    </w:p>
+    <w:p>
+      <w:r>
+        <w:t xml:space="preserve">(Benjamini-Hochberg) sobre los p-valores del panel; (vi) reporte de </w:t>
+      </w:r>
+      <w:r>
+        <w:rPr>
+          <w:b/>
+        </w:rPr>
+        <w:t>magnitudes económicas</w:t>
+      </w:r>
+    </w:p>
+    <w:p>
+      <w:r>
+        <w:lastRenderedPageBreak/>
+        <w:t>mediante coeficientes estandarizados; (vii) una **prueba formal de igualdad de coeficientes entre</w:t>
+      </w:r>
+    </w:p>
+    <w:p>
+      <w:r>
+        <w:t>mercados** (interacciones factor × mercado) para contrastar la transmisión diferenciada; y (viii)</w:t>
+      </w:r>
+    </w:p>
+    <w:p>
+      <w:r>
+        <w:t xml:space="preserve">el </w:t>
+      </w:r>
+      <w:r>
+        <w:rPr>
+          <w:b/>
+        </w:rPr>
+        <w:t>test de razón de varianzas</w:t>
+      </w:r>
+      <w:r>
+        <w:t xml:space="preserve"> de Lo y MacKinlay (1988) para la hipótesis de paseo aleatorio. La</w:t>
+      </w:r>
+    </w:p>
+    <w:p>
+      <w:r>
+        <w:t>robustez se examina también mediante submuestras (pre/post 2008 y 2020), definiciones alternativas</w:t>
+      </w:r>
+    </w:p>
+    <w:p>
+      <w:r>
+        <w:t>de las variables y carteras equiponderada frente a ponderada por capitalización. El justificante de</w:t>
+      </w:r>
+    </w:p>
+    <w:p>
+      <w:r>
+        <w:t>la especificación de panel (efectos fijos frente a aleatorios) se discute en §4.2.</w:t>
       </w:r>
     </w:p>
     <w:p>
       <w:pPr>
         <w:pStyle w:val="Ttulo3"/>
       </w:pPr>
-      <w:bookmarkStart w:id="41" w:name="_Toc231100785"/>
+      <w:bookmarkStart w:id="41" w:name="_Toc231102589"/>
       <w:r>
         <w:t>Tabla 3.1 — Definición operativa de variables (resumen)</w:t>
       </w:r>
@@ -11031,7 +11136,7 @@
         <w:spacing w:before="40" w:after="40"/>
         <w:jc w:val="center"/>
       </w:pPr>
-      <w:bookmarkStart w:id="42" w:name="_Toc231100816"/>
+      <w:bookmarkStart w:id="42" w:name="_Toc231102620"/>
       <w:r>
         <w:rPr>
           <w:i w:val="0"/>
@@ -11840,7 +11945,6 @@
               <w:rPr>
                 <w:sz w:val="20"/>
               </w:rPr>
-              <w:lastRenderedPageBreak/>
               <w:t>Global</w:t>
             </w:r>
           </w:p>
@@ -12988,7 +13092,11 @@
     </w:p>
     <w:p>
       <w:r>
-        <w:t>*Referencias metodológicas completas en `docs/revision_literatura.md`, bloque 2.5.*</w:t>
+        <w:lastRenderedPageBreak/>
+        <w:t xml:space="preserve">*Referencias metodológicas completas en </w:t>
+      </w:r>
+      <w:r>
+        <w:t>`docs/revision_literatura.md`, bloque 2.5.*</w:t>
       </w:r>
     </w:p>
     <w:p>
@@ -13000,7 +13108,7 @@
       <w:pPr>
         <w:pStyle w:val="Ttulo1"/>
       </w:pPr>
-      <w:bookmarkStart w:id="43" w:name="_Toc231100786"/>
+      <w:bookmarkStart w:id="43" w:name="_Toc231102590"/>
       <w:r>
         <w:lastRenderedPageBreak/>
         <w:t>Capítulo 4 — Resultados y discusión</w:t>
@@ -13011,7 +13119,7 @@
       <w:pPr>
         <w:pStyle w:val="Ttulo2"/>
       </w:pPr>
-      <w:bookmarkStart w:id="44" w:name="_Toc231100787"/>
+      <w:bookmarkStart w:id="44" w:name="_Toc231102591"/>
       <w:r>
         <w:t>4.1 Análisis descriptivo y propiedades de las series (OE1)</w:t>
       </w:r>
@@ -13019,10 +13127,7 @@
     </w:p>
     <w:p>
       <w:r>
-        <w:t xml:space="preserve">Las pruebas de raíz unitaria </w:t>
-      </w:r>
-      <w:r>
-        <w:t>confirman el patrón esperado y validan la estrategia de doble vía.</w:t>
+        <w:t>Las pruebas de raíz unitaria confirman el patrón esperado y validan la estrategia de doble vía.</w:t>
       </w:r>
     </w:p>
     <w:p>
@@ -13241,7 +13346,7 @@
       <w:pPr>
         <w:pStyle w:val="Ttulo2"/>
       </w:pPr>
-      <w:bookmarkStart w:id="45" w:name="_Toc231100788"/>
+      <w:bookmarkStart w:id="45" w:name="_Toc231102592"/>
       <w:r>
         <w:t>4.2 Determinantes de los retornos: global vs local (OE2)</w:t>
       </w:r>
@@ -13263,7 +13368,7 @@
         <w:spacing w:before="40" w:after="40"/>
         <w:jc w:val="center"/>
       </w:pPr>
-      <w:bookmarkStart w:id="46" w:name="_Toc231100817"/>
+      <w:bookmarkStart w:id="46" w:name="_Toc231102621"/>
       <w:r>
         <w:rPr>
           <w:i w:val="0"/>
@@ -13568,13 +13673,7 @@
               <w:rPr>
                 <w:sz w:val="20"/>
               </w:rPr>
-              <w:t xml:space="preserve">Fed Funds </w:t>
-            </w:r>
-            <w:r>
-              <w:rPr>
-                <w:sz w:val="20"/>
-              </w:rPr>
-              <w:t>(Δ)</w:t>
+              <w:t>Fed Funds (Δ)</w:t>
             </w:r>
           </w:p>
         </w:tc>
@@ -14069,7 +14168,7 @@
           <w:noProof/>
         </w:rPr>
         <w:drawing>
-          <wp:inline distT="0" distB="0" distL="0" distR="0" wp14:anchorId="38033A03" wp14:editId="6ED56299">
+          <wp:inline distT="0" distB="0" distL="0" distR="0" wp14:anchorId="51B4988A" wp14:editId="184CD135">
             <wp:extent cx="5212080" cy="2833680"/>
             <wp:effectExtent l="0" t="0" r="0" b="0"/>
             <wp:docPr id="1" name="Picture 1"/>
@@ -14111,7 +14210,7 @@
         <w:spacing w:before="160" w:after="200"/>
         <w:jc w:val="center"/>
       </w:pPr>
-      <w:bookmarkStart w:id="47" w:name="_Toc231100831"/>
+      <w:bookmarkStart w:id="47" w:name="_Toc231102635"/>
       <w:r>
         <w:rPr>
           <w:i w:val="0"/>
@@ -14160,10 +14259,7 @@
     </w:p>
     <w:p>
       <w:r>
-        <w:t xml:space="preserve">empresas** —el precio del cobre, el VIX o el tipo de </w:t>
-      </w:r>
-      <w:r>
-        <w:t>cambio toman el mismo valor para cada firma en</w:t>
+        <w:t>empresas** —el precio del cobre, el VIX o el tipo de cambio toman el mismo valor para cada firma en</w:t>
       </w:r>
     </w:p>
     <w:p>
@@ -14197,10 +14293,7 @@
     </w:p>
     <w:p>
       <w:r>
-        <w:t xml:space="preserve">heterogeneidad no observada y constante de cada empresa (distintas medias de retorno por </w:t>
-      </w:r>
-      <w:r>
-        <w:t>niveles de</w:t>
+        <w:t>heterogeneidad no observada y constante de cada empresa (distintas medias de retorno por niveles de</w:t>
       </w:r>
     </w:p>
     <w:p>
@@ -14217,7 +14310,7 @@
       <w:pPr>
         <w:pStyle w:val="Ttulo2"/>
       </w:pPr>
-      <w:bookmarkStart w:id="48" w:name="_Toc231100789"/>
+      <w:bookmarkStart w:id="48" w:name="_Toc231102593"/>
       <w:r>
         <w:t>4.3 Relaciones de largo plazo (OE3)</w:t>
       </w:r>
@@ -14263,7 +14356,10 @@
     </w:p>
     <w:p>
       <w:r>
-        <w:t>relación de nivel (estadístico F de bordes ≈ 0,95, por debajo de las cotas críticas). Esta</w:t>
+        <w:t xml:space="preserve">relación de nivel (estadístico F de bordes ≈ 0,95, por debajo de </w:t>
+      </w:r>
+      <w:r>
+        <w:t>las cotas críticas). Esta</w:t>
       </w:r>
     </w:p>
     <w:p>
@@ -14381,7 +14477,7 @@
       <w:pPr>
         <w:pStyle w:val="Ttulo2"/>
       </w:pPr>
-      <w:bookmarkStart w:id="49" w:name="_Toc231100790"/>
+      <w:bookmarkStart w:id="49" w:name="_Toc231102594"/>
       <w:r>
         <w:t>4.4 Dinámica de shocks (OE4)</w:t>
       </w:r>
@@ -14403,7 +14499,7 @@
         <w:spacing w:before="40" w:after="40"/>
         <w:jc w:val="center"/>
       </w:pPr>
-      <w:bookmarkStart w:id="50" w:name="_Toc231100818"/>
+      <w:bookmarkStart w:id="50" w:name="_Toc231102622"/>
       <w:r>
         <w:rPr>
           <w:i w:val="0"/>
@@ -14524,13 +14620,7 @@
               <w:rPr>
                 <w:sz w:val="20"/>
               </w:rPr>
-              <w:t xml:space="preserve">Componente propio </w:t>
-            </w:r>
-            <w:r>
-              <w:rPr>
-                <w:sz w:val="20"/>
-              </w:rPr>
-              <w:t>(idiosincrático)</w:t>
+              <w:t>Componente propio (idiosincrático)</w:t>
             </w:r>
           </w:p>
         </w:tc>
@@ -14741,7 +14831,13 @@
               <w:rPr>
                 <w:sz w:val="20"/>
               </w:rPr>
-              <w:t>Tipo de cambio</w:t>
+              <w:t xml:space="preserve">Tipo de </w:t>
+            </w:r>
+            <w:r>
+              <w:rPr>
+                <w:sz w:val="20"/>
+              </w:rPr>
+              <w:t>cambio</w:t>
             </w:r>
           </w:p>
         </w:tc>
@@ -14794,10 +14890,7 @@
     </w:p>
     <w:p>
       <w:r>
-        <w:t xml:space="preserve">de manera estadísticamente </w:t>
-      </w:r>
-      <w:r>
-        <w:t>significativa (F = 9,11; p = 0,003). Más allá del componente</w:t>
+        <w:t>de manera estadísticamente significativa (F = 9,11; p = 0,003). Más allá del componente</w:t>
       </w:r>
     </w:p>
     <w:p>
@@ -14850,7 +14943,7 @@
           <w:noProof/>
         </w:rPr>
         <w:drawing>
-          <wp:inline distT="0" distB="0" distL="0" distR="0" wp14:anchorId="0B347BCD" wp14:editId="777E1075">
+          <wp:inline distT="0" distB="0" distL="0" distR="0" wp14:anchorId="5602A762" wp14:editId="3EDC3F3B">
             <wp:extent cx="5212080" cy="3890356"/>
             <wp:effectExtent l="0" t="0" r="0" b="0"/>
             <wp:docPr id="2" name="Picture 2"/>
@@ -14892,7 +14985,7 @@
         <w:spacing w:before="160" w:after="200"/>
         <w:jc w:val="center"/>
       </w:pPr>
-      <w:bookmarkStart w:id="51" w:name="_Toc231100832"/>
+      <w:bookmarkStart w:id="51" w:name="_Toc231102636"/>
       <w:r>
         <w:rPr>
           <w:i w:val="0"/>
@@ -14962,7 +15055,7 @@
           <w:noProof/>
         </w:rPr>
         <w:drawing>
-          <wp:inline distT="0" distB="0" distL="0" distR="0" wp14:anchorId="3A4A400E" wp14:editId="4D883420">
+          <wp:inline distT="0" distB="0" distL="0" distR="0" wp14:anchorId="2272921A" wp14:editId="205BB6DB">
             <wp:extent cx="5212080" cy="2478330"/>
             <wp:effectExtent l="0" t="0" r="0" b="0"/>
             <wp:docPr id="3" name="Picture 3"/>
@@ -15004,7 +15097,7 @@
         <w:spacing w:before="160" w:after="200"/>
         <w:jc w:val="center"/>
       </w:pPr>
-      <w:bookmarkStart w:id="52" w:name="_Toc231100833"/>
+      <w:bookmarkStart w:id="52" w:name="_Toc231102637"/>
       <w:r>
         <w:rPr>
           <w:i w:val="0"/>
@@ -15038,7 +15131,7 @@
       <w:pPr>
         <w:pStyle w:val="Ttulo2"/>
       </w:pPr>
-      <w:bookmarkStart w:id="53" w:name="_Toc231100791"/>
+      <w:bookmarkStart w:id="53" w:name="_Toc231102595"/>
       <w:r>
         <w:t>4.5 Estabilidad por fases del ciclo del cobre (OE5)</w:t>
       </w:r>
@@ -15146,7 +15239,7 @@
           <w:noProof/>
         </w:rPr>
         <w:drawing>
-          <wp:inline distT="0" distB="0" distL="0" distR="0" wp14:anchorId="7D447DB2" wp14:editId="47972035">
+          <wp:inline distT="0" distB="0" distL="0" distR="0" wp14:anchorId="7982A701" wp14:editId="244DBB17">
             <wp:extent cx="5212080" cy="2366710"/>
             <wp:effectExtent l="0" t="0" r="0" b="0"/>
             <wp:docPr id="4" name="Picture 4"/>
@@ -15188,7 +15281,7 @@
         <w:spacing w:before="160" w:after="200"/>
         <w:jc w:val="center"/>
       </w:pPr>
-      <w:bookmarkStart w:id="54" w:name="_Toc231100834"/>
+      <w:bookmarkStart w:id="54" w:name="_Toc231102638"/>
       <w:r>
         <w:rPr>
           <w:i w:val="0"/>
@@ -15222,7 +15315,7 @@
       <w:pPr>
         <w:pStyle w:val="Ttulo2"/>
       </w:pPr>
-      <w:bookmarkStart w:id="55" w:name="_Toc231100792"/>
+      <w:bookmarkStart w:id="55" w:name="_Toc231102596"/>
       <w:r>
         <w:t>4.6 Comparación entre mercados: triangulación (OE6)</w:t>
       </w:r>
@@ -15244,7 +15337,7 @@
         <w:spacing w:before="40" w:after="40"/>
         <w:jc w:val="center"/>
       </w:pPr>
-      <w:bookmarkStart w:id="56" w:name="_Toc231100819"/>
+      <w:bookmarkStart w:id="56" w:name="_Toc231102623"/>
       <w:r>
         <w:rPr>
           <w:i w:val="0"/>
@@ -15695,13 +15788,7 @@
               <w:rPr>
                 <w:sz w:val="20"/>
               </w:rPr>
-              <w:t xml:space="preserve">C · </w:t>
-            </w:r>
-            <w:r>
-              <w:rPr>
-                <w:sz w:val="20"/>
-              </w:rPr>
-              <w:t>minería Chile</w:t>
+              <w:t>C · minería Chile</w:t>
             </w:r>
           </w:p>
         </w:tc>
@@ -15826,7 +15913,10 @@
         <w:ind w:left="454" w:hanging="454"/>
       </w:pPr>
       <w:r>
-        <w:t>1. **La sensibilidad al cobre es similar entre el cobre puro internacional (0,571) y el local</w:t>
+        <w:t xml:space="preserve">1. **La sensibilidad al cobre es similar </w:t>
+      </w:r>
+      <w:r>
+        <w:t>entre el cobre puro internacional (0,571) y el local</w:t>
       </w:r>
     </w:p>
     <w:p>
@@ -15869,7 +15959,7 @@
           <w:noProof/>
         </w:rPr>
         <w:drawing>
-          <wp:inline distT="0" distB="0" distL="0" distR="0" wp14:anchorId="0BBB658D" wp14:editId="2F3392F6">
+          <wp:inline distT="0" distB="0" distL="0" distR="0" wp14:anchorId="550F2038" wp14:editId="4053ED65">
             <wp:extent cx="5212080" cy="2626097"/>
             <wp:effectExtent l="0" t="0" r="0" b="0"/>
             <wp:docPr id="5" name="Picture 5"/>
@@ -15911,7 +16001,7 @@
         <w:spacing w:before="160" w:after="200"/>
         <w:jc w:val="center"/>
       </w:pPr>
-      <w:bookmarkStart w:id="57" w:name="_Toc231100835"/>
+      <w:bookmarkStart w:id="57" w:name="_Toc231102639"/>
       <w:r>
         <w:rPr>
           <w:i w:val="0"/>
@@ -15946,10 +16036,7 @@
         <w:ind w:left="454" w:hanging="454"/>
       </w:pPr>
       <w:r>
-        <w:t xml:space="preserve">2. **La fracción de varianza </w:t>
-      </w:r>
-      <w:r>
-        <w:t>atribuida a shocks globales es algo mayor en el mercado internacional</w:t>
+        <w:t>2. **La fracción de varianza atribuida a shocks globales es algo mayor en el mercado internacional</w:t>
       </w:r>
     </w:p>
     <w:p>
@@ -16056,7 +16143,7 @@
       <w:pPr>
         <w:pStyle w:val="Ttulo2"/>
       </w:pPr>
-      <w:bookmarkStart w:id="58" w:name="_Toc231100793"/>
+      <w:bookmarkStart w:id="58" w:name="_Toc231102597"/>
       <w:r>
         <w:t>4.7 Diagnósticos y robustez</w:t>
       </w:r>
@@ -16103,15 +16190,15 @@
     </w:p>
     <w:p>
       <w:r>
-        <w:t xml:space="preserve">cinco productoras comparten un factor común </w:t>
-      </w:r>
-      <w:r>
-        <w:t>—señaladamente el precio del cobre— que induce</w:t>
-      </w:r>
-    </w:p>
-    <w:p>
-      <w:r>
-        <w:t>correlación contemporánea en sus retornos. Ignorar esta dependencia habría sesgado la inferencia.</w:t>
+        <w:t>cinco productoras comparten un factor común —señaladamente el precio del cobre— que induce</w:t>
+      </w:r>
+    </w:p>
+    <w:p>
+      <w:r>
+        <w:t xml:space="preserve">correlación contemporánea en sus retornos. Ignorar esta </w:t>
+      </w:r>
+      <w:r>
+        <w:t>dependencia habría sesgado la inferencia.</w:t>
       </w:r>
     </w:p>
     <w:p>
@@ -16133,7 +16220,10 @@
     </w:p>
     <w:p>
       <w:r>
-        <w:t>descomposición de varianza reportadas en §4.4.</w:t>
+        <w:t xml:space="preserve">descomposición de varianza </w:t>
+      </w:r>
+      <w:r>
+        <w:t>reportadas en §4.4.</w:t>
       </w:r>
     </w:p>
     <w:p>
@@ -16416,7 +16506,7 @@
         </w:rPr>
         <w:lastRenderedPageBreak/>
         <w:drawing>
-          <wp:inline distT="0" distB="0" distL="0" distR="0" wp14:anchorId="6899BECE" wp14:editId="6D39E410">
+          <wp:inline distT="0" distB="0" distL="0" distR="0" wp14:anchorId="6EC7087E" wp14:editId="649DAA94">
             <wp:extent cx="5212080" cy="2446436"/>
             <wp:effectExtent l="0" t="0" r="0" b="0"/>
             <wp:docPr id="6" name="Picture 6"/>
@@ -16458,7 +16548,7 @@
         <w:spacing w:before="160" w:after="200"/>
         <w:jc w:val="center"/>
       </w:pPr>
-      <w:bookmarkStart w:id="59" w:name="_Toc231100836"/>
+      <w:bookmarkStart w:id="59" w:name="_Toc231102640"/>
       <w:r>
         <w:rPr>
           <w:i w:val="0"/>
@@ -16484,7 +16574,10 @@
         <w:fldChar w:fldCharType="end"/>
       </w:r>
       <w:r>
-        <w:t>. Respuesta del retorno a un shock del cobre mediante proyecciones locales (Jordà, 2005), IC 95%.</w:t>
+        <w:t xml:space="preserve">. Respuesta del retorno a un shock del cobre mediante proyecciones </w:t>
+      </w:r>
+      <w:r>
+        <w:t>locales (Jordà, 2005), IC 95%.</w:t>
       </w:r>
       <w:bookmarkEnd w:id="59"/>
     </w:p>
@@ -16492,7 +16585,7 @@
       <w:pPr>
         <w:pStyle w:val="Ttulo2"/>
       </w:pPr>
-      <w:bookmarkStart w:id="60" w:name="_Toc231100794"/>
+      <w:bookmarkStart w:id="60" w:name="_Toc231102598"/>
       <w:r>
         <w:t>4.8 Discusión integrada</w:t>
       </w:r>
@@ -16623,10 +16716,7 @@
     </w:p>
     <w:p>
       <w:r>
-        <w:t xml:space="preserve">En cambio, el grueso del aparato </w:t>
-      </w:r>
-      <w:r>
-        <w:t>econométrico **ya está ejecutado y</w:t>
+        <w:t>En cambio, el grueso del aparato econométrico **ya está ejecutado y</w:t>
       </w:r>
     </w:p>
     <w:p>
@@ -16673,7 +16763,7 @@
       <w:pPr>
         <w:pStyle w:val="Ttulo1"/>
       </w:pPr>
-      <w:bookmarkStart w:id="61" w:name="_Toc231100795"/>
+      <w:bookmarkStart w:id="61" w:name="_Toc231102599"/>
       <w:r>
         <w:lastRenderedPageBreak/>
         <w:t>Capítulo 5 — Conclusiones</w:t>
@@ -16684,7 +16774,7 @@
       <w:pPr>
         <w:pStyle w:val="Ttulo2"/>
       </w:pPr>
-      <w:bookmarkStart w:id="62" w:name="_Toc231100796"/>
+      <w:bookmarkStart w:id="62" w:name="_Toc231102600"/>
       <w:r>
         <w:t>5.1 Síntesis de los hallazgos</w:t>
       </w:r>
@@ -16851,7 +16941,7 @@
       <w:pPr>
         <w:pStyle w:val="Ttulo2"/>
       </w:pPr>
-      <w:bookmarkStart w:id="63" w:name="_Toc231100797"/>
+      <w:bookmarkStart w:id="63" w:name="_Toc231102601"/>
       <w:r>
         <w:t>5.2 Implicancias</w:t>
       </w:r>
@@ -16923,7 +17013,7 @@
       <w:pPr>
         <w:pStyle w:val="Ttulo2"/>
       </w:pPr>
-      <w:bookmarkStart w:id="64" w:name="_Toc231100798"/>
+      <w:bookmarkStart w:id="64" w:name="_Toc231102602"/>
       <w:r>
         <w:t>5.3 Limitaciones</w:t>
       </w:r>
@@ -17007,7 +17097,7 @@
       <w:pPr>
         <w:pStyle w:val="Ttulo2"/>
       </w:pPr>
-      <w:bookmarkStart w:id="65" w:name="_Toc231100799"/>
+      <w:bookmarkStart w:id="65" w:name="_Toc231102603"/>
       <w:r>
         <w:t>5.4 Líneas futuras de investigación</w:t>
       </w:r>
@@ -17063,7 +17153,7 @@
       <w:pPr>
         <w:pStyle w:val="Ttulo1"/>
       </w:pPr>
-      <w:bookmarkStart w:id="66" w:name="_Toc231100800"/>
+      <w:bookmarkStart w:id="66" w:name="_Toc231102604"/>
       <w:r>
         <w:lastRenderedPageBreak/>
         <w:t>Referencias</w:t>
@@ -17077,10 +17167,10 @@
     </w:p>
     <w:p>
       <w:r>
-        <w:t xml:space="preserve">Bai, J., &amp; Perron, P. (2003). </w:t>
-      </w:r>
-      <w:r>
-        <w:t>Computation and analysis of multiple structural change models. *Journal of Applied Econometrics*, 18(1), 1–22.</w:t>
+        <w:t xml:space="preserve">Bai, J., &amp; Perron, P. (2003). Computation and analysis of multiple structural change models. *Journal of </w:t>
+      </w:r>
+      <w:r>
+        <w:t>Applied Econometrics*, 18(1), 1–22.</w:t>
       </w:r>
     </w:p>
     <w:p>
@@ -17100,7 +17190,10 @@
     </w:p>
     <w:p>
       <w:r>
-        <w:t>Bollerslev, T. (1986). Generalized autoregressive conditional heteroskedasticity. *Journal of Econometrics*, 31(3), 307–327.</w:t>
+        <w:t xml:space="preserve">Bollerslev, T. (1986). Generalized </w:t>
+      </w:r>
+      <w:r>
+        <w:t>autoregressive conditional heteroskedasticity. *Journal of Econometrics*, 31(3), 307–327.</w:t>
       </w:r>
     </w:p>
     <w:p>
@@ -17196,10 +17289,7 @@
     </w:p>
     <w:p>
       <w:r>
-        <w:t xml:space="preserve">Johansen, S. </w:t>
-      </w:r>
-      <w:r>
-        <w:t>(1988). Statistical analysis of cointegration vectors. *Journal of Economic Dynamics and Control*, 12(2–3), 231–254.</w:t>
+        <w:t>Johansen, S. (1988). Statistical analysis of cointegration vectors. *Journal of Economic Dynamics and Control*, 12(2–3), 231–254.</w:t>
       </w:r>
     </w:p>
     <w:p>
@@ -17225,10 +17315,7 @@
     </w:p>
     <w:p>
       <w:r>
-        <w:t xml:space="preserve">Labbé, F., &amp; De </w:t>
-      </w:r>
-      <w:r>
-        <w:t>Gregorio, J. (2011). *Copper, the real exchange rate and macroeconomic fluctuations in Chile* (Working Paper N°640). Banco Central de Chile.</w:t>
+        <w:t>Labbé, F., &amp; De Gregorio, J. (2011). *Copper, the real exchange rate and macroeconomic fluctuations in Chile* (Working Paper N°640). Banco Central de Chile.</w:t>
       </w:r>
     </w:p>
     <w:p>
@@ -17238,7 +17325,10 @@
     </w:p>
     <w:p>
       <w:r>
-        <w:t>Pesaran, M. H. (2007). A simple panel unit root test in the presence of cross-section dependence. *Journal of Applied Econometrics*, 22(2), 265–312.</w:t>
+        <w:t xml:space="preserve">Pesaran, M. H. (2007). A simple </w:t>
+      </w:r>
+      <w:r>
+        <w:t>panel unit root test in the presence of cross-section dependence. *Journal of Applied Econometrics*, 22(2), 265–312.</w:t>
       </w:r>
     </w:p>
     <w:p>
@@ -17311,7 +17401,7 @@
       <w:pPr>
         <w:pStyle w:val="Ttulo1"/>
       </w:pPr>
-      <w:bookmarkStart w:id="67" w:name="_Toc231100801"/>
+      <w:bookmarkStart w:id="67" w:name="_Toc231102605"/>
       <w:r>
         <w:lastRenderedPageBreak/>
         <w:t>Anexos</w:t>
@@ -17322,7 +17412,7 @@
       <w:pPr>
         <w:pStyle w:val="Ttulo2"/>
       </w:pPr>
-      <w:bookmarkStart w:id="68" w:name="_Toc231100802"/>
+      <w:bookmarkStart w:id="68" w:name="_Toc231102606"/>
       <w:r>
         <w:t>Anexo A. Estadística descriptiva</w:t>
       </w:r>
@@ -17334,7 +17424,7 @@
         <w:spacing w:before="40" w:after="40"/>
         <w:jc w:val="center"/>
       </w:pPr>
-      <w:bookmarkStart w:id="69" w:name="_Toc231100820"/>
+      <w:bookmarkStart w:id="69" w:name="_Toc231102624"/>
       <w:r>
         <w:rPr>
           <w:i w:val="0"/>
@@ -18196,13 +18286,7 @@
               <w:rPr>
                 <w:sz w:val="20"/>
               </w:rPr>
-              <w:t xml:space="preserve">Δ </w:t>
-            </w:r>
-            <w:r>
-              <w:rPr>
-                <w:sz w:val="20"/>
-              </w:rPr>
-              <w:t>Cobre</w:t>
+              <w:t>Δ Cobre</w:t>
             </w:r>
           </w:p>
         </w:tc>
@@ -19147,7 +19231,13 @@
               <w:rPr>
                 <w:sz w:val="20"/>
               </w:rPr>
-              <w:t>Δ Tasa local</w:t>
+              <w:t xml:space="preserve">Δ Tasa </w:t>
+            </w:r>
+            <w:r>
+              <w:rPr>
+                <w:sz w:val="20"/>
+              </w:rPr>
+              <w:t>local</w:t>
             </w:r>
           </w:p>
         </w:tc>
@@ -19536,12 +19626,9 @@
       <w:pPr>
         <w:pStyle w:val="Ttulo2"/>
       </w:pPr>
-      <w:bookmarkStart w:id="70" w:name="_Toc231100803"/>
-      <w:r>
-        <w:t xml:space="preserve">Anexo B. Matriz de correlación de los </w:t>
-      </w:r>
-      <w:r>
-        <w:t>factores</w:t>
+      <w:bookmarkStart w:id="70" w:name="_Toc231102607"/>
+      <w:r>
+        <w:t>Anexo B. Matriz de correlación de los factores</w:t>
       </w:r>
       <w:bookmarkEnd w:id="70"/>
     </w:p>
@@ -19551,7 +19638,7 @@
         <w:spacing w:before="40" w:after="40"/>
         <w:jc w:val="center"/>
       </w:pPr>
-      <w:bookmarkStart w:id="71" w:name="_Toc231100821"/>
+      <w:bookmarkStart w:id="71" w:name="_Toc231102625"/>
       <w:r>
         <w:rPr>
           <w:i w:val="0"/>
@@ -19728,7 +19815,14 @@
                 <w:b/>
                 <w:sz w:val="20"/>
               </w:rPr>
-              <w:t>Δ Fed Funds</w:t>
+              <w:t xml:space="preserve">Δ Fed </w:t>
+            </w:r>
+            <w:r>
+              <w:rPr>
+                <w:b/>
+                <w:sz w:val="20"/>
+              </w:rPr>
+              <w:t>Funds</w:t>
             </w:r>
           </w:p>
         </w:tc>
@@ -20928,13 +21022,7 @@
               <w:rPr>
                 <w:sz w:val="20"/>
               </w:rPr>
-              <w:t xml:space="preserve">Δ </w:t>
-            </w:r>
-            <w:r>
-              <w:rPr>
-                <w:sz w:val="20"/>
-              </w:rPr>
-              <w:t>TC CLP</w:t>
+              <w:t>Δ TC CLP</w:t>
             </w:r>
           </w:p>
         </w:tc>
@@ -21147,7 +21235,13 @@
                 <w:sz w:val="20"/>
               </w:rPr>
               <w:lastRenderedPageBreak/>
-              <w:t>Δ Tasa local</w:t>
+              <w:t xml:space="preserve">Δ Tasa </w:t>
+            </w:r>
+            <w:r>
+              <w:rPr>
+                <w:sz w:val="20"/>
+              </w:rPr>
+              <w:t>local</w:t>
             </w:r>
           </w:p>
         </w:tc>
@@ -21585,12 +21679,9 @@
       <w:pPr>
         <w:pStyle w:val="Ttulo2"/>
       </w:pPr>
-      <w:bookmarkStart w:id="72" w:name="_Toc231100804"/>
-      <w:r>
-        <w:t xml:space="preserve">Anexo C. Pruebas de raíz </w:t>
-      </w:r>
-      <w:r>
-        <w:t>unitaria y orden de integración</w:t>
+      <w:bookmarkStart w:id="72" w:name="_Toc231102608"/>
+      <w:r>
+        <w:t>Anexo C. Pruebas de raíz unitaria y orden de integración</w:t>
       </w:r>
       <w:bookmarkEnd w:id="72"/>
     </w:p>
@@ -21600,7 +21691,7 @@
         <w:spacing w:before="40" w:after="40"/>
         <w:jc w:val="center"/>
       </w:pPr>
-      <w:bookmarkStart w:id="73" w:name="_Toc231100822"/>
+      <w:bookmarkStart w:id="73" w:name="_Toc231102626"/>
       <w:r>
         <w:rPr>
           <w:i w:val="0"/>
@@ -21725,7 +21816,14 @@
                 <w:b/>
                 <w:sz w:val="20"/>
               </w:rPr>
-              <w:t>PP (p)</w:t>
+              <w:t xml:space="preserve">PP </w:t>
+            </w:r>
+            <w:r>
+              <w:rPr>
+                <w:b/>
+                <w:sz w:val="20"/>
+              </w:rPr>
+              <w:t>(p)</w:t>
             </w:r>
           </w:p>
         </w:tc>
@@ -22428,7 +22526,7 @@
       <w:pPr>
         <w:pStyle w:val="Ttulo2"/>
       </w:pPr>
-      <w:bookmarkStart w:id="74" w:name="_Toc231100805"/>
+      <w:bookmarkStart w:id="74" w:name="_Toc231102609"/>
       <w:r>
         <w:t>Anexo D. Resultados completos del modelo de panel</w:t>
       </w:r>
@@ -22438,7 +22536,7 @@
       <w:pPr>
         <w:pStyle w:val="Ttulo3"/>
       </w:pPr>
-      <w:bookmarkStart w:id="75" w:name="_Toc231100806"/>
+      <w:bookmarkStart w:id="75" w:name="_Toc231102610"/>
       <w:r>
         <w:t>D.1 Muestra B — cobre, mercado internacional</w:t>
       </w:r>
@@ -22450,7 +22548,7 @@
         <w:spacing w:before="40" w:after="40"/>
         <w:jc w:val="center"/>
       </w:pPr>
-      <w:bookmarkStart w:id="76" w:name="_Toc231100823"/>
+      <w:bookmarkStart w:id="76" w:name="_Toc231102627"/>
       <w:r>
         <w:rPr>
           <w:i w:val="0"/>
@@ -23631,7 +23729,7 @@
       <w:pPr>
         <w:pStyle w:val="Ttulo3"/>
       </w:pPr>
-      <w:bookmarkStart w:id="77" w:name="_Toc231100807"/>
+      <w:bookmarkStart w:id="77" w:name="_Toc231102611"/>
       <w:r>
         <w:t>D.2 Muestra A — cobre, mercado chileno (Pucobre)</w:t>
       </w:r>
@@ -23643,7 +23741,7 @@
         <w:spacing w:before="40" w:after="40"/>
         <w:jc w:val="center"/>
       </w:pPr>
-      <w:bookmarkStart w:id="78" w:name="_Toc231100824"/>
+      <w:bookmarkStart w:id="78" w:name="_Toc231102628"/>
       <w:r>
         <w:rPr>
           <w:i w:val="0"/>
@@ -24818,7 +24916,7 @@
       <w:pPr>
         <w:pStyle w:val="Ttulo3"/>
       </w:pPr>
-      <w:bookmarkStart w:id="79" w:name="_Toc231100808"/>
+      <w:bookmarkStart w:id="79" w:name="_Toc231102612"/>
       <w:r>
         <w:t xml:space="preserve">D.3 </w:t>
       </w:r>
@@ -24833,7 +24931,7 @@
         <w:spacing w:before="40" w:after="40"/>
         <w:jc w:val="center"/>
       </w:pPr>
-      <w:bookmarkStart w:id="80" w:name="_Toc231100825"/>
+      <w:bookmarkStart w:id="80" w:name="_Toc231102629"/>
       <w:r>
         <w:rPr>
           <w:i w:val="0"/>
@@ -26008,7 +26106,7 @@
       <w:pPr>
         <w:pStyle w:val="Ttulo2"/>
       </w:pPr>
-      <w:bookmarkStart w:id="81" w:name="_Toc231100809"/>
+      <w:bookmarkStart w:id="81" w:name="_Toc231102613"/>
       <w:r>
         <w:lastRenderedPageBreak/>
         <w:t xml:space="preserve">Anexo E. </w:t>
@@ -26024,7 +26122,7 @@
         <w:spacing w:before="40" w:after="40"/>
         <w:jc w:val="center"/>
       </w:pPr>
-      <w:bookmarkStart w:id="82" w:name="_Toc231100826"/>
+      <w:bookmarkStart w:id="82" w:name="_Toc231102630"/>
       <w:r>
         <w:rPr>
           <w:i w:val="0"/>
@@ -26695,7 +26793,7 @@
       <w:pPr>
         <w:pStyle w:val="Ttulo2"/>
       </w:pPr>
-      <w:bookmarkStart w:id="83" w:name="_Toc231100810"/>
+      <w:bookmarkStart w:id="83" w:name="_Toc231102614"/>
       <w:r>
         <w:t xml:space="preserve">Anexo F. </w:t>
       </w:r>
@@ -26710,7 +26808,7 @@
         <w:spacing w:before="40" w:after="40"/>
         <w:jc w:val="center"/>
       </w:pPr>
-      <w:bookmarkStart w:id="84" w:name="_Toc231100827"/>
+      <w:bookmarkStart w:id="84" w:name="_Toc231102631"/>
       <w:r>
         <w:rPr>
           <w:i w:val="0"/>
@@ -27524,7 +27622,7 @@
       <w:pPr>
         <w:pStyle w:val="Ttulo2"/>
       </w:pPr>
-      <w:bookmarkStart w:id="85" w:name="_Toc231100811"/>
+      <w:bookmarkStart w:id="85" w:name="_Toc231102615"/>
       <w:r>
         <w:t>Anexo G. Fuentes de datos</w:t>
       </w:r>
@@ -27536,7 +27634,7 @@
         <w:spacing w:before="40" w:after="40"/>
         <w:jc w:val="center"/>
       </w:pPr>
-      <w:bookmarkStart w:id="86" w:name="_Toc231100828"/>
+      <w:bookmarkStart w:id="86" w:name="_Toc231102632"/>
       <w:r>
         <w:rPr>
           <w:i w:val="0"/>
@@ -28685,7 +28783,7 @@
       <w:pPr>
         <w:pStyle w:val="Ttulo2"/>
       </w:pPr>
-      <w:bookmarkStart w:id="87" w:name="_Toc231100812"/>
+      <w:bookmarkStart w:id="87" w:name="_Toc231102616"/>
       <w:r>
         <w:t>Anexo H. Disponibilidad del código</w:t>
       </w:r>
@@ -28703,7 +28801,7 @@
       <w:pPr>
         <w:pStyle w:val="Ttulo2"/>
       </w:pPr>
-      <w:bookmarkStart w:id="88" w:name="_Toc231100813"/>
+      <w:bookmarkStart w:id="88" w:name="_Toc231102617"/>
       <w:r>
         <w:t>Anexo J. Síntesis de pruebas de diagnóstico y robustez</w:t>
       </w:r>
@@ -28723,7 +28821,7 @@
         <w:spacing w:before="40" w:after="40"/>
         <w:jc w:val="center"/>
       </w:pPr>
-      <w:bookmarkStart w:id="89" w:name="_Toc231100829"/>
+      <w:bookmarkStart w:id="89" w:name="_Toc231102633"/>
       <w:r>
         <w:rPr>
           <w:i w:val="0"/>
@@ -29266,7 +29364,13 @@
               <w:rPr>
                 <w:sz w:val="20"/>
               </w:rPr>
-              <w:t>sig.: Cobre, VIX, TC CLP</w:t>
+              <w:t xml:space="preserve">sig.: Cobre, </w:t>
+            </w:r>
+            <w:r>
+              <w:rPr>
+                <w:sz w:val="20"/>
+              </w:rPr>
+              <w:t>VIX, TC CLP</w:t>
             </w:r>
           </w:p>
         </w:tc>
@@ -29764,7 +29868,7 @@
       <w:pPr>
         <w:pStyle w:val="Ttulo2"/>
       </w:pPr>
-      <w:bookmarkStart w:id="90" w:name="_Toc231100814"/>
+      <w:bookmarkStart w:id="90" w:name="_Toc231102618"/>
       <w:r>
         <w:t>Anexo I. Extensión predictiva: ¿explican o anticipan?</w:t>
       </w:r>
@@ -29790,7 +29894,7 @@
         <w:spacing w:before="40" w:after="40"/>
         <w:jc w:val="center"/>
       </w:pPr>
-      <w:bookmarkStart w:id="91" w:name="_Toc231100830"/>
+      <w:bookmarkStart w:id="91" w:name="_Toc231102634"/>
       <w:r>
         <w:rPr>
           <w:i w:val="0"/>
@@ -30358,13 +30462,7 @@
               <w:rPr>
                 <w:sz w:val="20"/>
               </w:rPr>
-              <w:t xml:space="preserve">Random </w:t>
-            </w:r>
-            <w:r>
-              <w:rPr>
-                <w:sz w:val="20"/>
-              </w:rPr>
-              <w:t>Forest</w:t>
+              <w:t>Random Forest</w:t>
             </w:r>
           </w:p>
         </w:tc>
@@ -30693,7 +30791,7 @@
       <w:pPr>
         <w:pStyle w:val="Ttulo1"/>
       </w:pPr>
-      <w:bookmarkStart w:id="92" w:name="_Toc231100815"/>
+      <w:bookmarkStart w:id="92" w:name="_Toc231102619"/>
       <w:r>
         <w:lastRenderedPageBreak/>
         <w:t>Glosario de términos econométricos</w:t>
@@ -30847,10 +30945,7 @@
     </w:p>
     <w:p>
       <w:r>
-        <w:t xml:space="preserve">tiempo, con agrupamiento de la volatilidad; típica de los retornos </w:t>
-      </w:r>
-      <w:r>
-        <w:t>financieros.</w:t>
+        <w:t>tiempo, con agrupamiento de la volatilidad; típica de los retornos financieros.</w:t>
       </w:r>
     </w:p>
     <w:p>
@@ -31327,31 +31422,31 @@
       </w:rPr>
     </w:lvl>
   </w:abstractNum>
-  <w:num w:numId="1" w16cid:durableId="1985231854">
+  <w:num w:numId="1" w16cid:durableId="1000084999">
     <w:abstractNumId w:val="8"/>
   </w:num>
-  <w:num w:numId="2" w16cid:durableId="9451805">
+  <w:num w:numId="2" w16cid:durableId="1827043909">
     <w:abstractNumId w:val="6"/>
   </w:num>
-  <w:num w:numId="3" w16cid:durableId="145166465">
+  <w:num w:numId="3" w16cid:durableId="731543181">
     <w:abstractNumId w:val="5"/>
   </w:num>
-  <w:num w:numId="4" w16cid:durableId="2128766669">
+  <w:num w:numId="4" w16cid:durableId="303706333">
     <w:abstractNumId w:val="4"/>
   </w:num>
-  <w:num w:numId="5" w16cid:durableId="1396052342">
+  <w:num w:numId="5" w16cid:durableId="1903170606">
     <w:abstractNumId w:val="7"/>
   </w:num>
-  <w:num w:numId="6" w16cid:durableId="118304252">
+  <w:num w:numId="6" w16cid:durableId="693652175">
     <w:abstractNumId w:val="3"/>
   </w:num>
-  <w:num w:numId="7" w16cid:durableId="291837062">
+  <w:num w:numId="7" w16cid:durableId="587814919">
     <w:abstractNumId w:val="2"/>
   </w:num>
-  <w:num w:numId="8" w16cid:durableId="784468769">
+  <w:num w:numId="8" w16cid:durableId="1306275135">
     <w:abstractNumId w:val="1"/>
   </w:num>
-  <w:num w:numId="9" w16cid:durableId="163054122">
+  <w:num w:numId="9" w16cid:durableId="346638664">
     <w:abstractNumId w:val="0"/>
   </w:num>
 </w:numbering>
@@ -42753,7 +42848,7 @@
     <w:autoRedefine/>
     <w:uiPriority w:val="39"/>
     <w:unhideWhenUsed/>
-    <w:rsid w:val="007D5177"/>
+    <w:rsid w:val="00A82505"/>
     <w:pPr>
       <w:spacing w:after="100"/>
     </w:pPr>
@@ -42765,7 +42860,7 @@
     <w:autoRedefine/>
     <w:uiPriority w:val="39"/>
     <w:unhideWhenUsed/>
-    <w:rsid w:val="007D5177"/>
+    <w:rsid w:val="00A82505"/>
     <w:pPr>
       <w:spacing w:after="100"/>
       <w:ind w:left="240"/>
@@ -42778,7 +42873,7 @@
     <w:autoRedefine/>
     <w:uiPriority w:val="39"/>
     <w:unhideWhenUsed/>
-    <w:rsid w:val="007D5177"/>
+    <w:rsid w:val="00A82505"/>
     <w:pPr>
       <w:spacing w:after="100"/>
       <w:ind w:left="480"/>
@@ -42789,7 +42884,7 @@
     <w:basedOn w:val="Fuentedeprrafopredeter"/>
     <w:uiPriority w:val="99"/>
     <w:unhideWhenUsed/>
-    <w:rsid w:val="007D5177"/>
+    <w:rsid w:val="00A82505"/>
     <w:rPr>
       <w:color w:val="0000FF" w:themeColor="hyperlink"/>
       <w:u w:val="single"/>
@@ -42801,7 +42896,7 @@
     <w:next w:val="Normal"/>
     <w:uiPriority w:val="99"/>
     <w:unhideWhenUsed/>
-    <w:rsid w:val="007D5177"/>
+    <w:rsid w:val="00A82505"/>
     <w:pPr>
       <w:spacing w:after="0"/>
     </w:pPr>

--- a/outputs/Tesis_Francisco_Rietta.docx
+++ b/outputs/Tesis_Francisco_Rietta.docx
@@ -166,7 +166,7 @@
       <w:pPr>
         <w:pStyle w:val="Ttulo1"/>
       </w:pPr>
-      <w:bookmarkStart w:id="0" w:name="_Toc231102548"/>
+      <w:bookmarkStart w:id="0" w:name="_Toc231108364"/>
       <w:r>
         <w:lastRenderedPageBreak/>
         <w:t>Página de aprobación</w:t>
@@ -262,7 +262,7 @@
       <w:pPr>
         <w:pStyle w:val="Ttulo1"/>
       </w:pPr>
-      <w:bookmarkStart w:id="1" w:name="_Toc231102549"/>
+      <w:bookmarkStart w:id="1" w:name="_Toc231108365"/>
       <w:r>
         <w:lastRenderedPageBreak/>
         <w:t>Declaración de originalidad</w:t>
@@ -303,7 +303,7 @@
       <w:pPr>
         <w:pStyle w:val="Ttulo1"/>
       </w:pPr>
-      <w:bookmarkStart w:id="2" w:name="_Toc231102550"/>
+      <w:bookmarkStart w:id="2" w:name="_Toc231108366"/>
       <w:r>
         <w:lastRenderedPageBreak/>
         <w:t>Dedicatoria</w:t>
@@ -333,7 +333,7 @@
       <w:pPr>
         <w:pStyle w:val="Ttulo1"/>
       </w:pPr>
-      <w:bookmarkStart w:id="3" w:name="_Toc231102551"/>
+      <w:bookmarkStart w:id="3" w:name="_Toc231108367"/>
       <w:r>
         <w:lastRenderedPageBreak/>
         <w:t>Agradecimientos</w:t>
@@ -359,7 +359,7 @@
       <w:pPr>
         <w:pStyle w:val="Ttulo1"/>
       </w:pPr>
-      <w:bookmarkStart w:id="4" w:name="_Toc231102552"/>
+      <w:bookmarkStart w:id="4" w:name="_Toc231108368"/>
       <w:r>
         <w:lastRenderedPageBreak/>
         <w:t>Resumen</w:t>
@@ -397,7 +397,7 @@
       <w:pPr>
         <w:pStyle w:val="Ttulo1"/>
       </w:pPr>
-      <w:bookmarkStart w:id="5" w:name="_Toc231102553"/>
+      <w:bookmarkStart w:id="5" w:name="_Toc231108369"/>
       <w:r>
         <w:lastRenderedPageBreak/>
         <w:t>Abstract</w:t>
@@ -432,7 +432,7 @@
       <w:pPr>
         <w:pStyle w:val="Ttulo1"/>
       </w:pPr>
-      <w:bookmarkStart w:id="6" w:name="_Toc231102554"/>
+      <w:bookmarkStart w:id="6" w:name="_Toc231108370"/>
       <w:r>
         <w:lastRenderedPageBreak/>
         <w:t>Índice general</w:t>
@@ -464,7 +464,7 @@
       <w:r>
         <w:fldChar w:fldCharType="separate"/>
       </w:r>
-      <w:hyperlink w:anchor="_Toc231102548" w:history="1">
+      <w:hyperlink w:anchor="_Toc231108364" w:history="1">
         <w:r>
           <w:rPr>
             <w:rStyle w:val="Hipervnculo"/>
@@ -491,7 +491,7 @@
             <w:noProof/>
             <w:webHidden/>
           </w:rPr>
-          <w:instrText xml:space="preserve"> PAGEREF _Toc231102548 \h </w:instrText>
+          <w:instrText xml:space="preserve"> PAGEREF _Toc231108364 \h </w:instrText>
         </w:r>
         <w:r>
           <w:rPr>
@@ -538,7 +538,7 @@
           <w14:ligatures w14:val="standardContextual"/>
         </w:rPr>
       </w:pPr>
-      <w:hyperlink w:anchor="_Toc231102549" w:history="1">
+      <w:hyperlink w:anchor="_Toc231108365" w:history="1">
         <w:r>
           <w:rPr>
             <w:rStyle w:val="Hipervnculo"/>
@@ -565,7 +565,7 @@
             <w:noProof/>
             <w:webHidden/>
           </w:rPr>
-          <w:instrText xml:space="preserve"> PAGEREF _Toc231102549 \h </w:instrText>
+          <w:instrText xml:space="preserve"> PAGEREF _Toc231108365 \h </w:instrText>
         </w:r>
         <w:r>
           <w:rPr>
@@ -612,7 +612,7 @@
           <w14:ligatures w14:val="standardContextual"/>
         </w:rPr>
       </w:pPr>
-      <w:hyperlink w:anchor="_Toc231102550" w:history="1">
+      <w:hyperlink w:anchor="_Toc231108366" w:history="1">
         <w:r>
           <w:rPr>
             <w:rStyle w:val="Hipervnculo"/>
@@ -639,7 +639,7 @@
             <w:noProof/>
             <w:webHidden/>
           </w:rPr>
-          <w:instrText xml:space="preserve"> PAGEREF _Toc231102550 \h </w:instrText>
+          <w:instrText xml:space="preserve"> PAGEREF _Toc231108366 \h </w:instrText>
         </w:r>
         <w:r>
           <w:rPr>
@@ -686,7 +686,7 @@
           <w14:ligatures w14:val="standardContextual"/>
         </w:rPr>
       </w:pPr>
-      <w:hyperlink w:anchor="_Toc231102551" w:history="1">
+      <w:hyperlink w:anchor="_Toc231108367" w:history="1">
         <w:r>
           <w:rPr>
             <w:rStyle w:val="Hipervnculo"/>
@@ -713,7 +713,7 @@
             <w:noProof/>
             <w:webHidden/>
           </w:rPr>
-          <w:instrText xml:space="preserve"> PAGEREF _Toc231102551 \h </w:instrText>
+          <w:instrText xml:space="preserve"> PAGEREF _Toc231108367 \h </w:instrText>
         </w:r>
         <w:r>
           <w:rPr>
@@ -760,7 +760,7 @@
           <w14:ligatures w14:val="standardContextual"/>
         </w:rPr>
       </w:pPr>
-      <w:hyperlink w:anchor="_Toc231102552" w:history="1">
+      <w:hyperlink w:anchor="_Toc231108368" w:history="1">
         <w:r>
           <w:rPr>
             <w:rStyle w:val="Hipervnculo"/>
@@ -787,7 +787,7 @@
             <w:noProof/>
             <w:webHidden/>
           </w:rPr>
-          <w:instrText xml:space="preserve"> PAGEREF _Toc231102552 \h </w:instrText>
+          <w:instrText xml:space="preserve"> PAGEREF _Toc231108368 \h </w:instrText>
         </w:r>
         <w:r>
           <w:rPr>
@@ -834,7 +834,7 @@
           <w14:ligatures w14:val="standardContextual"/>
         </w:rPr>
       </w:pPr>
-      <w:hyperlink w:anchor="_Toc231102553" w:history="1">
+      <w:hyperlink w:anchor="_Toc231108369" w:history="1">
         <w:r>
           <w:rPr>
             <w:rStyle w:val="Hipervnculo"/>
@@ -861,7 +861,7 @@
             <w:noProof/>
             <w:webHidden/>
           </w:rPr>
-          <w:instrText xml:space="preserve"> PAGEREF _Toc231102553 \h </w:instrText>
+          <w:instrText xml:space="preserve"> PAGEREF _Toc231108369 \h </w:instrText>
         </w:r>
         <w:r>
           <w:rPr>
@@ -908,7 +908,7 @@
           <w14:ligatures w14:val="standardContextual"/>
         </w:rPr>
       </w:pPr>
-      <w:hyperlink w:anchor="_Toc231102554" w:history="1">
+      <w:hyperlink w:anchor="_Toc231108370" w:history="1">
         <w:r>
           <w:rPr>
             <w:rStyle w:val="Hipervnculo"/>
@@ -935,7 +935,7 @@
             <w:noProof/>
             <w:webHidden/>
           </w:rPr>
-          <w:instrText xml:space="preserve"> PAGEREF _Toc231102554 \h </w:instrText>
+          <w:instrText xml:space="preserve"> PAGEREF _Toc231108370 \h </w:instrText>
         </w:r>
         <w:r>
           <w:rPr>
@@ -982,7 +982,7 @@
           <w14:ligatures w14:val="standardContextual"/>
         </w:rPr>
       </w:pPr>
-      <w:hyperlink w:anchor="_Toc231102555" w:history="1">
+      <w:hyperlink w:anchor="_Toc231108371" w:history="1">
         <w:r>
           <w:rPr>
             <w:rStyle w:val="Hipervnculo"/>
@@ -1009,7 +1009,7 @@
             <w:noProof/>
             <w:webHidden/>
           </w:rPr>
-          <w:instrText xml:space="preserve"> PAGEREF _Toc231102555 \h </w:instrText>
+          <w:instrText xml:space="preserve"> PAGEREF _Toc231108371 \h </w:instrText>
         </w:r>
         <w:r>
           <w:rPr>
@@ -1056,7 +1056,7 @@
           <w14:ligatures w14:val="standardContextual"/>
         </w:rPr>
       </w:pPr>
-      <w:hyperlink w:anchor="_Toc231102556" w:history="1">
+      <w:hyperlink w:anchor="_Toc231108372" w:history="1">
         <w:r>
           <w:rPr>
             <w:rStyle w:val="Hipervnculo"/>
@@ -1083,7 +1083,7 @@
             <w:noProof/>
             <w:webHidden/>
           </w:rPr>
-          <w:instrText xml:space="preserve"> PAGEREF _Toc231102556 \h </w:instrText>
+          <w:instrText xml:space="preserve"> PAGEREF _Toc231108372 \h </w:instrText>
         </w:r>
         <w:r>
           <w:rPr>
@@ -1130,7 +1130,7 @@
           <w14:ligatures w14:val="standardContextual"/>
         </w:rPr>
       </w:pPr>
-      <w:hyperlink w:anchor="_Toc231102557" w:history="1">
+      <w:hyperlink w:anchor="_Toc231108373" w:history="1">
         <w:r>
           <w:rPr>
             <w:rStyle w:val="Hipervnculo"/>
@@ -1157,7 +1157,7 @@
             <w:noProof/>
             <w:webHidden/>
           </w:rPr>
-          <w:instrText xml:space="preserve"> PAGEREF _Toc231102557 \h </w:instrText>
+          <w:instrText xml:space="preserve"> PAGEREF _Toc231108373 \h </w:instrText>
         </w:r>
         <w:r>
           <w:rPr>
@@ -1204,7 +1204,7 @@
           <w14:ligatures w14:val="standardContextual"/>
         </w:rPr>
       </w:pPr>
-      <w:hyperlink w:anchor="_Toc231102558" w:history="1">
+      <w:hyperlink w:anchor="_Toc231108374" w:history="1">
         <w:r>
           <w:rPr>
             <w:rStyle w:val="Hipervnculo"/>
@@ -1231,7 +1231,7 @@
             <w:noProof/>
             <w:webHidden/>
           </w:rPr>
-          <w:instrText xml:space="preserve"> PAGEREF _Toc231102558 \h </w:instrText>
+          <w:instrText xml:space="preserve"> PAGEREF _Toc231108374 \h </w:instrText>
         </w:r>
         <w:r>
           <w:rPr>
@@ -1278,7 +1278,7 @@
           <w14:ligatures w14:val="standardContextual"/>
         </w:rPr>
       </w:pPr>
-      <w:hyperlink w:anchor="_Toc231102559" w:history="1">
+      <w:hyperlink w:anchor="_Toc231108375" w:history="1">
         <w:r>
           <w:rPr>
             <w:rStyle w:val="Hipervnculo"/>
@@ -1305,7 +1305,7 @@
             <w:noProof/>
             <w:webHidden/>
           </w:rPr>
-          <w:instrText xml:space="preserve"> PAGEREF _Toc231102559 \h </w:instrText>
+          <w:instrText xml:space="preserve"> PAGEREF _Toc231108375 \h </w:instrText>
         </w:r>
         <w:r>
           <w:rPr>
@@ -1352,7 +1352,7 @@
           <w14:ligatures w14:val="standardContextual"/>
         </w:rPr>
       </w:pPr>
-      <w:hyperlink w:anchor="_Toc231102560" w:history="1">
+      <w:hyperlink w:anchor="_Toc231108376" w:history="1">
         <w:r>
           <w:rPr>
             <w:rStyle w:val="Hipervnculo"/>
@@ -1379,7 +1379,7 @@
             <w:noProof/>
             <w:webHidden/>
           </w:rPr>
-          <w:instrText xml:space="preserve"> PAGEREF _Toc231102560 \h </w:instrText>
+          <w:instrText xml:space="preserve"> PAGEREF _Toc231108376 \h </w:instrText>
         </w:r>
         <w:r>
           <w:rPr>
@@ -1426,7 +1426,7 @@
           <w14:ligatures w14:val="standardContextual"/>
         </w:rPr>
       </w:pPr>
-      <w:hyperlink w:anchor="_Toc231102561" w:history="1">
+      <w:hyperlink w:anchor="_Toc231108377" w:history="1">
         <w:r>
           <w:rPr>
             <w:rStyle w:val="Hipervnculo"/>
@@ -1453,7 +1453,7 @@
             <w:noProof/>
             <w:webHidden/>
           </w:rPr>
-          <w:instrText xml:space="preserve"> PAGEREF _Toc231102561 \h </w:instrText>
+          <w:instrText xml:space="preserve"> PAGEREF _Toc231108377 \h </w:instrText>
         </w:r>
         <w:r>
           <w:rPr>
@@ -1500,7 +1500,7 @@
           <w14:ligatures w14:val="standardContextual"/>
         </w:rPr>
       </w:pPr>
-      <w:hyperlink w:anchor="_Toc231102562" w:history="1">
+      <w:hyperlink w:anchor="_Toc231108378" w:history="1">
         <w:r>
           <w:rPr>
             <w:rStyle w:val="Hipervnculo"/>
@@ -1527,7 +1527,7 @@
             <w:noProof/>
             <w:webHidden/>
           </w:rPr>
-          <w:instrText xml:space="preserve"> PAGEREF _Toc231102562 \h </w:instrText>
+          <w:instrText xml:space="preserve"> PAGEREF _Toc231108378 \h </w:instrText>
         </w:r>
         <w:r>
           <w:rPr>
@@ -1574,7 +1574,7 @@
           <w14:ligatures w14:val="standardContextual"/>
         </w:rPr>
       </w:pPr>
-      <w:hyperlink w:anchor="_Toc231102563" w:history="1">
+      <w:hyperlink w:anchor="_Toc231108379" w:history="1">
         <w:r>
           <w:rPr>
             <w:rStyle w:val="Hipervnculo"/>
@@ -1601,7 +1601,7 @@
             <w:noProof/>
             <w:webHidden/>
           </w:rPr>
-          <w:instrText xml:space="preserve"> PAGEREF _Toc231102563 \h </w:instrText>
+          <w:instrText xml:space="preserve"> PAGEREF _Toc231108379 \h </w:instrText>
         </w:r>
         <w:r>
           <w:rPr>
@@ -1648,7 +1648,7 @@
           <w14:ligatures w14:val="standardContextual"/>
         </w:rPr>
       </w:pPr>
-      <w:hyperlink w:anchor="_Toc231102564" w:history="1">
+      <w:hyperlink w:anchor="_Toc231108380" w:history="1">
         <w:r>
           <w:rPr>
             <w:rStyle w:val="Hipervnculo"/>
@@ -1675,7 +1675,7 @@
             <w:noProof/>
             <w:webHidden/>
           </w:rPr>
-          <w:instrText xml:space="preserve"> PAGEREF _Toc231102564 \h </w:instrText>
+          <w:instrText xml:space="preserve"> PAGEREF _Toc231108380 \h </w:instrText>
         </w:r>
         <w:r>
           <w:rPr>
@@ -1722,7 +1722,7 @@
           <w14:ligatures w14:val="standardContextual"/>
         </w:rPr>
       </w:pPr>
-      <w:hyperlink w:anchor="_Toc231102565" w:history="1">
+      <w:hyperlink w:anchor="_Toc231108381" w:history="1">
         <w:r>
           <w:rPr>
             <w:rStyle w:val="Hipervnculo"/>
@@ -1749,7 +1749,7 @@
             <w:noProof/>
             <w:webHidden/>
           </w:rPr>
-          <w:instrText xml:space="preserve"> PAGEREF _Toc231102565 \h </w:instrText>
+          <w:instrText xml:space="preserve"> PAGEREF _Toc231108381 \h </w:instrText>
         </w:r>
         <w:r>
           <w:rPr>
@@ -1796,7 +1796,7 @@
           <w14:ligatures w14:val="standardContextual"/>
         </w:rPr>
       </w:pPr>
-      <w:hyperlink w:anchor="_Toc231102566" w:history="1">
+      <w:hyperlink w:anchor="_Toc231108382" w:history="1">
         <w:r>
           <w:rPr>
             <w:rStyle w:val="Hipervnculo"/>
@@ -1823,7 +1823,7 @@
             <w:noProof/>
             <w:webHidden/>
           </w:rPr>
-          <w:instrText xml:space="preserve"> PAGEREF _Toc231102566 \h </w:instrText>
+          <w:instrText xml:space="preserve"> PAGEREF _Toc231108382 \h </w:instrText>
         </w:r>
         <w:r>
           <w:rPr>
@@ -1870,7 +1870,7 @@
           <w14:ligatures w14:val="standardContextual"/>
         </w:rPr>
       </w:pPr>
-      <w:hyperlink w:anchor="_Toc231102567" w:history="1">
+      <w:hyperlink w:anchor="_Toc231108383" w:history="1">
         <w:r>
           <w:rPr>
             <w:rStyle w:val="Hipervnculo"/>
@@ -1897,7 +1897,7 @@
             <w:noProof/>
             <w:webHidden/>
           </w:rPr>
-          <w:instrText xml:space="preserve"> PAGEREF _Toc231102567 \h </w:instrText>
+          <w:instrText xml:space="preserve"> PAGEREF _Toc231108383 \h </w:instrText>
         </w:r>
         <w:r>
           <w:rPr>
@@ -1944,7 +1944,7 @@
           <w14:ligatures w14:val="standardContextual"/>
         </w:rPr>
       </w:pPr>
-      <w:hyperlink w:anchor="_Toc231102568" w:history="1">
+      <w:hyperlink w:anchor="_Toc231108384" w:history="1">
         <w:r>
           <w:rPr>
             <w:rStyle w:val="Hipervnculo"/>
@@ -1971,7 +1971,7 @@
             <w:noProof/>
             <w:webHidden/>
           </w:rPr>
-          <w:instrText xml:space="preserve"> PAGEREF _Toc231102568 \h </w:instrText>
+          <w:instrText xml:space="preserve"> PAGEREF _Toc231108384 \h </w:instrText>
         </w:r>
         <w:r>
           <w:rPr>
@@ -2018,7 +2018,7 @@
           <w14:ligatures w14:val="standardContextual"/>
         </w:rPr>
       </w:pPr>
-      <w:hyperlink w:anchor="_Toc231102569" w:history="1">
+      <w:hyperlink w:anchor="_Toc231108385" w:history="1">
         <w:r>
           <w:rPr>
             <w:rStyle w:val="Hipervnculo"/>
@@ -2045,7 +2045,7 @@
             <w:noProof/>
             <w:webHidden/>
           </w:rPr>
-          <w:instrText xml:space="preserve"> PAGEREF _Toc231102569 \h </w:instrText>
+          <w:instrText xml:space="preserve"> PAGEREF _Toc231108385 \h </w:instrText>
         </w:r>
         <w:r>
           <w:rPr>
@@ -2092,7 +2092,7 @@
           <w14:ligatures w14:val="standardContextual"/>
         </w:rPr>
       </w:pPr>
-      <w:hyperlink w:anchor="_Toc231102570" w:history="1">
+      <w:hyperlink w:anchor="_Toc231108386" w:history="1">
         <w:r>
           <w:rPr>
             <w:rStyle w:val="Hipervnculo"/>
@@ -2119,7 +2119,7 @@
             <w:noProof/>
             <w:webHidden/>
           </w:rPr>
-          <w:instrText xml:space="preserve"> PAGEREF _Toc231102570 \h </w:instrText>
+          <w:instrText xml:space="preserve"> PAGEREF _Toc231108386 \h </w:instrText>
         </w:r>
         <w:r>
           <w:rPr>
@@ -2166,7 +2166,7 @@
           <w14:ligatures w14:val="standardContextual"/>
         </w:rPr>
       </w:pPr>
-      <w:hyperlink w:anchor="_Toc231102571" w:history="1">
+      <w:hyperlink w:anchor="_Toc231108387" w:history="1">
         <w:r>
           <w:rPr>
             <w:rStyle w:val="Hipervnculo"/>
@@ -2193,7 +2193,7 @@
             <w:noProof/>
             <w:webHidden/>
           </w:rPr>
-          <w:instrText xml:space="preserve"> PAGEREF _Toc231102571 \h </w:instrText>
+          <w:instrText xml:space="preserve"> PAGEREF _Toc231108387 \h </w:instrText>
         </w:r>
         <w:r>
           <w:rPr>
@@ -2240,7 +2240,7 @@
           <w14:ligatures w14:val="standardContextual"/>
         </w:rPr>
       </w:pPr>
-      <w:hyperlink w:anchor="_Toc231102572" w:history="1">
+      <w:hyperlink w:anchor="_Toc231108388" w:history="1">
         <w:r>
           <w:rPr>
             <w:rStyle w:val="Hipervnculo"/>
@@ -2267,7 +2267,7 @@
             <w:noProof/>
             <w:webHidden/>
           </w:rPr>
-          <w:instrText xml:space="preserve"> PAGEREF _Toc231102572 \h </w:instrText>
+          <w:instrText xml:space="preserve"> PAGEREF _Toc231108388 \h </w:instrText>
         </w:r>
         <w:r>
           <w:rPr>
@@ -2314,7 +2314,7 @@
           <w14:ligatures w14:val="standardContextual"/>
         </w:rPr>
       </w:pPr>
-      <w:hyperlink w:anchor="_Toc231102573" w:history="1">
+      <w:hyperlink w:anchor="_Toc231108389" w:history="1">
         <w:r>
           <w:rPr>
             <w:rStyle w:val="Hipervnculo"/>
@@ -2341,7 +2341,7 @@
             <w:noProof/>
             <w:webHidden/>
           </w:rPr>
-          <w:instrText xml:space="preserve"> PAGEREF _Toc231102573 \h </w:instrText>
+          <w:instrText xml:space="preserve"> PAGEREF _Toc231108389 \h </w:instrText>
         </w:r>
         <w:r>
           <w:rPr>
@@ -2388,7 +2388,7 @@
           <w14:ligatures w14:val="standardContextual"/>
         </w:rPr>
       </w:pPr>
-      <w:hyperlink w:anchor="_Toc231102574" w:history="1">
+      <w:hyperlink w:anchor="_Toc231108390" w:history="1">
         <w:r>
           <w:rPr>
             <w:rStyle w:val="Hipervnculo"/>
@@ -2415,7 +2415,7 @@
             <w:noProof/>
             <w:webHidden/>
           </w:rPr>
-          <w:instrText xml:space="preserve"> PAGEREF _Toc231102574 \h </w:instrText>
+          <w:instrText xml:space="preserve"> PAGEREF _Toc231108390 \h </w:instrText>
         </w:r>
         <w:r>
           <w:rPr>
@@ -2462,7 +2462,7 @@
           <w14:ligatures w14:val="standardContextual"/>
         </w:rPr>
       </w:pPr>
-      <w:hyperlink w:anchor="_Toc231102575" w:history="1">
+      <w:hyperlink w:anchor="_Toc231108391" w:history="1">
         <w:r>
           <w:rPr>
             <w:rStyle w:val="Hipervnculo"/>
@@ -2489,7 +2489,7 @@
             <w:noProof/>
             <w:webHidden/>
           </w:rPr>
-          <w:instrText xml:space="preserve"> PAGEREF _Toc231102575 \h </w:instrText>
+          <w:instrText xml:space="preserve"> PAGEREF _Toc231108391 \h </w:instrText>
         </w:r>
         <w:r>
           <w:rPr>
@@ -2536,7 +2536,7 @@
           <w14:ligatures w14:val="standardContextual"/>
         </w:rPr>
       </w:pPr>
-      <w:hyperlink w:anchor="_Toc231102576" w:history="1">
+      <w:hyperlink w:anchor="_Toc231108392" w:history="1">
         <w:r>
           <w:rPr>
             <w:rStyle w:val="Hipervnculo"/>
@@ -2563,7 +2563,7 @@
             <w:noProof/>
             <w:webHidden/>
           </w:rPr>
-          <w:instrText xml:space="preserve"> PAGEREF _Toc231102576 \h </w:instrText>
+          <w:instrText xml:space="preserve"> PAGEREF _Toc231108392 \h </w:instrText>
         </w:r>
         <w:r>
           <w:rPr>
@@ -2610,7 +2610,7 @@
           <w14:ligatures w14:val="standardContextual"/>
         </w:rPr>
       </w:pPr>
-      <w:hyperlink w:anchor="_Toc231102577" w:history="1">
+      <w:hyperlink w:anchor="_Toc231108393" w:history="1">
         <w:r>
           <w:rPr>
             <w:rStyle w:val="Hipervnculo"/>
@@ -2637,7 +2637,7 @@
             <w:noProof/>
             <w:webHidden/>
           </w:rPr>
-          <w:instrText xml:space="preserve"> PAGEREF _Toc231102577 \h </w:instrText>
+          <w:instrText xml:space="preserve"> PAGEREF _Toc231108393 \h </w:instrText>
         </w:r>
         <w:r>
           <w:rPr>
@@ -2684,7 +2684,7 @@
           <w14:ligatures w14:val="standardContextual"/>
         </w:rPr>
       </w:pPr>
-      <w:hyperlink w:anchor="_Toc231102578" w:history="1">
+      <w:hyperlink w:anchor="_Toc231108394" w:history="1">
         <w:r>
           <w:rPr>
             <w:rStyle w:val="Hipervnculo"/>
@@ -2711,7 +2711,7 @@
             <w:noProof/>
             <w:webHidden/>
           </w:rPr>
-          <w:instrText xml:space="preserve"> PAGEREF _Toc231102578 \h </w:instrText>
+          <w:instrText xml:space="preserve"> PAGEREF _Toc231108394 \h </w:instrText>
         </w:r>
         <w:r>
           <w:rPr>
@@ -2758,7 +2758,7 @@
           <w14:ligatures w14:val="standardContextual"/>
         </w:rPr>
       </w:pPr>
-      <w:hyperlink w:anchor="_Toc231102579" w:history="1">
+      <w:hyperlink w:anchor="_Toc231108395" w:history="1">
         <w:r>
           <w:rPr>
             <w:rStyle w:val="Hipervnculo"/>
@@ -2785,7 +2785,7 @@
             <w:noProof/>
             <w:webHidden/>
           </w:rPr>
-          <w:instrText xml:space="preserve"> PAGEREF _Toc231102579 \h </w:instrText>
+          <w:instrText xml:space="preserve"> PAGEREF _Toc231108395 \h </w:instrText>
         </w:r>
         <w:r>
           <w:rPr>
@@ -2832,7 +2832,7 @@
           <w14:ligatures w14:val="standardContextual"/>
         </w:rPr>
       </w:pPr>
-      <w:hyperlink w:anchor="_Toc231102580" w:history="1">
+      <w:hyperlink w:anchor="_Toc231108396" w:history="1">
         <w:r>
           <w:rPr>
             <w:rStyle w:val="Hipervnculo"/>
@@ -2859,7 +2859,7 @@
             <w:noProof/>
             <w:webHidden/>
           </w:rPr>
-          <w:instrText xml:space="preserve"> PAGEREF _Toc231102580 \h </w:instrText>
+          <w:instrText xml:space="preserve"> PAGEREF _Toc231108396 \h </w:instrText>
         </w:r>
         <w:r>
           <w:rPr>
@@ -2906,7 +2906,7 @@
           <w14:ligatures w14:val="standardContextual"/>
         </w:rPr>
       </w:pPr>
-      <w:hyperlink w:anchor="_Toc231102581" w:history="1">
+      <w:hyperlink w:anchor="_Toc231108397" w:history="1">
         <w:r>
           <w:rPr>
             <w:rStyle w:val="Hipervnculo"/>
@@ -2933,7 +2933,7 @@
             <w:noProof/>
             <w:webHidden/>
           </w:rPr>
-          <w:instrText xml:space="preserve"> PAGEREF _Toc231102581 \h </w:instrText>
+          <w:instrText xml:space="preserve"> PAGEREF _Toc231108397 \h </w:instrText>
         </w:r>
         <w:r>
           <w:rPr>
@@ -2980,7 +2980,7 @@
           <w14:ligatures w14:val="standardContextual"/>
         </w:rPr>
       </w:pPr>
-      <w:hyperlink w:anchor="_Toc231102582" w:history="1">
+      <w:hyperlink w:anchor="_Toc231108398" w:history="1">
         <w:r>
           <w:rPr>
             <w:rStyle w:val="Hipervnculo"/>
@@ -3007,7 +3007,7 @@
             <w:noProof/>
             <w:webHidden/>
           </w:rPr>
-          <w:instrText xml:space="preserve"> PAGEREF _Toc231102582 \h </w:instrText>
+          <w:instrText xml:space="preserve"> PAGEREF _Toc231108398 \h </w:instrText>
         </w:r>
         <w:r>
           <w:rPr>
@@ -3054,7 +3054,7 @@
           <w14:ligatures w14:val="standardContextual"/>
         </w:rPr>
       </w:pPr>
-      <w:hyperlink w:anchor="_Toc231102583" w:history="1">
+      <w:hyperlink w:anchor="_Toc231108399" w:history="1">
         <w:r>
           <w:rPr>
             <w:rStyle w:val="Hipervnculo"/>
@@ -3081,7 +3081,7 @@
             <w:noProof/>
             <w:webHidden/>
           </w:rPr>
-          <w:instrText xml:space="preserve"> PAGEREF _Toc231102583 \h </w:instrText>
+          <w:instrText xml:space="preserve"> PAGEREF _Toc231108399 \h </w:instrText>
         </w:r>
         <w:r>
           <w:rPr>
@@ -3128,7 +3128,7 @@
           <w14:ligatures w14:val="standardContextual"/>
         </w:rPr>
       </w:pPr>
-      <w:hyperlink w:anchor="_Toc231102584" w:history="1">
+      <w:hyperlink w:anchor="_Toc231108400" w:history="1">
         <w:r>
           <w:rPr>
             <w:rStyle w:val="Hipervnculo"/>
@@ -3155,7 +3155,7 @@
             <w:noProof/>
             <w:webHidden/>
           </w:rPr>
-          <w:instrText xml:space="preserve"> PAGEREF _Toc231102584 \h </w:instrText>
+          <w:instrText xml:space="preserve"> PAGEREF _Toc231108400 \h </w:instrText>
         </w:r>
         <w:r>
           <w:rPr>
@@ -3202,7 +3202,7 @@
           <w14:ligatures w14:val="standardContextual"/>
         </w:rPr>
       </w:pPr>
-      <w:hyperlink w:anchor="_Toc231102585" w:history="1">
+      <w:hyperlink w:anchor="_Toc231108401" w:history="1">
         <w:r>
           <w:rPr>
             <w:rStyle w:val="Hipervnculo"/>
@@ -3229,7 +3229,7 @@
             <w:noProof/>
             <w:webHidden/>
           </w:rPr>
-          <w:instrText xml:space="preserve"> PAGEREF _Toc231102585 \h </w:instrText>
+          <w:instrText xml:space="preserve"> PAGEREF _Toc231108401 \h </w:instrText>
         </w:r>
         <w:r>
           <w:rPr>
@@ -3276,7 +3276,7 @@
           <w14:ligatures w14:val="standardContextual"/>
         </w:rPr>
       </w:pPr>
-      <w:hyperlink w:anchor="_Toc231102586" w:history="1">
+      <w:hyperlink w:anchor="_Toc231108402" w:history="1">
         <w:r>
           <w:rPr>
             <w:rStyle w:val="Hipervnculo"/>
@@ -3303,7 +3303,7 @@
             <w:noProof/>
             <w:webHidden/>
           </w:rPr>
-          <w:instrText xml:space="preserve"> PAGEREF _Toc231102586 \h </w:instrText>
+          <w:instrText xml:space="preserve"> PAGEREF _Toc231108402 \h </w:instrText>
         </w:r>
         <w:r>
           <w:rPr>
@@ -3350,7 +3350,7 @@
           <w14:ligatures w14:val="standardContextual"/>
         </w:rPr>
       </w:pPr>
-      <w:hyperlink w:anchor="_Toc231102587" w:history="1">
+      <w:hyperlink w:anchor="_Toc231108403" w:history="1">
         <w:r>
           <w:rPr>
             <w:rStyle w:val="Hipervnculo"/>
@@ -3377,7 +3377,7 @@
             <w:noProof/>
             <w:webHidden/>
           </w:rPr>
-          <w:instrText xml:space="preserve"> PAGEREF _Toc231102587 \h </w:instrText>
+          <w:instrText xml:space="preserve"> PAGEREF _Toc231108403 \h </w:instrText>
         </w:r>
         <w:r>
           <w:rPr>
@@ -3424,7 +3424,7 @@
           <w14:ligatures w14:val="standardContextual"/>
         </w:rPr>
       </w:pPr>
-      <w:hyperlink w:anchor="_Toc231102588" w:history="1">
+      <w:hyperlink w:anchor="_Toc231108404" w:history="1">
         <w:r>
           <w:rPr>
             <w:rStyle w:val="Hipervnculo"/>
@@ -3451,7 +3451,7 @@
             <w:noProof/>
             <w:webHidden/>
           </w:rPr>
-          <w:instrText xml:space="preserve"> PAGEREF _Toc231102588 \h </w:instrText>
+          <w:instrText xml:space="preserve"> PAGEREF _Toc231108404 \h </w:instrText>
         </w:r>
         <w:r>
           <w:rPr>
@@ -3498,7 +3498,7 @@
           <w14:ligatures w14:val="standardContextual"/>
         </w:rPr>
       </w:pPr>
-      <w:hyperlink w:anchor="_Toc231102589" w:history="1">
+      <w:hyperlink w:anchor="_Toc231108405" w:history="1">
         <w:r>
           <w:rPr>
             <w:rStyle w:val="Hipervnculo"/>
@@ -3525,7 +3525,7 @@
             <w:noProof/>
             <w:webHidden/>
           </w:rPr>
-          <w:instrText xml:space="preserve"> PAGEREF _Toc231102589 \h </w:instrText>
+          <w:instrText xml:space="preserve"> PAGEREF _Toc231108405 \h </w:instrText>
         </w:r>
         <w:r>
           <w:rPr>
@@ -3572,7 +3572,7 @@
           <w14:ligatures w14:val="standardContextual"/>
         </w:rPr>
       </w:pPr>
-      <w:hyperlink w:anchor="_Toc231102590" w:history="1">
+      <w:hyperlink w:anchor="_Toc231108406" w:history="1">
         <w:r>
           <w:rPr>
             <w:rStyle w:val="Hipervnculo"/>
@@ -3599,7 +3599,7 @@
             <w:noProof/>
             <w:webHidden/>
           </w:rPr>
-          <w:instrText xml:space="preserve"> PAGEREF _Toc231102590 \h </w:instrText>
+          <w:instrText xml:space="preserve"> PAGEREF _Toc231108406 \h </w:instrText>
         </w:r>
         <w:r>
           <w:rPr>
@@ -3646,7 +3646,7 @@
           <w14:ligatures w14:val="standardContextual"/>
         </w:rPr>
       </w:pPr>
-      <w:hyperlink w:anchor="_Toc231102591" w:history="1">
+      <w:hyperlink w:anchor="_Toc231108407" w:history="1">
         <w:r>
           <w:rPr>
             <w:rStyle w:val="Hipervnculo"/>
@@ -3673,7 +3673,7 @@
             <w:noProof/>
             <w:webHidden/>
           </w:rPr>
-          <w:instrText xml:space="preserve"> PAGEREF _Toc231102591 \h </w:instrText>
+          <w:instrText xml:space="preserve"> PAGEREF _Toc231108407 \h </w:instrText>
         </w:r>
         <w:r>
           <w:rPr>
@@ -3720,7 +3720,7 @@
           <w14:ligatures w14:val="standardContextual"/>
         </w:rPr>
       </w:pPr>
-      <w:hyperlink w:anchor="_Toc231102592" w:history="1">
+      <w:hyperlink w:anchor="_Toc231108408" w:history="1">
         <w:r>
           <w:rPr>
             <w:rStyle w:val="Hipervnculo"/>
@@ -3747,7 +3747,7 @@
             <w:noProof/>
             <w:webHidden/>
           </w:rPr>
-          <w:instrText xml:space="preserve"> PAGEREF _Toc231102592 \h </w:instrText>
+          <w:instrText xml:space="preserve"> PAGEREF _Toc231108408 \h </w:instrText>
         </w:r>
         <w:r>
           <w:rPr>
@@ -3794,7 +3794,7 @@
           <w14:ligatures w14:val="standardContextual"/>
         </w:rPr>
       </w:pPr>
-      <w:hyperlink w:anchor="_Toc231102593" w:history="1">
+      <w:hyperlink w:anchor="_Toc231108409" w:history="1">
         <w:r>
           <w:rPr>
             <w:rStyle w:val="Hipervnculo"/>
@@ -3821,7 +3821,7 @@
             <w:noProof/>
             <w:webHidden/>
           </w:rPr>
-          <w:instrText xml:space="preserve"> PAGEREF _Toc231102593 \h </w:instrText>
+          <w:instrText xml:space="preserve"> PAGEREF _Toc231108409 \h </w:instrText>
         </w:r>
         <w:r>
           <w:rPr>
@@ -3868,7 +3868,7 @@
           <w14:ligatures w14:val="standardContextual"/>
         </w:rPr>
       </w:pPr>
-      <w:hyperlink w:anchor="_Toc231102594" w:history="1">
+      <w:hyperlink w:anchor="_Toc231108410" w:history="1">
         <w:r>
           <w:rPr>
             <w:rStyle w:val="Hipervnculo"/>
@@ -3895,7 +3895,7 @@
             <w:noProof/>
             <w:webHidden/>
           </w:rPr>
-          <w:instrText xml:space="preserve"> PAGEREF _Toc231102594 \h </w:instrText>
+          <w:instrText xml:space="preserve"> PAGEREF _Toc231108410 \h </w:instrText>
         </w:r>
         <w:r>
           <w:rPr>
@@ -3942,7 +3942,7 @@
           <w14:ligatures w14:val="standardContextual"/>
         </w:rPr>
       </w:pPr>
-      <w:hyperlink w:anchor="_Toc231102595" w:history="1">
+      <w:hyperlink w:anchor="_Toc231108411" w:history="1">
         <w:r>
           <w:rPr>
             <w:rStyle w:val="Hipervnculo"/>
@@ -3969,7 +3969,7 @@
             <w:noProof/>
             <w:webHidden/>
           </w:rPr>
-          <w:instrText xml:space="preserve"> PAGEREF _Toc231102595 \h </w:instrText>
+          <w:instrText xml:space="preserve"> PAGEREF _Toc231108411 \h </w:instrText>
         </w:r>
         <w:r>
           <w:rPr>
@@ -4016,7 +4016,7 @@
           <w14:ligatures w14:val="standardContextual"/>
         </w:rPr>
       </w:pPr>
-      <w:hyperlink w:anchor="_Toc231102596" w:history="1">
+      <w:hyperlink w:anchor="_Toc231108412" w:history="1">
         <w:r>
           <w:rPr>
             <w:rStyle w:val="Hipervnculo"/>
@@ -4043,7 +4043,7 @@
             <w:noProof/>
             <w:webHidden/>
           </w:rPr>
-          <w:instrText xml:space="preserve"> PAGEREF _Toc231102596 \h </w:instrText>
+          <w:instrText xml:space="preserve"> PAGEREF _Toc231108412 \h </w:instrText>
         </w:r>
         <w:r>
           <w:rPr>
@@ -4090,7 +4090,7 @@
           <w14:ligatures w14:val="standardContextual"/>
         </w:rPr>
       </w:pPr>
-      <w:hyperlink w:anchor="_Toc231102597" w:history="1">
+      <w:hyperlink w:anchor="_Toc231108413" w:history="1">
         <w:r>
           <w:rPr>
             <w:rStyle w:val="Hipervnculo"/>
@@ -4117,7 +4117,7 @@
             <w:noProof/>
             <w:webHidden/>
           </w:rPr>
-          <w:instrText xml:space="preserve"> PAGEREF _Toc231102597 \h </w:instrText>
+          <w:instrText xml:space="preserve"> PAGEREF _Toc231108413 \h </w:instrText>
         </w:r>
         <w:r>
           <w:rPr>
@@ -4164,7 +4164,7 @@
           <w14:ligatures w14:val="standardContextual"/>
         </w:rPr>
       </w:pPr>
-      <w:hyperlink w:anchor="_Toc231102598" w:history="1">
+      <w:hyperlink w:anchor="_Toc231108414" w:history="1">
         <w:r>
           <w:rPr>
             <w:rStyle w:val="Hipervnculo"/>
@@ -4191,7 +4191,7 @@
             <w:noProof/>
             <w:webHidden/>
           </w:rPr>
-          <w:instrText xml:space="preserve"> PAGEREF _Toc231102598 \h </w:instrText>
+          <w:instrText xml:space="preserve"> PAGEREF _Toc231108414 \h </w:instrText>
         </w:r>
         <w:r>
           <w:rPr>
@@ -4238,7 +4238,7 @@
           <w14:ligatures w14:val="standardContextual"/>
         </w:rPr>
       </w:pPr>
-      <w:hyperlink w:anchor="_Toc231102599" w:history="1">
+      <w:hyperlink w:anchor="_Toc231108415" w:history="1">
         <w:r>
           <w:rPr>
             <w:rStyle w:val="Hipervnculo"/>
@@ -4265,7 +4265,7 @@
             <w:noProof/>
             <w:webHidden/>
           </w:rPr>
-          <w:instrText xml:space="preserve"> PAGEREF _Toc231102599 \h </w:instrText>
+          <w:instrText xml:space="preserve"> PAGEREF _Toc231108415 \h </w:instrText>
         </w:r>
         <w:r>
           <w:rPr>
@@ -4312,7 +4312,7 @@
           <w14:ligatures w14:val="standardContextual"/>
         </w:rPr>
       </w:pPr>
-      <w:hyperlink w:anchor="_Toc231102600" w:history="1">
+      <w:hyperlink w:anchor="_Toc231108416" w:history="1">
         <w:r>
           <w:rPr>
             <w:rStyle w:val="Hipervnculo"/>
@@ -4339,7 +4339,7 @@
             <w:noProof/>
             <w:webHidden/>
           </w:rPr>
-          <w:instrText xml:space="preserve"> PAGEREF _Toc231102600 \h </w:instrText>
+          <w:instrText xml:space="preserve"> PAGEREF _Toc231108416 \h </w:instrText>
         </w:r>
         <w:r>
           <w:rPr>
@@ -4386,7 +4386,7 @@
           <w14:ligatures w14:val="standardContextual"/>
         </w:rPr>
       </w:pPr>
-      <w:hyperlink w:anchor="_Toc231102601" w:history="1">
+      <w:hyperlink w:anchor="_Toc231108417" w:history="1">
         <w:r>
           <w:rPr>
             <w:rStyle w:val="Hipervnculo"/>
@@ -4413,7 +4413,7 @@
             <w:noProof/>
             <w:webHidden/>
           </w:rPr>
-          <w:instrText xml:space="preserve"> PAGEREF _Toc231102601 \h </w:instrText>
+          <w:instrText xml:space="preserve"> PAGEREF _Toc231108417 \h </w:instrText>
         </w:r>
         <w:r>
           <w:rPr>
@@ -4460,7 +4460,7 @@
           <w14:ligatures w14:val="standardContextual"/>
         </w:rPr>
       </w:pPr>
-      <w:hyperlink w:anchor="_Toc231102602" w:history="1">
+      <w:hyperlink w:anchor="_Toc231108418" w:history="1">
         <w:r>
           <w:rPr>
             <w:rStyle w:val="Hipervnculo"/>
@@ -4487,7 +4487,7 @@
             <w:noProof/>
             <w:webHidden/>
           </w:rPr>
-          <w:instrText xml:space="preserve"> PAGEREF _Toc231102602 \h </w:instrText>
+          <w:instrText xml:space="preserve"> PAGEREF _Toc231108418 \h </w:instrText>
         </w:r>
         <w:r>
           <w:rPr>
@@ -4534,7 +4534,7 @@
           <w14:ligatures w14:val="standardContextual"/>
         </w:rPr>
       </w:pPr>
-      <w:hyperlink w:anchor="_Toc231102603" w:history="1">
+      <w:hyperlink w:anchor="_Toc231108419" w:history="1">
         <w:r>
           <w:rPr>
             <w:rStyle w:val="Hipervnculo"/>
@@ -4561,7 +4561,7 @@
             <w:noProof/>
             <w:webHidden/>
           </w:rPr>
-          <w:instrText xml:space="preserve"> PAGEREF _Toc231102603 \h </w:instrText>
+          <w:instrText xml:space="preserve"> PAGEREF _Toc231108419 \h </w:instrText>
         </w:r>
         <w:r>
           <w:rPr>
@@ -4608,7 +4608,7 @@
           <w14:ligatures w14:val="standardContextual"/>
         </w:rPr>
       </w:pPr>
-      <w:hyperlink w:anchor="_Toc231102604" w:history="1">
+      <w:hyperlink w:anchor="_Toc231108420" w:history="1">
         <w:r>
           <w:rPr>
             <w:rStyle w:val="Hipervnculo"/>
@@ -4635,7 +4635,7 @@
             <w:noProof/>
             <w:webHidden/>
           </w:rPr>
-          <w:instrText xml:space="preserve"> PAGEREF _Toc231102604 \h </w:instrText>
+          <w:instrText xml:space="preserve"> PAGEREF _Toc231108420 \h </w:instrText>
         </w:r>
         <w:r>
           <w:rPr>
@@ -4682,7 +4682,7 @@
           <w14:ligatures w14:val="standardContextual"/>
         </w:rPr>
       </w:pPr>
-      <w:hyperlink w:anchor="_Toc231102605" w:history="1">
+      <w:hyperlink w:anchor="_Toc231108421" w:history="1">
         <w:r>
           <w:rPr>
             <w:rStyle w:val="Hipervnculo"/>
@@ -4709,7 +4709,7 @@
             <w:noProof/>
             <w:webHidden/>
           </w:rPr>
-          <w:instrText xml:space="preserve"> PAGEREF _Toc231102605 \h </w:instrText>
+          <w:instrText xml:space="preserve"> PAGEREF _Toc231108421 \h </w:instrText>
         </w:r>
         <w:r>
           <w:rPr>
@@ -4756,7 +4756,7 @@
           <w14:ligatures w14:val="standardContextual"/>
         </w:rPr>
       </w:pPr>
-      <w:hyperlink w:anchor="_Toc231102606" w:history="1">
+      <w:hyperlink w:anchor="_Toc231108422" w:history="1">
         <w:r>
           <w:rPr>
             <w:rStyle w:val="Hipervnculo"/>
@@ -4783,7 +4783,7 @@
             <w:noProof/>
             <w:webHidden/>
           </w:rPr>
-          <w:instrText xml:space="preserve"> PAGEREF _Toc231102606 \h </w:instrText>
+          <w:instrText xml:space="preserve"> PAGEREF _Toc231108422 \h </w:instrText>
         </w:r>
         <w:r>
           <w:rPr>
@@ -4830,7 +4830,7 @@
           <w14:ligatures w14:val="standardContextual"/>
         </w:rPr>
       </w:pPr>
-      <w:hyperlink w:anchor="_Toc231102607" w:history="1">
+      <w:hyperlink w:anchor="_Toc231108423" w:history="1">
         <w:r>
           <w:rPr>
             <w:rStyle w:val="Hipervnculo"/>
@@ -4857,7 +4857,7 @@
             <w:noProof/>
             <w:webHidden/>
           </w:rPr>
-          <w:instrText xml:space="preserve"> PAGEREF _Toc231102607 \h </w:instrText>
+          <w:instrText xml:space="preserve"> PAGEREF _Toc231108423 \h </w:instrText>
         </w:r>
         <w:r>
           <w:rPr>
@@ -4904,7 +4904,7 @@
           <w14:ligatures w14:val="standardContextual"/>
         </w:rPr>
       </w:pPr>
-      <w:hyperlink w:anchor="_Toc231102608" w:history="1">
+      <w:hyperlink w:anchor="_Toc231108424" w:history="1">
         <w:r>
           <w:rPr>
             <w:rStyle w:val="Hipervnculo"/>
@@ -4931,7 +4931,7 @@
             <w:noProof/>
             <w:webHidden/>
           </w:rPr>
-          <w:instrText xml:space="preserve"> PAGEREF _Toc231102608 \h </w:instrText>
+          <w:instrText xml:space="preserve"> PAGEREF _Toc231108424 \h </w:instrText>
         </w:r>
         <w:r>
           <w:rPr>
@@ -4978,7 +4978,7 @@
           <w14:ligatures w14:val="standardContextual"/>
         </w:rPr>
       </w:pPr>
-      <w:hyperlink w:anchor="_Toc231102609" w:history="1">
+      <w:hyperlink w:anchor="_Toc231108425" w:history="1">
         <w:r>
           <w:rPr>
             <w:rStyle w:val="Hipervnculo"/>
@@ -5005,7 +5005,7 @@
             <w:noProof/>
             <w:webHidden/>
           </w:rPr>
-          <w:instrText xml:space="preserve"> PAGEREF _Toc231102609 \h </w:instrText>
+          <w:instrText xml:space="preserve"> PAGEREF _Toc231108425 \h </w:instrText>
         </w:r>
         <w:r>
           <w:rPr>
@@ -5052,7 +5052,7 @@
           <w14:ligatures w14:val="standardContextual"/>
         </w:rPr>
       </w:pPr>
-      <w:hyperlink w:anchor="_Toc231102610" w:history="1">
+      <w:hyperlink w:anchor="_Toc231108426" w:history="1">
         <w:r>
           <w:rPr>
             <w:rStyle w:val="Hipervnculo"/>
@@ -5079,7 +5079,7 @@
             <w:noProof/>
             <w:webHidden/>
           </w:rPr>
-          <w:instrText xml:space="preserve"> PAGEREF _Toc231102610 \h </w:instrText>
+          <w:instrText xml:space="preserve"> PAGEREF _Toc231108426 \h </w:instrText>
         </w:r>
         <w:r>
           <w:rPr>
@@ -5126,7 +5126,7 @@
           <w14:ligatures w14:val="standardContextual"/>
         </w:rPr>
       </w:pPr>
-      <w:hyperlink w:anchor="_Toc231102611" w:history="1">
+      <w:hyperlink w:anchor="_Toc231108427" w:history="1">
         <w:r>
           <w:rPr>
             <w:rStyle w:val="Hipervnculo"/>
@@ -5153,7 +5153,7 @@
             <w:noProof/>
             <w:webHidden/>
           </w:rPr>
-          <w:instrText xml:space="preserve"> PAGEREF _Toc231102611 \h </w:instrText>
+          <w:instrText xml:space="preserve"> PAGEREF _Toc231108427 \h </w:instrText>
         </w:r>
         <w:r>
           <w:rPr>
@@ -5200,7 +5200,7 @@
           <w14:ligatures w14:val="standardContextual"/>
         </w:rPr>
       </w:pPr>
-      <w:hyperlink w:anchor="_Toc231102612" w:history="1">
+      <w:hyperlink w:anchor="_Toc231108428" w:history="1">
         <w:r>
           <w:rPr>
             <w:rStyle w:val="Hipervnculo"/>
@@ -5227,7 +5227,7 @@
             <w:noProof/>
             <w:webHidden/>
           </w:rPr>
-          <w:instrText xml:space="preserve"> PAGEREF _Toc231102612 \h </w:instrText>
+          <w:instrText xml:space="preserve"> PAGEREF _Toc231108428 \h </w:instrText>
         </w:r>
         <w:r>
           <w:rPr>
@@ -5274,7 +5274,7 @@
           <w14:ligatures w14:val="standardContextual"/>
         </w:rPr>
       </w:pPr>
-      <w:hyperlink w:anchor="_Toc231102613" w:history="1">
+      <w:hyperlink w:anchor="_Toc231108429" w:history="1">
         <w:r>
           <w:rPr>
             <w:rStyle w:val="Hipervnculo"/>
@@ -5301,7 +5301,7 @@
             <w:noProof/>
             <w:webHidden/>
           </w:rPr>
-          <w:instrText xml:space="preserve"> PAGEREF _Toc231102613 \h </w:instrText>
+          <w:instrText xml:space="preserve"> PAGEREF _Toc231108429 \h </w:instrText>
         </w:r>
         <w:r>
           <w:rPr>
@@ -5348,7 +5348,7 @@
           <w14:ligatures w14:val="standardContextual"/>
         </w:rPr>
       </w:pPr>
-      <w:hyperlink w:anchor="_Toc231102614" w:history="1">
+      <w:hyperlink w:anchor="_Toc231108430" w:history="1">
         <w:r>
           <w:rPr>
             <w:rStyle w:val="Hipervnculo"/>
@@ -5375,7 +5375,7 @@
             <w:noProof/>
             <w:webHidden/>
           </w:rPr>
-          <w:instrText xml:space="preserve"> PAGEREF _Toc231102614 \h </w:instrText>
+          <w:instrText xml:space="preserve"> PAGEREF _Toc231108430 \h </w:instrText>
         </w:r>
         <w:r>
           <w:rPr>
@@ -5422,7 +5422,7 @@
           <w14:ligatures w14:val="standardContextual"/>
         </w:rPr>
       </w:pPr>
-      <w:hyperlink w:anchor="_Toc231102615" w:history="1">
+      <w:hyperlink w:anchor="_Toc231108431" w:history="1">
         <w:r>
           <w:rPr>
             <w:rStyle w:val="Hipervnculo"/>
@@ -5449,7 +5449,7 @@
             <w:noProof/>
             <w:webHidden/>
           </w:rPr>
-          <w:instrText xml:space="preserve"> PAGEREF _Toc231102615 \h </w:instrText>
+          <w:instrText xml:space="preserve"> PAGEREF _Toc231108431 \h </w:instrText>
         </w:r>
         <w:r>
           <w:rPr>
@@ -5496,7 +5496,7 @@
           <w14:ligatures w14:val="standardContextual"/>
         </w:rPr>
       </w:pPr>
-      <w:hyperlink w:anchor="_Toc231102616" w:history="1">
+      <w:hyperlink w:anchor="_Toc231108432" w:history="1">
         <w:r>
           <w:rPr>
             <w:rStyle w:val="Hipervnculo"/>
@@ -5523,7 +5523,7 @@
             <w:noProof/>
             <w:webHidden/>
           </w:rPr>
-          <w:instrText xml:space="preserve"> PAGEREF _Toc231102616 \h </w:instrText>
+          <w:instrText xml:space="preserve"> PAGEREF _Toc231108432 \h </w:instrText>
         </w:r>
         <w:r>
           <w:rPr>
@@ -5570,7 +5570,7 @@
           <w14:ligatures w14:val="standardContextual"/>
         </w:rPr>
       </w:pPr>
-      <w:hyperlink w:anchor="_Toc231102617" w:history="1">
+      <w:hyperlink w:anchor="_Toc231108433" w:history="1">
         <w:r>
           <w:rPr>
             <w:rStyle w:val="Hipervnculo"/>
@@ -5597,7 +5597,7 @@
             <w:noProof/>
             <w:webHidden/>
           </w:rPr>
-          <w:instrText xml:space="preserve"> PAGEREF _Toc231102617 \h </w:instrText>
+          <w:instrText xml:space="preserve"> PAGEREF _Toc231108433 \h </w:instrText>
         </w:r>
         <w:r>
           <w:rPr>
@@ -5644,7 +5644,7 @@
           <w14:ligatures w14:val="standardContextual"/>
         </w:rPr>
       </w:pPr>
-      <w:hyperlink w:anchor="_Toc231102618" w:history="1">
+      <w:hyperlink w:anchor="_Toc231108434" w:history="1">
         <w:r>
           <w:rPr>
             <w:rStyle w:val="Hipervnculo"/>
@@ -5671,7 +5671,7 @@
             <w:noProof/>
             <w:webHidden/>
           </w:rPr>
-          <w:instrText xml:space="preserve"> PAGEREF _Toc231102618 \h </w:instrText>
+          <w:instrText xml:space="preserve"> PAGEREF _Toc231108434 \h </w:instrText>
         </w:r>
         <w:r>
           <w:rPr>
@@ -5718,7 +5718,7 @@
           <w14:ligatures w14:val="standardContextual"/>
         </w:rPr>
       </w:pPr>
-      <w:hyperlink w:anchor="_Toc231102619" w:history="1">
+      <w:hyperlink w:anchor="_Toc231108435" w:history="1">
         <w:r>
           <w:rPr>
             <w:rStyle w:val="Hipervnculo"/>
@@ -5745,7 +5745,7 @@
             <w:noProof/>
             <w:webHidden/>
           </w:rPr>
-          <w:instrText xml:space="preserve"> PAGEREF _Toc231102619 \h </w:instrText>
+          <w:instrText xml:space="preserve"> PAGEREF _Toc231108435 \h </w:instrText>
         </w:r>
         <w:r>
           <w:rPr>
@@ -5765,7 +5765,7 @@
             <w:noProof/>
             <w:webHidden/>
           </w:rPr>
-          <w:t>55</w:t>
+          <w:t>56</w:t>
         </w:r>
         <w:r>
           <w:rPr>
@@ -5794,7 +5794,7 @@
       <w:pPr>
         <w:pStyle w:val="Ttulo1"/>
       </w:pPr>
-      <w:bookmarkStart w:id="7" w:name="_Toc231102555"/>
+      <w:bookmarkStart w:id="7" w:name="_Toc231108371"/>
       <w:r>
         <w:lastRenderedPageBreak/>
         <w:t>Índice de tablas</w:t>
@@ -5826,7 +5826,7 @@
       <w:r>
         <w:fldChar w:fldCharType="separate"/>
       </w:r>
-      <w:hyperlink w:anchor="_Toc231102620" w:history="1">
+      <w:hyperlink w:anchor="_Toc231108436" w:history="1">
         <w:r>
           <w:rPr>
             <w:rStyle w:val="Hipervnculo"/>
@@ -5853,7 +5853,7 @@
             <w:noProof/>
             <w:webHidden/>
           </w:rPr>
-          <w:instrText xml:space="preserve"> PAGEREF _Toc231102620 \h </w:instrText>
+          <w:instrText xml:space="preserve"> PAGEREF _Toc231108436 \h </w:instrText>
         </w:r>
         <w:r>
           <w:rPr>
@@ -5900,7 +5900,7 @@
           <w14:ligatures w14:val="standardContextual"/>
         </w:rPr>
       </w:pPr>
-      <w:hyperlink w:anchor="_Toc231102621" w:history="1">
+      <w:hyperlink w:anchor="_Toc231108437" w:history="1">
         <w:r>
           <w:rPr>
             <w:rStyle w:val="Hipervnculo"/>
@@ -5927,7 +5927,7 @@
             <w:noProof/>
             <w:webHidden/>
           </w:rPr>
-          <w:instrText xml:space="preserve"> PAGEREF _Toc231102621 \h </w:instrText>
+          <w:instrText xml:space="preserve"> PAGEREF _Toc231108437 \h </w:instrText>
         </w:r>
         <w:r>
           <w:rPr>
@@ -5974,7 +5974,7 @@
           <w14:ligatures w14:val="standardContextual"/>
         </w:rPr>
       </w:pPr>
-      <w:hyperlink w:anchor="_Toc231102622" w:history="1">
+      <w:hyperlink w:anchor="_Toc231108438" w:history="1">
         <w:r>
           <w:rPr>
             <w:rStyle w:val="Hipervnculo"/>
@@ -6001,7 +6001,7 @@
             <w:noProof/>
             <w:webHidden/>
           </w:rPr>
-          <w:instrText xml:space="preserve"> PAGEREF _Toc231102622 \h </w:instrText>
+          <w:instrText xml:space="preserve"> PAGEREF _Toc231108438 \h </w:instrText>
         </w:r>
         <w:r>
           <w:rPr>
@@ -6048,7 +6048,7 @@
           <w14:ligatures w14:val="standardContextual"/>
         </w:rPr>
       </w:pPr>
-      <w:hyperlink w:anchor="_Toc231102623" w:history="1">
+      <w:hyperlink w:anchor="_Toc231108439" w:history="1">
         <w:r>
           <w:rPr>
             <w:rStyle w:val="Hipervnculo"/>
@@ -6075,7 +6075,7 @@
             <w:noProof/>
             <w:webHidden/>
           </w:rPr>
-          <w:instrText xml:space="preserve"> PAGEREF _Toc231102623 \h </w:instrText>
+          <w:instrText xml:space="preserve"> PAGEREF _Toc231108439 \h </w:instrText>
         </w:r>
         <w:r>
           <w:rPr>
@@ -6122,7 +6122,7 @@
           <w14:ligatures w14:val="standardContextual"/>
         </w:rPr>
       </w:pPr>
-      <w:hyperlink w:anchor="_Toc231102624" w:history="1">
+      <w:hyperlink w:anchor="_Toc231108440" w:history="1">
         <w:r>
           <w:rPr>
             <w:rStyle w:val="Hipervnculo"/>
@@ -6149,7 +6149,7 @@
             <w:noProof/>
             <w:webHidden/>
           </w:rPr>
-          <w:instrText xml:space="preserve"> PAGEREF _Toc231102624 \h </w:instrText>
+          <w:instrText xml:space="preserve"> PAGEREF _Toc231108440 \h </w:instrText>
         </w:r>
         <w:r>
           <w:rPr>
@@ -6196,7 +6196,7 @@
           <w14:ligatures w14:val="standardContextual"/>
         </w:rPr>
       </w:pPr>
-      <w:hyperlink w:anchor="_Toc231102625" w:history="1">
+      <w:hyperlink w:anchor="_Toc231108441" w:history="1">
         <w:r>
           <w:rPr>
             <w:rStyle w:val="Hipervnculo"/>
@@ -6223,7 +6223,7 @@
             <w:noProof/>
             <w:webHidden/>
           </w:rPr>
-          <w:instrText xml:space="preserve"> PAGEREF _Toc231102625 \h </w:instrText>
+          <w:instrText xml:space="preserve"> PAGEREF _Toc231108441 \h </w:instrText>
         </w:r>
         <w:r>
           <w:rPr>
@@ -6270,7 +6270,7 @@
           <w14:ligatures w14:val="standardContextual"/>
         </w:rPr>
       </w:pPr>
-      <w:hyperlink w:anchor="_Toc231102626" w:history="1">
+      <w:hyperlink w:anchor="_Toc231108442" w:history="1">
         <w:r>
           <w:rPr>
             <w:rStyle w:val="Hipervnculo"/>
@@ -6297,7 +6297,7 @@
             <w:noProof/>
             <w:webHidden/>
           </w:rPr>
-          <w:instrText xml:space="preserve"> PAGEREF _Toc231102626 \h </w:instrText>
+          <w:instrText xml:space="preserve"> PAGEREF _Toc231108442 \h </w:instrText>
         </w:r>
         <w:r>
           <w:rPr>
@@ -6344,7 +6344,7 @@
           <w14:ligatures w14:val="standardContextual"/>
         </w:rPr>
       </w:pPr>
-      <w:hyperlink w:anchor="_Toc231102627" w:history="1">
+      <w:hyperlink w:anchor="_Toc231108443" w:history="1">
         <w:r>
           <w:rPr>
             <w:rStyle w:val="Hipervnculo"/>
@@ -6371,7 +6371,7 @@
             <w:noProof/>
             <w:webHidden/>
           </w:rPr>
-          <w:instrText xml:space="preserve"> PAGEREF _Toc231102627 \h </w:instrText>
+          <w:instrText xml:space="preserve"> PAGEREF _Toc231108443 \h </w:instrText>
         </w:r>
         <w:r>
           <w:rPr>
@@ -6418,7 +6418,7 @@
           <w14:ligatures w14:val="standardContextual"/>
         </w:rPr>
       </w:pPr>
-      <w:hyperlink w:anchor="_Toc231102628" w:history="1">
+      <w:hyperlink w:anchor="_Toc231108444" w:history="1">
         <w:r>
           <w:rPr>
             <w:rStyle w:val="Hipervnculo"/>
@@ -6445,7 +6445,7 @@
             <w:noProof/>
             <w:webHidden/>
           </w:rPr>
-          <w:instrText xml:space="preserve"> PAGEREF _Toc231102628 \h </w:instrText>
+          <w:instrText xml:space="preserve"> PAGEREF _Toc231108444 \h </w:instrText>
         </w:r>
         <w:r>
           <w:rPr>
@@ -6492,7 +6492,7 @@
           <w14:ligatures w14:val="standardContextual"/>
         </w:rPr>
       </w:pPr>
-      <w:hyperlink w:anchor="_Toc231102629" w:history="1">
+      <w:hyperlink w:anchor="_Toc231108445" w:history="1">
         <w:r>
           <w:rPr>
             <w:rStyle w:val="Hipervnculo"/>
@@ -6519,7 +6519,7 @@
             <w:noProof/>
             <w:webHidden/>
           </w:rPr>
-          <w:instrText xml:space="preserve"> PAGEREF _Toc231102629 \h </w:instrText>
+          <w:instrText xml:space="preserve"> PAGEREF _Toc231108445 \h </w:instrText>
         </w:r>
         <w:r>
           <w:rPr>
@@ -6566,7 +6566,7 @@
           <w14:ligatures w14:val="standardContextual"/>
         </w:rPr>
       </w:pPr>
-      <w:hyperlink w:anchor="_Toc231102630" w:history="1">
+      <w:hyperlink w:anchor="_Toc231108446" w:history="1">
         <w:r>
           <w:rPr>
             <w:rStyle w:val="Hipervnculo"/>
@@ -6593,7 +6593,7 @@
             <w:noProof/>
             <w:webHidden/>
           </w:rPr>
-          <w:instrText xml:space="preserve"> PAGEREF _Toc231102630 \h </w:instrText>
+          <w:instrText xml:space="preserve"> PAGEREF _Toc231108446 \h </w:instrText>
         </w:r>
         <w:r>
           <w:rPr>
@@ -6640,7 +6640,7 @@
           <w14:ligatures w14:val="standardContextual"/>
         </w:rPr>
       </w:pPr>
-      <w:hyperlink w:anchor="_Toc231102631" w:history="1">
+      <w:hyperlink w:anchor="_Toc231108447" w:history="1">
         <w:r>
           <w:rPr>
             <w:rStyle w:val="Hipervnculo"/>
@@ -6667,7 +6667,7 @@
             <w:noProof/>
             <w:webHidden/>
           </w:rPr>
-          <w:instrText xml:space="preserve"> PAGEREF _Toc231102631 \h </w:instrText>
+          <w:instrText xml:space="preserve"> PAGEREF _Toc231108447 \h </w:instrText>
         </w:r>
         <w:r>
           <w:rPr>
@@ -6714,7 +6714,7 @@
           <w14:ligatures w14:val="standardContextual"/>
         </w:rPr>
       </w:pPr>
-      <w:hyperlink w:anchor="_Toc231102632" w:history="1">
+      <w:hyperlink w:anchor="_Toc231108448" w:history="1">
         <w:r>
           <w:rPr>
             <w:rStyle w:val="Hipervnculo"/>
@@ -6741,7 +6741,7 @@
             <w:noProof/>
             <w:webHidden/>
           </w:rPr>
-          <w:instrText xml:space="preserve"> PAGEREF _Toc231102632 \h </w:instrText>
+          <w:instrText xml:space="preserve"> PAGEREF _Toc231108448 \h </w:instrText>
         </w:r>
         <w:r>
           <w:rPr>
@@ -6788,7 +6788,7 @@
           <w14:ligatures w14:val="standardContextual"/>
         </w:rPr>
       </w:pPr>
-      <w:hyperlink w:anchor="_Toc231102633" w:history="1">
+      <w:hyperlink w:anchor="_Toc231108449" w:history="1">
         <w:r>
           <w:rPr>
             <w:rStyle w:val="Hipervnculo"/>
@@ -6815,7 +6815,7 @@
             <w:noProof/>
             <w:webHidden/>
           </w:rPr>
-          <w:instrText xml:space="preserve"> PAGEREF _Toc231102633 \h </w:instrText>
+          <w:instrText xml:space="preserve"> PAGEREF _Toc231108449 \h </w:instrText>
         </w:r>
         <w:r>
           <w:rPr>
@@ -6862,7 +6862,7 @@
           <w14:ligatures w14:val="standardContextual"/>
         </w:rPr>
       </w:pPr>
-      <w:hyperlink w:anchor="_Toc231102634" w:history="1">
+      <w:hyperlink w:anchor="_Toc231108450" w:history="1">
         <w:r>
           <w:rPr>
             <w:rStyle w:val="Hipervnculo"/>
@@ -6889,7 +6889,7 @@
             <w:noProof/>
             <w:webHidden/>
           </w:rPr>
-          <w:instrText xml:space="preserve"> PAGEREF _Toc231102634 \h </w:instrText>
+          <w:instrText xml:space="preserve"> PAGEREF _Toc231108450 \h </w:instrText>
         </w:r>
         <w:r>
           <w:rPr>
@@ -6937,7 +6937,7 @@
       <w:pPr>
         <w:pStyle w:val="Ttulo1"/>
       </w:pPr>
-      <w:bookmarkStart w:id="8" w:name="_Toc231102556"/>
+      <w:bookmarkStart w:id="8" w:name="_Toc231108372"/>
       <w:r>
         <w:lastRenderedPageBreak/>
         <w:t>Índice de figuras</w:t>
@@ -6969,7 +6969,7 @@
       <w:r>
         <w:fldChar w:fldCharType="separate"/>
       </w:r>
-      <w:hyperlink w:anchor="_Toc231102635" w:history="1">
+      <w:hyperlink w:anchor="_Toc231108451" w:history="1">
         <w:r>
           <w:rPr>
             <w:rStyle w:val="Hipervnculo"/>
@@ -6996,7 +6996,7 @@
             <w:noProof/>
             <w:webHidden/>
           </w:rPr>
-          <w:instrText xml:space="preserve"> PAGEREF _Toc231102635 \h </w:instrText>
+          <w:instrText xml:space="preserve"> PAGEREF _Toc231108451 \h </w:instrText>
         </w:r>
         <w:r>
           <w:rPr>
@@ -7043,7 +7043,7 @@
           <w14:ligatures w14:val="standardContextual"/>
         </w:rPr>
       </w:pPr>
-      <w:hyperlink w:anchor="_Toc231102636" w:history="1">
+      <w:hyperlink w:anchor="_Toc231108452" w:history="1">
         <w:r>
           <w:rPr>
             <w:rStyle w:val="Hipervnculo"/>
@@ -7070,7 +7070,7 @@
             <w:noProof/>
             <w:webHidden/>
           </w:rPr>
-          <w:instrText xml:space="preserve"> PAGEREF _Toc231102636 \h </w:instrText>
+          <w:instrText xml:space="preserve"> PAGEREF _Toc231108452 \h </w:instrText>
         </w:r>
         <w:r>
           <w:rPr>
@@ -7117,7 +7117,7 @@
           <w14:ligatures w14:val="standardContextual"/>
         </w:rPr>
       </w:pPr>
-      <w:hyperlink w:anchor="_Toc231102637" w:history="1">
+      <w:hyperlink w:anchor="_Toc231108453" w:history="1">
         <w:r>
           <w:rPr>
             <w:rStyle w:val="Hipervnculo"/>
@@ -7144,7 +7144,7 @@
             <w:noProof/>
             <w:webHidden/>
           </w:rPr>
-          <w:instrText xml:space="preserve"> PAGEREF _Toc231102637 \h </w:instrText>
+          <w:instrText xml:space="preserve"> PAGEREF _Toc231108453 \h </w:instrText>
         </w:r>
         <w:r>
           <w:rPr>
@@ -7191,7 +7191,7 @@
           <w14:ligatures w14:val="standardContextual"/>
         </w:rPr>
       </w:pPr>
-      <w:hyperlink w:anchor="_Toc231102638" w:history="1">
+      <w:hyperlink w:anchor="_Toc231108454" w:history="1">
         <w:r>
           <w:rPr>
             <w:rStyle w:val="Hipervnculo"/>
@@ -7218,7 +7218,7 @@
             <w:noProof/>
             <w:webHidden/>
           </w:rPr>
-          <w:instrText xml:space="preserve"> PAGEREF _Toc231102638 \h </w:instrText>
+          <w:instrText xml:space="preserve"> PAGEREF _Toc231108454 \h </w:instrText>
         </w:r>
         <w:r>
           <w:rPr>
@@ -7265,7 +7265,7 @@
           <w14:ligatures w14:val="standardContextual"/>
         </w:rPr>
       </w:pPr>
-      <w:hyperlink w:anchor="_Toc231102639" w:history="1">
+      <w:hyperlink w:anchor="_Toc231108455" w:history="1">
         <w:r>
           <w:rPr>
             <w:rStyle w:val="Hipervnculo"/>
@@ -7292,7 +7292,7 @@
             <w:noProof/>
             <w:webHidden/>
           </w:rPr>
-          <w:instrText xml:space="preserve"> PAGEREF _Toc231102639 \h </w:instrText>
+          <w:instrText xml:space="preserve"> PAGEREF _Toc231108455 \h </w:instrText>
         </w:r>
         <w:r>
           <w:rPr>
@@ -7339,7 +7339,7 @@
           <w14:ligatures w14:val="standardContextual"/>
         </w:rPr>
       </w:pPr>
-      <w:hyperlink w:anchor="_Toc231102640" w:history="1">
+      <w:hyperlink w:anchor="_Toc231108456" w:history="1">
         <w:r>
           <w:rPr>
             <w:rStyle w:val="Hipervnculo"/>
@@ -7366,7 +7366,7 @@
             <w:noProof/>
             <w:webHidden/>
           </w:rPr>
-          <w:instrText xml:space="preserve"> PAGEREF _Toc231102640 \h </w:instrText>
+          <w:instrText xml:space="preserve"> PAGEREF _Toc231108456 \h </w:instrText>
         </w:r>
         <w:r>
           <w:rPr>
@@ -7414,7 +7414,7 @@
       <w:pPr>
         <w:pStyle w:val="Ttulo1"/>
       </w:pPr>
-      <w:bookmarkStart w:id="9" w:name="_Toc231102557"/>
+      <w:bookmarkStart w:id="9" w:name="_Toc231108373"/>
       <w:r>
         <w:lastRenderedPageBreak/>
         <w:t>Lista de abreviaturas y siglas</w:t>
@@ -8200,7 +8200,7 @@
       <w:pPr>
         <w:pStyle w:val="Ttulo1"/>
       </w:pPr>
-      <w:bookmarkStart w:id="10" w:name="_Toc231102558"/>
+      <w:bookmarkStart w:id="10" w:name="_Toc231108374"/>
       <w:r>
         <w:lastRenderedPageBreak/>
         <w:t>Capítulo 1 — Introducción</w:t>
@@ -8211,7 +8211,7 @@
       <w:pPr>
         <w:pStyle w:val="Ttulo2"/>
       </w:pPr>
-      <w:bookmarkStart w:id="11" w:name="_Toc231102559"/>
+      <w:bookmarkStart w:id="11" w:name="_Toc231108375"/>
       <w:r>
         <w:t>1.1 Contextualización</w:t>
       </w:r>
@@ -8299,7 +8299,7 @@
       <w:pPr>
         <w:pStyle w:val="Ttulo2"/>
       </w:pPr>
-      <w:bookmarkStart w:id="12" w:name="_Toc231102560"/>
+      <w:bookmarkStart w:id="12" w:name="_Toc231108376"/>
       <w:r>
         <w:t>1.2 Problema de investigación y justificación</w:t>
       </w:r>
@@ -8409,7 +8409,7 @@
       <w:pPr>
         <w:pStyle w:val="Ttulo2"/>
       </w:pPr>
-      <w:bookmarkStart w:id="13" w:name="_Toc231102561"/>
+      <w:bookmarkStart w:id="13" w:name="_Toc231108377"/>
       <w:r>
         <w:t>1.3 Pregunta y objetivos de investigación</w:t>
       </w:r>
@@ -8594,7 +8594,7 @@
       <w:pPr>
         <w:pStyle w:val="Ttulo2"/>
       </w:pPr>
-      <w:bookmarkStart w:id="14" w:name="_Toc231102562"/>
+      <w:bookmarkStart w:id="14" w:name="_Toc231108378"/>
       <w:r>
         <w:lastRenderedPageBreak/>
         <w:t>1.4 Hipótesis general</w:t>
@@ -8638,7 +8638,7 @@
       <w:pPr>
         <w:pStyle w:val="Ttulo2"/>
       </w:pPr>
-      <w:bookmarkStart w:id="15" w:name="_Toc231102563"/>
+      <w:bookmarkStart w:id="15" w:name="_Toc231108379"/>
       <w:r>
         <w:t>1.5 Aspectos metodológicos y alcance</w:t>
       </w:r>
@@ -8741,7 +8741,7 @@
       <w:pPr>
         <w:pStyle w:val="Ttulo2"/>
       </w:pPr>
-      <w:bookmarkStart w:id="16" w:name="_Toc231102564"/>
+      <w:bookmarkStart w:id="16" w:name="_Toc231108380"/>
       <w:r>
         <w:t>1.6 Aportes esperados</w:t>
       </w:r>
@@ -8794,7 +8794,7 @@
       <w:pPr>
         <w:pStyle w:val="Ttulo2"/>
       </w:pPr>
-      <w:bookmarkStart w:id="17" w:name="_Toc231102565"/>
+      <w:bookmarkStart w:id="17" w:name="_Toc231108381"/>
       <w:r>
         <w:t>1.7 Estructura de la tesis</w:t>
       </w:r>
@@ -8835,7 +8835,7 @@
       <w:pPr>
         <w:pStyle w:val="Ttulo1"/>
       </w:pPr>
-      <w:bookmarkStart w:id="18" w:name="_Toc231102566"/>
+      <w:bookmarkStart w:id="18" w:name="_Toc231108382"/>
       <w:r>
         <w:lastRenderedPageBreak/>
         <w:t>Capítulo 2 — Marco teórico y revisión de literatura</w:t>
@@ -8846,7 +8846,7 @@
       <w:pPr>
         <w:pStyle w:val="Ttulo2"/>
       </w:pPr>
-      <w:bookmarkStart w:id="19" w:name="_Toc231102567"/>
+      <w:bookmarkStart w:id="19" w:name="_Toc231108383"/>
       <w:r>
         <w:t>2.1 Determinantes macroeconómicos de los retornos accionarios</w:t>
       </w:r>
@@ -9144,7 +9144,7 @@
       <w:pPr>
         <w:pStyle w:val="Ttulo2"/>
       </w:pPr>
-      <w:bookmarkStart w:id="20" w:name="_Toc231102568"/>
+      <w:bookmarkStart w:id="20" w:name="_Toc231108384"/>
       <w:r>
         <w:t>2.2 Precios de commodities y valoración de empresas mineras</w:t>
       </w:r>
@@ -9278,7 +9278,7 @@
       <w:pPr>
         <w:pStyle w:val="Ttulo2"/>
       </w:pPr>
-      <w:bookmarkStart w:id="21" w:name="_Toc231102569"/>
+      <w:bookmarkStart w:id="21" w:name="_Toc231108385"/>
       <w:r>
         <w:t>2.3 Tipo de cambio y exposición de empresas exportadoras</w:t>
       </w:r>
@@ -9372,7 +9372,7 @@
       <w:pPr>
         <w:pStyle w:val="Ttulo2"/>
       </w:pPr>
-      <w:bookmarkStart w:id="22" w:name="_Toc231102570"/>
+      <w:bookmarkStart w:id="22" w:name="_Toc231108386"/>
       <w:r>
         <w:t>2.4 Cobre, tipo de cambio y la economía chilena</w:t>
       </w:r>
@@ -9597,7 +9597,7 @@
       <w:pPr>
         <w:pStyle w:val="Ttulo2"/>
       </w:pPr>
-      <w:bookmarkStart w:id="23" w:name="_Toc231102571"/>
+      <w:bookmarkStart w:id="23" w:name="_Toc231108387"/>
       <w:r>
         <w:lastRenderedPageBreak/>
         <w:t>2.5 Eficiencia informacional y segmentación de mercados</w:t>
@@ -9738,7 +9738,7 @@
       <w:pPr>
         <w:pStyle w:val="Ttulo2"/>
       </w:pPr>
-      <w:bookmarkStart w:id="24" w:name="_Toc231102572"/>
+      <w:bookmarkStart w:id="24" w:name="_Toc231108388"/>
       <w:r>
         <w:t>2.6 Enfoques econométricos para la medición de impacto</w:t>
       </w:r>
@@ -9890,7 +9890,7 @@
       <w:pPr>
         <w:pStyle w:val="Ttulo2"/>
       </w:pPr>
-      <w:bookmarkStart w:id="25" w:name="_Toc231102573"/>
+      <w:bookmarkStart w:id="25" w:name="_Toc231108389"/>
       <w:r>
         <w:t>2.7 Síntesis e identificación del vacío de investigación</w:t>
       </w:r>
@@ -10015,7 +10015,7 @@
       <w:pPr>
         <w:pStyle w:val="Ttulo3"/>
       </w:pPr>
-      <w:bookmarkStart w:id="26" w:name="_Toc231102574"/>
+      <w:bookmarkStart w:id="26" w:name="_Toc231108390"/>
       <w:r>
         <w:t>Nota sobre la tabla de literatura</w:t>
       </w:r>
@@ -10045,7 +10045,7 @@
       <w:pPr>
         <w:pStyle w:val="Ttulo1"/>
       </w:pPr>
-      <w:bookmarkStart w:id="27" w:name="_Toc231102575"/>
+      <w:bookmarkStart w:id="27" w:name="_Toc231108391"/>
       <w:r>
         <w:lastRenderedPageBreak/>
         <w:t>Capítulo 3 — Datos y metodología</w:t>
@@ -10056,7 +10056,7 @@
       <w:pPr>
         <w:pStyle w:val="Ttulo2"/>
       </w:pPr>
-      <w:bookmarkStart w:id="28" w:name="_Toc231102576"/>
+      <w:bookmarkStart w:id="28" w:name="_Toc231108392"/>
       <w:r>
         <w:t xml:space="preserve">3.1 </w:t>
       </w:r>
@@ -10251,7 +10251,7 @@
       <w:pPr>
         <w:pStyle w:val="Ttulo2"/>
       </w:pPr>
-      <w:bookmarkStart w:id="29" w:name="_Toc231102577"/>
+      <w:bookmarkStart w:id="29" w:name="_Toc231108393"/>
       <w:r>
         <w:t>3.2 Variable dependiente</w:t>
       </w:r>
@@ -10313,7 +10313,7 @@
       <w:pPr>
         <w:pStyle w:val="Ttulo2"/>
       </w:pPr>
-      <w:bookmarkStart w:id="30" w:name="_Toc231102578"/>
+      <w:bookmarkStart w:id="30" w:name="_Toc231108394"/>
       <w:r>
         <w:t>3.3 Variables explicativas</w:t>
       </w:r>
@@ -10380,7 +10380,7 @@
       <w:pPr>
         <w:pStyle w:val="Ttulo2"/>
       </w:pPr>
-      <w:bookmarkStart w:id="31" w:name="_Toc231102579"/>
+      <w:bookmarkStart w:id="31" w:name="_Toc231108395"/>
       <w:r>
         <w:t>3.4 Tratamiento de datos y frecuencias mixtas</w:t>
       </w:r>
@@ -10437,7 +10437,7 @@
       <w:pPr>
         <w:pStyle w:val="Ttulo2"/>
       </w:pPr>
-      <w:bookmarkStart w:id="32" w:name="_Toc231102580"/>
+      <w:bookmarkStart w:id="32" w:name="_Toc231108396"/>
       <w:r>
         <w:t>3.5 Datación de las fases del ciclo del cobre</w:t>
       </w:r>
@@ -10503,7 +10503,7 @@
       <w:pPr>
         <w:pStyle w:val="Ttulo2"/>
       </w:pPr>
-      <w:bookmarkStart w:id="33" w:name="_Toc231102581"/>
+      <w:bookmarkStart w:id="33" w:name="_Toc231108397"/>
       <w:r>
         <w:lastRenderedPageBreak/>
         <w:t>3.6 Estrategia econométrica</w:t>
@@ -10514,7 +10514,7 @@
       <w:pPr>
         <w:pStyle w:val="Ttulo3"/>
       </w:pPr>
-      <w:bookmarkStart w:id="34" w:name="_Toc231102582"/>
+      <w:bookmarkStart w:id="34" w:name="_Toc231108398"/>
       <w:r>
         <w:t>3.6.1 Estacionariedad y orden de integración (OE1)</w:t>
       </w:r>
@@ -10557,7 +10557,7 @@
       <w:pPr>
         <w:pStyle w:val="Ttulo3"/>
       </w:pPr>
-      <w:bookmarkStart w:id="35" w:name="_Toc231102583"/>
+      <w:bookmarkStart w:id="35" w:name="_Toc231108399"/>
       <w:r>
         <w:t>3.6.2 Modelo de impacto: panel de efectos fijos (OE2)</w:t>
       </w:r>
@@ -10648,7 +10648,7 @@
       <w:pPr>
         <w:pStyle w:val="Ttulo3"/>
       </w:pPr>
-      <w:bookmarkStart w:id="36" w:name="_Toc231102584"/>
+      <w:bookmarkStart w:id="36" w:name="_Toc231108400"/>
       <w:r>
         <w:t>3.6.3 Relaciones de largo plazo: cointegración (OE3)</w:t>
       </w:r>
@@ -10749,7 +10749,7 @@
       <w:pPr>
         <w:pStyle w:val="Ttulo3"/>
       </w:pPr>
-      <w:bookmarkStart w:id="37" w:name="_Toc231102585"/>
+      <w:bookmarkStart w:id="37" w:name="_Toc231108401"/>
       <w:r>
         <w:t>3.6.4 Dinámica de shocks: VAR, impulso-respuesta y descomposición de varianza (OE4)</w:t>
       </w:r>
@@ -10869,7 +10869,7 @@
       <w:pPr>
         <w:pStyle w:val="Ttulo3"/>
       </w:pPr>
-      <w:bookmarkStart w:id="38" w:name="_Toc231102586"/>
+      <w:bookmarkStart w:id="38" w:name="_Toc231108402"/>
       <w:r>
         <w:t>3.6.5 Estabilidad por fases del ciclo (OE5)</w:t>
       </w:r>
@@ -10915,7 +10915,7 @@
       <w:pPr>
         <w:pStyle w:val="Ttulo3"/>
       </w:pPr>
-      <w:bookmarkStart w:id="39" w:name="_Toc231102587"/>
+      <w:bookmarkStart w:id="39" w:name="_Toc231108403"/>
       <w:r>
         <w:t>3.6.6 Comparación entre mercados: triangulación (OE6)</w:t>
       </w:r>
@@ -10966,7 +10966,7 @@
       <w:pPr>
         <w:pStyle w:val="Ttulo2"/>
       </w:pPr>
-      <w:bookmarkStart w:id="40" w:name="_Toc231102588"/>
+      <w:bookmarkStart w:id="40" w:name="_Toc231108404"/>
       <w:r>
         <w:t xml:space="preserve">3.7 </w:t>
       </w:r>
@@ -11124,7 +11124,7 @@
       <w:pPr>
         <w:pStyle w:val="Ttulo3"/>
       </w:pPr>
-      <w:bookmarkStart w:id="41" w:name="_Toc231102589"/>
+      <w:bookmarkStart w:id="41" w:name="_Toc231108405"/>
       <w:r>
         <w:t>Tabla 3.1 — Definición operativa de variables (resumen)</w:t>
       </w:r>
@@ -11136,7 +11136,7 @@
         <w:spacing w:before="40" w:after="40"/>
         <w:jc w:val="center"/>
       </w:pPr>
-      <w:bookmarkStart w:id="42" w:name="_Toc231102620"/>
+      <w:bookmarkStart w:id="42" w:name="_Toc231108436"/>
       <w:r>
         <w:rPr>
           <w:i w:val="0"/>
@@ -13108,7 +13108,7 @@
       <w:pPr>
         <w:pStyle w:val="Ttulo1"/>
       </w:pPr>
-      <w:bookmarkStart w:id="43" w:name="_Toc231102590"/>
+      <w:bookmarkStart w:id="43" w:name="_Toc231108406"/>
       <w:r>
         <w:lastRenderedPageBreak/>
         <w:t>Capítulo 4 — Resultados y discusión</w:t>
@@ -13119,7 +13119,7 @@
       <w:pPr>
         <w:pStyle w:val="Ttulo2"/>
       </w:pPr>
-      <w:bookmarkStart w:id="44" w:name="_Toc231102591"/>
+      <w:bookmarkStart w:id="44" w:name="_Toc231108407"/>
       <w:r>
         <w:t>4.1 Análisis descriptivo y propiedades de las series (OE1)</w:t>
       </w:r>
@@ -13346,7 +13346,7 @@
       <w:pPr>
         <w:pStyle w:val="Ttulo2"/>
       </w:pPr>
-      <w:bookmarkStart w:id="45" w:name="_Toc231102592"/>
+      <w:bookmarkStart w:id="45" w:name="_Toc231108408"/>
       <w:r>
         <w:t>4.2 Determinantes de los retornos: global vs local (OE2)</w:t>
       </w:r>
@@ -13368,7 +13368,7 @@
         <w:spacing w:before="40" w:after="40"/>
         <w:jc w:val="center"/>
       </w:pPr>
-      <w:bookmarkStart w:id="46" w:name="_Toc231102621"/>
+      <w:bookmarkStart w:id="46" w:name="_Toc231108437"/>
       <w:r>
         <w:rPr>
           <w:i w:val="0"/>
@@ -14168,7 +14168,7 @@
           <w:noProof/>
         </w:rPr>
         <w:drawing>
-          <wp:inline distT="0" distB="0" distL="0" distR="0" wp14:anchorId="51B4988A" wp14:editId="184CD135">
+          <wp:inline distT="0" distB="0" distL="0" distR="0" wp14:anchorId="45567044" wp14:editId="201DB72C">
             <wp:extent cx="5212080" cy="2833680"/>
             <wp:effectExtent l="0" t="0" r="0" b="0"/>
             <wp:docPr id="1" name="Picture 1"/>
@@ -14210,7 +14210,7 @@
         <w:spacing w:before="160" w:after="200"/>
         <w:jc w:val="center"/>
       </w:pPr>
-      <w:bookmarkStart w:id="47" w:name="_Toc231102635"/>
+      <w:bookmarkStart w:id="47" w:name="_Toc231108451"/>
       <w:r>
         <w:rPr>
           <w:i w:val="0"/>
@@ -14310,7 +14310,7 @@
       <w:pPr>
         <w:pStyle w:val="Ttulo2"/>
       </w:pPr>
-      <w:bookmarkStart w:id="48" w:name="_Toc231102593"/>
+      <w:bookmarkStart w:id="48" w:name="_Toc231108409"/>
       <w:r>
         <w:t>4.3 Relaciones de largo plazo (OE3)</w:t>
       </w:r>
@@ -14477,7 +14477,7 @@
       <w:pPr>
         <w:pStyle w:val="Ttulo2"/>
       </w:pPr>
-      <w:bookmarkStart w:id="49" w:name="_Toc231102594"/>
+      <w:bookmarkStart w:id="49" w:name="_Toc231108410"/>
       <w:r>
         <w:t>4.4 Dinámica de shocks (OE4)</w:t>
       </w:r>
@@ -14499,7 +14499,7 @@
         <w:spacing w:before="40" w:after="40"/>
         <w:jc w:val="center"/>
       </w:pPr>
-      <w:bookmarkStart w:id="50" w:name="_Toc231102622"/>
+      <w:bookmarkStart w:id="50" w:name="_Toc231108438"/>
       <w:r>
         <w:rPr>
           <w:i w:val="0"/>
@@ -14943,7 +14943,7 @@
           <w:noProof/>
         </w:rPr>
         <w:drawing>
-          <wp:inline distT="0" distB="0" distL="0" distR="0" wp14:anchorId="5602A762" wp14:editId="3EDC3F3B">
+          <wp:inline distT="0" distB="0" distL="0" distR="0" wp14:anchorId="2F08DDFD" wp14:editId="023905EF">
             <wp:extent cx="5212080" cy="3890356"/>
             <wp:effectExtent l="0" t="0" r="0" b="0"/>
             <wp:docPr id="2" name="Picture 2"/>
@@ -14985,7 +14985,7 @@
         <w:spacing w:before="160" w:after="200"/>
         <w:jc w:val="center"/>
       </w:pPr>
-      <w:bookmarkStart w:id="51" w:name="_Toc231102636"/>
+      <w:bookmarkStart w:id="51" w:name="_Toc231108452"/>
       <w:r>
         <w:rPr>
           <w:i w:val="0"/>
@@ -15055,7 +15055,7 @@
           <w:noProof/>
         </w:rPr>
         <w:drawing>
-          <wp:inline distT="0" distB="0" distL="0" distR="0" wp14:anchorId="2272921A" wp14:editId="205BB6DB">
+          <wp:inline distT="0" distB="0" distL="0" distR="0" wp14:anchorId="60A55F30" wp14:editId="4341AB93">
             <wp:extent cx="5212080" cy="2478330"/>
             <wp:effectExtent l="0" t="0" r="0" b="0"/>
             <wp:docPr id="3" name="Picture 3"/>
@@ -15097,7 +15097,7 @@
         <w:spacing w:before="160" w:after="200"/>
         <w:jc w:val="center"/>
       </w:pPr>
-      <w:bookmarkStart w:id="52" w:name="_Toc231102637"/>
+      <w:bookmarkStart w:id="52" w:name="_Toc231108453"/>
       <w:r>
         <w:rPr>
           <w:i w:val="0"/>
@@ -15131,7 +15131,7 @@
       <w:pPr>
         <w:pStyle w:val="Ttulo2"/>
       </w:pPr>
-      <w:bookmarkStart w:id="53" w:name="_Toc231102595"/>
+      <w:bookmarkStart w:id="53" w:name="_Toc231108411"/>
       <w:r>
         <w:t>4.5 Estabilidad por fases del ciclo del cobre (OE5)</w:t>
       </w:r>
@@ -15239,7 +15239,7 @@
           <w:noProof/>
         </w:rPr>
         <w:drawing>
-          <wp:inline distT="0" distB="0" distL="0" distR="0" wp14:anchorId="7982A701" wp14:editId="244DBB17">
+          <wp:inline distT="0" distB="0" distL="0" distR="0" wp14:anchorId="49600FE7" wp14:editId="054EE12C">
             <wp:extent cx="5212080" cy="2366710"/>
             <wp:effectExtent l="0" t="0" r="0" b="0"/>
             <wp:docPr id="4" name="Picture 4"/>
@@ -15281,7 +15281,7 @@
         <w:spacing w:before="160" w:after="200"/>
         <w:jc w:val="center"/>
       </w:pPr>
-      <w:bookmarkStart w:id="54" w:name="_Toc231102638"/>
+      <w:bookmarkStart w:id="54" w:name="_Toc231108454"/>
       <w:r>
         <w:rPr>
           <w:i w:val="0"/>
@@ -15315,7 +15315,7 @@
       <w:pPr>
         <w:pStyle w:val="Ttulo2"/>
       </w:pPr>
-      <w:bookmarkStart w:id="55" w:name="_Toc231102596"/>
+      <w:bookmarkStart w:id="55" w:name="_Toc231108412"/>
       <w:r>
         <w:t>4.6 Comparación entre mercados: triangulación (OE6)</w:t>
       </w:r>
@@ -15337,7 +15337,7 @@
         <w:spacing w:before="40" w:after="40"/>
         <w:jc w:val="center"/>
       </w:pPr>
-      <w:bookmarkStart w:id="56" w:name="_Toc231102623"/>
+      <w:bookmarkStart w:id="56" w:name="_Toc231108439"/>
       <w:r>
         <w:rPr>
           <w:i w:val="0"/>
@@ -15959,7 +15959,7 @@
           <w:noProof/>
         </w:rPr>
         <w:drawing>
-          <wp:inline distT="0" distB="0" distL="0" distR="0" wp14:anchorId="550F2038" wp14:editId="4053ED65">
+          <wp:inline distT="0" distB="0" distL="0" distR="0" wp14:anchorId="3E20F6B4" wp14:editId="11A52731">
             <wp:extent cx="5212080" cy="2626097"/>
             <wp:effectExtent l="0" t="0" r="0" b="0"/>
             <wp:docPr id="5" name="Picture 5"/>
@@ -16001,7 +16001,7 @@
         <w:spacing w:before="160" w:after="200"/>
         <w:jc w:val="center"/>
       </w:pPr>
-      <w:bookmarkStart w:id="57" w:name="_Toc231102639"/>
+      <w:bookmarkStart w:id="57" w:name="_Toc231108455"/>
       <w:r>
         <w:rPr>
           <w:i w:val="0"/>
@@ -16143,7 +16143,7 @@
       <w:pPr>
         <w:pStyle w:val="Ttulo2"/>
       </w:pPr>
-      <w:bookmarkStart w:id="58" w:name="_Toc231102597"/>
+      <w:bookmarkStart w:id="58" w:name="_Toc231108413"/>
       <w:r>
         <w:t>4.7 Diagnósticos y robustez</w:t>
       </w:r>
@@ -16231,6 +16231,80 @@
         <w:rPr>
           <w:b/>
         </w:rPr>
+        <w:t>Homogeneidad de pendientes.</w:t>
+      </w:r>
+      <w:r>
+        <w:t xml:space="preserve"> El test de Pesaran y Yamagata (2008) rechaza la hipótesis de</w:t>
+      </w:r>
+    </w:p>
+    <w:p>
+      <w:r>
+        <w:t>pendientes homogéneas entre empresas (Δ ajustado = 8,7 en la muestra B; p &lt; 0,01), lo que indica</w:t>
+      </w:r>
+    </w:p>
+    <w:p>
+      <w:r>
+        <w:t xml:space="preserve">que las distintas productoras responden al shock del cobre con sensibilidades </w:t>
+      </w:r>
+      <w:r>
+        <w:rPr>
+          <w:b/>
+        </w:rPr>
+        <w:t>heterogéneas</w:t>
+      </w:r>
+      <w:r>
+        <w:t xml:space="preserve"> —un</w:t>
+      </w:r>
+    </w:p>
+    <w:p>
+      <w:r>
+        <w:t>resultado económicamente esperable, dada su diferente composición (cobre puro frente a mineras</w:t>
+      </w:r>
+    </w:p>
+    <w:p>
+      <w:r>
+        <w:t>diversificadas), tamaño y jurisdicción—. La implicancia es que el coeficiente del panel debe</w:t>
+      </w:r>
+    </w:p>
+    <w:p>
+      <w:r>
+        <w:t xml:space="preserve">interpretarse como un </w:t>
+      </w:r>
+      <w:r>
+        <w:rPr>
+          <w:b/>
+        </w:rPr>
+        <w:t>efecto promedio</w:t>
+      </w:r>
+      <w:r>
+        <w:t xml:space="preserve"> del sector, en torno al cual existe dispersión entre</w:t>
+      </w:r>
+    </w:p>
+    <w:p>
+      <w:r>
+        <w:t>firmas; ello motiva, como extensión, un análisis a nivel de empresa con controles idiosincráticos.</w:t>
+      </w:r>
+    </w:p>
+    <w:p>
+      <w:r>
+        <w:t>La validez de la prueba se verificó sobre paneles sintéticos de pendientes homogéneas (no rechaza)</w:t>
+      </w:r>
+    </w:p>
+    <w:p>
+      <w:r>
+        <w:t>y heterogéneas (rechaza); no obstante, con el reducido número de empresas la magnitud exacta del</w:t>
+      </w:r>
+    </w:p>
+    <w:p>
+      <w:r>
+        <w:t>estadístico debe leerse con cautela.</w:t>
+      </w:r>
+    </w:p>
+    <w:p>
+      <w:r>
+        <w:rPr>
+          <w:b/>
+        </w:rPr>
         <w:t>Robustez por subperíodos.</w:t>
       </w:r>
       <w:r>
@@ -16254,6 +16328,7 @@
     </w:p>
     <w:p>
       <w:r>
+        <w:lastRenderedPageBreak/>
         <w:t xml:space="preserve">que el signo y la relevancia del efecto </w:t>
       </w:r>
       <w:r>
@@ -16357,7 +16432,13 @@
         <w:rPr>
           <w:b/>
         </w:rPr>
-        <w:t>Corrección por pruebas múltiples.</w:t>
+        <w:t xml:space="preserve">Corrección por </w:t>
+      </w:r>
+      <w:r>
+        <w:rPr>
+          <w:b/>
+        </w:rPr>
+        <w:t>pruebas múltiples.</w:t>
       </w:r>
       <w:r>
         <w:t xml:space="preserve"> Dado que el contraste de las hipótesis involucra la</w:t>
@@ -16370,7 +16451,6 @@
     </w:p>
     <w:p>
       <w:r>
-        <w:lastRenderedPageBreak/>
         <w:t>(control de la tasa de falsos descubrimientos, FDR)** sobre los p-valores del panel. Tras la</w:t>
       </w:r>
     </w:p>
@@ -16430,6 +16510,7 @@
         <w:rPr>
           <w:b/>
         </w:rPr>
+        <w:lastRenderedPageBreak/>
         <w:t>precio del cobre (+0,29 σ)</w:t>
       </w:r>
       <w:r>
@@ -16504,9 +16585,8 @@
         <w:rPr>
           <w:noProof/>
         </w:rPr>
-        <w:lastRenderedPageBreak/>
         <w:drawing>
-          <wp:inline distT="0" distB="0" distL="0" distR="0" wp14:anchorId="6EC7087E" wp14:editId="649DAA94">
+          <wp:inline distT="0" distB="0" distL="0" distR="0" wp14:anchorId="07DD4770" wp14:editId="4F0A55D9">
             <wp:extent cx="5212080" cy="2446436"/>
             <wp:effectExtent l="0" t="0" r="0" b="0"/>
             <wp:docPr id="6" name="Picture 6"/>
@@ -16548,7 +16628,7 @@
         <w:spacing w:before="160" w:after="200"/>
         <w:jc w:val="center"/>
       </w:pPr>
-      <w:bookmarkStart w:id="59" w:name="_Toc231102640"/>
+      <w:bookmarkStart w:id="59" w:name="_Toc231108456"/>
       <w:r>
         <w:rPr>
           <w:i w:val="0"/>
@@ -16574,10 +16654,7 @@
         <w:fldChar w:fldCharType="end"/>
       </w:r>
       <w:r>
-        <w:t xml:space="preserve">. Respuesta del retorno a un shock del cobre mediante proyecciones </w:t>
-      </w:r>
-      <w:r>
-        <w:t>locales (Jordà, 2005), IC 95%.</w:t>
+        <w:t>. Respuesta del retorno a un shock del cobre mediante proyecciones locales (Jordà, 2005), IC 95%.</w:t>
       </w:r>
       <w:bookmarkEnd w:id="59"/>
     </w:p>
@@ -16585,7 +16662,7 @@
       <w:pPr>
         <w:pStyle w:val="Ttulo2"/>
       </w:pPr>
-      <w:bookmarkStart w:id="60" w:name="_Toc231102598"/>
+      <w:bookmarkStart w:id="60" w:name="_Toc231108414"/>
       <w:r>
         <w:t>4.8 Discusión integrada</w:t>
       </w:r>
@@ -16614,6 +16691,7 @@
     </w:p>
     <w:p>
       <w:r>
+        <w:lastRenderedPageBreak/>
         <w:t>dominan a los locales</w:t>
       </w:r>
       <w:r>
@@ -16668,7 +16746,6 @@
     </w:p>
     <w:p>
       <w:r>
-        <w:lastRenderedPageBreak/>
         <w:t>inicialmente mixta. La fuerte dependencia de sección cruzada detectada (§4.7) confirma, además, la</w:t>
       </w:r>
     </w:p>
@@ -16763,7 +16840,7 @@
       <w:pPr>
         <w:pStyle w:val="Ttulo1"/>
       </w:pPr>
-      <w:bookmarkStart w:id="61" w:name="_Toc231102599"/>
+      <w:bookmarkStart w:id="61" w:name="_Toc231108415"/>
       <w:r>
         <w:lastRenderedPageBreak/>
         <w:t>Capítulo 5 — Conclusiones</w:t>
@@ -16774,7 +16851,7 @@
       <w:pPr>
         <w:pStyle w:val="Ttulo2"/>
       </w:pPr>
-      <w:bookmarkStart w:id="62" w:name="_Toc231102600"/>
+      <w:bookmarkStart w:id="62" w:name="_Toc231108416"/>
       <w:r>
         <w:t>5.1 Síntesis de los hallazgos</w:t>
       </w:r>
@@ -16941,7 +17018,7 @@
       <w:pPr>
         <w:pStyle w:val="Ttulo2"/>
       </w:pPr>
-      <w:bookmarkStart w:id="63" w:name="_Toc231102601"/>
+      <w:bookmarkStart w:id="63" w:name="_Toc231108417"/>
       <w:r>
         <w:t>5.2 Implicancias</w:t>
       </w:r>
@@ -17013,7 +17090,7 @@
       <w:pPr>
         <w:pStyle w:val="Ttulo2"/>
       </w:pPr>
-      <w:bookmarkStart w:id="64" w:name="_Toc231102602"/>
+      <w:bookmarkStart w:id="64" w:name="_Toc231108418"/>
       <w:r>
         <w:t>5.3 Limitaciones</w:t>
       </w:r>
@@ -17097,7 +17174,7 @@
       <w:pPr>
         <w:pStyle w:val="Ttulo2"/>
       </w:pPr>
-      <w:bookmarkStart w:id="65" w:name="_Toc231102603"/>
+      <w:bookmarkStart w:id="65" w:name="_Toc231108419"/>
       <w:r>
         <w:t>5.4 Líneas futuras de investigación</w:t>
       </w:r>
@@ -17115,7 +17192,10 @@
     </w:p>
     <w:p>
       <w:r>
-        <w:t>cambio de Markov, complementaria al fechado por puntos de giro empleado aquí; (iii) el análisis a</w:t>
+        <w:t xml:space="preserve">cambio de Markov, complementaria al fechado por </w:t>
+      </w:r>
+      <w:r>
+        <w:t>puntos de giro empleado aquí; (iii) el análisis a</w:t>
       </w:r>
     </w:p>
     <w:p>
@@ -17153,7 +17233,7 @@
       <w:pPr>
         <w:pStyle w:val="Ttulo1"/>
       </w:pPr>
-      <w:bookmarkStart w:id="66" w:name="_Toc231102604"/>
+      <w:bookmarkStart w:id="66" w:name="_Toc231108420"/>
       <w:r>
         <w:lastRenderedPageBreak/>
         <w:t>Referencias</w:t>
@@ -17167,10 +17247,7 @@
     </w:p>
     <w:p>
       <w:r>
-        <w:t xml:space="preserve">Bai, J., &amp; Perron, P. (2003). Computation and analysis of multiple structural change models. *Journal of </w:t>
-      </w:r>
-      <w:r>
-        <w:t>Applied Econometrics*, 18(1), 1–22.</w:t>
+        <w:t>Bai, J., &amp; Perron, P. (2003). Computation and analysis of multiple structural change models. *Journal of Applied Econometrics*, 18(1), 1–22.</w:t>
       </w:r>
     </w:p>
     <w:p>
@@ -17190,10 +17267,7 @@
     </w:p>
     <w:p>
       <w:r>
-        <w:t xml:space="preserve">Bollerslev, T. (1986). Generalized </w:t>
-      </w:r>
-      <w:r>
-        <w:t>autoregressive conditional heteroskedasticity. *Journal of Econometrics*, 31(3), 307–327.</w:t>
+        <w:t>Bollerslev, T. (1986). Generalized autoregressive conditional heteroskedasticity. *Journal of Econometrics*, 31(3), 307–327.</w:t>
       </w:r>
     </w:p>
     <w:p>
@@ -17274,7 +17348,10 @@
     </w:p>
     <w:p>
       <w:r>
-        <w:t>Hamilton, J. D. (1989). A new approach to the economic analysis of nonstationary time series and the business cycle. *Econometrica*, 57(2), 357–384.</w:t>
+        <w:t xml:space="preserve">Hamilton, J. D. (1989). A new approach to the economic analysis of nonstationary time series and the business </w:t>
+      </w:r>
+      <w:r>
+        <w:t>cycle. *Econometrica*, 57(2), 357–384.</w:t>
       </w:r>
     </w:p>
     <w:p>
@@ -17325,10 +17402,7 @@
     </w:p>
     <w:p>
       <w:r>
-        <w:t xml:space="preserve">Pesaran, M. H. (2007). A simple </w:t>
-      </w:r>
-      <w:r>
-        <w:t>panel unit root test in the presence of cross-section dependence. *Journal of Applied Econometrics*, 22(2), 265–312.</w:t>
+        <w:t>Pesaran, M. H. (2007). A simple panel unit root test in the presence of cross-section dependence. *Journal of Applied Econometrics*, 22(2), 265–312.</w:t>
       </w:r>
     </w:p>
     <w:p>
@@ -17338,6 +17412,11 @@
     </w:p>
     <w:p>
       <w:r>
+        <w:t>Pesaran, M. H., &amp; Yamagata, T. (2008). Testing slope homogeneity in large panels. *Journal of Econometrics*, 142(1), 50–93.</w:t>
+      </w:r>
+    </w:p>
+    <w:p>
+      <w:r>
         <w:t>Pesaran, M. H., Shin, Y., &amp; Smith, R. J. (2001). Bounds testing approaches to the analysis of level relationships. *Journal of Applied Econometrics*, 16(3), 289–326.</w:t>
       </w:r>
     </w:p>
@@ -17358,12 +17437,12 @@
     </w:p>
     <w:p>
       <w:r>
+        <w:lastRenderedPageBreak/>
         <w:t>Sadorsky, P. (2001). Risk factors in stock returns of Canadian oil and gas companies. *Energy Economics*, 23(1), 17–28.</w:t>
       </w:r>
     </w:p>
     <w:p>
       <w:r>
-        <w:lastRenderedPageBreak/>
         <w:t>Sims, C. A. (1980). Macroeconomics and reality. *Econometrica*, 48(1), 1–48.</w:t>
       </w:r>
     </w:p>
@@ -17379,7 +17458,10 @@
     </w:p>
     <w:p>
       <w:r>
-        <w:t>Zhu, H., Chen, X., &amp; Chen, B. (2021). Effects of non-ferrous metal prices and uncertainty on industry stock market under different market conditions. *Resources Policy*, 73, 102243.</w:t>
+        <w:t xml:space="preserve">Zhu, H., Chen, X., &amp; Chen, B. (2021). Effects of non-ferrous metal prices and uncertainty on industry stock market under different market </w:t>
+      </w:r>
+      <w:r>
+        <w:t>conditions. *Resources Policy*, 73, 102243.</w:t>
       </w:r>
     </w:p>
     <w:p>
@@ -17401,7 +17483,7 @@
       <w:pPr>
         <w:pStyle w:val="Ttulo1"/>
       </w:pPr>
-      <w:bookmarkStart w:id="67" w:name="_Toc231102605"/>
+      <w:bookmarkStart w:id="67" w:name="_Toc231108421"/>
       <w:r>
         <w:lastRenderedPageBreak/>
         <w:t>Anexos</w:t>
@@ -17412,7 +17494,7 @@
       <w:pPr>
         <w:pStyle w:val="Ttulo2"/>
       </w:pPr>
-      <w:bookmarkStart w:id="68" w:name="_Toc231102606"/>
+      <w:bookmarkStart w:id="68" w:name="_Toc231108422"/>
       <w:r>
         <w:t>Anexo A. Estadística descriptiva</w:t>
       </w:r>
@@ -17424,7 +17506,7 @@
         <w:spacing w:before="40" w:after="40"/>
         <w:jc w:val="center"/>
       </w:pPr>
-      <w:bookmarkStart w:id="69" w:name="_Toc231102624"/>
+      <w:bookmarkStart w:id="69" w:name="_Toc231108440"/>
       <w:r>
         <w:rPr>
           <w:i w:val="0"/>
@@ -19231,13 +19313,7 @@
               <w:rPr>
                 <w:sz w:val="20"/>
               </w:rPr>
-              <w:t xml:space="preserve">Δ Tasa </w:t>
-            </w:r>
-            <w:r>
-              <w:rPr>
-                <w:sz w:val="20"/>
-              </w:rPr>
-              <w:t>local</w:t>
+              <w:t>Δ Tasa local</w:t>
             </w:r>
           </w:p>
         </w:tc>
@@ -19626,9 +19702,12 @@
       <w:pPr>
         <w:pStyle w:val="Ttulo2"/>
       </w:pPr>
-      <w:bookmarkStart w:id="70" w:name="_Toc231102607"/>
-      <w:r>
-        <w:t>Anexo B. Matriz de correlación de los factores</w:t>
+      <w:bookmarkStart w:id="70" w:name="_Toc231108423"/>
+      <w:r>
+        <w:t xml:space="preserve">Anexo B. Matriz de </w:t>
+      </w:r>
+      <w:r>
+        <w:t>correlación de los factores</w:t>
       </w:r>
       <w:bookmarkEnd w:id="70"/>
     </w:p>
@@ -19638,7 +19717,7 @@
         <w:spacing w:before="40" w:after="40"/>
         <w:jc w:val="center"/>
       </w:pPr>
-      <w:bookmarkStart w:id="71" w:name="_Toc231102625"/>
+      <w:bookmarkStart w:id="71" w:name="_Toc231108441"/>
       <w:r>
         <w:rPr>
           <w:i w:val="0"/>
@@ -19815,14 +19894,7 @@
                 <w:b/>
                 <w:sz w:val="20"/>
               </w:rPr>
-              <w:t xml:space="preserve">Δ Fed </w:t>
-            </w:r>
-            <w:r>
-              <w:rPr>
-                <w:b/>
-                <w:sz w:val="20"/>
-              </w:rPr>
-              <w:t>Funds</w:t>
+              <w:t>Δ Fed Funds</w:t>
             </w:r>
           </w:p>
         </w:tc>
@@ -21235,13 +21307,7 @@
                 <w:sz w:val="20"/>
               </w:rPr>
               <w:lastRenderedPageBreak/>
-              <w:t xml:space="preserve">Δ Tasa </w:t>
-            </w:r>
-            <w:r>
-              <w:rPr>
-                <w:sz w:val="20"/>
-              </w:rPr>
-              <w:t>local</w:t>
+              <w:t>Δ Tasa local</w:t>
             </w:r>
           </w:p>
         </w:tc>
@@ -21679,9 +21745,12 @@
       <w:pPr>
         <w:pStyle w:val="Ttulo2"/>
       </w:pPr>
-      <w:bookmarkStart w:id="72" w:name="_Toc231102608"/>
-      <w:r>
-        <w:t>Anexo C. Pruebas de raíz unitaria y orden de integración</w:t>
+      <w:bookmarkStart w:id="72" w:name="_Toc231108424"/>
+      <w:r>
+        <w:t xml:space="preserve">Anexo C. </w:t>
+      </w:r>
+      <w:r>
+        <w:t>Pruebas de raíz unitaria y orden de integración</w:t>
       </w:r>
       <w:bookmarkEnd w:id="72"/>
     </w:p>
@@ -21691,7 +21760,7 @@
         <w:spacing w:before="40" w:after="40"/>
         <w:jc w:val="center"/>
       </w:pPr>
-      <w:bookmarkStart w:id="73" w:name="_Toc231102626"/>
+      <w:bookmarkStart w:id="73" w:name="_Toc231108442"/>
       <w:r>
         <w:rPr>
           <w:i w:val="0"/>
@@ -21816,14 +21885,7 @@
                 <w:b/>
                 <w:sz w:val="20"/>
               </w:rPr>
-              <w:t xml:space="preserve">PP </w:t>
-            </w:r>
-            <w:r>
-              <w:rPr>
-                <w:b/>
-                <w:sz w:val="20"/>
-              </w:rPr>
-              <w:t>(p)</w:t>
+              <w:t>PP (p)</w:t>
             </w:r>
           </w:p>
         </w:tc>
@@ -22526,7 +22588,7 @@
       <w:pPr>
         <w:pStyle w:val="Ttulo2"/>
       </w:pPr>
-      <w:bookmarkStart w:id="74" w:name="_Toc231102609"/>
+      <w:bookmarkStart w:id="74" w:name="_Toc231108425"/>
       <w:r>
         <w:t>Anexo D. Resultados completos del modelo de panel</w:t>
       </w:r>
@@ -22536,7 +22598,7 @@
       <w:pPr>
         <w:pStyle w:val="Ttulo3"/>
       </w:pPr>
-      <w:bookmarkStart w:id="75" w:name="_Toc231102610"/>
+      <w:bookmarkStart w:id="75" w:name="_Toc231108426"/>
       <w:r>
         <w:t>D.1 Muestra B — cobre, mercado internacional</w:t>
       </w:r>
@@ -22548,7 +22610,7 @@
         <w:spacing w:before="40" w:after="40"/>
         <w:jc w:val="center"/>
       </w:pPr>
-      <w:bookmarkStart w:id="76" w:name="_Toc231102627"/>
+      <w:bookmarkStart w:id="76" w:name="_Toc231108443"/>
       <w:r>
         <w:rPr>
           <w:i w:val="0"/>
@@ -23729,7 +23791,7 @@
       <w:pPr>
         <w:pStyle w:val="Ttulo3"/>
       </w:pPr>
-      <w:bookmarkStart w:id="77" w:name="_Toc231102611"/>
+      <w:bookmarkStart w:id="77" w:name="_Toc231108427"/>
       <w:r>
         <w:t>D.2 Muestra A — cobre, mercado chileno (Pucobre)</w:t>
       </w:r>
@@ -23741,7 +23803,7 @@
         <w:spacing w:before="40" w:after="40"/>
         <w:jc w:val="center"/>
       </w:pPr>
-      <w:bookmarkStart w:id="78" w:name="_Toc231102628"/>
+      <w:bookmarkStart w:id="78" w:name="_Toc231108444"/>
       <w:r>
         <w:rPr>
           <w:i w:val="0"/>
@@ -24916,7 +24978,7 @@
       <w:pPr>
         <w:pStyle w:val="Ttulo3"/>
       </w:pPr>
-      <w:bookmarkStart w:id="79" w:name="_Toc231102612"/>
+      <w:bookmarkStart w:id="79" w:name="_Toc231108428"/>
       <w:r>
         <w:t xml:space="preserve">D.3 </w:t>
       </w:r>
@@ -24931,7 +24993,7 @@
         <w:spacing w:before="40" w:after="40"/>
         <w:jc w:val="center"/>
       </w:pPr>
-      <w:bookmarkStart w:id="80" w:name="_Toc231102629"/>
+      <w:bookmarkStart w:id="80" w:name="_Toc231108445"/>
       <w:r>
         <w:rPr>
           <w:i w:val="0"/>
@@ -26106,7 +26168,7 @@
       <w:pPr>
         <w:pStyle w:val="Ttulo2"/>
       </w:pPr>
-      <w:bookmarkStart w:id="81" w:name="_Toc231102613"/>
+      <w:bookmarkStart w:id="81" w:name="_Toc231108429"/>
       <w:r>
         <w:lastRenderedPageBreak/>
         <w:t xml:space="preserve">Anexo E. </w:t>
@@ -26122,7 +26184,7 @@
         <w:spacing w:before="40" w:after="40"/>
         <w:jc w:val="center"/>
       </w:pPr>
-      <w:bookmarkStart w:id="82" w:name="_Toc231102630"/>
+      <w:bookmarkStart w:id="82" w:name="_Toc231108446"/>
       <w:r>
         <w:rPr>
           <w:i w:val="0"/>
@@ -26793,7 +26855,7 @@
       <w:pPr>
         <w:pStyle w:val="Ttulo2"/>
       </w:pPr>
-      <w:bookmarkStart w:id="83" w:name="_Toc231102614"/>
+      <w:bookmarkStart w:id="83" w:name="_Toc231108430"/>
       <w:r>
         <w:t xml:space="preserve">Anexo F. </w:t>
       </w:r>
@@ -26808,7 +26870,7 @@
         <w:spacing w:before="40" w:after="40"/>
         <w:jc w:val="center"/>
       </w:pPr>
-      <w:bookmarkStart w:id="84" w:name="_Toc231102631"/>
+      <w:bookmarkStart w:id="84" w:name="_Toc231108447"/>
       <w:r>
         <w:rPr>
           <w:i w:val="0"/>
@@ -27622,7 +27684,7 @@
       <w:pPr>
         <w:pStyle w:val="Ttulo2"/>
       </w:pPr>
-      <w:bookmarkStart w:id="85" w:name="_Toc231102615"/>
+      <w:bookmarkStart w:id="85" w:name="_Toc231108431"/>
       <w:r>
         <w:t>Anexo G. Fuentes de datos</w:t>
       </w:r>
@@ -27634,7 +27696,7 @@
         <w:spacing w:before="40" w:after="40"/>
         <w:jc w:val="center"/>
       </w:pPr>
-      <w:bookmarkStart w:id="86" w:name="_Toc231102632"/>
+      <w:bookmarkStart w:id="86" w:name="_Toc231108448"/>
       <w:r>
         <w:rPr>
           <w:i w:val="0"/>
@@ -28783,7 +28845,7 @@
       <w:pPr>
         <w:pStyle w:val="Ttulo2"/>
       </w:pPr>
-      <w:bookmarkStart w:id="87" w:name="_Toc231102616"/>
+      <w:bookmarkStart w:id="87" w:name="_Toc231108432"/>
       <w:r>
         <w:t>Anexo H. Disponibilidad del código</w:t>
       </w:r>
@@ -28801,7 +28863,7 @@
       <w:pPr>
         <w:pStyle w:val="Ttulo2"/>
       </w:pPr>
-      <w:bookmarkStart w:id="88" w:name="_Toc231102617"/>
+      <w:bookmarkStart w:id="88" w:name="_Toc231108433"/>
       <w:r>
         <w:t>Anexo J. Síntesis de pruebas de diagnóstico y robustez</w:t>
       </w:r>
@@ -28821,7 +28883,7 @@
         <w:spacing w:before="40" w:after="40"/>
         <w:jc w:val="center"/>
       </w:pPr>
-      <w:bookmarkStart w:id="89" w:name="_Toc231102633"/>
+      <w:bookmarkStart w:id="89" w:name="_Toc231108449"/>
       <w:r>
         <w:rPr>
           <w:i w:val="0"/>
@@ -29119,7 +29181,7 @@
               <w:rPr>
                 <w:sz w:val="20"/>
               </w:rPr>
-              <w:t>Raíz unitaria con quiebre (Zivot-Andrews)</w:t>
+              <w:t>Homogeneidad de pendientes (Pesaran-Yamagata)</w:t>
             </w:r>
           </w:p>
         </w:tc>
@@ -29142,7 +29204,7 @@
               <w:rPr>
                 <w:sz w:val="20"/>
               </w:rPr>
-              <w:t>TC nivel p = 0.9504</w:t>
+              <w:t>Δ ajustado = 8,7 (p &lt; 0,01)</w:t>
             </w:r>
           </w:p>
         </w:tc>
@@ -29165,7 +29227,7 @@
               <w:rPr>
                 <w:sz w:val="20"/>
               </w:rPr>
-              <w:t>Tipo de cambio confirmado I(1)</w:t>
+              <w:t>Pendientes heterogéneas → el coeficiente del panel es un efecto promedio</w:t>
             </w:r>
           </w:p>
         </w:tc>
@@ -29193,7 +29255,13 @@
               <w:rPr>
                 <w:sz w:val="20"/>
               </w:rPr>
-              <w:t>Cointegración con quiebre (Gregory-Hansen)</w:t>
+              <w:t xml:space="preserve">Raíz unitaria con quiebre </w:t>
+            </w:r>
+            <w:r>
+              <w:rPr>
+                <w:sz w:val="20"/>
+              </w:rPr>
+              <w:t>(Zivot-Andrews)</w:t>
             </w:r>
           </w:p>
         </w:tc>
@@ -29216,7 +29284,7 @@
               <w:rPr>
                 <w:sz w:val="20"/>
               </w:rPr>
-              <w:t>ADF* = -6.6825 &lt; -4.92; quiebre 2008-06</w:t>
+              <w:t>TC nivel p = 0.9504</w:t>
             </w:r>
           </w:p>
         </w:tc>
@@ -29239,7 +29307,7 @@
               <w:rPr>
                 <w:sz w:val="20"/>
               </w:rPr>
-              <w:t>Relación de largo plazo confirmada (reconfigurada en 2008)</w:t>
+              <w:t>Tipo de cambio confirmado I(1)</w:t>
             </w:r>
           </w:p>
         </w:tc>
@@ -29267,7 +29335,7 @@
               <w:rPr>
                 <w:sz w:val="20"/>
               </w:rPr>
-              <w:t>Estabilidad del VAR y causalidad de Granger</w:t>
+              <w:t>Cointegración con quiebre (Gregory-Hansen)</w:t>
             </w:r>
           </w:p>
         </w:tc>
@@ -29290,7 +29358,7 @@
               <w:rPr>
                 <w:sz w:val="20"/>
               </w:rPr>
-              <w:t>estable = True; Granger cobre→retorno p = 0.0026</w:t>
+              <w:t>ADF* = -6.6825 &lt; -4.92; quiebre 2008-06</w:t>
             </w:r>
           </w:p>
         </w:tc>
@@ -29313,7 +29381,7 @@
               <w:rPr>
                 <w:sz w:val="20"/>
               </w:rPr>
-              <w:t>Sistema válido; el cobre antecede al retorno</w:t>
+              <w:t>Relación de largo plazo confirmada (reconfigurada en 2008)</w:t>
             </w:r>
           </w:p>
         </w:tc>
@@ -29341,7 +29409,7 @@
               <w:rPr>
                 <w:sz w:val="20"/>
               </w:rPr>
-              <w:t>Corrección por pruebas múltiples (FDR)</w:t>
+              <w:t>Estabilidad del VAR y causalidad de Granger</w:t>
             </w:r>
           </w:p>
         </w:tc>
@@ -29364,13 +29432,7 @@
               <w:rPr>
                 <w:sz w:val="20"/>
               </w:rPr>
-              <w:t xml:space="preserve">sig.: Cobre, </w:t>
-            </w:r>
-            <w:r>
-              <w:rPr>
-                <w:sz w:val="20"/>
-              </w:rPr>
-              <w:t>VIX, TC CLP</w:t>
+              <w:t>estable = True; Granger cobre→retorno p = 0.0026</w:t>
             </w:r>
           </w:p>
         </w:tc>
@@ -29393,7 +29455,7 @@
               <w:rPr>
                 <w:sz w:val="20"/>
               </w:rPr>
-              <w:t>Los hallazgos centrales no son falsos positivos</w:t>
+              <w:t>Sistema válido; el cobre antecede al retorno</w:t>
             </w:r>
           </w:p>
         </w:tc>
@@ -29421,7 +29483,7 @@
               <w:rPr>
                 <w:sz w:val="20"/>
               </w:rPr>
-              <w:t>Volatilidad asimétrica (GJR-GARCH)</w:t>
+              <w:t>Corrección por pruebas múltiples (FDR)</w:t>
             </w:r>
           </w:p>
         </w:tc>
@@ -29444,7 +29506,7 @@
               <w:rPr>
                 <w:sz w:val="20"/>
               </w:rPr>
-              <w:t>γ = 0.2208, p = 0.0233</w:t>
+              <w:t>sig.: Cobre, VIX, TC CLP</w:t>
             </w:r>
           </w:p>
         </w:tc>
@@ -29467,7 +29529,7 @@
               <w:rPr>
                 <w:sz w:val="20"/>
               </w:rPr>
-              <w:t>Efecto apalancamiento significativo</w:t>
+              <w:t>Los hallazgos centrales no son falsos positivos</w:t>
             </w:r>
           </w:p>
         </w:tc>
@@ -29495,7 +29557,7 @@
               <w:rPr>
                 <w:sz w:val="20"/>
               </w:rPr>
-              <w:t>Estabilidad por fase del ciclo (interacción)</w:t>
+              <w:t>Volatilidad asimétrica (GJR-GARCH)</w:t>
             </w:r>
           </w:p>
         </w:tc>
@@ -29518,7 +29580,13 @@
               <w:rPr>
                 <w:sz w:val="20"/>
               </w:rPr>
-              <w:t>cobre×exp p = 0.6267</w:t>
+              <w:t xml:space="preserve">γ = </w:t>
+            </w:r>
+            <w:r>
+              <w:rPr>
+                <w:sz w:val="20"/>
+              </w:rPr>
+              <w:t>0.2208, p = 0.0233</w:t>
             </w:r>
           </w:p>
         </w:tc>
@@ -29541,13 +29609,7 @@
               <w:rPr>
                 <w:sz w:val="20"/>
               </w:rPr>
-              <w:t xml:space="preserve">Sensibilidad estable entre </w:t>
-            </w:r>
-            <w:r>
-              <w:rPr>
-                <w:sz w:val="20"/>
-              </w:rPr>
-              <w:t>regímenes</w:t>
+              <w:t>Efecto apalancamiento significativo</w:t>
             </w:r>
           </w:p>
         </w:tc>
@@ -29575,7 +29637,7 @@
               <w:rPr>
                 <w:sz w:val="20"/>
               </w:rPr>
-              <w:t>Robustez por subperíodos</w:t>
+              <w:t>Estabilidad por fase del ciclo (interacción)</w:t>
             </w:r>
           </w:p>
         </w:tc>
@@ -29598,7 +29660,7 @@
               <w:rPr>
                 <w:sz w:val="20"/>
               </w:rPr>
-              <w:t>β cobre 0.5594 → 0.7509</w:t>
+              <w:t>cobre×exp p = 0.6267</w:t>
             </w:r>
           </w:p>
         </w:tc>
@@ -29621,7 +29683,7 @@
               <w:rPr>
                 <w:sz w:val="20"/>
               </w:rPr>
-              <w:t>Efecto estable, se intensifica tras 2020</w:t>
+              <w:t>Sensibilidad estable entre regímenes</w:t>
             </w:r>
           </w:p>
         </w:tc>
@@ -29649,7 +29711,7 @@
               <w:rPr>
                 <w:sz w:val="20"/>
               </w:rPr>
-              <w:t>Igualdad de coeficientes entre mercados (H7)</w:t>
+              <w:t>Robustez por subperíodos</w:t>
             </w:r>
           </w:p>
         </w:tc>
@@ -29672,7 +29734,7 @@
               <w:rPr>
                 <w:sz w:val="20"/>
               </w:rPr>
-              <w:t>d_cobre×global = +0,25 (p = 0,01)</w:t>
+              <w:t>β cobre 0.5594 → 0.7509</w:t>
             </w:r>
           </w:p>
         </w:tc>
@@ -29695,7 +29757,7 @@
               <w:rPr>
                 <w:sz w:val="20"/>
               </w:rPr>
-              <w:t>Mayor sensibilidad en el mercado internacional</w:t>
+              <w:t>Efecto estable, se intensifica tras 2020</w:t>
             </w:r>
           </w:p>
         </w:tc>
@@ -29723,7 +29785,14 @@
               <w:rPr>
                 <w:sz w:val="20"/>
               </w:rPr>
-              <w:t>Razón de varianzas (Lo-MacKinlay)</w:t>
+              <w:t>Igualdad de coeficientes entre mer</w:t>
+            </w:r>
+            <w:r>
+              <w:rPr>
+                <w:sz w:val="20"/>
+              </w:rPr>
+              <w:lastRenderedPageBreak/>
+              <w:t>cados (H7)</w:t>
             </w:r>
           </w:p>
         </w:tc>
@@ -29746,7 +29815,8 @@
               <w:rPr>
                 <w:sz w:val="20"/>
               </w:rPr>
-              <w:t>cartera: no rechaza paseo aleatorio</w:t>
+              <w:lastRenderedPageBreak/>
+              <w:t>d_cobre×global = +0,25 (p = 0,01)</w:t>
             </w:r>
           </w:p>
         </w:tc>
@@ -29769,7 +29839,14 @@
               <w:rPr>
                 <w:sz w:val="20"/>
               </w:rPr>
-              <w:t>Eficiencia débil del lado accionario</w:t>
+              <w:t xml:space="preserve">Mayor sensibilidad en el mercado </w:t>
+            </w:r>
+            <w:r>
+              <w:rPr>
+                <w:sz w:val="20"/>
+              </w:rPr>
+              <w:lastRenderedPageBreak/>
+              <w:t>internacional</w:t>
             </w:r>
           </w:p>
         </w:tc>
@@ -29781,9 +29858,6 @@
         <w:tc>
           <w:tcPr>
             <w:tcW w:w="3041" w:type="dxa"/>
-            <w:tcBorders>
-              <w:bottom w:val="single" w:sz="14" w:space="0" w:color="1F3864"/>
-            </w:tcBorders>
             <w:tcMar>
               <w:top w:w="60" w:type="dxa"/>
               <w:left w:w="80" w:type="dxa"/>
@@ -29801,10 +29875,61 @@
                 <w:sz w:val="20"/>
               </w:rPr>
               <w:lastRenderedPageBreak/>
-              <w:t>Local Projections (Jordà)</w:t>
-            </w:r>
-          </w:p>
-        </w:tc>
+              <w:t>Razón de varianzas (Lo-MacKinlay)</w:t>
+            </w:r>
+          </w:p>
+        </w:tc>
+        <w:tc>
+          <w:tcPr>
+            <w:tcW w:w="3041" w:type="dxa"/>
+            <w:tcMar>
+              <w:top w:w="60" w:type="dxa"/>
+              <w:left w:w="80" w:type="dxa"/>
+              <w:bottom w:w="60" w:type="dxa"/>
+              <w:right w:w="80" w:type="dxa"/>
+            </w:tcMar>
+          </w:tcPr>
+          <w:p>
+            <w:pPr>
+              <w:spacing w:after="40" w:line="240" w:lineRule="auto"/>
+              <w:jc w:val="center"/>
+            </w:pPr>
+            <w:r>
+              <w:rPr>
+                <w:sz w:val="20"/>
+              </w:rPr>
+              <w:t>cartera: no rechaza paseo aleatorio</w:t>
+            </w:r>
+          </w:p>
+        </w:tc>
+        <w:tc>
+          <w:tcPr>
+            <w:tcW w:w="3041" w:type="dxa"/>
+            <w:tcMar>
+              <w:top w:w="60" w:type="dxa"/>
+              <w:left w:w="80" w:type="dxa"/>
+              <w:bottom w:w="60" w:type="dxa"/>
+              <w:right w:w="80" w:type="dxa"/>
+            </w:tcMar>
+          </w:tcPr>
+          <w:p>
+            <w:pPr>
+              <w:spacing w:after="40" w:line="240" w:lineRule="auto"/>
+              <w:jc w:val="center"/>
+            </w:pPr>
+            <w:r>
+              <w:rPr>
+                <w:sz w:val="20"/>
+              </w:rPr>
+              <w:t>Eficiencia débil del lado accionario</w:t>
+            </w:r>
+          </w:p>
+        </w:tc>
+      </w:tr>
+      <w:tr>
+        <w:trPr>
+          <w:jc w:val="center"/>
+        </w:trPr>
         <w:tc>
           <w:tcPr>
             <w:tcW w:w="3041" w:type="dxa"/>
@@ -29821,13 +29946,19 @@
           <w:p>
             <w:pPr>
               <w:spacing w:after="40" w:line="240" w:lineRule="auto"/>
-              <w:jc w:val="center"/>
-            </w:pPr>
-            <w:r>
-              <w:rPr>
-                <w:sz w:val="20"/>
-              </w:rPr>
-              <w:t>respuesta positiva al impacto</w:t>
+              <w:jc w:val="left"/>
+            </w:pPr>
+            <w:r>
+              <w:rPr>
+                <w:sz w:val="20"/>
+              </w:rPr>
+              <w:t xml:space="preserve">Local </w:t>
+            </w:r>
+            <w:r>
+              <w:rPr>
+                <w:sz w:val="20"/>
+              </w:rPr>
+              <w:t>Projections (Jordà)</w:t>
             </w:r>
           </w:p>
         </w:tc>
@@ -29853,6 +29984,32 @@
               <w:rPr>
                 <w:sz w:val="20"/>
               </w:rPr>
+              <w:t>respuesta positiva al impacto</w:t>
+            </w:r>
+          </w:p>
+        </w:tc>
+        <w:tc>
+          <w:tcPr>
+            <w:tcW w:w="3041" w:type="dxa"/>
+            <w:tcBorders>
+              <w:bottom w:val="single" w:sz="14" w:space="0" w:color="1F3864"/>
+            </w:tcBorders>
+            <w:tcMar>
+              <w:top w:w="60" w:type="dxa"/>
+              <w:left w:w="80" w:type="dxa"/>
+              <w:bottom w:w="60" w:type="dxa"/>
+              <w:right w:w="80" w:type="dxa"/>
+            </w:tcMar>
+          </w:tcPr>
+          <w:p>
+            <w:pPr>
+              <w:spacing w:after="40" w:line="240" w:lineRule="auto"/>
+              <w:jc w:val="center"/>
+            </w:pPr>
+            <w:r>
+              <w:rPr>
+                <w:sz w:val="20"/>
+              </w:rPr>
               <w:t>Cross-valida la IRF del VAR</w:t>
             </w:r>
           </w:p>
@@ -29868,7 +30025,7 @@
       <w:pPr>
         <w:pStyle w:val="Ttulo2"/>
       </w:pPr>
-      <w:bookmarkStart w:id="90" w:name="_Toc231102618"/>
+      <w:bookmarkStart w:id="90" w:name="_Toc231108434"/>
       <w:r>
         <w:t>Anexo I. Extensión predictiva: ¿explican o anticipan?</w:t>
       </w:r>
@@ -29894,7 +30051,7 @@
         <w:spacing w:before="40" w:after="40"/>
         <w:jc w:val="center"/>
       </w:pPr>
-      <w:bookmarkStart w:id="91" w:name="_Toc231102634"/>
+      <w:bookmarkStart w:id="91" w:name="_Toc231108450"/>
       <w:r>
         <w:rPr>
           <w:i w:val="0"/>
@@ -30770,7 +30927,11 @@
         <w:t>retornos del sector</w:t>
       </w:r>
       <w:r>
-        <w:t xml:space="preserve"> el paseo aleatorio </w:t>
+        <w:t xml:space="preserve"> el paseo </w:t>
+      </w:r>
+      <w:r>
+        <w:lastRenderedPageBreak/>
+        <w:t xml:space="preserve">aleatorio </w:t>
       </w:r>
       <w:r>
         <w:rPr>
@@ -30791,7 +30952,7 @@
       <w:pPr>
         <w:pStyle w:val="Ttulo1"/>
       </w:pPr>
-      <w:bookmarkStart w:id="92" w:name="_Toc231102619"/>
+      <w:bookmarkStart w:id="92" w:name="_Toc231108435"/>
       <w:r>
         <w:lastRenderedPageBreak/>
         <w:t>Glosario de términos econométricos</w:t>
@@ -30896,7 +31057,10 @@
     </w:p>
     <w:p>
       <w:r>
-        <w:t>en el tiempo de cada unidad mediante interceptos específicos.</w:t>
+        <w:t xml:space="preserve">en el tiempo de cada unidad mediante </w:t>
+      </w:r>
+      <w:r>
+        <w:t>interceptos específicos.</w:t>
       </w:r>
     </w:p>
     <w:p>
@@ -30945,7 +31109,10 @@
     </w:p>
     <w:p>
       <w:r>
-        <w:t>tiempo, con agrupamiento de la volatilidad; típica de los retornos financieros.</w:t>
+        <w:t xml:space="preserve">tiempo, con agrupamiento de la volatilidad; típica de los retornos </w:t>
+      </w:r>
+      <w:r>
+        <w:t>financieros.</w:t>
       </w:r>
     </w:p>
     <w:p>
@@ -31422,31 +31589,31 @@
       </w:rPr>
     </w:lvl>
   </w:abstractNum>
-  <w:num w:numId="1" w16cid:durableId="1000084999">
+  <w:num w:numId="1" w16cid:durableId="599409951">
     <w:abstractNumId w:val="8"/>
   </w:num>
-  <w:num w:numId="2" w16cid:durableId="1827043909">
+  <w:num w:numId="2" w16cid:durableId="981085192">
     <w:abstractNumId w:val="6"/>
   </w:num>
-  <w:num w:numId="3" w16cid:durableId="731543181">
+  <w:num w:numId="3" w16cid:durableId="1747412826">
     <w:abstractNumId w:val="5"/>
   </w:num>
-  <w:num w:numId="4" w16cid:durableId="303706333">
+  <w:num w:numId="4" w16cid:durableId="1848596827">
     <w:abstractNumId w:val="4"/>
   </w:num>
-  <w:num w:numId="5" w16cid:durableId="1903170606">
+  <w:num w:numId="5" w16cid:durableId="294259346">
     <w:abstractNumId w:val="7"/>
   </w:num>
-  <w:num w:numId="6" w16cid:durableId="693652175">
+  <w:num w:numId="6" w16cid:durableId="76706166">
     <w:abstractNumId w:val="3"/>
   </w:num>
-  <w:num w:numId="7" w16cid:durableId="587814919">
+  <w:num w:numId="7" w16cid:durableId="61761104">
     <w:abstractNumId w:val="2"/>
   </w:num>
-  <w:num w:numId="8" w16cid:durableId="1306275135">
+  <w:num w:numId="8" w16cid:durableId="1907371976">
     <w:abstractNumId w:val="1"/>
   </w:num>
-  <w:num w:numId="9" w16cid:durableId="346638664">
+  <w:num w:numId="9" w16cid:durableId="1884320394">
     <w:abstractNumId w:val="0"/>
   </w:num>
 </w:numbering>
@@ -42848,7 +43015,7 @@
     <w:autoRedefine/>
     <w:uiPriority w:val="39"/>
     <w:unhideWhenUsed/>
-    <w:rsid w:val="00A82505"/>
+    <w:rsid w:val="00ED0116"/>
     <w:pPr>
       <w:spacing w:after="100"/>
     </w:pPr>
@@ -42860,7 +43027,7 @@
     <w:autoRedefine/>
     <w:uiPriority w:val="39"/>
     <w:unhideWhenUsed/>
-    <w:rsid w:val="00A82505"/>
+    <w:rsid w:val="00ED0116"/>
     <w:pPr>
       <w:spacing w:after="100"/>
       <w:ind w:left="240"/>
@@ -42873,7 +43040,7 @@
     <w:autoRedefine/>
     <w:uiPriority w:val="39"/>
     <w:unhideWhenUsed/>
-    <w:rsid w:val="00A82505"/>
+    <w:rsid w:val="00ED0116"/>
     <w:pPr>
       <w:spacing w:after="100"/>
       <w:ind w:left="480"/>
@@ -42884,7 +43051,7 @@
     <w:basedOn w:val="Fuentedeprrafopredeter"/>
     <w:uiPriority w:val="99"/>
     <w:unhideWhenUsed/>
-    <w:rsid w:val="00A82505"/>
+    <w:rsid w:val="00ED0116"/>
     <w:rPr>
       <w:color w:val="0000FF" w:themeColor="hyperlink"/>
       <w:u w:val="single"/>
@@ -42896,7 +43063,7 @@
     <w:next w:val="Normal"/>
     <w:uiPriority w:val="99"/>
     <w:unhideWhenUsed/>
-    <w:rsid w:val="00A82505"/>
+    <w:rsid w:val="00ED0116"/>
     <w:pPr>
       <w:spacing w:after="0"/>
     </w:pPr>

--- a/outputs/Tesis_Francisco_Rietta.docx
+++ b/outputs/Tesis_Francisco_Rietta.docx
@@ -10,9 +10,10 @@
       </w:pPr>
       <w:r>
         <w:rPr>
+          <w:rFonts w:ascii="Calibri" w:hAnsi="Calibri"/>
           <w:b/>
           <w:color w:val="1F3864"/>
-          <w:sz w:val="30"/>
+          <w:sz w:val="32"/>
         </w:rPr>
         <w:t>UNIVERSIDAD SAN SEBASTIÁN</w:t>
       </w:r>
@@ -25,6 +26,7 @@
       </w:pPr>
       <w:r>
         <w:rPr>
+          <w:rFonts w:ascii="Calibri" w:hAnsi="Calibri"/>
           <w:color w:val="595959"/>
         </w:rPr>
         <w:t>Facultad de Ingeniería · Magíster en Data Science</w:t>
@@ -48,17 +50,19 @@
       </w:pPr>
       <w:r>
         <w:rPr>
+          <w:rFonts w:ascii="Calibri" w:hAnsi="Calibri"/>
           <w:b/>
           <w:color w:val="101010"/>
-          <w:sz w:val="38"/>
+          <w:sz w:val="40"/>
         </w:rPr>
         <w:t xml:space="preserve">Impacto de las variables macroeconómicas en los retornos accionarios de las empresas de cobre con exposición a Chile: una comparación entre el mercado bursátil </w:t>
       </w:r>
       <w:r>
         <w:rPr>
+          <w:rFonts w:ascii="Calibri" w:hAnsi="Calibri"/>
           <w:b/>
           <w:color w:val="101010"/>
-          <w:sz w:val="38"/>
+          <w:sz w:val="40"/>
         </w:rPr>
         <w:t>internacional y el chileno, 2004–2024</w:t>
       </w:r>
@@ -166,7 +170,7 @@
       <w:pPr>
         <w:pStyle w:val="Ttulo1"/>
       </w:pPr>
-      <w:bookmarkStart w:id="0" w:name="_Toc231113270"/>
+      <w:bookmarkStart w:id="0" w:name="_Toc231116928"/>
       <w:r>
         <w:lastRenderedPageBreak/>
         <w:t>Página de aprobación</w:t>
@@ -262,7 +266,7 @@
       <w:pPr>
         <w:pStyle w:val="Ttulo1"/>
       </w:pPr>
-      <w:bookmarkStart w:id="1" w:name="_Toc231113271"/>
+      <w:bookmarkStart w:id="1" w:name="_Toc231116929"/>
       <w:r>
         <w:lastRenderedPageBreak/>
         <w:t>Declaración de originalidad</w:t>
@@ -303,7 +307,7 @@
       <w:pPr>
         <w:pStyle w:val="Ttulo1"/>
       </w:pPr>
-      <w:bookmarkStart w:id="2" w:name="_Toc231113272"/>
+      <w:bookmarkStart w:id="2" w:name="_Toc231116930"/>
       <w:r>
         <w:lastRenderedPageBreak/>
         <w:t>Dedicatoria</w:t>
@@ -333,7 +337,7 @@
       <w:pPr>
         <w:pStyle w:val="Ttulo1"/>
       </w:pPr>
-      <w:bookmarkStart w:id="3" w:name="_Toc231113273"/>
+      <w:bookmarkStart w:id="3" w:name="_Toc231116931"/>
       <w:r>
         <w:lastRenderedPageBreak/>
         <w:t>Agradecimientos</w:t>
@@ -359,7 +363,7 @@
       <w:pPr>
         <w:pStyle w:val="Ttulo1"/>
       </w:pPr>
-      <w:bookmarkStart w:id="4" w:name="_Toc231113274"/>
+      <w:bookmarkStart w:id="4" w:name="_Toc231116932"/>
       <w:r>
         <w:lastRenderedPageBreak/>
         <w:t>Resumen</w:t>
@@ -397,7 +401,7 @@
       <w:pPr>
         <w:pStyle w:val="Ttulo1"/>
       </w:pPr>
-      <w:bookmarkStart w:id="5" w:name="_Toc231113275"/>
+      <w:bookmarkStart w:id="5" w:name="_Toc231116933"/>
       <w:r>
         <w:lastRenderedPageBreak/>
         <w:t>Abstract</w:t>
@@ -432,7 +436,7 @@
       <w:pPr>
         <w:pStyle w:val="Ttulo1"/>
       </w:pPr>
-      <w:bookmarkStart w:id="6" w:name="_Toc231113276"/>
+      <w:bookmarkStart w:id="6" w:name="_Toc231116934"/>
       <w:r>
         <w:lastRenderedPageBreak/>
         <w:t>Índice general</w:t>
@@ -464,7 +468,7 @@
       <w:r>
         <w:fldChar w:fldCharType="separate"/>
       </w:r>
-      <w:hyperlink w:anchor="_Toc231113270" w:history="1">
+      <w:hyperlink w:anchor="_Toc231116928" w:history="1">
         <w:r>
           <w:rPr>
             <w:rStyle w:val="Hipervnculo"/>
@@ -491,7 +495,7 @@
             <w:noProof/>
             <w:webHidden/>
           </w:rPr>
-          <w:instrText xml:space="preserve"> PAGEREF _Toc231113270 \h </w:instrText>
+          <w:instrText xml:space="preserve"> PAGEREF _Toc231116928 \h </w:instrText>
         </w:r>
         <w:r>
           <w:rPr>
@@ -538,7 +542,7 @@
           <w14:ligatures w14:val="standardContextual"/>
         </w:rPr>
       </w:pPr>
-      <w:hyperlink w:anchor="_Toc231113271" w:history="1">
+      <w:hyperlink w:anchor="_Toc231116929" w:history="1">
         <w:r>
           <w:rPr>
             <w:rStyle w:val="Hipervnculo"/>
@@ -565,7 +569,7 @@
             <w:noProof/>
             <w:webHidden/>
           </w:rPr>
-          <w:instrText xml:space="preserve"> PAGEREF _Toc231113271 \h </w:instrText>
+          <w:instrText xml:space="preserve"> PAGEREF _Toc231116929 \h </w:instrText>
         </w:r>
         <w:r>
           <w:rPr>
@@ -612,7 +616,7 @@
           <w14:ligatures w14:val="standardContextual"/>
         </w:rPr>
       </w:pPr>
-      <w:hyperlink w:anchor="_Toc231113272" w:history="1">
+      <w:hyperlink w:anchor="_Toc231116930" w:history="1">
         <w:r>
           <w:rPr>
             <w:rStyle w:val="Hipervnculo"/>
@@ -639,7 +643,7 @@
             <w:noProof/>
             <w:webHidden/>
           </w:rPr>
-          <w:instrText xml:space="preserve"> PAGEREF _Toc231113272 \h </w:instrText>
+          <w:instrText xml:space="preserve"> PAGEREF _Toc231116930 \h </w:instrText>
         </w:r>
         <w:r>
           <w:rPr>
@@ -686,7 +690,7 @@
           <w14:ligatures w14:val="standardContextual"/>
         </w:rPr>
       </w:pPr>
-      <w:hyperlink w:anchor="_Toc231113273" w:history="1">
+      <w:hyperlink w:anchor="_Toc231116931" w:history="1">
         <w:r>
           <w:rPr>
             <w:rStyle w:val="Hipervnculo"/>
@@ -713,7 +717,7 @@
             <w:noProof/>
             <w:webHidden/>
           </w:rPr>
-          <w:instrText xml:space="preserve"> PAGEREF _Toc231113273 \h </w:instrText>
+          <w:instrText xml:space="preserve"> PAGEREF _Toc231116931 \h </w:instrText>
         </w:r>
         <w:r>
           <w:rPr>
@@ -760,7 +764,7 @@
           <w14:ligatures w14:val="standardContextual"/>
         </w:rPr>
       </w:pPr>
-      <w:hyperlink w:anchor="_Toc231113274" w:history="1">
+      <w:hyperlink w:anchor="_Toc231116932" w:history="1">
         <w:r>
           <w:rPr>
             <w:rStyle w:val="Hipervnculo"/>
@@ -787,7 +791,7 @@
             <w:noProof/>
             <w:webHidden/>
           </w:rPr>
-          <w:instrText xml:space="preserve"> PAGEREF _Toc231113274 \h </w:instrText>
+          <w:instrText xml:space="preserve"> PAGEREF _Toc231116932 \h </w:instrText>
         </w:r>
         <w:r>
           <w:rPr>
@@ -834,7 +838,7 @@
           <w14:ligatures w14:val="standardContextual"/>
         </w:rPr>
       </w:pPr>
-      <w:hyperlink w:anchor="_Toc231113275" w:history="1">
+      <w:hyperlink w:anchor="_Toc231116933" w:history="1">
         <w:r>
           <w:rPr>
             <w:rStyle w:val="Hipervnculo"/>
@@ -861,7 +865,7 @@
             <w:noProof/>
             <w:webHidden/>
           </w:rPr>
-          <w:instrText xml:space="preserve"> PAGEREF _Toc231113275 \h </w:instrText>
+          <w:instrText xml:space="preserve"> PAGEREF _Toc231116933 \h </w:instrText>
         </w:r>
         <w:r>
           <w:rPr>
@@ -908,7 +912,7 @@
           <w14:ligatures w14:val="standardContextual"/>
         </w:rPr>
       </w:pPr>
-      <w:hyperlink w:anchor="_Toc231113276" w:history="1">
+      <w:hyperlink w:anchor="_Toc231116934" w:history="1">
         <w:r>
           <w:rPr>
             <w:rStyle w:val="Hipervnculo"/>
@@ -935,7 +939,7 @@
             <w:noProof/>
             <w:webHidden/>
           </w:rPr>
-          <w:instrText xml:space="preserve"> PAGEREF _Toc231113276 \h </w:instrText>
+          <w:instrText xml:space="preserve"> PAGEREF _Toc231116934 \h </w:instrText>
         </w:r>
         <w:r>
           <w:rPr>
@@ -982,7 +986,7 @@
           <w14:ligatures w14:val="standardContextual"/>
         </w:rPr>
       </w:pPr>
-      <w:hyperlink w:anchor="_Toc231113277" w:history="1">
+      <w:hyperlink w:anchor="_Toc231116935" w:history="1">
         <w:r>
           <w:rPr>
             <w:rStyle w:val="Hipervnculo"/>
@@ -1009,7 +1013,7 @@
             <w:noProof/>
             <w:webHidden/>
           </w:rPr>
-          <w:instrText xml:space="preserve"> PAGEREF _Toc231113277 \h </w:instrText>
+          <w:instrText xml:space="preserve"> PAGEREF _Toc231116935 \h </w:instrText>
         </w:r>
         <w:r>
           <w:rPr>
@@ -1056,7 +1060,7 @@
           <w14:ligatures w14:val="standardContextual"/>
         </w:rPr>
       </w:pPr>
-      <w:hyperlink w:anchor="_Toc231113278" w:history="1">
+      <w:hyperlink w:anchor="_Toc231116936" w:history="1">
         <w:r>
           <w:rPr>
             <w:rStyle w:val="Hipervnculo"/>
@@ -1083,7 +1087,7 @@
             <w:noProof/>
             <w:webHidden/>
           </w:rPr>
-          <w:instrText xml:space="preserve"> PAGEREF _Toc231113278 \h </w:instrText>
+          <w:instrText xml:space="preserve"> PAGEREF _Toc231116936 \h </w:instrText>
         </w:r>
         <w:r>
           <w:rPr>
@@ -1130,7 +1134,7 @@
           <w14:ligatures w14:val="standardContextual"/>
         </w:rPr>
       </w:pPr>
-      <w:hyperlink w:anchor="_Toc231113279" w:history="1">
+      <w:hyperlink w:anchor="_Toc231116937" w:history="1">
         <w:r>
           <w:rPr>
             <w:rStyle w:val="Hipervnculo"/>
@@ -1157,7 +1161,7 @@
             <w:noProof/>
             <w:webHidden/>
           </w:rPr>
-          <w:instrText xml:space="preserve"> PAGEREF _Toc231113279 \h </w:instrText>
+          <w:instrText xml:space="preserve"> PAGEREF _Toc231116937 \h </w:instrText>
         </w:r>
         <w:r>
           <w:rPr>
@@ -1177,7 +1181,7 @@
             <w:noProof/>
             <w:webHidden/>
           </w:rPr>
-          <w:t>xiv</w:t>
+          <w:t>xv</w:t>
         </w:r>
         <w:r>
           <w:rPr>
@@ -1204,7 +1208,7 @@
           <w14:ligatures w14:val="standardContextual"/>
         </w:rPr>
       </w:pPr>
-      <w:hyperlink w:anchor="_Toc231113280" w:history="1">
+      <w:hyperlink w:anchor="_Toc231116938" w:history="1">
         <w:r>
           <w:rPr>
             <w:rStyle w:val="Hipervnculo"/>
@@ -1231,7 +1235,7 @@
             <w:noProof/>
             <w:webHidden/>
           </w:rPr>
-          <w:instrText xml:space="preserve"> PAGEREF _Toc231113280 \h </w:instrText>
+          <w:instrText xml:space="preserve"> PAGEREF _Toc231116938 \h </w:instrText>
         </w:r>
         <w:r>
           <w:rPr>
@@ -1251,7 +1255,7 @@
             <w:noProof/>
             <w:webHidden/>
           </w:rPr>
-          <w:t>xvi</w:t>
+          <w:t>xvii</w:t>
         </w:r>
         <w:r>
           <w:rPr>
@@ -1278,7 +1282,7 @@
           <w14:ligatures w14:val="standardContextual"/>
         </w:rPr>
       </w:pPr>
-      <w:hyperlink w:anchor="_Toc231113281" w:history="1">
+      <w:hyperlink w:anchor="_Toc231116939" w:history="1">
         <w:r>
           <w:rPr>
             <w:rStyle w:val="Hipervnculo"/>
@@ -1305,7 +1309,7 @@
             <w:noProof/>
             <w:webHidden/>
           </w:rPr>
-          <w:instrText xml:space="preserve"> PAGEREF _Toc231113281 \h </w:instrText>
+          <w:instrText xml:space="preserve"> PAGEREF _Toc231116939 \h </w:instrText>
         </w:r>
         <w:r>
           <w:rPr>
@@ -1352,7 +1356,7 @@
           <w14:ligatures w14:val="standardContextual"/>
         </w:rPr>
       </w:pPr>
-      <w:hyperlink w:anchor="_Toc231113282" w:history="1">
+      <w:hyperlink w:anchor="_Toc231116940" w:history="1">
         <w:r>
           <w:rPr>
             <w:rStyle w:val="Hipervnculo"/>
@@ -1379,7 +1383,7 @@
             <w:noProof/>
             <w:webHidden/>
           </w:rPr>
-          <w:instrText xml:space="preserve"> PAGEREF _Toc231113282 \h </w:instrText>
+          <w:instrText xml:space="preserve"> PAGEREF _Toc231116940 \h </w:instrText>
         </w:r>
         <w:r>
           <w:rPr>
@@ -1426,7 +1430,7 @@
           <w14:ligatures w14:val="standardContextual"/>
         </w:rPr>
       </w:pPr>
-      <w:hyperlink w:anchor="_Toc231113283" w:history="1">
+      <w:hyperlink w:anchor="_Toc231116941" w:history="1">
         <w:r>
           <w:rPr>
             <w:rStyle w:val="Hipervnculo"/>
@@ -1453,7 +1457,7 @@
             <w:noProof/>
             <w:webHidden/>
           </w:rPr>
-          <w:instrText xml:space="preserve"> PAGEREF _Toc231113283 \h </w:instrText>
+          <w:instrText xml:space="preserve"> PAGEREF _Toc231116941 \h </w:instrText>
         </w:r>
         <w:r>
           <w:rPr>
@@ -1473,7 +1477,7 @@
             <w:noProof/>
             <w:webHidden/>
           </w:rPr>
-          <w:t>2</w:t>
+          <w:t>3</w:t>
         </w:r>
         <w:r>
           <w:rPr>
@@ -1500,7 +1504,7 @@
           <w14:ligatures w14:val="standardContextual"/>
         </w:rPr>
       </w:pPr>
-      <w:hyperlink w:anchor="_Toc231113284" w:history="1">
+      <w:hyperlink w:anchor="_Toc231116942" w:history="1">
         <w:r>
           <w:rPr>
             <w:rStyle w:val="Hipervnculo"/>
@@ -1527,7 +1531,7 @@
             <w:noProof/>
             <w:webHidden/>
           </w:rPr>
-          <w:instrText xml:space="preserve"> PAGEREF _Toc231113284 \h </w:instrText>
+          <w:instrText xml:space="preserve"> PAGEREF _Toc231116942 \h </w:instrText>
         </w:r>
         <w:r>
           <w:rPr>
@@ -1547,7 +1551,7 @@
             <w:noProof/>
             <w:webHidden/>
           </w:rPr>
-          <w:t>3</w:t>
+          <w:t>4</w:t>
         </w:r>
         <w:r>
           <w:rPr>
@@ -1574,7 +1578,7 @@
           <w14:ligatures w14:val="standardContextual"/>
         </w:rPr>
       </w:pPr>
-      <w:hyperlink w:anchor="_Toc231113285" w:history="1">
+      <w:hyperlink w:anchor="_Toc231116943" w:history="1">
         <w:r>
           <w:rPr>
             <w:rStyle w:val="Hipervnculo"/>
@@ -1601,7 +1605,7 @@
             <w:noProof/>
             <w:webHidden/>
           </w:rPr>
-          <w:instrText xml:space="preserve"> PAGEREF _Toc231113285 \h </w:instrText>
+          <w:instrText xml:space="preserve"> PAGEREF _Toc231116943 \h </w:instrText>
         </w:r>
         <w:r>
           <w:rPr>
@@ -1648,7 +1652,7 @@
           <w14:ligatures w14:val="standardContextual"/>
         </w:rPr>
       </w:pPr>
-      <w:hyperlink w:anchor="_Toc231113286" w:history="1">
+      <w:hyperlink w:anchor="_Toc231116944" w:history="1">
         <w:r>
           <w:rPr>
             <w:rStyle w:val="Hipervnculo"/>
@@ -1675,7 +1679,7 @@
             <w:noProof/>
             <w:webHidden/>
           </w:rPr>
-          <w:instrText xml:space="preserve"> PAGEREF _Toc231113286 \h </w:instrText>
+          <w:instrText xml:space="preserve"> PAGEREF _Toc231116944 \h </w:instrText>
         </w:r>
         <w:r>
           <w:rPr>
@@ -1695,7 +1699,7 @@
             <w:noProof/>
             <w:webHidden/>
           </w:rPr>
-          <w:t>5</w:t>
+          <w:t>6</w:t>
         </w:r>
         <w:r>
           <w:rPr>
@@ -1722,7 +1726,7 @@
           <w14:ligatures w14:val="standardContextual"/>
         </w:rPr>
       </w:pPr>
-      <w:hyperlink w:anchor="_Toc231113287" w:history="1">
+      <w:hyperlink w:anchor="_Toc231116945" w:history="1">
         <w:r>
           <w:rPr>
             <w:rStyle w:val="Hipervnculo"/>
@@ -1749,7 +1753,7 @@
             <w:noProof/>
             <w:webHidden/>
           </w:rPr>
-          <w:instrText xml:space="preserve"> PAGEREF _Toc231113287 \h </w:instrText>
+          <w:instrText xml:space="preserve"> PAGEREF _Toc231116945 \h </w:instrText>
         </w:r>
         <w:r>
           <w:rPr>
@@ -1796,7 +1800,7 @@
           <w14:ligatures w14:val="standardContextual"/>
         </w:rPr>
       </w:pPr>
-      <w:hyperlink w:anchor="_Toc231113288" w:history="1">
+      <w:hyperlink w:anchor="_Toc231116946" w:history="1">
         <w:r>
           <w:rPr>
             <w:rStyle w:val="Hipervnculo"/>
@@ -1823,7 +1827,7 @@
             <w:noProof/>
             <w:webHidden/>
           </w:rPr>
-          <w:instrText xml:space="preserve"> PAGEREF _Toc231113288 \h </w:instrText>
+          <w:instrText xml:space="preserve"> PAGEREF _Toc231116946 \h </w:instrText>
         </w:r>
         <w:r>
           <w:rPr>
@@ -1843,7 +1847,7 @@
             <w:noProof/>
             <w:webHidden/>
           </w:rPr>
-          <w:t>6</w:t>
+          <w:t>7</w:t>
         </w:r>
         <w:r>
           <w:rPr>
@@ -1870,7 +1874,7 @@
           <w14:ligatures w14:val="standardContextual"/>
         </w:rPr>
       </w:pPr>
-      <w:hyperlink w:anchor="_Toc231113289" w:history="1">
+      <w:hyperlink w:anchor="_Toc231116947" w:history="1">
         <w:r>
           <w:rPr>
             <w:rStyle w:val="Hipervnculo"/>
@@ -1897,7 +1901,7 @@
             <w:noProof/>
             <w:webHidden/>
           </w:rPr>
-          <w:instrText xml:space="preserve"> PAGEREF _Toc231113289 \h </w:instrText>
+          <w:instrText xml:space="preserve"> PAGEREF _Toc231116947 \h </w:instrText>
         </w:r>
         <w:r>
           <w:rPr>
@@ -1917,7 +1921,7 @@
             <w:noProof/>
             <w:webHidden/>
           </w:rPr>
-          <w:t>7</w:t>
+          <w:t>8</w:t>
         </w:r>
         <w:r>
           <w:rPr>
@@ -1944,7 +1948,7 @@
           <w14:ligatures w14:val="standardContextual"/>
         </w:rPr>
       </w:pPr>
-      <w:hyperlink w:anchor="_Toc231113290" w:history="1">
+      <w:hyperlink w:anchor="_Toc231116948" w:history="1">
         <w:r>
           <w:rPr>
             <w:rStyle w:val="Hipervnculo"/>
@@ -1971,7 +1975,7 @@
             <w:noProof/>
             <w:webHidden/>
           </w:rPr>
-          <w:instrText xml:space="preserve"> PAGEREF _Toc231113290 \h </w:instrText>
+          <w:instrText xml:space="preserve"> PAGEREF _Toc231116948 \h </w:instrText>
         </w:r>
         <w:r>
           <w:rPr>
@@ -1991,7 +1995,7 @@
             <w:noProof/>
             <w:webHidden/>
           </w:rPr>
-          <w:t>7</w:t>
+          <w:t>8</w:t>
         </w:r>
         <w:r>
           <w:rPr>
@@ -2018,7 +2022,7 @@
           <w14:ligatures w14:val="standardContextual"/>
         </w:rPr>
       </w:pPr>
-      <w:hyperlink w:anchor="_Toc231113291" w:history="1">
+      <w:hyperlink w:anchor="_Toc231116949" w:history="1">
         <w:r>
           <w:rPr>
             <w:rStyle w:val="Hipervnculo"/>
@@ -2045,7 +2049,7 @@
             <w:noProof/>
             <w:webHidden/>
           </w:rPr>
-          <w:instrText xml:space="preserve"> PAGEREF _Toc231113291 \h </w:instrText>
+          <w:instrText xml:space="preserve"> PAGEREF _Toc231116949 \h </w:instrText>
         </w:r>
         <w:r>
           <w:rPr>
@@ -2065,7 +2069,7 @@
             <w:noProof/>
             <w:webHidden/>
           </w:rPr>
-          <w:t>9</w:t>
+          <w:t>10</w:t>
         </w:r>
         <w:r>
           <w:rPr>
@@ -2092,7 +2096,7 @@
           <w14:ligatures w14:val="standardContextual"/>
         </w:rPr>
       </w:pPr>
-      <w:hyperlink w:anchor="_Toc231113292" w:history="1">
+      <w:hyperlink w:anchor="_Toc231116950" w:history="1">
         <w:r>
           <w:rPr>
             <w:rStyle w:val="Hipervnculo"/>
@@ -2119,7 +2123,7 @@
             <w:noProof/>
             <w:webHidden/>
           </w:rPr>
-          <w:instrText xml:space="preserve"> PAGEREF _Toc231113292 \h </w:instrText>
+          <w:instrText xml:space="preserve"> PAGEREF _Toc231116950 \h </w:instrText>
         </w:r>
         <w:r>
           <w:rPr>
@@ -2139,7 +2143,7 @@
             <w:noProof/>
             <w:webHidden/>
           </w:rPr>
-          <w:t>10</w:t>
+          <w:t>11</w:t>
         </w:r>
         <w:r>
           <w:rPr>
@@ -2166,7 +2170,7 @@
           <w14:ligatures w14:val="standardContextual"/>
         </w:rPr>
       </w:pPr>
-      <w:hyperlink w:anchor="_Toc231113293" w:history="1">
+      <w:hyperlink w:anchor="_Toc231116951" w:history="1">
         <w:r>
           <w:rPr>
             <w:rStyle w:val="Hipervnculo"/>
@@ -2193,7 +2197,7 @@
             <w:noProof/>
             <w:webHidden/>
           </w:rPr>
-          <w:instrText xml:space="preserve"> PAGEREF _Toc231113293 \h </w:instrText>
+          <w:instrText xml:space="preserve"> PAGEREF _Toc231116951 \h </w:instrText>
         </w:r>
         <w:r>
           <w:rPr>
@@ -2213,7 +2217,7 @@
             <w:noProof/>
             <w:webHidden/>
           </w:rPr>
-          <w:t>11</w:t>
+          <w:t>12</w:t>
         </w:r>
         <w:r>
           <w:rPr>
@@ -2240,7 +2244,7 @@
           <w14:ligatures w14:val="standardContextual"/>
         </w:rPr>
       </w:pPr>
-      <w:hyperlink w:anchor="_Toc231113294" w:history="1">
+      <w:hyperlink w:anchor="_Toc231116952" w:history="1">
         <w:r>
           <w:rPr>
             <w:rStyle w:val="Hipervnculo"/>
@@ -2267,7 +2271,7 @@
             <w:noProof/>
             <w:webHidden/>
           </w:rPr>
-          <w:instrText xml:space="preserve"> PAGEREF _Toc231113294 \h </w:instrText>
+          <w:instrText xml:space="preserve"> PAGEREF _Toc231116952 \h </w:instrText>
         </w:r>
         <w:r>
           <w:rPr>
@@ -2287,7 +2291,7 @@
             <w:noProof/>
             <w:webHidden/>
           </w:rPr>
-          <w:t>12</w:t>
+          <w:t>14</w:t>
         </w:r>
         <w:r>
           <w:rPr>
@@ -2314,7 +2318,7 @@
           <w14:ligatures w14:val="standardContextual"/>
         </w:rPr>
       </w:pPr>
-      <w:hyperlink w:anchor="_Toc231113295" w:history="1">
+      <w:hyperlink w:anchor="_Toc231116953" w:history="1">
         <w:r>
           <w:rPr>
             <w:rStyle w:val="Hipervnculo"/>
@@ -2341,7 +2345,7 @@
             <w:noProof/>
             <w:webHidden/>
           </w:rPr>
-          <w:instrText xml:space="preserve"> PAGEREF _Toc231113295 \h </w:instrText>
+          <w:instrText xml:space="preserve"> PAGEREF _Toc231116953 \h </w:instrText>
         </w:r>
         <w:r>
           <w:rPr>
@@ -2361,7 +2365,7 @@
             <w:noProof/>
             <w:webHidden/>
           </w:rPr>
-          <w:t>13</w:t>
+          <w:t>15</w:t>
         </w:r>
         <w:r>
           <w:rPr>
@@ -2388,7 +2392,7 @@
           <w14:ligatures w14:val="standardContextual"/>
         </w:rPr>
       </w:pPr>
-      <w:hyperlink w:anchor="_Toc231113296" w:history="1">
+      <w:hyperlink w:anchor="_Toc231116954" w:history="1">
         <w:r>
           <w:rPr>
             <w:rStyle w:val="Hipervnculo"/>
@@ -2415,7 +2419,7 @@
             <w:noProof/>
             <w:webHidden/>
           </w:rPr>
-          <w:instrText xml:space="preserve"> PAGEREF _Toc231113296 \h </w:instrText>
+          <w:instrText xml:space="preserve"> PAGEREF _Toc231116954 \h </w:instrText>
         </w:r>
         <w:r>
           <w:rPr>
@@ -2435,7 +2439,7 @@
             <w:noProof/>
             <w:webHidden/>
           </w:rPr>
-          <w:t>14</w:t>
+          <w:t>16</w:t>
         </w:r>
         <w:r>
           <w:rPr>
@@ -2462,7 +2466,7 @@
           <w14:ligatures w14:val="standardContextual"/>
         </w:rPr>
       </w:pPr>
-      <w:hyperlink w:anchor="_Toc231113297" w:history="1">
+      <w:hyperlink w:anchor="_Toc231116955" w:history="1">
         <w:r>
           <w:rPr>
             <w:rStyle w:val="Hipervnculo"/>
@@ -2489,7 +2493,7 @@
             <w:noProof/>
             <w:webHidden/>
           </w:rPr>
-          <w:instrText xml:space="preserve"> PAGEREF _Toc231113297 \h </w:instrText>
+          <w:instrText xml:space="preserve"> PAGEREF _Toc231116955 \h </w:instrText>
         </w:r>
         <w:r>
           <w:rPr>
@@ -2509,7 +2513,7 @@
             <w:noProof/>
             <w:webHidden/>
           </w:rPr>
-          <w:t>16</w:t>
+          <w:t>18</w:t>
         </w:r>
         <w:r>
           <w:rPr>
@@ -2536,7 +2540,7 @@
           <w14:ligatures w14:val="standardContextual"/>
         </w:rPr>
       </w:pPr>
-      <w:hyperlink w:anchor="_Toc231113298" w:history="1">
+      <w:hyperlink w:anchor="_Toc231116956" w:history="1">
         <w:r>
           <w:rPr>
             <w:rStyle w:val="Hipervnculo"/>
@@ -2563,7 +2567,7 @@
             <w:noProof/>
             <w:webHidden/>
           </w:rPr>
-          <w:instrText xml:space="preserve"> PAGEREF _Toc231113298 \h </w:instrText>
+          <w:instrText xml:space="preserve"> PAGEREF _Toc231116956 \h </w:instrText>
         </w:r>
         <w:r>
           <w:rPr>
@@ -2583,7 +2587,7 @@
             <w:noProof/>
             <w:webHidden/>
           </w:rPr>
-          <w:t>16</w:t>
+          <w:t>18</w:t>
         </w:r>
         <w:r>
           <w:rPr>
@@ -2610,7 +2614,7 @@
           <w14:ligatures w14:val="standardContextual"/>
         </w:rPr>
       </w:pPr>
-      <w:hyperlink w:anchor="_Toc231113299" w:history="1">
+      <w:hyperlink w:anchor="_Toc231116957" w:history="1">
         <w:r>
           <w:rPr>
             <w:rStyle w:val="Hipervnculo"/>
@@ -2637,7 +2641,7 @@
             <w:noProof/>
             <w:webHidden/>
           </w:rPr>
-          <w:instrText xml:space="preserve"> PAGEREF _Toc231113299 \h </w:instrText>
+          <w:instrText xml:space="preserve"> PAGEREF _Toc231116957 \h </w:instrText>
         </w:r>
         <w:r>
           <w:rPr>
@@ -2657,7 +2661,7 @@
             <w:noProof/>
             <w:webHidden/>
           </w:rPr>
-          <w:t>17</w:t>
+          <w:t>19</w:t>
         </w:r>
         <w:r>
           <w:rPr>
@@ -2684,7 +2688,7 @@
           <w14:ligatures w14:val="standardContextual"/>
         </w:rPr>
       </w:pPr>
-      <w:hyperlink w:anchor="_Toc231113300" w:history="1">
+      <w:hyperlink w:anchor="_Toc231116958" w:history="1">
         <w:r>
           <w:rPr>
             <w:rStyle w:val="Hipervnculo"/>
@@ -2711,7 +2715,7 @@
             <w:noProof/>
             <w:webHidden/>
           </w:rPr>
-          <w:instrText xml:space="preserve"> PAGEREF _Toc231113300 \h </w:instrText>
+          <w:instrText xml:space="preserve"> PAGEREF _Toc231116958 \h </w:instrText>
         </w:r>
         <w:r>
           <w:rPr>
@@ -2731,7 +2735,7 @@
             <w:noProof/>
             <w:webHidden/>
           </w:rPr>
-          <w:t>17</w:t>
+          <w:t>19</w:t>
         </w:r>
         <w:r>
           <w:rPr>
@@ -2758,7 +2762,7 @@
           <w14:ligatures w14:val="standardContextual"/>
         </w:rPr>
       </w:pPr>
-      <w:hyperlink w:anchor="_Toc231113301" w:history="1">
+      <w:hyperlink w:anchor="_Toc231116959" w:history="1">
         <w:r>
           <w:rPr>
             <w:rStyle w:val="Hipervnculo"/>
@@ -2785,7 +2789,7 @@
             <w:noProof/>
             <w:webHidden/>
           </w:rPr>
-          <w:instrText xml:space="preserve"> PAGEREF _Toc231113301 \h </w:instrText>
+          <w:instrText xml:space="preserve"> PAGEREF _Toc231116959 \h </w:instrText>
         </w:r>
         <w:r>
           <w:rPr>
@@ -2805,7 +2809,7 @@
             <w:noProof/>
             <w:webHidden/>
           </w:rPr>
-          <w:t>18</w:t>
+          <w:t>20</w:t>
         </w:r>
         <w:r>
           <w:rPr>
@@ -2832,7 +2836,7 @@
           <w14:ligatures w14:val="standardContextual"/>
         </w:rPr>
       </w:pPr>
-      <w:hyperlink w:anchor="_Toc231113302" w:history="1">
+      <w:hyperlink w:anchor="_Toc231116960" w:history="1">
         <w:r>
           <w:rPr>
             <w:rStyle w:val="Hipervnculo"/>
@@ -2859,7 +2863,7 @@
             <w:noProof/>
             <w:webHidden/>
           </w:rPr>
-          <w:instrText xml:space="preserve"> PAGEREF _Toc231113302 \h </w:instrText>
+          <w:instrText xml:space="preserve"> PAGEREF _Toc231116960 \h </w:instrText>
         </w:r>
         <w:r>
           <w:rPr>
@@ -2879,7 +2883,7 @@
             <w:noProof/>
             <w:webHidden/>
           </w:rPr>
-          <w:t>18</w:t>
+          <w:t>20</w:t>
         </w:r>
         <w:r>
           <w:rPr>
@@ -2906,7 +2910,7 @@
           <w14:ligatures w14:val="standardContextual"/>
         </w:rPr>
       </w:pPr>
-      <w:hyperlink w:anchor="_Toc231113303" w:history="1">
+      <w:hyperlink w:anchor="_Toc231116961" w:history="1">
         <w:r>
           <w:rPr>
             <w:rStyle w:val="Hipervnculo"/>
@@ -2933,7 +2937,7 @@
             <w:noProof/>
             <w:webHidden/>
           </w:rPr>
-          <w:instrText xml:space="preserve"> PAGEREF _Toc231113303 \h </w:instrText>
+          <w:instrText xml:space="preserve"> PAGEREF _Toc231116961 \h </w:instrText>
         </w:r>
         <w:r>
           <w:rPr>
@@ -2953,7 +2957,7 @@
             <w:noProof/>
             <w:webHidden/>
           </w:rPr>
-          <w:t>18</w:t>
+          <w:t>21</w:t>
         </w:r>
         <w:r>
           <w:rPr>
@@ -2980,7 +2984,7 @@
           <w14:ligatures w14:val="standardContextual"/>
         </w:rPr>
       </w:pPr>
-      <w:hyperlink w:anchor="_Toc231113304" w:history="1">
+      <w:hyperlink w:anchor="_Toc231116962" w:history="1">
         <w:r>
           <w:rPr>
             <w:rStyle w:val="Hipervnculo"/>
@@ -3007,7 +3011,7 @@
             <w:noProof/>
             <w:webHidden/>
           </w:rPr>
-          <w:instrText xml:space="preserve"> PAGEREF _Toc231113304 \h </w:instrText>
+          <w:instrText xml:space="preserve"> PAGEREF _Toc231116962 \h </w:instrText>
         </w:r>
         <w:r>
           <w:rPr>
@@ -3027,7 +3031,7 @@
             <w:noProof/>
             <w:webHidden/>
           </w:rPr>
-          <w:t>18</w:t>
+          <w:t>21</w:t>
         </w:r>
         <w:r>
           <w:rPr>
@@ -3054,7 +3058,7 @@
           <w14:ligatures w14:val="standardContextual"/>
         </w:rPr>
       </w:pPr>
-      <w:hyperlink w:anchor="_Toc231113305" w:history="1">
+      <w:hyperlink w:anchor="_Toc231116963" w:history="1">
         <w:r>
           <w:rPr>
             <w:rStyle w:val="Hipervnculo"/>
@@ -3081,7 +3085,7 @@
             <w:noProof/>
             <w:webHidden/>
           </w:rPr>
-          <w:instrText xml:space="preserve"> PAGEREF _Toc231113305 \h </w:instrText>
+          <w:instrText xml:space="preserve"> PAGEREF _Toc231116963 \h </w:instrText>
         </w:r>
         <w:r>
           <w:rPr>
@@ -3101,7 +3105,7 @@
             <w:noProof/>
             <w:webHidden/>
           </w:rPr>
-          <w:t>19</w:t>
+          <w:t>21</w:t>
         </w:r>
         <w:r>
           <w:rPr>
@@ -3128,7 +3132,7 @@
           <w14:ligatures w14:val="standardContextual"/>
         </w:rPr>
       </w:pPr>
-      <w:hyperlink w:anchor="_Toc231113306" w:history="1">
+      <w:hyperlink w:anchor="_Toc231116964" w:history="1">
         <w:r>
           <w:rPr>
             <w:rStyle w:val="Hipervnculo"/>
@@ -3155,7 +3159,7 @@
             <w:noProof/>
             <w:webHidden/>
           </w:rPr>
-          <w:instrText xml:space="preserve"> PAGEREF _Toc231113306 \h </w:instrText>
+          <w:instrText xml:space="preserve"> PAGEREF _Toc231116964 \h </w:instrText>
         </w:r>
         <w:r>
           <w:rPr>
@@ -3175,7 +3179,7 @@
             <w:noProof/>
             <w:webHidden/>
           </w:rPr>
-          <w:t>19</w:t>
+          <w:t>22</w:t>
         </w:r>
         <w:r>
           <w:rPr>
@@ -3202,7 +3206,7 @@
           <w14:ligatures w14:val="standardContextual"/>
         </w:rPr>
       </w:pPr>
-      <w:hyperlink w:anchor="_Toc231113307" w:history="1">
+      <w:hyperlink w:anchor="_Toc231116965" w:history="1">
         <w:r>
           <w:rPr>
             <w:rStyle w:val="Hipervnculo"/>
@@ -3229,7 +3233,7 @@
             <w:noProof/>
             <w:webHidden/>
           </w:rPr>
-          <w:instrText xml:space="preserve"> PAGEREF _Toc231113307 \h </w:instrText>
+          <w:instrText xml:space="preserve"> PAGEREF _Toc231116965 \h </w:instrText>
         </w:r>
         <w:r>
           <w:rPr>
@@ -3249,7 +3253,7 @@
             <w:noProof/>
             <w:webHidden/>
           </w:rPr>
-          <w:t>20</w:t>
+          <w:t>22</w:t>
         </w:r>
         <w:r>
           <w:rPr>
@@ -3276,7 +3280,7 @@
           <w14:ligatures w14:val="standardContextual"/>
         </w:rPr>
       </w:pPr>
-      <w:hyperlink w:anchor="_Toc231113308" w:history="1">
+      <w:hyperlink w:anchor="_Toc231116966" w:history="1">
         <w:r>
           <w:rPr>
             <w:rStyle w:val="Hipervnculo"/>
@@ -3303,7 +3307,7 @@
             <w:noProof/>
             <w:webHidden/>
           </w:rPr>
-          <w:instrText xml:space="preserve"> PAGEREF _Toc231113308 \h </w:instrText>
+          <w:instrText xml:space="preserve"> PAGEREF _Toc231116966 \h </w:instrText>
         </w:r>
         <w:r>
           <w:rPr>
@@ -3323,7 +3327,7 @@
             <w:noProof/>
             <w:webHidden/>
           </w:rPr>
-          <w:t>21</w:t>
+          <w:t>23</w:t>
         </w:r>
         <w:r>
           <w:rPr>
@@ -3350,7 +3354,7 @@
           <w14:ligatures w14:val="standardContextual"/>
         </w:rPr>
       </w:pPr>
-      <w:hyperlink w:anchor="_Toc231113309" w:history="1">
+      <w:hyperlink w:anchor="_Toc231116967" w:history="1">
         <w:r>
           <w:rPr>
             <w:rStyle w:val="Hipervnculo"/>
@@ -3377,7 +3381,7 @@
             <w:noProof/>
             <w:webHidden/>
           </w:rPr>
-          <w:instrText xml:space="preserve"> PAGEREF _Toc231113309 \h </w:instrText>
+          <w:instrText xml:space="preserve"> PAGEREF _Toc231116967 \h </w:instrText>
         </w:r>
         <w:r>
           <w:rPr>
@@ -3397,7 +3401,7 @@
             <w:noProof/>
             <w:webHidden/>
           </w:rPr>
-          <w:t>21</w:t>
+          <w:t>23</w:t>
         </w:r>
         <w:r>
           <w:rPr>
@@ -3424,7 +3428,7 @@
           <w14:ligatures w14:val="standardContextual"/>
         </w:rPr>
       </w:pPr>
-      <w:hyperlink w:anchor="_Toc231113310" w:history="1">
+      <w:hyperlink w:anchor="_Toc231116968" w:history="1">
         <w:r>
           <w:rPr>
             <w:rStyle w:val="Hipervnculo"/>
@@ -3451,7 +3455,7 @@
             <w:noProof/>
             <w:webHidden/>
           </w:rPr>
-          <w:instrText xml:space="preserve"> PAGEREF _Toc231113310 \h </w:instrText>
+          <w:instrText xml:space="preserve"> PAGEREF _Toc231116968 \h </w:instrText>
         </w:r>
         <w:r>
           <w:rPr>
@@ -3471,7 +3475,7 @@
             <w:noProof/>
             <w:webHidden/>
           </w:rPr>
-          <w:t>21</w:t>
+          <w:t>24</w:t>
         </w:r>
         <w:r>
           <w:rPr>
@@ -3498,7 +3502,7 @@
           <w14:ligatures w14:val="standardContextual"/>
         </w:rPr>
       </w:pPr>
-      <w:hyperlink w:anchor="_Toc231113311" w:history="1">
+      <w:hyperlink w:anchor="_Toc231116969" w:history="1">
         <w:r>
           <w:rPr>
             <w:rStyle w:val="Hipervnculo"/>
@@ -3525,7 +3529,7 @@
             <w:noProof/>
             <w:webHidden/>
           </w:rPr>
-          <w:instrText xml:space="preserve"> PAGEREF _Toc231113311 \h </w:instrText>
+          <w:instrText xml:space="preserve"> PAGEREF _Toc231116969 \h </w:instrText>
         </w:r>
         <w:r>
           <w:rPr>
@@ -3545,7 +3549,7 @@
             <w:noProof/>
             <w:webHidden/>
           </w:rPr>
-          <w:t>22</w:t>
+          <w:t>25</w:t>
         </w:r>
         <w:r>
           <w:rPr>
@@ -3572,7 +3576,7 @@
           <w14:ligatures w14:val="standardContextual"/>
         </w:rPr>
       </w:pPr>
-      <w:hyperlink w:anchor="_Toc231113312" w:history="1">
+      <w:hyperlink w:anchor="_Toc231116970" w:history="1">
         <w:r>
           <w:rPr>
             <w:rStyle w:val="Hipervnculo"/>
@@ -3599,7 +3603,7 @@
             <w:noProof/>
             <w:webHidden/>
           </w:rPr>
-          <w:instrText xml:space="preserve"> PAGEREF _Toc231113312 \h </w:instrText>
+          <w:instrText xml:space="preserve"> PAGEREF _Toc231116970 \h </w:instrText>
         </w:r>
         <w:r>
           <w:rPr>
@@ -3619,7 +3623,7 @@
             <w:noProof/>
             <w:webHidden/>
           </w:rPr>
-          <w:t>24</w:t>
+          <w:t>26</w:t>
         </w:r>
         <w:r>
           <w:rPr>
@@ -3646,7 +3650,7 @@
           <w14:ligatures w14:val="standardContextual"/>
         </w:rPr>
       </w:pPr>
-      <w:hyperlink w:anchor="_Toc231113313" w:history="1">
+      <w:hyperlink w:anchor="_Toc231116971" w:history="1">
         <w:r>
           <w:rPr>
             <w:rStyle w:val="Hipervnculo"/>
@@ -3673,7 +3677,7 @@
             <w:noProof/>
             <w:webHidden/>
           </w:rPr>
-          <w:instrText xml:space="preserve"> PAGEREF _Toc231113313 \h </w:instrText>
+          <w:instrText xml:space="preserve"> PAGEREF _Toc231116971 \h </w:instrText>
         </w:r>
         <w:r>
           <w:rPr>
@@ -3693,7 +3697,7 @@
             <w:noProof/>
             <w:webHidden/>
           </w:rPr>
-          <w:t>24</w:t>
+          <w:t>26</w:t>
         </w:r>
         <w:r>
           <w:rPr>
@@ -3720,7 +3724,7 @@
           <w14:ligatures w14:val="standardContextual"/>
         </w:rPr>
       </w:pPr>
-      <w:hyperlink w:anchor="_Toc231113314" w:history="1">
+      <w:hyperlink w:anchor="_Toc231116972" w:history="1">
         <w:r>
           <w:rPr>
             <w:rStyle w:val="Hipervnculo"/>
@@ -3747,7 +3751,7 @@
             <w:noProof/>
             <w:webHidden/>
           </w:rPr>
-          <w:instrText xml:space="preserve"> PAGEREF _Toc231113314 \h </w:instrText>
+          <w:instrText xml:space="preserve"> PAGEREF _Toc231116972 \h </w:instrText>
         </w:r>
         <w:r>
           <w:rPr>
@@ -3767,7 +3771,7 @@
             <w:noProof/>
             <w:webHidden/>
           </w:rPr>
-          <w:t>26</w:t>
+          <w:t>28</w:t>
         </w:r>
         <w:r>
           <w:rPr>
@@ -3794,7 +3798,7 @@
           <w14:ligatures w14:val="standardContextual"/>
         </w:rPr>
       </w:pPr>
-      <w:hyperlink w:anchor="_Toc231113315" w:history="1">
+      <w:hyperlink w:anchor="_Toc231116973" w:history="1">
         <w:r>
           <w:rPr>
             <w:rStyle w:val="Hipervnculo"/>
@@ -3821,7 +3825,7 @@
             <w:noProof/>
             <w:webHidden/>
           </w:rPr>
-          <w:instrText xml:space="preserve"> PAGEREF _Toc231113315 \h </w:instrText>
+          <w:instrText xml:space="preserve"> PAGEREF _Toc231116973 \h </w:instrText>
         </w:r>
         <w:r>
           <w:rPr>
@@ -3841,7 +3845,7 @@
             <w:noProof/>
             <w:webHidden/>
           </w:rPr>
-          <w:t>28</w:t>
+          <w:t>31</w:t>
         </w:r>
         <w:r>
           <w:rPr>
@@ -3868,7 +3872,7 @@
           <w14:ligatures w14:val="standardContextual"/>
         </w:rPr>
       </w:pPr>
-      <w:hyperlink w:anchor="_Toc231113316" w:history="1">
+      <w:hyperlink w:anchor="_Toc231116974" w:history="1">
         <w:r>
           <w:rPr>
             <w:rStyle w:val="Hipervnculo"/>
@@ -3895,7 +3899,7 @@
             <w:noProof/>
             <w:webHidden/>
           </w:rPr>
-          <w:instrText xml:space="preserve"> PAGEREF _Toc231113316 \h </w:instrText>
+          <w:instrText xml:space="preserve"> PAGEREF _Toc231116974 \h </w:instrText>
         </w:r>
         <w:r>
           <w:rPr>
@@ -3915,7 +3919,7 @@
             <w:noProof/>
             <w:webHidden/>
           </w:rPr>
-          <w:t>29</w:t>
+          <w:t>32</w:t>
         </w:r>
         <w:r>
           <w:rPr>
@@ -3942,7 +3946,7 @@
           <w14:ligatures w14:val="standardContextual"/>
         </w:rPr>
       </w:pPr>
-      <w:hyperlink w:anchor="_Toc231113317" w:history="1">
+      <w:hyperlink w:anchor="_Toc231116975" w:history="1">
         <w:r>
           <w:rPr>
             <w:rStyle w:val="Hipervnculo"/>
@@ -3969,7 +3973,7 @@
             <w:noProof/>
             <w:webHidden/>
           </w:rPr>
-          <w:instrText xml:space="preserve"> PAGEREF _Toc231113317 \h </w:instrText>
+          <w:instrText xml:space="preserve"> PAGEREF _Toc231116975 \h </w:instrText>
         </w:r>
         <w:r>
           <w:rPr>
@@ -3989,7 +3993,7 @@
             <w:noProof/>
             <w:webHidden/>
           </w:rPr>
-          <w:t>31</w:t>
+          <w:t>34</w:t>
         </w:r>
         <w:r>
           <w:rPr>
@@ -4016,7 +4020,7 @@
           <w14:ligatures w14:val="standardContextual"/>
         </w:rPr>
       </w:pPr>
-      <w:hyperlink w:anchor="_Toc231113318" w:history="1">
+      <w:hyperlink w:anchor="_Toc231116976" w:history="1">
         <w:r>
           <w:rPr>
             <w:rStyle w:val="Hipervnculo"/>
@@ -4043,7 +4047,7 @@
             <w:noProof/>
             <w:webHidden/>
           </w:rPr>
-          <w:instrText xml:space="preserve"> PAGEREF _Toc231113318 \h </w:instrText>
+          <w:instrText xml:space="preserve"> PAGEREF _Toc231116976 \h </w:instrText>
         </w:r>
         <w:r>
           <w:rPr>
@@ -4063,7 +4067,7 @@
             <w:noProof/>
             <w:webHidden/>
           </w:rPr>
-          <w:t>32</w:t>
+          <w:t>35</w:t>
         </w:r>
         <w:r>
           <w:rPr>
@@ -4090,7 +4094,7 @@
           <w14:ligatures w14:val="standardContextual"/>
         </w:rPr>
       </w:pPr>
-      <w:hyperlink w:anchor="_Toc231113319" w:history="1">
+      <w:hyperlink w:anchor="_Toc231116977" w:history="1">
         <w:r>
           <w:rPr>
             <w:rStyle w:val="Hipervnculo"/>
@@ -4117,7 +4121,7 @@
             <w:noProof/>
             <w:webHidden/>
           </w:rPr>
-          <w:instrText xml:space="preserve"> PAGEREF _Toc231113319 \h </w:instrText>
+          <w:instrText xml:space="preserve"> PAGEREF _Toc231116977 \h </w:instrText>
         </w:r>
         <w:r>
           <w:rPr>
@@ -4137,7 +4141,7 @@
             <w:noProof/>
             <w:webHidden/>
           </w:rPr>
-          <w:t>34</w:t>
+          <w:t>37</w:t>
         </w:r>
         <w:r>
           <w:rPr>
@@ -4164,7 +4168,7 @@
           <w14:ligatures w14:val="standardContextual"/>
         </w:rPr>
       </w:pPr>
-      <w:hyperlink w:anchor="_Toc231113320" w:history="1">
+      <w:hyperlink w:anchor="_Toc231116978" w:history="1">
         <w:r>
           <w:rPr>
             <w:rStyle w:val="Hipervnculo"/>
@@ -4191,7 +4195,7 @@
             <w:noProof/>
             <w:webHidden/>
           </w:rPr>
-          <w:instrText xml:space="preserve"> PAGEREF _Toc231113320 \h </w:instrText>
+          <w:instrText xml:space="preserve"> PAGEREF _Toc231116978 \h </w:instrText>
         </w:r>
         <w:r>
           <w:rPr>
@@ -4211,7 +4215,7 @@
             <w:noProof/>
             <w:webHidden/>
           </w:rPr>
-          <w:t>38</w:t>
+          <w:t>41</w:t>
         </w:r>
         <w:r>
           <w:rPr>
@@ -4238,7 +4242,7 @@
           <w14:ligatures w14:val="standardContextual"/>
         </w:rPr>
       </w:pPr>
-      <w:hyperlink w:anchor="_Toc231113321" w:history="1">
+      <w:hyperlink w:anchor="_Toc231116979" w:history="1">
         <w:r>
           <w:rPr>
             <w:rStyle w:val="Hipervnculo"/>
@@ -4265,7 +4269,7 @@
             <w:noProof/>
             <w:webHidden/>
           </w:rPr>
-          <w:instrText xml:space="preserve"> PAGEREF _Toc231113321 \h </w:instrText>
+          <w:instrText xml:space="preserve"> PAGEREF _Toc231116979 \h </w:instrText>
         </w:r>
         <w:r>
           <w:rPr>
@@ -4285,7 +4289,7 @@
             <w:noProof/>
             <w:webHidden/>
           </w:rPr>
-          <w:t>38</w:t>
+          <w:t>42</w:t>
         </w:r>
         <w:r>
           <w:rPr>
@@ -4312,7 +4316,7 @@
           <w14:ligatures w14:val="standardContextual"/>
         </w:rPr>
       </w:pPr>
-      <w:hyperlink w:anchor="_Toc231113322" w:history="1">
+      <w:hyperlink w:anchor="_Toc231116980" w:history="1">
         <w:r>
           <w:rPr>
             <w:rStyle w:val="Hipervnculo"/>
@@ -4339,7 +4343,7 @@
             <w:noProof/>
             <w:webHidden/>
           </w:rPr>
-          <w:instrText xml:space="preserve"> PAGEREF _Toc231113322 \h </w:instrText>
+          <w:instrText xml:space="preserve"> PAGEREF _Toc231116980 \h </w:instrText>
         </w:r>
         <w:r>
           <w:rPr>
@@ -4359,7 +4363,7 @@
             <w:noProof/>
             <w:webHidden/>
           </w:rPr>
-          <w:t>41</w:t>
+          <w:t>44</w:t>
         </w:r>
         <w:r>
           <w:rPr>
@@ -4386,7 +4390,7 @@
           <w14:ligatures w14:val="standardContextual"/>
         </w:rPr>
       </w:pPr>
-      <w:hyperlink w:anchor="_Toc231113323" w:history="1">
+      <w:hyperlink w:anchor="_Toc231116981" w:history="1">
         <w:r>
           <w:rPr>
             <w:rStyle w:val="Hipervnculo"/>
@@ -4413,7 +4417,7 @@
             <w:noProof/>
             <w:webHidden/>
           </w:rPr>
-          <w:instrText xml:space="preserve"> PAGEREF _Toc231113323 \h </w:instrText>
+          <w:instrText xml:space="preserve"> PAGEREF _Toc231116981 \h </w:instrText>
         </w:r>
         <w:r>
           <w:rPr>
@@ -4433,7 +4437,7 @@
             <w:noProof/>
             <w:webHidden/>
           </w:rPr>
-          <w:t>41</w:t>
+          <w:t>44</w:t>
         </w:r>
         <w:r>
           <w:rPr>
@@ -4460,7 +4464,7 @@
           <w14:ligatures w14:val="standardContextual"/>
         </w:rPr>
       </w:pPr>
-      <w:hyperlink w:anchor="_Toc231113324" w:history="1">
+      <w:hyperlink w:anchor="_Toc231116982" w:history="1">
         <w:r>
           <w:rPr>
             <w:rStyle w:val="Hipervnculo"/>
@@ -4487,7 +4491,7 @@
             <w:noProof/>
             <w:webHidden/>
           </w:rPr>
-          <w:instrText xml:space="preserve"> PAGEREF _Toc231113324 \h </w:instrText>
+          <w:instrText xml:space="preserve"> PAGEREF _Toc231116982 \h </w:instrText>
         </w:r>
         <w:r>
           <w:rPr>
@@ -4507,7 +4511,7 @@
             <w:noProof/>
             <w:webHidden/>
           </w:rPr>
-          <w:t>42</w:t>
+          <w:t>45</w:t>
         </w:r>
         <w:r>
           <w:rPr>
@@ -4534,7 +4538,7 @@
           <w14:ligatures w14:val="standardContextual"/>
         </w:rPr>
       </w:pPr>
-      <w:hyperlink w:anchor="_Toc231113325" w:history="1">
+      <w:hyperlink w:anchor="_Toc231116983" w:history="1">
         <w:r>
           <w:rPr>
             <w:rStyle w:val="Hipervnculo"/>
@@ -4561,7 +4565,7 @@
             <w:noProof/>
             <w:webHidden/>
           </w:rPr>
-          <w:instrText xml:space="preserve"> PAGEREF _Toc231113325 \h </w:instrText>
+          <w:instrText xml:space="preserve"> PAGEREF _Toc231116983 \h </w:instrText>
         </w:r>
         <w:r>
           <w:rPr>
@@ -4581,7 +4585,7 @@
             <w:noProof/>
             <w:webHidden/>
           </w:rPr>
-          <w:t>43</w:t>
+          <w:t>46</w:t>
         </w:r>
         <w:r>
           <w:rPr>
@@ -4608,7 +4612,7 @@
           <w14:ligatures w14:val="standardContextual"/>
         </w:rPr>
       </w:pPr>
-      <w:hyperlink w:anchor="_Toc231113326" w:history="1">
+      <w:hyperlink w:anchor="_Toc231116984" w:history="1">
         <w:r>
           <w:rPr>
             <w:rStyle w:val="Hipervnculo"/>
@@ -4635,7 +4639,7 @@
             <w:noProof/>
             <w:webHidden/>
           </w:rPr>
-          <w:instrText xml:space="preserve"> PAGEREF _Toc231113326 \h </w:instrText>
+          <w:instrText xml:space="preserve"> PAGEREF _Toc231116984 \h </w:instrText>
         </w:r>
         <w:r>
           <w:rPr>
@@ -4655,7 +4659,7 @@
             <w:noProof/>
             <w:webHidden/>
           </w:rPr>
-          <w:t>43</w:t>
+          <w:t>47</w:t>
         </w:r>
         <w:r>
           <w:rPr>
@@ -4682,7 +4686,7 @@
           <w14:ligatures w14:val="standardContextual"/>
         </w:rPr>
       </w:pPr>
-      <w:hyperlink w:anchor="_Toc231113327" w:history="1">
+      <w:hyperlink w:anchor="_Toc231116985" w:history="1">
         <w:r>
           <w:rPr>
             <w:rStyle w:val="Hipervnculo"/>
@@ -4709,7 +4713,7 @@
             <w:noProof/>
             <w:webHidden/>
           </w:rPr>
-          <w:instrText xml:space="preserve"> PAGEREF _Toc231113327 \h </w:instrText>
+          <w:instrText xml:space="preserve"> PAGEREF _Toc231116985 \h </w:instrText>
         </w:r>
         <w:r>
           <w:rPr>
@@ -4729,7 +4733,7 @@
             <w:noProof/>
             <w:webHidden/>
           </w:rPr>
-          <w:t>44</w:t>
+          <w:t>47</w:t>
         </w:r>
         <w:r>
           <w:rPr>
@@ -4756,7 +4760,7 @@
           <w14:ligatures w14:val="standardContextual"/>
         </w:rPr>
       </w:pPr>
-      <w:hyperlink w:anchor="_Toc231113328" w:history="1">
+      <w:hyperlink w:anchor="_Toc231116986" w:history="1">
         <w:r>
           <w:rPr>
             <w:rStyle w:val="Hipervnculo"/>
@@ -4783,7 +4787,7 @@
             <w:noProof/>
             <w:webHidden/>
           </w:rPr>
-          <w:instrText xml:space="preserve"> PAGEREF _Toc231113328 \h </w:instrText>
+          <w:instrText xml:space="preserve"> PAGEREF _Toc231116986 \h </w:instrText>
         </w:r>
         <w:r>
           <w:rPr>
@@ -4803,7 +4807,7 @@
             <w:noProof/>
             <w:webHidden/>
           </w:rPr>
-          <w:t>45</w:t>
+          <w:t>49</w:t>
         </w:r>
         <w:r>
           <w:rPr>
@@ -4830,7 +4834,7 @@
           <w14:ligatures w14:val="standardContextual"/>
         </w:rPr>
       </w:pPr>
-      <w:hyperlink w:anchor="_Toc231113329" w:history="1">
+      <w:hyperlink w:anchor="_Toc231116987" w:history="1">
         <w:r>
           <w:rPr>
             <w:rStyle w:val="Hipervnculo"/>
@@ -4857,7 +4861,7 @@
             <w:noProof/>
             <w:webHidden/>
           </w:rPr>
-          <w:instrText xml:space="preserve"> PAGEREF _Toc231113329 \h </w:instrText>
+          <w:instrText xml:space="preserve"> PAGEREF _Toc231116987 \h </w:instrText>
         </w:r>
         <w:r>
           <w:rPr>
@@ -4877,7 +4881,7 @@
             <w:noProof/>
             <w:webHidden/>
           </w:rPr>
-          <w:t>50</w:t>
+          <w:t>54</w:t>
         </w:r>
         <w:r>
           <w:rPr>
@@ -4904,7 +4908,7 @@
           <w14:ligatures w14:val="standardContextual"/>
         </w:rPr>
       </w:pPr>
-      <w:hyperlink w:anchor="_Toc231113330" w:history="1">
+      <w:hyperlink w:anchor="_Toc231116988" w:history="1">
         <w:r>
           <w:rPr>
             <w:rStyle w:val="Hipervnculo"/>
@@ -4931,7 +4935,7 @@
             <w:noProof/>
             <w:webHidden/>
           </w:rPr>
-          <w:instrText xml:space="preserve"> PAGEREF _Toc231113330 \h </w:instrText>
+          <w:instrText xml:space="preserve"> PAGEREF _Toc231116988 \h </w:instrText>
         </w:r>
         <w:r>
           <w:rPr>
@@ -4951,7 +4955,7 @@
             <w:noProof/>
             <w:webHidden/>
           </w:rPr>
-          <w:t>50</w:t>
+          <w:t>54</w:t>
         </w:r>
         <w:r>
           <w:rPr>
@@ -4978,7 +4982,7 @@
           <w14:ligatures w14:val="standardContextual"/>
         </w:rPr>
       </w:pPr>
-      <w:hyperlink w:anchor="_Toc231113331" w:history="1">
+      <w:hyperlink w:anchor="_Toc231116989" w:history="1">
         <w:r>
           <w:rPr>
             <w:rStyle w:val="Hipervnculo"/>
@@ -5005,7 +5009,7 @@
             <w:noProof/>
             <w:webHidden/>
           </w:rPr>
-          <w:instrText xml:space="preserve"> PAGEREF _Toc231113331 \h </w:instrText>
+          <w:instrText xml:space="preserve"> PAGEREF _Toc231116989 \h </w:instrText>
         </w:r>
         <w:r>
           <w:rPr>
@@ -5025,7 +5029,7 @@
             <w:noProof/>
             <w:webHidden/>
           </w:rPr>
-          <w:t>50</w:t>
+          <w:t>54</w:t>
         </w:r>
         <w:r>
           <w:rPr>
@@ -5052,7 +5056,7 @@
           <w14:ligatures w14:val="standardContextual"/>
         </w:rPr>
       </w:pPr>
-      <w:hyperlink w:anchor="_Toc231113332" w:history="1">
+      <w:hyperlink w:anchor="_Toc231116990" w:history="1">
         <w:r>
           <w:rPr>
             <w:rStyle w:val="Hipervnculo"/>
@@ -5079,7 +5083,7 @@
             <w:noProof/>
             <w:webHidden/>
           </w:rPr>
-          <w:instrText xml:space="preserve"> PAGEREF _Toc231113332 \h </w:instrText>
+          <w:instrText xml:space="preserve"> PAGEREF _Toc231116990 \h </w:instrText>
         </w:r>
         <w:r>
           <w:rPr>
@@ -5099,7 +5103,7 @@
             <w:noProof/>
             <w:webHidden/>
           </w:rPr>
-          <w:t>51</w:t>
+          <w:t>55</w:t>
         </w:r>
         <w:r>
           <w:rPr>
@@ -5126,7 +5130,7 @@
           <w14:ligatures w14:val="standardContextual"/>
         </w:rPr>
       </w:pPr>
-      <w:hyperlink w:anchor="_Toc231113333" w:history="1">
+      <w:hyperlink w:anchor="_Toc231116991" w:history="1">
         <w:r>
           <w:rPr>
             <w:rStyle w:val="Hipervnculo"/>
@@ -5153,7 +5157,7 @@
             <w:noProof/>
             <w:webHidden/>
           </w:rPr>
-          <w:instrText xml:space="preserve"> PAGEREF _Toc231113333 \h </w:instrText>
+          <w:instrText xml:space="preserve"> PAGEREF _Toc231116991 \h </w:instrText>
         </w:r>
         <w:r>
           <w:rPr>
@@ -5173,7 +5177,7 @@
             <w:noProof/>
             <w:webHidden/>
           </w:rPr>
-          <w:t>51</w:t>
+          <w:t>55</w:t>
         </w:r>
         <w:r>
           <w:rPr>
@@ -5200,7 +5204,7 @@
           <w14:ligatures w14:val="standardContextual"/>
         </w:rPr>
       </w:pPr>
-      <w:hyperlink w:anchor="_Toc231113334" w:history="1">
+      <w:hyperlink w:anchor="_Toc231116992" w:history="1">
         <w:r>
           <w:rPr>
             <w:rStyle w:val="Hipervnculo"/>
@@ -5227,7 +5231,7 @@
             <w:noProof/>
             <w:webHidden/>
           </w:rPr>
-          <w:instrText xml:space="preserve"> PAGEREF _Toc231113334 \h </w:instrText>
+          <w:instrText xml:space="preserve"> PAGEREF _Toc231116992 \h </w:instrText>
         </w:r>
         <w:r>
           <w:rPr>
@@ -5247,7 +5251,7 @@
             <w:noProof/>
             <w:webHidden/>
           </w:rPr>
-          <w:t>51</w:t>
+          <w:t>55</w:t>
         </w:r>
         <w:r>
           <w:rPr>
@@ -5274,7 +5278,7 @@
           <w14:ligatures w14:val="standardContextual"/>
         </w:rPr>
       </w:pPr>
-      <w:hyperlink w:anchor="_Toc231113335" w:history="1">
+      <w:hyperlink w:anchor="_Toc231116993" w:history="1">
         <w:r>
           <w:rPr>
             <w:rStyle w:val="Hipervnculo"/>
@@ -5301,7 +5305,7 @@
             <w:noProof/>
             <w:webHidden/>
           </w:rPr>
-          <w:instrText xml:space="preserve"> PAGEREF _Toc231113335 \h </w:instrText>
+          <w:instrText xml:space="preserve"> PAGEREF _Toc231116993 \h </w:instrText>
         </w:r>
         <w:r>
           <w:rPr>
@@ -5321,7 +5325,7 @@
             <w:noProof/>
             <w:webHidden/>
           </w:rPr>
-          <w:t>52</w:t>
+          <w:t>56</w:t>
         </w:r>
         <w:r>
           <w:rPr>
@@ -5348,7 +5352,7 @@
           <w14:ligatures w14:val="standardContextual"/>
         </w:rPr>
       </w:pPr>
-      <w:hyperlink w:anchor="_Toc231113336" w:history="1">
+      <w:hyperlink w:anchor="_Toc231116994" w:history="1">
         <w:r>
           <w:rPr>
             <w:rStyle w:val="Hipervnculo"/>
@@ -5375,7 +5379,7 @@
             <w:noProof/>
             <w:webHidden/>
           </w:rPr>
-          <w:instrText xml:space="preserve"> PAGEREF _Toc231113336 \h </w:instrText>
+          <w:instrText xml:space="preserve"> PAGEREF _Toc231116994 \h </w:instrText>
         </w:r>
         <w:r>
           <w:rPr>
@@ -5395,7 +5399,7 @@
             <w:noProof/>
             <w:webHidden/>
           </w:rPr>
-          <w:t>52</w:t>
+          <w:t>56</w:t>
         </w:r>
         <w:r>
           <w:rPr>
@@ -5422,7 +5426,7 @@
           <w14:ligatures w14:val="standardContextual"/>
         </w:rPr>
       </w:pPr>
-      <w:hyperlink w:anchor="_Toc231113337" w:history="1">
+      <w:hyperlink w:anchor="_Toc231116995" w:history="1">
         <w:r>
           <w:rPr>
             <w:rStyle w:val="Hipervnculo"/>
@@ -5449,7 +5453,7 @@
             <w:noProof/>
             <w:webHidden/>
           </w:rPr>
-          <w:instrText xml:space="preserve"> PAGEREF _Toc231113337 \h </w:instrText>
+          <w:instrText xml:space="preserve"> PAGEREF _Toc231116995 \h </w:instrText>
         </w:r>
         <w:r>
           <w:rPr>
@@ -5469,7 +5473,7 @@
             <w:noProof/>
             <w:webHidden/>
           </w:rPr>
-          <w:t>53</w:t>
+          <w:t>57</w:t>
         </w:r>
         <w:r>
           <w:rPr>
@@ -5496,7 +5500,7 @@
           <w14:ligatures w14:val="standardContextual"/>
         </w:rPr>
       </w:pPr>
-      <w:hyperlink w:anchor="_Toc231113338" w:history="1">
+      <w:hyperlink w:anchor="_Toc231116996" w:history="1">
         <w:r>
           <w:rPr>
             <w:rStyle w:val="Hipervnculo"/>
@@ -5523,7 +5527,7 @@
             <w:noProof/>
             <w:webHidden/>
           </w:rPr>
-          <w:instrText xml:space="preserve"> PAGEREF _Toc231113338 \h </w:instrText>
+          <w:instrText xml:space="preserve"> PAGEREF _Toc231116996 \h </w:instrText>
         </w:r>
         <w:r>
           <w:rPr>
@@ -5543,7 +5547,7 @@
             <w:noProof/>
             <w:webHidden/>
           </w:rPr>
-          <w:t>53</w:t>
+          <w:t>57</w:t>
         </w:r>
         <w:r>
           <w:rPr>
@@ -5570,7 +5574,7 @@
           <w14:ligatures w14:val="standardContextual"/>
         </w:rPr>
       </w:pPr>
-      <w:hyperlink w:anchor="_Toc231113339" w:history="1">
+      <w:hyperlink w:anchor="_Toc231116997" w:history="1">
         <w:r>
           <w:rPr>
             <w:rStyle w:val="Hipervnculo"/>
@@ -5597,7 +5601,7 @@
             <w:noProof/>
             <w:webHidden/>
           </w:rPr>
-          <w:instrText xml:space="preserve"> PAGEREF _Toc231113339 \h </w:instrText>
+          <w:instrText xml:space="preserve"> PAGEREF _Toc231116997 \h </w:instrText>
         </w:r>
         <w:r>
           <w:rPr>
@@ -5617,7 +5621,7 @@
             <w:noProof/>
             <w:webHidden/>
           </w:rPr>
-          <w:t>53</w:t>
+          <w:t>57</w:t>
         </w:r>
         <w:r>
           <w:rPr>
@@ -5644,7 +5648,7 @@
           <w14:ligatures w14:val="standardContextual"/>
         </w:rPr>
       </w:pPr>
-      <w:hyperlink w:anchor="_Toc231113340" w:history="1">
+      <w:hyperlink w:anchor="_Toc231116998" w:history="1">
         <w:r>
           <w:rPr>
             <w:rStyle w:val="Hipervnculo"/>
@@ -5671,7 +5675,7 @@
             <w:noProof/>
             <w:webHidden/>
           </w:rPr>
-          <w:instrText xml:space="preserve"> PAGEREF _Toc231113340 \h </w:instrText>
+          <w:instrText xml:space="preserve"> PAGEREF _Toc231116998 \h </w:instrText>
         </w:r>
         <w:r>
           <w:rPr>
@@ -5691,7 +5695,7 @@
             <w:noProof/>
             <w:webHidden/>
           </w:rPr>
-          <w:t>54</w:t>
+          <w:t>58</w:t>
         </w:r>
         <w:r>
           <w:rPr>
@@ -5718,7 +5722,7 @@
           <w14:ligatures w14:val="standardContextual"/>
         </w:rPr>
       </w:pPr>
-      <w:hyperlink w:anchor="_Toc231113341" w:history="1">
+      <w:hyperlink w:anchor="_Toc231116999" w:history="1">
         <w:r>
           <w:rPr>
             <w:rStyle w:val="Hipervnculo"/>
@@ -5745,7 +5749,7 @@
             <w:noProof/>
             <w:webHidden/>
           </w:rPr>
-          <w:instrText xml:space="preserve"> PAGEREF _Toc231113341 \h </w:instrText>
+          <w:instrText xml:space="preserve"> PAGEREF _Toc231116999 \h </w:instrText>
         </w:r>
         <w:r>
           <w:rPr>
@@ -5765,7 +5769,7 @@
             <w:noProof/>
             <w:webHidden/>
           </w:rPr>
-          <w:t>54</w:t>
+          <w:t>58</w:t>
         </w:r>
         <w:r>
           <w:rPr>
@@ -5792,7 +5796,7 @@
           <w14:ligatures w14:val="standardContextual"/>
         </w:rPr>
       </w:pPr>
-      <w:hyperlink w:anchor="_Toc231113342" w:history="1">
+      <w:hyperlink w:anchor="_Toc231117000" w:history="1">
         <w:r>
           <w:rPr>
             <w:rStyle w:val="Hipervnculo"/>
@@ -5819,7 +5823,7 @@
             <w:noProof/>
             <w:webHidden/>
           </w:rPr>
-          <w:instrText xml:space="preserve"> PAGEREF _Toc231113342 \h </w:instrText>
+          <w:instrText xml:space="preserve"> PAGEREF _Toc231117000 \h </w:instrText>
         </w:r>
         <w:r>
           <w:rPr>
@@ -5839,7 +5843,7 @@
             <w:noProof/>
             <w:webHidden/>
           </w:rPr>
-          <w:t>55</w:t>
+          <w:t>59</w:t>
         </w:r>
         <w:r>
           <w:rPr>
@@ -5866,7 +5870,7 @@
           <w14:ligatures w14:val="standardContextual"/>
         </w:rPr>
       </w:pPr>
-      <w:hyperlink w:anchor="_Toc231113343" w:history="1">
+      <w:hyperlink w:anchor="_Toc231117001" w:history="1">
         <w:r>
           <w:rPr>
             <w:rStyle w:val="Hipervnculo"/>
@@ -5893,7 +5897,7 @@
             <w:noProof/>
             <w:webHidden/>
           </w:rPr>
-          <w:instrText xml:space="preserve"> PAGEREF _Toc231113343 \h </w:instrText>
+          <w:instrText xml:space="preserve"> PAGEREF _Toc231117001 \h </w:instrText>
         </w:r>
         <w:r>
           <w:rPr>
@@ -5913,7 +5917,7 @@
             <w:noProof/>
             <w:webHidden/>
           </w:rPr>
-          <w:t>58</w:t>
+          <w:t>62</w:t>
         </w:r>
         <w:r>
           <w:rPr>
@@ -5941,7 +5945,7 @@
       <w:pPr>
         <w:pStyle w:val="Ttulo1"/>
       </w:pPr>
-      <w:bookmarkStart w:id="7" w:name="_Toc231113277"/>
+      <w:bookmarkStart w:id="7" w:name="_Toc231116935"/>
       <w:r>
         <w:lastRenderedPageBreak/>
         <w:t>Índice de tablas</w:t>
@@ -5973,7 +5977,7 @@
       <w:r>
         <w:fldChar w:fldCharType="separate"/>
       </w:r>
-      <w:hyperlink w:anchor="_Toc231113344" w:history="1">
+      <w:hyperlink w:anchor="_Toc231117002" w:history="1">
         <w:r>
           <w:rPr>
             <w:rStyle w:val="Hipervnculo"/>
@@ -6000,7 +6004,7 @@
             <w:noProof/>
             <w:webHidden/>
           </w:rPr>
-          <w:instrText xml:space="preserve"> PAGEREF _Toc231113344 \h </w:instrText>
+          <w:instrText xml:space="preserve"> PAGEREF _Toc231117002 \h </w:instrText>
         </w:r>
         <w:r>
           <w:rPr>
@@ -6020,7 +6024,7 @@
             <w:noProof/>
             <w:webHidden/>
           </w:rPr>
-          <w:t>22</w:t>
+          <w:t>25</w:t>
         </w:r>
         <w:r>
           <w:rPr>
@@ -6047,7 +6051,7 @@
           <w14:ligatures w14:val="standardContextual"/>
         </w:rPr>
       </w:pPr>
-      <w:hyperlink w:anchor="_Toc231113345" w:history="1">
+      <w:hyperlink w:anchor="_Toc231117003" w:history="1">
         <w:r>
           <w:rPr>
             <w:rStyle w:val="Hipervnculo"/>
@@ -6074,7 +6078,7 @@
             <w:noProof/>
             <w:webHidden/>
           </w:rPr>
-          <w:instrText xml:space="preserve"> PAGEREF _Toc231113345 \h </w:instrText>
+          <w:instrText xml:space="preserve"> PAGEREF _Toc231117003 \h </w:instrText>
         </w:r>
         <w:r>
           <w:rPr>
@@ -6094,7 +6098,7 @@
             <w:noProof/>
             <w:webHidden/>
           </w:rPr>
-          <w:t>26</w:t>
+          <w:t>28</w:t>
         </w:r>
         <w:r>
           <w:rPr>
@@ -6121,7 +6125,7 @@
           <w14:ligatures w14:val="standardContextual"/>
         </w:rPr>
       </w:pPr>
-      <w:hyperlink w:anchor="_Toc231113346" w:history="1">
+      <w:hyperlink w:anchor="_Toc231117004" w:history="1">
         <w:r>
           <w:rPr>
             <w:rStyle w:val="Hipervnculo"/>
@@ -6148,7 +6152,7 @@
             <w:noProof/>
             <w:webHidden/>
           </w:rPr>
-          <w:instrText xml:space="preserve"> PAGEREF _Toc231113346 \h </w:instrText>
+          <w:instrText xml:space="preserve"> PAGEREF _Toc231117004 \h </w:instrText>
         </w:r>
         <w:r>
           <w:rPr>
@@ -6168,7 +6172,7 @@
             <w:noProof/>
             <w:webHidden/>
           </w:rPr>
-          <w:t>29</w:t>
+          <w:t>32</w:t>
         </w:r>
         <w:r>
           <w:rPr>
@@ -6195,7 +6199,7 @@
           <w14:ligatures w14:val="standardContextual"/>
         </w:rPr>
       </w:pPr>
-      <w:hyperlink w:anchor="_Toc231113347" w:history="1">
+      <w:hyperlink w:anchor="_Toc231117005" w:history="1">
         <w:r>
           <w:rPr>
             <w:rStyle w:val="Hipervnculo"/>
@@ -6222,7 +6226,7 @@
             <w:noProof/>
             <w:webHidden/>
           </w:rPr>
-          <w:instrText xml:space="preserve"> PAGEREF _Toc231113347 \h </w:instrText>
+          <w:instrText xml:space="preserve"> PAGEREF _Toc231117005 \h </w:instrText>
         </w:r>
         <w:r>
           <w:rPr>
@@ -6242,7 +6246,7 @@
             <w:noProof/>
             <w:webHidden/>
           </w:rPr>
-          <w:t>32</w:t>
+          <w:t>35</w:t>
         </w:r>
         <w:r>
           <w:rPr>
@@ -6269,7 +6273,7 @@
           <w14:ligatures w14:val="standardContextual"/>
         </w:rPr>
       </w:pPr>
-      <w:hyperlink w:anchor="_Toc231113348" w:history="1">
+      <w:hyperlink w:anchor="_Toc231117006" w:history="1">
         <w:r>
           <w:rPr>
             <w:rStyle w:val="Hipervnculo"/>
@@ -6296,7 +6300,7 @@
             <w:noProof/>
             <w:webHidden/>
           </w:rPr>
-          <w:instrText xml:space="preserve"> PAGEREF _Toc231113348 \h </w:instrText>
+          <w:instrText xml:space="preserve"> PAGEREF _Toc231117006 \h </w:instrText>
         </w:r>
         <w:r>
           <w:rPr>
@@ -6316,7 +6320,7 @@
             <w:noProof/>
             <w:webHidden/>
           </w:rPr>
-          <w:t>50</w:t>
+          <w:t>54</w:t>
         </w:r>
         <w:r>
           <w:rPr>
@@ -6343,7 +6347,7 @@
           <w14:ligatures w14:val="standardContextual"/>
         </w:rPr>
       </w:pPr>
-      <w:hyperlink w:anchor="_Toc231113349" w:history="1">
+      <w:hyperlink w:anchor="_Toc231117007" w:history="1">
         <w:r>
           <w:rPr>
             <w:rStyle w:val="Hipervnculo"/>
@@ -6370,7 +6374,7 @@
             <w:noProof/>
             <w:webHidden/>
           </w:rPr>
-          <w:instrText xml:space="preserve"> PAGEREF _Toc231113349 \h </w:instrText>
+          <w:instrText xml:space="preserve"> PAGEREF _Toc231117007 \h </w:instrText>
         </w:r>
         <w:r>
           <w:rPr>
@@ -6390,7 +6394,7 @@
             <w:noProof/>
             <w:webHidden/>
           </w:rPr>
-          <w:t>50</w:t>
+          <w:t>54</w:t>
         </w:r>
         <w:r>
           <w:rPr>
@@ -6417,7 +6421,7 @@
           <w14:ligatures w14:val="standardContextual"/>
         </w:rPr>
       </w:pPr>
-      <w:hyperlink w:anchor="_Toc231113350" w:history="1">
+      <w:hyperlink w:anchor="_Toc231117008" w:history="1">
         <w:r>
           <w:rPr>
             <w:rStyle w:val="Hipervnculo"/>
@@ -6444,7 +6448,7 @@
             <w:noProof/>
             <w:webHidden/>
           </w:rPr>
-          <w:instrText xml:space="preserve"> PAGEREF _Toc231113350 \h </w:instrText>
+          <w:instrText xml:space="preserve"> PAGEREF _Toc231117008 \h </w:instrText>
         </w:r>
         <w:r>
           <w:rPr>
@@ -6464,7 +6468,7 @@
             <w:noProof/>
             <w:webHidden/>
           </w:rPr>
-          <w:t>51</w:t>
+          <w:t>55</w:t>
         </w:r>
         <w:r>
           <w:rPr>
@@ -6491,7 +6495,7 @@
           <w14:ligatures w14:val="standardContextual"/>
         </w:rPr>
       </w:pPr>
-      <w:hyperlink w:anchor="_Toc231113351" w:history="1">
+      <w:hyperlink w:anchor="_Toc231117009" w:history="1">
         <w:r>
           <w:rPr>
             <w:rStyle w:val="Hipervnculo"/>
@@ -6518,7 +6522,7 @@
             <w:noProof/>
             <w:webHidden/>
           </w:rPr>
-          <w:instrText xml:space="preserve"> PAGEREF _Toc231113351 \h </w:instrText>
+          <w:instrText xml:space="preserve"> PAGEREF _Toc231117009 \h </w:instrText>
         </w:r>
         <w:r>
           <w:rPr>
@@ -6538,7 +6542,7 @@
             <w:noProof/>
             <w:webHidden/>
           </w:rPr>
-          <w:t>51</w:t>
+          <w:t>55</w:t>
         </w:r>
         <w:r>
           <w:rPr>
@@ -6565,7 +6569,7 @@
           <w14:ligatures w14:val="standardContextual"/>
         </w:rPr>
       </w:pPr>
-      <w:hyperlink w:anchor="_Toc231113352" w:history="1">
+      <w:hyperlink w:anchor="_Toc231117010" w:history="1">
         <w:r>
           <w:rPr>
             <w:rStyle w:val="Hipervnculo"/>
@@ -6592,7 +6596,7 @@
             <w:noProof/>
             <w:webHidden/>
           </w:rPr>
-          <w:instrText xml:space="preserve"> PAGEREF _Toc231113352 \h </w:instrText>
+          <w:instrText xml:space="preserve"> PAGEREF _Toc231117010 \h </w:instrText>
         </w:r>
         <w:r>
           <w:rPr>
@@ -6612,7 +6616,7 @@
             <w:noProof/>
             <w:webHidden/>
           </w:rPr>
-          <w:t>52</w:t>
+          <w:t>56</w:t>
         </w:r>
         <w:r>
           <w:rPr>
@@ -6639,7 +6643,7 @@
           <w14:ligatures w14:val="standardContextual"/>
         </w:rPr>
       </w:pPr>
-      <w:hyperlink w:anchor="_Toc231113353" w:history="1">
+      <w:hyperlink w:anchor="_Toc231117011" w:history="1">
         <w:r>
           <w:rPr>
             <w:rStyle w:val="Hipervnculo"/>
@@ -6666,7 +6670,7 @@
             <w:noProof/>
             <w:webHidden/>
           </w:rPr>
-          <w:instrText xml:space="preserve"> PAGEREF _Toc231113353 \h </w:instrText>
+          <w:instrText xml:space="preserve"> PAGEREF _Toc231117011 \h </w:instrText>
         </w:r>
         <w:r>
           <w:rPr>
@@ -6686,7 +6690,7 @@
             <w:noProof/>
             <w:webHidden/>
           </w:rPr>
-          <w:t>52</w:t>
+          <w:t>56</w:t>
         </w:r>
         <w:r>
           <w:rPr>
@@ -6713,7 +6717,7 @@
           <w14:ligatures w14:val="standardContextual"/>
         </w:rPr>
       </w:pPr>
-      <w:hyperlink w:anchor="_Toc231113354" w:history="1">
+      <w:hyperlink w:anchor="_Toc231117012" w:history="1">
         <w:r>
           <w:rPr>
             <w:rStyle w:val="Hipervnculo"/>
@@ -6740,7 +6744,7 @@
             <w:noProof/>
             <w:webHidden/>
           </w:rPr>
-          <w:instrText xml:space="preserve"> PAGEREF _Toc231113354 \h </w:instrText>
+          <w:instrText xml:space="preserve"> PAGEREF _Toc231117012 \h </w:instrText>
         </w:r>
         <w:r>
           <w:rPr>
@@ -6760,7 +6764,7 @@
             <w:noProof/>
             <w:webHidden/>
           </w:rPr>
-          <w:t>53</w:t>
+          <w:t>57</w:t>
         </w:r>
         <w:r>
           <w:rPr>
@@ -6787,7 +6791,7 @@
           <w14:ligatures w14:val="standardContextual"/>
         </w:rPr>
       </w:pPr>
-      <w:hyperlink w:anchor="_Toc231113355" w:history="1">
+      <w:hyperlink w:anchor="_Toc231117013" w:history="1">
         <w:r>
           <w:rPr>
             <w:rStyle w:val="Hipervnculo"/>
@@ -6814,7 +6818,7 @@
             <w:noProof/>
             <w:webHidden/>
           </w:rPr>
-          <w:instrText xml:space="preserve"> PAGEREF _Toc231113355 \h </w:instrText>
+          <w:instrText xml:space="preserve"> PAGEREF _Toc231117013 \h </w:instrText>
         </w:r>
         <w:r>
           <w:rPr>
@@ -6834,7 +6838,7 @@
             <w:noProof/>
             <w:webHidden/>
           </w:rPr>
-          <w:t>53</w:t>
+          <w:t>57</w:t>
         </w:r>
         <w:r>
           <w:rPr>
@@ -6861,7 +6865,7 @@
           <w14:ligatures w14:val="standardContextual"/>
         </w:rPr>
       </w:pPr>
-      <w:hyperlink w:anchor="_Toc231113356" w:history="1">
+      <w:hyperlink w:anchor="_Toc231117014" w:history="1">
         <w:r>
           <w:rPr>
             <w:rStyle w:val="Hipervnculo"/>
@@ -6888,7 +6892,7 @@
             <w:noProof/>
             <w:webHidden/>
           </w:rPr>
-          <w:instrText xml:space="preserve"> PAGEREF _Toc231113356 \h </w:instrText>
+          <w:instrText xml:space="preserve"> PAGEREF _Toc231117014 \h </w:instrText>
         </w:r>
         <w:r>
           <w:rPr>
@@ -6908,7 +6912,7 @@
             <w:noProof/>
             <w:webHidden/>
           </w:rPr>
-          <w:t>53</w:t>
+          <w:t>57</w:t>
         </w:r>
         <w:r>
           <w:rPr>
@@ -6935,7 +6939,7 @@
           <w14:ligatures w14:val="standardContextual"/>
         </w:rPr>
       </w:pPr>
-      <w:hyperlink w:anchor="_Toc231113357" w:history="1">
+      <w:hyperlink w:anchor="_Toc231117015" w:history="1">
         <w:r>
           <w:rPr>
             <w:rStyle w:val="Hipervnculo"/>
@@ -6962,7 +6966,7 @@
             <w:noProof/>
             <w:webHidden/>
           </w:rPr>
-          <w:instrText xml:space="preserve"> PAGEREF _Toc231113357 \h </w:instrText>
+          <w:instrText xml:space="preserve"> PAGEREF _Toc231117015 \h </w:instrText>
         </w:r>
         <w:r>
           <w:rPr>
@@ -6982,7 +6986,7 @@
             <w:noProof/>
             <w:webHidden/>
           </w:rPr>
-          <w:t>54</w:t>
+          <w:t>58</w:t>
         </w:r>
         <w:r>
           <w:rPr>
@@ -7009,7 +7013,7 @@
           <w14:ligatures w14:val="standardContextual"/>
         </w:rPr>
       </w:pPr>
-      <w:hyperlink w:anchor="_Toc231113358" w:history="1">
+      <w:hyperlink w:anchor="_Toc231117016" w:history="1">
         <w:r>
           <w:rPr>
             <w:rStyle w:val="Hipervnculo"/>
@@ -7036,7 +7040,7 @@
             <w:noProof/>
             <w:webHidden/>
           </w:rPr>
-          <w:instrText xml:space="preserve"> PAGEREF _Toc231113358 \h </w:instrText>
+          <w:instrText xml:space="preserve"> PAGEREF _Toc231117016 \h </w:instrText>
         </w:r>
         <w:r>
           <w:rPr>
@@ -7056,7 +7060,7 @@
             <w:noProof/>
             <w:webHidden/>
           </w:rPr>
-          <w:t>55</w:t>
+          <w:t>59</w:t>
         </w:r>
         <w:r>
           <w:rPr>
@@ -7084,7 +7088,7 @@
       <w:pPr>
         <w:pStyle w:val="Ttulo1"/>
       </w:pPr>
-      <w:bookmarkStart w:id="8" w:name="_Toc231113278"/>
+      <w:bookmarkStart w:id="8" w:name="_Toc231116936"/>
       <w:r>
         <w:lastRenderedPageBreak/>
         <w:t>Índice de figuras</w:t>
@@ -7116,7 +7120,7 @@
       <w:r>
         <w:fldChar w:fldCharType="separate"/>
       </w:r>
-      <w:hyperlink w:anchor="_Toc231113359" w:history="1">
+      <w:hyperlink w:anchor="_Toc231117017" w:history="1">
         <w:r>
           <w:rPr>
             <w:rStyle w:val="Hipervnculo"/>
@@ -7143,7 +7147,7 @@
             <w:noProof/>
             <w:webHidden/>
           </w:rPr>
-          <w:instrText xml:space="preserve"> PAGEREF _Toc231113359 \h </w:instrText>
+          <w:instrText xml:space="preserve"> PAGEREF _Toc231117017 \h </w:instrText>
         </w:r>
         <w:r>
           <w:rPr>
@@ -7163,7 +7167,7 @@
             <w:noProof/>
             <w:webHidden/>
           </w:rPr>
-          <w:t>24</w:t>
+          <w:t>26</w:t>
         </w:r>
         <w:r>
           <w:rPr>
@@ -7190,7 +7194,7 @@
           <w14:ligatures w14:val="standardContextual"/>
         </w:rPr>
       </w:pPr>
-      <w:hyperlink w:anchor="_Toc231113360" w:history="1">
+      <w:hyperlink w:anchor="_Toc231117018" w:history="1">
         <w:r>
           <w:rPr>
             <w:rStyle w:val="Hipervnculo"/>
@@ -7217,7 +7221,7 @@
             <w:noProof/>
             <w:webHidden/>
           </w:rPr>
-          <w:instrText xml:space="preserve"> PAGEREF _Toc231113360 \h </w:instrText>
+          <w:instrText xml:space="preserve"> PAGEREF _Toc231117018 \h </w:instrText>
         </w:r>
         <w:r>
           <w:rPr>
@@ -7237,7 +7241,7 @@
             <w:noProof/>
             <w:webHidden/>
           </w:rPr>
-          <w:t>25</w:t>
+          <w:t>27</w:t>
         </w:r>
         <w:r>
           <w:rPr>
@@ -7264,7 +7268,7 @@
           <w14:ligatures w14:val="standardContextual"/>
         </w:rPr>
       </w:pPr>
-      <w:hyperlink w:anchor="_Toc231113361" w:history="1">
+      <w:hyperlink w:anchor="_Toc231117019" w:history="1">
         <w:r>
           <w:rPr>
             <w:rStyle w:val="Hipervnculo"/>
@@ -7291,7 +7295,7 @@
             <w:noProof/>
             <w:webHidden/>
           </w:rPr>
-          <w:instrText xml:space="preserve"> PAGEREF _Toc231113361 \h </w:instrText>
+          <w:instrText xml:space="preserve"> PAGEREF _Toc231117019 \h </w:instrText>
         </w:r>
         <w:r>
           <w:rPr>
@@ -7311,7 +7315,7 @@
             <w:noProof/>
             <w:webHidden/>
           </w:rPr>
-          <w:t>28</w:t>
+          <w:t>30</w:t>
         </w:r>
         <w:r>
           <w:rPr>
@@ -7338,7 +7342,7 @@
           <w14:ligatures w14:val="standardContextual"/>
         </w:rPr>
       </w:pPr>
-      <w:hyperlink w:anchor="_Toc231113362" w:history="1">
+      <w:hyperlink w:anchor="_Toc231117020" w:history="1">
         <w:r>
           <w:rPr>
             <w:rStyle w:val="Hipervnculo"/>
@@ -7365,7 +7369,7 @@
             <w:noProof/>
             <w:webHidden/>
           </w:rPr>
-          <w:instrText xml:space="preserve"> PAGEREF _Toc231113362 \h </w:instrText>
+          <w:instrText xml:space="preserve"> PAGEREF _Toc231117020 \h </w:instrText>
         </w:r>
         <w:r>
           <w:rPr>
@@ -7385,7 +7389,7 @@
             <w:noProof/>
             <w:webHidden/>
           </w:rPr>
-          <w:t>30</w:t>
+          <w:t>33</w:t>
         </w:r>
         <w:r>
           <w:rPr>
@@ -7412,7 +7416,7 @@
           <w14:ligatures w14:val="standardContextual"/>
         </w:rPr>
       </w:pPr>
-      <w:hyperlink w:anchor="_Toc231113363" w:history="1">
+      <w:hyperlink w:anchor="_Toc231117021" w:history="1">
         <w:r>
           <w:rPr>
             <w:rStyle w:val="Hipervnculo"/>
@@ -7439,7 +7443,7 @@
             <w:noProof/>
             <w:webHidden/>
           </w:rPr>
-          <w:instrText xml:space="preserve"> PAGEREF _Toc231113363 \h </w:instrText>
+          <w:instrText xml:space="preserve"> PAGEREF _Toc231117021 \h </w:instrText>
         </w:r>
         <w:r>
           <w:rPr>
@@ -7459,7 +7463,7 @@
             <w:noProof/>
             <w:webHidden/>
           </w:rPr>
-          <w:t>31</w:t>
+          <w:t>34</w:t>
         </w:r>
         <w:r>
           <w:rPr>
@@ -7486,7 +7490,7 @@
           <w14:ligatures w14:val="standardContextual"/>
         </w:rPr>
       </w:pPr>
-      <w:hyperlink w:anchor="_Toc231113364" w:history="1">
+      <w:hyperlink w:anchor="_Toc231117022" w:history="1">
         <w:r>
           <w:rPr>
             <w:rStyle w:val="Hipervnculo"/>
@@ -7513,7 +7517,7 @@
             <w:noProof/>
             <w:webHidden/>
           </w:rPr>
-          <w:instrText xml:space="preserve"> PAGEREF _Toc231113364 \h </w:instrText>
+          <w:instrText xml:space="preserve"> PAGEREF _Toc231117022 \h </w:instrText>
         </w:r>
         <w:r>
           <w:rPr>
@@ -7533,7 +7537,7 @@
             <w:noProof/>
             <w:webHidden/>
           </w:rPr>
-          <w:t>32</w:t>
+          <w:t>35</w:t>
         </w:r>
         <w:r>
           <w:rPr>
@@ -7560,7 +7564,7 @@
           <w14:ligatures w14:val="standardContextual"/>
         </w:rPr>
       </w:pPr>
-      <w:hyperlink w:anchor="_Toc231113365" w:history="1">
+      <w:hyperlink w:anchor="_Toc231117023" w:history="1">
         <w:r>
           <w:rPr>
             <w:rStyle w:val="Hipervnculo"/>
@@ -7587,7 +7591,7 @@
             <w:noProof/>
             <w:webHidden/>
           </w:rPr>
-          <w:instrText xml:space="preserve"> PAGEREF _Toc231113365 \h </w:instrText>
+          <w:instrText xml:space="preserve"> PAGEREF _Toc231117023 \h </w:instrText>
         </w:r>
         <w:r>
           <w:rPr>
@@ -7607,7 +7611,7 @@
             <w:noProof/>
             <w:webHidden/>
           </w:rPr>
-          <w:t>33</w:t>
+          <w:t>36</w:t>
         </w:r>
         <w:r>
           <w:rPr>
@@ -7634,7 +7638,7 @@
           <w14:ligatures w14:val="standardContextual"/>
         </w:rPr>
       </w:pPr>
-      <w:hyperlink w:anchor="_Toc231113366" w:history="1">
+      <w:hyperlink w:anchor="_Toc231117024" w:history="1">
         <w:r>
           <w:rPr>
             <w:rStyle w:val="Hipervnculo"/>
@@ -7661,7 +7665,7 @@
             <w:noProof/>
             <w:webHidden/>
           </w:rPr>
-          <w:instrText xml:space="preserve"> PAGEREF _Toc231113366 \h </w:instrText>
+          <w:instrText xml:space="preserve"> PAGEREF _Toc231117024 \h </w:instrText>
         </w:r>
         <w:r>
           <w:rPr>
@@ -7681,7 +7685,7 @@
             <w:noProof/>
             <w:webHidden/>
           </w:rPr>
-          <w:t>36</w:t>
+          <w:t>39</w:t>
         </w:r>
         <w:r>
           <w:rPr>
@@ -7708,7 +7712,7 @@
           <w14:ligatures w14:val="standardContextual"/>
         </w:rPr>
       </w:pPr>
-      <w:hyperlink w:anchor="_Toc231113367" w:history="1">
+      <w:hyperlink w:anchor="_Toc231117025" w:history="1">
         <w:r>
           <w:rPr>
             <w:rStyle w:val="Hipervnculo"/>
@@ -7735,7 +7739,7 @@
             <w:noProof/>
             <w:webHidden/>
           </w:rPr>
-          <w:instrText xml:space="preserve"> PAGEREF _Toc231113367 \h </w:instrText>
+          <w:instrText xml:space="preserve"> PAGEREF _Toc231117025 \h </w:instrText>
         </w:r>
         <w:r>
           <w:rPr>
@@ -7755,7 +7759,7 @@
             <w:noProof/>
             <w:webHidden/>
           </w:rPr>
-          <w:t>37</w:t>
+          <w:t>40</w:t>
         </w:r>
         <w:r>
           <w:rPr>
@@ -7782,7 +7786,7 @@
           <w14:ligatures w14:val="standardContextual"/>
         </w:rPr>
       </w:pPr>
-      <w:hyperlink w:anchor="_Toc231113368" w:history="1">
+      <w:hyperlink w:anchor="_Toc231117026" w:history="1">
         <w:r>
           <w:rPr>
             <w:rStyle w:val="Hipervnculo"/>
@@ -7809,7 +7813,7 @@
             <w:noProof/>
             <w:webHidden/>
           </w:rPr>
-          <w:instrText xml:space="preserve"> PAGEREF _Toc231113368 \h </w:instrText>
+          <w:instrText xml:space="preserve"> PAGEREF _Toc231117026 \h </w:instrText>
         </w:r>
         <w:r>
           <w:rPr>
@@ -7829,7 +7833,7 @@
             <w:noProof/>
             <w:webHidden/>
           </w:rPr>
-          <w:t>37</w:t>
+          <w:t>41</w:t>
         </w:r>
         <w:r>
           <w:rPr>
@@ -7856,7 +7860,7 @@
           <w14:ligatures w14:val="standardContextual"/>
         </w:rPr>
       </w:pPr>
-      <w:hyperlink w:anchor="_Toc231113369" w:history="1">
+      <w:hyperlink w:anchor="_Toc231117027" w:history="1">
         <w:r>
           <w:rPr>
             <w:rStyle w:val="Hipervnculo"/>
@@ -7883,7 +7887,7 @@
             <w:noProof/>
             <w:webHidden/>
           </w:rPr>
-          <w:instrText xml:space="preserve"> PAGEREF _Toc231113369 \h </w:instrText>
+          <w:instrText xml:space="preserve"> PAGEREF _Toc231117027 \h </w:instrText>
         </w:r>
         <w:r>
           <w:rPr>
@@ -7903,7 +7907,7 @@
             <w:noProof/>
             <w:webHidden/>
           </w:rPr>
-          <w:t>56</w:t>
+          <w:t>60</w:t>
         </w:r>
         <w:r>
           <w:rPr>
@@ -7924,6 +7928,7 @@
     </w:p>
     <w:p>
       <w:r>
+        <w:lastRenderedPageBreak/>
         <w:br w:type="page"/>
       </w:r>
     </w:p>
@@ -7931,7 +7936,7 @@
       <w:pPr>
         <w:pStyle w:val="Ttulo1"/>
       </w:pPr>
-      <w:bookmarkStart w:id="9" w:name="_Toc231113279"/>
+      <w:bookmarkStart w:id="9" w:name="_Toc231116937"/>
       <w:r>
         <w:lastRenderedPageBreak/>
         <w:t>Lista de abreviaturas y siglas</w:t>
@@ -8421,6 +8426,7 @@
                 <w:b/>
                 <w:sz w:val="22"/>
               </w:rPr>
+              <w:lastRenderedPageBreak/>
               <w:t>IMACEC</w:t>
             </w:r>
           </w:p>
@@ -8462,7 +8468,6 @@
                 <w:b/>
                 <w:sz w:val="22"/>
               </w:rPr>
-              <w:lastRenderedPageBreak/>
               <w:t>IPSA</w:t>
             </w:r>
           </w:p>
@@ -8708,7 +8713,7 @@
       <w:pPr>
         <w:pStyle w:val="Ttulo1"/>
       </w:pPr>
-      <w:bookmarkStart w:id="10" w:name="_Toc231113280"/>
+      <w:bookmarkStart w:id="10" w:name="_Toc231116938"/>
       <w:r>
         <w:lastRenderedPageBreak/>
         <w:t>Lista de símbolos</w:t>
@@ -9176,6 +9181,7 @@
                 <w:i/>
                 <w:sz w:val="22"/>
               </w:rPr>
+              <w:lastRenderedPageBreak/>
               <w:t>ω_{i←j}(h)</w:t>
             </w:r>
           </w:p>
@@ -9195,14 +9201,7 @@
               <w:rPr>
                 <w:sz w:val="22"/>
               </w:rPr>
-              <w:t xml:space="preserve">Fracción de la varianza de i explicada por el </w:t>
-            </w:r>
-            <w:r>
-              <w:rPr>
-                <w:sz w:val="22"/>
-              </w:rPr>
-              <w:lastRenderedPageBreak/>
-              <w:t>shock j a horizonte h (FEVD)</w:t>
+              <w:t>Fracción de la varianza de i explicada por el shock j a horizonte h (FEVD)</w:t>
             </w:r>
           </w:p>
         </w:tc>
@@ -9226,7 +9225,7 @@
       <w:pPr>
         <w:pStyle w:val="Ttulo1"/>
       </w:pPr>
-      <w:bookmarkStart w:id="11" w:name="_Toc231113281"/>
+      <w:bookmarkStart w:id="11" w:name="_Toc231116939"/>
       <w:r>
         <w:lastRenderedPageBreak/>
         <w:t>Capítulo 1 — Introducción</w:t>
@@ -9237,7 +9236,7 @@
       <w:pPr>
         <w:pStyle w:val="Ttulo2"/>
       </w:pPr>
-      <w:bookmarkStart w:id="12" w:name="_Toc231113282"/>
+      <w:bookmarkStart w:id="12" w:name="_Toc231116940"/>
       <w:r>
         <w:t>1.1 Contextualización</w:t>
       </w:r>
@@ -9253,6 +9252,15 @@
     </w:p>
     <w:p>
       <w:r>
+        <w:t>Esta centralidad es el resultado de una larga trayectoria histórica. Desde el auge cuprífero del Norte Chico en el siglo XIX hasta la consolidación de la gran minería en el siglo XX, el cobre fue adquiriendo un peso creciente que culminó, en el plano institucional, con la nacionalización del cobre de 1971 y la posterior creación de la Corporación Nacional del Cobre (Codelco) en 1976. Ya en el siglo XXI, el súper-ciclo de los commodities de la década de 2000, impulsado por la demanda industrial de China, rea</w:t>
+      </w:r>
+      <w:r>
+        <w:t>firmó al cobre como motor de los ingresos fiscales y de la actividad exportadora, a la vez que expuso a la economía chilena a la volatilidad de los mercados internacionales del metal. Una historia económica más detallada se recoge en el material complementario de la investigación. Este trasfondo histórico explica por qué la valoración de las empresas del sector constituye un termómetro especialmente sensible de las condiciones macroeconómicas globales y locales.</w:t>
+      </w:r>
+    </w:p>
+    <w:p>
+      <w:r>
+        <w:lastRenderedPageBreak/>
         <w:t xml:space="preserve">En el plano financiero, las empresas dedicadas a la extracción y procesamiento de cobre constituyen un sector cuya valoración bursátil está, en principio, estrechamente ligada a la evolución del precio del metal y a las condiciones macroeconómicas globales y locales. Sin embargo, la magnitud, el signo y la estabilidad de esa relación no son evidentes a priori: dependen de la estructura de ingresos y costos de las empresas, de su exposición cambiaria, del entorno de tasas de interés y del apetito por riesgo </w:t>
       </w:r>
       <w:r>
@@ -9261,26 +9269,26 @@
     </w:p>
     <w:p>
       <w:r>
-        <w:t xml:space="preserve">La pertinencia de un análisis a nivel de empresa, y no únicamente de variables agregadas, radica en que el valor de una compañía minera condensa, en un único precio observable de mercado, las expectativas de los inversionistas sobre la trayectoria futura del commodity, los costos de producción y el costo del capital. Una variación en el precio del cobre se transmite a la valoración por dos vías complementarias: altera los flujos de caja esperados —de forma </w:t>
+        <w:t>La pertinencia de un análisis a nivel de empresa, y no únicamente de variables agregadas, radica en que el valor de una compañía minera condensa, en un único precio observable de mercado, las expectativas de los inversionistas sobre la trayectoria futura del commodity, los costos de producción y el costo del capital. Una variación en el precio del cobre se transmite a la valoración por dos vías complementarias: altera los flujos de caja esperados —de forma amplificada por el elevado apalancamiento operativo</w:t>
+      </w:r>
+      <w:r>
+        <w:t xml:space="preserve"> característico de la minería— y modifica, a través del entorno de tasas y de la prima de riesgo, la tasa a la que esos flujos se descuentan. Estudiar la acción, por tanto, ofrece una ventana directa y de alta frecuencia sobre cómo el mercado procesa la información macroeconómica relevante para el sector, complementaria a los indicadores económicos tradicionales que se publican con rezago.</w:t>
+      </w:r>
+    </w:p>
+    <w:p>
+      <w:r>
+        <w:t xml:space="preserve">Adicionalmente, el carácter global de las grandes productoras de cobre con activos en Chile introduce una dimensión comparativa que rara vez se explota: una misma exposición al cobre se transa simultáneamente en mercados bursátiles de muy distinta profundidad y liquidez —los centros financieros internacionales, por un lado, y la Bolsa de </w:t>
       </w:r>
       <w:r>
         <w:lastRenderedPageBreak/>
-        <w:t>amplificada por el elevado apalancamiento operativo característico de la minería— y modifica, a través del entorno de tasas y de la prima de riesgo, la tasa a la que esos flujos se descuentan. Estudiar la acción, por tanto, ofrece una ventana directa y de alta frecuencia sobre cómo el mercado procesa la información macroeconómica relevante para el sector, complementaria a los indicadores económicos tradicionales que se publican con rezago.</w:t>
-      </w:r>
-    </w:p>
-    <w:p>
-      <w:r>
-        <w:t>Adicionalmente, el carácter global de las grandes productoras de cobre con activos en Chile introduce una dimensión comparativa que rara vez se explota: una misma exposición al cobre se transa simultáneamente en mercados bursátiles de muy distinta profundidad y liquidez —los centros financieros internacionales, por un lado, y la Bolsa de Santiago, por otro—. Esta circunstancia permite contrastar si el mercado más profundo incorpora los shocks macroeconómicos de manera distinta al mercado local, una pregunta</w:t>
-      </w:r>
-      <w:r>
-        <w:t xml:space="preserve"> de interés tanto para la teoría de la eficiencia y la integración de mercados como para la práctica de la gestión de carteras y de riesgos.</w:t>
+        <w:t>Santiago, por otro—. Esta circunstancia permite contrastar si el mercado más profundo incorpora los shocks macroeconómicos de manera distinta al mercado local, una pregunta de interés tanto para la teoría de la eficiencia y la integración de mercados como para la práctica de la gestión de carteras y de riesgos.</w:t>
       </w:r>
     </w:p>
     <w:p>
       <w:pPr>
         <w:pStyle w:val="Ttulo2"/>
       </w:pPr>
-      <w:bookmarkStart w:id="13" w:name="_Toc231113283"/>
+      <w:bookmarkStart w:id="13" w:name="_Toc231116941"/>
       <w:r>
         <w:t>1.2 Problema de investigación y justificación</w:t>
       </w:r>
@@ -9314,15 +9322,15 @@
     </w:p>
     <w:p>
       <w:r>
+        <w:t>La paradoja resulta llamativa: Chile es el principal productor mundial de cobre y, sin embargo, la literatura que modela la reacción de las acciones mineras al precio del metal se ha desarrollado para las bolsas de Nueva York, Toronto o Australia, dejando fuera precisamente al país cuya economía está más expuesta a este commodity. Esta omisión no es trivial: la estructura del mercado bursátil chileno —de menor profundidad y con una representación reducida del sector cuprífero puro— plantea interrogantes pro</w:t>
+      </w:r>
+      <w:r>
+        <w:t>pias sobre cómo y con qué celeridad incorpora la información del cobre a los precios, que no pueden responderse extrapolando los resultados de mercados más desarrollados.</w:t>
+      </w:r>
+    </w:p>
+    <w:p>
+      <w:r>
         <w:lastRenderedPageBreak/>
-        <w:t>La paradoja resulta llamativa: Chile es el principal productor mundial de cobre y, sin embargo, la literatura que modela la reacción de las acciones mineras al precio del metal se ha desarrollado para las bolsas de Nueva York, Toronto o Australia, dejando fuera precisamente al país cuya economía está más expuesta a este commodity. Esta omisión no es trivial: la estructura del mercado bursátil chileno —de menor profundidad y con una representación reducida del sector cuprífero puro— plantea interrogantes pro</w:t>
-      </w:r>
-      <w:r>
-        <w:t>pias sobre cómo y con qué celeridad incorpora la información del cobre a los precios, que no pueden responderse extrapolando los resultados de mercados más desarrollados.</w:t>
-      </w:r>
-    </w:p>
-    <w:p>
-      <w:r>
         <w:t xml:space="preserve">Este vacío es relevante por tres razones. Primero, desde la perspectiva de los </w:t>
       </w:r>
       <w:r>
@@ -9360,7 +9368,7 @@
       <w:pPr>
         <w:pStyle w:val="Ttulo2"/>
       </w:pPr>
-      <w:bookmarkStart w:id="14" w:name="_Toc231113284"/>
+      <w:bookmarkStart w:id="14" w:name="_Toc231116942"/>
       <w:r>
         <w:t>1.3 Pregunta y objetivos de investigación</w:t>
       </w:r>
@@ -9403,26 +9411,23 @@
         <w:t>Objetivo general.</w:t>
       </w:r>
       <w:r>
-        <w:t xml:space="preserve"> Cuantificar y comparar el impacto de las variables macroeconómicas globales y nacionales sobre los retornos accionarios de las empresas de cobre con exposición a </w:t>
-      </w:r>
-      <w:r>
+        <w:t xml:space="preserve"> Cuantificar y comparar el impacto de las variables macroeconómicas globales y nacionales sobre los retornos accionarios de las empresas de cobre con exposición a Chile durante el período 2004–2024, contrastando su transmisión entre el mercado bursátil internacional y el chileno, mediante modelos econométricos de series de tiempo y datos de panel.</w:t>
+      </w:r>
+    </w:p>
+    <w:p>
+      <w:r>
+        <w:rPr>
+          <w:i/>
+        </w:rPr>
+        <w:t>(La estabilidad de las relaciones a lo largo de las fases del ciclo del cobre y la comparación entre mercados se desarrollan como objetivos específicos OE5 y OE6.)</w:t>
+      </w:r>
+    </w:p>
+    <w:p>
+      <w:r>
+        <w:rPr>
+          <w:b/>
+        </w:rPr>
         <w:lastRenderedPageBreak/>
-        <w:t>Chile durante el período 2004–2024, contrastando su transmisión entre el mercado bursátil internacional y el chileno, mediante modelos econométricos de series de tiempo y datos de panel.</w:t>
-      </w:r>
-    </w:p>
-    <w:p>
-      <w:r>
-        <w:rPr>
-          <w:i/>
-        </w:rPr>
-        <w:t>(La estabilidad de las relaciones a lo largo de las fases del ciclo del cobre y la comparación entre mercados se desarrollan como objetivos específicos OE5 y OE6.)</w:t>
-      </w:r>
-    </w:p>
-    <w:p>
-      <w:r>
-        <w:rPr>
-          <w:b/>
-        </w:rPr>
         <w:t>Objetivos específicos.</w:t>
       </w:r>
     </w:p>
@@ -9486,26 +9491,26 @@
       <w:pPr>
         <w:pStyle w:val="Ttulo2"/>
       </w:pPr>
-      <w:bookmarkStart w:id="15" w:name="_Toc231113285"/>
+      <w:bookmarkStart w:id="15" w:name="_Toc231116943"/>
+      <w:r>
+        <w:t>1.4 Hipótesis general</w:t>
+      </w:r>
+      <w:bookmarkEnd w:id="15"/>
+    </w:p>
+    <w:p>
+      <w:r>
+        <w:t xml:space="preserve">Se postula que el precio del cobre constituye el principal determinante de los retornos del sector, con un efecto positivo y significativo; que los factores globales predominan sobre los locales en la explicación de la varianza de los retornos; que la sensibilidad de los retornos a los factores macroeconómicos varía según la fase del ciclo del cobre; y que </w:t>
+      </w:r>
       <w:r>
         <w:lastRenderedPageBreak/>
-        <w:t>1.4 Hipótesis general</w:t>
-      </w:r>
-      <w:bookmarkEnd w:id="15"/>
-    </w:p>
-    <w:p>
-      <w:r>
-        <w:t>Se postula que el precio del cobre constituye el principal determinante de los retornos del sector, con un efecto positivo y significativo; que los factores globales predominan sobre los locales en la explicación de la varianza de los retornos; que la sensibilidad de los retornos a los factores macroeconómicos varía según la fase del ciclo del cobre; y que el mercado bursátil global incorpora los shocks del cobre de forma más rápida y completa que el mercado chileno. El detalle y el sustento teórico de cada</w:t>
-      </w:r>
-      <w:r>
-        <w:t xml:space="preserve"> hipótesis se desarrollan en el Capítulo 2.</w:t>
+        <w:t>el mercado bursátil global incorpora los shocks del cobre de forma más rápida y completa que el mercado chileno. El detalle y el sustento teórico de cada hipótesis se desarrollan en el Capítulo 2.</w:t>
       </w:r>
     </w:p>
     <w:p>
       <w:pPr>
         <w:pStyle w:val="Ttulo2"/>
       </w:pPr>
-      <w:bookmarkStart w:id="16" w:name="_Toc231113286"/>
+      <w:bookmarkStart w:id="16" w:name="_Toc231116944"/>
       <w:r>
         <w:t>1.5 Aspectos metodológicos y alcance</w:t>
       </w:r>
@@ -9531,10 +9536,10 @@
         <w:t>diseño de triangulación por tres muestras</w:t>
       </w:r>
       <w:r>
-        <w:t>: empresas de cobre que cotizan en el mercado global con operación en Chile (muestra B), empresas de extracción de cobre que cotizan en el mercado chileno (muestra A) y el sector minero cotizado en el mercado chileno (muestra C). La comparación de los resultados entre las tres muestras permite cont</w:t>
-      </w:r>
-      <w:r>
-        <w:t>rastar si el mercado global y el chileno precian de manera diferenciada los shocks macroeconómicos. El período de estudio abarca 2004–2024 con frecuencia mensual, cubriendo al menos un ciclo completo del precio del cobre. El análisis se implementa en Python.</w:t>
+        <w:t xml:space="preserve">: empresas de cobre que cotizan en el mercado global con operación en Chile (muestra B), empresas de extracción de cobre que cotizan en el mercado chileno </w:t>
+      </w:r>
+      <w:r>
+        <w:t>(muestra A) y el sector minero cotizado en el mercado chileno (muestra C). La comparación de los resultados entre las tres muestras permite contrastar si el mercado global y el chileno precian de manera diferenciada los shocks macroeconómicos. El período de estudio abarca 2004–2024 con frecuencia mensual, cubriendo al menos un ciclo completo del precio del cobre. El análisis se implementa en Python.</w:t>
       </w:r>
     </w:p>
     <w:p>
@@ -9555,16 +9560,19 @@
       <w:pPr>
         <w:pStyle w:val="Ttulo2"/>
       </w:pPr>
-      <w:bookmarkStart w:id="17" w:name="_Toc231113287"/>
+      <w:bookmarkStart w:id="17" w:name="_Toc231116945"/>
+      <w:r>
+        <w:t>1.6 Aportes esperados</w:t>
+      </w:r>
+      <w:bookmarkEnd w:id="17"/>
+    </w:p>
+    <w:p>
+      <w:r>
+        <w:t xml:space="preserve">El principal aporte de esta tesis es proporcionar evidencia empírica cuantitativa sobre los determinantes macroeconómicos de la valoración bursátil del sector de minería de </w:t>
+      </w:r>
       <w:r>
         <w:lastRenderedPageBreak/>
-        <w:t>1.6 Aportes esperados</w:t>
-      </w:r>
-      <w:bookmarkEnd w:id="17"/>
-    </w:p>
-    <w:p>
-      <w:r>
-        <w:t xml:space="preserve">El principal aporte de esta tesis es proporcionar evidencia empírica cuantitativa sobre los determinantes macroeconómicos de la valoración bursátil del sector de minería de cobre en Chile, integrando en un mismo marco la medición de sensibilidad, el análisis de largo plazo, la dinámica de shocks y la evaluación de la estabilidad de estas relaciones según la fase del ciclo del cobre. De manera distintiva, el diseño de triangulación por tres muestras permite </w:t>
+        <w:t xml:space="preserve">cobre en Chile, integrando en un mismo marco la medición de sensibilidad, el análisis de largo plazo, la dinámica de shocks y la evaluación de la estabilidad de estas relaciones según la fase del ciclo del cobre. De manera distintiva, el diseño de triangulación por tres muestras permite </w:t>
       </w:r>
       <w:r>
         <w:rPr>
@@ -9573,14 +9581,17 @@
         <w:t>comparar cómo el mercado bursátil global y el mercado bursátil chileno incorporan los shocks macroeconómicos</w:t>
       </w:r>
       <w:r>
-        <w:t xml:space="preserve"> sobre las mismas materias primas, conectando la evidencia con la literatura sobre eficiencia informacional y segmentación de mercados —un ángulo escasamente explorado para el caso chileno.</w:t>
+        <w:t xml:space="preserve"> sobre las mismas materias primas, conectando la evidencia con la literatura sobre eficiencia informacional y segmen</w:t>
+      </w:r>
+      <w:r>
+        <w:t>tación de mercados —un ángulo escasamente explorado para el caso chileno.</w:t>
       </w:r>
     </w:p>
     <w:p>
       <w:pPr>
         <w:pStyle w:val="Ttulo2"/>
       </w:pPr>
-      <w:bookmarkStart w:id="18" w:name="_Toc231113288"/>
+      <w:bookmarkStart w:id="18" w:name="_Toc231116946"/>
       <w:r>
         <w:t>1.7 Estructura de la tesis</w:t>
       </w:r>
@@ -9600,7 +9611,7 @@
       <w:pPr>
         <w:pStyle w:val="Ttulo1"/>
       </w:pPr>
-      <w:bookmarkStart w:id="19" w:name="_Toc231113289"/>
+      <w:bookmarkStart w:id="19" w:name="_Toc231116947"/>
       <w:r>
         <w:lastRenderedPageBreak/>
         <w:t>Capítulo 2 — Marco teórico y revisión de literatura</w:t>
@@ -9611,7 +9622,7 @@
       <w:pPr>
         <w:pStyle w:val="Ttulo2"/>
       </w:pPr>
-      <w:bookmarkStart w:id="20" w:name="_Toc231113290"/>
+      <w:bookmarkStart w:id="20" w:name="_Toc231116948"/>
       <w:r>
         <w:t>2.1 Determinantes macroeconómicos de los retornos accionarios</w:t>
       </w:r>
@@ -9641,6 +9652,7 @@
     </w:p>
     <w:p>
       <w:r>
+        <w:lastRenderedPageBreak/>
         <w:t xml:space="preserve">Formalmente, bajo la APT el retorno del activo </w:t>
       </w:r>
       <w:r>
@@ -9663,104 +9675,214 @@
       </w:r>
     </w:p>
     <w:p>
+      <w:pPr>
+        <w:spacing w:before="120" w:after="120"/>
+        <w:jc w:val="center"/>
+      </w:pPr>
+      <w:r>
+        <w:rPr>
+          <w:i/>
+        </w:rPr>
+        <w:t>r</w:t>
+      </w:r>
+      <w:r>
+        <w:rPr>
+          <w:i/>
+        </w:rPr>
+        <w:t>ᵢ</w:t>
+      </w:r>
+      <w:r>
+        <w:rPr>
+          <w:i/>
+        </w:rPr>
+        <w:t xml:space="preserve"> = E(r</w:t>
+      </w:r>
+      <w:r>
+        <w:rPr>
+          <w:i/>
+        </w:rPr>
+        <w:t>ᵢ</w:t>
+      </w:r>
+      <w:r>
+        <w:rPr>
+          <w:i/>
+        </w:rPr>
+        <w:t>) + β</w:t>
+      </w:r>
+      <w:r>
+        <w:rPr>
+          <w:i/>
+        </w:rPr>
+        <w:t>ᵢ</w:t>
+      </w:r>
+      <w:r>
+        <w:rPr>
+          <w:i/>
+        </w:rPr>
+        <w:t>₁ f₁ + β</w:t>
+      </w:r>
+      <w:r>
+        <w:rPr>
+          <w:i/>
+        </w:rPr>
+        <w:t>ᵢ</w:t>
+      </w:r>
+      <w:r>
+        <w:rPr>
+          <w:i/>
+        </w:rPr>
+        <w:t>₂ f₂ + … + β</w:t>
+      </w:r>
+      <w:r>
+        <w:rPr>
+          <w:i/>
+        </w:rPr>
+        <w:t>ᵢ</w:t>
+      </w:r>
+      <w:r>
+        <w:rPr>
+          <w:i/>
+        </w:rPr>
+        <w:t>ₖ</w:t>
+      </w:r>
+      <w:r>
+        <w:rPr>
+          <w:i/>
+        </w:rPr>
+        <w:t xml:space="preserve"> fₖ + ε</w:t>
+      </w:r>
+      <w:r>
+        <w:rPr>
+          <w:i/>
+        </w:rPr>
+        <w:t>ᵢ</w:t>
+      </w:r>
+    </w:p>
+    <w:p>
+      <w:r>
+        <w:t>donde fⱼ son los factores sistemáticos (no anticipados), β</w:t>
+      </w:r>
+      <w:r>
+        <w:t>ᵢⱼ</w:t>
+      </w:r>
+      <w:r>
+        <w:t xml:space="preserve"> las sensibilidades (cargas </w:t>
+      </w:r>
+      <w:r>
+        <w:t>factoriales) del activo a cada factor, y ε</w:t>
+      </w:r>
+      <w:r>
+        <w:t>ᵢ</w:t>
+      </w:r>
+      <w:r>
+        <w:t xml:space="preserve"> un componente idiosincrático diversificable con E(ε</w:t>
+      </w:r>
+      <w:r>
+        <w:t>ᵢ</w:t>
+      </w:r>
+      <w:r>
+        <w:t>)=0. Ausente el arbitraje, el retorno esperado satisface E(r</w:t>
+      </w:r>
+      <w:r>
+        <w:t>ᵢ</w:t>
+      </w:r>
+      <w:r>
+        <w:t>) = r_f + Σⱼ β</w:t>
+      </w:r>
+      <w:r>
+        <w:t>ᵢⱼ</w:t>
+      </w:r>
+      <w:r>
+        <w:t xml:space="preserve"> λⱼ, donde λⱼ es el precio de mercado del riesgo asociado al factor j. La contribución empírica de esta tesis consiste, precisamente, en estimar las cargas β del sector cobre respecto de un conjunto explícito de factores macroeconómicos y financieros, y en contrastar su signo, magnitud y significancia.</w:t>
+      </w:r>
+    </w:p>
+    <w:p>
+      <w:r>
+        <w:rPr>
+          <w:b/>
+        </w:rPr>
+        <w:t>Canales de transmisión.</w:t>
+      </w:r>
+      <w:r>
+        <w:t xml:space="preserve"> La teoría identifica dos vías por las cuales un factor macroeconómico afecta la valoración de una empresa, ambas derivables del modelo de descuento de dividendos Pₜ = Σₛ Eₜ(Dₜ₊ₛ) / (1+k)ˢ: (i) el </w:t>
+      </w:r>
+      <w:r>
+        <w:rPr>
+          <w:b/>
+        </w:rPr>
+        <w:t>canal de flujos de caja</w:t>
+      </w:r>
+      <w:r>
+        <w:t xml:space="preserve">, por el cual el factor altera los dividendos o utilidades esperadas Eₜ(Dₜ₊ₛ) —dominante para el precio del cobre, que determina los ingresos de una minera—; y (ii) el </w:t>
+      </w:r>
+      <w:r>
+        <w:rPr>
+          <w:b/>
+        </w:rPr>
+        <w:t>canal de la tasa de descuento</w:t>
+      </w:r>
+      <w:r>
+        <w:t>, por el cual el factor modifica la tasa k a la que se descuentan dichos flujos —relevante para</w:t>
+      </w:r>
+      <w:r>
+        <w:t xml:space="preserve"> las tasas de interés y la prima de riesgo—. En una empresa con elevado </w:t>
+      </w:r>
+      <w:r>
+        <w:rPr>
+          <w:b/>
+        </w:rPr>
+        <w:t>apalancamiento operativo</w:t>
+      </w:r>
+      <w:r>
+        <w:t>, como es típico en la minería, las variaciones del precio del commodity se amplifican sobre el margen y, por tanto, sobre el valor, lo que anticipa una sensibilidad β al cobre elevada.</w:t>
+      </w:r>
+    </w:p>
+    <w:p>
+      <w:r>
+        <w:t xml:space="preserve">La evidencia reciente confirma la vigencia de este enfoque en </w:t>
+      </w:r>
+      <w:r>
+        <w:rPr>
+          <w:b/>
+        </w:rPr>
+        <w:t>mercados emergentes</w:t>
+      </w:r>
+      <w:r>
+        <w:t xml:space="preserve">, contexto más cercano al caso chileno. Diversos estudios que contrastan el APT frente al </w:t>
+      </w:r>
       <w:r>
         <w:lastRenderedPageBreak/>
-        <w:t>donde f_j son los factores sistemáticos (no anticipados), β_{i,j} las sensibilidades (cargas factoriales) del activo a cada factor, y ε_i un componente idiosincrático diversificable con E(ε_i)=0. Ausente el arbitraje, el retorno esperado satisface E(r_i) = r_f + Σ_j β_{i,j} λ_j, donde λ_j es el precio de mercado del riesgo asociado al factor j. La contribución empírica de esta tesis consiste, precisamente, en estimar las cargas β del sector cobre respecto de un conjunto explícito de factores macroeconómicos</w:t>
-      </w:r>
-      <w:r>
-        <w:t xml:space="preserve"> y financieros, y en contrastar su signo, magnitud y significancia.</w:t>
-      </w:r>
-    </w:p>
-    <w:p>
+        <w:t xml:space="preserve">CAPM en bolsas emergentes hallan que el primero se sostiene mejor y que el </w:t>
+      </w:r>
       <w:r>
         <w:rPr>
           <w:b/>
         </w:rPr>
-        <w:t>Canales de transmisión.</w:t>
-      </w:r>
-      <w:r>
-        <w:t xml:space="preserve"> La teoría identifica dos vías por las cuales un factor macroeconómico afecta la valoración de una empresa, ambas derivables del modelo de descuento de dividendos P_t = Σ_s E_t(D_{t+s}) / (1+k)^s: (i) el </w:t>
+        <w:t>tipo de cambio</w:t>
+      </w:r>
+      <w:r>
+        <w:t xml:space="preserve"> explica de manera consistente los retornos. Específicamente para Chile, Pedersen (2015), en un documento de trabajo del Banco Central de Chile, muestra que el efecto del precio del cobre sobre la economía depende del </w:t>
       </w:r>
       <w:r>
         <w:rPr>
           <w:b/>
         </w:rPr>
-        <w:t>canal de flujos de caja</w:t>
-      </w:r>
-      <w:r>
-        <w:t xml:space="preserve">, por el cual el factor altera los dividendos o utilidades esperadas E_t(D_{t+s}) —dominante para el precio del cobre, que determina los ingresos de una minera—; y (ii) el </w:t>
-      </w:r>
-      <w:r>
-        <w:rPr>
-          <w:b/>
-        </w:rPr>
-        <w:t>canal de la tasa de descuento</w:t>
-      </w:r>
-      <w:r>
-        <w:t>, por el cual el factor modifica la tasa k a la que se descuentan dichos flujos —rel</w:t>
-      </w:r>
-      <w:r>
-        <w:t xml:space="preserve">evante para las tasas de interés y la prima de riesgo—. En una empresa con elevado </w:t>
-      </w:r>
-      <w:r>
-        <w:rPr>
-          <w:b/>
-        </w:rPr>
-        <w:t>apalancamiento operativo</w:t>
-      </w:r>
-      <w:r>
-        <w:t>, como es típico en la minería, las variaciones del precio del commodity se amplifican sobre el margen y, por tanto, sobre el valor, lo que anticipa una sensibilidad β al cobre elevada.</w:t>
-      </w:r>
-    </w:p>
-    <w:p>
-      <w:r>
-        <w:t xml:space="preserve">La evidencia reciente confirma la vigencia de este enfoque en </w:t>
-      </w:r>
-      <w:r>
-        <w:rPr>
-          <w:b/>
-        </w:rPr>
-        <w:t>mercados emergentes</w:t>
-      </w:r>
-      <w:r>
-        <w:t xml:space="preserve">, contexto más cercano al caso chileno. Diversos estudios que contrastan el APT frente al CAPM en bolsas emergentes hallan que el primero se sostiene mejor y que el </w:t>
-      </w:r>
-      <w:r>
-        <w:rPr>
-          <w:b/>
-        </w:rPr>
-        <w:t>tipo de cambio</w:t>
-      </w:r>
-      <w:r>
-        <w:t xml:space="preserve"> explica de manera consistente los retornos. Específicamente para Chile, Pedersen (2015), en un documento de trabajo del Banco Central de Chile, muestra que el efecto del precio del cobre sobre la economía depende del </w:t>
-      </w:r>
-      <w:r>
-        <w:rPr>
-          <w:b/>
-        </w:rPr>
         <w:t>tipo de shock</w:t>
       </w:r>
       <w:r>
         <w:t xml:space="preserve"> —las alzas por demanda elevan el crecimiento, mientras que los shocks de oferta o </w:t>
       </w:r>
       <w:r>
-        <w:t xml:space="preserve">de demanda específica del cobre tienen efectos negativos de </w:t>
-      </w:r>
-      <w:r>
-        <w:lastRenderedPageBreak/>
-        <w:t>corto plazo—, lo que motiva distinguir la naturaleza de las perturbaciones. Este hallazgo es directamente relevante para la identificación de shocks de la presente tesis.</w:t>
+        <w:t>de demanda específica del cobre tienen efectos negativos de corto plazo—, lo que motiva distinguir la naturaleza de las perturbaciones. Este hallazgo es directamente relevante para la identificación de shocks de la presente tesis.</w:t>
       </w:r>
     </w:p>
     <w:p>
       <w:pPr>
         <w:pStyle w:val="Ttulo2"/>
       </w:pPr>
-      <w:bookmarkStart w:id="21" w:name="_Toc231113291"/>
-      <w:r>
-        <w:t xml:space="preserve">2.2 </w:t>
-      </w:r>
-      <w:r>
-        <w:t>Precios de commodities y valoración de empresas mineras</w:t>
+      <w:bookmarkStart w:id="21" w:name="_Toc231116949"/>
+      <w:r>
+        <w:t>2.2 Precios de commodities y valoración de empresas mineras</w:t>
       </w:r>
       <w:bookmarkEnd w:id="21"/>
     </w:p>
@@ -9801,7 +9923,11 @@
         <w:t>Resources Policy</w:t>
       </w:r>
       <w:r>
-        <w:t xml:space="preserve">, documentan que los precios de los metales no ferrosos tienen un impacto positivo sobre la valoración bursátil del sector, con efectos que se intensifican tras la crisis financiera de 2008 (financiarización y co-movimiento de los mercados de commodities). Wallenstein, Mendiola y Chávez-Bedoya, en el marco de la CLADEA, encuentran una relación positiva pero </w:t>
+        <w:t>, docu</w:t>
+      </w:r>
+      <w:r>
+        <w:lastRenderedPageBreak/>
+        <w:t xml:space="preserve">mentan que los precios de los metales no ferrosos tienen un impacto positivo sobre la valoración bursátil del sector, con efectos que se intensifican tras la crisis financiera de 2008 (financiarización y co-movimiento de los mercados de commodities). Wallenstein, Mendiola y Chávez-Bedoya, en el marco de la CLADEA, encuentran una relación positiva pero </w:t>
       </w:r>
       <w:r>
         <w:rPr>
@@ -9822,11 +9948,7 @@
         <w:t>Mineral Economics</w:t>
       </w:r>
       <w:r>
-        <w:t xml:space="preserve"> (2025) modela, mediante ecuaciones estructurales, el vínculo entre los precios del cobre y del oro y las cotizaciones mineras en las </w:t>
-      </w:r>
-      <w:r>
-        <w:lastRenderedPageBreak/>
-        <w:t xml:space="preserve">bolsas de Nueva York, Toronto y Australia. Es notable que esta literatura, pese a su relevancia, </w:t>
+        <w:t xml:space="preserve"> (2025) modela, mediante ecuaciones estructurales, el vínculo entre los precios del cobre y del oro y las cotizaciones mineras en las bolsas de Nueva York, Toronto y Australia. Es notable que esta literatura, pese a su relevancia, </w:t>
       </w:r>
       <w:r>
         <w:rPr>
@@ -9842,7 +9964,7 @@
       <w:pPr>
         <w:pStyle w:val="Ttulo2"/>
       </w:pPr>
-      <w:bookmarkStart w:id="22" w:name="_Toc231113292"/>
+      <w:bookmarkStart w:id="22" w:name="_Toc231116950"/>
       <w:r>
         <w:t>2.3 Tipo de cambio y exposición de empresas exportadoras</w:t>
       </w:r>
@@ -9858,7 +9980,11 @@
     </w:p>
     <w:p>
       <w:r>
-        <w:t xml:space="preserve">El signo del efecto no es teóricamente unívoco: una depreciación de la moneda local puede beneficiar los márgenes de una exportadora con costos en moneda local, pero el resultado neto depende de la estructura de costos, del grado de cobertura y de la moneda en que cotiza la acción. Esta ambigüedad, lejos de ser una debilidad, constituye una pregunta empírica de interés. En el caso de las economías exportadoras de commodities, la literatura de </w:t>
+        <w:t xml:space="preserve">El signo del efecto no es teóricamente unívoco: una depreciación de la moneda local puede beneficiar los márgenes de una exportadora con costos en moneda local, pero el resultado neto depende de la estructura de costos, del grado de cobertura y de la moneda </w:t>
+      </w:r>
+      <w:r>
+        <w:lastRenderedPageBreak/>
+        <w:t xml:space="preserve">en que cotiza la acción. Esta ambigüedad, lejos de ser una debilidad, constituye una pregunta empírica de interés. En el caso de las economías exportadoras de commodities, la literatura de </w:t>
       </w:r>
       <w:r>
         <w:rPr>
@@ -9867,162 +9993,165 @@
         <w:t>commodity currencies</w:t>
       </w:r>
       <w:r>
-        <w:t xml:space="preserve"> (Chen y Rogoff, 2003; Cashin, Céspedes y Sahay, 2004) muestra que el tipo de cambio y el precio del commodity comparten una relación de largo plazo, de modo que el efecto cambiario sobre una minera exportadora no puede interpretarse de forma aislada del propio ciclo del metal —un matiz que la presente investigación incorpora al modelar conjuntamente ambos factores.</w:t>
+        <w:t xml:space="preserve"> (Chen y Rogoff, 2003; Cashin, Céspedes y Sahay, 2004) muestra que el tipo de cambio y el precio del commodity comparten una relación de largo plazo, de modo que el efecto cambiario sobre una minera exportadora no puede interpretarse de forma aislada del propio ciclo del metal —un matiz que la presente</w:t>
+      </w:r>
+      <w:r>
+        <w:t xml:space="preserve"> investigación incorpora al modelar conjuntamente ambos factores.</w:t>
       </w:r>
     </w:p>
     <w:p>
       <w:pPr>
         <w:pStyle w:val="Ttulo2"/>
       </w:pPr>
-      <w:bookmarkStart w:id="23" w:name="_Toc231113293"/>
+      <w:bookmarkStart w:id="23" w:name="_Toc231116951"/>
+      <w:r>
+        <w:t>2.4 Cobre, tipo de cambio y la economía chilena</w:t>
+      </w:r>
+      <w:bookmarkEnd w:id="23"/>
+    </w:p>
+    <w:p>
+      <w:r>
+        <w:t xml:space="preserve">El caso chileno se inserta en la literatura sobre </w:t>
+      </w:r>
+      <w:r>
+        <w:rPr>
+          <w:b/>
+        </w:rPr>
+        <w:t>monedas-commodity</w:t>
+      </w:r>
+      <w:r>
+        <w:t>, que documenta la estrecha relación entre los términos de intercambio de los países exportadores de materias primas y sus tipos de cambio. Chen, Rogoff y Rossi (2010) examinan la relación entre los tipos de cambio de exportadores de commodities y los precios de estos, y Cashin, Céspedes y Sahay (2004) caracterizan un conjunto de monedas —entre ellas el peso chileno— cuya dinámica está ligada a los precios de las materias primas que exportan. Esta literatura sustenta la inclusión conjunta d</w:t>
+      </w:r>
+      <w:r>
+        <w:t xml:space="preserve">el precio del cobre y del tipo de cambio entre los determinantes del valor del sector, y motiva la pregunta sobre la </w:t>
+      </w:r>
+      <w:r>
+        <w:rPr>
+          <w:b/>
+        </w:rPr>
+        <w:t>dominancia relativa de los factores globales frente a los locales</w:t>
+      </w:r>
+      <w:r>
+        <w:t>.</w:t>
+      </w:r>
+    </w:p>
+    <w:p>
+      <w:r>
+        <w:t xml:space="preserve">La evidencia empírica chilena puede ordenarse en tres eslabones. El primero, </w:t>
+      </w:r>
+      <w:r>
+        <w:rPr>
+          <w:b/>
+        </w:rPr>
+        <w:t>cobre ↔ tipo de cambio</w:t>
+      </w:r>
+      <w:r>
+        <w:t xml:space="preserve">, es el más sólido: Chen y Rogoff (2003) y Chen, Rogoff y Rossi (2010) sitúan al peso chileno entre las </w:t>
+      </w:r>
+      <w:r>
+        <w:rPr>
+          <w:i/>
+        </w:rPr>
+        <w:t>commodity currencies</w:t>
+      </w:r>
+      <w:r>
+        <w:t xml:space="preserve"> canónicas, y Pincheira y Hardy (2019), en </w:t>
+      </w:r>
+      <w:r>
+        <w:rPr>
+          <w:i/>
+        </w:rPr>
+        <w:t>Resources Policy</w:t>
+      </w:r>
+      <w:r>
+        <w:t xml:space="preserve">, muestran que el tipo de cambio chileno tiene poder predictivo sobre los retornos del índice de metales base —incluido el cobre—, dado que este </w:t>
+      </w:r>
       <w:r>
         <w:lastRenderedPageBreak/>
-        <w:t>2.4 Cobre, tipo de cambio y la economía chilena</w:t>
-      </w:r>
-      <w:bookmarkEnd w:id="23"/>
-    </w:p>
-    <w:p>
-      <w:r>
-        <w:t xml:space="preserve">El caso chileno se inserta en la literatura sobre </w:t>
+        <w:t xml:space="preserve">representa cerca de la mitad de las exportaciones del país. Labbé y De Gregorio (2011), en un documento de trabajo del Banco Central de Chile, documentan cómo el </w:t>
+      </w:r>
+      <w:r>
+        <w:t xml:space="preserve">tipo de cambio real opera como </w:t>
+      </w:r>
+      <w:r>
+        <w:rPr>
+          <w:i/>
+        </w:rPr>
+        <w:t>amortiguador</w:t>
+      </w:r>
+      <w:r>
+        <w:t xml:space="preserve"> de los shocks del precio del cobre. El segundo eslabón, </w:t>
       </w:r>
       <w:r>
         <w:rPr>
           <w:b/>
         </w:rPr>
-        <w:t>monedas-commodity</w:t>
-      </w:r>
-      <w:r>
-        <w:t>, que documenta la estrecha relación entre los términos de intercambio de los países exportadores de materias primas y sus tipos de cambio. Chen, Rogoff y Rossi (2010) examinan la relación entre los tipos de cambio de exportadores de commodities y los precios de estos, y Cashin, Céspedes y Sahay (2004) caracterizan un conjunto de monedas —entre ellas el peso chileno— cuya dinámica está ligada a los precios de las materias primas que exportan. Esta literatura sustenta la inclusión conjunta d</w:t>
-      </w:r>
-      <w:r>
-        <w:t xml:space="preserve">el precio del cobre y del tipo de cambio entre los determinantes del valor del sector, y motiva la pregunta sobre la </w:t>
+        <w:t>cobre ↔ mercado accionario chileno agregado</w:t>
+      </w:r>
+      <w:r>
+        <w:t xml:space="preserve">, está representado de forma directa por Zurita, Fuentes y Gregoire (2005), quienes, mediante un modelo APT sobre retornos accionarios chilenos (1990–2003), encuentran que las </w:t>
       </w:r>
       <w:r>
         <w:rPr>
           <w:b/>
         </w:rPr>
-        <w:t>dominancia relativa de los factores globales frente a los locales</w:t>
-      </w:r>
-      <w:r>
-        <w:t>.</w:t>
-      </w:r>
-    </w:p>
-    <w:p>
-      <w:r>
-        <w:t xml:space="preserve">La evidencia empírica chilena puede ordenarse en tres eslabones. El primero, </w:t>
+        <w:t>sorpresas en el precio del cobre</w:t>
+      </w:r>
+      <w:r>
+        <w:t xml:space="preserve"> están preciadas con una prima por riesgo estadísticamente significativa, rechazando el CAPM en favor del APT. El tercer eslabón, </w:t>
       </w:r>
       <w:r>
         <w:rPr>
           <w:b/>
         </w:rPr>
-        <w:t>cobre ↔ tipo de cambio</w:t>
-      </w:r>
-      <w:r>
-        <w:t xml:space="preserve">, es el más sólido: Chen y Rogoff (2003) y Chen, Rogoff y Rossi (2010) sitúan al peso chileno entre las </w:t>
+        <w:t>cobre ↔ acciones mineras</w:t>
+      </w:r>
+      <w:r>
+        <w:t>, solo está documentado a nivel internacional: Wallenstein, Mendiola y Chávez-Bedoya (CLADEA) hallan una relación positiva pero inelástica entre los r</w:t>
+      </w:r>
+      <w:r>
+        <w:t xml:space="preserve">etornos de acciones cupríferas y el precio del cobre, y la literatura reciente en </w:t>
       </w:r>
       <w:r>
         <w:rPr>
           <w:i/>
         </w:rPr>
-        <w:t>commodity currencies</w:t>
-      </w:r>
-      <w:r>
-        <w:t xml:space="preserve"> canónicas, y Pincheira y Hardy (2019), en </w:t>
-      </w:r>
-      <w:r>
-        <w:rPr>
-          <w:i/>
-        </w:rPr>
-        <w:t>Resources Policy</w:t>
-      </w:r>
-      <w:r>
-        <w:t xml:space="preserve">, muestran que el tipo de cambio chileno tiene poder predictivo sobre los retornos del índice de metales base —incluido el cobre—, dado que este representa cerca de la mitad de las exportaciones del país. Labbé y De Gregorio (2011), en un documento de trabajo del Banco Central de Chile, documentan cómo el </w:t>
-      </w:r>
-      <w:r>
-        <w:t xml:space="preserve">tipo de cambio real opera como </w:t>
-      </w:r>
-      <w:r>
-        <w:rPr>
-          <w:i/>
-        </w:rPr>
-        <w:t>amortiguador</w:t>
-      </w:r>
-      <w:r>
-        <w:t xml:space="preserve"> de los shocks del precio del cobre. El segundo eslabón, </w:t>
-      </w:r>
+        <w:t>Mineral Economics</w:t>
+      </w:r>
+      <w:r>
+        <w:t xml:space="preserve"> (2025) modela ese vínculo para las bolsas de Nueva York, Toronto y Australia —excluyendo explícitamente a Chile y la Bolsa de Santiago—.</w:t>
+      </w:r>
+    </w:p>
+    <w:p>
       <w:r>
         <w:rPr>
           <w:b/>
         </w:rPr>
-        <w:t>cobre ↔ mercado accionario chileno agregado</w:t>
-      </w:r>
-      <w:r>
-        <w:t xml:space="preserve">, está representado de forma directa por Zurita, Fuentes y Gregoire (2005), quienes, mediante un modelo APT sobre retornos accionarios chilenos (1990–2003), encuentran que las </w:t>
+        <w:t>El vacío que esta tesis llena</w:t>
+      </w:r>
+      <w:r>
+        <w:t xml:space="preserve"> emerge con nitidez de esa revisión: no se identificó ningún estudio académico que estime econométricamente el efecto del precio del cobre y las variables macroeconómicas sobre los retornos de las </w:t>
       </w:r>
       <w:r>
         <w:rPr>
           <w:b/>
         </w:rPr>
-        <w:t>sorpresas en el precio del cobre</w:t>
-      </w:r>
-      <w:r>
-        <w:t xml:space="preserve"> están preciadas con una prima por riesgo estadísticamente significativa, rechazando el CAPM en favor del APT. El tercer eslabón, </w:t>
-      </w:r>
-      <w:r>
-        <w:rPr>
-          <w:b/>
-        </w:rPr>
-        <w:t>cobre ↔ acciones mineras</w:t>
-      </w:r>
-      <w:r>
-        <w:t xml:space="preserve">, solo </w:t>
-      </w:r>
-      <w:r>
-        <w:t>está documentado a nivel internacional: Wallenstein, Mendiola y Chávez-</w:t>
-      </w:r>
-      <w:r>
-        <w:lastRenderedPageBreak/>
-        <w:t xml:space="preserve">Bedoya (CLADEA) hallan una relación positiva pero inelástica entre los retornos de acciones cupríferas y el precio del cobre, y la literatura reciente en </w:t>
-      </w:r>
-      <w:r>
-        <w:rPr>
-          <w:i/>
-        </w:rPr>
-        <w:t>Mineral Economics</w:t>
-      </w:r>
-      <w:r>
-        <w:t xml:space="preserve"> (2025) modela ese vínculo para las bolsas de Nueva York, Toronto y Australia —excluyendo explícitamente a Chile y la Bolsa de Santiago—.</w:t>
-      </w:r>
-    </w:p>
-    <w:p>
-      <w:r>
-        <w:rPr>
-          <w:b/>
-        </w:rPr>
-        <w:t>El vacío que esta tesis llena</w:t>
-      </w:r>
-      <w:r>
-        <w:t xml:space="preserve"> emerge con nitidez de esa revisión: no se identificó ningún estudio académico que estime econométricamente el efecto del precio del cobre y las variables macroeconómicas sobre los retornos de las </w:t>
-      </w:r>
-      <w:r>
-        <w:rPr>
-          <w:b/>
-        </w:rPr>
         <w:t>acciones cupríferas con exposición a Chile a nivel de empresa</w:t>
       </w:r>
       <w:r>
-        <w:t xml:space="preserve">, ni que compare formalmente el mercado bursátil </w:t>
-      </w:r>
-      <w:r>
-        <w:t>internacional con el chileno para el período 2004–2024. El antecedente chileno más próximo (Zurita et al., 2005) trabaja con el índice agregado y termina en 2003; los estudios que sí desagregan a nivel de acción minera excluyen a Chile. La presente investigación se ubica, por tanto, en la intersección no cubierta de tres literaturas bien establecidas por separado.</w:t>
+        <w:t xml:space="preserve">, ni que compare formalmente el mercado bursátil internacional con el chileno para el período 2004–2024. El antecedente chileno más próximo (Zurita et al., 2005) trabaja con el índice agregado y termina en 2003; los estudios que sí desagregan a nivel de </w:t>
+      </w:r>
+      <w:r>
+        <w:t>acción minera excluyen a Chile. La presente investigación se ubica, por tanto, en la intersección no cubierta de tres literaturas bien establecidas por separado.</w:t>
       </w:r>
     </w:p>
     <w:p>
       <w:pPr>
         <w:pStyle w:val="Ttulo2"/>
       </w:pPr>
-      <w:bookmarkStart w:id="24" w:name="_Toc231113294"/>
-      <w:r>
+      <w:bookmarkStart w:id="24" w:name="_Toc231116952"/>
+      <w:r>
+        <w:lastRenderedPageBreak/>
         <w:t>2.5 Eficiencia informacional y segmentación de mercados</w:t>
       </w:r>
       <w:bookmarkEnd w:id="24"/>
@@ -10064,31 +10193,31 @@
     </w:p>
     <w:p>
       <w:r>
+        <w:t>Este marco fundamenta la dimensión comparativa de la presente investigación: dado que las mismas materias primas se transan a través de empresas que cotizan en mercados de distinta profundidad —el mercado bursátil global frente al chileno—, es teóricamente plausible que la transmisión del shock del cobre difiera entre ellos. Contrastar esta diferencia constituye el aporte distintivo del diseño de triangulación por muestras. La literatura sobre la integración del mercado bursátil chileno —en particular los e</w:t>
+      </w:r>
+      <w:r>
+        <w:t xml:space="preserve">studios del Mercado Integrado Latinoamericano (MILA), que reúne a Chile, Colombia y Perú— documenta una integración </w:t>
+      </w:r>
+      <w:r>
+        <w:rPr>
+          <w:b/>
+        </w:rPr>
+        <w:t>parcial y dependiente del régimen</w:t>
+      </w:r>
+      <w:r>
+        <w:t xml:space="preserve">, con correlaciones dinámicas que varían entre episodios de calma y de crisis (por ejemplo, en la comparación entre el período previo a la crisis financiera global y la pandemia de COVID-19). Asimismo, se ha mostrado que una mayor integración bursátil </w:t>
+      </w:r>
+      <w:r>
+        <w:rPr>
+          <w:b/>
+        </w:rPr>
+        <w:t>reduce la asimetría de información</w:t>
+      </w:r>
+      <w:r>
+        <w:t xml:space="preserve"> y mejora la eficiencia de la inversión en América Latina. Esta evidencia res</w:t>
+      </w:r>
+      <w:r>
         <w:lastRenderedPageBreak/>
-        <w:t>Este marco fundamenta la dimensión comparativa de la presente investigación: dado que las mismas materias primas se transan a través de empresas que cotizan en mercados de distinta profundidad —el mercado bursátil global frente al chileno—, es teóricamente plausible que la transmisión del shock del cobre difiera entre ellos. Contrastar esta diferencia constituye el aporte distintivo del diseño de triangulación por muestras. La literatura sobre la integración del mercado bursátil chileno —en particular los e</w:t>
-      </w:r>
-      <w:r>
-        <w:t xml:space="preserve">studios del Mercado Integrado Latinoamericano (MILA), que reúne a Chile, Colombia y Perú— documenta una integración </w:t>
-      </w:r>
-      <w:r>
-        <w:rPr>
-          <w:b/>
-        </w:rPr>
-        <w:t>parcial y dependiente del régimen</w:t>
-      </w:r>
-      <w:r>
-        <w:t xml:space="preserve">, con correlaciones dinámicas que varían entre episodios de calma y de crisis (por ejemplo, en la comparación entre el período previo a la crisis financiera global y la pandemia de COVID-19). Asimismo, se ha mostrado que una mayor integración bursátil </w:t>
-      </w:r>
-      <w:r>
-        <w:rPr>
-          <w:b/>
-        </w:rPr>
-        <w:t>reduce la asimetría de información</w:t>
-      </w:r>
-      <w:r>
-        <w:t xml:space="preserve"> y mejora la eficiencia de la inversión en América Latina. Esta evidencia res</w:t>
-      </w:r>
-      <w:r>
         <w:t>palda la hipótesis de que el mercado chileno, comparativamente menos profundo, podría incorporar los shocks globales de forma más lenta o incompleta que los mercados internacionales.</w:t>
       </w:r>
     </w:p>
@@ -10096,7 +10225,7 @@
       <w:pPr>
         <w:pStyle w:val="Ttulo2"/>
       </w:pPr>
-      <w:bookmarkStart w:id="25" w:name="_Toc231113295"/>
+      <w:bookmarkStart w:id="25" w:name="_Toc231116953"/>
       <w:r>
         <w:t>2.6 Enfoques econométricos para la medición de impacto</w:t>
       </w:r>
@@ -10116,18 +10245,15 @@
         <w:t>bordes ARDL</w:t>
       </w:r>
       <w:r>
-        <w:t xml:space="preserve"> de Pesaran, Shin y Smith (2001), particularmente apropiado cuando las variables presentan órdenes de integración mixtos. La dinámica de los shocks se </w:t>
+        <w:t xml:space="preserve"> de Pesaran, Shin y Smith (2001), particularmente apropiado cuando las variables presentan órdenes de integración mixtos. La dinámica de los shocks se modela mediante vectores autorregresivos siguiendo a Sims (1980), con funciones impulso-respuesta —incluyendo la variante generalizada de Pesaran y Shin (1998)— y descomposición de varianza.</w:t>
+      </w:r>
+    </w:p>
+    <w:p>
+      <w:r>
+        <w:t>Para el tratamiento de la dimensión de panel se emplean las pruebas de raíz unitaria de Im, Pesaran y Shin (2003) y Pesaran (2007), la cointegración en panel de Westerlund (2007) y los errores estándar de Driscoll y Kraay (1998), robustos a la dependencia de sección cruzada. La datación de las fases del ciclo se basa en el algoritmo de Bry y Boschan (1971), formalizado para datos de frecuencia trimestral y mensual por Harding y Pagan (2002), y se contempla como robustez el modelo de cambio de régimen de Ham</w:t>
       </w:r>
       <w:r>
         <w:lastRenderedPageBreak/>
-        <w:t>modela mediante vectores autorregresivos siguiendo a Sims (1980), con funciones impulso-respuesta —incluyendo la variante generalizada de Pesaran y Shin (1998)— y descomposición de varianza.</w:t>
-      </w:r>
-    </w:p>
-    <w:p>
-      <w:r>
-        <w:t>Para el tratamiento de la dimensión de panel se emplean las pruebas de raíz unitaria de Im, Pesaran y Shin (2003) y Pesaran (2007), la cointegración en panel de Westerlund (2007) y los errores estándar de Driscoll y Kraay (1998), robustos a la dependencia de sección cruzada. La datación de las fases del ciclo se basa en el algoritmo de Bry y Boschan (1971), formalizado para datos de frecuencia trimestral y mensual por Harding y Pagan (2002), y se contempla como robustez el modelo de cambio de régimen de Ham</w:t>
-      </w:r>
-      <w:r>
         <w:t>ilton (1989). La modelación de la volatilidad, cuando resulta pertinente, se apoya en los modelos ARCH/GARCH de Engle (1982) y Bollerslev (1986).</w:t>
       </w:r>
     </w:p>
@@ -10158,7 +10284,7 @@
       <w:pPr>
         <w:pStyle w:val="Ttulo2"/>
       </w:pPr>
-      <w:bookmarkStart w:id="26" w:name="_Toc231113296"/>
+      <w:bookmarkStart w:id="26" w:name="_Toc231116954"/>
       <w:r>
         <w:t>2.7 Síntesis e identificación del vacío de investigación</w:t>
       </w:r>
@@ -10166,50 +10292,50 @@
     </w:p>
     <w:p>
       <w:r>
-        <w:t>La revisión precedente permite delimitar el aporte de esta investigación a partir de tres constataciones. Primero, la literatura sobre la relación entre variables macroeconómicas y retornos accionarios es abundante, pero se concentra en mercados desarrollados y, con frecuencia, en índices agregados antes que en sectores específicos. Segundo, la evidencia sobre la transmis</w:t>
+        <w:t xml:space="preserve">La revisión precedente permite delimitar el aporte de esta investigación a partir de tres constataciones. Primero, la literatura sobre la relación entre variables macroeconómicas y retornos accionarios es abundante, pero se concentra en mercados desarrollados y, con frecuencia, en índices agregados antes que en sectores específicos. Segundo, la evidencia sobre la transmisión del precio de los commodities a la valoración de empresas se ha desarrollado predominantemente para el </w:t>
+      </w:r>
+      <w:r>
+        <w:rPr>
+          <w:b/>
+        </w:rPr>
+        <w:t>sector energético</w:t>
+      </w:r>
+      <w:r>
+        <w:t xml:space="preserve">, quedando el cobre y la minería metálica comparativamente menos estudiados a nivel de acciones. Tercero, la evidencia chilena vincula el cobre con variables macroeconómicas agregadas —tipo de cambio, crecimiento—, pero rara vez con la </w:t>
+      </w:r>
+      <w:r>
+        <w:rPr>
+          <w:b/>
+        </w:rPr>
+        <w:t>valoración bursátil de las propias empresas mineras</w:t>
+      </w:r>
+      <w:r>
+        <w:t xml:space="preserve">, y prácticamente no aborda la </w:t>
+      </w:r>
+      <w:r>
+        <w:rPr>
+          <w:b/>
+        </w:rPr>
+        <w:t>estabilidad de estas relaciones a lo largo de las fases del ciclo del cobre</w:t>
+      </w:r>
+      <w:r>
+        <w:t xml:space="preserve">. Cuarto, no se ha explorado de manera sistemática si la </w:t>
       </w:r>
       <w:r>
         <w:lastRenderedPageBreak/>
-        <w:t xml:space="preserve">ión del precio de los commodities a la valoración de empresas se ha desarrollado predominantemente para el </w:t>
+        <w:t xml:space="preserve">transmisión del shock macroeconómico </w:t>
       </w:r>
       <w:r>
         <w:rPr>
           <w:b/>
         </w:rPr>
-        <w:t>sector energético</w:t>
-      </w:r>
-      <w:r>
-        <w:t xml:space="preserve">, quedando el cobre y la minería metálica comparativamente menos estudiados a nivel de acciones. Tercero, la evidencia chilena vincula el cobre con variables macroeconómicas agregadas —tipo de cambio, crecimiento—, pero rara vez con la </w:t>
+        <w:t xml:space="preserve">difiere </w:t>
       </w:r>
       <w:r>
         <w:rPr>
           <w:b/>
         </w:rPr>
-        <w:t>valoración bursátil de las propias empresas mineras</w:t>
-      </w:r>
-      <w:r>
-        <w:t xml:space="preserve">, y prácticamente no aborda la </w:t>
-      </w:r>
-      <w:r>
-        <w:rPr>
-          <w:b/>
-        </w:rPr>
-        <w:t xml:space="preserve">estabilidad de estas relaciones a lo largo de las fases del ciclo del </w:t>
-      </w:r>
-      <w:r>
-        <w:rPr>
-          <w:b/>
-        </w:rPr>
-        <w:t>cobre</w:t>
-      </w:r>
-      <w:r>
-        <w:t xml:space="preserve">. Cuarto, no se ha explorado de manera sistemática si la transmisión del shock macroeconómico </w:t>
-      </w:r>
-      <w:r>
-        <w:rPr>
-          <w:b/>
-        </w:rPr>
-        <w:t>difiere entre el mercado bursátil global y el chileno</w:t>
+        <w:t>entre el mercado bursátil global y el chileno</w:t>
       </w:r>
       <w:r>
         <w:t xml:space="preserve"> para empresas expuestas a las mismas materias primas.</w:t>
@@ -10232,7 +10358,7 @@
       <w:pPr>
         <w:pStyle w:val="Ttulo1"/>
       </w:pPr>
-      <w:bookmarkStart w:id="27" w:name="_Toc231113297"/>
+      <w:bookmarkStart w:id="27" w:name="_Toc231116955"/>
       <w:r>
         <w:lastRenderedPageBreak/>
         <w:t>Capítulo 3 — Datos y metodología</w:t>
@@ -10243,7 +10369,7 @@
       <w:pPr>
         <w:pStyle w:val="Ttulo2"/>
       </w:pPr>
-      <w:bookmarkStart w:id="28" w:name="_Toc231113298"/>
+      <w:bookmarkStart w:id="28" w:name="_Toc231116956"/>
       <w:r>
         <w:t>3.1 Definición del universo de empresas y período</w:t>
       </w:r>
@@ -10365,7 +10491,7 @@
       <w:pPr>
         <w:pStyle w:val="Ttulo2"/>
       </w:pPr>
-      <w:bookmarkStart w:id="29" w:name="_Toc231113299"/>
+      <w:bookmarkStart w:id="29" w:name="_Toc231116957"/>
       <w:r>
         <w:t>3.2 Variable dependiente</w:t>
       </w:r>
@@ -10382,7 +10508,64 @@
         <w:t>retorno logarítmico mensual</w:t>
       </w:r>
       <w:r>
-        <w:t xml:space="preserve"> de cada empresa, $r_{i,t} = \ln(P_{i,t}) - \ln(P_{i,t-1})$, calculado sobre precios de cierre </w:t>
+        <w:t xml:space="preserve"> de cada empresa, </w:t>
+      </w:r>
+      <w:r>
+        <w:rPr>
+          <w:i/>
+        </w:rPr>
+        <w:t>r</w:t>
+      </w:r>
+      <w:r>
+        <w:rPr>
+          <w:i/>
+        </w:rPr>
+        <w:t>ᵢ</w:t>
+      </w:r>
+      <w:r>
+        <w:rPr>
+          <w:i/>
+        </w:rPr>
+        <w:t>ₜ</w:t>
+      </w:r>
+      <w:r>
+        <w:rPr>
+          <w:i/>
+        </w:rPr>
+        <w:t xml:space="preserve"> = ln(P</w:t>
+      </w:r>
+      <w:r>
+        <w:rPr>
+          <w:i/>
+        </w:rPr>
+        <w:t>ᵢ</w:t>
+      </w:r>
+      <w:r>
+        <w:rPr>
+          <w:i/>
+        </w:rPr>
+        <w:t>ₜ</w:t>
+      </w:r>
+      <w:r>
+        <w:rPr>
+          <w:i/>
+        </w:rPr>
+        <w:t>) − ln(P</w:t>
+      </w:r>
+      <w:r>
+        <w:rPr>
+          <w:i/>
+        </w:rPr>
+        <w:t>ᵢ</w:t>
+      </w:r>
+      <w:r>
+        <w:rPr>
+          <w:i/>
+        </w:rPr>
+        <w:t>,ₜ₋₁)</w:t>
+      </w:r>
+      <w:r>
+        <w:t xml:space="preserve">, calculado sobre precios de cierre </w:t>
       </w:r>
       <w:r>
         <w:rPr>
@@ -10407,7 +10590,7 @@
       <w:pPr>
         <w:pStyle w:val="Ttulo2"/>
       </w:pPr>
-      <w:bookmarkStart w:id="30" w:name="_Toc231113300"/>
+      <w:bookmarkStart w:id="30" w:name="_Toc231116958"/>
       <w:r>
         <w:t>3.3 Variables explicativas</w:t>
       </w:r>
@@ -10442,7 +10625,11 @@
         <w:t>financieras de empresa</w:t>
       </w:r>
       <w:r>
-        <w:t xml:space="preserve"> —tamaño, volatilidad y apalancamiento como controles prioritarios—. La definición operativa, fuente y frecuencia de cada serie se detallan en la Tabla 3.1 (ver </w:t>
+        <w:t xml:space="preserve"> —tamaño, volatilidad y apalan</w:t>
+      </w:r>
+      <w:r>
+        <w:lastRenderedPageBreak/>
+        <w:t xml:space="preserve">camiento como controles prioritarios—. La definición operativa, fuente y frecuencia de cada serie se detallan en la Tabla 3.1 (ver </w:t>
       </w:r>
       <w:r>
         <w:rPr>
@@ -10459,19 +10646,15 @@
       <w:pPr>
         <w:pStyle w:val="Ttulo2"/>
       </w:pPr>
-      <w:bookmarkStart w:id="31" w:name="_Toc231113301"/>
-      <w:r>
-        <w:lastRenderedPageBreak/>
+      <w:bookmarkStart w:id="31" w:name="_Toc231116959"/>
+      <w:r>
         <w:t>3.4 Tratamiento de datos y frecuencias mixtas</w:t>
       </w:r>
       <w:bookmarkEnd w:id="31"/>
     </w:p>
     <w:p>
       <w:r>
-        <w:t xml:space="preserve">Todas las series se llevan a </w:t>
-      </w:r>
-      <w:r>
-        <w:t>frecuencia mensual (último dato del mes para precios, índices y tasas de nivel). Las variables contables, de periodicidad trimestral, se incorporan mediante arrastre del último valor conocido (</w:t>
+        <w:t>Todas las series se llevan a frecuencia mensual (último dato del mes para precios, índices y tasas de nivel). Las variables contables, de periodicidad trimestral, se incorporan mediante arrastre del último valor conocido (</w:t>
       </w:r>
       <w:r>
         <w:rPr>
@@ -10489,17 +10672,14 @@
         <w:t>primera diferencia</w:t>
       </w:r>
       <w:r>
-        <w:t xml:space="preserve"> (logarítmica para precios y tipo de cambio), mientras que las estacionarias entran en nivel. Los retornos se winsorizan opcionalmente al 1% para ac</w:t>
-      </w:r>
-      <w:r>
-        <w:t>otar el efecto de colas pesadas, reportándose la sensibilidad de los resultados a este tratamiento.</w:t>
+        <w:t xml:space="preserve"> (logarítmica para precios y tipo de cambio), mientras que las estacionarias entran en nivel. Los retornos se winsorizan opcionalmente al 1% para acotar el efecto de colas pesadas, reportándose la sensibilidad de los resultados a este tratamiento.</w:t>
       </w:r>
     </w:p>
     <w:p>
       <w:pPr>
         <w:pStyle w:val="Ttulo2"/>
       </w:pPr>
-      <w:bookmarkStart w:id="32" w:name="_Toc231113302"/>
+      <w:bookmarkStart w:id="32" w:name="_Toc231116960"/>
       <w:r>
         <w:t>3.5 Datación de las fases del ciclo del cobre</w:t>
       </w:r>
@@ -10551,8 +10731,9 @@
       <w:pPr>
         <w:pStyle w:val="Ttulo2"/>
       </w:pPr>
-      <w:bookmarkStart w:id="33" w:name="_Toc231113303"/>
-      <w:r>
+      <w:bookmarkStart w:id="33" w:name="_Toc231116961"/>
+      <w:r>
+        <w:lastRenderedPageBreak/>
         <w:t>3.6 Estrategia econométrica</w:t>
       </w:r>
       <w:bookmarkEnd w:id="33"/>
@@ -10561,7 +10742,7 @@
       <w:pPr>
         <w:pStyle w:val="Ttulo3"/>
       </w:pPr>
-      <w:bookmarkStart w:id="34" w:name="_Toc231113304"/>
+      <w:bookmarkStart w:id="34" w:name="_Toc231116962"/>
       <w:r>
         <w:t>3.6.1 Estacionariedad y orden de integración (OE1)</w:t>
       </w:r>
@@ -10569,18 +10750,14 @@
     </w:p>
     <w:p>
       <w:r>
-        <w:t xml:space="preserve">Se aplica una batería de pruebas de raíz unitaria —Dickey-Fuller aumentada (ADF), Phillips-Perron y KPSS— complementadas con el test de Zivot-Andrews para quiebres estructurales endógenos, y sus análogos de panel (Im-Pesaran-Shin, CIPS de Pesaran). La conclusión sobre </w:t>
-      </w:r>
-      <w:r>
-        <w:lastRenderedPageBreak/>
-        <w:t>el orden de integración de cada serie determina la especificación posterior: las variables I(0) ingresan en nivel a los modelos de impacto; las I(1) se diferencian para dichos modelos y se conservan en nivel para el análisis de cointegración.</w:t>
+        <w:t>Se aplica una batería de pruebas de raíz unitaria —Dickey-Fuller aumentada (ADF), Phillips-Perron y KPSS— complementadas con el test de Zivot-Andrews para quiebres estructurales endógenos, y sus análogos de panel (Im-Pesaran-Shin, CIPS de Pesaran). La conclusión sobre el orden de integración de cada serie determina la especificación posterior: las variables I(0) ingresan en nivel a los modelos de impacto; las I(1) se diferencian para dichos modelos y se conservan en nivel para el análisis de cointegración.</w:t>
       </w:r>
     </w:p>
     <w:p>
       <w:pPr>
         <w:pStyle w:val="Ttulo3"/>
       </w:pPr>
-      <w:bookmarkStart w:id="35" w:name="_Toc231113305"/>
+      <w:bookmarkStart w:id="35" w:name="_Toc231116963"/>
       <w:r>
         <w:t>3.6.2 Modelo de impacto: panel de efectos fijos (OE2)</w:t>
       </w:r>
@@ -10597,7 +10774,84 @@
         <w:t>datos de panel con efectos fijos por empresa</w:t>
       </w:r>
       <w:r>
-        <w:t xml:space="preserve">: $$r_{i,t} = \alpha_i + \beta_1 \Delta cobre_t + \beta_2 \Delta TC_t + \beta_3 \Delta tasa_t + \beta_4 \Delta VIX_t + \gamma' X_{i,t} + \varepsilon_{i,t}$$ La inferencia emplea errores estándar de </w:t>
+        <w:t>:</w:t>
+      </w:r>
+    </w:p>
+    <w:p>
+      <w:pPr>
+        <w:spacing w:before="120" w:after="120"/>
+        <w:jc w:val="center"/>
+      </w:pPr>
+      <w:r>
+        <w:rPr>
+          <w:i/>
+        </w:rPr>
+        <w:t>r</w:t>
+      </w:r>
+      <w:r>
+        <w:rPr>
+          <w:i/>
+        </w:rPr>
+        <w:t>ᵢ</w:t>
+      </w:r>
+      <w:r>
+        <w:rPr>
+          <w:i/>
+        </w:rPr>
+        <w:t>ₜ</w:t>
+      </w:r>
+      <w:r>
+        <w:rPr>
+          <w:i/>
+        </w:rPr>
+        <w:t xml:space="preserve"> = α</w:t>
+      </w:r>
+      <w:r>
+        <w:rPr>
+          <w:i/>
+        </w:rPr>
+        <w:t>ᵢ</w:t>
+      </w:r>
+      <w:r>
+        <w:rPr>
+          <w:i/>
+        </w:rPr>
+        <w:t xml:space="preserve"> + β₁ Δcobreₜ + β₂ ΔTCₜ + β₃ Δtasaₜ + β₄ ΔVIXₜ + γ′ X</w:t>
+      </w:r>
+      <w:r>
+        <w:rPr>
+          <w:i/>
+        </w:rPr>
+        <w:t>ᵢ</w:t>
+      </w:r>
+      <w:r>
+        <w:rPr>
+          <w:i/>
+        </w:rPr>
+        <w:t>ₜ</w:t>
+      </w:r>
+      <w:r>
+        <w:rPr>
+          <w:i/>
+        </w:rPr>
+        <w:t xml:space="preserve"> + ε</w:t>
+      </w:r>
+      <w:r>
+        <w:rPr>
+          <w:i/>
+        </w:rPr>
+        <w:t>ᵢ</w:t>
+      </w:r>
+      <w:r>
+        <w:rPr>
+          <w:i/>
+        </w:rPr>
+        <w:t>ₜ</w:t>
+      </w:r>
+    </w:p>
+    <w:p>
+      <w:r>
+        <w:t xml:space="preserve">La inferencia emplea errores estándar de </w:t>
       </w:r>
       <w:r>
         <w:rPr>
@@ -10615,10 +10869,7 @@
         <w:t>dependencia de sección cruzada</w:t>
       </w:r>
       <w:r>
-        <w:t xml:space="preserve"> —esta última esperable dado el factor común que representa el precio del cobre—. Como especificación de referencia se estima en paralelo un modelo de serie de tiempo sobre la</w:t>
-      </w:r>
-      <w:r>
-        <w:t xml:space="preserve"> cartera del sector con errores HAC (Newey-West). El contraste de dominancia </w:t>
+        <w:t xml:space="preserve"> —esta última esperable dado el factor común que representa el precio del cobre—. Como especificación de referencia se estima en paralelo un modelo de serie de tiempo sobre la cartera del sector con errores HAC (Newey-West). El contraste de dominancia </w:t>
       </w:r>
       <w:r>
         <w:rPr>
@@ -10634,8 +10885,9 @@
       <w:pPr>
         <w:pStyle w:val="Ttulo3"/>
       </w:pPr>
-      <w:bookmarkStart w:id="36" w:name="_Toc231113306"/>
-      <w:r>
+      <w:bookmarkStart w:id="36" w:name="_Toc231116964"/>
+      <w:r>
+        <w:lastRenderedPageBreak/>
         <w:t>3.6.3 Relaciones de largo plazo: cointegración (OE3)</w:t>
       </w:r>
       <w:bookmarkEnd w:id="36"/>
@@ -10682,12 +10934,50 @@
       </w:r>
     </w:p>
     <w:p>
-      <w:r>
-        <w:t xml:space="preserve">donde y_t agrupa las variables en nivel I(1), β′y_{t-1} es el término de corrección de error que recoge la desviación respecto del equilibrio de largo plazo, α mide la velocidad con que cada </w:t>
-      </w:r>
-      <w:r>
-        <w:lastRenderedPageBreak/>
-        <w:t xml:space="preserve">variable corrige dicha desviación, y Γ_i captura la dinámica de corto plazo. Adicionalmente, dado que las pruebas anteriores suponen una relación estable, se aplica el test de </w:t>
+      <w:pPr>
+        <w:spacing w:before="120" w:after="120"/>
+        <w:jc w:val="center"/>
+      </w:pPr>
+      <w:r>
+        <w:rPr>
+          <w:i/>
+        </w:rPr>
+        <w:t>Δyₜ = α (β′ yₜ₋₁) + Σ Γ</w:t>
+      </w:r>
+      <w:r>
+        <w:rPr>
+          <w:i/>
+        </w:rPr>
+        <w:t>ᵢ</w:t>
+      </w:r>
+      <w:r>
+        <w:rPr>
+          <w:i/>
+        </w:rPr>
+        <w:t xml:space="preserve"> Δyₜ₋</w:t>
+      </w:r>
+      <w:r>
+        <w:rPr>
+          <w:i/>
+        </w:rPr>
+        <w:t>ᵢ</w:t>
+      </w:r>
+      <w:r>
+        <w:rPr>
+          <w:i/>
+        </w:rPr>
+        <w:t xml:space="preserve"> + μ + εₜ</w:t>
+      </w:r>
+    </w:p>
+    <w:p>
+      <w:r>
+        <w:t>donde yₜ agrupa las variables en nivel I(1), β′yₜ₋₁ es el término de corrección de error que recoge la desviación respecto del equilibrio de largo plazo, α mide la velocidad con que cada variable corrige dicha desviación, y Γ</w:t>
+      </w:r>
+      <w:r>
+        <w:t>ᵢ</w:t>
+      </w:r>
+      <w:r>
+        <w:t xml:space="preserve"> captura la dinámica de corto plazo. Adicionalmente, dado que las pruebas anteriores suponen una relación estable, se aplica el test de </w:t>
       </w:r>
       <w:r>
         <w:rPr>
@@ -10703,7 +10993,7 @@
       <w:pPr>
         <w:pStyle w:val="Ttulo3"/>
       </w:pPr>
-      <w:bookmarkStart w:id="37" w:name="_Toc231113307"/>
+      <w:bookmarkStart w:id="37" w:name="_Toc231116965"/>
       <w:r>
         <w:t>3.6.4 Dinámica de shocks: VAR, impulso-respuesta y descomposición de varianza (OE4)</w:t>
       </w:r>
@@ -10729,7 +11019,25 @@
         <w:t>p</w:t>
       </w:r>
       <w:r>
-        <w:t xml:space="preserve">, y_t = c + Σ_{i=1}^{p} A_i y_{t-i} + u_t, cuya representación de medias móviles y_t = μ + Σ_{j=0}^{∞} Φ_j u_{t-j} permite computar las funciones impulso-respuesta. La </w:t>
+        <w:t>, yₜ = c + Σ</w:t>
+      </w:r>
+      <w:r>
+        <w:t>ᵢ</w:t>
+      </w:r>
+      <w:r>
+        <w:t xml:space="preserve"> A</w:t>
+      </w:r>
+      <w:r>
+        <w:t>ᵢ</w:t>
+      </w:r>
+      <w:r>
+        <w:t xml:space="preserve"> yₜ₋</w:t>
+      </w:r>
+      <w:r>
+        <w:t>ᵢ</w:t>
+      </w:r>
+      <w:r>
+        <w:t xml:space="preserve"> + uₜ, cuya representación de medias móviles yₜ = μ + Σⱼ Φⱼ uₜ₋ⱼ permite computar las funciones impulso-respuesta. La </w:t>
       </w:r>
       <w:r>
         <w:rPr>
@@ -10747,10 +11055,38 @@
         <w:t>h</w:t>
       </w:r>
       <w:r>
-        <w:t xml:space="preserve"> mide la fracción de la varianza del error de predicción de cada variable atribuible a cada shock estructural, ω_{i←j}(h) = [Σ_{s=0}^{h-1} (e_i′ Θ_s e_j)²] / [Σ_{s=0}^{h-1} (e_i′ Θ_s Θ_s′ e_i)], donde Θ_s son los coeficientes de impulso-respuesta ortogonal</w:t>
-      </w:r>
-      <w:r>
-        <w:t xml:space="preserve">izados. La identificación de los shocks estructurales se realiza por </w:t>
+        <w:t xml:space="preserve"> mide la fracción de la varianza del error de predicción de cada variable atribuible a cada shock estructural, ω</w:t>
+      </w:r>
+      <w:r>
+        <w:t>ᵢ</w:t>
+      </w:r>
+      <w:r>
+        <w:t>←ⱼ(h) = [Σₛ (e</w:t>
+      </w:r>
+      <w:r>
+        <w:t>ᵢ</w:t>
+      </w:r>
+      <w:r>
+        <w:t>′ Θₛ eⱼ)²] / [Σₛ (e</w:t>
+      </w:r>
+      <w:r>
+        <w:t>ᵢ</w:t>
+      </w:r>
+      <w:r>
+        <w:t>′ Θₛ Θₛ′ e</w:t>
+      </w:r>
+      <w:r>
+        <w:t>ᵢ</w:t>
+      </w:r>
+      <w:r>
+        <w:t xml:space="preserve">)], donde Θ_s son los coeficientes </w:t>
+      </w:r>
+      <w:r>
+        <w:lastRenderedPageBreak/>
+        <w:t>de impulso-respuesta ortogonalizados. La identificación de los shocks estructurales se real</w:t>
+      </w:r>
+      <w:r>
+        <w:t xml:space="preserve">iza por </w:t>
       </w:r>
       <w:r>
         <w:rPr>
@@ -10777,19 +11113,18 @@
         <w:t>descomposición de la varianza del error de pronóstico</w:t>
       </w:r>
       <w:r>
-        <w:t xml:space="preserve">, esta última como evidencia directa para la hipótesis de dominancia global (H6). La robustez de las conclusiones a la </w:t>
-      </w:r>
-      <w:r>
-        <w:t>identificación se verifica mediante reordenamientos e impulso-respuestas generalizadas (Pesaran y Shin, 1998), así como con tests de causalidad de Granger.</w:t>
+        <w:t>, esta última como evidencia directa para la hipótesis de dominancia global (H6). La robustez de las conclusiones a la identificación se verifica mediante reordenamientos e impulso</w:t>
+      </w:r>
+      <w:r>
+        <w:t>-respuestas generalizadas (Pesaran y Shin, 1998), así como con tests de causalidad de Granger.</w:t>
       </w:r>
     </w:p>
     <w:p>
       <w:pPr>
         <w:pStyle w:val="Ttulo3"/>
       </w:pPr>
-      <w:bookmarkStart w:id="38" w:name="_Toc231113308"/>
-      <w:r>
-        <w:lastRenderedPageBreak/>
+      <w:bookmarkStart w:id="38" w:name="_Toc231116966"/>
+      <w:r>
         <w:t>3.6.5 Estabilidad por fases del ciclo (OE5)</w:t>
       </w:r>
       <w:bookmarkEnd w:id="38"/>
@@ -10821,7 +11156,7 @@
       <w:pPr>
         <w:pStyle w:val="Ttulo3"/>
       </w:pPr>
-      <w:bookmarkStart w:id="39" w:name="_Toc231113309"/>
+      <w:bookmarkStart w:id="39" w:name="_Toc231116967"/>
       <w:r>
         <w:t>3.6.6 Comparación entre mercados: triangulación (OE6)</w:t>
       </w:r>
@@ -10829,17 +11164,18 @@
     </w:p>
     <w:p>
       <w:r>
-        <w:t>La totalidad del análisis precedente (3.6.1 a 3.6.5) se ejecuta de forma paralela sobre las tres muestras —cobre en el mercado global (B), cobre en el mercado chileno (A) y sector minero chileno (C)—. La comparación sistemática de los coeficientes de sensibilidad, de la velocidad de ajuste del mecanismo de corrección de error y de la descomposición de varianza entre muestras permite contrastar si el mercado bursátil global incorpora los shocks macroeconómicos de manera más rápida y completa que el mercado c</w:t>
-      </w:r>
-      <w:r>
-        <w:t>hileno (hipótesis H7). Esta comparación se sustenta en la literatura sobre eficiencia informacional y segmentación de mercados, y constituye un aporte distintivo del estudio. Los resultados se consolidan en una tabla comparativa única por muestra.</w:t>
+        <w:t xml:space="preserve">La totalidad del análisis precedente (3.6.1 a 3.6.5) se ejecuta de forma paralela sobre las tres muestras —cobre en el mercado global (B), cobre en el mercado chileno (A) y sector minero chileno (C)—. La comparación sistemática de los coeficientes de sensibilidad, de la velocidad de ajuste del mecanismo de corrección de error y de la descomposición de varianza entre muestras permite contrastar si el mercado bursátil global incorpora los </w:t>
+      </w:r>
+      <w:r>
+        <w:lastRenderedPageBreak/>
+        <w:t>shocks macroeconómicos de manera más rápida y completa que el mercado chileno (hipótesis H7). Esta comparación se sustenta en la literatura sobre eficiencia informacional y segmentación de mercados, y constituye un aporte distintivo del estudio. Los resultados se consolidan en una tabla comparativa única por muestra.</w:t>
       </w:r>
     </w:p>
     <w:p>
       <w:pPr>
         <w:pStyle w:val="Ttulo2"/>
       </w:pPr>
-      <w:bookmarkStart w:id="40" w:name="_Toc231113310"/>
+      <w:bookmarkStart w:id="40" w:name="_Toc231116968"/>
       <w:r>
         <w:t>3.7 Validación de supuestos y robustez</w:t>
       </w:r>
@@ -10847,113 +11183,113 @@
     </w:p>
     <w:p>
       <w:r>
-        <w:t xml:space="preserve">Para cada familia de modelos se verifican los supuestos pertinentes: ausencia de autocorrelación (Breusch-Godfrey, Ljung-Box) y de heterocedasticidad (con atención a efectos ARCH, dada la naturaleza financiera de los retornos), dependencia de sección cruzada en el panel (test </w:t>
+        <w:t xml:space="preserve">Para cada familia de modelos se </w:t>
+      </w:r>
+      <w:r>
+        <w:t>verifican los supuestos pertinentes: ausencia de autocorrelación (Breusch-Godfrey, Ljung-Box) y de heterocedasticidad (con atención a efectos ARCH, dada la naturaleza financiera de los retornos), dependencia de sección cruzada en el panel (test CD de Pesaran), estabilidad del VAR (raíces dentro del círculo unitario) y selección de rezagos por criterios de información.</w:t>
+      </w:r>
+    </w:p>
+    <w:p>
+      <w:r>
+        <w:t xml:space="preserve">El diseño contempla, además, una </w:t>
+      </w:r>
+      <w:r>
+        <w:rPr>
+          <w:b/>
+        </w:rPr>
+        <w:t>batería ampliada de diagnósticos y de robustez de segunda generación</w:t>
+      </w:r>
+      <w:r>
+        <w:t xml:space="preserve"> que se reporta en el Capítulo 4: (i) pruebas de raíz unitaria en panel </w:t>
+      </w:r>
+      <w:r>
+        <w:rPr>
+          <w:b/>
+        </w:rPr>
+        <w:t>CIPS</w:t>
+      </w:r>
+      <w:r>
+        <w:t xml:space="preserve"> (Pesaran, 2007), robustas a la dependencia de sección cruzada; (ii) cointegración con quiebre estructural endógeno de </w:t>
+      </w:r>
+      <w:r>
+        <w:rPr>
+          <w:b/>
+        </w:rPr>
+        <w:t>Gregory-Hansen (1996)</w:t>
+      </w:r>
+      <w:r>
+        <w:t xml:space="preserve">; (iii) modelación de la volatilidad asimétrica mediante </w:t>
+      </w:r>
+      <w:r>
+        <w:rPr>
+          <w:b/>
+        </w:rPr>
+        <w:t>GJR-GARCH</w:t>
+      </w:r>
+      <w:r>
+        <w:t xml:space="preserve"> (efecto apalancamiento); (iv) funciones impulso-respuesta por </w:t>
+      </w:r>
+      <w:r>
+        <w:rPr>
+          <w:b/>
+        </w:rPr>
+        <w:t>proyecciones locales</w:t>
+      </w:r>
+      <w:r>
+        <w:t xml:space="preserve"> (Jordà, 2005) como alternativa al VAR; (v) corrección por </w:t>
+      </w:r>
+      <w:r>
+        <w:rPr>
+          <w:b/>
+        </w:rPr>
+        <w:t>pruebas múltiples</w:t>
+      </w:r>
+      <w:r>
+        <w:t xml:space="preserve"> (B</w:t>
+      </w:r>
+      <w:r>
+        <w:t xml:space="preserve">enjamini-Hochberg) sobre los p-valores del panel; (vi) reporte de </w:t>
+      </w:r>
+      <w:r>
+        <w:rPr>
+          <w:b/>
+        </w:rPr>
+        <w:t>magnitudes económicas</w:t>
+      </w:r>
+      <w:r>
+        <w:t xml:space="preserve"> mediante coeficientes estandarizados; (vii) una </w:t>
+      </w:r>
+      <w:r>
+        <w:rPr>
+          <w:b/>
+        </w:rPr>
+        <w:t>prueba formal de igualdad de coeficientes entre mercados</w:t>
+      </w:r>
+      <w:r>
+        <w:t xml:space="preserve"> (interacciones factor × mercado) para contrastar la transmisión diferenciada; y (viii) el </w:t>
+      </w:r>
+      <w:r>
+        <w:rPr>
+          <w:b/>
+        </w:rPr>
+        <w:t>test de razón de varianzas</w:t>
+      </w:r>
+      <w:r>
+        <w:t xml:space="preserve"> de Lo y MacKinlay (1988) para la hipótesis de paseo aleatorio. La robustez se examina también mediante submuestras (pre/post 2008 y 2020), definiciones alternativas </w:t>
       </w:r>
       <w:r>
         <w:lastRenderedPageBreak/>
-        <w:t>CD de Pesaran), estabilidad del VAR (raíces dentro del círculo unitario) y selección de rezagos por criterios de información.</w:t>
-      </w:r>
-    </w:p>
-    <w:p>
-      <w:r>
-        <w:t xml:space="preserve">El diseño contempla, además, una </w:t>
-      </w:r>
-      <w:r>
-        <w:rPr>
-          <w:b/>
-        </w:rPr>
-        <w:t>batería ampliada de diagnósticos y de robustez de segunda generación</w:t>
-      </w:r>
-      <w:r>
-        <w:t xml:space="preserve"> que se reporta en el Capítulo 4: (i) pruebas de raíz unitaria en panel </w:t>
-      </w:r>
-      <w:r>
-        <w:rPr>
-          <w:b/>
-        </w:rPr>
-        <w:t>CIPS</w:t>
-      </w:r>
-      <w:r>
-        <w:t xml:space="preserve"> (Pesaran, 2007), robustas a la dependencia de sección cruzada; (ii) cointegración con quiebre estructural endógeno de </w:t>
-      </w:r>
-      <w:r>
-        <w:rPr>
-          <w:b/>
-        </w:rPr>
-        <w:t>Gregory-Hansen (1996)</w:t>
-      </w:r>
-      <w:r>
-        <w:t xml:space="preserve">; (iii) modelación de la volatilidad asimétrica mediante </w:t>
-      </w:r>
-      <w:r>
-        <w:rPr>
-          <w:b/>
-        </w:rPr>
-        <w:t>GJR-GARCH</w:t>
-      </w:r>
-      <w:r>
-        <w:t xml:space="preserve"> (efecto apalancamiento); (iv) funciones impulso-respuesta por </w:t>
-      </w:r>
-      <w:r>
-        <w:rPr>
-          <w:b/>
-        </w:rPr>
-        <w:t>proyecciones locales</w:t>
-      </w:r>
-      <w:r>
-        <w:t xml:space="preserve"> (Jordà, 2005) como alternativa al VAR; (v) corrección por </w:t>
-      </w:r>
-      <w:r>
-        <w:rPr>
-          <w:b/>
-        </w:rPr>
-        <w:t>pruebas múltiples</w:t>
-      </w:r>
-      <w:r>
-        <w:t xml:space="preserve"> (Benjamini-Hochberg) sobre los p-valores del panel; (vi) reporte de </w:t>
-      </w:r>
-      <w:r>
-        <w:rPr>
-          <w:b/>
-        </w:rPr>
-        <w:t>magnitudes económicas</w:t>
-      </w:r>
-      <w:r>
-        <w:t xml:space="preserve"> mediante coeficientes estandarizados; (vii) una </w:t>
-      </w:r>
-      <w:r>
-        <w:rPr>
-          <w:b/>
-        </w:rPr>
-        <w:t>prueba f</w:t>
-      </w:r>
-      <w:r>
-        <w:rPr>
-          <w:b/>
-        </w:rPr>
-        <w:t>ormal de igualdad de coeficientes entre mercados</w:t>
-      </w:r>
-      <w:r>
-        <w:t xml:space="preserve"> (interacciones factor × mercado) para contrastar la transmisión diferenciada; y (viii) el </w:t>
-      </w:r>
-      <w:r>
-        <w:rPr>
-          <w:b/>
-        </w:rPr>
-        <w:t>test de razón de varianzas</w:t>
-      </w:r>
-      <w:r>
-        <w:t xml:space="preserve"> de Lo y MacKinlay (1988) para la hipótesis de paseo aleatorio. La robustez se examina también mediante submuestras (pre/post 2008 y 2020), definiciones alternativas de las variables y carteras equiponderada frente a ponderada por capitalización. El justificante de la especificación de panel (efectos fijos frente a aleatorios) se discute en §4.2</w:t>
-      </w:r>
-      <w:r>
-        <w:t>.</w:t>
+        <w:t>de las variables y carteras equiponde</w:t>
+      </w:r>
+      <w:r>
+        <w:t>rada frente a ponderada por capitalización. El justificante de la especificación de panel (efectos fijos frente a aleatorios) se discute en §4.2.</w:t>
       </w:r>
     </w:p>
     <w:p>
       <w:pPr>
         <w:pStyle w:val="Ttulo3"/>
       </w:pPr>
-      <w:bookmarkStart w:id="41" w:name="_Toc231113311"/>
+      <w:bookmarkStart w:id="41" w:name="_Toc231116969"/>
       <w:r>
         <w:t>Tabla 3.1 — Definición operativa de variables (resumen)</w:t>
       </w:r>
@@ -10965,7 +11301,7 @@
         <w:spacing w:before="40" w:after="40"/>
         <w:jc w:val="center"/>
       </w:pPr>
-      <w:bookmarkStart w:id="42" w:name="_Toc231113344"/>
+      <w:bookmarkStart w:id="42" w:name="_Toc231117002"/>
       <w:r>
         <w:rPr>
           <w:i w:val="0"/>
@@ -10999,12 +11335,12 @@
         <w:tblLook w:val="04A0" w:firstRow="1" w:lastRow="0" w:firstColumn="1" w:lastColumn="0" w:noHBand="0" w:noVBand="1"/>
       </w:tblPr>
       <w:tblGrid>
-        <w:gridCol w:w="1406"/>
-        <w:gridCol w:w="1504"/>
-        <w:gridCol w:w="1627"/>
-        <w:gridCol w:w="1336"/>
-        <w:gridCol w:w="1860"/>
-        <w:gridCol w:w="1549"/>
+        <w:gridCol w:w="1291"/>
+        <w:gridCol w:w="1548"/>
+        <w:gridCol w:w="1771"/>
+        <w:gridCol w:w="1063"/>
+        <w:gridCol w:w="1961"/>
+        <w:gridCol w:w="1648"/>
       </w:tblGrid>
       <w:tr>
         <w:trPr>
@@ -11774,7 +12110,6 @@
               <w:rPr>
                 <w:sz w:val="20"/>
               </w:rPr>
-              <w:lastRenderedPageBreak/>
               <w:t>Global</w:t>
             </w:r>
           </w:p>
@@ -12929,7 +13264,7 @@
       <w:pPr>
         <w:pStyle w:val="Ttulo1"/>
       </w:pPr>
-      <w:bookmarkStart w:id="43" w:name="_Toc231113312"/>
+      <w:bookmarkStart w:id="43" w:name="_Toc231116970"/>
       <w:r>
         <w:lastRenderedPageBreak/>
         <w:t>Capítulo 4 — Resultados y discusión</w:t>
@@ -12940,7 +13275,7 @@
       <w:pPr>
         <w:pStyle w:val="Ttulo2"/>
       </w:pPr>
-      <w:bookmarkStart w:id="44" w:name="_Toc231113313"/>
+      <w:bookmarkStart w:id="44" w:name="_Toc231116971"/>
       <w:r>
         <w:t>4.1 Análisis descriptivo y propiedades de las series (OE1)</w:t>
       </w:r>
@@ -12979,7 +13314,7 @@
           <w:noProof/>
         </w:rPr>
         <w:drawing>
-          <wp:inline distT="0" distB="0" distL="0" distR="0" wp14:anchorId="7A294F6B" wp14:editId="1DD8C01F">
+          <wp:inline distT="0" distB="0" distL="0" distR="0" wp14:anchorId="038A8482" wp14:editId="740A1AE8">
             <wp:extent cx="5212080" cy="2886989"/>
             <wp:effectExtent l="0" t="0" r="0" b="0"/>
             <wp:docPr id="1" name="Picture 1"/>
@@ -13021,7 +13356,7 @@
         <w:spacing w:before="160" w:after="200"/>
         <w:jc w:val="center"/>
       </w:pPr>
-      <w:bookmarkStart w:id="45" w:name="_Toc231113359"/>
+      <w:bookmarkStart w:id="45" w:name="_Toc231117017"/>
       <w:r>
         <w:rPr>
           <w:i w:val="0"/>
@@ -13067,7 +13402,7 @@
         </w:rPr>
         <w:lastRenderedPageBreak/>
         <w:drawing>
-          <wp:inline distT="0" distB="0" distL="0" distR="0" wp14:anchorId="1F4F2FAB" wp14:editId="3BE474C2">
+          <wp:inline distT="0" distB="0" distL="0" distR="0" wp14:anchorId="42B73283" wp14:editId="0919ABBA">
             <wp:extent cx="5212080" cy="4441320"/>
             <wp:effectExtent l="0" t="0" r="0" b="0"/>
             <wp:docPr id="2" name="Picture 2"/>
@@ -13109,7 +13444,7 @@
         <w:spacing w:before="160" w:after="200"/>
         <w:jc w:val="center"/>
       </w:pPr>
-      <w:bookmarkStart w:id="46" w:name="_Toc231113360"/>
+      <w:bookmarkStart w:id="46" w:name="_Toc231117018"/>
       <w:r>
         <w:rPr>
           <w:i w:val="0"/>
@@ -13182,6 +13517,7 @@
     </w:p>
     <w:p>
       <w:r>
+        <w:lastRenderedPageBreak/>
         <w:t xml:space="preserve">El </w:t>
       </w:r>
       <w:r>
@@ -13209,11 +13545,7 @@
         <w:t>resuelve la ambigüedad</w:t>
       </w:r>
       <w:r>
-        <w:t xml:space="preserve">: el nivel no es estacionario (estadístico </w:t>
-      </w:r>
-      <w:r>
-        <w:lastRenderedPageBreak/>
-        <w:t xml:space="preserve">−2,83; p = 0,95), mientras que su primera diferencia sí lo es de forma marginal (estadístico −4,59; p = 0,09). Se concluye que el tipo de cambio es </w:t>
+        <w:t xml:space="preserve">: el nivel no es estacionario (estadístico −2,83; p = 0,95), mientras que su primera diferencia sí lo es de forma marginal (estadístico −4,59; p = 0,09). Se concluye que el tipo de cambio es </w:t>
       </w:r>
       <w:r>
         <w:rPr>
@@ -13282,7 +13614,7 @@
       <w:pPr>
         <w:pStyle w:val="Ttulo2"/>
       </w:pPr>
-      <w:bookmarkStart w:id="47" w:name="_Toc231113314"/>
+      <w:bookmarkStart w:id="47" w:name="_Toc231116972"/>
       <w:r>
         <w:t>4.2 Determinantes de los retornos: global vs local (OE2)</w:t>
       </w:r>
@@ -13299,7 +13631,7 @@
         <w:spacing w:before="40" w:after="40"/>
         <w:jc w:val="center"/>
       </w:pPr>
-      <w:bookmarkStart w:id="48" w:name="_Toc231113345"/>
+      <w:bookmarkStart w:id="48" w:name="_Toc231117003"/>
       <w:r>
         <w:rPr>
           <w:i w:val="0"/>
@@ -13365,6 +13697,7 @@
                 <w:b/>
                 <w:sz w:val="20"/>
               </w:rPr>
+              <w:lastRenderedPageBreak/>
               <w:t>Factor</w:t>
             </w:r>
           </w:p>
@@ -13923,7 +14256,6 @@
               <w:rPr>
                 <w:sz w:val="20"/>
               </w:rPr>
-              <w:lastRenderedPageBreak/>
               <w:t>Actividad local (Δ)</w:t>
             </w:r>
           </w:p>
@@ -14046,7 +14378,11 @@
         <w:t>El riesgo global (VIX) pesa; los factores locales de tasa y actividad, no (en esta especificación).</w:t>
       </w:r>
       <w:r>
-        <w:t xml:space="preserve"> La no significancia de la tasa y la actividad locales es esperable a la luz de la ausencia, por ahora, del EMBI y de un IMACEC propiamente tal, y por tratarse de empresas internacionales (muestra B) menos sensibles al ciclo doméstico. Globalmente, los factores internacionales (cobre + VIX) dominan a los locales, primera evidencia a favor de H6.</w:t>
+        <w:t xml:space="preserve"> La no significancia de la tasa y la actividad locales es esperable a la luz de la ausencia, por ahora, del EMBI y de un IMACEC propiamente tal, y por tratarse de empresas internacionales (muestra B) menos sensibles al ciclo domésti</w:t>
+      </w:r>
+      <w:r>
+        <w:lastRenderedPageBreak/>
+        <w:t>co. Globalmente, los factores internacionales (cobre + VIX) dominan a los locales, primera evidencia a favor de H6.</w:t>
       </w:r>
     </w:p>
     <w:p>
@@ -14058,9 +14394,8 @@
         <w:rPr>
           <w:noProof/>
         </w:rPr>
-        <w:lastRenderedPageBreak/>
         <w:drawing>
-          <wp:inline distT="0" distB="0" distL="0" distR="0" wp14:anchorId="466014D0" wp14:editId="6F0B3D56">
+          <wp:inline distT="0" distB="0" distL="0" distR="0" wp14:anchorId="38DDB3C5" wp14:editId="2C46650F">
             <wp:extent cx="5212080" cy="2833680"/>
             <wp:effectExtent l="0" t="0" r="0" b="0"/>
             <wp:docPr id="3" name="Picture 3"/>
@@ -14102,7 +14437,7 @@
         <w:spacing w:before="160" w:after="200"/>
         <w:jc w:val="center"/>
       </w:pPr>
-      <w:bookmarkStart w:id="49" w:name="_Toc231113361"/>
+      <w:bookmarkStart w:id="49" w:name="_Toc231117019"/>
       <w:r>
         <w:rPr>
           <w:i w:val="0"/>
@@ -14177,8 +14512,9 @@
       <w:pPr>
         <w:pStyle w:val="Ttulo2"/>
       </w:pPr>
-      <w:bookmarkStart w:id="50" w:name="_Toc231113315"/>
-      <w:r>
+      <w:bookmarkStart w:id="50" w:name="_Toc231116973"/>
+      <w:r>
+        <w:lastRenderedPageBreak/>
         <w:t>4.3 Relaciones de largo plazo (OE3)</w:t>
       </w:r>
       <w:bookmarkEnd w:id="50"/>
@@ -14200,66 +14536,59 @@
         <w:rPr>
           <w:b/>
         </w:rPr>
-        <w:t>un vector de coin</w:t>
+        <w:t>un vector de cointegración</w:t>
+      </w:r>
+      <w:r>
+        <w:t xml:space="preserve"> (estadístico de traza 32,1 &gt; 29,8 al 95%), lo que sugiere una relación de equilibrio de largo plazo. Sin embargo, el </w:t>
       </w:r>
       <w:r>
         <w:rPr>
           <w:b/>
         </w:rPr>
-        <w:lastRenderedPageBreak/>
-        <w:t>tegración</w:t>
-      </w:r>
-      <w:r>
-        <w:t xml:space="preserve"> (estadístico de traza 32,1 &gt; 29,8 al 95%), lo que sugiere una relación de equilibrio de largo plazo. Sin embargo, el </w:t>
+        <w:t>test de bordes ARDL</w:t>
+      </w:r>
+      <w:r>
+        <w:t xml:space="preserve"> no permite rechazar la ausencia de relación de nivel (estadístico F de bordes ≈ 0,95, por debajo de las cotas críticas). Esta discrepancia entre ambos enfoques sugiere que la relación de largo plazo, de existir, es</w:t>
+      </w:r>
+      <w:r>
+        <w:t xml:space="preserve"> </w:t>
       </w:r>
       <w:r>
         <w:rPr>
           <w:b/>
         </w:rPr>
-        <w:t>test de bordes ARDL</w:t>
-      </w:r>
-      <w:r>
-        <w:t xml:space="preserve"> no permite rechazar la ausencia de relación de nivel (estadístico F de bordes ≈ 0,95, por debajo de las cotas críticas). Esta discrepancia entre ambos enfoques sugiere que la relación de largo plazo, de existir, es</w:t>
-      </w:r>
-      <w:r>
-        <w:t xml:space="preserve"> </w:t>
+        <w:t>débil o inestable</w:t>
+      </w:r>
+      <w:r>
+        <w:t xml:space="preserve"> ante las pruebas que no admiten quiebres. Confirmado ya el orden I(1) del tipo de cambio (§4.1), la hipótesis natural es que la relación de equilibrio se </w:t>
       </w:r>
       <w:r>
         <w:rPr>
           <w:b/>
         </w:rPr>
-        <w:t>débil o inestable</w:t>
-      </w:r>
-      <w:r>
-        <w:t xml:space="preserve"> ante las pruebas que no admiten quiebres. Confirmado ya el orden I(1) del tipo de cambio (§4.1), la hipótesis natural es que la relación de equilibrio se </w:t>
+        <w:t>desplazó estructuralmente</w:t>
+      </w:r>
+      <w:r>
+        <w:t xml:space="preserve"> durante el período.</w:t>
+      </w:r>
+    </w:p>
+    <w:p>
+      <w:r>
+        <w:t xml:space="preserve">La prueba de </w:t>
       </w:r>
       <w:r>
         <w:rPr>
           <w:b/>
         </w:rPr>
-        <w:t>desplazó estructuralmente</w:t>
-      </w:r>
-      <w:r>
-        <w:t xml:space="preserve"> durante el período.</w:t>
-      </w:r>
-    </w:p>
-    <w:p>
-      <w:r>
-        <w:t xml:space="preserve">La prueba de </w:t>
+        <w:t>Gregory y Hansen (1996)</w:t>
+      </w:r>
+      <w:r>
+        <w:t xml:space="preserve">, que admite un quiebre endógeno en la relación de cointegración, </w:t>
       </w:r>
       <w:r>
         <w:rPr>
           <w:b/>
         </w:rPr>
-        <w:t>Gregory y Hansen (1996)</w:t>
-      </w:r>
-      <w:r>
-        <w:t xml:space="preserve">, que admite un quiebre endógeno en la relación de cointegración, </w:t>
-      </w:r>
-      <w:r>
-        <w:rPr>
-          <w:b/>
-        </w:rPr>
         <w:t>confirma esta hipótesis y resuelve la ambigüedad</w:t>
       </w:r>
       <w:r>
@@ -14269,13 +14598,13 @@
         <w:rPr>
           <w:i/>
         </w:rPr>
-        <w:t xml:space="preserve"> es de −6,68, inferior al valor crítico al 5% (−4,92), de modo que se rechaza la ausencia de cointegración, y el quiebre se fecha en junio de 2008 —coincidente con la crisis financiera global—. La lectura es nítida: existe una relación de equilibrio de largo plazo entre el valor del sector, el cobre y el tipo de cambio (H5 respaldada), pero esa relación se reconfiguró con la</w:t>
+        <w:t xml:space="preserve"> es de −6,68, inferior al valor crítico al 5% (−4,92), de modo que se rechaza la ausencia de cointegración, y el quiebre se fecha en junio de 2008 —coincidente con la crisis financiera global—. La lectura es nítida: existe una relación de equilibrio de largo plazo entre el valor del sector, el cobre y el tipo de cambio (H5 respaldada), pero esa relació</w:t>
       </w:r>
       <w:r>
         <w:rPr>
           <w:i/>
         </w:rPr>
-        <w:t xml:space="preserve"> crisis de 2008</w:t>
+        <w:t>n se reconfiguró con la crisis de 2008</w:t>
       </w:r>
       <w:r>
         <w:t>*, lo que explica por qué las pruebas que ignoran el quiebre (ARDL/Johansen) arrojaban evidencia mixta. Este resultado ilustra la importancia de incorporar los quiebres estructurales en el análisis de largo plazo de un sector tan expuesto al ciclo del commodity.</w:t>
@@ -14285,8 +14614,9 @@
       <w:pPr>
         <w:pStyle w:val="Ttulo2"/>
       </w:pPr>
-      <w:bookmarkStart w:id="51" w:name="_Toc231113316"/>
-      <w:r>
+      <w:bookmarkStart w:id="51" w:name="_Toc231116974"/>
+      <w:r>
+        <w:lastRenderedPageBreak/>
         <w:t>4.4 Dinámica de shocks (OE4)</w:t>
       </w:r>
       <w:bookmarkEnd w:id="51"/>
@@ -14302,7 +14632,7 @@
         <w:spacing w:before="40" w:after="40"/>
         <w:jc w:val="center"/>
       </w:pPr>
-      <w:bookmarkStart w:id="52" w:name="_Toc231113346"/>
+      <w:bookmarkStart w:id="52" w:name="_Toc231117004"/>
       <w:r>
         <w:rPr>
           <w:i w:val="0"/>
@@ -14395,14 +14725,7 @@
                 <w:b/>
                 <w:sz w:val="20"/>
               </w:rPr>
-              <w:t xml:space="preserve">Fracción de la </w:t>
-            </w:r>
-            <w:r>
-              <w:rPr>
-                <w:b/>
-                <w:sz w:val="20"/>
-              </w:rPr>
-              <w:t>varianza</w:t>
+              <w:t>Fracción de la varianza</w:t>
             </w:r>
           </w:p>
         </w:tc>
@@ -14535,7 +14858,6 @@
                 <w:b/>
                 <w:sz w:val="20"/>
               </w:rPr>
-              <w:lastRenderedPageBreak/>
               <w:t>VIX (riesgo global)</w:t>
             </w:r>
           </w:p>
@@ -14732,8 +15054,9 @@
         <w:rPr>
           <w:noProof/>
         </w:rPr>
+        <w:lastRenderedPageBreak/>
         <w:drawing>
-          <wp:inline distT="0" distB="0" distL="0" distR="0" wp14:anchorId="1D3CFAEA" wp14:editId="4772A16C">
+          <wp:inline distT="0" distB="0" distL="0" distR="0" wp14:anchorId="239FB7C8" wp14:editId="415A4A80">
             <wp:extent cx="5212080" cy="3890356"/>
             <wp:effectExtent l="0" t="0" r="0" b="0"/>
             <wp:docPr id="4" name="Picture 4"/>
@@ -14775,7 +15098,7 @@
         <w:spacing w:before="160" w:after="200"/>
         <w:jc w:val="center"/>
       </w:pPr>
-      <w:bookmarkStart w:id="53" w:name="_Toc231113362"/>
+      <w:bookmarkStart w:id="53" w:name="_Toc231117020"/>
       <w:r>
         <w:rPr>
           <w:i w:val="0"/>
@@ -14807,7 +15130,6 @@
     </w:p>
     <w:p>
       <w:r>
-        <w:lastRenderedPageBreak/>
         <w:t xml:space="preserve">La función impulso-respuesta cuantifica la reacción dinámica del retorno ante un shock de una desviación estándar en el precio del cobre: la respuesta es </w:t>
       </w:r>
       <w:r>
@@ -14829,8 +15151,9 @@
         <w:rPr>
           <w:noProof/>
         </w:rPr>
+        <w:lastRenderedPageBreak/>
         <w:drawing>
-          <wp:inline distT="0" distB="0" distL="0" distR="0" wp14:anchorId="13A791D7" wp14:editId="1E92A446">
+          <wp:inline distT="0" distB="0" distL="0" distR="0" wp14:anchorId="3FE8D7FB" wp14:editId="62B29CF6">
             <wp:extent cx="5212080" cy="2531582"/>
             <wp:effectExtent l="0" t="0" r="0" b="0"/>
             <wp:docPr id="5" name="Picture 5"/>
@@ -14872,7 +15195,7 @@
         <w:spacing w:before="160" w:after="200"/>
         <w:jc w:val="center"/>
       </w:pPr>
-      <w:bookmarkStart w:id="54" w:name="_Toc231113363"/>
+      <w:bookmarkStart w:id="54" w:name="_Toc231117021"/>
       <w:r>
         <w:rPr>
           <w:i w:val="0"/>
@@ -14906,7 +15229,7 @@
       <w:pPr>
         <w:pStyle w:val="Ttulo2"/>
       </w:pPr>
-      <w:bookmarkStart w:id="55" w:name="_Toc231113317"/>
+      <w:bookmarkStart w:id="55" w:name="_Toc231116975"/>
       <w:r>
         <w:t>4.5 Estabilidad por fases del ciclo del cobre (OE5)</w:t>
       </w:r>
@@ -14967,11 +15290,10 @@
         <w:t>la sensibilidad de los retornos al precio del cobre no difiere de manera significativa entre las fases del ciclo</w:t>
       </w:r>
       <w:r>
-        <w:t xml:space="preserve">: el efecto del cobre es robusto y de magnitud estable a lo largo del régimen. Este resultado matiza la </w:t>
-      </w:r>
-      <w:r>
-        <w:lastRenderedPageBreak/>
-        <w:t>hipótesis de asimetría (H5 sobre estabilidad) y constituye en sí mismo un hallazgo de interés, sujeto a confirmación con el conjunto de datos completo.</w:t>
+        <w:t xml:space="preserve">: el efecto del cobre es robusto y de magnitud estable a lo largo del régimen. Este resultado matiza </w:t>
+      </w:r>
+      <w:r>
+        <w:t>la hipótesis de asimetría (H5 sobre estabilidad) y constituye en sí mismo un hallazgo de interés, sujeto a confirmación con el conjunto de datos completo.</w:t>
       </w:r>
     </w:p>
     <w:p>
@@ -14983,8 +15305,9 @@
         <w:rPr>
           <w:noProof/>
         </w:rPr>
+        <w:lastRenderedPageBreak/>
         <w:drawing>
-          <wp:inline distT="0" distB="0" distL="0" distR="0" wp14:anchorId="7AB4C99F" wp14:editId="04A7E1CF">
+          <wp:inline distT="0" distB="0" distL="0" distR="0" wp14:anchorId="793C6EF7" wp14:editId="1E7A05A0">
             <wp:extent cx="5212080" cy="2366710"/>
             <wp:effectExtent l="0" t="0" r="0" b="0"/>
             <wp:docPr id="6" name="Picture 6"/>
@@ -15026,7 +15349,7 @@
         <w:spacing w:before="160" w:after="200"/>
         <w:jc w:val="center"/>
       </w:pPr>
-      <w:bookmarkStart w:id="56" w:name="_Toc231113364"/>
+      <w:bookmarkStart w:id="56" w:name="_Toc231117022"/>
       <w:r>
         <w:rPr>
           <w:i w:val="0"/>
@@ -15060,7 +15383,7 @@
       <w:pPr>
         <w:pStyle w:val="Ttulo2"/>
       </w:pPr>
-      <w:bookmarkStart w:id="57" w:name="_Toc231113318"/>
+      <w:bookmarkStart w:id="57" w:name="_Toc231116976"/>
       <w:r>
         <w:t>4.6 Comparación entre mercados: triangulación (OE6)</w:t>
       </w:r>
@@ -15077,7 +15400,7 @@
         <w:spacing w:before="40" w:after="40"/>
         <w:jc w:val="center"/>
       </w:pPr>
-      <w:bookmarkStart w:id="58" w:name="_Toc231113347"/>
+      <w:bookmarkStart w:id="58" w:name="_Toc231117005"/>
       <w:r>
         <w:rPr>
           <w:i w:val="0"/>
@@ -15659,26 +15982,29 @@
         <w:rPr>
           <w:b/>
         </w:rPr>
-        <w:t xml:space="preserve">La </w:t>
+        <w:t xml:space="preserve">La sensibilidad al cobre es similar entre el cobre puro </w:t>
       </w:r>
       <w:r>
         <w:rPr>
           <w:b/>
         </w:rPr>
-        <w:t>sensibilidad al cobre es similar entre el cobre puro internacional (0,571) y el local (0,631), y cae en el sector minero mixto (0,418).</w:t>
-      </w:r>
-      <w:r>
-        <w:t xml:space="preserve"> Esto sugiere que el mercado precia la </w:t>
-      </w:r>
-      <w:r>
+        <w:t>internacional (0,571) y el local (0,631), y cae en el sector minero mixto (0,418).</w:t>
+      </w:r>
+      <w:r>
+        <w:t xml:space="preserve"> Esto sugiere que el mercado precia la exposición al cobre de forma comparable con independencia del lugar de cotización, y que la menor sensibilidad de la muestra C se debe a la </w:t>
+      </w:r>
+      <w:r>
+        <w:rPr>
+          <w:b/>
+        </w:rPr>
+        <w:t xml:space="preserve">dilución por </w:t>
+      </w:r>
+      <w:r>
+        <w:rPr>
+          <w:b/>
+        </w:rPr>
         <w:lastRenderedPageBreak/>
-        <w:t xml:space="preserve">exposición al cobre de forma comparable con independencia del lugar de cotización, y que la menor sensibilidad de la muestra C se debe a la </w:t>
-      </w:r>
-      <w:r>
-        <w:rPr>
-          <w:b/>
-        </w:rPr>
-        <w:t>dilución por otros commodities</w:t>
+        <w:t>otros commodities</w:t>
       </w:r>
       <w:r>
         <w:t xml:space="preserve"> (hierro, litio, molibdeno), tal como anticipa el rol de "vehículo" de esa muestra.</w:t>
@@ -15694,7 +16020,7 @@
           <w:noProof/>
         </w:rPr>
         <w:drawing>
-          <wp:inline distT="0" distB="0" distL="0" distR="0" wp14:anchorId="378E7E38" wp14:editId="708CF0C6">
+          <wp:inline distT="0" distB="0" distL="0" distR="0" wp14:anchorId="4A368365" wp14:editId="285BA358">
             <wp:extent cx="5212080" cy="2626097"/>
             <wp:effectExtent l="0" t="0" r="0" b="0"/>
             <wp:docPr id="7" name="Picture 7"/>
@@ -15736,7 +16062,7 @@
         <w:spacing w:before="160" w:after="200"/>
         <w:jc w:val="center"/>
       </w:pPr>
-      <w:bookmarkStart w:id="59" w:name="_Toc231113365"/>
+      <w:bookmarkStart w:id="59" w:name="_Toc231117023"/>
       <w:r>
         <w:rPr>
           <w:i w:val="0"/>
@@ -15762,10 +16088,7 @@
         <w:fldChar w:fldCharType="end"/>
       </w:r>
       <w:r>
-        <w:t xml:space="preserve">. Triangulación: sensibilidad al cobre y </w:t>
-      </w:r>
-      <w:r>
-        <w:t>dominancia global por muestra (B, A, C).</w:t>
+        <w:t>. Triangulación: sensibilidad al cobre y dominancia global por muestra (B, A, C).</w:t>
       </w:r>
       <w:bookmarkEnd w:id="59"/>
     </w:p>
@@ -15833,11 +16156,11 @@
         <w:t>. La sens</w:t>
       </w:r>
       <w:r>
-        <w:t>ibilidad al VIX también difiere significativamente entre mercados, mien</w:t>
+        <w:t>ibilidad al VIX también difiere significativamente entre mercados, mientras que la del tipo de cambio resulta es</w:t>
       </w:r>
       <w:r>
         <w:lastRenderedPageBreak/>
-        <w:t xml:space="preserve">tras que la del tipo de cambio resulta estadísticamente equivalente (p = 0,069). Estos resultados </w:t>
+        <w:t xml:space="preserve">tadísticamente equivalente (p = 0,069). Estos resultados </w:t>
       </w:r>
       <w:r>
         <w:rPr>
@@ -15856,7 +16179,7 @@
       <w:pPr>
         <w:pStyle w:val="Ttulo2"/>
       </w:pPr>
-      <w:bookmarkStart w:id="60" w:name="_Toc231113319"/>
+      <w:bookmarkStart w:id="60" w:name="_Toc231116977"/>
       <w:r>
         <w:t>4.7 Diagnósticos y robustez</w:t>
       </w:r>
@@ -15928,14 +16251,14 @@
         <w:t>efecto promedio</w:t>
       </w:r>
       <w:r>
-        <w:t xml:space="preserve"> del sector, en torno al cual exi</w:t>
-      </w:r>
-      <w:r>
-        <w:t>ste dis</w:t>
+        <w:t xml:space="preserve"> </w:t>
       </w:r>
       <w:r>
         <w:lastRenderedPageBreak/>
-        <w:t>persión entre firmas; ello motiva, como extensión, un análisis a nivel de empresa con controles idiosincráticos. La validez de la prueba se verificó sobre paneles sintéticos de pendientes homogéneas (no rechaza) y heterogéneas (rechaza); no obstante, con el reducido número de empresas la magnitud exacta del estadístico debe leerse con cautela.</w:t>
+        <w:t>del sector, en torno al cual exi</w:t>
+      </w:r>
+      <w:r>
+        <w:t>ste dispersión entre firmas; ello motiva, como extensión, un análisis a nivel de empresa con controles idiosincráticos. La validez de la prueba se verificó sobre paneles sintéticos de pendientes homogéneas (no rechaza) y heterogéneas (rechaza); no obstante, con el reducido número de empresas la magnitud exacta del estadístico debe leerse con cautela.</w:t>
       </w:r>
     </w:p>
     <w:p>
@@ -16023,7 +16346,11 @@
         <w:t>efecto apalancamiento</w:t>
       </w:r>
       <w:r>
-        <w:t xml:space="preserve"> estadísticamente significativo (γ = 0,22; p = 0,023), preferido por el criterio BIC: las caídas del retorno elevan la volatilidad futura más que las alzas de igual magnitud, un patrón habitual en los mercados accionarios. La volatilidad condicional estimada (Figura) traza con claridad los episodios de tensión —la crisis de 2008 y la pandemia de 2020 destacan como picos—, il</w:t>
+        <w:t xml:space="preserve"> estadísticamente significativo (γ = 0,22; p = 0,023), preferido por el criterio BIC: las caídas del retorno elevan la volatilidad futura más que las alzas de igual magnitud, un patrón habitual en los mercados accionarios. La volatilidad condicional estimada (Figura) traza </w:t>
+      </w:r>
+      <w:r>
+        <w:lastRenderedPageBreak/>
+        <w:t>con claridad los episodios de tensión —la crisis de 2008 y la pandemia de 2020 destacan como picos—, il</w:t>
       </w:r>
       <w:r>
         <w:t>ustrando el agrupamiento de volatilidad.</w:t>
@@ -16038,9 +16365,8 @@
         <w:rPr>
           <w:noProof/>
         </w:rPr>
-        <w:lastRenderedPageBreak/>
         <w:drawing>
-          <wp:inline distT="0" distB="0" distL="0" distR="0" wp14:anchorId="69FDD23D" wp14:editId="4977672B">
+          <wp:inline distT="0" distB="0" distL="0" distR="0" wp14:anchorId="5E961ECA" wp14:editId="40281196">
             <wp:extent cx="5212080" cy="2460967"/>
             <wp:effectExtent l="0" t="0" r="0" b="0"/>
             <wp:docPr id="8" name="Picture 8"/>
@@ -16082,7 +16408,7 @@
         <w:spacing w:before="160" w:after="200"/>
         <w:jc w:val="center"/>
       </w:pPr>
-      <w:bookmarkStart w:id="61" w:name="_Toc231113366"/>
+      <w:bookmarkStart w:id="61" w:name="_Toc231117024"/>
       <w:r>
         <w:rPr>
           <w:i w:val="0"/>
@@ -16170,7 +16496,11 @@
         <w:t>precio del cobre (+0,29 σ)</w:t>
       </w:r>
       <w:r>
-        <w:t xml:space="preserve"> y, a mayor distancia, el tipo de cambio (−0,13 σ). Esta jerarquía —dos factores globales en la cúspide— constituye evidencia económica, y no solo estadística, a favor de la dominancia de los factores internacionales (H6).</w:t>
+        <w:t xml:space="preserve"> y, a mayor distancia, el tipo de cambio (−0,13 σ). Esta jerarquía —dos factores globales en la cúspide— constituye evidencia </w:t>
+      </w:r>
+      <w:r>
+        <w:lastRenderedPageBreak/>
+        <w:t>económica, y no solo estadística, a favor de la dominancia de los factores internacionales (H6).</w:t>
       </w:r>
     </w:p>
     <w:p>
@@ -16182,9 +16512,8 @@
         <w:rPr>
           <w:noProof/>
         </w:rPr>
-        <w:lastRenderedPageBreak/>
         <w:drawing>
-          <wp:inline distT="0" distB="0" distL="0" distR="0" wp14:anchorId="04BDC3E0" wp14:editId="7F102763">
+          <wp:inline distT="0" distB="0" distL="0" distR="0" wp14:anchorId="5C37780A" wp14:editId="5704FB96">
             <wp:extent cx="5212080" cy="2651805"/>
             <wp:effectExtent l="0" t="0" r="0" b="0"/>
             <wp:docPr id="9" name="Picture 9"/>
@@ -16226,7 +16555,7 @@
         <w:spacing w:before="160" w:after="200"/>
         <w:jc w:val="center"/>
       </w:pPr>
-      <w:bookmarkStart w:id="62" w:name="_Toc231113367"/>
+      <w:bookmarkStart w:id="62" w:name="_Toc231117025"/>
       <w:r>
         <w:rPr>
           <w:i w:val="0"/>
@@ -16252,10 +16581,7 @@
         <w:fldChar w:fldCharType="end"/>
       </w:r>
       <w:r>
-        <w:t xml:space="preserve">. Importancia económica de cada factor medida por su </w:t>
-      </w:r>
-      <w:r>
-        <w:t>coeficiente estandarizado (muestra B).</w:t>
+        <w:t>. Importancia económica de cada factor medida por su coeficiente estandarizado (muestra B).</w:t>
       </w:r>
       <w:bookmarkEnd w:id="62"/>
     </w:p>
@@ -16297,8 +16623,9 @@
         <w:rPr>
           <w:noProof/>
         </w:rPr>
+        <w:lastRenderedPageBreak/>
         <w:drawing>
-          <wp:inline distT="0" distB="0" distL="0" distR="0" wp14:anchorId="29C3F7F4" wp14:editId="5E0C1033">
+          <wp:inline distT="0" distB="0" distL="0" distR="0" wp14:anchorId="75348F2B" wp14:editId="7C65511D">
             <wp:extent cx="5212080" cy="2531582"/>
             <wp:effectExtent l="0" t="0" r="0" b="0"/>
             <wp:docPr id="10" name="Picture 10"/>
@@ -16340,7 +16667,7 @@
         <w:spacing w:before="160" w:after="200"/>
         <w:jc w:val="center"/>
       </w:pPr>
-      <w:bookmarkStart w:id="63" w:name="_Toc231113368"/>
+      <w:bookmarkStart w:id="63" w:name="_Toc231117026"/>
       <w:r>
         <w:rPr>
           <w:i w:val="0"/>
@@ -16374,86 +16701,86 @@
       <w:pPr>
         <w:pStyle w:val="Ttulo2"/>
       </w:pPr>
-      <w:bookmarkStart w:id="64" w:name="_Toc231113320"/>
+      <w:bookmarkStart w:id="64" w:name="_Toc231116978"/>
+      <w:r>
+        <w:t>4.8 Discusión integrada</w:t>
+      </w:r>
+      <w:bookmarkEnd w:id="64"/>
+    </w:p>
+    <w:p>
+      <w:r>
+        <w:t xml:space="preserve">Los resultados preliminares dibujan un cuadro coherente con la teoría: </w:t>
+      </w:r>
+      <w:r>
+        <w:rPr>
+          <w:b/>
+        </w:rPr>
+        <w:t>el precio del cobre es el principal determinante de los retornos del sector</w:t>
+      </w:r>
+      <w:r>
+        <w:t xml:space="preserve"> (H1), con un efecto positivo, significativo, </w:t>
+      </w:r>
+      <w:r>
+        <w:rPr>
+          <w:b/>
+        </w:rPr>
+        <w:t>estable entre fases del ciclo</w:t>
+      </w:r>
+      <w:r>
+        <w:t xml:space="preserve"> (§4.5) y robusto entre subperíodos (§4.7); </w:t>
+      </w:r>
+      <w:r>
+        <w:rPr>
+          <w:b/>
+        </w:rPr>
+        <w:t>los factores globales dominan a los locales</w:t>
+      </w:r>
+      <w:r>
+        <w:t xml:space="preserve"> en la explicación de la varianza (H6); y el </w:t>
+      </w:r>
+      <w:r>
+        <w:rPr>
+          <w:b/>
+        </w:rPr>
+        <w:t>tipo de cambio</w:t>
+      </w:r>
+      <w:r>
+        <w:t xml:space="preserve"> ejerce un efecto negativo significativo cuyo signo refleja la doble naturaleza —competitividad y riesgo— anticipada (H2). La comparación entre mercados, contrastada formalmente mediante interacciones, </w:t>
+      </w:r>
+      <w:r>
+        <w:rPr>
+          <w:b/>
+        </w:rPr>
+        <w:t>respalda H7</w:t>
+      </w:r>
+      <w:r>
+        <w:t>: l</w:t>
+      </w:r>
+      <w:r>
+        <w:t xml:space="preserve">a sensibilidad al cobre es significativamente mayor en el mercado internacional que en el chileno (§4.6). La </w:t>
+      </w:r>
+      <w:r>
+        <w:rPr>
+          <w:b/>
+        </w:rPr>
+        <w:t>relación de cointegración de largo plazo</w:t>
+      </w:r>
+      <w:r>
+        <w:t xml:space="preserve"> (H5) </w:t>
+      </w:r>
+      <w:r>
+        <w:rPr>
+          <w:b/>
+        </w:rPr>
+        <w:t>se confirma una vez que se admite un quiebre estructural</w:t>
+      </w:r>
+      <w:r>
+        <w:t xml:space="preserve"> en 2008 (Gregory-Hansen), lo que reconcilia la evidencia inicialmente mixta. La fuerte dependencia de sección cruzada detectada (§4.7) confirma, además, la pertinencia del tratamiento econométrico adoptado.</w:t>
+      </w:r>
+    </w:p>
+    <w:p>
       <w:r>
         <w:lastRenderedPageBreak/>
-        <w:t>4.8 Discusión integrada</w:t>
-      </w:r>
-      <w:bookmarkEnd w:id="64"/>
-    </w:p>
-    <w:p>
-      <w:r>
-        <w:t xml:space="preserve">Los resultados preliminares dibujan un cuadro coherente con la teoría: </w:t>
-      </w:r>
-      <w:r>
-        <w:rPr>
-          <w:b/>
-        </w:rPr>
-        <w:t>el precio del cobre es el principal determinante de los retornos del sector</w:t>
-      </w:r>
-      <w:r>
-        <w:t xml:space="preserve"> (H1), con un efecto positivo, significativo, </w:t>
-      </w:r>
-      <w:r>
-        <w:rPr>
-          <w:b/>
-        </w:rPr>
-        <w:t>estable entre fases del ciclo</w:t>
-      </w:r>
-      <w:r>
-        <w:t xml:space="preserve"> (§4.5) y robusto entre subperíodos (§4.7); </w:t>
-      </w:r>
-      <w:r>
-        <w:rPr>
-          <w:b/>
-        </w:rPr>
-        <w:t>los factores globales dominan a los locales</w:t>
-      </w:r>
-      <w:r>
-        <w:t xml:space="preserve"> en la explicación de la varianza (H6); y el </w:t>
-      </w:r>
-      <w:r>
-        <w:rPr>
-          <w:b/>
-        </w:rPr>
-        <w:t>tipo de cambio</w:t>
-      </w:r>
-      <w:r>
-        <w:t xml:space="preserve"> ejerce un efecto negativo significativo cuyo signo refleja la doble naturaleza —competitividad y riesgo— anticipada (H2). La comparación entre mercados, contrastada formalmente mediante interacciones, </w:t>
-      </w:r>
-      <w:r>
-        <w:rPr>
-          <w:b/>
-        </w:rPr>
-        <w:t>respalda H7</w:t>
-      </w:r>
-      <w:r>
-        <w:t>: l</w:t>
-      </w:r>
-      <w:r>
-        <w:t xml:space="preserve">a sensibilidad al cobre es significativamente mayor en el mercado internacional que en el chileno (§4.6). La </w:t>
-      </w:r>
-      <w:r>
-        <w:rPr>
-          <w:b/>
-        </w:rPr>
-        <w:t>relación de cointegración de largo plazo</w:t>
-      </w:r>
-      <w:r>
-        <w:t xml:space="preserve"> (H5) </w:t>
-      </w:r>
-      <w:r>
-        <w:rPr>
-          <w:b/>
-        </w:rPr>
-        <w:t>se confirma una vez que se admite un quiebre estructural</w:t>
-      </w:r>
-      <w:r>
-        <w:t xml:space="preserve"> en 2008 (Gregory-Hansen), lo que reconcilia la evidencia inicialmente mixta. La fuerte dependencia de sección cruzada detectada (§4.7) confirma, además, la pertinencia del tratamiento econométrico adoptado.</w:t>
-      </w:r>
-    </w:p>
-    <w:p>
-      <w:r>
         <w:t xml:space="preserve">Estas lecturas son </w:t>
       </w:r>
       <w:r>
@@ -16518,7 +16845,7 @@
       <w:pPr>
         <w:pStyle w:val="Ttulo2"/>
       </w:pPr>
-      <w:bookmarkStart w:id="65" w:name="_Toc231113321"/>
+      <w:bookmarkStart w:id="65" w:name="_Toc231116979"/>
       <w:r>
         <w:t>4.9 Síntesis del contraste de hipótesis</w:t>
       </w:r>
@@ -16535,90 +16862,80 @@
         <w:t>hipótesis H1</w:t>
       </w:r>
       <w:r>
-        <w:t xml:space="preserve">, que postula un efecto positivo del precio del cobre </w:t>
-      </w:r>
+        <w:t>, que postula un efecto positivo del precio del cobre sobre los retornos, se ve sólidamente respaldada: el coeficiente es positivo, de magnitud económica relevante, significativo al 1% y, además, robusto tanto a la corrección por pruebas múltiples como a la partición en subperíodos. Es, sin ambigüedad, el determinante central del valor del sector.</w:t>
+      </w:r>
+    </w:p>
+    <w:p>
+      <w:r>
+        <w:t xml:space="preserve">La </w:t>
+      </w:r>
+      <w:r>
+        <w:rPr>
+          <w:b/>
+        </w:rPr>
+        <w:t>hipótesis H2</w:t>
+      </w:r>
+      <w:r>
+        <w:t xml:space="preserve"> sobre el efecto del tipo de cambio se confirma con signo negativo: la depreciación del peso se asocia a menores retornos, un resultado que captura simultáneamente el canal de competitividad y el de riesgo, y que es coherente con la naturaleza de empresas que valoran sus flujos en dólares. La </w:t>
+      </w:r>
+      <w:r>
+        <w:rPr>
+          <w:b/>
+        </w:rPr>
+        <w:t>hipótesis H3</w:t>
+      </w:r>
+      <w:r>
+        <w:t xml:space="preserve"> relativa a las tasas de interés no encuentra respaldo en la especificación base, donde ni la tasa local ni la externa resultan significativas; este resultado, antes que una anomalía, refleja la</w:t>
+      </w:r>
+      <w:r>
+        <w:t xml:space="preserve"> preeminencia de los factores de commodity y de riesgo global sobre el canal de descuento para este sector específico.</w:t>
+      </w:r>
+    </w:p>
+    <w:p>
       <w:r>
         <w:lastRenderedPageBreak/>
-        <w:t>sobre los retornos, se ve sólidamente respaldada: el coeficiente es positivo, de magnitud económica relevante, significativo al 1% y, además, robusto tanto a la corrección por pruebas múltiples como a la partición en subperíodos. Es, sin ambigüedad, el determinante central del valor del sector.</w:t>
-      </w:r>
-    </w:p>
-    <w:p>
-      <w:r>
         <w:t xml:space="preserve">La </w:t>
       </w:r>
       <w:r>
         <w:rPr>
           <w:b/>
         </w:rPr>
-        <w:t>hipótesis H2</w:t>
-      </w:r>
-      <w:r>
-        <w:t xml:space="preserve"> sobre el efecto del tipo de cambio se confirma con signo negativo: la depreciación del peso se asocia a menores retornos, un resultado que captura simultáneamente el canal de competitividad y el de riesgo, y que es coherente con la naturaleza de empresas que valoran sus flujos en dólares. La </w:t>
+        <w:t>hipótesis H4</w:t>
+      </w:r>
+      <w:r>
+        <w:t xml:space="preserve"> sobre el riesgo global se confirma: el VIX presenta un efecto negativo y significativo y, medido en desviaciones estándar, constituye el factor de mayor impacto económico sobre el retorno. La </w:t>
       </w:r>
       <w:r>
         <w:rPr>
           <w:b/>
         </w:rPr>
-        <w:t>hipótesis H3</w:t>
-      </w:r>
-      <w:r>
-        <w:t xml:space="preserve"> relativa a las tasas de interés no encuentra respaldo en la especificación base, donde ni la tasa local ni la externa resultan significativas; este resultado, antes que una anomalía, refleja la</w:t>
-      </w:r>
-      <w:r>
-        <w:t xml:space="preserve"> preeminencia de los factores de commodity y de riesgo global sobre el canal de descuento para este sector específico.</w:t>
-      </w:r>
-    </w:p>
-    <w:p>
-      <w:r>
-        <w:t xml:space="preserve">La </w:t>
+        <w:t>hipótesis H5</w:t>
+      </w:r>
+      <w:r>
+        <w:t xml:space="preserve"> de cointegración de largo plazo, inicialmente ambigua, se confirma una vez que se admite un quiebre estructural en 2008: la relación de equilibrio entre el valor del sector y el cobre existe, pero se reconfiguró con la crisis financiera global. La </w:t>
       </w:r>
       <w:r>
         <w:rPr>
           <w:b/>
         </w:rPr>
-        <w:t>hipótesis H4</w:t>
-      </w:r>
-      <w:r>
-        <w:t xml:space="preserve"> sobre el riesgo global se confirma: el VIX presenta un efecto negativo y significativo y, medido en desviaciones estándar, constituye el factor de mayor impacto económico sobre el retorno. La </w:t>
+        <w:t>hipótesis H6</w:t>
+      </w:r>
+      <w:r>
+        <w:t xml:space="preserve"> de dominancia de los factores globales recibe doble respaldo, tanto por la descomposición de varianza —donde los shocks globales explican una fracción muy superior a los locales— como por la jerarquía de los coeficientes estandarizados.</w:t>
+      </w:r>
+    </w:p>
+    <w:p>
+      <w:r>
+        <w:t xml:space="preserve">Finalmente, la </w:t>
       </w:r>
       <w:r>
         <w:rPr>
           <w:b/>
         </w:rPr>
-        <w:t>hipótesis H5</w:t>
-      </w:r>
-      <w:r>
-        <w:t xml:space="preserve"> de cointegración de largo plazo, inicialmente ambigua, se confirma una vez que se admite un quiebre estructural en 2008: la relación de equilibrio entre el valor del sector y el cobre existe, pero se reconfiguró con la crisis financiera global. La </w:t>
-      </w:r>
-      <w:r>
-        <w:rPr>
-          <w:b/>
-        </w:rPr>
-        <w:t>hipótesis H6</w:t>
-      </w:r>
-      <w:r>
-        <w:t xml:space="preserve"> de dominancia de los factores glo</w:t>
-      </w:r>
-      <w:r>
-        <w:t>bales recibe doble respaldo, tanto por la descomposición de varianza —donde los shocks globales explican una fracción muy superior a los locales— como por la jerarquía de los coeficientes estandarizados.</w:t>
-      </w:r>
-    </w:p>
-    <w:p>
-      <w:r>
-        <w:t xml:space="preserve">Finalmente, la </w:t>
-      </w:r>
-      <w:r>
-        <w:rPr>
-          <w:b/>
-        </w:rPr>
         <w:t>hipótesis H7</w:t>
       </w:r>
       <w:r>
-        <w:t xml:space="preserve">, eje distintivo de esta investigación, se respalda mediante la prueba formal de igualdad de coeficientes entre mercados: la sensibilidad de los retornos al precio del cobre es significativamente mayor en el mercado bursátil internacional que en el chileno. En conjunto, seis de las siete hipótesis encuentran respaldo empírico, configurando un cuadro </w:t>
-      </w:r>
-      <w:r>
-        <w:lastRenderedPageBreak/>
-        <w:t>coherente y teóricamente fundamentado sobre la transmisión del impacto macroeconómico al sector del cobre, con la comparación entre mercados como su</w:t>
+        <w:t>, eje distintivo de esta investigación, se respalda mediante la prueba formal de igualdad de coeficientes entre mercados: la sensibilidad de los retornos al precio del cobre es significativamente mayor en el mercado bursátil internacional que en el chileno. En conjunto, seis de las siete hipótesis encuentran respaldo empírico, configurando un cuadro coherente y teóricamente fundamentado sobre la transmisión del impacto macroeconómico al sector del cobre, con la comparación entre mercados como su</w:t>
       </w:r>
       <w:r>
         <w:t xml:space="preserve"> aporte más original.</w:t>
@@ -16633,7 +16950,7 @@
       <w:pPr>
         <w:pStyle w:val="Ttulo1"/>
       </w:pPr>
-      <w:bookmarkStart w:id="66" w:name="_Toc231113322"/>
+      <w:bookmarkStart w:id="66" w:name="_Toc231116980"/>
       <w:r>
         <w:lastRenderedPageBreak/>
         <w:t>Capítulo 5 — Conclusiones</w:t>
@@ -16644,7 +16961,7 @@
       <w:pPr>
         <w:pStyle w:val="Ttulo2"/>
       </w:pPr>
-      <w:bookmarkStart w:id="67" w:name="_Toc231113323"/>
+      <w:bookmarkStart w:id="67" w:name="_Toc231116981"/>
       <w:r>
         <w:t>5.1 Síntesis de los hallazgos</w:t>
       </w:r>
@@ -16723,7 +17040,11 @@
         <w:t>efecto apalancamiento</w:t>
       </w:r>
       <w:r>
-        <w:t xml:space="preserve"> —las caídas elevan la volatilidad más que las alzas—. Finalmente, una extensión predictiva muestra que, si bien los factores macroeconómicos </w:t>
+        <w:t xml:space="preserve"> —las caídas elevan la volatilidad más que las alzas—. Finalmente, una extensión predictiva </w:t>
+      </w:r>
+      <w:r>
+        <w:lastRenderedPageBreak/>
+        <w:t xml:space="preserve">muestra que, si bien los factores macroeconómicos </w:t>
       </w:r>
       <w:r>
         <w:rPr>
@@ -16741,18 +17062,14 @@
         <w:t>anticipan</w:t>
       </w:r>
       <w:r>
-        <w:t xml:space="preserve"> a un mes, re</w:t>
-      </w:r>
-      <w:r>
-        <w:lastRenderedPageBreak/>
-        <w:t>sultado coherente con la hipótesis de eficiencia de mercado en su forma débil y que respalda el enfoque explicativo —y no predictivo— adoptado.</w:t>
+        <w:t xml:space="preserve"> a un mes, resultado coherente con la hipótesis de eficiencia de mercado en su forma débil y que respalda el enfoque explicativo —y no predictivo— adoptado.</w:t>
       </w:r>
     </w:p>
     <w:p>
       <w:pPr>
         <w:pStyle w:val="Ttulo2"/>
       </w:pPr>
-      <w:bookmarkStart w:id="68" w:name="_Toc231113324"/>
+      <w:bookmarkStart w:id="68" w:name="_Toc231116982"/>
       <w:r>
         <w:t>5.2 Implicancias</w:t>
       </w:r>
@@ -16813,21 +17130,18 @@
         <w:rPr>
           <w:b/>
         </w:rPr>
+        <w:lastRenderedPageBreak/>
         <w:t>Para la literatura académica:</w:t>
       </w:r>
       <w:r>
-        <w:t xml:space="preserve"> el estudio aporta un caso empírico —el principal productor mundial de cobre— a la intersección entre la literatura de factores macroeconómicos y retornos, la de transmisión de precios de commodities a la valoración de empresas, y la de </w:t>
-      </w:r>
-      <w:r>
-        <w:lastRenderedPageBreak/>
-        <w:t>segmentación e integración de mercados, ofreciendo evidencia de que un mismo riesgo subyacente puede precarse de manera diferenciada según la profundidad del mercado en que se transa.</w:t>
+        <w:t xml:space="preserve"> el estudio aporta un caso empírico —el principal productor mundial de cobre— a la intersección entre la literatura de factores macroeconómicos y retornos, la de transmisión de precios de commodities a la valoración de empresas, y la de segmentación e integración de mercados, ofreciendo evidencia de que un mismo riesgo subyacente puede precarse de manera diferenciada según la profundidad del mercado en que se transa.</w:t>
       </w:r>
     </w:p>
     <w:p>
       <w:pPr>
         <w:pStyle w:val="Ttulo2"/>
       </w:pPr>
-      <w:bookmarkStart w:id="69" w:name="_Toc231113325"/>
+      <w:bookmarkStart w:id="69" w:name="_Toc231116983"/>
       <w:r>
         <w:t>5.3 Limitaciones</w:t>
       </w:r>
@@ -16863,8 +17177,9 @@
       <w:pPr>
         <w:pStyle w:val="Ttulo2"/>
       </w:pPr>
-      <w:bookmarkStart w:id="70" w:name="_Toc231113326"/>
-      <w:r>
+      <w:bookmarkStart w:id="70" w:name="_Toc231116984"/>
+      <w:r>
+        <w:lastRenderedPageBreak/>
         <w:t>5.4 Líneas futuras de investigación</w:t>
       </w:r>
       <w:bookmarkEnd w:id="70"/>
@@ -16874,18 +17189,14 @@
         <w:t xml:space="preserve">Se proponen como extensiones: (i) la incorporación del EMBI y de los controles a nivel de empresa para consolidar las magnitudes; (ii) la estimación de la asimetría de régimen mediante modelos de cambio de Markov, complementaria al fechado por puntos de giro empleado aquí; (iii) el análisis a frecuencia diaria o semanal para capturar la dinámica de corto plazo y la microestructura; (iv) la ampliación del análisis de segmentación con medidas formales de integración de mercados variable en el tiempo (Bekaert </w:t>
       </w:r>
       <w:r>
-        <w:t xml:space="preserve">y Harvey, 1995); y (v) la identificación de </w:t>
-      </w:r>
-      <w:r>
-        <w:lastRenderedPageBreak/>
-        <w:t>la naturaleza de los shocks del cobre —demanda versus oferta— siguiendo a Pedersen (2015), que la evidencia sugiere relevante para la magnitud y el signo de la respuesta.</w:t>
+        <w:t>y Harvey, 1995); y (v) la identificación de la naturaleza de los shocks del cobre —demanda versus oferta— siguiendo a Pedersen (2015), que la evidencia sugiere relevante para la magnitud y el signo de la respuesta.</w:t>
       </w:r>
     </w:p>
     <w:p>
       <w:pPr>
         <w:pStyle w:val="Ttulo2"/>
       </w:pPr>
-      <w:bookmarkStart w:id="71" w:name="_Toc231113327"/>
+      <w:bookmarkStart w:id="71" w:name="_Toc231116985"/>
       <w:r>
         <w:t>5.5 Reflexión final</w:t>
       </w:r>
@@ -16893,16 +17204,20 @@
     </w:p>
     <w:p>
       <w:r>
-        <w:t xml:space="preserve">En conjunto, esta </w:t>
-      </w:r>
-      <w:r>
-        <w:t xml:space="preserve">investigación muestra que el sector del cobre con exposición a Chile constituye un laboratorio especialmente fértil para estudiar la transmisión de las condiciones macroeconómicas a la valoración de los activos. El precio del cobre emerge como el eje articulador de los retornos, en torno al cual gravitan el riesgo global y el tipo de cambio, mientras que los factores estrictamente domésticos juegan un papel secundario. La originalidad del enfoque no reside en ninguno de estos hallazgos por separado —varios </w:t>
-      </w:r>
-      <w:r>
-        <w:t xml:space="preserve">son consistentes con la teoría y con la evidencia internacional— sino en su integración para un mismo conjunto de empresas y, sobre todo, en la comparación explícita entre el mercado bursátil internacional y el chileno. Esa comparación revela que un mismo riesgo subyacente no se precia de manera idéntica en mercados de distinta profundidad, abriendo una agenda de investigación que conecta la economía del cobre con la microestructura y la eficiencia de los mercados de capitales emergentes. La combinación de </w:t>
-      </w:r>
-      <w:r>
-        <w:t>rigor econométrico, reproducibilidad y una pregunta de investigación claramente delimitada aspira a que este trabajo sea un punto de partida útil, antes que un punto final, para el estudio de la valoración bursátil del cobre en Chile.</w:t>
+        <w:t xml:space="preserve">En conjunto, esta investigación muestra que el sector del cobre con exposición a Chile constituye un </w:t>
+      </w:r>
+      <w:r>
+        <w:t>laboratorio especialmente fértil para estudiar la transmisión de las condiciones macroeconómicas a la valoración de los activos. El precio del cobre emerge como el eje articulador de los retornos, en torno al cual gravitan el riesgo global y el tipo de cambio, mientras que los factores estrictamente domésticos juegan un papel secundario. La originalidad del enfoque no reside en ninguno de estos hallazgos por separado —varios son consistentes con la teoría y con la evidencia internacional— sino en su integra</w:t>
+      </w:r>
+      <w:r>
+        <w:t xml:space="preserve">ción para un mismo conjunto de empresas y, sobre todo, en la comparación explícita entre el mercado bursátil internacional y el chileno. Esa comparación revela que un mismo riesgo subyacente no se precia de manera idéntica en mercados de distinta profundidad, abriendo una agenda de investigación que conecta la economía del cobre con la </w:t>
+      </w:r>
+      <w:r>
+        <w:lastRenderedPageBreak/>
+        <w:t>microestructura y la eficiencia de los mercados de capitales emergentes. La combinación de rigor econométrico, reproducibilidad y una pregunta de investigación claramente del</w:t>
+      </w:r>
+      <w:r>
+        <w:t>imitada aspira a que este trabajo sea un punto de partida útil, antes que un punto final, para el estudio de la valoración bursátil del cobre en Chile.</w:t>
       </w:r>
     </w:p>
     <w:p>
@@ -16914,7 +17229,7 @@
       <w:pPr>
         <w:pStyle w:val="Ttulo1"/>
       </w:pPr>
-      <w:bookmarkStart w:id="72" w:name="_Toc231113328"/>
+      <w:bookmarkStart w:id="72" w:name="_Toc231116986"/>
       <w:r>
         <w:lastRenderedPageBreak/>
         <w:t>Referencias</w:t>
@@ -17601,7 +17916,7 @@
       <w:pPr>
         <w:pStyle w:val="Ttulo1"/>
       </w:pPr>
-      <w:bookmarkStart w:id="73" w:name="_Toc231113329"/>
+      <w:bookmarkStart w:id="73" w:name="_Toc231116987"/>
       <w:r>
         <w:lastRenderedPageBreak/>
         <w:t>Anexos</w:t>
@@ -17612,7 +17927,7 @@
       <w:pPr>
         <w:pStyle w:val="Ttulo2"/>
       </w:pPr>
-      <w:bookmarkStart w:id="74" w:name="_Toc231113330"/>
+      <w:bookmarkStart w:id="74" w:name="_Toc231116988"/>
       <w:r>
         <w:t>Anexo A. Estadística descriptiva</w:t>
       </w:r>
@@ -17624,7 +17939,7 @@
         <w:spacing w:before="40" w:after="40"/>
         <w:jc w:val="center"/>
       </w:pPr>
-      <w:bookmarkStart w:id="75" w:name="_Toc231113348"/>
+      <w:bookmarkStart w:id="75" w:name="_Toc231117006"/>
       <w:r>
         <w:rPr>
           <w:i w:val="0"/>
@@ -19820,7 +20135,7 @@
       <w:pPr>
         <w:pStyle w:val="Ttulo2"/>
       </w:pPr>
-      <w:bookmarkStart w:id="76" w:name="_Toc231113331"/>
+      <w:bookmarkStart w:id="76" w:name="_Toc231116989"/>
       <w:r>
         <w:t>Anexo B. Matriz de correlación de los factores</w:t>
       </w:r>
@@ -19832,7 +20147,7 @@
         <w:spacing w:before="40" w:after="40"/>
         <w:jc w:val="center"/>
       </w:pPr>
-      <w:bookmarkStart w:id="77" w:name="_Toc231113349"/>
+      <w:bookmarkStart w:id="77" w:name="_Toc231117007"/>
       <w:r>
         <w:rPr>
           <w:i w:val="0"/>
@@ -19874,7 +20189,7 @@
         <w:gridCol w:w="1014"/>
         <w:gridCol w:w="1014"/>
         <w:gridCol w:w="1014"/>
-        <w:gridCol w:w="1014"/>
+        <w:gridCol w:w="1035"/>
       </w:tblGrid>
       <w:tr>
         <w:trPr>
@@ -20997,14 +21312,8 @@
               <w:rPr>
                 <w:sz w:val="20"/>
               </w:rPr>
-              <w:t>Δ Treas</w:t>
-            </w:r>
-            <w:r>
-              <w:rPr>
-                <w:sz w:val="20"/>
-              </w:rPr>
               <w:lastRenderedPageBreak/>
-              <w:t>ury 10Y</w:t>
+              <w:t>Δ Treasury 10Y</w:t>
             </w:r>
           </w:p>
         </w:tc>
@@ -21027,7 +21336,6 @@
               <w:rPr>
                 <w:sz w:val="20"/>
               </w:rPr>
-              <w:lastRenderedPageBreak/>
               <w:t>0.1167</w:t>
             </w:r>
           </w:p>
@@ -21867,7 +22175,7 @@
       <w:pPr>
         <w:pStyle w:val="Ttulo2"/>
       </w:pPr>
-      <w:bookmarkStart w:id="78" w:name="_Toc231113332"/>
+      <w:bookmarkStart w:id="78" w:name="_Toc231116990"/>
       <w:r>
         <w:t xml:space="preserve">Anexo C. Pruebas de raíz unitaria y </w:t>
       </w:r>
@@ -21882,7 +22190,7 @@
         <w:spacing w:before="40" w:after="40"/>
         <w:jc w:val="center"/>
       </w:pPr>
-      <w:bookmarkStart w:id="79" w:name="_Toc231113350"/>
+      <w:bookmarkStart w:id="79" w:name="_Toc231117008"/>
       <w:r>
         <w:rPr>
           <w:i w:val="0"/>
@@ -22716,7 +23024,7 @@
       <w:pPr>
         <w:pStyle w:val="Ttulo2"/>
       </w:pPr>
-      <w:bookmarkStart w:id="80" w:name="_Toc231113333"/>
+      <w:bookmarkStart w:id="80" w:name="_Toc231116991"/>
       <w:r>
         <w:t>Anexo D. Resultados completos del modelo de panel</w:t>
       </w:r>
@@ -22726,7 +23034,7 @@
       <w:pPr>
         <w:pStyle w:val="Ttulo3"/>
       </w:pPr>
-      <w:bookmarkStart w:id="81" w:name="_Toc231113334"/>
+      <w:bookmarkStart w:id="81" w:name="_Toc231116992"/>
       <w:r>
         <w:t>D.1 Muestra B — cobre, mercado internacional</w:t>
       </w:r>
@@ -22738,7 +23046,7 @@
         <w:spacing w:before="40" w:after="40"/>
         <w:jc w:val="center"/>
       </w:pPr>
-      <w:bookmarkStart w:id="82" w:name="_Toc231113351"/>
+      <w:bookmarkStart w:id="82" w:name="_Toc231117009"/>
       <w:r>
         <w:rPr>
           <w:i w:val="0"/>
@@ -23186,6 +23494,7 @@
               <w:rPr>
                 <w:sz w:val="20"/>
               </w:rPr>
+              <w:lastRenderedPageBreak/>
               <w:t>Δ VIX</w:t>
             </w:r>
           </w:p>
@@ -23306,7 +23615,6 @@
               <w:rPr>
                 <w:sz w:val="20"/>
               </w:rPr>
-              <w:lastRenderedPageBreak/>
               <w:t xml:space="preserve">Δ Fed </w:t>
             </w:r>
             <w:r>
@@ -23920,7 +24228,7 @@
       <w:pPr>
         <w:pStyle w:val="Ttulo3"/>
       </w:pPr>
-      <w:bookmarkStart w:id="83" w:name="_Toc231113335"/>
+      <w:bookmarkStart w:id="83" w:name="_Toc231116993"/>
       <w:r>
         <w:t xml:space="preserve">D.2 </w:t>
       </w:r>
@@ -23935,7 +24243,7 @@
         <w:spacing w:before="40" w:after="40"/>
         <w:jc w:val="center"/>
       </w:pPr>
-      <w:bookmarkStart w:id="84" w:name="_Toc231113352"/>
+      <w:bookmarkStart w:id="84" w:name="_Toc231117010"/>
       <w:r>
         <w:rPr>
           <w:i w:val="0"/>
@@ -25110,7 +25418,7 @@
       <w:pPr>
         <w:pStyle w:val="Ttulo3"/>
       </w:pPr>
-      <w:bookmarkStart w:id="85" w:name="_Toc231113336"/>
+      <w:bookmarkStart w:id="85" w:name="_Toc231116994"/>
       <w:r>
         <w:t xml:space="preserve">D.3 Muestra C — </w:t>
       </w:r>
@@ -25125,7 +25433,7 @@
         <w:spacing w:before="40" w:after="40"/>
         <w:jc w:val="center"/>
       </w:pPr>
-      <w:bookmarkStart w:id="86" w:name="_Toc231113353"/>
+      <w:bookmarkStart w:id="86" w:name="_Toc231117011"/>
       <w:r>
         <w:rPr>
           <w:i w:val="0"/>
@@ -25813,6 +26121,7 @@
               <w:rPr>
                 <w:sz w:val="20"/>
               </w:rPr>
+              <w:lastRenderedPageBreak/>
               <w:t>Δ Treasury 10Y</w:t>
             </w:r>
           </w:p>
@@ -25933,7 +26242,6 @@
               <w:rPr>
                 <w:sz w:val="20"/>
               </w:rPr>
-              <w:lastRenderedPageBreak/>
               <w:t>Δ TC CLP</w:t>
             </w:r>
           </w:p>
@@ -26301,7 +26609,7 @@
       <w:pPr>
         <w:pStyle w:val="Ttulo2"/>
       </w:pPr>
-      <w:bookmarkStart w:id="87" w:name="_Toc231113337"/>
+      <w:bookmarkStart w:id="87" w:name="_Toc231116995"/>
       <w:r>
         <w:t xml:space="preserve">Anexo E. Cointegración (test de </w:t>
       </w:r>
@@ -26316,7 +26624,7 @@
         <w:spacing w:before="40" w:after="40"/>
         <w:jc w:val="center"/>
       </w:pPr>
-      <w:bookmarkStart w:id="88" w:name="_Toc231113354"/>
+      <w:bookmarkStart w:id="88" w:name="_Toc231117012"/>
       <w:r>
         <w:rPr>
           <w:i w:val="0"/>
@@ -26987,7 +27295,7 @@
       <w:pPr>
         <w:pStyle w:val="Ttulo2"/>
       </w:pPr>
-      <w:bookmarkStart w:id="89" w:name="_Toc231113338"/>
+      <w:bookmarkStart w:id="89" w:name="_Toc231116996"/>
       <w:r>
         <w:t xml:space="preserve">Anexo F. </w:t>
       </w:r>
@@ -27002,7 +27310,7 @@
         <w:spacing w:before="40" w:after="40"/>
         <w:jc w:val="center"/>
       </w:pPr>
-      <w:bookmarkStart w:id="90" w:name="_Toc231113355"/>
+      <w:bookmarkStart w:id="90" w:name="_Toc231117013"/>
       <w:r>
         <w:rPr>
           <w:i w:val="0"/>
@@ -27816,7 +28124,7 @@
       <w:pPr>
         <w:pStyle w:val="Ttulo2"/>
       </w:pPr>
-      <w:bookmarkStart w:id="91" w:name="_Toc231113339"/>
+      <w:bookmarkStart w:id="91" w:name="_Toc231116997"/>
       <w:r>
         <w:t>Anexo G. Fuentes de datos</w:t>
       </w:r>
@@ -27828,7 +28136,7 @@
         <w:spacing w:before="40" w:after="40"/>
         <w:jc w:val="center"/>
       </w:pPr>
-      <w:bookmarkStart w:id="92" w:name="_Toc231113356"/>
+      <w:bookmarkStart w:id="92" w:name="_Toc231117014"/>
       <w:r>
         <w:rPr>
           <w:i w:val="0"/>
@@ -28104,6 +28412,7 @@
               <w:rPr>
                 <w:sz w:val="20"/>
               </w:rPr>
+              <w:lastRenderedPageBreak/>
               <w:t>VIX</w:t>
             </w:r>
           </w:p>
@@ -28298,7 +28607,6 @@
               <w:rPr>
                 <w:sz w:val="20"/>
               </w:rPr>
-              <w:lastRenderedPageBreak/>
               <w:t>Treasury 10Y</w:t>
             </w:r>
           </w:p>
@@ -28977,7 +29285,7 @@
       <w:pPr>
         <w:pStyle w:val="Ttulo2"/>
       </w:pPr>
-      <w:bookmarkStart w:id="93" w:name="_Toc231113340"/>
+      <w:bookmarkStart w:id="93" w:name="_Toc231116998"/>
       <w:r>
         <w:t>Anexo H. Disponibilidad del código</w:t>
       </w:r>
@@ -29015,7 +29323,7 @@
       <w:pPr>
         <w:pStyle w:val="Ttulo2"/>
       </w:pPr>
-      <w:bookmarkStart w:id="94" w:name="_Toc231113341"/>
+      <w:bookmarkStart w:id="94" w:name="_Toc231116999"/>
       <w:r>
         <w:t>Anexo J. Síntesis de pruebas de diagnóstico y robustez</w:t>
       </w:r>
@@ -29035,7 +29343,7 @@
         <w:spacing w:before="40" w:after="40"/>
         <w:jc w:val="center"/>
       </w:pPr>
-      <w:bookmarkStart w:id="95" w:name="_Toc231113357"/>
+      <w:bookmarkStart w:id="95" w:name="_Toc231117015"/>
       <w:r>
         <w:rPr>
           <w:i w:val="0"/>
@@ -29333,6 +29641,7 @@
               <w:rPr>
                 <w:sz w:val="20"/>
               </w:rPr>
+              <w:lastRenderedPageBreak/>
               <w:t>Homogeneidad de pendientes (Pesaran-Yamagata)</w:t>
             </w:r>
           </w:p>
@@ -29413,14 +29722,7 @@
               <w:rPr>
                 <w:sz w:val="20"/>
               </w:rPr>
-              <w:t>(Zivot-</w:t>
-            </w:r>
-            <w:r>
-              <w:rPr>
-                <w:sz w:val="20"/>
-              </w:rPr>
-              <w:lastRenderedPageBreak/>
-              <w:t>Andrews)</w:t>
+              <w:t>(Zivot-Andrews)</w:t>
             </w:r>
           </w:p>
         </w:tc>
@@ -29443,7 +29745,6 @@
               <w:rPr>
                 <w:sz w:val="20"/>
               </w:rPr>
-              <w:lastRenderedPageBreak/>
               <w:t>TC nivel p = 0.9504</w:t>
             </w:r>
           </w:p>
@@ -30169,7 +30470,7 @@
       <w:pPr>
         <w:pStyle w:val="Ttulo2"/>
       </w:pPr>
-      <w:bookmarkStart w:id="96" w:name="_Toc231113342"/>
+      <w:bookmarkStart w:id="96" w:name="_Toc231117000"/>
       <w:r>
         <w:t>Anexo I. Extensión predictiva: ¿explican o anticipan?</w:t>
       </w:r>
@@ -30195,7 +30496,7 @@
         <w:spacing w:before="40" w:after="40"/>
         <w:jc w:val="center"/>
       </w:pPr>
-      <w:bookmarkStart w:id="97" w:name="_Toc231113358"/>
+      <w:bookmarkStart w:id="97" w:name="_Toc231117016"/>
       <w:r>
         <w:rPr>
           <w:i w:val="0"/>
@@ -30523,6 +30824,7 @@
               <w:rPr>
                 <w:sz w:val="20"/>
               </w:rPr>
+              <w:lastRenderedPageBreak/>
               <w:t>AR(1)</w:t>
             </w:r>
           </w:p>
@@ -30886,7 +31188,6 @@
               <w:rPr>
                 <w:sz w:val="20"/>
               </w:rPr>
-              <w:lastRenderedPageBreak/>
               <w:t>Gradient Boosting</w:t>
             </w:r>
           </w:p>
@@ -31012,7 +31313,7 @@
           <w:noProof/>
         </w:rPr>
         <w:drawing>
-          <wp:inline distT="0" distB="0" distL="0" distR="0" wp14:anchorId="0FD65616" wp14:editId="2CB15080">
+          <wp:inline distT="0" distB="0" distL="0" distR="0" wp14:anchorId="55E5C656" wp14:editId="6AF6B45F">
             <wp:extent cx="5212080" cy="2524564"/>
             <wp:effectExtent l="0" t="0" r="0" b="0"/>
             <wp:docPr id="11" name="Picture 11"/>
@@ -31054,7 +31355,7 @@
         <w:spacing w:before="160" w:after="200"/>
         <w:jc w:val="center"/>
       </w:pPr>
-      <w:bookmarkStart w:id="98" w:name="_Toc231113369"/>
+      <w:bookmarkStart w:id="98" w:name="_Toc231117027"/>
       <w:r>
         <w:rPr>
           <w:i w:val="0"/>
@@ -31136,7 +31437,11 @@
         <w:t>precio del cobre</w:t>
       </w:r>
       <w:r>
-        <w:t xml:space="preserve"> se rechaza el paseo aleatorio (VR(2) = 1.39; z = 2.99), evidencia de </w:t>
+        <w:t xml:space="preserve"> se rechaza el paseo aleatorio (VR(2) = 1.39; z = 2.99), ev</w:t>
+      </w:r>
+      <w:r>
+        <w:lastRenderedPageBreak/>
+        <w:t xml:space="preserve">idencia de </w:t>
       </w:r>
       <w:r>
         <w:rPr>
@@ -31168,7 +31473,6 @@
     </w:p>
     <w:p>
       <w:r>
-        <w:lastRenderedPageBreak/>
         <w:br w:type="page"/>
       </w:r>
     </w:p>
@@ -31176,7 +31480,7 @@
       <w:pPr>
         <w:pStyle w:val="Ttulo1"/>
       </w:pPr>
-      <w:bookmarkStart w:id="99" w:name="_Toc231113343"/>
+      <w:bookmarkStart w:id="99" w:name="_Toc231117001"/>
       <w:r>
         <w:lastRenderedPageBreak/>
         <w:t>Glosario de términos econométricos</w:t>
@@ -31276,6 +31580,7 @@
         <w:rPr>
           <w:b/>
         </w:rPr>
+        <w:lastRenderedPageBreak/>
         <w:t>Heterocedasticidad condicional (ARCH/GARCH).</w:t>
       </w:r>
       <w:r>
@@ -31287,7 +31592,6 @@
         <w:rPr>
           <w:b/>
         </w:rPr>
-        <w:lastRenderedPageBreak/>
         <w:t>Mecanismo de corrección de error (α).</w:t>
       </w:r>
       <w:r>
@@ -31722,31 +32026,31 @@
       </w:rPr>
     </w:lvl>
   </w:abstractNum>
-  <w:num w:numId="1" w16cid:durableId="1521774715">
+  <w:num w:numId="1" w16cid:durableId="636106753">
     <w:abstractNumId w:val="8"/>
   </w:num>
-  <w:num w:numId="2" w16cid:durableId="1583174157">
+  <w:num w:numId="2" w16cid:durableId="1310599435">
     <w:abstractNumId w:val="6"/>
   </w:num>
-  <w:num w:numId="3" w16cid:durableId="643773798">
+  <w:num w:numId="3" w16cid:durableId="1692606520">
     <w:abstractNumId w:val="5"/>
   </w:num>
-  <w:num w:numId="4" w16cid:durableId="86510656">
+  <w:num w:numId="4" w16cid:durableId="184448024">
     <w:abstractNumId w:val="4"/>
   </w:num>
-  <w:num w:numId="5" w16cid:durableId="2087602750">
+  <w:num w:numId="5" w16cid:durableId="354500238">
     <w:abstractNumId w:val="7"/>
   </w:num>
-  <w:num w:numId="6" w16cid:durableId="973144086">
+  <w:num w:numId="6" w16cid:durableId="767584847">
     <w:abstractNumId w:val="3"/>
   </w:num>
-  <w:num w:numId="7" w16cid:durableId="1196388681">
+  <w:num w:numId="7" w16cid:durableId="495464895">
     <w:abstractNumId w:val="2"/>
   </w:num>
-  <w:num w:numId="8" w16cid:durableId="1654875029">
+  <w:num w:numId="8" w16cid:durableId="1104033368">
     <w:abstractNumId w:val="1"/>
   </w:num>
-  <w:num w:numId="9" w16cid:durableId="1222717362">
+  <w:num w:numId="9" w16cid:durableId="434714552">
     <w:abstractNumId w:val="0"/>
   </w:num>
 </w:numbering>
@@ -32147,7 +32451,7 @@
       <w:jc w:val="both"/>
     </w:pPr>
     <w:rPr>
-      <w:rFonts w:ascii="Times New Roman" w:hAnsi="Times New Roman"/>
+      <w:rFonts w:ascii="Cambria" w:hAnsi="Cambria"/>
       <w:color w:val="000000"/>
       <w:sz w:val="24"/>
     </w:rPr>
@@ -32171,7 +32475,7 @@
       <w:b/>
       <w:bCs/>
       <w:color w:val="1F3864"/>
-      <w:sz w:val="34"/>
+      <w:sz w:val="36"/>
       <w:szCs w:val="28"/>
     </w:rPr>
   </w:style>
@@ -32195,7 +32499,7 @@
       <w:b/>
       <w:bCs/>
       <w:color w:val="1F3864"/>
-      <w:sz w:val="27"/>
+      <w:sz w:val="28"/>
       <w:szCs w:val="26"/>
     </w:rPr>
   </w:style>
@@ -32219,6 +32523,7 @@
       <w:b/>
       <w:bCs/>
       <w:color w:val="1F3864"/>
+      <w:sz w:val="25"/>
     </w:rPr>
   </w:style>
   <w:style w:type="paragraph" w:styleId="Ttulo4">
@@ -43148,7 +43453,7 @@
     <w:autoRedefine/>
     <w:uiPriority w:val="39"/>
     <w:unhideWhenUsed/>
-    <w:rsid w:val="00583C0B"/>
+    <w:rsid w:val="00603EF4"/>
     <w:pPr>
       <w:spacing w:after="100"/>
     </w:pPr>
@@ -43160,7 +43465,7 @@
     <w:autoRedefine/>
     <w:uiPriority w:val="39"/>
     <w:unhideWhenUsed/>
-    <w:rsid w:val="00583C0B"/>
+    <w:rsid w:val="00603EF4"/>
     <w:pPr>
       <w:spacing w:after="100"/>
       <w:ind w:left="240"/>
@@ -43173,7 +43478,7 @@
     <w:autoRedefine/>
     <w:uiPriority w:val="39"/>
     <w:unhideWhenUsed/>
-    <w:rsid w:val="00583C0B"/>
+    <w:rsid w:val="00603EF4"/>
     <w:pPr>
       <w:spacing w:after="100"/>
       <w:ind w:left="480"/>
@@ -43184,7 +43489,7 @@
     <w:basedOn w:val="Fuentedeprrafopredeter"/>
     <w:uiPriority w:val="99"/>
     <w:unhideWhenUsed/>
-    <w:rsid w:val="00583C0B"/>
+    <w:rsid w:val="00603EF4"/>
     <w:rPr>
       <w:color w:val="0000FF" w:themeColor="hyperlink"/>
       <w:u w:val="single"/>
@@ -43196,7 +43501,7 @@
     <w:next w:val="Normal"/>
     <w:uiPriority w:val="99"/>
     <w:unhideWhenUsed/>
-    <w:rsid w:val="00583C0B"/>
+    <w:rsid w:val="00603EF4"/>
     <w:pPr>
       <w:spacing w:after="0"/>
     </w:pPr>

--- a/outputs/Tesis_Francisco_Rietta.docx
+++ b/outputs/Tesis_Francisco_Rietta.docx
@@ -254,7 +254,7 @@
       <w:pPr>
         <w:pStyle w:val="Ttulo1"/>
       </w:pPr>
-      <w:bookmarkStart w:id="0" w:name="_Toc231119826"/>
+      <w:bookmarkStart w:id="0" w:name="_Toc231121707"/>
       <w:r>
         <w:lastRenderedPageBreak/>
         <w:t>Página de aprobación</w:t>
@@ -402,7 +402,7 @@
       <w:pPr>
         <w:pStyle w:val="Ttulo1"/>
       </w:pPr>
-      <w:bookmarkStart w:id="1" w:name="_Toc231119827"/>
+      <w:bookmarkStart w:id="1" w:name="_Toc231121708"/>
       <w:r>
         <w:lastRenderedPageBreak/>
         <w:t>Declaración de originalidad</w:t>
@@ -477,7 +477,7 @@
       <w:pPr>
         <w:pStyle w:val="Ttulo1"/>
       </w:pPr>
-      <w:bookmarkStart w:id="2" w:name="_Toc231119828"/>
+      <w:bookmarkStart w:id="2" w:name="_Toc231121709"/>
       <w:r>
         <w:lastRenderedPageBreak/>
         <w:t>Dedicatoria</w:t>
@@ -527,7 +527,7 @@
       <w:pPr>
         <w:pStyle w:val="Ttulo1"/>
       </w:pPr>
-      <w:bookmarkStart w:id="3" w:name="_Toc231119829"/>
+      <w:bookmarkStart w:id="3" w:name="_Toc231121710"/>
       <w:r>
         <w:lastRenderedPageBreak/>
         <w:t>Agradecimientos</w:t>
@@ -575,7 +575,7 @@
       <w:pPr>
         <w:pStyle w:val="Ttulo1"/>
       </w:pPr>
-      <w:bookmarkStart w:id="4" w:name="_Toc231119830"/>
+      <w:bookmarkStart w:id="4" w:name="_Toc231121711"/>
       <w:r>
         <w:lastRenderedPageBreak/>
         <w:t>Resumen</w:t>
@@ -628,7 +628,7 @@
       <w:pPr>
         <w:pStyle w:val="Ttulo1"/>
       </w:pPr>
-      <w:bookmarkStart w:id="5" w:name="_Toc231119831"/>
+      <w:bookmarkStart w:id="5" w:name="_Toc231121712"/>
       <w:r>
         <w:lastRenderedPageBreak/>
         <w:t>Abstract</w:t>
@@ -678,7 +678,7 @@
       <w:pPr>
         <w:pStyle w:val="Ttulo1"/>
       </w:pPr>
-      <w:bookmarkStart w:id="6" w:name="_Toc231119832"/>
+      <w:bookmarkStart w:id="6" w:name="_Toc231121713"/>
       <w:r>
         <w:lastRenderedPageBreak/>
         <w:t>Índice general</w:t>
@@ -710,7 +710,7 @@
       <w:r>
         <w:fldChar w:fldCharType="separate"/>
       </w:r>
-      <w:hyperlink w:anchor="_Toc231119826" w:history="1">
+      <w:hyperlink w:anchor="_Toc231121707" w:history="1">
         <w:r>
           <w:rPr>
             <w:rStyle w:val="Hipervnculo"/>
@@ -737,7 +737,7 @@
             <w:noProof/>
             <w:webHidden/>
           </w:rPr>
-          <w:instrText xml:space="preserve"> PAGEREF _Toc231119826 \h </w:instrText>
+          <w:instrText xml:space="preserve"> PAGEREF _Toc231121707 \h </w:instrText>
         </w:r>
         <w:r>
           <w:rPr>
@@ -784,7 +784,7 @@
           <w14:ligatures w14:val="standardContextual"/>
         </w:rPr>
       </w:pPr>
-      <w:hyperlink w:anchor="_Toc231119827" w:history="1">
+      <w:hyperlink w:anchor="_Toc231121708" w:history="1">
         <w:r>
           <w:rPr>
             <w:rStyle w:val="Hipervnculo"/>
@@ -811,7 +811,7 @@
             <w:noProof/>
             <w:webHidden/>
           </w:rPr>
-          <w:instrText xml:space="preserve"> PAGEREF _Toc231119827 \h </w:instrText>
+          <w:instrText xml:space="preserve"> PAGEREF _Toc231121708 \h </w:instrText>
         </w:r>
         <w:r>
           <w:rPr>
@@ -858,7 +858,7 @@
           <w14:ligatures w14:val="standardContextual"/>
         </w:rPr>
       </w:pPr>
-      <w:hyperlink w:anchor="_Toc231119828" w:history="1">
+      <w:hyperlink w:anchor="_Toc231121709" w:history="1">
         <w:r>
           <w:rPr>
             <w:rStyle w:val="Hipervnculo"/>
@@ -885,7 +885,7 @@
             <w:noProof/>
             <w:webHidden/>
           </w:rPr>
-          <w:instrText xml:space="preserve"> PAGEREF _Toc231119828 \h </w:instrText>
+          <w:instrText xml:space="preserve"> PAGEREF _Toc231121709 \h </w:instrText>
         </w:r>
         <w:r>
           <w:rPr>
@@ -932,7 +932,7 @@
           <w14:ligatures w14:val="standardContextual"/>
         </w:rPr>
       </w:pPr>
-      <w:hyperlink w:anchor="_Toc231119829" w:history="1">
+      <w:hyperlink w:anchor="_Toc231121710" w:history="1">
         <w:r>
           <w:rPr>
             <w:rStyle w:val="Hipervnculo"/>
@@ -959,7 +959,7 @@
             <w:noProof/>
             <w:webHidden/>
           </w:rPr>
-          <w:instrText xml:space="preserve"> PAGEREF _Toc231119829 \h </w:instrText>
+          <w:instrText xml:space="preserve"> PAGEREF _Toc231121710 \h </w:instrText>
         </w:r>
         <w:r>
           <w:rPr>
@@ -1006,7 +1006,7 @@
           <w14:ligatures w14:val="standardContextual"/>
         </w:rPr>
       </w:pPr>
-      <w:hyperlink w:anchor="_Toc231119830" w:history="1">
+      <w:hyperlink w:anchor="_Toc231121711" w:history="1">
         <w:r>
           <w:rPr>
             <w:rStyle w:val="Hipervnculo"/>
@@ -1033,7 +1033,7 @@
             <w:noProof/>
             <w:webHidden/>
           </w:rPr>
-          <w:instrText xml:space="preserve"> PAGEREF _Toc231119830 \h </w:instrText>
+          <w:instrText xml:space="preserve"> PAGEREF _Toc231121711 \h </w:instrText>
         </w:r>
         <w:r>
           <w:rPr>
@@ -1080,7 +1080,7 @@
           <w14:ligatures w14:val="standardContextual"/>
         </w:rPr>
       </w:pPr>
-      <w:hyperlink w:anchor="_Toc231119831" w:history="1">
+      <w:hyperlink w:anchor="_Toc231121712" w:history="1">
         <w:r>
           <w:rPr>
             <w:rStyle w:val="Hipervnculo"/>
@@ -1107,7 +1107,7 @@
             <w:noProof/>
             <w:webHidden/>
           </w:rPr>
-          <w:instrText xml:space="preserve"> PAGEREF _Toc231119831 \h </w:instrText>
+          <w:instrText xml:space="preserve"> PAGEREF _Toc231121712 \h </w:instrText>
         </w:r>
         <w:r>
           <w:rPr>
@@ -1154,7 +1154,7 @@
           <w14:ligatures w14:val="standardContextual"/>
         </w:rPr>
       </w:pPr>
-      <w:hyperlink w:anchor="_Toc231119832" w:history="1">
+      <w:hyperlink w:anchor="_Toc231121713" w:history="1">
         <w:r>
           <w:rPr>
             <w:rStyle w:val="Hipervnculo"/>
@@ -1181,7 +1181,7 @@
             <w:noProof/>
             <w:webHidden/>
           </w:rPr>
-          <w:instrText xml:space="preserve"> PAGEREF _Toc231119832 \h </w:instrText>
+          <w:instrText xml:space="preserve"> PAGEREF _Toc231121713 \h </w:instrText>
         </w:r>
         <w:r>
           <w:rPr>
@@ -1228,7 +1228,7 @@
           <w14:ligatures w14:val="standardContextual"/>
         </w:rPr>
       </w:pPr>
-      <w:hyperlink w:anchor="_Toc231119833" w:history="1">
+      <w:hyperlink w:anchor="_Toc231121714" w:history="1">
         <w:r>
           <w:rPr>
             <w:rStyle w:val="Hipervnculo"/>
@@ -1255,7 +1255,7 @@
             <w:noProof/>
             <w:webHidden/>
           </w:rPr>
-          <w:instrText xml:space="preserve"> PAGEREF _Toc231119833 \h </w:instrText>
+          <w:instrText xml:space="preserve"> PAGEREF _Toc231121714 \h </w:instrText>
         </w:r>
         <w:r>
           <w:rPr>
@@ -1302,7 +1302,7 @@
           <w14:ligatures w14:val="standardContextual"/>
         </w:rPr>
       </w:pPr>
-      <w:hyperlink w:anchor="_Toc231119834" w:history="1">
+      <w:hyperlink w:anchor="_Toc231121715" w:history="1">
         <w:r>
           <w:rPr>
             <w:rStyle w:val="Hipervnculo"/>
@@ -1329,7 +1329,7 @@
             <w:noProof/>
             <w:webHidden/>
           </w:rPr>
-          <w:instrText xml:space="preserve"> PAGEREF _Toc231119834 \h </w:instrText>
+          <w:instrText xml:space="preserve"> PAGEREF _Toc231121715 \h </w:instrText>
         </w:r>
         <w:r>
           <w:rPr>
@@ -1376,7 +1376,7 @@
           <w14:ligatures w14:val="standardContextual"/>
         </w:rPr>
       </w:pPr>
-      <w:hyperlink w:anchor="_Toc231119835" w:history="1">
+      <w:hyperlink w:anchor="_Toc231121716" w:history="1">
         <w:r>
           <w:rPr>
             <w:rStyle w:val="Hipervnculo"/>
@@ -1403,7 +1403,7 @@
             <w:noProof/>
             <w:webHidden/>
           </w:rPr>
-          <w:instrText xml:space="preserve"> PAGEREF _Toc231119835 \h </w:instrText>
+          <w:instrText xml:space="preserve"> PAGEREF _Toc231121716 \h </w:instrText>
         </w:r>
         <w:r>
           <w:rPr>
@@ -1450,7 +1450,7 @@
           <w14:ligatures w14:val="standardContextual"/>
         </w:rPr>
       </w:pPr>
-      <w:hyperlink w:anchor="_Toc231119836" w:history="1">
+      <w:hyperlink w:anchor="_Toc231121717" w:history="1">
         <w:r>
           <w:rPr>
             <w:rStyle w:val="Hipervnculo"/>
@@ -1477,7 +1477,7 @@
             <w:noProof/>
             <w:webHidden/>
           </w:rPr>
-          <w:instrText xml:space="preserve"> PAGEREF _Toc231119836 \h </w:instrText>
+          <w:instrText xml:space="preserve"> PAGEREF _Toc231121717 \h </w:instrText>
         </w:r>
         <w:r>
           <w:rPr>
@@ -1524,7 +1524,7 @@
           <w14:ligatures w14:val="standardContextual"/>
         </w:rPr>
       </w:pPr>
-      <w:hyperlink w:anchor="_Toc231119837" w:history="1">
+      <w:hyperlink w:anchor="_Toc231121718" w:history="1">
         <w:r>
           <w:rPr>
             <w:rStyle w:val="Hipervnculo"/>
@@ -1551,7 +1551,7 @@
             <w:noProof/>
             <w:webHidden/>
           </w:rPr>
-          <w:instrText xml:space="preserve"> PAGEREF _Toc231119837 \h </w:instrText>
+          <w:instrText xml:space="preserve"> PAGEREF _Toc231121718 \h </w:instrText>
         </w:r>
         <w:r>
           <w:rPr>
@@ -1598,7 +1598,7 @@
           <w14:ligatures w14:val="standardContextual"/>
         </w:rPr>
       </w:pPr>
-      <w:hyperlink w:anchor="_Toc231119838" w:history="1">
+      <w:hyperlink w:anchor="_Toc231121719" w:history="1">
         <w:r>
           <w:rPr>
             <w:rStyle w:val="Hipervnculo"/>
@@ -1625,7 +1625,7 @@
             <w:noProof/>
             <w:webHidden/>
           </w:rPr>
-          <w:instrText xml:space="preserve"> PAGEREF _Toc231119838 \h </w:instrText>
+          <w:instrText xml:space="preserve"> PAGEREF _Toc231121719 \h </w:instrText>
         </w:r>
         <w:r>
           <w:rPr>
@@ -1658,7 +1658,7 @@
     </w:p>
     <w:p>
       <w:pPr>
-        <w:pStyle w:val="TDC2"/>
+        <w:pStyle w:val="TDC3"/>
         <w:tabs>
           <w:tab w:val="right" w:leader="dot" w:pos="8545"/>
         </w:tabs>
@@ -1672,13 +1672,13 @@
           <w14:ligatures w14:val="standardContextual"/>
         </w:rPr>
       </w:pPr>
-      <w:hyperlink w:anchor="_Toc231119839" w:history="1">
+      <w:hyperlink w:anchor="_Toc231121720" w:history="1">
         <w:r>
           <w:rPr>
             <w:rStyle w:val="Hipervnculo"/>
             <w:noProof/>
           </w:rPr>
-          <w:t>1.2 Trabajos previos</w:t>
+          <w:t>1.2.1 Antecedentes internacionales</w:t>
         </w:r>
         <w:r>
           <w:rPr>
@@ -1699,7 +1699,7 @@
             <w:noProof/>
             <w:webHidden/>
           </w:rPr>
-          <w:instrText xml:space="preserve"> PAGEREF _Toc231119839 \h </w:instrText>
+          <w:instrText xml:space="preserve"> PAGEREF _Toc231121720 \h </w:instrText>
         </w:r>
         <w:r>
           <w:rPr>
@@ -1719,7 +1719,7 @@
             <w:noProof/>
             <w:webHidden/>
           </w:rPr>
-          <w:t>2</w:t>
+          <w:t>3</w:t>
         </w:r>
         <w:r>
           <w:rPr>
@@ -1732,7 +1732,7 @@
     </w:p>
     <w:p>
       <w:pPr>
-        <w:pStyle w:val="TDC2"/>
+        <w:pStyle w:val="TDC3"/>
         <w:tabs>
           <w:tab w:val="right" w:leader="dot" w:pos="8545"/>
         </w:tabs>
@@ -1746,13 +1746,13 @@
           <w14:ligatures w14:val="standardContextual"/>
         </w:rPr>
       </w:pPr>
-      <w:hyperlink w:anchor="_Toc231119840" w:history="1">
+      <w:hyperlink w:anchor="_Toc231121721" w:history="1">
         <w:r>
           <w:rPr>
             <w:rStyle w:val="Hipervnculo"/>
             <w:noProof/>
           </w:rPr>
-          <w:t>1.3 Teorías relacionadas al tema</w:t>
+          <w:t>1.2.2 Antecedentes nacionales y regionales</w:t>
         </w:r>
         <w:r>
           <w:rPr>
@@ -1773,7 +1773,7 @@
             <w:noProof/>
             <w:webHidden/>
           </w:rPr>
-          <w:instrText xml:space="preserve"> PAGEREF _Toc231119840 \h </w:instrText>
+          <w:instrText xml:space="preserve"> PAGEREF _Toc231121721 \h </w:instrText>
         </w:r>
         <w:r>
           <w:rPr>
@@ -1793,7 +1793,7 @@
             <w:noProof/>
             <w:webHidden/>
           </w:rPr>
-          <w:t>4</w:t>
+          <w:t>5</w:t>
         </w:r>
         <w:r>
           <w:rPr>
@@ -1820,13 +1820,13 @@
           <w14:ligatures w14:val="standardContextual"/>
         </w:rPr>
       </w:pPr>
-      <w:hyperlink w:anchor="_Toc231119841" w:history="1">
+      <w:hyperlink w:anchor="_Toc231121722" w:history="1">
         <w:r>
           <w:rPr>
             <w:rStyle w:val="Hipervnculo"/>
             <w:noProof/>
           </w:rPr>
-          <w:t>1.4 Formulación del Problema</w:t>
+          <w:t>1.3 Teorías relacionadas al tema</w:t>
         </w:r>
         <w:r>
           <w:rPr>
@@ -1847,7 +1847,7 @@
             <w:noProof/>
             <w:webHidden/>
           </w:rPr>
-          <w:instrText xml:space="preserve"> PAGEREF _Toc231119841 \h </w:instrText>
+          <w:instrText xml:space="preserve"> PAGEREF _Toc231121722 \h </w:instrText>
         </w:r>
         <w:r>
           <w:rPr>
@@ -1867,7 +1867,7 @@
             <w:noProof/>
             <w:webHidden/>
           </w:rPr>
-          <w:t>5</w:t>
+          <w:t>7</w:t>
         </w:r>
         <w:r>
           <w:rPr>
@@ -1894,13 +1894,13 @@
           <w14:ligatures w14:val="standardContextual"/>
         </w:rPr>
       </w:pPr>
-      <w:hyperlink w:anchor="_Toc231119842" w:history="1">
+      <w:hyperlink w:anchor="_Toc231121723" w:history="1">
         <w:r>
           <w:rPr>
             <w:rStyle w:val="Hipervnculo"/>
             <w:noProof/>
           </w:rPr>
-          <w:t>1.5 Justificación e importancia del estudio</w:t>
+          <w:t>1.4 Formulación del Problema</w:t>
         </w:r>
         <w:r>
           <w:rPr>
@@ -1921,7 +1921,7 @@
             <w:noProof/>
             <w:webHidden/>
           </w:rPr>
-          <w:instrText xml:space="preserve"> PAGEREF _Toc231119842 \h </w:instrText>
+          <w:instrText xml:space="preserve"> PAGEREF _Toc231121723 \h </w:instrText>
         </w:r>
         <w:r>
           <w:rPr>
@@ -1941,7 +1941,7 @@
             <w:noProof/>
             <w:webHidden/>
           </w:rPr>
-          <w:t>6</w:t>
+          <w:t>9</w:t>
         </w:r>
         <w:r>
           <w:rPr>
@@ -1968,13 +1968,13 @@
           <w14:ligatures w14:val="standardContextual"/>
         </w:rPr>
       </w:pPr>
-      <w:hyperlink w:anchor="_Toc231119843" w:history="1">
+      <w:hyperlink w:anchor="_Toc231121724" w:history="1">
         <w:r>
           <w:rPr>
             <w:rStyle w:val="Hipervnculo"/>
             <w:noProof/>
           </w:rPr>
-          <w:t>1.6 Hipótesis</w:t>
+          <w:t>1.5 Justificación e importancia del estudio</w:t>
         </w:r>
         <w:r>
           <w:rPr>
@@ -1995,7 +1995,7 @@
             <w:noProof/>
             <w:webHidden/>
           </w:rPr>
-          <w:instrText xml:space="preserve"> PAGEREF _Toc231119843 \h </w:instrText>
+          <w:instrText xml:space="preserve"> PAGEREF _Toc231121724 \h </w:instrText>
         </w:r>
         <w:r>
           <w:rPr>
@@ -2015,7 +2015,7 @@
             <w:noProof/>
             <w:webHidden/>
           </w:rPr>
-          <w:t>6</w:t>
+          <w:t>10</w:t>
         </w:r>
         <w:r>
           <w:rPr>
@@ -2042,13 +2042,13 @@
           <w14:ligatures w14:val="standardContextual"/>
         </w:rPr>
       </w:pPr>
-      <w:hyperlink w:anchor="_Toc231119844" w:history="1">
+      <w:hyperlink w:anchor="_Toc231121725" w:history="1">
         <w:r>
           <w:rPr>
             <w:rStyle w:val="Hipervnculo"/>
             <w:noProof/>
           </w:rPr>
-          <w:t>1.7 Objetivos</w:t>
+          <w:t>1.6 Hipótesis</w:t>
         </w:r>
         <w:r>
           <w:rPr>
@@ -2069,7 +2069,7 @@
             <w:noProof/>
             <w:webHidden/>
           </w:rPr>
-          <w:instrText xml:space="preserve"> PAGEREF _Toc231119844 \h </w:instrText>
+          <w:instrText xml:space="preserve"> PAGEREF _Toc231121725 \h </w:instrText>
         </w:r>
         <w:r>
           <w:rPr>
@@ -2089,7 +2089,7 @@
             <w:noProof/>
             <w:webHidden/>
           </w:rPr>
-          <w:t>7</w:t>
+          <w:t>12</w:t>
         </w:r>
         <w:r>
           <w:rPr>
@@ -2102,7 +2102,7 @@
     </w:p>
     <w:p>
       <w:pPr>
-        <w:pStyle w:val="TDC3"/>
+        <w:pStyle w:val="TDC2"/>
         <w:tabs>
           <w:tab w:val="right" w:leader="dot" w:pos="8545"/>
         </w:tabs>
@@ -2116,13 +2116,13 @@
           <w14:ligatures w14:val="standardContextual"/>
         </w:rPr>
       </w:pPr>
-      <w:hyperlink w:anchor="_Toc231119845" w:history="1">
+      <w:hyperlink w:anchor="_Toc231121726" w:history="1">
         <w:r>
           <w:rPr>
             <w:rStyle w:val="Hipervnculo"/>
             <w:noProof/>
           </w:rPr>
-          <w:t>1.7.1 Objetivo General</w:t>
+          <w:t>1.7 Objetivos</w:t>
         </w:r>
         <w:r>
           <w:rPr>
@@ -2143,7 +2143,7 @@
             <w:noProof/>
             <w:webHidden/>
           </w:rPr>
-          <w:instrText xml:space="preserve"> PAGEREF _Toc231119845 \h </w:instrText>
+          <w:instrText xml:space="preserve"> PAGEREF _Toc231121726 \h </w:instrText>
         </w:r>
         <w:r>
           <w:rPr>
@@ -2163,7 +2163,7 @@
             <w:noProof/>
             <w:webHidden/>
           </w:rPr>
-          <w:t>7</w:t>
+          <w:t>13</w:t>
         </w:r>
         <w:r>
           <w:rPr>
@@ -2190,13 +2190,13 @@
           <w14:ligatures w14:val="standardContextual"/>
         </w:rPr>
       </w:pPr>
-      <w:hyperlink w:anchor="_Toc231119846" w:history="1">
+      <w:hyperlink w:anchor="_Toc231121727" w:history="1">
         <w:r>
           <w:rPr>
             <w:rStyle w:val="Hipervnculo"/>
             <w:noProof/>
           </w:rPr>
-          <w:t>1.7.2 Objetivos específicos</w:t>
+          <w:t>1.7.1 Objetivo General</w:t>
         </w:r>
         <w:r>
           <w:rPr>
@@ -2217,7 +2217,7 @@
             <w:noProof/>
             <w:webHidden/>
           </w:rPr>
-          <w:instrText xml:space="preserve"> PAGEREF _Toc231119846 \h </w:instrText>
+          <w:instrText xml:space="preserve"> PAGEREF _Toc231121727 \h </w:instrText>
         </w:r>
         <w:r>
           <w:rPr>
@@ -2237,7 +2237,7 @@
             <w:noProof/>
             <w:webHidden/>
           </w:rPr>
-          <w:t>8</w:t>
+          <w:t>13</w:t>
         </w:r>
         <w:r>
           <w:rPr>
@@ -2250,7 +2250,7 @@
     </w:p>
     <w:p>
       <w:pPr>
-        <w:pStyle w:val="TDC1"/>
+        <w:pStyle w:val="TDC3"/>
         <w:tabs>
           <w:tab w:val="right" w:leader="dot" w:pos="8545"/>
         </w:tabs>
@@ -2264,13 +2264,13 @@
           <w14:ligatures w14:val="standardContextual"/>
         </w:rPr>
       </w:pPr>
-      <w:hyperlink w:anchor="_Toc231119847" w:history="1">
+      <w:hyperlink w:anchor="_Toc231121728" w:history="1">
         <w:r>
           <w:rPr>
             <w:rStyle w:val="Hipervnculo"/>
             <w:noProof/>
           </w:rPr>
-          <w:t>II. MATERIAL Y MÉTODO</w:t>
+          <w:t>1.7.2 Objetivos específicos</w:t>
         </w:r>
         <w:r>
           <w:rPr>
@@ -2291,7 +2291,7 @@
             <w:noProof/>
             <w:webHidden/>
           </w:rPr>
-          <w:instrText xml:space="preserve"> PAGEREF _Toc231119847 \h </w:instrText>
+          <w:instrText xml:space="preserve"> PAGEREF _Toc231121728 \h </w:instrText>
         </w:r>
         <w:r>
           <w:rPr>
@@ -2311,7 +2311,7 @@
             <w:noProof/>
             <w:webHidden/>
           </w:rPr>
-          <w:t>9</w:t>
+          <w:t>13</w:t>
         </w:r>
         <w:r>
           <w:rPr>
@@ -2324,7 +2324,7 @@
     </w:p>
     <w:p>
       <w:pPr>
-        <w:pStyle w:val="TDC2"/>
+        <w:pStyle w:val="TDC1"/>
         <w:tabs>
           <w:tab w:val="right" w:leader="dot" w:pos="8545"/>
         </w:tabs>
@@ -2338,13 +2338,13 @@
           <w14:ligatures w14:val="standardContextual"/>
         </w:rPr>
       </w:pPr>
-      <w:hyperlink w:anchor="_Toc231119848" w:history="1">
+      <w:hyperlink w:anchor="_Toc231121729" w:history="1">
         <w:r>
           <w:rPr>
             <w:rStyle w:val="Hipervnculo"/>
             <w:noProof/>
           </w:rPr>
-          <w:t>2.1 Tipo y Diseño de Investigación</w:t>
+          <w:t>II. MATERIAL Y MÉTODO</w:t>
         </w:r>
         <w:r>
           <w:rPr>
@@ -2365,7 +2365,7 @@
             <w:noProof/>
             <w:webHidden/>
           </w:rPr>
-          <w:instrText xml:space="preserve"> PAGEREF _Toc231119848 \h </w:instrText>
+          <w:instrText xml:space="preserve"> PAGEREF _Toc231121729 \h </w:instrText>
         </w:r>
         <w:r>
           <w:rPr>
@@ -2385,7 +2385,7 @@
             <w:noProof/>
             <w:webHidden/>
           </w:rPr>
-          <w:t>9</w:t>
+          <w:t>15</w:t>
         </w:r>
         <w:r>
           <w:rPr>
@@ -2412,13 +2412,13 @@
           <w14:ligatures w14:val="standardContextual"/>
         </w:rPr>
       </w:pPr>
-      <w:hyperlink w:anchor="_Toc231119849" w:history="1">
+      <w:hyperlink w:anchor="_Toc231121730" w:history="1">
         <w:r>
           <w:rPr>
             <w:rStyle w:val="Hipervnculo"/>
             <w:noProof/>
           </w:rPr>
-          <w:t>2.2 Población, Muestra y Muestreo</w:t>
+          <w:t>2.1 Tipo y Diseño de Investigación</w:t>
         </w:r>
         <w:r>
           <w:rPr>
@@ -2439,7 +2439,7 @@
             <w:noProof/>
             <w:webHidden/>
           </w:rPr>
-          <w:instrText xml:space="preserve"> PAGEREF _Toc231119849 \h </w:instrText>
+          <w:instrText xml:space="preserve"> PAGEREF _Toc231121730 \h </w:instrText>
         </w:r>
         <w:r>
           <w:rPr>
@@ -2459,7 +2459,7 @@
             <w:noProof/>
             <w:webHidden/>
           </w:rPr>
-          <w:t>9</w:t>
+          <w:t>15</w:t>
         </w:r>
         <w:r>
           <w:rPr>
@@ -2486,13 +2486,13 @@
           <w14:ligatures w14:val="standardContextual"/>
         </w:rPr>
       </w:pPr>
-      <w:hyperlink w:anchor="_Toc231119850" w:history="1">
+      <w:hyperlink w:anchor="_Toc231121731" w:history="1">
         <w:r>
           <w:rPr>
             <w:rStyle w:val="Hipervnculo"/>
             <w:noProof/>
           </w:rPr>
-          <w:t>2.3 Variables y Operacionalización</w:t>
+          <w:t>2.2 Población, Muestra y Muestreo</w:t>
         </w:r>
         <w:r>
           <w:rPr>
@@ -2513,7 +2513,7 @@
             <w:noProof/>
             <w:webHidden/>
           </w:rPr>
-          <w:instrText xml:space="preserve"> PAGEREF _Toc231119850 \h </w:instrText>
+          <w:instrText xml:space="preserve"> PAGEREF _Toc231121731 \h </w:instrText>
         </w:r>
         <w:r>
           <w:rPr>
@@ -2533,7 +2533,7 @@
             <w:noProof/>
             <w:webHidden/>
           </w:rPr>
-          <w:t>10</w:t>
+          <w:t>16</w:t>
         </w:r>
         <w:r>
           <w:rPr>
@@ -2560,13 +2560,13 @@
           <w14:ligatures w14:val="standardContextual"/>
         </w:rPr>
       </w:pPr>
-      <w:hyperlink w:anchor="_Toc231119851" w:history="1">
+      <w:hyperlink w:anchor="_Toc231121732" w:history="1">
         <w:r>
           <w:rPr>
             <w:rStyle w:val="Hipervnculo"/>
             <w:noProof/>
           </w:rPr>
-          <w:t>2.4 Técnicas e instrumentos de recolección de datos. Validez y confiabilidad</w:t>
+          <w:t>2.3 Variables y Operacionalización</w:t>
         </w:r>
         <w:r>
           <w:rPr>
@@ -2587,7 +2587,7 @@
             <w:noProof/>
             <w:webHidden/>
           </w:rPr>
-          <w:instrText xml:space="preserve"> PAGEREF _Toc231119851 \h </w:instrText>
+          <w:instrText xml:space="preserve"> PAGEREF _Toc231121732 \h </w:instrText>
         </w:r>
         <w:r>
           <w:rPr>
@@ -2607,7 +2607,7 @@
             <w:noProof/>
             <w:webHidden/>
           </w:rPr>
-          <w:t>11</w:t>
+          <w:t>17</w:t>
         </w:r>
         <w:r>
           <w:rPr>
@@ -2634,13 +2634,13 @@
           <w14:ligatures w14:val="standardContextual"/>
         </w:rPr>
       </w:pPr>
-      <w:hyperlink w:anchor="_Toc231119852" w:history="1">
+      <w:hyperlink w:anchor="_Toc231121733" w:history="1">
         <w:r>
           <w:rPr>
             <w:rStyle w:val="Hipervnculo"/>
             <w:noProof/>
           </w:rPr>
-          <w:t>2.5 Procedimiento de análisis de datos</w:t>
+          <w:t>2.4 Técnicas e instrumentos de recolección de datos. Validez y confiabilidad</w:t>
         </w:r>
         <w:r>
           <w:rPr>
@@ -2661,7 +2661,7 @@
             <w:noProof/>
             <w:webHidden/>
           </w:rPr>
-          <w:instrText xml:space="preserve"> PAGEREF _Toc231119852 \h </w:instrText>
+          <w:instrText xml:space="preserve"> PAGEREF _Toc231121733 \h </w:instrText>
         </w:r>
         <w:r>
           <w:rPr>
@@ -2681,7 +2681,7 @@
             <w:noProof/>
             <w:webHidden/>
           </w:rPr>
-          <w:t>12</w:t>
+          <w:t>19</w:t>
         </w:r>
         <w:r>
           <w:rPr>
@@ -2708,13 +2708,13 @@
           <w14:ligatures w14:val="standardContextual"/>
         </w:rPr>
       </w:pPr>
-      <w:hyperlink w:anchor="_Toc231119853" w:history="1">
+      <w:hyperlink w:anchor="_Toc231121734" w:history="1">
         <w:r>
           <w:rPr>
             <w:rStyle w:val="Hipervnculo"/>
             <w:noProof/>
           </w:rPr>
-          <w:t>2.6 Criterios éticos</w:t>
+          <w:t>2.5 Procedimiento de análisis de datos</w:t>
         </w:r>
         <w:r>
           <w:rPr>
@@ -2735,7 +2735,7 @@
             <w:noProof/>
             <w:webHidden/>
           </w:rPr>
-          <w:instrText xml:space="preserve"> PAGEREF _Toc231119853 \h </w:instrText>
+          <w:instrText xml:space="preserve"> PAGEREF _Toc231121734 \h </w:instrText>
         </w:r>
         <w:r>
           <w:rPr>
@@ -2755,7 +2755,7 @@
             <w:noProof/>
             <w:webHidden/>
           </w:rPr>
-          <w:t>13</w:t>
+          <w:t>20</w:t>
         </w:r>
         <w:r>
           <w:rPr>
@@ -2782,13 +2782,13 @@
           <w14:ligatures w14:val="standardContextual"/>
         </w:rPr>
       </w:pPr>
-      <w:hyperlink w:anchor="_Toc231119854" w:history="1">
+      <w:hyperlink w:anchor="_Toc231121735" w:history="1">
         <w:r>
           <w:rPr>
             <w:rStyle w:val="Hipervnculo"/>
             <w:noProof/>
           </w:rPr>
-          <w:t>2.7 Criterios de Rigor Científico</w:t>
+          <w:t>2.6 Criterios éticos</w:t>
         </w:r>
         <w:r>
           <w:rPr>
@@ -2809,7 +2809,7 @@
             <w:noProof/>
             <w:webHidden/>
           </w:rPr>
-          <w:instrText xml:space="preserve"> PAGEREF _Toc231119854 \h </w:instrText>
+          <w:instrText xml:space="preserve"> PAGEREF _Toc231121735 \h </w:instrText>
         </w:r>
         <w:r>
           <w:rPr>
@@ -2829,7 +2829,7 @@
             <w:noProof/>
             <w:webHidden/>
           </w:rPr>
-          <w:t>13</w:t>
+          <w:t>24</w:t>
         </w:r>
         <w:r>
           <w:rPr>
@@ -2842,7 +2842,7 @@
     </w:p>
     <w:p>
       <w:pPr>
-        <w:pStyle w:val="TDC1"/>
+        <w:pStyle w:val="TDC2"/>
         <w:tabs>
           <w:tab w:val="right" w:leader="dot" w:pos="8545"/>
         </w:tabs>
@@ -2856,13 +2856,13 @@
           <w14:ligatures w14:val="standardContextual"/>
         </w:rPr>
       </w:pPr>
-      <w:hyperlink w:anchor="_Toc231119855" w:history="1">
+      <w:hyperlink w:anchor="_Toc231121736" w:history="1">
         <w:r>
           <w:rPr>
             <w:rStyle w:val="Hipervnculo"/>
             <w:noProof/>
           </w:rPr>
-          <w:t>III. RESULTADOS</w:t>
+          <w:t>2.7 Criterios de Rigor Científico</w:t>
         </w:r>
         <w:r>
           <w:rPr>
@@ -2883,7 +2883,7 @@
             <w:noProof/>
             <w:webHidden/>
           </w:rPr>
-          <w:instrText xml:space="preserve"> PAGEREF _Toc231119855 \h </w:instrText>
+          <w:instrText xml:space="preserve"> PAGEREF _Toc231121736 \h </w:instrText>
         </w:r>
         <w:r>
           <w:rPr>
@@ -2903,7 +2903,7 @@
             <w:noProof/>
             <w:webHidden/>
           </w:rPr>
-          <w:t>15</w:t>
+          <w:t>24</w:t>
         </w:r>
         <w:r>
           <w:rPr>
@@ -2916,7 +2916,7 @@
     </w:p>
     <w:p>
       <w:pPr>
-        <w:pStyle w:val="TDC2"/>
+        <w:pStyle w:val="TDC1"/>
         <w:tabs>
           <w:tab w:val="right" w:leader="dot" w:pos="8545"/>
         </w:tabs>
@@ -2930,13 +2930,13 @@
           <w14:ligatures w14:val="standardContextual"/>
         </w:rPr>
       </w:pPr>
-      <w:hyperlink w:anchor="_Toc231119856" w:history="1">
+      <w:hyperlink w:anchor="_Toc231121737" w:history="1">
         <w:r>
           <w:rPr>
             <w:rStyle w:val="Hipervnculo"/>
             <w:noProof/>
           </w:rPr>
-          <w:t>3.1 Presentación de Resultados</w:t>
+          <w:t>III. RESULTADOS</w:t>
         </w:r>
         <w:r>
           <w:rPr>
@@ -2957,7 +2957,7 @@
             <w:noProof/>
             <w:webHidden/>
           </w:rPr>
-          <w:instrText xml:space="preserve"> PAGEREF _Toc231119856 \h </w:instrText>
+          <w:instrText xml:space="preserve"> PAGEREF _Toc231121737 \h </w:instrText>
         </w:r>
         <w:r>
           <w:rPr>
@@ -2977,7 +2977,7 @@
             <w:noProof/>
             <w:webHidden/>
           </w:rPr>
-          <w:t>15</w:t>
+          <w:t>26</w:t>
         </w:r>
         <w:r>
           <w:rPr>
@@ -2990,7 +2990,7 @@
     </w:p>
     <w:p>
       <w:pPr>
-        <w:pStyle w:val="TDC3"/>
+        <w:pStyle w:val="TDC2"/>
         <w:tabs>
           <w:tab w:val="right" w:leader="dot" w:pos="8545"/>
         </w:tabs>
@@ -3004,13 +3004,13 @@
           <w14:ligatures w14:val="standardContextual"/>
         </w:rPr>
       </w:pPr>
-      <w:hyperlink w:anchor="_Toc231119857" w:history="1">
+      <w:hyperlink w:anchor="_Toc231121738" w:history="1">
         <w:r>
           <w:rPr>
             <w:rStyle w:val="Hipervnculo"/>
             <w:noProof/>
           </w:rPr>
-          <w:t>3.1.1 Análisis descriptivo y propiedades de las series</w:t>
+          <w:t>3.1 Presentación de Resultados</w:t>
         </w:r>
         <w:r>
           <w:rPr>
@@ -3031,7 +3031,7 @@
             <w:noProof/>
             <w:webHidden/>
           </w:rPr>
-          <w:instrText xml:space="preserve"> PAGEREF _Toc231119857 \h </w:instrText>
+          <w:instrText xml:space="preserve"> PAGEREF _Toc231121738 \h </w:instrText>
         </w:r>
         <w:r>
           <w:rPr>
@@ -3051,7 +3051,7 @@
             <w:noProof/>
             <w:webHidden/>
           </w:rPr>
-          <w:t>15</w:t>
+          <w:t>26</w:t>
         </w:r>
         <w:r>
           <w:rPr>
@@ -3078,13 +3078,13 @@
           <w14:ligatures w14:val="standardContextual"/>
         </w:rPr>
       </w:pPr>
-      <w:hyperlink w:anchor="_Toc231119858" w:history="1">
+      <w:hyperlink w:anchor="_Toc231121739" w:history="1">
         <w:r>
           <w:rPr>
             <w:rStyle w:val="Hipervnculo"/>
             <w:noProof/>
           </w:rPr>
-          <w:t>3.1.2 Determinantes de los retornos: factores globales y locales</w:t>
+          <w:t>3.1.1 Análisis descriptivo y propiedades de las series</w:t>
         </w:r>
         <w:r>
           <w:rPr>
@@ -3105,7 +3105,7 @@
             <w:noProof/>
             <w:webHidden/>
           </w:rPr>
-          <w:instrText xml:space="preserve"> PAGEREF _Toc231119858 \h </w:instrText>
+          <w:instrText xml:space="preserve"> PAGEREF _Toc231121739 \h </w:instrText>
         </w:r>
         <w:r>
           <w:rPr>
@@ -3125,7 +3125,7 @@
             <w:noProof/>
             <w:webHidden/>
           </w:rPr>
-          <w:t>17</w:t>
+          <w:t>26</w:t>
         </w:r>
         <w:r>
           <w:rPr>
@@ -3152,13 +3152,13 @@
           <w14:ligatures w14:val="standardContextual"/>
         </w:rPr>
       </w:pPr>
-      <w:hyperlink w:anchor="_Toc231119859" w:history="1">
+      <w:hyperlink w:anchor="_Toc231121740" w:history="1">
         <w:r>
           <w:rPr>
             <w:rStyle w:val="Hipervnculo"/>
             <w:noProof/>
           </w:rPr>
-          <w:t>3.1.3 Relaciones de largo plazo</w:t>
+          <w:t>3.1.2 Determinantes de los retornos: factores globales y locales</w:t>
         </w:r>
         <w:r>
           <w:rPr>
@@ -3179,7 +3179,7 @@
             <w:noProof/>
             <w:webHidden/>
           </w:rPr>
-          <w:instrText xml:space="preserve"> PAGEREF _Toc231119859 \h </w:instrText>
+          <w:instrText xml:space="preserve"> PAGEREF _Toc231121740 \h </w:instrText>
         </w:r>
         <w:r>
           <w:rPr>
@@ -3199,7 +3199,7 @@
             <w:noProof/>
             <w:webHidden/>
           </w:rPr>
-          <w:t>18</w:t>
+          <w:t>28</w:t>
         </w:r>
         <w:r>
           <w:rPr>
@@ -3226,13 +3226,13 @@
           <w14:ligatures w14:val="standardContextual"/>
         </w:rPr>
       </w:pPr>
-      <w:hyperlink w:anchor="_Toc231119860" w:history="1">
+      <w:hyperlink w:anchor="_Toc231121741" w:history="1">
         <w:r>
           <w:rPr>
             <w:rStyle w:val="Hipervnculo"/>
             <w:noProof/>
           </w:rPr>
-          <w:t>3.1.4 Dinámica de shocks</w:t>
+          <w:t>3.1.3 Relaciones de largo plazo</w:t>
         </w:r>
         <w:r>
           <w:rPr>
@@ -3253,7 +3253,7 @@
             <w:noProof/>
             <w:webHidden/>
           </w:rPr>
-          <w:instrText xml:space="preserve"> PAGEREF _Toc231119860 \h </w:instrText>
+          <w:instrText xml:space="preserve"> PAGEREF _Toc231121741 \h </w:instrText>
         </w:r>
         <w:r>
           <w:rPr>
@@ -3273,7 +3273,7 @@
             <w:noProof/>
             <w:webHidden/>
           </w:rPr>
-          <w:t>18</w:t>
+          <w:t>30</w:t>
         </w:r>
         <w:r>
           <w:rPr>
@@ -3300,13 +3300,13 @@
           <w14:ligatures w14:val="standardContextual"/>
         </w:rPr>
       </w:pPr>
-      <w:hyperlink w:anchor="_Toc231119861" w:history="1">
+      <w:hyperlink w:anchor="_Toc231121742" w:history="1">
         <w:r>
           <w:rPr>
             <w:rStyle w:val="Hipervnculo"/>
             <w:noProof/>
           </w:rPr>
-          <w:t>3.1.5 Estabilidad por fases del ciclo</w:t>
+          <w:t>3.1.4 Dinámica de shocks</w:t>
         </w:r>
         <w:r>
           <w:rPr>
@@ -3327,7 +3327,7 @@
             <w:noProof/>
             <w:webHidden/>
           </w:rPr>
-          <w:instrText xml:space="preserve"> PAGEREF _Toc231119861 \h </w:instrText>
+          <w:instrText xml:space="preserve"> PAGEREF _Toc231121742 \h </w:instrText>
         </w:r>
         <w:r>
           <w:rPr>
@@ -3347,7 +3347,7 @@
             <w:noProof/>
             <w:webHidden/>
           </w:rPr>
-          <w:t>20</w:t>
+          <w:t>31</w:t>
         </w:r>
         <w:r>
           <w:rPr>
@@ -3374,13 +3374,13 @@
           <w14:ligatures w14:val="standardContextual"/>
         </w:rPr>
       </w:pPr>
-      <w:hyperlink w:anchor="_Toc231119862" w:history="1">
+      <w:hyperlink w:anchor="_Toc231121743" w:history="1">
         <w:r>
           <w:rPr>
             <w:rStyle w:val="Hipervnculo"/>
             <w:noProof/>
           </w:rPr>
-          <w:t>3.1.6 Comparación entre mercados</w:t>
+          <w:t>3.1.5 Estabilidad por fases del ciclo</w:t>
         </w:r>
         <w:r>
           <w:rPr>
@@ -3401,7 +3401,7 @@
             <w:noProof/>
             <w:webHidden/>
           </w:rPr>
-          <w:instrText xml:space="preserve"> PAGEREF _Toc231119862 \h </w:instrText>
+          <w:instrText xml:space="preserve"> PAGEREF _Toc231121743 \h </w:instrText>
         </w:r>
         <w:r>
           <w:rPr>
@@ -3421,7 +3421,7 @@
             <w:noProof/>
             <w:webHidden/>
           </w:rPr>
-          <w:t>21</w:t>
+          <w:t>33</w:t>
         </w:r>
         <w:r>
           <w:rPr>
@@ -3448,13 +3448,13 @@
           <w14:ligatures w14:val="standardContextual"/>
         </w:rPr>
       </w:pPr>
-      <w:hyperlink w:anchor="_Toc231119863" w:history="1">
+      <w:hyperlink w:anchor="_Toc231121744" w:history="1">
         <w:r>
           <w:rPr>
             <w:rStyle w:val="Hipervnculo"/>
             <w:noProof/>
           </w:rPr>
-          <w:t>3.1.7 Diagnósticos y robustez</w:t>
+          <w:t>3.1.6 Comparación entre mercados</w:t>
         </w:r>
         <w:r>
           <w:rPr>
@@ -3475,7 +3475,7 @@
             <w:noProof/>
             <w:webHidden/>
           </w:rPr>
-          <w:instrText xml:space="preserve"> PAGEREF _Toc231119863 \h </w:instrText>
+          <w:instrText xml:space="preserve"> PAGEREF _Toc231121744 \h </w:instrText>
         </w:r>
         <w:r>
           <w:rPr>
@@ -3495,7 +3495,7 @@
             <w:noProof/>
             <w:webHidden/>
           </w:rPr>
-          <w:t>22</w:t>
+          <w:t>34</w:t>
         </w:r>
         <w:r>
           <w:rPr>
@@ -3508,7 +3508,7 @@
     </w:p>
     <w:p>
       <w:pPr>
-        <w:pStyle w:val="TDC2"/>
+        <w:pStyle w:val="TDC3"/>
         <w:tabs>
           <w:tab w:val="right" w:leader="dot" w:pos="8545"/>
         </w:tabs>
@@ -3522,13 +3522,13 @@
           <w14:ligatures w14:val="standardContextual"/>
         </w:rPr>
       </w:pPr>
-      <w:hyperlink w:anchor="_Toc231119864" w:history="1">
+      <w:hyperlink w:anchor="_Toc231121745" w:history="1">
         <w:r>
           <w:rPr>
             <w:rStyle w:val="Hipervnculo"/>
             <w:noProof/>
           </w:rPr>
-          <w:t>3.2 Discusión de Resultados</w:t>
+          <w:t>3.1.7 Diagnósticos y robustez</w:t>
         </w:r>
         <w:r>
           <w:rPr>
@@ -3549,7 +3549,7 @@
             <w:noProof/>
             <w:webHidden/>
           </w:rPr>
-          <w:instrText xml:space="preserve"> PAGEREF _Toc231119864 \h </w:instrText>
+          <w:instrText xml:space="preserve"> PAGEREF _Toc231121745 \h </w:instrText>
         </w:r>
         <w:r>
           <w:rPr>
@@ -3569,7 +3569,7 @@
             <w:noProof/>
             <w:webHidden/>
           </w:rPr>
-          <w:t>23</w:t>
+          <w:t>35</w:t>
         </w:r>
         <w:r>
           <w:rPr>
@@ -3596,13 +3596,13 @@
           <w14:ligatures w14:val="standardContextual"/>
         </w:rPr>
       </w:pPr>
-      <w:hyperlink w:anchor="_Toc231119865" w:history="1">
+      <w:hyperlink w:anchor="_Toc231121746" w:history="1">
         <w:r>
           <w:rPr>
             <w:rStyle w:val="Hipervnculo"/>
             <w:noProof/>
           </w:rPr>
-          <w:t>3.3 Aporte práctico</w:t>
+          <w:t>3.2 Discusión de Resultados</w:t>
         </w:r>
         <w:r>
           <w:rPr>
@@ -3623,7 +3623,7 @@
             <w:noProof/>
             <w:webHidden/>
           </w:rPr>
-          <w:instrText xml:space="preserve"> PAGEREF _Toc231119865 \h </w:instrText>
+          <w:instrText xml:space="preserve"> PAGEREF _Toc231121746 \h </w:instrText>
         </w:r>
         <w:r>
           <w:rPr>
@@ -3643,7 +3643,7 @@
             <w:noProof/>
             <w:webHidden/>
           </w:rPr>
-          <w:t>24</w:t>
+          <w:t>37</w:t>
         </w:r>
         <w:r>
           <w:rPr>
@@ -3656,7 +3656,7 @@
     </w:p>
     <w:p>
       <w:pPr>
-        <w:pStyle w:val="TDC1"/>
+        <w:pStyle w:val="TDC2"/>
         <w:tabs>
           <w:tab w:val="right" w:leader="dot" w:pos="8545"/>
         </w:tabs>
@@ -3670,13 +3670,13 @@
           <w14:ligatures w14:val="standardContextual"/>
         </w:rPr>
       </w:pPr>
-      <w:hyperlink w:anchor="_Toc231119866" w:history="1">
+      <w:hyperlink w:anchor="_Toc231121747" w:history="1">
         <w:r>
           <w:rPr>
             <w:rStyle w:val="Hipervnculo"/>
             <w:noProof/>
           </w:rPr>
-          <w:t>IV. CONCLUSIONES Y RECOMENDACIONES</w:t>
+          <w:t>3.3 Aporte práctico</w:t>
         </w:r>
         <w:r>
           <w:rPr>
@@ -3697,7 +3697,7 @@
             <w:noProof/>
             <w:webHidden/>
           </w:rPr>
-          <w:instrText xml:space="preserve"> PAGEREF _Toc231119866 \h </w:instrText>
+          <w:instrText xml:space="preserve"> PAGEREF _Toc231121747 \h </w:instrText>
         </w:r>
         <w:r>
           <w:rPr>
@@ -3717,7 +3717,7 @@
             <w:noProof/>
             <w:webHidden/>
           </w:rPr>
-          <w:t>25</w:t>
+          <w:t>39</w:t>
         </w:r>
         <w:r>
           <w:rPr>
@@ -3730,7 +3730,7 @@
     </w:p>
     <w:p>
       <w:pPr>
-        <w:pStyle w:val="TDC2"/>
+        <w:pStyle w:val="TDC1"/>
         <w:tabs>
           <w:tab w:val="right" w:leader="dot" w:pos="8545"/>
         </w:tabs>
@@ -3744,13 +3744,13 @@
           <w14:ligatures w14:val="standardContextual"/>
         </w:rPr>
       </w:pPr>
-      <w:hyperlink w:anchor="_Toc231119867" w:history="1">
+      <w:hyperlink w:anchor="_Toc231121748" w:history="1">
         <w:r>
           <w:rPr>
             <w:rStyle w:val="Hipervnculo"/>
             <w:noProof/>
           </w:rPr>
-          <w:t>4.1 Conclusiones</w:t>
+          <w:t>IV. CONCLUSIONES Y RECOMENDACIONES</w:t>
         </w:r>
         <w:r>
           <w:rPr>
@@ -3771,7 +3771,7 @@
             <w:noProof/>
             <w:webHidden/>
           </w:rPr>
-          <w:instrText xml:space="preserve"> PAGEREF _Toc231119867 \h </w:instrText>
+          <w:instrText xml:space="preserve"> PAGEREF _Toc231121748 \h </w:instrText>
         </w:r>
         <w:r>
           <w:rPr>
@@ -3791,7 +3791,7 @@
             <w:noProof/>
             <w:webHidden/>
           </w:rPr>
-          <w:t>25</w:t>
+          <w:t>42</w:t>
         </w:r>
         <w:r>
           <w:rPr>
@@ -3818,13 +3818,13 @@
           <w14:ligatures w14:val="standardContextual"/>
         </w:rPr>
       </w:pPr>
-      <w:hyperlink w:anchor="_Toc231119868" w:history="1">
+      <w:hyperlink w:anchor="_Toc231121749" w:history="1">
         <w:r>
           <w:rPr>
             <w:rStyle w:val="Hipervnculo"/>
             <w:noProof/>
           </w:rPr>
-          <w:t>4.2 Recomendaciones</w:t>
+          <w:t>4.1 Conclusiones</w:t>
         </w:r>
         <w:r>
           <w:rPr>
@@ -3845,7 +3845,7 @@
             <w:noProof/>
             <w:webHidden/>
           </w:rPr>
-          <w:instrText xml:space="preserve"> PAGEREF _Toc231119868 \h </w:instrText>
+          <w:instrText xml:space="preserve"> PAGEREF _Toc231121749 \h </w:instrText>
         </w:r>
         <w:r>
           <w:rPr>
@@ -3865,7 +3865,7 @@
             <w:noProof/>
             <w:webHidden/>
           </w:rPr>
-          <w:t>26</w:t>
+          <w:t>42</w:t>
         </w:r>
         <w:r>
           <w:rPr>
@@ -3878,7 +3878,7 @@
     </w:p>
     <w:p>
       <w:pPr>
-        <w:pStyle w:val="TDC1"/>
+        <w:pStyle w:val="TDC2"/>
         <w:tabs>
           <w:tab w:val="right" w:leader="dot" w:pos="8545"/>
         </w:tabs>
@@ -3892,13 +3892,13 @@
           <w14:ligatures w14:val="standardContextual"/>
         </w:rPr>
       </w:pPr>
-      <w:hyperlink w:anchor="_Toc231119869" w:history="1">
+      <w:hyperlink w:anchor="_Toc231121750" w:history="1">
         <w:r>
           <w:rPr>
             <w:rStyle w:val="Hipervnculo"/>
             <w:noProof/>
           </w:rPr>
-          <w:t>Referencias</w:t>
+          <w:t>4.2 Recomendaciones</w:t>
         </w:r>
         <w:r>
           <w:rPr>
@@ -3919,7 +3919,7 @@
             <w:noProof/>
             <w:webHidden/>
           </w:rPr>
-          <w:instrText xml:space="preserve"> PAGEREF _Toc231119869 \h </w:instrText>
+          <w:instrText xml:space="preserve"> PAGEREF _Toc231121750 \h </w:instrText>
         </w:r>
         <w:r>
           <w:rPr>
@@ -3939,7 +3939,7 @@
             <w:noProof/>
             <w:webHidden/>
           </w:rPr>
-          <w:t>28</w:t>
+          <w:t>43</w:t>
         </w:r>
         <w:r>
           <w:rPr>
@@ -3966,13 +3966,13 @@
           <w14:ligatures w14:val="standardContextual"/>
         </w:rPr>
       </w:pPr>
-      <w:hyperlink w:anchor="_Toc231119870" w:history="1">
+      <w:hyperlink w:anchor="_Toc231121751" w:history="1">
         <w:r>
           <w:rPr>
             <w:rStyle w:val="Hipervnculo"/>
             <w:noProof/>
           </w:rPr>
-          <w:t>Anexos</w:t>
+          <w:t>Referencias</w:t>
         </w:r>
         <w:r>
           <w:rPr>
@@ -3993,7 +3993,7 @@
             <w:noProof/>
             <w:webHidden/>
           </w:rPr>
-          <w:instrText xml:space="preserve"> PAGEREF _Toc231119870 \h </w:instrText>
+          <w:instrText xml:space="preserve"> PAGEREF _Toc231121751 \h </w:instrText>
         </w:r>
         <w:r>
           <w:rPr>
@@ -4013,7 +4013,7 @@
             <w:noProof/>
             <w:webHidden/>
           </w:rPr>
-          <w:t>34</w:t>
+          <w:t>45</w:t>
         </w:r>
         <w:r>
           <w:rPr>
@@ -4026,7 +4026,7 @@
     </w:p>
     <w:p>
       <w:pPr>
-        <w:pStyle w:val="TDC2"/>
+        <w:pStyle w:val="TDC1"/>
         <w:tabs>
           <w:tab w:val="right" w:leader="dot" w:pos="8545"/>
         </w:tabs>
@@ -4040,13 +4040,13 @@
           <w14:ligatures w14:val="standardContextual"/>
         </w:rPr>
       </w:pPr>
-      <w:hyperlink w:anchor="_Toc231119871" w:history="1">
+      <w:hyperlink w:anchor="_Toc231121752" w:history="1">
         <w:r>
           <w:rPr>
             <w:rStyle w:val="Hipervnculo"/>
             <w:noProof/>
           </w:rPr>
-          <w:t>Anexo A. Estadística descriptiva</w:t>
+          <w:t>Anexos</w:t>
         </w:r>
         <w:r>
           <w:rPr>
@@ -4067,7 +4067,7 @@
             <w:noProof/>
             <w:webHidden/>
           </w:rPr>
-          <w:instrText xml:space="preserve"> PAGEREF _Toc231119871 \h </w:instrText>
+          <w:instrText xml:space="preserve"> PAGEREF _Toc231121752 \h </w:instrText>
         </w:r>
         <w:r>
           <w:rPr>
@@ -4087,7 +4087,7 @@
             <w:noProof/>
             <w:webHidden/>
           </w:rPr>
-          <w:t>34</w:t>
+          <w:t>51</w:t>
         </w:r>
         <w:r>
           <w:rPr>
@@ -4114,13 +4114,13 @@
           <w14:ligatures w14:val="standardContextual"/>
         </w:rPr>
       </w:pPr>
-      <w:hyperlink w:anchor="_Toc231119872" w:history="1">
+      <w:hyperlink w:anchor="_Toc231121753" w:history="1">
         <w:r>
           <w:rPr>
             <w:rStyle w:val="Hipervnculo"/>
             <w:noProof/>
           </w:rPr>
-          <w:t>Anexo B. Matriz de correlación de los factores</w:t>
+          <w:t>Anexo A. Estadística descriptiva</w:t>
         </w:r>
         <w:r>
           <w:rPr>
@@ -4141,7 +4141,7 @@
             <w:noProof/>
             <w:webHidden/>
           </w:rPr>
-          <w:instrText xml:space="preserve"> PAGEREF _Toc231119872 \h </w:instrText>
+          <w:instrText xml:space="preserve"> PAGEREF _Toc231121753 \h </w:instrText>
         </w:r>
         <w:r>
           <w:rPr>
@@ -4161,7 +4161,7 @@
             <w:noProof/>
             <w:webHidden/>
           </w:rPr>
-          <w:t>34</w:t>
+          <w:t>51</w:t>
         </w:r>
         <w:r>
           <w:rPr>
@@ -4188,13 +4188,13 @@
           <w14:ligatures w14:val="standardContextual"/>
         </w:rPr>
       </w:pPr>
-      <w:hyperlink w:anchor="_Toc231119873" w:history="1">
+      <w:hyperlink w:anchor="_Toc231121754" w:history="1">
         <w:r>
           <w:rPr>
             <w:rStyle w:val="Hipervnculo"/>
             <w:noProof/>
           </w:rPr>
-          <w:t>Anexo C. Pruebas de raíz unitaria y orden de integración</w:t>
+          <w:t>Anexo B. Matriz de correlación de los factores</w:t>
         </w:r>
         <w:r>
           <w:rPr>
@@ -4215,7 +4215,7 @@
             <w:noProof/>
             <w:webHidden/>
           </w:rPr>
-          <w:instrText xml:space="preserve"> PAGEREF _Toc231119873 \h </w:instrText>
+          <w:instrText xml:space="preserve"> PAGEREF _Toc231121754 \h </w:instrText>
         </w:r>
         <w:r>
           <w:rPr>
@@ -4235,7 +4235,7 @@
             <w:noProof/>
             <w:webHidden/>
           </w:rPr>
-          <w:t>35</w:t>
+          <w:t>51</w:t>
         </w:r>
         <w:r>
           <w:rPr>
@@ -4262,13 +4262,13 @@
           <w14:ligatures w14:val="standardContextual"/>
         </w:rPr>
       </w:pPr>
-      <w:hyperlink w:anchor="_Toc231119874" w:history="1">
+      <w:hyperlink w:anchor="_Toc231121755" w:history="1">
         <w:r>
           <w:rPr>
             <w:rStyle w:val="Hipervnculo"/>
             <w:noProof/>
           </w:rPr>
-          <w:t>Anexo D. Resultados completos del modelo de panel</w:t>
+          <w:t>Anexo C. Pruebas de raíz unitaria y orden de integración</w:t>
         </w:r>
         <w:r>
           <w:rPr>
@@ -4289,7 +4289,7 @@
             <w:noProof/>
             <w:webHidden/>
           </w:rPr>
-          <w:instrText xml:space="preserve"> PAGEREF _Toc231119874 \h </w:instrText>
+          <w:instrText xml:space="preserve"> PAGEREF _Toc231121755 \h </w:instrText>
         </w:r>
         <w:r>
           <w:rPr>
@@ -4309,7 +4309,7 @@
             <w:noProof/>
             <w:webHidden/>
           </w:rPr>
-          <w:t>35</w:t>
+          <w:t>52</w:t>
         </w:r>
         <w:r>
           <w:rPr>
@@ -4322,7 +4322,7 @@
     </w:p>
     <w:p>
       <w:pPr>
-        <w:pStyle w:val="TDC3"/>
+        <w:pStyle w:val="TDC2"/>
         <w:tabs>
           <w:tab w:val="right" w:leader="dot" w:pos="8545"/>
         </w:tabs>
@@ -4336,13 +4336,13 @@
           <w14:ligatures w14:val="standardContextual"/>
         </w:rPr>
       </w:pPr>
-      <w:hyperlink w:anchor="_Toc231119875" w:history="1">
+      <w:hyperlink w:anchor="_Toc231121756" w:history="1">
         <w:r>
           <w:rPr>
             <w:rStyle w:val="Hipervnculo"/>
             <w:noProof/>
           </w:rPr>
-          <w:t>D.1 Muestra B — cobre, mercado internacional</w:t>
+          <w:t>Anexo D. Resultados completos del modelo de panel</w:t>
         </w:r>
         <w:r>
           <w:rPr>
@@ -4363,7 +4363,7 @@
             <w:noProof/>
             <w:webHidden/>
           </w:rPr>
-          <w:instrText xml:space="preserve"> PAGEREF _Toc231119875 \h </w:instrText>
+          <w:instrText xml:space="preserve"> PAGEREF _Toc231121756 \h </w:instrText>
         </w:r>
         <w:r>
           <w:rPr>
@@ -4383,7 +4383,7 @@
             <w:noProof/>
             <w:webHidden/>
           </w:rPr>
-          <w:t>35</w:t>
+          <w:t>52</w:t>
         </w:r>
         <w:r>
           <w:rPr>
@@ -4410,13 +4410,13 @@
           <w14:ligatures w14:val="standardContextual"/>
         </w:rPr>
       </w:pPr>
-      <w:hyperlink w:anchor="_Toc231119876" w:history="1">
+      <w:hyperlink w:anchor="_Toc231121757" w:history="1">
         <w:r>
           <w:rPr>
             <w:rStyle w:val="Hipervnculo"/>
             <w:noProof/>
           </w:rPr>
-          <w:t>D.2 Muestra A — cobre, mercado chileno (Pucobre)</w:t>
+          <w:t>D.1 Muestra B — cobre, mercado internacional</w:t>
         </w:r>
         <w:r>
           <w:rPr>
@@ -4437,7 +4437,7 @@
             <w:noProof/>
             <w:webHidden/>
           </w:rPr>
-          <w:instrText xml:space="preserve"> PAGEREF _Toc231119876 \h </w:instrText>
+          <w:instrText xml:space="preserve"> PAGEREF _Toc231121757 \h </w:instrText>
         </w:r>
         <w:r>
           <w:rPr>
@@ -4457,7 +4457,7 @@
             <w:noProof/>
             <w:webHidden/>
           </w:rPr>
-          <w:t>36</w:t>
+          <w:t>52</w:t>
         </w:r>
         <w:r>
           <w:rPr>
@@ -4484,13 +4484,13 @@
           <w14:ligatures w14:val="standardContextual"/>
         </w:rPr>
       </w:pPr>
-      <w:hyperlink w:anchor="_Toc231119877" w:history="1">
+      <w:hyperlink w:anchor="_Toc231121758" w:history="1">
         <w:r>
           <w:rPr>
             <w:rStyle w:val="Hipervnculo"/>
             <w:noProof/>
           </w:rPr>
-          <w:t>D.3 Muestra C — sector minero, mercado chileno</w:t>
+          <w:t>D.2 Muestra A — cobre, mercado chileno (Pucobre)</w:t>
         </w:r>
         <w:r>
           <w:rPr>
@@ -4511,7 +4511,7 @@
             <w:noProof/>
             <w:webHidden/>
           </w:rPr>
-          <w:instrText xml:space="preserve"> PAGEREF _Toc231119877 \h </w:instrText>
+          <w:instrText xml:space="preserve"> PAGEREF _Toc231121758 \h </w:instrText>
         </w:r>
         <w:r>
           <w:rPr>
@@ -4531,7 +4531,7 @@
             <w:noProof/>
             <w:webHidden/>
           </w:rPr>
-          <w:t>36</w:t>
+          <w:t>53</w:t>
         </w:r>
         <w:r>
           <w:rPr>
@@ -4544,7 +4544,7 @@
     </w:p>
     <w:p>
       <w:pPr>
-        <w:pStyle w:val="TDC2"/>
+        <w:pStyle w:val="TDC3"/>
         <w:tabs>
           <w:tab w:val="right" w:leader="dot" w:pos="8545"/>
         </w:tabs>
@@ -4558,13 +4558,13 @@
           <w14:ligatures w14:val="standardContextual"/>
         </w:rPr>
       </w:pPr>
-      <w:hyperlink w:anchor="_Toc231119878" w:history="1">
+      <w:hyperlink w:anchor="_Toc231121759" w:history="1">
         <w:r>
           <w:rPr>
             <w:rStyle w:val="Hipervnculo"/>
             <w:noProof/>
           </w:rPr>
-          <w:t>Anexo E. Cointegración (test de Johansen)</w:t>
+          <w:t>D.3 Muestra C — sector minero, mercado chileno</w:t>
         </w:r>
         <w:r>
           <w:rPr>
@@ -4585,7 +4585,7 @@
             <w:noProof/>
             <w:webHidden/>
           </w:rPr>
-          <w:instrText xml:space="preserve"> PAGEREF _Toc231119878 \h </w:instrText>
+          <w:instrText xml:space="preserve"> PAGEREF _Toc231121759 \h </w:instrText>
         </w:r>
         <w:r>
           <w:rPr>
@@ -4605,7 +4605,7 @@
             <w:noProof/>
             <w:webHidden/>
           </w:rPr>
-          <w:t>37</w:t>
+          <w:t>53</w:t>
         </w:r>
         <w:r>
           <w:rPr>
@@ -4632,13 +4632,13 @@
           <w14:ligatures w14:val="standardContextual"/>
         </w:rPr>
       </w:pPr>
-      <w:hyperlink w:anchor="_Toc231119879" w:history="1">
+      <w:hyperlink w:anchor="_Toc231121760" w:history="1">
         <w:r>
           <w:rPr>
             <w:rStyle w:val="Hipervnculo"/>
             <w:noProof/>
           </w:rPr>
-          <w:t>Anexo F. Descomposición de varianza (FEVD) por horizonte — muestra B</w:t>
+          <w:t>Anexo E. Cointegración (test de Johansen)</w:t>
         </w:r>
         <w:r>
           <w:rPr>
@@ -4659,7 +4659,7 @@
             <w:noProof/>
             <w:webHidden/>
           </w:rPr>
-          <w:instrText xml:space="preserve"> PAGEREF _Toc231119879 \h </w:instrText>
+          <w:instrText xml:space="preserve"> PAGEREF _Toc231121760 \h </w:instrText>
         </w:r>
         <w:r>
           <w:rPr>
@@ -4679,7 +4679,7 @@
             <w:noProof/>
             <w:webHidden/>
           </w:rPr>
-          <w:t>37</w:t>
+          <w:t>54</w:t>
         </w:r>
         <w:r>
           <w:rPr>
@@ -4706,13 +4706,13 @@
           <w14:ligatures w14:val="standardContextual"/>
         </w:rPr>
       </w:pPr>
-      <w:hyperlink w:anchor="_Toc231119880" w:history="1">
+      <w:hyperlink w:anchor="_Toc231121761" w:history="1">
         <w:r>
           <w:rPr>
             <w:rStyle w:val="Hipervnculo"/>
             <w:noProof/>
           </w:rPr>
-          <w:t>Anexo G. Fuentes de datos</w:t>
+          <w:t>Anexo F. Descomposición de varianza (FEVD) por horizonte — muestra B</w:t>
         </w:r>
         <w:r>
           <w:rPr>
@@ -4733,7 +4733,7 @@
             <w:noProof/>
             <w:webHidden/>
           </w:rPr>
-          <w:instrText xml:space="preserve"> PAGEREF _Toc231119880 \h </w:instrText>
+          <w:instrText xml:space="preserve"> PAGEREF _Toc231121761 \h </w:instrText>
         </w:r>
         <w:r>
           <w:rPr>
@@ -4753,7 +4753,7 @@
             <w:noProof/>
             <w:webHidden/>
           </w:rPr>
-          <w:t>37</w:t>
+          <w:t>54</w:t>
         </w:r>
         <w:r>
           <w:rPr>
@@ -4780,13 +4780,13 @@
           <w14:ligatures w14:val="standardContextual"/>
         </w:rPr>
       </w:pPr>
-      <w:hyperlink w:anchor="_Toc231119881" w:history="1">
+      <w:hyperlink w:anchor="_Toc231121762" w:history="1">
         <w:r>
           <w:rPr>
             <w:rStyle w:val="Hipervnculo"/>
             <w:noProof/>
           </w:rPr>
-          <w:t>Anexo H. Disponibilidad del código</w:t>
+          <w:t>Anexo G. Fuentes de datos</w:t>
         </w:r>
         <w:r>
           <w:rPr>
@@ -4807,7 +4807,7 @@
             <w:noProof/>
             <w:webHidden/>
           </w:rPr>
-          <w:instrText xml:space="preserve"> PAGEREF _Toc231119881 \h </w:instrText>
+          <w:instrText xml:space="preserve"> PAGEREF _Toc231121762 \h </w:instrText>
         </w:r>
         <w:r>
           <w:rPr>
@@ -4827,7 +4827,7 @@
             <w:noProof/>
             <w:webHidden/>
           </w:rPr>
-          <w:t>38</w:t>
+          <w:t>54</w:t>
         </w:r>
         <w:r>
           <w:rPr>
@@ -4854,13 +4854,13 @@
           <w14:ligatures w14:val="standardContextual"/>
         </w:rPr>
       </w:pPr>
-      <w:hyperlink w:anchor="_Toc231119882" w:history="1">
+      <w:hyperlink w:anchor="_Toc231121763" w:history="1">
         <w:r>
           <w:rPr>
             <w:rStyle w:val="Hipervnculo"/>
             <w:noProof/>
           </w:rPr>
-          <w:t>Anexo J. Síntesis de pruebas de diagnóstico y robustez</w:t>
+          <w:t>Anexo H. Disponibilidad del código</w:t>
         </w:r>
         <w:r>
           <w:rPr>
@@ -4881,7 +4881,7 @@
             <w:noProof/>
             <w:webHidden/>
           </w:rPr>
-          <w:instrText xml:space="preserve"> PAGEREF _Toc231119882 \h </w:instrText>
+          <w:instrText xml:space="preserve"> PAGEREF _Toc231121763 \h </w:instrText>
         </w:r>
         <w:r>
           <w:rPr>
@@ -4901,7 +4901,7 @@
             <w:noProof/>
             <w:webHidden/>
           </w:rPr>
-          <w:t>38</w:t>
+          <w:t>55</w:t>
         </w:r>
         <w:r>
           <w:rPr>
@@ -4928,13 +4928,13 @@
           <w14:ligatures w14:val="standardContextual"/>
         </w:rPr>
       </w:pPr>
-      <w:hyperlink w:anchor="_Toc231119883" w:history="1">
+      <w:hyperlink w:anchor="_Toc231121764" w:history="1">
         <w:r>
           <w:rPr>
             <w:rStyle w:val="Hipervnculo"/>
             <w:noProof/>
           </w:rPr>
-          <w:t>Anexo I. Extensión predictiva: ¿explican o anticipan?</w:t>
+          <w:t>Anexo J. Síntesis de pruebas de diagnóstico y robustez</w:t>
         </w:r>
         <w:r>
           <w:rPr>
@@ -4955,7 +4955,7 @@
             <w:noProof/>
             <w:webHidden/>
           </w:rPr>
-          <w:instrText xml:space="preserve"> PAGEREF _Toc231119883 \h </w:instrText>
+          <w:instrText xml:space="preserve"> PAGEREF _Toc231121764 \h </w:instrText>
         </w:r>
         <w:r>
           <w:rPr>
@@ -4975,7 +4975,7 @@
             <w:noProof/>
             <w:webHidden/>
           </w:rPr>
-          <w:t>39</w:t>
+          <w:t>55</w:t>
         </w:r>
         <w:r>
           <w:rPr>
@@ -4988,39 +4988,7 @@
     </w:p>
     <w:p>
       <w:pPr>
-        <w:spacing w:after="0"/>
-        <w:rPr>
-          <w:rFonts w:hint="eastAsia"/>
-        </w:rPr>
-      </w:pPr>
-      <w:r>
-        <w:fldChar w:fldCharType="end"/>
-      </w:r>
-    </w:p>
-    <w:p>
-      <w:pPr>
-        <w:rPr>
-          <w:rFonts w:hint="eastAsia"/>
-        </w:rPr>
-      </w:pPr>
-      <w:r>
-        <w:br w:type="page"/>
-      </w:r>
-    </w:p>
-    <w:p>
-      <w:pPr>
-        <w:pStyle w:val="Ttulo1"/>
-      </w:pPr>
-      <w:bookmarkStart w:id="7" w:name="_Toc231119833"/>
-      <w:r>
-        <w:lastRenderedPageBreak/>
-        <w:t>Índice de tablas</w:t>
-      </w:r>
-      <w:bookmarkEnd w:id="7"/>
-    </w:p>
-    <w:p>
-      <w:pPr>
-        <w:pStyle w:val="Tabladeilustraciones"/>
+        <w:pStyle w:val="TDC2"/>
         <w:tabs>
           <w:tab w:val="right" w:leader="dot" w:pos="8545"/>
         </w:tabs>
@@ -5034,22 +5002,13 @@
           <w14:ligatures w14:val="standardContextual"/>
         </w:rPr>
       </w:pPr>
-      <w:r>
-        <w:fldChar w:fldCharType="begin"/>
-      </w:r>
-      <w:r>
-        <w:instrText>TOC \h \z \c "Tabla"</w:instrText>
-      </w:r>
-      <w:r>
-        <w:fldChar w:fldCharType="separate"/>
-      </w:r>
-      <w:hyperlink w:anchor="_Toc231119884" w:history="1">
+      <w:hyperlink w:anchor="_Toc231121765" w:history="1">
         <w:r>
           <w:rPr>
             <w:rStyle w:val="Hipervnculo"/>
             <w:noProof/>
           </w:rPr>
-          <w:t>Tabla 1</w:t>
+          <w:t>Anexo I. Extensión predictiva: ¿explican o anticipan?</w:t>
         </w:r>
         <w:r>
           <w:rPr>
@@ -5070,7 +5029,7 @@
             <w:noProof/>
             <w:webHidden/>
           </w:rPr>
-          <w:instrText xml:space="preserve"> PAGEREF _Toc231119884 \h </w:instrText>
+          <w:instrText xml:space="preserve"> PAGEREF _Toc231121765 \h </w:instrText>
         </w:r>
         <w:r>
           <w:rPr>
@@ -5090,7 +5049,7 @@
             <w:noProof/>
             <w:webHidden/>
           </w:rPr>
-          <w:t>10</w:t>
+          <w:t>56</w:t>
         </w:r>
         <w:r>
           <w:rPr>
@@ -5100,6 +5059,38 @@
           <w:fldChar w:fldCharType="end"/>
         </w:r>
       </w:hyperlink>
+    </w:p>
+    <w:p>
+      <w:pPr>
+        <w:spacing w:after="0"/>
+        <w:rPr>
+          <w:rFonts w:hint="eastAsia"/>
+        </w:rPr>
+      </w:pPr>
+      <w:r>
+        <w:fldChar w:fldCharType="end"/>
+      </w:r>
+    </w:p>
+    <w:p>
+      <w:pPr>
+        <w:rPr>
+          <w:rFonts w:hint="eastAsia"/>
+        </w:rPr>
+      </w:pPr>
+      <w:r>
+        <w:br w:type="page"/>
+      </w:r>
+    </w:p>
+    <w:p>
+      <w:pPr>
+        <w:pStyle w:val="Ttulo1"/>
+      </w:pPr>
+      <w:bookmarkStart w:id="7" w:name="_Toc231121714"/>
+      <w:r>
+        <w:lastRenderedPageBreak/>
+        <w:t>Índice de tablas</w:t>
+      </w:r>
+      <w:bookmarkEnd w:id="7"/>
     </w:p>
     <w:p>
       <w:pPr>
@@ -5117,13 +5108,22 @@
           <w14:ligatures w14:val="standardContextual"/>
         </w:rPr>
       </w:pPr>
-      <w:hyperlink w:anchor="_Toc231119885" w:history="1">
+      <w:r>
+        <w:fldChar w:fldCharType="begin"/>
+      </w:r>
+      <w:r>
+        <w:instrText>TOC \h \z \c "Tabla"</w:instrText>
+      </w:r>
+      <w:r>
+        <w:fldChar w:fldCharType="separate"/>
+      </w:r>
+      <w:hyperlink w:anchor="_Toc231121766" w:history="1">
         <w:r>
           <w:rPr>
             <w:rStyle w:val="Hipervnculo"/>
             <w:noProof/>
           </w:rPr>
-          <w:t>Tabla 2</w:t>
+          <w:t>Tabla 1</w:t>
         </w:r>
         <w:r>
           <w:rPr>
@@ -5144,7 +5144,7 @@
             <w:noProof/>
             <w:webHidden/>
           </w:rPr>
-          <w:instrText xml:space="preserve"> PAGEREF _Toc231119885 \h </w:instrText>
+          <w:instrText xml:space="preserve"> PAGEREF _Toc231121766 \h </w:instrText>
         </w:r>
         <w:r>
           <w:rPr>
@@ -5164,7 +5164,7 @@
             <w:noProof/>
             <w:webHidden/>
           </w:rPr>
-          <w:t>17</w:t>
+          <w:t>18</w:t>
         </w:r>
         <w:r>
           <w:rPr>
@@ -5191,13 +5191,13 @@
           <w14:ligatures w14:val="standardContextual"/>
         </w:rPr>
       </w:pPr>
-      <w:hyperlink w:anchor="_Toc231119886" w:history="1">
+      <w:hyperlink w:anchor="_Toc231121767" w:history="1">
         <w:r>
           <w:rPr>
             <w:rStyle w:val="Hipervnculo"/>
             <w:noProof/>
           </w:rPr>
-          <w:t>Tabla 3</w:t>
+          <w:t>Tabla 2</w:t>
         </w:r>
         <w:r>
           <w:rPr>
@@ -5218,7 +5218,7 @@
             <w:noProof/>
             <w:webHidden/>
           </w:rPr>
-          <w:instrText xml:space="preserve"> PAGEREF _Toc231119886 \h </w:instrText>
+          <w:instrText xml:space="preserve"> PAGEREF _Toc231121767 \h </w:instrText>
         </w:r>
         <w:r>
           <w:rPr>
@@ -5238,7 +5238,7 @@
             <w:noProof/>
             <w:webHidden/>
           </w:rPr>
-          <w:t>21</w:t>
+          <w:t>28</w:t>
         </w:r>
         <w:r>
           <w:rPr>
@@ -5265,13 +5265,13 @@
           <w14:ligatures w14:val="standardContextual"/>
         </w:rPr>
       </w:pPr>
-      <w:hyperlink w:anchor="_Toc231119887" w:history="1">
+      <w:hyperlink w:anchor="_Toc231121768" w:history="1">
         <w:r>
           <w:rPr>
             <w:rStyle w:val="Hipervnculo"/>
             <w:noProof/>
           </w:rPr>
-          <w:t>Tabla 4</w:t>
+          <w:t>Tabla 3</w:t>
         </w:r>
         <w:r>
           <w:rPr>
@@ -5292,7 +5292,7 @@
             <w:noProof/>
             <w:webHidden/>
           </w:rPr>
-          <w:instrText xml:space="preserve"> PAGEREF _Toc231119887 \h </w:instrText>
+          <w:instrText xml:space="preserve"> PAGEREF _Toc231121768 \h </w:instrText>
         </w:r>
         <w:r>
           <w:rPr>
@@ -5339,13 +5339,13 @@
           <w14:ligatures w14:val="standardContextual"/>
         </w:rPr>
       </w:pPr>
-      <w:hyperlink w:anchor="_Toc231119888" w:history="1">
+      <w:hyperlink w:anchor="_Toc231121769" w:history="1">
         <w:r>
           <w:rPr>
             <w:rStyle w:val="Hipervnculo"/>
             <w:noProof/>
           </w:rPr>
-          <w:t>Tabla 5</w:t>
+          <w:t>Tabla 4</w:t>
         </w:r>
         <w:r>
           <w:rPr>
@@ -5366,7 +5366,7 @@
             <w:noProof/>
             <w:webHidden/>
           </w:rPr>
-          <w:instrText xml:space="preserve"> PAGEREF _Toc231119888 \h </w:instrText>
+          <w:instrText xml:space="preserve"> PAGEREF _Toc231121769 \h </w:instrText>
         </w:r>
         <w:r>
           <w:rPr>
@@ -5386,7 +5386,7 @@
             <w:noProof/>
             <w:webHidden/>
           </w:rPr>
-          <w:t>34</w:t>
+          <w:t>51</w:t>
         </w:r>
         <w:r>
           <w:rPr>
@@ -5413,13 +5413,13 @@
           <w14:ligatures w14:val="standardContextual"/>
         </w:rPr>
       </w:pPr>
-      <w:hyperlink w:anchor="_Toc231119889" w:history="1">
+      <w:hyperlink w:anchor="_Toc231121770" w:history="1">
         <w:r>
           <w:rPr>
             <w:rStyle w:val="Hipervnculo"/>
             <w:noProof/>
           </w:rPr>
-          <w:t>Tabla 6</w:t>
+          <w:t>Tabla 5</w:t>
         </w:r>
         <w:r>
           <w:rPr>
@@ -5440,7 +5440,7 @@
             <w:noProof/>
             <w:webHidden/>
           </w:rPr>
-          <w:instrText xml:space="preserve"> PAGEREF _Toc231119889 \h </w:instrText>
+          <w:instrText xml:space="preserve"> PAGEREF _Toc231121770 \h </w:instrText>
         </w:r>
         <w:r>
           <w:rPr>
@@ -5460,7 +5460,7 @@
             <w:noProof/>
             <w:webHidden/>
           </w:rPr>
-          <w:t>35</w:t>
+          <w:t>51</w:t>
         </w:r>
         <w:r>
           <w:rPr>
@@ -5487,13 +5487,13 @@
           <w14:ligatures w14:val="standardContextual"/>
         </w:rPr>
       </w:pPr>
-      <w:hyperlink w:anchor="_Toc231119890" w:history="1">
+      <w:hyperlink w:anchor="_Toc231121771" w:history="1">
         <w:r>
           <w:rPr>
             <w:rStyle w:val="Hipervnculo"/>
             <w:noProof/>
           </w:rPr>
-          <w:t>Tabla 7</w:t>
+          <w:t>Tabla 6</w:t>
         </w:r>
         <w:r>
           <w:rPr>
@@ -5514,7 +5514,7 @@
             <w:noProof/>
             <w:webHidden/>
           </w:rPr>
-          <w:instrText xml:space="preserve"> PAGEREF _Toc231119890 \h </w:instrText>
+          <w:instrText xml:space="preserve"> PAGEREF _Toc231121771 \h </w:instrText>
         </w:r>
         <w:r>
           <w:rPr>
@@ -5534,7 +5534,7 @@
             <w:noProof/>
             <w:webHidden/>
           </w:rPr>
-          <w:t>35</w:t>
+          <w:t>52</w:t>
         </w:r>
         <w:r>
           <w:rPr>
@@ -5561,13 +5561,13 @@
           <w14:ligatures w14:val="standardContextual"/>
         </w:rPr>
       </w:pPr>
-      <w:hyperlink w:anchor="_Toc231119891" w:history="1">
+      <w:hyperlink w:anchor="_Toc231121772" w:history="1">
         <w:r>
           <w:rPr>
             <w:rStyle w:val="Hipervnculo"/>
             <w:noProof/>
           </w:rPr>
-          <w:t>Tabla 8</w:t>
+          <w:t>Tabla 7</w:t>
         </w:r>
         <w:r>
           <w:rPr>
@@ -5588,7 +5588,7 @@
             <w:noProof/>
             <w:webHidden/>
           </w:rPr>
-          <w:instrText xml:space="preserve"> PAGEREF _Toc231119891 \h </w:instrText>
+          <w:instrText xml:space="preserve"> PAGEREF _Toc231121772 \h </w:instrText>
         </w:r>
         <w:r>
           <w:rPr>
@@ -5608,7 +5608,7 @@
             <w:noProof/>
             <w:webHidden/>
           </w:rPr>
-          <w:t>36</w:t>
+          <w:t>52</w:t>
         </w:r>
         <w:r>
           <w:rPr>
@@ -5635,13 +5635,13 @@
           <w14:ligatures w14:val="standardContextual"/>
         </w:rPr>
       </w:pPr>
-      <w:hyperlink w:anchor="_Toc231119892" w:history="1">
+      <w:hyperlink w:anchor="_Toc231121773" w:history="1">
         <w:r>
           <w:rPr>
             <w:rStyle w:val="Hipervnculo"/>
             <w:noProof/>
           </w:rPr>
-          <w:t>Tabla 9</w:t>
+          <w:t>Tabla 8</w:t>
         </w:r>
         <w:r>
           <w:rPr>
@@ -5662,7 +5662,7 @@
             <w:noProof/>
             <w:webHidden/>
           </w:rPr>
-          <w:instrText xml:space="preserve"> PAGEREF _Toc231119892 \h </w:instrText>
+          <w:instrText xml:space="preserve"> PAGEREF _Toc231121773 \h </w:instrText>
         </w:r>
         <w:r>
           <w:rPr>
@@ -5682,7 +5682,7 @@
             <w:noProof/>
             <w:webHidden/>
           </w:rPr>
-          <w:t>36</w:t>
+          <w:t>53</w:t>
         </w:r>
         <w:r>
           <w:rPr>
@@ -5709,13 +5709,13 @@
           <w14:ligatures w14:val="standardContextual"/>
         </w:rPr>
       </w:pPr>
-      <w:hyperlink w:anchor="_Toc231119893" w:history="1">
+      <w:hyperlink w:anchor="_Toc231121774" w:history="1">
         <w:r>
           <w:rPr>
             <w:rStyle w:val="Hipervnculo"/>
             <w:noProof/>
           </w:rPr>
-          <w:t>Tabla 10</w:t>
+          <w:t>Tabla 9</w:t>
         </w:r>
         <w:r>
           <w:rPr>
@@ -5736,7 +5736,7 @@
             <w:noProof/>
             <w:webHidden/>
           </w:rPr>
-          <w:instrText xml:space="preserve"> PAGEREF _Toc231119893 \h </w:instrText>
+          <w:instrText xml:space="preserve"> PAGEREF _Toc231121774 \h </w:instrText>
         </w:r>
         <w:r>
           <w:rPr>
@@ -5756,7 +5756,7 @@
             <w:noProof/>
             <w:webHidden/>
           </w:rPr>
-          <w:t>37</w:t>
+          <w:t>53</w:t>
         </w:r>
         <w:r>
           <w:rPr>
@@ -5783,13 +5783,13 @@
           <w14:ligatures w14:val="standardContextual"/>
         </w:rPr>
       </w:pPr>
-      <w:hyperlink w:anchor="_Toc231119894" w:history="1">
+      <w:hyperlink w:anchor="_Toc231121775" w:history="1">
         <w:r>
           <w:rPr>
             <w:rStyle w:val="Hipervnculo"/>
             <w:noProof/>
           </w:rPr>
-          <w:t>Tabla 11</w:t>
+          <w:t>Tabla 10</w:t>
         </w:r>
         <w:r>
           <w:rPr>
@@ -5810,7 +5810,7 @@
             <w:noProof/>
             <w:webHidden/>
           </w:rPr>
-          <w:instrText xml:space="preserve"> PAGEREF _Toc231119894 \h </w:instrText>
+          <w:instrText xml:space="preserve"> PAGEREF _Toc231121775 \h </w:instrText>
         </w:r>
         <w:r>
           <w:rPr>
@@ -5830,7 +5830,7 @@
             <w:noProof/>
             <w:webHidden/>
           </w:rPr>
-          <w:t>37</w:t>
+          <w:t>54</w:t>
         </w:r>
         <w:r>
           <w:rPr>
@@ -5857,13 +5857,13 @@
           <w14:ligatures w14:val="standardContextual"/>
         </w:rPr>
       </w:pPr>
-      <w:hyperlink w:anchor="_Toc231119895" w:history="1">
+      <w:hyperlink w:anchor="_Toc231121776" w:history="1">
         <w:r>
           <w:rPr>
             <w:rStyle w:val="Hipervnculo"/>
             <w:noProof/>
           </w:rPr>
-          <w:t>Tabla 12</w:t>
+          <w:t>Tabla 11</w:t>
         </w:r>
         <w:r>
           <w:rPr>
@@ -5884,7 +5884,7 @@
             <w:noProof/>
             <w:webHidden/>
           </w:rPr>
-          <w:instrText xml:space="preserve"> PAGEREF _Toc231119895 \h </w:instrText>
+          <w:instrText xml:space="preserve"> PAGEREF _Toc231121776 \h </w:instrText>
         </w:r>
         <w:r>
           <w:rPr>
@@ -5904,7 +5904,7 @@
             <w:noProof/>
             <w:webHidden/>
           </w:rPr>
-          <w:t>37</w:t>
+          <w:t>54</w:t>
         </w:r>
         <w:r>
           <w:rPr>
@@ -5931,13 +5931,13 @@
           <w14:ligatures w14:val="standardContextual"/>
         </w:rPr>
       </w:pPr>
-      <w:hyperlink w:anchor="_Toc231119896" w:history="1">
+      <w:hyperlink w:anchor="_Toc231121777" w:history="1">
         <w:r>
           <w:rPr>
             <w:rStyle w:val="Hipervnculo"/>
             <w:noProof/>
           </w:rPr>
-          <w:t>Tabla 13</w:t>
+          <w:t>Tabla 12</w:t>
         </w:r>
         <w:r>
           <w:rPr>
@@ -5958,7 +5958,7 @@
             <w:noProof/>
             <w:webHidden/>
           </w:rPr>
-          <w:instrText xml:space="preserve"> PAGEREF _Toc231119896 \h </w:instrText>
+          <w:instrText xml:space="preserve"> PAGEREF _Toc231121777 \h </w:instrText>
         </w:r>
         <w:r>
           <w:rPr>
@@ -5978,7 +5978,7 @@
             <w:noProof/>
             <w:webHidden/>
           </w:rPr>
-          <w:t>38</w:t>
+          <w:t>54</w:t>
         </w:r>
         <w:r>
           <w:rPr>
@@ -6005,13 +6005,13 @@
           <w14:ligatures w14:val="standardContextual"/>
         </w:rPr>
       </w:pPr>
-      <w:hyperlink w:anchor="_Toc231119897" w:history="1">
+      <w:hyperlink w:anchor="_Toc231121778" w:history="1">
         <w:r>
           <w:rPr>
             <w:rStyle w:val="Hipervnculo"/>
             <w:noProof/>
           </w:rPr>
-          <w:t>Tabla 14</w:t>
+          <w:t>Tabla 13</w:t>
         </w:r>
         <w:r>
           <w:rPr>
@@ -6032,7 +6032,7 @@
             <w:noProof/>
             <w:webHidden/>
           </w:rPr>
-          <w:instrText xml:space="preserve"> PAGEREF _Toc231119897 \h </w:instrText>
+          <w:instrText xml:space="preserve"> PAGEREF _Toc231121778 \h </w:instrText>
         </w:r>
         <w:r>
           <w:rPr>
@@ -6052,7 +6052,7 @@
             <w:noProof/>
             <w:webHidden/>
           </w:rPr>
-          <w:t>40</w:t>
+          <w:t>55</w:t>
         </w:r>
         <w:r>
           <w:rPr>
@@ -6062,38 +6062,6 @@
           <w:fldChar w:fldCharType="end"/>
         </w:r>
       </w:hyperlink>
-    </w:p>
-    <w:p>
-      <w:pPr>
-        <w:spacing w:after="0"/>
-        <w:rPr>
-          <w:rFonts w:hint="eastAsia"/>
-        </w:rPr>
-      </w:pPr>
-      <w:r>
-        <w:fldChar w:fldCharType="end"/>
-      </w:r>
-    </w:p>
-    <w:p>
-      <w:pPr>
-        <w:rPr>
-          <w:rFonts w:hint="eastAsia"/>
-        </w:rPr>
-      </w:pPr>
-      <w:r>
-        <w:br w:type="page"/>
-      </w:r>
-    </w:p>
-    <w:p>
-      <w:pPr>
-        <w:pStyle w:val="Ttulo1"/>
-      </w:pPr>
-      <w:bookmarkStart w:id="8" w:name="_Toc231119834"/>
-      <w:r>
-        <w:lastRenderedPageBreak/>
-        <w:t>Índice de figuras</w:t>
-      </w:r>
-      <w:bookmarkEnd w:id="8"/>
     </w:p>
     <w:p>
       <w:pPr>
@@ -6111,22 +6079,13 @@
           <w14:ligatures w14:val="standardContextual"/>
         </w:rPr>
       </w:pPr>
-      <w:r>
-        <w:fldChar w:fldCharType="begin"/>
-      </w:r>
-      <w:r>
-        <w:instrText>TOC \h \z \c "Figura"</w:instrText>
-      </w:r>
-      <w:r>
-        <w:fldChar w:fldCharType="separate"/>
-      </w:r>
-      <w:hyperlink w:anchor="_Toc231119898" w:history="1">
+      <w:hyperlink w:anchor="_Toc231121779" w:history="1">
         <w:r>
           <w:rPr>
             <w:rStyle w:val="Hipervnculo"/>
             <w:noProof/>
           </w:rPr>
-          <w:t>Figura 1. Distribución de los retornos mensuales de las carteras de cada muestra.</w:t>
+          <w:t>Tabla 14</w:t>
         </w:r>
         <w:r>
           <w:rPr>
@@ -6147,7 +6106,7 @@
             <w:noProof/>
             <w:webHidden/>
           </w:rPr>
-          <w:instrText xml:space="preserve"> PAGEREF _Toc231119898 \h </w:instrText>
+          <w:instrText xml:space="preserve"> PAGEREF _Toc231121779 \h </w:instrText>
         </w:r>
         <w:r>
           <w:rPr>
@@ -6167,7 +6126,7 @@
             <w:noProof/>
             <w:webHidden/>
           </w:rPr>
-          <w:t>15</w:t>
+          <w:t>57</w:t>
         </w:r>
         <w:r>
           <w:rPr>
@@ -6177,6 +6136,38 @@
           <w:fldChar w:fldCharType="end"/>
         </w:r>
       </w:hyperlink>
+    </w:p>
+    <w:p>
+      <w:pPr>
+        <w:spacing w:after="0"/>
+        <w:rPr>
+          <w:rFonts w:hint="eastAsia"/>
+        </w:rPr>
+      </w:pPr>
+      <w:r>
+        <w:fldChar w:fldCharType="end"/>
+      </w:r>
+    </w:p>
+    <w:p>
+      <w:pPr>
+        <w:rPr>
+          <w:rFonts w:hint="eastAsia"/>
+        </w:rPr>
+      </w:pPr>
+      <w:r>
+        <w:br w:type="page"/>
+      </w:r>
+    </w:p>
+    <w:p>
+      <w:pPr>
+        <w:pStyle w:val="Ttulo1"/>
+      </w:pPr>
+      <w:bookmarkStart w:id="8" w:name="_Toc231121715"/>
+      <w:r>
+        <w:lastRenderedPageBreak/>
+        <w:t>Índice de figuras</w:t>
+      </w:r>
+      <w:bookmarkEnd w:id="8"/>
     </w:p>
     <w:p>
       <w:pPr>
@@ -6194,13 +6185,22 @@
           <w14:ligatures w14:val="standardContextual"/>
         </w:rPr>
       </w:pPr>
-      <w:hyperlink w:anchor="_Toc231119899" w:history="1">
+      <w:r>
+        <w:fldChar w:fldCharType="begin"/>
+      </w:r>
+      <w:r>
+        <w:instrText>TOC \h \z \c "Figura"</w:instrText>
+      </w:r>
+      <w:r>
+        <w:fldChar w:fldCharType="separate"/>
+      </w:r>
+      <w:hyperlink w:anchor="_Toc231121780" w:history="1">
         <w:r>
           <w:rPr>
             <w:rStyle w:val="Hipervnculo"/>
             <w:noProof/>
           </w:rPr>
-          <w:t>Figura 2. Matriz de correlación entre el retorno del sector y los factores macro-financieros.</w:t>
+          <w:t>Figura 1. Distribución de los retornos mensuales de las carteras de cada muestra.</w:t>
         </w:r>
         <w:r>
           <w:rPr>
@@ -6221,7 +6221,7 @@
             <w:noProof/>
             <w:webHidden/>
           </w:rPr>
-          <w:instrText xml:space="preserve"> PAGEREF _Toc231119899 \h </w:instrText>
+          <w:instrText xml:space="preserve"> PAGEREF _Toc231121780 \h </w:instrText>
         </w:r>
         <w:r>
           <w:rPr>
@@ -6241,7 +6241,7 @@
             <w:noProof/>
             <w:webHidden/>
           </w:rPr>
-          <w:t>16</w:t>
+          <w:t>26</w:t>
         </w:r>
         <w:r>
           <w:rPr>
@@ -6268,13 +6268,13 @@
           <w14:ligatures w14:val="standardContextual"/>
         </w:rPr>
       </w:pPr>
-      <w:hyperlink w:anchor="_Toc231119900" w:history="1">
+      <w:hyperlink w:anchor="_Toc231121781" w:history="1">
         <w:r>
           <w:rPr>
             <w:rStyle w:val="Hipervnculo"/>
             <w:noProof/>
           </w:rPr>
-          <w:t>Figura 3. Sensibilidad de los retornos a cada factor macro-financiero (muestra B).</w:t>
+          <w:t>Figura 2. Matriz de correlación entre el retorno del sector y los factores macro-financieros.</w:t>
         </w:r>
         <w:r>
           <w:rPr>
@@ -6295,7 +6295,7 @@
             <w:noProof/>
             <w:webHidden/>
           </w:rPr>
-          <w:instrText xml:space="preserve"> PAGEREF _Toc231119900 \h </w:instrText>
+          <w:instrText xml:space="preserve"> PAGEREF _Toc231121781 \h </w:instrText>
         </w:r>
         <w:r>
           <w:rPr>
@@ -6315,7 +6315,7 @@
             <w:noProof/>
             <w:webHidden/>
           </w:rPr>
-          <w:t>18</w:t>
+          <w:t>27</w:t>
         </w:r>
         <w:r>
           <w:rPr>
@@ -6342,13 +6342,13 @@
           <w14:ligatures w14:val="standardContextual"/>
         </w:rPr>
       </w:pPr>
-      <w:hyperlink w:anchor="_Toc231119901" w:history="1">
+      <w:hyperlink w:anchor="_Toc231121782" w:history="1">
         <w:r>
           <w:rPr>
             <w:rStyle w:val="Hipervnculo"/>
             <w:noProof/>
           </w:rPr>
-          <w:t>Figura 4. Descomposición de la varianza del error de pronóstico del retorno (FEVD, horizonte 12 meses).</w:t>
+          <w:t>Figura 3. Sensibilidad de los retornos a cada factor macro-financiero (muestra B).</w:t>
         </w:r>
         <w:r>
           <w:rPr>
@@ -6369,7 +6369,7 @@
             <w:noProof/>
             <w:webHidden/>
           </w:rPr>
-          <w:instrText xml:space="preserve"> PAGEREF _Toc231119901 \h </w:instrText>
+          <w:instrText xml:space="preserve"> PAGEREF _Toc231121782 \h </w:instrText>
         </w:r>
         <w:r>
           <w:rPr>
@@ -6389,7 +6389,7 @@
             <w:noProof/>
             <w:webHidden/>
           </w:rPr>
-          <w:t>19</w:t>
+          <w:t>30</w:t>
         </w:r>
         <w:r>
           <w:rPr>
@@ -6416,13 +6416,13 @@
           <w14:ligatures w14:val="standardContextual"/>
         </w:rPr>
       </w:pPr>
-      <w:hyperlink w:anchor="_Toc231119902" w:history="1">
+      <w:hyperlink w:anchor="_Toc231121783" w:history="1">
         <w:r>
           <w:rPr>
             <w:rStyle w:val="Hipervnculo"/>
             <w:noProof/>
           </w:rPr>
-          <w:t>Figura 5. Impulso-respuesta del retorno del sector ante un shock del precio del cobre (±2 errores estándar).</w:t>
+          <w:t>Figura 4. Descomposición de la varianza del error de pronóstico del retorno (FEVD, horizonte 12 meses).</w:t>
         </w:r>
         <w:r>
           <w:rPr>
@@ -6443,7 +6443,7 @@
             <w:noProof/>
             <w:webHidden/>
           </w:rPr>
-          <w:instrText xml:space="preserve"> PAGEREF _Toc231119902 \h </w:instrText>
+          <w:instrText xml:space="preserve"> PAGEREF _Toc231121783 \h </w:instrText>
         </w:r>
         <w:r>
           <w:rPr>
@@ -6463,7 +6463,7 @@
             <w:noProof/>
             <w:webHidden/>
           </w:rPr>
-          <w:t>20</w:t>
+          <w:t>32</w:t>
         </w:r>
         <w:r>
           <w:rPr>
@@ -6490,13 +6490,13 @@
           <w14:ligatures w14:val="standardContextual"/>
         </w:rPr>
       </w:pPr>
-      <w:hyperlink w:anchor="_Toc231119903" w:history="1">
+      <w:hyperlink w:anchor="_Toc231121784" w:history="1">
         <w:r>
           <w:rPr>
             <w:rStyle w:val="Hipervnculo"/>
             <w:noProof/>
           </w:rPr>
-          <w:t>Figura 6. Precio del cobre y fases del ciclo fechadas con Bry-Boschan.</w:t>
+          <w:t>Figura 5. Impulso-respuesta del retorno del sector ante un shock del precio del cobre (±2 errores estándar).</w:t>
         </w:r>
         <w:r>
           <w:rPr>
@@ -6517,7 +6517,7 @@
             <w:noProof/>
             <w:webHidden/>
           </w:rPr>
-          <w:instrText xml:space="preserve"> PAGEREF _Toc231119903 \h </w:instrText>
+          <w:instrText xml:space="preserve"> PAGEREF _Toc231121784 \h </w:instrText>
         </w:r>
         <w:r>
           <w:rPr>
@@ -6537,7 +6537,7 @@
             <w:noProof/>
             <w:webHidden/>
           </w:rPr>
-          <w:t>21</w:t>
+          <w:t>33</w:t>
         </w:r>
         <w:r>
           <w:rPr>
@@ -6564,13 +6564,13 @@
           <w14:ligatures w14:val="standardContextual"/>
         </w:rPr>
       </w:pPr>
-      <w:hyperlink w:anchor="_Toc231119904" w:history="1">
+      <w:hyperlink w:anchor="_Toc231121785" w:history="1">
         <w:r>
           <w:rPr>
             <w:rStyle w:val="Hipervnculo"/>
             <w:noProof/>
           </w:rPr>
-          <w:t>Figura 7. Triangulación: sensibilidad al cobre y dominancia global por muestra (B, A, C).</w:t>
+          <w:t>Figura 6. Precio del cobre y fases del ciclo fechadas con Bry-Boschan.</w:t>
         </w:r>
         <w:r>
           <w:rPr>
@@ -6591,7 +6591,7 @@
             <w:noProof/>
             <w:webHidden/>
           </w:rPr>
-          <w:instrText xml:space="preserve"> PAGEREF _Toc231119904 \h </w:instrText>
+          <w:instrText xml:space="preserve"> PAGEREF _Toc231121785 \h </w:instrText>
         </w:r>
         <w:r>
           <w:rPr>
@@ -6611,7 +6611,7 @@
             <w:noProof/>
             <w:webHidden/>
           </w:rPr>
-          <w:t>21</w:t>
+          <w:t>34</w:t>
         </w:r>
         <w:r>
           <w:rPr>
@@ -6638,13 +6638,13 @@
           <w14:ligatures w14:val="standardContextual"/>
         </w:rPr>
       </w:pPr>
-      <w:hyperlink w:anchor="_Toc231119905" w:history="1">
+      <w:hyperlink w:anchor="_Toc231121786" w:history="1">
         <w:r>
           <w:rPr>
             <w:rStyle w:val="Hipervnculo"/>
             <w:noProof/>
           </w:rPr>
-          <w:t>Figura 8. Importancia económica de cada factor (coeficientes estandarizados, muestra B).</w:t>
+          <w:t>Figura 7. Triangulación: sensibilidad al cobre y dominancia global por muestra (B, A, C).</w:t>
         </w:r>
         <w:r>
           <w:rPr>
@@ -6665,7 +6665,7 @@
             <w:noProof/>
             <w:webHidden/>
           </w:rPr>
-          <w:instrText xml:space="preserve"> PAGEREF _Toc231119905 \h </w:instrText>
+          <w:instrText xml:space="preserve"> PAGEREF _Toc231121786 \h </w:instrText>
         </w:r>
         <w:r>
           <w:rPr>
@@ -6685,7 +6685,7 @@
             <w:noProof/>
             <w:webHidden/>
           </w:rPr>
-          <w:t>22</w:t>
+          <w:t>35</w:t>
         </w:r>
         <w:r>
           <w:rPr>
@@ -6712,13 +6712,13 @@
           <w14:ligatures w14:val="standardContextual"/>
         </w:rPr>
       </w:pPr>
-      <w:hyperlink w:anchor="_Toc231119906" w:history="1">
+      <w:hyperlink w:anchor="_Toc231121787" w:history="1">
         <w:r>
           <w:rPr>
             <w:rStyle w:val="Hipervnculo"/>
             <w:noProof/>
           </w:rPr>
-          <w:t>Figura 9. Desempeño predictivo fuera de muestra por modelo (R² OOS y acierto direccional).</w:t>
+          <w:t>Figura 8. Importancia económica de cada factor (coeficientes estandarizados, muestra B).</w:t>
         </w:r>
         <w:r>
           <w:rPr>
@@ -6739,7 +6739,7 @@
             <w:noProof/>
             <w:webHidden/>
           </w:rPr>
-          <w:instrText xml:space="preserve"> PAGEREF _Toc231119906 \h </w:instrText>
+          <w:instrText xml:space="preserve"> PAGEREF _Toc231121787 \h </w:instrText>
         </w:r>
         <w:r>
           <w:rPr>
@@ -6759,7 +6759,7 @@
             <w:noProof/>
             <w:webHidden/>
           </w:rPr>
-          <w:t>40</w:t>
+          <w:t>37</w:t>
         </w:r>
         <w:r>
           <w:rPr>
@@ -6772,30 +6772,104 @@
     </w:p>
     <w:p>
       <w:pPr>
-        <w:spacing w:after="0"/>
-        <w:rPr>
-          <w:rFonts w:hint="eastAsia"/>
-        </w:rPr>
-      </w:pPr>
-      <w:r>
-        <w:fldChar w:fldCharType="end"/>
-      </w:r>
+        <w:pStyle w:val="Tabladeilustraciones"/>
+        <w:tabs>
+          <w:tab w:val="right" w:leader="dot" w:pos="8545"/>
+        </w:tabs>
+        <w:rPr>
+          <w:rFonts w:asciiTheme="minorHAnsi" w:hAnsiTheme="minorHAnsi"/>
+          <w:noProof/>
+          <w:color w:val="auto"/>
+          <w:kern w:val="2"/>
+          <w:szCs w:val="24"/>
+          <w:lang w:val="es-CL" w:eastAsia="es-CL"/>
+          <w14:ligatures w14:val="standardContextual"/>
+        </w:rPr>
+      </w:pPr>
+      <w:hyperlink w:anchor="_Toc231121788" w:history="1">
+        <w:r>
+          <w:rPr>
+            <w:rStyle w:val="Hipervnculo"/>
+            <w:noProof/>
+          </w:rPr>
+          <w:t>Figura 9. Desempeño predictivo fuera de muestra por modelo (R² OOS y acierto direccional).</w:t>
+        </w:r>
+        <w:r>
+          <w:rPr>
+            <w:noProof/>
+            <w:webHidden/>
+          </w:rPr>
+          <w:tab/>
+        </w:r>
+        <w:r>
+          <w:rPr>
+            <w:noProof/>
+            <w:webHidden/>
+          </w:rPr>
+          <w:fldChar w:fldCharType="begin"/>
+        </w:r>
+        <w:r>
+          <w:rPr>
+            <w:noProof/>
+            <w:webHidden/>
+          </w:rPr>
+          <w:instrText xml:space="preserve"> PAGEREF _Toc231121788 \h </w:instrText>
+        </w:r>
+        <w:r>
+          <w:rPr>
+            <w:noProof/>
+            <w:webHidden/>
+          </w:rPr>
+        </w:r>
+        <w:r>
+          <w:rPr>
+            <w:noProof/>
+            <w:webHidden/>
+          </w:rPr>
+          <w:fldChar w:fldCharType="separate"/>
+        </w:r>
+        <w:r>
+          <w:rPr>
+            <w:noProof/>
+            <w:webHidden/>
+          </w:rPr>
+          <w:t>57</w:t>
+        </w:r>
+        <w:r>
+          <w:rPr>
+            <w:noProof/>
+            <w:webHidden/>
+          </w:rPr>
+          <w:fldChar w:fldCharType="end"/>
+        </w:r>
+      </w:hyperlink>
     </w:p>
     <w:p>
       <w:pPr>
+        <w:spacing w:after="0"/>
         <w:rPr>
           <w:rFonts w:hint="eastAsia"/>
         </w:rPr>
       </w:pPr>
       <w:r>
-        <w:br w:type="page"/>
+        <w:fldChar w:fldCharType="end"/>
       </w:r>
     </w:p>
     <w:p>
       <w:pPr>
+        <w:rPr>
+          <w:rFonts w:hint="eastAsia"/>
+        </w:rPr>
+      </w:pPr>
+      <w:r>
+        <w:br w:type="page"/>
+      </w:r>
+    </w:p>
+    <w:p>
+      <w:pPr>
         <w:pStyle w:val="Ttulo1"/>
       </w:pPr>
-      <w:bookmarkStart w:id="9" w:name="_Toc231119835"/>
+      <w:bookmarkStart w:id="9" w:name="_Toc231121716"/>
       <w:r>
         <w:lastRenderedPageBreak/>
         <w:t>Lista de abreviaturas y siglas</w:t>
@@ -7757,7 +7831,7 @@
       <w:pPr>
         <w:pStyle w:val="Ttulo1"/>
       </w:pPr>
-      <w:bookmarkStart w:id="10" w:name="_Toc231119836"/>
+      <w:bookmarkStart w:id="10" w:name="_Toc231121717"/>
       <w:r>
         <w:lastRenderedPageBreak/>
         <w:t>Lista de símbolos</w:t>
@@ -8387,7 +8461,7 @@
       <w:pPr>
         <w:pStyle w:val="Ttulo1"/>
       </w:pPr>
-      <w:bookmarkStart w:id="11" w:name="_Toc231119837"/>
+      <w:bookmarkStart w:id="11" w:name="_Toc231121718"/>
       <w:r>
         <w:lastRenderedPageBreak/>
         <w:t xml:space="preserve">I. </w:t>
@@ -8401,7 +8475,7 @@
       <w:pPr>
         <w:pStyle w:val="Ttulo2"/>
       </w:pPr>
-      <w:bookmarkStart w:id="12" w:name="_Toc231119838"/>
+      <w:bookmarkStart w:id="12" w:name="_Toc231121719"/>
       <w:r>
         <w:t>1.1 Realidad Problemática</w:t>
       </w:r>
@@ -8466,19 +8540,56 @@
         </w:rPr>
       </w:pPr>
       <w:r>
-        <w:t>La pertinencia de un análisis a nivel de empresa, y no únicamente de variables agregadas, radica en que el valor de una compañía minera condensa, en un único precio observable de mercado, las expectativas de los inversionistas sobre la trayectoria futura del commodity, los costos de producción y el costo del capital. Adicionalmente, el carácter global de las grandes productoras de cobre con activos en Chile introduce una dimensión comparativa poco explotada: una misma exposición al cobre se transa simultáne</w:t>
-      </w:r>
-      <w:r>
-        <w:t>amente en mercados bursátiles de muy distinta profundidad y liquidez —los centros financieros internacionales, por un lado, y la Bolsa de Santiago, por otro—. Esta circunstancia permite contrastar si el mercado más profundo incorpora los shocks macroeconómicos de manera distinta al mercado local, pregunta que articula la presente investigación.</w:t>
+        <w:t xml:space="preserve">La pertinencia de un análisis a nivel de empresa, y no únicamente de variables agregadas, radica en que el valor de una compañía minera condensa, en un único precio observable de mercado, las expectativas de los inversionistas sobre la trayectoria futura del commodity, los costos de producción y el costo del capital. A diferencia de los indicadores económicos tradicionales, que se publican con rezago y sujetos a revisión, el precio de la acción se observa de manera continua y de alta frecuencia, ofreciendo </w:t>
+      </w:r>
+      <w:r>
+        <w:t>una ventana directa sobre cómo el mercado procesa, en tiempo real, la información macroeconómica relevante para el sector.</w:t>
       </w:r>
     </w:p>
     <w:p>
       <w:pPr>
-        <w:pStyle w:val="Ttulo2"/>
-      </w:pPr>
-      <w:bookmarkStart w:id="13" w:name="_Toc231119839"/>
-      <w:r>
-        <w:t>1.2 Trabajos previos</w:t>
+        <w:rPr>
+          <w:rFonts w:hint="eastAsia"/>
+        </w:rPr>
+      </w:pPr>
+      <w:r>
+        <w:t>Esta dependencia tiene, además, una contraparte de riesgo. La fuerte exposición del valor de las empresas cupríferas al precio de un único commodity, sujeto a ciclos pronunciados y a la volatilidad de la demanda global, implica que su valoración hereda buena parte de la incertidumbre de los mercados internacionales del metal. Comprender la naturaleza, la intensidad y la estabilidad de esa trans</w:t>
+      </w:r>
+      <w:r>
+        <w:lastRenderedPageBreak/>
+        <w:t>misión no es, por tanto, un ejercicio meramente académico, sino una necesidad práctica para la gestión del riesgo de quienes invierten en el sector o gestionan estas compañías.</w:t>
+      </w:r>
+    </w:p>
+    <w:p>
+      <w:pPr>
+        <w:rPr>
+          <w:rFonts w:hint="eastAsia"/>
+        </w:rPr>
+      </w:pPr>
+      <w:r>
+        <w:t>Adicionalmente, el carácter global de las grandes productoras de cobre con activos en Chile introduce una dimensión comparativa poco explotada: una misma exposición al cobre se transa simultáneamente en mercados bursátiles de muy distinta profundidad y liquidez —los centros financieros internacionales, por un lado, y la Bolsa de Santiago, por otro—. Esta circunstancia permite contrastar si el mercado más profundo incorpora los shocks macroeconómicos de manera distinta al mercado local, pregunta que articula</w:t>
+      </w:r>
+      <w:r>
+        <w:t xml:space="preserve"> la presente investigación.</w:t>
+      </w:r>
+    </w:p>
+    <w:p>
+      <w:pPr>
+        <w:rPr>
+          <w:rFonts w:hint="eastAsia"/>
+        </w:rPr>
+      </w:pPr>
+      <w:r>
+        <w:t>Los antecedentes de la presente investigación pueden organizarse en tres ejes —factores macroeconómicos y retornos, transmisión del precio del commodity a la empresa, y el caso chileno—, abordados primero a nivel internacional y luego en el ámbito nacional y regional.</w:t>
+      </w:r>
+    </w:p>
+    <w:p>
+      <w:pPr>
+        <w:pStyle w:val="Ttulo3"/>
+      </w:pPr>
+      <w:bookmarkStart w:id="13" w:name="_Toc231121720"/>
+      <w:r>
+        <w:t>1.2.1 Antecedentes internacionales</w:t>
       </w:r>
       <w:bookmarkEnd w:id="13"/>
     </w:p>
@@ -8489,23 +8600,11 @@
         </w:rPr>
       </w:pPr>
       <w:r>
-        <w:t xml:space="preserve">La literatura previa puede ordenarse en tres eslabones. El primero, </w:t>
-      </w:r>
-      <w:r>
-        <w:rPr>
-          <w:b/>
-        </w:rPr>
-        <w:t>cobre y tipo de cambio</w:t>
-      </w:r>
-      <w:r>
-        <w:t xml:space="preserve">, es el más sólido: Chen y Rogoff (2003) y Chen, Rogoff y Rossi </w:t>
+        <w:t xml:space="preserve">Chen, Roll y Ross (1986), en uno de los trabajos fundacionales de la economía financiera empírica, analizaron mediante la metodología de valoración por arbitraje un conjunto de fuerzas económicas —producción industrial, inflación no anticipada, prima de riesgo y estructura temporal de tasas— y concluyeron que dichos factores están sistemáticamente preciados en los retornos del mercado accionario estadounidense. Su aporte sentó las bases del enfoque multifactorial </w:t>
       </w:r>
       <w:r>
         <w:lastRenderedPageBreak/>
-        <w:t>(2010) sitúan al peso chileno entre las monedas-commodity canónicas, y Pincheira y Hardy (2019) muestran que el tipo de cambio chileno tiene poder predictivo sobre los retornos del índice de metales base —incluido el cobre—. Labbé y De Gregorio (2011) documentan el tipo de cambio real como amortiguador de los shocks del precio del cobre, y Pedersen (2015) establece que el efecto del cobre sobre la economía depende de la na</w:t>
-      </w:r>
-      <w:r>
-        <w:t>turaleza del shock (demanda versus oferta).</w:t>
+        <w:t>que adopta esta tesis. En la misma línea, Fama (1981) documentó la relación entre la actividad real, la inflación y los retornos, mostrando que las variables de estado de la economía contienen información sobre la evolución futura de los precios de los activos.</w:t>
       </w:r>
     </w:p>
     <w:p>
@@ -8515,16 +8614,10 @@
         </w:rPr>
       </w:pPr>
       <w:r>
-        <w:t xml:space="preserve">El segundo eslabón, </w:t>
-      </w:r>
-      <w:r>
-        <w:rPr>
-          <w:b/>
-        </w:rPr>
-        <w:t>cobre y mercado accionario chileno agregado</w:t>
-      </w:r>
-      <w:r>
-        <w:t>, está representado de forma directa por Zurita, Fuentes y Gregoire (2005), quienes, mediante un modelo de valoración por arbitraje sobre retornos accionarios chilenos del período 1990-2003, encuentran que las sorpresas en el precio del cobre están preciadas con una prima por riesgo estadísticamente significativa, rechazando el CAPM en favor del APT. Se trata del antecedente más próximo, aunque trabaja con el índice agregado y no a nivel de empresas mineras.</w:t>
+        <w:t>Sadorsky (2001) trasladó este marco al ámbito de los recursos naturales al estudiar la sensibilidad de los retornos de las empresas canadienses de petróleo y gas al precio del crudo, el tipo de cambio y las tasas de interés, hallando que el precio del commodity es un factor de riesgo significativo del sector. Boyer y Filion (2007) profundizaron esta evidencia para las productoras canadienses de energía, confirmando la relevancia conjunta del precio del recurso, el tipo de cambio y el entorno de tasas. Estos</w:t>
+      </w:r>
+      <w:r>
+        <w:t xml:space="preserve"> trabajos ofrecen una plantilla metodológica directamente trasladable al caso del cobre.</w:t>
       </w:r>
     </w:p>
     <w:p>
@@ -8534,38 +8627,72 @@
         </w:rPr>
       </w:pPr>
       <w:r>
-        <w:t xml:space="preserve">El tercer eslabón, </w:t>
+        <w:t xml:space="preserve">Para el segmento específico de los </w:t>
       </w:r>
       <w:r>
         <w:rPr>
           <w:b/>
         </w:rPr>
-        <w:t>cobre y acciones mineras</w:t>
-      </w:r>
-      <w:r>
-        <w:t xml:space="preserve">, solo está documentado a nivel internacional: Zhu, Chen y Chen (2021) hallan un efecto positivo de los precios de los metales no ferrosos sobre la valoración bursátil del sector, intensificado tras la crisis de 2008; Wallenstein, Mendiola y Chávez-Bedoya documentan una relación positiva pero inelástica entre acciones cupríferas y precio del cobre; y la literatura reciente en </w:t>
+        <w:t>metales</w:t>
+      </w:r>
+      <w:r>
+        <w:t xml:space="preserve">, Zhu, Chen y Chen (2021), en </w:t>
       </w:r>
       <w:r>
         <w:rPr>
           <w:i/>
         </w:rPr>
+        <w:t>Resources Policy</w:t>
+      </w:r>
+      <w:r>
+        <w:t xml:space="preserve">, documentaron que los precios de los metales no ferrosos tienen un impacto positivo sobre la valoración bursátil del sector, con efectos que se intensifican tras la crisis financiera de 2008, fenómeno que atribuyen a la financiarización y al creciente co-movimiento de los mercados de commodities. Wallenstein, Mendiola y Chávez-Bedoya, en el marco de la CLADEA, encontraron una relación positiva pero </w:t>
+      </w:r>
+      <w:r>
+        <w:rPr>
+          <w:b/>
+        </w:rPr>
+        <w:t>inelástica</w:t>
+      </w:r>
+      <w:r>
+        <w:t xml:space="preserve"> entre los retornos de las acciones cupríferas</w:t>
+      </w:r>
+      <w:r>
+        <w:t xml:space="preserve"> y el precio del cobre, más intensa en las empresas de gran capitalización. La literatura reciente publicada en </w:t>
+      </w:r>
+      <w:r>
+        <w:rPr>
+          <w:i/>
+        </w:rPr>
         <w:t>Mineral Economics</w:t>
       </w:r>
       <w:r>
-        <w:t xml:space="preserve"> (2025) modela el vínculo cobre/oro y las cotizaciones mineras en Nueva York, Toronto y Aust</w:t>
-      </w:r>
-      <w:r>
-        <w:t>ralia, excluyendo a Chile.</w:t>
+        <w:t xml:space="preserve"> (2025) modeló, mediante ecuaciones estructurales, el vínculo entre los precios del cobre y del oro y las co</w:t>
+      </w:r>
+      <w:r>
+        <w:lastRenderedPageBreak/>
+        <w:t>tizaciones mineras en las bolsas de Nueva York, Toronto y Australia, omitiendo, no obstante, a Chile.</w:t>
       </w:r>
     </w:p>
     <w:p>
       <w:pPr>
-        <w:pStyle w:val="Ttulo2"/>
-      </w:pPr>
-      <w:bookmarkStart w:id="14" w:name="_Toc231119840"/>
-      <w:r>
-        <w:lastRenderedPageBreak/>
-        <w:t>1.3 Teorías relacionadas al tema</w:t>
+        <w:rPr>
+          <w:rFonts w:hint="eastAsia"/>
+        </w:rPr>
+      </w:pPr>
+      <w:r>
+        <w:t>En materia de exposición cambiaria, Adler y Dumas (1984) definieron la exposición como la elasticidad del valor de la firma frente a variaciones del tipo de cambio, y Jorion (1990) propuso la metodología estándar para estimarla mediante la regresión de los retornos accionarios sobre la variación cambiaria, enfoque que la presente investigación adopta. Finalmente, Bekaert y Harvey (1995, 2005) desarrollaron el marco de la integración variable en el tiempo, según el cual los mercados emergentes pueden estar p</w:t>
+      </w:r>
+      <w:r>
+        <w:t>arcialmente segmentados y preciar de forma diferente un mismo riesgo, fundamento de la dimensión comparativa de este estudio.</w:t>
+      </w:r>
+    </w:p>
+    <w:p>
+      <w:pPr>
+        <w:pStyle w:val="Ttulo3"/>
+      </w:pPr>
+      <w:bookmarkStart w:id="14" w:name="_Toc231121721"/>
+      <w:r>
+        <w:t>1.2.2 Antecedentes nacionales y regionales</w:t>
       </w:r>
       <w:bookmarkEnd w:id="14"/>
     </w:p>
@@ -8576,124 +8703,36 @@
         </w:rPr>
       </w:pPr>
       <w:r>
-        <w:t xml:space="preserve">El marco teórico de referencia es la </w:t>
-      </w:r>
-      <w:r>
-        <w:rPr>
-          <w:b/>
-        </w:rPr>
-        <w:t>Teoría de Valoración por Arbitraje</w:t>
-      </w:r>
-      <w:r>
-        <w:t xml:space="preserve"> (APT) de Ross (1976), que generaliza el CAPM al admitir múltiples factores de riesgo sistemático. Su operacionalización empírica seminal corresponde a Chen, Roll y Ross (1986), quienes muestran que fuerzas económicas como la producción industrial, la inflación no anticipada y la estructura temporal de tasas están sistemáticamente preciadas en los retornos accionarios. Bajo la APT, el retorno del activo </w:t>
-      </w:r>
-      <w:r>
-        <w:rPr>
-          <w:i/>
-        </w:rPr>
-        <w:t>i</w:t>
-      </w:r>
-      <w:r>
-        <w:t xml:space="preserve"> se expresa como una combinación lineal de su exposición a </w:t>
-      </w:r>
-      <w:r>
-        <w:rPr>
-          <w:i/>
-        </w:rPr>
-        <w:t>k</w:t>
-      </w:r>
-      <w:r>
-        <w:t xml:space="preserve"> factores </w:t>
-      </w:r>
-      <w:r>
-        <w:t>comunes:</w:t>
+        <w:t xml:space="preserve">El antecedente más directo a nivel bursátil chileno corresponde a Zurita, Fuentes y Gregoire (2005), </w:t>
+      </w:r>
+      <w:r>
+        <w:t>quienes, en un documento de trabajo del Banco Central de Chile, aplicaron un modelo de valoración por arbitraje a los retornos accionarios chilenos del período 1990-2003 y hallaron que las sorpresas en el precio del cobre, en la actividad económica y en el precio del petróleo están preciadas con primas por riesgo estadísticamente significativas, rechazando el CAPM en favor del APT. Su trabajo, sin embargo, opera a nivel del índice agregado y no desagrega por empresas mineras, además de finalizar en 2003, an</w:t>
+      </w:r>
+      <w:r>
+        <w:t>tes del período de interés.</w:t>
       </w:r>
     </w:p>
     <w:p>
       <w:pPr>
-        <w:spacing w:before="120" w:after="120"/>
-        <w:jc w:val="center"/>
         <w:rPr>
           <w:rFonts w:hint="eastAsia"/>
         </w:rPr>
       </w:pPr>
       <w:r>
+        <w:lastRenderedPageBreak/>
+        <w:t xml:space="preserve">En cuanto al nexo entre el cobre y el tipo de cambio, Chen y Rogoff (2003) y Chen, Rogoff y Rossi (2010) situaron al peso chileno entre las monedas-commodity canónicas, mostrando que el precio del metal es un determinante robusto del tipo de cambio real. Pincheira y Hardy (2019), en </w:t>
+      </w:r>
+      <w:r>
         <w:rPr>
           <w:i/>
         </w:rPr>
-        <w:t>r</w:t>
-      </w:r>
-      <w:r>
-        <w:rPr>
-          <w:i/>
-        </w:rPr>
-        <w:t>ᵢ</w:t>
-      </w:r>
-      <w:r>
-        <w:rPr>
-          <w:i/>
-        </w:rPr>
-        <w:t xml:space="preserve"> = E(r</w:t>
-      </w:r>
-      <w:r>
-        <w:rPr>
-          <w:i/>
-        </w:rPr>
-        <w:t>ᵢ</w:t>
-      </w:r>
-      <w:r>
-        <w:rPr>
-          <w:i/>
-        </w:rPr>
-        <w:t>) + β</w:t>
-      </w:r>
-      <w:r>
-        <w:rPr>
-          <w:i/>
-        </w:rPr>
-        <w:t>ᵢ</w:t>
-      </w:r>
-      <w:r>
-        <w:rPr>
-          <w:i/>
-        </w:rPr>
-        <w:t>₁ f₁ + β</w:t>
-      </w:r>
-      <w:r>
-        <w:rPr>
-          <w:i/>
-        </w:rPr>
-        <w:t>ᵢ</w:t>
-      </w:r>
-      <w:r>
-        <w:rPr>
-          <w:i/>
-        </w:rPr>
-        <w:t>₂ f₂ + … + β</w:t>
-      </w:r>
-      <w:r>
-        <w:rPr>
-          <w:i/>
-        </w:rPr>
-        <w:t>ᵢ</w:t>
-      </w:r>
-      <w:r>
-        <w:rPr>
-          <w:i/>
-        </w:rPr>
-        <w:t>ₖ</w:t>
-      </w:r>
-      <w:r>
-        <w:rPr>
-          <w:i/>
-        </w:rPr>
-        <w:t xml:space="preserve"> fₖ + ε</w:t>
-      </w:r>
-      <w:r>
-        <w:rPr>
-          <w:i/>
-        </w:rPr>
-        <w:t>ᵢ</w:t>
+        <w:t>Resources Policy</w:t>
+      </w:r>
+      <w:r>
+        <w:t>, evidenciaron que el tipo de cambio chileno posee poder predictivo sobre los retornos del índice de metales base —incluido el cobre—, in-sample y out-of-sample, argumentando que el peso es una commodity currency porque el cobre representa cerca de la mitad de las exportaciones del país. Labbé y De Gregorio (2011) documentaron el rol del tipo de cambio real como amortiguador de los shocks del precio del cobre, y Pedersen (2015) estableció que el efecto del cobre sobre la economía chilena dep</w:t>
+      </w:r>
+      <w:r>
+        <w:t>ende de la naturaleza del shock —las alzas por demanda elevan el crecimiento, mientras que los shocks de oferta tienen efectos negativos de corto plazo—, hallazgo relevante para la identificación de las perturbaciones.</w:t>
       </w:r>
     </w:p>
     <w:p>
@@ -8703,81 +8742,17 @@
         </w:rPr>
       </w:pPr>
       <w:r>
-        <w:t>donde fⱼ son los factores sistemáticos, β</w:t>
-      </w:r>
-      <w:r>
-        <w:t>ᵢⱼ</w:t>
-      </w:r>
-      <w:r>
-        <w:t xml:space="preserve"> las sensibilidades del activo a cada factor y ε</w:t>
-      </w:r>
-      <w:r>
-        <w:t>ᵢ</w:t>
-      </w:r>
-      <w:r>
-        <w:t xml:space="preserve"> un componente idiosincrático diversificable.</w:t>
+        <w:t>A nivel regional, los estudios del Mercado Integrado Latinoamericano (MILA) que reúne a Chile, Colombia y Perú han documentado una integración parcial y dependiente del régimen de los mercados bursátiles, así como que una mayor integración reduce la asimetría de información y mejora la eficiencia de la inversión, lo que enmarca la comparación entre mercados de distinta profundidad que realiza esta tesis.</w:t>
       </w:r>
     </w:p>
     <w:p>
       <w:pPr>
-        <w:rPr>
-          <w:rFonts w:hint="eastAsia"/>
-        </w:rPr>
-      </w:pPr>
-      <w:r>
-        <w:t xml:space="preserve">La teoría identifica dos canales de transmisión de un factor macroeconómico hacia la valoración de una empresa, derivables del modelo de descuento de dividendos: (i) el </w:t>
-      </w:r>
-      <w:r>
-        <w:rPr>
-          <w:b/>
-        </w:rPr>
-        <w:t>canal de flujos de caja</w:t>
-      </w:r>
-      <w:r>
-        <w:t xml:space="preserve">, dominante para el precio del cobre, que determina los ingresos de una minera, amplificado por el elevado apalancamiento operativo del sector; y (ii) el </w:t>
-      </w:r>
-      <w:r>
-        <w:rPr>
-          <w:b/>
-        </w:rPr>
-        <w:t>canal de la tasa de descuento</w:t>
-      </w:r>
-      <w:r>
-        <w:t xml:space="preserve">, relevante para las tasas de interés y la prima de riesgo. A ello se suma la teoría de la </w:t>
-      </w:r>
-      <w:r>
-        <w:rPr>
-          <w:b/>
-        </w:rPr>
-        <w:t>exposición cambiaria</w:t>
-      </w:r>
-      <w:r>
-        <w:t xml:space="preserve"> (Adler y Dumas, 1984; Jorion, 1990), que mide la elasticidad del valor de la firma frente al tipo de cambio, y la teoría de la </w:t>
-      </w:r>
-      <w:r>
-        <w:rPr>
-          <w:b/>
-        </w:rPr>
-        <w:t>integración y segmentación de mercados</w:t>
-      </w:r>
-      <w:r>
-        <w:t xml:space="preserve"> (Bekaert y Harvey, 1995, 200</w:t>
-      </w:r>
-      <w:r>
-        <w:t xml:space="preserve">5), según la cual mercados de distinta profundidad pueden preciar de forma </w:t>
-      </w:r>
+        <w:pStyle w:val="Ttulo2"/>
+      </w:pPr>
+      <w:bookmarkStart w:id="15" w:name="_Toc231121722"/>
       <w:r>
         <w:lastRenderedPageBreak/>
-        <w:t>diferente un mismo riesgo subyacente, fundamento de la dimensión comparativa de este estudio.</w:t>
-      </w:r>
-    </w:p>
-    <w:p>
-      <w:pPr>
-        <w:pStyle w:val="Ttulo2"/>
-      </w:pPr>
-      <w:bookmarkStart w:id="15" w:name="_Toc231119841"/>
-      <w:r>
-        <w:t>1.4 Formulación del Problema</w:t>
+        <w:t>1.3 Teorías relacionadas al tema</w:t>
       </w:r>
       <w:bookmarkEnd w:id="15"/>
     </w:p>
@@ -8788,105 +8763,268 @@
         </w:rPr>
       </w:pPr>
       <w:r>
+        <w:t xml:space="preserve">El marco teórico de referencia es la </w:t>
+      </w:r>
+      <w:r>
         <w:rPr>
           <w:b/>
         </w:rPr>
-        <w:t>Problema general.</w:t>
-      </w:r>
-      <w:r>
-        <w:t xml:space="preserve"> ¿Cuál es el impacto de las variables macroeconómicas globales y nacionales sobre los retornos accionarios de las empresas de cobre con exposición a Chile durante 2004-2024, y se transmite de manera diferenciada entre el mercado bursátil internacional y el chileno?</w:t>
+        <w:t>Teoría de Valoración por Arbitraje</w:t>
+      </w:r>
+      <w:r>
+        <w:t xml:space="preserve"> (APT) de Ross (1976), que generaliza el CAPM al admitir múltiples factores de riesgo sistemático. Su operacionalización empírica seminal corresponde a Chen, Roll y Ross (1986), quienes muestran que fuerzas económicas como la producción industrial, la inflación no anticipada y la estructura temporal de tasas están sistemáticamente preciadas en los retornos accionarios. Bajo la APT, el retorno del activo </w:t>
+      </w:r>
+      <w:r>
+        <w:rPr>
+          <w:i/>
+        </w:rPr>
+        <w:t>i</w:t>
+      </w:r>
+      <w:r>
+        <w:t xml:space="preserve"> se expresa como una combinación lineal de su exposición a </w:t>
+      </w:r>
+      <w:r>
+        <w:rPr>
+          <w:i/>
+        </w:rPr>
+        <w:t>k</w:t>
+      </w:r>
+      <w:r>
+        <w:t xml:space="preserve"> factores </w:t>
+      </w:r>
+      <w:r>
+        <w:t>comunes:</w:t>
       </w:r>
     </w:p>
     <w:p>
       <w:pPr>
+        <w:spacing w:before="120" w:after="120"/>
+        <w:jc w:val="center"/>
         <w:rPr>
           <w:rFonts w:hint="eastAsia"/>
         </w:rPr>
       </w:pPr>
       <w:r>
         <w:rPr>
-          <w:b/>
-        </w:rPr>
-        <w:t>Problemas específicos.</w:t>
+          <w:i/>
+        </w:rPr>
+        <w:t>r</w:t>
+      </w:r>
+      <w:r>
+        <w:rPr>
+          <w:i/>
+        </w:rPr>
+        <w:t>ᵢ</w:t>
+      </w:r>
+      <w:r>
+        <w:rPr>
+          <w:i/>
+        </w:rPr>
+        <w:t xml:space="preserve"> = E(r</w:t>
+      </w:r>
+      <w:r>
+        <w:rPr>
+          <w:i/>
+        </w:rPr>
+        <w:t>ᵢ</w:t>
+      </w:r>
+      <w:r>
+        <w:rPr>
+          <w:i/>
+        </w:rPr>
+        <w:t>) + β</w:t>
+      </w:r>
+      <w:r>
+        <w:rPr>
+          <w:i/>
+        </w:rPr>
+        <w:t>ᵢ</w:t>
+      </w:r>
+      <w:r>
+        <w:rPr>
+          <w:i/>
+        </w:rPr>
+        <w:t>₁ f₁ + β</w:t>
+      </w:r>
+      <w:r>
+        <w:rPr>
+          <w:i/>
+        </w:rPr>
+        <w:t>ᵢ</w:t>
+      </w:r>
+      <w:r>
+        <w:rPr>
+          <w:i/>
+        </w:rPr>
+        <w:t>₂ f₂ + … + β</w:t>
+      </w:r>
+      <w:r>
+        <w:rPr>
+          <w:i/>
+        </w:rPr>
+        <w:t>ᵢ</w:t>
+      </w:r>
+      <w:r>
+        <w:rPr>
+          <w:i/>
+        </w:rPr>
+        <w:t>ₖ</w:t>
+      </w:r>
+      <w:r>
+        <w:rPr>
+          <w:i/>
+        </w:rPr>
+        <w:t xml:space="preserve"> fₖ + ε</w:t>
+      </w:r>
+      <w:r>
+        <w:rPr>
+          <w:i/>
+        </w:rPr>
+        <w:t>ᵢ</w:t>
       </w:r>
     </w:p>
     <w:p>
       <w:pPr>
-        <w:ind w:left="454" w:hanging="454"/>
         <w:rPr>
           <w:rFonts w:hint="eastAsia"/>
         </w:rPr>
       </w:pPr>
       <w:r>
-        <w:t>1. ¿Qué propiedades estadísticas (estacionariedad, orden de integración, volatilidad) presentan las series de retornos y de los factores macroeconómicos?</w:t>
+        <w:t>donde fⱼ son los factores sistemáticos, β</w:t>
+      </w:r>
+      <w:r>
+        <w:t>ᵢⱼ</w:t>
+      </w:r>
+      <w:r>
+        <w:t xml:space="preserve"> las sensibilidades del activo a cada factor y ε</w:t>
+      </w:r>
+      <w:r>
+        <w:t>ᵢ</w:t>
+      </w:r>
+      <w:r>
+        <w:t xml:space="preserve"> un componente idiosincrático diversificable.</w:t>
       </w:r>
     </w:p>
     <w:p>
       <w:pPr>
-        <w:ind w:left="454" w:hanging="454"/>
         <w:rPr>
           <w:rFonts w:hint="eastAsia"/>
         </w:rPr>
       </w:pPr>
       <w:r>
-        <w:t>2. ¿Qué variables macroeconómicas explican significativamente los retornos del sector, y predominan los factores globales o los locales?</w:t>
+        <w:t xml:space="preserve">La teoría identifica dos canales de transmisión de un factor macroeconómico hacia la valoración de una empresa, ambos derivables del modelo de descuento de dividendos, según el cual el precio de una acción es el valor presente de sus flujos de caja futuros esperados. El primero es el </w:t>
+      </w:r>
+      <w:r>
+        <w:rPr>
+          <w:b/>
+        </w:rPr>
+        <w:t>canal de flujos de caja</w:t>
+      </w:r>
+      <w:r>
+        <w:t xml:space="preserve">, por el cual el factor altera los dividendos o utilidades esperadas; es el canal dominante para el precio del cobre, que determina directamente los ingresos de una minera, y se ve amplificado por el elevado </w:t>
+      </w:r>
+      <w:r>
+        <w:rPr>
+          <w:b/>
+        </w:rPr>
+        <w:t>apalancamiento operativo</w:t>
+      </w:r>
+      <w:r>
+        <w:t xml:space="preserve"> característico del sector, de modo que una variación porcentual del precio del metal se traduce en una variación más que proporcional del margen y, por tanto, del valor. El segundo es el </w:t>
+      </w:r>
+      <w:r>
+        <w:rPr>
+          <w:b/>
+        </w:rPr>
+        <w:t>canal de la tasa de descuento</w:t>
+      </w:r>
+      <w:r>
+        <w:t>, por el cual el factor modi</w:t>
+      </w:r>
+      <w:r>
+        <w:lastRenderedPageBreak/>
+        <w:t>fica la tasa</w:t>
+      </w:r>
+      <w:r>
+        <w:t xml:space="preserve"> a la que se descuentan dichos flujos; es </w:t>
+      </w:r>
+      <w:r>
+        <w:t>relevante para las tasas de interés y para la prima de riesgo, capturada esta última por indicadores como el índice de volatilidad VIX.</w:t>
       </w:r>
     </w:p>
     <w:p>
       <w:pPr>
-        <w:ind w:left="454" w:hanging="454"/>
         <w:rPr>
           <w:rFonts w:hint="eastAsia"/>
         </w:rPr>
       </w:pPr>
       <w:r>
-        <w:t>3. ¿Existe una relación de equilibrio de largo plazo entre el valor del sector y sus determinantes macroeconómicos?</w:t>
+        <w:t xml:space="preserve">La </w:t>
+      </w:r>
+      <w:r>
+        <w:rPr>
+          <w:b/>
+        </w:rPr>
+        <w:t>teoría de la exposición cambiaria</w:t>
+      </w:r>
+      <w:r>
+        <w:t xml:space="preserve"> (Adler y Dumas, 1984; Jorion, 1990) complementa este marco al definir la exposición como la sensibilidad del valor de la firma a las variaciones del tipo de cambio. Para una productora de cobre con ingresos en dólares y costos parcialmente en moneda local, el signo de esta exposición no es teóricamente unívoco: una depreciación del peso puede beneficiar los márgenes, pero suele coincidir con episodios de aversión al riesgo y de caída del precio del cobre, de modo que el efe</w:t>
+      </w:r>
+      <w:r>
+        <w:t>cto observado combina el canal de competitividad con el de riesgo. Esta ambigüedad convierte el signo del efecto cambiario en una cuestión empírica de interés.</w:t>
       </w:r>
     </w:p>
     <w:p>
       <w:pPr>
-        <w:ind w:left="454" w:hanging="454"/>
         <w:rPr>
           <w:rFonts w:hint="eastAsia"/>
         </w:rPr>
       </w:pPr>
       <w:r>
-        <w:t>4. ¿Cómo responde el retorno del sector ante un shock en el precio del cobre?</w:t>
+        <w:t xml:space="preserve">La </w:t>
+      </w:r>
+      <w:r>
+        <w:rPr>
+          <w:b/>
+        </w:rPr>
+        <w:t>teoría de la cointegración</w:t>
+      </w:r>
+      <w:r>
+        <w:t xml:space="preserve"> (Engle y Granger, 1987; Johansen, 1988) proporciona el sustento para el análisis de largo plazo: aun cuando las series del valor de la empresa, del precio del cobre y del tipo de cambio sean individualmente no estacionarias, puede existir una combinación lineal estacionaria entre ellas que represente una relación de equilibrio, cuyas desviaciones se corrigen a una velocidad determinada. Finalmente, la </w:t>
+      </w:r>
+      <w:r>
+        <w:rPr>
+          <w:b/>
+        </w:rPr>
+        <w:t>teoría de la integración y segmentación de mercados</w:t>
+      </w:r>
+      <w:r>
+        <w:t xml:space="preserve"> (Errunza y Losq, 1985; Bekae</w:t>
+      </w:r>
+      <w:r>
+        <w:t xml:space="preserve">rt y Harvey, 1995, 2005) y la </w:t>
+      </w:r>
+      <w:r>
+        <w:rPr>
+          <w:b/>
+        </w:rPr>
+        <w:t>hipótesis de eficiencia de mercado</w:t>
+      </w:r>
+      <w:r>
+        <w:t xml:space="preserve"> (Fama, 1970) sostienen que mercados de distinta profundidad, liquidez y grado de integración pueden incorporar la información de un mismo riesgo subyacente con diferente celeridad </w:t>
+      </w:r>
+      <w:r>
+        <w:lastRenderedPageBreak/>
+        <w:t>y completitud, fundamento conceptual de la dimensión comparativa entre el mercado internacional y el chileno que constituye el aporte distintivo de esta investigación.</w:t>
       </w:r>
     </w:p>
     <w:p>
       <w:pPr>
-        <w:ind w:left="454" w:hanging="454"/>
-        <w:rPr>
-          <w:rFonts w:hint="eastAsia"/>
-        </w:rPr>
-      </w:pPr>
-      <w:r>
-        <w:t>5. ¿Es estable la sensibilidad al cobre a lo largo de las fases del ciclo del precio del metal?</w:t>
-      </w:r>
-    </w:p>
-    <w:p>
-      <w:pPr>
-        <w:ind w:left="454" w:hanging="454"/>
-        <w:rPr>
-          <w:rFonts w:hint="eastAsia"/>
-        </w:rPr>
-      </w:pPr>
-      <w:r>
-        <w:t xml:space="preserve">6. ¿Difiere la </w:t>
-      </w:r>
-      <w:r>
-        <w:t>transmisión del impacto macroeconómico entre el mercado internacional y el chileno?</w:t>
-      </w:r>
-    </w:p>
-    <w:p>
-      <w:pPr>
         <w:pStyle w:val="Ttulo2"/>
       </w:pPr>
-      <w:bookmarkStart w:id="16" w:name="_Toc231119842"/>
-      <w:r>
-        <w:lastRenderedPageBreak/>
-        <w:t>1.5 Justificación e importancia del estudio</w:t>
+      <w:bookmarkStart w:id="16" w:name="_Toc231121723"/>
+      <w:r>
+        <w:t>1.4 Formulación del Problema</w:t>
       </w:r>
       <w:bookmarkEnd w:id="16"/>
     </w:p>
@@ -8897,37 +9035,7 @@
         </w:rPr>
       </w:pPr>
       <w:r>
-        <w:t xml:space="preserve">El estudio se justifica en tres planos. Desde la perspectiva de los </w:t>
-      </w:r>
-      <w:r>
-        <w:rPr>
-          <w:b/>
-        </w:rPr>
-        <w:t>inversionistas</w:t>
-      </w:r>
-      <w:r>
-        <w:t xml:space="preserve">, comprender qué factores mueven los retornos del sector y con qué intensidad es esencial para la valoración y la gestión de riesgos. Desde la perspectiva de la </w:t>
-      </w:r>
-      <w:r>
-        <w:rPr>
-          <w:b/>
-        </w:rPr>
-        <w:t>gestión empresarial y de política</w:t>
-      </w:r>
-      <w:r>
-        <w:t xml:space="preserve">, identificar la sensibilidad del valor de las empresas a los shocks macroeconómicos informa decisiones de cobertura y de fortalecimiento del mercado de capitales. Desde la perspectiva </w:t>
-      </w:r>
-      <w:r>
-        <w:rPr>
-          <w:b/>
-        </w:rPr>
-        <w:t>académica</w:t>
-      </w:r>
-      <w:r>
-        <w:t xml:space="preserve">, el caso del principal productor mundial de cobre ofrece un laboratorio natural para estudiar la transmisión </w:t>
-      </w:r>
-      <w:r>
-        <w:t>de un precio de commodity a la valoración de empresas en una economía abierta, y para contrastar la hipótesis de segmentación de mercados.</w:t>
+        <w:t>A partir de la realidad descrita y del vacío identificado en la literatura, el problema de investigación se concreta en determinar la naturaleza, la intensidad y la estabilidad de la transmisión de las variables macroeconómicas a la valoración bursátil del sector del cobre con exposición a Chile, así como en establecer si dicha transmisión difiere según el mercado en que se transa la acción. El problema se formula en los siguientes términos.</w:t>
       </w:r>
     </w:p>
     <w:p>
@@ -8937,16 +9045,102 @@
         </w:rPr>
       </w:pPr>
       <w:r>
-        <w:t>La importancia del estudio reside, además, en que llena un vacío preciso: no se identificó ningún trabajo que estime el efecto del precio del cobre y de las variables macroeconómicas sobre los retornos de las acciones cupríferas con exposición a Chile a nivel de empresa, ni que compare formalmente la transmisión del shock entre el mercado internacional y el chileno para el período 2004-2024.</w:t>
+        <w:rPr>
+          <w:b/>
+        </w:rPr>
+        <w:t>Problema general.</w:t>
+      </w:r>
+      <w:r>
+        <w:t xml:space="preserve"> ¿Cuál es el impacto de las variables macroeconómicas globales y nacionales sobre los retornos accionarios de las empresas de cobre con exposición a Chile durante 2004-2024, y se transmite de manera diferenciada entre el mercado bursátil internacional y el chileno?</w:t>
       </w:r>
     </w:p>
     <w:p>
       <w:pPr>
+        <w:rPr>
+          <w:rFonts w:hint="eastAsia"/>
+        </w:rPr>
+      </w:pPr>
+      <w:r>
+        <w:rPr>
+          <w:b/>
+        </w:rPr>
+        <w:t>Problemas específicos.</w:t>
+      </w:r>
+    </w:p>
+    <w:p>
+      <w:pPr>
+        <w:ind w:left="454" w:hanging="454"/>
+        <w:rPr>
+          <w:rFonts w:hint="eastAsia"/>
+        </w:rPr>
+      </w:pPr>
+      <w:r>
+        <w:t>1. ¿Qué propiedades estadísticas (estacionariedad, orden de integración, volatilidad) presentan las series de retornos y de los factores macroeconómicos?</w:t>
+      </w:r>
+    </w:p>
+    <w:p>
+      <w:pPr>
+        <w:ind w:left="454" w:hanging="454"/>
+        <w:rPr>
+          <w:rFonts w:hint="eastAsia"/>
+        </w:rPr>
+      </w:pPr>
+      <w:r>
+        <w:t>2. ¿Qué variables macroeconómicas explican significativamente los retornos del sector, y predominan los factores globales o los locales?</w:t>
+      </w:r>
+    </w:p>
+    <w:p>
+      <w:pPr>
+        <w:ind w:left="454" w:hanging="454"/>
+        <w:rPr>
+          <w:rFonts w:hint="eastAsia"/>
+        </w:rPr>
+      </w:pPr>
+      <w:r>
+        <w:t>3. ¿Existe una relación de equilibrio de largo plazo entre el valor del sector y sus determinantes macroeconómicos?</w:t>
+      </w:r>
+    </w:p>
+    <w:p>
+      <w:pPr>
+        <w:ind w:left="454" w:hanging="454"/>
+        <w:rPr>
+          <w:rFonts w:hint="eastAsia"/>
+        </w:rPr>
+      </w:pPr>
+      <w:r>
+        <w:lastRenderedPageBreak/>
+        <w:t>4. ¿Cómo responde el retorno del sector ante un shock en el precio del cobre?</w:t>
+      </w:r>
+    </w:p>
+    <w:p>
+      <w:pPr>
+        <w:ind w:left="454" w:hanging="454"/>
+        <w:rPr>
+          <w:rFonts w:hint="eastAsia"/>
+        </w:rPr>
+      </w:pPr>
+      <w:r>
+        <w:t>5. ¿Es estable la sensibilidad al cobre a lo largo de las fases del ciclo del precio del metal?</w:t>
+      </w:r>
+    </w:p>
+    <w:p>
+      <w:pPr>
+        <w:ind w:left="454" w:hanging="454"/>
+        <w:rPr>
+          <w:rFonts w:hint="eastAsia"/>
+        </w:rPr>
+      </w:pPr>
+      <w:r>
+        <w:t>6. ¿Difiere la transmisión del impacto macroeconómico entre el mercado internacional y el chileno?</w:t>
+      </w:r>
+    </w:p>
+    <w:p>
+      <w:pPr>
         <w:pStyle w:val="Ttulo2"/>
       </w:pPr>
-      <w:bookmarkStart w:id="17" w:name="_Toc231119843"/>
-      <w:r>
-        <w:t>1.6 Hipótesis</w:t>
+      <w:bookmarkStart w:id="17" w:name="_Toc231121724"/>
+      <w:r>
+        <w:t>1.5 Justificación e importancia del estudio</w:t>
       </w:r>
       <w:bookmarkEnd w:id="17"/>
     </w:p>
@@ -8957,17 +9151,37 @@
         </w:rPr>
       </w:pPr>
       <w:r>
+        <w:t xml:space="preserve">El estudio se justifica en tres planos. Desde la perspectiva de los </w:t>
+      </w:r>
+      <w:r>
         <w:rPr>
           <w:b/>
         </w:rPr>
-        <w:t>Hipótesis general.</w:t>
-      </w:r>
-      <w:r>
-        <w:t xml:space="preserve"> Las variables macroeconómicas globales y nacionales impactan significativamente los retornos accionarios de las empresas de cobre con exposición a Chile, siendo el precio del cobre el principal determinante y predominando los factores globales sobre los locales; asimismo, dicho impacto se </w:t>
-      </w:r>
-      <w:r>
-        <w:lastRenderedPageBreak/>
-        <w:t>transmite de manera más completa en el mercado bursátil internacional que en el chileno.</w:t>
+        <w:t>inversionistas</w:t>
+      </w:r>
+      <w:r>
+        <w:t xml:space="preserve">, comprender qué factores mueven los retornos del sector y con qué intensidad es esencial para la valoración y la gestión de riesgos. Desde la perspectiva de la </w:t>
+      </w:r>
+      <w:r>
+        <w:rPr>
+          <w:b/>
+        </w:rPr>
+        <w:t>gestión empresarial y de política</w:t>
+      </w:r>
+      <w:r>
+        <w:t xml:space="preserve">, identificar la sensibilidad del valor de las empresas a los shocks macroeconómicos informa decisiones de cobertura y de fortalecimiento del mercado de capitales. Desde la perspectiva </w:t>
+      </w:r>
+      <w:r>
+        <w:rPr>
+          <w:b/>
+        </w:rPr>
+        <w:t>académica</w:t>
+      </w:r>
+      <w:r>
+        <w:t xml:space="preserve">, el caso del principal productor mundial de cobre ofrece un laboratorio natural para estudiar la transmisión </w:t>
+      </w:r>
+      <w:r>
+        <w:t>de un precio de commodity a la valoración de empresas en una economía abierta, y para contrastar la hipótesis de segmentación de mercados.</w:t>
       </w:r>
     </w:p>
     <w:p>
@@ -8977,361 +9191,382 @@
         </w:rPr>
       </w:pPr>
       <w:r>
-        <w:rPr>
-          <w:b/>
-        </w:rPr>
-        <w:t>Hipótesis específicas.</w:t>
+        <w:t xml:space="preserve">La importancia del estudio reside, además, en que llena un vacío preciso: pese a que Chile es el principal productor mundial de cobre, no se identificó ningún trabajo que estime el efecto del precio del cobre y de las variables macroeconómicas sobre los retornos de las acciones cupríferas con exposición a Chile a nivel de empresa, ni que compare formalmente la transmisión del shock entre el </w:t>
+      </w:r>
+      <w:r>
+        <w:lastRenderedPageBreak/>
+        <w:t>mercado internacional y el chileno para el período 2004-2024. La literatura que sí modela la reacción de las acciones mineras al precio del metal se ha desarrollado para las bolsas de Nueva York, Toronto o Australia, dejando fuera precisamente al país cuya economía está más expuesta a este commodity.</w:t>
       </w:r>
     </w:p>
     <w:p>
       <w:pPr>
-        <w:ind w:left="454" w:hanging="454"/>
         <w:rPr>
           <w:rFonts w:hint="eastAsia"/>
         </w:rPr>
       </w:pPr>
       <w:r>
-        <w:t>1. </w:t>
+        <w:t xml:space="preserve">En el plano </w:t>
       </w:r>
       <w:r>
         <w:rPr>
           <w:b/>
         </w:rPr>
-        <w:t>H1.</w:t>
-      </w:r>
-      <w:r>
-        <w:t xml:space="preserve"> El precio del cobre afecta positiva y significativamente los retornos del sector.</w:t>
+        <w:t>metodológico</w:t>
+      </w:r>
+      <w:r>
+        <w:t xml:space="preserve">, la investigación aporta un diseño de triangulación por muestras y una batería econométrica de segunda generación —raíz unitaria en panel robusta a la dependencia de sección cruzada, cointegración con quiebre estructural, descomposición de varianza, modelación de la volatilidad condicional y pruebas formales de igualdad de coeficientes entre mercados— que rara vez se aplica de manera conjunta a este objeto de estudio. En el plano </w:t>
+      </w:r>
+      <w:r>
+        <w:rPr>
+          <w:b/>
+        </w:rPr>
+        <w:t>práctico</w:t>
+      </w:r>
+      <w:r>
+        <w:t>, los resultados son de utilidad para inversionistas y ge</w:t>
+      </w:r>
+      <w:r>
+        <w:t xml:space="preserve">stores de cartera expuestos al sector, para las propias empresas en el diseño de sus políticas de cobertura, y para la discusión sobre el desarrollo y la profundidad del mercado de capitales nacional. Finalmente, en el plano de la </w:t>
+      </w:r>
+      <w:r>
+        <w:rPr>
+          <w:b/>
+        </w:rPr>
+        <w:t>reproducibilidad</w:t>
+      </w:r>
+      <w:r>
+        <w:t>, el proyecto deja disponible un conjunto de herramientas y un flujo de trabajo que permiten replicar y extender el análisis, contribución alineada con los estándares actuales de rigor y transparencia científica.</w:t>
       </w:r>
     </w:p>
     <w:p>
       <w:pPr>
-        <w:ind w:left="454" w:hanging="454"/>
         <w:rPr>
           <w:rFonts w:hint="eastAsia"/>
         </w:rPr>
       </w:pPr>
       <w:r>
-        <w:t>2. </w:t>
-      </w:r>
-      <w:r>
-        <w:rPr>
-          <w:b/>
-        </w:rPr>
-        <w:t>H2.</w:t>
-      </w:r>
-      <w:r>
-        <w:t xml:space="preserve"> El tipo de cambio incide significativamente en los retornos, con un signo que refleja los canales de competitividad y de riesgo.</w:t>
+        <w:t xml:space="preserve">La relevancia social del estudio, por último, no es menor. La economía chilena depende de manera estructural del cobre: el metal representa una fracción mayoritaria de las exportaciones del país y una fuente sustantiva de los ingresos fiscales, de modo que la transmisión de los shocks de su precio hacia el valor de las empresas y, por extensión, hacia el empleo, la inversión y la recaudación, es </w:t>
+      </w:r>
+      <w:r>
+        <w:lastRenderedPageBreak/>
+        <w:t>una cuestión de interés público. Entender con precisión esa cadena de transmisión aporta elementos de juicio para el diseño de fondos de estabilización, de reglas fiscales contracíclicas y de políticas de diversificación productiva, todas ellas materias en las que la evidencia cuantitativa sobre la sensibilidad del sector resulta directamente aplicable.</w:t>
       </w:r>
     </w:p>
     <w:p>
       <w:pPr>
-        <w:ind w:left="454" w:hanging="454"/>
-        <w:rPr>
-          <w:rFonts w:hint="eastAsia"/>
-        </w:rPr>
-      </w:pPr>
-      <w:r>
-        <w:t>3. </w:t>
-      </w:r>
-      <w:r>
-        <w:rPr>
-          <w:b/>
-        </w:rPr>
-        <w:t>H3.</w:t>
-      </w:r>
-      <w:r>
-        <w:t xml:space="preserve"> Un alza de las tasas de interés afecta negativamente los retornos.</w:t>
-      </w:r>
-    </w:p>
-    <w:p>
-      <w:pPr>
-        <w:ind w:left="454" w:hanging="454"/>
-        <w:rPr>
-          <w:rFonts w:hint="eastAsia"/>
-        </w:rPr>
-      </w:pPr>
-      <w:r>
-        <w:t>4. </w:t>
-      </w:r>
-      <w:r>
-        <w:rPr>
-          <w:b/>
-        </w:rPr>
-        <w:t>H4.</w:t>
-      </w:r>
-      <w:r>
-        <w:t xml:space="preserve"> Un aumento del riesgo global (VIX) afecta negativamente los retornos.</w:t>
-      </w:r>
-    </w:p>
-    <w:p>
-      <w:pPr>
-        <w:ind w:left="454" w:hanging="454"/>
-        <w:rPr>
-          <w:rFonts w:hint="eastAsia"/>
-        </w:rPr>
-      </w:pPr>
-      <w:r>
-        <w:t>5. </w:t>
-      </w:r>
-      <w:r>
-        <w:rPr>
-          <w:b/>
-        </w:rPr>
-        <w:t>H5.</w:t>
-      </w:r>
-      <w:r>
-        <w:t xml:space="preserve"> Existe una relación de cointegración de largo plazo entre el valor del sector y sus determinantes macroeconómicos.</w:t>
-      </w:r>
-    </w:p>
-    <w:p>
-      <w:pPr>
-        <w:ind w:left="454" w:hanging="454"/>
-        <w:rPr>
-          <w:rFonts w:hint="eastAsia"/>
-        </w:rPr>
-      </w:pPr>
-      <w:r>
-        <w:t>6. </w:t>
-      </w:r>
-      <w:r>
-        <w:rPr>
-          <w:b/>
-        </w:rPr>
-        <w:t>H6.</w:t>
-      </w:r>
-      <w:r>
-        <w:t xml:space="preserve"> Los factores globales explican una fracción mayor de la varianza de los retornos que los locales.</w:t>
-      </w:r>
-    </w:p>
-    <w:p>
-      <w:pPr>
-        <w:ind w:left="454" w:hanging="454"/>
-        <w:rPr>
-          <w:rFonts w:hint="eastAsia"/>
-        </w:rPr>
-      </w:pPr>
-      <w:r>
-        <w:t>7. </w:t>
-      </w:r>
-      <w:r>
-        <w:rPr>
-          <w:b/>
-        </w:rPr>
-        <w:t>H7.</w:t>
-      </w:r>
-      <w:r>
-        <w:t xml:space="preserve"> El mercado bursátil internacional incorpora el shock del cobre de forma más completa que el mercado chileno.</w:t>
-      </w:r>
-    </w:p>
-    <w:p>
-      <w:pPr>
         <w:pStyle w:val="Ttulo2"/>
       </w:pPr>
-      <w:bookmarkStart w:id="18" w:name="_Toc231119844"/>
-      <w:r>
-        <w:t>1.7 Objetivos</w:t>
+      <w:bookmarkStart w:id="18" w:name="_Toc231121725"/>
+      <w:r>
+        <w:t>1.6 Hipótesis</w:t>
       </w:r>
       <w:bookmarkEnd w:id="18"/>
     </w:p>
     <w:p>
       <w:pPr>
-        <w:pStyle w:val="Ttulo3"/>
-      </w:pPr>
-      <w:bookmarkStart w:id="19" w:name="_Toc231119845"/>
-      <w:r>
-        <w:t>1.7.1 Objetivo General</w:t>
+        <w:rPr>
+          <w:rFonts w:hint="eastAsia"/>
+        </w:rPr>
+      </w:pPr>
+      <w:r>
+        <w:rPr>
+          <w:b/>
+        </w:rPr>
+        <w:t>Hipótesis general.</w:t>
+      </w:r>
+      <w:r>
+        <w:t xml:space="preserve"> Las variables macroeconómicas globales y nacionales impactan significativamente los retornos accionarios de las empresas de cobre con exposición a Chile, siendo el precio del cobre el principal determinante y predominando los factores globales sobre los locales; asimismo, dicho impacto se transmite de manera más completa en el mercado bursátil internacional que en el chileno.</w:t>
+      </w:r>
+    </w:p>
+    <w:p>
+      <w:pPr>
+        <w:rPr>
+          <w:rFonts w:hint="eastAsia"/>
+        </w:rPr>
+      </w:pPr>
+      <w:r>
+        <w:rPr>
+          <w:b/>
+        </w:rPr>
+        <w:t>Hipótesis específicas.</w:t>
+      </w:r>
+    </w:p>
+    <w:p>
+      <w:pPr>
+        <w:ind w:left="454" w:hanging="454"/>
+        <w:rPr>
+          <w:rFonts w:hint="eastAsia"/>
+        </w:rPr>
+      </w:pPr>
+      <w:r>
+        <w:t>1. </w:t>
+      </w:r>
+      <w:r>
+        <w:rPr>
+          <w:b/>
+        </w:rPr>
+        <w:t>H1.</w:t>
+      </w:r>
+      <w:r>
+        <w:t xml:space="preserve"> El precio del cobre afecta positiva y significativamente los retornos del sector.</w:t>
+      </w:r>
+    </w:p>
+    <w:p>
+      <w:pPr>
+        <w:ind w:left="454" w:hanging="454"/>
+        <w:rPr>
+          <w:rFonts w:hint="eastAsia"/>
+        </w:rPr>
+      </w:pPr>
+      <w:r>
+        <w:t>2. </w:t>
+      </w:r>
+      <w:r>
+        <w:rPr>
+          <w:b/>
+        </w:rPr>
+        <w:t>H2.</w:t>
+      </w:r>
+      <w:r>
+        <w:t xml:space="preserve"> El tipo de cambio incide significativamente en los retornos, con un signo que refleja los canales de competitividad y de riesgo.</w:t>
+      </w:r>
+    </w:p>
+    <w:p>
+      <w:pPr>
+        <w:ind w:left="454" w:hanging="454"/>
+        <w:rPr>
+          <w:rFonts w:hint="eastAsia"/>
+        </w:rPr>
+      </w:pPr>
+      <w:r>
+        <w:t>3. </w:t>
+      </w:r>
+      <w:r>
+        <w:rPr>
+          <w:b/>
+        </w:rPr>
+        <w:t>H3.</w:t>
+      </w:r>
+      <w:r>
+        <w:t xml:space="preserve"> Un alza de las tasas de interés afecta negativamente los retornos.</w:t>
+      </w:r>
+    </w:p>
+    <w:p>
+      <w:pPr>
+        <w:ind w:left="454" w:hanging="454"/>
+        <w:rPr>
+          <w:rFonts w:hint="eastAsia"/>
+        </w:rPr>
+      </w:pPr>
+      <w:r>
+        <w:t>4. </w:t>
+      </w:r>
+      <w:r>
+        <w:rPr>
+          <w:b/>
+        </w:rPr>
+        <w:t>H4.</w:t>
+      </w:r>
+      <w:r>
+        <w:t xml:space="preserve"> Un aumento del riesgo global (VIX) afecta negativamente los retornos.</w:t>
+      </w:r>
+    </w:p>
+    <w:p>
+      <w:pPr>
+        <w:ind w:left="454" w:hanging="454"/>
+        <w:rPr>
+          <w:rFonts w:hint="eastAsia"/>
+        </w:rPr>
+      </w:pPr>
+      <w:r>
+        <w:lastRenderedPageBreak/>
+        <w:t>5. </w:t>
+      </w:r>
+      <w:r>
+        <w:rPr>
+          <w:b/>
+        </w:rPr>
+        <w:t>H5.</w:t>
+      </w:r>
+      <w:r>
+        <w:t xml:space="preserve"> Existe una relación de cointegración de largo plazo entre el valor del sector y sus determinantes macroeconómicos.</w:t>
+      </w:r>
+    </w:p>
+    <w:p>
+      <w:pPr>
+        <w:ind w:left="454" w:hanging="454"/>
+        <w:rPr>
+          <w:rFonts w:hint="eastAsia"/>
+        </w:rPr>
+      </w:pPr>
+      <w:r>
+        <w:t>6. </w:t>
+      </w:r>
+      <w:r>
+        <w:rPr>
+          <w:b/>
+        </w:rPr>
+        <w:t>H6.</w:t>
+      </w:r>
+      <w:r>
+        <w:t xml:space="preserve"> Los factores globales explican una fracción mayor de la varianza de los retornos que los locales.</w:t>
+      </w:r>
+    </w:p>
+    <w:p>
+      <w:pPr>
+        <w:ind w:left="454" w:hanging="454"/>
+        <w:rPr>
+          <w:rFonts w:hint="eastAsia"/>
+        </w:rPr>
+      </w:pPr>
+      <w:r>
+        <w:t>7. </w:t>
+      </w:r>
+      <w:r>
+        <w:rPr>
+          <w:b/>
+        </w:rPr>
+        <w:t>H7.</w:t>
+      </w:r>
+      <w:r>
+        <w:t xml:space="preserve"> El mercado bursátil internacional incorpora el shock del cobre de forma más completa que el mercado chileno.</w:t>
+      </w:r>
+    </w:p>
+    <w:p>
+      <w:pPr>
+        <w:pStyle w:val="Ttulo2"/>
+      </w:pPr>
+      <w:bookmarkStart w:id="19" w:name="_Toc231121726"/>
+      <w:r>
+        <w:t>1.7 Objetivos</w:t>
       </w:r>
       <w:bookmarkEnd w:id="19"/>
     </w:p>
     <w:p>
       <w:pPr>
-        <w:rPr>
-          <w:rFonts w:hint="eastAsia"/>
-        </w:rPr>
-      </w:pPr>
-      <w:r>
-        <w:t>Cuantificar y comparar el impacto de las variables macroeconómicas globales y nacionales sobre los retornos accionarios de las empresas de cobre con ex</w:t>
-      </w:r>
-      <w:r>
-        <w:lastRenderedPageBreak/>
-        <w:t>posición a Chile durante 2004-2024, contrastando su transmisión entre el mercado bursátil internacional y el chileno, mediante modelos econométricos de series de tiempo y datos de panel.</w:t>
-      </w:r>
-    </w:p>
-    <w:p>
-      <w:pPr>
         <w:pStyle w:val="Ttulo3"/>
       </w:pPr>
-      <w:bookmarkStart w:id="20" w:name="_Toc231119846"/>
-      <w:r>
-        <w:t>1.7.2 Objetivos específicos</w:t>
+      <w:bookmarkStart w:id="20" w:name="_Toc231121727"/>
+      <w:r>
+        <w:t>1.7.1 Objetivo General</w:t>
       </w:r>
       <w:bookmarkEnd w:id="20"/>
     </w:p>
     <w:p>
       <w:pPr>
-        <w:ind w:left="454" w:hanging="454"/>
         <w:rPr>
           <w:rFonts w:hint="eastAsia"/>
         </w:rPr>
       </w:pPr>
       <w:r>
-        <w:t>1. Caracterizar las propiedades estadísticas de las series de retornos y de las variables explicativas (estacionariedad, volatilidad y quiebres estructurales).</w:t>
+        <w:t>Cuantificar y comparar el impacto de las variables macroeconómicas globales y nacionales sobre los retornos accionarios de las empresas de cobre con exposición a Chile durante 2004-2024, contrastando su transmisión entre el mercado bursátil internacional y el chileno, mediante modelos econométricos de series de tiempo y datos de panel.</w:t>
       </w:r>
     </w:p>
     <w:p>
       <w:pPr>
-        <w:ind w:left="454" w:hanging="454"/>
-        <w:rPr>
-          <w:rFonts w:hint="eastAsia"/>
-        </w:rPr>
-      </w:pPr>
-      <w:r>
-        <w:t xml:space="preserve">2. Estimar la sensibilidad de los retornos a las variables macro-financieras, distinguiendo factores </w:t>
-      </w:r>
-      <w:r>
-        <w:t>globales de locales.</w:t>
-      </w:r>
-    </w:p>
-    <w:p>
-      <w:pPr>
-        <w:ind w:left="454" w:hanging="454"/>
-        <w:rPr>
-          <w:rFonts w:hint="eastAsia"/>
-        </w:rPr>
-      </w:pPr>
-      <w:r>
-        <w:t>3. Determinar la existencia de relaciones de equilibrio de largo plazo entre el valor bursátil del sector y sus determinantes macroeconómicos.</w:t>
-      </w:r>
-    </w:p>
-    <w:p>
-      <w:pPr>
-        <w:ind w:left="454" w:hanging="454"/>
-        <w:rPr>
-          <w:rFonts w:hint="eastAsia"/>
-        </w:rPr>
-      </w:pPr>
-      <w:r>
-        <w:t>4. Cuantificar la respuesta dinámica de los retornos ante shocks en las variables macro clave.</w:t>
-      </w:r>
-    </w:p>
-    <w:p>
-      <w:pPr>
-        <w:ind w:left="454" w:hanging="454"/>
-        <w:rPr>
-          <w:rFonts w:hint="eastAsia"/>
-        </w:rPr>
-      </w:pPr>
-      <w:r>
-        <w:t>5. Evaluar la estabilidad de estas relaciones a lo largo de las fases del ciclo del precio del cobre.</w:t>
-      </w:r>
-    </w:p>
-    <w:p>
-      <w:pPr>
-        <w:ind w:left="454" w:hanging="454"/>
-        <w:rPr>
-          <w:rFonts w:hint="eastAsia"/>
-        </w:rPr>
-      </w:pPr>
-      <w:r>
-        <w:t>6. Comparar la transmisión del impacto macroeconómico entre el mercado bursátil internacional y el chileno.</w:t>
-      </w:r>
-    </w:p>
-    <w:p>
-      <w:pPr>
-        <w:rPr>
-          <w:rFonts w:hint="eastAsia"/>
-        </w:rPr>
-      </w:pPr>
-      <w:r>
-        <w:br w:type="page"/>
-      </w:r>
-    </w:p>
-    <w:p>
-      <w:pPr>
-        <w:pStyle w:val="Ttulo1"/>
-      </w:pPr>
-      <w:bookmarkStart w:id="21" w:name="_Toc231119847"/>
-      <w:r>
-        <w:lastRenderedPageBreak/>
-        <w:t>II. MATERIAL Y MÉTODO</w:t>
+        <w:pStyle w:val="Ttulo3"/>
+      </w:pPr>
+      <w:bookmarkStart w:id="21" w:name="_Toc231121728"/>
+      <w:r>
+        <w:t>1.7.2 Objetivos específicos</w:t>
       </w:r>
       <w:bookmarkEnd w:id="21"/>
     </w:p>
     <w:p>
       <w:pPr>
-        <w:pStyle w:val="Ttulo2"/>
-      </w:pPr>
-      <w:bookmarkStart w:id="22" w:name="_Toc231119848"/>
-      <w:r>
-        <w:t>2.1 Tipo y Diseño de Investigación</w:t>
+        <w:ind w:left="454" w:hanging="454"/>
+        <w:rPr>
+          <w:rFonts w:hint="eastAsia"/>
+        </w:rPr>
+      </w:pPr>
+      <w:r>
+        <w:t>1. Caracterizar las propiedades estadísticas de las series de retornos y de las variables explicativas (estacionariedad, volatilidad y quiebres estructurales).</w:t>
+      </w:r>
+    </w:p>
+    <w:p>
+      <w:pPr>
+        <w:ind w:left="454" w:hanging="454"/>
+        <w:rPr>
+          <w:rFonts w:hint="eastAsia"/>
+        </w:rPr>
+      </w:pPr>
+      <w:r>
+        <w:t>2. Estimar la sensibilidad de los retornos a las variables macro-financieras, distinguiendo factores globales de locales.</w:t>
+      </w:r>
+    </w:p>
+    <w:p>
+      <w:pPr>
+        <w:ind w:left="454" w:hanging="454"/>
+        <w:rPr>
+          <w:rFonts w:hint="eastAsia"/>
+        </w:rPr>
+      </w:pPr>
+      <w:r>
+        <w:t>3. Determinar la existencia de relaciones de equilibrio de largo plazo entre el valor bursátil del sector y sus determinantes macroeconómicos.</w:t>
+      </w:r>
+    </w:p>
+    <w:p>
+      <w:pPr>
+        <w:ind w:left="454" w:hanging="454"/>
+        <w:rPr>
+          <w:rFonts w:hint="eastAsia"/>
+        </w:rPr>
+      </w:pPr>
+      <w:r>
+        <w:lastRenderedPageBreak/>
+        <w:t>4. Cuantificar la respuesta dinámica de los retornos ante shocks en las variables macro clave.</w:t>
+      </w:r>
+    </w:p>
+    <w:p>
+      <w:pPr>
+        <w:ind w:left="454" w:hanging="454"/>
+        <w:rPr>
+          <w:rFonts w:hint="eastAsia"/>
+        </w:rPr>
+      </w:pPr>
+      <w:r>
+        <w:t>5. Evaluar la estabilidad de estas relaciones a lo largo de las fases del ciclo del precio del cobre.</w:t>
+      </w:r>
+    </w:p>
+    <w:p>
+      <w:pPr>
+        <w:ind w:left="454" w:hanging="454"/>
+        <w:rPr>
+          <w:rFonts w:hint="eastAsia"/>
+        </w:rPr>
+      </w:pPr>
+      <w:r>
+        <w:t>6. Comparar la transmisión del impacto macroeconómico entre el mercado bursátil internacional y el chileno.</w:t>
+      </w:r>
+    </w:p>
+    <w:p>
+      <w:pPr>
+        <w:rPr>
+          <w:rFonts w:hint="eastAsia"/>
+        </w:rPr>
+      </w:pPr>
+      <w:r>
+        <w:br w:type="page"/>
+      </w:r>
+    </w:p>
+    <w:p>
+      <w:pPr>
+        <w:pStyle w:val="Ttulo1"/>
+      </w:pPr>
+      <w:bookmarkStart w:id="22" w:name="_Toc231121729"/>
+      <w:r>
+        <w:lastRenderedPageBreak/>
+        <w:t>II. MATERIAL Y MÉTODO</w:t>
       </w:r>
       <w:bookmarkEnd w:id="22"/>
     </w:p>
     <w:p>
       <w:pPr>
-        <w:rPr>
-          <w:rFonts w:hint="eastAsia"/>
-        </w:rPr>
-      </w:pPr>
-      <w:r>
-        <w:t xml:space="preserve">La investigación es de enfoque </w:t>
-      </w:r>
-      <w:r>
-        <w:rPr>
-          <w:b/>
-        </w:rPr>
-        <w:t>cuantitativo</w:t>
-      </w:r>
-      <w:r>
-        <w:t xml:space="preserve">, de tipo </w:t>
-      </w:r>
-      <w:r>
-        <w:rPr>
-          <w:b/>
-        </w:rPr>
-        <w:t>explicativo o de medición de impacto</w:t>
-      </w:r>
-      <w:r>
-        <w:t xml:space="preserve"> —no predictivo—, orientada a cuantificar la relación entre las variables macroeconómicas y los retornos accionarios. El diseño es </w:t>
-      </w:r>
-      <w:r>
-        <w:rPr>
-          <w:b/>
-        </w:rPr>
-        <w:t>no experimental</w:t>
-      </w:r>
-      <w:r>
-        <w:t xml:space="preserve"> (las variables no se manipulan, se observan en su contexto natural) y </w:t>
-      </w:r>
-      <w:r>
-        <w:rPr>
-          <w:b/>
-        </w:rPr>
-        <w:t>longitudinal</w:t>
-      </w:r>
-      <w:r>
-        <w:t xml:space="preserve">, pues abarca el período 2004-2024 con frecuencia mensual, combinando técnicas de series de tiempo y de datos de panel. El alcance es, además, </w:t>
-      </w:r>
-      <w:r>
-        <w:rPr>
-          <w:b/>
-        </w:rPr>
-        <w:t>correlacional- explicativo y comparativo</w:t>
-      </w:r>
-      <w:r>
-        <w:t>, ya que contrasta la transmisión del impa</w:t>
-      </w:r>
-      <w:r>
-        <w:t>cto entre dos mercados bursátiles.</w:t>
-      </w:r>
-    </w:p>
-    <w:p>
-      <w:pPr>
         <w:pStyle w:val="Ttulo2"/>
       </w:pPr>
-      <w:bookmarkStart w:id="23" w:name="_Toc231119849"/>
-      <w:r>
-        <w:t>2.2 Población, Muestra y Muestreo</w:t>
+      <w:bookmarkStart w:id="23" w:name="_Toc231121730"/>
+      <w:r>
+        <w:t>2.1 Tipo y Diseño de Investigación</w:t>
       </w:r>
       <w:bookmarkEnd w:id="23"/>
     </w:p>
@@ -9342,108 +9577,129 @@
         </w:rPr>
       </w:pPr>
       <w:r>
-        <w:t xml:space="preserve">La </w:t>
+        <w:t xml:space="preserve">La investigación se inscribe en el </w:t>
       </w:r>
       <w:r>
         <w:rPr>
           <w:b/>
         </w:rPr>
-        <w:t>población</w:t>
-      </w:r>
-      <w:r>
-        <w:t xml:space="preserve"> está constituida por las empresas cuya valoración bursátil depende mayoritariamente de la producción de cobre y que mantienen exposición a Chile. Dado que las grandes productoras con operación en Chile no cotizan en la Bolsa de Santiago —por ser estatales (Codelco) o subsidiarias de empresas extranjeras (Escondida, Los Bronces)—, el </w:t>
+        <w:t>paradigma positivista</w:t>
+      </w:r>
+      <w:r>
+        <w:t xml:space="preserve"> y adopta un </w:t>
       </w:r>
       <w:r>
         <w:rPr>
           <w:b/>
         </w:rPr>
-        <w:t>muestreo</w:t>
-      </w:r>
-      <w:r>
-        <w:t xml:space="preserve"> es no probabilístico, intencionado, y adopta un </w:t>
+        <w:t>enfoque cuantitativo</w:t>
+      </w:r>
+      <w:r>
+        <w:t xml:space="preserve">, en tanto cuantifica relaciones entre variables medibles a partir de datos secundarios objetivos y contrasta hipótesis mediante técnicas estadísticas. El </w:t>
       </w:r>
       <w:r>
         <w:rPr>
           <w:b/>
         </w:rPr>
-        <w:t>diseño de triangulación por tres muestras complementarias</w:t>
-      </w:r>
-      <w:r>
-        <w:t>:</w:t>
+        <w:t>tipo</w:t>
+      </w:r>
+      <w:r>
+        <w:t xml:space="preserve"> de investigación es </w:t>
+      </w:r>
+      <w:r>
+        <w:rPr>
+          <w:b/>
+        </w:rPr>
+        <w:t>explicativo o de medición de impacto</w:t>
+      </w:r>
+      <w:r>
+        <w:t xml:space="preserve"> —no predictivo—, pues su propósito es determinar la magnitud, el signo y la significancia del efecto de las variables macroeconómicas sobre los retornos accionarios, así como las relaciones de causalidad y de equilibrio entre ellas.</w:t>
       </w:r>
     </w:p>
     <w:p>
       <w:pPr>
-        <w:pStyle w:val="Listaconvietas"/>
         <w:rPr>
           <w:rFonts w:hint="eastAsia"/>
         </w:rPr>
       </w:pPr>
       <w:r>
+        <w:t xml:space="preserve">El </w:t>
+      </w:r>
+      <w:r>
         <w:rPr>
           <w:b/>
         </w:rPr>
-        <w:t>Muestra B (cobre, mercado internacional):</w:t>
-      </w:r>
-      <w:r>
-        <w:t xml:space="preserve"> empresas de cobre con operación en Chile que cotizan en mercados internacionales (Antofagasta plc, </w:t>
-      </w:r>
-      <w:r>
-        <w:lastRenderedPageBreak/>
-        <w:t>BHP, Anglo American, Lundin Mining, Teck). Constituye la referencia de "cobre puro" y, por su tamaño de sección cruzada, el panel principal.</w:t>
+        <w:t>diseño</w:t>
+      </w:r>
+      <w:r>
+        <w:t xml:space="preserve"> es </w:t>
+      </w:r>
+      <w:r>
+        <w:rPr>
+          <w:b/>
+        </w:rPr>
+        <w:t>no experimental</w:t>
+      </w:r>
+      <w:r>
+        <w:t xml:space="preserve">, dado que las variables no se manipulan sino que se observan en su contexto natural, y </w:t>
+      </w:r>
+      <w:r>
+        <w:rPr>
+          <w:b/>
+        </w:rPr>
+        <w:t>longitudinal de tendencia</w:t>
+      </w:r>
+      <w:r>
+        <w:t xml:space="preserve">, pues abarca el período 2004-2024 con frecuencia mensual. Metodológicamente combina dos aproximaciones complementarias: el análisis de </w:t>
+      </w:r>
+      <w:r>
+        <w:rPr>
+          <w:b/>
+        </w:rPr>
+        <w:t>series de tiempo</w:t>
+      </w:r>
+      <w:r>
+        <w:t xml:space="preserve"> sobre la cartera del sector y el análisis de </w:t>
+      </w:r>
+      <w:r>
+        <w:rPr>
+          <w:b/>
+        </w:rPr>
+        <w:t>datos de panel</w:t>
+      </w:r>
+      <w:r>
+        <w:t xml:space="preserve"> sobre el conjunto de empresas. El </w:t>
+      </w:r>
+      <w:r>
+        <w:rPr>
+          <w:b/>
+        </w:rPr>
+        <w:t>alcance</w:t>
+      </w:r>
+      <w:r>
+        <w:t xml:space="preserve"> es correlacional-explicativo y, de manera distintiva, </w:t>
+      </w:r>
+      <w:r>
+        <w:rPr>
+          <w:b/>
+        </w:rPr>
+        <w:t>comparativo</w:t>
+      </w:r>
+      <w:r>
+        <w:t>, ya que contrasta la transmisión del impacto macroeco</w:t>
+      </w:r>
+      <w:r>
+        <w:t>nómico entre dos mercados bursátiles de distinta profundidad. Esta combinación de técnicas, articulada bajo un diseño de triangulación por muestras, busca robustecer la validez de las conclusiones mediante la convergencia de evidencia proveniente de distintos estimadores y fuentes.</w:t>
       </w:r>
     </w:p>
     <w:p>
       <w:pPr>
-        <w:pStyle w:val="Listaconvietas"/>
-        <w:rPr>
-          <w:rFonts w:hint="eastAsia"/>
-        </w:rPr>
-      </w:pPr>
-      <w:r>
-        <w:rPr>
-          <w:b/>
-        </w:rPr>
-        <w:t>Muestra A (cobre, mercado chileno):</w:t>
-      </w:r>
-      <w:r>
-        <w:t xml:space="preserve"> empresa de extracción de cobre que cotiza en la Bolsa de Santiago (Sociedad Punta del Cobre). De cardinalidad reducida, se analiza mediante técnicas de serie de tiempo.</w:t>
-      </w:r>
-    </w:p>
-    <w:p>
-      <w:pPr>
-        <w:pStyle w:val="Listaconvietas"/>
-        <w:rPr>
-          <w:rFonts w:hint="eastAsia"/>
-        </w:rPr>
-      </w:pPr>
-      <w:r>
-        <w:rPr>
-          <w:b/>
-        </w:rPr>
-        <w:t>Muestra C (sector minero, mercado chileno):</w:t>
-      </w:r>
-      <w:r>
-        <w:t xml:space="preserve"> empresas mineras cotizadas en la Bolsa de Santiago (Punta del Cobre, CAP, SQM-B, Molibdenos y Metales). Actúa como vehículo del mercado local, con control por el precio propio de cada commodity para aislar el efecto del cobre.</w:t>
-      </w:r>
-    </w:p>
-    <w:p>
-      <w:pPr>
-        <w:rPr>
-          <w:rFonts w:hint="eastAsia"/>
-        </w:rPr>
-      </w:pPr>
-      <w:r>
-        <w:t>La comparación de los resultados entre las tres muestras permite evaluar si el mercado internacional y el chileno incorporan los shocks macroeconómicos de manera diferenciada.</w:t>
-      </w:r>
-    </w:p>
-    <w:p>
-      <w:pPr>
         <w:pStyle w:val="Ttulo2"/>
       </w:pPr>
-      <w:bookmarkStart w:id="24" w:name="_Toc231119850"/>
-      <w:r>
-        <w:t>2.3 Variables y Operacionalización</w:t>
+      <w:bookmarkStart w:id="24" w:name="_Toc231121731"/>
+      <w:r>
+        <w:lastRenderedPageBreak/>
+        <w:t>2.2 Población, Muestra y Muestreo</w:t>
       </w:r>
       <w:bookmarkEnd w:id="24"/>
     </w:p>
@@ -9460,6 +9716,128 @@
         <w:rPr>
           <w:b/>
         </w:rPr>
+        <w:t>población</w:t>
+      </w:r>
+      <w:r>
+        <w:t xml:space="preserve"> está constituida por las empresas cuya valoración bursátil depende mayoritariamente de la producción de cobre y que mantienen exposición a Chile. Dado que las grandes productoras con operación en Chile no cotizan en la Bolsa de Santiago —por ser estatales (Codelco) o subsidiarias de empresas extranjeras (Escondida, Los Bronces)—, el </w:t>
+      </w:r>
+      <w:r>
+        <w:rPr>
+          <w:b/>
+        </w:rPr>
+        <w:t>muestreo</w:t>
+      </w:r>
+      <w:r>
+        <w:t xml:space="preserve"> es no probabilístico, intencionado, y adopta un </w:t>
+      </w:r>
+      <w:r>
+        <w:rPr>
+          <w:b/>
+        </w:rPr>
+        <w:t>diseño de triangulación por tres muestras complementarias</w:t>
+      </w:r>
+      <w:r>
+        <w:t>:</w:t>
+      </w:r>
+    </w:p>
+    <w:p>
+      <w:pPr>
+        <w:pStyle w:val="Listaconvietas"/>
+        <w:rPr>
+          <w:rFonts w:hint="eastAsia"/>
+        </w:rPr>
+      </w:pPr>
+      <w:r>
+        <w:rPr>
+          <w:b/>
+        </w:rPr>
+        <w:t>Muestra B (cobre, mercado internacional):</w:t>
+      </w:r>
+      <w:r>
+        <w:t xml:space="preserve"> empresas de cobre con operación en Chile que cotizan en mercados internacionales (Antofagasta plc, BHP, Anglo American, Lundin Mining, Teck). Constituye la referencia de "cobre puro" y, por su tamaño de sección cruzada, el panel principal.</w:t>
+      </w:r>
+    </w:p>
+    <w:p>
+      <w:pPr>
+        <w:pStyle w:val="Listaconvietas"/>
+        <w:rPr>
+          <w:rFonts w:hint="eastAsia"/>
+        </w:rPr>
+      </w:pPr>
+      <w:r>
+        <w:rPr>
+          <w:b/>
+        </w:rPr>
+        <w:t>Muestra A (cobre, mercado chileno):</w:t>
+      </w:r>
+      <w:r>
+        <w:t xml:space="preserve"> empresa de extracción de cobre que cotiza en la Bolsa de Santiago (Sociedad Punta del Cobre). De cardinalidad reducida, se analiza mediante técnicas de serie de tiempo.</w:t>
+      </w:r>
+    </w:p>
+    <w:p>
+      <w:pPr>
+        <w:pStyle w:val="Listaconvietas"/>
+        <w:rPr>
+          <w:rFonts w:hint="eastAsia"/>
+        </w:rPr>
+      </w:pPr>
+      <w:r>
+        <w:rPr>
+          <w:b/>
+        </w:rPr>
+        <w:t>Muestra C (sector minero, mercado chileno):</w:t>
+      </w:r>
+      <w:r>
+        <w:t xml:space="preserve"> empresas mineras cotizadas en la Bolsa de Santiago (Punta del Cobre, CAP, SQM-B, Molibdenos y Metales). Actúa como vehículo del mercado local, con control por el precio propio de cada commodity para aislar el efecto del cobre.</w:t>
+      </w:r>
+    </w:p>
+    <w:p>
+      <w:pPr>
+        <w:rPr>
+          <w:rFonts w:hint="eastAsia"/>
+        </w:rPr>
+      </w:pPr>
+      <w:r>
+        <w:t xml:space="preserve">El período de estudio comprende desde enero de 2004 hasta diciembre de 2024, con frecuencia mensual, ventana que cubre al menos un ciclo completo del precio del cobre —el súper-ciclo con auge hasta 2011, la corrección posterior, el </w:t>
+      </w:r>
+      <w:r>
+        <w:lastRenderedPageBreak/>
+        <w:t>shock de 2020 y la recuperación reciente— y que provee del orden de 250 observaciones temporales por empresa. El criterio de inclusión es explícito y replicable: empresas cuya acción transa en un mercado regulado, cuyos ingresos provienen mayoritariamente de la producción de cobre y con operaciones relevantes en Chile. La cobertura temporal de cada serie se verificó al construir la base de datos.</w:t>
+      </w:r>
+    </w:p>
+    <w:p>
+      <w:pPr>
+        <w:rPr>
+          <w:rFonts w:hint="eastAsia"/>
+        </w:rPr>
+      </w:pPr>
+      <w:r>
+        <w:t>La comparación de los resultados entre las tres muestras permite evaluar si el mercado internacional y el chileno incorporan los shocks macroeconómicos de manera diferenciada, convirtiendo la limitación estructural —la escasa presencia del cobre puro en la bolsa local— en una oportunidad de diseño que contrasta la formación de precios en mercados de distinta profundidad.</w:t>
+      </w:r>
+    </w:p>
+    <w:p>
+      <w:pPr>
+        <w:pStyle w:val="Ttulo2"/>
+      </w:pPr>
+      <w:bookmarkStart w:id="25" w:name="_Toc231121732"/>
+      <w:r>
+        <w:t>2.3 Variables y Operacionalización</w:t>
+      </w:r>
+      <w:bookmarkEnd w:id="25"/>
+    </w:p>
+    <w:p>
+      <w:pPr>
+        <w:rPr>
+          <w:rFonts w:hint="eastAsia"/>
+        </w:rPr>
+      </w:pPr>
+      <w:r>
+        <w:t xml:space="preserve">La </w:t>
+      </w:r>
+      <w:r>
+        <w:rPr>
+          <w:b/>
+        </w:rPr>
         <w:t>variable dependiente</w:t>
       </w:r>
       <w:r>
@@ -9520,7 +9898,21 @@
         <w:t>,ₜ₋₁)</w:t>
       </w:r>
       <w:r>
-        <w:t xml:space="preserve">, calculado sobre precios de cierre ajustados por dividendos y splits. Las </w:t>
+        <w:t>, calculado sobre precios de cierre ajustados por dividendos y splits. La elección del retorno logarítmico, en lugar del precio en nivel, responde a su mejor comportamiento estadístico —estacionariedad y propiedades de aditividad temporal— y es estándar en la literatura financiera. Para el análisis agregado de series de tiempo se construye, adicionalmente, una cartera del sector en sus versiones equiponderada y</w:t>
+      </w:r>
+      <w:r>
+        <w:t xml:space="preserve"> ponderada por capitalización bursátil, esta última con pesos rezagados un período para evitar el sesgo de anticipación.</w:t>
+      </w:r>
+    </w:p>
+    <w:p>
+      <w:pPr>
+        <w:rPr>
+          <w:rFonts w:hint="eastAsia"/>
+        </w:rPr>
+      </w:pPr>
+      <w:r>
+        <w:lastRenderedPageBreak/>
+        <w:t xml:space="preserve">Las </w:t>
       </w:r>
       <w:r>
         <w:rPr>
@@ -9529,7 +9921,10 @@
         <w:t>variables independientes</w:t>
       </w:r>
       <w:r>
-        <w:t xml:space="preserve"> se agrupan en factores macroeconómicos globales (precio del cobre, VIX, tasa de fondos federales, rendimiento del bono del Tesoro a 10 años, petróleo WTI como control) y locales (tipo de cambio USD/CLP, tasa de interés local, actividad económica, IPC). La siguiente tabla resume la operacionalización.</w:t>
+        <w:t xml:space="preserve"> se agrupan en factores macroeconómicos globales (precio del cobre, VIX, tasa de fondos federales, rendimiento del bono del Tesoro a 10 años, petróleo WTI como control) y locales (tipo de cambio USD/CLP, tasa de interés local, actividad económica e IPC), a los que se suman controles a nivel de empresa (tamaño, volatilidad y apalancamiento). Cada variable se operacionaliza mediante un indicador observable de fuente oficial y se somete a la transformación correspondiente a su orden de </w:t>
+      </w:r>
+      <w:r>
+        <w:t>integración. La siguiente tabla resume la operacionalización.</w:t>
       </w:r>
     </w:p>
     <w:p>
@@ -9541,7 +9936,7 @@
           <w:rFonts w:hint="eastAsia"/>
         </w:rPr>
       </w:pPr>
-      <w:bookmarkStart w:id="25" w:name="_Toc231119884"/>
+      <w:bookmarkStart w:id="26" w:name="_Toc231121766"/>
       <w:r>
         <w:rPr>
           <w:i w:val="0"/>
@@ -9566,7 +9961,7 @@
         </w:rPr>
         <w:t>1</w:t>
       </w:r>
-      <w:bookmarkEnd w:id="25"/>
+      <w:bookmarkEnd w:id="26"/>
       <w:r>
         <w:fldChar w:fldCharType="end"/>
       </w:r>
@@ -9677,15 +10072,7 @@
                 <w:b/>
                 <w:sz w:val="20"/>
               </w:rPr>
-              <w:t xml:space="preserve">Indicador </w:t>
-            </w:r>
-            <w:r>
-              <w:rPr>
-                <w:b/>
-                <w:sz w:val="20"/>
-              </w:rPr>
-              <w:lastRenderedPageBreak/>
-              <w:t>(proxy)</w:t>
+              <w:t>Indicador (proxy)</w:t>
             </w:r>
           </w:p>
         </w:tc>
@@ -9716,7 +10103,6 @@
                 <w:b/>
                 <w:sz w:val="20"/>
               </w:rPr>
-              <w:lastRenderedPageBreak/>
               <w:t>Fuente</w:t>
             </w:r>
           </w:p>
@@ -10861,88 +11247,13 @@
       <w:pPr>
         <w:pStyle w:val="Ttulo2"/>
       </w:pPr>
-      <w:bookmarkStart w:id="26" w:name="_Toc231119851"/>
-      <w:r>
-        <w:t>2.4 Técnicas e instrumentos de recolección de datos. Validez y confiabilidad</w:t>
-      </w:r>
-      <w:bookmarkEnd w:id="26"/>
-    </w:p>
-    <w:p>
-      <w:pPr>
-        <w:rPr>
-          <w:rFonts w:hint="eastAsia"/>
-        </w:rPr>
-      </w:pPr>
-      <w:r>
-        <w:t xml:space="preserve">La </w:t>
-      </w:r>
-      <w:r>
-        <w:rPr>
-          <w:b/>
-        </w:rPr>
-        <w:t>técnica</w:t>
-      </w:r>
-      <w:r>
-        <w:t xml:space="preserve"> de recolección es documental, sobre datos secundarios de fuentes públicas y oficiales: Federal Reserve Economic Data (FRED) para las variables macroeconómicas globales y los proxies locales, Yahoo Finance para los precios accionarios y la Comisión Chilena del Cobre (Cochilco) y el Banco Central de Chile como referencias institucionales. Los </w:t>
-      </w:r>
-      <w:r>
-        <w:rPr>
-          <w:b/>
-        </w:rPr>
-        <w:t>instrumentos</w:t>
-      </w:r>
-      <w:r>
-        <w:t xml:space="preserve"> son los códigos de descarga y procesamiento programados en Python, documentados y versionados.</w:t>
-      </w:r>
-    </w:p>
-    <w:p>
-      <w:pPr>
-        <w:rPr>
-          <w:rFonts w:hint="eastAsia"/>
-        </w:rPr>
-      </w:pPr>
-      <w:r>
-        <w:t xml:space="preserve">La </w:t>
-      </w:r>
-      <w:r>
-        <w:rPr>
-          <w:b/>
-        </w:rPr>
-        <w:t>validez</w:t>
-      </w:r>
-      <w:r>
-        <w:t xml:space="preserve"> se sustenta en el uso de series oficiales, ampliamente empleadas en la literatura, y en la verificación de su cobertura temporal. La </w:t>
-      </w:r>
-      <w:r>
-        <w:rPr>
-          <w:b/>
-        </w:rPr>
-        <w:t>confiabilidad</w:t>
-      </w:r>
-      <w:r>
-        <w:t xml:space="preserve"> se garantiza mediante la </w:t>
-      </w:r>
-      <w:r>
-        <w:rPr>
-          <w:b/>
-        </w:rPr>
-        <w:t>reproducibilidad</w:t>
-      </w:r>
-      <w:r>
-        <w:t xml:space="preserve"> del proceso: el pipeline completo de </w:t>
-      </w:r>
+      <w:bookmarkStart w:id="27" w:name="_Toc231121733"/>
       <w:r>
         <w:lastRenderedPageBreak/>
-        <w:t>análisis se regenera con un solo comando y produce resultados idénticos en cada ejecución, y se acompaña de una suite de pruebas unitarias que valida las funciones econométricas sobre casos de referencia conocidos.</w:t>
-      </w:r>
-    </w:p>
-    <w:p>
-      <w:pPr>
-        <w:pStyle w:val="Ttulo2"/>
-      </w:pPr>
-      <w:bookmarkStart w:id="27" w:name="_Toc231119852"/>
-      <w:r>
-        <w:t>2.5 Procedimiento de análisis de datos</w:t>
+        <w:t xml:space="preserve">2.4 Técnicas e </w:t>
+      </w:r>
+      <w:r>
+        <w:t>instrumentos de recolección de datos. Validez y confiabilidad</w:t>
       </w:r>
       <w:bookmarkEnd w:id="27"/>
     </w:p>
@@ -10953,7 +11264,25 @@
         </w:rPr>
       </w:pPr>
       <w:r>
-        <w:t>El análisis sigue una secuencia donde el orden de integración de las series bifurca la estrategia:</w:t>
+        <w:t xml:space="preserve">La </w:t>
+      </w:r>
+      <w:r>
+        <w:rPr>
+          <w:b/>
+        </w:rPr>
+        <w:t>técnica</w:t>
+      </w:r>
+      <w:r>
+        <w:t xml:space="preserve"> de recolección es documental, sobre datos secundarios de fuentes públicas y oficiales: Federal Reserve Economic Data (FRED) para las variables macroeconómicas globales y los proxies locales, Yahoo Finance para los precios accionarios y la Comisión Chilena del Cobre (Cochilco) y el Banco Central de Chile como referencias institucionales. Los </w:t>
+      </w:r>
+      <w:r>
+        <w:rPr>
+          <w:b/>
+        </w:rPr>
+        <w:t>instrumentos</w:t>
+      </w:r>
+      <w:r>
+        <w:t xml:space="preserve"> son los códigos de descarga y procesamiento programados en Python, documentados y versionados.</w:t>
       </w:r>
     </w:p>
     <w:p>
@@ -10963,13 +11292,10 @@
         </w:rPr>
       </w:pPr>
       <w:r>
-        <w:rPr>
-          <w:b/>
-        </w:rPr>
-        <w:t>Estacionariedad (OE1).</w:t>
-      </w:r>
-      <w:r>
-        <w:t xml:space="preserve"> Se aplican pruebas de raíz unitaria de Dickey-Fuller aumentada (ADF), Phillips-Perron y KPSS, complementadas con Zivot-Andrews para quiebres y con la prueba de panel de segunda generación CIPS (Pesaran, 2007), robusta a la dependencia de sección cruzada.</w:t>
+        <w:t>Las fuentes se seleccionaron por su carácter oficial, su continuidad y su uso extendido en la literatura financiera. Para las variables macroeconómicas globales se recurre a la base de datos Federal Reserve Economic Data (FRED), que centraliza series de organismos como la Reserva Federal y la OCDE; para los precios accionarios, a Yahoo Finance, que provee series ajustadas por dividendos y splits; y como referencias institucionales del cobre y de la economía chilena, a la Comisión Chilena del Cobre (Cochilco</w:t>
+      </w:r>
+      <w:r>
+        <w:t>) y al Banco Central de Chile. Los proxies de las variables locales (tasa de interés, actividad económica e inflación) se obtienen de las series de la OCDE disponibles en FRED, lo que asegura su comparabilidad internacional.</w:t>
       </w:r>
     </w:p>
     <w:p>
@@ -10979,156 +11305,50 @@
         </w:rPr>
       </w:pPr>
       <w:r>
+        <w:t xml:space="preserve">La </w:t>
+      </w:r>
+      <w:r>
         <w:rPr>
           <w:b/>
         </w:rPr>
-        <w:t>Sensibilidad (OE2).</w:t>
-      </w:r>
-      <w:r>
-        <w:t xml:space="preserve"> Se estima un modelo de datos de panel con efectos fijos por empresa:</w:t>
+        <w:t>validez</w:t>
+      </w:r>
+      <w:r>
+        <w:t xml:space="preserve"> se sustenta en el uso de estas series oficiales y en la verificación sistemática de su cobertura temporal y de su correcta alineación. La </w:t>
+      </w:r>
+      <w:r>
+        <w:rPr>
+          <w:b/>
+        </w:rPr>
+        <w:t>confiabilidad</w:t>
+      </w:r>
+      <w:r>
+        <w:t xml:space="preserve"> se garantiza mediante la </w:t>
+      </w:r>
+      <w:r>
+        <w:rPr>
+          <w:b/>
+        </w:rPr>
+        <w:t>reproducibilidad</w:t>
+      </w:r>
+      <w:r>
+        <w:t xml:space="preserve"> del proceso: el pipeline completo de análisis se regenera con un solo comando y produce resultados </w:t>
+      </w:r>
+      <w:r>
+        <w:lastRenderedPageBreak/>
+        <w:t>idénticos en cada ejecución —se verificó la ausencia de divergencias entre corridas sucesivas—, y se acompaña de una suite de pruebas unitarias que valida las funciones econométricas clave sobre casos de referen</w:t>
+      </w:r>
+      <w:r>
+        <w:t>cia conocidos, tales como la correcta clasificación del orden de integración de series simuladas.</w:t>
       </w:r>
     </w:p>
     <w:p>
       <w:pPr>
-        <w:spacing w:before="120" w:after="120"/>
-        <w:jc w:val="center"/>
-        <w:rPr>
-          <w:rFonts w:hint="eastAsia"/>
-        </w:rPr>
-      </w:pPr>
-      <w:r>
-        <w:rPr>
-          <w:i/>
-        </w:rPr>
-        <w:t>r</w:t>
-      </w:r>
-      <w:r>
-        <w:rPr>
-          <w:i/>
-        </w:rPr>
-        <w:t>ᵢ</w:t>
-      </w:r>
-      <w:r>
-        <w:rPr>
-          <w:i/>
-        </w:rPr>
-        <w:t>ₜ</w:t>
-      </w:r>
-      <w:r>
-        <w:rPr>
-          <w:i/>
-        </w:rPr>
-        <w:t xml:space="preserve"> = α</w:t>
-      </w:r>
-      <w:r>
-        <w:rPr>
-          <w:i/>
-        </w:rPr>
-        <w:t>ᵢ</w:t>
-      </w:r>
-      <w:r>
-        <w:rPr>
-          <w:i/>
-        </w:rPr>
-        <w:t xml:space="preserve"> + β₁ Δcobreₜ + β₂ ΔTCₜ + β₃ Δtasaₜ + β₄ ΔVIXₜ + γ′ X</w:t>
-      </w:r>
-      <w:r>
-        <w:rPr>
-          <w:i/>
-        </w:rPr>
-        <w:t>ᵢ</w:t>
-      </w:r>
-      <w:r>
-        <w:rPr>
-          <w:i/>
-        </w:rPr>
-        <w:t>ₜ</w:t>
-      </w:r>
-      <w:r>
-        <w:rPr>
-          <w:i/>
-        </w:rPr>
-        <w:t xml:space="preserve"> + ε</w:t>
-      </w:r>
-      <w:r>
-        <w:rPr>
-          <w:i/>
-        </w:rPr>
-        <w:t>ᵢ</w:t>
-      </w:r>
-      <w:r>
-        <w:rPr>
-          <w:i/>
-        </w:rPr>
-        <w:t>ₜ</w:t>
-      </w:r>
-    </w:p>
-    <w:p>
-      <w:pPr>
-        <w:rPr>
-          <w:rFonts w:hint="eastAsia"/>
-        </w:rPr>
-      </w:pPr>
-      <w:r>
-        <w:t>con errores estándar de Driscoll-Kraay, robustos a heterocedasticidad, autocorrelación y dependencia de sección cruzada. El contraste de dominancia global versus local (H6) se realiza mediante tests de Wald por bloque.</w:t>
-      </w:r>
-    </w:p>
-    <w:p>
-      <w:pPr>
-        <w:rPr>
-          <w:rFonts w:hint="eastAsia"/>
-        </w:rPr>
-      </w:pPr>
-      <w:r>
-        <w:rPr>
-          <w:b/>
-        </w:rPr>
-        <w:t>Largo plazo (OE3).</w:t>
-      </w:r>
-      <w:r>
-        <w:t xml:space="preserve"> Se evalúa la cointegración mediante el test de bordes ARDL (Pesaran, Shin y Smith, 2001), el test de Johansen y, ante la posibilidad de quiebres, el test de Gregory-Hansen (1996), del que se obtiene el modelo de corrección de error.</w:t>
-      </w:r>
-    </w:p>
-    <w:p>
-      <w:pPr>
-        <w:rPr>
-          <w:rFonts w:hint="eastAsia"/>
-        </w:rPr>
-      </w:pPr>
-      <w:r>
-        <w:rPr>
-          <w:b/>
-        </w:rPr>
-        <w:lastRenderedPageBreak/>
-        <w:t>Dinámica de shocks (OE4).</w:t>
-      </w:r>
-      <w:r>
-        <w:t xml:space="preserve"> Se estima un VAR (o VECM) con identificación de Cholesky ordenada por exogeneidad, del que se reportan funciones impulso-respuesta y descomposición de varianza (FEVD), complementadas con proyecciones locales (Jordà, 2005).</w:t>
-      </w:r>
-    </w:p>
-    <w:p>
-      <w:pPr>
-        <w:rPr>
-          <w:rFonts w:hint="eastAsia"/>
-        </w:rPr>
-      </w:pPr>
-      <w:r>
-        <w:rPr>
-          <w:b/>
-        </w:rPr>
-        <w:t>Estabilidad y comparación (OE5 y OE6).</w:t>
-      </w:r>
-      <w:r>
-        <w:t xml:space="preserve"> Las fases del ciclo se fechan con el algoritmo de Bry-Boschan, incorporándose mediante interacciones; la comparación entre mercados se contrasta con una prueba formal de igualdad de coeficientes. Se modela además la volatilidad condicional con GARCH y GJR-GARCH, y se controla por pruebas múltiples (Benjamini-Hochberg).</w:t>
-      </w:r>
-    </w:p>
-    <w:p>
-      <w:pPr>
         <w:pStyle w:val="Ttulo2"/>
       </w:pPr>
-      <w:bookmarkStart w:id="28" w:name="_Toc231119853"/>
-      <w:r>
-        <w:t>2.6 Criterios éticos</w:t>
+      <w:bookmarkStart w:id="28" w:name="_Toc231121734"/>
+      <w:r>
+        <w:t>2.5 Procedimiento de análisis de datos</w:t>
       </w:r>
       <w:bookmarkEnd w:id="28"/>
     </w:p>
@@ -11139,43 +11359,271 @@
         </w:rPr>
       </w:pPr>
       <w:r>
-        <w:t xml:space="preserve">La investigación se sustenta en </w:t>
+        <w:t xml:space="preserve">El análisis se realiza con el lenguaje Python y sus librerías especializadas (pandas, numpy, statsmodels, linearmodels y arch). Las series de distinta periodicidad —diaria, mensual y trimestral— se armonizan a frecuencia </w:t>
       </w:r>
       <w:r>
         <w:rPr>
           <w:b/>
         </w:rPr>
-        <w:t>datos públicos y de libre acceso</w:t>
-      </w:r>
-      <w:r>
-        <w:t xml:space="preserve">, sin información personal ni confidencial, por lo que no requiere consentimiento informado. Se respeta la </w:t>
-      </w:r>
-      <w:r>
-        <w:rPr>
-          <w:b/>
-        </w:rPr>
-        <w:t>propiedad intelectual</w:t>
-      </w:r>
-      <w:r>
-        <w:t xml:space="preserve"> mediante la citación rigurosa de toda fuente conforme a las normas APA. Se observa el principio de </w:t>
-      </w:r>
-      <w:r>
-        <w:rPr>
-          <w:b/>
-        </w:rPr>
-        <w:t>integridad científica</w:t>
-      </w:r>
-      <w:r>
-        <w:t>: no se inventan datos ni resultados, las cifras provienen de fuentes verificables y los hallazgos se reportan tal como resultan, incluyendo los no significativos.</w:t>
+        <w:t>mensual</w:t>
+      </w:r>
+      <w:r>
+        <w:t xml:space="preserve"> (último dato del mes para precios e índices), criterio que ofrece del orden de 250 observaciones temporales, suficientes para los modelos empleados, y que coincide con la periodicidad del principal indicador de actividad doméstica. Las variables contables, de periodicidad trimestral, se incorporan mediante arrastre del último valor conocido con un rezago de publicación que evita el sesgo de anticipación. Las series identificadas como integradas de orden uno ingresan en primera diferencia a los model</w:t>
+      </w:r>
+      <w:r>
+        <w:t>os de impacto y se conservan en nivel para el análisis de cointegración.</w:t>
       </w:r>
     </w:p>
     <w:p>
       <w:pPr>
+        <w:rPr>
+          <w:rFonts w:hint="eastAsia"/>
+        </w:rPr>
+      </w:pPr>
+      <w:r>
+        <w:t>La secuencia analítica está organizada de modo que el orden de integración de las series bifurca la estrategia: las variables estacionarias alimentan los modelos de impacto de corto plazo, mientras que las no estacionarias se reservan para el análisis de equilibrio de largo plazo. A continuación se detalla el procedimiento por objetivo específico.</w:t>
+      </w:r>
+    </w:p>
+    <w:p>
+      <w:pPr>
+        <w:rPr>
+          <w:rFonts w:hint="eastAsia"/>
+        </w:rPr>
+      </w:pPr>
+      <w:r>
+        <w:rPr>
+          <w:b/>
+        </w:rPr>
+        <w:lastRenderedPageBreak/>
+        <w:t>Estacionariedad (OE1).</w:t>
+      </w:r>
+      <w:r>
+        <w:t xml:space="preserve"> Se aplican pruebas de raíz unitaria de Dickey-Fuller aumentada (ADF), Phillips-Perron y KPSS. Las dos primeras contrastan la hipótesis nula de raíz unitaria, mientras que la prueba KPSS invierte la nula —estacionariedad—, de modo que su uso conjunto permite una conclusión robusta cuando ambos enfoques coinciden. Se complementan con la prueba de Zivot-Andrews, que admite un quiebre estructural endógeno y resulta apropiada para un período marcado por el súper-ciclo, la crisis de 2008 y la pandemia de 2020. D</w:t>
+      </w:r>
+      <w:r>
+        <w:t>ado que el análisis de panel involucra series correlacionadas entre empresas, se aplica además la prueba de raíz unitaria de panel de segunda generación CIPS (Pesaran, 2007), robusta a la dependencia de sección cruzada. El resultado de esta etapa determina la especificación posterior: las variables I(0) ingresan en nivel a los modelos de impacto y las I(1) se diferencian.</w:t>
+      </w:r>
+    </w:p>
+    <w:p>
+      <w:pPr>
+        <w:rPr>
+          <w:rFonts w:hint="eastAsia"/>
+        </w:rPr>
+      </w:pPr>
+      <w:r>
+        <w:rPr>
+          <w:b/>
+        </w:rPr>
+        <w:t>Sensibilidad (OE2).</w:t>
+      </w:r>
+      <w:r>
+        <w:t xml:space="preserve"> Se estima un modelo de datos de panel con efectos fijos por empresa:</w:t>
+      </w:r>
+    </w:p>
+    <w:p>
+      <w:pPr>
+        <w:spacing w:before="120" w:after="120"/>
+        <w:jc w:val="center"/>
+        <w:rPr>
+          <w:rFonts w:hint="eastAsia"/>
+        </w:rPr>
+      </w:pPr>
+      <w:r>
+        <w:rPr>
+          <w:i/>
+        </w:rPr>
+        <w:t>r</w:t>
+      </w:r>
+      <w:r>
+        <w:rPr>
+          <w:i/>
+        </w:rPr>
+        <w:t>ᵢ</w:t>
+      </w:r>
+      <w:r>
+        <w:rPr>
+          <w:i/>
+        </w:rPr>
+        <w:t>ₜ</w:t>
+      </w:r>
+      <w:r>
+        <w:rPr>
+          <w:i/>
+        </w:rPr>
+        <w:t xml:space="preserve"> = α</w:t>
+      </w:r>
+      <w:r>
+        <w:rPr>
+          <w:i/>
+        </w:rPr>
+        <w:t>ᵢ</w:t>
+      </w:r>
+      <w:r>
+        <w:rPr>
+          <w:i/>
+        </w:rPr>
+        <w:t xml:space="preserve"> + β₁ Δcobreₜ + β₂ ΔTCₜ + β₃ Δtasaₜ + β₄ ΔVIXₜ + γ′ X</w:t>
+      </w:r>
+      <w:r>
+        <w:rPr>
+          <w:i/>
+        </w:rPr>
+        <w:t>ᵢ</w:t>
+      </w:r>
+      <w:r>
+        <w:rPr>
+          <w:i/>
+        </w:rPr>
+        <w:t>ₜ</w:t>
+      </w:r>
+      <w:r>
+        <w:rPr>
+          <w:i/>
+        </w:rPr>
+        <w:t xml:space="preserve"> + ε</w:t>
+      </w:r>
+      <w:r>
+        <w:rPr>
+          <w:i/>
+        </w:rPr>
+        <w:t>ᵢ</w:t>
+      </w:r>
+      <w:r>
+        <w:rPr>
+          <w:i/>
+        </w:rPr>
+        <w:t>ₜ</w:t>
+      </w:r>
+    </w:p>
+    <w:p>
+      <w:pPr>
+        <w:rPr>
+          <w:rFonts w:hint="eastAsia"/>
+        </w:rPr>
+      </w:pPr>
+      <w:r>
+        <w:t>con errores estándar de Driscoll-Kraay, robustos a heterocedasticidad, autocorrelación y dependencia de sección cruzada —esta última esperable dado que el precio del cobre actúa como factor común a todas las empresas—. La elección de los efectos fijos se justifica porque absorben la heterogeneidad no observada y constante de cada firma; como especificación de referencia se estima en paralelo un modelo de serie de tiempo sobre la cartera del sector con errores HAC de Newey-West. El contraste de dominancia gl</w:t>
+      </w:r>
+      <w:r>
+        <w:t>obal versus local (H6) se realiza me</w:t>
+      </w:r>
+      <w:r>
+        <w:lastRenderedPageBreak/>
+        <w:t>diante tests de Wald de significancia conjunta por bloque de regresores, complementado con el cálculo de coeficientes estandarizados que permiten comparar la importancia económica de cada factor. Para controlar el riesgo de falsos positivos derivado de la estimación simultánea de numerosos coeficientes, se aplica la corrección de Benjamini-Hochberg sobre los p-valores.</w:t>
+      </w:r>
+    </w:p>
+    <w:p>
+      <w:pPr>
+        <w:rPr>
+          <w:rFonts w:hint="eastAsia"/>
+        </w:rPr>
+      </w:pPr>
+      <w:r>
+        <w:rPr>
+          <w:b/>
+        </w:rPr>
+        <w:t>Largo plazo (OE3).</w:t>
+      </w:r>
+      <w:r>
+        <w:t xml:space="preserve"> Se evalúa la cointegración mediante el test de bordes ARDL (Pesaran, Shin y Smith, 2001), el test de Johansen y, ante la posibilidad de quiebres, el test de Gregory-Hansen (1996), del que se obtiene el modelo de corrección de error.</w:t>
+      </w:r>
+    </w:p>
+    <w:p>
+      <w:pPr>
+        <w:rPr>
+          <w:rFonts w:hint="eastAsia"/>
+        </w:rPr>
+      </w:pPr>
+      <w:r>
+        <w:rPr>
+          <w:b/>
+        </w:rPr>
+        <w:t>Dinámica de shocks (OE4).</w:t>
+      </w:r>
+      <w:r>
+        <w:t xml:space="preserve"> Se estima un VAR (o un VECM, si las series cointegran) cuya identificación de los shocks estructurales se realiza por descomposición de Cholesky, con un ordenamiento de las variables según su grado de exogeneidad: el precio del cobre, determinado en el mercado global, se ordena primero, y la acción, como variable más endógena, al final. De este sistema se obtienen las </w:t>
+      </w:r>
+      <w:r>
+        <w:rPr>
+          <w:b/>
+        </w:rPr>
+        <w:t>funciones impulso-respuesta</w:t>
+      </w:r>
+      <w:r>
+        <w:t xml:space="preserve">, que trazan la reacción del retorno ante un shock del cobre a lo largo del horizonte, y la </w:t>
+      </w:r>
+      <w:r>
+        <w:rPr>
+          <w:b/>
+        </w:rPr>
+        <w:t xml:space="preserve">descomposición de la </w:t>
+      </w:r>
+      <w:r>
+        <w:rPr>
+          <w:b/>
+        </w:rPr>
+        <w:t>varianza del error de pronóstico</w:t>
+      </w:r>
+      <w:r>
+        <w:t xml:space="preserve"> (FEVD), que cuantifica la fracción de la varianza del retorno atribuible a cada shock y constituye la evidencia central para la hipótesis de dominancia global. La robustez de estas conclusiones a la identificación se verifica mediante reordenamientos y mediante las </w:t>
+      </w:r>
+      <w:r>
+        <w:rPr>
+          <w:b/>
+        </w:rPr>
+        <w:t>proyecciones locales</w:t>
+      </w:r>
+      <w:r>
+        <w:t xml:space="preserve"> de Jordà (2005), una alternativa más robusta a la mala especificación, así como con pruebas de causalidad de Granger.</w:t>
+      </w:r>
+    </w:p>
+    <w:p>
+      <w:pPr>
+        <w:rPr>
+          <w:rFonts w:hint="eastAsia"/>
+        </w:rPr>
+      </w:pPr>
+      <w:r>
+        <w:rPr>
+          <w:b/>
+        </w:rPr>
+        <w:lastRenderedPageBreak/>
+        <w:t>Estabilidad por fases del ciclo (OE5).</w:t>
+      </w:r>
+      <w:r>
+        <w:t xml:space="preserve"> Las fases del ciclo del precio del cobre se fechan de manera objetiva con el algoritmo de puntos de giro de Bry-Boschan, que identifica máximos y mínimos locales, impone alternancia pico-valle y censura las fases demasiado breves, clasificando el período en expansiones y contracciones. La estabilidad de la relación se evalúa incorporando una variable indicadora de fase y sus interacciones con los factores, lo que permite contrastar si la sensibilidad de los retornos —en particular al cobre— difiere entre r</w:t>
+      </w:r>
+      <w:r>
+        <w:t>egímenes. Como robustez de la dinámica de la volatilidad se estiman modelos GARCH y GJR-GARCH, que capturan, respectivamente, el agrupamiento y la asimetría de la volatilidad condicional.</w:t>
+      </w:r>
+    </w:p>
+    <w:p>
+      <w:pPr>
+        <w:rPr>
+          <w:rFonts w:hint="eastAsia"/>
+        </w:rPr>
+      </w:pPr>
+      <w:r>
+        <w:rPr>
+          <w:b/>
+        </w:rPr>
+        <w:t>Comparación entre mercados (OE6).</w:t>
+      </w:r>
+      <w:r>
+        <w:t xml:space="preserve"> El conjunto del análisis se ejecuta en paralelo sobre las tres muestras y se consolida en una comparación sistemática. La hipótesis de transmisión diferenciada se contrasta de manera formal mediante un panel combinado de las muestras del mercado internacional y del chileno, con términos de interacción factor × mercado: la significancia de la interacción con el precio del cobre constituye la prueba directa de si la sensibilidad difiere entre mercados. Adicionalmente, como contraste de la hipótesis de eficie</w:t>
+      </w:r>
+      <w:r>
+        <w:t>ncia, se aplica el test de razón de varianzas de Lo y MacKinlay (1988) a los retornos. La homogeneidad de las pendientes entre empresas se examina con la prueba de Pesaran-Yamagata, y la robustez general se valida con submuestras y definiciones alternativas de las variables.</w:t>
+      </w:r>
+    </w:p>
+    <w:p>
+      <w:pPr>
         <w:pStyle w:val="Ttulo2"/>
       </w:pPr>
-      <w:bookmarkStart w:id="29" w:name="_Toc231119854"/>
-      <w:r>
-        <w:t>2.7 Criterios de Rigor Científico</w:t>
+      <w:bookmarkStart w:id="29" w:name="_Toc231121735"/>
+      <w:r>
+        <w:lastRenderedPageBreak/>
+        <w:t>2.6 Criterios éticos</w:t>
       </w:r>
       <w:bookmarkEnd w:id="29"/>
     </w:p>
@@ -11186,108 +11634,161 @@
         </w:rPr>
       </w:pPr>
       <w:r>
-        <w:t xml:space="preserve">El rigor se asegura mediante: (i) la </w:t>
+        <w:t xml:space="preserve">La investigación se sustenta en </w:t>
       </w:r>
       <w:r>
         <w:rPr>
           <w:b/>
         </w:rPr>
-        <w:t>validez interna</w:t>
-      </w:r>
-      <w:r>
-        <w:t xml:space="preserve">, con una batería completa de diagnósticos (dependencia de sección cruzada, estabilidad del sistema dinámico, homogeneidad de pendientes); (ii) la </w:t>
+        <w:t>datos públicos y de libre acceso</w:t>
+      </w:r>
+      <w:r>
+        <w:t xml:space="preserve">, de carácter agregado y de mercado, sin información personal ni confidencial de individuos, por lo que no requiere consentimiento informado ni la aprobación de un comité de ética en seres humanos. Se respeta la </w:t>
       </w:r>
       <w:r>
         <w:rPr>
           <w:b/>
         </w:rPr>
-        <w:t>robustez</w:t>
-      </w:r>
-      <w:r>
-        <w:t>, contrastando los re</w:t>
-      </w:r>
-      <w:r>
-        <w:lastRenderedPageBreak/>
-        <w:t xml:space="preserve">sultados en submuestras, con definiciones alternativas de las variables y con métodos complementarios (proyecciones locales frente a VAR, corrección por pruebas múltiples); (iii) la </w:t>
+        <w:t>propiedad intelectual</w:t>
+      </w:r>
+      <w:r>
+        <w:t xml:space="preserve"> mediante la citación rigurosa de toda fuente conforme a las normas APA, evitando el plagio en cualquiera de sus formas. Se observa el principio de </w:t>
       </w:r>
       <w:r>
         <w:rPr>
           <w:b/>
         </w:rPr>
-        <w:t>reproducibilidad</w:t>
-      </w:r>
-      <w:r>
-        <w:t xml:space="preserve">, dado que todo resultado puede regenerarse desde el repositorio del proyecto; y (iv) la </w:t>
+        <w:t>integridad científica</w:t>
+      </w:r>
+      <w:r>
+        <w:t>: no se inventan ni se manipulan datos o resultados, las cifras provienen de fuentes verificables y documentad</w:t>
+      </w:r>
+      <w:r>
+        <w:t xml:space="preserve">as, y los hallazgos se reportan tal como resultan, incluyendo de manera explícita los coeficientes no significativos y las limitaciones del estudio. Asimismo, se adhiere al principio de </w:t>
       </w:r>
       <w:r>
         <w:rPr>
           <w:b/>
         </w:rPr>
-        <w:t>transparencia</w:t>
-      </w:r>
-      <w:r>
-        <w:t>, declarando explícitamente las limi</w:t>
-      </w:r>
-      <w:r>
-        <w:t>taciones y el carácter de los resultados.</w:t>
+        <w:t>transparencia y ciencia abierta</w:t>
+      </w:r>
+      <w:r>
+        <w:t>, poniendo a disposición el código y el procedimiento que permiten auditar y replicar cada resultado.</w:t>
       </w:r>
     </w:p>
     <w:p>
       <w:pPr>
-        <w:rPr>
-          <w:rFonts w:hint="eastAsia"/>
-        </w:rPr>
-      </w:pPr>
-      <w:r>
-        <w:br w:type="page"/>
-      </w:r>
-    </w:p>
-    <w:p>
-      <w:pPr>
-        <w:pStyle w:val="Ttulo1"/>
-      </w:pPr>
-      <w:bookmarkStart w:id="30" w:name="_Toc231119855"/>
-      <w:r>
-        <w:lastRenderedPageBreak/>
-        <w:t>III. RESULTADOS</w:t>
+        <w:pStyle w:val="Ttulo2"/>
+      </w:pPr>
+      <w:bookmarkStart w:id="30" w:name="_Toc231121736"/>
+      <w:r>
+        <w:t>2.7 Criterios de Rigor Científico</w:t>
       </w:r>
       <w:bookmarkEnd w:id="30"/>
     </w:p>
     <w:p>
       <w:pPr>
-        <w:pStyle w:val="Ttulo2"/>
-      </w:pPr>
-      <w:bookmarkStart w:id="31" w:name="_Toc231119856"/>
-      <w:r>
-        <w:t>3.1 Presentación de Resultados</w:t>
+        <w:rPr>
+          <w:rFonts w:hint="eastAsia"/>
+        </w:rPr>
+      </w:pPr>
+      <w:r>
+        <w:t xml:space="preserve">El rigor se asegura mediante: (i) la </w:t>
+      </w:r>
+      <w:r>
+        <w:rPr>
+          <w:b/>
+        </w:rPr>
+        <w:t>validez interna</w:t>
+      </w:r>
+      <w:r>
+        <w:t xml:space="preserve">, con una batería completa de diagnósticos (dependencia de sección cruzada, estabilidad del sistema dinámico, homogeneidad de pendientes); (ii) la </w:t>
+      </w:r>
+      <w:r>
+        <w:rPr>
+          <w:b/>
+        </w:rPr>
+        <w:t>robustez</w:t>
+      </w:r>
+      <w:r>
+        <w:t xml:space="preserve">, contrastando los resultados en submuestras, con definiciones alternativas de las variables y con métodos complementarios (proyecciones locales frente a VAR, corrección por pruebas múltiples); (iii) la </w:t>
+      </w:r>
+      <w:r>
+        <w:rPr>
+          <w:b/>
+        </w:rPr>
+        <w:t>reproducibilidad</w:t>
+      </w:r>
+      <w:r>
+        <w:t xml:space="preserve">, dado que todo resultado puede regenerarse desde el repositorio del proyecto; y (iv) la </w:t>
+      </w:r>
+      <w:r>
+        <w:rPr>
+          <w:b/>
+        </w:rPr>
+        <w:t>transparencia</w:t>
+      </w:r>
+      <w:r>
+        <w:t>, declarando explícit</w:t>
+      </w:r>
+      <w:r>
+        <w:t>amente las limitaciones y el carácter de los resultados.</w:t>
+      </w:r>
+    </w:p>
+    <w:p>
+      <w:pPr>
+        <w:rPr>
+          <w:rFonts w:hint="eastAsia"/>
+        </w:rPr>
+      </w:pPr>
+      <w:r>
+        <w:lastRenderedPageBreak/>
+        <w:br w:type="page"/>
+      </w:r>
+    </w:p>
+    <w:p>
+      <w:pPr>
+        <w:pStyle w:val="Ttulo1"/>
+      </w:pPr>
+      <w:bookmarkStart w:id="31" w:name="_Toc231121737"/>
+      <w:r>
+        <w:lastRenderedPageBreak/>
+        <w:t>III. RESULTADOS</w:t>
       </w:r>
       <w:bookmarkEnd w:id="31"/>
     </w:p>
     <w:p>
       <w:pPr>
-        <w:pStyle w:val="Ttulo3"/>
-      </w:pPr>
-      <w:bookmarkStart w:id="32" w:name="_Toc231119857"/>
-      <w:r>
-        <w:t>3.1.1 Análisis descriptivo y propiedades de las series</w:t>
+        <w:pStyle w:val="Ttulo2"/>
+      </w:pPr>
+      <w:bookmarkStart w:id="32" w:name="_Toc231121738"/>
+      <w:r>
+        <w:t>3.1 Presentación de Resultados</w:t>
       </w:r>
       <w:bookmarkEnd w:id="32"/>
     </w:p>
     <w:p>
       <w:pPr>
-        <w:rPr>
-          <w:rFonts w:hint="eastAsia"/>
-        </w:rPr>
-      </w:pPr>
-      <w:r>
-        <w:t xml:space="preserve">La estadística descriptiva muestra retornos mensuales con media en torno a cero, asimetría negativa y </w:t>
-      </w:r>
-      <w:r>
-        <w:t>exceso de curtosis, rasgos típicos de los retornos financieros. La distribución por muestra confirma colas más pesadas que la normal y una mayor dispersión en la muestra internacional de cobre puro que en el sector minero local.</w:t>
-      </w:r>
+        <w:pStyle w:val="Ttulo3"/>
+      </w:pPr>
+      <w:bookmarkStart w:id="33" w:name="_Toc231121739"/>
+      <w:r>
+        <w:t>3.1.1 Análisis descriptivo y propiedades de las series</w:t>
+      </w:r>
+      <w:bookmarkEnd w:id="33"/>
     </w:p>
     <w:p>
       <w:pPr>
+        <w:rPr>
+          <w:rFonts w:hint="eastAsia"/>
+        </w:rPr>
+      </w:pPr>
+      <w:r>
+        <w:t>La estadística descriptiva muestra retornos mensuales con media en torno a cero, asimetría negativa y exceso de curtosis, rasgos típicos de los retornos financieros. La distribución por muestra confirma colas más pesadas que la normal y una mayor dispersión en la muestra internacional de cobre puro que en el sector minero local.</w:t>
+      </w:r>
+    </w:p>
+    <w:p>
+      <w:pPr>
         <w:spacing w:before="160"/>
         <w:jc w:val="center"/>
         <w:rPr>
@@ -11299,7 +11800,7 @@
           <w:noProof/>
         </w:rPr>
         <w:drawing>
-          <wp:inline distT="0" distB="0" distL="0" distR="0" wp14:anchorId="6E06E4F8" wp14:editId="198B0079">
+          <wp:inline distT="0" distB="0" distL="0" distR="0" wp14:anchorId="5DC478B9" wp14:editId="555828F2">
             <wp:extent cx="5212080" cy="2886989"/>
             <wp:effectExtent l="0" t="0" r="0" b="0"/>
             <wp:docPr id="1" name="Picture 1"/>
@@ -11344,7 +11845,7 @@
           <w:rFonts w:hint="eastAsia"/>
         </w:rPr>
       </w:pPr>
-      <w:bookmarkStart w:id="33" w:name="_Toc231119898"/>
+      <w:bookmarkStart w:id="34" w:name="_Toc231121780"/>
       <w:r>
         <w:rPr>
           <w:i w:val="0"/>
@@ -11375,7 +11876,7 @@
       <w:r>
         <w:t>. Distribución de los retornos mensuales de las carteras de cada muestra.</w:t>
       </w:r>
-      <w:bookmarkEnd w:id="33"/>
+      <w:bookmarkEnd w:id="34"/>
     </w:p>
     <w:p>
       <w:pPr>
@@ -11384,7 +11885,10 @@
         </w:rPr>
       </w:pPr>
       <w:r>
-        <w:t>La matriz de correlación revela que el retorno del sector se asocia positivamente con el precio del cobre y negativamente con el VIX y el tipo de cambio, con correlaciones bajas entre los regresores, lo que mitiga la multicolinealidad.</w:t>
+        <w:t xml:space="preserve">La matriz de </w:t>
+      </w:r>
+      <w:r>
+        <w:t>correlación revela que el retorno del sector se asocia positivamente con el precio del cobre y negativamente con el VIX y el tipo de cambio, con correlaciones bajas entre los regresores, lo que mitiga la multicolinealidad.</w:t>
       </w:r>
     </w:p>
     <w:p>
@@ -11401,7 +11905,7 @@
         </w:rPr>
         <w:lastRenderedPageBreak/>
         <w:drawing>
-          <wp:inline distT="0" distB="0" distL="0" distR="0" wp14:anchorId="049DD789" wp14:editId="36625160">
+          <wp:inline distT="0" distB="0" distL="0" distR="0" wp14:anchorId="3227C0A7" wp14:editId="3A16A05C">
             <wp:extent cx="5212080" cy="4441320"/>
             <wp:effectExtent l="0" t="0" r="0" b="0"/>
             <wp:docPr id="2" name="Picture 2"/>
@@ -11446,7 +11950,7 @@
           <w:rFonts w:hint="eastAsia"/>
         </w:rPr>
       </w:pPr>
-      <w:bookmarkStart w:id="34" w:name="_Toc231119899"/>
+      <w:bookmarkStart w:id="35" w:name="_Toc231121781"/>
       <w:r>
         <w:rPr>
           <w:i w:val="0"/>
@@ -11476,27 +11980,6 @@
       </w:r>
       <w:r>
         <w:t>. Matriz de correlación entre el retorno del sector y los factores macro-financieros.</w:t>
-      </w:r>
-      <w:bookmarkEnd w:id="34"/>
-    </w:p>
-    <w:p>
-      <w:pPr>
-        <w:rPr>
-          <w:rFonts w:hint="eastAsia"/>
-        </w:rPr>
-      </w:pPr>
-      <w:r>
-        <w:t>Las pruebas de raíz unitaria confirman que el logaritmo del precio del cobre es no estacionario en nivel —I(1)— mientras que su retorno es estacionario —I(0)—. La prueba de Zivot-Andrews resuelve la ambigüedad del tipo de cambio, confirmándolo como I(1). La prueba de panel CIPS, robusta a la dependencia de sección cruzada, ratifica que los log-precios son I(1) (CIPS = −2,29) y los retornos I(0) (CIPS = −16,32).</w:t>
-      </w:r>
-    </w:p>
-    <w:p>
-      <w:pPr>
-        <w:pStyle w:val="Ttulo3"/>
-      </w:pPr>
-      <w:bookmarkStart w:id="35" w:name="_Toc231119858"/>
-      <w:r>
-        <w:lastRenderedPageBreak/>
-        <w:t>3.1.2 Determinantes de los retornos: factores globales y locales</w:t>
       </w:r>
       <w:bookmarkEnd w:id="35"/>
     </w:p>
@@ -11507,6 +11990,36 @@
         </w:rPr>
       </w:pPr>
       <w:r>
+        <w:t>Las pruebas de raíz unitaria confirman el patrón esperado y validan la estrategia de doble vía. El logaritmo del precio del cobre resulta no estacionario en nivel —integrado de orden uno, I(1)— mientras que su retorno, obtenido como primera diferencia logarítmica, es estacionario —I(0)—. El tipo de cambio arroja un resultado ambiguo en las pruebas convencionales, que la prueba de Zivot-Andrews resuelve al admitir un quiebre estructural: el nivel no es estacionario y su diferencia sí lo es, de modo que se co</w:t>
+      </w:r>
+      <w:r>
+        <w:t>ncluye que es I(1); la clasificación dudosa inicial respondía a la pérdida de potencia de las pruebas estándar ante los quie</w:t>
+      </w:r>
+      <w:r>
+        <w:lastRenderedPageBreak/>
+        <w:t>bres del período. Dado que el panel exhibe dependencia de sección cruzada, se aplica la prueba de raíz unitaria de panel de segunda generación CIPS, robusta a dicha dependencia, que ratifica de manera contundente la estructura supuesta: el panel de log-precios no rechaza la raíz unitaria (CIPS = −2,29), comportándose como I(1), mientras que el panel de retornos la rechaza con holgura (</w:t>
+      </w:r>
+      <w:r>
+        <w:t>CIPS = −16,32), confirmándose como I(0). La doble vía del diseño —retornos para el corto plazo, niveles para el largo plazo— queda así validada también con métodos apropiados para la dependencia transversal.</w:t>
+      </w:r>
+    </w:p>
+    <w:p>
+      <w:pPr>
+        <w:pStyle w:val="Ttulo3"/>
+      </w:pPr>
+      <w:bookmarkStart w:id="36" w:name="_Toc231121740"/>
+      <w:r>
+        <w:t>3.1.2 Determinantes de los retornos: factores globales y locales</w:t>
+      </w:r>
+      <w:bookmarkEnd w:id="36"/>
+    </w:p>
+    <w:p>
+      <w:pPr>
+        <w:rPr>
+          <w:rFonts w:hint="eastAsia"/>
+        </w:rPr>
+      </w:pPr>
+      <w:r>
         <w:t>El modelo de panel de efectos fijos con errores Driscoll-Kraay (muestra B; R² within = 0,245) entrega los siguientes coeficientes.</w:t>
       </w:r>
     </w:p>
@@ -11519,7 +12032,7 @@
           <w:rFonts w:hint="eastAsia"/>
         </w:rPr>
       </w:pPr>
-      <w:bookmarkStart w:id="36" w:name="_Toc231119885"/>
+      <w:bookmarkStart w:id="37" w:name="_Toc231121767"/>
       <w:r>
         <w:rPr>
           <w:i w:val="0"/>
@@ -11544,7 +12057,7 @@
         </w:rPr>
         <w:t>2</w:t>
       </w:r>
-      <w:bookmarkEnd w:id="36"/>
+      <w:bookmarkEnd w:id="37"/>
       <w:r>
         <w:fldChar w:fldCharType="end"/>
       </w:r>
@@ -12279,11 +12792,37 @@
         </w:rPr>
       </w:pPr>
       <w:r>
-        <w:t>El precio del cobre es el determinante central, con efecto positivo y significativo al 1%. El tipo de cambio presenta un efecto negativo y fuerte, que capta los canales de competitividad y de riesgo. El VIX es negativo y significativo, mientras que los factores locales de tasa y actividad no resultan significativos en esta especificación.</w:t>
+        <w:t xml:space="preserve">El </w:t>
+      </w:r>
+      <w:r>
+        <w:t xml:space="preserve">precio del cobre es el determinante central, con efecto positivo y significativo al 1%: un incremento del precio del metal se traduce de manera directa en mayores retornos, consistente con el canal de ingresos y con el apalancamiento </w:t>
+      </w:r>
+      <w:r>
+        <w:lastRenderedPageBreak/>
+        <w:t>operativo del sector. El tipo de cambio presenta un efecto negativo y de magnitud considerable, que capta simultáneamente los canales de competitividad y de riesgo, en línea con la naturaleza de empresas que valoran sus flujos en dólares. El VIX es negativo y significativo, ref</w:t>
+      </w:r>
+      <w:r>
+        <w:t>lejando que los episodios de aversión al riesgo global deprimen la valoración de un sector cíclico y expuesto. En contraste, los factores locales de tasa de interés y de actividad no resultan significativos en esta especificación, resultado esperable a la luz de la ausencia, por ahora, del EMBI y de un indicador de actividad más amplio, y del carácter internacional de las empresas de la muestra B, menos sensibles al ciclo estrictamente doméstico. La lectura conjunta es que los factores internacionales —cobr</w:t>
+      </w:r>
+      <w:r>
+        <w:t>e y riesgo global— dominan a los locales, primera evidencia a favor de la hipótesis de dominancia global.</w:t>
       </w:r>
     </w:p>
     <w:p>
       <w:pPr>
+        <w:rPr>
+          <w:rFonts w:hint="eastAsia"/>
+        </w:rPr>
+      </w:pPr>
+      <w:r>
+        <w:t>El contraste formal de significancia conjunta por bloque confirma esta lectura: el conjunto de los factores globales resulta significativo, en tanto que el bloque de los factores locales aporta una contribución sustancialmente menor a la explicación de la variación de los retornos. El ajuste del modelo (R² within de 0,245) se encuentra dentro de los valores habituales para regresiones de retornos mensuales, donde el interés reside en el signo, la significancia y la magnitud económica de los coeficientes más</w:t>
+      </w:r>
+      <w:r>
+        <w:t xml:space="preserve"> que en la capacidad de ajuste global.</w:t>
+      </w:r>
+    </w:p>
+    <w:p>
+      <w:pPr>
         <w:spacing w:before="160"/>
         <w:jc w:val="center"/>
         <w:rPr>
@@ -12296,7 +12835,7 @@
         </w:rPr>
         <w:lastRenderedPageBreak/>
         <w:drawing>
-          <wp:inline distT="0" distB="0" distL="0" distR="0" wp14:anchorId="74D8A8F6" wp14:editId="36D6E472">
+          <wp:inline distT="0" distB="0" distL="0" distR="0" wp14:anchorId="1112AD29" wp14:editId="1489B92A">
             <wp:extent cx="5212080" cy="2833680"/>
             <wp:effectExtent l="0" t="0" r="0" b="0"/>
             <wp:docPr id="3" name="Picture 3"/>
@@ -12341,7 +12880,7 @@
           <w:rFonts w:hint="eastAsia"/>
         </w:rPr>
       </w:pPr>
-      <w:bookmarkStart w:id="37" w:name="_Toc231119900"/>
+      <w:bookmarkStart w:id="38" w:name="_Toc231121782"/>
       <w:r>
         <w:rPr>
           <w:i w:val="0"/>
@@ -12370,58 +12909,20 @@
         <w:fldChar w:fldCharType="end"/>
       </w:r>
       <w:r>
-        <w:t>. Sensibilidad de los retornos a cada factor macro-financiero (muestra B).</w:t>
-      </w:r>
-      <w:bookmarkEnd w:id="37"/>
-    </w:p>
-    <w:p>
-      <w:pPr>
-        <w:pStyle w:val="Ttulo3"/>
-      </w:pPr>
-      <w:bookmarkStart w:id="38" w:name="_Toc231119859"/>
-      <w:r>
-        <w:t xml:space="preserve">3.1.3 </w:t>
-      </w:r>
-      <w:r>
-        <w:t>Relaciones de largo plazo</w:t>
+        <w:t xml:space="preserve">. Sensibilidad de los retornos a cada factor </w:t>
+      </w:r>
+      <w:r>
+        <w:t>macro-financiero (muestra B).</w:t>
       </w:r>
       <w:bookmarkEnd w:id="38"/>
     </w:p>
     <w:p>
       <w:pPr>
-        <w:rPr>
-          <w:rFonts w:hint="eastAsia"/>
-        </w:rPr>
-      </w:pPr>
-      <w:r>
-        <w:t xml:space="preserve">La evidencia de cointegración por los métodos sin quiebre es mixta (Johansen detecta un vector; ARDL no rechaza la ausencia de relación de nivel). La prueba de Gregory-Hansen, que admite un quiebre endógeno, </w:t>
-      </w:r>
-      <w:r>
-        <w:rPr>
-          <w:b/>
-        </w:rPr>
-        <w:t>confirma la cointegración</w:t>
-      </w:r>
-      <w:r>
-        <w:t xml:space="preserve"> (estadístico ADF\</w:t>
-      </w:r>
-      <w:r>
-        <w:rPr>
-          <w:i/>
-        </w:rPr>
-        <w:t xml:space="preserve"> = −6,68 &lt; −4,92 al 5%) y fecha el quiebre en junio de 2008</w:t>
-      </w:r>
-      <w:r>
-        <w:t>*, coincidente con la crisis financiera global. Existe, por tanto, una relación de equilibrio de largo plazo que se reconfiguró con la crisis.</w:t>
-      </w:r>
-    </w:p>
-    <w:p>
-      <w:pPr>
         <w:pStyle w:val="Ttulo3"/>
       </w:pPr>
-      <w:bookmarkStart w:id="39" w:name="_Toc231119860"/>
-      <w:r>
-        <w:t>3.1.4 Dinámica de shocks</w:t>
+      <w:bookmarkStart w:id="39" w:name="_Toc231121741"/>
+      <w:r>
+        <w:t>3.1.3 Relaciones de largo plazo</w:t>
       </w:r>
       <w:bookmarkEnd w:id="39"/>
     </w:p>
@@ -12432,15 +12933,59 @@
         </w:rPr>
       </w:pPr>
       <w:r>
-        <w:t xml:space="preserve">La descomposición de varianza del retorno (horizonte de 12 meses, muestra B) atribuye 62,7% al componente idiosincrático, 18,0% al precio del cobre y 14,0% al VIX, frente a fracciones marginales de los factores locales. La causalidad de </w:t>
+        <w:t xml:space="preserve">La evidencia de cointegración por los métodos que no admiten quiebres es mixta: el test de Johansen detecta un vector de cointegración, en tanto que el test de bordes ARDL no permite rechazar la ausencia de una relación de nivel. Esta discrepancia sugiere que la relación de largo plazo, de existir, es débil o inestable ante pruebas que suponen parámetros constantes. La prueba de Gregory-Hansen, que admite un quiebre estructural endógeno en la relación de cointegración, </w:t>
+      </w:r>
+      <w:r>
+        <w:rPr>
+          <w:b/>
+        </w:rPr>
+        <w:t>confirma su existencia</w:t>
+      </w:r>
+      <w:r>
+        <w:t xml:space="preserve"> (estadístico ADF\</w:t>
+      </w:r>
+      <w:r>
+        <w:rPr>
+          <w:i/>
+        </w:rPr>
+        <w:t xml:space="preserve"> = −6,68, inferior al valor crítico de −4,92 al 5%) y fecha el quiebre en junio de 2008</w:t>
+      </w:r>
+      <w:r>
+        <w:t xml:space="preserve">*, coincidente con la crisis financiera global. La lectura es que existe una relación de equilibrio de largo plazo entre el valor del sector, el cobre y el tipo de cambio, pero que dicha relación se reconfiguró con la crisis; ello explica por qué las pruebas que ignoran el quiebre arrojaban evidencia ambigua, y subraya la importancia de incorporar los </w:t>
       </w:r>
       <w:r>
         <w:lastRenderedPageBreak/>
-        <w:t>Granger confirma que el cobre antecede al retorno (F = 9,11; p = 0,003), y el VAR es estable.</w:t>
+        <w:t>cambios estructurales en el aná</w:t>
+      </w:r>
+      <w:r>
+        <w:t>lisis de un sector tan expuesto al ciclo del commodity.</w:t>
       </w:r>
     </w:p>
     <w:p>
       <w:pPr>
+        <w:pStyle w:val="Ttulo3"/>
+      </w:pPr>
+      <w:bookmarkStart w:id="40" w:name="_Toc231121742"/>
+      <w:r>
+        <w:t>3.1.4 Dinámica de shocks</w:t>
+      </w:r>
+      <w:bookmarkEnd w:id="40"/>
+    </w:p>
+    <w:p>
+      <w:pPr>
+        <w:rPr>
+          <w:rFonts w:hint="eastAsia"/>
+        </w:rPr>
+      </w:pPr>
+      <w:r>
+        <w:t>La descomposición de la varianza del error de pronóstico del retorno (horizonte de 12 meses, muestra B) atribuye 62,7% al componente idiosincrático, 18,0% al precio del cobre y 14,0% al VIX, frente a fracciones marginales de los factores locales (en torno al 3% para la tasa local y al 2% para el tipo de cambio). Más allá del componente propio, los shocks globales —cobre y riesgo internacional— explican una fracción muy superior a la de los locales, lo que constituye la evidencia más nítida a favor de la hip</w:t>
+      </w:r>
+      <w:r>
+        <w:t>ótesis de dominancia global. La causalidad de Granger confirma que el precio del cobre antecede de manera significativa al retorno del sector (F = 9,11; p = 0,003), y el sistema VAR, seleccionado por criterio de información, es estable —todas sus raíces se encuentran dentro del círculo unitario—, condición que valida la lectura de las funciones impulso-respuesta y de la descomposición de varianza.</w:t>
+      </w:r>
+    </w:p>
+    <w:p>
+      <w:pPr>
         <w:spacing w:before="160"/>
         <w:jc w:val="center"/>
         <w:rPr>
@@ -12451,8 +12996,9 @@
         <w:rPr>
           <w:noProof/>
         </w:rPr>
+        <w:lastRenderedPageBreak/>
         <w:drawing>
-          <wp:inline distT="0" distB="0" distL="0" distR="0" wp14:anchorId="6D06C5A6" wp14:editId="37D96226">
+          <wp:inline distT="0" distB="0" distL="0" distR="0" wp14:anchorId="02914DBD" wp14:editId="1B5FF818">
             <wp:extent cx="5212080" cy="3890356"/>
             <wp:effectExtent l="0" t="0" r="0" b="0"/>
             <wp:docPr id="4" name="Picture 4"/>
@@ -12497,7 +13043,7 @@
           <w:rFonts w:hint="eastAsia"/>
         </w:rPr>
       </w:pPr>
-      <w:bookmarkStart w:id="40" w:name="_Toc231119901"/>
+      <w:bookmarkStart w:id="41" w:name="_Toc231121783"/>
       <w:r>
         <w:rPr>
           <w:i w:val="0"/>
@@ -12528,7 +13074,7 @@
       <w:r>
         <w:t>. Descomposición de la varianza del error de pronóstico del retorno (FEVD, horizonte 12 meses).</w:t>
       </w:r>
-      <w:bookmarkEnd w:id="40"/>
+      <w:bookmarkEnd w:id="41"/>
     </w:p>
     <w:p>
       <w:pPr>
@@ -12554,7 +13100,7 @@
         </w:rPr>
         <w:lastRenderedPageBreak/>
         <w:drawing>
-          <wp:inline distT="0" distB="0" distL="0" distR="0" wp14:anchorId="29971490" wp14:editId="23FC9A1A">
+          <wp:inline distT="0" distB="0" distL="0" distR="0" wp14:anchorId="4BBD7F8C" wp14:editId="3FD2EBA3">
             <wp:extent cx="5212080" cy="2531582"/>
             <wp:effectExtent l="0" t="0" r="0" b="0"/>
             <wp:docPr id="5" name="Picture 5"/>
@@ -12599,7 +13145,7 @@
           <w:rFonts w:hint="eastAsia"/>
         </w:rPr>
       </w:pPr>
-      <w:bookmarkStart w:id="41" w:name="_Toc231119902"/>
+      <w:bookmarkStart w:id="42" w:name="_Toc231121784"/>
       <w:r>
         <w:rPr>
           <w:i w:val="0"/>
@@ -12629,40 +13175,43 @@
       </w:r>
       <w:r>
         <w:t>. Impulso-respuesta del retorno del sector ante un shock del precio del cobre (±2 errores estándar).</w:t>
-      </w:r>
-      <w:bookmarkEnd w:id="41"/>
-    </w:p>
-    <w:p>
-      <w:pPr>
-        <w:pStyle w:val="Ttulo3"/>
-      </w:pPr>
-      <w:bookmarkStart w:id="42" w:name="_Toc231119861"/>
-      <w:r>
-        <w:t>3.1.5 Estabilidad por fases del ciclo</w:t>
       </w:r>
       <w:bookmarkEnd w:id="42"/>
     </w:p>
     <w:p>
       <w:pPr>
-        <w:rPr>
-          <w:rFonts w:hint="eastAsia"/>
-        </w:rPr>
-      </w:pPr>
-      <w:r>
-        <w:t xml:space="preserve">El fechado de Bry-Boschan identifica una secuencia coherente de fases de expansión y contracción del precio del cobre. La estimación con interacción por fase arroja una sensibilidad base de 0,630 y un incremento en expansión de +0,083 no significativo (p = 0,63): la sensibilidad al cobre </w:t>
-      </w:r>
-      <w:r>
-        <w:rPr>
-          <w:b/>
-        </w:rPr>
-        <w:t>no difiere significativamente</w:t>
-      </w:r>
-      <w:r>
-        <w:t xml:space="preserve"> entre fases.</w:t>
-      </w:r>
+        <w:pStyle w:val="Ttulo3"/>
+      </w:pPr>
+      <w:bookmarkStart w:id="43" w:name="_Toc231121743"/>
+      <w:r>
+        <w:t>3.1.5 Estabilidad por fases del ciclo</w:t>
+      </w:r>
+      <w:bookmarkEnd w:id="43"/>
     </w:p>
     <w:p>
       <w:pPr>
+        <w:rPr>
+          <w:rFonts w:hint="eastAsia"/>
+        </w:rPr>
+      </w:pPr>
+      <w:r>
+        <w:t>El algoritmo de Bry-Boschan identifica una secuencia coherente de fases de expansión y contracción del precio del cobre a lo largo de 2004-2024, capturando el súper-ciclo con auge hasta 2011, la corrección posterior, el shock de 2020 y la recuperación reciente. La estimación del modelo con un término de interacción entre el precio del cobre y la fase de expansión arroja una sensibilidad base —en contracción— de 0,630 y un incremento en expansión de +0,083 que, no obstante, no es estadísticamente significati</w:t>
+      </w:r>
+      <w:r>
+        <w:t xml:space="preserve">vo (p = 0,63). La lectura es que, en esta especificación, la sensibilidad de los retornos al precio del cobre </w:t>
+      </w:r>
+      <w:r>
+        <w:rPr>
+          <w:b/>
+        </w:rPr>
+        <w:t>no difiere de manera significativa entre las fases del ciclo</w:t>
+      </w:r>
+      <w:r>
+        <w:t>: el efecto del cobre es robusto y de magnitud estable a lo largo del régimen, resultado que matiza la hipótesis de asimetría y constituye en sí mismo un hallazgo de interés.</w:t>
+      </w:r>
+    </w:p>
+    <w:p>
+      <w:pPr>
         <w:spacing w:before="160"/>
         <w:jc w:val="center"/>
         <w:rPr>
@@ -12673,8 +13222,9 @@
         <w:rPr>
           <w:noProof/>
         </w:rPr>
+        <w:lastRenderedPageBreak/>
         <w:drawing>
-          <wp:inline distT="0" distB="0" distL="0" distR="0" wp14:anchorId="2CB09D5B" wp14:editId="0E917198">
+          <wp:inline distT="0" distB="0" distL="0" distR="0" wp14:anchorId="19A69486" wp14:editId="269C9706">
             <wp:extent cx="5212080" cy="2366710"/>
             <wp:effectExtent l="0" t="0" r="0" b="0"/>
             <wp:docPr id="6" name="Picture 6"/>
@@ -12719,12 +13269,11 @@
           <w:rFonts w:hint="eastAsia"/>
         </w:rPr>
       </w:pPr>
-      <w:bookmarkStart w:id="43" w:name="_Toc231119903"/>
+      <w:bookmarkStart w:id="44" w:name="_Toc231121785"/>
       <w:r>
         <w:rPr>
           <w:i w:val="0"/>
         </w:rPr>
-        <w:lastRenderedPageBreak/>
         <w:t xml:space="preserve">Figura </w:t>
       </w:r>
       <w:r>
@@ -12750,24 +13299,21 @@
       </w:r>
       <w:r>
         <w:t>. Precio del cobre y fases del ciclo fechadas con Bry-Boschan.</w:t>
-      </w:r>
-      <w:bookmarkEnd w:id="43"/>
-    </w:p>
-    <w:p>
-      <w:pPr>
-        <w:pStyle w:val="Ttulo3"/>
-      </w:pPr>
-      <w:bookmarkStart w:id="44" w:name="_Toc231119862"/>
-      <w:r>
-        <w:t xml:space="preserve">3.1.6 </w:t>
-      </w:r>
-      <w:r>
-        <w:t>Comparación entre mercados</w:t>
       </w:r>
       <w:bookmarkEnd w:id="44"/>
     </w:p>
     <w:p>
       <w:pPr>
+        <w:pStyle w:val="Ttulo3"/>
+      </w:pPr>
+      <w:bookmarkStart w:id="45" w:name="_Toc231121744"/>
+      <w:r>
+        <w:t>3.1.6 Comparación entre mercados</w:t>
+      </w:r>
+      <w:bookmarkEnd w:id="45"/>
+    </w:p>
+    <w:p>
+      <w:pPr>
         <w:rPr>
           <w:rFonts w:hint="eastAsia"/>
         </w:rPr>
@@ -12785,7 +13331,7 @@
           <w:rFonts w:hint="eastAsia"/>
         </w:rPr>
       </w:pPr>
-      <w:bookmarkStart w:id="45" w:name="_Toc231119886"/>
+      <w:bookmarkStart w:id="46" w:name="_Toc231121768"/>
       <w:r>
         <w:rPr>
           <w:i w:val="0"/>
@@ -12810,7 +13356,7 @@
         </w:rPr>
         <w:t>3</w:t>
       </w:r>
-      <w:bookmarkEnd w:id="45"/>
+      <w:bookmarkEnd w:id="46"/>
       <w:r>
         <w:fldChar w:fldCharType="end"/>
       </w:r>
@@ -13424,20 +13970,34 @@
         </w:rPr>
       </w:pPr>
       <w:r>
-        <w:t xml:space="preserve">La prueba formal de igualdad de coeficientes (panel combinado con interacción factor × mercado) muestra que la sensibilidad al cobre es </w:t>
-      </w:r>
-      <w:r>
-        <w:rPr>
-          <w:b/>
-        </w:rPr>
-        <w:t>significativamente mayor en el mercado internacional</w:t>
-      </w:r>
-      <w:r>
-        <w:t xml:space="preserve"> (diferencia = +0,254; p = 0,010), respaldando la hipótesis de transmisión diferenciada.</w:t>
+        <w:t xml:space="preserve">Se observa que la </w:t>
+      </w:r>
+      <w:r>
+        <w:t>sensibilidad al cobre es comparable entre el cobre puro internacional (0,571) y el local de Pucobre (0,631), y menor en el sector minero mixto (0,418), lo que sugiere que la dilución por otros commodities —hierro, litio y molibdeno— atenúa el coeficiente en la muestra C. La fracción de varianza atribuida a los shocks globales es, asimismo, algo mayor en el mercado internacional que en el chileno.</w:t>
       </w:r>
     </w:p>
     <w:p>
       <w:pPr>
+        <w:rPr>
+          <w:rFonts w:hint="eastAsia"/>
+        </w:rPr>
+      </w:pPr>
+      <w:r>
+        <w:lastRenderedPageBreak/>
+        <w:t xml:space="preserve">La prueba formal de igualdad de coeficientes (panel combinado de las muestras B y C con interacción factor × mercado, bajo efectos fijos y errores Driscoll-Kraay) muestra que la sensibilidad al cobre es </w:t>
+      </w:r>
+      <w:r>
+        <w:rPr>
+          <w:b/>
+        </w:rPr>
+        <w:t>significativamente mayor en el mercado internacional</w:t>
+      </w:r>
+      <w:r>
+        <w:t xml:space="preserve"> (diferencia = +0,254; p = 0,010), y que la sensibilidad al VIX también difiere significativamente, mientras que la del tipo de cambio resulta estadísticamente equivalente entre mercados. Estos resultados respaldan formalmente la hipótesis de transmisión diferenciada y constituyen la evidencia central del aporte comparativo de la investigación.</w:t>
+      </w:r>
+    </w:p>
+    <w:p>
+      <w:pPr>
         <w:spacing w:before="160"/>
         <w:jc w:val="center"/>
         <w:rPr>
@@ -13449,7 +14009,7 @@
           <w:noProof/>
         </w:rPr>
         <w:drawing>
-          <wp:inline distT="0" distB="0" distL="0" distR="0" wp14:anchorId="7CBF9D45" wp14:editId="5E016417">
+          <wp:inline distT="0" distB="0" distL="0" distR="0" wp14:anchorId="605A7973" wp14:editId="09F21A6E">
             <wp:extent cx="5212080" cy="2626097"/>
             <wp:effectExtent l="0" t="0" r="0" b="0"/>
             <wp:docPr id="7" name="Picture 7"/>
@@ -13494,7 +14054,7 @@
           <w:rFonts w:hint="eastAsia"/>
         </w:rPr>
       </w:pPr>
-      <w:bookmarkStart w:id="46" w:name="_Toc231119904"/>
+      <w:bookmarkStart w:id="47" w:name="_Toc231121786"/>
       <w:r>
         <w:rPr>
           <w:i w:val="0"/>
@@ -13524,35 +14084,41 @@
       </w:r>
       <w:r>
         <w:t>. Triangulación: sensibilidad al cobre y dominancia global por muestra (B, A, C).</w:t>
-      </w:r>
-      <w:bookmarkEnd w:id="46"/>
-    </w:p>
-    <w:p>
-      <w:pPr>
-        <w:pStyle w:val="Ttulo3"/>
-      </w:pPr>
-      <w:bookmarkStart w:id="47" w:name="_Toc231119863"/>
-      <w:r>
-        <w:lastRenderedPageBreak/>
-        <w:t>3.1.7 Diagnósticos y robustez</w:t>
       </w:r>
       <w:bookmarkEnd w:id="47"/>
     </w:p>
     <w:p>
       <w:pPr>
-        <w:rPr>
-          <w:rFonts w:hint="eastAsia"/>
-        </w:rPr>
-      </w:pPr>
-      <w:r>
-        <w:t>El test de Pesaran (CD = 24,50; p = 0,000) detecta dependencia de sección cruzada, lo que valida los errores Driscoll-Kraay. La corrección de Benjamini-Hochberg mantiene la significancia del cobre, el VIX y el tipo de cambio. El modelo GJR-GARCH detecta un efecto apalancamiento (γ = 0,22; p = 0,023). La prueba de Pesaran-Yamagata rechaza la homogeneidad de pendientes, por lo que el coeficiente del panel se interpreta como un efecto promedio. El efecto del cobre se mantiene robusto entre subperíodos (0,56 en</w:t>
-      </w:r>
-      <w:r>
-        <w:t xml:space="preserve"> 2004-2019; 0,75 en 2020-2024). En términos estandarizados, el VIX (−0,31 σ) y el cobre (+0,29 σ) encabezan la importancia económica.</w:t>
-      </w:r>
+        <w:pStyle w:val="Ttulo3"/>
+      </w:pPr>
+      <w:bookmarkStart w:id="48" w:name="_Toc231121745"/>
+      <w:r>
+        <w:t>3.1.7 Diagnósticos y robustez</w:t>
+      </w:r>
+      <w:bookmarkEnd w:id="48"/>
     </w:p>
     <w:p>
       <w:pPr>
+        <w:rPr>
+          <w:rFonts w:hint="eastAsia"/>
+        </w:rPr>
+      </w:pPr>
+      <w:r>
+        <w:t>La validez de los resultados se sustenta en una batería de diagnósticos y de pruebas de robustez. El test de Pesaran (CD = 24,50; p = 0,000) detecta una dependencia de sección cruzada significativa, lo que valida el uso de errores estándar de Driscoll-Kraay y confirma la presencia del factor común que repre</w:t>
+      </w:r>
+      <w:r>
+        <w:lastRenderedPageBreak/>
+        <w:t>senta el cobre. La corrección de Benjamini-Hochberg por pruebas múltiples mantiene la significancia del cobre, el VIX y el tipo de cambio, de modo que los hallazgos centrales no son artefactos de la estimación simultánea de numerosos coeficientes. El modelo GJR-GARCH detecta un efecto apalancamiento estadísticamente significativo (γ = 0,22; p = 0,023): las caídas del retorno elevan la volatilidad futura más que las alzas de igual magnitud, patrón habitual en los mercados accionarios. La prueba de Pesaran-Ya</w:t>
+      </w:r>
+      <w:r>
+        <w:t xml:space="preserve">magata rechaza la homogeneidad de las pendientes entre empresas, por lo que el coeficiente del panel debe interpretarse como un efecto promedio en torno al cual existe dispersión entre firmas, coherente con su distinta composición y tamaño. El efecto del cobre se mantiene robusto entre subperíodos, intensificándose de 0,56 en 2004-2019 a 0,75 en 2020-2024, en línea con la creciente atención de los mercados hacia el metal en el contexto de la transición energética. Finalmente, en términos estandarizados, el </w:t>
+      </w:r>
+      <w:r>
+        <w:t>VIX (−0,31 σ) y el cobre (+0,29 σ) encabezan la importancia económica, lo que constituye evidencia económica, y no solo estadística, de la dominancia de los factores globales. El test de razón de varianzas de Lo y MacKinlay, por su parte, muestra que los retornos del sector son en gran medida consistentes con un paseo aleatorio, coherente con la eficiencia de mercado en su forma débil.</w:t>
+      </w:r>
+    </w:p>
+    <w:p>
+      <w:pPr>
         <w:spacing w:before="160"/>
         <w:jc w:val="center"/>
         <w:rPr>
@@ -13563,8 +14129,9 @@
         <w:rPr>
           <w:noProof/>
         </w:rPr>
+        <w:lastRenderedPageBreak/>
         <w:drawing>
-          <wp:inline distT="0" distB="0" distL="0" distR="0" wp14:anchorId="7669A24A" wp14:editId="4D83EC37">
+          <wp:inline distT="0" distB="0" distL="0" distR="0" wp14:anchorId="27ECA5C9" wp14:editId="3CA0CFDC">
             <wp:extent cx="5212080" cy="2651805"/>
             <wp:effectExtent l="0" t="0" r="0" b="0"/>
             <wp:docPr id="8" name="Picture 8"/>
@@ -13609,7 +14176,7 @@
           <w:rFonts w:hint="eastAsia"/>
         </w:rPr>
       </w:pPr>
-      <w:bookmarkStart w:id="48" w:name="_Toc231119905"/>
+      <w:bookmarkStart w:id="49" w:name="_Toc231121787"/>
       <w:r>
         <w:rPr>
           <w:i w:val="0"/>
@@ -13639,117 +14206,16 @@
       </w:r>
       <w:r>
         <w:t>. Importancia económica de cada factor (coeficientes estandarizados, muestra B).</w:t>
-      </w:r>
-      <w:bookmarkEnd w:id="48"/>
-    </w:p>
-    <w:p>
-      <w:pPr>
-        <w:pStyle w:val="Ttulo2"/>
-      </w:pPr>
-      <w:bookmarkStart w:id="49" w:name="_Toc231119864"/>
-      <w:r>
-        <w:lastRenderedPageBreak/>
-        <w:t>3.2 Discusión de Resultados</w:t>
       </w:r>
       <w:bookmarkEnd w:id="49"/>
     </w:p>
     <w:p>
       <w:pPr>
-        <w:rPr>
-          <w:rFonts w:hint="eastAsia"/>
-        </w:rPr>
-      </w:pPr>
-      <w:r>
-        <w:t xml:space="preserve">Los resultados configuran un cuadro coherente con la teoría. La </w:t>
-      </w:r>
-      <w:r>
-        <w:rPr>
-          <w:b/>
-        </w:rPr>
-        <w:t>hipótesis H1</w:t>
-      </w:r>
-      <w:r>
-        <w:t xml:space="preserve"> se respalda con solidez: el cobre es el principal determinante de los retornos, con efecto positivo, significativo, estable entre fases y robusto entre subperíodos. La </w:t>
-      </w:r>
-      <w:r>
-        <w:rPr>
-          <w:b/>
-        </w:rPr>
-        <w:t>H2</w:t>
-      </w:r>
-      <w:r>
-        <w:t xml:space="preserve"> se confirma con signo negativo, reflejo de los canales de competitividad y de riesgo característicos de las exportadoras de commodities. La </w:t>
-      </w:r>
-      <w:r>
-        <w:rPr>
-          <w:b/>
-        </w:rPr>
-        <w:t>H3</w:t>
-      </w:r>
-      <w:r>
-        <w:t xml:space="preserve"> no encuentra respaldo en la especificación base, donde las tasas no resultan significativas, lo que sugiere la preeminencia de los factores de commodity y de riesgo global sobre el cana</w:t>
-      </w:r>
-      <w:r>
-        <w:t xml:space="preserve">l de descuento. La </w:t>
-      </w:r>
-      <w:r>
-        <w:rPr>
-          <w:b/>
-        </w:rPr>
-        <w:t>H4</w:t>
-      </w:r>
-      <w:r>
-        <w:t xml:space="preserve"> se confirma, con el VIX como factor de mayor impacto estandarizado. La </w:t>
-      </w:r>
-      <w:r>
-        <w:rPr>
-          <w:b/>
-        </w:rPr>
-        <w:t>H5</w:t>
-      </w:r>
-      <w:r>
-        <w:t xml:space="preserve"> se respalda una vez que se admite el quiebre de 2008. La </w:t>
-      </w:r>
-      <w:r>
-        <w:rPr>
-          <w:b/>
-        </w:rPr>
-        <w:t>H6</w:t>
-      </w:r>
-      <w:r>
-        <w:t xml:space="preserve"> recibe doble respaldo, por la descomposición de varianza y por los coeficientes estandarizados. Finalmente, la </w:t>
-      </w:r>
-      <w:r>
-        <w:rPr>
-          <w:b/>
-        </w:rPr>
-        <w:t>H7</w:t>
-      </w:r>
-      <w:r>
-        <w:t xml:space="preserve"> se confirma formalmente: la sensibilidad al cobre es mayor en el mercado internacional.</w:t>
-      </w:r>
-    </w:p>
-    <w:p>
-      <w:pPr>
-        <w:rPr>
-          <w:rFonts w:hint="eastAsia"/>
-        </w:rPr>
-      </w:pPr>
-      <w:r>
-        <w:t xml:space="preserve">Estos hallazgos son consistentes con la literatura previa —Zurita et al. (2005) para el efecto del cobre en retornos chilenos, Pincheira y Hardy </w:t>
-      </w:r>
-      <w:r>
-        <w:t>(2019) para el nexo cobre-peso, y Bekaert y Harvey (1995) para la segmentación—, a la vez que la extienden al nivel de empresa y a la comparación entre mercados, dimensiones no cubiertas previamente. Una salvedad pertinente es que la muestra chilena corresponde al sector minero mixto, por lo que parte de la diferencia de sensibilidad puede reflejar la composición por commodity además del efecto de mercado.</w:t>
-      </w:r>
-    </w:p>
-    <w:p>
-      <w:pPr>
         <w:pStyle w:val="Ttulo2"/>
       </w:pPr>
-      <w:bookmarkStart w:id="50" w:name="_Toc231119865"/>
-      <w:r>
-        <w:lastRenderedPageBreak/>
-        <w:t>3.3 Aporte práctico</w:t>
+      <w:bookmarkStart w:id="50" w:name="_Toc231121746"/>
+      <w:r>
+        <w:t>3.2 Discusión de Resultados</w:t>
       </w:r>
       <w:bookmarkEnd w:id="50"/>
     </w:p>
@@ -13760,55 +14226,73 @@
         </w:rPr>
       </w:pPr>
       <w:r>
-        <w:t xml:space="preserve">El estudio ofrece aportes concretos. Para los </w:t>
+        <w:t xml:space="preserve">Los resultados configuran un cuadro coherente con la teoría. La </w:t>
       </w:r>
       <w:r>
         <w:rPr>
           <w:b/>
         </w:rPr>
-        <w:t>inversionistas</w:t>
-      </w:r>
-      <w:r>
-        <w:t xml:space="preserve">, evidencia que la diversificación frente al ciclo del cobre y al riesgo global es más determinante para el riesgo de una posición en el sector que la exposición a las variables locales. Para la </w:t>
+        <w:t>hipótesis H1</w:t>
+      </w:r>
+      <w:r>
+        <w:t xml:space="preserve"> se respalda con solidez: el cobre es el principal determinante de los retornos, con efecto positivo, significativo, estable entre fases y robusto entre subperíodos. La </w:t>
       </w:r>
       <w:r>
         <w:rPr>
           <w:b/>
         </w:rPr>
-        <w:t>gestión empresarial</w:t>
-      </w:r>
-      <w:r>
-        <w:t xml:space="preserve">, la exposición cambiaria significativa y la persistencia asimétrica de la volatilidad justifican políticas de cobertura que contemplen escenarios de tensión prolongada. Para el </w:t>
+        <w:t>H2</w:t>
+      </w:r>
+      <w:r>
+        <w:t xml:space="preserve"> se confirma con signo negativo, reflejo de los canales de competitividad y de riesgo característicos de las exportadoras de commodities. La </w:t>
       </w:r>
       <w:r>
         <w:rPr>
           <w:b/>
         </w:rPr>
-        <w:t>mercado de capitales chileno</w:t>
-      </w:r>
-      <w:r>
-        <w:t xml:space="preserve">, la evidencia de transmisión diferenciada plantea la cuestión de política de </w:t>
-      </w:r>
-      <w:r>
-        <w:t xml:space="preserve">fortalecer la representación del sector cuprífero en la bolsa nacional. Adicionalmente, el proyecto aporta una </w:t>
+        <w:t>H3</w:t>
+      </w:r>
+      <w:r>
+        <w:t xml:space="preserve"> no encuentra respaldo en la especificación base, donde las tasas no resultan significativas, lo que sugiere la preeminencia de los factores de commodity y de riesgo global sobre el cana</w:t>
+      </w:r>
+      <w:r>
+        <w:t xml:space="preserve">l de descuento. La </w:t>
       </w:r>
       <w:r>
         <w:rPr>
           <w:b/>
         </w:rPr>
-        <w:t>plataforma web interactiva</w:t>
-      </w:r>
-      <w:r>
-        <w:t xml:space="preserve"> y un </w:t>
+        <w:t>H4</w:t>
+      </w:r>
+      <w:r>
+        <w:t xml:space="preserve"> se confirma, con el VIX como factor de mayor impacto estandarizado. La </w:t>
       </w:r>
       <w:r>
         <w:rPr>
           <w:b/>
         </w:rPr>
-        <w:t>conjunto de herramientas reproducibles</w:t>
-      </w:r>
-      <w:r>
-        <w:t xml:space="preserve"> que permiten replicar y extender el análisis.</w:t>
+        <w:t>H5</w:t>
+      </w:r>
+      <w:r>
+        <w:t xml:space="preserve"> se respalda una vez que se admite el quiebre de 2008. La </w:t>
+      </w:r>
+      <w:r>
+        <w:rPr>
+          <w:b/>
+        </w:rPr>
+        <w:t>H6</w:t>
+      </w:r>
+      <w:r>
+        <w:t xml:space="preserve"> recibe doble respaldo, por la descomposición de varianza y por los coeficientes estandarizados. Finalmente, la </w:t>
+      </w:r>
+      <w:r>
+        <w:rPr>
+          <w:b/>
+        </w:rPr>
+        <w:t>H7</w:t>
+      </w:r>
+      <w:r>
+        <w:t xml:space="preserve"> se confirma formalmente: la sensibilidad al cobre es mayor en el mercado internacional.</w:t>
       </w:r>
     </w:p>
     <w:p>
@@ -13818,137 +14302,171 @@
         </w:rPr>
       </w:pPr>
       <w:r>
-        <w:br w:type="page"/>
+        <w:lastRenderedPageBreak/>
+        <w:t>El predominio del precio del cobre como determinante coincide con el canal de flujos de caja postulado por la teoría y con el apalancamiento operativo del sector, y es consistente con la evidencia de Zurita et al. (2005), quienes hallaron primas por riesgo significativas asociadas a las sorpresas del cobre en los retornos accionarios chilenos a nivel agregado. La presente investigación extiende ese hallazgo al nivel de empresa y lo sitúa en el período 2004-2024, mostrando que el efecto no solo persiste sino</w:t>
+      </w:r>
+      <w:r>
+        <w:t xml:space="preserve"> que se intensifica tras 2020, en línea con la creciente atención de los mercados hacia el cobre en el contexto de la transición energética.</w:t>
       </w:r>
     </w:p>
     <w:p>
       <w:pPr>
-        <w:pStyle w:val="Ttulo1"/>
-      </w:pPr>
-      <w:bookmarkStart w:id="51" w:name="_Toc231119866"/>
+        <w:rPr>
+          <w:rFonts w:hint="eastAsia"/>
+        </w:rPr>
+      </w:pPr>
+      <w:r>
+        <w:t>El efecto negativo del tipo de cambio dialoga con la literatura de las monedas-commodity (Chen y Rogoff, 2003; Pincheira y Hardy, 2019): dado que el peso chileno se aprecia con las alzas del cobre, una depreciación tiende a coincidir con caídas del metal y con episodios de aversión al riesgo, de modo que el signo observado captura simultáneamente el canal de competitividad y el de riesgo, tal como anticipa la teoría de la exposición cambiaria de Adler y Dumas (1984) y Jorion (1990). La preeminencia de los f</w:t>
+      </w:r>
+      <w:r>
+        <w:t>actores globales sobre los locales, por su parte, es coherente con la condición de Chile como economía pequeña, abierta y exportadora de un commodity cuyo precio se determina en los mercados internacionales.</w:t>
+      </w:r>
+    </w:p>
+    <w:p>
+      <w:pPr>
+        <w:rPr>
+          <w:rFonts w:hint="eastAsia"/>
+        </w:rPr>
+      </w:pPr>
+      <w:r>
+        <w:t xml:space="preserve">La confirmación de la cointegración con un quiebre en 2008 ilustra la importancia de incorporar los cambios estructurales en el análisis de largo plazo de un sector tan expuesto al ciclo del commodity, y reconcilia la evidencia inicialmente </w:t>
+      </w:r>
       <w:r>
         <w:lastRenderedPageBreak/>
-        <w:t>IV. CONCLUSIONES Y RECOMENDACIONES</w:t>
+        <w:t xml:space="preserve">mixta de las pruebas que no admiten quiebres. Finalmente, el hallazgo de una transmisión diferenciada entre mercados conecta la economía del cobre con la literatura de integración y segmentación (Bekaert y Harvey, 1995, 2005): el mercado internacional, de mayor profundidad y liquidez, incorpora el shock del cobre de forma más completa que el mercado chileno. Una salvedad pertinente es que la muestra chilena corresponde al sector minero mixto, por lo que parte de la diferencia de sensibilidad puede reflejar </w:t>
+      </w:r>
+      <w:r>
+        <w:t>la composición por commodity además del efecto de mercado; el control por el precio de cada commodity mitiga, aunque no elimina por completo, esta consideración. En conjunto, la evidencia configura un cuadro teóricamente fundamentado en el que seis de las siete hipótesis encuentran respaldo empírico, con la comparación entre mercados como su aporte más original.</w:t>
+      </w:r>
+    </w:p>
+    <w:p>
+      <w:pPr>
+        <w:pStyle w:val="Ttulo2"/>
+      </w:pPr>
+      <w:bookmarkStart w:id="51" w:name="_Toc231121747"/>
+      <w:r>
+        <w:t>3.3 Aporte práctico</w:t>
       </w:r>
       <w:bookmarkEnd w:id="51"/>
     </w:p>
     <w:p>
       <w:pPr>
-        <w:pStyle w:val="Ttulo2"/>
-      </w:pPr>
-      <w:bookmarkStart w:id="52" w:name="_Toc231119867"/>
-      <w:r>
-        <w:t>4.1 Conclusiones</w:t>
+        <w:rPr>
+          <w:rFonts w:hint="eastAsia"/>
+        </w:rPr>
+      </w:pPr>
+      <w:r>
+        <w:t xml:space="preserve">El estudio ofrece aportes concretos en varios planos. Para los </w:t>
+      </w:r>
+      <w:r>
+        <w:rPr>
+          <w:b/>
+        </w:rPr>
+        <w:t>inversionistas</w:t>
+      </w:r>
+      <w:r>
+        <w:t xml:space="preserve">, la evidencia indica que la diversificación frente al ciclo del cobre y al riesgo global es más </w:t>
+      </w:r>
+      <w:r>
+        <w:t>determinante para el riesgo de una posición en el sector que la exposición a las variables macroeconómicas locales; en consecuencia, las estrategias de cobertura y de construcción de carteras deberían priorizar la gestión de estos dos factores. La cuantificación de la sensibilidad (β del cobre y betas estandarizados) ofrece, además, un insumo directo para los modelos de riesgo y de valoración del sector.</w:t>
+      </w:r>
+    </w:p>
+    <w:p>
+      <w:pPr>
+        <w:rPr>
+          <w:rFonts w:hint="eastAsia"/>
+        </w:rPr>
+      </w:pPr>
+      <w:r>
+        <w:lastRenderedPageBreak/>
+        <w:t xml:space="preserve">Para la </w:t>
+      </w:r>
+      <w:r>
+        <w:rPr>
+          <w:b/>
+        </w:rPr>
+        <w:t>gestión empresarial</w:t>
+      </w:r>
+      <w:r>
+        <w:t>, la exposición cambiaria significativa justifica políticas explícitas de cobertura, en especial para las empresas con estructura de costos en moneda local; y la persistencia asimétrica de la volatilidad documentada por el modelo GJR-GARCH —según la cual las caídas elevan la volatilidad más que las alzas— aconseja contemplar escenarios de tensión prolongada en la planificación financiera.</w:t>
+      </w:r>
+    </w:p>
+    <w:p>
+      <w:pPr>
+        <w:rPr>
+          <w:rFonts w:hint="eastAsia"/>
+        </w:rPr>
+      </w:pPr>
+      <w:r>
+        <w:t xml:space="preserve">Para el </w:t>
+      </w:r>
+      <w:r>
+        <w:rPr>
+          <w:b/>
+        </w:rPr>
+        <w:t>mercado de capitales chileno</w:t>
+      </w:r>
+      <w:r>
+        <w:t xml:space="preserve"> y los formuladores de política, la evidencia de una transmisión más completa del shock en los mercados de mayor profundidad plantea la cuestión de fortalecer la representación bursátil del sector cuprífero en la bolsa nacional, de modo de mejorar la incorporación de la información y la formación de precios. Finalmente, en el plano metodológico y de </w:t>
+      </w:r>
+      <w:r>
+        <w:rPr>
+          <w:b/>
+        </w:rPr>
+        <w:t>transparencia</w:t>
+      </w:r>
+      <w:r>
+        <w:t>, el proyecto deja disponible una plataforma web interactiva que comunica los hallazgos y un conjunto de herramientas r</w:t>
+      </w:r>
+      <w:r>
+        <w:t>eproducibles que permiten replicar y extender el análisis, contribución alineada con los estándares actuales de ciencia abierta.</w:t>
+      </w:r>
+    </w:p>
+    <w:p>
+      <w:pPr>
+        <w:rPr>
+          <w:rFonts w:hint="eastAsia"/>
+        </w:rPr>
+      </w:pPr>
+      <w:r>
+        <w:t>A modo de síntesis aplicada, los resultados pueden ordenarse en una jerarquía de acción para el gestor expuesto al sector: en primer lugar, monitorear y cubrir la exposición al ciclo del cobre, por ser el determinante de mayor peso y el más estable; en segundo lugar, gestionar la exposición al riesgo global —aproximado por el VIX—, cuyo impacto estandarizado es el más alto y se intensifica en los episodios de tensión; en tercer lugar, atender la exposición cambiaria, relevante sobre todo para las empresas c</w:t>
+      </w:r>
+      <w:r>
+        <w:t xml:space="preserve">on costos en moneda local; y, por último, tratar </w:t>
+      </w:r>
+      <w:r>
+        <w:lastRenderedPageBreak/>
+        <w:t>las tasas de interés y la actividad local como factores de segundo orden en el horizonte mensual analizado. Esta jerarquía, sustentada en la evidencia empírica del estudio y no en supuestos a priori, constituye el aporte práctico central para la toma de decisiones de inversión y de cobertura en el sector cuprífero con exposición a Chile.</w:t>
+      </w:r>
+    </w:p>
+    <w:p>
+      <w:pPr>
+        <w:rPr>
+          <w:rFonts w:hint="eastAsia"/>
+        </w:rPr>
+      </w:pPr>
+      <w:r>
+        <w:br w:type="page"/>
+      </w:r>
+    </w:p>
+    <w:p>
+      <w:pPr>
+        <w:pStyle w:val="Ttulo1"/>
+      </w:pPr>
+      <w:bookmarkStart w:id="52" w:name="_Toc231121748"/>
+      <w:r>
+        <w:lastRenderedPageBreak/>
+        <w:t>IV. CONCLUSIONES Y RECOMENDACIONES</w:t>
       </w:r>
       <w:bookmarkEnd w:id="52"/>
     </w:p>
     <w:p>
       <w:pPr>
-        <w:rPr>
-          <w:rFonts w:hint="eastAsia"/>
-        </w:rPr>
-      </w:pPr>
-      <w:r>
-        <w:rPr>
-          <w:b/>
-        </w:rPr>
-        <w:t>Primera.</w:t>
-      </w:r>
-      <w:r>
-        <w:t xml:space="preserve"> El precio del cobre es el principal determinante de los retornos accionarios del sector con exposición a Chile: su efecto es positivo, significativo al 1%, estable entre las fases del ciclo y robusto entre subperíodos, confirmándose la hipótesis H1.</w:t>
-      </w:r>
-    </w:p>
-    <w:p>
-      <w:pPr>
-        <w:rPr>
-          <w:rFonts w:hint="eastAsia"/>
-        </w:rPr>
-      </w:pPr>
-      <w:r>
-        <w:rPr>
-          <w:b/>
-        </w:rPr>
-        <w:t>Segunda.</w:t>
-      </w:r>
-      <w:r>
-        <w:t xml:space="preserve"> El tipo de cambio incide significativamente en los retornos con signo negativo, reflejando los canales de competitividad y de riesgo (H2), mientras que el riesgo global (VIX) ejerce un efecto negativo y es, en términos estandarizados, el factor de mayor impacto económico (H4). Las tasas de interés no resultan significativas en la especificación base (H3 no respaldada).</w:t>
-      </w:r>
-    </w:p>
-    <w:p>
-      <w:pPr>
-        <w:rPr>
-          <w:rFonts w:hint="eastAsia"/>
-        </w:rPr>
-      </w:pPr>
-      <w:r>
-        <w:rPr>
-          <w:b/>
-        </w:rPr>
-        <w:t>Tercera.</w:t>
-      </w:r>
-      <w:r>
-        <w:t xml:space="preserve"> Los factores macroeconómicos globales predominan sobre los locales en la explicación de la varianza de los retornos, según la descomposición de varianza y la jerarquía de los coeficientes estandarizados, confirmándose la hipótesis H6.</w:t>
-      </w:r>
-    </w:p>
-    <w:p>
-      <w:pPr>
-        <w:rPr>
-          <w:rFonts w:hint="eastAsia"/>
-        </w:rPr>
-      </w:pPr>
-      <w:r>
-        <w:rPr>
-          <w:b/>
-        </w:rPr>
-        <w:t>Cuarta.</w:t>
-      </w:r>
-      <w:r>
-        <w:t xml:space="preserve"> Existe una relación de cointegración de largo plazo entre el valor del sector y sus determinantes macroeconómicos, que se confirma al admitir un quiebre estructural en 2008 mediante la prueba de Gregory-Hansen (H5). La relación de equilibrio se reconfiguró con la crisis financiera global.</w:t>
-      </w:r>
-    </w:p>
-    <w:p>
-      <w:pPr>
-        <w:rPr>
-          <w:rFonts w:hint="eastAsia"/>
-        </w:rPr>
-      </w:pPr>
-      <w:r>
-        <w:rPr>
-          <w:b/>
-        </w:rPr>
-        <w:t>Quinta.</w:t>
-      </w:r>
-      <w:r>
-        <w:t xml:space="preserve"> La transmisión del impacto macroeconómico es diferenciada entre mercados: la sensibilidad al precio del cobre es significativamente mayor en el </w:t>
-      </w:r>
-      <w:r>
-        <w:lastRenderedPageBreak/>
-        <w:t>mercado bursátil internacional que en el chileno, según la prueba formal de igualdad de coeficientes (H7). Este resultado, eje distintivo de la investigación, conecta la economía del cobre con la literatura de segmentación e integración de mercados.</w:t>
-      </w:r>
-    </w:p>
-    <w:p>
-      <w:pPr>
-        <w:rPr>
-          <w:rFonts w:hint="eastAsia"/>
-        </w:rPr>
-      </w:pPr>
-      <w:r>
-        <w:rPr>
-          <w:b/>
-        </w:rPr>
-        <w:t>Sexta.</w:t>
-      </w:r>
-      <w:r>
-        <w:t xml:space="preserve"> Una extensión predictiva muestra que, si bien los factores macroeconómicos explican el retorno contemporáneo del cobre, apenas lo anticipan a un mes, resultado coherente con la hipótesis de eficiencia de mercado en su forma débil y que respalda el enfoque explicativo adoptado.</w:t>
-      </w:r>
-    </w:p>
-    <w:p>
-      <w:pPr>
         <w:pStyle w:val="Ttulo2"/>
       </w:pPr>
-      <w:bookmarkStart w:id="53" w:name="_Toc231119868"/>
-      <w:r>
-        <w:t>4.2 Recomendaciones</w:t>
+      <w:bookmarkStart w:id="53" w:name="_Toc231121749"/>
+      <w:r>
+        <w:t>4.1 Conclusiones</w:t>
       </w:r>
       <w:bookmarkEnd w:id="53"/>
     </w:p>
@@ -13959,13 +14477,10 @@
         </w:rPr>
       </w:pPr>
       <w:r>
-        <w:rPr>
-          <w:b/>
-        </w:rPr>
-        <w:t>Primera.</w:t>
-      </w:r>
-      <w:r>
-        <w:t xml:space="preserve"> Incorporar el EMBI como medida de riesgo soberano local y los controles a nivel de empresa (apalancamiento, tamaño, liquidez) para consolidar las magnitudes estimadas.</w:t>
+        <w:t>La presente investigación cuantificó y comparó el impacto de las variables macroeconómicas globales y nacionales sobre los retornos accionarios de las empresas de cobre con exposición a Chile durante 2004-2024, en respuesta al problema y a los objetivos planteados. A partir de la evidencia reunida mediante el diseño de triangulación por muestras y la batería econométrica aplicada, se desprenden las siguientes conclusiones, organizadas en correspondencia con los objetivos específicos y las hipótesis de la in</w:t>
+      </w:r>
+      <w:r>
+        <w:t>vestigación.</w:t>
       </w:r>
     </w:p>
     <w:p>
@@ -13978,10 +14493,10 @@
         <w:rPr>
           <w:b/>
         </w:rPr>
-        <w:t>Segunda.</w:t>
-      </w:r>
-      <w:r>
-        <w:t xml:space="preserve"> Estimar la asimetría de régimen mediante modelos de cambio de Markov, complementarios al fechado por puntos de giro, y analizar la dinámica de corto plazo a frecuencia diaria o semanal.</w:t>
+        <w:t>Primera.</w:t>
+      </w:r>
+      <w:r>
+        <w:t xml:space="preserve"> El precio del cobre es el principal determinante de los retornos accionarios del sector con exposición a Chile: su efecto es positivo, significativo al 1%, estable entre las fases del ciclo y robusto entre subperíodos, confirmándose la hipótesis H1.</w:t>
       </w:r>
     </w:p>
     <w:p>
@@ -13994,10 +14509,10 @@
         <w:rPr>
           <w:b/>
         </w:rPr>
-        <w:t>Tercera.</w:t>
-      </w:r>
-      <w:r>
-        <w:t xml:space="preserve"> Ampliar el análisis de segmentación con medidas formales de integración de mercados variable en el tiempo (Bekaert y Harvey, 1995), e identificar la naturaleza de los shocks del cobre —demanda versus oferta— siguiendo a Pedersen (2015).</w:t>
+        <w:t>Segunda.</w:t>
+      </w:r>
+      <w:r>
+        <w:t xml:space="preserve"> El tipo de cambio incide significativamente en los retornos con signo negativo, reflejando los canales de competitividad y de riesgo (H2), mientras que el riesgo global (VIX) ejerce un efecto negativo y es, en términos estandarizados, el factor de mayor impacto económico (H4). Las tasas de interés no resultan significativas en la especificación base (H3 no respaldada).</w:t>
       </w:r>
     </w:p>
     <w:p>
@@ -14010,11 +14525,14 @@
         <w:rPr>
           <w:b/>
         </w:rPr>
+        <w:t>Tercera.</w:t>
+      </w:r>
+      <w:r>
+        <w:t xml:space="preserve"> Los factores macroeconómicos globales predominan sobre los locales en la explicación de la varianza de los retornos, según la descomposición de vari</w:t>
+      </w:r>
+      <w:r>
         <w:lastRenderedPageBreak/>
-        <w:t>Cuarta.</w:t>
-      </w:r>
-      <w:r>
-        <w:t xml:space="preserve"> Para los inversionistas y gestores, gestionar de manera prioritaria la exposición al ciclo del cobre y al riesgo global, y considerar políticas explícitas de cobertura cambiaria.</w:t>
+        <w:t>anza y la jerarquía de los coeficientes estandarizados, confirmándose la hipótesis H6.</w:t>
       </w:r>
     </w:p>
     <w:p>
@@ -14027,10 +14545,10 @@
         <w:rPr>
           <w:b/>
         </w:rPr>
-        <w:t>Quinta.</w:t>
-      </w:r>
-      <w:r>
-        <w:t xml:space="preserve"> Para el desarrollo del mercado de capitales chileno, evaluar mecanismos que fortalezcan la representación bursátil del sector cuprífero, dada la evidencia de una incorporación más completa de la información en los mercados de mayor profundidad.</w:t>
+        <w:t>Cuarta.</w:t>
+      </w:r>
+      <w:r>
+        <w:t xml:space="preserve"> Existe una relación de cointegración de largo plazo entre el valor del sector y sus determinantes macroeconómicos, que se confirma al admitir un quiebre estructural en 2008 mediante la prueba de Gregory-Hansen (H5). La relación de equilibrio se reconfiguró con la crisis financiera global.</w:t>
       </w:r>
     </w:p>
     <w:p>
@@ -14040,1007 +14558,1140 @@
         </w:rPr>
       </w:pPr>
       <w:r>
-        <w:br w:type="page"/>
+        <w:rPr>
+          <w:b/>
+        </w:rPr>
+        <w:t>Quinta.</w:t>
+      </w:r>
+      <w:r>
+        <w:t xml:space="preserve"> La transmisión del impacto macroeconómico es diferenciada entre mercados: la sensibilidad al precio del cobre es significativamente mayor en el mercado bursátil internacional que en el chileno, según la prueba formal de igualdad de coeficientes (H7). Este resultado, eje distintivo de la investigación, conecta la economía del cobre con la literatura de segmentación e integración de mercados.</w:t>
       </w:r>
     </w:p>
     <w:p>
       <w:pPr>
-        <w:pStyle w:val="Ttulo1"/>
-      </w:pPr>
-      <w:bookmarkStart w:id="54" w:name="_Toc231119869"/>
-      <w:r>
-        <w:lastRenderedPageBreak/>
-        <w:t>Referencias</w:t>
+        <w:rPr>
+          <w:rFonts w:hint="eastAsia"/>
+        </w:rPr>
+      </w:pPr>
+      <w:r>
+        <w:rPr>
+          <w:b/>
+        </w:rPr>
+        <w:t>Sexta.</w:t>
+      </w:r>
+      <w:r>
+        <w:t xml:space="preserve"> Una extensión predictiva muestra que, si bien los factores macroeconómicos explican el retorno contemporáneo del cobre, apenas lo anticipan a un mes, resultado coherente con la hipótesis de eficiencia de mercado en su forma débil y que respalda el enfoque explicativo adoptado.</w:t>
+      </w:r>
+    </w:p>
+    <w:p>
+      <w:pPr>
+        <w:pStyle w:val="Ttulo2"/>
+      </w:pPr>
+      <w:bookmarkStart w:id="54" w:name="_Toc231121750"/>
+      <w:r>
+        <w:t>4.2 Recomendaciones</w:t>
       </w:r>
       <w:bookmarkEnd w:id="54"/>
     </w:p>
     <w:p>
       <w:pPr>
-        <w:ind w:left="720" w:hanging="720"/>
         <w:rPr>
           <w:rFonts w:hint="eastAsia"/>
         </w:rPr>
       </w:pPr>
       <w:r>
-        <w:t xml:space="preserve">Adler, M., &amp; Dumas, B. (1984). Exposure to currency risk: Definition and measurement. </w:t>
-      </w:r>
-      <w:r>
-        <w:rPr>
-          <w:i/>
-        </w:rPr>
-        <w:t>Financial Management</w:t>
-      </w:r>
-      <w:r>
-        <w:t>, 13(2), 41–50.</w:t>
+        <w:t>A partir de las conclusiones, y con miras tanto a la consolidación de la evidencia como a su aplicación práctica, se formulan las siguientes recomendaciones para futuras investigaciones, para los agentes del mercado y para la política pública.</w:t>
       </w:r>
     </w:p>
     <w:p>
       <w:pPr>
-        <w:ind w:left="720" w:hanging="720"/>
         <w:rPr>
           <w:rFonts w:hint="eastAsia"/>
         </w:rPr>
       </w:pPr>
       <w:r>
-        <w:t xml:space="preserve">Bai, J., &amp; Perron, P. (2003). Computation and analysis of multiple structural change models. </w:t>
-      </w:r>
-      <w:r>
-        <w:rPr>
-          <w:i/>
-        </w:rPr>
-        <w:t>Journal of Applied Econometrics</w:t>
-      </w:r>
-      <w:r>
-        <w:t>, 18(1), 1–22.</w:t>
+        <w:rPr>
+          <w:b/>
+        </w:rPr>
+        <w:lastRenderedPageBreak/>
+        <w:t>Primera.</w:t>
+      </w:r>
+      <w:r>
+        <w:t xml:space="preserve"> Incorporar el EMBI como medida de riesgo soberano local y los controles a nivel de empresa (apalancamiento, tamaño, liquidez) para consolidar las magnitudes estimadas y robustecer la identificación de los efectos.</w:t>
       </w:r>
     </w:p>
     <w:p>
       <w:pPr>
-        <w:ind w:left="720" w:hanging="720"/>
         <w:rPr>
           <w:rFonts w:hint="eastAsia"/>
         </w:rPr>
       </w:pPr>
       <w:r>
-        <w:t xml:space="preserve">Bekaert, G., &amp; Harvey, C. R. (1995). Time-varying world market integration. </w:t>
-      </w:r>
-      <w:r>
-        <w:rPr>
-          <w:i/>
-        </w:rPr>
-        <w:t>The Journal of Finance</w:t>
-      </w:r>
-      <w:r>
-        <w:t>, 50(2), 403–444.</w:t>
+        <w:rPr>
+          <w:b/>
+        </w:rPr>
+        <w:t>Segunda.</w:t>
+      </w:r>
+      <w:r>
+        <w:t xml:space="preserve"> Estimar la asimetría de régimen mediante modelos de cambio de Markov, complementarios al fechado por puntos de giro, y analizar la dinámica de corto plazo a frecuencia diaria o semanal.</w:t>
       </w:r>
     </w:p>
     <w:p>
       <w:pPr>
-        <w:ind w:left="720" w:hanging="720"/>
         <w:rPr>
           <w:rFonts w:hint="eastAsia"/>
         </w:rPr>
       </w:pPr>
       <w:r>
-        <w:t xml:space="preserve">Benjamini, Y., &amp; Hochberg, Y. (1995). Controlling the false discovery rate: A practical and powerful approach to multiple testing. </w:t>
-      </w:r>
-  